--- a/addition_and_subtraction_within_100.docx
+++ b/addition_and_subtraction_within_100.docx
@@ -40,7 +40,7 @@
                 <w:rFonts w:ascii="TimeNewRoman" w:hAnsi="TimeNewRoman"/>
                 <w:sz w:val="30"/>
               </w:rPr>
-              <w:t>9+14=</w:t>
+              <w:t>75+13=</w:t>
             </w:r>
           </w:p>
         </w:tc>
@@ -57,7 +57,7 @@
                 <w:rFonts w:ascii="TimeNewRoman" w:hAnsi="TimeNewRoman"/>
                 <w:sz w:val="30"/>
               </w:rPr>
-              <w:t>25+6=</w:t>
+              <w:t>12+77=</w:t>
             </w:r>
           </w:p>
         </w:tc>
@@ -74,7 +74,7 @@
                 <w:rFonts w:ascii="TimeNewRoman" w:hAnsi="TimeNewRoman"/>
                 <w:sz w:val="30"/>
               </w:rPr>
-              <w:t>16+78=</w:t>
+              <w:t>86+4=</w:t>
             </w:r>
           </w:p>
         </w:tc>
@@ -91,7 +91,7 @@
                 <w:rFonts w:ascii="TimeNewRoman" w:hAnsi="TimeNewRoman"/>
                 <w:sz w:val="30"/>
               </w:rPr>
-              <w:t>6+79=</w:t>
+              <w:t>95-27=</w:t>
             </w:r>
           </w:p>
         </w:tc>
@@ -108,7 +108,7 @@
                 <w:rFonts w:ascii="TimeNewRoman" w:hAnsi="TimeNewRoman"/>
                 <w:sz w:val="30"/>
               </w:rPr>
-              <w:t>45+23=</w:t>
+              <w:t>61+15=</w:t>
             </w:r>
           </w:p>
         </w:tc>
@@ -127,7 +127,7 @@
                 <w:rFonts w:ascii="TimeNewRoman" w:hAnsi="TimeNewRoman"/>
                 <w:sz w:val="30"/>
               </w:rPr>
-              <w:t>92-61=</w:t>
+              <w:t>7-0=</w:t>
             </w:r>
           </w:p>
         </w:tc>
@@ -144,7 +144,7 @@
                 <w:rFonts w:ascii="TimeNewRoman" w:hAnsi="TimeNewRoman"/>
                 <w:sz w:val="30"/>
               </w:rPr>
-              <w:t>68-57=</w:t>
+              <w:t>90-67=</w:t>
             </w:r>
           </w:p>
         </w:tc>
@@ -161,7 +161,7 @@
                 <w:rFonts w:ascii="TimeNewRoman" w:hAnsi="TimeNewRoman"/>
                 <w:sz w:val="30"/>
               </w:rPr>
-              <w:t>65-6=</w:t>
+              <w:t>42+15=</w:t>
             </w:r>
           </w:p>
         </w:tc>
@@ -178,7 +178,7 @@
                 <w:rFonts w:ascii="TimeNewRoman" w:hAnsi="TimeNewRoman"/>
                 <w:sz w:val="30"/>
               </w:rPr>
-              <w:t>61+0=</w:t>
+              <w:t>28-3=</w:t>
             </w:r>
           </w:p>
         </w:tc>
@@ -195,7 +195,7 @@
                 <w:rFonts w:ascii="TimeNewRoman" w:hAnsi="TimeNewRoman"/>
                 <w:sz w:val="30"/>
               </w:rPr>
-              <w:t>42-3=</w:t>
+              <w:t>61+5=</w:t>
             </w:r>
           </w:p>
         </w:tc>
@@ -214,7 +214,7 @@
                 <w:rFonts w:ascii="TimeNewRoman" w:hAnsi="TimeNewRoman"/>
                 <w:sz w:val="30"/>
               </w:rPr>
-              <w:t>26+19=</w:t>
+              <w:t>50-8=</w:t>
             </w:r>
           </w:p>
         </w:tc>
@@ -231,7 +231,7 @@
                 <w:rFonts w:ascii="TimeNewRoman" w:hAnsi="TimeNewRoman"/>
                 <w:sz w:val="30"/>
               </w:rPr>
-              <w:t>43-39=</w:t>
+              <w:t>20+55=</w:t>
             </w:r>
           </w:p>
         </w:tc>
@@ -248,7 +248,7 @@
                 <w:rFonts w:ascii="TimeNewRoman" w:hAnsi="TimeNewRoman"/>
                 <w:sz w:val="30"/>
               </w:rPr>
-              <w:t>20+15=</w:t>
+              <w:t>85-55=</w:t>
             </w:r>
           </w:p>
         </w:tc>
@@ -265,7 +265,7 @@
                 <w:rFonts w:ascii="TimeNewRoman" w:hAnsi="TimeNewRoman"/>
                 <w:sz w:val="30"/>
               </w:rPr>
-              <w:t>67+13=</w:t>
+              <w:t>6+12=</w:t>
             </w:r>
           </w:p>
         </w:tc>
@@ -282,7 +282,7 @@
                 <w:rFonts w:ascii="TimeNewRoman" w:hAnsi="TimeNewRoman"/>
                 <w:sz w:val="30"/>
               </w:rPr>
-              <w:t>87-52=</w:t>
+              <w:t>2+5=</w:t>
             </w:r>
           </w:p>
         </w:tc>
@@ -301,7 +301,7 @@
                 <w:rFonts w:ascii="TimeNewRoman" w:hAnsi="TimeNewRoman"/>
                 <w:sz w:val="30"/>
               </w:rPr>
-              <w:t>16+3=</w:t>
+              <w:t>92-79=</w:t>
             </w:r>
           </w:p>
         </w:tc>
@@ -318,7 +318,7 @@
                 <w:rFonts w:ascii="TimeNewRoman" w:hAnsi="TimeNewRoman"/>
                 <w:sz w:val="30"/>
               </w:rPr>
-              <w:t>38+53=</w:t>
+              <w:t>16+9=</w:t>
             </w:r>
           </w:p>
         </w:tc>
@@ -335,7 +335,7 @@
                 <w:rFonts w:ascii="TimeNewRoman" w:hAnsi="TimeNewRoman"/>
                 <w:sz w:val="30"/>
               </w:rPr>
-              <w:t>83-54=</w:t>
+              <w:t>79-25=</w:t>
             </w:r>
           </w:p>
         </w:tc>
@@ -352,7 +352,7 @@
                 <w:rFonts w:ascii="TimeNewRoman" w:hAnsi="TimeNewRoman"/>
                 <w:sz w:val="30"/>
               </w:rPr>
-              <w:t>25+65=</w:t>
+              <w:t>64-7=</w:t>
             </w:r>
           </w:p>
         </w:tc>
@@ -369,7 +369,7 @@
                 <w:rFonts w:ascii="TimeNewRoman" w:hAnsi="TimeNewRoman"/>
                 <w:sz w:val="30"/>
               </w:rPr>
-              <w:t>24+31=</w:t>
+              <w:t>89-54=</w:t>
             </w:r>
           </w:p>
         </w:tc>
@@ -388,7 +388,7 @@
                 <w:rFonts w:ascii="TimeNewRoman" w:hAnsi="TimeNewRoman"/>
                 <w:sz w:val="30"/>
               </w:rPr>
-              <w:t>85-7=</w:t>
+              <w:t>85-83=</w:t>
             </w:r>
           </w:p>
         </w:tc>
@@ -405,7 +405,7 @@
                 <w:rFonts w:ascii="TimeNewRoman" w:hAnsi="TimeNewRoman"/>
                 <w:sz w:val="30"/>
               </w:rPr>
-              <w:t>29+11=</w:t>
+              <w:t>23-7=</w:t>
             </w:r>
           </w:p>
         </w:tc>
@@ -422,7 +422,7 @@
                 <w:rFonts w:ascii="TimeNewRoman" w:hAnsi="TimeNewRoman"/>
                 <w:sz w:val="30"/>
               </w:rPr>
-              <w:t>95-59=</w:t>
+              <w:t>80-33=</w:t>
             </w:r>
           </w:p>
         </w:tc>
@@ -439,7 +439,7 @@
                 <w:rFonts w:ascii="TimeNewRoman" w:hAnsi="TimeNewRoman"/>
                 <w:sz w:val="30"/>
               </w:rPr>
-              <w:t>25+74=</w:t>
+              <w:t>56+10=</w:t>
             </w:r>
           </w:p>
         </w:tc>
@@ -456,7 +456,7 @@
                 <w:rFonts w:ascii="TimeNewRoman" w:hAnsi="TimeNewRoman"/>
                 <w:sz w:val="30"/>
               </w:rPr>
-              <w:t>31-7=</w:t>
+              <w:t>37-14=</w:t>
             </w:r>
           </w:p>
         </w:tc>
@@ -475,7 +475,7 @@
                 <w:rFonts w:ascii="TimeNewRoman" w:hAnsi="TimeNewRoman"/>
                 <w:sz w:val="30"/>
               </w:rPr>
-              <w:t>69-69=</w:t>
+              <w:t>42-12=</w:t>
             </w:r>
           </w:p>
         </w:tc>
@@ -492,7 +492,7 @@
                 <w:rFonts w:ascii="TimeNewRoman" w:hAnsi="TimeNewRoman"/>
                 <w:sz w:val="30"/>
               </w:rPr>
-              <w:t>26-20=</w:t>
+              <w:t>93-46=</w:t>
             </w:r>
           </w:p>
         </w:tc>
@@ -509,7 +509,7 @@
                 <w:rFonts w:ascii="TimeNewRoman" w:hAnsi="TimeNewRoman"/>
                 <w:sz w:val="30"/>
               </w:rPr>
-              <w:t>93+2=</w:t>
+              <w:t>38-26=</w:t>
             </w:r>
           </w:p>
         </w:tc>
@@ -526,7 +526,7 @@
                 <w:rFonts w:ascii="TimeNewRoman" w:hAnsi="TimeNewRoman"/>
                 <w:sz w:val="30"/>
               </w:rPr>
-              <w:t>15+84=</w:t>
+              <w:t>91-13=</w:t>
             </w:r>
           </w:p>
         </w:tc>
@@ -543,7 +543,7 @@
                 <w:rFonts w:ascii="TimeNewRoman" w:hAnsi="TimeNewRoman"/>
                 <w:sz w:val="30"/>
               </w:rPr>
-              <w:t>82-65=</w:t>
+              <w:t>12+3=</w:t>
             </w:r>
           </w:p>
         </w:tc>
@@ -562,7 +562,7 @@
                 <w:rFonts w:ascii="TimeNewRoman" w:hAnsi="TimeNewRoman"/>
                 <w:sz w:val="30"/>
               </w:rPr>
-              <w:t>83-50=</w:t>
+              <w:t>90-49=</w:t>
             </w:r>
           </w:p>
         </w:tc>
@@ -579,7 +579,7 @@
                 <w:rFonts w:ascii="TimeNewRoman" w:hAnsi="TimeNewRoman"/>
                 <w:sz w:val="30"/>
               </w:rPr>
-              <w:t>3+89=</w:t>
+              <w:t>51-37=</w:t>
             </w:r>
           </w:p>
         </w:tc>
@@ -596,7 +596,7 @@
                 <w:rFonts w:ascii="TimeNewRoman" w:hAnsi="TimeNewRoman"/>
                 <w:sz w:val="30"/>
               </w:rPr>
-              <w:t>65+13=</w:t>
+              <w:t>87-79=</w:t>
             </w:r>
           </w:p>
         </w:tc>
@@ -613,7 +613,7 @@
                 <w:rFonts w:ascii="TimeNewRoman" w:hAnsi="TimeNewRoman"/>
                 <w:sz w:val="30"/>
               </w:rPr>
-              <w:t>77+7=</w:t>
+              <w:t>18+64=</w:t>
             </w:r>
           </w:p>
         </w:tc>
@@ -630,7 +630,7 @@
                 <w:rFonts w:ascii="TimeNewRoman" w:hAnsi="TimeNewRoman"/>
                 <w:sz w:val="30"/>
               </w:rPr>
-              <w:t>51-27=</w:t>
+              <w:t>96-51=</w:t>
             </w:r>
           </w:p>
         </w:tc>
@@ -649,7 +649,7 @@
                 <w:rFonts w:ascii="TimeNewRoman" w:hAnsi="TimeNewRoman"/>
                 <w:sz w:val="30"/>
               </w:rPr>
-              <w:t>46+20=</w:t>
+              <w:t>56+16=</w:t>
             </w:r>
           </w:p>
         </w:tc>
@@ -666,7 +666,7 @@
                 <w:rFonts w:ascii="TimeNewRoman" w:hAnsi="TimeNewRoman"/>
                 <w:sz w:val="30"/>
               </w:rPr>
-              <w:t>4+95=</w:t>
+              <w:t>96-79=</w:t>
             </w:r>
           </w:p>
         </w:tc>
@@ -683,7 +683,7 @@
                 <w:rFonts w:ascii="TimeNewRoman" w:hAnsi="TimeNewRoman"/>
                 <w:sz w:val="30"/>
               </w:rPr>
-              <w:t>42+6=</w:t>
+              <w:t>81-31=</w:t>
             </w:r>
           </w:p>
         </w:tc>
@@ -700,7 +700,7 @@
                 <w:rFonts w:ascii="TimeNewRoman" w:hAnsi="TimeNewRoman"/>
                 <w:sz w:val="30"/>
               </w:rPr>
-              <w:t>83-51=</w:t>
+              <w:t>15+21=</w:t>
             </w:r>
           </w:p>
         </w:tc>
@@ -717,7 +717,7 @@
                 <w:rFonts w:ascii="TimeNewRoman" w:hAnsi="TimeNewRoman"/>
                 <w:sz w:val="30"/>
               </w:rPr>
-              <w:t>57-6=</w:t>
+              <w:t>35+64=</w:t>
             </w:r>
           </w:p>
         </w:tc>
@@ -736,7 +736,7 @@
                 <w:rFonts w:ascii="TimeNewRoman" w:hAnsi="TimeNewRoman"/>
                 <w:sz w:val="30"/>
               </w:rPr>
-              <w:t>5+57=</w:t>
+              <w:t>79-46=</w:t>
             </w:r>
           </w:p>
         </w:tc>
@@ -753,7 +753,7 @@
                 <w:rFonts w:ascii="TimeNewRoman" w:hAnsi="TimeNewRoman"/>
                 <w:sz w:val="30"/>
               </w:rPr>
-              <w:t>31+45=</w:t>
+              <w:t>41+39=</w:t>
             </w:r>
           </w:p>
         </w:tc>
@@ -770,7 +770,7 @@
                 <w:rFonts w:ascii="TimeNewRoman" w:hAnsi="TimeNewRoman"/>
                 <w:sz w:val="30"/>
               </w:rPr>
-              <w:t>7-1=</w:t>
+              <w:t>65-35=</w:t>
             </w:r>
           </w:p>
         </w:tc>
@@ -787,7 +787,7 @@
                 <w:rFonts w:ascii="TimeNewRoman" w:hAnsi="TimeNewRoman"/>
                 <w:sz w:val="30"/>
               </w:rPr>
-              <w:t>4+81=</w:t>
+              <w:t>86+12=</w:t>
             </w:r>
           </w:p>
         </w:tc>
@@ -804,7 +804,7 @@
                 <w:rFonts w:ascii="TimeNewRoman" w:hAnsi="TimeNewRoman"/>
                 <w:sz w:val="30"/>
               </w:rPr>
-              <w:t>27+66=</w:t>
+              <w:t>75-18=</w:t>
             </w:r>
           </w:p>
         </w:tc>
@@ -823,7 +823,7 @@
                 <w:rFonts w:ascii="TimeNewRoman" w:hAnsi="TimeNewRoman"/>
                 <w:sz w:val="30"/>
               </w:rPr>
-              <w:t>72-60=</w:t>
+              <w:t>74-39=</w:t>
             </w:r>
           </w:p>
         </w:tc>
@@ -840,7 +840,7 @@
                 <w:rFonts w:ascii="TimeNewRoman" w:hAnsi="TimeNewRoman"/>
                 <w:sz w:val="30"/>
               </w:rPr>
-              <w:t>64-20=</w:t>
+              <w:t>6+29=</w:t>
             </w:r>
           </w:p>
         </w:tc>
@@ -857,7 +857,7 @@
                 <w:rFonts w:ascii="TimeNewRoman" w:hAnsi="TimeNewRoman"/>
                 <w:sz w:val="30"/>
               </w:rPr>
-              <w:t>76-2=</w:t>
+              <w:t>47+18=</w:t>
             </w:r>
           </w:p>
         </w:tc>
@@ -874,7 +874,7 @@
                 <w:rFonts w:ascii="TimeNewRoman" w:hAnsi="TimeNewRoman"/>
                 <w:sz w:val="30"/>
               </w:rPr>
-              <w:t>9-8=</w:t>
+              <w:t>42+23=</w:t>
             </w:r>
           </w:p>
         </w:tc>
@@ -891,7 +891,7 @@
                 <w:rFonts w:ascii="TimeNewRoman" w:hAnsi="TimeNewRoman"/>
                 <w:sz w:val="30"/>
               </w:rPr>
-              <w:t>33+26=</w:t>
+              <w:t>3+60=</w:t>
             </w:r>
           </w:p>
         </w:tc>
@@ -910,7 +910,7 @@
                 <w:rFonts w:ascii="TimeNewRoman" w:hAnsi="TimeNewRoman"/>
                 <w:sz w:val="30"/>
               </w:rPr>
-              <w:t>69-3=</w:t>
+              <w:t>92-62=</w:t>
             </w:r>
           </w:p>
         </w:tc>
@@ -927,7 +927,7 @@
                 <w:rFonts w:ascii="TimeNewRoman" w:hAnsi="TimeNewRoman"/>
                 <w:sz w:val="30"/>
               </w:rPr>
-              <w:t>6+2=</w:t>
+              <w:t>86-28=</w:t>
             </w:r>
           </w:p>
         </w:tc>
@@ -944,7 +944,7 @@
                 <w:rFonts w:ascii="TimeNewRoman" w:hAnsi="TimeNewRoman"/>
                 <w:sz w:val="30"/>
               </w:rPr>
-              <w:t>58-28=</w:t>
+              <w:t>14-12=</w:t>
             </w:r>
           </w:p>
         </w:tc>
@@ -961,7 +961,7 @@
                 <w:rFonts w:ascii="TimeNewRoman" w:hAnsi="TimeNewRoman"/>
                 <w:sz w:val="30"/>
               </w:rPr>
-              <w:t>68-23=</w:t>
+              <w:t>50-5=</w:t>
             </w:r>
           </w:p>
         </w:tc>
@@ -978,7 +978,7 @@
                 <w:rFonts w:ascii="TimeNewRoman" w:hAnsi="TimeNewRoman"/>
                 <w:sz w:val="30"/>
               </w:rPr>
-              <w:t>95-54=</w:t>
+              <w:t>34+30=</w:t>
             </w:r>
           </w:p>
         </w:tc>
@@ -997,7 +997,7 @@
                 <w:rFonts w:ascii="TimeNewRoman" w:hAnsi="TimeNewRoman"/>
                 <w:sz w:val="30"/>
               </w:rPr>
-              <w:t>60+15=</w:t>
+              <w:t>96+0=</w:t>
             </w:r>
           </w:p>
         </w:tc>
@@ -1014,7 +1014,7 @@
                 <w:rFonts w:ascii="TimeNewRoman" w:hAnsi="TimeNewRoman"/>
                 <w:sz w:val="30"/>
               </w:rPr>
-              <w:t>94-70=</w:t>
+              <w:t>38+35=</w:t>
             </w:r>
           </w:p>
         </w:tc>
@@ -1031,7 +1031,7 @@
                 <w:rFonts w:ascii="TimeNewRoman" w:hAnsi="TimeNewRoman"/>
                 <w:sz w:val="30"/>
               </w:rPr>
-              <w:t>95-15=</w:t>
+              <w:t>18+74=</w:t>
             </w:r>
           </w:p>
         </w:tc>
@@ -1048,7 +1048,7 @@
                 <w:rFonts w:ascii="TimeNewRoman" w:hAnsi="TimeNewRoman"/>
                 <w:sz w:val="30"/>
               </w:rPr>
-              <w:t>98-83=</w:t>
+              <w:t>3+49=</w:t>
             </w:r>
           </w:p>
         </w:tc>
@@ -1065,7 +1065,7 @@
                 <w:rFonts w:ascii="TimeNewRoman" w:hAnsi="TimeNewRoman"/>
                 <w:sz w:val="30"/>
               </w:rPr>
-              <w:t>64-37=</w:t>
+              <w:t>8+91=</w:t>
             </w:r>
           </w:p>
         </w:tc>
@@ -1084,7 +1084,7 @@
                 <w:rFonts w:ascii="TimeNewRoman" w:hAnsi="TimeNewRoman"/>
                 <w:sz w:val="30"/>
               </w:rPr>
-              <w:t>72-35=</w:t>
+              <w:t>90-27=</w:t>
             </w:r>
           </w:p>
         </w:tc>
@@ -1101,7 +1101,7 @@
                 <w:rFonts w:ascii="TimeNewRoman" w:hAnsi="TimeNewRoman"/>
                 <w:sz w:val="30"/>
               </w:rPr>
-              <w:t>91-85=</w:t>
+              <w:t>84-18=</w:t>
             </w:r>
           </w:p>
         </w:tc>
@@ -1118,7 +1118,7 @@
                 <w:rFonts w:ascii="TimeNewRoman" w:hAnsi="TimeNewRoman"/>
                 <w:sz w:val="30"/>
               </w:rPr>
-              <w:t>38+13=</w:t>
+              <w:t>66+9=</w:t>
             </w:r>
           </w:p>
         </w:tc>
@@ -1135,7 +1135,7 @@
                 <w:rFonts w:ascii="TimeNewRoman" w:hAnsi="TimeNewRoman"/>
                 <w:sz w:val="30"/>
               </w:rPr>
-              <w:t>83-40=</w:t>
+              <w:t>44+25=</w:t>
             </w:r>
           </w:p>
         </w:tc>
@@ -1152,7 +1152,7 @@
                 <w:rFonts w:ascii="TimeNewRoman" w:hAnsi="TimeNewRoman"/>
                 <w:sz w:val="30"/>
               </w:rPr>
-              <w:t>3+1=</w:t>
+              <w:t>93-35=</w:t>
             </w:r>
           </w:p>
         </w:tc>
@@ -1171,7 +1171,7 @@
                 <w:rFonts w:ascii="TimeNewRoman" w:hAnsi="TimeNewRoman"/>
                 <w:sz w:val="30"/>
               </w:rPr>
-              <w:t>39+33=</w:t>
+              <w:t>61-52=</w:t>
             </w:r>
           </w:p>
         </w:tc>
@@ -1188,7 +1188,7 @@
                 <w:rFonts w:ascii="TimeNewRoman" w:hAnsi="TimeNewRoman"/>
                 <w:sz w:val="30"/>
               </w:rPr>
-              <w:t>86-12=</w:t>
+              <w:t>37-28=</w:t>
             </w:r>
           </w:p>
         </w:tc>
@@ -1205,7 +1205,7 @@
                 <w:rFonts w:ascii="TimeNewRoman" w:hAnsi="TimeNewRoman"/>
                 <w:sz w:val="30"/>
               </w:rPr>
-              <w:t>3-0=</w:t>
+              <w:t>8+27=</w:t>
             </w:r>
           </w:p>
         </w:tc>
@@ -1222,7 +1222,7 @@
                 <w:rFonts w:ascii="TimeNewRoman" w:hAnsi="TimeNewRoman"/>
                 <w:sz w:val="30"/>
               </w:rPr>
-              <w:t>46+47=</w:t>
+              <w:t>26+33=</w:t>
             </w:r>
           </w:p>
         </w:tc>
@@ -1239,7 +1239,7 @@
                 <w:rFonts w:ascii="TimeNewRoman" w:hAnsi="TimeNewRoman"/>
                 <w:sz w:val="30"/>
               </w:rPr>
-              <w:t>98-51=</w:t>
+              <w:t>87-36=</w:t>
             </w:r>
           </w:p>
         </w:tc>
@@ -1258,7 +1258,7 @@
                 <w:rFonts w:ascii="TimeNewRoman" w:hAnsi="TimeNewRoman"/>
                 <w:sz w:val="30"/>
               </w:rPr>
-              <w:t>91-11=</w:t>
+              <w:t>88-6=</w:t>
             </w:r>
           </w:p>
         </w:tc>
@@ -1275,7 +1275,7 @@
                 <w:rFonts w:ascii="TimeNewRoman" w:hAnsi="TimeNewRoman"/>
                 <w:sz w:val="30"/>
               </w:rPr>
-              <w:t>95-21=</w:t>
+              <w:t>33+62=</w:t>
             </w:r>
           </w:p>
         </w:tc>
@@ -1292,7 +1292,7 @@
                 <w:rFonts w:ascii="TimeNewRoman" w:hAnsi="TimeNewRoman"/>
                 <w:sz w:val="30"/>
               </w:rPr>
-              <w:t>68-68=</w:t>
+              <w:t>63-38=</w:t>
             </w:r>
           </w:p>
         </w:tc>
@@ -1309,7 +1309,7 @@
                 <w:rFonts w:ascii="TimeNewRoman" w:hAnsi="TimeNewRoman"/>
                 <w:sz w:val="30"/>
               </w:rPr>
-              <w:t>96-81=</w:t>
+              <w:t>2+7=</w:t>
             </w:r>
           </w:p>
         </w:tc>
@@ -1326,7 +1326,7 @@
                 <w:rFonts w:ascii="TimeNewRoman" w:hAnsi="TimeNewRoman"/>
                 <w:sz w:val="30"/>
               </w:rPr>
-              <w:t>68-30=</w:t>
+              <w:t>15-6=</w:t>
             </w:r>
           </w:p>
         </w:tc>
@@ -1345,7 +1345,7 @@
                 <w:rFonts w:ascii="TimeNewRoman" w:hAnsi="TimeNewRoman"/>
                 <w:sz w:val="30"/>
               </w:rPr>
-              <w:t>23+36=</w:t>
+              <w:t>44+2=</w:t>
             </w:r>
           </w:p>
         </w:tc>
@@ -1362,7 +1362,7 @@
                 <w:rFonts w:ascii="TimeNewRoman" w:hAnsi="TimeNewRoman"/>
                 <w:sz w:val="30"/>
               </w:rPr>
-              <w:t>68-46=</w:t>
+              <w:t>39-19=</w:t>
             </w:r>
           </w:p>
         </w:tc>
@@ -1379,7 +1379,7 @@
                 <w:rFonts w:ascii="TimeNewRoman" w:hAnsi="TimeNewRoman"/>
                 <w:sz w:val="30"/>
               </w:rPr>
-              <w:t>84-47=</w:t>
+              <w:t>24+26=</w:t>
             </w:r>
           </w:p>
         </w:tc>
@@ -1396,7 +1396,7 @@
                 <w:rFonts w:ascii="TimeNewRoman" w:hAnsi="TimeNewRoman"/>
                 <w:sz w:val="30"/>
               </w:rPr>
-              <w:t>84-51=</w:t>
+              <w:t>78-64=</w:t>
             </w:r>
           </w:p>
         </w:tc>
@@ -1413,7 +1413,7 @@
                 <w:rFonts w:ascii="TimeNewRoman" w:hAnsi="TimeNewRoman"/>
                 <w:sz w:val="30"/>
               </w:rPr>
-              <w:t>70-43=</w:t>
+              <w:t>65+0=</w:t>
             </w:r>
           </w:p>
         </w:tc>
@@ -1432,7 +1432,7 @@
                 <w:rFonts w:ascii="TimeNewRoman" w:hAnsi="TimeNewRoman"/>
                 <w:sz w:val="30"/>
               </w:rPr>
-              <w:t>58+10=</w:t>
+              <w:t>66-5=</w:t>
             </w:r>
           </w:p>
         </w:tc>
@@ -1449,7 +1449,7 @@
                 <w:rFonts w:ascii="TimeNewRoman" w:hAnsi="TimeNewRoman"/>
                 <w:sz w:val="30"/>
               </w:rPr>
-              <w:t>99-57=</w:t>
+              <w:t>50-12=</w:t>
             </w:r>
           </w:p>
         </w:tc>
@@ -1466,7 +1466,7 @@
                 <w:rFonts w:ascii="TimeNewRoman" w:hAnsi="TimeNewRoman"/>
                 <w:sz w:val="30"/>
               </w:rPr>
-              <w:t>86-58=</w:t>
+              <w:t>95-30=</w:t>
             </w:r>
           </w:p>
         </w:tc>
@@ -1483,7 +1483,7 @@
                 <w:rFonts w:ascii="TimeNewRoman" w:hAnsi="TimeNewRoman"/>
                 <w:sz w:val="30"/>
               </w:rPr>
-              <w:t>82-76=</w:t>
+              <w:t>83-59=</w:t>
             </w:r>
           </w:p>
         </w:tc>
@@ -1500,7 +1500,7 @@
                 <w:rFonts w:ascii="TimeNewRoman" w:hAnsi="TimeNewRoman"/>
                 <w:sz w:val="30"/>
               </w:rPr>
-              <w:t>55-31=</w:t>
+              <w:t>17+77=</w:t>
             </w:r>
           </w:p>
         </w:tc>
@@ -1519,7 +1519,7 @@
                 <w:rFonts w:ascii="TimeNewRoman" w:hAnsi="TimeNewRoman"/>
                 <w:sz w:val="30"/>
               </w:rPr>
-              <w:t>93-5=</w:t>
+              <w:t>40-11=</w:t>
             </w:r>
           </w:p>
         </w:tc>
@@ -1536,7 +1536,7 @@
                 <w:rFonts w:ascii="TimeNewRoman" w:hAnsi="TimeNewRoman"/>
                 <w:sz w:val="30"/>
               </w:rPr>
-              <w:t>81-22=</w:t>
+              <w:t>34+64=</w:t>
             </w:r>
           </w:p>
         </w:tc>
@@ -1553,7 +1553,7 @@
                 <w:rFonts w:ascii="TimeNewRoman" w:hAnsi="TimeNewRoman"/>
                 <w:sz w:val="30"/>
               </w:rPr>
-              <w:t>61-54=</w:t>
+              <w:t>25+48=</w:t>
             </w:r>
           </w:p>
         </w:tc>
@@ -1570,7 +1570,7 @@
                 <w:rFonts w:ascii="TimeNewRoman" w:hAnsi="TimeNewRoman"/>
                 <w:sz w:val="30"/>
               </w:rPr>
-              <w:t>14+51=</w:t>
+              <w:t>49-16=</w:t>
             </w:r>
           </w:p>
         </w:tc>
@@ -1587,7 +1587,7 @@
                 <w:rFonts w:ascii="TimeNewRoman" w:hAnsi="TimeNewRoman"/>
                 <w:sz w:val="30"/>
               </w:rPr>
-              <w:t>8+75=</w:t>
+              <w:t>13+46=</w:t>
             </w:r>
           </w:p>
         </w:tc>
@@ -1606,7 +1606,7 @@
                 <w:rFonts w:ascii="TimeNewRoman" w:hAnsi="TimeNewRoman"/>
                 <w:sz w:val="30"/>
               </w:rPr>
-              <w:t>46-8=</w:t>
+              <w:t>74-51=</w:t>
             </w:r>
           </w:p>
         </w:tc>
@@ -1623,7 +1623,7 @@
                 <w:rFonts w:ascii="TimeNewRoman" w:hAnsi="TimeNewRoman"/>
                 <w:sz w:val="30"/>
               </w:rPr>
-              <w:t>97-93=</w:t>
+              <w:t>88-20=</w:t>
             </w:r>
           </w:p>
         </w:tc>
@@ -1640,7 +1640,7 @@
                 <w:rFonts w:ascii="TimeNewRoman" w:hAnsi="TimeNewRoman"/>
                 <w:sz w:val="30"/>
               </w:rPr>
-              <w:t>84-11=</w:t>
+              <w:t>49-31=</w:t>
             </w:r>
           </w:p>
         </w:tc>
@@ -1657,7 +1657,7 @@
                 <w:rFonts w:ascii="TimeNewRoman" w:hAnsi="TimeNewRoman"/>
                 <w:sz w:val="30"/>
               </w:rPr>
-              <w:t>88-62=</w:t>
+              <w:t>52+14=</w:t>
             </w:r>
           </w:p>
         </w:tc>
@@ -1674,7 +1674,7 @@
                 <w:rFonts w:ascii="TimeNewRoman" w:hAnsi="TimeNewRoman"/>
                 <w:sz w:val="30"/>
               </w:rPr>
-              <w:t>74-19=</w:t>
+              <w:t>57-10=</w:t>
             </w:r>
           </w:p>
         </w:tc>
@@ -1693,7 +1693,7 @@
                 <w:rFonts w:ascii="TimeNewRoman" w:hAnsi="TimeNewRoman"/>
                 <w:sz w:val="30"/>
               </w:rPr>
-              <w:t>42-40=</w:t>
+              <w:t>34+47=</w:t>
             </w:r>
           </w:p>
         </w:tc>
@@ -1710,7 +1710,7 @@
                 <w:rFonts w:ascii="TimeNewRoman" w:hAnsi="TimeNewRoman"/>
                 <w:sz w:val="30"/>
               </w:rPr>
-              <w:t>78+13=</w:t>
+              <w:t>27+49=</w:t>
             </w:r>
           </w:p>
         </w:tc>
@@ -1727,7 +1727,7 @@
                 <w:rFonts w:ascii="TimeNewRoman" w:hAnsi="TimeNewRoman"/>
                 <w:sz w:val="30"/>
               </w:rPr>
-              <w:t>87+2=</w:t>
+              <w:t>47-43=</w:t>
             </w:r>
           </w:p>
         </w:tc>
@@ -1744,7 +1744,7 @@
                 <w:rFonts w:ascii="TimeNewRoman" w:hAnsi="TimeNewRoman"/>
                 <w:sz w:val="30"/>
               </w:rPr>
-              <w:t>36+16=</w:t>
+              <w:t>83-44=</w:t>
             </w:r>
           </w:p>
         </w:tc>
@@ -1761,7 +1761,7 @@
                 <w:rFonts w:ascii="TimeNewRoman" w:hAnsi="TimeNewRoman"/>
                 <w:sz w:val="30"/>
               </w:rPr>
-              <w:t>58+29=</w:t>
+              <w:t>68+21=</w:t>
             </w:r>
           </w:p>
         </w:tc>

--- a/addition_and_subtraction_within_100.docx
+++ b/addition_and_subtraction_within_100.docx
@@ -11,7 +11,7 @@
           <w:rFonts w:ascii="Arial" w:hAnsi="Arial"/>
           <w:sz w:val="30"/>
         </w:rPr>
-        <w:t>2026-09-12 Saturday</w:t>
+        <w:t>2026-09-13 Sunday</w:t>
       </w:r>
     </w:p>
     <w:tbl>
@@ -40,7 +40,7 @@
                 <w:rFonts w:ascii="TimeNewRoman" w:hAnsi="TimeNewRoman"/>
                 <w:sz w:val="30"/>
               </w:rPr>
-              <w:t>75+13=</w:t>
+              <w:t>16-14=</w:t>
             </w:r>
           </w:p>
         </w:tc>
@@ -57,7 +57,7 @@
                 <w:rFonts w:ascii="TimeNewRoman" w:hAnsi="TimeNewRoman"/>
                 <w:sz w:val="30"/>
               </w:rPr>
-              <w:t>12+77=</w:t>
+              <w:t>67+21=</w:t>
             </w:r>
           </w:p>
         </w:tc>
@@ -74,7 +74,7 @@
                 <w:rFonts w:ascii="TimeNewRoman" w:hAnsi="TimeNewRoman"/>
                 <w:sz w:val="30"/>
               </w:rPr>
-              <w:t>86+4=</w:t>
+              <w:t>83-52=</w:t>
             </w:r>
           </w:p>
         </w:tc>
@@ -91,7 +91,7 @@
                 <w:rFonts w:ascii="TimeNewRoman" w:hAnsi="TimeNewRoman"/>
                 <w:sz w:val="30"/>
               </w:rPr>
-              <w:t>95-27=</w:t>
+              <w:t>93+4=</w:t>
             </w:r>
           </w:p>
         </w:tc>
@@ -108,7 +108,7 @@
                 <w:rFonts w:ascii="TimeNewRoman" w:hAnsi="TimeNewRoman"/>
                 <w:sz w:val="30"/>
               </w:rPr>
-              <w:t>61+15=</w:t>
+              <w:t>43+33=</w:t>
             </w:r>
           </w:p>
         </w:tc>
@@ -127,7 +127,7 @@
                 <w:rFonts w:ascii="TimeNewRoman" w:hAnsi="TimeNewRoman"/>
                 <w:sz w:val="30"/>
               </w:rPr>
-              <w:t>7-0=</w:t>
+              <w:t>41-6=</w:t>
             </w:r>
           </w:p>
         </w:tc>
@@ -144,7 +144,7 @@
                 <w:rFonts w:ascii="TimeNewRoman" w:hAnsi="TimeNewRoman"/>
                 <w:sz w:val="30"/>
               </w:rPr>
-              <w:t>90-67=</w:t>
+              <w:t>72-71=</w:t>
             </w:r>
           </w:p>
         </w:tc>
@@ -161,7 +161,7 @@
                 <w:rFonts w:ascii="TimeNewRoman" w:hAnsi="TimeNewRoman"/>
                 <w:sz w:val="30"/>
               </w:rPr>
-              <w:t>42+15=</w:t>
+              <w:t>11+0=</w:t>
             </w:r>
           </w:p>
         </w:tc>
@@ -178,7 +178,7 @@
                 <w:rFonts w:ascii="TimeNewRoman" w:hAnsi="TimeNewRoman"/>
                 <w:sz w:val="30"/>
               </w:rPr>
-              <w:t>28-3=</w:t>
+              <w:t>94+5=</w:t>
             </w:r>
           </w:p>
         </w:tc>
@@ -195,7 +195,7 @@
                 <w:rFonts w:ascii="TimeNewRoman" w:hAnsi="TimeNewRoman"/>
                 <w:sz w:val="30"/>
               </w:rPr>
-              <w:t>61+5=</w:t>
+              <w:t>50-34=</w:t>
             </w:r>
           </w:p>
         </w:tc>
@@ -214,7 +214,7 @@
                 <w:rFonts w:ascii="TimeNewRoman" w:hAnsi="TimeNewRoman"/>
                 <w:sz w:val="30"/>
               </w:rPr>
-              <w:t>50-8=</w:t>
+              <w:t>56-5=</w:t>
             </w:r>
           </w:p>
         </w:tc>
@@ -231,7 +231,7 @@
                 <w:rFonts w:ascii="TimeNewRoman" w:hAnsi="TimeNewRoman"/>
                 <w:sz w:val="30"/>
               </w:rPr>
-              <w:t>20+55=</w:t>
+              <w:t>71-29=</w:t>
             </w:r>
           </w:p>
         </w:tc>
@@ -248,7 +248,7 @@
                 <w:rFonts w:ascii="TimeNewRoman" w:hAnsi="TimeNewRoman"/>
                 <w:sz w:val="30"/>
               </w:rPr>
-              <w:t>85-55=</w:t>
+              <w:t>64-62=</w:t>
             </w:r>
           </w:p>
         </w:tc>
@@ -265,7 +265,7 @@
                 <w:rFonts w:ascii="TimeNewRoman" w:hAnsi="TimeNewRoman"/>
                 <w:sz w:val="30"/>
               </w:rPr>
-              <w:t>6+12=</w:t>
+              <w:t>86-32=</w:t>
             </w:r>
           </w:p>
         </w:tc>
@@ -282,7 +282,7 @@
                 <w:rFonts w:ascii="TimeNewRoman" w:hAnsi="TimeNewRoman"/>
                 <w:sz w:val="30"/>
               </w:rPr>
-              <w:t>2+5=</w:t>
+              <w:t>50-31=</w:t>
             </w:r>
           </w:p>
         </w:tc>
@@ -301,7 +301,215 @@
                 <w:rFonts w:ascii="TimeNewRoman" w:hAnsi="TimeNewRoman"/>
                 <w:sz w:val="30"/>
               </w:rPr>
-              <w:t>92-79=</w:t>
+              <w:t>54+33=</w:t>
+            </w:r>
+          </w:p>
+        </w:tc>
+        <w:tc>
+          <w:tcPr>
+            <w:tcW w:type="dxa" w:w="1987"/>
+          </w:tcPr>
+          <w:p>
+            <w:pPr>
+              <w:jc w:val="left"/>
+            </w:pPr>
+            <w:r>
+              <w:rPr>
+                <w:rFonts w:ascii="TimeNewRoman" w:hAnsi="TimeNewRoman"/>
+                <w:sz w:val="30"/>
+              </w:rPr>
+              <w:t>66-0=</w:t>
+            </w:r>
+          </w:p>
+        </w:tc>
+        <w:tc>
+          <w:tcPr>
+            <w:tcW w:type="dxa" w:w="1987"/>
+          </w:tcPr>
+          <w:p>
+            <w:pPr>
+              <w:jc w:val="left"/>
+            </w:pPr>
+            <w:r>
+              <w:rPr>
+                <w:rFonts w:ascii="TimeNewRoman" w:hAnsi="TimeNewRoman"/>
+                <w:sz w:val="30"/>
+              </w:rPr>
+              <w:t>90-88=</w:t>
+            </w:r>
+          </w:p>
+        </w:tc>
+        <w:tc>
+          <w:tcPr>
+            <w:tcW w:type="dxa" w:w="1987"/>
+          </w:tcPr>
+          <w:p>
+            <w:pPr>
+              <w:jc w:val="left"/>
+            </w:pPr>
+            <w:r>
+              <w:rPr>
+                <w:rFonts w:ascii="TimeNewRoman" w:hAnsi="TimeNewRoman"/>
+                <w:sz w:val="30"/>
+              </w:rPr>
+              <w:t>41+46=</w:t>
+            </w:r>
+          </w:p>
+        </w:tc>
+        <w:tc>
+          <w:tcPr>
+            <w:tcW w:type="dxa" w:w="1987"/>
+          </w:tcPr>
+          <w:p>
+            <w:pPr>
+              <w:jc w:val="left"/>
+            </w:pPr>
+            <w:r>
+              <w:rPr>
+                <w:rFonts w:ascii="TimeNewRoman" w:hAnsi="TimeNewRoman"/>
+                <w:sz w:val="30"/>
+              </w:rPr>
+              <w:t>96-72=</w:t>
+            </w:r>
+          </w:p>
+        </w:tc>
+      </w:tr>
+      <w:tr>
+        <w:tc>
+          <w:tcPr>
+            <w:tcW w:type="dxa" w:w="1987"/>
+          </w:tcPr>
+          <w:p>
+            <w:pPr>
+              <w:jc w:val="left"/>
+            </w:pPr>
+            <w:r>
+              <w:rPr>
+                <w:rFonts w:ascii="TimeNewRoman" w:hAnsi="TimeNewRoman"/>
+                <w:sz w:val="30"/>
+              </w:rPr>
+              <w:t>36+26=</w:t>
+            </w:r>
+          </w:p>
+        </w:tc>
+        <w:tc>
+          <w:tcPr>
+            <w:tcW w:type="dxa" w:w="1987"/>
+          </w:tcPr>
+          <w:p>
+            <w:pPr>
+              <w:jc w:val="left"/>
+            </w:pPr>
+            <w:r>
+              <w:rPr>
+                <w:rFonts w:ascii="TimeNewRoman" w:hAnsi="TimeNewRoman"/>
+                <w:sz w:val="30"/>
+              </w:rPr>
+              <w:t>18+58=</w:t>
+            </w:r>
+          </w:p>
+        </w:tc>
+        <w:tc>
+          <w:tcPr>
+            <w:tcW w:type="dxa" w:w="1987"/>
+          </w:tcPr>
+          <w:p>
+            <w:pPr>
+              <w:jc w:val="left"/>
+            </w:pPr>
+            <w:r>
+              <w:rPr>
+                <w:rFonts w:ascii="TimeNewRoman" w:hAnsi="TimeNewRoman"/>
+                <w:sz w:val="30"/>
+              </w:rPr>
+              <w:t>73+20=</w:t>
+            </w:r>
+          </w:p>
+        </w:tc>
+        <w:tc>
+          <w:tcPr>
+            <w:tcW w:type="dxa" w:w="1987"/>
+          </w:tcPr>
+          <w:p>
+            <w:pPr>
+              <w:jc w:val="left"/>
+            </w:pPr>
+            <w:r>
+              <w:rPr>
+                <w:rFonts w:ascii="TimeNewRoman" w:hAnsi="TimeNewRoman"/>
+                <w:sz w:val="30"/>
+              </w:rPr>
+              <w:t>73-43=</w:t>
+            </w:r>
+          </w:p>
+        </w:tc>
+        <w:tc>
+          <w:tcPr>
+            <w:tcW w:type="dxa" w:w="1987"/>
+          </w:tcPr>
+          <w:p>
+            <w:pPr>
+              <w:jc w:val="left"/>
+            </w:pPr>
+            <w:r>
+              <w:rPr>
+                <w:rFonts w:ascii="TimeNewRoman" w:hAnsi="TimeNewRoman"/>
+                <w:sz w:val="30"/>
+              </w:rPr>
+              <w:t>27-1=</w:t>
+            </w:r>
+          </w:p>
+        </w:tc>
+      </w:tr>
+      <w:tr>
+        <w:tc>
+          <w:tcPr>
+            <w:tcW w:type="dxa" w:w="1987"/>
+          </w:tcPr>
+          <w:p>
+            <w:pPr>
+              <w:jc w:val="left"/>
+            </w:pPr>
+            <w:r>
+              <w:rPr>
+                <w:rFonts w:ascii="TimeNewRoman" w:hAnsi="TimeNewRoman"/>
+                <w:sz w:val="30"/>
+              </w:rPr>
+              <w:t>70-47=</w:t>
+            </w:r>
+          </w:p>
+        </w:tc>
+        <w:tc>
+          <w:tcPr>
+            <w:tcW w:type="dxa" w:w="1987"/>
+          </w:tcPr>
+          <w:p>
+            <w:pPr>
+              <w:jc w:val="left"/>
+            </w:pPr>
+            <w:r>
+              <w:rPr>
+                <w:rFonts w:ascii="TimeNewRoman" w:hAnsi="TimeNewRoman"/>
+                <w:sz w:val="30"/>
+              </w:rPr>
+              <w:t>91-42=</w:t>
+            </w:r>
+          </w:p>
+        </w:tc>
+        <w:tc>
+          <w:tcPr>
+            <w:tcW w:type="dxa" w:w="1987"/>
+          </w:tcPr>
+          <w:p>
+            <w:pPr>
+              <w:jc w:val="left"/>
+            </w:pPr>
+            <w:r>
+              <w:rPr>
+                <w:rFonts w:ascii="TimeNewRoman" w:hAnsi="TimeNewRoman"/>
+                <w:sz w:val="30"/>
+              </w:rPr>
+              <w:t>13+47=</w:t>
             </w:r>
           </w:p>
         </w:tc>
@@ -335,41 +543,7 @@
                 <w:rFonts w:ascii="TimeNewRoman" w:hAnsi="TimeNewRoman"/>
                 <w:sz w:val="30"/>
               </w:rPr>
-              <w:t>79-25=</w:t>
-            </w:r>
-          </w:p>
-        </w:tc>
-        <w:tc>
-          <w:tcPr>
-            <w:tcW w:type="dxa" w:w="1987"/>
-          </w:tcPr>
-          <w:p>
-            <w:pPr>
-              <w:jc w:val="left"/>
-            </w:pPr>
-            <w:r>
-              <w:rPr>
-                <w:rFonts w:ascii="TimeNewRoman" w:hAnsi="TimeNewRoman"/>
-                <w:sz w:val="30"/>
-              </w:rPr>
-              <w:t>64-7=</w:t>
-            </w:r>
-          </w:p>
-        </w:tc>
-        <w:tc>
-          <w:tcPr>
-            <w:tcW w:type="dxa" w:w="1987"/>
-          </w:tcPr>
-          <w:p>
-            <w:pPr>
-              <w:jc w:val="left"/>
-            </w:pPr>
-            <w:r>
-              <w:rPr>
-                <w:rFonts w:ascii="TimeNewRoman" w:hAnsi="TimeNewRoman"/>
-                <w:sz w:val="30"/>
-              </w:rPr>
-              <w:t>89-54=</w:t>
+              <w:t>92-43=</w:t>
             </w:r>
           </w:p>
         </w:tc>
@@ -388,7 +562,7 @@
                 <w:rFonts w:ascii="TimeNewRoman" w:hAnsi="TimeNewRoman"/>
                 <w:sz w:val="30"/>
               </w:rPr>
-              <w:t>85-83=</w:t>
+              <w:t>54-4=</w:t>
             </w:r>
           </w:p>
         </w:tc>
@@ -405,7 +579,7 @@
                 <w:rFonts w:ascii="TimeNewRoman" w:hAnsi="TimeNewRoman"/>
                 <w:sz w:val="30"/>
               </w:rPr>
-              <w:t>23-7=</w:t>
+              <w:t>86-64=</w:t>
             </w:r>
           </w:p>
         </w:tc>
@@ -422,7 +596,7 @@
                 <w:rFonts w:ascii="TimeNewRoman" w:hAnsi="TimeNewRoman"/>
                 <w:sz w:val="30"/>
               </w:rPr>
-              <w:t>80-33=</w:t>
+              <w:t>32+64=</w:t>
             </w:r>
           </w:p>
         </w:tc>
@@ -439,7 +613,7 @@
                 <w:rFonts w:ascii="TimeNewRoman" w:hAnsi="TimeNewRoman"/>
                 <w:sz w:val="30"/>
               </w:rPr>
-              <w:t>56+10=</w:t>
+              <w:t>15+67=</w:t>
             </w:r>
           </w:p>
         </w:tc>
@@ -456,7 +630,7 @@
                 <w:rFonts w:ascii="TimeNewRoman" w:hAnsi="TimeNewRoman"/>
                 <w:sz w:val="30"/>
               </w:rPr>
-              <w:t>37-14=</w:t>
+              <w:t>38+46=</w:t>
             </w:r>
           </w:p>
         </w:tc>
@@ -475,7 +649,7 @@
                 <w:rFonts w:ascii="TimeNewRoman" w:hAnsi="TimeNewRoman"/>
                 <w:sz w:val="30"/>
               </w:rPr>
-              <w:t>42-12=</w:t>
+              <w:t>73-20=</w:t>
             </w:r>
           </w:p>
         </w:tc>
@@ -492,7 +666,7 @@
                 <w:rFonts w:ascii="TimeNewRoman" w:hAnsi="TimeNewRoman"/>
                 <w:sz w:val="30"/>
               </w:rPr>
-              <w:t>93-46=</w:t>
+              <w:t>57-50=</w:t>
             </w:r>
           </w:p>
         </w:tc>
@@ -509,7 +683,7 @@
                 <w:rFonts w:ascii="TimeNewRoman" w:hAnsi="TimeNewRoman"/>
                 <w:sz w:val="30"/>
               </w:rPr>
-              <w:t>38-26=</w:t>
+              <w:t>77-65=</w:t>
             </w:r>
           </w:p>
         </w:tc>
@@ -526,7 +700,7 @@
                 <w:rFonts w:ascii="TimeNewRoman" w:hAnsi="TimeNewRoman"/>
                 <w:sz w:val="30"/>
               </w:rPr>
-              <w:t>91-13=</w:t>
+              <w:t>52-8=</w:t>
             </w:r>
           </w:p>
         </w:tc>
@@ -543,7 +717,7 @@
                 <w:rFonts w:ascii="TimeNewRoman" w:hAnsi="TimeNewRoman"/>
                 <w:sz w:val="30"/>
               </w:rPr>
-              <w:t>12+3=</w:t>
+              <w:t>66+14=</w:t>
             </w:r>
           </w:p>
         </w:tc>
@@ -562,7 +736,7 @@
                 <w:rFonts w:ascii="TimeNewRoman" w:hAnsi="TimeNewRoman"/>
                 <w:sz w:val="30"/>
               </w:rPr>
-              <w:t>90-49=</w:t>
+              <w:t>5+34=</w:t>
             </w:r>
           </w:p>
         </w:tc>
@@ -579,7 +753,7 @@
                 <w:rFonts w:ascii="TimeNewRoman" w:hAnsi="TimeNewRoman"/>
                 <w:sz w:val="30"/>
               </w:rPr>
-              <w:t>51-37=</w:t>
+              <w:t>71+5=</w:t>
             </w:r>
           </w:p>
         </w:tc>
@@ -596,7 +770,7 @@
                 <w:rFonts w:ascii="TimeNewRoman" w:hAnsi="TimeNewRoman"/>
                 <w:sz w:val="30"/>
               </w:rPr>
-              <w:t>87-79=</w:t>
+              <w:t>20+69=</w:t>
             </w:r>
           </w:p>
         </w:tc>
@@ -613,7 +787,7 @@
                 <w:rFonts w:ascii="TimeNewRoman" w:hAnsi="TimeNewRoman"/>
                 <w:sz w:val="30"/>
               </w:rPr>
-              <w:t>18+64=</w:t>
+              <w:t>84-4=</w:t>
             </w:r>
           </w:p>
         </w:tc>
@@ -630,7 +804,7 @@
                 <w:rFonts w:ascii="TimeNewRoman" w:hAnsi="TimeNewRoman"/>
                 <w:sz w:val="30"/>
               </w:rPr>
-              <w:t>96-51=</w:t>
+              <w:t>47-9=</w:t>
             </w:r>
           </w:p>
         </w:tc>
@@ -649,7 +823,7 @@
                 <w:rFonts w:ascii="TimeNewRoman" w:hAnsi="TimeNewRoman"/>
                 <w:sz w:val="30"/>
               </w:rPr>
-              <w:t>56+16=</w:t>
+              <w:t>9+26=</w:t>
             </w:r>
           </w:p>
         </w:tc>
@@ -666,7 +840,7 @@
                 <w:rFonts w:ascii="TimeNewRoman" w:hAnsi="TimeNewRoman"/>
                 <w:sz w:val="30"/>
               </w:rPr>
-              <w:t>96-79=</w:t>
+              <w:t>89-62=</w:t>
             </w:r>
           </w:p>
         </w:tc>
@@ -683,7 +857,7 @@
                 <w:rFonts w:ascii="TimeNewRoman" w:hAnsi="TimeNewRoman"/>
                 <w:sz w:val="30"/>
               </w:rPr>
-              <w:t>81-31=</w:t>
+              <w:t>49-42=</w:t>
             </w:r>
           </w:p>
         </w:tc>
@@ -700,7 +874,7 @@
                 <w:rFonts w:ascii="TimeNewRoman" w:hAnsi="TimeNewRoman"/>
                 <w:sz w:val="30"/>
               </w:rPr>
-              <w:t>15+21=</w:t>
+              <w:t>73-24=</w:t>
             </w:r>
           </w:p>
         </w:tc>
@@ -717,7 +891,7 @@
                 <w:rFonts w:ascii="TimeNewRoman" w:hAnsi="TimeNewRoman"/>
                 <w:sz w:val="30"/>
               </w:rPr>
-              <w:t>35+64=</w:t>
+              <w:t>50-8=</w:t>
             </w:r>
           </w:p>
         </w:tc>
@@ -736,7 +910,7 @@
                 <w:rFonts w:ascii="TimeNewRoman" w:hAnsi="TimeNewRoman"/>
                 <w:sz w:val="30"/>
               </w:rPr>
-              <w:t>79-46=</w:t>
+              <w:t>15-7=</w:t>
             </w:r>
           </w:p>
         </w:tc>
@@ -753,7 +927,7 @@
                 <w:rFonts w:ascii="TimeNewRoman" w:hAnsi="TimeNewRoman"/>
                 <w:sz w:val="30"/>
               </w:rPr>
-              <w:t>41+39=</w:t>
+              <w:t>1+21=</w:t>
             </w:r>
           </w:p>
         </w:tc>
@@ -770,7 +944,7 @@
                 <w:rFonts w:ascii="TimeNewRoman" w:hAnsi="TimeNewRoman"/>
                 <w:sz w:val="30"/>
               </w:rPr>
-              <w:t>65-35=</w:t>
+              <w:t>59+5=</w:t>
             </w:r>
           </w:p>
         </w:tc>
@@ -787,7 +961,7 @@
                 <w:rFonts w:ascii="TimeNewRoman" w:hAnsi="TimeNewRoman"/>
                 <w:sz w:val="30"/>
               </w:rPr>
-              <w:t>86+12=</w:t>
+              <w:t>24-24=</w:t>
             </w:r>
           </w:p>
         </w:tc>
@@ -804,7 +978,7 @@
                 <w:rFonts w:ascii="TimeNewRoman" w:hAnsi="TimeNewRoman"/>
                 <w:sz w:val="30"/>
               </w:rPr>
-              <w:t>75-18=</w:t>
+              <w:t>3+3=</w:t>
             </w:r>
           </w:p>
         </w:tc>
@@ -823,7 +997,7 @@
                 <w:rFonts w:ascii="TimeNewRoman" w:hAnsi="TimeNewRoman"/>
                 <w:sz w:val="30"/>
               </w:rPr>
-              <w:t>74-39=</w:t>
+              <w:t>46-29=</w:t>
             </w:r>
           </w:p>
         </w:tc>
@@ -840,7 +1014,7 @@
                 <w:rFonts w:ascii="TimeNewRoman" w:hAnsi="TimeNewRoman"/>
                 <w:sz w:val="30"/>
               </w:rPr>
-              <w:t>6+29=</w:t>
+              <w:t>33+20=</w:t>
             </w:r>
           </w:p>
         </w:tc>
@@ -857,7 +1031,7 @@
                 <w:rFonts w:ascii="TimeNewRoman" w:hAnsi="TimeNewRoman"/>
                 <w:sz w:val="30"/>
               </w:rPr>
-              <w:t>47+18=</w:t>
+              <w:t>89-5=</w:t>
             </w:r>
           </w:p>
         </w:tc>
@@ -874,7 +1048,7 @@
                 <w:rFonts w:ascii="TimeNewRoman" w:hAnsi="TimeNewRoman"/>
                 <w:sz w:val="30"/>
               </w:rPr>
-              <w:t>42+23=</w:t>
+              <w:t>52-43=</w:t>
             </w:r>
           </w:p>
         </w:tc>
@@ -891,7 +1065,7 @@
                 <w:rFonts w:ascii="TimeNewRoman" w:hAnsi="TimeNewRoman"/>
                 <w:sz w:val="30"/>
               </w:rPr>
-              <w:t>3+60=</w:t>
+              <w:t>50-22=</w:t>
             </w:r>
           </w:p>
         </w:tc>
@@ -910,7 +1084,7 @@
                 <w:rFonts w:ascii="TimeNewRoman" w:hAnsi="TimeNewRoman"/>
                 <w:sz w:val="30"/>
               </w:rPr>
-              <w:t>92-62=</w:t>
+              <w:t>76-27=</w:t>
             </w:r>
           </w:p>
         </w:tc>
@@ -927,7 +1101,7 @@
                 <w:rFonts w:ascii="TimeNewRoman" w:hAnsi="TimeNewRoman"/>
                 <w:sz w:val="30"/>
               </w:rPr>
-              <w:t>86-28=</w:t>
+              <w:t>46+10=</w:t>
             </w:r>
           </w:p>
         </w:tc>
@@ -944,7 +1118,7 @@
                 <w:rFonts w:ascii="TimeNewRoman" w:hAnsi="TimeNewRoman"/>
                 <w:sz w:val="30"/>
               </w:rPr>
-              <w:t>14-12=</w:t>
+              <w:t>49+43=</w:t>
             </w:r>
           </w:p>
         </w:tc>
@@ -961,7 +1135,7 @@
                 <w:rFonts w:ascii="TimeNewRoman" w:hAnsi="TimeNewRoman"/>
                 <w:sz w:val="30"/>
               </w:rPr>
-              <w:t>50-5=</w:t>
+              <w:t>44-8=</w:t>
             </w:r>
           </w:p>
         </w:tc>
@@ -978,7 +1152,7 @@
                 <w:rFonts w:ascii="TimeNewRoman" w:hAnsi="TimeNewRoman"/>
                 <w:sz w:val="30"/>
               </w:rPr>
-              <w:t>34+30=</w:t>
+              <w:t>48-46=</w:t>
             </w:r>
           </w:p>
         </w:tc>
@@ -997,7 +1171,7 @@
                 <w:rFonts w:ascii="TimeNewRoman" w:hAnsi="TimeNewRoman"/>
                 <w:sz w:val="30"/>
               </w:rPr>
-              <w:t>96+0=</w:t>
+              <w:t>8+17=</w:t>
             </w:r>
           </w:p>
         </w:tc>
@@ -1014,7 +1188,7 @@
                 <w:rFonts w:ascii="TimeNewRoman" w:hAnsi="TimeNewRoman"/>
                 <w:sz w:val="30"/>
               </w:rPr>
-              <w:t>38+35=</w:t>
+              <w:t>49+41=</w:t>
             </w:r>
           </w:p>
         </w:tc>
@@ -1031,7 +1205,7 @@
                 <w:rFonts w:ascii="TimeNewRoman" w:hAnsi="TimeNewRoman"/>
                 <w:sz w:val="30"/>
               </w:rPr>
-              <w:t>18+74=</w:t>
+              <w:t>82-8=</w:t>
             </w:r>
           </w:p>
         </w:tc>
@@ -1048,7 +1222,7 @@
                 <w:rFonts w:ascii="TimeNewRoman" w:hAnsi="TimeNewRoman"/>
                 <w:sz w:val="30"/>
               </w:rPr>
-              <w:t>3+49=</w:t>
+              <w:t>50+47=</w:t>
             </w:r>
           </w:p>
         </w:tc>
@@ -1065,7 +1239,7 @@
                 <w:rFonts w:ascii="TimeNewRoman" w:hAnsi="TimeNewRoman"/>
                 <w:sz w:val="30"/>
               </w:rPr>
-              <w:t>8+91=</w:t>
+              <w:t>96-18=</w:t>
             </w:r>
           </w:p>
         </w:tc>
@@ -1084,7 +1258,7 @@
                 <w:rFonts w:ascii="TimeNewRoman" w:hAnsi="TimeNewRoman"/>
                 <w:sz w:val="30"/>
               </w:rPr>
-              <w:t>90-27=</w:t>
+              <w:t>26-20=</w:t>
             </w:r>
           </w:p>
         </w:tc>
@@ -1101,7 +1275,7 @@
                 <w:rFonts w:ascii="TimeNewRoman" w:hAnsi="TimeNewRoman"/>
                 <w:sz w:val="30"/>
               </w:rPr>
-              <w:t>84-18=</w:t>
+              <w:t>80+3=</w:t>
             </w:r>
           </w:p>
         </w:tc>
@@ -1118,7 +1292,7 @@
                 <w:rFonts w:ascii="TimeNewRoman" w:hAnsi="TimeNewRoman"/>
                 <w:sz w:val="30"/>
               </w:rPr>
-              <w:t>66+9=</w:t>
+              <w:t>41+32=</w:t>
             </w:r>
           </w:p>
         </w:tc>
@@ -1135,7 +1309,7 @@
                 <w:rFonts w:ascii="TimeNewRoman" w:hAnsi="TimeNewRoman"/>
                 <w:sz w:val="30"/>
               </w:rPr>
-              <w:t>44+25=</w:t>
+              <w:t>96-92=</w:t>
             </w:r>
           </w:p>
         </w:tc>
@@ -1152,7 +1326,7 @@
                 <w:rFonts w:ascii="TimeNewRoman" w:hAnsi="TimeNewRoman"/>
                 <w:sz w:val="30"/>
               </w:rPr>
-              <w:t>93-35=</w:t>
+              <w:t>90-55=</w:t>
             </w:r>
           </w:p>
         </w:tc>
@@ -1171,7 +1345,7 @@
                 <w:rFonts w:ascii="TimeNewRoman" w:hAnsi="TimeNewRoman"/>
                 <w:sz w:val="30"/>
               </w:rPr>
-              <w:t>61-52=</w:t>
+              <w:t>67-39=</w:t>
             </w:r>
           </w:p>
         </w:tc>
@@ -1188,7 +1362,7 @@
                 <w:rFonts w:ascii="TimeNewRoman" w:hAnsi="TimeNewRoman"/>
                 <w:sz w:val="30"/>
               </w:rPr>
-              <w:t>37-28=</w:t>
+              <w:t>10+31=</w:t>
             </w:r>
           </w:p>
         </w:tc>
@@ -1205,7 +1379,7 @@
                 <w:rFonts w:ascii="TimeNewRoman" w:hAnsi="TimeNewRoman"/>
                 <w:sz w:val="30"/>
               </w:rPr>
-              <w:t>8+27=</w:t>
+              <w:t>67-52=</w:t>
             </w:r>
           </w:p>
         </w:tc>
@@ -1222,7 +1396,7 @@
                 <w:rFonts w:ascii="TimeNewRoman" w:hAnsi="TimeNewRoman"/>
                 <w:sz w:val="30"/>
               </w:rPr>
-              <w:t>26+33=</w:t>
+              <w:t>63+3=</w:t>
             </w:r>
           </w:p>
         </w:tc>
@@ -1239,7 +1413,7 @@
                 <w:rFonts w:ascii="TimeNewRoman" w:hAnsi="TimeNewRoman"/>
                 <w:sz w:val="30"/>
               </w:rPr>
-              <w:t>87-36=</w:t>
+              <w:t>79-66=</w:t>
             </w:r>
           </w:p>
         </w:tc>
@@ -1258,7 +1432,7 @@
                 <w:rFonts w:ascii="TimeNewRoman" w:hAnsi="TimeNewRoman"/>
                 <w:sz w:val="30"/>
               </w:rPr>
-              <w:t>88-6=</w:t>
+              <w:t>66-55=</w:t>
             </w:r>
           </w:p>
         </w:tc>
@@ -1275,7 +1449,7 @@
                 <w:rFonts w:ascii="TimeNewRoman" w:hAnsi="TimeNewRoman"/>
                 <w:sz w:val="30"/>
               </w:rPr>
-              <w:t>33+62=</w:t>
+              <w:t>16+82=</w:t>
             </w:r>
           </w:p>
         </w:tc>
@@ -1292,7 +1466,7 @@
                 <w:rFonts w:ascii="TimeNewRoman" w:hAnsi="TimeNewRoman"/>
                 <w:sz w:val="30"/>
               </w:rPr>
-              <w:t>63-38=</w:t>
+              <w:t>60+11=</w:t>
             </w:r>
           </w:p>
         </w:tc>
@@ -1309,7 +1483,7 @@
                 <w:rFonts w:ascii="TimeNewRoman" w:hAnsi="TimeNewRoman"/>
                 <w:sz w:val="30"/>
               </w:rPr>
-              <w:t>2+7=</w:t>
+              <w:t>39-29=</w:t>
             </w:r>
           </w:p>
         </w:tc>
@@ -1326,7 +1500,7 @@
                 <w:rFonts w:ascii="TimeNewRoman" w:hAnsi="TimeNewRoman"/>
                 <w:sz w:val="30"/>
               </w:rPr>
-              <w:t>15-6=</w:t>
+              <w:t>62-8=</w:t>
             </w:r>
           </w:p>
         </w:tc>
@@ -1345,7 +1519,7 @@
                 <w:rFonts w:ascii="TimeNewRoman" w:hAnsi="TimeNewRoman"/>
                 <w:sz w:val="30"/>
               </w:rPr>
-              <w:t>44+2=</w:t>
+              <w:t>62-4=</w:t>
             </w:r>
           </w:p>
         </w:tc>
@@ -1362,7 +1536,7 @@
                 <w:rFonts w:ascii="TimeNewRoman" w:hAnsi="TimeNewRoman"/>
                 <w:sz w:val="30"/>
               </w:rPr>
-              <w:t>39-19=</w:t>
+              <w:t>68-48=</w:t>
             </w:r>
           </w:p>
         </w:tc>
@@ -1379,7 +1553,7 @@
                 <w:rFonts w:ascii="TimeNewRoman" w:hAnsi="TimeNewRoman"/>
                 <w:sz w:val="30"/>
               </w:rPr>
-              <w:t>24+26=</w:t>
+              <w:t>73-47=</w:t>
             </w:r>
           </w:p>
         </w:tc>
@@ -1396,7 +1570,7 @@
                 <w:rFonts w:ascii="TimeNewRoman" w:hAnsi="TimeNewRoman"/>
                 <w:sz w:val="30"/>
               </w:rPr>
-              <w:t>78-64=</w:t>
+              <w:t>50-34=</w:t>
             </w:r>
           </w:p>
         </w:tc>
@@ -1413,7 +1587,7 @@
                 <w:rFonts w:ascii="TimeNewRoman" w:hAnsi="TimeNewRoman"/>
                 <w:sz w:val="30"/>
               </w:rPr>
-              <w:t>65+0=</w:t>
+              <w:t>54-39=</w:t>
             </w:r>
           </w:p>
         </w:tc>
@@ -1432,7 +1606,7 @@
                 <w:rFonts w:ascii="TimeNewRoman" w:hAnsi="TimeNewRoman"/>
                 <w:sz w:val="30"/>
               </w:rPr>
-              <w:t>66-5=</w:t>
+              <w:t>51-25=</w:t>
             </w:r>
           </w:p>
         </w:tc>
@@ -1449,7 +1623,7 @@
                 <w:rFonts w:ascii="TimeNewRoman" w:hAnsi="TimeNewRoman"/>
                 <w:sz w:val="30"/>
               </w:rPr>
-              <w:t>50-12=</w:t>
+              <w:t>29+36=</w:t>
             </w:r>
           </w:p>
         </w:tc>
@@ -1466,7 +1640,7 @@
                 <w:rFonts w:ascii="TimeNewRoman" w:hAnsi="TimeNewRoman"/>
                 <w:sz w:val="30"/>
               </w:rPr>
-              <w:t>95-30=</w:t>
+              <w:t>35+47=</w:t>
             </w:r>
           </w:p>
         </w:tc>
@@ -1483,7 +1657,7 @@
                 <w:rFonts w:ascii="TimeNewRoman" w:hAnsi="TimeNewRoman"/>
                 <w:sz w:val="30"/>
               </w:rPr>
-              <w:t>83-59=</w:t>
+              <w:t>94-76=</w:t>
             </w:r>
           </w:p>
         </w:tc>
@@ -1500,7 +1674,7 @@
                 <w:rFonts w:ascii="TimeNewRoman" w:hAnsi="TimeNewRoman"/>
                 <w:sz w:val="30"/>
               </w:rPr>
-              <w:t>17+77=</w:t>
+              <w:t>92+3=</w:t>
             </w:r>
           </w:p>
         </w:tc>
@@ -1519,7 +1693,7 @@
                 <w:rFonts w:ascii="TimeNewRoman" w:hAnsi="TimeNewRoman"/>
                 <w:sz w:val="30"/>
               </w:rPr>
-              <w:t>40-11=</w:t>
+              <w:t>57-33=</w:t>
             </w:r>
           </w:p>
         </w:tc>
@@ -1536,7 +1710,7 @@
                 <w:rFonts w:ascii="TimeNewRoman" w:hAnsi="TimeNewRoman"/>
                 <w:sz w:val="30"/>
               </w:rPr>
-              <w:t>34+64=</w:t>
+              <w:t>73-45=</w:t>
             </w:r>
           </w:p>
         </w:tc>
@@ -1553,7 +1727,7 @@
                 <w:rFonts w:ascii="TimeNewRoman" w:hAnsi="TimeNewRoman"/>
                 <w:sz w:val="30"/>
               </w:rPr>
-              <w:t>25+48=</w:t>
+              <w:t>0+57=</w:t>
             </w:r>
           </w:p>
         </w:tc>
@@ -1570,7 +1744,7 @@
                 <w:rFonts w:ascii="TimeNewRoman" w:hAnsi="TimeNewRoman"/>
                 <w:sz w:val="30"/>
               </w:rPr>
-              <w:t>49-16=</w:t>
+              <w:t>64-20=</w:t>
             </w:r>
           </w:p>
         </w:tc>
@@ -1587,181 +1761,7 @@
                 <w:rFonts w:ascii="TimeNewRoman" w:hAnsi="TimeNewRoman"/>
                 <w:sz w:val="30"/>
               </w:rPr>
-              <w:t>13+46=</w:t>
-            </w:r>
-          </w:p>
-        </w:tc>
-      </w:tr>
-      <w:tr>
-        <w:tc>
-          <w:tcPr>
-            <w:tcW w:type="dxa" w:w="1987"/>
-          </w:tcPr>
-          <w:p>
-            <w:pPr>
-              <w:jc w:val="left"/>
-            </w:pPr>
-            <w:r>
-              <w:rPr>
-                <w:rFonts w:ascii="TimeNewRoman" w:hAnsi="TimeNewRoman"/>
-                <w:sz w:val="30"/>
-              </w:rPr>
-              <w:t>74-51=</w:t>
-            </w:r>
-          </w:p>
-        </w:tc>
-        <w:tc>
-          <w:tcPr>
-            <w:tcW w:type="dxa" w:w="1987"/>
-          </w:tcPr>
-          <w:p>
-            <w:pPr>
-              <w:jc w:val="left"/>
-            </w:pPr>
-            <w:r>
-              <w:rPr>
-                <w:rFonts w:ascii="TimeNewRoman" w:hAnsi="TimeNewRoman"/>
-                <w:sz w:val="30"/>
-              </w:rPr>
-              <w:t>88-20=</w:t>
-            </w:r>
-          </w:p>
-        </w:tc>
-        <w:tc>
-          <w:tcPr>
-            <w:tcW w:type="dxa" w:w="1987"/>
-          </w:tcPr>
-          <w:p>
-            <w:pPr>
-              <w:jc w:val="left"/>
-            </w:pPr>
-            <w:r>
-              <w:rPr>
-                <w:rFonts w:ascii="TimeNewRoman" w:hAnsi="TimeNewRoman"/>
-                <w:sz w:val="30"/>
-              </w:rPr>
-              <w:t>49-31=</w:t>
-            </w:r>
-          </w:p>
-        </w:tc>
-        <w:tc>
-          <w:tcPr>
-            <w:tcW w:type="dxa" w:w="1987"/>
-          </w:tcPr>
-          <w:p>
-            <w:pPr>
-              <w:jc w:val="left"/>
-            </w:pPr>
-            <w:r>
-              <w:rPr>
-                <w:rFonts w:ascii="TimeNewRoman" w:hAnsi="TimeNewRoman"/>
-                <w:sz w:val="30"/>
-              </w:rPr>
-              <w:t>52+14=</w:t>
-            </w:r>
-          </w:p>
-        </w:tc>
-        <w:tc>
-          <w:tcPr>
-            <w:tcW w:type="dxa" w:w="1987"/>
-          </w:tcPr>
-          <w:p>
-            <w:pPr>
-              <w:jc w:val="left"/>
-            </w:pPr>
-            <w:r>
-              <w:rPr>
-                <w:rFonts w:ascii="TimeNewRoman" w:hAnsi="TimeNewRoman"/>
-                <w:sz w:val="30"/>
-              </w:rPr>
-              <w:t>57-10=</w:t>
-            </w:r>
-          </w:p>
-        </w:tc>
-      </w:tr>
-      <w:tr>
-        <w:tc>
-          <w:tcPr>
-            <w:tcW w:type="dxa" w:w="1987"/>
-          </w:tcPr>
-          <w:p>
-            <w:pPr>
-              <w:jc w:val="left"/>
-            </w:pPr>
-            <w:r>
-              <w:rPr>
-                <w:rFonts w:ascii="TimeNewRoman" w:hAnsi="TimeNewRoman"/>
-                <w:sz w:val="30"/>
-              </w:rPr>
-              <w:t>34+47=</w:t>
-            </w:r>
-          </w:p>
-        </w:tc>
-        <w:tc>
-          <w:tcPr>
-            <w:tcW w:type="dxa" w:w="1987"/>
-          </w:tcPr>
-          <w:p>
-            <w:pPr>
-              <w:jc w:val="left"/>
-            </w:pPr>
-            <w:r>
-              <w:rPr>
-                <w:rFonts w:ascii="TimeNewRoman" w:hAnsi="TimeNewRoman"/>
-                <w:sz w:val="30"/>
-              </w:rPr>
-              <w:t>27+49=</w:t>
-            </w:r>
-          </w:p>
-        </w:tc>
-        <w:tc>
-          <w:tcPr>
-            <w:tcW w:type="dxa" w:w="1987"/>
-          </w:tcPr>
-          <w:p>
-            <w:pPr>
-              <w:jc w:val="left"/>
-            </w:pPr>
-            <w:r>
-              <w:rPr>
-                <w:rFonts w:ascii="TimeNewRoman" w:hAnsi="TimeNewRoman"/>
-                <w:sz w:val="30"/>
-              </w:rPr>
-              <w:t>47-43=</w:t>
-            </w:r>
-          </w:p>
-        </w:tc>
-        <w:tc>
-          <w:tcPr>
-            <w:tcW w:type="dxa" w:w="1987"/>
-          </w:tcPr>
-          <w:p>
-            <w:pPr>
-              <w:jc w:val="left"/>
-            </w:pPr>
-            <w:r>
-              <w:rPr>
-                <w:rFonts w:ascii="TimeNewRoman" w:hAnsi="TimeNewRoman"/>
-                <w:sz w:val="30"/>
-              </w:rPr>
-              <w:t>83-44=</w:t>
-            </w:r>
-          </w:p>
-        </w:tc>
-        <w:tc>
-          <w:tcPr>
-            <w:tcW w:type="dxa" w:w="1987"/>
-          </w:tcPr>
-          <w:p>
-            <w:pPr>
-              <w:jc w:val="left"/>
-            </w:pPr>
-            <w:r>
-              <w:rPr>
-                <w:rFonts w:ascii="TimeNewRoman" w:hAnsi="TimeNewRoman"/>
-                <w:sz w:val="30"/>
-              </w:rPr>
-              <w:t>68+21=</w:t>
+              <w:t>51-20=</w:t>
             </w:r>
           </w:p>
         </w:tc>

--- a/addition_and_subtraction_within_100.docx
+++ b/addition_and_subtraction_within_100.docx
@@ -40,7 +40,7 @@
                 <w:rFonts w:ascii="TimeNewRoman" w:hAnsi="TimeNewRoman"/>
                 <w:sz w:val="30"/>
               </w:rPr>
-              <w:t>16-14=</w:t>
+              <w:t>31-3=</w:t>
             </w:r>
           </w:p>
         </w:tc>
@@ -57,7 +57,7 @@
                 <w:rFonts w:ascii="TimeNewRoman" w:hAnsi="TimeNewRoman"/>
                 <w:sz w:val="30"/>
               </w:rPr>
-              <w:t>67+21=</w:t>
+              <w:t>91-77=</w:t>
             </w:r>
           </w:p>
         </w:tc>
@@ -74,7 +74,7 @@
                 <w:rFonts w:ascii="TimeNewRoman" w:hAnsi="TimeNewRoman"/>
                 <w:sz w:val="30"/>
               </w:rPr>
-              <w:t>83-52=</w:t>
+              <w:t>31+67=</w:t>
             </w:r>
           </w:p>
         </w:tc>
@@ -91,7 +91,7 @@
                 <w:rFonts w:ascii="TimeNewRoman" w:hAnsi="TimeNewRoman"/>
                 <w:sz w:val="30"/>
               </w:rPr>
-              <w:t>93+4=</w:t>
+              <w:t>82-30=</w:t>
             </w:r>
           </w:p>
         </w:tc>
@@ -108,7 +108,7 @@
                 <w:rFonts w:ascii="TimeNewRoman" w:hAnsi="TimeNewRoman"/>
                 <w:sz w:val="30"/>
               </w:rPr>
-              <w:t>43+33=</w:t>
+              <w:t>47+42=</w:t>
             </w:r>
           </w:p>
         </w:tc>
@@ -127,7 +127,7 @@
                 <w:rFonts w:ascii="TimeNewRoman" w:hAnsi="TimeNewRoman"/>
                 <w:sz w:val="30"/>
               </w:rPr>
-              <w:t>41-6=</w:t>
+              <w:t>70+20=</w:t>
             </w:r>
           </w:p>
         </w:tc>
@@ -144,7 +144,7 @@
                 <w:rFonts w:ascii="TimeNewRoman" w:hAnsi="TimeNewRoman"/>
                 <w:sz w:val="30"/>
               </w:rPr>
-              <w:t>72-71=</w:t>
+              <w:t>39+14=</w:t>
             </w:r>
           </w:p>
         </w:tc>
@@ -161,7 +161,7 @@
                 <w:rFonts w:ascii="TimeNewRoman" w:hAnsi="TimeNewRoman"/>
                 <w:sz w:val="30"/>
               </w:rPr>
-              <w:t>11+0=</w:t>
+              <w:t>99-93=</w:t>
             </w:r>
           </w:p>
         </w:tc>
@@ -178,7 +178,7 @@
                 <w:rFonts w:ascii="TimeNewRoman" w:hAnsi="TimeNewRoman"/>
                 <w:sz w:val="30"/>
               </w:rPr>
-              <w:t>94+5=</w:t>
+              <w:t>38-19=</w:t>
             </w:r>
           </w:p>
         </w:tc>
@@ -195,7 +195,7 @@
                 <w:rFonts w:ascii="TimeNewRoman" w:hAnsi="TimeNewRoman"/>
                 <w:sz w:val="30"/>
               </w:rPr>
-              <w:t>50-34=</w:t>
+              <w:t>48+28=</w:t>
             </w:r>
           </w:p>
         </w:tc>
@@ -214,7 +214,7 @@
                 <w:rFonts w:ascii="TimeNewRoman" w:hAnsi="TimeNewRoman"/>
                 <w:sz w:val="30"/>
               </w:rPr>
-              <w:t>56-5=</w:t>
+              <w:t>13+4=</w:t>
             </w:r>
           </w:p>
         </w:tc>
@@ -231,7 +231,7 @@
                 <w:rFonts w:ascii="TimeNewRoman" w:hAnsi="TimeNewRoman"/>
                 <w:sz w:val="30"/>
               </w:rPr>
-              <w:t>71-29=</w:t>
+              <w:t>33+24=</w:t>
             </w:r>
           </w:p>
         </w:tc>
@@ -248,7 +248,7 @@
                 <w:rFonts w:ascii="TimeNewRoman" w:hAnsi="TimeNewRoman"/>
                 <w:sz w:val="30"/>
               </w:rPr>
-              <w:t>64-62=</w:t>
+              <w:t>32+15=</w:t>
             </w:r>
           </w:p>
         </w:tc>
@@ -265,7 +265,7 @@
                 <w:rFonts w:ascii="TimeNewRoman" w:hAnsi="TimeNewRoman"/>
                 <w:sz w:val="30"/>
               </w:rPr>
-              <w:t>86-32=</w:t>
+              <w:t>89-42=</w:t>
             </w:r>
           </w:p>
         </w:tc>
@@ -282,7 +282,7 @@
                 <w:rFonts w:ascii="TimeNewRoman" w:hAnsi="TimeNewRoman"/>
                 <w:sz w:val="30"/>
               </w:rPr>
-              <w:t>50-31=</w:t>
+              <w:t>30+25=</w:t>
             </w:r>
           </w:p>
         </w:tc>
@@ -301,7 +301,7 @@
                 <w:rFonts w:ascii="TimeNewRoman" w:hAnsi="TimeNewRoman"/>
                 <w:sz w:val="30"/>
               </w:rPr>
-              <w:t>54+33=</w:t>
+              <w:t>37+47=</w:t>
             </w:r>
           </w:p>
         </w:tc>
@@ -318,7 +318,7 @@
                 <w:rFonts w:ascii="TimeNewRoman" w:hAnsi="TimeNewRoman"/>
                 <w:sz w:val="30"/>
               </w:rPr>
-              <w:t>66-0=</w:t>
+              <w:t>94-5=</w:t>
             </w:r>
           </w:p>
         </w:tc>
@@ -335,7 +335,7 @@
                 <w:rFonts w:ascii="TimeNewRoman" w:hAnsi="TimeNewRoman"/>
                 <w:sz w:val="30"/>
               </w:rPr>
-              <w:t>90-88=</w:t>
+              <w:t>95-35=</w:t>
             </w:r>
           </w:p>
         </w:tc>
@@ -352,7 +352,7 @@
                 <w:rFonts w:ascii="TimeNewRoman" w:hAnsi="TimeNewRoman"/>
                 <w:sz w:val="30"/>
               </w:rPr>
-              <w:t>41+46=</w:t>
+              <w:t>13+10=</w:t>
             </w:r>
           </w:p>
         </w:tc>
@@ -369,7 +369,7 @@
                 <w:rFonts w:ascii="TimeNewRoman" w:hAnsi="TimeNewRoman"/>
                 <w:sz w:val="30"/>
               </w:rPr>
-              <w:t>96-72=</w:t>
+              <w:t>14+79=</w:t>
             </w:r>
           </w:p>
         </w:tc>
@@ -388,7 +388,7 @@
                 <w:rFonts w:ascii="TimeNewRoman" w:hAnsi="TimeNewRoman"/>
                 <w:sz w:val="30"/>
               </w:rPr>
-              <w:t>36+26=</w:t>
+              <w:t>51-15=</w:t>
             </w:r>
           </w:p>
         </w:tc>
@@ -405,7 +405,7 @@
                 <w:rFonts w:ascii="TimeNewRoman" w:hAnsi="TimeNewRoman"/>
                 <w:sz w:val="30"/>
               </w:rPr>
-              <w:t>18+58=</w:t>
+              <w:t>83-7=</w:t>
             </w:r>
           </w:p>
         </w:tc>
@@ -422,7 +422,7 @@
                 <w:rFonts w:ascii="TimeNewRoman" w:hAnsi="TimeNewRoman"/>
                 <w:sz w:val="30"/>
               </w:rPr>
-              <w:t>73+20=</w:t>
+              <w:t>40-35=</w:t>
             </w:r>
           </w:p>
         </w:tc>
@@ -439,7 +439,7 @@
                 <w:rFonts w:ascii="TimeNewRoman" w:hAnsi="TimeNewRoman"/>
                 <w:sz w:val="30"/>
               </w:rPr>
-              <w:t>73-43=</w:t>
+              <w:t>63-16=</w:t>
             </w:r>
           </w:p>
         </w:tc>
@@ -456,7 +456,7 @@
                 <w:rFonts w:ascii="TimeNewRoman" w:hAnsi="TimeNewRoman"/>
                 <w:sz w:val="30"/>
               </w:rPr>
-              <w:t>27-1=</w:t>
+              <w:t>98-20=</w:t>
             </w:r>
           </w:p>
         </w:tc>
@@ -475,7 +475,7 @@
                 <w:rFonts w:ascii="TimeNewRoman" w:hAnsi="TimeNewRoman"/>
                 <w:sz w:val="30"/>
               </w:rPr>
-              <w:t>70-47=</w:t>
+              <w:t>3+94=</w:t>
             </w:r>
           </w:p>
         </w:tc>
@@ -492,7 +492,7 @@
                 <w:rFonts w:ascii="TimeNewRoman" w:hAnsi="TimeNewRoman"/>
                 <w:sz w:val="30"/>
               </w:rPr>
-              <w:t>91-42=</w:t>
+              <w:t>41-4=</w:t>
             </w:r>
           </w:p>
         </w:tc>
@@ -509,7 +509,7 @@
                 <w:rFonts w:ascii="TimeNewRoman" w:hAnsi="TimeNewRoman"/>
                 <w:sz w:val="30"/>
               </w:rPr>
-              <w:t>13+47=</w:t>
+              <w:t>75-62=</w:t>
             </w:r>
           </w:p>
         </w:tc>
@@ -526,7 +526,7 @@
                 <w:rFonts w:ascii="TimeNewRoman" w:hAnsi="TimeNewRoman"/>
                 <w:sz w:val="30"/>
               </w:rPr>
-              <w:t>16+9=</w:t>
+              <w:t>64+1=</w:t>
             </w:r>
           </w:p>
         </w:tc>
@@ -543,7 +543,7 @@
                 <w:rFonts w:ascii="TimeNewRoman" w:hAnsi="TimeNewRoman"/>
                 <w:sz w:val="30"/>
               </w:rPr>
-              <w:t>92-43=</w:t>
+              <w:t>10+64=</w:t>
             </w:r>
           </w:p>
         </w:tc>
@@ -562,7 +562,7 @@
                 <w:rFonts w:ascii="TimeNewRoman" w:hAnsi="TimeNewRoman"/>
                 <w:sz w:val="30"/>
               </w:rPr>
-              <w:t>54-4=</w:t>
+              <w:t>97-81=</w:t>
             </w:r>
           </w:p>
         </w:tc>
@@ -579,7 +579,7 @@
                 <w:rFonts w:ascii="TimeNewRoman" w:hAnsi="TimeNewRoman"/>
                 <w:sz w:val="30"/>
               </w:rPr>
-              <w:t>86-64=</w:t>
+              <w:t>0+35=</w:t>
             </w:r>
           </w:p>
         </w:tc>
@@ -596,7 +596,7 @@
                 <w:rFonts w:ascii="TimeNewRoman" w:hAnsi="TimeNewRoman"/>
                 <w:sz w:val="30"/>
               </w:rPr>
-              <w:t>32+64=</w:t>
+              <w:t>56+16=</w:t>
             </w:r>
           </w:p>
         </w:tc>
@@ -613,7 +613,7 @@
                 <w:rFonts w:ascii="TimeNewRoman" w:hAnsi="TimeNewRoman"/>
                 <w:sz w:val="30"/>
               </w:rPr>
-              <w:t>15+67=</w:t>
+              <w:t>30+57=</w:t>
             </w:r>
           </w:p>
         </w:tc>
@@ -630,7 +630,7 @@
                 <w:rFonts w:ascii="TimeNewRoman" w:hAnsi="TimeNewRoman"/>
                 <w:sz w:val="30"/>
               </w:rPr>
-              <w:t>38+46=</w:t>
+              <w:t>4+1=</w:t>
             </w:r>
           </w:p>
         </w:tc>
@@ -649,7 +649,7 @@
                 <w:rFonts w:ascii="TimeNewRoman" w:hAnsi="TimeNewRoman"/>
                 <w:sz w:val="30"/>
               </w:rPr>
-              <w:t>73-20=</w:t>
+              <w:t>80-67=</w:t>
             </w:r>
           </w:p>
         </w:tc>
@@ -666,7 +666,7 @@
                 <w:rFonts w:ascii="TimeNewRoman" w:hAnsi="TimeNewRoman"/>
                 <w:sz w:val="30"/>
               </w:rPr>
-              <w:t>57-50=</w:t>
+              <w:t>63+8=</w:t>
             </w:r>
           </w:p>
         </w:tc>
@@ -683,7 +683,7 @@
                 <w:rFonts w:ascii="TimeNewRoman" w:hAnsi="TimeNewRoman"/>
                 <w:sz w:val="30"/>
               </w:rPr>
-              <w:t>77-65=</w:t>
+              <w:t>28+67=</w:t>
             </w:r>
           </w:p>
         </w:tc>
@@ -700,7 +700,7 @@
                 <w:rFonts w:ascii="TimeNewRoman" w:hAnsi="TimeNewRoman"/>
                 <w:sz w:val="30"/>
               </w:rPr>
-              <w:t>52-8=</w:t>
+              <w:t>27+32=</w:t>
             </w:r>
           </w:p>
         </w:tc>
@@ -717,7 +717,7 @@
                 <w:rFonts w:ascii="TimeNewRoman" w:hAnsi="TimeNewRoman"/>
                 <w:sz w:val="30"/>
               </w:rPr>
-              <w:t>66+14=</w:t>
+              <w:t>12+84=</w:t>
             </w:r>
           </w:p>
         </w:tc>
@@ -736,7 +736,7 @@
                 <w:rFonts w:ascii="TimeNewRoman" w:hAnsi="TimeNewRoman"/>
                 <w:sz w:val="30"/>
               </w:rPr>
-              <w:t>5+34=</w:t>
+              <w:t>89-39=</w:t>
             </w:r>
           </w:p>
         </w:tc>
@@ -753,7 +753,7 @@
                 <w:rFonts w:ascii="TimeNewRoman" w:hAnsi="TimeNewRoman"/>
                 <w:sz w:val="30"/>
               </w:rPr>
-              <w:t>71+5=</w:t>
+              <w:t>30-4=</w:t>
             </w:r>
           </w:p>
         </w:tc>
@@ -770,7 +770,7 @@
                 <w:rFonts w:ascii="TimeNewRoman" w:hAnsi="TimeNewRoman"/>
                 <w:sz w:val="30"/>
               </w:rPr>
-              <w:t>20+69=</w:t>
+              <w:t>12+31=</w:t>
             </w:r>
           </w:p>
         </w:tc>
@@ -787,7 +787,7 @@
                 <w:rFonts w:ascii="TimeNewRoman" w:hAnsi="TimeNewRoman"/>
                 <w:sz w:val="30"/>
               </w:rPr>
-              <w:t>84-4=</w:t>
+              <w:t>62+13=</w:t>
             </w:r>
           </w:p>
         </w:tc>
@@ -804,7 +804,7 @@
                 <w:rFonts w:ascii="TimeNewRoman" w:hAnsi="TimeNewRoman"/>
                 <w:sz w:val="30"/>
               </w:rPr>
-              <w:t>47-9=</w:t>
+              <w:t>98-85=</w:t>
             </w:r>
           </w:p>
         </w:tc>
@@ -823,7 +823,7 @@
                 <w:rFonts w:ascii="TimeNewRoman" w:hAnsi="TimeNewRoman"/>
                 <w:sz w:val="30"/>
               </w:rPr>
-              <w:t>9+26=</w:t>
+              <w:t>87+1=</w:t>
             </w:r>
           </w:p>
         </w:tc>
@@ -840,7 +840,7 @@
                 <w:rFonts w:ascii="TimeNewRoman" w:hAnsi="TimeNewRoman"/>
                 <w:sz w:val="30"/>
               </w:rPr>
-              <w:t>89-62=</w:t>
+              <w:t>47+39=</w:t>
             </w:r>
           </w:p>
         </w:tc>
@@ -857,7 +857,7 @@
                 <w:rFonts w:ascii="TimeNewRoman" w:hAnsi="TimeNewRoman"/>
                 <w:sz w:val="30"/>
               </w:rPr>
-              <w:t>49-42=</w:t>
+              <w:t>27+51=</w:t>
             </w:r>
           </w:p>
         </w:tc>
@@ -874,7 +874,7 @@
                 <w:rFonts w:ascii="TimeNewRoman" w:hAnsi="TimeNewRoman"/>
                 <w:sz w:val="30"/>
               </w:rPr>
-              <w:t>73-24=</w:t>
+              <w:t>75-4=</w:t>
             </w:r>
           </w:p>
         </w:tc>
@@ -891,7 +891,7 @@
                 <w:rFonts w:ascii="TimeNewRoman" w:hAnsi="TimeNewRoman"/>
                 <w:sz w:val="30"/>
               </w:rPr>
-              <w:t>50-8=</w:t>
+              <w:t>36+13=</w:t>
             </w:r>
           </w:p>
         </w:tc>
@@ -910,7 +910,7 @@
                 <w:rFonts w:ascii="TimeNewRoman" w:hAnsi="TimeNewRoman"/>
                 <w:sz w:val="30"/>
               </w:rPr>
-              <w:t>15-7=</w:t>
+              <w:t>56-2=</w:t>
             </w:r>
           </w:p>
         </w:tc>
@@ -927,7 +927,7 @@
                 <w:rFonts w:ascii="TimeNewRoman" w:hAnsi="TimeNewRoman"/>
                 <w:sz w:val="30"/>
               </w:rPr>
-              <w:t>1+21=</w:t>
+              <w:t>52+22=</w:t>
             </w:r>
           </w:p>
         </w:tc>
@@ -944,7 +944,7 @@
                 <w:rFonts w:ascii="TimeNewRoman" w:hAnsi="TimeNewRoman"/>
                 <w:sz w:val="30"/>
               </w:rPr>
-              <w:t>59+5=</w:t>
+              <w:t>61+8=</w:t>
             </w:r>
           </w:p>
         </w:tc>
@@ -961,7 +961,7 @@
                 <w:rFonts w:ascii="TimeNewRoman" w:hAnsi="TimeNewRoman"/>
                 <w:sz w:val="30"/>
               </w:rPr>
-              <w:t>24-24=</w:t>
+              <w:t>48-9=</w:t>
             </w:r>
           </w:p>
         </w:tc>
@@ -978,7 +978,7 @@
                 <w:rFonts w:ascii="TimeNewRoman" w:hAnsi="TimeNewRoman"/>
                 <w:sz w:val="30"/>
               </w:rPr>
-              <w:t>3+3=</w:t>
+              <w:t>66+27=</w:t>
             </w:r>
           </w:p>
         </w:tc>
@@ -997,7 +997,7 @@
                 <w:rFonts w:ascii="TimeNewRoman" w:hAnsi="TimeNewRoman"/>
                 <w:sz w:val="30"/>
               </w:rPr>
-              <w:t>46-29=</w:t>
+              <w:t>96-6=</w:t>
             </w:r>
           </w:p>
         </w:tc>
@@ -1014,7 +1014,7 @@
                 <w:rFonts w:ascii="TimeNewRoman" w:hAnsi="TimeNewRoman"/>
                 <w:sz w:val="30"/>
               </w:rPr>
-              <w:t>33+20=</w:t>
+              <w:t>82+10=</w:t>
             </w:r>
           </w:p>
         </w:tc>
@@ -1031,7 +1031,7 @@
                 <w:rFonts w:ascii="TimeNewRoman" w:hAnsi="TimeNewRoman"/>
                 <w:sz w:val="30"/>
               </w:rPr>
-              <w:t>89-5=</w:t>
+              <w:t>29+12=</w:t>
             </w:r>
           </w:p>
         </w:tc>
@@ -1048,7 +1048,7 @@
                 <w:rFonts w:ascii="TimeNewRoman" w:hAnsi="TimeNewRoman"/>
                 <w:sz w:val="30"/>
               </w:rPr>
-              <w:t>52-43=</w:t>
+              <w:t>47+17=</w:t>
             </w:r>
           </w:p>
         </w:tc>
@@ -1065,7 +1065,7 @@
                 <w:rFonts w:ascii="TimeNewRoman" w:hAnsi="TimeNewRoman"/>
                 <w:sz w:val="30"/>
               </w:rPr>
-              <w:t>50-22=</w:t>
+              <w:t>86+8=</w:t>
             </w:r>
           </w:p>
         </w:tc>
@@ -1084,7 +1084,7 @@
                 <w:rFonts w:ascii="TimeNewRoman" w:hAnsi="TimeNewRoman"/>
                 <w:sz w:val="30"/>
               </w:rPr>
-              <w:t>76-27=</w:t>
+              <w:t>31+51=</w:t>
             </w:r>
           </w:p>
         </w:tc>
@@ -1101,7 +1101,7 @@
                 <w:rFonts w:ascii="TimeNewRoman" w:hAnsi="TimeNewRoman"/>
                 <w:sz w:val="30"/>
               </w:rPr>
-              <w:t>46+10=</w:t>
+              <w:t>76+0=</w:t>
             </w:r>
           </w:p>
         </w:tc>
@@ -1118,7 +1118,7 @@
                 <w:rFonts w:ascii="TimeNewRoman" w:hAnsi="TimeNewRoman"/>
                 <w:sz w:val="30"/>
               </w:rPr>
-              <w:t>49+43=</w:t>
+              <w:t>54-53=</w:t>
             </w:r>
           </w:p>
         </w:tc>
@@ -1135,7 +1135,7 @@
                 <w:rFonts w:ascii="TimeNewRoman" w:hAnsi="TimeNewRoman"/>
                 <w:sz w:val="30"/>
               </w:rPr>
-              <w:t>44-8=</w:t>
+              <w:t>17+3=</w:t>
             </w:r>
           </w:p>
         </w:tc>
@@ -1152,7 +1152,7 @@
                 <w:rFonts w:ascii="TimeNewRoman" w:hAnsi="TimeNewRoman"/>
                 <w:sz w:val="30"/>
               </w:rPr>
-              <w:t>48-46=</w:t>
+              <w:t>72-49=</w:t>
             </w:r>
           </w:p>
         </w:tc>
@@ -1171,7 +1171,7 @@
                 <w:rFonts w:ascii="TimeNewRoman" w:hAnsi="TimeNewRoman"/>
                 <w:sz w:val="30"/>
               </w:rPr>
-              <w:t>8+17=</w:t>
+              <w:t>63-8=</w:t>
             </w:r>
           </w:p>
         </w:tc>
@@ -1188,7 +1188,7 @@
                 <w:rFonts w:ascii="TimeNewRoman" w:hAnsi="TimeNewRoman"/>
                 <w:sz w:val="30"/>
               </w:rPr>
-              <w:t>49+41=</w:t>
+              <w:t>82-58=</w:t>
             </w:r>
           </w:p>
         </w:tc>
@@ -1205,7 +1205,7 @@
                 <w:rFonts w:ascii="TimeNewRoman" w:hAnsi="TimeNewRoman"/>
                 <w:sz w:val="30"/>
               </w:rPr>
-              <w:t>82-8=</w:t>
+              <w:t>16-1=</w:t>
             </w:r>
           </w:p>
         </w:tc>
@@ -1222,7 +1222,7 @@
                 <w:rFonts w:ascii="TimeNewRoman" w:hAnsi="TimeNewRoman"/>
                 <w:sz w:val="30"/>
               </w:rPr>
-              <w:t>50+47=</w:t>
+              <w:t>91+8=</w:t>
             </w:r>
           </w:p>
         </w:tc>
@@ -1239,7 +1239,7 @@
                 <w:rFonts w:ascii="TimeNewRoman" w:hAnsi="TimeNewRoman"/>
                 <w:sz w:val="30"/>
               </w:rPr>
-              <w:t>96-18=</w:t>
+              <w:t>70-48=</w:t>
             </w:r>
           </w:p>
         </w:tc>
@@ -1258,7 +1258,7 @@
                 <w:rFonts w:ascii="TimeNewRoman" w:hAnsi="TimeNewRoman"/>
                 <w:sz w:val="30"/>
               </w:rPr>
-              <w:t>26-20=</w:t>
+              <w:t>42-5=</w:t>
             </w:r>
           </w:p>
         </w:tc>
@@ -1275,7 +1275,7 @@
                 <w:rFonts w:ascii="TimeNewRoman" w:hAnsi="TimeNewRoman"/>
                 <w:sz w:val="30"/>
               </w:rPr>
-              <w:t>80+3=</w:t>
+              <w:t>10-0=</w:t>
             </w:r>
           </w:p>
         </w:tc>
@@ -1292,7 +1292,7 @@
                 <w:rFonts w:ascii="TimeNewRoman" w:hAnsi="TimeNewRoman"/>
                 <w:sz w:val="30"/>
               </w:rPr>
-              <w:t>41+32=</w:t>
+              <w:t>44+51=</w:t>
             </w:r>
           </w:p>
         </w:tc>
@@ -1309,7 +1309,7 @@
                 <w:rFonts w:ascii="TimeNewRoman" w:hAnsi="TimeNewRoman"/>
                 <w:sz w:val="30"/>
               </w:rPr>
-              <w:t>96-92=</w:t>
+              <w:t>93-25=</w:t>
             </w:r>
           </w:p>
         </w:tc>
@@ -1326,7 +1326,7 @@
                 <w:rFonts w:ascii="TimeNewRoman" w:hAnsi="TimeNewRoman"/>
                 <w:sz w:val="30"/>
               </w:rPr>
-              <w:t>90-55=</w:t>
+              <w:t>71-63=</w:t>
             </w:r>
           </w:p>
         </w:tc>
@@ -1345,7 +1345,7 @@
                 <w:rFonts w:ascii="TimeNewRoman" w:hAnsi="TimeNewRoman"/>
                 <w:sz w:val="30"/>
               </w:rPr>
-              <w:t>67-39=</w:t>
+              <w:t>15+29=</w:t>
             </w:r>
           </w:p>
         </w:tc>
@@ -1362,7 +1362,7 @@
                 <w:rFonts w:ascii="TimeNewRoman" w:hAnsi="TimeNewRoman"/>
                 <w:sz w:val="30"/>
               </w:rPr>
-              <w:t>10+31=</w:t>
+              <w:t>60-23=</w:t>
             </w:r>
           </w:p>
         </w:tc>
@@ -1379,7 +1379,7 @@
                 <w:rFonts w:ascii="TimeNewRoman" w:hAnsi="TimeNewRoman"/>
                 <w:sz w:val="30"/>
               </w:rPr>
-              <w:t>67-52=</w:t>
+              <w:t>49+36=</w:t>
             </w:r>
           </w:p>
         </w:tc>
@@ -1396,7 +1396,7 @@
                 <w:rFonts w:ascii="TimeNewRoman" w:hAnsi="TimeNewRoman"/>
                 <w:sz w:val="30"/>
               </w:rPr>
-              <w:t>63+3=</w:t>
+              <w:t>68-40=</w:t>
             </w:r>
           </w:p>
         </w:tc>
@@ -1413,7 +1413,7 @@
                 <w:rFonts w:ascii="TimeNewRoman" w:hAnsi="TimeNewRoman"/>
                 <w:sz w:val="30"/>
               </w:rPr>
-              <w:t>79-66=</w:t>
+              <w:t>60-1=</w:t>
             </w:r>
           </w:p>
         </w:tc>
@@ -1432,7 +1432,7 @@
                 <w:rFonts w:ascii="TimeNewRoman" w:hAnsi="TimeNewRoman"/>
                 <w:sz w:val="30"/>
               </w:rPr>
-              <w:t>66-55=</w:t>
+              <w:t>55-46=</w:t>
             </w:r>
           </w:p>
         </w:tc>
@@ -1449,7 +1449,7 @@
                 <w:rFonts w:ascii="TimeNewRoman" w:hAnsi="TimeNewRoman"/>
                 <w:sz w:val="30"/>
               </w:rPr>
-              <w:t>16+82=</w:t>
+              <w:t>56-24=</w:t>
             </w:r>
           </w:p>
         </w:tc>
@@ -1466,7 +1466,7 @@
                 <w:rFonts w:ascii="TimeNewRoman" w:hAnsi="TimeNewRoman"/>
                 <w:sz w:val="30"/>
               </w:rPr>
-              <w:t>60+11=</w:t>
+              <w:t>62+3=</w:t>
             </w:r>
           </w:p>
         </w:tc>
@@ -1483,7 +1483,7 @@
                 <w:rFonts w:ascii="TimeNewRoman" w:hAnsi="TimeNewRoman"/>
                 <w:sz w:val="30"/>
               </w:rPr>
-              <w:t>39-29=</w:t>
+              <w:t>47+21=</w:t>
             </w:r>
           </w:p>
         </w:tc>
@@ -1500,7 +1500,7 @@
                 <w:rFonts w:ascii="TimeNewRoman" w:hAnsi="TimeNewRoman"/>
                 <w:sz w:val="30"/>
               </w:rPr>
-              <w:t>62-8=</w:t>
+              <w:t>45-24=</w:t>
             </w:r>
           </w:p>
         </w:tc>
@@ -1519,7 +1519,7 @@
                 <w:rFonts w:ascii="TimeNewRoman" w:hAnsi="TimeNewRoman"/>
                 <w:sz w:val="30"/>
               </w:rPr>
-              <w:t>62-4=</w:t>
+              <w:t>65+10=</w:t>
             </w:r>
           </w:p>
         </w:tc>
@@ -1536,7 +1536,7 @@
                 <w:rFonts w:ascii="TimeNewRoman" w:hAnsi="TimeNewRoman"/>
                 <w:sz w:val="30"/>
               </w:rPr>
-              <w:t>68-48=</w:t>
+              <w:t>18+6=</w:t>
             </w:r>
           </w:p>
         </w:tc>
@@ -1553,7 +1553,7 @@
                 <w:rFonts w:ascii="TimeNewRoman" w:hAnsi="TimeNewRoman"/>
                 <w:sz w:val="30"/>
               </w:rPr>
-              <w:t>73-47=</w:t>
+              <w:t>93-10=</w:t>
             </w:r>
           </w:p>
         </w:tc>
@@ -1570,7 +1570,7 @@
                 <w:rFonts w:ascii="TimeNewRoman" w:hAnsi="TimeNewRoman"/>
                 <w:sz w:val="30"/>
               </w:rPr>
-              <w:t>50-34=</w:t>
+              <w:t>96-96=</w:t>
             </w:r>
           </w:p>
         </w:tc>
@@ -1587,7 +1587,7 @@
                 <w:rFonts w:ascii="TimeNewRoman" w:hAnsi="TimeNewRoman"/>
                 <w:sz w:val="30"/>
               </w:rPr>
-              <w:t>54-39=</w:t>
+              <w:t>83+14=</w:t>
             </w:r>
           </w:p>
         </w:tc>
@@ -1606,7 +1606,7 @@
                 <w:rFonts w:ascii="TimeNewRoman" w:hAnsi="TimeNewRoman"/>
                 <w:sz w:val="30"/>
               </w:rPr>
-              <w:t>51-25=</w:t>
+              <w:t>33+31=</w:t>
             </w:r>
           </w:p>
         </w:tc>
@@ -1623,7 +1623,7 @@
                 <w:rFonts w:ascii="TimeNewRoman" w:hAnsi="TimeNewRoman"/>
                 <w:sz w:val="30"/>
               </w:rPr>
-              <w:t>29+36=</w:t>
+              <w:t>49+38=</w:t>
             </w:r>
           </w:p>
         </w:tc>
@@ -1640,7 +1640,7 @@
                 <w:rFonts w:ascii="TimeNewRoman" w:hAnsi="TimeNewRoman"/>
                 <w:sz w:val="30"/>
               </w:rPr>
-              <w:t>35+47=</w:t>
+              <w:t>74-62=</w:t>
             </w:r>
           </w:p>
         </w:tc>
@@ -1657,7 +1657,7 @@
                 <w:rFonts w:ascii="TimeNewRoman" w:hAnsi="TimeNewRoman"/>
                 <w:sz w:val="30"/>
               </w:rPr>
-              <w:t>94-76=</w:t>
+              <w:t>84-23=</w:t>
             </w:r>
           </w:p>
         </w:tc>
@@ -1674,7 +1674,7 @@
                 <w:rFonts w:ascii="TimeNewRoman" w:hAnsi="TimeNewRoman"/>
                 <w:sz w:val="30"/>
               </w:rPr>
-              <w:t>92+3=</w:t>
+              <w:t>86-37=</w:t>
             </w:r>
           </w:p>
         </w:tc>
@@ -1693,7 +1693,7 @@
                 <w:rFonts w:ascii="TimeNewRoman" w:hAnsi="TimeNewRoman"/>
                 <w:sz w:val="30"/>
               </w:rPr>
-              <w:t>57-33=</w:t>
+              <w:t>44+29=</w:t>
             </w:r>
           </w:p>
         </w:tc>
@@ -1710,7 +1710,7 @@
                 <w:rFonts w:ascii="TimeNewRoman" w:hAnsi="TimeNewRoman"/>
                 <w:sz w:val="30"/>
               </w:rPr>
-              <w:t>73-45=</w:t>
+              <w:t>27-21=</w:t>
             </w:r>
           </w:p>
         </w:tc>
@@ -1727,7 +1727,7 @@
                 <w:rFonts w:ascii="TimeNewRoman" w:hAnsi="TimeNewRoman"/>
                 <w:sz w:val="30"/>
               </w:rPr>
-              <w:t>0+57=</w:t>
+              <w:t>60+1=</w:t>
             </w:r>
           </w:p>
         </w:tc>
@@ -1744,7 +1744,7 @@
                 <w:rFonts w:ascii="TimeNewRoman" w:hAnsi="TimeNewRoman"/>
                 <w:sz w:val="30"/>
               </w:rPr>
-              <w:t>64-20=</w:t>
+              <w:t>29+50=</w:t>
             </w:r>
           </w:p>
         </w:tc>
@@ -1761,7 +1761,7 @@
                 <w:rFonts w:ascii="TimeNewRoman" w:hAnsi="TimeNewRoman"/>
                 <w:sz w:val="30"/>
               </w:rPr>
-              <w:t>51-20=</w:t>
+              <w:t>93-31=</w:t>
             </w:r>
           </w:p>
         </w:tc>

--- a/addition_and_subtraction_within_100.docx
+++ b/addition_and_subtraction_within_100.docx
@@ -11,7 +11,7 @@
           <w:rFonts w:ascii="Arial" w:hAnsi="Arial"/>
           <w:sz w:val="30"/>
         </w:rPr>
-        <w:t>2026-09-13 Sunday</w:t>
+        <w:t>2026-09-14 Monday</w:t>
       </w:r>
     </w:p>
     <w:tbl>
@@ -40,7 +40,7 @@
                 <w:rFonts w:ascii="TimeNewRoman" w:hAnsi="TimeNewRoman"/>
                 <w:sz w:val="30"/>
               </w:rPr>
-              <w:t>31-3=</w:t>
+              <w:t>84-29=</w:t>
             </w:r>
           </w:p>
         </w:tc>
@@ -57,7 +57,7 @@
                 <w:rFonts w:ascii="TimeNewRoman" w:hAnsi="TimeNewRoman"/>
                 <w:sz w:val="30"/>
               </w:rPr>
-              <w:t>91-77=</w:t>
+              <w:t>77-7=</w:t>
             </w:r>
           </w:p>
         </w:tc>
@@ -74,7 +74,7 @@
                 <w:rFonts w:ascii="TimeNewRoman" w:hAnsi="TimeNewRoman"/>
                 <w:sz w:val="30"/>
               </w:rPr>
-              <w:t>31+67=</w:t>
+              <w:t>9+5=</w:t>
             </w:r>
           </w:p>
         </w:tc>
@@ -91,7 +91,7 @@
                 <w:rFonts w:ascii="TimeNewRoman" w:hAnsi="TimeNewRoman"/>
                 <w:sz w:val="30"/>
               </w:rPr>
-              <w:t>82-30=</w:t>
+              <w:t>96-36=</w:t>
             </w:r>
           </w:p>
         </w:tc>
@@ -108,7 +108,7 @@
                 <w:rFonts w:ascii="TimeNewRoman" w:hAnsi="TimeNewRoman"/>
                 <w:sz w:val="30"/>
               </w:rPr>
-              <w:t>47+42=</w:t>
+              <w:t>67-45=</w:t>
             </w:r>
           </w:p>
         </w:tc>
@@ -127,7 +127,7 @@
                 <w:rFonts w:ascii="TimeNewRoman" w:hAnsi="TimeNewRoman"/>
                 <w:sz w:val="30"/>
               </w:rPr>
-              <w:t>70+20=</w:t>
+              <w:t>34-13=</w:t>
             </w:r>
           </w:p>
         </w:tc>
@@ -144,7 +144,7 @@
                 <w:rFonts w:ascii="TimeNewRoman" w:hAnsi="TimeNewRoman"/>
                 <w:sz w:val="30"/>
               </w:rPr>
-              <w:t>39+14=</w:t>
+              <w:t>46-33=</w:t>
             </w:r>
           </w:p>
         </w:tc>
@@ -161,7 +161,7 @@
                 <w:rFonts w:ascii="TimeNewRoman" w:hAnsi="TimeNewRoman"/>
                 <w:sz w:val="30"/>
               </w:rPr>
-              <w:t>99-93=</w:t>
+              <w:t>53-7=</w:t>
             </w:r>
           </w:p>
         </w:tc>
@@ -178,7 +178,7 @@
                 <w:rFonts w:ascii="TimeNewRoman" w:hAnsi="TimeNewRoman"/>
                 <w:sz w:val="30"/>
               </w:rPr>
-              <w:t>38-19=</w:t>
+              <w:t>24-15=</w:t>
             </w:r>
           </w:p>
         </w:tc>
@@ -195,7 +195,7 @@
                 <w:rFonts w:ascii="TimeNewRoman" w:hAnsi="TimeNewRoman"/>
                 <w:sz w:val="30"/>
               </w:rPr>
-              <w:t>48+28=</w:t>
+              <w:t>21+71=</w:t>
             </w:r>
           </w:p>
         </w:tc>
@@ -214,7 +214,7 @@
                 <w:rFonts w:ascii="TimeNewRoman" w:hAnsi="TimeNewRoman"/>
                 <w:sz w:val="30"/>
               </w:rPr>
-              <w:t>13+4=</w:t>
+              <w:t>77-56=</w:t>
             </w:r>
           </w:p>
         </w:tc>
@@ -231,7 +231,7 @@
                 <w:rFonts w:ascii="TimeNewRoman" w:hAnsi="TimeNewRoman"/>
                 <w:sz w:val="30"/>
               </w:rPr>
-              <w:t>33+24=</w:t>
+              <w:t>56+37=</w:t>
             </w:r>
           </w:p>
         </w:tc>
@@ -248,7 +248,7 @@
                 <w:rFonts w:ascii="TimeNewRoman" w:hAnsi="TimeNewRoman"/>
                 <w:sz w:val="30"/>
               </w:rPr>
-              <w:t>32+15=</w:t>
+              <w:t>15+20=</w:t>
             </w:r>
           </w:p>
         </w:tc>
@@ -265,7 +265,7 @@
                 <w:rFonts w:ascii="TimeNewRoman" w:hAnsi="TimeNewRoman"/>
                 <w:sz w:val="30"/>
               </w:rPr>
-              <w:t>89-42=</w:t>
+              <w:t>94-57=</w:t>
             </w:r>
           </w:p>
         </w:tc>
@@ -282,7 +282,7 @@
                 <w:rFonts w:ascii="TimeNewRoman" w:hAnsi="TimeNewRoman"/>
                 <w:sz w:val="30"/>
               </w:rPr>
-              <w:t>30+25=</w:t>
+              <w:t>51-41=</w:t>
             </w:r>
           </w:p>
         </w:tc>
@@ -301,7 +301,7 @@
                 <w:rFonts w:ascii="TimeNewRoman" w:hAnsi="TimeNewRoman"/>
                 <w:sz w:val="30"/>
               </w:rPr>
-              <w:t>37+47=</w:t>
+              <w:t>77-40=</w:t>
             </w:r>
           </w:p>
         </w:tc>
@@ -318,7 +318,7 @@
                 <w:rFonts w:ascii="TimeNewRoman" w:hAnsi="TimeNewRoman"/>
                 <w:sz w:val="30"/>
               </w:rPr>
-              <w:t>94-5=</w:t>
+              <w:t>51+25=</w:t>
             </w:r>
           </w:p>
         </w:tc>
@@ -335,7 +335,7 @@
                 <w:rFonts w:ascii="TimeNewRoman" w:hAnsi="TimeNewRoman"/>
                 <w:sz w:val="30"/>
               </w:rPr>
-              <w:t>95-35=</w:t>
+              <w:t>47+19=</w:t>
             </w:r>
           </w:p>
         </w:tc>
@@ -352,7 +352,7 @@
                 <w:rFonts w:ascii="TimeNewRoman" w:hAnsi="TimeNewRoman"/>
                 <w:sz w:val="30"/>
               </w:rPr>
-              <w:t>13+10=</w:t>
+              <w:t>46-20=</w:t>
             </w:r>
           </w:p>
         </w:tc>
@@ -369,7 +369,7 @@
                 <w:rFonts w:ascii="TimeNewRoman" w:hAnsi="TimeNewRoman"/>
                 <w:sz w:val="30"/>
               </w:rPr>
-              <w:t>14+79=</w:t>
+              <w:t>55-22=</w:t>
             </w:r>
           </w:p>
         </w:tc>
@@ -388,7 +388,7 @@
                 <w:rFonts w:ascii="TimeNewRoman" w:hAnsi="TimeNewRoman"/>
                 <w:sz w:val="30"/>
               </w:rPr>
-              <w:t>51-15=</w:t>
+              <w:t>3+64=</w:t>
             </w:r>
           </w:p>
         </w:tc>
@@ -405,7 +405,7 @@
                 <w:rFonts w:ascii="TimeNewRoman" w:hAnsi="TimeNewRoman"/>
                 <w:sz w:val="30"/>
               </w:rPr>
-              <w:t>83-7=</w:t>
+              <w:t>30-26=</w:t>
             </w:r>
           </w:p>
         </w:tc>
@@ -422,7 +422,7 @@
                 <w:rFonts w:ascii="TimeNewRoman" w:hAnsi="TimeNewRoman"/>
                 <w:sz w:val="30"/>
               </w:rPr>
-              <w:t>40-35=</w:t>
+              <w:t>59+3=</w:t>
             </w:r>
           </w:p>
         </w:tc>
@@ -439,7 +439,7 @@
                 <w:rFonts w:ascii="TimeNewRoman" w:hAnsi="TimeNewRoman"/>
                 <w:sz w:val="30"/>
               </w:rPr>
-              <w:t>63-16=</w:t>
+              <w:t>77-60=</w:t>
             </w:r>
           </w:p>
         </w:tc>
@@ -456,7 +456,7 @@
                 <w:rFonts w:ascii="TimeNewRoman" w:hAnsi="TimeNewRoman"/>
                 <w:sz w:val="30"/>
               </w:rPr>
-              <w:t>98-20=</w:t>
+              <w:t>25+25=</w:t>
             </w:r>
           </w:p>
         </w:tc>
@@ -475,7 +475,7 @@
                 <w:rFonts w:ascii="TimeNewRoman" w:hAnsi="TimeNewRoman"/>
                 <w:sz w:val="30"/>
               </w:rPr>
-              <w:t>3+94=</w:t>
+              <w:t>26+37=</w:t>
             </w:r>
           </w:p>
         </w:tc>
@@ -492,7 +492,7 @@
                 <w:rFonts w:ascii="TimeNewRoman" w:hAnsi="TimeNewRoman"/>
                 <w:sz w:val="30"/>
               </w:rPr>
-              <w:t>41-4=</w:t>
+              <w:t>37+26=</w:t>
             </w:r>
           </w:p>
         </w:tc>
@@ -509,7 +509,7 @@
                 <w:rFonts w:ascii="TimeNewRoman" w:hAnsi="TimeNewRoman"/>
                 <w:sz w:val="30"/>
               </w:rPr>
-              <w:t>75-62=</w:t>
+              <w:t>10+28=</w:t>
             </w:r>
           </w:p>
         </w:tc>
@@ -526,7 +526,7 @@
                 <w:rFonts w:ascii="TimeNewRoman" w:hAnsi="TimeNewRoman"/>
                 <w:sz w:val="30"/>
               </w:rPr>
-              <w:t>64+1=</w:t>
+              <w:t>29+6=</w:t>
             </w:r>
           </w:p>
         </w:tc>
@@ -543,7 +543,7 @@
                 <w:rFonts w:ascii="TimeNewRoman" w:hAnsi="TimeNewRoman"/>
                 <w:sz w:val="30"/>
               </w:rPr>
-              <w:t>10+64=</w:t>
+              <w:t>55+0=</w:t>
             </w:r>
           </w:p>
         </w:tc>
@@ -562,7 +562,7 @@
                 <w:rFonts w:ascii="TimeNewRoman" w:hAnsi="TimeNewRoman"/>
                 <w:sz w:val="30"/>
               </w:rPr>
-              <w:t>97-81=</w:t>
+              <w:t>11-1=</w:t>
             </w:r>
           </w:p>
         </w:tc>
@@ -579,7 +579,7 @@
                 <w:rFonts w:ascii="TimeNewRoman" w:hAnsi="TimeNewRoman"/>
                 <w:sz w:val="30"/>
               </w:rPr>
-              <w:t>0+35=</w:t>
+              <w:t>81-43=</w:t>
             </w:r>
           </w:p>
         </w:tc>
@@ -596,7 +596,7 @@
                 <w:rFonts w:ascii="TimeNewRoman" w:hAnsi="TimeNewRoman"/>
                 <w:sz w:val="30"/>
               </w:rPr>
-              <w:t>56+16=</w:t>
+              <w:t>2+38=</w:t>
             </w:r>
           </w:p>
         </w:tc>
@@ -613,7 +613,7 @@
                 <w:rFonts w:ascii="TimeNewRoman" w:hAnsi="TimeNewRoman"/>
                 <w:sz w:val="30"/>
               </w:rPr>
-              <w:t>30+57=</w:t>
+              <w:t>60+24=</w:t>
             </w:r>
           </w:p>
         </w:tc>
@@ -630,7 +630,7 @@
                 <w:rFonts w:ascii="TimeNewRoman" w:hAnsi="TimeNewRoman"/>
                 <w:sz w:val="30"/>
               </w:rPr>
-              <w:t>4+1=</w:t>
+              <w:t>62-60=</w:t>
             </w:r>
           </w:p>
         </w:tc>
@@ -649,7 +649,7 @@
                 <w:rFonts w:ascii="TimeNewRoman" w:hAnsi="TimeNewRoman"/>
                 <w:sz w:val="30"/>
               </w:rPr>
-              <w:t>80-67=</w:t>
+              <w:t>3+30=</w:t>
             </w:r>
           </w:p>
         </w:tc>
@@ -666,7 +666,7 @@
                 <w:rFonts w:ascii="TimeNewRoman" w:hAnsi="TimeNewRoman"/>
                 <w:sz w:val="30"/>
               </w:rPr>
-              <w:t>63+8=</w:t>
+              <w:t>19-2=</w:t>
             </w:r>
           </w:p>
         </w:tc>
@@ -683,7 +683,7 @@
                 <w:rFonts w:ascii="TimeNewRoman" w:hAnsi="TimeNewRoman"/>
                 <w:sz w:val="30"/>
               </w:rPr>
-              <w:t>28+67=</w:t>
+              <w:t>30+50=</w:t>
             </w:r>
           </w:p>
         </w:tc>
@@ -700,7 +700,7 @@
                 <w:rFonts w:ascii="TimeNewRoman" w:hAnsi="TimeNewRoman"/>
                 <w:sz w:val="30"/>
               </w:rPr>
-              <w:t>27+32=</w:t>
+              <w:t>81-55=</w:t>
             </w:r>
           </w:p>
         </w:tc>
@@ -717,7 +717,7 @@
                 <w:rFonts w:ascii="TimeNewRoman" w:hAnsi="TimeNewRoman"/>
                 <w:sz w:val="30"/>
               </w:rPr>
-              <w:t>12+84=</w:t>
+              <w:t>7+53=</w:t>
             </w:r>
           </w:p>
         </w:tc>
@@ -736,7 +736,7 @@
                 <w:rFonts w:ascii="TimeNewRoman" w:hAnsi="TimeNewRoman"/>
                 <w:sz w:val="30"/>
               </w:rPr>
-              <w:t>89-39=</w:t>
+              <w:t>94-14=</w:t>
             </w:r>
           </w:p>
         </w:tc>
@@ -753,7 +753,7 @@
                 <w:rFonts w:ascii="TimeNewRoman" w:hAnsi="TimeNewRoman"/>
                 <w:sz w:val="30"/>
               </w:rPr>
-              <w:t>30-4=</w:t>
+              <w:t>74-68=</w:t>
             </w:r>
           </w:p>
         </w:tc>
@@ -770,7 +770,7 @@
                 <w:rFonts w:ascii="TimeNewRoman" w:hAnsi="TimeNewRoman"/>
                 <w:sz w:val="30"/>
               </w:rPr>
-              <w:t>12+31=</w:t>
+              <w:t>66-0=</w:t>
             </w:r>
           </w:p>
         </w:tc>
@@ -787,7 +787,7 @@
                 <w:rFonts w:ascii="TimeNewRoman" w:hAnsi="TimeNewRoman"/>
                 <w:sz w:val="30"/>
               </w:rPr>
-              <w:t>62+13=</w:t>
+              <w:t>93-65=</w:t>
             </w:r>
           </w:p>
         </w:tc>
@@ -804,7 +804,7 @@
                 <w:rFonts w:ascii="TimeNewRoman" w:hAnsi="TimeNewRoman"/>
                 <w:sz w:val="30"/>
               </w:rPr>
-              <w:t>98-85=</w:t>
+              <w:t>36-3=</w:t>
             </w:r>
           </w:p>
         </w:tc>
@@ -823,7 +823,7 @@
                 <w:rFonts w:ascii="TimeNewRoman" w:hAnsi="TimeNewRoman"/>
                 <w:sz w:val="30"/>
               </w:rPr>
-              <w:t>87+1=</w:t>
+              <w:t>87-6=</w:t>
             </w:r>
           </w:p>
         </w:tc>
@@ -840,7 +840,7 @@
                 <w:rFonts w:ascii="TimeNewRoman" w:hAnsi="TimeNewRoman"/>
                 <w:sz w:val="30"/>
               </w:rPr>
-              <w:t>47+39=</w:t>
+              <w:t>61+14=</w:t>
             </w:r>
           </w:p>
         </w:tc>
@@ -857,7 +857,7 @@
                 <w:rFonts w:ascii="TimeNewRoman" w:hAnsi="TimeNewRoman"/>
                 <w:sz w:val="30"/>
               </w:rPr>
-              <w:t>27+51=</w:t>
+              <w:t>93-41=</w:t>
             </w:r>
           </w:p>
         </w:tc>
@@ -874,7 +874,7 @@
                 <w:rFonts w:ascii="TimeNewRoman" w:hAnsi="TimeNewRoman"/>
                 <w:sz w:val="30"/>
               </w:rPr>
-              <w:t>75-4=</w:t>
+              <w:t>13+74=</w:t>
             </w:r>
           </w:p>
         </w:tc>
@@ -891,7 +891,7 @@
                 <w:rFonts w:ascii="TimeNewRoman" w:hAnsi="TimeNewRoman"/>
                 <w:sz w:val="30"/>
               </w:rPr>
-              <w:t>36+13=</w:t>
+              <w:t>20+0=</w:t>
             </w:r>
           </w:p>
         </w:tc>
@@ -910,7 +910,7 @@
                 <w:rFonts w:ascii="TimeNewRoman" w:hAnsi="TimeNewRoman"/>
                 <w:sz w:val="30"/>
               </w:rPr>
-              <w:t>56-2=</w:t>
+              <w:t>44-18=</w:t>
             </w:r>
           </w:p>
         </w:tc>
@@ -927,7 +927,7 @@
                 <w:rFonts w:ascii="TimeNewRoman" w:hAnsi="TimeNewRoman"/>
                 <w:sz w:val="30"/>
               </w:rPr>
-              <w:t>52+22=</w:t>
+              <w:t>97-26=</w:t>
             </w:r>
           </w:p>
         </w:tc>
@@ -944,7 +944,7 @@
                 <w:rFonts w:ascii="TimeNewRoman" w:hAnsi="TimeNewRoman"/>
                 <w:sz w:val="30"/>
               </w:rPr>
-              <w:t>61+8=</w:t>
+              <w:t>29-18=</w:t>
             </w:r>
           </w:p>
         </w:tc>
@@ -961,7 +961,7 @@
                 <w:rFonts w:ascii="TimeNewRoman" w:hAnsi="TimeNewRoman"/>
                 <w:sz w:val="30"/>
               </w:rPr>
-              <w:t>48-9=</w:t>
+              <w:t>46+9=</w:t>
             </w:r>
           </w:p>
         </w:tc>
@@ -978,7 +978,7 @@
                 <w:rFonts w:ascii="TimeNewRoman" w:hAnsi="TimeNewRoman"/>
                 <w:sz w:val="30"/>
               </w:rPr>
-              <w:t>66+27=</w:t>
+              <w:t>59+15=</w:t>
             </w:r>
           </w:p>
         </w:tc>
@@ -997,7 +997,7 @@
                 <w:rFonts w:ascii="TimeNewRoman" w:hAnsi="TimeNewRoman"/>
                 <w:sz w:val="30"/>
               </w:rPr>
-              <w:t>96-6=</w:t>
+              <w:t>57-47=</w:t>
             </w:r>
           </w:p>
         </w:tc>
@@ -1014,7 +1014,7 @@
                 <w:rFonts w:ascii="TimeNewRoman" w:hAnsi="TimeNewRoman"/>
                 <w:sz w:val="30"/>
               </w:rPr>
-              <w:t>82+10=</w:t>
+              <w:t>99-44=</w:t>
             </w:r>
           </w:p>
         </w:tc>
@@ -1031,7 +1031,7 @@
                 <w:rFonts w:ascii="TimeNewRoman" w:hAnsi="TimeNewRoman"/>
                 <w:sz w:val="30"/>
               </w:rPr>
-              <w:t>29+12=</w:t>
+              <w:t>3+84=</w:t>
             </w:r>
           </w:p>
         </w:tc>
@@ -1048,7 +1048,7 @@
                 <w:rFonts w:ascii="TimeNewRoman" w:hAnsi="TimeNewRoman"/>
                 <w:sz w:val="30"/>
               </w:rPr>
-              <w:t>47+17=</w:t>
+              <w:t>24+21=</w:t>
             </w:r>
           </w:p>
         </w:tc>
@@ -1065,7 +1065,7 @@
                 <w:rFonts w:ascii="TimeNewRoman" w:hAnsi="TimeNewRoman"/>
                 <w:sz w:val="30"/>
               </w:rPr>
-              <w:t>86+8=</w:t>
+              <w:t>38+30=</w:t>
             </w:r>
           </w:p>
         </w:tc>
@@ -1084,7 +1084,7 @@
                 <w:rFonts w:ascii="TimeNewRoman" w:hAnsi="TimeNewRoman"/>
                 <w:sz w:val="30"/>
               </w:rPr>
-              <w:t>31+51=</w:t>
+              <w:t>11-9=</w:t>
             </w:r>
           </w:p>
         </w:tc>
@@ -1101,7 +1101,7 @@
                 <w:rFonts w:ascii="TimeNewRoman" w:hAnsi="TimeNewRoman"/>
                 <w:sz w:val="30"/>
               </w:rPr>
-              <w:t>76+0=</w:t>
+              <w:t>75-50=</w:t>
             </w:r>
           </w:p>
         </w:tc>
@@ -1118,7 +1118,7 @@
                 <w:rFonts w:ascii="TimeNewRoman" w:hAnsi="TimeNewRoman"/>
                 <w:sz w:val="30"/>
               </w:rPr>
-              <w:t>54-53=</w:t>
+              <w:t>16+15=</w:t>
             </w:r>
           </w:p>
         </w:tc>
@@ -1135,7 +1135,7 @@
                 <w:rFonts w:ascii="TimeNewRoman" w:hAnsi="TimeNewRoman"/>
                 <w:sz w:val="30"/>
               </w:rPr>
-              <w:t>17+3=</w:t>
+              <w:t>80-72=</w:t>
             </w:r>
           </w:p>
         </w:tc>
@@ -1152,7 +1152,7 @@
                 <w:rFonts w:ascii="TimeNewRoman" w:hAnsi="TimeNewRoman"/>
                 <w:sz w:val="30"/>
               </w:rPr>
-              <w:t>72-49=</w:t>
+              <w:t>16+12=</w:t>
             </w:r>
           </w:p>
         </w:tc>
@@ -1171,7 +1171,7 @@
                 <w:rFonts w:ascii="TimeNewRoman" w:hAnsi="TimeNewRoman"/>
                 <w:sz w:val="30"/>
               </w:rPr>
-              <w:t>63-8=</w:t>
+              <w:t>86-18=</w:t>
             </w:r>
           </w:p>
         </w:tc>
@@ -1188,7 +1188,7 @@
                 <w:rFonts w:ascii="TimeNewRoman" w:hAnsi="TimeNewRoman"/>
                 <w:sz w:val="30"/>
               </w:rPr>
-              <w:t>82-58=</w:t>
+              <w:t>14+41=</w:t>
             </w:r>
           </w:p>
         </w:tc>
@@ -1205,7 +1205,7 @@
                 <w:rFonts w:ascii="TimeNewRoman" w:hAnsi="TimeNewRoman"/>
                 <w:sz w:val="30"/>
               </w:rPr>
-              <w:t>16-1=</w:t>
+              <w:t>35-27=</w:t>
             </w:r>
           </w:p>
         </w:tc>
@@ -1222,7 +1222,7 @@
                 <w:rFonts w:ascii="TimeNewRoman" w:hAnsi="TimeNewRoman"/>
                 <w:sz w:val="30"/>
               </w:rPr>
-              <w:t>91+8=</w:t>
+              <w:t>17+33=</w:t>
             </w:r>
           </w:p>
         </w:tc>
@@ -1239,7 +1239,7 @@
                 <w:rFonts w:ascii="TimeNewRoman" w:hAnsi="TimeNewRoman"/>
                 <w:sz w:val="30"/>
               </w:rPr>
-              <w:t>70-48=</w:t>
+              <w:t>65+1=</w:t>
             </w:r>
           </w:p>
         </w:tc>
@@ -1258,7 +1258,7 @@
                 <w:rFonts w:ascii="TimeNewRoman" w:hAnsi="TimeNewRoman"/>
                 <w:sz w:val="30"/>
               </w:rPr>
-              <w:t>42-5=</w:t>
+              <w:t>57+18=</w:t>
             </w:r>
           </w:p>
         </w:tc>
@@ -1275,302 +1275,7 @@
                 <w:rFonts w:ascii="TimeNewRoman" w:hAnsi="TimeNewRoman"/>
                 <w:sz w:val="30"/>
               </w:rPr>
-              <w:t>10-0=</w:t>
-            </w:r>
-          </w:p>
-        </w:tc>
-        <w:tc>
-          <w:tcPr>
-            <w:tcW w:type="dxa" w:w="1987"/>
-          </w:tcPr>
-          <w:p>
-            <w:pPr>
-              <w:jc w:val="left"/>
-            </w:pPr>
-            <w:r>
-              <w:rPr>
-                <w:rFonts w:ascii="TimeNewRoman" w:hAnsi="TimeNewRoman"/>
-                <w:sz w:val="30"/>
-              </w:rPr>
-              <w:t>44+51=</w:t>
-            </w:r>
-          </w:p>
-        </w:tc>
-        <w:tc>
-          <w:tcPr>
-            <w:tcW w:type="dxa" w:w="1987"/>
-          </w:tcPr>
-          <w:p>
-            <w:pPr>
-              <w:jc w:val="left"/>
-            </w:pPr>
-            <w:r>
-              <w:rPr>
-                <w:rFonts w:ascii="TimeNewRoman" w:hAnsi="TimeNewRoman"/>
-                <w:sz w:val="30"/>
-              </w:rPr>
-              <w:t>93-25=</w:t>
-            </w:r>
-          </w:p>
-        </w:tc>
-        <w:tc>
-          <w:tcPr>
-            <w:tcW w:type="dxa" w:w="1987"/>
-          </w:tcPr>
-          <w:p>
-            <w:pPr>
-              <w:jc w:val="left"/>
-            </w:pPr>
-            <w:r>
-              <w:rPr>
-                <w:rFonts w:ascii="TimeNewRoman" w:hAnsi="TimeNewRoman"/>
-                <w:sz w:val="30"/>
-              </w:rPr>
-              <w:t>71-63=</w:t>
-            </w:r>
-          </w:p>
-        </w:tc>
-      </w:tr>
-      <w:tr>
-        <w:tc>
-          <w:tcPr>
-            <w:tcW w:type="dxa" w:w="1987"/>
-          </w:tcPr>
-          <w:p>
-            <w:pPr>
-              <w:jc w:val="left"/>
-            </w:pPr>
-            <w:r>
-              <w:rPr>
-                <w:rFonts w:ascii="TimeNewRoman" w:hAnsi="TimeNewRoman"/>
-                <w:sz w:val="30"/>
-              </w:rPr>
-              <w:t>15+29=</w:t>
-            </w:r>
-          </w:p>
-        </w:tc>
-        <w:tc>
-          <w:tcPr>
-            <w:tcW w:type="dxa" w:w="1987"/>
-          </w:tcPr>
-          <w:p>
-            <w:pPr>
-              <w:jc w:val="left"/>
-            </w:pPr>
-            <w:r>
-              <w:rPr>
-                <w:rFonts w:ascii="TimeNewRoman" w:hAnsi="TimeNewRoman"/>
-                <w:sz w:val="30"/>
-              </w:rPr>
-              <w:t>60-23=</w:t>
-            </w:r>
-          </w:p>
-        </w:tc>
-        <w:tc>
-          <w:tcPr>
-            <w:tcW w:type="dxa" w:w="1987"/>
-          </w:tcPr>
-          <w:p>
-            <w:pPr>
-              <w:jc w:val="left"/>
-            </w:pPr>
-            <w:r>
-              <w:rPr>
-                <w:rFonts w:ascii="TimeNewRoman" w:hAnsi="TimeNewRoman"/>
-                <w:sz w:val="30"/>
-              </w:rPr>
-              <w:t>49+36=</w:t>
-            </w:r>
-          </w:p>
-        </w:tc>
-        <w:tc>
-          <w:tcPr>
-            <w:tcW w:type="dxa" w:w="1987"/>
-          </w:tcPr>
-          <w:p>
-            <w:pPr>
-              <w:jc w:val="left"/>
-            </w:pPr>
-            <w:r>
-              <w:rPr>
-                <w:rFonts w:ascii="TimeNewRoman" w:hAnsi="TimeNewRoman"/>
-                <w:sz w:val="30"/>
-              </w:rPr>
-              <w:t>68-40=</w:t>
-            </w:r>
-          </w:p>
-        </w:tc>
-        <w:tc>
-          <w:tcPr>
-            <w:tcW w:type="dxa" w:w="1987"/>
-          </w:tcPr>
-          <w:p>
-            <w:pPr>
-              <w:jc w:val="left"/>
-            </w:pPr>
-            <w:r>
-              <w:rPr>
-                <w:rFonts w:ascii="TimeNewRoman" w:hAnsi="TimeNewRoman"/>
-                <w:sz w:val="30"/>
-              </w:rPr>
-              <w:t>60-1=</w:t>
-            </w:r>
-          </w:p>
-        </w:tc>
-      </w:tr>
-      <w:tr>
-        <w:tc>
-          <w:tcPr>
-            <w:tcW w:type="dxa" w:w="1987"/>
-          </w:tcPr>
-          <w:p>
-            <w:pPr>
-              <w:jc w:val="left"/>
-            </w:pPr>
-            <w:r>
-              <w:rPr>
-                <w:rFonts w:ascii="TimeNewRoman" w:hAnsi="TimeNewRoman"/>
-                <w:sz w:val="30"/>
-              </w:rPr>
-              <w:t>55-46=</w:t>
-            </w:r>
-          </w:p>
-        </w:tc>
-        <w:tc>
-          <w:tcPr>
-            <w:tcW w:type="dxa" w:w="1987"/>
-          </w:tcPr>
-          <w:p>
-            <w:pPr>
-              <w:jc w:val="left"/>
-            </w:pPr>
-            <w:r>
-              <w:rPr>
-                <w:rFonts w:ascii="TimeNewRoman" w:hAnsi="TimeNewRoman"/>
-                <w:sz w:val="30"/>
-              </w:rPr>
-              <w:t>56-24=</w:t>
-            </w:r>
-          </w:p>
-        </w:tc>
-        <w:tc>
-          <w:tcPr>
-            <w:tcW w:type="dxa" w:w="1987"/>
-          </w:tcPr>
-          <w:p>
-            <w:pPr>
-              <w:jc w:val="left"/>
-            </w:pPr>
-            <w:r>
-              <w:rPr>
-                <w:rFonts w:ascii="TimeNewRoman" w:hAnsi="TimeNewRoman"/>
-                <w:sz w:val="30"/>
-              </w:rPr>
-              <w:t>62+3=</w:t>
-            </w:r>
-          </w:p>
-        </w:tc>
-        <w:tc>
-          <w:tcPr>
-            <w:tcW w:type="dxa" w:w="1987"/>
-          </w:tcPr>
-          <w:p>
-            <w:pPr>
-              <w:jc w:val="left"/>
-            </w:pPr>
-            <w:r>
-              <w:rPr>
-                <w:rFonts w:ascii="TimeNewRoman" w:hAnsi="TimeNewRoman"/>
-                <w:sz w:val="30"/>
-              </w:rPr>
-              <w:t>47+21=</w:t>
-            </w:r>
-          </w:p>
-        </w:tc>
-        <w:tc>
-          <w:tcPr>
-            <w:tcW w:type="dxa" w:w="1987"/>
-          </w:tcPr>
-          <w:p>
-            <w:pPr>
-              <w:jc w:val="left"/>
-            </w:pPr>
-            <w:r>
-              <w:rPr>
-                <w:rFonts w:ascii="TimeNewRoman" w:hAnsi="TimeNewRoman"/>
-                <w:sz w:val="30"/>
-              </w:rPr>
-              <w:t>45-24=</w:t>
-            </w:r>
-          </w:p>
-        </w:tc>
-      </w:tr>
-      <w:tr>
-        <w:tc>
-          <w:tcPr>
-            <w:tcW w:type="dxa" w:w="1987"/>
-          </w:tcPr>
-          <w:p>
-            <w:pPr>
-              <w:jc w:val="left"/>
-            </w:pPr>
-            <w:r>
-              <w:rPr>
-                <w:rFonts w:ascii="TimeNewRoman" w:hAnsi="TimeNewRoman"/>
-                <w:sz w:val="30"/>
-              </w:rPr>
-              <w:t>65+10=</w:t>
-            </w:r>
-          </w:p>
-        </w:tc>
-        <w:tc>
-          <w:tcPr>
-            <w:tcW w:type="dxa" w:w="1987"/>
-          </w:tcPr>
-          <w:p>
-            <w:pPr>
-              <w:jc w:val="left"/>
-            </w:pPr>
-            <w:r>
-              <w:rPr>
-                <w:rFonts w:ascii="TimeNewRoman" w:hAnsi="TimeNewRoman"/>
-                <w:sz w:val="30"/>
-              </w:rPr>
-              <w:t>18+6=</w:t>
-            </w:r>
-          </w:p>
-        </w:tc>
-        <w:tc>
-          <w:tcPr>
-            <w:tcW w:type="dxa" w:w="1987"/>
-          </w:tcPr>
-          <w:p>
-            <w:pPr>
-              <w:jc w:val="left"/>
-            </w:pPr>
-            <w:r>
-              <w:rPr>
-                <w:rFonts w:ascii="TimeNewRoman" w:hAnsi="TimeNewRoman"/>
-                <w:sz w:val="30"/>
-              </w:rPr>
-              <w:t>93-10=</w:t>
-            </w:r>
-          </w:p>
-        </w:tc>
-        <w:tc>
-          <w:tcPr>
-            <w:tcW w:type="dxa" w:w="1987"/>
-          </w:tcPr>
-          <w:p>
-            <w:pPr>
-              <w:jc w:val="left"/>
-            </w:pPr>
-            <w:r>
-              <w:rPr>
-                <w:rFonts w:ascii="TimeNewRoman" w:hAnsi="TimeNewRoman"/>
-                <w:sz w:val="30"/>
-              </w:rPr>
-              <w:t>96-96=</w:t>
+              <w:t>60-22=</w:t>
             </w:r>
           </w:p>
         </w:tc>
@@ -1591,8 +1296,6 @@
             </w:r>
           </w:p>
         </w:tc>
-      </w:tr>
-      <w:tr>
         <w:tc>
           <w:tcPr>
             <w:tcW w:type="dxa" w:w="1987"/>
@@ -1606,7 +1309,7 @@
                 <w:rFonts w:ascii="TimeNewRoman" w:hAnsi="TimeNewRoman"/>
                 <w:sz w:val="30"/>
               </w:rPr>
-              <w:t>33+31=</w:t>
+              <w:t>49-4=</w:t>
             </w:r>
           </w:p>
         </w:tc>
@@ -1623,58 +1326,7 @@
                 <w:rFonts w:ascii="TimeNewRoman" w:hAnsi="TimeNewRoman"/>
                 <w:sz w:val="30"/>
               </w:rPr>
-              <w:t>49+38=</w:t>
-            </w:r>
-          </w:p>
-        </w:tc>
-        <w:tc>
-          <w:tcPr>
-            <w:tcW w:type="dxa" w:w="1987"/>
-          </w:tcPr>
-          <w:p>
-            <w:pPr>
-              <w:jc w:val="left"/>
-            </w:pPr>
-            <w:r>
-              <w:rPr>
-                <w:rFonts w:ascii="TimeNewRoman" w:hAnsi="TimeNewRoman"/>
-                <w:sz w:val="30"/>
-              </w:rPr>
-              <w:t>74-62=</w:t>
-            </w:r>
-          </w:p>
-        </w:tc>
-        <w:tc>
-          <w:tcPr>
-            <w:tcW w:type="dxa" w:w="1987"/>
-          </w:tcPr>
-          <w:p>
-            <w:pPr>
-              <w:jc w:val="left"/>
-            </w:pPr>
-            <w:r>
-              <w:rPr>
-                <w:rFonts w:ascii="TimeNewRoman" w:hAnsi="TimeNewRoman"/>
-                <w:sz w:val="30"/>
-              </w:rPr>
-              <w:t>84-23=</w:t>
-            </w:r>
-          </w:p>
-        </w:tc>
-        <w:tc>
-          <w:tcPr>
-            <w:tcW w:type="dxa" w:w="1987"/>
-          </w:tcPr>
-          <w:p>
-            <w:pPr>
-              <w:jc w:val="left"/>
-            </w:pPr>
-            <w:r>
-              <w:rPr>
-                <w:rFonts w:ascii="TimeNewRoman" w:hAnsi="TimeNewRoman"/>
-                <w:sz w:val="30"/>
-              </w:rPr>
-              <w:t>86-37=</w:t>
+              <w:t>12+24=</w:t>
             </w:r>
           </w:p>
         </w:tc>
@@ -1693,7 +1345,7 @@
                 <w:rFonts w:ascii="TimeNewRoman" w:hAnsi="TimeNewRoman"/>
                 <w:sz w:val="30"/>
               </w:rPr>
-              <w:t>44+29=</w:t>
+              <w:t>28+16=</w:t>
             </w:r>
           </w:p>
         </w:tc>
@@ -1710,7 +1362,7 @@
                 <w:rFonts w:ascii="TimeNewRoman" w:hAnsi="TimeNewRoman"/>
                 <w:sz w:val="30"/>
               </w:rPr>
-              <w:t>27-21=</w:t>
+              <w:t>45+1=</w:t>
             </w:r>
           </w:p>
         </w:tc>
@@ -1727,7 +1379,7 @@
                 <w:rFonts w:ascii="TimeNewRoman" w:hAnsi="TimeNewRoman"/>
                 <w:sz w:val="30"/>
               </w:rPr>
-              <w:t>60+1=</w:t>
+              <w:t>56-25=</w:t>
             </w:r>
           </w:p>
         </w:tc>
@@ -1744,7 +1396,7 @@
                 <w:rFonts w:ascii="TimeNewRoman" w:hAnsi="TimeNewRoman"/>
                 <w:sz w:val="30"/>
               </w:rPr>
-              <w:t>29+50=</w:t>
+              <w:t>44-40=</w:t>
             </w:r>
           </w:p>
         </w:tc>
@@ -1761,7 +1413,355 @@
                 <w:rFonts w:ascii="TimeNewRoman" w:hAnsi="TimeNewRoman"/>
                 <w:sz w:val="30"/>
               </w:rPr>
-              <w:t>93-31=</w:t>
+              <w:t>61-22=</w:t>
+            </w:r>
+          </w:p>
+        </w:tc>
+      </w:tr>
+      <w:tr>
+        <w:tc>
+          <w:tcPr>
+            <w:tcW w:type="dxa" w:w="1987"/>
+          </w:tcPr>
+          <w:p>
+            <w:pPr>
+              <w:jc w:val="left"/>
+            </w:pPr>
+            <w:r>
+              <w:rPr>
+                <w:rFonts w:ascii="TimeNewRoman" w:hAnsi="TimeNewRoman"/>
+                <w:sz w:val="30"/>
+              </w:rPr>
+              <w:t>65-18=</w:t>
+            </w:r>
+          </w:p>
+        </w:tc>
+        <w:tc>
+          <w:tcPr>
+            <w:tcW w:type="dxa" w:w="1987"/>
+          </w:tcPr>
+          <w:p>
+            <w:pPr>
+              <w:jc w:val="left"/>
+            </w:pPr>
+            <w:r>
+              <w:rPr>
+                <w:rFonts w:ascii="TimeNewRoman" w:hAnsi="TimeNewRoman"/>
+                <w:sz w:val="30"/>
+              </w:rPr>
+              <w:t>13+70=</w:t>
+            </w:r>
+          </w:p>
+        </w:tc>
+        <w:tc>
+          <w:tcPr>
+            <w:tcW w:type="dxa" w:w="1987"/>
+          </w:tcPr>
+          <w:p>
+            <w:pPr>
+              <w:jc w:val="left"/>
+            </w:pPr>
+            <w:r>
+              <w:rPr>
+                <w:rFonts w:ascii="TimeNewRoman" w:hAnsi="TimeNewRoman"/>
+                <w:sz w:val="30"/>
+              </w:rPr>
+              <w:t>13+28=</w:t>
+            </w:r>
+          </w:p>
+        </w:tc>
+        <w:tc>
+          <w:tcPr>
+            <w:tcW w:type="dxa" w:w="1987"/>
+          </w:tcPr>
+          <w:p>
+            <w:pPr>
+              <w:jc w:val="left"/>
+            </w:pPr>
+            <w:r>
+              <w:rPr>
+                <w:rFonts w:ascii="TimeNewRoman" w:hAnsi="TimeNewRoman"/>
+                <w:sz w:val="30"/>
+              </w:rPr>
+              <w:t>86-14=</w:t>
+            </w:r>
+          </w:p>
+        </w:tc>
+        <w:tc>
+          <w:tcPr>
+            <w:tcW w:type="dxa" w:w="1987"/>
+          </w:tcPr>
+          <w:p>
+            <w:pPr>
+              <w:jc w:val="left"/>
+            </w:pPr>
+            <w:r>
+              <w:rPr>
+                <w:rFonts w:ascii="TimeNewRoman" w:hAnsi="TimeNewRoman"/>
+                <w:sz w:val="30"/>
+              </w:rPr>
+              <w:t>99-56=</w:t>
+            </w:r>
+          </w:p>
+        </w:tc>
+      </w:tr>
+      <w:tr>
+        <w:tc>
+          <w:tcPr>
+            <w:tcW w:type="dxa" w:w="1987"/>
+          </w:tcPr>
+          <w:p>
+            <w:pPr>
+              <w:jc w:val="left"/>
+            </w:pPr>
+            <w:r>
+              <w:rPr>
+                <w:rFonts w:ascii="TimeNewRoman" w:hAnsi="TimeNewRoman"/>
+                <w:sz w:val="30"/>
+              </w:rPr>
+              <w:t>57+35=</w:t>
+            </w:r>
+          </w:p>
+        </w:tc>
+        <w:tc>
+          <w:tcPr>
+            <w:tcW w:type="dxa" w:w="1987"/>
+          </w:tcPr>
+          <w:p>
+            <w:pPr>
+              <w:jc w:val="left"/>
+            </w:pPr>
+            <w:r>
+              <w:rPr>
+                <w:rFonts w:ascii="TimeNewRoman" w:hAnsi="TimeNewRoman"/>
+                <w:sz w:val="30"/>
+              </w:rPr>
+              <w:t>44+49=</w:t>
+            </w:r>
+          </w:p>
+        </w:tc>
+        <w:tc>
+          <w:tcPr>
+            <w:tcW w:type="dxa" w:w="1987"/>
+          </w:tcPr>
+          <w:p>
+            <w:pPr>
+              <w:jc w:val="left"/>
+            </w:pPr>
+            <w:r>
+              <w:rPr>
+                <w:rFonts w:ascii="TimeNewRoman" w:hAnsi="TimeNewRoman"/>
+                <w:sz w:val="30"/>
+              </w:rPr>
+              <w:t>24+40=</w:t>
+            </w:r>
+          </w:p>
+        </w:tc>
+        <w:tc>
+          <w:tcPr>
+            <w:tcW w:type="dxa" w:w="1987"/>
+          </w:tcPr>
+          <w:p>
+            <w:pPr>
+              <w:jc w:val="left"/>
+            </w:pPr>
+            <w:r>
+              <w:rPr>
+                <w:rFonts w:ascii="TimeNewRoman" w:hAnsi="TimeNewRoman"/>
+                <w:sz w:val="30"/>
+              </w:rPr>
+              <w:t>80-11=</w:t>
+            </w:r>
+          </w:p>
+        </w:tc>
+        <w:tc>
+          <w:tcPr>
+            <w:tcW w:type="dxa" w:w="1987"/>
+          </w:tcPr>
+          <w:p>
+            <w:pPr>
+              <w:jc w:val="left"/>
+            </w:pPr>
+            <w:r>
+              <w:rPr>
+                <w:rFonts w:ascii="TimeNewRoman" w:hAnsi="TimeNewRoman"/>
+                <w:sz w:val="30"/>
+              </w:rPr>
+              <w:t>17+41=</w:t>
+            </w:r>
+          </w:p>
+        </w:tc>
+      </w:tr>
+      <w:tr>
+        <w:tc>
+          <w:tcPr>
+            <w:tcW w:type="dxa" w:w="1987"/>
+          </w:tcPr>
+          <w:p>
+            <w:pPr>
+              <w:jc w:val="left"/>
+            </w:pPr>
+            <w:r>
+              <w:rPr>
+                <w:rFonts w:ascii="TimeNewRoman" w:hAnsi="TimeNewRoman"/>
+                <w:sz w:val="30"/>
+              </w:rPr>
+              <w:t>76+15=</w:t>
+            </w:r>
+          </w:p>
+        </w:tc>
+        <w:tc>
+          <w:tcPr>
+            <w:tcW w:type="dxa" w:w="1987"/>
+          </w:tcPr>
+          <w:p>
+            <w:pPr>
+              <w:jc w:val="left"/>
+            </w:pPr>
+            <w:r>
+              <w:rPr>
+                <w:rFonts w:ascii="TimeNewRoman" w:hAnsi="TimeNewRoman"/>
+                <w:sz w:val="30"/>
+              </w:rPr>
+              <w:t>21+53=</w:t>
+            </w:r>
+          </w:p>
+        </w:tc>
+        <w:tc>
+          <w:tcPr>
+            <w:tcW w:type="dxa" w:w="1987"/>
+          </w:tcPr>
+          <w:p>
+            <w:pPr>
+              <w:jc w:val="left"/>
+            </w:pPr>
+            <w:r>
+              <w:rPr>
+                <w:rFonts w:ascii="TimeNewRoman" w:hAnsi="TimeNewRoman"/>
+                <w:sz w:val="30"/>
+              </w:rPr>
+              <w:t>66+14=</w:t>
+            </w:r>
+          </w:p>
+        </w:tc>
+        <w:tc>
+          <w:tcPr>
+            <w:tcW w:type="dxa" w:w="1987"/>
+          </w:tcPr>
+          <w:p>
+            <w:pPr>
+              <w:jc w:val="left"/>
+            </w:pPr>
+            <w:r>
+              <w:rPr>
+                <w:rFonts w:ascii="TimeNewRoman" w:hAnsi="TimeNewRoman"/>
+                <w:sz w:val="30"/>
+              </w:rPr>
+              <w:t>46-37=</w:t>
+            </w:r>
+          </w:p>
+        </w:tc>
+        <w:tc>
+          <w:tcPr>
+            <w:tcW w:type="dxa" w:w="1987"/>
+          </w:tcPr>
+          <w:p>
+            <w:pPr>
+              <w:jc w:val="left"/>
+            </w:pPr>
+            <w:r>
+              <w:rPr>
+                <w:rFonts w:ascii="TimeNewRoman" w:hAnsi="TimeNewRoman"/>
+                <w:sz w:val="30"/>
+              </w:rPr>
+              <w:t>48+45=</w:t>
+            </w:r>
+          </w:p>
+        </w:tc>
+      </w:tr>
+      <w:tr>
+        <w:tc>
+          <w:tcPr>
+            <w:tcW w:type="dxa" w:w="1987"/>
+          </w:tcPr>
+          <w:p>
+            <w:pPr>
+              <w:jc w:val="left"/>
+            </w:pPr>
+            <w:r>
+              <w:rPr>
+                <w:rFonts w:ascii="TimeNewRoman" w:hAnsi="TimeNewRoman"/>
+                <w:sz w:val="30"/>
+              </w:rPr>
+              <w:t>29+34=</w:t>
+            </w:r>
+          </w:p>
+        </w:tc>
+        <w:tc>
+          <w:tcPr>
+            <w:tcW w:type="dxa" w:w="1987"/>
+          </w:tcPr>
+          <w:p>
+            <w:pPr>
+              <w:jc w:val="left"/>
+            </w:pPr>
+            <w:r>
+              <w:rPr>
+                <w:rFonts w:ascii="TimeNewRoman" w:hAnsi="TimeNewRoman"/>
+                <w:sz w:val="30"/>
+              </w:rPr>
+              <w:t>89-68=</w:t>
+            </w:r>
+          </w:p>
+        </w:tc>
+        <w:tc>
+          <w:tcPr>
+            <w:tcW w:type="dxa" w:w="1987"/>
+          </w:tcPr>
+          <w:p>
+            <w:pPr>
+              <w:jc w:val="left"/>
+            </w:pPr>
+            <w:r>
+              <w:rPr>
+                <w:rFonts w:ascii="TimeNewRoman" w:hAnsi="TimeNewRoman"/>
+                <w:sz w:val="30"/>
+              </w:rPr>
+              <w:t>76-24=</w:t>
+            </w:r>
+          </w:p>
+        </w:tc>
+        <w:tc>
+          <w:tcPr>
+            <w:tcW w:type="dxa" w:w="1987"/>
+          </w:tcPr>
+          <w:p>
+            <w:pPr>
+              <w:jc w:val="left"/>
+            </w:pPr>
+            <w:r>
+              <w:rPr>
+                <w:rFonts w:ascii="TimeNewRoman" w:hAnsi="TimeNewRoman"/>
+                <w:sz w:val="30"/>
+              </w:rPr>
+              <w:t>33-21=</w:t>
+            </w:r>
+          </w:p>
+        </w:tc>
+        <w:tc>
+          <w:tcPr>
+            <w:tcW w:type="dxa" w:w="1987"/>
+          </w:tcPr>
+          <w:p>
+            <w:pPr>
+              <w:jc w:val="left"/>
+            </w:pPr>
+            <w:r>
+              <w:rPr>
+                <w:rFonts w:ascii="TimeNewRoman" w:hAnsi="TimeNewRoman"/>
+                <w:sz w:val="30"/>
+              </w:rPr>
+              <w:t>47+15=</w:t>
             </w:r>
           </w:p>
         </w:tc>

--- a/addition_and_subtraction_within_100.docx
+++ b/addition_and_subtraction_within_100.docx
@@ -40,7 +40,7 @@
                 <w:rFonts w:ascii="TimeNewRoman" w:hAnsi="TimeNewRoman"/>
                 <w:sz w:val="30"/>
               </w:rPr>
-              <w:t>84-29=</w:t>
+              <w:t>60-10=</w:t>
             </w:r>
           </w:p>
         </w:tc>
@@ -57,7 +57,7 @@
                 <w:rFonts w:ascii="TimeNewRoman" w:hAnsi="TimeNewRoman"/>
                 <w:sz w:val="30"/>
               </w:rPr>
-              <w:t>77-7=</w:t>
+              <w:t>22+5=</w:t>
             </w:r>
           </w:p>
         </w:tc>
@@ -74,7 +74,7 @@
                 <w:rFonts w:ascii="TimeNewRoman" w:hAnsi="TimeNewRoman"/>
                 <w:sz w:val="30"/>
               </w:rPr>
-              <w:t>9+5=</w:t>
+              <w:t>2+66=</w:t>
             </w:r>
           </w:p>
         </w:tc>
@@ -91,7 +91,7 @@
                 <w:rFonts w:ascii="TimeNewRoman" w:hAnsi="TimeNewRoman"/>
                 <w:sz w:val="30"/>
               </w:rPr>
-              <w:t>96-36=</w:t>
+              <w:t>49-6=</w:t>
             </w:r>
           </w:p>
         </w:tc>
@@ -108,7 +108,7 @@
                 <w:rFonts w:ascii="TimeNewRoman" w:hAnsi="TimeNewRoman"/>
                 <w:sz w:val="30"/>
               </w:rPr>
-              <w:t>67-45=</w:t>
+              <w:t>64-39=</w:t>
             </w:r>
           </w:p>
         </w:tc>
@@ -127,7 +127,7 @@
                 <w:rFonts w:ascii="TimeNewRoman" w:hAnsi="TimeNewRoman"/>
                 <w:sz w:val="30"/>
               </w:rPr>
-              <w:t>34-13=</w:t>
+              <w:t>85-23=</w:t>
             </w:r>
           </w:p>
         </w:tc>
@@ -144,7 +144,7 @@
                 <w:rFonts w:ascii="TimeNewRoman" w:hAnsi="TimeNewRoman"/>
                 <w:sz w:val="30"/>
               </w:rPr>
-              <w:t>46-33=</w:t>
+              <w:t>56+38=</w:t>
             </w:r>
           </w:p>
         </w:tc>
@@ -161,7 +161,7 @@
                 <w:rFonts w:ascii="TimeNewRoman" w:hAnsi="TimeNewRoman"/>
                 <w:sz w:val="30"/>
               </w:rPr>
-              <w:t>53-7=</w:t>
+              <w:t>89-15=</w:t>
             </w:r>
           </w:p>
         </w:tc>
@@ -178,7 +178,7 @@
                 <w:rFonts w:ascii="TimeNewRoman" w:hAnsi="TimeNewRoman"/>
                 <w:sz w:val="30"/>
               </w:rPr>
-              <w:t>24-15=</w:t>
+              <w:t>72+23=</w:t>
             </w:r>
           </w:p>
         </w:tc>
@@ -195,7 +195,7 @@
                 <w:rFonts w:ascii="TimeNewRoman" w:hAnsi="TimeNewRoman"/>
                 <w:sz w:val="30"/>
               </w:rPr>
-              <w:t>21+71=</w:t>
+              <w:t>61-23=</w:t>
             </w:r>
           </w:p>
         </w:tc>
@@ -214,7 +214,7 @@
                 <w:rFonts w:ascii="TimeNewRoman" w:hAnsi="TimeNewRoman"/>
                 <w:sz w:val="30"/>
               </w:rPr>
-              <w:t>77-56=</w:t>
+              <w:t>62-54=</w:t>
             </w:r>
           </w:p>
         </w:tc>
@@ -231,7 +231,7 @@
                 <w:rFonts w:ascii="TimeNewRoman" w:hAnsi="TimeNewRoman"/>
                 <w:sz w:val="30"/>
               </w:rPr>
-              <w:t>56+37=</w:t>
+              <w:t>93-80=</w:t>
             </w:r>
           </w:p>
         </w:tc>
@@ -248,7 +248,7 @@
                 <w:rFonts w:ascii="TimeNewRoman" w:hAnsi="TimeNewRoman"/>
                 <w:sz w:val="30"/>
               </w:rPr>
-              <w:t>15+20=</w:t>
+              <w:t>40-15=</w:t>
             </w:r>
           </w:p>
         </w:tc>
@@ -265,7 +265,7 @@
                 <w:rFonts w:ascii="TimeNewRoman" w:hAnsi="TimeNewRoman"/>
                 <w:sz w:val="30"/>
               </w:rPr>
-              <w:t>94-57=</w:t>
+              <w:t>57+7=</w:t>
             </w:r>
           </w:p>
         </w:tc>
@@ -282,7 +282,7 @@
                 <w:rFonts w:ascii="TimeNewRoman" w:hAnsi="TimeNewRoman"/>
                 <w:sz w:val="30"/>
               </w:rPr>
-              <w:t>51-41=</w:t>
+              <w:t>50+29=</w:t>
             </w:r>
           </w:p>
         </w:tc>
@@ -301,7 +301,7 @@
                 <w:rFonts w:ascii="TimeNewRoman" w:hAnsi="TimeNewRoman"/>
                 <w:sz w:val="30"/>
               </w:rPr>
-              <w:t>77-40=</w:t>
+              <w:t>48-38=</w:t>
             </w:r>
           </w:p>
         </w:tc>
@@ -318,7 +318,7 @@
                 <w:rFonts w:ascii="TimeNewRoman" w:hAnsi="TimeNewRoman"/>
                 <w:sz w:val="30"/>
               </w:rPr>
-              <w:t>51+25=</w:t>
+              <w:t>73-72=</w:t>
             </w:r>
           </w:p>
         </w:tc>
@@ -335,7 +335,7 @@
                 <w:rFonts w:ascii="TimeNewRoman" w:hAnsi="TimeNewRoman"/>
                 <w:sz w:val="30"/>
               </w:rPr>
-              <w:t>47+19=</w:t>
+              <w:t>82-49=</w:t>
             </w:r>
           </w:p>
         </w:tc>
@@ -352,7 +352,7 @@
                 <w:rFonts w:ascii="TimeNewRoman" w:hAnsi="TimeNewRoman"/>
                 <w:sz w:val="30"/>
               </w:rPr>
-              <w:t>46-20=</w:t>
+              <w:t>30+8=</w:t>
             </w:r>
           </w:p>
         </w:tc>
@@ -369,7 +369,7 @@
                 <w:rFonts w:ascii="TimeNewRoman" w:hAnsi="TimeNewRoman"/>
                 <w:sz w:val="30"/>
               </w:rPr>
-              <w:t>55-22=</w:t>
+              <w:t>24+43=</w:t>
             </w:r>
           </w:p>
         </w:tc>
@@ -388,7 +388,7 @@
                 <w:rFonts w:ascii="TimeNewRoman" w:hAnsi="TimeNewRoman"/>
                 <w:sz w:val="30"/>
               </w:rPr>
-              <w:t>3+64=</w:t>
+              <w:t>62-39=</w:t>
             </w:r>
           </w:p>
         </w:tc>
@@ -405,7 +405,7 @@
                 <w:rFonts w:ascii="TimeNewRoman" w:hAnsi="TimeNewRoman"/>
                 <w:sz w:val="30"/>
               </w:rPr>
-              <w:t>30-26=</w:t>
+              <w:t>83+16=</w:t>
             </w:r>
           </w:p>
         </w:tc>
@@ -422,7 +422,7 @@
                 <w:rFonts w:ascii="TimeNewRoman" w:hAnsi="TimeNewRoman"/>
                 <w:sz w:val="30"/>
               </w:rPr>
-              <w:t>59+3=</w:t>
+              <w:t>29+56=</w:t>
             </w:r>
           </w:p>
         </w:tc>
@@ -439,7 +439,7 @@
                 <w:rFonts w:ascii="TimeNewRoman" w:hAnsi="TimeNewRoman"/>
                 <w:sz w:val="30"/>
               </w:rPr>
-              <w:t>77-60=</w:t>
+              <w:t>93-33=</w:t>
             </w:r>
           </w:p>
         </w:tc>
@@ -456,7 +456,7 @@
                 <w:rFonts w:ascii="TimeNewRoman" w:hAnsi="TimeNewRoman"/>
                 <w:sz w:val="30"/>
               </w:rPr>
-              <w:t>25+25=</w:t>
+              <w:t>6+71=</w:t>
             </w:r>
           </w:p>
         </w:tc>
@@ -475,7 +475,7 @@
                 <w:rFonts w:ascii="TimeNewRoman" w:hAnsi="TimeNewRoman"/>
                 <w:sz w:val="30"/>
               </w:rPr>
-              <w:t>26+37=</w:t>
+              <w:t>7+62=</w:t>
             </w:r>
           </w:p>
         </w:tc>
@@ -492,7 +492,7 @@
                 <w:rFonts w:ascii="TimeNewRoman" w:hAnsi="TimeNewRoman"/>
                 <w:sz w:val="30"/>
               </w:rPr>
-              <w:t>37+26=</w:t>
+              <w:t>82+12=</w:t>
             </w:r>
           </w:p>
         </w:tc>
@@ -509,7 +509,7 @@
                 <w:rFonts w:ascii="TimeNewRoman" w:hAnsi="TimeNewRoman"/>
                 <w:sz w:val="30"/>
               </w:rPr>
-              <w:t>10+28=</w:t>
+              <w:t>12+29=</w:t>
             </w:r>
           </w:p>
         </w:tc>
@@ -526,7 +526,7 @@
                 <w:rFonts w:ascii="TimeNewRoman" w:hAnsi="TimeNewRoman"/>
                 <w:sz w:val="30"/>
               </w:rPr>
-              <w:t>29+6=</w:t>
+              <w:t>71-39=</w:t>
             </w:r>
           </w:p>
         </w:tc>
@@ -543,7 +543,7 @@
                 <w:rFonts w:ascii="TimeNewRoman" w:hAnsi="TimeNewRoman"/>
                 <w:sz w:val="30"/>
               </w:rPr>
-              <w:t>55+0=</w:t>
+              <w:t>35-9=</w:t>
             </w:r>
           </w:p>
         </w:tc>
@@ -562,7 +562,7 @@
                 <w:rFonts w:ascii="TimeNewRoman" w:hAnsi="TimeNewRoman"/>
                 <w:sz w:val="30"/>
               </w:rPr>
-              <w:t>11-1=</w:t>
+              <w:t>72-60=</w:t>
             </w:r>
           </w:p>
         </w:tc>
@@ -579,7 +579,7 @@
                 <w:rFonts w:ascii="TimeNewRoman" w:hAnsi="TimeNewRoman"/>
                 <w:sz w:val="30"/>
               </w:rPr>
-              <w:t>81-43=</w:t>
+              <w:t>39-6=</w:t>
             </w:r>
           </w:p>
         </w:tc>
@@ -596,7 +596,7 @@
                 <w:rFonts w:ascii="TimeNewRoman" w:hAnsi="TimeNewRoman"/>
                 <w:sz w:val="30"/>
               </w:rPr>
-              <w:t>2+38=</w:t>
+              <w:t>51-22=</w:t>
             </w:r>
           </w:p>
         </w:tc>
@@ -613,7 +613,7 @@
                 <w:rFonts w:ascii="TimeNewRoman" w:hAnsi="TimeNewRoman"/>
                 <w:sz w:val="30"/>
               </w:rPr>
-              <w:t>60+24=</w:t>
+              <w:t>90-24=</w:t>
             </w:r>
           </w:p>
         </w:tc>
@@ -630,7 +630,7 @@
                 <w:rFonts w:ascii="TimeNewRoman" w:hAnsi="TimeNewRoman"/>
                 <w:sz w:val="30"/>
               </w:rPr>
-              <w:t>62-60=</w:t>
+              <w:t>57+14=</w:t>
             </w:r>
           </w:p>
         </w:tc>
@@ -649,7 +649,7 @@
                 <w:rFonts w:ascii="TimeNewRoman" w:hAnsi="TimeNewRoman"/>
                 <w:sz w:val="30"/>
               </w:rPr>
-              <w:t>3+30=</w:t>
+              <w:t>38+15=</w:t>
             </w:r>
           </w:p>
         </w:tc>
@@ -666,7 +666,7 @@
                 <w:rFonts w:ascii="TimeNewRoman" w:hAnsi="TimeNewRoman"/>
                 <w:sz w:val="30"/>
               </w:rPr>
-              <w:t>19-2=</w:t>
+              <w:t>51+3=</w:t>
             </w:r>
           </w:p>
         </w:tc>
@@ -683,7 +683,7 @@
                 <w:rFonts w:ascii="TimeNewRoman" w:hAnsi="TimeNewRoman"/>
                 <w:sz w:val="30"/>
               </w:rPr>
-              <w:t>30+50=</w:t>
+              <w:t>29+9=</w:t>
             </w:r>
           </w:p>
         </w:tc>
@@ -700,7 +700,7 @@
                 <w:rFonts w:ascii="TimeNewRoman" w:hAnsi="TimeNewRoman"/>
                 <w:sz w:val="30"/>
               </w:rPr>
-              <w:t>81-55=</w:t>
+              <w:t>12+33=</w:t>
             </w:r>
           </w:p>
         </w:tc>
@@ -717,7 +717,7 @@
                 <w:rFonts w:ascii="TimeNewRoman" w:hAnsi="TimeNewRoman"/>
                 <w:sz w:val="30"/>
               </w:rPr>
-              <w:t>7+53=</w:t>
+              <w:t>72-16=</w:t>
             </w:r>
           </w:p>
         </w:tc>
@@ -736,7 +736,7 @@
                 <w:rFonts w:ascii="TimeNewRoman" w:hAnsi="TimeNewRoman"/>
                 <w:sz w:val="30"/>
               </w:rPr>
-              <w:t>94-14=</w:t>
+              <w:t>62-54=</w:t>
             </w:r>
           </w:p>
         </w:tc>
@@ -753,7 +753,7 @@
                 <w:rFonts w:ascii="TimeNewRoman" w:hAnsi="TimeNewRoman"/>
                 <w:sz w:val="30"/>
               </w:rPr>
-              <w:t>74-68=</w:t>
+              <w:t>43+49=</w:t>
             </w:r>
           </w:p>
         </w:tc>
@@ -770,7 +770,7 @@
                 <w:rFonts w:ascii="TimeNewRoman" w:hAnsi="TimeNewRoman"/>
                 <w:sz w:val="30"/>
               </w:rPr>
-              <w:t>66-0=</w:t>
+              <w:t>61-24=</w:t>
             </w:r>
           </w:p>
         </w:tc>
@@ -787,7 +787,7 @@
                 <w:rFonts w:ascii="TimeNewRoman" w:hAnsi="TimeNewRoman"/>
                 <w:sz w:val="30"/>
               </w:rPr>
-              <w:t>93-65=</w:t>
+              <w:t>95-63=</w:t>
             </w:r>
           </w:p>
         </w:tc>
@@ -804,7 +804,7 @@
                 <w:rFonts w:ascii="TimeNewRoman" w:hAnsi="TimeNewRoman"/>
                 <w:sz w:val="30"/>
               </w:rPr>
-              <w:t>36-3=</w:t>
+              <w:t>79-24=</w:t>
             </w:r>
           </w:p>
         </w:tc>
@@ -823,7 +823,7 @@
                 <w:rFonts w:ascii="TimeNewRoman" w:hAnsi="TimeNewRoman"/>
                 <w:sz w:val="30"/>
               </w:rPr>
-              <w:t>87-6=</w:t>
+              <w:t>71-54=</w:t>
             </w:r>
           </w:p>
         </w:tc>
@@ -840,7 +840,7 @@
                 <w:rFonts w:ascii="TimeNewRoman" w:hAnsi="TimeNewRoman"/>
                 <w:sz w:val="30"/>
               </w:rPr>
-              <w:t>61+14=</w:t>
+              <w:t>58+6=</w:t>
             </w:r>
           </w:p>
         </w:tc>
@@ -857,7 +857,7 @@
                 <w:rFonts w:ascii="TimeNewRoman" w:hAnsi="TimeNewRoman"/>
                 <w:sz w:val="30"/>
               </w:rPr>
-              <w:t>93-41=</w:t>
+              <w:t>14+13=</w:t>
             </w:r>
           </w:p>
         </w:tc>
@@ -874,7 +874,7 @@
                 <w:rFonts w:ascii="TimeNewRoman" w:hAnsi="TimeNewRoman"/>
                 <w:sz w:val="30"/>
               </w:rPr>
-              <w:t>13+74=</w:t>
+              <w:t>73-37=</w:t>
             </w:r>
           </w:p>
         </w:tc>
@@ -891,12 +891,324 @@
                 <w:rFonts w:ascii="TimeNewRoman" w:hAnsi="TimeNewRoman"/>
                 <w:sz w:val="30"/>
               </w:rPr>
-              <w:t>20+0=</w:t>
+              <w:t>56-39=</w:t>
             </w:r>
           </w:p>
         </w:tc>
       </w:tr>
       <w:tr>
+        <w:tc>
+          <w:tcPr>
+            <w:tcW w:type="dxa" w:w="1987"/>
+          </w:tcPr>
+          <w:p>
+            <w:pPr>
+              <w:jc w:val="left"/>
+            </w:pPr>
+            <w:r>
+              <w:rPr>
+                <w:rFonts w:ascii="TimeNewRoman" w:hAnsi="TimeNewRoman"/>
+                <w:sz w:val="30"/>
+              </w:rPr>
+              <w:t>24+36=</w:t>
+            </w:r>
+          </w:p>
+        </w:tc>
+        <w:tc>
+          <w:tcPr>
+            <w:tcW w:type="dxa" w:w="1987"/>
+          </w:tcPr>
+          <w:p>
+            <w:pPr>
+              <w:jc w:val="left"/>
+            </w:pPr>
+            <w:r>
+              <w:rPr>
+                <w:rFonts w:ascii="TimeNewRoman" w:hAnsi="TimeNewRoman"/>
+                <w:sz w:val="30"/>
+              </w:rPr>
+              <w:t>21+36=</w:t>
+            </w:r>
+          </w:p>
+        </w:tc>
+        <w:tc>
+          <w:tcPr>
+            <w:tcW w:type="dxa" w:w="1987"/>
+          </w:tcPr>
+          <w:p>
+            <w:pPr>
+              <w:jc w:val="left"/>
+            </w:pPr>
+            <w:r>
+              <w:rPr>
+                <w:rFonts w:ascii="TimeNewRoman" w:hAnsi="TimeNewRoman"/>
+                <w:sz w:val="30"/>
+              </w:rPr>
+              <w:t>51+38=</w:t>
+            </w:r>
+          </w:p>
+        </w:tc>
+        <w:tc>
+          <w:tcPr>
+            <w:tcW w:type="dxa" w:w="1987"/>
+          </w:tcPr>
+          <w:p>
+            <w:pPr>
+              <w:jc w:val="left"/>
+            </w:pPr>
+            <w:r>
+              <w:rPr>
+                <w:rFonts w:ascii="TimeNewRoman" w:hAnsi="TimeNewRoman"/>
+                <w:sz w:val="30"/>
+              </w:rPr>
+              <w:t>87-32=</w:t>
+            </w:r>
+          </w:p>
+        </w:tc>
+        <w:tc>
+          <w:tcPr>
+            <w:tcW w:type="dxa" w:w="1987"/>
+          </w:tcPr>
+          <w:p>
+            <w:pPr>
+              <w:jc w:val="left"/>
+            </w:pPr>
+            <w:r>
+              <w:rPr>
+                <w:rFonts w:ascii="TimeNewRoman" w:hAnsi="TimeNewRoman"/>
+                <w:sz w:val="30"/>
+              </w:rPr>
+              <w:t>64+22=</w:t>
+            </w:r>
+          </w:p>
+        </w:tc>
+      </w:tr>
+      <w:tr>
+        <w:tc>
+          <w:tcPr>
+            <w:tcW w:type="dxa" w:w="1987"/>
+          </w:tcPr>
+          <w:p>
+            <w:pPr>
+              <w:jc w:val="left"/>
+            </w:pPr>
+            <w:r>
+              <w:rPr>
+                <w:rFonts w:ascii="TimeNewRoman" w:hAnsi="TimeNewRoman"/>
+                <w:sz w:val="30"/>
+              </w:rPr>
+              <w:t>13+30=</w:t>
+            </w:r>
+          </w:p>
+        </w:tc>
+        <w:tc>
+          <w:tcPr>
+            <w:tcW w:type="dxa" w:w="1987"/>
+          </w:tcPr>
+          <w:p>
+            <w:pPr>
+              <w:jc w:val="left"/>
+            </w:pPr>
+            <w:r>
+              <w:rPr>
+                <w:rFonts w:ascii="TimeNewRoman" w:hAnsi="TimeNewRoman"/>
+                <w:sz w:val="30"/>
+              </w:rPr>
+              <w:t>33+4=</w:t>
+            </w:r>
+          </w:p>
+        </w:tc>
+        <w:tc>
+          <w:tcPr>
+            <w:tcW w:type="dxa" w:w="1987"/>
+          </w:tcPr>
+          <w:p>
+            <w:pPr>
+              <w:jc w:val="left"/>
+            </w:pPr>
+            <w:r>
+              <w:rPr>
+                <w:rFonts w:ascii="TimeNewRoman" w:hAnsi="TimeNewRoman"/>
+                <w:sz w:val="30"/>
+              </w:rPr>
+              <w:t>24+61=</w:t>
+            </w:r>
+          </w:p>
+        </w:tc>
+        <w:tc>
+          <w:tcPr>
+            <w:tcW w:type="dxa" w:w="1987"/>
+          </w:tcPr>
+          <w:p>
+            <w:pPr>
+              <w:jc w:val="left"/>
+            </w:pPr>
+            <w:r>
+              <w:rPr>
+                <w:rFonts w:ascii="TimeNewRoman" w:hAnsi="TimeNewRoman"/>
+                <w:sz w:val="30"/>
+              </w:rPr>
+              <w:t>84-66=</w:t>
+            </w:r>
+          </w:p>
+        </w:tc>
+        <w:tc>
+          <w:tcPr>
+            <w:tcW w:type="dxa" w:w="1987"/>
+          </w:tcPr>
+          <w:p>
+            <w:pPr>
+              <w:jc w:val="left"/>
+            </w:pPr>
+            <w:r>
+              <w:rPr>
+                <w:rFonts w:ascii="TimeNewRoman" w:hAnsi="TimeNewRoman"/>
+                <w:sz w:val="30"/>
+              </w:rPr>
+              <w:t>28+11=</w:t>
+            </w:r>
+          </w:p>
+        </w:tc>
+      </w:tr>
+      <w:tr>
+        <w:tc>
+          <w:tcPr>
+            <w:tcW w:type="dxa" w:w="1987"/>
+          </w:tcPr>
+          <w:p>
+            <w:pPr>
+              <w:jc w:val="left"/>
+            </w:pPr>
+            <w:r>
+              <w:rPr>
+                <w:rFonts w:ascii="TimeNewRoman" w:hAnsi="TimeNewRoman"/>
+                <w:sz w:val="30"/>
+              </w:rPr>
+              <w:t>52+31=</w:t>
+            </w:r>
+          </w:p>
+        </w:tc>
+        <w:tc>
+          <w:tcPr>
+            <w:tcW w:type="dxa" w:w="1987"/>
+          </w:tcPr>
+          <w:p>
+            <w:pPr>
+              <w:jc w:val="left"/>
+            </w:pPr>
+            <w:r>
+              <w:rPr>
+                <w:rFonts w:ascii="TimeNewRoman" w:hAnsi="TimeNewRoman"/>
+                <w:sz w:val="30"/>
+              </w:rPr>
+              <w:t>71+20=</w:t>
+            </w:r>
+          </w:p>
+        </w:tc>
+        <w:tc>
+          <w:tcPr>
+            <w:tcW w:type="dxa" w:w="1987"/>
+          </w:tcPr>
+          <w:p>
+            <w:pPr>
+              <w:jc w:val="left"/>
+            </w:pPr>
+            <w:r>
+              <w:rPr>
+                <w:rFonts w:ascii="TimeNewRoman" w:hAnsi="TimeNewRoman"/>
+                <w:sz w:val="30"/>
+              </w:rPr>
+              <w:t>4+83=</w:t>
+            </w:r>
+          </w:p>
+        </w:tc>
+        <w:tc>
+          <w:tcPr>
+            <w:tcW w:type="dxa" w:w="1987"/>
+          </w:tcPr>
+          <w:p>
+            <w:pPr>
+              <w:jc w:val="left"/>
+            </w:pPr>
+            <w:r>
+              <w:rPr>
+                <w:rFonts w:ascii="TimeNewRoman" w:hAnsi="TimeNewRoman"/>
+                <w:sz w:val="30"/>
+              </w:rPr>
+              <w:t>26+29=</w:t>
+            </w:r>
+          </w:p>
+        </w:tc>
+        <w:tc>
+          <w:tcPr>
+            <w:tcW w:type="dxa" w:w="1987"/>
+          </w:tcPr>
+          <w:p>
+            <w:pPr>
+              <w:jc w:val="left"/>
+            </w:pPr>
+            <w:r>
+              <w:rPr>
+                <w:rFonts w:ascii="TimeNewRoman" w:hAnsi="TimeNewRoman"/>
+                <w:sz w:val="30"/>
+              </w:rPr>
+              <w:t>36+58=</w:t>
+            </w:r>
+          </w:p>
+        </w:tc>
+      </w:tr>
+      <w:tr>
+        <w:tc>
+          <w:tcPr>
+            <w:tcW w:type="dxa" w:w="1987"/>
+          </w:tcPr>
+          <w:p>
+            <w:pPr>
+              <w:jc w:val="left"/>
+            </w:pPr>
+            <w:r>
+              <w:rPr>
+                <w:rFonts w:ascii="TimeNewRoman" w:hAnsi="TimeNewRoman"/>
+                <w:sz w:val="30"/>
+              </w:rPr>
+              <w:t>44+25=</w:t>
+            </w:r>
+          </w:p>
+        </w:tc>
+        <w:tc>
+          <w:tcPr>
+            <w:tcW w:type="dxa" w:w="1987"/>
+          </w:tcPr>
+          <w:p>
+            <w:pPr>
+              <w:jc w:val="left"/>
+            </w:pPr>
+            <w:r>
+              <w:rPr>
+                <w:rFonts w:ascii="TimeNewRoman" w:hAnsi="TimeNewRoman"/>
+                <w:sz w:val="30"/>
+              </w:rPr>
+              <w:t>35-28=</w:t>
+            </w:r>
+          </w:p>
+        </w:tc>
+        <w:tc>
+          <w:tcPr>
+            <w:tcW w:type="dxa" w:w="1987"/>
+          </w:tcPr>
+          <w:p>
+            <w:pPr>
+              <w:jc w:val="left"/>
+            </w:pPr>
+            <w:r>
+              <w:rPr>
+                <w:rFonts w:ascii="TimeNewRoman" w:hAnsi="TimeNewRoman"/>
+                <w:sz w:val="30"/>
+              </w:rPr>
+              <w:t>62-0=</w:t>
+            </w:r>
+          </w:p>
+        </w:tc>
         <w:tc>
           <w:tcPr>
             <w:tcW w:type="dxa" w:w="1987"/>
@@ -927,58 +1239,7 @@
                 <w:rFonts w:ascii="TimeNewRoman" w:hAnsi="TimeNewRoman"/>
                 <w:sz w:val="30"/>
               </w:rPr>
-              <w:t>97-26=</w:t>
-            </w:r>
-          </w:p>
-        </w:tc>
-        <w:tc>
-          <w:tcPr>
-            <w:tcW w:type="dxa" w:w="1987"/>
-          </w:tcPr>
-          <w:p>
-            <w:pPr>
-              <w:jc w:val="left"/>
-            </w:pPr>
-            <w:r>
-              <w:rPr>
-                <w:rFonts w:ascii="TimeNewRoman" w:hAnsi="TimeNewRoman"/>
-                <w:sz w:val="30"/>
-              </w:rPr>
-              <w:t>29-18=</w:t>
-            </w:r>
-          </w:p>
-        </w:tc>
-        <w:tc>
-          <w:tcPr>
-            <w:tcW w:type="dxa" w:w="1987"/>
-          </w:tcPr>
-          <w:p>
-            <w:pPr>
-              <w:jc w:val="left"/>
-            </w:pPr>
-            <w:r>
-              <w:rPr>
-                <w:rFonts w:ascii="TimeNewRoman" w:hAnsi="TimeNewRoman"/>
-                <w:sz w:val="30"/>
-              </w:rPr>
-              <w:t>46+9=</w:t>
-            </w:r>
-          </w:p>
-        </w:tc>
-        <w:tc>
-          <w:tcPr>
-            <w:tcW w:type="dxa" w:w="1987"/>
-          </w:tcPr>
-          <w:p>
-            <w:pPr>
-              <w:jc w:val="left"/>
-            </w:pPr>
-            <w:r>
-              <w:rPr>
-                <w:rFonts w:ascii="TimeNewRoman" w:hAnsi="TimeNewRoman"/>
-                <w:sz w:val="30"/>
-              </w:rPr>
-              <w:t>59+15=</w:t>
+              <w:t>92-31=</w:t>
             </w:r>
           </w:p>
         </w:tc>
@@ -997,7 +1258,7 @@
                 <w:rFonts w:ascii="TimeNewRoman" w:hAnsi="TimeNewRoman"/>
                 <w:sz w:val="30"/>
               </w:rPr>
-              <w:t>57-47=</w:t>
+              <w:t>3+34=</w:t>
             </w:r>
           </w:p>
         </w:tc>
@@ -1014,7 +1275,7 @@
                 <w:rFonts w:ascii="TimeNewRoman" w:hAnsi="TimeNewRoman"/>
                 <w:sz w:val="30"/>
               </w:rPr>
-              <w:t>99-44=</w:t>
+              <w:t>3+81=</w:t>
             </w:r>
           </w:p>
         </w:tc>
@@ -1031,7 +1292,7 @@
                 <w:rFonts w:ascii="TimeNewRoman" w:hAnsi="TimeNewRoman"/>
                 <w:sz w:val="30"/>
               </w:rPr>
-              <w:t>3+84=</w:t>
+              <w:t>71-34=</w:t>
             </w:r>
           </w:p>
         </w:tc>
@@ -1048,7 +1309,7 @@
                 <w:rFonts w:ascii="TimeNewRoman" w:hAnsi="TimeNewRoman"/>
                 <w:sz w:val="30"/>
               </w:rPr>
-              <w:t>24+21=</w:t>
+              <w:t>13+83=</w:t>
             </w:r>
           </w:p>
         </w:tc>
@@ -1065,7 +1326,7 @@
                 <w:rFonts w:ascii="TimeNewRoman" w:hAnsi="TimeNewRoman"/>
                 <w:sz w:val="30"/>
               </w:rPr>
-              <w:t>38+30=</w:t>
+              <w:t>36+4=</w:t>
             </w:r>
           </w:p>
         </w:tc>
@@ -1084,7 +1345,7 @@
                 <w:rFonts w:ascii="TimeNewRoman" w:hAnsi="TimeNewRoman"/>
                 <w:sz w:val="30"/>
               </w:rPr>
-              <w:t>11-9=</w:t>
+              <w:t>99-90=</w:t>
             </w:r>
           </w:p>
         </w:tc>
@@ -1101,7 +1362,7 @@
                 <w:rFonts w:ascii="TimeNewRoman" w:hAnsi="TimeNewRoman"/>
                 <w:sz w:val="30"/>
               </w:rPr>
-              <w:t>75-50=</w:t>
+              <w:t>5+40=</w:t>
             </w:r>
           </w:p>
         </w:tc>
@@ -1118,7 +1379,7 @@
                 <w:rFonts w:ascii="TimeNewRoman" w:hAnsi="TimeNewRoman"/>
                 <w:sz w:val="30"/>
               </w:rPr>
-              <w:t>16+15=</w:t>
+              <w:t>66-39=</w:t>
             </w:r>
           </w:p>
         </w:tc>
@@ -1135,7 +1396,7 @@
                 <w:rFonts w:ascii="TimeNewRoman" w:hAnsi="TimeNewRoman"/>
                 <w:sz w:val="30"/>
               </w:rPr>
-              <w:t>80-72=</w:t>
+              <w:t>66-32=</w:t>
             </w:r>
           </w:p>
         </w:tc>
@@ -1152,7 +1413,7 @@
                 <w:rFonts w:ascii="TimeNewRoman" w:hAnsi="TimeNewRoman"/>
                 <w:sz w:val="30"/>
               </w:rPr>
-              <w:t>16+12=</w:t>
+              <w:t>49-2=</w:t>
             </w:r>
           </w:p>
         </w:tc>
@@ -1171,7 +1432,7 @@
                 <w:rFonts w:ascii="TimeNewRoman" w:hAnsi="TimeNewRoman"/>
                 <w:sz w:val="30"/>
               </w:rPr>
-              <w:t>86-18=</w:t>
+              <w:t>72+4=</w:t>
             </w:r>
           </w:p>
         </w:tc>
@@ -1188,10 +1449,150 @@
                 <w:rFonts w:ascii="TimeNewRoman" w:hAnsi="TimeNewRoman"/>
                 <w:sz w:val="30"/>
               </w:rPr>
-              <w:t>14+41=</w:t>
+              <w:t>95-35=</w:t>
             </w:r>
           </w:p>
         </w:tc>
+        <w:tc>
+          <w:tcPr>
+            <w:tcW w:type="dxa" w:w="1987"/>
+          </w:tcPr>
+          <w:p>
+            <w:pPr>
+              <w:jc w:val="left"/>
+            </w:pPr>
+            <w:r>
+              <w:rPr>
+                <w:rFonts w:ascii="TimeNewRoman" w:hAnsi="TimeNewRoman"/>
+                <w:sz w:val="30"/>
+              </w:rPr>
+              <w:t>14+50=</w:t>
+            </w:r>
+          </w:p>
+        </w:tc>
+        <w:tc>
+          <w:tcPr>
+            <w:tcW w:type="dxa" w:w="1987"/>
+          </w:tcPr>
+          <w:p>
+            <w:pPr>
+              <w:jc w:val="left"/>
+            </w:pPr>
+            <w:r>
+              <w:rPr>
+                <w:rFonts w:ascii="TimeNewRoman" w:hAnsi="TimeNewRoman"/>
+                <w:sz w:val="30"/>
+              </w:rPr>
+              <w:t>94-7=</w:t>
+            </w:r>
+          </w:p>
+        </w:tc>
+        <w:tc>
+          <w:tcPr>
+            <w:tcW w:type="dxa" w:w="1987"/>
+          </w:tcPr>
+          <w:p>
+            <w:pPr>
+              <w:jc w:val="left"/>
+            </w:pPr>
+            <w:r>
+              <w:rPr>
+                <w:rFonts w:ascii="TimeNewRoman" w:hAnsi="TimeNewRoman"/>
+                <w:sz w:val="30"/>
+              </w:rPr>
+              <w:t>82-38=</w:t>
+            </w:r>
+          </w:p>
+        </w:tc>
+      </w:tr>
+      <w:tr>
+        <w:tc>
+          <w:tcPr>
+            <w:tcW w:type="dxa" w:w="1987"/>
+          </w:tcPr>
+          <w:p>
+            <w:pPr>
+              <w:jc w:val="left"/>
+            </w:pPr>
+            <w:r>
+              <w:rPr>
+                <w:rFonts w:ascii="TimeNewRoman" w:hAnsi="TimeNewRoman"/>
+                <w:sz w:val="30"/>
+              </w:rPr>
+              <w:t>67-25=</w:t>
+            </w:r>
+          </w:p>
+        </w:tc>
+        <w:tc>
+          <w:tcPr>
+            <w:tcW w:type="dxa" w:w="1987"/>
+          </w:tcPr>
+          <w:p>
+            <w:pPr>
+              <w:jc w:val="left"/>
+            </w:pPr>
+            <w:r>
+              <w:rPr>
+                <w:rFonts w:ascii="TimeNewRoman" w:hAnsi="TimeNewRoman"/>
+                <w:sz w:val="30"/>
+              </w:rPr>
+              <w:t>21+66=</w:t>
+            </w:r>
+          </w:p>
+        </w:tc>
+        <w:tc>
+          <w:tcPr>
+            <w:tcW w:type="dxa" w:w="1987"/>
+          </w:tcPr>
+          <w:p>
+            <w:pPr>
+              <w:jc w:val="left"/>
+            </w:pPr>
+            <w:r>
+              <w:rPr>
+                <w:rFonts w:ascii="TimeNewRoman" w:hAnsi="TimeNewRoman"/>
+                <w:sz w:val="30"/>
+              </w:rPr>
+              <w:t>67-7=</w:t>
+            </w:r>
+          </w:p>
+        </w:tc>
+        <w:tc>
+          <w:tcPr>
+            <w:tcW w:type="dxa" w:w="1987"/>
+          </w:tcPr>
+          <w:p>
+            <w:pPr>
+              <w:jc w:val="left"/>
+            </w:pPr>
+            <w:r>
+              <w:rPr>
+                <w:rFonts w:ascii="TimeNewRoman" w:hAnsi="TimeNewRoman"/>
+                <w:sz w:val="30"/>
+              </w:rPr>
+              <w:t>25+2=</w:t>
+            </w:r>
+          </w:p>
+        </w:tc>
+        <w:tc>
+          <w:tcPr>
+            <w:tcW w:type="dxa" w:w="1987"/>
+          </w:tcPr>
+          <w:p>
+            <w:pPr>
+              <w:jc w:val="left"/>
+            </w:pPr>
+            <w:r>
+              <w:rPr>
+                <w:rFonts w:ascii="TimeNewRoman" w:hAnsi="TimeNewRoman"/>
+                <w:sz w:val="30"/>
+              </w:rPr>
+              <w:t>30+14=</w:t>
+            </w:r>
+          </w:p>
+        </w:tc>
+      </w:tr>
+      <w:tr>
         <w:tc>
           <w:tcPr>
             <w:tcW w:type="dxa" w:w="1987"/>
@@ -1222,7 +1623,7 @@
                 <w:rFonts w:ascii="TimeNewRoman" w:hAnsi="TimeNewRoman"/>
                 <w:sz w:val="30"/>
               </w:rPr>
-              <w:t>17+33=</w:t>
+              <w:t>7+89=</w:t>
             </w:r>
           </w:p>
         </w:tc>
@@ -1239,7 +1640,41 @@
                 <w:rFonts w:ascii="TimeNewRoman" w:hAnsi="TimeNewRoman"/>
                 <w:sz w:val="30"/>
               </w:rPr>
-              <w:t>65+1=</w:t>
+              <w:t>30+61=</w:t>
+            </w:r>
+          </w:p>
+        </w:tc>
+        <w:tc>
+          <w:tcPr>
+            <w:tcW w:type="dxa" w:w="1987"/>
+          </w:tcPr>
+          <w:p>
+            <w:pPr>
+              <w:jc w:val="left"/>
+            </w:pPr>
+            <w:r>
+              <w:rPr>
+                <w:rFonts w:ascii="TimeNewRoman" w:hAnsi="TimeNewRoman"/>
+                <w:sz w:val="30"/>
+              </w:rPr>
+              <w:t>15+30=</w:t>
+            </w:r>
+          </w:p>
+        </w:tc>
+        <w:tc>
+          <w:tcPr>
+            <w:tcW w:type="dxa" w:w="1987"/>
+          </w:tcPr>
+          <w:p>
+            <w:pPr>
+              <w:jc w:val="left"/>
+            </w:pPr>
+            <w:r>
+              <w:rPr>
+                <w:rFonts w:ascii="TimeNewRoman" w:hAnsi="TimeNewRoman"/>
+                <w:sz w:val="30"/>
+              </w:rPr>
+              <w:t>44-32=</w:t>
             </w:r>
           </w:p>
         </w:tc>
@@ -1258,7 +1693,7 @@
                 <w:rFonts w:ascii="TimeNewRoman" w:hAnsi="TimeNewRoman"/>
                 <w:sz w:val="30"/>
               </w:rPr>
-              <w:t>57+18=</w:t>
+              <w:t>64-24=</w:t>
             </w:r>
           </w:p>
         </w:tc>
@@ -1275,7 +1710,7 @@
                 <w:rFonts w:ascii="TimeNewRoman" w:hAnsi="TimeNewRoman"/>
                 <w:sz w:val="30"/>
               </w:rPr>
-              <w:t>60-22=</w:t>
+              <w:t>86+7=</w:t>
             </w:r>
           </w:p>
         </w:tc>
@@ -1292,7 +1727,7 @@
                 <w:rFonts w:ascii="TimeNewRoman" w:hAnsi="TimeNewRoman"/>
                 <w:sz w:val="30"/>
               </w:rPr>
-              <w:t>83+14=</w:t>
+              <w:t>25-22=</w:t>
             </w:r>
           </w:p>
         </w:tc>
@@ -1309,7 +1744,7 @@
                 <w:rFonts w:ascii="TimeNewRoman" w:hAnsi="TimeNewRoman"/>
                 <w:sz w:val="30"/>
               </w:rPr>
-              <w:t>49-4=</w:t>
+              <w:t>34-11=</w:t>
             </w:r>
           </w:p>
         </w:tc>
@@ -1326,442 +1761,7 @@
                 <w:rFonts w:ascii="TimeNewRoman" w:hAnsi="TimeNewRoman"/>
                 <w:sz w:val="30"/>
               </w:rPr>
-              <w:t>12+24=</w:t>
-            </w:r>
-          </w:p>
-        </w:tc>
-      </w:tr>
-      <w:tr>
-        <w:tc>
-          <w:tcPr>
-            <w:tcW w:type="dxa" w:w="1987"/>
-          </w:tcPr>
-          <w:p>
-            <w:pPr>
-              <w:jc w:val="left"/>
-            </w:pPr>
-            <w:r>
-              <w:rPr>
-                <w:rFonts w:ascii="TimeNewRoman" w:hAnsi="TimeNewRoman"/>
-                <w:sz w:val="30"/>
-              </w:rPr>
-              <w:t>28+16=</w:t>
-            </w:r>
-          </w:p>
-        </w:tc>
-        <w:tc>
-          <w:tcPr>
-            <w:tcW w:type="dxa" w:w="1987"/>
-          </w:tcPr>
-          <w:p>
-            <w:pPr>
-              <w:jc w:val="left"/>
-            </w:pPr>
-            <w:r>
-              <w:rPr>
-                <w:rFonts w:ascii="TimeNewRoman" w:hAnsi="TimeNewRoman"/>
-                <w:sz w:val="30"/>
-              </w:rPr>
-              <w:t>45+1=</w:t>
-            </w:r>
-          </w:p>
-        </w:tc>
-        <w:tc>
-          <w:tcPr>
-            <w:tcW w:type="dxa" w:w="1987"/>
-          </w:tcPr>
-          <w:p>
-            <w:pPr>
-              <w:jc w:val="left"/>
-            </w:pPr>
-            <w:r>
-              <w:rPr>
-                <w:rFonts w:ascii="TimeNewRoman" w:hAnsi="TimeNewRoman"/>
-                <w:sz w:val="30"/>
-              </w:rPr>
-              <w:t>56-25=</w:t>
-            </w:r>
-          </w:p>
-        </w:tc>
-        <w:tc>
-          <w:tcPr>
-            <w:tcW w:type="dxa" w:w="1987"/>
-          </w:tcPr>
-          <w:p>
-            <w:pPr>
-              <w:jc w:val="left"/>
-            </w:pPr>
-            <w:r>
-              <w:rPr>
-                <w:rFonts w:ascii="TimeNewRoman" w:hAnsi="TimeNewRoman"/>
-                <w:sz w:val="30"/>
-              </w:rPr>
-              <w:t>44-40=</w:t>
-            </w:r>
-          </w:p>
-        </w:tc>
-        <w:tc>
-          <w:tcPr>
-            <w:tcW w:type="dxa" w:w="1987"/>
-          </w:tcPr>
-          <w:p>
-            <w:pPr>
-              <w:jc w:val="left"/>
-            </w:pPr>
-            <w:r>
-              <w:rPr>
-                <w:rFonts w:ascii="TimeNewRoman" w:hAnsi="TimeNewRoman"/>
-                <w:sz w:val="30"/>
-              </w:rPr>
-              <w:t>61-22=</w:t>
-            </w:r>
-          </w:p>
-        </w:tc>
-      </w:tr>
-      <w:tr>
-        <w:tc>
-          <w:tcPr>
-            <w:tcW w:type="dxa" w:w="1987"/>
-          </w:tcPr>
-          <w:p>
-            <w:pPr>
-              <w:jc w:val="left"/>
-            </w:pPr>
-            <w:r>
-              <w:rPr>
-                <w:rFonts w:ascii="TimeNewRoman" w:hAnsi="TimeNewRoman"/>
-                <w:sz w:val="30"/>
-              </w:rPr>
-              <w:t>65-18=</w:t>
-            </w:r>
-          </w:p>
-        </w:tc>
-        <w:tc>
-          <w:tcPr>
-            <w:tcW w:type="dxa" w:w="1987"/>
-          </w:tcPr>
-          <w:p>
-            <w:pPr>
-              <w:jc w:val="left"/>
-            </w:pPr>
-            <w:r>
-              <w:rPr>
-                <w:rFonts w:ascii="TimeNewRoman" w:hAnsi="TimeNewRoman"/>
-                <w:sz w:val="30"/>
-              </w:rPr>
-              <w:t>13+70=</w:t>
-            </w:r>
-          </w:p>
-        </w:tc>
-        <w:tc>
-          <w:tcPr>
-            <w:tcW w:type="dxa" w:w="1987"/>
-          </w:tcPr>
-          <w:p>
-            <w:pPr>
-              <w:jc w:val="left"/>
-            </w:pPr>
-            <w:r>
-              <w:rPr>
-                <w:rFonts w:ascii="TimeNewRoman" w:hAnsi="TimeNewRoman"/>
-                <w:sz w:val="30"/>
-              </w:rPr>
-              <w:t>13+28=</w:t>
-            </w:r>
-          </w:p>
-        </w:tc>
-        <w:tc>
-          <w:tcPr>
-            <w:tcW w:type="dxa" w:w="1987"/>
-          </w:tcPr>
-          <w:p>
-            <w:pPr>
-              <w:jc w:val="left"/>
-            </w:pPr>
-            <w:r>
-              <w:rPr>
-                <w:rFonts w:ascii="TimeNewRoman" w:hAnsi="TimeNewRoman"/>
-                <w:sz w:val="30"/>
-              </w:rPr>
-              <w:t>86-14=</w:t>
-            </w:r>
-          </w:p>
-        </w:tc>
-        <w:tc>
-          <w:tcPr>
-            <w:tcW w:type="dxa" w:w="1987"/>
-          </w:tcPr>
-          <w:p>
-            <w:pPr>
-              <w:jc w:val="left"/>
-            </w:pPr>
-            <w:r>
-              <w:rPr>
-                <w:rFonts w:ascii="TimeNewRoman" w:hAnsi="TimeNewRoman"/>
-                <w:sz w:val="30"/>
-              </w:rPr>
-              <w:t>99-56=</w:t>
-            </w:r>
-          </w:p>
-        </w:tc>
-      </w:tr>
-      <w:tr>
-        <w:tc>
-          <w:tcPr>
-            <w:tcW w:type="dxa" w:w="1987"/>
-          </w:tcPr>
-          <w:p>
-            <w:pPr>
-              <w:jc w:val="left"/>
-            </w:pPr>
-            <w:r>
-              <w:rPr>
-                <w:rFonts w:ascii="TimeNewRoman" w:hAnsi="TimeNewRoman"/>
-                <w:sz w:val="30"/>
-              </w:rPr>
-              <w:t>57+35=</w:t>
-            </w:r>
-          </w:p>
-        </w:tc>
-        <w:tc>
-          <w:tcPr>
-            <w:tcW w:type="dxa" w:w="1987"/>
-          </w:tcPr>
-          <w:p>
-            <w:pPr>
-              <w:jc w:val="left"/>
-            </w:pPr>
-            <w:r>
-              <w:rPr>
-                <w:rFonts w:ascii="TimeNewRoman" w:hAnsi="TimeNewRoman"/>
-                <w:sz w:val="30"/>
-              </w:rPr>
-              <w:t>44+49=</w:t>
-            </w:r>
-          </w:p>
-        </w:tc>
-        <w:tc>
-          <w:tcPr>
-            <w:tcW w:type="dxa" w:w="1987"/>
-          </w:tcPr>
-          <w:p>
-            <w:pPr>
-              <w:jc w:val="left"/>
-            </w:pPr>
-            <w:r>
-              <w:rPr>
-                <w:rFonts w:ascii="TimeNewRoman" w:hAnsi="TimeNewRoman"/>
-                <w:sz w:val="30"/>
-              </w:rPr>
-              <w:t>24+40=</w:t>
-            </w:r>
-          </w:p>
-        </w:tc>
-        <w:tc>
-          <w:tcPr>
-            <w:tcW w:type="dxa" w:w="1987"/>
-          </w:tcPr>
-          <w:p>
-            <w:pPr>
-              <w:jc w:val="left"/>
-            </w:pPr>
-            <w:r>
-              <w:rPr>
-                <w:rFonts w:ascii="TimeNewRoman" w:hAnsi="TimeNewRoman"/>
-                <w:sz w:val="30"/>
-              </w:rPr>
-              <w:t>80-11=</w:t>
-            </w:r>
-          </w:p>
-        </w:tc>
-        <w:tc>
-          <w:tcPr>
-            <w:tcW w:type="dxa" w:w="1987"/>
-          </w:tcPr>
-          <w:p>
-            <w:pPr>
-              <w:jc w:val="left"/>
-            </w:pPr>
-            <w:r>
-              <w:rPr>
-                <w:rFonts w:ascii="TimeNewRoman" w:hAnsi="TimeNewRoman"/>
-                <w:sz w:val="30"/>
-              </w:rPr>
-              <w:t>17+41=</w:t>
-            </w:r>
-          </w:p>
-        </w:tc>
-      </w:tr>
-      <w:tr>
-        <w:tc>
-          <w:tcPr>
-            <w:tcW w:type="dxa" w:w="1987"/>
-          </w:tcPr>
-          <w:p>
-            <w:pPr>
-              <w:jc w:val="left"/>
-            </w:pPr>
-            <w:r>
-              <w:rPr>
-                <w:rFonts w:ascii="TimeNewRoman" w:hAnsi="TimeNewRoman"/>
-                <w:sz w:val="30"/>
-              </w:rPr>
-              <w:t>76+15=</w:t>
-            </w:r>
-          </w:p>
-        </w:tc>
-        <w:tc>
-          <w:tcPr>
-            <w:tcW w:type="dxa" w:w="1987"/>
-          </w:tcPr>
-          <w:p>
-            <w:pPr>
-              <w:jc w:val="left"/>
-            </w:pPr>
-            <w:r>
-              <w:rPr>
-                <w:rFonts w:ascii="TimeNewRoman" w:hAnsi="TimeNewRoman"/>
-                <w:sz w:val="30"/>
-              </w:rPr>
-              <w:t>21+53=</w:t>
-            </w:r>
-          </w:p>
-        </w:tc>
-        <w:tc>
-          <w:tcPr>
-            <w:tcW w:type="dxa" w:w="1987"/>
-          </w:tcPr>
-          <w:p>
-            <w:pPr>
-              <w:jc w:val="left"/>
-            </w:pPr>
-            <w:r>
-              <w:rPr>
-                <w:rFonts w:ascii="TimeNewRoman" w:hAnsi="TimeNewRoman"/>
-                <w:sz w:val="30"/>
-              </w:rPr>
-              <w:t>66+14=</w:t>
-            </w:r>
-          </w:p>
-        </w:tc>
-        <w:tc>
-          <w:tcPr>
-            <w:tcW w:type="dxa" w:w="1987"/>
-          </w:tcPr>
-          <w:p>
-            <w:pPr>
-              <w:jc w:val="left"/>
-            </w:pPr>
-            <w:r>
-              <w:rPr>
-                <w:rFonts w:ascii="TimeNewRoman" w:hAnsi="TimeNewRoman"/>
-                <w:sz w:val="30"/>
-              </w:rPr>
-              <w:t>46-37=</w:t>
-            </w:r>
-          </w:p>
-        </w:tc>
-        <w:tc>
-          <w:tcPr>
-            <w:tcW w:type="dxa" w:w="1987"/>
-          </w:tcPr>
-          <w:p>
-            <w:pPr>
-              <w:jc w:val="left"/>
-            </w:pPr>
-            <w:r>
-              <w:rPr>
-                <w:rFonts w:ascii="TimeNewRoman" w:hAnsi="TimeNewRoman"/>
-                <w:sz w:val="30"/>
-              </w:rPr>
-              <w:t>48+45=</w:t>
-            </w:r>
-          </w:p>
-        </w:tc>
-      </w:tr>
-      <w:tr>
-        <w:tc>
-          <w:tcPr>
-            <w:tcW w:type="dxa" w:w="1987"/>
-          </w:tcPr>
-          <w:p>
-            <w:pPr>
-              <w:jc w:val="left"/>
-            </w:pPr>
-            <w:r>
-              <w:rPr>
-                <w:rFonts w:ascii="TimeNewRoman" w:hAnsi="TimeNewRoman"/>
-                <w:sz w:val="30"/>
-              </w:rPr>
-              <w:t>29+34=</w:t>
-            </w:r>
-          </w:p>
-        </w:tc>
-        <w:tc>
-          <w:tcPr>
-            <w:tcW w:type="dxa" w:w="1987"/>
-          </w:tcPr>
-          <w:p>
-            <w:pPr>
-              <w:jc w:val="left"/>
-            </w:pPr>
-            <w:r>
-              <w:rPr>
-                <w:rFonts w:ascii="TimeNewRoman" w:hAnsi="TimeNewRoman"/>
-                <w:sz w:val="30"/>
-              </w:rPr>
-              <w:t>89-68=</w:t>
-            </w:r>
-          </w:p>
-        </w:tc>
-        <w:tc>
-          <w:tcPr>
-            <w:tcW w:type="dxa" w:w="1987"/>
-          </w:tcPr>
-          <w:p>
-            <w:pPr>
-              <w:jc w:val="left"/>
-            </w:pPr>
-            <w:r>
-              <w:rPr>
-                <w:rFonts w:ascii="TimeNewRoman" w:hAnsi="TimeNewRoman"/>
-                <w:sz w:val="30"/>
-              </w:rPr>
-              <w:t>76-24=</w:t>
-            </w:r>
-          </w:p>
-        </w:tc>
-        <w:tc>
-          <w:tcPr>
-            <w:tcW w:type="dxa" w:w="1987"/>
-          </w:tcPr>
-          <w:p>
-            <w:pPr>
-              <w:jc w:val="left"/>
-            </w:pPr>
-            <w:r>
-              <w:rPr>
-                <w:rFonts w:ascii="TimeNewRoman" w:hAnsi="TimeNewRoman"/>
-                <w:sz w:val="30"/>
-              </w:rPr>
-              <w:t>33-21=</w:t>
-            </w:r>
-          </w:p>
-        </w:tc>
-        <w:tc>
-          <w:tcPr>
-            <w:tcW w:type="dxa" w:w="1987"/>
-          </w:tcPr>
-          <w:p>
-            <w:pPr>
-              <w:jc w:val="left"/>
-            </w:pPr>
-            <w:r>
-              <w:rPr>
-                <w:rFonts w:ascii="TimeNewRoman" w:hAnsi="TimeNewRoman"/>
-                <w:sz w:val="30"/>
-              </w:rPr>
-              <w:t>47+15=</w:t>
+              <w:t>53-25=</w:t>
             </w:r>
           </w:p>
         </w:tc>

--- a/addition_and_subtraction_within_100.docx
+++ b/addition_and_subtraction_within_100.docx
@@ -11,7 +11,7 @@
           <w:rFonts w:ascii="Arial" w:hAnsi="Arial"/>
           <w:sz w:val="30"/>
         </w:rPr>
-        <w:t>2026-09-14 Monday</w:t>
+        <w:t>2026-09-15 Tuesday</w:t>
       </w:r>
     </w:p>
     <w:tbl>
@@ -40,7 +40,7 @@
                 <w:rFonts w:ascii="TimeNewRoman" w:hAnsi="TimeNewRoman"/>
                 <w:sz w:val="30"/>
               </w:rPr>
-              <w:t>60-10=</w:t>
+              <w:t>38+21=</w:t>
             </w:r>
           </w:p>
         </w:tc>
@@ -57,7 +57,7 @@
                 <w:rFonts w:ascii="TimeNewRoman" w:hAnsi="TimeNewRoman"/>
                 <w:sz w:val="30"/>
               </w:rPr>
-              <w:t>22+5=</w:t>
+              <w:t>76-0=</w:t>
             </w:r>
           </w:p>
         </w:tc>
@@ -74,7 +74,7 @@
                 <w:rFonts w:ascii="TimeNewRoman" w:hAnsi="TimeNewRoman"/>
                 <w:sz w:val="30"/>
               </w:rPr>
-              <w:t>2+66=</w:t>
+              <w:t>3+37=</w:t>
             </w:r>
           </w:p>
         </w:tc>
@@ -91,7 +91,7 @@
                 <w:rFonts w:ascii="TimeNewRoman" w:hAnsi="TimeNewRoman"/>
                 <w:sz w:val="30"/>
               </w:rPr>
-              <w:t>49-6=</w:t>
+              <w:t>93-43=</w:t>
             </w:r>
           </w:p>
         </w:tc>
@@ -108,7 +108,7 @@
                 <w:rFonts w:ascii="TimeNewRoman" w:hAnsi="TimeNewRoman"/>
                 <w:sz w:val="30"/>
               </w:rPr>
-              <w:t>64-39=</w:t>
+              <w:t>32+59=</w:t>
             </w:r>
           </w:p>
         </w:tc>
@@ -127,7 +127,7 @@
                 <w:rFonts w:ascii="TimeNewRoman" w:hAnsi="TimeNewRoman"/>
                 <w:sz w:val="30"/>
               </w:rPr>
-              <w:t>85-23=</w:t>
+              <w:t>62+6=</w:t>
             </w:r>
           </w:p>
         </w:tc>
@@ -144,7 +144,7 @@
                 <w:rFonts w:ascii="TimeNewRoman" w:hAnsi="TimeNewRoman"/>
                 <w:sz w:val="30"/>
               </w:rPr>
-              <w:t>56+38=</w:t>
+              <w:t>76-19=</w:t>
             </w:r>
           </w:p>
         </w:tc>
@@ -161,7 +161,7 @@
                 <w:rFonts w:ascii="TimeNewRoman" w:hAnsi="TimeNewRoman"/>
                 <w:sz w:val="30"/>
               </w:rPr>
-              <w:t>89-15=</w:t>
+              <w:t>13-11=</w:t>
             </w:r>
           </w:p>
         </w:tc>
@@ -178,7 +178,7 @@
                 <w:rFonts w:ascii="TimeNewRoman" w:hAnsi="TimeNewRoman"/>
                 <w:sz w:val="30"/>
               </w:rPr>
-              <w:t>72+23=</w:t>
+              <w:t>18+47=</w:t>
             </w:r>
           </w:p>
         </w:tc>
@@ -195,7 +195,7 @@
                 <w:rFonts w:ascii="TimeNewRoman" w:hAnsi="TimeNewRoman"/>
                 <w:sz w:val="30"/>
               </w:rPr>
-              <w:t>61-23=</w:t>
+              <w:t>76-45=</w:t>
             </w:r>
           </w:p>
         </w:tc>
@@ -214,7 +214,7 @@
                 <w:rFonts w:ascii="TimeNewRoman" w:hAnsi="TimeNewRoman"/>
                 <w:sz w:val="30"/>
               </w:rPr>
-              <w:t>62-54=</w:t>
+              <w:t>66-64=</w:t>
             </w:r>
           </w:p>
         </w:tc>
@@ -231,7 +231,7 @@
                 <w:rFonts w:ascii="TimeNewRoman" w:hAnsi="TimeNewRoman"/>
                 <w:sz w:val="30"/>
               </w:rPr>
-              <w:t>93-80=</w:t>
+              <w:t>26-9=</w:t>
             </w:r>
           </w:p>
         </w:tc>
@@ -248,7 +248,7 @@
                 <w:rFonts w:ascii="TimeNewRoman" w:hAnsi="TimeNewRoman"/>
                 <w:sz w:val="30"/>
               </w:rPr>
-              <w:t>40-15=</w:t>
+              <w:t>39+44=</w:t>
             </w:r>
           </w:p>
         </w:tc>
@@ -265,7 +265,7 @@
                 <w:rFonts w:ascii="TimeNewRoman" w:hAnsi="TimeNewRoman"/>
                 <w:sz w:val="30"/>
               </w:rPr>
-              <w:t>57+7=</w:t>
+              <w:t>58-43=</w:t>
             </w:r>
           </w:p>
         </w:tc>
@@ -282,7 +282,7 @@
                 <w:rFonts w:ascii="TimeNewRoman" w:hAnsi="TimeNewRoman"/>
                 <w:sz w:val="30"/>
               </w:rPr>
-              <w:t>50+29=</w:t>
+              <w:t>9+7=</w:t>
             </w:r>
           </w:p>
         </w:tc>
@@ -301,7 +301,7 @@
                 <w:rFonts w:ascii="TimeNewRoman" w:hAnsi="TimeNewRoman"/>
                 <w:sz w:val="30"/>
               </w:rPr>
-              <w:t>48-38=</w:t>
+              <w:t>56+30=</w:t>
             </w:r>
           </w:p>
         </w:tc>
@@ -318,7 +318,7 @@
                 <w:rFonts w:ascii="TimeNewRoman" w:hAnsi="TimeNewRoman"/>
                 <w:sz w:val="30"/>
               </w:rPr>
-              <w:t>73-72=</w:t>
+              <w:t>0+35=</w:t>
             </w:r>
           </w:p>
         </w:tc>
@@ -335,7 +335,7 @@
                 <w:rFonts w:ascii="TimeNewRoman" w:hAnsi="TimeNewRoman"/>
                 <w:sz w:val="30"/>
               </w:rPr>
-              <w:t>82-49=</w:t>
+              <w:t>28+56=</w:t>
             </w:r>
           </w:p>
         </w:tc>
@@ -352,7 +352,7 @@
                 <w:rFonts w:ascii="TimeNewRoman" w:hAnsi="TimeNewRoman"/>
                 <w:sz w:val="30"/>
               </w:rPr>
-              <w:t>30+8=</w:t>
+              <w:t>75+17=</w:t>
             </w:r>
           </w:p>
         </w:tc>
@@ -369,7 +369,7 @@
                 <w:rFonts w:ascii="TimeNewRoman" w:hAnsi="TimeNewRoman"/>
                 <w:sz w:val="30"/>
               </w:rPr>
-              <w:t>24+43=</w:t>
+              <w:t>83-64=</w:t>
             </w:r>
           </w:p>
         </w:tc>
@@ -388,7 +388,7 @@
                 <w:rFonts w:ascii="TimeNewRoman" w:hAnsi="TimeNewRoman"/>
                 <w:sz w:val="30"/>
               </w:rPr>
-              <w:t>62-39=</w:t>
+              <w:t>17+69=</w:t>
             </w:r>
           </w:p>
         </w:tc>
@@ -405,7 +405,7 @@
                 <w:rFonts w:ascii="TimeNewRoman" w:hAnsi="TimeNewRoman"/>
                 <w:sz w:val="30"/>
               </w:rPr>
-              <w:t>83+16=</w:t>
+              <w:t>10+75=</w:t>
             </w:r>
           </w:p>
         </w:tc>
@@ -422,7 +422,7 @@
                 <w:rFonts w:ascii="TimeNewRoman" w:hAnsi="TimeNewRoman"/>
                 <w:sz w:val="30"/>
               </w:rPr>
-              <w:t>29+56=</w:t>
+              <w:t>30-21=</w:t>
             </w:r>
           </w:p>
         </w:tc>
@@ -439,7 +439,7 @@
                 <w:rFonts w:ascii="TimeNewRoman" w:hAnsi="TimeNewRoman"/>
                 <w:sz w:val="30"/>
               </w:rPr>
-              <w:t>93-33=</w:t>
+              <w:t>50-39=</w:t>
             </w:r>
           </w:p>
         </w:tc>
@@ -456,7 +456,7 @@
                 <w:rFonts w:ascii="TimeNewRoman" w:hAnsi="TimeNewRoman"/>
                 <w:sz w:val="30"/>
               </w:rPr>
-              <w:t>6+71=</w:t>
+              <w:t>7+42=</w:t>
             </w:r>
           </w:p>
         </w:tc>
@@ -475,7 +475,7 @@
                 <w:rFonts w:ascii="TimeNewRoman" w:hAnsi="TimeNewRoman"/>
                 <w:sz w:val="30"/>
               </w:rPr>
-              <w:t>7+62=</w:t>
+              <w:t>20+29=</w:t>
             </w:r>
           </w:p>
         </w:tc>
@@ -492,7 +492,7 @@
                 <w:rFonts w:ascii="TimeNewRoman" w:hAnsi="TimeNewRoman"/>
                 <w:sz w:val="30"/>
               </w:rPr>
-              <w:t>82+12=</w:t>
+              <w:t>49-35=</w:t>
             </w:r>
           </w:p>
         </w:tc>
@@ -509,7 +509,7 @@
                 <w:rFonts w:ascii="TimeNewRoman" w:hAnsi="TimeNewRoman"/>
                 <w:sz w:val="30"/>
               </w:rPr>
-              <w:t>12+29=</w:t>
+              <w:t>25+69=</w:t>
             </w:r>
           </w:p>
         </w:tc>
@@ -526,7 +526,7 @@
                 <w:rFonts w:ascii="TimeNewRoman" w:hAnsi="TimeNewRoman"/>
                 <w:sz w:val="30"/>
               </w:rPr>
-              <w:t>71-39=</w:t>
+              <w:t>88+2=</w:t>
             </w:r>
           </w:p>
         </w:tc>
@@ -543,7 +543,7 @@
                 <w:rFonts w:ascii="TimeNewRoman" w:hAnsi="TimeNewRoman"/>
                 <w:sz w:val="30"/>
               </w:rPr>
-              <w:t>35-9=</w:t>
+              <w:t>94-30=</w:t>
             </w:r>
           </w:p>
         </w:tc>
@@ -562,7 +562,7 @@
                 <w:rFonts w:ascii="TimeNewRoman" w:hAnsi="TimeNewRoman"/>
                 <w:sz w:val="30"/>
               </w:rPr>
-              <w:t>72-60=</w:t>
+              <w:t>27+71=</w:t>
             </w:r>
           </w:p>
         </w:tc>
@@ -579,7 +579,7 @@
                 <w:rFonts w:ascii="TimeNewRoman" w:hAnsi="TimeNewRoman"/>
                 <w:sz w:val="30"/>
               </w:rPr>
-              <w:t>39-6=</w:t>
+              <w:t>68-25=</w:t>
             </w:r>
           </w:p>
         </w:tc>
@@ -596,7 +596,7 @@
                 <w:rFonts w:ascii="TimeNewRoman" w:hAnsi="TimeNewRoman"/>
                 <w:sz w:val="30"/>
               </w:rPr>
-              <w:t>51-22=</w:t>
+              <w:t>63+13=</w:t>
             </w:r>
           </w:p>
         </w:tc>
@@ -613,7 +613,7 @@
                 <w:rFonts w:ascii="TimeNewRoman" w:hAnsi="TimeNewRoman"/>
                 <w:sz w:val="30"/>
               </w:rPr>
-              <w:t>90-24=</w:t>
+              <w:t>47-10=</w:t>
             </w:r>
           </w:p>
         </w:tc>
@@ -630,7 +630,7 @@
                 <w:rFonts w:ascii="TimeNewRoman" w:hAnsi="TimeNewRoman"/>
                 <w:sz w:val="30"/>
               </w:rPr>
-              <w:t>57+14=</w:t>
+              <w:t>29-24=</w:t>
             </w:r>
           </w:p>
         </w:tc>
@@ -649,7 +649,7 @@
                 <w:rFonts w:ascii="TimeNewRoman" w:hAnsi="TimeNewRoman"/>
                 <w:sz w:val="30"/>
               </w:rPr>
-              <w:t>38+15=</w:t>
+              <w:t>30-22=</w:t>
             </w:r>
           </w:p>
         </w:tc>
@@ -666,7 +666,7 @@
                 <w:rFonts w:ascii="TimeNewRoman" w:hAnsi="TimeNewRoman"/>
                 <w:sz w:val="30"/>
               </w:rPr>
-              <w:t>51+3=</w:t>
+              <w:t>6+5=</w:t>
             </w:r>
           </w:p>
         </w:tc>
@@ -683,7 +683,7 @@
                 <w:rFonts w:ascii="TimeNewRoman" w:hAnsi="TimeNewRoman"/>
                 <w:sz w:val="30"/>
               </w:rPr>
-              <w:t>29+9=</w:t>
+              <w:t>40-31=</w:t>
             </w:r>
           </w:p>
         </w:tc>
@@ -700,7 +700,7 @@
                 <w:rFonts w:ascii="TimeNewRoman" w:hAnsi="TimeNewRoman"/>
                 <w:sz w:val="30"/>
               </w:rPr>
-              <w:t>12+33=</w:t>
+              <w:t>82-1=</w:t>
             </w:r>
           </w:p>
         </w:tc>
@@ -717,7 +717,7 @@
                 <w:rFonts w:ascii="TimeNewRoman" w:hAnsi="TimeNewRoman"/>
                 <w:sz w:val="30"/>
               </w:rPr>
-              <w:t>72-16=</w:t>
+              <w:t>11+0=</w:t>
             </w:r>
           </w:p>
         </w:tc>
@@ -736,7 +736,7 @@
                 <w:rFonts w:ascii="TimeNewRoman" w:hAnsi="TimeNewRoman"/>
                 <w:sz w:val="30"/>
               </w:rPr>
-              <w:t>62-54=</w:t>
+              <w:t>16+73=</w:t>
             </w:r>
           </w:p>
         </w:tc>
@@ -753,7 +753,7 @@
                 <w:rFonts w:ascii="TimeNewRoman" w:hAnsi="TimeNewRoman"/>
                 <w:sz w:val="30"/>
               </w:rPr>
-              <w:t>43+49=</w:t>
+              <w:t>1+62=</w:t>
             </w:r>
           </w:p>
         </w:tc>
@@ -770,7 +770,7 @@
                 <w:rFonts w:ascii="TimeNewRoman" w:hAnsi="TimeNewRoman"/>
                 <w:sz w:val="30"/>
               </w:rPr>
-              <w:t>61-24=</w:t>
+              <w:t>12+2=</w:t>
             </w:r>
           </w:p>
         </w:tc>
@@ -787,7 +787,7 @@
                 <w:rFonts w:ascii="TimeNewRoman" w:hAnsi="TimeNewRoman"/>
                 <w:sz w:val="30"/>
               </w:rPr>
-              <w:t>95-63=</w:t>
+              <w:t>23-14=</w:t>
             </w:r>
           </w:p>
         </w:tc>
@@ -804,529 +804,7 @@
                 <w:rFonts w:ascii="TimeNewRoman" w:hAnsi="TimeNewRoman"/>
                 <w:sz w:val="30"/>
               </w:rPr>
-              <w:t>79-24=</w:t>
-            </w:r>
-          </w:p>
-        </w:tc>
-      </w:tr>
-      <w:tr>
-        <w:tc>
-          <w:tcPr>
-            <w:tcW w:type="dxa" w:w="1987"/>
-          </w:tcPr>
-          <w:p>
-            <w:pPr>
-              <w:jc w:val="left"/>
-            </w:pPr>
-            <w:r>
-              <w:rPr>
-                <w:rFonts w:ascii="TimeNewRoman" w:hAnsi="TimeNewRoman"/>
-                <w:sz w:val="30"/>
-              </w:rPr>
-              <w:t>71-54=</w:t>
-            </w:r>
-          </w:p>
-        </w:tc>
-        <w:tc>
-          <w:tcPr>
-            <w:tcW w:type="dxa" w:w="1987"/>
-          </w:tcPr>
-          <w:p>
-            <w:pPr>
-              <w:jc w:val="left"/>
-            </w:pPr>
-            <w:r>
-              <w:rPr>
-                <w:rFonts w:ascii="TimeNewRoman" w:hAnsi="TimeNewRoman"/>
-                <w:sz w:val="30"/>
-              </w:rPr>
-              <w:t>58+6=</w:t>
-            </w:r>
-          </w:p>
-        </w:tc>
-        <w:tc>
-          <w:tcPr>
-            <w:tcW w:type="dxa" w:w="1987"/>
-          </w:tcPr>
-          <w:p>
-            <w:pPr>
-              <w:jc w:val="left"/>
-            </w:pPr>
-            <w:r>
-              <w:rPr>
-                <w:rFonts w:ascii="TimeNewRoman" w:hAnsi="TimeNewRoman"/>
-                <w:sz w:val="30"/>
-              </w:rPr>
-              <w:t>14+13=</w:t>
-            </w:r>
-          </w:p>
-        </w:tc>
-        <w:tc>
-          <w:tcPr>
-            <w:tcW w:type="dxa" w:w="1987"/>
-          </w:tcPr>
-          <w:p>
-            <w:pPr>
-              <w:jc w:val="left"/>
-            </w:pPr>
-            <w:r>
-              <w:rPr>
-                <w:rFonts w:ascii="TimeNewRoman" w:hAnsi="TimeNewRoman"/>
-                <w:sz w:val="30"/>
-              </w:rPr>
-              <w:t>73-37=</w:t>
-            </w:r>
-          </w:p>
-        </w:tc>
-        <w:tc>
-          <w:tcPr>
-            <w:tcW w:type="dxa" w:w="1987"/>
-          </w:tcPr>
-          <w:p>
-            <w:pPr>
-              <w:jc w:val="left"/>
-            </w:pPr>
-            <w:r>
-              <w:rPr>
-                <w:rFonts w:ascii="TimeNewRoman" w:hAnsi="TimeNewRoman"/>
-                <w:sz w:val="30"/>
-              </w:rPr>
-              <w:t>56-39=</w:t>
-            </w:r>
-          </w:p>
-        </w:tc>
-      </w:tr>
-      <w:tr>
-        <w:tc>
-          <w:tcPr>
-            <w:tcW w:type="dxa" w:w="1987"/>
-          </w:tcPr>
-          <w:p>
-            <w:pPr>
-              <w:jc w:val="left"/>
-            </w:pPr>
-            <w:r>
-              <w:rPr>
-                <w:rFonts w:ascii="TimeNewRoman" w:hAnsi="TimeNewRoman"/>
-                <w:sz w:val="30"/>
-              </w:rPr>
-              <w:t>24+36=</w:t>
-            </w:r>
-          </w:p>
-        </w:tc>
-        <w:tc>
-          <w:tcPr>
-            <w:tcW w:type="dxa" w:w="1987"/>
-          </w:tcPr>
-          <w:p>
-            <w:pPr>
-              <w:jc w:val="left"/>
-            </w:pPr>
-            <w:r>
-              <w:rPr>
-                <w:rFonts w:ascii="TimeNewRoman" w:hAnsi="TimeNewRoman"/>
-                <w:sz w:val="30"/>
-              </w:rPr>
-              <w:t>21+36=</w:t>
-            </w:r>
-          </w:p>
-        </w:tc>
-        <w:tc>
-          <w:tcPr>
-            <w:tcW w:type="dxa" w:w="1987"/>
-          </w:tcPr>
-          <w:p>
-            <w:pPr>
-              <w:jc w:val="left"/>
-            </w:pPr>
-            <w:r>
-              <w:rPr>
-                <w:rFonts w:ascii="TimeNewRoman" w:hAnsi="TimeNewRoman"/>
-                <w:sz w:val="30"/>
-              </w:rPr>
-              <w:t>51+38=</w:t>
-            </w:r>
-          </w:p>
-        </w:tc>
-        <w:tc>
-          <w:tcPr>
-            <w:tcW w:type="dxa" w:w="1987"/>
-          </w:tcPr>
-          <w:p>
-            <w:pPr>
-              <w:jc w:val="left"/>
-            </w:pPr>
-            <w:r>
-              <w:rPr>
-                <w:rFonts w:ascii="TimeNewRoman" w:hAnsi="TimeNewRoman"/>
-                <w:sz w:val="30"/>
-              </w:rPr>
-              <w:t>87-32=</w:t>
-            </w:r>
-          </w:p>
-        </w:tc>
-        <w:tc>
-          <w:tcPr>
-            <w:tcW w:type="dxa" w:w="1987"/>
-          </w:tcPr>
-          <w:p>
-            <w:pPr>
-              <w:jc w:val="left"/>
-            </w:pPr>
-            <w:r>
-              <w:rPr>
-                <w:rFonts w:ascii="TimeNewRoman" w:hAnsi="TimeNewRoman"/>
-                <w:sz w:val="30"/>
-              </w:rPr>
-              <w:t>64+22=</w:t>
-            </w:r>
-          </w:p>
-        </w:tc>
-      </w:tr>
-      <w:tr>
-        <w:tc>
-          <w:tcPr>
-            <w:tcW w:type="dxa" w:w="1987"/>
-          </w:tcPr>
-          <w:p>
-            <w:pPr>
-              <w:jc w:val="left"/>
-            </w:pPr>
-            <w:r>
-              <w:rPr>
-                <w:rFonts w:ascii="TimeNewRoman" w:hAnsi="TimeNewRoman"/>
-                <w:sz w:val="30"/>
-              </w:rPr>
-              <w:t>13+30=</w:t>
-            </w:r>
-          </w:p>
-        </w:tc>
-        <w:tc>
-          <w:tcPr>
-            <w:tcW w:type="dxa" w:w="1987"/>
-          </w:tcPr>
-          <w:p>
-            <w:pPr>
-              <w:jc w:val="left"/>
-            </w:pPr>
-            <w:r>
-              <w:rPr>
-                <w:rFonts w:ascii="TimeNewRoman" w:hAnsi="TimeNewRoman"/>
-                <w:sz w:val="30"/>
-              </w:rPr>
-              <w:t>33+4=</w:t>
-            </w:r>
-          </w:p>
-        </w:tc>
-        <w:tc>
-          <w:tcPr>
-            <w:tcW w:type="dxa" w:w="1987"/>
-          </w:tcPr>
-          <w:p>
-            <w:pPr>
-              <w:jc w:val="left"/>
-            </w:pPr>
-            <w:r>
-              <w:rPr>
-                <w:rFonts w:ascii="TimeNewRoman" w:hAnsi="TimeNewRoman"/>
-                <w:sz w:val="30"/>
-              </w:rPr>
-              <w:t>24+61=</w:t>
-            </w:r>
-          </w:p>
-        </w:tc>
-        <w:tc>
-          <w:tcPr>
-            <w:tcW w:type="dxa" w:w="1987"/>
-          </w:tcPr>
-          <w:p>
-            <w:pPr>
-              <w:jc w:val="left"/>
-            </w:pPr>
-            <w:r>
-              <w:rPr>
-                <w:rFonts w:ascii="TimeNewRoman" w:hAnsi="TimeNewRoman"/>
-                <w:sz w:val="30"/>
-              </w:rPr>
-              <w:t>84-66=</w:t>
-            </w:r>
-          </w:p>
-        </w:tc>
-        <w:tc>
-          <w:tcPr>
-            <w:tcW w:type="dxa" w:w="1987"/>
-          </w:tcPr>
-          <w:p>
-            <w:pPr>
-              <w:jc w:val="left"/>
-            </w:pPr>
-            <w:r>
-              <w:rPr>
-                <w:rFonts w:ascii="TimeNewRoman" w:hAnsi="TimeNewRoman"/>
-                <w:sz w:val="30"/>
-              </w:rPr>
-              <w:t>28+11=</w:t>
-            </w:r>
-          </w:p>
-        </w:tc>
-      </w:tr>
-      <w:tr>
-        <w:tc>
-          <w:tcPr>
-            <w:tcW w:type="dxa" w:w="1987"/>
-          </w:tcPr>
-          <w:p>
-            <w:pPr>
-              <w:jc w:val="left"/>
-            </w:pPr>
-            <w:r>
-              <w:rPr>
-                <w:rFonts w:ascii="TimeNewRoman" w:hAnsi="TimeNewRoman"/>
-                <w:sz w:val="30"/>
-              </w:rPr>
-              <w:t>52+31=</w:t>
-            </w:r>
-          </w:p>
-        </w:tc>
-        <w:tc>
-          <w:tcPr>
-            <w:tcW w:type="dxa" w:w="1987"/>
-          </w:tcPr>
-          <w:p>
-            <w:pPr>
-              <w:jc w:val="left"/>
-            </w:pPr>
-            <w:r>
-              <w:rPr>
-                <w:rFonts w:ascii="TimeNewRoman" w:hAnsi="TimeNewRoman"/>
-                <w:sz w:val="30"/>
-              </w:rPr>
-              <w:t>71+20=</w:t>
-            </w:r>
-          </w:p>
-        </w:tc>
-        <w:tc>
-          <w:tcPr>
-            <w:tcW w:type="dxa" w:w="1987"/>
-          </w:tcPr>
-          <w:p>
-            <w:pPr>
-              <w:jc w:val="left"/>
-            </w:pPr>
-            <w:r>
-              <w:rPr>
-                <w:rFonts w:ascii="TimeNewRoman" w:hAnsi="TimeNewRoman"/>
-                <w:sz w:val="30"/>
-              </w:rPr>
-              <w:t>4+83=</w:t>
-            </w:r>
-          </w:p>
-        </w:tc>
-        <w:tc>
-          <w:tcPr>
-            <w:tcW w:type="dxa" w:w="1987"/>
-          </w:tcPr>
-          <w:p>
-            <w:pPr>
-              <w:jc w:val="left"/>
-            </w:pPr>
-            <w:r>
-              <w:rPr>
-                <w:rFonts w:ascii="TimeNewRoman" w:hAnsi="TimeNewRoman"/>
-                <w:sz w:val="30"/>
-              </w:rPr>
-              <w:t>26+29=</w:t>
-            </w:r>
-          </w:p>
-        </w:tc>
-        <w:tc>
-          <w:tcPr>
-            <w:tcW w:type="dxa" w:w="1987"/>
-          </w:tcPr>
-          <w:p>
-            <w:pPr>
-              <w:jc w:val="left"/>
-            </w:pPr>
-            <w:r>
-              <w:rPr>
-                <w:rFonts w:ascii="TimeNewRoman" w:hAnsi="TimeNewRoman"/>
-                <w:sz w:val="30"/>
-              </w:rPr>
-              <w:t>36+58=</w:t>
-            </w:r>
-          </w:p>
-        </w:tc>
-      </w:tr>
-      <w:tr>
-        <w:tc>
-          <w:tcPr>
-            <w:tcW w:type="dxa" w:w="1987"/>
-          </w:tcPr>
-          <w:p>
-            <w:pPr>
-              <w:jc w:val="left"/>
-            </w:pPr>
-            <w:r>
-              <w:rPr>
-                <w:rFonts w:ascii="TimeNewRoman" w:hAnsi="TimeNewRoman"/>
-                <w:sz w:val="30"/>
-              </w:rPr>
-              <w:t>44+25=</w:t>
-            </w:r>
-          </w:p>
-        </w:tc>
-        <w:tc>
-          <w:tcPr>
-            <w:tcW w:type="dxa" w:w="1987"/>
-          </w:tcPr>
-          <w:p>
-            <w:pPr>
-              <w:jc w:val="left"/>
-            </w:pPr>
-            <w:r>
-              <w:rPr>
-                <w:rFonts w:ascii="TimeNewRoman" w:hAnsi="TimeNewRoman"/>
-                <w:sz w:val="30"/>
-              </w:rPr>
-              <w:t>35-28=</w:t>
-            </w:r>
-          </w:p>
-        </w:tc>
-        <w:tc>
-          <w:tcPr>
-            <w:tcW w:type="dxa" w:w="1987"/>
-          </w:tcPr>
-          <w:p>
-            <w:pPr>
-              <w:jc w:val="left"/>
-            </w:pPr>
-            <w:r>
-              <w:rPr>
-                <w:rFonts w:ascii="TimeNewRoman" w:hAnsi="TimeNewRoman"/>
-                <w:sz w:val="30"/>
-              </w:rPr>
-              <w:t>62-0=</w:t>
-            </w:r>
-          </w:p>
-        </w:tc>
-        <w:tc>
-          <w:tcPr>
-            <w:tcW w:type="dxa" w:w="1987"/>
-          </w:tcPr>
-          <w:p>
-            <w:pPr>
-              <w:jc w:val="left"/>
-            </w:pPr>
-            <w:r>
-              <w:rPr>
-                <w:rFonts w:ascii="TimeNewRoman" w:hAnsi="TimeNewRoman"/>
-                <w:sz w:val="30"/>
-              </w:rPr>
-              <w:t>44-18=</w:t>
-            </w:r>
-          </w:p>
-        </w:tc>
-        <w:tc>
-          <w:tcPr>
-            <w:tcW w:type="dxa" w:w="1987"/>
-          </w:tcPr>
-          <w:p>
-            <w:pPr>
-              <w:jc w:val="left"/>
-            </w:pPr>
-            <w:r>
-              <w:rPr>
-                <w:rFonts w:ascii="TimeNewRoman" w:hAnsi="TimeNewRoman"/>
-                <w:sz w:val="30"/>
-              </w:rPr>
-              <w:t>92-31=</w:t>
-            </w:r>
-          </w:p>
-        </w:tc>
-      </w:tr>
-      <w:tr>
-        <w:tc>
-          <w:tcPr>
-            <w:tcW w:type="dxa" w:w="1987"/>
-          </w:tcPr>
-          <w:p>
-            <w:pPr>
-              <w:jc w:val="left"/>
-            </w:pPr>
-            <w:r>
-              <w:rPr>
-                <w:rFonts w:ascii="TimeNewRoman" w:hAnsi="TimeNewRoman"/>
-                <w:sz w:val="30"/>
-              </w:rPr>
-              <w:t>3+34=</w:t>
-            </w:r>
-          </w:p>
-        </w:tc>
-        <w:tc>
-          <w:tcPr>
-            <w:tcW w:type="dxa" w:w="1987"/>
-          </w:tcPr>
-          <w:p>
-            <w:pPr>
-              <w:jc w:val="left"/>
-            </w:pPr>
-            <w:r>
-              <w:rPr>
-                <w:rFonts w:ascii="TimeNewRoman" w:hAnsi="TimeNewRoman"/>
-                <w:sz w:val="30"/>
-              </w:rPr>
-              <w:t>3+81=</w:t>
-            </w:r>
-          </w:p>
-        </w:tc>
-        <w:tc>
-          <w:tcPr>
-            <w:tcW w:type="dxa" w:w="1987"/>
-          </w:tcPr>
-          <w:p>
-            <w:pPr>
-              <w:jc w:val="left"/>
-            </w:pPr>
-            <w:r>
-              <w:rPr>
-                <w:rFonts w:ascii="TimeNewRoman" w:hAnsi="TimeNewRoman"/>
-                <w:sz w:val="30"/>
-              </w:rPr>
-              <w:t>71-34=</w:t>
-            </w:r>
-          </w:p>
-        </w:tc>
-        <w:tc>
-          <w:tcPr>
-            <w:tcW w:type="dxa" w:w="1987"/>
-          </w:tcPr>
-          <w:p>
-            <w:pPr>
-              <w:jc w:val="left"/>
-            </w:pPr>
-            <w:r>
-              <w:rPr>
-                <w:rFonts w:ascii="TimeNewRoman" w:hAnsi="TimeNewRoman"/>
-                <w:sz w:val="30"/>
-              </w:rPr>
-              <w:t>13+83=</w:t>
-            </w:r>
-          </w:p>
-        </w:tc>
-        <w:tc>
-          <w:tcPr>
-            <w:tcW w:type="dxa" w:w="1987"/>
-          </w:tcPr>
-          <w:p>
-            <w:pPr>
-              <w:jc w:val="left"/>
-            </w:pPr>
-            <w:r>
-              <w:rPr>
-                <w:rFonts w:ascii="TimeNewRoman" w:hAnsi="TimeNewRoman"/>
-                <w:sz w:val="30"/>
-              </w:rPr>
-              <w:t>36+4=</w:t>
+              <w:t>76+19=</w:t>
             </w:r>
           </w:p>
         </w:tc>
@@ -1362,7 +840,7 @@
                 <w:rFonts w:ascii="TimeNewRoman" w:hAnsi="TimeNewRoman"/>
                 <w:sz w:val="30"/>
               </w:rPr>
-              <w:t>5+40=</w:t>
+              <w:t>24+21=</w:t>
             </w:r>
           </w:p>
         </w:tc>
@@ -1379,7 +857,7 @@
                 <w:rFonts w:ascii="TimeNewRoman" w:hAnsi="TimeNewRoman"/>
                 <w:sz w:val="30"/>
               </w:rPr>
-              <w:t>66-39=</w:t>
+              <w:t>97-83=</w:t>
             </w:r>
           </w:p>
         </w:tc>
@@ -1396,7 +874,7 @@
                 <w:rFonts w:ascii="TimeNewRoman" w:hAnsi="TimeNewRoman"/>
                 <w:sz w:val="30"/>
               </w:rPr>
-              <w:t>66-32=</w:t>
+              <w:t>9+46=</w:t>
             </w:r>
           </w:p>
         </w:tc>
@@ -1413,7 +891,7 @@
                 <w:rFonts w:ascii="TimeNewRoman" w:hAnsi="TimeNewRoman"/>
                 <w:sz w:val="30"/>
               </w:rPr>
-              <w:t>49-2=</w:t>
+              <w:t>31+62=</w:t>
             </w:r>
           </w:p>
         </w:tc>
@@ -1432,7 +910,7 @@
                 <w:rFonts w:ascii="TimeNewRoman" w:hAnsi="TimeNewRoman"/>
                 <w:sz w:val="30"/>
               </w:rPr>
-              <w:t>72+4=</w:t>
+              <w:t>46-29=</w:t>
             </w:r>
           </w:p>
         </w:tc>
@@ -1449,7 +927,7 @@
                 <w:rFonts w:ascii="TimeNewRoman" w:hAnsi="TimeNewRoman"/>
                 <w:sz w:val="30"/>
               </w:rPr>
-              <w:t>95-35=</w:t>
+              <w:t>29+56=</w:t>
             </w:r>
           </w:p>
         </w:tc>
@@ -1466,7 +944,7 @@
                 <w:rFonts w:ascii="TimeNewRoman" w:hAnsi="TimeNewRoman"/>
                 <w:sz w:val="30"/>
               </w:rPr>
-              <w:t>14+50=</w:t>
+              <w:t>90-84=</w:t>
             </w:r>
           </w:p>
         </w:tc>
@@ -1483,7 +961,7 @@
                 <w:rFonts w:ascii="TimeNewRoman" w:hAnsi="TimeNewRoman"/>
                 <w:sz w:val="30"/>
               </w:rPr>
-              <w:t>94-7=</w:t>
+              <w:t>23+24=</w:t>
             </w:r>
           </w:p>
         </w:tc>
@@ -1500,7 +978,7 @@
                 <w:rFonts w:ascii="TimeNewRoman" w:hAnsi="TimeNewRoman"/>
                 <w:sz w:val="30"/>
               </w:rPr>
-              <w:t>82-38=</w:t>
+              <w:t>47+0=</w:t>
             </w:r>
           </w:p>
         </w:tc>
@@ -1519,7 +997,7 @@
                 <w:rFonts w:ascii="TimeNewRoman" w:hAnsi="TimeNewRoman"/>
                 <w:sz w:val="30"/>
               </w:rPr>
-              <w:t>67-25=</w:t>
+              <w:t>96-74=</w:t>
             </w:r>
           </w:p>
         </w:tc>
@@ -1536,7 +1014,7 @@
                 <w:rFonts w:ascii="TimeNewRoman" w:hAnsi="TimeNewRoman"/>
                 <w:sz w:val="30"/>
               </w:rPr>
-              <w:t>21+66=</w:t>
+              <w:t>86-51=</w:t>
             </w:r>
           </w:p>
         </w:tc>
@@ -1553,7 +1031,7 @@
                 <w:rFonts w:ascii="TimeNewRoman" w:hAnsi="TimeNewRoman"/>
                 <w:sz w:val="30"/>
               </w:rPr>
-              <w:t>67-7=</w:t>
+              <w:t>21-5=</w:t>
             </w:r>
           </w:p>
         </w:tc>
@@ -1570,7 +1048,7 @@
                 <w:rFonts w:ascii="TimeNewRoman" w:hAnsi="TimeNewRoman"/>
                 <w:sz w:val="30"/>
               </w:rPr>
-              <w:t>25+2=</w:t>
+              <w:t>62-53=</w:t>
             </w:r>
           </w:p>
         </w:tc>
@@ -1587,7 +1065,7 @@
                 <w:rFonts w:ascii="TimeNewRoman" w:hAnsi="TimeNewRoman"/>
                 <w:sz w:val="30"/>
               </w:rPr>
-              <w:t>30+14=</w:t>
+              <w:t>79-53=</w:t>
             </w:r>
           </w:p>
         </w:tc>
@@ -1606,7 +1084,7 @@
                 <w:rFonts w:ascii="TimeNewRoman" w:hAnsi="TimeNewRoman"/>
                 <w:sz w:val="30"/>
               </w:rPr>
-              <w:t>35-27=</w:t>
+              <w:t>48+3=</w:t>
             </w:r>
           </w:p>
         </w:tc>
@@ -1623,7 +1101,7 @@
                 <w:rFonts w:ascii="TimeNewRoman" w:hAnsi="TimeNewRoman"/>
                 <w:sz w:val="30"/>
               </w:rPr>
-              <w:t>7+89=</w:t>
+              <w:t>22+69=</w:t>
             </w:r>
           </w:p>
         </w:tc>
@@ -1640,7 +1118,7 @@
                 <w:rFonts w:ascii="TimeNewRoman" w:hAnsi="TimeNewRoman"/>
                 <w:sz w:val="30"/>
               </w:rPr>
-              <w:t>30+61=</w:t>
+              <w:t>75+15=</w:t>
             </w:r>
           </w:p>
         </w:tc>
@@ -1657,7 +1135,7 @@
                 <w:rFonts w:ascii="TimeNewRoman" w:hAnsi="TimeNewRoman"/>
                 <w:sz w:val="30"/>
               </w:rPr>
-              <w:t>15+30=</w:t>
+              <w:t>14+40=</w:t>
             </w:r>
           </w:p>
         </w:tc>
@@ -1674,7 +1152,7 @@
                 <w:rFonts w:ascii="TimeNewRoman" w:hAnsi="TimeNewRoman"/>
                 <w:sz w:val="30"/>
               </w:rPr>
-              <w:t>44-32=</w:t>
+              <w:t>26-9=</w:t>
             </w:r>
           </w:p>
         </w:tc>
@@ -1693,7 +1171,7 @@
                 <w:rFonts w:ascii="TimeNewRoman" w:hAnsi="TimeNewRoman"/>
                 <w:sz w:val="30"/>
               </w:rPr>
-              <w:t>64-24=</w:t>
+              <w:t>44-41=</w:t>
             </w:r>
           </w:p>
         </w:tc>
@@ -1710,7 +1188,7 @@
                 <w:rFonts w:ascii="TimeNewRoman" w:hAnsi="TimeNewRoman"/>
                 <w:sz w:val="30"/>
               </w:rPr>
-              <w:t>86+7=</w:t>
+              <w:t>4+44=</w:t>
             </w:r>
           </w:p>
         </w:tc>
@@ -1727,7 +1205,7 @@
                 <w:rFonts w:ascii="TimeNewRoman" w:hAnsi="TimeNewRoman"/>
                 <w:sz w:val="30"/>
               </w:rPr>
-              <w:t>25-22=</w:t>
+              <w:t>55+12=</w:t>
             </w:r>
           </w:p>
         </w:tc>
@@ -1744,7 +1222,7 @@
                 <w:rFonts w:ascii="TimeNewRoman" w:hAnsi="TimeNewRoman"/>
                 <w:sz w:val="30"/>
               </w:rPr>
-              <w:t>34-11=</w:t>
+              <w:t>60-33=</w:t>
             </w:r>
           </w:p>
         </w:tc>
@@ -1761,7 +1239,529 @@
                 <w:rFonts w:ascii="TimeNewRoman" w:hAnsi="TimeNewRoman"/>
                 <w:sz w:val="30"/>
               </w:rPr>
-              <w:t>53-25=</w:t>
+              <w:t>24+3=</w:t>
+            </w:r>
+          </w:p>
+        </w:tc>
+      </w:tr>
+      <w:tr>
+        <w:tc>
+          <w:tcPr>
+            <w:tcW w:type="dxa" w:w="1987"/>
+          </w:tcPr>
+          <w:p>
+            <w:pPr>
+              <w:jc w:val="left"/>
+            </w:pPr>
+            <w:r>
+              <w:rPr>
+                <w:rFonts w:ascii="TimeNewRoman" w:hAnsi="TimeNewRoman"/>
+                <w:sz w:val="30"/>
+              </w:rPr>
+              <w:t>84-6=</w:t>
+            </w:r>
+          </w:p>
+        </w:tc>
+        <w:tc>
+          <w:tcPr>
+            <w:tcW w:type="dxa" w:w="1987"/>
+          </w:tcPr>
+          <w:p>
+            <w:pPr>
+              <w:jc w:val="left"/>
+            </w:pPr>
+            <w:r>
+              <w:rPr>
+                <w:rFonts w:ascii="TimeNewRoman" w:hAnsi="TimeNewRoman"/>
+                <w:sz w:val="30"/>
+              </w:rPr>
+              <w:t>62-39=</w:t>
+            </w:r>
+          </w:p>
+        </w:tc>
+        <w:tc>
+          <w:tcPr>
+            <w:tcW w:type="dxa" w:w="1987"/>
+          </w:tcPr>
+          <w:p>
+            <w:pPr>
+              <w:jc w:val="left"/>
+            </w:pPr>
+            <w:r>
+              <w:rPr>
+                <w:rFonts w:ascii="TimeNewRoman" w:hAnsi="TimeNewRoman"/>
+                <w:sz w:val="30"/>
+              </w:rPr>
+              <w:t>66-23=</w:t>
+            </w:r>
+          </w:p>
+        </w:tc>
+        <w:tc>
+          <w:tcPr>
+            <w:tcW w:type="dxa" w:w="1987"/>
+          </w:tcPr>
+          <w:p>
+            <w:pPr>
+              <w:jc w:val="left"/>
+            </w:pPr>
+            <w:r>
+              <w:rPr>
+                <w:rFonts w:ascii="TimeNewRoman" w:hAnsi="TimeNewRoman"/>
+                <w:sz w:val="30"/>
+              </w:rPr>
+              <w:t>65-47=</w:t>
+            </w:r>
+          </w:p>
+        </w:tc>
+        <w:tc>
+          <w:tcPr>
+            <w:tcW w:type="dxa" w:w="1987"/>
+          </w:tcPr>
+          <w:p>
+            <w:pPr>
+              <w:jc w:val="left"/>
+            </w:pPr>
+            <w:r>
+              <w:rPr>
+                <w:rFonts w:ascii="TimeNewRoman" w:hAnsi="TimeNewRoman"/>
+                <w:sz w:val="30"/>
+              </w:rPr>
+              <w:t>35+34=</w:t>
+            </w:r>
+          </w:p>
+        </w:tc>
+      </w:tr>
+      <w:tr>
+        <w:tc>
+          <w:tcPr>
+            <w:tcW w:type="dxa" w:w="1987"/>
+          </w:tcPr>
+          <w:p>
+            <w:pPr>
+              <w:jc w:val="left"/>
+            </w:pPr>
+            <w:r>
+              <w:rPr>
+                <w:rFonts w:ascii="TimeNewRoman" w:hAnsi="TimeNewRoman"/>
+                <w:sz w:val="30"/>
+              </w:rPr>
+              <w:t>92-64=</w:t>
+            </w:r>
+          </w:p>
+        </w:tc>
+        <w:tc>
+          <w:tcPr>
+            <w:tcW w:type="dxa" w:w="1987"/>
+          </w:tcPr>
+          <w:p>
+            <w:pPr>
+              <w:jc w:val="left"/>
+            </w:pPr>
+            <w:r>
+              <w:rPr>
+                <w:rFonts w:ascii="TimeNewRoman" w:hAnsi="TimeNewRoman"/>
+                <w:sz w:val="30"/>
+              </w:rPr>
+              <w:t>84-53=</w:t>
+            </w:r>
+          </w:p>
+        </w:tc>
+        <w:tc>
+          <w:tcPr>
+            <w:tcW w:type="dxa" w:w="1987"/>
+          </w:tcPr>
+          <w:p>
+            <w:pPr>
+              <w:jc w:val="left"/>
+            </w:pPr>
+            <w:r>
+              <w:rPr>
+                <w:rFonts w:ascii="TimeNewRoman" w:hAnsi="TimeNewRoman"/>
+                <w:sz w:val="30"/>
+              </w:rPr>
+              <w:t>39-24=</w:t>
+            </w:r>
+          </w:p>
+        </w:tc>
+        <w:tc>
+          <w:tcPr>
+            <w:tcW w:type="dxa" w:w="1987"/>
+          </w:tcPr>
+          <w:p>
+            <w:pPr>
+              <w:jc w:val="left"/>
+            </w:pPr>
+            <w:r>
+              <w:rPr>
+                <w:rFonts w:ascii="TimeNewRoman" w:hAnsi="TimeNewRoman"/>
+                <w:sz w:val="30"/>
+              </w:rPr>
+              <w:t>28+24=</w:t>
+            </w:r>
+          </w:p>
+        </w:tc>
+        <w:tc>
+          <w:tcPr>
+            <w:tcW w:type="dxa" w:w="1987"/>
+          </w:tcPr>
+          <w:p>
+            <w:pPr>
+              <w:jc w:val="left"/>
+            </w:pPr>
+            <w:r>
+              <w:rPr>
+                <w:rFonts w:ascii="TimeNewRoman" w:hAnsi="TimeNewRoman"/>
+                <w:sz w:val="30"/>
+              </w:rPr>
+              <w:t>55+3=</w:t>
+            </w:r>
+          </w:p>
+        </w:tc>
+      </w:tr>
+      <w:tr>
+        <w:tc>
+          <w:tcPr>
+            <w:tcW w:type="dxa" w:w="1987"/>
+          </w:tcPr>
+          <w:p>
+            <w:pPr>
+              <w:jc w:val="left"/>
+            </w:pPr>
+            <w:r>
+              <w:rPr>
+                <w:rFonts w:ascii="TimeNewRoman" w:hAnsi="TimeNewRoman"/>
+                <w:sz w:val="30"/>
+              </w:rPr>
+              <w:t>67+31=</w:t>
+            </w:r>
+          </w:p>
+        </w:tc>
+        <w:tc>
+          <w:tcPr>
+            <w:tcW w:type="dxa" w:w="1987"/>
+          </w:tcPr>
+          <w:p>
+            <w:pPr>
+              <w:jc w:val="left"/>
+            </w:pPr>
+            <w:r>
+              <w:rPr>
+                <w:rFonts w:ascii="TimeNewRoman" w:hAnsi="TimeNewRoman"/>
+                <w:sz w:val="30"/>
+              </w:rPr>
+              <w:t>79-59=</w:t>
+            </w:r>
+          </w:p>
+        </w:tc>
+        <w:tc>
+          <w:tcPr>
+            <w:tcW w:type="dxa" w:w="1987"/>
+          </w:tcPr>
+          <w:p>
+            <w:pPr>
+              <w:jc w:val="left"/>
+            </w:pPr>
+            <w:r>
+              <w:rPr>
+                <w:rFonts w:ascii="TimeNewRoman" w:hAnsi="TimeNewRoman"/>
+                <w:sz w:val="30"/>
+              </w:rPr>
+              <w:t>44+49=</w:t>
+            </w:r>
+          </w:p>
+        </w:tc>
+        <w:tc>
+          <w:tcPr>
+            <w:tcW w:type="dxa" w:w="1987"/>
+          </w:tcPr>
+          <w:p>
+            <w:pPr>
+              <w:jc w:val="left"/>
+            </w:pPr>
+            <w:r>
+              <w:rPr>
+                <w:rFonts w:ascii="TimeNewRoman" w:hAnsi="TimeNewRoman"/>
+                <w:sz w:val="30"/>
+              </w:rPr>
+              <w:t>30+29=</w:t>
+            </w:r>
+          </w:p>
+        </w:tc>
+        <w:tc>
+          <w:tcPr>
+            <w:tcW w:type="dxa" w:w="1987"/>
+          </w:tcPr>
+          <w:p>
+            <w:pPr>
+              <w:jc w:val="left"/>
+            </w:pPr>
+            <w:r>
+              <w:rPr>
+                <w:rFonts w:ascii="TimeNewRoman" w:hAnsi="TimeNewRoman"/>
+                <w:sz w:val="30"/>
+              </w:rPr>
+              <w:t>14+20=</w:t>
+            </w:r>
+          </w:p>
+        </w:tc>
+      </w:tr>
+      <w:tr>
+        <w:tc>
+          <w:tcPr>
+            <w:tcW w:type="dxa" w:w="1987"/>
+          </w:tcPr>
+          <w:p>
+            <w:pPr>
+              <w:jc w:val="left"/>
+            </w:pPr>
+            <w:r>
+              <w:rPr>
+                <w:rFonts w:ascii="TimeNewRoman" w:hAnsi="TimeNewRoman"/>
+                <w:sz w:val="30"/>
+              </w:rPr>
+              <w:t>8+16=</w:t>
+            </w:r>
+          </w:p>
+        </w:tc>
+        <w:tc>
+          <w:tcPr>
+            <w:tcW w:type="dxa" w:w="1987"/>
+          </w:tcPr>
+          <w:p>
+            <w:pPr>
+              <w:jc w:val="left"/>
+            </w:pPr>
+            <w:r>
+              <w:rPr>
+                <w:rFonts w:ascii="TimeNewRoman" w:hAnsi="TimeNewRoman"/>
+                <w:sz w:val="30"/>
+              </w:rPr>
+              <w:t>71-49=</w:t>
+            </w:r>
+          </w:p>
+        </w:tc>
+        <w:tc>
+          <w:tcPr>
+            <w:tcW w:type="dxa" w:w="1987"/>
+          </w:tcPr>
+          <w:p>
+            <w:pPr>
+              <w:jc w:val="left"/>
+            </w:pPr>
+            <w:r>
+              <w:rPr>
+                <w:rFonts w:ascii="TimeNewRoman" w:hAnsi="TimeNewRoman"/>
+                <w:sz w:val="30"/>
+              </w:rPr>
+              <w:t>33+6=</w:t>
+            </w:r>
+          </w:p>
+        </w:tc>
+        <w:tc>
+          <w:tcPr>
+            <w:tcW w:type="dxa" w:w="1987"/>
+          </w:tcPr>
+          <w:p>
+            <w:pPr>
+              <w:jc w:val="left"/>
+            </w:pPr>
+            <w:r>
+              <w:rPr>
+                <w:rFonts w:ascii="TimeNewRoman" w:hAnsi="TimeNewRoman"/>
+                <w:sz w:val="30"/>
+              </w:rPr>
+              <w:t>2+71=</w:t>
+            </w:r>
+          </w:p>
+        </w:tc>
+        <w:tc>
+          <w:tcPr>
+            <w:tcW w:type="dxa" w:w="1987"/>
+          </w:tcPr>
+          <w:p>
+            <w:pPr>
+              <w:jc w:val="left"/>
+            </w:pPr>
+            <w:r>
+              <w:rPr>
+                <w:rFonts w:ascii="TimeNewRoman" w:hAnsi="TimeNewRoman"/>
+                <w:sz w:val="30"/>
+              </w:rPr>
+              <w:t>23+9=</w:t>
+            </w:r>
+          </w:p>
+        </w:tc>
+      </w:tr>
+      <w:tr>
+        <w:tc>
+          <w:tcPr>
+            <w:tcW w:type="dxa" w:w="1987"/>
+          </w:tcPr>
+          <w:p>
+            <w:pPr>
+              <w:jc w:val="left"/>
+            </w:pPr>
+            <w:r>
+              <w:rPr>
+                <w:rFonts w:ascii="TimeNewRoman" w:hAnsi="TimeNewRoman"/>
+                <w:sz w:val="30"/>
+              </w:rPr>
+              <w:t>69+30=</w:t>
+            </w:r>
+          </w:p>
+        </w:tc>
+        <w:tc>
+          <w:tcPr>
+            <w:tcW w:type="dxa" w:w="1987"/>
+          </w:tcPr>
+          <w:p>
+            <w:pPr>
+              <w:jc w:val="left"/>
+            </w:pPr>
+            <w:r>
+              <w:rPr>
+                <w:rFonts w:ascii="TimeNewRoman" w:hAnsi="TimeNewRoman"/>
+                <w:sz w:val="30"/>
+              </w:rPr>
+              <w:t>18+12=</w:t>
+            </w:r>
+          </w:p>
+        </w:tc>
+        <w:tc>
+          <w:tcPr>
+            <w:tcW w:type="dxa" w:w="1987"/>
+          </w:tcPr>
+          <w:p>
+            <w:pPr>
+              <w:jc w:val="left"/>
+            </w:pPr>
+            <w:r>
+              <w:rPr>
+                <w:rFonts w:ascii="TimeNewRoman" w:hAnsi="TimeNewRoman"/>
+                <w:sz w:val="30"/>
+              </w:rPr>
+              <w:t>56+22=</w:t>
+            </w:r>
+          </w:p>
+        </w:tc>
+        <w:tc>
+          <w:tcPr>
+            <w:tcW w:type="dxa" w:w="1987"/>
+          </w:tcPr>
+          <w:p>
+            <w:pPr>
+              <w:jc w:val="left"/>
+            </w:pPr>
+            <w:r>
+              <w:rPr>
+                <w:rFonts w:ascii="TimeNewRoman" w:hAnsi="TimeNewRoman"/>
+                <w:sz w:val="30"/>
+              </w:rPr>
+              <w:t>74-16=</w:t>
+            </w:r>
+          </w:p>
+        </w:tc>
+        <w:tc>
+          <w:tcPr>
+            <w:tcW w:type="dxa" w:w="1987"/>
+          </w:tcPr>
+          <w:p>
+            <w:pPr>
+              <w:jc w:val="left"/>
+            </w:pPr>
+            <w:r>
+              <w:rPr>
+                <w:rFonts w:ascii="TimeNewRoman" w:hAnsi="TimeNewRoman"/>
+                <w:sz w:val="30"/>
+              </w:rPr>
+              <w:t>87-79=</w:t>
+            </w:r>
+          </w:p>
+        </w:tc>
+      </w:tr>
+      <w:tr>
+        <w:tc>
+          <w:tcPr>
+            <w:tcW w:type="dxa" w:w="1987"/>
+          </w:tcPr>
+          <w:p>
+            <w:pPr>
+              <w:jc w:val="left"/>
+            </w:pPr>
+            <w:r>
+              <w:rPr>
+                <w:rFonts w:ascii="TimeNewRoman" w:hAnsi="TimeNewRoman"/>
+                <w:sz w:val="30"/>
+              </w:rPr>
+              <w:t>61-17=</w:t>
+            </w:r>
+          </w:p>
+        </w:tc>
+        <w:tc>
+          <w:tcPr>
+            <w:tcW w:type="dxa" w:w="1987"/>
+          </w:tcPr>
+          <w:p>
+            <w:pPr>
+              <w:jc w:val="left"/>
+            </w:pPr>
+            <w:r>
+              <w:rPr>
+                <w:rFonts w:ascii="TimeNewRoman" w:hAnsi="TimeNewRoman"/>
+                <w:sz w:val="30"/>
+              </w:rPr>
+              <w:t>28+43=</w:t>
+            </w:r>
+          </w:p>
+        </w:tc>
+        <w:tc>
+          <w:tcPr>
+            <w:tcW w:type="dxa" w:w="1987"/>
+          </w:tcPr>
+          <w:p>
+            <w:pPr>
+              <w:jc w:val="left"/>
+            </w:pPr>
+            <w:r>
+              <w:rPr>
+                <w:rFonts w:ascii="TimeNewRoman" w:hAnsi="TimeNewRoman"/>
+                <w:sz w:val="30"/>
+              </w:rPr>
+              <w:t>37+45=</w:t>
+            </w:r>
+          </w:p>
+        </w:tc>
+        <w:tc>
+          <w:tcPr>
+            <w:tcW w:type="dxa" w:w="1987"/>
+          </w:tcPr>
+          <w:p>
+            <w:pPr>
+              <w:jc w:val="left"/>
+            </w:pPr>
+            <w:r>
+              <w:rPr>
+                <w:rFonts w:ascii="TimeNewRoman" w:hAnsi="TimeNewRoman"/>
+                <w:sz w:val="30"/>
+              </w:rPr>
+              <w:t>23-17=</w:t>
+            </w:r>
+          </w:p>
+        </w:tc>
+        <w:tc>
+          <w:tcPr>
+            <w:tcW w:type="dxa" w:w="1987"/>
+          </w:tcPr>
+          <w:p>
+            <w:pPr>
+              <w:jc w:val="left"/>
+            </w:pPr>
+            <w:r>
+              <w:rPr>
+                <w:rFonts w:ascii="TimeNewRoman" w:hAnsi="TimeNewRoman"/>
+                <w:sz w:val="30"/>
+              </w:rPr>
+              <w:t>65-51=</w:t>
             </w:r>
           </w:p>
         </w:tc>

--- a/addition_and_subtraction_within_100.docx
+++ b/addition_and_subtraction_within_100.docx
@@ -40,7 +40,7 @@
                 <w:rFonts w:ascii="TimeNewRoman" w:hAnsi="TimeNewRoman"/>
                 <w:sz w:val="30"/>
               </w:rPr>
-              <w:t>38+21=</w:t>
+              <w:t>90-81=</w:t>
             </w:r>
           </w:p>
         </w:tc>
@@ -57,7 +57,7 @@
                 <w:rFonts w:ascii="TimeNewRoman" w:hAnsi="TimeNewRoman"/>
                 <w:sz w:val="30"/>
               </w:rPr>
-              <w:t>76-0=</w:t>
+              <w:t>91-70=</w:t>
             </w:r>
           </w:p>
         </w:tc>
@@ -74,7 +74,7 @@
                 <w:rFonts w:ascii="TimeNewRoman" w:hAnsi="TimeNewRoman"/>
                 <w:sz w:val="30"/>
               </w:rPr>
-              <w:t>3+37=</w:t>
+              <w:t>95+2=</w:t>
             </w:r>
           </w:p>
         </w:tc>
@@ -91,7 +91,7 @@
                 <w:rFonts w:ascii="TimeNewRoman" w:hAnsi="TimeNewRoman"/>
                 <w:sz w:val="30"/>
               </w:rPr>
-              <w:t>93-43=</w:t>
+              <w:t>44+19=</w:t>
             </w:r>
           </w:p>
         </w:tc>
@@ -108,7 +108,7 @@
                 <w:rFonts w:ascii="TimeNewRoman" w:hAnsi="TimeNewRoman"/>
                 <w:sz w:val="30"/>
               </w:rPr>
-              <w:t>32+59=</w:t>
+              <w:t>62-17=</w:t>
             </w:r>
           </w:p>
         </w:tc>
@@ -127,7 +127,7 @@
                 <w:rFonts w:ascii="TimeNewRoman" w:hAnsi="TimeNewRoman"/>
                 <w:sz w:val="30"/>
               </w:rPr>
-              <w:t>62+6=</w:t>
+              <w:t>22+39=</w:t>
             </w:r>
           </w:p>
         </w:tc>
@@ -144,7 +144,7 @@
                 <w:rFonts w:ascii="TimeNewRoman" w:hAnsi="TimeNewRoman"/>
                 <w:sz w:val="30"/>
               </w:rPr>
-              <w:t>76-19=</w:t>
+              <w:t>53-14=</w:t>
             </w:r>
           </w:p>
         </w:tc>
@@ -161,7 +161,7 @@
                 <w:rFonts w:ascii="TimeNewRoman" w:hAnsi="TimeNewRoman"/>
                 <w:sz w:val="30"/>
               </w:rPr>
-              <w:t>13-11=</w:t>
+              <w:t>64+9=</w:t>
             </w:r>
           </w:p>
         </w:tc>
@@ -178,7 +178,7 @@
                 <w:rFonts w:ascii="TimeNewRoman" w:hAnsi="TimeNewRoman"/>
                 <w:sz w:val="30"/>
               </w:rPr>
-              <w:t>18+47=</w:t>
+              <w:t>40+21=</w:t>
             </w:r>
           </w:p>
         </w:tc>
@@ -195,7 +195,7 @@
                 <w:rFonts w:ascii="TimeNewRoman" w:hAnsi="TimeNewRoman"/>
                 <w:sz w:val="30"/>
               </w:rPr>
-              <w:t>76-45=</w:t>
+              <w:t>60-17=</w:t>
             </w:r>
           </w:p>
         </w:tc>
@@ -214,7 +214,7 @@
                 <w:rFonts w:ascii="TimeNewRoman" w:hAnsi="TimeNewRoman"/>
                 <w:sz w:val="30"/>
               </w:rPr>
-              <w:t>66-64=</w:t>
+              <w:t>0+19=</w:t>
             </w:r>
           </w:p>
         </w:tc>
@@ -231,7 +231,7 @@
                 <w:rFonts w:ascii="TimeNewRoman" w:hAnsi="TimeNewRoman"/>
                 <w:sz w:val="30"/>
               </w:rPr>
-              <w:t>26-9=</w:t>
+              <w:t>84-29=</w:t>
             </w:r>
           </w:p>
         </w:tc>
@@ -248,7 +248,7 @@
                 <w:rFonts w:ascii="TimeNewRoman" w:hAnsi="TimeNewRoman"/>
                 <w:sz w:val="30"/>
               </w:rPr>
-              <w:t>39+44=</w:t>
+              <w:t>44-5=</w:t>
             </w:r>
           </w:p>
         </w:tc>
@@ -265,7 +265,7 @@
                 <w:rFonts w:ascii="TimeNewRoman" w:hAnsi="TimeNewRoman"/>
                 <w:sz w:val="30"/>
               </w:rPr>
-              <w:t>58-43=</w:t>
+              <w:t>23+37=</w:t>
             </w:r>
           </w:p>
         </w:tc>
@@ -282,7 +282,7 @@
                 <w:rFonts w:ascii="TimeNewRoman" w:hAnsi="TimeNewRoman"/>
                 <w:sz w:val="30"/>
               </w:rPr>
-              <w:t>9+7=</w:t>
+              <w:t>84-50=</w:t>
             </w:r>
           </w:p>
         </w:tc>
@@ -301,7 +301,7 @@
                 <w:rFonts w:ascii="TimeNewRoman" w:hAnsi="TimeNewRoman"/>
                 <w:sz w:val="30"/>
               </w:rPr>
-              <w:t>56+30=</w:t>
+              <w:t>58-4=</w:t>
             </w:r>
           </w:p>
         </w:tc>
@@ -318,7 +318,7 @@
                 <w:rFonts w:ascii="TimeNewRoman" w:hAnsi="TimeNewRoman"/>
                 <w:sz w:val="30"/>
               </w:rPr>
-              <w:t>0+35=</w:t>
+              <w:t>22+3=</w:t>
             </w:r>
           </w:p>
         </w:tc>
@@ -335,7 +335,7 @@
                 <w:rFonts w:ascii="TimeNewRoman" w:hAnsi="TimeNewRoman"/>
                 <w:sz w:val="30"/>
               </w:rPr>
-              <w:t>28+56=</w:t>
+              <w:t>88-15=</w:t>
             </w:r>
           </w:p>
         </w:tc>
@@ -352,7 +352,7 @@
                 <w:rFonts w:ascii="TimeNewRoman" w:hAnsi="TimeNewRoman"/>
                 <w:sz w:val="30"/>
               </w:rPr>
-              <w:t>75+17=</w:t>
+              <w:t>1+28=</w:t>
             </w:r>
           </w:p>
         </w:tc>
@@ -369,7 +369,7 @@
                 <w:rFonts w:ascii="TimeNewRoman" w:hAnsi="TimeNewRoman"/>
                 <w:sz w:val="30"/>
               </w:rPr>
-              <w:t>83-64=</w:t>
+              <w:t>83-14=</w:t>
             </w:r>
           </w:p>
         </w:tc>
@@ -388,7 +388,7 @@
                 <w:rFonts w:ascii="TimeNewRoman" w:hAnsi="TimeNewRoman"/>
                 <w:sz w:val="30"/>
               </w:rPr>
-              <w:t>17+69=</w:t>
+              <w:t>10+72=</w:t>
             </w:r>
           </w:p>
         </w:tc>
@@ -405,7 +405,7 @@
                 <w:rFonts w:ascii="TimeNewRoman" w:hAnsi="TimeNewRoman"/>
                 <w:sz w:val="30"/>
               </w:rPr>
-              <w:t>10+75=</w:t>
+              <w:t>18+63=</w:t>
             </w:r>
           </w:p>
         </w:tc>
@@ -422,7 +422,7 @@
                 <w:rFonts w:ascii="TimeNewRoman" w:hAnsi="TimeNewRoman"/>
                 <w:sz w:val="30"/>
               </w:rPr>
-              <w:t>30-21=</w:t>
+              <w:t>95-64=</w:t>
             </w:r>
           </w:p>
         </w:tc>
@@ -439,7 +439,7 @@
                 <w:rFonts w:ascii="TimeNewRoman" w:hAnsi="TimeNewRoman"/>
                 <w:sz w:val="30"/>
               </w:rPr>
-              <w:t>50-39=</w:t>
+              <w:t>39+50=</w:t>
             </w:r>
           </w:p>
         </w:tc>
@@ -456,7 +456,7 @@
                 <w:rFonts w:ascii="TimeNewRoman" w:hAnsi="TimeNewRoman"/>
                 <w:sz w:val="30"/>
               </w:rPr>
-              <w:t>7+42=</w:t>
+              <w:t>8+14=</w:t>
             </w:r>
           </w:p>
         </w:tc>
@@ -475,7 +475,7 @@
                 <w:rFonts w:ascii="TimeNewRoman" w:hAnsi="TimeNewRoman"/>
                 <w:sz w:val="30"/>
               </w:rPr>
-              <w:t>20+29=</w:t>
+              <w:t>98-79=</w:t>
             </w:r>
           </w:p>
         </w:tc>
@@ -492,7 +492,7 @@
                 <w:rFonts w:ascii="TimeNewRoman" w:hAnsi="TimeNewRoman"/>
                 <w:sz w:val="30"/>
               </w:rPr>
-              <w:t>49-35=</w:t>
+              <w:t>54-9=</w:t>
             </w:r>
           </w:p>
         </w:tc>
@@ -509,7 +509,7 @@
                 <w:rFonts w:ascii="TimeNewRoman" w:hAnsi="TimeNewRoman"/>
                 <w:sz w:val="30"/>
               </w:rPr>
-              <w:t>25+69=</w:t>
+              <w:t>13+60=</w:t>
             </w:r>
           </w:p>
         </w:tc>
@@ -526,7 +526,7 @@
                 <w:rFonts w:ascii="TimeNewRoman" w:hAnsi="TimeNewRoman"/>
                 <w:sz w:val="30"/>
               </w:rPr>
-              <w:t>88+2=</w:t>
+              <w:t>38+6=</w:t>
             </w:r>
           </w:p>
         </w:tc>
@@ -543,7 +543,7 @@
                 <w:rFonts w:ascii="TimeNewRoman" w:hAnsi="TimeNewRoman"/>
                 <w:sz w:val="30"/>
               </w:rPr>
-              <w:t>94-30=</w:t>
+              <w:t>24-24=</w:t>
             </w:r>
           </w:p>
         </w:tc>
@@ -562,7 +562,7 @@
                 <w:rFonts w:ascii="TimeNewRoman" w:hAnsi="TimeNewRoman"/>
                 <w:sz w:val="30"/>
               </w:rPr>
-              <w:t>27+71=</w:t>
+              <w:t>98+1=</w:t>
             </w:r>
           </w:p>
         </w:tc>
@@ -579,7 +579,7 @@
                 <w:rFonts w:ascii="TimeNewRoman" w:hAnsi="TimeNewRoman"/>
                 <w:sz w:val="30"/>
               </w:rPr>
-              <w:t>68-25=</w:t>
+              <w:t>86-56=</w:t>
             </w:r>
           </w:p>
         </w:tc>
@@ -596,7 +596,7 @@
                 <w:rFonts w:ascii="TimeNewRoman" w:hAnsi="TimeNewRoman"/>
                 <w:sz w:val="30"/>
               </w:rPr>
-              <w:t>63+13=</w:t>
+              <w:t>9+9=</w:t>
             </w:r>
           </w:p>
         </w:tc>
@@ -613,7 +613,7 @@
                 <w:rFonts w:ascii="TimeNewRoman" w:hAnsi="TimeNewRoman"/>
                 <w:sz w:val="30"/>
               </w:rPr>
-              <w:t>47-10=</w:t>
+              <w:t>70+29=</w:t>
             </w:r>
           </w:p>
         </w:tc>
@@ -630,7 +630,7 @@
                 <w:rFonts w:ascii="TimeNewRoman" w:hAnsi="TimeNewRoman"/>
                 <w:sz w:val="30"/>
               </w:rPr>
-              <w:t>29-24=</w:t>
+              <w:t>83-36=</w:t>
             </w:r>
           </w:p>
         </w:tc>
@@ -649,7 +649,7 @@
                 <w:rFonts w:ascii="TimeNewRoman" w:hAnsi="TimeNewRoman"/>
                 <w:sz w:val="30"/>
               </w:rPr>
-              <w:t>30-22=</w:t>
+              <w:t>62+28=</w:t>
             </w:r>
           </w:p>
         </w:tc>
@@ -666,7 +666,7 @@
                 <w:rFonts w:ascii="TimeNewRoman" w:hAnsi="TimeNewRoman"/>
                 <w:sz w:val="30"/>
               </w:rPr>
-              <w:t>6+5=</w:t>
+              <w:t>29-10=</w:t>
             </w:r>
           </w:p>
         </w:tc>
@@ -683,7 +683,7 @@
                 <w:rFonts w:ascii="TimeNewRoman" w:hAnsi="TimeNewRoman"/>
                 <w:sz w:val="30"/>
               </w:rPr>
-              <w:t>40-31=</w:t>
+              <w:t>6-0=</w:t>
             </w:r>
           </w:p>
         </w:tc>
@@ -700,7 +700,7 @@
                 <w:rFonts w:ascii="TimeNewRoman" w:hAnsi="TimeNewRoman"/>
                 <w:sz w:val="30"/>
               </w:rPr>
-              <w:t>82-1=</w:t>
+              <w:t>92-75=</w:t>
             </w:r>
           </w:p>
         </w:tc>
@@ -717,7 +717,7 @@
                 <w:rFonts w:ascii="TimeNewRoman" w:hAnsi="TimeNewRoman"/>
                 <w:sz w:val="30"/>
               </w:rPr>
-              <w:t>11+0=</w:t>
+              <w:t>30+21=</w:t>
             </w:r>
           </w:p>
         </w:tc>
@@ -736,7 +736,7 @@
                 <w:rFonts w:ascii="TimeNewRoman" w:hAnsi="TimeNewRoman"/>
                 <w:sz w:val="30"/>
               </w:rPr>
-              <w:t>16+73=</w:t>
+              <w:t>92+2=</w:t>
             </w:r>
           </w:p>
         </w:tc>
@@ -753,7 +753,7 @@
                 <w:rFonts w:ascii="TimeNewRoman" w:hAnsi="TimeNewRoman"/>
                 <w:sz w:val="30"/>
               </w:rPr>
-              <w:t>1+62=</w:t>
+              <w:t>85-53=</w:t>
             </w:r>
           </w:p>
         </w:tc>
@@ -770,7 +770,7 @@
                 <w:rFonts w:ascii="TimeNewRoman" w:hAnsi="TimeNewRoman"/>
                 <w:sz w:val="30"/>
               </w:rPr>
-              <w:t>12+2=</w:t>
+              <w:t>27+41=</w:t>
             </w:r>
           </w:p>
         </w:tc>
@@ -787,7 +787,7 @@
                 <w:rFonts w:ascii="TimeNewRoman" w:hAnsi="TimeNewRoman"/>
                 <w:sz w:val="30"/>
               </w:rPr>
-              <w:t>23-14=</w:t>
+              <w:t>89-87=</w:t>
             </w:r>
           </w:p>
         </w:tc>
@@ -804,7 +804,7 @@
                 <w:rFonts w:ascii="TimeNewRoman" w:hAnsi="TimeNewRoman"/>
                 <w:sz w:val="30"/>
               </w:rPr>
-              <w:t>76+19=</w:t>
+              <w:t>44+46=</w:t>
             </w:r>
           </w:p>
         </w:tc>
@@ -823,7 +823,7 @@
                 <w:rFonts w:ascii="TimeNewRoman" w:hAnsi="TimeNewRoman"/>
                 <w:sz w:val="30"/>
               </w:rPr>
-              <w:t>99-90=</w:t>
+              <w:t>2+89=</w:t>
             </w:r>
           </w:p>
         </w:tc>
@@ -840,7 +840,7 @@
                 <w:rFonts w:ascii="TimeNewRoman" w:hAnsi="TimeNewRoman"/>
                 <w:sz w:val="30"/>
               </w:rPr>
-              <w:t>24+21=</w:t>
+              <w:t>39-39=</w:t>
             </w:r>
           </w:p>
         </w:tc>
@@ -857,7 +857,7 @@
                 <w:rFonts w:ascii="TimeNewRoman" w:hAnsi="TimeNewRoman"/>
                 <w:sz w:val="30"/>
               </w:rPr>
-              <w:t>97-83=</w:t>
+              <w:t>65-7=</w:t>
             </w:r>
           </w:p>
         </w:tc>
@@ -874,7 +874,7 @@
                 <w:rFonts w:ascii="TimeNewRoman" w:hAnsi="TimeNewRoman"/>
                 <w:sz w:val="30"/>
               </w:rPr>
-              <w:t>9+46=</w:t>
+              <w:t>80+6=</w:t>
             </w:r>
           </w:p>
         </w:tc>
@@ -891,7 +891,7 @@
                 <w:rFonts w:ascii="TimeNewRoman" w:hAnsi="TimeNewRoman"/>
                 <w:sz w:val="30"/>
               </w:rPr>
-              <w:t>31+62=</w:t>
+              <w:t>27+58=</w:t>
             </w:r>
           </w:p>
         </w:tc>
@@ -910,7 +910,7 @@
                 <w:rFonts w:ascii="TimeNewRoman" w:hAnsi="TimeNewRoman"/>
                 <w:sz w:val="30"/>
               </w:rPr>
-              <w:t>46-29=</w:t>
+              <w:t>89-69=</w:t>
             </w:r>
           </w:p>
         </w:tc>
@@ -927,7 +927,7 @@
                 <w:rFonts w:ascii="TimeNewRoman" w:hAnsi="TimeNewRoman"/>
                 <w:sz w:val="30"/>
               </w:rPr>
-              <w:t>29+56=</w:t>
+              <w:t>1+89=</w:t>
             </w:r>
           </w:p>
         </w:tc>
@@ -944,7 +944,7 @@
                 <w:rFonts w:ascii="TimeNewRoman" w:hAnsi="TimeNewRoman"/>
                 <w:sz w:val="30"/>
               </w:rPr>
-              <w:t>90-84=</w:t>
+              <w:t>32+1=</w:t>
             </w:r>
           </w:p>
         </w:tc>
@@ -961,7 +961,7 @@
                 <w:rFonts w:ascii="TimeNewRoman" w:hAnsi="TimeNewRoman"/>
                 <w:sz w:val="30"/>
               </w:rPr>
-              <w:t>23+24=</w:t>
+              <w:t>31+7=</w:t>
             </w:r>
           </w:p>
         </w:tc>
@@ -978,7 +978,7 @@
                 <w:rFonts w:ascii="TimeNewRoman" w:hAnsi="TimeNewRoman"/>
                 <w:sz w:val="30"/>
               </w:rPr>
-              <w:t>47+0=</w:t>
+              <w:t>92-1=</w:t>
             </w:r>
           </w:p>
         </w:tc>
@@ -997,7 +997,7 @@
                 <w:rFonts w:ascii="TimeNewRoman" w:hAnsi="TimeNewRoman"/>
                 <w:sz w:val="30"/>
               </w:rPr>
-              <w:t>96-74=</w:t>
+              <w:t>38+51=</w:t>
             </w:r>
           </w:p>
         </w:tc>
@@ -1014,7 +1014,7 @@
                 <w:rFonts w:ascii="TimeNewRoman" w:hAnsi="TimeNewRoman"/>
                 <w:sz w:val="30"/>
               </w:rPr>
-              <w:t>86-51=</w:t>
+              <w:t>39+14=</w:t>
             </w:r>
           </w:p>
         </w:tc>
@@ -1031,7 +1031,7 @@
                 <w:rFonts w:ascii="TimeNewRoman" w:hAnsi="TimeNewRoman"/>
                 <w:sz w:val="30"/>
               </w:rPr>
-              <w:t>21-5=</w:t>
+              <w:t>72+2=</w:t>
             </w:r>
           </w:p>
         </w:tc>
@@ -1048,7 +1048,7 @@
                 <w:rFonts w:ascii="TimeNewRoman" w:hAnsi="TimeNewRoman"/>
                 <w:sz w:val="30"/>
               </w:rPr>
-              <w:t>62-53=</w:t>
+              <w:t>61-15=</w:t>
             </w:r>
           </w:p>
         </w:tc>
@@ -1065,7 +1065,7 @@
                 <w:rFonts w:ascii="TimeNewRoman" w:hAnsi="TimeNewRoman"/>
                 <w:sz w:val="30"/>
               </w:rPr>
-              <w:t>79-53=</w:t>
+              <w:t>71-58=</w:t>
             </w:r>
           </w:p>
         </w:tc>
@@ -1084,7 +1084,7 @@
                 <w:rFonts w:ascii="TimeNewRoman" w:hAnsi="TimeNewRoman"/>
                 <w:sz w:val="30"/>
               </w:rPr>
-              <w:t>48+3=</w:t>
+              <w:t>42-16=</w:t>
             </w:r>
           </w:p>
         </w:tc>
@@ -1101,7 +1101,7 @@
                 <w:rFonts w:ascii="TimeNewRoman" w:hAnsi="TimeNewRoman"/>
                 <w:sz w:val="30"/>
               </w:rPr>
-              <w:t>22+69=</w:t>
+              <w:t>93-74=</w:t>
             </w:r>
           </w:p>
         </w:tc>
@@ -1118,7 +1118,7 @@
                 <w:rFonts w:ascii="TimeNewRoman" w:hAnsi="TimeNewRoman"/>
                 <w:sz w:val="30"/>
               </w:rPr>
-              <w:t>75+15=</w:t>
+              <w:t>38+49=</w:t>
             </w:r>
           </w:p>
         </w:tc>
@@ -1135,7 +1135,7 @@
                 <w:rFonts w:ascii="TimeNewRoman" w:hAnsi="TimeNewRoman"/>
                 <w:sz w:val="30"/>
               </w:rPr>
-              <w:t>14+40=</w:t>
+              <w:t>67-28=</w:t>
             </w:r>
           </w:p>
         </w:tc>
@@ -1152,7 +1152,7 @@
                 <w:rFonts w:ascii="TimeNewRoman" w:hAnsi="TimeNewRoman"/>
                 <w:sz w:val="30"/>
               </w:rPr>
-              <w:t>26-9=</w:t>
+              <w:t>98-86=</w:t>
             </w:r>
           </w:p>
         </w:tc>
@@ -1171,7 +1171,7 @@
                 <w:rFonts w:ascii="TimeNewRoman" w:hAnsi="TimeNewRoman"/>
                 <w:sz w:val="30"/>
               </w:rPr>
-              <w:t>44-41=</w:t>
+              <w:t>69-15=</w:t>
             </w:r>
           </w:p>
         </w:tc>
@@ -1188,7 +1188,7 @@
                 <w:rFonts w:ascii="TimeNewRoman" w:hAnsi="TimeNewRoman"/>
                 <w:sz w:val="30"/>
               </w:rPr>
-              <w:t>4+44=</w:t>
+              <w:t>21+77=</w:t>
             </w:r>
           </w:p>
         </w:tc>
@@ -1205,7 +1205,7 @@
                 <w:rFonts w:ascii="TimeNewRoman" w:hAnsi="TimeNewRoman"/>
                 <w:sz w:val="30"/>
               </w:rPr>
-              <w:t>55+12=</w:t>
+              <w:t>62-30=</w:t>
             </w:r>
           </w:p>
         </w:tc>
@@ -1222,7 +1222,7 @@
                 <w:rFonts w:ascii="TimeNewRoman" w:hAnsi="TimeNewRoman"/>
                 <w:sz w:val="30"/>
               </w:rPr>
-              <w:t>60-33=</w:t>
+              <w:t>43+1=</w:t>
             </w:r>
           </w:p>
         </w:tc>
@@ -1239,7 +1239,7 @@
                 <w:rFonts w:ascii="TimeNewRoman" w:hAnsi="TimeNewRoman"/>
                 <w:sz w:val="30"/>
               </w:rPr>
-              <w:t>24+3=</w:t>
+              <w:t>41-17=</w:t>
             </w:r>
           </w:p>
         </w:tc>
@@ -1258,7 +1258,7 @@
                 <w:rFonts w:ascii="TimeNewRoman" w:hAnsi="TimeNewRoman"/>
                 <w:sz w:val="30"/>
               </w:rPr>
-              <w:t>84-6=</w:t>
+              <w:t>39-34=</w:t>
             </w:r>
           </w:p>
         </w:tc>
@@ -1275,7 +1275,7 @@
                 <w:rFonts w:ascii="TimeNewRoman" w:hAnsi="TimeNewRoman"/>
                 <w:sz w:val="30"/>
               </w:rPr>
-              <w:t>62-39=</w:t>
+              <w:t>3+21=</w:t>
             </w:r>
           </w:p>
         </w:tc>
@@ -1292,7 +1292,7 @@
                 <w:rFonts w:ascii="TimeNewRoman" w:hAnsi="TimeNewRoman"/>
                 <w:sz w:val="30"/>
               </w:rPr>
-              <w:t>66-23=</w:t>
+              <w:t>8+57=</w:t>
             </w:r>
           </w:p>
         </w:tc>
@@ -1309,7 +1309,7 @@
                 <w:rFonts w:ascii="TimeNewRoman" w:hAnsi="TimeNewRoman"/>
                 <w:sz w:val="30"/>
               </w:rPr>
-              <w:t>65-47=</w:t>
+              <w:t>78-77=</w:t>
             </w:r>
           </w:p>
         </w:tc>
@@ -1326,7 +1326,7 @@
                 <w:rFonts w:ascii="TimeNewRoman" w:hAnsi="TimeNewRoman"/>
                 <w:sz w:val="30"/>
               </w:rPr>
-              <w:t>35+34=</w:t>
+              <w:t>54+43=</w:t>
             </w:r>
           </w:p>
         </w:tc>
@@ -1345,7 +1345,7 @@
                 <w:rFonts w:ascii="TimeNewRoman" w:hAnsi="TimeNewRoman"/>
                 <w:sz w:val="30"/>
               </w:rPr>
-              <w:t>92-64=</w:t>
+              <w:t>64+9=</w:t>
             </w:r>
           </w:p>
         </w:tc>
@@ -1362,7 +1362,7 @@
                 <w:rFonts w:ascii="TimeNewRoman" w:hAnsi="TimeNewRoman"/>
                 <w:sz w:val="30"/>
               </w:rPr>
-              <w:t>84-53=</w:t>
+              <w:t>55-53=</w:t>
             </w:r>
           </w:p>
         </w:tc>
@@ -1379,7 +1379,7 @@
                 <w:rFonts w:ascii="TimeNewRoman" w:hAnsi="TimeNewRoman"/>
                 <w:sz w:val="30"/>
               </w:rPr>
-              <w:t>39-24=</w:t>
+              <w:t>81+15=</w:t>
             </w:r>
           </w:p>
         </w:tc>
@@ -1396,7 +1396,7 @@
                 <w:rFonts w:ascii="TimeNewRoman" w:hAnsi="TimeNewRoman"/>
                 <w:sz w:val="30"/>
               </w:rPr>
-              <w:t>28+24=</w:t>
+              <w:t>60-6=</w:t>
             </w:r>
           </w:p>
         </w:tc>
@@ -1413,7 +1413,7 @@
                 <w:rFonts w:ascii="TimeNewRoman" w:hAnsi="TimeNewRoman"/>
                 <w:sz w:val="30"/>
               </w:rPr>
-              <w:t>55+3=</w:t>
+              <w:t>48-8=</w:t>
             </w:r>
           </w:p>
         </w:tc>
@@ -1432,7 +1432,7 @@
                 <w:rFonts w:ascii="TimeNewRoman" w:hAnsi="TimeNewRoman"/>
                 <w:sz w:val="30"/>
               </w:rPr>
-              <w:t>67+31=</w:t>
+              <w:t>61+13=</w:t>
             </w:r>
           </w:p>
         </w:tc>
@@ -1449,7 +1449,7 @@
                 <w:rFonts w:ascii="TimeNewRoman" w:hAnsi="TimeNewRoman"/>
                 <w:sz w:val="30"/>
               </w:rPr>
-              <w:t>79-59=</w:t>
+              <w:t>69+27=</w:t>
             </w:r>
           </w:p>
         </w:tc>
@@ -1466,7 +1466,7 @@
                 <w:rFonts w:ascii="TimeNewRoman" w:hAnsi="TimeNewRoman"/>
                 <w:sz w:val="30"/>
               </w:rPr>
-              <w:t>44+49=</w:t>
+              <w:t>11+34=</w:t>
             </w:r>
           </w:p>
         </w:tc>
@@ -1483,7 +1483,7 @@
                 <w:rFonts w:ascii="TimeNewRoman" w:hAnsi="TimeNewRoman"/>
                 <w:sz w:val="30"/>
               </w:rPr>
-              <w:t>30+29=</w:t>
+              <w:t>67+24=</w:t>
             </w:r>
           </w:p>
         </w:tc>
@@ -1500,7 +1500,7 @@
                 <w:rFonts w:ascii="TimeNewRoman" w:hAnsi="TimeNewRoman"/>
                 <w:sz w:val="30"/>
               </w:rPr>
-              <w:t>14+20=</w:t>
+              <w:t>39-5=</w:t>
             </w:r>
           </w:p>
         </w:tc>
@@ -1519,7 +1519,7 @@
                 <w:rFonts w:ascii="TimeNewRoman" w:hAnsi="TimeNewRoman"/>
                 <w:sz w:val="30"/>
               </w:rPr>
-              <w:t>8+16=</w:t>
+              <w:t>7+21=</w:t>
             </w:r>
           </w:p>
         </w:tc>
@@ -1536,7 +1536,7 @@
                 <w:rFonts w:ascii="TimeNewRoman" w:hAnsi="TimeNewRoman"/>
                 <w:sz w:val="30"/>
               </w:rPr>
-              <w:t>71-49=</w:t>
+              <w:t>83-43=</w:t>
             </w:r>
           </w:p>
         </w:tc>
@@ -1553,7 +1553,7 @@
                 <w:rFonts w:ascii="TimeNewRoman" w:hAnsi="TimeNewRoman"/>
                 <w:sz w:val="30"/>
               </w:rPr>
-              <w:t>33+6=</w:t>
+              <w:t>43-34=</w:t>
             </w:r>
           </w:p>
         </w:tc>
@@ -1570,7 +1570,7 @@
                 <w:rFonts w:ascii="TimeNewRoman" w:hAnsi="TimeNewRoman"/>
                 <w:sz w:val="30"/>
               </w:rPr>
-              <w:t>2+71=</w:t>
+              <w:t>69+12=</w:t>
             </w:r>
           </w:p>
         </w:tc>
@@ -1587,7 +1587,7 @@
                 <w:rFonts w:ascii="TimeNewRoman" w:hAnsi="TimeNewRoman"/>
                 <w:sz w:val="30"/>
               </w:rPr>
-              <w:t>23+9=</w:t>
+              <w:t>30-20=</w:t>
             </w:r>
           </w:p>
         </w:tc>
@@ -1606,7 +1606,7 @@
                 <w:rFonts w:ascii="TimeNewRoman" w:hAnsi="TimeNewRoman"/>
                 <w:sz w:val="30"/>
               </w:rPr>
-              <w:t>69+30=</w:t>
+              <w:t>91-83=</w:t>
             </w:r>
           </w:p>
         </w:tc>
@@ -1623,7 +1623,7 @@
                 <w:rFonts w:ascii="TimeNewRoman" w:hAnsi="TimeNewRoman"/>
                 <w:sz w:val="30"/>
               </w:rPr>
-              <w:t>18+12=</w:t>
+              <w:t>58-14=</w:t>
             </w:r>
           </w:p>
         </w:tc>
@@ -1640,7 +1640,7 @@
                 <w:rFonts w:ascii="TimeNewRoman" w:hAnsi="TimeNewRoman"/>
                 <w:sz w:val="30"/>
               </w:rPr>
-              <w:t>56+22=</w:t>
+              <w:t>37+2=</w:t>
             </w:r>
           </w:p>
         </w:tc>
@@ -1657,7 +1657,7 @@
                 <w:rFonts w:ascii="TimeNewRoman" w:hAnsi="TimeNewRoman"/>
                 <w:sz w:val="30"/>
               </w:rPr>
-              <w:t>74-16=</w:t>
+              <w:t>2+96=</w:t>
             </w:r>
           </w:p>
         </w:tc>
@@ -1674,7 +1674,7 @@
                 <w:rFonts w:ascii="TimeNewRoman" w:hAnsi="TimeNewRoman"/>
                 <w:sz w:val="30"/>
               </w:rPr>
-              <w:t>87-79=</w:t>
+              <w:t>20-11=</w:t>
             </w:r>
           </w:p>
         </w:tc>
@@ -1693,7 +1693,7 @@
                 <w:rFonts w:ascii="TimeNewRoman" w:hAnsi="TimeNewRoman"/>
                 <w:sz w:val="30"/>
               </w:rPr>
-              <w:t>61-17=</w:t>
+              <w:t>92-20=</w:t>
             </w:r>
           </w:p>
         </w:tc>
@@ -1710,7 +1710,7 @@
                 <w:rFonts w:ascii="TimeNewRoman" w:hAnsi="TimeNewRoman"/>
                 <w:sz w:val="30"/>
               </w:rPr>
-              <w:t>28+43=</w:t>
+              <w:t>40-33=</w:t>
             </w:r>
           </w:p>
         </w:tc>
@@ -1727,24 +1727,7 @@
                 <w:rFonts w:ascii="TimeNewRoman" w:hAnsi="TimeNewRoman"/>
                 <w:sz w:val="30"/>
               </w:rPr>
-              <w:t>37+45=</w:t>
-            </w:r>
-          </w:p>
-        </w:tc>
-        <w:tc>
-          <w:tcPr>
-            <w:tcW w:type="dxa" w:w="1987"/>
-          </w:tcPr>
-          <w:p>
-            <w:pPr>
-              <w:jc w:val="left"/>
-            </w:pPr>
-            <w:r>
-              <w:rPr>
-                <w:rFonts w:ascii="TimeNewRoman" w:hAnsi="TimeNewRoman"/>
-                <w:sz w:val="30"/>
-              </w:rPr>
-              <w:t>23-17=</w:t>
+              <w:t>40+27=</w:t>
             </w:r>
           </w:p>
         </w:tc>
@@ -1762,6 +1745,23 @@
                 <w:sz w:val="30"/>
               </w:rPr>
               <w:t>65-51=</w:t>
+            </w:r>
+          </w:p>
+        </w:tc>
+        <w:tc>
+          <w:tcPr>
+            <w:tcW w:type="dxa" w:w="1987"/>
+          </w:tcPr>
+          <w:p>
+            <w:pPr>
+              <w:jc w:val="left"/>
+            </w:pPr>
+            <w:r>
+              <w:rPr>
+                <w:rFonts w:ascii="TimeNewRoman" w:hAnsi="TimeNewRoman"/>
+                <w:sz w:val="30"/>
+              </w:rPr>
+              <w:t>22+69=</w:t>
             </w:r>
           </w:p>
         </w:tc>

--- a/addition_and_subtraction_within_100.docx
+++ b/addition_and_subtraction_within_100.docx
@@ -11,7 +11,7 @@
           <w:rFonts w:ascii="Arial" w:hAnsi="Arial"/>
           <w:sz w:val="30"/>
         </w:rPr>
-        <w:t>2026-09-15 Tuesday</w:t>
+        <w:t>2026-09-16 Wednesday</w:t>
       </w:r>
     </w:p>
     <w:tbl>
@@ -40,7 +40,7 @@
                 <w:rFonts w:ascii="TimeNewRoman" w:hAnsi="TimeNewRoman"/>
                 <w:sz w:val="30"/>
               </w:rPr>
-              <w:t>90-81=</w:t>
+              <w:t>32-22=</w:t>
             </w:r>
           </w:p>
         </w:tc>
@@ -57,7 +57,7 @@
                 <w:rFonts w:ascii="TimeNewRoman" w:hAnsi="TimeNewRoman"/>
                 <w:sz w:val="30"/>
               </w:rPr>
-              <w:t>91-70=</w:t>
+              <w:t>0+31=</w:t>
             </w:r>
           </w:p>
         </w:tc>
@@ -74,7 +74,7 @@
                 <w:rFonts w:ascii="TimeNewRoman" w:hAnsi="TimeNewRoman"/>
                 <w:sz w:val="30"/>
               </w:rPr>
-              <w:t>95+2=</w:t>
+              <w:t>76-17=</w:t>
             </w:r>
           </w:p>
         </w:tc>
@@ -91,7 +91,7 @@
                 <w:rFonts w:ascii="TimeNewRoman" w:hAnsi="TimeNewRoman"/>
                 <w:sz w:val="30"/>
               </w:rPr>
-              <w:t>44+19=</w:t>
+              <w:t>67-20=</w:t>
             </w:r>
           </w:p>
         </w:tc>
@@ -108,7 +108,7 @@
                 <w:rFonts w:ascii="TimeNewRoman" w:hAnsi="TimeNewRoman"/>
                 <w:sz w:val="30"/>
               </w:rPr>
-              <w:t>62-17=</w:t>
+              <w:t>52-36=</w:t>
             </w:r>
           </w:p>
         </w:tc>
@@ -127,7 +127,7 @@
                 <w:rFonts w:ascii="TimeNewRoman" w:hAnsi="TimeNewRoman"/>
                 <w:sz w:val="30"/>
               </w:rPr>
-              <w:t>22+39=</w:t>
+              <w:t>0+43=</w:t>
             </w:r>
           </w:p>
         </w:tc>
@@ -144,7 +144,7 @@
                 <w:rFonts w:ascii="TimeNewRoman" w:hAnsi="TimeNewRoman"/>
                 <w:sz w:val="30"/>
               </w:rPr>
-              <w:t>53-14=</w:t>
+              <w:t>89-82=</w:t>
             </w:r>
           </w:p>
         </w:tc>
@@ -161,7 +161,7 @@
                 <w:rFonts w:ascii="TimeNewRoman" w:hAnsi="TimeNewRoman"/>
                 <w:sz w:val="30"/>
               </w:rPr>
-              <w:t>64+9=</w:t>
+              <w:t>67-3=</w:t>
             </w:r>
           </w:p>
         </w:tc>
@@ -178,7 +178,7 @@
                 <w:rFonts w:ascii="TimeNewRoman" w:hAnsi="TimeNewRoman"/>
                 <w:sz w:val="30"/>
               </w:rPr>
-              <w:t>40+21=</w:t>
+              <w:t>35-31=</w:t>
             </w:r>
           </w:p>
         </w:tc>
@@ -195,7 +195,7 @@
                 <w:rFonts w:ascii="TimeNewRoman" w:hAnsi="TimeNewRoman"/>
                 <w:sz w:val="30"/>
               </w:rPr>
-              <w:t>60-17=</w:t>
+              <w:t>78-4=</w:t>
             </w:r>
           </w:p>
         </w:tc>
@@ -214,7 +214,7 @@
                 <w:rFonts w:ascii="TimeNewRoman" w:hAnsi="TimeNewRoman"/>
                 <w:sz w:val="30"/>
               </w:rPr>
-              <w:t>0+19=</w:t>
+              <w:t>84-75=</w:t>
             </w:r>
           </w:p>
         </w:tc>
@@ -231,7 +231,7 @@
                 <w:rFonts w:ascii="TimeNewRoman" w:hAnsi="TimeNewRoman"/>
                 <w:sz w:val="30"/>
               </w:rPr>
-              <w:t>84-29=</w:t>
+              <w:t>47+0=</w:t>
             </w:r>
           </w:p>
         </w:tc>
@@ -248,7 +248,7 @@
                 <w:rFonts w:ascii="TimeNewRoman" w:hAnsi="TimeNewRoman"/>
                 <w:sz w:val="30"/>
               </w:rPr>
-              <w:t>44-5=</w:t>
+              <w:t>68-43=</w:t>
             </w:r>
           </w:p>
         </w:tc>
@@ -265,7 +265,7 @@
                 <w:rFonts w:ascii="TimeNewRoman" w:hAnsi="TimeNewRoman"/>
                 <w:sz w:val="30"/>
               </w:rPr>
-              <w:t>23+37=</w:t>
+              <w:t>60-31=</w:t>
             </w:r>
           </w:p>
         </w:tc>
@@ -282,7 +282,7 @@
                 <w:rFonts w:ascii="TimeNewRoman" w:hAnsi="TimeNewRoman"/>
                 <w:sz w:val="30"/>
               </w:rPr>
-              <w:t>84-50=</w:t>
+              <w:t>96-80=</w:t>
             </w:r>
           </w:p>
         </w:tc>
@@ -301,7 +301,7 @@
                 <w:rFonts w:ascii="TimeNewRoman" w:hAnsi="TimeNewRoman"/>
                 <w:sz w:val="30"/>
               </w:rPr>
-              <w:t>58-4=</w:t>
+              <w:t>42-9=</w:t>
             </w:r>
           </w:p>
         </w:tc>
@@ -318,7 +318,7 @@
                 <w:rFonts w:ascii="TimeNewRoman" w:hAnsi="TimeNewRoman"/>
                 <w:sz w:val="30"/>
               </w:rPr>
-              <w:t>22+3=</w:t>
+              <w:t>74-3=</w:t>
             </w:r>
           </w:p>
         </w:tc>
@@ -335,7 +335,7 @@
                 <w:rFonts w:ascii="TimeNewRoman" w:hAnsi="TimeNewRoman"/>
                 <w:sz w:val="30"/>
               </w:rPr>
-              <w:t>88-15=</w:t>
+              <w:t>89-79=</w:t>
             </w:r>
           </w:p>
         </w:tc>
@@ -352,7 +352,7 @@
                 <w:rFonts w:ascii="TimeNewRoman" w:hAnsi="TimeNewRoman"/>
                 <w:sz w:val="30"/>
               </w:rPr>
-              <w:t>1+28=</w:t>
+              <w:t>47-15=</w:t>
             </w:r>
           </w:p>
         </w:tc>
@@ -369,7 +369,7 @@
                 <w:rFonts w:ascii="TimeNewRoman" w:hAnsi="TimeNewRoman"/>
                 <w:sz w:val="30"/>
               </w:rPr>
-              <w:t>83-14=</w:t>
+              <w:t>76-30=</w:t>
             </w:r>
           </w:p>
         </w:tc>
@@ -388,7 +388,7 @@
                 <w:rFonts w:ascii="TimeNewRoman" w:hAnsi="TimeNewRoman"/>
                 <w:sz w:val="30"/>
               </w:rPr>
-              <w:t>10+72=</w:t>
+              <w:t>56-13=</w:t>
             </w:r>
           </w:p>
         </w:tc>
@@ -405,7 +405,7 @@
                 <w:rFonts w:ascii="TimeNewRoman" w:hAnsi="TimeNewRoman"/>
                 <w:sz w:val="30"/>
               </w:rPr>
-              <w:t>18+63=</w:t>
+              <w:t>78+15=</w:t>
             </w:r>
           </w:p>
         </w:tc>
@@ -422,7 +422,7 @@
                 <w:rFonts w:ascii="TimeNewRoman" w:hAnsi="TimeNewRoman"/>
                 <w:sz w:val="30"/>
               </w:rPr>
-              <w:t>95-64=</w:t>
+              <w:t>65+1=</w:t>
             </w:r>
           </w:p>
         </w:tc>
@@ -439,7 +439,7 @@
                 <w:rFonts w:ascii="TimeNewRoman" w:hAnsi="TimeNewRoman"/>
                 <w:sz w:val="30"/>
               </w:rPr>
-              <w:t>39+50=</w:t>
+              <w:t>3+46=</w:t>
             </w:r>
           </w:p>
         </w:tc>
@@ -456,7 +456,7 @@
                 <w:rFonts w:ascii="TimeNewRoman" w:hAnsi="TimeNewRoman"/>
                 <w:sz w:val="30"/>
               </w:rPr>
-              <w:t>8+14=</w:t>
+              <w:t>53-40=</w:t>
             </w:r>
           </w:p>
         </w:tc>
@@ -475,7 +475,7 @@
                 <w:rFonts w:ascii="TimeNewRoman" w:hAnsi="TimeNewRoman"/>
                 <w:sz w:val="30"/>
               </w:rPr>
-              <w:t>98-79=</w:t>
+              <w:t>44+7=</w:t>
             </w:r>
           </w:p>
         </w:tc>
@@ -492,7 +492,7 @@
                 <w:rFonts w:ascii="TimeNewRoman" w:hAnsi="TimeNewRoman"/>
                 <w:sz w:val="30"/>
               </w:rPr>
-              <w:t>54-9=</w:t>
+              <w:t>15+56=</w:t>
             </w:r>
           </w:p>
         </w:tc>
@@ -509,7 +509,7 @@
                 <w:rFonts w:ascii="TimeNewRoman" w:hAnsi="TimeNewRoman"/>
                 <w:sz w:val="30"/>
               </w:rPr>
-              <w:t>13+60=</w:t>
+              <w:t>53-5=</w:t>
             </w:r>
           </w:p>
         </w:tc>
@@ -526,7 +526,7 @@
                 <w:rFonts w:ascii="TimeNewRoman" w:hAnsi="TimeNewRoman"/>
                 <w:sz w:val="30"/>
               </w:rPr>
-              <w:t>38+6=</w:t>
+              <w:t>1+91=</w:t>
             </w:r>
           </w:p>
         </w:tc>
@@ -543,7 +543,7 @@
                 <w:rFonts w:ascii="TimeNewRoman" w:hAnsi="TimeNewRoman"/>
                 <w:sz w:val="30"/>
               </w:rPr>
-              <w:t>24-24=</w:t>
+              <w:t>79+16=</w:t>
             </w:r>
           </w:p>
         </w:tc>
@@ -562,7 +562,7 @@
                 <w:rFonts w:ascii="TimeNewRoman" w:hAnsi="TimeNewRoman"/>
                 <w:sz w:val="30"/>
               </w:rPr>
-              <w:t>98+1=</w:t>
+              <w:t>98-77=</w:t>
             </w:r>
           </w:p>
         </w:tc>
@@ -579,7 +579,7 @@
                 <w:rFonts w:ascii="TimeNewRoman" w:hAnsi="TimeNewRoman"/>
                 <w:sz w:val="30"/>
               </w:rPr>
-              <w:t>86-56=</w:t>
+              <w:t>66-41=</w:t>
             </w:r>
           </w:p>
         </w:tc>
@@ -596,7 +596,7 @@
                 <w:rFonts w:ascii="TimeNewRoman" w:hAnsi="TimeNewRoman"/>
                 <w:sz w:val="30"/>
               </w:rPr>
-              <w:t>9+9=</w:t>
+              <w:t>46-36=</w:t>
             </w:r>
           </w:p>
         </w:tc>
@@ -613,7 +613,7 @@
                 <w:rFonts w:ascii="TimeNewRoman" w:hAnsi="TimeNewRoman"/>
                 <w:sz w:val="30"/>
               </w:rPr>
-              <w:t>70+29=</w:t>
+              <w:t>72+13=</w:t>
             </w:r>
           </w:p>
         </w:tc>
@@ -630,7 +630,7 @@
                 <w:rFonts w:ascii="TimeNewRoman" w:hAnsi="TimeNewRoman"/>
                 <w:sz w:val="30"/>
               </w:rPr>
-              <w:t>83-36=</w:t>
+              <w:t>4+48=</w:t>
             </w:r>
           </w:p>
         </w:tc>
@@ -649,7 +649,7 @@
                 <w:rFonts w:ascii="TimeNewRoman" w:hAnsi="TimeNewRoman"/>
                 <w:sz w:val="30"/>
               </w:rPr>
-              <w:t>62+28=</w:t>
+              <w:t>99-76=</w:t>
             </w:r>
           </w:p>
         </w:tc>
@@ -666,7 +666,7 @@
                 <w:rFonts w:ascii="TimeNewRoman" w:hAnsi="TimeNewRoman"/>
                 <w:sz w:val="30"/>
               </w:rPr>
-              <w:t>29-10=</w:t>
+              <w:t>68-19=</w:t>
             </w:r>
           </w:p>
         </w:tc>
@@ -683,7 +683,7 @@
                 <w:rFonts w:ascii="TimeNewRoman" w:hAnsi="TimeNewRoman"/>
                 <w:sz w:val="30"/>
               </w:rPr>
-              <w:t>6-0=</w:t>
+              <w:t>61-37=</w:t>
             </w:r>
           </w:p>
         </w:tc>
@@ -700,7 +700,7 @@
                 <w:rFonts w:ascii="TimeNewRoman" w:hAnsi="TimeNewRoman"/>
                 <w:sz w:val="30"/>
               </w:rPr>
-              <w:t>92-75=</w:t>
+              <w:t>47+4=</w:t>
             </w:r>
           </w:p>
         </w:tc>
@@ -717,7 +717,7 @@
                 <w:rFonts w:ascii="TimeNewRoman" w:hAnsi="TimeNewRoman"/>
                 <w:sz w:val="30"/>
               </w:rPr>
-              <w:t>30+21=</w:t>
+              <w:t>77+15=</w:t>
             </w:r>
           </w:p>
         </w:tc>
@@ -736,7 +736,7 @@
                 <w:rFonts w:ascii="TimeNewRoman" w:hAnsi="TimeNewRoman"/>
                 <w:sz w:val="30"/>
               </w:rPr>
-              <w:t>92+2=</w:t>
+              <w:t>26+71=</w:t>
             </w:r>
           </w:p>
         </w:tc>
@@ -753,7 +753,7 @@
                 <w:rFonts w:ascii="TimeNewRoman" w:hAnsi="TimeNewRoman"/>
                 <w:sz w:val="30"/>
               </w:rPr>
-              <w:t>85-53=</w:t>
+              <w:t>38+17=</w:t>
             </w:r>
           </w:p>
         </w:tc>
@@ -770,7 +770,7 @@
                 <w:rFonts w:ascii="TimeNewRoman" w:hAnsi="TimeNewRoman"/>
                 <w:sz w:val="30"/>
               </w:rPr>
-              <w:t>27+41=</w:t>
+              <w:t>52-27=</w:t>
             </w:r>
           </w:p>
         </w:tc>
@@ -787,7 +787,7 @@
                 <w:rFonts w:ascii="TimeNewRoman" w:hAnsi="TimeNewRoman"/>
                 <w:sz w:val="30"/>
               </w:rPr>
-              <w:t>89-87=</w:t>
+              <w:t>61-49=</w:t>
             </w:r>
           </w:p>
         </w:tc>
@@ -804,7 +804,7 @@
                 <w:rFonts w:ascii="TimeNewRoman" w:hAnsi="TimeNewRoman"/>
                 <w:sz w:val="30"/>
               </w:rPr>
-              <w:t>44+46=</w:t>
+              <w:t>45-40=</w:t>
             </w:r>
           </w:p>
         </w:tc>
@@ -823,7 +823,7 @@
                 <w:rFonts w:ascii="TimeNewRoman" w:hAnsi="TimeNewRoman"/>
                 <w:sz w:val="30"/>
               </w:rPr>
-              <w:t>2+89=</w:t>
+              <w:t>41-17=</w:t>
             </w:r>
           </w:p>
         </w:tc>
@@ -840,7 +840,7 @@
                 <w:rFonts w:ascii="TimeNewRoman" w:hAnsi="TimeNewRoman"/>
                 <w:sz w:val="30"/>
               </w:rPr>
-              <w:t>39-39=</w:t>
+              <w:t>98-46=</w:t>
             </w:r>
           </w:p>
         </w:tc>
@@ -857,7 +857,7 @@
                 <w:rFonts w:ascii="TimeNewRoman" w:hAnsi="TimeNewRoman"/>
                 <w:sz w:val="30"/>
               </w:rPr>
-              <w:t>65-7=</w:t>
+              <w:t>24+63=</w:t>
             </w:r>
           </w:p>
         </w:tc>
@@ -874,7 +874,7 @@
                 <w:rFonts w:ascii="TimeNewRoman" w:hAnsi="TimeNewRoman"/>
                 <w:sz w:val="30"/>
               </w:rPr>
-              <w:t>80+6=</w:t>
+              <w:t>68+13=</w:t>
             </w:r>
           </w:p>
         </w:tc>
@@ -891,7 +891,7 @@
                 <w:rFonts w:ascii="TimeNewRoman" w:hAnsi="TimeNewRoman"/>
                 <w:sz w:val="30"/>
               </w:rPr>
-              <w:t>27+58=</w:t>
+              <w:t>87-17=</w:t>
             </w:r>
           </w:p>
         </w:tc>
@@ -910,7 +910,7 @@
                 <w:rFonts w:ascii="TimeNewRoman" w:hAnsi="TimeNewRoman"/>
                 <w:sz w:val="30"/>
               </w:rPr>
-              <w:t>89-69=</w:t>
+              <w:t>25+59=</w:t>
             </w:r>
           </w:p>
         </w:tc>
@@ -927,7 +927,7 @@
                 <w:rFonts w:ascii="TimeNewRoman" w:hAnsi="TimeNewRoman"/>
                 <w:sz w:val="30"/>
               </w:rPr>
-              <w:t>1+89=</w:t>
+              <w:t>87-69=</w:t>
             </w:r>
           </w:p>
         </w:tc>
@@ -944,7 +944,7 @@
                 <w:rFonts w:ascii="TimeNewRoman" w:hAnsi="TimeNewRoman"/>
                 <w:sz w:val="30"/>
               </w:rPr>
-              <w:t>32+1=</w:t>
+              <w:t>31-23=</w:t>
             </w:r>
           </w:p>
         </w:tc>
@@ -961,7 +961,7 @@
                 <w:rFonts w:ascii="TimeNewRoman" w:hAnsi="TimeNewRoman"/>
                 <w:sz w:val="30"/>
               </w:rPr>
-              <w:t>31+7=</w:t>
+              <w:t>63-39=</w:t>
             </w:r>
           </w:p>
         </w:tc>
@@ -978,7 +978,7 @@
                 <w:rFonts w:ascii="TimeNewRoman" w:hAnsi="TimeNewRoman"/>
                 <w:sz w:val="30"/>
               </w:rPr>
-              <w:t>92-1=</w:t>
+              <w:t>3+36=</w:t>
             </w:r>
           </w:p>
         </w:tc>
@@ -997,7 +997,7 @@
                 <w:rFonts w:ascii="TimeNewRoman" w:hAnsi="TimeNewRoman"/>
                 <w:sz w:val="30"/>
               </w:rPr>
-              <w:t>38+51=</w:t>
+              <w:t>63-57=</w:t>
             </w:r>
           </w:p>
         </w:tc>
@@ -1014,7 +1014,7 @@
                 <w:rFonts w:ascii="TimeNewRoman" w:hAnsi="TimeNewRoman"/>
                 <w:sz w:val="30"/>
               </w:rPr>
-              <w:t>39+14=</w:t>
+              <w:t>50-30=</w:t>
             </w:r>
           </w:p>
         </w:tc>
@@ -1031,7 +1031,7 @@
                 <w:rFonts w:ascii="TimeNewRoman" w:hAnsi="TimeNewRoman"/>
                 <w:sz w:val="30"/>
               </w:rPr>
-              <w:t>72+2=</w:t>
+              <w:t>58-24=</w:t>
             </w:r>
           </w:p>
         </w:tc>
@@ -1048,7 +1048,7 @@
                 <w:rFonts w:ascii="TimeNewRoman" w:hAnsi="TimeNewRoman"/>
                 <w:sz w:val="30"/>
               </w:rPr>
-              <w:t>61-15=</w:t>
+              <w:t>30+32=</w:t>
             </w:r>
           </w:p>
         </w:tc>
@@ -1065,7 +1065,7 @@
                 <w:rFonts w:ascii="TimeNewRoman" w:hAnsi="TimeNewRoman"/>
                 <w:sz w:val="30"/>
               </w:rPr>
-              <w:t>71-58=</w:t>
+              <w:t>30+37=</w:t>
             </w:r>
           </w:p>
         </w:tc>
@@ -1084,7 +1084,7 @@
                 <w:rFonts w:ascii="TimeNewRoman" w:hAnsi="TimeNewRoman"/>
                 <w:sz w:val="30"/>
               </w:rPr>
-              <w:t>42-16=</w:t>
+              <w:t>79-24=</w:t>
             </w:r>
           </w:p>
         </w:tc>
@@ -1101,7 +1101,7 @@
                 <w:rFonts w:ascii="TimeNewRoman" w:hAnsi="TimeNewRoman"/>
                 <w:sz w:val="30"/>
               </w:rPr>
-              <w:t>93-74=</w:t>
+              <w:t>9+44=</w:t>
             </w:r>
           </w:p>
         </w:tc>
@@ -1118,7 +1118,7 @@
                 <w:rFonts w:ascii="TimeNewRoman" w:hAnsi="TimeNewRoman"/>
                 <w:sz w:val="30"/>
               </w:rPr>
-              <w:t>38+49=</w:t>
+              <w:t>56-20=</w:t>
             </w:r>
           </w:p>
         </w:tc>
@@ -1135,7 +1135,7 @@
                 <w:rFonts w:ascii="TimeNewRoman" w:hAnsi="TimeNewRoman"/>
                 <w:sz w:val="30"/>
               </w:rPr>
-              <w:t>67-28=</w:t>
+              <w:t>1-0=</w:t>
             </w:r>
           </w:p>
         </w:tc>
@@ -1152,7 +1152,7 @@
                 <w:rFonts w:ascii="TimeNewRoman" w:hAnsi="TimeNewRoman"/>
                 <w:sz w:val="30"/>
               </w:rPr>
-              <w:t>98-86=</w:t>
+              <w:t>84+14=</w:t>
             </w:r>
           </w:p>
         </w:tc>
@@ -1171,7 +1171,7 @@
                 <w:rFonts w:ascii="TimeNewRoman" w:hAnsi="TimeNewRoman"/>
                 <w:sz w:val="30"/>
               </w:rPr>
-              <w:t>69-15=</w:t>
+              <w:t>85-48=</w:t>
             </w:r>
           </w:p>
         </w:tc>
@@ -1188,7 +1188,7 @@
                 <w:rFonts w:ascii="TimeNewRoman" w:hAnsi="TimeNewRoman"/>
                 <w:sz w:val="30"/>
               </w:rPr>
-              <w:t>21+77=</w:t>
+              <w:t>23+52=</w:t>
             </w:r>
           </w:p>
         </w:tc>
@@ -1205,7 +1205,7 @@
                 <w:rFonts w:ascii="TimeNewRoman" w:hAnsi="TimeNewRoman"/>
                 <w:sz w:val="30"/>
               </w:rPr>
-              <w:t>62-30=</w:t>
+              <w:t>89+7=</w:t>
             </w:r>
           </w:p>
         </w:tc>
@@ -1222,7 +1222,7 @@
                 <w:rFonts w:ascii="TimeNewRoman" w:hAnsi="TimeNewRoman"/>
                 <w:sz w:val="30"/>
               </w:rPr>
-              <w:t>43+1=</w:t>
+              <w:t>14+74=</w:t>
             </w:r>
           </w:p>
         </w:tc>
@@ -1239,7 +1239,7 @@
                 <w:rFonts w:ascii="TimeNewRoman" w:hAnsi="TimeNewRoman"/>
                 <w:sz w:val="30"/>
               </w:rPr>
-              <w:t>41-17=</w:t>
+              <w:t>31-7=</w:t>
             </w:r>
           </w:p>
         </w:tc>
@@ -1258,7 +1258,7 @@
                 <w:rFonts w:ascii="TimeNewRoman" w:hAnsi="TimeNewRoman"/>
                 <w:sz w:val="30"/>
               </w:rPr>
-              <w:t>39-34=</w:t>
+              <w:t>52+25=</w:t>
             </w:r>
           </w:p>
         </w:tc>
@@ -1275,7 +1275,7 @@
                 <w:rFonts w:ascii="TimeNewRoman" w:hAnsi="TimeNewRoman"/>
                 <w:sz w:val="30"/>
               </w:rPr>
-              <w:t>3+21=</w:t>
+              <w:t>40+37=</w:t>
             </w:r>
           </w:p>
         </w:tc>
@@ -1292,7 +1292,7 @@
                 <w:rFonts w:ascii="TimeNewRoman" w:hAnsi="TimeNewRoman"/>
                 <w:sz w:val="30"/>
               </w:rPr>
-              <w:t>8+57=</w:t>
+              <w:t>85-10=</w:t>
             </w:r>
           </w:p>
         </w:tc>
@@ -1309,7 +1309,7 @@
                 <w:rFonts w:ascii="TimeNewRoman" w:hAnsi="TimeNewRoman"/>
                 <w:sz w:val="30"/>
               </w:rPr>
-              <w:t>78-77=</w:t>
+              <w:t>95-19=</w:t>
             </w:r>
           </w:p>
         </w:tc>
@@ -1326,7 +1326,7 @@
                 <w:rFonts w:ascii="TimeNewRoman" w:hAnsi="TimeNewRoman"/>
                 <w:sz w:val="30"/>
               </w:rPr>
-              <w:t>54+43=</w:t>
+              <w:t>87+8=</w:t>
             </w:r>
           </w:p>
         </w:tc>
@@ -1345,7 +1345,7 @@
                 <w:rFonts w:ascii="TimeNewRoman" w:hAnsi="TimeNewRoman"/>
                 <w:sz w:val="30"/>
               </w:rPr>
-              <w:t>64+9=</w:t>
+              <w:t>88-74=</w:t>
             </w:r>
           </w:p>
         </w:tc>
@@ -1362,7 +1362,7 @@
                 <w:rFonts w:ascii="TimeNewRoman" w:hAnsi="TimeNewRoman"/>
                 <w:sz w:val="30"/>
               </w:rPr>
-              <w:t>55-53=</w:t>
+              <w:t>40+51=</w:t>
             </w:r>
           </w:p>
         </w:tc>
@@ -1379,7 +1379,7 @@
                 <w:rFonts w:ascii="TimeNewRoman" w:hAnsi="TimeNewRoman"/>
                 <w:sz w:val="30"/>
               </w:rPr>
-              <w:t>81+15=</w:t>
+              <w:t>20+43=</w:t>
             </w:r>
           </w:p>
         </w:tc>
@@ -1396,7 +1396,7 @@
                 <w:rFonts w:ascii="TimeNewRoman" w:hAnsi="TimeNewRoman"/>
                 <w:sz w:val="30"/>
               </w:rPr>
-              <w:t>60-6=</w:t>
+              <w:t>93-39=</w:t>
             </w:r>
           </w:p>
         </w:tc>
@@ -1413,7 +1413,7 @@
                 <w:rFonts w:ascii="TimeNewRoman" w:hAnsi="TimeNewRoman"/>
                 <w:sz w:val="30"/>
               </w:rPr>
-              <w:t>48-8=</w:t>
+              <w:t>97-69=</w:t>
             </w:r>
           </w:p>
         </w:tc>
@@ -1432,7 +1432,7 @@
                 <w:rFonts w:ascii="TimeNewRoman" w:hAnsi="TimeNewRoman"/>
                 <w:sz w:val="30"/>
               </w:rPr>
-              <w:t>61+13=</w:t>
+              <w:t>39+17=</w:t>
             </w:r>
           </w:p>
         </w:tc>
@@ -1449,7 +1449,7 @@
                 <w:rFonts w:ascii="TimeNewRoman" w:hAnsi="TimeNewRoman"/>
                 <w:sz w:val="30"/>
               </w:rPr>
-              <w:t>69+27=</w:t>
+              <w:t>83-74=</w:t>
             </w:r>
           </w:p>
         </w:tc>
@@ -1466,7 +1466,7 @@
                 <w:rFonts w:ascii="TimeNewRoman" w:hAnsi="TimeNewRoman"/>
                 <w:sz w:val="30"/>
               </w:rPr>
-              <w:t>11+34=</w:t>
+              <w:t>0+7=</w:t>
             </w:r>
           </w:p>
         </w:tc>
@@ -1483,7 +1483,7 @@
                 <w:rFonts w:ascii="TimeNewRoman" w:hAnsi="TimeNewRoman"/>
                 <w:sz w:val="30"/>
               </w:rPr>
-              <w:t>67+24=</w:t>
+              <w:t>29-2=</w:t>
             </w:r>
           </w:p>
         </w:tc>
@@ -1500,7 +1500,7 @@
                 <w:rFonts w:ascii="TimeNewRoman" w:hAnsi="TimeNewRoman"/>
                 <w:sz w:val="30"/>
               </w:rPr>
-              <w:t>39-5=</w:t>
+              <w:t>74-1=</w:t>
             </w:r>
           </w:p>
         </w:tc>
@@ -1519,7 +1519,7 @@
                 <w:rFonts w:ascii="TimeNewRoman" w:hAnsi="TimeNewRoman"/>
                 <w:sz w:val="30"/>
               </w:rPr>
-              <w:t>7+21=</w:t>
+              <w:t>71-23=</w:t>
             </w:r>
           </w:p>
         </w:tc>
@@ -1536,7 +1536,7 @@
                 <w:rFonts w:ascii="TimeNewRoman" w:hAnsi="TimeNewRoman"/>
                 <w:sz w:val="30"/>
               </w:rPr>
-              <w:t>83-43=</w:t>
+              <w:t>8-6=</w:t>
             </w:r>
           </w:p>
         </w:tc>
@@ -1553,7 +1553,7 @@
                 <w:rFonts w:ascii="TimeNewRoman" w:hAnsi="TimeNewRoman"/>
                 <w:sz w:val="30"/>
               </w:rPr>
-              <w:t>43-34=</w:t>
+              <w:t>73-13=</w:t>
             </w:r>
           </w:p>
         </w:tc>
@@ -1570,7 +1570,7 @@
                 <w:rFonts w:ascii="TimeNewRoman" w:hAnsi="TimeNewRoman"/>
                 <w:sz w:val="30"/>
               </w:rPr>
-              <w:t>69+12=</w:t>
+              <w:t>88-17=</w:t>
             </w:r>
           </w:p>
         </w:tc>
@@ -1587,7 +1587,7 @@
                 <w:rFonts w:ascii="TimeNewRoman" w:hAnsi="TimeNewRoman"/>
                 <w:sz w:val="30"/>
               </w:rPr>
-              <w:t>30-20=</w:t>
+              <w:t>4+14=</w:t>
             </w:r>
           </w:p>
         </w:tc>
@@ -1606,7 +1606,7 @@
                 <w:rFonts w:ascii="TimeNewRoman" w:hAnsi="TimeNewRoman"/>
                 <w:sz w:val="30"/>
               </w:rPr>
-              <w:t>91-83=</w:t>
+              <w:t>26+39=</w:t>
             </w:r>
           </w:p>
         </w:tc>
@@ -1623,7 +1623,7 @@
                 <w:rFonts w:ascii="TimeNewRoman" w:hAnsi="TimeNewRoman"/>
                 <w:sz w:val="30"/>
               </w:rPr>
-              <w:t>58-14=</w:t>
+              <w:t>89-51=</w:t>
             </w:r>
           </w:p>
         </w:tc>
@@ -1640,7 +1640,7 @@
                 <w:rFonts w:ascii="TimeNewRoman" w:hAnsi="TimeNewRoman"/>
                 <w:sz w:val="30"/>
               </w:rPr>
-              <w:t>37+2=</w:t>
+              <w:t>28+2=</w:t>
             </w:r>
           </w:p>
         </w:tc>
@@ -1657,7 +1657,7 @@
                 <w:rFonts w:ascii="TimeNewRoman" w:hAnsi="TimeNewRoman"/>
                 <w:sz w:val="30"/>
               </w:rPr>
-              <w:t>2+96=</w:t>
+              <w:t>51-30=</w:t>
             </w:r>
           </w:p>
         </w:tc>
@@ -1674,7 +1674,7 @@
                 <w:rFonts w:ascii="TimeNewRoman" w:hAnsi="TimeNewRoman"/>
                 <w:sz w:val="30"/>
               </w:rPr>
-              <w:t>20-11=</w:t>
+              <w:t>97-54=</w:t>
             </w:r>
           </w:p>
         </w:tc>
@@ -1693,7 +1693,7 @@
                 <w:rFonts w:ascii="TimeNewRoman" w:hAnsi="TimeNewRoman"/>
                 <w:sz w:val="30"/>
               </w:rPr>
-              <w:t>92-20=</w:t>
+              <w:t>61-19=</w:t>
             </w:r>
           </w:p>
         </w:tc>
@@ -1710,7 +1710,7 @@
                 <w:rFonts w:ascii="TimeNewRoman" w:hAnsi="TimeNewRoman"/>
                 <w:sz w:val="30"/>
               </w:rPr>
-              <w:t>40-33=</w:t>
+              <w:t>62+35=</w:t>
             </w:r>
           </w:p>
         </w:tc>
@@ -1727,7 +1727,7 @@
                 <w:rFonts w:ascii="TimeNewRoman" w:hAnsi="TimeNewRoman"/>
                 <w:sz w:val="30"/>
               </w:rPr>
-              <w:t>40+27=</w:t>
+              <w:t>73-41=</w:t>
             </w:r>
           </w:p>
         </w:tc>
@@ -1744,7 +1744,7 @@
                 <w:rFonts w:ascii="TimeNewRoman" w:hAnsi="TimeNewRoman"/>
                 <w:sz w:val="30"/>
               </w:rPr>
-              <w:t>65-51=</w:t>
+              <w:t>28+46=</w:t>
             </w:r>
           </w:p>
         </w:tc>
@@ -1761,7 +1761,7 @@
                 <w:rFonts w:ascii="TimeNewRoman" w:hAnsi="TimeNewRoman"/>
                 <w:sz w:val="30"/>
               </w:rPr>
-              <w:t>22+69=</w:t>
+              <w:t>61-3=</w:t>
             </w:r>
           </w:p>
         </w:tc>

--- a/addition_and_subtraction_within_100.docx
+++ b/addition_and_subtraction_within_100.docx
@@ -40,7 +40,7 @@
                 <w:rFonts w:ascii="TimeNewRoman" w:hAnsi="TimeNewRoman"/>
                 <w:sz w:val="30"/>
               </w:rPr>
-              <w:t>32-22=</w:t>
+              <w:t>10+25=</w:t>
             </w:r>
           </w:p>
         </w:tc>
@@ -57,7 +57,7 @@
                 <w:rFonts w:ascii="TimeNewRoman" w:hAnsi="TimeNewRoman"/>
                 <w:sz w:val="30"/>
               </w:rPr>
-              <w:t>0+31=</w:t>
+              <w:t>41-20=</w:t>
             </w:r>
           </w:p>
         </w:tc>
@@ -74,7 +74,7 @@
                 <w:rFonts w:ascii="TimeNewRoman" w:hAnsi="TimeNewRoman"/>
                 <w:sz w:val="30"/>
               </w:rPr>
-              <w:t>76-17=</w:t>
+              <w:t>53+32=</w:t>
             </w:r>
           </w:p>
         </w:tc>
@@ -91,7 +91,7 @@
                 <w:rFonts w:ascii="TimeNewRoman" w:hAnsi="TimeNewRoman"/>
                 <w:sz w:val="30"/>
               </w:rPr>
-              <w:t>67-20=</w:t>
+              <w:t>78-77=</w:t>
             </w:r>
           </w:p>
         </w:tc>
@@ -108,7 +108,7 @@
                 <w:rFonts w:ascii="TimeNewRoman" w:hAnsi="TimeNewRoman"/>
                 <w:sz w:val="30"/>
               </w:rPr>
-              <w:t>52-36=</w:t>
+              <w:t>20+46=</w:t>
             </w:r>
           </w:p>
         </w:tc>
@@ -127,7 +127,7 @@
                 <w:rFonts w:ascii="TimeNewRoman" w:hAnsi="TimeNewRoman"/>
                 <w:sz w:val="30"/>
               </w:rPr>
-              <w:t>0+43=</w:t>
+              <w:t>55+12=</w:t>
             </w:r>
           </w:p>
         </w:tc>
@@ -144,7 +144,7 @@
                 <w:rFonts w:ascii="TimeNewRoman" w:hAnsi="TimeNewRoman"/>
                 <w:sz w:val="30"/>
               </w:rPr>
-              <w:t>89-82=</w:t>
+              <w:t>67-27=</w:t>
             </w:r>
           </w:p>
         </w:tc>
@@ -161,7 +161,7 @@
                 <w:rFonts w:ascii="TimeNewRoman" w:hAnsi="TimeNewRoman"/>
                 <w:sz w:val="30"/>
               </w:rPr>
-              <w:t>67-3=</w:t>
+              <w:t>17+49=</w:t>
             </w:r>
           </w:p>
         </w:tc>
@@ -178,7 +178,7 @@
                 <w:rFonts w:ascii="TimeNewRoman" w:hAnsi="TimeNewRoman"/>
                 <w:sz w:val="30"/>
               </w:rPr>
-              <w:t>35-31=</w:t>
+              <w:t>23+12=</w:t>
             </w:r>
           </w:p>
         </w:tc>
@@ -195,7 +195,7 @@
                 <w:rFonts w:ascii="TimeNewRoman" w:hAnsi="TimeNewRoman"/>
                 <w:sz w:val="30"/>
               </w:rPr>
-              <w:t>78-4=</w:t>
+              <w:t>83+4=</w:t>
             </w:r>
           </w:p>
         </w:tc>
@@ -214,7 +214,7 @@
                 <w:rFonts w:ascii="TimeNewRoman" w:hAnsi="TimeNewRoman"/>
                 <w:sz w:val="30"/>
               </w:rPr>
-              <w:t>84-75=</w:t>
+              <w:t>7+30=</w:t>
             </w:r>
           </w:p>
         </w:tc>
@@ -231,7 +231,7 @@
                 <w:rFonts w:ascii="TimeNewRoman" w:hAnsi="TimeNewRoman"/>
                 <w:sz w:val="30"/>
               </w:rPr>
-              <w:t>47+0=</w:t>
+              <w:t>47-43=</w:t>
             </w:r>
           </w:p>
         </w:tc>
@@ -248,7 +248,7 @@
                 <w:rFonts w:ascii="TimeNewRoman" w:hAnsi="TimeNewRoman"/>
                 <w:sz w:val="30"/>
               </w:rPr>
-              <w:t>68-43=</w:t>
+              <w:t>59-34=</w:t>
             </w:r>
           </w:p>
         </w:tc>
@@ -265,7 +265,7 @@
                 <w:rFonts w:ascii="TimeNewRoman" w:hAnsi="TimeNewRoman"/>
                 <w:sz w:val="30"/>
               </w:rPr>
-              <w:t>60-31=</w:t>
+              <w:t>12+59=</w:t>
             </w:r>
           </w:p>
         </w:tc>
@@ -282,7 +282,7 @@
                 <w:rFonts w:ascii="TimeNewRoman" w:hAnsi="TimeNewRoman"/>
                 <w:sz w:val="30"/>
               </w:rPr>
-              <w:t>96-80=</w:t>
+              <w:t>65-42=</w:t>
             </w:r>
           </w:p>
         </w:tc>
@@ -301,7 +301,7 @@
                 <w:rFonts w:ascii="TimeNewRoman" w:hAnsi="TimeNewRoman"/>
                 <w:sz w:val="30"/>
               </w:rPr>
-              <w:t>42-9=</w:t>
+              <w:t>95-67=</w:t>
             </w:r>
           </w:p>
         </w:tc>
@@ -318,10 +318,237 @@
                 <w:rFonts w:ascii="TimeNewRoman" w:hAnsi="TimeNewRoman"/>
                 <w:sz w:val="30"/>
               </w:rPr>
-              <w:t>74-3=</w:t>
+              <w:t>66-42=</w:t>
             </w:r>
           </w:p>
         </w:tc>
+        <w:tc>
+          <w:tcPr>
+            <w:tcW w:type="dxa" w:w="1987"/>
+          </w:tcPr>
+          <w:p>
+            <w:pPr>
+              <w:jc w:val="left"/>
+            </w:pPr>
+            <w:r>
+              <w:rPr>
+                <w:rFonts w:ascii="TimeNewRoman" w:hAnsi="TimeNewRoman"/>
+                <w:sz w:val="30"/>
+              </w:rPr>
+              <w:t>62+24=</w:t>
+            </w:r>
+          </w:p>
+        </w:tc>
+        <w:tc>
+          <w:tcPr>
+            <w:tcW w:type="dxa" w:w="1987"/>
+          </w:tcPr>
+          <w:p>
+            <w:pPr>
+              <w:jc w:val="left"/>
+            </w:pPr>
+            <w:r>
+              <w:rPr>
+                <w:rFonts w:ascii="TimeNewRoman" w:hAnsi="TimeNewRoman"/>
+                <w:sz w:val="30"/>
+              </w:rPr>
+              <w:t>41+49=</w:t>
+            </w:r>
+          </w:p>
+        </w:tc>
+        <w:tc>
+          <w:tcPr>
+            <w:tcW w:type="dxa" w:w="1987"/>
+          </w:tcPr>
+          <w:p>
+            <w:pPr>
+              <w:jc w:val="left"/>
+            </w:pPr>
+            <w:r>
+              <w:rPr>
+                <w:rFonts w:ascii="TimeNewRoman" w:hAnsi="TimeNewRoman"/>
+                <w:sz w:val="30"/>
+              </w:rPr>
+              <w:t>11+9=</w:t>
+            </w:r>
+          </w:p>
+        </w:tc>
+      </w:tr>
+      <w:tr>
+        <w:tc>
+          <w:tcPr>
+            <w:tcW w:type="dxa" w:w="1987"/>
+          </w:tcPr>
+          <w:p>
+            <w:pPr>
+              <w:jc w:val="left"/>
+            </w:pPr>
+            <w:r>
+              <w:rPr>
+                <w:rFonts w:ascii="TimeNewRoman" w:hAnsi="TimeNewRoman"/>
+                <w:sz w:val="30"/>
+              </w:rPr>
+              <w:t>50-23=</w:t>
+            </w:r>
+          </w:p>
+        </w:tc>
+        <w:tc>
+          <w:tcPr>
+            <w:tcW w:type="dxa" w:w="1987"/>
+          </w:tcPr>
+          <w:p>
+            <w:pPr>
+              <w:jc w:val="left"/>
+            </w:pPr>
+            <w:r>
+              <w:rPr>
+                <w:rFonts w:ascii="TimeNewRoman" w:hAnsi="TimeNewRoman"/>
+                <w:sz w:val="30"/>
+              </w:rPr>
+              <w:t>65-25=</w:t>
+            </w:r>
+          </w:p>
+        </w:tc>
+        <w:tc>
+          <w:tcPr>
+            <w:tcW w:type="dxa" w:w="1987"/>
+          </w:tcPr>
+          <w:p>
+            <w:pPr>
+              <w:jc w:val="left"/>
+            </w:pPr>
+            <w:r>
+              <w:rPr>
+                <w:rFonts w:ascii="TimeNewRoman" w:hAnsi="TimeNewRoman"/>
+                <w:sz w:val="30"/>
+              </w:rPr>
+              <w:t>53+28=</w:t>
+            </w:r>
+          </w:p>
+        </w:tc>
+        <w:tc>
+          <w:tcPr>
+            <w:tcW w:type="dxa" w:w="1987"/>
+          </w:tcPr>
+          <w:p>
+            <w:pPr>
+              <w:jc w:val="left"/>
+            </w:pPr>
+            <w:r>
+              <w:rPr>
+                <w:rFonts w:ascii="TimeNewRoman" w:hAnsi="TimeNewRoman"/>
+                <w:sz w:val="30"/>
+              </w:rPr>
+              <w:t>60-4=</w:t>
+            </w:r>
+          </w:p>
+        </w:tc>
+        <w:tc>
+          <w:tcPr>
+            <w:tcW w:type="dxa" w:w="1987"/>
+          </w:tcPr>
+          <w:p>
+            <w:pPr>
+              <w:jc w:val="left"/>
+            </w:pPr>
+            <w:r>
+              <w:rPr>
+                <w:rFonts w:ascii="TimeNewRoman" w:hAnsi="TimeNewRoman"/>
+                <w:sz w:val="30"/>
+              </w:rPr>
+              <w:t>96-55=</w:t>
+            </w:r>
+          </w:p>
+        </w:tc>
+      </w:tr>
+      <w:tr>
+        <w:tc>
+          <w:tcPr>
+            <w:tcW w:type="dxa" w:w="1987"/>
+          </w:tcPr>
+          <w:p>
+            <w:pPr>
+              <w:jc w:val="left"/>
+            </w:pPr>
+            <w:r>
+              <w:rPr>
+                <w:rFonts w:ascii="TimeNewRoman" w:hAnsi="TimeNewRoman"/>
+                <w:sz w:val="30"/>
+              </w:rPr>
+              <w:t>34+45=</w:t>
+            </w:r>
+          </w:p>
+        </w:tc>
+        <w:tc>
+          <w:tcPr>
+            <w:tcW w:type="dxa" w:w="1987"/>
+          </w:tcPr>
+          <w:p>
+            <w:pPr>
+              <w:jc w:val="left"/>
+            </w:pPr>
+            <w:r>
+              <w:rPr>
+                <w:rFonts w:ascii="TimeNewRoman" w:hAnsi="TimeNewRoman"/>
+                <w:sz w:val="30"/>
+              </w:rPr>
+              <w:t>61-51=</w:t>
+            </w:r>
+          </w:p>
+        </w:tc>
+        <w:tc>
+          <w:tcPr>
+            <w:tcW w:type="dxa" w:w="1987"/>
+          </w:tcPr>
+          <w:p>
+            <w:pPr>
+              <w:jc w:val="left"/>
+            </w:pPr>
+            <w:r>
+              <w:rPr>
+                <w:rFonts w:ascii="TimeNewRoman" w:hAnsi="TimeNewRoman"/>
+                <w:sz w:val="30"/>
+              </w:rPr>
+              <w:t>38+30=</w:t>
+            </w:r>
+          </w:p>
+        </w:tc>
+        <w:tc>
+          <w:tcPr>
+            <w:tcW w:type="dxa" w:w="1987"/>
+          </w:tcPr>
+          <w:p>
+            <w:pPr>
+              <w:jc w:val="left"/>
+            </w:pPr>
+            <w:r>
+              <w:rPr>
+                <w:rFonts w:ascii="TimeNewRoman" w:hAnsi="TimeNewRoman"/>
+                <w:sz w:val="30"/>
+              </w:rPr>
+              <w:t>40-22=</w:t>
+            </w:r>
+          </w:p>
+        </w:tc>
+        <w:tc>
+          <w:tcPr>
+            <w:tcW w:type="dxa" w:w="1987"/>
+          </w:tcPr>
+          <w:p>
+            <w:pPr>
+              <w:jc w:val="left"/>
+            </w:pPr>
+            <w:r>
+              <w:rPr>
+                <w:rFonts w:ascii="TimeNewRoman" w:hAnsi="TimeNewRoman"/>
+                <w:sz w:val="30"/>
+              </w:rPr>
+              <w:t>86-75=</w:t>
+            </w:r>
+          </w:p>
+        </w:tc>
+      </w:tr>
+      <w:tr>
         <w:tc>
           <w:tcPr>
             <w:tcW w:type="dxa" w:w="1987"/>
@@ -352,7 +579,7 @@
                 <w:rFonts w:ascii="TimeNewRoman" w:hAnsi="TimeNewRoman"/>
                 <w:sz w:val="30"/>
               </w:rPr>
-              <w:t>47-15=</w:t>
+              <w:t>7+8=</w:t>
             </w:r>
           </w:p>
         </w:tc>
@@ -369,7 +596,41 @@
                 <w:rFonts w:ascii="TimeNewRoman" w:hAnsi="TimeNewRoman"/>
                 <w:sz w:val="30"/>
               </w:rPr>
-              <w:t>76-30=</w:t>
+              <w:t>41+2=</w:t>
+            </w:r>
+          </w:p>
+        </w:tc>
+        <w:tc>
+          <w:tcPr>
+            <w:tcW w:type="dxa" w:w="1987"/>
+          </w:tcPr>
+          <w:p>
+            <w:pPr>
+              <w:jc w:val="left"/>
+            </w:pPr>
+            <w:r>
+              <w:rPr>
+                <w:rFonts w:ascii="TimeNewRoman" w:hAnsi="TimeNewRoman"/>
+                <w:sz w:val="30"/>
+              </w:rPr>
+              <w:t>58-10=</w:t>
+            </w:r>
+          </w:p>
+        </w:tc>
+        <w:tc>
+          <w:tcPr>
+            <w:tcW w:type="dxa" w:w="1987"/>
+          </w:tcPr>
+          <w:p>
+            <w:pPr>
+              <w:jc w:val="left"/>
+            </w:pPr>
+            <w:r>
+              <w:rPr>
+                <w:rFonts w:ascii="TimeNewRoman" w:hAnsi="TimeNewRoman"/>
+                <w:sz w:val="30"/>
+              </w:rPr>
+              <w:t>9+65=</w:t>
             </w:r>
           </w:p>
         </w:tc>
@@ -388,7 +649,7 @@
                 <w:rFonts w:ascii="TimeNewRoman" w:hAnsi="TimeNewRoman"/>
                 <w:sz w:val="30"/>
               </w:rPr>
-              <w:t>56-13=</w:t>
+              <w:t>51-14=</w:t>
             </w:r>
           </w:p>
         </w:tc>
@@ -405,7 +666,7 @@
                 <w:rFonts w:ascii="TimeNewRoman" w:hAnsi="TimeNewRoman"/>
                 <w:sz w:val="30"/>
               </w:rPr>
-              <w:t>78+15=</w:t>
+              <w:t>2+10=</w:t>
             </w:r>
           </w:p>
         </w:tc>
@@ -422,7 +683,7 @@
                 <w:rFonts w:ascii="TimeNewRoman" w:hAnsi="TimeNewRoman"/>
                 <w:sz w:val="30"/>
               </w:rPr>
-              <w:t>65+1=</w:t>
+              <w:t>50+29=</w:t>
             </w:r>
           </w:p>
         </w:tc>
@@ -439,7 +700,7 @@
                 <w:rFonts w:ascii="TimeNewRoman" w:hAnsi="TimeNewRoman"/>
                 <w:sz w:val="30"/>
               </w:rPr>
-              <w:t>3+46=</w:t>
+              <w:t>59-4=</w:t>
             </w:r>
           </w:p>
         </w:tc>
@@ -456,7 +717,7 @@
                 <w:rFonts w:ascii="TimeNewRoman" w:hAnsi="TimeNewRoman"/>
                 <w:sz w:val="30"/>
               </w:rPr>
-              <w:t>53-40=</w:t>
+              <w:t>23-10=</w:t>
             </w:r>
           </w:p>
         </w:tc>
@@ -475,7 +736,7 @@
                 <w:rFonts w:ascii="TimeNewRoman" w:hAnsi="TimeNewRoman"/>
                 <w:sz w:val="30"/>
               </w:rPr>
-              <w:t>44+7=</w:t>
+              <w:t>31+41=</w:t>
             </w:r>
           </w:p>
         </w:tc>
@@ -492,7 +753,7 @@
                 <w:rFonts w:ascii="TimeNewRoman" w:hAnsi="TimeNewRoman"/>
                 <w:sz w:val="30"/>
               </w:rPr>
-              <w:t>15+56=</w:t>
+              <w:t>11+9=</w:t>
             </w:r>
           </w:p>
         </w:tc>
@@ -509,7 +770,7 @@
                 <w:rFonts w:ascii="TimeNewRoman" w:hAnsi="TimeNewRoman"/>
                 <w:sz w:val="30"/>
               </w:rPr>
-              <w:t>53-5=</w:t>
+              <w:t>16+17=</w:t>
             </w:r>
           </w:p>
         </w:tc>
@@ -526,7 +787,7 @@
                 <w:rFonts w:ascii="TimeNewRoman" w:hAnsi="TimeNewRoman"/>
                 <w:sz w:val="30"/>
               </w:rPr>
-              <w:t>1+91=</w:t>
+              <w:t>17+76=</w:t>
             </w:r>
           </w:p>
         </w:tc>
@@ -543,7 +804,7 @@
                 <w:rFonts w:ascii="TimeNewRoman" w:hAnsi="TimeNewRoman"/>
                 <w:sz w:val="30"/>
               </w:rPr>
-              <w:t>79+16=</w:t>
+              <w:t>36+25=</w:t>
             </w:r>
           </w:p>
         </w:tc>
@@ -562,7 +823,7 @@
                 <w:rFonts w:ascii="TimeNewRoman" w:hAnsi="TimeNewRoman"/>
                 <w:sz w:val="30"/>
               </w:rPr>
-              <w:t>98-77=</w:t>
+              <w:t>21+9=</w:t>
             </w:r>
           </w:p>
         </w:tc>
@@ -579,7 +840,7 @@
                 <w:rFonts w:ascii="TimeNewRoman" w:hAnsi="TimeNewRoman"/>
                 <w:sz w:val="30"/>
               </w:rPr>
-              <w:t>66-41=</w:t>
+              <w:t>9-8=</w:t>
             </w:r>
           </w:p>
         </w:tc>
@@ -596,7 +857,7 @@
                 <w:rFonts w:ascii="TimeNewRoman" w:hAnsi="TimeNewRoman"/>
                 <w:sz w:val="30"/>
               </w:rPr>
-              <w:t>46-36=</w:t>
+              <w:t>96-3=</w:t>
             </w:r>
           </w:p>
         </w:tc>
@@ -613,7 +874,7 @@
                 <w:rFonts w:ascii="TimeNewRoman" w:hAnsi="TimeNewRoman"/>
                 <w:sz w:val="30"/>
               </w:rPr>
-              <w:t>72+13=</w:t>
+              <w:t>93-18=</w:t>
             </w:r>
           </w:p>
         </w:tc>
@@ -630,12 +891,116 @@
                 <w:rFonts w:ascii="TimeNewRoman" w:hAnsi="TimeNewRoman"/>
                 <w:sz w:val="30"/>
               </w:rPr>
-              <w:t>4+48=</w:t>
+              <w:t>33-7=</w:t>
             </w:r>
           </w:p>
         </w:tc>
       </w:tr>
       <w:tr>
+        <w:tc>
+          <w:tcPr>
+            <w:tcW w:type="dxa" w:w="1987"/>
+          </w:tcPr>
+          <w:p>
+            <w:pPr>
+              <w:jc w:val="left"/>
+            </w:pPr>
+            <w:r>
+              <w:rPr>
+                <w:rFonts w:ascii="TimeNewRoman" w:hAnsi="TimeNewRoman"/>
+                <w:sz w:val="30"/>
+              </w:rPr>
+              <w:t>47+11=</w:t>
+            </w:r>
+          </w:p>
+        </w:tc>
+        <w:tc>
+          <w:tcPr>
+            <w:tcW w:type="dxa" w:w="1987"/>
+          </w:tcPr>
+          <w:p>
+            <w:pPr>
+              <w:jc w:val="left"/>
+            </w:pPr>
+            <w:r>
+              <w:rPr>
+                <w:rFonts w:ascii="TimeNewRoman" w:hAnsi="TimeNewRoman"/>
+                <w:sz w:val="30"/>
+              </w:rPr>
+              <w:t>29+5=</w:t>
+            </w:r>
+          </w:p>
+        </w:tc>
+        <w:tc>
+          <w:tcPr>
+            <w:tcW w:type="dxa" w:w="1987"/>
+          </w:tcPr>
+          <w:p>
+            <w:pPr>
+              <w:jc w:val="left"/>
+            </w:pPr>
+            <w:r>
+              <w:rPr>
+                <w:rFonts w:ascii="TimeNewRoman" w:hAnsi="TimeNewRoman"/>
+                <w:sz w:val="30"/>
+              </w:rPr>
+              <w:t>25+39=</w:t>
+            </w:r>
+          </w:p>
+        </w:tc>
+        <w:tc>
+          <w:tcPr>
+            <w:tcW w:type="dxa" w:w="1987"/>
+          </w:tcPr>
+          <w:p>
+            <w:pPr>
+              <w:jc w:val="left"/>
+            </w:pPr>
+            <w:r>
+              <w:rPr>
+                <w:rFonts w:ascii="TimeNewRoman" w:hAnsi="TimeNewRoman"/>
+                <w:sz w:val="30"/>
+              </w:rPr>
+              <w:t>56-35=</w:t>
+            </w:r>
+          </w:p>
+        </w:tc>
+        <w:tc>
+          <w:tcPr>
+            <w:tcW w:type="dxa" w:w="1987"/>
+          </w:tcPr>
+          <w:p>
+            <w:pPr>
+              <w:jc w:val="left"/>
+            </w:pPr>
+            <w:r>
+              <w:rPr>
+                <w:rFonts w:ascii="TimeNewRoman" w:hAnsi="TimeNewRoman"/>
+                <w:sz w:val="30"/>
+              </w:rPr>
+              <w:t>96-72=</w:t>
+            </w:r>
+          </w:p>
+        </w:tc>
+      </w:tr>
+      <w:tr>
+        <w:tc>
+          <w:tcPr>
+            <w:tcW w:type="dxa" w:w="1987"/>
+          </w:tcPr>
+          <w:p>
+            <w:pPr>
+              <w:jc w:val="left"/>
+            </w:pPr>
+            <w:r>
+              <w:rPr>
+                <w:rFonts w:ascii="TimeNewRoman" w:hAnsi="TimeNewRoman"/>
+                <w:sz w:val="30"/>
+              </w:rPr>
+              <w:t>54-44=</w:t>
+            </w:r>
+          </w:p>
+        </w:tc>
         <w:tc>
           <w:tcPr>
             <w:tcW w:type="dxa" w:w="1987"/>
@@ -666,7 +1031,7 @@
                 <w:rFonts w:ascii="TimeNewRoman" w:hAnsi="TimeNewRoman"/>
                 <w:sz w:val="30"/>
               </w:rPr>
-              <w:t>68-19=</w:t>
+              <w:t>58+11=</w:t>
             </w:r>
           </w:p>
         </w:tc>
@@ -683,7 +1048,7 @@
                 <w:rFonts w:ascii="TimeNewRoman" w:hAnsi="TimeNewRoman"/>
                 <w:sz w:val="30"/>
               </w:rPr>
-              <w:t>61-37=</w:t>
+              <w:t>69+0=</w:t>
             </w:r>
           </w:p>
         </w:tc>
@@ -700,24 +1065,7 @@
                 <w:rFonts w:ascii="TimeNewRoman" w:hAnsi="TimeNewRoman"/>
                 <w:sz w:val="30"/>
               </w:rPr>
-              <w:t>47+4=</w:t>
-            </w:r>
-          </w:p>
-        </w:tc>
-        <w:tc>
-          <w:tcPr>
-            <w:tcW w:type="dxa" w:w="1987"/>
-          </w:tcPr>
-          <w:p>
-            <w:pPr>
-              <w:jc w:val="left"/>
-            </w:pPr>
-            <w:r>
-              <w:rPr>
-                <w:rFonts w:ascii="TimeNewRoman" w:hAnsi="TimeNewRoman"/>
-                <w:sz w:val="30"/>
-              </w:rPr>
-              <w:t>77+15=</w:t>
+              <w:t>19+15=</w:t>
             </w:r>
           </w:p>
         </w:tc>
@@ -736,7 +1084,7 @@
                 <w:rFonts w:ascii="TimeNewRoman" w:hAnsi="TimeNewRoman"/>
                 <w:sz w:val="30"/>
               </w:rPr>
-              <w:t>26+71=</w:t>
+              <w:t>74+2=</w:t>
             </w:r>
           </w:p>
         </w:tc>
@@ -753,7 +1101,7 @@
                 <w:rFonts w:ascii="TimeNewRoman" w:hAnsi="TimeNewRoman"/>
                 <w:sz w:val="30"/>
               </w:rPr>
-              <w:t>38+17=</w:t>
+              <w:t>2+69=</w:t>
             </w:r>
           </w:p>
         </w:tc>
@@ -770,7 +1118,7 @@
                 <w:rFonts w:ascii="TimeNewRoman" w:hAnsi="TimeNewRoman"/>
                 <w:sz w:val="30"/>
               </w:rPr>
-              <w:t>52-27=</w:t>
+              <w:t>99-80=</w:t>
             </w:r>
           </w:p>
         </w:tc>
@@ -787,7 +1135,7 @@
                 <w:rFonts w:ascii="TimeNewRoman" w:hAnsi="TimeNewRoman"/>
                 <w:sz w:val="30"/>
               </w:rPr>
-              <w:t>61-49=</w:t>
+              <w:t>41-39=</w:t>
             </w:r>
           </w:p>
         </w:tc>
@@ -804,7 +1152,7 @@
                 <w:rFonts w:ascii="TimeNewRoman" w:hAnsi="TimeNewRoman"/>
                 <w:sz w:val="30"/>
               </w:rPr>
-              <w:t>45-40=</w:t>
+              <w:t>9+5=</w:t>
             </w:r>
           </w:p>
         </w:tc>
@@ -823,7 +1171,7 @@
                 <w:rFonts w:ascii="TimeNewRoman" w:hAnsi="TimeNewRoman"/>
                 <w:sz w:val="30"/>
               </w:rPr>
-              <w:t>41-17=</w:t>
+              <w:t>69-7=</w:t>
             </w:r>
           </w:p>
         </w:tc>
@@ -840,7 +1188,7 @@
                 <w:rFonts w:ascii="TimeNewRoman" w:hAnsi="TimeNewRoman"/>
                 <w:sz w:val="30"/>
               </w:rPr>
-              <w:t>98-46=</w:t>
+              <w:t>35-26=</w:t>
             </w:r>
           </w:p>
         </w:tc>
@@ -857,7 +1205,7 @@
                 <w:rFonts w:ascii="TimeNewRoman" w:hAnsi="TimeNewRoman"/>
                 <w:sz w:val="30"/>
               </w:rPr>
-              <w:t>24+63=</w:t>
+              <w:t>44+23=</w:t>
             </w:r>
           </w:p>
         </w:tc>
@@ -874,7 +1222,7 @@
                 <w:rFonts w:ascii="TimeNewRoman" w:hAnsi="TimeNewRoman"/>
                 <w:sz w:val="30"/>
               </w:rPr>
-              <w:t>68+13=</w:t>
+              <w:t>49+7=</w:t>
             </w:r>
           </w:p>
         </w:tc>
@@ -891,7 +1239,7 @@
                 <w:rFonts w:ascii="TimeNewRoman" w:hAnsi="TimeNewRoman"/>
                 <w:sz w:val="30"/>
               </w:rPr>
-              <w:t>87-17=</w:t>
+              <w:t>1+46=</w:t>
             </w:r>
           </w:p>
         </w:tc>
@@ -910,7 +1258,7 @@
                 <w:rFonts w:ascii="TimeNewRoman" w:hAnsi="TimeNewRoman"/>
                 <w:sz w:val="30"/>
               </w:rPr>
-              <w:t>25+59=</w:t>
+              <w:t>46+38=</w:t>
             </w:r>
           </w:p>
         </w:tc>
@@ -927,7 +1275,7 @@
                 <w:rFonts w:ascii="TimeNewRoman" w:hAnsi="TimeNewRoman"/>
                 <w:sz w:val="30"/>
               </w:rPr>
-              <w:t>87-69=</w:t>
+              <w:t>19+48=</w:t>
             </w:r>
           </w:p>
         </w:tc>
@@ -944,7 +1292,7 @@
                 <w:rFonts w:ascii="TimeNewRoman" w:hAnsi="TimeNewRoman"/>
                 <w:sz w:val="30"/>
               </w:rPr>
-              <w:t>31-23=</w:t>
+              <w:t>40+53=</w:t>
             </w:r>
           </w:p>
         </w:tc>
@@ -961,7 +1309,7 @@
                 <w:rFonts w:ascii="TimeNewRoman" w:hAnsi="TimeNewRoman"/>
                 <w:sz w:val="30"/>
               </w:rPr>
-              <w:t>63-39=</w:t>
+              <w:t>59-40=</w:t>
             </w:r>
           </w:p>
         </w:tc>
@@ -978,7 +1326,7 @@
                 <w:rFonts w:ascii="TimeNewRoman" w:hAnsi="TimeNewRoman"/>
                 <w:sz w:val="30"/>
               </w:rPr>
-              <w:t>3+36=</w:t>
+              <w:t>24+11=</w:t>
             </w:r>
           </w:p>
         </w:tc>
@@ -997,7 +1345,7 @@
                 <w:rFonts w:ascii="TimeNewRoman" w:hAnsi="TimeNewRoman"/>
                 <w:sz w:val="30"/>
               </w:rPr>
-              <w:t>63-57=</w:t>
+              <w:t>94-93=</w:t>
             </w:r>
           </w:p>
         </w:tc>
@@ -1014,7 +1362,7 @@
                 <w:rFonts w:ascii="TimeNewRoman" w:hAnsi="TimeNewRoman"/>
                 <w:sz w:val="30"/>
               </w:rPr>
-              <w:t>50-30=</w:t>
+              <w:t>55-39=</w:t>
             </w:r>
           </w:p>
         </w:tc>
@@ -1031,7 +1379,7 @@
                 <w:rFonts w:ascii="TimeNewRoman" w:hAnsi="TimeNewRoman"/>
                 <w:sz w:val="30"/>
               </w:rPr>
-              <w:t>58-24=</w:t>
+              <w:t>96-35=</w:t>
             </w:r>
           </w:p>
         </w:tc>
@@ -1048,7 +1396,7 @@
                 <w:rFonts w:ascii="TimeNewRoman" w:hAnsi="TimeNewRoman"/>
                 <w:sz w:val="30"/>
               </w:rPr>
-              <w:t>30+32=</w:t>
+              <w:t>58+34=</w:t>
             </w:r>
           </w:p>
         </w:tc>
@@ -1065,7 +1413,7 @@
                 <w:rFonts w:ascii="TimeNewRoman" w:hAnsi="TimeNewRoman"/>
                 <w:sz w:val="30"/>
               </w:rPr>
-              <w:t>30+37=</w:t>
+              <w:t>34+61=</w:t>
             </w:r>
           </w:p>
         </w:tc>
@@ -1084,7 +1432,7 @@
                 <w:rFonts w:ascii="TimeNewRoman" w:hAnsi="TimeNewRoman"/>
                 <w:sz w:val="30"/>
               </w:rPr>
-              <w:t>79-24=</w:t>
+              <w:t>28+38=</w:t>
             </w:r>
           </w:p>
         </w:tc>
@@ -1101,7 +1449,7 @@
                 <w:rFonts w:ascii="TimeNewRoman" w:hAnsi="TimeNewRoman"/>
                 <w:sz w:val="30"/>
               </w:rPr>
-              <w:t>9+44=</w:t>
+              <w:t>39-11=</w:t>
             </w:r>
           </w:p>
         </w:tc>
@@ -1118,7 +1466,7 @@
                 <w:rFonts w:ascii="TimeNewRoman" w:hAnsi="TimeNewRoman"/>
                 <w:sz w:val="30"/>
               </w:rPr>
-              <w:t>56-20=</w:t>
+              <w:t>50+19=</w:t>
             </w:r>
           </w:p>
         </w:tc>
@@ -1135,7 +1483,7 @@
                 <w:rFonts w:ascii="TimeNewRoman" w:hAnsi="TimeNewRoman"/>
                 <w:sz w:val="30"/>
               </w:rPr>
-              <w:t>1-0=</w:t>
+              <w:t>62-24=</w:t>
             </w:r>
           </w:p>
         </w:tc>
@@ -1152,7 +1500,7 @@
                 <w:rFonts w:ascii="TimeNewRoman" w:hAnsi="TimeNewRoman"/>
                 <w:sz w:val="30"/>
               </w:rPr>
-              <w:t>84+14=</w:t>
+              <w:t>47+30=</w:t>
             </w:r>
           </w:p>
         </w:tc>
@@ -1171,7 +1519,7 @@
                 <w:rFonts w:ascii="TimeNewRoman" w:hAnsi="TimeNewRoman"/>
                 <w:sz w:val="30"/>
               </w:rPr>
-              <w:t>85-48=</w:t>
+              <w:t>82-12=</w:t>
             </w:r>
           </w:p>
         </w:tc>
@@ -1188,7 +1536,7 @@
                 <w:rFonts w:ascii="TimeNewRoman" w:hAnsi="TimeNewRoman"/>
                 <w:sz w:val="30"/>
               </w:rPr>
-              <w:t>23+52=</w:t>
+              <w:t>3+78=</w:t>
             </w:r>
           </w:p>
         </w:tc>
@@ -1205,7 +1553,7 @@
                 <w:rFonts w:ascii="TimeNewRoman" w:hAnsi="TimeNewRoman"/>
                 <w:sz w:val="30"/>
               </w:rPr>
-              <w:t>89+7=</w:t>
+              <w:t>42-20=</w:t>
             </w:r>
           </w:p>
         </w:tc>
@@ -1222,7 +1570,7 @@
                 <w:rFonts w:ascii="TimeNewRoman" w:hAnsi="TimeNewRoman"/>
                 <w:sz w:val="30"/>
               </w:rPr>
-              <w:t>14+74=</w:t>
+              <w:t>77-6=</w:t>
             </w:r>
           </w:p>
         </w:tc>
@@ -1239,7 +1587,7 @@
                 <w:rFonts w:ascii="TimeNewRoman" w:hAnsi="TimeNewRoman"/>
                 <w:sz w:val="30"/>
               </w:rPr>
-              <w:t>31-7=</w:t>
+              <w:t>33+3=</w:t>
             </w:r>
           </w:p>
         </w:tc>
@@ -1258,7 +1606,7 @@
                 <w:rFonts w:ascii="TimeNewRoman" w:hAnsi="TimeNewRoman"/>
                 <w:sz w:val="30"/>
               </w:rPr>
-              <w:t>52+25=</w:t>
+              <w:t>98-66=</w:t>
             </w:r>
           </w:p>
         </w:tc>
@@ -1275,372 +1623,7 @@
                 <w:rFonts w:ascii="TimeNewRoman" w:hAnsi="TimeNewRoman"/>
                 <w:sz w:val="30"/>
               </w:rPr>
-              <w:t>40+37=</w:t>
-            </w:r>
-          </w:p>
-        </w:tc>
-        <w:tc>
-          <w:tcPr>
-            <w:tcW w:type="dxa" w:w="1987"/>
-          </w:tcPr>
-          <w:p>
-            <w:pPr>
-              <w:jc w:val="left"/>
-            </w:pPr>
-            <w:r>
-              <w:rPr>
-                <w:rFonts w:ascii="TimeNewRoman" w:hAnsi="TimeNewRoman"/>
-                <w:sz w:val="30"/>
-              </w:rPr>
-              <w:t>85-10=</w:t>
-            </w:r>
-          </w:p>
-        </w:tc>
-        <w:tc>
-          <w:tcPr>
-            <w:tcW w:type="dxa" w:w="1987"/>
-          </w:tcPr>
-          <w:p>
-            <w:pPr>
-              <w:jc w:val="left"/>
-            </w:pPr>
-            <w:r>
-              <w:rPr>
-                <w:rFonts w:ascii="TimeNewRoman" w:hAnsi="TimeNewRoman"/>
-                <w:sz w:val="30"/>
-              </w:rPr>
-              <w:t>95-19=</w:t>
-            </w:r>
-          </w:p>
-        </w:tc>
-        <w:tc>
-          <w:tcPr>
-            <w:tcW w:type="dxa" w:w="1987"/>
-          </w:tcPr>
-          <w:p>
-            <w:pPr>
-              <w:jc w:val="left"/>
-            </w:pPr>
-            <w:r>
-              <w:rPr>
-                <w:rFonts w:ascii="TimeNewRoman" w:hAnsi="TimeNewRoman"/>
-                <w:sz w:val="30"/>
-              </w:rPr>
-              <w:t>87+8=</w:t>
-            </w:r>
-          </w:p>
-        </w:tc>
-      </w:tr>
-      <w:tr>
-        <w:tc>
-          <w:tcPr>
-            <w:tcW w:type="dxa" w:w="1987"/>
-          </w:tcPr>
-          <w:p>
-            <w:pPr>
-              <w:jc w:val="left"/>
-            </w:pPr>
-            <w:r>
-              <w:rPr>
-                <w:rFonts w:ascii="TimeNewRoman" w:hAnsi="TimeNewRoman"/>
-                <w:sz w:val="30"/>
-              </w:rPr>
-              <w:t>88-74=</w:t>
-            </w:r>
-          </w:p>
-        </w:tc>
-        <w:tc>
-          <w:tcPr>
-            <w:tcW w:type="dxa" w:w="1987"/>
-          </w:tcPr>
-          <w:p>
-            <w:pPr>
-              <w:jc w:val="left"/>
-            </w:pPr>
-            <w:r>
-              <w:rPr>
-                <w:rFonts w:ascii="TimeNewRoman" w:hAnsi="TimeNewRoman"/>
-                <w:sz w:val="30"/>
-              </w:rPr>
-              <w:t>40+51=</w:t>
-            </w:r>
-          </w:p>
-        </w:tc>
-        <w:tc>
-          <w:tcPr>
-            <w:tcW w:type="dxa" w:w="1987"/>
-          </w:tcPr>
-          <w:p>
-            <w:pPr>
-              <w:jc w:val="left"/>
-            </w:pPr>
-            <w:r>
-              <w:rPr>
-                <w:rFonts w:ascii="TimeNewRoman" w:hAnsi="TimeNewRoman"/>
-                <w:sz w:val="30"/>
-              </w:rPr>
-              <w:t>20+43=</w:t>
-            </w:r>
-          </w:p>
-        </w:tc>
-        <w:tc>
-          <w:tcPr>
-            <w:tcW w:type="dxa" w:w="1987"/>
-          </w:tcPr>
-          <w:p>
-            <w:pPr>
-              <w:jc w:val="left"/>
-            </w:pPr>
-            <w:r>
-              <w:rPr>
-                <w:rFonts w:ascii="TimeNewRoman" w:hAnsi="TimeNewRoman"/>
-                <w:sz w:val="30"/>
-              </w:rPr>
-              <w:t>93-39=</w:t>
-            </w:r>
-          </w:p>
-        </w:tc>
-        <w:tc>
-          <w:tcPr>
-            <w:tcW w:type="dxa" w:w="1987"/>
-          </w:tcPr>
-          <w:p>
-            <w:pPr>
-              <w:jc w:val="left"/>
-            </w:pPr>
-            <w:r>
-              <w:rPr>
-                <w:rFonts w:ascii="TimeNewRoman" w:hAnsi="TimeNewRoman"/>
-                <w:sz w:val="30"/>
-              </w:rPr>
-              <w:t>97-69=</w:t>
-            </w:r>
-          </w:p>
-        </w:tc>
-      </w:tr>
-      <w:tr>
-        <w:tc>
-          <w:tcPr>
-            <w:tcW w:type="dxa" w:w="1987"/>
-          </w:tcPr>
-          <w:p>
-            <w:pPr>
-              <w:jc w:val="left"/>
-            </w:pPr>
-            <w:r>
-              <w:rPr>
-                <w:rFonts w:ascii="TimeNewRoman" w:hAnsi="TimeNewRoman"/>
-                <w:sz w:val="30"/>
-              </w:rPr>
-              <w:t>39+17=</w:t>
-            </w:r>
-          </w:p>
-        </w:tc>
-        <w:tc>
-          <w:tcPr>
-            <w:tcW w:type="dxa" w:w="1987"/>
-          </w:tcPr>
-          <w:p>
-            <w:pPr>
-              <w:jc w:val="left"/>
-            </w:pPr>
-            <w:r>
-              <w:rPr>
-                <w:rFonts w:ascii="TimeNewRoman" w:hAnsi="TimeNewRoman"/>
-                <w:sz w:val="30"/>
-              </w:rPr>
-              <w:t>83-74=</w:t>
-            </w:r>
-          </w:p>
-        </w:tc>
-        <w:tc>
-          <w:tcPr>
-            <w:tcW w:type="dxa" w:w="1987"/>
-          </w:tcPr>
-          <w:p>
-            <w:pPr>
-              <w:jc w:val="left"/>
-            </w:pPr>
-            <w:r>
-              <w:rPr>
-                <w:rFonts w:ascii="TimeNewRoman" w:hAnsi="TimeNewRoman"/>
-                <w:sz w:val="30"/>
-              </w:rPr>
-              <w:t>0+7=</w:t>
-            </w:r>
-          </w:p>
-        </w:tc>
-        <w:tc>
-          <w:tcPr>
-            <w:tcW w:type="dxa" w:w="1987"/>
-          </w:tcPr>
-          <w:p>
-            <w:pPr>
-              <w:jc w:val="left"/>
-            </w:pPr>
-            <w:r>
-              <w:rPr>
-                <w:rFonts w:ascii="TimeNewRoman" w:hAnsi="TimeNewRoman"/>
-                <w:sz w:val="30"/>
-              </w:rPr>
-              <w:t>29-2=</w:t>
-            </w:r>
-          </w:p>
-        </w:tc>
-        <w:tc>
-          <w:tcPr>
-            <w:tcW w:type="dxa" w:w="1987"/>
-          </w:tcPr>
-          <w:p>
-            <w:pPr>
-              <w:jc w:val="left"/>
-            </w:pPr>
-            <w:r>
-              <w:rPr>
-                <w:rFonts w:ascii="TimeNewRoman" w:hAnsi="TimeNewRoman"/>
-                <w:sz w:val="30"/>
-              </w:rPr>
-              <w:t>74-1=</w:t>
-            </w:r>
-          </w:p>
-        </w:tc>
-      </w:tr>
-      <w:tr>
-        <w:tc>
-          <w:tcPr>
-            <w:tcW w:type="dxa" w:w="1987"/>
-          </w:tcPr>
-          <w:p>
-            <w:pPr>
-              <w:jc w:val="left"/>
-            </w:pPr>
-            <w:r>
-              <w:rPr>
-                <w:rFonts w:ascii="TimeNewRoman" w:hAnsi="TimeNewRoman"/>
-                <w:sz w:val="30"/>
-              </w:rPr>
-              <w:t>71-23=</w:t>
-            </w:r>
-          </w:p>
-        </w:tc>
-        <w:tc>
-          <w:tcPr>
-            <w:tcW w:type="dxa" w:w="1987"/>
-          </w:tcPr>
-          <w:p>
-            <w:pPr>
-              <w:jc w:val="left"/>
-            </w:pPr>
-            <w:r>
-              <w:rPr>
-                <w:rFonts w:ascii="TimeNewRoman" w:hAnsi="TimeNewRoman"/>
-                <w:sz w:val="30"/>
-              </w:rPr>
-              <w:t>8-6=</w:t>
-            </w:r>
-          </w:p>
-        </w:tc>
-        <w:tc>
-          <w:tcPr>
-            <w:tcW w:type="dxa" w:w="1987"/>
-          </w:tcPr>
-          <w:p>
-            <w:pPr>
-              <w:jc w:val="left"/>
-            </w:pPr>
-            <w:r>
-              <w:rPr>
-                <w:rFonts w:ascii="TimeNewRoman" w:hAnsi="TimeNewRoman"/>
-                <w:sz w:val="30"/>
-              </w:rPr>
-              <w:t>73-13=</w:t>
-            </w:r>
-          </w:p>
-        </w:tc>
-        <w:tc>
-          <w:tcPr>
-            <w:tcW w:type="dxa" w:w="1987"/>
-          </w:tcPr>
-          <w:p>
-            <w:pPr>
-              <w:jc w:val="left"/>
-            </w:pPr>
-            <w:r>
-              <w:rPr>
-                <w:rFonts w:ascii="TimeNewRoman" w:hAnsi="TimeNewRoman"/>
-                <w:sz w:val="30"/>
-              </w:rPr>
-              <w:t>88-17=</w:t>
-            </w:r>
-          </w:p>
-        </w:tc>
-        <w:tc>
-          <w:tcPr>
-            <w:tcW w:type="dxa" w:w="1987"/>
-          </w:tcPr>
-          <w:p>
-            <w:pPr>
-              <w:jc w:val="left"/>
-            </w:pPr>
-            <w:r>
-              <w:rPr>
-                <w:rFonts w:ascii="TimeNewRoman" w:hAnsi="TimeNewRoman"/>
-                <w:sz w:val="30"/>
-              </w:rPr>
-              <w:t>4+14=</w:t>
-            </w:r>
-          </w:p>
-        </w:tc>
-      </w:tr>
-      <w:tr>
-        <w:tc>
-          <w:tcPr>
-            <w:tcW w:type="dxa" w:w="1987"/>
-          </w:tcPr>
-          <w:p>
-            <w:pPr>
-              <w:jc w:val="left"/>
-            </w:pPr>
-            <w:r>
-              <w:rPr>
-                <w:rFonts w:ascii="TimeNewRoman" w:hAnsi="TimeNewRoman"/>
-                <w:sz w:val="30"/>
-              </w:rPr>
-              <w:t>26+39=</w:t>
-            </w:r>
-          </w:p>
-        </w:tc>
-        <w:tc>
-          <w:tcPr>
-            <w:tcW w:type="dxa" w:w="1987"/>
-          </w:tcPr>
-          <w:p>
-            <w:pPr>
-              <w:jc w:val="left"/>
-            </w:pPr>
-            <w:r>
-              <w:rPr>
-                <w:rFonts w:ascii="TimeNewRoman" w:hAnsi="TimeNewRoman"/>
-                <w:sz w:val="30"/>
-              </w:rPr>
-              <w:t>89-51=</w:t>
-            </w:r>
-          </w:p>
-        </w:tc>
-        <w:tc>
-          <w:tcPr>
-            <w:tcW w:type="dxa" w:w="1987"/>
-          </w:tcPr>
-          <w:p>
-            <w:pPr>
-              <w:jc w:val="left"/>
-            </w:pPr>
-            <w:r>
-              <w:rPr>
-                <w:rFonts w:ascii="TimeNewRoman" w:hAnsi="TimeNewRoman"/>
-                <w:sz w:val="30"/>
-              </w:rPr>
-              <w:t>28+2=</w:t>
+              <w:t>99-60=</w:t>
             </w:r>
           </w:p>
         </w:tc>
@@ -1674,7 +1657,24 @@
                 <w:rFonts w:ascii="TimeNewRoman" w:hAnsi="TimeNewRoman"/>
                 <w:sz w:val="30"/>
               </w:rPr>
-              <w:t>97-54=</w:t>
+              <w:t>33-9=</w:t>
+            </w:r>
+          </w:p>
+        </w:tc>
+        <w:tc>
+          <w:tcPr>
+            <w:tcW w:type="dxa" w:w="1987"/>
+          </w:tcPr>
+          <w:p>
+            <w:pPr>
+              <w:jc w:val="left"/>
+            </w:pPr>
+            <w:r>
+              <w:rPr>
+                <w:rFonts w:ascii="TimeNewRoman" w:hAnsi="TimeNewRoman"/>
+                <w:sz w:val="30"/>
+              </w:rPr>
+              <w:t>54-30=</w:t>
             </w:r>
           </w:p>
         </w:tc>
@@ -1693,7 +1693,7 @@
                 <w:rFonts w:ascii="TimeNewRoman" w:hAnsi="TimeNewRoman"/>
                 <w:sz w:val="30"/>
               </w:rPr>
-              <w:t>61-19=</w:t>
+              <w:t>55+41=</w:t>
             </w:r>
           </w:p>
         </w:tc>
@@ -1710,7 +1710,7 @@
                 <w:rFonts w:ascii="TimeNewRoman" w:hAnsi="TimeNewRoman"/>
                 <w:sz w:val="30"/>
               </w:rPr>
-              <w:t>62+35=</w:t>
+              <w:t>4+48=</w:t>
             </w:r>
           </w:p>
         </w:tc>
@@ -1727,7 +1727,7 @@
                 <w:rFonts w:ascii="TimeNewRoman" w:hAnsi="TimeNewRoman"/>
                 <w:sz w:val="30"/>
               </w:rPr>
-              <w:t>73-41=</w:t>
+              <w:t>86-55=</w:t>
             </w:r>
           </w:p>
         </w:tc>
@@ -1744,7 +1744,7 @@
                 <w:rFonts w:ascii="TimeNewRoman" w:hAnsi="TimeNewRoman"/>
                 <w:sz w:val="30"/>
               </w:rPr>
-              <w:t>28+46=</w:t>
+              <w:t>5+32=</w:t>
             </w:r>
           </w:p>
         </w:tc>
@@ -1761,7 +1761,7 @@
                 <w:rFonts w:ascii="TimeNewRoman" w:hAnsi="TimeNewRoman"/>
                 <w:sz w:val="30"/>
               </w:rPr>
-              <w:t>61-3=</w:t>
+              <w:t>38+55=</w:t>
             </w:r>
           </w:p>
         </w:tc>

--- a/addition_and_subtraction_within_100.docx
+++ b/addition_and_subtraction_within_100.docx
@@ -11,7 +11,7 @@
           <w:rFonts w:ascii="Arial" w:hAnsi="Arial"/>
           <w:sz w:val="30"/>
         </w:rPr>
-        <w:t>2026-09-16 Wednesday</w:t>
+        <w:t>2026-09-17 Thursday</w:t>
       </w:r>
     </w:p>
     <w:tbl>
@@ -40,7 +40,7 @@
                 <w:rFonts w:ascii="TimeNewRoman" w:hAnsi="TimeNewRoman"/>
                 <w:sz w:val="30"/>
               </w:rPr>
-              <w:t>10+25=</w:t>
+              <w:t>18+13=</w:t>
             </w:r>
           </w:p>
         </w:tc>
@@ -57,7 +57,7 @@
                 <w:rFonts w:ascii="TimeNewRoman" w:hAnsi="TimeNewRoman"/>
                 <w:sz w:val="30"/>
               </w:rPr>
-              <w:t>41-20=</w:t>
+              <w:t>34+27=</w:t>
             </w:r>
           </w:p>
         </w:tc>
@@ -74,7 +74,7 @@
                 <w:rFonts w:ascii="TimeNewRoman" w:hAnsi="TimeNewRoman"/>
                 <w:sz w:val="30"/>
               </w:rPr>
-              <w:t>53+32=</w:t>
+              <w:t>40-6=</w:t>
             </w:r>
           </w:p>
         </w:tc>
@@ -91,7 +91,7 @@
                 <w:rFonts w:ascii="TimeNewRoman" w:hAnsi="TimeNewRoman"/>
                 <w:sz w:val="30"/>
               </w:rPr>
-              <w:t>78-77=</w:t>
+              <w:t>37+56=</w:t>
             </w:r>
           </w:p>
         </w:tc>
@@ -108,7 +108,7 @@
                 <w:rFonts w:ascii="TimeNewRoman" w:hAnsi="TimeNewRoman"/>
                 <w:sz w:val="30"/>
               </w:rPr>
-              <w:t>20+46=</w:t>
+              <w:t>23+72=</w:t>
             </w:r>
           </w:p>
         </w:tc>
@@ -127,7 +127,7 @@
                 <w:rFonts w:ascii="TimeNewRoman" w:hAnsi="TimeNewRoman"/>
                 <w:sz w:val="30"/>
               </w:rPr>
-              <w:t>55+12=</w:t>
+              <w:t>20+24=</w:t>
             </w:r>
           </w:p>
         </w:tc>
@@ -144,7 +144,7 @@
                 <w:rFonts w:ascii="TimeNewRoman" w:hAnsi="TimeNewRoman"/>
                 <w:sz w:val="30"/>
               </w:rPr>
-              <w:t>67-27=</w:t>
+              <w:t>92-21=</w:t>
             </w:r>
           </w:p>
         </w:tc>
@@ -161,7 +161,7 @@
                 <w:rFonts w:ascii="TimeNewRoman" w:hAnsi="TimeNewRoman"/>
                 <w:sz w:val="30"/>
               </w:rPr>
-              <w:t>17+49=</w:t>
+              <w:t>75+19=</w:t>
             </w:r>
           </w:p>
         </w:tc>
@@ -178,7 +178,7 @@
                 <w:rFonts w:ascii="TimeNewRoman" w:hAnsi="TimeNewRoman"/>
                 <w:sz w:val="30"/>
               </w:rPr>
-              <w:t>23+12=</w:t>
+              <w:t>92-37=</w:t>
             </w:r>
           </w:p>
         </w:tc>
@@ -195,7 +195,7 @@
                 <w:rFonts w:ascii="TimeNewRoman" w:hAnsi="TimeNewRoman"/>
                 <w:sz w:val="30"/>
               </w:rPr>
-              <w:t>83+4=</w:t>
+              <w:t>96-46=</w:t>
             </w:r>
           </w:p>
         </w:tc>
@@ -214,7 +214,7 @@
                 <w:rFonts w:ascii="TimeNewRoman" w:hAnsi="TimeNewRoman"/>
                 <w:sz w:val="30"/>
               </w:rPr>
-              <w:t>7+30=</w:t>
+              <w:t>4+63=</w:t>
             </w:r>
           </w:p>
         </w:tc>
@@ -231,150 +231,10 @@
                 <w:rFonts w:ascii="TimeNewRoman" w:hAnsi="TimeNewRoman"/>
                 <w:sz w:val="30"/>
               </w:rPr>
-              <w:t>47-43=</w:t>
+              <w:t>92-60=</w:t>
             </w:r>
           </w:p>
         </w:tc>
-        <w:tc>
-          <w:tcPr>
-            <w:tcW w:type="dxa" w:w="1987"/>
-          </w:tcPr>
-          <w:p>
-            <w:pPr>
-              <w:jc w:val="left"/>
-            </w:pPr>
-            <w:r>
-              <w:rPr>
-                <w:rFonts w:ascii="TimeNewRoman" w:hAnsi="TimeNewRoman"/>
-                <w:sz w:val="30"/>
-              </w:rPr>
-              <w:t>59-34=</w:t>
-            </w:r>
-          </w:p>
-        </w:tc>
-        <w:tc>
-          <w:tcPr>
-            <w:tcW w:type="dxa" w:w="1987"/>
-          </w:tcPr>
-          <w:p>
-            <w:pPr>
-              <w:jc w:val="left"/>
-            </w:pPr>
-            <w:r>
-              <w:rPr>
-                <w:rFonts w:ascii="TimeNewRoman" w:hAnsi="TimeNewRoman"/>
-                <w:sz w:val="30"/>
-              </w:rPr>
-              <w:t>12+59=</w:t>
-            </w:r>
-          </w:p>
-        </w:tc>
-        <w:tc>
-          <w:tcPr>
-            <w:tcW w:type="dxa" w:w="1987"/>
-          </w:tcPr>
-          <w:p>
-            <w:pPr>
-              <w:jc w:val="left"/>
-            </w:pPr>
-            <w:r>
-              <w:rPr>
-                <w:rFonts w:ascii="TimeNewRoman" w:hAnsi="TimeNewRoman"/>
-                <w:sz w:val="30"/>
-              </w:rPr>
-              <w:t>65-42=</w:t>
-            </w:r>
-          </w:p>
-        </w:tc>
-      </w:tr>
-      <w:tr>
-        <w:tc>
-          <w:tcPr>
-            <w:tcW w:type="dxa" w:w="1987"/>
-          </w:tcPr>
-          <w:p>
-            <w:pPr>
-              <w:jc w:val="left"/>
-            </w:pPr>
-            <w:r>
-              <w:rPr>
-                <w:rFonts w:ascii="TimeNewRoman" w:hAnsi="TimeNewRoman"/>
-                <w:sz w:val="30"/>
-              </w:rPr>
-              <w:t>95-67=</w:t>
-            </w:r>
-          </w:p>
-        </w:tc>
-        <w:tc>
-          <w:tcPr>
-            <w:tcW w:type="dxa" w:w="1987"/>
-          </w:tcPr>
-          <w:p>
-            <w:pPr>
-              <w:jc w:val="left"/>
-            </w:pPr>
-            <w:r>
-              <w:rPr>
-                <w:rFonts w:ascii="TimeNewRoman" w:hAnsi="TimeNewRoman"/>
-                <w:sz w:val="30"/>
-              </w:rPr>
-              <w:t>66-42=</w:t>
-            </w:r>
-          </w:p>
-        </w:tc>
-        <w:tc>
-          <w:tcPr>
-            <w:tcW w:type="dxa" w:w="1987"/>
-          </w:tcPr>
-          <w:p>
-            <w:pPr>
-              <w:jc w:val="left"/>
-            </w:pPr>
-            <w:r>
-              <w:rPr>
-                <w:rFonts w:ascii="TimeNewRoman" w:hAnsi="TimeNewRoman"/>
-                <w:sz w:val="30"/>
-              </w:rPr>
-              <w:t>62+24=</w:t>
-            </w:r>
-          </w:p>
-        </w:tc>
-        <w:tc>
-          <w:tcPr>
-            <w:tcW w:type="dxa" w:w="1987"/>
-          </w:tcPr>
-          <w:p>
-            <w:pPr>
-              <w:jc w:val="left"/>
-            </w:pPr>
-            <w:r>
-              <w:rPr>
-                <w:rFonts w:ascii="TimeNewRoman" w:hAnsi="TimeNewRoman"/>
-                <w:sz w:val="30"/>
-              </w:rPr>
-              <w:t>41+49=</w:t>
-            </w:r>
-          </w:p>
-        </w:tc>
-        <w:tc>
-          <w:tcPr>
-            <w:tcW w:type="dxa" w:w="1987"/>
-          </w:tcPr>
-          <w:p>
-            <w:pPr>
-              <w:jc w:val="left"/>
-            </w:pPr>
-            <w:r>
-              <w:rPr>
-                <w:rFonts w:ascii="TimeNewRoman" w:hAnsi="TimeNewRoman"/>
-                <w:sz w:val="30"/>
-              </w:rPr>
-              <w:t>11+9=</w:t>
-            </w:r>
-          </w:p>
-        </w:tc>
-      </w:tr>
-      <w:tr>
         <w:tc>
           <w:tcPr>
             <w:tcW w:type="dxa" w:w="1987"/>
@@ -405,7 +265,7 @@
                 <w:rFonts w:ascii="TimeNewRoman" w:hAnsi="TimeNewRoman"/>
                 <w:sz w:val="30"/>
               </w:rPr>
-              <w:t>65-25=</w:t>
+              <w:t>12+42=</w:t>
             </w:r>
           </w:p>
         </w:tc>
@@ -422,824 +282,7 @@
                 <w:rFonts w:ascii="TimeNewRoman" w:hAnsi="TimeNewRoman"/>
                 <w:sz w:val="30"/>
               </w:rPr>
-              <w:t>53+28=</w:t>
-            </w:r>
-          </w:p>
-        </w:tc>
-        <w:tc>
-          <w:tcPr>
-            <w:tcW w:type="dxa" w:w="1987"/>
-          </w:tcPr>
-          <w:p>
-            <w:pPr>
-              <w:jc w:val="left"/>
-            </w:pPr>
-            <w:r>
-              <w:rPr>
-                <w:rFonts w:ascii="TimeNewRoman" w:hAnsi="TimeNewRoman"/>
-                <w:sz w:val="30"/>
-              </w:rPr>
-              <w:t>60-4=</w:t>
-            </w:r>
-          </w:p>
-        </w:tc>
-        <w:tc>
-          <w:tcPr>
-            <w:tcW w:type="dxa" w:w="1987"/>
-          </w:tcPr>
-          <w:p>
-            <w:pPr>
-              <w:jc w:val="left"/>
-            </w:pPr>
-            <w:r>
-              <w:rPr>
-                <w:rFonts w:ascii="TimeNewRoman" w:hAnsi="TimeNewRoman"/>
-                <w:sz w:val="30"/>
-              </w:rPr>
-              <w:t>96-55=</w:t>
-            </w:r>
-          </w:p>
-        </w:tc>
-      </w:tr>
-      <w:tr>
-        <w:tc>
-          <w:tcPr>
-            <w:tcW w:type="dxa" w:w="1987"/>
-          </w:tcPr>
-          <w:p>
-            <w:pPr>
-              <w:jc w:val="left"/>
-            </w:pPr>
-            <w:r>
-              <w:rPr>
-                <w:rFonts w:ascii="TimeNewRoman" w:hAnsi="TimeNewRoman"/>
-                <w:sz w:val="30"/>
-              </w:rPr>
-              <w:t>34+45=</w:t>
-            </w:r>
-          </w:p>
-        </w:tc>
-        <w:tc>
-          <w:tcPr>
-            <w:tcW w:type="dxa" w:w="1987"/>
-          </w:tcPr>
-          <w:p>
-            <w:pPr>
-              <w:jc w:val="left"/>
-            </w:pPr>
-            <w:r>
-              <w:rPr>
-                <w:rFonts w:ascii="TimeNewRoman" w:hAnsi="TimeNewRoman"/>
-                <w:sz w:val="30"/>
-              </w:rPr>
-              <w:t>61-51=</w:t>
-            </w:r>
-          </w:p>
-        </w:tc>
-        <w:tc>
-          <w:tcPr>
-            <w:tcW w:type="dxa" w:w="1987"/>
-          </w:tcPr>
-          <w:p>
-            <w:pPr>
-              <w:jc w:val="left"/>
-            </w:pPr>
-            <w:r>
-              <w:rPr>
-                <w:rFonts w:ascii="TimeNewRoman" w:hAnsi="TimeNewRoman"/>
-                <w:sz w:val="30"/>
-              </w:rPr>
-              <w:t>38+30=</w:t>
-            </w:r>
-          </w:p>
-        </w:tc>
-        <w:tc>
-          <w:tcPr>
-            <w:tcW w:type="dxa" w:w="1987"/>
-          </w:tcPr>
-          <w:p>
-            <w:pPr>
-              <w:jc w:val="left"/>
-            </w:pPr>
-            <w:r>
-              <w:rPr>
-                <w:rFonts w:ascii="TimeNewRoman" w:hAnsi="TimeNewRoman"/>
-                <w:sz w:val="30"/>
-              </w:rPr>
-              <w:t>40-22=</w:t>
-            </w:r>
-          </w:p>
-        </w:tc>
-        <w:tc>
-          <w:tcPr>
-            <w:tcW w:type="dxa" w:w="1987"/>
-          </w:tcPr>
-          <w:p>
-            <w:pPr>
-              <w:jc w:val="left"/>
-            </w:pPr>
-            <w:r>
-              <w:rPr>
-                <w:rFonts w:ascii="TimeNewRoman" w:hAnsi="TimeNewRoman"/>
-                <w:sz w:val="30"/>
-              </w:rPr>
-              <w:t>86-75=</w:t>
-            </w:r>
-          </w:p>
-        </w:tc>
-      </w:tr>
-      <w:tr>
-        <w:tc>
-          <w:tcPr>
-            <w:tcW w:type="dxa" w:w="1987"/>
-          </w:tcPr>
-          <w:p>
-            <w:pPr>
-              <w:jc w:val="left"/>
-            </w:pPr>
-            <w:r>
-              <w:rPr>
-                <w:rFonts w:ascii="TimeNewRoman" w:hAnsi="TimeNewRoman"/>
-                <w:sz w:val="30"/>
-              </w:rPr>
-              <w:t>89-79=</w:t>
-            </w:r>
-          </w:p>
-        </w:tc>
-        <w:tc>
-          <w:tcPr>
-            <w:tcW w:type="dxa" w:w="1987"/>
-          </w:tcPr>
-          <w:p>
-            <w:pPr>
-              <w:jc w:val="left"/>
-            </w:pPr>
-            <w:r>
-              <w:rPr>
-                <w:rFonts w:ascii="TimeNewRoman" w:hAnsi="TimeNewRoman"/>
-                <w:sz w:val="30"/>
-              </w:rPr>
-              <w:t>7+8=</w:t>
-            </w:r>
-          </w:p>
-        </w:tc>
-        <w:tc>
-          <w:tcPr>
-            <w:tcW w:type="dxa" w:w="1987"/>
-          </w:tcPr>
-          <w:p>
-            <w:pPr>
-              <w:jc w:val="left"/>
-            </w:pPr>
-            <w:r>
-              <w:rPr>
-                <w:rFonts w:ascii="TimeNewRoman" w:hAnsi="TimeNewRoman"/>
-                <w:sz w:val="30"/>
-              </w:rPr>
-              <w:t>41+2=</w:t>
-            </w:r>
-          </w:p>
-        </w:tc>
-        <w:tc>
-          <w:tcPr>
-            <w:tcW w:type="dxa" w:w="1987"/>
-          </w:tcPr>
-          <w:p>
-            <w:pPr>
-              <w:jc w:val="left"/>
-            </w:pPr>
-            <w:r>
-              <w:rPr>
-                <w:rFonts w:ascii="TimeNewRoman" w:hAnsi="TimeNewRoman"/>
-                <w:sz w:val="30"/>
-              </w:rPr>
-              <w:t>58-10=</w:t>
-            </w:r>
-          </w:p>
-        </w:tc>
-        <w:tc>
-          <w:tcPr>
-            <w:tcW w:type="dxa" w:w="1987"/>
-          </w:tcPr>
-          <w:p>
-            <w:pPr>
-              <w:jc w:val="left"/>
-            </w:pPr>
-            <w:r>
-              <w:rPr>
-                <w:rFonts w:ascii="TimeNewRoman" w:hAnsi="TimeNewRoman"/>
-                <w:sz w:val="30"/>
-              </w:rPr>
-              <w:t>9+65=</w:t>
-            </w:r>
-          </w:p>
-        </w:tc>
-      </w:tr>
-      <w:tr>
-        <w:tc>
-          <w:tcPr>
-            <w:tcW w:type="dxa" w:w="1987"/>
-          </w:tcPr>
-          <w:p>
-            <w:pPr>
-              <w:jc w:val="left"/>
-            </w:pPr>
-            <w:r>
-              <w:rPr>
-                <w:rFonts w:ascii="TimeNewRoman" w:hAnsi="TimeNewRoman"/>
-                <w:sz w:val="30"/>
-              </w:rPr>
-              <w:t>51-14=</w:t>
-            </w:r>
-          </w:p>
-        </w:tc>
-        <w:tc>
-          <w:tcPr>
-            <w:tcW w:type="dxa" w:w="1987"/>
-          </w:tcPr>
-          <w:p>
-            <w:pPr>
-              <w:jc w:val="left"/>
-            </w:pPr>
-            <w:r>
-              <w:rPr>
-                <w:rFonts w:ascii="TimeNewRoman" w:hAnsi="TimeNewRoman"/>
-                <w:sz w:val="30"/>
-              </w:rPr>
-              <w:t>2+10=</w:t>
-            </w:r>
-          </w:p>
-        </w:tc>
-        <w:tc>
-          <w:tcPr>
-            <w:tcW w:type="dxa" w:w="1987"/>
-          </w:tcPr>
-          <w:p>
-            <w:pPr>
-              <w:jc w:val="left"/>
-            </w:pPr>
-            <w:r>
-              <w:rPr>
-                <w:rFonts w:ascii="TimeNewRoman" w:hAnsi="TimeNewRoman"/>
-                <w:sz w:val="30"/>
-              </w:rPr>
-              <w:t>50+29=</w:t>
-            </w:r>
-          </w:p>
-        </w:tc>
-        <w:tc>
-          <w:tcPr>
-            <w:tcW w:type="dxa" w:w="1987"/>
-          </w:tcPr>
-          <w:p>
-            <w:pPr>
-              <w:jc w:val="left"/>
-            </w:pPr>
-            <w:r>
-              <w:rPr>
-                <w:rFonts w:ascii="TimeNewRoman" w:hAnsi="TimeNewRoman"/>
-                <w:sz w:val="30"/>
-              </w:rPr>
-              <w:t>59-4=</w:t>
-            </w:r>
-          </w:p>
-        </w:tc>
-        <w:tc>
-          <w:tcPr>
-            <w:tcW w:type="dxa" w:w="1987"/>
-          </w:tcPr>
-          <w:p>
-            <w:pPr>
-              <w:jc w:val="left"/>
-            </w:pPr>
-            <w:r>
-              <w:rPr>
-                <w:rFonts w:ascii="TimeNewRoman" w:hAnsi="TimeNewRoman"/>
-                <w:sz w:val="30"/>
-              </w:rPr>
-              <w:t>23-10=</w:t>
-            </w:r>
-          </w:p>
-        </w:tc>
-      </w:tr>
-      <w:tr>
-        <w:tc>
-          <w:tcPr>
-            <w:tcW w:type="dxa" w:w="1987"/>
-          </w:tcPr>
-          <w:p>
-            <w:pPr>
-              <w:jc w:val="left"/>
-            </w:pPr>
-            <w:r>
-              <w:rPr>
-                <w:rFonts w:ascii="TimeNewRoman" w:hAnsi="TimeNewRoman"/>
-                <w:sz w:val="30"/>
-              </w:rPr>
-              <w:t>31+41=</w:t>
-            </w:r>
-          </w:p>
-        </w:tc>
-        <w:tc>
-          <w:tcPr>
-            <w:tcW w:type="dxa" w:w="1987"/>
-          </w:tcPr>
-          <w:p>
-            <w:pPr>
-              <w:jc w:val="left"/>
-            </w:pPr>
-            <w:r>
-              <w:rPr>
-                <w:rFonts w:ascii="TimeNewRoman" w:hAnsi="TimeNewRoman"/>
-                <w:sz w:val="30"/>
-              </w:rPr>
-              <w:t>11+9=</w:t>
-            </w:r>
-          </w:p>
-        </w:tc>
-        <w:tc>
-          <w:tcPr>
-            <w:tcW w:type="dxa" w:w="1987"/>
-          </w:tcPr>
-          <w:p>
-            <w:pPr>
-              <w:jc w:val="left"/>
-            </w:pPr>
-            <w:r>
-              <w:rPr>
-                <w:rFonts w:ascii="TimeNewRoman" w:hAnsi="TimeNewRoman"/>
-                <w:sz w:val="30"/>
-              </w:rPr>
-              <w:t>16+17=</w:t>
-            </w:r>
-          </w:p>
-        </w:tc>
-        <w:tc>
-          <w:tcPr>
-            <w:tcW w:type="dxa" w:w="1987"/>
-          </w:tcPr>
-          <w:p>
-            <w:pPr>
-              <w:jc w:val="left"/>
-            </w:pPr>
-            <w:r>
-              <w:rPr>
-                <w:rFonts w:ascii="TimeNewRoman" w:hAnsi="TimeNewRoman"/>
-                <w:sz w:val="30"/>
-              </w:rPr>
-              <w:t>17+76=</w:t>
-            </w:r>
-          </w:p>
-        </w:tc>
-        <w:tc>
-          <w:tcPr>
-            <w:tcW w:type="dxa" w:w="1987"/>
-          </w:tcPr>
-          <w:p>
-            <w:pPr>
-              <w:jc w:val="left"/>
-            </w:pPr>
-            <w:r>
-              <w:rPr>
-                <w:rFonts w:ascii="TimeNewRoman" w:hAnsi="TimeNewRoman"/>
-                <w:sz w:val="30"/>
-              </w:rPr>
-              <w:t>36+25=</w:t>
-            </w:r>
-          </w:p>
-        </w:tc>
-      </w:tr>
-      <w:tr>
-        <w:tc>
-          <w:tcPr>
-            <w:tcW w:type="dxa" w:w="1987"/>
-          </w:tcPr>
-          <w:p>
-            <w:pPr>
-              <w:jc w:val="left"/>
-            </w:pPr>
-            <w:r>
-              <w:rPr>
-                <w:rFonts w:ascii="TimeNewRoman" w:hAnsi="TimeNewRoman"/>
-                <w:sz w:val="30"/>
-              </w:rPr>
-              <w:t>21+9=</w:t>
-            </w:r>
-          </w:p>
-        </w:tc>
-        <w:tc>
-          <w:tcPr>
-            <w:tcW w:type="dxa" w:w="1987"/>
-          </w:tcPr>
-          <w:p>
-            <w:pPr>
-              <w:jc w:val="left"/>
-            </w:pPr>
-            <w:r>
-              <w:rPr>
-                <w:rFonts w:ascii="TimeNewRoman" w:hAnsi="TimeNewRoman"/>
-                <w:sz w:val="30"/>
-              </w:rPr>
-              <w:t>9-8=</w:t>
-            </w:r>
-          </w:p>
-        </w:tc>
-        <w:tc>
-          <w:tcPr>
-            <w:tcW w:type="dxa" w:w="1987"/>
-          </w:tcPr>
-          <w:p>
-            <w:pPr>
-              <w:jc w:val="left"/>
-            </w:pPr>
-            <w:r>
-              <w:rPr>
-                <w:rFonts w:ascii="TimeNewRoman" w:hAnsi="TimeNewRoman"/>
-                <w:sz w:val="30"/>
-              </w:rPr>
-              <w:t>96-3=</w:t>
-            </w:r>
-          </w:p>
-        </w:tc>
-        <w:tc>
-          <w:tcPr>
-            <w:tcW w:type="dxa" w:w="1987"/>
-          </w:tcPr>
-          <w:p>
-            <w:pPr>
-              <w:jc w:val="left"/>
-            </w:pPr>
-            <w:r>
-              <w:rPr>
-                <w:rFonts w:ascii="TimeNewRoman" w:hAnsi="TimeNewRoman"/>
-                <w:sz w:val="30"/>
-              </w:rPr>
-              <w:t>93-18=</w:t>
-            </w:r>
-          </w:p>
-        </w:tc>
-        <w:tc>
-          <w:tcPr>
-            <w:tcW w:type="dxa" w:w="1987"/>
-          </w:tcPr>
-          <w:p>
-            <w:pPr>
-              <w:jc w:val="left"/>
-            </w:pPr>
-            <w:r>
-              <w:rPr>
-                <w:rFonts w:ascii="TimeNewRoman" w:hAnsi="TimeNewRoman"/>
-                <w:sz w:val="30"/>
-              </w:rPr>
-              <w:t>33-7=</w:t>
-            </w:r>
-          </w:p>
-        </w:tc>
-      </w:tr>
-      <w:tr>
-        <w:tc>
-          <w:tcPr>
-            <w:tcW w:type="dxa" w:w="1987"/>
-          </w:tcPr>
-          <w:p>
-            <w:pPr>
-              <w:jc w:val="left"/>
-            </w:pPr>
-            <w:r>
-              <w:rPr>
-                <w:rFonts w:ascii="TimeNewRoman" w:hAnsi="TimeNewRoman"/>
-                <w:sz w:val="30"/>
-              </w:rPr>
-              <w:t>47+11=</w:t>
-            </w:r>
-          </w:p>
-        </w:tc>
-        <w:tc>
-          <w:tcPr>
-            <w:tcW w:type="dxa" w:w="1987"/>
-          </w:tcPr>
-          <w:p>
-            <w:pPr>
-              <w:jc w:val="left"/>
-            </w:pPr>
-            <w:r>
-              <w:rPr>
-                <w:rFonts w:ascii="TimeNewRoman" w:hAnsi="TimeNewRoman"/>
-                <w:sz w:val="30"/>
-              </w:rPr>
-              <w:t>29+5=</w:t>
-            </w:r>
-          </w:p>
-        </w:tc>
-        <w:tc>
-          <w:tcPr>
-            <w:tcW w:type="dxa" w:w="1987"/>
-          </w:tcPr>
-          <w:p>
-            <w:pPr>
-              <w:jc w:val="left"/>
-            </w:pPr>
-            <w:r>
-              <w:rPr>
-                <w:rFonts w:ascii="TimeNewRoman" w:hAnsi="TimeNewRoman"/>
-                <w:sz w:val="30"/>
-              </w:rPr>
-              <w:t>25+39=</w:t>
-            </w:r>
-          </w:p>
-        </w:tc>
-        <w:tc>
-          <w:tcPr>
-            <w:tcW w:type="dxa" w:w="1987"/>
-          </w:tcPr>
-          <w:p>
-            <w:pPr>
-              <w:jc w:val="left"/>
-            </w:pPr>
-            <w:r>
-              <w:rPr>
-                <w:rFonts w:ascii="TimeNewRoman" w:hAnsi="TimeNewRoman"/>
-                <w:sz w:val="30"/>
-              </w:rPr>
-              <w:t>56-35=</w:t>
-            </w:r>
-          </w:p>
-        </w:tc>
-        <w:tc>
-          <w:tcPr>
-            <w:tcW w:type="dxa" w:w="1987"/>
-          </w:tcPr>
-          <w:p>
-            <w:pPr>
-              <w:jc w:val="left"/>
-            </w:pPr>
-            <w:r>
-              <w:rPr>
-                <w:rFonts w:ascii="TimeNewRoman" w:hAnsi="TimeNewRoman"/>
-                <w:sz w:val="30"/>
-              </w:rPr>
-              <w:t>96-72=</w:t>
-            </w:r>
-          </w:p>
-        </w:tc>
-      </w:tr>
-      <w:tr>
-        <w:tc>
-          <w:tcPr>
-            <w:tcW w:type="dxa" w:w="1987"/>
-          </w:tcPr>
-          <w:p>
-            <w:pPr>
-              <w:jc w:val="left"/>
-            </w:pPr>
-            <w:r>
-              <w:rPr>
-                <w:rFonts w:ascii="TimeNewRoman" w:hAnsi="TimeNewRoman"/>
-                <w:sz w:val="30"/>
-              </w:rPr>
-              <w:t>54-44=</w:t>
-            </w:r>
-          </w:p>
-        </w:tc>
-        <w:tc>
-          <w:tcPr>
-            <w:tcW w:type="dxa" w:w="1987"/>
-          </w:tcPr>
-          <w:p>
-            <w:pPr>
-              <w:jc w:val="left"/>
-            </w:pPr>
-            <w:r>
-              <w:rPr>
-                <w:rFonts w:ascii="TimeNewRoman" w:hAnsi="TimeNewRoman"/>
-                <w:sz w:val="30"/>
-              </w:rPr>
-              <w:t>99-76=</w:t>
-            </w:r>
-          </w:p>
-        </w:tc>
-        <w:tc>
-          <w:tcPr>
-            <w:tcW w:type="dxa" w:w="1987"/>
-          </w:tcPr>
-          <w:p>
-            <w:pPr>
-              <w:jc w:val="left"/>
-            </w:pPr>
-            <w:r>
-              <w:rPr>
-                <w:rFonts w:ascii="TimeNewRoman" w:hAnsi="TimeNewRoman"/>
-                <w:sz w:val="30"/>
-              </w:rPr>
-              <w:t>58+11=</w:t>
-            </w:r>
-          </w:p>
-        </w:tc>
-        <w:tc>
-          <w:tcPr>
-            <w:tcW w:type="dxa" w:w="1987"/>
-          </w:tcPr>
-          <w:p>
-            <w:pPr>
-              <w:jc w:val="left"/>
-            </w:pPr>
-            <w:r>
-              <w:rPr>
-                <w:rFonts w:ascii="TimeNewRoman" w:hAnsi="TimeNewRoman"/>
-                <w:sz w:val="30"/>
-              </w:rPr>
-              <w:t>69+0=</w:t>
-            </w:r>
-          </w:p>
-        </w:tc>
-        <w:tc>
-          <w:tcPr>
-            <w:tcW w:type="dxa" w:w="1987"/>
-          </w:tcPr>
-          <w:p>
-            <w:pPr>
-              <w:jc w:val="left"/>
-            </w:pPr>
-            <w:r>
-              <w:rPr>
-                <w:rFonts w:ascii="TimeNewRoman" w:hAnsi="TimeNewRoman"/>
-                <w:sz w:val="30"/>
-              </w:rPr>
-              <w:t>19+15=</w:t>
-            </w:r>
-          </w:p>
-        </w:tc>
-      </w:tr>
-      <w:tr>
-        <w:tc>
-          <w:tcPr>
-            <w:tcW w:type="dxa" w:w="1987"/>
-          </w:tcPr>
-          <w:p>
-            <w:pPr>
-              <w:jc w:val="left"/>
-            </w:pPr>
-            <w:r>
-              <w:rPr>
-                <w:rFonts w:ascii="TimeNewRoman" w:hAnsi="TimeNewRoman"/>
-                <w:sz w:val="30"/>
-              </w:rPr>
-              <w:t>74+2=</w:t>
-            </w:r>
-          </w:p>
-        </w:tc>
-        <w:tc>
-          <w:tcPr>
-            <w:tcW w:type="dxa" w:w="1987"/>
-          </w:tcPr>
-          <w:p>
-            <w:pPr>
-              <w:jc w:val="left"/>
-            </w:pPr>
-            <w:r>
-              <w:rPr>
-                <w:rFonts w:ascii="TimeNewRoman" w:hAnsi="TimeNewRoman"/>
-                <w:sz w:val="30"/>
-              </w:rPr>
-              <w:t>2+69=</w:t>
-            </w:r>
-          </w:p>
-        </w:tc>
-        <w:tc>
-          <w:tcPr>
-            <w:tcW w:type="dxa" w:w="1987"/>
-          </w:tcPr>
-          <w:p>
-            <w:pPr>
-              <w:jc w:val="left"/>
-            </w:pPr>
-            <w:r>
-              <w:rPr>
-                <w:rFonts w:ascii="TimeNewRoman" w:hAnsi="TimeNewRoman"/>
-                <w:sz w:val="30"/>
-              </w:rPr>
-              <w:t>99-80=</w:t>
-            </w:r>
-          </w:p>
-        </w:tc>
-        <w:tc>
-          <w:tcPr>
-            <w:tcW w:type="dxa" w:w="1987"/>
-          </w:tcPr>
-          <w:p>
-            <w:pPr>
-              <w:jc w:val="left"/>
-            </w:pPr>
-            <w:r>
-              <w:rPr>
-                <w:rFonts w:ascii="TimeNewRoman" w:hAnsi="TimeNewRoman"/>
-                <w:sz w:val="30"/>
-              </w:rPr>
-              <w:t>41-39=</w:t>
-            </w:r>
-          </w:p>
-        </w:tc>
-        <w:tc>
-          <w:tcPr>
-            <w:tcW w:type="dxa" w:w="1987"/>
-          </w:tcPr>
-          <w:p>
-            <w:pPr>
-              <w:jc w:val="left"/>
-            </w:pPr>
-            <w:r>
-              <w:rPr>
-                <w:rFonts w:ascii="TimeNewRoman" w:hAnsi="TimeNewRoman"/>
-                <w:sz w:val="30"/>
-              </w:rPr>
-              <w:t>9+5=</w:t>
-            </w:r>
-          </w:p>
-        </w:tc>
-      </w:tr>
-      <w:tr>
-        <w:tc>
-          <w:tcPr>
-            <w:tcW w:type="dxa" w:w="1987"/>
-          </w:tcPr>
-          <w:p>
-            <w:pPr>
-              <w:jc w:val="left"/>
-            </w:pPr>
-            <w:r>
-              <w:rPr>
-                <w:rFonts w:ascii="TimeNewRoman" w:hAnsi="TimeNewRoman"/>
-                <w:sz w:val="30"/>
-              </w:rPr>
-              <w:t>69-7=</w:t>
-            </w:r>
-          </w:p>
-        </w:tc>
-        <w:tc>
-          <w:tcPr>
-            <w:tcW w:type="dxa" w:w="1987"/>
-          </w:tcPr>
-          <w:p>
-            <w:pPr>
-              <w:jc w:val="left"/>
-            </w:pPr>
-            <w:r>
-              <w:rPr>
-                <w:rFonts w:ascii="TimeNewRoman" w:hAnsi="TimeNewRoman"/>
-                <w:sz w:val="30"/>
-              </w:rPr>
-              <w:t>35-26=</w:t>
-            </w:r>
-          </w:p>
-        </w:tc>
-        <w:tc>
-          <w:tcPr>
-            <w:tcW w:type="dxa" w:w="1987"/>
-          </w:tcPr>
-          <w:p>
-            <w:pPr>
-              <w:jc w:val="left"/>
-            </w:pPr>
-            <w:r>
-              <w:rPr>
-                <w:rFonts w:ascii="TimeNewRoman" w:hAnsi="TimeNewRoman"/>
-                <w:sz w:val="30"/>
-              </w:rPr>
-              <w:t>44+23=</w:t>
-            </w:r>
-          </w:p>
-        </w:tc>
-        <w:tc>
-          <w:tcPr>
-            <w:tcW w:type="dxa" w:w="1987"/>
-          </w:tcPr>
-          <w:p>
-            <w:pPr>
-              <w:jc w:val="left"/>
-            </w:pPr>
-            <w:r>
-              <w:rPr>
-                <w:rFonts w:ascii="TimeNewRoman" w:hAnsi="TimeNewRoman"/>
-                <w:sz w:val="30"/>
-              </w:rPr>
-              <w:t>49+7=</w:t>
-            </w:r>
-          </w:p>
-        </w:tc>
-        <w:tc>
-          <w:tcPr>
-            <w:tcW w:type="dxa" w:w="1987"/>
-          </w:tcPr>
-          <w:p>
-            <w:pPr>
-              <w:jc w:val="left"/>
-            </w:pPr>
-            <w:r>
-              <w:rPr>
-                <w:rFonts w:ascii="TimeNewRoman" w:hAnsi="TimeNewRoman"/>
-                <w:sz w:val="30"/>
-              </w:rPr>
-              <w:t>1+46=</w:t>
+              <w:t>34+31=</w:t>
             </w:r>
           </w:p>
         </w:tc>
@@ -1275,7 +318,7 @@
                 <w:rFonts w:ascii="TimeNewRoman" w:hAnsi="TimeNewRoman"/>
                 <w:sz w:val="30"/>
               </w:rPr>
-              <w:t>19+48=</w:t>
+              <w:t>90-71=</w:t>
             </w:r>
           </w:p>
         </w:tc>
@@ -1292,7 +335,7 @@
                 <w:rFonts w:ascii="TimeNewRoman" w:hAnsi="TimeNewRoman"/>
                 <w:sz w:val="30"/>
               </w:rPr>
-              <w:t>40+53=</w:t>
+              <w:t>64-7=</w:t>
             </w:r>
           </w:p>
         </w:tc>
@@ -1309,7 +352,7 @@
                 <w:rFonts w:ascii="TimeNewRoman" w:hAnsi="TimeNewRoman"/>
                 <w:sz w:val="30"/>
               </w:rPr>
-              <w:t>59-40=</w:t>
+              <w:t>6+73=</w:t>
             </w:r>
           </w:p>
         </w:tc>
@@ -1326,7 +369,7 @@
                 <w:rFonts w:ascii="TimeNewRoman" w:hAnsi="TimeNewRoman"/>
                 <w:sz w:val="30"/>
               </w:rPr>
-              <w:t>24+11=</w:t>
+              <w:t>56+8=</w:t>
             </w:r>
           </w:p>
         </w:tc>
@@ -1345,7 +388,7 @@
                 <w:rFonts w:ascii="TimeNewRoman" w:hAnsi="TimeNewRoman"/>
                 <w:sz w:val="30"/>
               </w:rPr>
-              <w:t>94-93=</w:t>
+              <w:t>68-62=</w:t>
             </w:r>
           </w:p>
         </w:tc>
@@ -1362,7 +405,7 @@
                 <w:rFonts w:ascii="TimeNewRoman" w:hAnsi="TimeNewRoman"/>
                 <w:sz w:val="30"/>
               </w:rPr>
-              <w:t>55-39=</w:t>
+              <w:t>18+8=</w:t>
             </w:r>
           </w:p>
         </w:tc>
@@ -1379,7 +422,7 @@
                 <w:rFonts w:ascii="TimeNewRoman" w:hAnsi="TimeNewRoman"/>
                 <w:sz w:val="30"/>
               </w:rPr>
-              <w:t>96-35=</w:t>
+              <w:t>17+72=</w:t>
             </w:r>
           </w:p>
         </w:tc>
@@ -1396,7 +439,7 @@
                 <w:rFonts w:ascii="TimeNewRoman" w:hAnsi="TimeNewRoman"/>
                 <w:sz w:val="30"/>
               </w:rPr>
-              <w:t>58+34=</w:t>
+              <w:t>19-11=</w:t>
             </w:r>
           </w:p>
         </w:tc>
@@ -1413,7 +456,7 @@
                 <w:rFonts w:ascii="TimeNewRoman" w:hAnsi="TimeNewRoman"/>
                 <w:sz w:val="30"/>
               </w:rPr>
-              <w:t>34+61=</w:t>
+              <w:t>95-61=</w:t>
             </w:r>
           </w:p>
         </w:tc>
@@ -1432,7 +475,7 @@
                 <w:rFonts w:ascii="TimeNewRoman" w:hAnsi="TimeNewRoman"/>
                 <w:sz w:val="30"/>
               </w:rPr>
-              <w:t>28+38=</w:t>
+              <w:t>77-55=</w:t>
             </w:r>
           </w:p>
         </w:tc>
@@ -1449,7 +492,7 @@
                 <w:rFonts w:ascii="TimeNewRoman" w:hAnsi="TimeNewRoman"/>
                 <w:sz w:val="30"/>
               </w:rPr>
-              <w:t>39-11=</w:t>
+              <w:t>49-32=</w:t>
             </w:r>
           </w:p>
         </w:tc>
@@ -1466,7 +509,7 @@
                 <w:rFonts w:ascii="TimeNewRoman" w:hAnsi="TimeNewRoman"/>
                 <w:sz w:val="30"/>
               </w:rPr>
-              <w:t>50+19=</w:t>
+              <w:t>7+39=</w:t>
             </w:r>
           </w:p>
         </w:tc>
@@ -1483,7 +526,7 @@
                 <w:rFonts w:ascii="TimeNewRoman" w:hAnsi="TimeNewRoman"/>
                 <w:sz w:val="30"/>
               </w:rPr>
-              <w:t>62-24=</w:t>
+              <w:t>36+24=</w:t>
             </w:r>
           </w:p>
         </w:tc>
@@ -1500,7 +543,7 @@
                 <w:rFonts w:ascii="TimeNewRoman" w:hAnsi="TimeNewRoman"/>
                 <w:sz w:val="30"/>
               </w:rPr>
-              <w:t>47+30=</w:t>
+              <w:t>53+8=</w:t>
             </w:r>
           </w:p>
         </w:tc>
@@ -1519,7 +562,7 @@
                 <w:rFonts w:ascii="TimeNewRoman" w:hAnsi="TimeNewRoman"/>
                 <w:sz w:val="30"/>
               </w:rPr>
-              <w:t>82-12=</w:t>
+              <w:t>23+53=</w:t>
             </w:r>
           </w:p>
         </w:tc>
@@ -1536,7 +579,7 @@
                 <w:rFonts w:ascii="TimeNewRoman" w:hAnsi="TimeNewRoman"/>
                 <w:sz w:val="30"/>
               </w:rPr>
-              <w:t>3+78=</w:t>
+              <w:t>87+6=</w:t>
             </w:r>
           </w:p>
         </w:tc>
@@ -1553,7 +596,7 @@
                 <w:rFonts w:ascii="TimeNewRoman" w:hAnsi="TimeNewRoman"/>
                 <w:sz w:val="30"/>
               </w:rPr>
-              <w:t>42-20=</w:t>
+              <w:t>52+1=</w:t>
             </w:r>
           </w:p>
         </w:tc>
@@ -1570,7 +613,7 @@
                 <w:rFonts w:ascii="TimeNewRoman" w:hAnsi="TimeNewRoman"/>
                 <w:sz w:val="30"/>
               </w:rPr>
-              <w:t>77-6=</w:t>
+              <w:t>1+43=</w:t>
             </w:r>
           </w:p>
         </w:tc>
@@ -1587,7 +630,7 @@
                 <w:rFonts w:ascii="TimeNewRoman" w:hAnsi="TimeNewRoman"/>
                 <w:sz w:val="30"/>
               </w:rPr>
-              <w:t>33+3=</w:t>
+              <w:t>81+4=</w:t>
             </w:r>
           </w:p>
         </w:tc>
@@ -1606,7 +649,7 @@
                 <w:rFonts w:ascii="TimeNewRoman" w:hAnsi="TimeNewRoman"/>
                 <w:sz w:val="30"/>
               </w:rPr>
-              <w:t>98-66=</w:t>
+              <w:t>44+35=</w:t>
             </w:r>
           </w:p>
         </w:tc>
@@ -1623,7 +666,7 @@
                 <w:rFonts w:ascii="TimeNewRoman" w:hAnsi="TimeNewRoman"/>
                 <w:sz w:val="30"/>
               </w:rPr>
-              <w:t>99-60=</w:t>
+              <w:t>49+2=</w:t>
             </w:r>
           </w:p>
         </w:tc>
@@ -1640,7 +683,7 @@
                 <w:rFonts w:ascii="TimeNewRoman" w:hAnsi="TimeNewRoman"/>
                 <w:sz w:val="30"/>
               </w:rPr>
-              <w:t>51-30=</w:t>
+              <w:t>33+40=</w:t>
             </w:r>
           </w:p>
         </w:tc>
@@ -1657,7 +700,7 @@
                 <w:rFonts w:ascii="TimeNewRoman" w:hAnsi="TimeNewRoman"/>
                 <w:sz w:val="30"/>
               </w:rPr>
-              <w:t>33-9=</w:t>
+              <w:t>71-29=</w:t>
             </w:r>
           </w:p>
         </w:tc>
@@ -1674,7 +717,7 @@
                 <w:rFonts w:ascii="TimeNewRoman" w:hAnsi="TimeNewRoman"/>
                 <w:sz w:val="30"/>
               </w:rPr>
-              <w:t>54-30=</w:t>
+              <w:t>71-28=</w:t>
             </w:r>
           </w:p>
         </w:tc>
@@ -1693,7 +736,7 @@
                 <w:rFonts w:ascii="TimeNewRoman" w:hAnsi="TimeNewRoman"/>
                 <w:sz w:val="30"/>
               </w:rPr>
-              <w:t>55+41=</w:t>
+              <w:t>74-50=</w:t>
             </w:r>
           </w:p>
         </w:tc>
@@ -1710,7 +753,7 @@
                 <w:rFonts w:ascii="TimeNewRoman" w:hAnsi="TimeNewRoman"/>
                 <w:sz w:val="30"/>
               </w:rPr>
-              <w:t>4+48=</w:t>
+              <w:t>63+5=</w:t>
             </w:r>
           </w:p>
         </w:tc>
@@ -1727,7 +770,7 @@
                 <w:rFonts w:ascii="TimeNewRoman" w:hAnsi="TimeNewRoman"/>
                 <w:sz w:val="30"/>
               </w:rPr>
-              <w:t>86-55=</w:t>
+              <w:t>56-16=</w:t>
             </w:r>
           </w:p>
         </w:tc>
@@ -1744,7 +787,7 @@
                 <w:rFonts w:ascii="TimeNewRoman" w:hAnsi="TimeNewRoman"/>
                 <w:sz w:val="30"/>
               </w:rPr>
-              <w:t>5+32=</w:t>
+              <w:t>82-66=</w:t>
             </w:r>
           </w:p>
         </w:tc>
@@ -1761,7 +804,964 @@
                 <w:rFonts w:ascii="TimeNewRoman" w:hAnsi="TimeNewRoman"/>
                 <w:sz w:val="30"/>
               </w:rPr>
-              <w:t>38+55=</w:t>
+              <w:t>37+15=</w:t>
+            </w:r>
+          </w:p>
+        </w:tc>
+      </w:tr>
+      <w:tr>
+        <w:tc>
+          <w:tcPr>
+            <w:tcW w:type="dxa" w:w="1987"/>
+          </w:tcPr>
+          <w:p>
+            <w:pPr>
+              <w:jc w:val="left"/>
+            </w:pPr>
+            <w:r>
+              <w:rPr>
+                <w:rFonts w:ascii="TimeNewRoman" w:hAnsi="TimeNewRoman"/>
+                <w:sz w:val="30"/>
+              </w:rPr>
+              <w:t>23+42=</w:t>
+            </w:r>
+          </w:p>
+        </w:tc>
+        <w:tc>
+          <w:tcPr>
+            <w:tcW w:type="dxa" w:w="1987"/>
+          </w:tcPr>
+          <w:p>
+            <w:pPr>
+              <w:jc w:val="left"/>
+            </w:pPr>
+            <w:r>
+              <w:rPr>
+                <w:rFonts w:ascii="TimeNewRoman" w:hAnsi="TimeNewRoman"/>
+                <w:sz w:val="30"/>
+              </w:rPr>
+              <w:t>34+36=</w:t>
+            </w:r>
+          </w:p>
+        </w:tc>
+        <w:tc>
+          <w:tcPr>
+            <w:tcW w:type="dxa" w:w="1987"/>
+          </w:tcPr>
+          <w:p>
+            <w:pPr>
+              <w:jc w:val="left"/>
+            </w:pPr>
+            <w:r>
+              <w:rPr>
+                <w:rFonts w:ascii="TimeNewRoman" w:hAnsi="TimeNewRoman"/>
+                <w:sz w:val="30"/>
+              </w:rPr>
+              <w:t>99-10=</w:t>
+            </w:r>
+          </w:p>
+        </w:tc>
+        <w:tc>
+          <w:tcPr>
+            <w:tcW w:type="dxa" w:w="1987"/>
+          </w:tcPr>
+          <w:p>
+            <w:pPr>
+              <w:jc w:val="left"/>
+            </w:pPr>
+            <w:r>
+              <w:rPr>
+                <w:rFonts w:ascii="TimeNewRoman" w:hAnsi="TimeNewRoman"/>
+                <w:sz w:val="30"/>
+              </w:rPr>
+              <w:t>86-31=</w:t>
+            </w:r>
+          </w:p>
+        </w:tc>
+        <w:tc>
+          <w:tcPr>
+            <w:tcW w:type="dxa" w:w="1987"/>
+          </w:tcPr>
+          <w:p>
+            <w:pPr>
+              <w:jc w:val="left"/>
+            </w:pPr>
+            <w:r>
+              <w:rPr>
+                <w:rFonts w:ascii="TimeNewRoman" w:hAnsi="TimeNewRoman"/>
+                <w:sz w:val="30"/>
+              </w:rPr>
+              <w:t>18+25=</w:t>
+            </w:r>
+          </w:p>
+        </w:tc>
+      </w:tr>
+      <w:tr>
+        <w:tc>
+          <w:tcPr>
+            <w:tcW w:type="dxa" w:w="1987"/>
+          </w:tcPr>
+          <w:p>
+            <w:pPr>
+              <w:jc w:val="left"/>
+            </w:pPr>
+            <w:r>
+              <w:rPr>
+                <w:rFonts w:ascii="TimeNewRoman" w:hAnsi="TimeNewRoman"/>
+                <w:sz w:val="30"/>
+              </w:rPr>
+              <w:t>7+18=</w:t>
+            </w:r>
+          </w:p>
+        </w:tc>
+        <w:tc>
+          <w:tcPr>
+            <w:tcW w:type="dxa" w:w="1987"/>
+          </w:tcPr>
+          <w:p>
+            <w:pPr>
+              <w:jc w:val="left"/>
+            </w:pPr>
+            <w:r>
+              <w:rPr>
+                <w:rFonts w:ascii="TimeNewRoman" w:hAnsi="TimeNewRoman"/>
+                <w:sz w:val="30"/>
+              </w:rPr>
+              <w:t>51+6=</w:t>
+            </w:r>
+          </w:p>
+        </w:tc>
+        <w:tc>
+          <w:tcPr>
+            <w:tcW w:type="dxa" w:w="1987"/>
+          </w:tcPr>
+          <w:p>
+            <w:pPr>
+              <w:jc w:val="left"/>
+            </w:pPr>
+            <w:r>
+              <w:rPr>
+                <w:rFonts w:ascii="TimeNewRoman" w:hAnsi="TimeNewRoman"/>
+                <w:sz w:val="30"/>
+              </w:rPr>
+              <w:t>90+9=</w:t>
+            </w:r>
+          </w:p>
+        </w:tc>
+        <w:tc>
+          <w:tcPr>
+            <w:tcW w:type="dxa" w:w="1987"/>
+          </w:tcPr>
+          <w:p>
+            <w:pPr>
+              <w:jc w:val="left"/>
+            </w:pPr>
+            <w:r>
+              <w:rPr>
+                <w:rFonts w:ascii="TimeNewRoman" w:hAnsi="TimeNewRoman"/>
+                <w:sz w:val="30"/>
+              </w:rPr>
+              <w:t>28+70=</w:t>
+            </w:r>
+          </w:p>
+        </w:tc>
+        <w:tc>
+          <w:tcPr>
+            <w:tcW w:type="dxa" w:w="1987"/>
+          </w:tcPr>
+          <w:p>
+            <w:pPr>
+              <w:jc w:val="left"/>
+            </w:pPr>
+            <w:r>
+              <w:rPr>
+                <w:rFonts w:ascii="TimeNewRoman" w:hAnsi="TimeNewRoman"/>
+                <w:sz w:val="30"/>
+              </w:rPr>
+              <w:t>5+63=</w:t>
+            </w:r>
+          </w:p>
+        </w:tc>
+      </w:tr>
+      <w:tr>
+        <w:tc>
+          <w:tcPr>
+            <w:tcW w:type="dxa" w:w="1987"/>
+          </w:tcPr>
+          <w:p>
+            <w:pPr>
+              <w:jc w:val="left"/>
+            </w:pPr>
+            <w:r>
+              <w:rPr>
+                <w:rFonts w:ascii="TimeNewRoman" w:hAnsi="TimeNewRoman"/>
+                <w:sz w:val="30"/>
+              </w:rPr>
+              <w:t>54-17=</w:t>
+            </w:r>
+          </w:p>
+        </w:tc>
+        <w:tc>
+          <w:tcPr>
+            <w:tcW w:type="dxa" w:w="1987"/>
+          </w:tcPr>
+          <w:p>
+            <w:pPr>
+              <w:jc w:val="left"/>
+            </w:pPr>
+            <w:r>
+              <w:rPr>
+                <w:rFonts w:ascii="TimeNewRoman" w:hAnsi="TimeNewRoman"/>
+                <w:sz w:val="30"/>
+              </w:rPr>
+              <w:t>58-5=</w:t>
+            </w:r>
+          </w:p>
+        </w:tc>
+        <w:tc>
+          <w:tcPr>
+            <w:tcW w:type="dxa" w:w="1987"/>
+          </w:tcPr>
+          <w:p>
+            <w:pPr>
+              <w:jc w:val="left"/>
+            </w:pPr>
+            <w:r>
+              <w:rPr>
+                <w:rFonts w:ascii="TimeNewRoman" w:hAnsi="TimeNewRoman"/>
+                <w:sz w:val="30"/>
+              </w:rPr>
+              <w:t>5+55=</w:t>
+            </w:r>
+          </w:p>
+        </w:tc>
+        <w:tc>
+          <w:tcPr>
+            <w:tcW w:type="dxa" w:w="1987"/>
+          </w:tcPr>
+          <w:p>
+            <w:pPr>
+              <w:jc w:val="left"/>
+            </w:pPr>
+            <w:r>
+              <w:rPr>
+                <w:rFonts w:ascii="TimeNewRoman" w:hAnsi="TimeNewRoman"/>
+                <w:sz w:val="30"/>
+              </w:rPr>
+              <w:t>4+94=</w:t>
+            </w:r>
+          </w:p>
+        </w:tc>
+        <w:tc>
+          <w:tcPr>
+            <w:tcW w:type="dxa" w:w="1987"/>
+          </w:tcPr>
+          <w:p>
+            <w:pPr>
+              <w:jc w:val="left"/>
+            </w:pPr>
+            <w:r>
+              <w:rPr>
+                <w:rFonts w:ascii="TimeNewRoman" w:hAnsi="TimeNewRoman"/>
+                <w:sz w:val="30"/>
+              </w:rPr>
+              <w:t>90+1=</w:t>
+            </w:r>
+          </w:p>
+        </w:tc>
+      </w:tr>
+      <w:tr>
+        <w:tc>
+          <w:tcPr>
+            <w:tcW w:type="dxa" w:w="1987"/>
+          </w:tcPr>
+          <w:p>
+            <w:pPr>
+              <w:jc w:val="left"/>
+            </w:pPr>
+            <w:r>
+              <w:rPr>
+                <w:rFonts w:ascii="TimeNewRoman" w:hAnsi="TimeNewRoman"/>
+                <w:sz w:val="30"/>
+              </w:rPr>
+              <w:t>97-33=</w:t>
+            </w:r>
+          </w:p>
+        </w:tc>
+        <w:tc>
+          <w:tcPr>
+            <w:tcW w:type="dxa" w:w="1987"/>
+          </w:tcPr>
+          <w:p>
+            <w:pPr>
+              <w:jc w:val="left"/>
+            </w:pPr>
+            <w:r>
+              <w:rPr>
+                <w:rFonts w:ascii="TimeNewRoman" w:hAnsi="TimeNewRoman"/>
+                <w:sz w:val="30"/>
+              </w:rPr>
+              <w:t>66-42=</w:t>
+            </w:r>
+          </w:p>
+        </w:tc>
+        <w:tc>
+          <w:tcPr>
+            <w:tcW w:type="dxa" w:w="1987"/>
+          </w:tcPr>
+          <w:p>
+            <w:pPr>
+              <w:jc w:val="left"/>
+            </w:pPr>
+            <w:r>
+              <w:rPr>
+                <w:rFonts w:ascii="TimeNewRoman" w:hAnsi="TimeNewRoman"/>
+                <w:sz w:val="30"/>
+              </w:rPr>
+              <w:t>13+68=</w:t>
+            </w:r>
+          </w:p>
+        </w:tc>
+        <w:tc>
+          <w:tcPr>
+            <w:tcW w:type="dxa" w:w="1987"/>
+          </w:tcPr>
+          <w:p>
+            <w:pPr>
+              <w:jc w:val="left"/>
+            </w:pPr>
+            <w:r>
+              <w:rPr>
+                <w:rFonts w:ascii="TimeNewRoman" w:hAnsi="TimeNewRoman"/>
+                <w:sz w:val="30"/>
+              </w:rPr>
+              <w:t>7+30=</w:t>
+            </w:r>
+          </w:p>
+        </w:tc>
+        <w:tc>
+          <w:tcPr>
+            <w:tcW w:type="dxa" w:w="1987"/>
+          </w:tcPr>
+          <w:p>
+            <w:pPr>
+              <w:jc w:val="left"/>
+            </w:pPr>
+            <w:r>
+              <w:rPr>
+                <w:rFonts w:ascii="TimeNewRoman" w:hAnsi="TimeNewRoman"/>
+                <w:sz w:val="30"/>
+              </w:rPr>
+              <w:t>38+54=</w:t>
+            </w:r>
+          </w:p>
+        </w:tc>
+      </w:tr>
+      <w:tr>
+        <w:tc>
+          <w:tcPr>
+            <w:tcW w:type="dxa" w:w="1987"/>
+          </w:tcPr>
+          <w:p>
+            <w:pPr>
+              <w:jc w:val="left"/>
+            </w:pPr>
+            <w:r>
+              <w:rPr>
+                <w:rFonts w:ascii="TimeNewRoman" w:hAnsi="TimeNewRoman"/>
+                <w:sz w:val="30"/>
+              </w:rPr>
+              <w:t>92-45=</w:t>
+            </w:r>
+          </w:p>
+        </w:tc>
+        <w:tc>
+          <w:tcPr>
+            <w:tcW w:type="dxa" w:w="1987"/>
+          </w:tcPr>
+          <w:p>
+            <w:pPr>
+              <w:jc w:val="left"/>
+            </w:pPr>
+            <w:r>
+              <w:rPr>
+                <w:rFonts w:ascii="TimeNewRoman" w:hAnsi="TimeNewRoman"/>
+                <w:sz w:val="30"/>
+              </w:rPr>
+              <w:t>12+26=</w:t>
+            </w:r>
+          </w:p>
+        </w:tc>
+        <w:tc>
+          <w:tcPr>
+            <w:tcW w:type="dxa" w:w="1987"/>
+          </w:tcPr>
+          <w:p>
+            <w:pPr>
+              <w:jc w:val="left"/>
+            </w:pPr>
+            <w:r>
+              <w:rPr>
+                <w:rFonts w:ascii="TimeNewRoman" w:hAnsi="TimeNewRoman"/>
+                <w:sz w:val="30"/>
+              </w:rPr>
+              <w:t>22+53=</w:t>
+            </w:r>
+          </w:p>
+        </w:tc>
+        <w:tc>
+          <w:tcPr>
+            <w:tcW w:type="dxa" w:w="1987"/>
+          </w:tcPr>
+          <w:p>
+            <w:pPr>
+              <w:jc w:val="left"/>
+            </w:pPr>
+            <w:r>
+              <w:rPr>
+                <w:rFonts w:ascii="TimeNewRoman" w:hAnsi="TimeNewRoman"/>
+                <w:sz w:val="30"/>
+              </w:rPr>
+              <w:t>46+17=</w:t>
+            </w:r>
+          </w:p>
+        </w:tc>
+        <w:tc>
+          <w:tcPr>
+            <w:tcW w:type="dxa" w:w="1987"/>
+          </w:tcPr>
+          <w:p>
+            <w:pPr>
+              <w:jc w:val="left"/>
+            </w:pPr>
+            <w:r>
+              <w:rPr>
+                <w:rFonts w:ascii="TimeNewRoman" w:hAnsi="TimeNewRoman"/>
+                <w:sz w:val="30"/>
+              </w:rPr>
+              <w:t>15+46=</w:t>
+            </w:r>
+          </w:p>
+        </w:tc>
+      </w:tr>
+      <w:tr>
+        <w:tc>
+          <w:tcPr>
+            <w:tcW w:type="dxa" w:w="1987"/>
+          </w:tcPr>
+          <w:p>
+            <w:pPr>
+              <w:jc w:val="left"/>
+            </w:pPr>
+            <w:r>
+              <w:rPr>
+                <w:rFonts w:ascii="TimeNewRoman" w:hAnsi="TimeNewRoman"/>
+                <w:sz w:val="30"/>
+              </w:rPr>
+              <w:t>50+35=</w:t>
+            </w:r>
+          </w:p>
+        </w:tc>
+        <w:tc>
+          <w:tcPr>
+            <w:tcW w:type="dxa" w:w="1987"/>
+          </w:tcPr>
+          <w:p>
+            <w:pPr>
+              <w:jc w:val="left"/>
+            </w:pPr>
+            <w:r>
+              <w:rPr>
+                <w:rFonts w:ascii="TimeNewRoman" w:hAnsi="TimeNewRoman"/>
+                <w:sz w:val="30"/>
+              </w:rPr>
+              <w:t>25+25=</w:t>
+            </w:r>
+          </w:p>
+        </w:tc>
+        <w:tc>
+          <w:tcPr>
+            <w:tcW w:type="dxa" w:w="1987"/>
+          </w:tcPr>
+          <w:p>
+            <w:pPr>
+              <w:jc w:val="left"/>
+            </w:pPr>
+            <w:r>
+              <w:rPr>
+                <w:rFonts w:ascii="TimeNewRoman" w:hAnsi="TimeNewRoman"/>
+                <w:sz w:val="30"/>
+              </w:rPr>
+              <w:t>78+0=</w:t>
+            </w:r>
+          </w:p>
+        </w:tc>
+        <w:tc>
+          <w:tcPr>
+            <w:tcW w:type="dxa" w:w="1987"/>
+          </w:tcPr>
+          <w:p>
+            <w:pPr>
+              <w:jc w:val="left"/>
+            </w:pPr>
+            <w:r>
+              <w:rPr>
+                <w:rFonts w:ascii="TimeNewRoman" w:hAnsi="TimeNewRoman"/>
+                <w:sz w:val="30"/>
+              </w:rPr>
+              <w:t>77-4=</w:t>
+            </w:r>
+          </w:p>
+        </w:tc>
+        <w:tc>
+          <w:tcPr>
+            <w:tcW w:type="dxa" w:w="1987"/>
+          </w:tcPr>
+          <w:p>
+            <w:pPr>
+              <w:jc w:val="left"/>
+            </w:pPr>
+            <w:r>
+              <w:rPr>
+                <w:rFonts w:ascii="TimeNewRoman" w:hAnsi="TimeNewRoman"/>
+                <w:sz w:val="30"/>
+              </w:rPr>
+              <w:t>90-78=</w:t>
+            </w:r>
+          </w:p>
+        </w:tc>
+      </w:tr>
+      <w:tr>
+        <w:tc>
+          <w:tcPr>
+            <w:tcW w:type="dxa" w:w="1987"/>
+          </w:tcPr>
+          <w:p>
+            <w:pPr>
+              <w:jc w:val="left"/>
+            </w:pPr>
+            <w:r>
+              <w:rPr>
+                <w:rFonts w:ascii="TimeNewRoman" w:hAnsi="TimeNewRoman"/>
+                <w:sz w:val="30"/>
+              </w:rPr>
+              <w:t>8+11=</w:t>
+            </w:r>
+          </w:p>
+        </w:tc>
+        <w:tc>
+          <w:tcPr>
+            <w:tcW w:type="dxa" w:w="1987"/>
+          </w:tcPr>
+          <w:p>
+            <w:pPr>
+              <w:jc w:val="left"/>
+            </w:pPr>
+            <w:r>
+              <w:rPr>
+                <w:rFonts w:ascii="TimeNewRoman" w:hAnsi="TimeNewRoman"/>
+                <w:sz w:val="30"/>
+              </w:rPr>
+              <w:t>53+37=</w:t>
+            </w:r>
+          </w:p>
+        </w:tc>
+        <w:tc>
+          <w:tcPr>
+            <w:tcW w:type="dxa" w:w="1987"/>
+          </w:tcPr>
+          <w:p>
+            <w:pPr>
+              <w:jc w:val="left"/>
+            </w:pPr>
+            <w:r>
+              <w:rPr>
+                <w:rFonts w:ascii="TimeNewRoman" w:hAnsi="TimeNewRoman"/>
+                <w:sz w:val="30"/>
+              </w:rPr>
+              <w:t>38-1=</w:t>
+            </w:r>
+          </w:p>
+        </w:tc>
+        <w:tc>
+          <w:tcPr>
+            <w:tcW w:type="dxa" w:w="1987"/>
+          </w:tcPr>
+          <w:p>
+            <w:pPr>
+              <w:jc w:val="left"/>
+            </w:pPr>
+            <w:r>
+              <w:rPr>
+                <w:rFonts w:ascii="TimeNewRoman" w:hAnsi="TimeNewRoman"/>
+                <w:sz w:val="30"/>
+              </w:rPr>
+              <w:t>52+5=</w:t>
+            </w:r>
+          </w:p>
+        </w:tc>
+        <w:tc>
+          <w:tcPr>
+            <w:tcW w:type="dxa" w:w="1987"/>
+          </w:tcPr>
+          <w:p>
+            <w:pPr>
+              <w:jc w:val="left"/>
+            </w:pPr>
+            <w:r>
+              <w:rPr>
+                <w:rFonts w:ascii="TimeNewRoman" w:hAnsi="TimeNewRoman"/>
+                <w:sz w:val="30"/>
+              </w:rPr>
+              <w:t>42+33=</w:t>
+            </w:r>
+          </w:p>
+        </w:tc>
+      </w:tr>
+      <w:tr>
+        <w:tc>
+          <w:tcPr>
+            <w:tcW w:type="dxa" w:w="1987"/>
+          </w:tcPr>
+          <w:p>
+            <w:pPr>
+              <w:jc w:val="left"/>
+            </w:pPr>
+            <w:r>
+              <w:rPr>
+                <w:rFonts w:ascii="TimeNewRoman" w:hAnsi="TimeNewRoman"/>
+                <w:sz w:val="30"/>
+              </w:rPr>
+              <w:t>92-8=</w:t>
+            </w:r>
+          </w:p>
+        </w:tc>
+        <w:tc>
+          <w:tcPr>
+            <w:tcW w:type="dxa" w:w="1987"/>
+          </w:tcPr>
+          <w:p>
+            <w:pPr>
+              <w:jc w:val="left"/>
+            </w:pPr>
+            <w:r>
+              <w:rPr>
+                <w:rFonts w:ascii="TimeNewRoman" w:hAnsi="TimeNewRoman"/>
+                <w:sz w:val="30"/>
+              </w:rPr>
+              <w:t>18+47=</w:t>
+            </w:r>
+          </w:p>
+        </w:tc>
+        <w:tc>
+          <w:tcPr>
+            <w:tcW w:type="dxa" w:w="1987"/>
+          </w:tcPr>
+          <w:p>
+            <w:pPr>
+              <w:jc w:val="left"/>
+            </w:pPr>
+            <w:r>
+              <w:rPr>
+                <w:rFonts w:ascii="TimeNewRoman" w:hAnsi="TimeNewRoman"/>
+                <w:sz w:val="30"/>
+              </w:rPr>
+              <w:t>99-69=</w:t>
+            </w:r>
+          </w:p>
+        </w:tc>
+        <w:tc>
+          <w:tcPr>
+            <w:tcW w:type="dxa" w:w="1987"/>
+          </w:tcPr>
+          <w:p>
+            <w:pPr>
+              <w:jc w:val="left"/>
+            </w:pPr>
+            <w:r>
+              <w:rPr>
+                <w:rFonts w:ascii="TimeNewRoman" w:hAnsi="TimeNewRoman"/>
+                <w:sz w:val="30"/>
+              </w:rPr>
+              <w:t>94-7=</w:t>
+            </w:r>
+          </w:p>
+        </w:tc>
+        <w:tc>
+          <w:tcPr>
+            <w:tcW w:type="dxa" w:w="1987"/>
+          </w:tcPr>
+          <w:p>
+            <w:pPr>
+              <w:jc w:val="left"/>
+            </w:pPr>
+            <w:r>
+              <w:rPr>
+                <w:rFonts w:ascii="TimeNewRoman" w:hAnsi="TimeNewRoman"/>
+                <w:sz w:val="30"/>
+              </w:rPr>
+              <w:t>94-30=</w:t>
+            </w:r>
+          </w:p>
+        </w:tc>
+      </w:tr>
+      <w:tr>
+        <w:tc>
+          <w:tcPr>
+            <w:tcW w:type="dxa" w:w="1987"/>
+          </w:tcPr>
+          <w:p>
+            <w:pPr>
+              <w:jc w:val="left"/>
+            </w:pPr>
+            <w:r>
+              <w:rPr>
+                <w:rFonts w:ascii="TimeNewRoman" w:hAnsi="TimeNewRoman"/>
+                <w:sz w:val="30"/>
+              </w:rPr>
+              <w:t>39-35=</w:t>
+            </w:r>
+          </w:p>
+        </w:tc>
+        <w:tc>
+          <w:tcPr>
+            <w:tcW w:type="dxa" w:w="1987"/>
+          </w:tcPr>
+          <w:p>
+            <w:pPr>
+              <w:jc w:val="left"/>
+            </w:pPr>
+            <w:r>
+              <w:rPr>
+                <w:rFonts w:ascii="TimeNewRoman" w:hAnsi="TimeNewRoman"/>
+                <w:sz w:val="30"/>
+              </w:rPr>
+              <w:t>39+57=</w:t>
+            </w:r>
+          </w:p>
+        </w:tc>
+        <w:tc>
+          <w:tcPr>
+            <w:tcW w:type="dxa" w:w="1987"/>
+          </w:tcPr>
+          <w:p>
+            <w:pPr>
+              <w:jc w:val="left"/>
+            </w:pPr>
+            <w:r>
+              <w:rPr>
+                <w:rFonts w:ascii="TimeNewRoman" w:hAnsi="TimeNewRoman"/>
+                <w:sz w:val="30"/>
+              </w:rPr>
+              <w:t>1+15=</w:t>
+            </w:r>
+          </w:p>
+        </w:tc>
+        <w:tc>
+          <w:tcPr>
+            <w:tcW w:type="dxa" w:w="1987"/>
+          </w:tcPr>
+          <w:p>
+            <w:pPr>
+              <w:jc w:val="left"/>
+            </w:pPr>
+            <w:r>
+              <w:rPr>
+                <w:rFonts w:ascii="TimeNewRoman" w:hAnsi="TimeNewRoman"/>
+                <w:sz w:val="30"/>
+              </w:rPr>
+              <w:t>7+6=</w:t>
+            </w:r>
+          </w:p>
+        </w:tc>
+        <w:tc>
+          <w:tcPr>
+            <w:tcW w:type="dxa" w:w="1987"/>
+          </w:tcPr>
+          <w:p>
+            <w:pPr>
+              <w:jc w:val="left"/>
+            </w:pPr>
+            <w:r>
+              <w:rPr>
+                <w:rFonts w:ascii="TimeNewRoman" w:hAnsi="TimeNewRoman"/>
+                <w:sz w:val="30"/>
+              </w:rPr>
+              <w:t>28+52=</w:t>
+            </w:r>
+          </w:p>
+        </w:tc>
+      </w:tr>
+      <w:tr>
+        <w:tc>
+          <w:tcPr>
+            <w:tcW w:type="dxa" w:w="1987"/>
+          </w:tcPr>
+          <w:p>
+            <w:pPr>
+              <w:jc w:val="left"/>
+            </w:pPr>
+            <w:r>
+              <w:rPr>
+                <w:rFonts w:ascii="TimeNewRoman" w:hAnsi="TimeNewRoman"/>
+                <w:sz w:val="30"/>
+              </w:rPr>
+              <w:t>25+72=</w:t>
+            </w:r>
+          </w:p>
+        </w:tc>
+        <w:tc>
+          <w:tcPr>
+            <w:tcW w:type="dxa" w:w="1987"/>
+          </w:tcPr>
+          <w:p>
+            <w:pPr>
+              <w:jc w:val="left"/>
+            </w:pPr>
+            <w:r>
+              <w:rPr>
+                <w:rFonts w:ascii="TimeNewRoman" w:hAnsi="TimeNewRoman"/>
+                <w:sz w:val="30"/>
+              </w:rPr>
+              <w:t>77-72=</w:t>
+            </w:r>
+          </w:p>
+        </w:tc>
+        <w:tc>
+          <w:tcPr>
+            <w:tcW w:type="dxa" w:w="1987"/>
+          </w:tcPr>
+          <w:p>
+            <w:pPr>
+              <w:jc w:val="left"/>
+            </w:pPr>
+            <w:r>
+              <w:rPr>
+                <w:rFonts w:ascii="TimeNewRoman" w:hAnsi="TimeNewRoman"/>
+                <w:sz w:val="30"/>
+              </w:rPr>
+              <w:t>48-26=</w:t>
+            </w:r>
+          </w:p>
+        </w:tc>
+        <w:tc>
+          <w:tcPr>
+            <w:tcW w:type="dxa" w:w="1987"/>
+          </w:tcPr>
+          <w:p>
+            <w:pPr>
+              <w:jc w:val="left"/>
+            </w:pPr>
+            <w:r>
+              <w:rPr>
+                <w:rFonts w:ascii="TimeNewRoman" w:hAnsi="TimeNewRoman"/>
+                <w:sz w:val="30"/>
+              </w:rPr>
+              <w:t>56+17=</w:t>
+            </w:r>
+          </w:p>
+        </w:tc>
+        <w:tc>
+          <w:tcPr>
+            <w:tcW w:type="dxa" w:w="1987"/>
+          </w:tcPr>
+          <w:p>
+            <w:pPr>
+              <w:jc w:val="left"/>
+            </w:pPr>
+            <w:r>
+              <w:rPr>
+                <w:rFonts w:ascii="TimeNewRoman" w:hAnsi="TimeNewRoman"/>
+                <w:sz w:val="30"/>
+              </w:rPr>
+              <w:t>9+68=</w:t>
+            </w:r>
+          </w:p>
+        </w:tc>
+      </w:tr>
+      <w:tr>
+        <w:tc>
+          <w:tcPr>
+            <w:tcW w:type="dxa" w:w="1987"/>
+          </w:tcPr>
+          <w:p>
+            <w:pPr>
+              <w:jc w:val="left"/>
+            </w:pPr>
+            <w:r>
+              <w:rPr>
+                <w:rFonts w:ascii="TimeNewRoman" w:hAnsi="TimeNewRoman"/>
+                <w:sz w:val="30"/>
+              </w:rPr>
+              <w:t>47+42=</w:t>
+            </w:r>
+          </w:p>
+        </w:tc>
+        <w:tc>
+          <w:tcPr>
+            <w:tcW w:type="dxa" w:w="1987"/>
+          </w:tcPr>
+          <w:p>
+            <w:pPr>
+              <w:jc w:val="left"/>
+            </w:pPr>
+            <w:r>
+              <w:rPr>
+                <w:rFonts w:ascii="TimeNewRoman" w:hAnsi="TimeNewRoman"/>
+                <w:sz w:val="30"/>
+              </w:rPr>
+              <w:t>76+3=</w:t>
+            </w:r>
+          </w:p>
+        </w:tc>
+        <w:tc>
+          <w:tcPr>
+            <w:tcW w:type="dxa" w:w="1987"/>
+          </w:tcPr>
+          <w:p>
+            <w:pPr>
+              <w:jc w:val="left"/>
+            </w:pPr>
+            <w:r>
+              <w:rPr>
+                <w:rFonts w:ascii="TimeNewRoman" w:hAnsi="TimeNewRoman"/>
+                <w:sz w:val="30"/>
+              </w:rPr>
+              <w:t>96-43=</w:t>
+            </w:r>
+          </w:p>
+        </w:tc>
+        <w:tc>
+          <w:tcPr>
+            <w:tcW w:type="dxa" w:w="1987"/>
+          </w:tcPr>
+          <w:p>
+            <w:pPr>
+              <w:jc w:val="left"/>
+            </w:pPr>
+            <w:r>
+              <w:rPr>
+                <w:rFonts w:ascii="TimeNewRoman" w:hAnsi="TimeNewRoman"/>
+                <w:sz w:val="30"/>
+              </w:rPr>
+              <w:t>92-79=</w:t>
+            </w:r>
+          </w:p>
+        </w:tc>
+        <w:tc>
+          <w:tcPr>
+            <w:tcW w:type="dxa" w:w="1987"/>
+          </w:tcPr>
+          <w:p>
+            <w:pPr>
+              <w:jc w:val="left"/>
+            </w:pPr>
+            <w:r>
+              <w:rPr>
+                <w:rFonts w:ascii="TimeNewRoman" w:hAnsi="TimeNewRoman"/>
+                <w:sz w:val="30"/>
+              </w:rPr>
+              <w:t>66+8=</w:t>
             </w:r>
           </w:p>
         </w:tc>

--- a/addition_and_subtraction_within_100.docx
+++ b/addition_and_subtraction_within_100.docx
@@ -40,7 +40,7 @@
                 <w:rFonts w:ascii="TimeNewRoman" w:hAnsi="TimeNewRoman"/>
                 <w:sz w:val="30"/>
               </w:rPr>
-              <w:t>18+13=</w:t>
+              <w:t>72+9=</w:t>
             </w:r>
           </w:p>
         </w:tc>
@@ -57,7 +57,7 @@
                 <w:rFonts w:ascii="TimeNewRoman" w:hAnsi="TimeNewRoman"/>
                 <w:sz w:val="30"/>
               </w:rPr>
-              <w:t>34+27=</w:t>
+              <w:t>72+22=</w:t>
             </w:r>
           </w:p>
         </w:tc>
@@ -74,7 +74,7 @@
                 <w:rFonts w:ascii="TimeNewRoman" w:hAnsi="TimeNewRoman"/>
                 <w:sz w:val="30"/>
               </w:rPr>
-              <w:t>40-6=</w:t>
+              <w:t>86-22=</w:t>
             </w:r>
           </w:p>
         </w:tc>
@@ -91,7 +91,7 @@
                 <w:rFonts w:ascii="TimeNewRoman" w:hAnsi="TimeNewRoman"/>
                 <w:sz w:val="30"/>
               </w:rPr>
-              <w:t>37+56=</w:t>
+              <w:t>4-4=</w:t>
             </w:r>
           </w:p>
         </w:tc>
@@ -108,7 +108,7 @@
                 <w:rFonts w:ascii="TimeNewRoman" w:hAnsi="TimeNewRoman"/>
                 <w:sz w:val="30"/>
               </w:rPr>
-              <w:t>23+72=</w:t>
+              <w:t>11+26=</w:t>
             </w:r>
           </w:p>
         </w:tc>
@@ -127,7 +127,7 @@
                 <w:rFonts w:ascii="TimeNewRoman" w:hAnsi="TimeNewRoman"/>
                 <w:sz w:val="30"/>
               </w:rPr>
-              <w:t>20+24=</w:t>
+              <w:t>80-54=</w:t>
             </w:r>
           </w:p>
         </w:tc>
@@ -144,7 +144,7 @@
                 <w:rFonts w:ascii="TimeNewRoman" w:hAnsi="TimeNewRoman"/>
                 <w:sz w:val="30"/>
               </w:rPr>
-              <w:t>92-21=</w:t>
+              <w:t>32-24=</w:t>
             </w:r>
           </w:p>
         </w:tc>
@@ -161,7 +161,7 @@
                 <w:rFonts w:ascii="TimeNewRoman" w:hAnsi="TimeNewRoman"/>
                 <w:sz w:val="30"/>
               </w:rPr>
-              <w:t>75+19=</w:t>
+              <w:t>50-31=</w:t>
             </w:r>
           </w:p>
         </w:tc>
@@ -178,7 +178,7 @@
                 <w:rFonts w:ascii="TimeNewRoman" w:hAnsi="TimeNewRoman"/>
                 <w:sz w:val="30"/>
               </w:rPr>
-              <w:t>92-37=</w:t>
+              <w:t>25+54=</w:t>
             </w:r>
           </w:p>
         </w:tc>
@@ -195,7 +195,7 @@
                 <w:rFonts w:ascii="TimeNewRoman" w:hAnsi="TimeNewRoman"/>
                 <w:sz w:val="30"/>
               </w:rPr>
-              <w:t>96-46=</w:t>
+              <w:t>66-17=</w:t>
             </w:r>
           </w:p>
         </w:tc>
@@ -214,7 +214,7 @@
                 <w:rFonts w:ascii="TimeNewRoman" w:hAnsi="TimeNewRoman"/>
                 <w:sz w:val="30"/>
               </w:rPr>
-              <w:t>4+63=</w:t>
+              <w:t>0+93=</w:t>
             </w:r>
           </w:p>
         </w:tc>
@@ -231,7 +231,7 @@
                 <w:rFonts w:ascii="TimeNewRoman" w:hAnsi="TimeNewRoman"/>
                 <w:sz w:val="30"/>
               </w:rPr>
-              <w:t>92-60=</w:t>
+              <w:t>91-34=</w:t>
             </w:r>
           </w:p>
         </w:tc>
@@ -248,7 +248,372 @@
                 <w:rFonts w:ascii="TimeNewRoman" w:hAnsi="TimeNewRoman"/>
                 <w:sz w:val="30"/>
               </w:rPr>
-              <w:t>50-23=</w:t>
+              <w:t>66-61=</w:t>
+            </w:r>
+          </w:p>
+        </w:tc>
+        <w:tc>
+          <w:tcPr>
+            <w:tcW w:type="dxa" w:w="1987"/>
+          </w:tcPr>
+          <w:p>
+            <w:pPr>
+              <w:jc w:val="left"/>
+            </w:pPr>
+            <w:r>
+              <w:rPr>
+                <w:rFonts w:ascii="TimeNewRoman" w:hAnsi="TimeNewRoman"/>
+                <w:sz w:val="30"/>
+              </w:rPr>
+              <w:t>66+17=</w:t>
+            </w:r>
+          </w:p>
+        </w:tc>
+        <w:tc>
+          <w:tcPr>
+            <w:tcW w:type="dxa" w:w="1987"/>
+          </w:tcPr>
+          <w:p>
+            <w:pPr>
+              <w:jc w:val="left"/>
+            </w:pPr>
+            <w:r>
+              <w:rPr>
+                <w:rFonts w:ascii="TimeNewRoman" w:hAnsi="TimeNewRoman"/>
+                <w:sz w:val="30"/>
+              </w:rPr>
+              <w:t>69-11=</w:t>
+            </w:r>
+          </w:p>
+        </w:tc>
+      </w:tr>
+      <w:tr>
+        <w:tc>
+          <w:tcPr>
+            <w:tcW w:type="dxa" w:w="1987"/>
+          </w:tcPr>
+          <w:p>
+            <w:pPr>
+              <w:jc w:val="left"/>
+            </w:pPr>
+            <w:r>
+              <w:rPr>
+                <w:rFonts w:ascii="TimeNewRoman" w:hAnsi="TimeNewRoman"/>
+                <w:sz w:val="30"/>
+              </w:rPr>
+              <w:t>27+17=</w:t>
+            </w:r>
+          </w:p>
+        </w:tc>
+        <w:tc>
+          <w:tcPr>
+            <w:tcW w:type="dxa" w:w="1987"/>
+          </w:tcPr>
+          <w:p>
+            <w:pPr>
+              <w:jc w:val="left"/>
+            </w:pPr>
+            <w:r>
+              <w:rPr>
+                <w:rFonts w:ascii="TimeNewRoman" w:hAnsi="TimeNewRoman"/>
+                <w:sz w:val="30"/>
+              </w:rPr>
+              <w:t>52+0=</w:t>
+            </w:r>
+          </w:p>
+        </w:tc>
+        <w:tc>
+          <w:tcPr>
+            <w:tcW w:type="dxa" w:w="1987"/>
+          </w:tcPr>
+          <w:p>
+            <w:pPr>
+              <w:jc w:val="left"/>
+            </w:pPr>
+            <w:r>
+              <w:rPr>
+                <w:rFonts w:ascii="TimeNewRoman" w:hAnsi="TimeNewRoman"/>
+                <w:sz w:val="30"/>
+              </w:rPr>
+              <w:t>96-65=</w:t>
+            </w:r>
+          </w:p>
+        </w:tc>
+        <w:tc>
+          <w:tcPr>
+            <w:tcW w:type="dxa" w:w="1987"/>
+          </w:tcPr>
+          <w:p>
+            <w:pPr>
+              <w:jc w:val="left"/>
+            </w:pPr>
+            <w:r>
+              <w:rPr>
+                <w:rFonts w:ascii="TimeNewRoman" w:hAnsi="TimeNewRoman"/>
+                <w:sz w:val="30"/>
+              </w:rPr>
+              <w:t>59+6=</w:t>
+            </w:r>
+          </w:p>
+        </w:tc>
+        <w:tc>
+          <w:tcPr>
+            <w:tcW w:type="dxa" w:w="1987"/>
+          </w:tcPr>
+          <w:p>
+            <w:pPr>
+              <w:jc w:val="left"/>
+            </w:pPr>
+            <w:r>
+              <w:rPr>
+                <w:rFonts w:ascii="TimeNewRoman" w:hAnsi="TimeNewRoman"/>
+                <w:sz w:val="30"/>
+              </w:rPr>
+              <w:t>23+21=</w:t>
+            </w:r>
+          </w:p>
+        </w:tc>
+      </w:tr>
+      <w:tr>
+        <w:tc>
+          <w:tcPr>
+            <w:tcW w:type="dxa" w:w="1987"/>
+          </w:tcPr>
+          <w:p>
+            <w:pPr>
+              <w:jc w:val="left"/>
+            </w:pPr>
+            <w:r>
+              <w:rPr>
+                <w:rFonts w:ascii="TimeNewRoman" w:hAnsi="TimeNewRoman"/>
+                <w:sz w:val="30"/>
+              </w:rPr>
+              <w:t>49+34=</w:t>
+            </w:r>
+          </w:p>
+        </w:tc>
+        <w:tc>
+          <w:tcPr>
+            <w:tcW w:type="dxa" w:w="1987"/>
+          </w:tcPr>
+          <w:p>
+            <w:pPr>
+              <w:jc w:val="left"/>
+            </w:pPr>
+            <w:r>
+              <w:rPr>
+                <w:rFonts w:ascii="TimeNewRoman" w:hAnsi="TimeNewRoman"/>
+                <w:sz w:val="30"/>
+              </w:rPr>
+              <w:t>4+11=</w:t>
+            </w:r>
+          </w:p>
+        </w:tc>
+        <w:tc>
+          <w:tcPr>
+            <w:tcW w:type="dxa" w:w="1987"/>
+          </w:tcPr>
+          <w:p>
+            <w:pPr>
+              <w:jc w:val="left"/>
+            </w:pPr>
+            <w:r>
+              <w:rPr>
+                <w:rFonts w:ascii="TimeNewRoman" w:hAnsi="TimeNewRoman"/>
+                <w:sz w:val="30"/>
+              </w:rPr>
+              <w:t>48-44=</w:t>
+            </w:r>
+          </w:p>
+        </w:tc>
+        <w:tc>
+          <w:tcPr>
+            <w:tcW w:type="dxa" w:w="1987"/>
+          </w:tcPr>
+          <w:p>
+            <w:pPr>
+              <w:jc w:val="left"/>
+            </w:pPr>
+            <w:r>
+              <w:rPr>
+                <w:rFonts w:ascii="TimeNewRoman" w:hAnsi="TimeNewRoman"/>
+                <w:sz w:val="30"/>
+              </w:rPr>
+              <w:t>39+16=</w:t>
+            </w:r>
+          </w:p>
+        </w:tc>
+        <w:tc>
+          <w:tcPr>
+            <w:tcW w:type="dxa" w:w="1987"/>
+          </w:tcPr>
+          <w:p>
+            <w:pPr>
+              <w:jc w:val="left"/>
+            </w:pPr>
+            <w:r>
+              <w:rPr>
+                <w:rFonts w:ascii="TimeNewRoman" w:hAnsi="TimeNewRoman"/>
+                <w:sz w:val="30"/>
+              </w:rPr>
+              <w:t>16+54=</w:t>
+            </w:r>
+          </w:p>
+        </w:tc>
+      </w:tr>
+      <w:tr>
+        <w:tc>
+          <w:tcPr>
+            <w:tcW w:type="dxa" w:w="1987"/>
+          </w:tcPr>
+          <w:p>
+            <w:pPr>
+              <w:jc w:val="left"/>
+            </w:pPr>
+            <w:r>
+              <w:rPr>
+                <w:rFonts w:ascii="TimeNewRoman" w:hAnsi="TimeNewRoman"/>
+                <w:sz w:val="30"/>
+              </w:rPr>
+              <w:t>26+36=</w:t>
+            </w:r>
+          </w:p>
+        </w:tc>
+        <w:tc>
+          <w:tcPr>
+            <w:tcW w:type="dxa" w:w="1987"/>
+          </w:tcPr>
+          <w:p>
+            <w:pPr>
+              <w:jc w:val="left"/>
+            </w:pPr>
+            <w:r>
+              <w:rPr>
+                <w:rFonts w:ascii="TimeNewRoman" w:hAnsi="TimeNewRoman"/>
+                <w:sz w:val="30"/>
+              </w:rPr>
+              <w:t>72+25=</w:t>
+            </w:r>
+          </w:p>
+        </w:tc>
+        <w:tc>
+          <w:tcPr>
+            <w:tcW w:type="dxa" w:w="1987"/>
+          </w:tcPr>
+          <w:p>
+            <w:pPr>
+              <w:jc w:val="left"/>
+            </w:pPr>
+            <w:r>
+              <w:rPr>
+                <w:rFonts w:ascii="TimeNewRoman" w:hAnsi="TimeNewRoman"/>
+                <w:sz w:val="30"/>
+              </w:rPr>
+              <w:t>57+16=</w:t>
+            </w:r>
+          </w:p>
+        </w:tc>
+        <w:tc>
+          <w:tcPr>
+            <w:tcW w:type="dxa" w:w="1987"/>
+          </w:tcPr>
+          <w:p>
+            <w:pPr>
+              <w:jc w:val="left"/>
+            </w:pPr>
+            <w:r>
+              <w:rPr>
+                <w:rFonts w:ascii="TimeNewRoman" w:hAnsi="TimeNewRoman"/>
+                <w:sz w:val="30"/>
+              </w:rPr>
+              <w:t>75-12=</w:t>
+            </w:r>
+          </w:p>
+        </w:tc>
+        <w:tc>
+          <w:tcPr>
+            <w:tcW w:type="dxa" w:w="1987"/>
+          </w:tcPr>
+          <w:p>
+            <w:pPr>
+              <w:jc w:val="left"/>
+            </w:pPr>
+            <w:r>
+              <w:rPr>
+                <w:rFonts w:ascii="TimeNewRoman" w:hAnsi="TimeNewRoman"/>
+                <w:sz w:val="30"/>
+              </w:rPr>
+              <w:t>95-63=</w:t>
+            </w:r>
+          </w:p>
+        </w:tc>
+      </w:tr>
+      <w:tr>
+        <w:tc>
+          <w:tcPr>
+            <w:tcW w:type="dxa" w:w="1987"/>
+          </w:tcPr>
+          <w:p>
+            <w:pPr>
+              <w:jc w:val="left"/>
+            </w:pPr>
+            <w:r>
+              <w:rPr>
+                <w:rFonts w:ascii="TimeNewRoman" w:hAnsi="TimeNewRoman"/>
+                <w:sz w:val="30"/>
+              </w:rPr>
+              <w:t>92-15=</w:t>
+            </w:r>
+          </w:p>
+        </w:tc>
+        <w:tc>
+          <w:tcPr>
+            <w:tcW w:type="dxa" w:w="1987"/>
+          </w:tcPr>
+          <w:p>
+            <w:pPr>
+              <w:jc w:val="left"/>
+            </w:pPr>
+            <w:r>
+              <w:rPr>
+                <w:rFonts w:ascii="TimeNewRoman" w:hAnsi="TimeNewRoman"/>
+                <w:sz w:val="30"/>
+              </w:rPr>
+              <w:t>89-46=</w:t>
+            </w:r>
+          </w:p>
+        </w:tc>
+        <w:tc>
+          <w:tcPr>
+            <w:tcW w:type="dxa" w:w="1987"/>
+          </w:tcPr>
+          <w:p>
+            <w:pPr>
+              <w:jc w:val="left"/>
+            </w:pPr>
+            <w:r>
+              <w:rPr>
+                <w:rFonts w:ascii="TimeNewRoman" w:hAnsi="TimeNewRoman"/>
+                <w:sz w:val="30"/>
+              </w:rPr>
+              <w:t>43+17=</w:t>
+            </w:r>
+          </w:p>
+        </w:tc>
+        <w:tc>
+          <w:tcPr>
+            <w:tcW w:type="dxa" w:w="1987"/>
+          </w:tcPr>
+          <w:p>
+            <w:pPr>
+              <w:jc w:val="left"/>
+            </w:pPr>
+            <w:r>
+              <w:rPr>
+                <w:rFonts w:ascii="TimeNewRoman" w:hAnsi="TimeNewRoman"/>
+                <w:sz w:val="30"/>
+              </w:rPr>
+              <w:t>54+10=</w:t>
             </w:r>
           </w:p>
         </w:tc>
@@ -269,23 +634,6 @@
             </w:r>
           </w:p>
         </w:tc>
-        <w:tc>
-          <w:tcPr>
-            <w:tcW w:type="dxa" w:w="1987"/>
-          </w:tcPr>
-          <w:p>
-            <w:pPr>
-              <w:jc w:val="left"/>
-            </w:pPr>
-            <w:r>
-              <w:rPr>
-                <w:rFonts w:ascii="TimeNewRoman" w:hAnsi="TimeNewRoman"/>
-                <w:sz w:val="30"/>
-              </w:rPr>
-              <w:t>34+31=</w:t>
-            </w:r>
-          </w:p>
-        </w:tc>
       </w:tr>
       <w:tr>
         <w:tc>
@@ -301,7 +649,7 @@
                 <w:rFonts w:ascii="TimeNewRoman" w:hAnsi="TimeNewRoman"/>
                 <w:sz w:val="30"/>
               </w:rPr>
-              <w:t>46+38=</w:t>
+              <w:t>85-40=</w:t>
             </w:r>
           </w:p>
         </w:tc>
@@ -318,7 +666,7 @@
                 <w:rFonts w:ascii="TimeNewRoman" w:hAnsi="TimeNewRoman"/>
                 <w:sz w:val="30"/>
               </w:rPr>
-              <w:t>90-71=</w:t>
+              <w:t>25+31=</w:t>
             </w:r>
           </w:p>
         </w:tc>
@@ -335,7 +683,7 @@
                 <w:rFonts w:ascii="TimeNewRoman" w:hAnsi="TimeNewRoman"/>
                 <w:sz w:val="30"/>
               </w:rPr>
-              <w:t>64-7=</w:t>
+              <w:t>95-27=</w:t>
             </w:r>
           </w:p>
         </w:tc>
@@ -352,512 +700,7 @@
                 <w:rFonts w:ascii="TimeNewRoman" w:hAnsi="TimeNewRoman"/>
                 <w:sz w:val="30"/>
               </w:rPr>
-              <w:t>6+73=</w:t>
-            </w:r>
-          </w:p>
-        </w:tc>
-        <w:tc>
-          <w:tcPr>
-            <w:tcW w:type="dxa" w:w="1987"/>
-          </w:tcPr>
-          <w:p>
-            <w:pPr>
-              <w:jc w:val="left"/>
-            </w:pPr>
-            <w:r>
-              <w:rPr>
-                <w:rFonts w:ascii="TimeNewRoman" w:hAnsi="TimeNewRoman"/>
-                <w:sz w:val="30"/>
-              </w:rPr>
-              <w:t>56+8=</w:t>
-            </w:r>
-          </w:p>
-        </w:tc>
-      </w:tr>
-      <w:tr>
-        <w:tc>
-          <w:tcPr>
-            <w:tcW w:type="dxa" w:w="1987"/>
-          </w:tcPr>
-          <w:p>
-            <w:pPr>
-              <w:jc w:val="left"/>
-            </w:pPr>
-            <w:r>
-              <w:rPr>
-                <w:rFonts w:ascii="TimeNewRoman" w:hAnsi="TimeNewRoman"/>
-                <w:sz w:val="30"/>
-              </w:rPr>
-              <w:t>68-62=</w:t>
-            </w:r>
-          </w:p>
-        </w:tc>
-        <w:tc>
-          <w:tcPr>
-            <w:tcW w:type="dxa" w:w="1987"/>
-          </w:tcPr>
-          <w:p>
-            <w:pPr>
-              <w:jc w:val="left"/>
-            </w:pPr>
-            <w:r>
-              <w:rPr>
-                <w:rFonts w:ascii="TimeNewRoman" w:hAnsi="TimeNewRoman"/>
-                <w:sz w:val="30"/>
-              </w:rPr>
-              <w:t>18+8=</w:t>
-            </w:r>
-          </w:p>
-        </w:tc>
-        <w:tc>
-          <w:tcPr>
-            <w:tcW w:type="dxa" w:w="1987"/>
-          </w:tcPr>
-          <w:p>
-            <w:pPr>
-              <w:jc w:val="left"/>
-            </w:pPr>
-            <w:r>
-              <w:rPr>
-                <w:rFonts w:ascii="TimeNewRoman" w:hAnsi="TimeNewRoman"/>
-                <w:sz w:val="30"/>
-              </w:rPr>
-              <w:t>17+72=</w:t>
-            </w:r>
-          </w:p>
-        </w:tc>
-        <w:tc>
-          <w:tcPr>
-            <w:tcW w:type="dxa" w:w="1987"/>
-          </w:tcPr>
-          <w:p>
-            <w:pPr>
-              <w:jc w:val="left"/>
-            </w:pPr>
-            <w:r>
-              <w:rPr>
-                <w:rFonts w:ascii="TimeNewRoman" w:hAnsi="TimeNewRoman"/>
-                <w:sz w:val="30"/>
-              </w:rPr>
-              <w:t>19-11=</w:t>
-            </w:r>
-          </w:p>
-        </w:tc>
-        <w:tc>
-          <w:tcPr>
-            <w:tcW w:type="dxa" w:w="1987"/>
-          </w:tcPr>
-          <w:p>
-            <w:pPr>
-              <w:jc w:val="left"/>
-            </w:pPr>
-            <w:r>
-              <w:rPr>
-                <w:rFonts w:ascii="TimeNewRoman" w:hAnsi="TimeNewRoman"/>
-                <w:sz w:val="30"/>
-              </w:rPr>
-              <w:t>95-61=</w:t>
-            </w:r>
-          </w:p>
-        </w:tc>
-      </w:tr>
-      <w:tr>
-        <w:tc>
-          <w:tcPr>
-            <w:tcW w:type="dxa" w:w="1987"/>
-          </w:tcPr>
-          <w:p>
-            <w:pPr>
-              <w:jc w:val="left"/>
-            </w:pPr>
-            <w:r>
-              <w:rPr>
-                <w:rFonts w:ascii="TimeNewRoman" w:hAnsi="TimeNewRoman"/>
-                <w:sz w:val="30"/>
-              </w:rPr>
-              <w:t>77-55=</w:t>
-            </w:r>
-          </w:p>
-        </w:tc>
-        <w:tc>
-          <w:tcPr>
-            <w:tcW w:type="dxa" w:w="1987"/>
-          </w:tcPr>
-          <w:p>
-            <w:pPr>
-              <w:jc w:val="left"/>
-            </w:pPr>
-            <w:r>
-              <w:rPr>
-                <w:rFonts w:ascii="TimeNewRoman" w:hAnsi="TimeNewRoman"/>
-                <w:sz w:val="30"/>
-              </w:rPr>
-              <w:t>49-32=</w:t>
-            </w:r>
-          </w:p>
-        </w:tc>
-        <w:tc>
-          <w:tcPr>
-            <w:tcW w:type="dxa" w:w="1987"/>
-          </w:tcPr>
-          <w:p>
-            <w:pPr>
-              <w:jc w:val="left"/>
-            </w:pPr>
-            <w:r>
-              <w:rPr>
-                <w:rFonts w:ascii="TimeNewRoman" w:hAnsi="TimeNewRoman"/>
-                <w:sz w:val="30"/>
-              </w:rPr>
-              <w:t>7+39=</w:t>
-            </w:r>
-          </w:p>
-        </w:tc>
-        <w:tc>
-          <w:tcPr>
-            <w:tcW w:type="dxa" w:w="1987"/>
-          </w:tcPr>
-          <w:p>
-            <w:pPr>
-              <w:jc w:val="left"/>
-            </w:pPr>
-            <w:r>
-              <w:rPr>
-                <w:rFonts w:ascii="TimeNewRoman" w:hAnsi="TimeNewRoman"/>
-                <w:sz w:val="30"/>
-              </w:rPr>
-              <w:t>36+24=</w:t>
-            </w:r>
-          </w:p>
-        </w:tc>
-        <w:tc>
-          <w:tcPr>
-            <w:tcW w:type="dxa" w:w="1987"/>
-          </w:tcPr>
-          <w:p>
-            <w:pPr>
-              <w:jc w:val="left"/>
-            </w:pPr>
-            <w:r>
-              <w:rPr>
-                <w:rFonts w:ascii="TimeNewRoman" w:hAnsi="TimeNewRoman"/>
-                <w:sz w:val="30"/>
-              </w:rPr>
-              <w:t>53+8=</w:t>
-            </w:r>
-          </w:p>
-        </w:tc>
-      </w:tr>
-      <w:tr>
-        <w:tc>
-          <w:tcPr>
-            <w:tcW w:type="dxa" w:w="1987"/>
-          </w:tcPr>
-          <w:p>
-            <w:pPr>
-              <w:jc w:val="left"/>
-            </w:pPr>
-            <w:r>
-              <w:rPr>
-                <w:rFonts w:ascii="TimeNewRoman" w:hAnsi="TimeNewRoman"/>
-                <w:sz w:val="30"/>
-              </w:rPr>
-              <w:t>23+53=</w:t>
-            </w:r>
-          </w:p>
-        </w:tc>
-        <w:tc>
-          <w:tcPr>
-            <w:tcW w:type="dxa" w:w="1987"/>
-          </w:tcPr>
-          <w:p>
-            <w:pPr>
-              <w:jc w:val="left"/>
-            </w:pPr>
-            <w:r>
-              <w:rPr>
-                <w:rFonts w:ascii="TimeNewRoman" w:hAnsi="TimeNewRoman"/>
-                <w:sz w:val="30"/>
-              </w:rPr>
-              <w:t>87+6=</w:t>
-            </w:r>
-          </w:p>
-        </w:tc>
-        <w:tc>
-          <w:tcPr>
-            <w:tcW w:type="dxa" w:w="1987"/>
-          </w:tcPr>
-          <w:p>
-            <w:pPr>
-              <w:jc w:val="left"/>
-            </w:pPr>
-            <w:r>
-              <w:rPr>
-                <w:rFonts w:ascii="TimeNewRoman" w:hAnsi="TimeNewRoman"/>
-                <w:sz w:val="30"/>
-              </w:rPr>
-              <w:t>52+1=</w:t>
-            </w:r>
-          </w:p>
-        </w:tc>
-        <w:tc>
-          <w:tcPr>
-            <w:tcW w:type="dxa" w:w="1987"/>
-          </w:tcPr>
-          <w:p>
-            <w:pPr>
-              <w:jc w:val="left"/>
-            </w:pPr>
-            <w:r>
-              <w:rPr>
-                <w:rFonts w:ascii="TimeNewRoman" w:hAnsi="TimeNewRoman"/>
-                <w:sz w:val="30"/>
-              </w:rPr>
-              <w:t>1+43=</w:t>
-            </w:r>
-          </w:p>
-        </w:tc>
-        <w:tc>
-          <w:tcPr>
-            <w:tcW w:type="dxa" w:w="1987"/>
-          </w:tcPr>
-          <w:p>
-            <w:pPr>
-              <w:jc w:val="left"/>
-            </w:pPr>
-            <w:r>
-              <w:rPr>
-                <w:rFonts w:ascii="TimeNewRoman" w:hAnsi="TimeNewRoman"/>
-                <w:sz w:val="30"/>
-              </w:rPr>
-              <w:t>81+4=</w:t>
-            </w:r>
-          </w:p>
-        </w:tc>
-      </w:tr>
-      <w:tr>
-        <w:tc>
-          <w:tcPr>
-            <w:tcW w:type="dxa" w:w="1987"/>
-          </w:tcPr>
-          <w:p>
-            <w:pPr>
-              <w:jc w:val="left"/>
-            </w:pPr>
-            <w:r>
-              <w:rPr>
-                <w:rFonts w:ascii="TimeNewRoman" w:hAnsi="TimeNewRoman"/>
-                <w:sz w:val="30"/>
-              </w:rPr>
-              <w:t>44+35=</w:t>
-            </w:r>
-          </w:p>
-        </w:tc>
-        <w:tc>
-          <w:tcPr>
-            <w:tcW w:type="dxa" w:w="1987"/>
-          </w:tcPr>
-          <w:p>
-            <w:pPr>
-              <w:jc w:val="left"/>
-            </w:pPr>
-            <w:r>
-              <w:rPr>
-                <w:rFonts w:ascii="TimeNewRoman" w:hAnsi="TimeNewRoman"/>
-                <w:sz w:val="30"/>
-              </w:rPr>
-              <w:t>49+2=</w:t>
-            </w:r>
-          </w:p>
-        </w:tc>
-        <w:tc>
-          <w:tcPr>
-            <w:tcW w:type="dxa" w:w="1987"/>
-          </w:tcPr>
-          <w:p>
-            <w:pPr>
-              <w:jc w:val="left"/>
-            </w:pPr>
-            <w:r>
-              <w:rPr>
-                <w:rFonts w:ascii="TimeNewRoman" w:hAnsi="TimeNewRoman"/>
-                <w:sz w:val="30"/>
-              </w:rPr>
-              <w:t>33+40=</w:t>
-            </w:r>
-          </w:p>
-        </w:tc>
-        <w:tc>
-          <w:tcPr>
-            <w:tcW w:type="dxa" w:w="1987"/>
-          </w:tcPr>
-          <w:p>
-            <w:pPr>
-              <w:jc w:val="left"/>
-            </w:pPr>
-            <w:r>
-              <w:rPr>
-                <w:rFonts w:ascii="TimeNewRoman" w:hAnsi="TimeNewRoman"/>
-                <w:sz w:val="30"/>
-              </w:rPr>
-              <w:t>71-29=</w:t>
-            </w:r>
-          </w:p>
-        </w:tc>
-        <w:tc>
-          <w:tcPr>
-            <w:tcW w:type="dxa" w:w="1987"/>
-          </w:tcPr>
-          <w:p>
-            <w:pPr>
-              <w:jc w:val="left"/>
-            </w:pPr>
-            <w:r>
-              <w:rPr>
-                <w:rFonts w:ascii="TimeNewRoman" w:hAnsi="TimeNewRoman"/>
-                <w:sz w:val="30"/>
-              </w:rPr>
-              <w:t>71-28=</w:t>
-            </w:r>
-          </w:p>
-        </w:tc>
-      </w:tr>
-      <w:tr>
-        <w:tc>
-          <w:tcPr>
-            <w:tcW w:type="dxa" w:w="1987"/>
-          </w:tcPr>
-          <w:p>
-            <w:pPr>
-              <w:jc w:val="left"/>
-            </w:pPr>
-            <w:r>
-              <w:rPr>
-                <w:rFonts w:ascii="TimeNewRoman" w:hAnsi="TimeNewRoman"/>
-                <w:sz w:val="30"/>
-              </w:rPr>
-              <w:t>74-50=</w:t>
-            </w:r>
-          </w:p>
-        </w:tc>
-        <w:tc>
-          <w:tcPr>
-            <w:tcW w:type="dxa" w:w="1987"/>
-          </w:tcPr>
-          <w:p>
-            <w:pPr>
-              <w:jc w:val="left"/>
-            </w:pPr>
-            <w:r>
-              <w:rPr>
-                <w:rFonts w:ascii="TimeNewRoman" w:hAnsi="TimeNewRoman"/>
-                <w:sz w:val="30"/>
-              </w:rPr>
-              <w:t>63+5=</w:t>
-            </w:r>
-          </w:p>
-        </w:tc>
-        <w:tc>
-          <w:tcPr>
-            <w:tcW w:type="dxa" w:w="1987"/>
-          </w:tcPr>
-          <w:p>
-            <w:pPr>
-              <w:jc w:val="left"/>
-            </w:pPr>
-            <w:r>
-              <w:rPr>
-                <w:rFonts w:ascii="TimeNewRoman" w:hAnsi="TimeNewRoman"/>
-                <w:sz w:val="30"/>
-              </w:rPr>
-              <w:t>56-16=</w:t>
-            </w:r>
-          </w:p>
-        </w:tc>
-        <w:tc>
-          <w:tcPr>
-            <w:tcW w:type="dxa" w:w="1987"/>
-          </w:tcPr>
-          <w:p>
-            <w:pPr>
-              <w:jc w:val="left"/>
-            </w:pPr>
-            <w:r>
-              <w:rPr>
-                <w:rFonts w:ascii="TimeNewRoman" w:hAnsi="TimeNewRoman"/>
-                <w:sz w:val="30"/>
-              </w:rPr>
-              <w:t>82-66=</w:t>
-            </w:r>
-          </w:p>
-        </w:tc>
-        <w:tc>
-          <w:tcPr>
-            <w:tcW w:type="dxa" w:w="1987"/>
-          </w:tcPr>
-          <w:p>
-            <w:pPr>
-              <w:jc w:val="left"/>
-            </w:pPr>
-            <w:r>
-              <w:rPr>
-                <w:rFonts w:ascii="TimeNewRoman" w:hAnsi="TimeNewRoman"/>
-                <w:sz w:val="30"/>
-              </w:rPr>
-              <w:t>37+15=</w:t>
-            </w:r>
-          </w:p>
-        </w:tc>
-      </w:tr>
-      <w:tr>
-        <w:tc>
-          <w:tcPr>
-            <w:tcW w:type="dxa" w:w="1987"/>
-          </w:tcPr>
-          <w:p>
-            <w:pPr>
-              <w:jc w:val="left"/>
-            </w:pPr>
-            <w:r>
-              <w:rPr>
-                <w:rFonts w:ascii="TimeNewRoman" w:hAnsi="TimeNewRoman"/>
-                <w:sz w:val="30"/>
-              </w:rPr>
-              <w:t>23+42=</w:t>
-            </w:r>
-          </w:p>
-        </w:tc>
-        <w:tc>
-          <w:tcPr>
-            <w:tcW w:type="dxa" w:w="1987"/>
-          </w:tcPr>
-          <w:p>
-            <w:pPr>
-              <w:jc w:val="left"/>
-            </w:pPr>
-            <w:r>
-              <w:rPr>
-                <w:rFonts w:ascii="TimeNewRoman" w:hAnsi="TimeNewRoman"/>
-                <w:sz w:val="30"/>
-              </w:rPr>
-              <w:t>34+36=</w:t>
-            </w:r>
-          </w:p>
-        </w:tc>
-        <w:tc>
-          <w:tcPr>
-            <w:tcW w:type="dxa" w:w="1987"/>
-          </w:tcPr>
-          <w:p>
-            <w:pPr>
-              <w:jc w:val="left"/>
-            </w:pPr>
-            <w:r>
-              <w:rPr>
-                <w:rFonts w:ascii="TimeNewRoman" w:hAnsi="TimeNewRoman"/>
-                <w:sz w:val="30"/>
-              </w:rPr>
-              <w:t>99-10=</w:t>
+              <w:t>43+39=</w:t>
             </w:r>
           </w:p>
         </w:tc>
@@ -878,6 +721,8 @@
             </w:r>
           </w:p>
         </w:tc>
+      </w:tr>
+      <w:tr>
         <w:tc>
           <w:tcPr>
             <w:tcW w:type="dxa" w:w="1987"/>
@@ -891,7 +736,75 @@
                 <w:rFonts w:ascii="TimeNewRoman" w:hAnsi="TimeNewRoman"/>
                 <w:sz w:val="30"/>
               </w:rPr>
-              <w:t>18+25=</w:t>
+              <w:t>53+25=</w:t>
+            </w:r>
+          </w:p>
+        </w:tc>
+        <w:tc>
+          <w:tcPr>
+            <w:tcW w:type="dxa" w:w="1987"/>
+          </w:tcPr>
+          <w:p>
+            <w:pPr>
+              <w:jc w:val="left"/>
+            </w:pPr>
+            <w:r>
+              <w:rPr>
+                <w:rFonts w:ascii="TimeNewRoman" w:hAnsi="TimeNewRoman"/>
+                <w:sz w:val="30"/>
+              </w:rPr>
+              <w:t>55+40=</w:t>
+            </w:r>
+          </w:p>
+        </w:tc>
+        <w:tc>
+          <w:tcPr>
+            <w:tcW w:type="dxa" w:w="1987"/>
+          </w:tcPr>
+          <w:p>
+            <w:pPr>
+              <w:jc w:val="left"/>
+            </w:pPr>
+            <w:r>
+              <w:rPr>
+                <w:rFonts w:ascii="TimeNewRoman" w:hAnsi="TimeNewRoman"/>
+                <w:sz w:val="30"/>
+              </w:rPr>
+              <w:t>4+30=</w:t>
+            </w:r>
+          </w:p>
+        </w:tc>
+        <w:tc>
+          <w:tcPr>
+            <w:tcW w:type="dxa" w:w="1987"/>
+          </w:tcPr>
+          <w:p>
+            <w:pPr>
+              <w:jc w:val="left"/>
+            </w:pPr>
+            <w:r>
+              <w:rPr>
+                <w:rFonts w:ascii="TimeNewRoman" w:hAnsi="TimeNewRoman"/>
+                <w:sz w:val="30"/>
+              </w:rPr>
+              <w:t>52-20=</w:t>
+            </w:r>
+          </w:p>
+        </w:tc>
+        <w:tc>
+          <w:tcPr>
+            <w:tcW w:type="dxa" w:w="1987"/>
+          </w:tcPr>
+          <w:p>
+            <w:pPr>
+              <w:jc w:val="left"/>
+            </w:pPr>
+            <w:r>
+              <w:rPr>
+                <w:rFonts w:ascii="TimeNewRoman" w:hAnsi="TimeNewRoman"/>
+                <w:sz w:val="30"/>
+              </w:rPr>
+              <w:t>9+54=</w:t>
             </w:r>
           </w:p>
         </w:tc>
@@ -910,7 +823,7 @@
                 <w:rFonts w:ascii="TimeNewRoman" w:hAnsi="TimeNewRoman"/>
                 <w:sz w:val="30"/>
               </w:rPr>
-              <w:t>7+18=</w:t>
+              <w:t>95-82=</w:t>
             </w:r>
           </w:p>
         </w:tc>
@@ -927,7 +840,7 @@
                 <w:rFonts w:ascii="TimeNewRoman" w:hAnsi="TimeNewRoman"/>
                 <w:sz w:val="30"/>
               </w:rPr>
-              <w:t>51+6=</w:t>
+              <w:t>60-44=</w:t>
             </w:r>
           </w:p>
         </w:tc>
@@ -944,7 +857,7 @@
                 <w:rFonts w:ascii="TimeNewRoman" w:hAnsi="TimeNewRoman"/>
                 <w:sz w:val="30"/>
               </w:rPr>
-              <w:t>90+9=</w:t>
+              <w:t>85-24=</w:t>
             </w:r>
           </w:p>
         </w:tc>
@@ -961,7 +874,7 @@
                 <w:rFonts w:ascii="TimeNewRoman" w:hAnsi="TimeNewRoman"/>
                 <w:sz w:val="30"/>
               </w:rPr>
-              <w:t>28+70=</w:t>
+              <w:t>76-20=</w:t>
             </w:r>
           </w:p>
         </w:tc>
@@ -978,7 +891,7 @@
                 <w:rFonts w:ascii="TimeNewRoman" w:hAnsi="TimeNewRoman"/>
                 <w:sz w:val="30"/>
               </w:rPr>
-              <w:t>5+63=</w:t>
+              <w:t>44-26=</w:t>
             </w:r>
           </w:p>
         </w:tc>
@@ -997,7 +910,7 @@
                 <w:rFonts w:ascii="TimeNewRoman" w:hAnsi="TimeNewRoman"/>
                 <w:sz w:val="30"/>
               </w:rPr>
-              <w:t>54-17=</w:t>
+              <w:t>21-0=</w:t>
             </w:r>
           </w:p>
         </w:tc>
@@ -1014,7 +927,7 @@
                 <w:rFonts w:ascii="TimeNewRoman" w:hAnsi="TimeNewRoman"/>
                 <w:sz w:val="30"/>
               </w:rPr>
-              <w:t>58-5=</w:t>
+              <w:t>17+35=</w:t>
             </w:r>
           </w:p>
         </w:tc>
@@ -1031,7 +944,7 @@
                 <w:rFonts w:ascii="TimeNewRoman" w:hAnsi="TimeNewRoman"/>
                 <w:sz w:val="30"/>
               </w:rPr>
-              <w:t>5+55=</w:t>
+              <w:t>95-88=</w:t>
             </w:r>
           </w:p>
         </w:tc>
@@ -1048,7 +961,7 @@
                 <w:rFonts w:ascii="TimeNewRoman" w:hAnsi="TimeNewRoman"/>
                 <w:sz w:val="30"/>
               </w:rPr>
-              <w:t>4+94=</w:t>
+              <w:t>90-49=</w:t>
             </w:r>
           </w:p>
         </w:tc>
@@ -1065,7 +978,7 @@
                 <w:rFonts w:ascii="TimeNewRoman" w:hAnsi="TimeNewRoman"/>
                 <w:sz w:val="30"/>
               </w:rPr>
-              <w:t>90+1=</w:t>
+              <w:t>76+8=</w:t>
             </w:r>
           </w:p>
         </w:tc>
@@ -1084,7 +997,7 @@
                 <w:rFonts w:ascii="TimeNewRoman" w:hAnsi="TimeNewRoman"/>
                 <w:sz w:val="30"/>
               </w:rPr>
-              <w:t>97-33=</w:t>
+              <w:t>86-51=</w:t>
             </w:r>
           </w:p>
         </w:tc>
@@ -1101,7 +1014,7 @@
                 <w:rFonts w:ascii="TimeNewRoman" w:hAnsi="TimeNewRoman"/>
                 <w:sz w:val="30"/>
               </w:rPr>
-              <w:t>66-42=</w:t>
+              <w:t>13+25=</w:t>
             </w:r>
           </w:p>
         </w:tc>
@@ -1118,7 +1031,7 @@
                 <w:rFonts w:ascii="TimeNewRoman" w:hAnsi="TimeNewRoman"/>
                 <w:sz w:val="30"/>
               </w:rPr>
-              <w:t>13+68=</w:t>
+              <w:t>43-15=</w:t>
             </w:r>
           </w:p>
         </w:tc>
@@ -1135,7 +1048,7 @@
                 <w:rFonts w:ascii="TimeNewRoman" w:hAnsi="TimeNewRoman"/>
                 <w:sz w:val="30"/>
               </w:rPr>
-              <w:t>7+30=</w:t>
+              <w:t>69+18=</w:t>
             </w:r>
           </w:p>
         </w:tc>
@@ -1152,7 +1065,7 @@
                 <w:rFonts w:ascii="TimeNewRoman" w:hAnsi="TimeNewRoman"/>
                 <w:sz w:val="30"/>
               </w:rPr>
-              <w:t>38+54=</w:t>
+              <w:t>56-26=</w:t>
             </w:r>
           </w:p>
         </w:tc>
@@ -1171,7 +1084,7 @@
                 <w:rFonts w:ascii="TimeNewRoman" w:hAnsi="TimeNewRoman"/>
                 <w:sz w:val="30"/>
               </w:rPr>
-              <w:t>92-45=</w:t>
+              <w:t>62+12=</w:t>
             </w:r>
           </w:p>
         </w:tc>
@@ -1188,7 +1101,7 @@
                 <w:rFonts w:ascii="TimeNewRoman" w:hAnsi="TimeNewRoman"/>
                 <w:sz w:val="30"/>
               </w:rPr>
-              <w:t>12+26=</w:t>
+              <w:t>68+7=</w:t>
             </w:r>
           </w:p>
         </w:tc>
@@ -1205,7 +1118,7 @@
                 <w:rFonts w:ascii="TimeNewRoman" w:hAnsi="TimeNewRoman"/>
                 <w:sz w:val="30"/>
               </w:rPr>
-              <w:t>22+53=</w:t>
+              <w:t>71+9=</w:t>
             </w:r>
           </w:p>
         </w:tc>
@@ -1222,7 +1135,7 @@
                 <w:rFonts w:ascii="TimeNewRoman" w:hAnsi="TimeNewRoman"/>
                 <w:sz w:val="30"/>
               </w:rPr>
-              <w:t>46+17=</w:t>
+              <w:t>11+82=</w:t>
             </w:r>
           </w:p>
         </w:tc>
@@ -1239,7 +1152,7 @@
                 <w:rFonts w:ascii="TimeNewRoman" w:hAnsi="TimeNewRoman"/>
                 <w:sz w:val="30"/>
               </w:rPr>
-              <w:t>15+46=</w:t>
+              <w:t>31-2=</w:t>
             </w:r>
           </w:p>
         </w:tc>
@@ -1258,7 +1171,7 @@
                 <w:rFonts w:ascii="TimeNewRoman" w:hAnsi="TimeNewRoman"/>
                 <w:sz w:val="30"/>
               </w:rPr>
-              <w:t>50+35=</w:t>
+              <w:t>49+8=</w:t>
             </w:r>
           </w:p>
         </w:tc>
@@ -1275,7 +1188,7 @@
                 <w:rFonts w:ascii="TimeNewRoman" w:hAnsi="TimeNewRoman"/>
                 <w:sz w:val="30"/>
               </w:rPr>
-              <w:t>25+25=</w:t>
+              <w:t>91-52=</w:t>
             </w:r>
           </w:p>
         </w:tc>
@@ -1292,7 +1205,7 @@
                 <w:rFonts w:ascii="TimeNewRoman" w:hAnsi="TimeNewRoman"/>
                 <w:sz w:val="30"/>
               </w:rPr>
-              <w:t>78+0=</w:t>
+              <w:t>44+39=</w:t>
             </w:r>
           </w:p>
         </w:tc>
@@ -1309,7 +1222,7 @@
                 <w:rFonts w:ascii="TimeNewRoman" w:hAnsi="TimeNewRoman"/>
                 <w:sz w:val="30"/>
               </w:rPr>
-              <w:t>77-4=</w:t>
+              <w:t>8+42=</w:t>
             </w:r>
           </w:p>
         </w:tc>
@@ -1326,7 +1239,7 @@
                 <w:rFonts w:ascii="TimeNewRoman" w:hAnsi="TimeNewRoman"/>
                 <w:sz w:val="30"/>
               </w:rPr>
-              <w:t>90-78=</w:t>
+              <w:t>43-29=</w:t>
             </w:r>
           </w:p>
         </w:tc>
@@ -1345,7 +1258,7 @@
                 <w:rFonts w:ascii="TimeNewRoman" w:hAnsi="TimeNewRoman"/>
                 <w:sz w:val="30"/>
               </w:rPr>
-              <w:t>8+11=</w:t>
+              <w:t>37-3=</w:t>
             </w:r>
           </w:p>
         </w:tc>
@@ -1362,7 +1275,7 @@
                 <w:rFonts w:ascii="TimeNewRoman" w:hAnsi="TimeNewRoman"/>
                 <w:sz w:val="30"/>
               </w:rPr>
-              <w:t>53+37=</w:t>
+              <w:t>13+73=</w:t>
             </w:r>
           </w:p>
         </w:tc>
@@ -1379,7 +1292,7 @@
                 <w:rFonts w:ascii="TimeNewRoman" w:hAnsi="TimeNewRoman"/>
                 <w:sz w:val="30"/>
               </w:rPr>
-              <w:t>38-1=</w:t>
+              <w:t>43+32=</w:t>
             </w:r>
           </w:p>
         </w:tc>
@@ -1396,7 +1309,7 @@
                 <w:rFonts w:ascii="TimeNewRoman" w:hAnsi="TimeNewRoman"/>
                 <w:sz w:val="30"/>
               </w:rPr>
-              <w:t>52+5=</w:t>
+              <w:t>19+51=</w:t>
             </w:r>
           </w:p>
         </w:tc>
@@ -1413,7 +1326,7 @@
                 <w:rFonts w:ascii="TimeNewRoman" w:hAnsi="TimeNewRoman"/>
                 <w:sz w:val="30"/>
               </w:rPr>
-              <w:t>42+33=</w:t>
+              <w:t>24-10=</w:t>
             </w:r>
           </w:p>
         </w:tc>
@@ -1432,7 +1345,7 @@
                 <w:rFonts w:ascii="TimeNewRoman" w:hAnsi="TimeNewRoman"/>
                 <w:sz w:val="30"/>
               </w:rPr>
-              <w:t>92-8=</w:t>
+              <w:t>36+13=</w:t>
             </w:r>
           </w:p>
         </w:tc>
@@ -1449,7 +1362,7 @@
                 <w:rFonts w:ascii="TimeNewRoman" w:hAnsi="TimeNewRoman"/>
                 <w:sz w:val="30"/>
               </w:rPr>
-              <w:t>18+47=</w:t>
+              <w:t>75-27=</w:t>
             </w:r>
           </w:p>
         </w:tc>
@@ -1466,7 +1379,7 @@
                 <w:rFonts w:ascii="TimeNewRoman" w:hAnsi="TimeNewRoman"/>
                 <w:sz w:val="30"/>
               </w:rPr>
-              <w:t>99-69=</w:t>
+              <w:t>89-14=</w:t>
             </w:r>
           </w:p>
         </w:tc>
@@ -1483,7 +1396,7 @@
                 <w:rFonts w:ascii="TimeNewRoman" w:hAnsi="TimeNewRoman"/>
                 <w:sz w:val="30"/>
               </w:rPr>
-              <w:t>94-7=</w:t>
+              <w:t>13+47=</w:t>
             </w:r>
           </w:p>
         </w:tc>
@@ -1500,7 +1413,7 @@
                 <w:rFonts w:ascii="TimeNewRoman" w:hAnsi="TimeNewRoman"/>
                 <w:sz w:val="30"/>
               </w:rPr>
-              <w:t>94-30=</w:t>
+              <w:t>29-10=</w:t>
             </w:r>
           </w:p>
         </w:tc>
@@ -1519,7 +1432,7 @@
                 <w:rFonts w:ascii="TimeNewRoman" w:hAnsi="TimeNewRoman"/>
                 <w:sz w:val="30"/>
               </w:rPr>
-              <w:t>39-35=</w:t>
+              <w:t>77-50=</w:t>
             </w:r>
           </w:p>
         </w:tc>
@@ -1536,7 +1449,7 @@
                 <w:rFonts w:ascii="TimeNewRoman" w:hAnsi="TimeNewRoman"/>
                 <w:sz w:val="30"/>
               </w:rPr>
-              <w:t>39+57=</w:t>
+              <w:t>61-39=</w:t>
             </w:r>
           </w:p>
         </w:tc>
@@ -1553,7 +1466,7 @@
                 <w:rFonts w:ascii="TimeNewRoman" w:hAnsi="TimeNewRoman"/>
                 <w:sz w:val="30"/>
               </w:rPr>
-              <w:t>1+15=</w:t>
+              <w:t>30+66=</w:t>
             </w:r>
           </w:p>
         </w:tc>
@@ -1570,7 +1483,7 @@
                 <w:rFonts w:ascii="TimeNewRoman" w:hAnsi="TimeNewRoman"/>
                 <w:sz w:val="30"/>
               </w:rPr>
-              <w:t>7+6=</w:t>
+              <w:t>35+5=</w:t>
             </w:r>
           </w:p>
         </w:tc>
@@ -1587,7 +1500,7 @@
                 <w:rFonts w:ascii="TimeNewRoman" w:hAnsi="TimeNewRoman"/>
                 <w:sz w:val="30"/>
               </w:rPr>
-              <w:t>28+52=</w:t>
+              <w:t>47+45=</w:t>
             </w:r>
           </w:p>
         </w:tc>
@@ -1606,7 +1519,7 @@
                 <w:rFonts w:ascii="TimeNewRoman" w:hAnsi="TimeNewRoman"/>
                 <w:sz w:val="30"/>
               </w:rPr>
-              <w:t>25+72=</w:t>
+              <w:t>25+63=</w:t>
             </w:r>
           </w:p>
         </w:tc>
@@ -1623,7 +1536,7 @@
                 <w:rFonts w:ascii="TimeNewRoman" w:hAnsi="TimeNewRoman"/>
                 <w:sz w:val="30"/>
               </w:rPr>
-              <w:t>77-72=</w:t>
+              <w:t>4+64=</w:t>
             </w:r>
           </w:p>
         </w:tc>
@@ -1640,7 +1553,7 @@
                 <w:rFonts w:ascii="TimeNewRoman" w:hAnsi="TimeNewRoman"/>
                 <w:sz w:val="30"/>
               </w:rPr>
-              <w:t>48-26=</w:t>
+              <w:t>25-13=</w:t>
             </w:r>
           </w:p>
         </w:tc>
@@ -1657,7 +1570,7 @@
                 <w:rFonts w:ascii="TimeNewRoman" w:hAnsi="TimeNewRoman"/>
                 <w:sz w:val="30"/>
               </w:rPr>
-              <w:t>56+17=</w:t>
+              <w:t>32+33=</w:t>
             </w:r>
           </w:p>
         </w:tc>
@@ -1674,7 +1587,7 @@
                 <w:rFonts w:ascii="TimeNewRoman" w:hAnsi="TimeNewRoman"/>
                 <w:sz w:val="30"/>
               </w:rPr>
-              <w:t>9+68=</w:t>
+              <w:t>31+46=</w:t>
             </w:r>
           </w:p>
         </w:tc>
@@ -1693,7 +1606,7 @@
                 <w:rFonts w:ascii="TimeNewRoman" w:hAnsi="TimeNewRoman"/>
                 <w:sz w:val="30"/>
               </w:rPr>
-              <w:t>47+42=</w:t>
+              <w:t>57-10=</w:t>
             </w:r>
           </w:p>
         </w:tc>
@@ -1710,7 +1623,7 @@
                 <w:rFonts w:ascii="TimeNewRoman" w:hAnsi="TimeNewRoman"/>
                 <w:sz w:val="30"/>
               </w:rPr>
-              <w:t>76+3=</w:t>
+              <w:t>50-38=</w:t>
             </w:r>
           </w:p>
         </w:tc>
@@ -1727,7 +1640,7 @@
                 <w:rFonts w:ascii="TimeNewRoman" w:hAnsi="TimeNewRoman"/>
                 <w:sz w:val="30"/>
               </w:rPr>
-              <w:t>96-43=</w:t>
+              <w:t>0+67=</w:t>
             </w:r>
           </w:p>
         </w:tc>
@@ -1744,7 +1657,7 @@
                 <w:rFonts w:ascii="TimeNewRoman" w:hAnsi="TimeNewRoman"/>
                 <w:sz w:val="30"/>
               </w:rPr>
-              <w:t>92-79=</w:t>
+              <w:t>40-11=</w:t>
             </w:r>
           </w:p>
         </w:tc>
@@ -1761,7 +1674,94 @@
                 <w:rFonts w:ascii="TimeNewRoman" w:hAnsi="TimeNewRoman"/>
                 <w:sz w:val="30"/>
               </w:rPr>
-              <w:t>66+8=</w:t>
+              <w:t>80+7=</w:t>
+            </w:r>
+          </w:p>
+        </w:tc>
+      </w:tr>
+      <w:tr>
+        <w:tc>
+          <w:tcPr>
+            <w:tcW w:type="dxa" w:w="1987"/>
+          </w:tcPr>
+          <w:p>
+            <w:pPr>
+              <w:jc w:val="left"/>
+            </w:pPr>
+            <w:r>
+              <w:rPr>
+                <w:rFonts w:ascii="TimeNewRoman" w:hAnsi="TimeNewRoman"/>
+                <w:sz w:val="30"/>
+              </w:rPr>
+              <w:t>69+8=</w:t>
+            </w:r>
+          </w:p>
+        </w:tc>
+        <w:tc>
+          <w:tcPr>
+            <w:tcW w:type="dxa" w:w="1987"/>
+          </w:tcPr>
+          <w:p>
+            <w:pPr>
+              <w:jc w:val="left"/>
+            </w:pPr>
+            <w:r>
+              <w:rPr>
+                <w:rFonts w:ascii="TimeNewRoman" w:hAnsi="TimeNewRoman"/>
+                <w:sz w:val="30"/>
+              </w:rPr>
+              <w:t>22+18=</w:t>
+            </w:r>
+          </w:p>
+        </w:tc>
+        <w:tc>
+          <w:tcPr>
+            <w:tcW w:type="dxa" w:w="1987"/>
+          </w:tcPr>
+          <w:p>
+            <w:pPr>
+              <w:jc w:val="left"/>
+            </w:pPr>
+            <w:r>
+              <w:rPr>
+                <w:rFonts w:ascii="TimeNewRoman" w:hAnsi="TimeNewRoman"/>
+                <w:sz w:val="30"/>
+              </w:rPr>
+              <w:t>3-1=</w:t>
+            </w:r>
+          </w:p>
+        </w:tc>
+        <w:tc>
+          <w:tcPr>
+            <w:tcW w:type="dxa" w:w="1987"/>
+          </w:tcPr>
+          <w:p>
+            <w:pPr>
+              <w:jc w:val="left"/>
+            </w:pPr>
+            <w:r>
+              <w:rPr>
+                <w:rFonts w:ascii="TimeNewRoman" w:hAnsi="TimeNewRoman"/>
+                <w:sz w:val="30"/>
+              </w:rPr>
+              <w:t>91-30=</w:t>
+            </w:r>
+          </w:p>
+        </w:tc>
+        <w:tc>
+          <w:tcPr>
+            <w:tcW w:type="dxa" w:w="1987"/>
+          </w:tcPr>
+          <w:p>
+            <w:pPr>
+              <w:jc w:val="left"/>
+            </w:pPr>
+            <w:r>
+              <w:rPr>
+                <w:rFonts w:ascii="TimeNewRoman" w:hAnsi="TimeNewRoman"/>
+                <w:sz w:val="30"/>
+              </w:rPr>
+              <w:t>85-84=</w:t>
             </w:r>
           </w:p>
         </w:tc>

--- a/addition_and_subtraction_within_100.docx
+++ b/addition_and_subtraction_within_100.docx
@@ -11,7 +11,7 @@
           <w:rFonts w:ascii="Arial" w:hAnsi="Arial"/>
           <w:sz w:val="30"/>
         </w:rPr>
-        <w:t>2026-09-17 Thursday</w:t>
+        <w:t>2026-09-18 Friday</w:t>
       </w:r>
     </w:p>
     <w:tbl>
@@ -40,7 +40,7 @@
                 <w:rFonts w:ascii="TimeNewRoman" w:hAnsi="TimeNewRoman"/>
                 <w:sz w:val="30"/>
               </w:rPr>
-              <w:t>72+9=</w:t>
+              <w:t>92-2=</w:t>
             </w:r>
           </w:p>
         </w:tc>
@@ -57,7 +57,7 @@
                 <w:rFonts w:ascii="TimeNewRoman" w:hAnsi="TimeNewRoman"/>
                 <w:sz w:val="30"/>
               </w:rPr>
-              <w:t>72+22=</w:t>
+              <w:t>41-37=</w:t>
             </w:r>
           </w:p>
         </w:tc>
@@ -74,7 +74,7 @@
                 <w:rFonts w:ascii="TimeNewRoman" w:hAnsi="TimeNewRoman"/>
                 <w:sz w:val="30"/>
               </w:rPr>
-              <w:t>86-22=</w:t>
+              <w:t>31+23=</w:t>
             </w:r>
           </w:p>
         </w:tc>
@@ -91,7 +91,7 @@
                 <w:rFonts w:ascii="TimeNewRoman" w:hAnsi="TimeNewRoman"/>
                 <w:sz w:val="30"/>
               </w:rPr>
-              <w:t>4-4=</w:t>
+              <w:t>60-59=</w:t>
             </w:r>
           </w:p>
         </w:tc>
@@ -108,7 +108,7 @@
                 <w:rFonts w:ascii="TimeNewRoman" w:hAnsi="TimeNewRoman"/>
                 <w:sz w:val="30"/>
               </w:rPr>
-              <w:t>11+26=</w:t>
+              <w:t>61-8=</w:t>
             </w:r>
           </w:p>
         </w:tc>
@@ -127,7 +127,7 @@
                 <w:rFonts w:ascii="TimeNewRoman" w:hAnsi="TimeNewRoman"/>
                 <w:sz w:val="30"/>
               </w:rPr>
-              <w:t>80-54=</w:t>
+              <w:t>6+92=</w:t>
             </w:r>
           </w:p>
         </w:tc>
@@ -144,7 +144,7 @@
                 <w:rFonts w:ascii="TimeNewRoman" w:hAnsi="TimeNewRoman"/>
                 <w:sz w:val="30"/>
               </w:rPr>
-              <w:t>32-24=</w:t>
+              <w:t>30+68=</w:t>
             </w:r>
           </w:p>
         </w:tc>
@@ -161,7 +161,7 @@
                 <w:rFonts w:ascii="TimeNewRoman" w:hAnsi="TimeNewRoman"/>
                 <w:sz w:val="30"/>
               </w:rPr>
-              <w:t>50-31=</w:t>
+              <w:t>95-73=</w:t>
             </w:r>
           </w:p>
         </w:tc>
@@ -178,7 +178,7 @@
                 <w:rFonts w:ascii="TimeNewRoman" w:hAnsi="TimeNewRoman"/>
                 <w:sz w:val="30"/>
               </w:rPr>
-              <w:t>25+54=</w:t>
+              <w:t>11+68=</w:t>
             </w:r>
           </w:p>
         </w:tc>
@@ -195,7 +195,7 @@
                 <w:rFonts w:ascii="TimeNewRoman" w:hAnsi="TimeNewRoman"/>
                 <w:sz w:val="30"/>
               </w:rPr>
-              <w:t>66-17=</w:t>
+              <w:t>24+40=</w:t>
             </w:r>
           </w:p>
         </w:tc>
@@ -214,7 +214,7 @@
                 <w:rFonts w:ascii="TimeNewRoman" w:hAnsi="TimeNewRoman"/>
                 <w:sz w:val="30"/>
               </w:rPr>
-              <w:t>0+93=</w:t>
+              <w:t>76-17=</w:t>
             </w:r>
           </w:p>
         </w:tc>
@@ -231,7 +231,7 @@
                 <w:rFonts w:ascii="TimeNewRoman" w:hAnsi="TimeNewRoman"/>
                 <w:sz w:val="30"/>
               </w:rPr>
-              <w:t>91-34=</w:t>
+              <w:t>60+37=</w:t>
             </w:r>
           </w:p>
         </w:tc>
@@ -248,7 +248,7 @@
                 <w:rFonts w:ascii="TimeNewRoman" w:hAnsi="TimeNewRoman"/>
                 <w:sz w:val="30"/>
               </w:rPr>
-              <w:t>66-61=</w:t>
+              <w:t>54-48=</w:t>
             </w:r>
           </w:p>
         </w:tc>
@@ -265,7 +265,7 @@
                 <w:rFonts w:ascii="TimeNewRoman" w:hAnsi="TimeNewRoman"/>
                 <w:sz w:val="30"/>
               </w:rPr>
-              <w:t>66+17=</w:t>
+              <w:t>72-62=</w:t>
             </w:r>
           </w:p>
         </w:tc>
@@ -282,7 +282,7 @@
                 <w:rFonts w:ascii="TimeNewRoman" w:hAnsi="TimeNewRoman"/>
                 <w:sz w:val="30"/>
               </w:rPr>
-              <w:t>69-11=</w:t>
+              <w:t>11+30=</w:t>
             </w:r>
           </w:p>
         </w:tc>
@@ -301,7 +301,7 @@
                 <w:rFonts w:ascii="TimeNewRoman" w:hAnsi="TimeNewRoman"/>
                 <w:sz w:val="30"/>
               </w:rPr>
-              <w:t>27+17=</w:t>
+              <w:t>40-10=</w:t>
             </w:r>
           </w:p>
         </w:tc>
@@ -318,7 +318,7 @@
                 <w:rFonts w:ascii="TimeNewRoman" w:hAnsi="TimeNewRoman"/>
                 <w:sz w:val="30"/>
               </w:rPr>
-              <w:t>52+0=</w:t>
+              <w:t>1+44=</w:t>
             </w:r>
           </w:p>
         </w:tc>
@@ -335,7 +335,7 @@
                 <w:rFonts w:ascii="TimeNewRoman" w:hAnsi="TimeNewRoman"/>
                 <w:sz w:val="30"/>
               </w:rPr>
-              <w:t>96-65=</w:t>
+              <w:t>4+40=</w:t>
             </w:r>
           </w:p>
         </w:tc>
@@ -352,7 +352,7 @@
                 <w:rFonts w:ascii="TimeNewRoman" w:hAnsi="TimeNewRoman"/>
                 <w:sz w:val="30"/>
               </w:rPr>
-              <w:t>59+6=</w:t>
+              <w:t>47-29=</w:t>
             </w:r>
           </w:p>
         </w:tc>
@@ -369,12 +369,585 @@
                 <w:rFonts w:ascii="TimeNewRoman" w:hAnsi="TimeNewRoman"/>
                 <w:sz w:val="30"/>
               </w:rPr>
-              <w:t>23+21=</w:t>
+              <w:t>37+54=</w:t>
             </w:r>
           </w:p>
         </w:tc>
       </w:tr>
       <w:tr>
+        <w:tc>
+          <w:tcPr>
+            <w:tcW w:type="dxa" w:w="1987"/>
+          </w:tcPr>
+          <w:p>
+            <w:pPr>
+              <w:jc w:val="left"/>
+            </w:pPr>
+            <w:r>
+              <w:rPr>
+                <w:rFonts w:ascii="TimeNewRoman" w:hAnsi="TimeNewRoman"/>
+                <w:sz w:val="30"/>
+              </w:rPr>
+              <w:t>56+11=</w:t>
+            </w:r>
+          </w:p>
+        </w:tc>
+        <w:tc>
+          <w:tcPr>
+            <w:tcW w:type="dxa" w:w="1987"/>
+          </w:tcPr>
+          <w:p>
+            <w:pPr>
+              <w:jc w:val="left"/>
+            </w:pPr>
+            <w:r>
+              <w:rPr>
+                <w:rFonts w:ascii="TimeNewRoman" w:hAnsi="TimeNewRoman"/>
+                <w:sz w:val="30"/>
+              </w:rPr>
+              <w:t>43-34=</w:t>
+            </w:r>
+          </w:p>
+        </w:tc>
+        <w:tc>
+          <w:tcPr>
+            <w:tcW w:type="dxa" w:w="1987"/>
+          </w:tcPr>
+          <w:p>
+            <w:pPr>
+              <w:jc w:val="left"/>
+            </w:pPr>
+            <w:r>
+              <w:rPr>
+                <w:rFonts w:ascii="TimeNewRoman" w:hAnsi="TimeNewRoman"/>
+                <w:sz w:val="30"/>
+              </w:rPr>
+              <w:t>51-49=</w:t>
+            </w:r>
+          </w:p>
+        </w:tc>
+        <w:tc>
+          <w:tcPr>
+            <w:tcW w:type="dxa" w:w="1987"/>
+          </w:tcPr>
+          <w:p>
+            <w:pPr>
+              <w:jc w:val="left"/>
+            </w:pPr>
+            <w:r>
+              <w:rPr>
+                <w:rFonts w:ascii="TimeNewRoman" w:hAnsi="TimeNewRoman"/>
+                <w:sz w:val="30"/>
+              </w:rPr>
+              <w:t>32+60=</w:t>
+            </w:r>
+          </w:p>
+        </w:tc>
+        <w:tc>
+          <w:tcPr>
+            <w:tcW w:type="dxa" w:w="1987"/>
+          </w:tcPr>
+          <w:p>
+            <w:pPr>
+              <w:jc w:val="left"/>
+            </w:pPr>
+            <w:r>
+              <w:rPr>
+                <w:rFonts w:ascii="TimeNewRoman" w:hAnsi="TimeNewRoman"/>
+                <w:sz w:val="30"/>
+              </w:rPr>
+              <w:t>9-8=</w:t>
+            </w:r>
+          </w:p>
+        </w:tc>
+      </w:tr>
+      <w:tr>
+        <w:tc>
+          <w:tcPr>
+            <w:tcW w:type="dxa" w:w="1987"/>
+          </w:tcPr>
+          <w:p>
+            <w:pPr>
+              <w:jc w:val="left"/>
+            </w:pPr>
+            <w:r>
+              <w:rPr>
+                <w:rFonts w:ascii="TimeNewRoman" w:hAnsi="TimeNewRoman"/>
+                <w:sz w:val="30"/>
+              </w:rPr>
+              <w:t>13+0=</w:t>
+            </w:r>
+          </w:p>
+        </w:tc>
+        <w:tc>
+          <w:tcPr>
+            <w:tcW w:type="dxa" w:w="1987"/>
+          </w:tcPr>
+          <w:p>
+            <w:pPr>
+              <w:jc w:val="left"/>
+            </w:pPr>
+            <w:r>
+              <w:rPr>
+                <w:rFonts w:ascii="TimeNewRoman" w:hAnsi="TimeNewRoman"/>
+                <w:sz w:val="30"/>
+              </w:rPr>
+              <w:t>57-54=</w:t>
+            </w:r>
+          </w:p>
+        </w:tc>
+        <w:tc>
+          <w:tcPr>
+            <w:tcW w:type="dxa" w:w="1987"/>
+          </w:tcPr>
+          <w:p>
+            <w:pPr>
+              <w:jc w:val="left"/>
+            </w:pPr>
+            <w:r>
+              <w:rPr>
+                <w:rFonts w:ascii="TimeNewRoman" w:hAnsi="TimeNewRoman"/>
+                <w:sz w:val="30"/>
+              </w:rPr>
+              <w:t>28+7=</w:t>
+            </w:r>
+          </w:p>
+        </w:tc>
+        <w:tc>
+          <w:tcPr>
+            <w:tcW w:type="dxa" w:w="1987"/>
+          </w:tcPr>
+          <w:p>
+            <w:pPr>
+              <w:jc w:val="left"/>
+            </w:pPr>
+            <w:r>
+              <w:rPr>
+                <w:rFonts w:ascii="TimeNewRoman" w:hAnsi="TimeNewRoman"/>
+                <w:sz w:val="30"/>
+              </w:rPr>
+              <w:t>63-19=</w:t>
+            </w:r>
+          </w:p>
+        </w:tc>
+        <w:tc>
+          <w:tcPr>
+            <w:tcW w:type="dxa" w:w="1987"/>
+          </w:tcPr>
+          <w:p>
+            <w:pPr>
+              <w:jc w:val="left"/>
+            </w:pPr>
+            <w:r>
+              <w:rPr>
+                <w:rFonts w:ascii="TimeNewRoman" w:hAnsi="TimeNewRoman"/>
+                <w:sz w:val="30"/>
+              </w:rPr>
+              <w:t>54-18=</w:t>
+            </w:r>
+          </w:p>
+        </w:tc>
+      </w:tr>
+      <w:tr>
+        <w:tc>
+          <w:tcPr>
+            <w:tcW w:type="dxa" w:w="1987"/>
+          </w:tcPr>
+          <w:p>
+            <w:pPr>
+              <w:jc w:val="left"/>
+            </w:pPr>
+            <w:r>
+              <w:rPr>
+                <w:rFonts w:ascii="TimeNewRoman" w:hAnsi="TimeNewRoman"/>
+                <w:sz w:val="30"/>
+              </w:rPr>
+              <w:t>58+0=</w:t>
+            </w:r>
+          </w:p>
+        </w:tc>
+        <w:tc>
+          <w:tcPr>
+            <w:tcW w:type="dxa" w:w="1987"/>
+          </w:tcPr>
+          <w:p>
+            <w:pPr>
+              <w:jc w:val="left"/>
+            </w:pPr>
+            <w:r>
+              <w:rPr>
+                <w:rFonts w:ascii="TimeNewRoman" w:hAnsi="TimeNewRoman"/>
+                <w:sz w:val="30"/>
+              </w:rPr>
+              <w:t>49+40=</w:t>
+            </w:r>
+          </w:p>
+        </w:tc>
+        <w:tc>
+          <w:tcPr>
+            <w:tcW w:type="dxa" w:w="1987"/>
+          </w:tcPr>
+          <w:p>
+            <w:pPr>
+              <w:jc w:val="left"/>
+            </w:pPr>
+            <w:r>
+              <w:rPr>
+                <w:rFonts w:ascii="TimeNewRoman" w:hAnsi="TimeNewRoman"/>
+                <w:sz w:val="30"/>
+              </w:rPr>
+              <w:t>42+28=</w:t>
+            </w:r>
+          </w:p>
+        </w:tc>
+        <w:tc>
+          <w:tcPr>
+            <w:tcW w:type="dxa" w:w="1987"/>
+          </w:tcPr>
+          <w:p>
+            <w:pPr>
+              <w:jc w:val="left"/>
+            </w:pPr>
+            <w:r>
+              <w:rPr>
+                <w:rFonts w:ascii="TimeNewRoman" w:hAnsi="TimeNewRoman"/>
+                <w:sz w:val="30"/>
+              </w:rPr>
+              <w:t>4+33=</w:t>
+            </w:r>
+          </w:p>
+        </w:tc>
+        <w:tc>
+          <w:tcPr>
+            <w:tcW w:type="dxa" w:w="1987"/>
+          </w:tcPr>
+          <w:p>
+            <w:pPr>
+              <w:jc w:val="left"/>
+            </w:pPr>
+            <w:r>
+              <w:rPr>
+                <w:rFonts w:ascii="TimeNewRoman" w:hAnsi="TimeNewRoman"/>
+                <w:sz w:val="30"/>
+              </w:rPr>
+              <w:t>40+44=</w:t>
+            </w:r>
+          </w:p>
+        </w:tc>
+      </w:tr>
+      <w:tr>
+        <w:tc>
+          <w:tcPr>
+            <w:tcW w:type="dxa" w:w="1987"/>
+          </w:tcPr>
+          <w:p>
+            <w:pPr>
+              <w:jc w:val="left"/>
+            </w:pPr>
+            <w:r>
+              <w:rPr>
+                <w:rFonts w:ascii="TimeNewRoman" w:hAnsi="TimeNewRoman"/>
+                <w:sz w:val="30"/>
+              </w:rPr>
+              <w:t>15+73=</w:t>
+            </w:r>
+          </w:p>
+        </w:tc>
+        <w:tc>
+          <w:tcPr>
+            <w:tcW w:type="dxa" w:w="1987"/>
+          </w:tcPr>
+          <w:p>
+            <w:pPr>
+              <w:jc w:val="left"/>
+            </w:pPr>
+            <w:r>
+              <w:rPr>
+                <w:rFonts w:ascii="TimeNewRoman" w:hAnsi="TimeNewRoman"/>
+                <w:sz w:val="30"/>
+              </w:rPr>
+              <w:t>56-18=</w:t>
+            </w:r>
+          </w:p>
+        </w:tc>
+        <w:tc>
+          <w:tcPr>
+            <w:tcW w:type="dxa" w:w="1987"/>
+          </w:tcPr>
+          <w:p>
+            <w:pPr>
+              <w:jc w:val="left"/>
+            </w:pPr>
+            <w:r>
+              <w:rPr>
+                <w:rFonts w:ascii="TimeNewRoman" w:hAnsi="TimeNewRoman"/>
+                <w:sz w:val="30"/>
+              </w:rPr>
+              <w:t>14-14=</w:t>
+            </w:r>
+          </w:p>
+        </w:tc>
+        <w:tc>
+          <w:tcPr>
+            <w:tcW w:type="dxa" w:w="1987"/>
+          </w:tcPr>
+          <w:p>
+            <w:pPr>
+              <w:jc w:val="left"/>
+            </w:pPr>
+            <w:r>
+              <w:rPr>
+                <w:rFonts w:ascii="TimeNewRoman" w:hAnsi="TimeNewRoman"/>
+                <w:sz w:val="30"/>
+              </w:rPr>
+              <w:t>94-93=</w:t>
+            </w:r>
+          </w:p>
+        </w:tc>
+        <w:tc>
+          <w:tcPr>
+            <w:tcW w:type="dxa" w:w="1987"/>
+          </w:tcPr>
+          <w:p>
+            <w:pPr>
+              <w:jc w:val="left"/>
+            </w:pPr>
+            <w:r>
+              <w:rPr>
+                <w:rFonts w:ascii="TimeNewRoman" w:hAnsi="TimeNewRoman"/>
+                <w:sz w:val="30"/>
+              </w:rPr>
+              <w:t>51+7=</w:t>
+            </w:r>
+          </w:p>
+        </w:tc>
+      </w:tr>
+      <w:tr>
+        <w:tc>
+          <w:tcPr>
+            <w:tcW w:type="dxa" w:w="1987"/>
+          </w:tcPr>
+          <w:p>
+            <w:pPr>
+              <w:jc w:val="left"/>
+            </w:pPr>
+            <w:r>
+              <w:rPr>
+                <w:rFonts w:ascii="TimeNewRoman" w:hAnsi="TimeNewRoman"/>
+                <w:sz w:val="30"/>
+              </w:rPr>
+              <w:t>23+9=</w:t>
+            </w:r>
+          </w:p>
+        </w:tc>
+        <w:tc>
+          <w:tcPr>
+            <w:tcW w:type="dxa" w:w="1987"/>
+          </w:tcPr>
+          <w:p>
+            <w:pPr>
+              <w:jc w:val="left"/>
+            </w:pPr>
+            <w:r>
+              <w:rPr>
+                <w:rFonts w:ascii="TimeNewRoman" w:hAnsi="TimeNewRoman"/>
+                <w:sz w:val="30"/>
+              </w:rPr>
+              <w:t>1+46=</w:t>
+            </w:r>
+          </w:p>
+        </w:tc>
+        <w:tc>
+          <w:tcPr>
+            <w:tcW w:type="dxa" w:w="1987"/>
+          </w:tcPr>
+          <w:p>
+            <w:pPr>
+              <w:jc w:val="left"/>
+            </w:pPr>
+            <w:r>
+              <w:rPr>
+                <w:rFonts w:ascii="TimeNewRoman" w:hAnsi="TimeNewRoman"/>
+                <w:sz w:val="30"/>
+              </w:rPr>
+              <w:t>26+10=</w:t>
+            </w:r>
+          </w:p>
+        </w:tc>
+        <w:tc>
+          <w:tcPr>
+            <w:tcW w:type="dxa" w:w="1987"/>
+          </w:tcPr>
+          <w:p>
+            <w:pPr>
+              <w:jc w:val="left"/>
+            </w:pPr>
+            <w:r>
+              <w:rPr>
+                <w:rFonts w:ascii="TimeNewRoman" w:hAnsi="TimeNewRoman"/>
+                <w:sz w:val="30"/>
+              </w:rPr>
+              <w:t>93-3=</w:t>
+            </w:r>
+          </w:p>
+        </w:tc>
+        <w:tc>
+          <w:tcPr>
+            <w:tcW w:type="dxa" w:w="1987"/>
+          </w:tcPr>
+          <w:p>
+            <w:pPr>
+              <w:jc w:val="left"/>
+            </w:pPr>
+            <w:r>
+              <w:rPr>
+                <w:rFonts w:ascii="TimeNewRoman" w:hAnsi="TimeNewRoman"/>
+                <w:sz w:val="30"/>
+              </w:rPr>
+              <w:t>95-16=</w:t>
+            </w:r>
+          </w:p>
+        </w:tc>
+      </w:tr>
+      <w:tr>
+        <w:tc>
+          <w:tcPr>
+            <w:tcW w:type="dxa" w:w="1987"/>
+          </w:tcPr>
+          <w:p>
+            <w:pPr>
+              <w:jc w:val="left"/>
+            </w:pPr>
+            <w:r>
+              <w:rPr>
+                <w:rFonts w:ascii="TimeNewRoman" w:hAnsi="TimeNewRoman"/>
+                <w:sz w:val="30"/>
+              </w:rPr>
+              <w:t>12+32=</w:t>
+            </w:r>
+          </w:p>
+        </w:tc>
+        <w:tc>
+          <w:tcPr>
+            <w:tcW w:type="dxa" w:w="1987"/>
+          </w:tcPr>
+          <w:p>
+            <w:pPr>
+              <w:jc w:val="left"/>
+            </w:pPr>
+            <w:r>
+              <w:rPr>
+                <w:rFonts w:ascii="TimeNewRoman" w:hAnsi="TimeNewRoman"/>
+                <w:sz w:val="30"/>
+              </w:rPr>
+              <w:t>10+40=</w:t>
+            </w:r>
+          </w:p>
+        </w:tc>
+        <w:tc>
+          <w:tcPr>
+            <w:tcW w:type="dxa" w:w="1987"/>
+          </w:tcPr>
+          <w:p>
+            <w:pPr>
+              <w:jc w:val="left"/>
+            </w:pPr>
+            <w:r>
+              <w:rPr>
+                <w:rFonts w:ascii="TimeNewRoman" w:hAnsi="TimeNewRoman"/>
+                <w:sz w:val="30"/>
+              </w:rPr>
+              <w:t>87+6=</w:t>
+            </w:r>
+          </w:p>
+        </w:tc>
+        <w:tc>
+          <w:tcPr>
+            <w:tcW w:type="dxa" w:w="1987"/>
+          </w:tcPr>
+          <w:p>
+            <w:pPr>
+              <w:jc w:val="left"/>
+            </w:pPr>
+            <w:r>
+              <w:rPr>
+                <w:rFonts w:ascii="TimeNewRoman" w:hAnsi="TimeNewRoman"/>
+                <w:sz w:val="30"/>
+              </w:rPr>
+              <w:t>22+19=</w:t>
+            </w:r>
+          </w:p>
+        </w:tc>
+        <w:tc>
+          <w:tcPr>
+            <w:tcW w:type="dxa" w:w="1987"/>
+          </w:tcPr>
+          <w:p>
+            <w:pPr>
+              <w:jc w:val="left"/>
+            </w:pPr>
+            <w:r>
+              <w:rPr>
+                <w:rFonts w:ascii="TimeNewRoman" w:hAnsi="TimeNewRoman"/>
+                <w:sz w:val="30"/>
+              </w:rPr>
+              <w:t>37+2=</w:t>
+            </w:r>
+          </w:p>
+        </w:tc>
+      </w:tr>
+      <w:tr>
+        <w:tc>
+          <w:tcPr>
+            <w:tcW w:type="dxa" w:w="1987"/>
+          </w:tcPr>
+          <w:p>
+            <w:pPr>
+              <w:jc w:val="left"/>
+            </w:pPr>
+            <w:r>
+              <w:rPr>
+                <w:rFonts w:ascii="TimeNewRoman" w:hAnsi="TimeNewRoman"/>
+                <w:sz w:val="30"/>
+              </w:rPr>
+              <w:t>65+24=</w:t>
+            </w:r>
+          </w:p>
+        </w:tc>
+        <w:tc>
+          <w:tcPr>
+            <w:tcW w:type="dxa" w:w="1987"/>
+          </w:tcPr>
+          <w:p>
+            <w:pPr>
+              <w:jc w:val="left"/>
+            </w:pPr>
+            <w:r>
+              <w:rPr>
+                <w:rFonts w:ascii="TimeNewRoman" w:hAnsi="TimeNewRoman"/>
+                <w:sz w:val="30"/>
+              </w:rPr>
+              <w:t>56-54=</w:t>
+            </w:r>
+          </w:p>
+        </w:tc>
+        <w:tc>
+          <w:tcPr>
+            <w:tcW w:type="dxa" w:w="1987"/>
+          </w:tcPr>
+          <w:p>
+            <w:pPr>
+              <w:jc w:val="left"/>
+            </w:pPr>
+            <w:r>
+              <w:rPr>
+                <w:rFonts w:ascii="TimeNewRoman" w:hAnsi="TimeNewRoman"/>
+                <w:sz w:val="30"/>
+              </w:rPr>
+              <w:t>2+78=</w:t>
+            </w:r>
+          </w:p>
+        </w:tc>
         <w:tc>
           <w:tcPr>
             <w:tcW w:type="dxa" w:w="1987"/>
@@ -405,58 +978,7 @@
                 <w:rFonts w:ascii="TimeNewRoman" w:hAnsi="TimeNewRoman"/>
                 <w:sz w:val="30"/>
               </w:rPr>
-              <w:t>4+11=</w:t>
-            </w:r>
-          </w:p>
-        </w:tc>
-        <w:tc>
-          <w:tcPr>
-            <w:tcW w:type="dxa" w:w="1987"/>
-          </w:tcPr>
-          <w:p>
-            <w:pPr>
-              <w:jc w:val="left"/>
-            </w:pPr>
-            <w:r>
-              <w:rPr>
-                <w:rFonts w:ascii="TimeNewRoman" w:hAnsi="TimeNewRoman"/>
-                <w:sz w:val="30"/>
-              </w:rPr>
-              <w:t>48-44=</w:t>
-            </w:r>
-          </w:p>
-        </w:tc>
-        <w:tc>
-          <w:tcPr>
-            <w:tcW w:type="dxa" w:w="1987"/>
-          </w:tcPr>
-          <w:p>
-            <w:pPr>
-              <w:jc w:val="left"/>
-            </w:pPr>
-            <w:r>
-              <w:rPr>
-                <w:rFonts w:ascii="TimeNewRoman" w:hAnsi="TimeNewRoman"/>
-                <w:sz w:val="30"/>
-              </w:rPr>
-              <w:t>39+16=</w:t>
-            </w:r>
-          </w:p>
-        </w:tc>
-        <w:tc>
-          <w:tcPr>
-            <w:tcW w:type="dxa" w:w="1987"/>
-          </w:tcPr>
-          <w:p>
-            <w:pPr>
-              <w:jc w:val="left"/>
-            </w:pPr>
-            <w:r>
-              <w:rPr>
-                <w:rFonts w:ascii="TimeNewRoman" w:hAnsi="TimeNewRoman"/>
-                <w:sz w:val="30"/>
-              </w:rPr>
-              <w:t>16+54=</w:t>
+              <w:t>65-6=</w:t>
             </w:r>
           </w:p>
         </w:tc>
@@ -475,7 +997,7 @@
                 <w:rFonts w:ascii="TimeNewRoman" w:hAnsi="TimeNewRoman"/>
                 <w:sz w:val="30"/>
               </w:rPr>
-              <w:t>26+36=</w:t>
+              <w:t>34+23=</w:t>
             </w:r>
           </w:p>
         </w:tc>
@@ -492,7 +1014,7 @@
                 <w:rFonts w:ascii="TimeNewRoman" w:hAnsi="TimeNewRoman"/>
                 <w:sz w:val="30"/>
               </w:rPr>
-              <w:t>72+25=</w:t>
+              <w:t>82+14=</w:t>
             </w:r>
           </w:p>
         </w:tc>
@@ -509,7 +1031,7 @@
                 <w:rFonts w:ascii="TimeNewRoman" w:hAnsi="TimeNewRoman"/>
                 <w:sz w:val="30"/>
               </w:rPr>
-              <w:t>57+16=</w:t>
+              <w:t>38-29=</w:t>
             </w:r>
           </w:p>
         </w:tc>
@@ -526,7 +1048,7 @@
                 <w:rFonts w:ascii="TimeNewRoman" w:hAnsi="TimeNewRoman"/>
                 <w:sz w:val="30"/>
               </w:rPr>
-              <w:t>75-12=</w:t>
+              <w:t>30-19=</w:t>
             </w:r>
           </w:p>
         </w:tc>
@@ -543,7 +1065,7 @@
                 <w:rFonts w:ascii="TimeNewRoman" w:hAnsi="TimeNewRoman"/>
                 <w:sz w:val="30"/>
               </w:rPr>
-              <w:t>95-63=</w:t>
+              <w:t>24-22=</w:t>
             </w:r>
           </w:p>
         </w:tc>
@@ -562,7 +1084,7 @@
                 <w:rFonts w:ascii="TimeNewRoman" w:hAnsi="TimeNewRoman"/>
                 <w:sz w:val="30"/>
               </w:rPr>
-              <w:t>92-15=</w:t>
+              <w:t>39+51=</w:t>
             </w:r>
           </w:p>
         </w:tc>
@@ -579,7 +1101,7 @@
                 <w:rFonts w:ascii="TimeNewRoman" w:hAnsi="TimeNewRoman"/>
                 <w:sz w:val="30"/>
               </w:rPr>
-              <w:t>89-46=</w:t>
+              <w:t>80-25=</w:t>
             </w:r>
           </w:p>
         </w:tc>
@@ -596,7 +1118,7 @@
                 <w:rFonts w:ascii="TimeNewRoman" w:hAnsi="TimeNewRoman"/>
                 <w:sz w:val="30"/>
               </w:rPr>
-              <w:t>43+17=</w:t>
+              <w:t>12+79=</w:t>
             </w:r>
           </w:p>
         </w:tc>
@@ -613,7 +1135,7 @@
                 <w:rFonts w:ascii="TimeNewRoman" w:hAnsi="TimeNewRoman"/>
                 <w:sz w:val="30"/>
               </w:rPr>
-              <w:t>54+10=</w:t>
+              <w:t>98-33=</w:t>
             </w:r>
           </w:p>
         </w:tc>
@@ -630,7 +1152,7 @@
                 <w:rFonts w:ascii="TimeNewRoman" w:hAnsi="TimeNewRoman"/>
                 <w:sz w:val="30"/>
               </w:rPr>
-              <w:t>12+42=</w:t>
+              <w:t>78-53=</w:t>
             </w:r>
           </w:p>
         </w:tc>
@@ -649,7 +1171,7 @@
                 <w:rFonts w:ascii="TimeNewRoman" w:hAnsi="TimeNewRoman"/>
                 <w:sz w:val="30"/>
               </w:rPr>
-              <w:t>85-40=</w:t>
+              <w:t>58+19=</w:t>
             </w:r>
           </w:p>
         </w:tc>
@@ -666,7 +1188,7 @@
                 <w:rFonts w:ascii="TimeNewRoman" w:hAnsi="TimeNewRoman"/>
                 <w:sz w:val="30"/>
               </w:rPr>
-              <w:t>25+31=</w:t>
+              <w:t>49-37=</w:t>
             </w:r>
           </w:p>
         </w:tc>
@@ -683,7 +1205,7 @@
                 <w:rFonts w:ascii="TimeNewRoman" w:hAnsi="TimeNewRoman"/>
                 <w:sz w:val="30"/>
               </w:rPr>
-              <w:t>95-27=</w:t>
+              <w:t>85-54=</w:t>
             </w:r>
           </w:p>
         </w:tc>
@@ -700,7 +1222,7 @@
                 <w:rFonts w:ascii="TimeNewRoman" w:hAnsi="TimeNewRoman"/>
                 <w:sz w:val="30"/>
               </w:rPr>
-              <w:t>43+39=</w:t>
+              <w:t>64-39=</w:t>
             </w:r>
           </w:p>
         </w:tc>
@@ -717,7 +1239,7 @@
                 <w:rFonts w:ascii="TimeNewRoman" w:hAnsi="TimeNewRoman"/>
                 <w:sz w:val="30"/>
               </w:rPr>
-              <w:t>86-31=</w:t>
+              <w:t>10+80=</w:t>
             </w:r>
           </w:p>
         </w:tc>
@@ -736,7 +1258,7 @@
                 <w:rFonts w:ascii="TimeNewRoman" w:hAnsi="TimeNewRoman"/>
                 <w:sz w:val="30"/>
               </w:rPr>
-              <w:t>53+25=</w:t>
+              <w:t>77-55=</w:t>
             </w:r>
           </w:p>
         </w:tc>
@@ -753,7 +1275,7 @@
                 <w:rFonts w:ascii="TimeNewRoman" w:hAnsi="TimeNewRoman"/>
                 <w:sz w:val="30"/>
               </w:rPr>
-              <w:t>55+40=</w:t>
+              <w:t>48+10=</w:t>
             </w:r>
           </w:p>
         </w:tc>
@@ -770,7 +1292,7 @@
                 <w:rFonts w:ascii="TimeNewRoman" w:hAnsi="TimeNewRoman"/>
                 <w:sz w:val="30"/>
               </w:rPr>
-              <w:t>4+30=</w:t>
+              <w:t>59+2=</w:t>
             </w:r>
           </w:p>
         </w:tc>
@@ -787,7 +1309,7 @@
                 <w:rFonts w:ascii="TimeNewRoman" w:hAnsi="TimeNewRoman"/>
                 <w:sz w:val="30"/>
               </w:rPr>
-              <w:t>52-20=</w:t>
+              <w:t>44+30=</w:t>
             </w:r>
           </w:p>
         </w:tc>
@@ -804,7 +1326,7 @@
                 <w:rFonts w:ascii="TimeNewRoman" w:hAnsi="TimeNewRoman"/>
                 <w:sz w:val="30"/>
               </w:rPr>
-              <w:t>9+54=</w:t>
+              <w:t>97-78=</w:t>
             </w:r>
           </w:p>
         </w:tc>
@@ -823,7 +1345,7 @@
                 <w:rFonts w:ascii="TimeNewRoman" w:hAnsi="TimeNewRoman"/>
                 <w:sz w:val="30"/>
               </w:rPr>
-              <w:t>95-82=</w:t>
+              <w:t>61-23=</w:t>
             </w:r>
           </w:p>
         </w:tc>
@@ -840,7 +1362,7 @@
                 <w:rFonts w:ascii="TimeNewRoman" w:hAnsi="TimeNewRoman"/>
                 <w:sz w:val="30"/>
               </w:rPr>
-              <w:t>60-44=</w:t>
+              <w:t>84-57=</w:t>
             </w:r>
           </w:p>
         </w:tc>
@@ -857,7 +1379,7 @@
                 <w:rFonts w:ascii="TimeNewRoman" w:hAnsi="TimeNewRoman"/>
                 <w:sz w:val="30"/>
               </w:rPr>
-              <w:t>85-24=</w:t>
+              <w:t>9+75=</w:t>
             </w:r>
           </w:p>
         </w:tc>
@@ -874,7 +1396,7 @@
                 <w:rFonts w:ascii="TimeNewRoman" w:hAnsi="TimeNewRoman"/>
                 <w:sz w:val="30"/>
               </w:rPr>
-              <w:t>76-20=</w:t>
+              <w:t>93-90=</w:t>
             </w:r>
           </w:p>
         </w:tc>
@@ -891,7 +1413,7 @@
                 <w:rFonts w:ascii="TimeNewRoman" w:hAnsi="TimeNewRoman"/>
                 <w:sz w:val="30"/>
               </w:rPr>
-              <w:t>44-26=</w:t>
+              <w:t>41+17=</w:t>
             </w:r>
           </w:p>
         </w:tc>
@@ -910,7 +1432,7 @@
                 <w:rFonts w:ascii="TimeNewRoman" w:hAnsi="TimeNewRoman"/>
                 <w:sz w:val="30"/>
               </w:rPr>
-              <w:t>21-0=</w:t>
+              <w:t>52+38=</w:t>
             </w:r>
           </w:p>
         </w:tc>
@@ -927,7 +1449,7 @@
                 <w:rFonts w:ascii="TimeNewRoman" w:hAnsi="TimeNewRoman"/>
                 <w:sz w:val="30"/>
               </w:rPr>
-              <w:t>17+35=</w:t>
+              <w:t>48+39=</w:t>
             </w:r>
           </w:p>
         </w:tc>
@@ -944,7 +1466,7 @@
                 <w:rFonts w:ascii="TimeNewRoman" w:hAnsi="TimeNewRoman"/>
                 <w:sz w:val="30"/>
               </w:rPr>
-              <w:t>95-88=</w:t>
+              <w:t>79-47=</w:t>
             </w:r>
           </w:p>
         </w:tc>
@@ -961,7 +1483,7 @@
                 <w:rFonts w:ascii="TimeNewRoman" w:hAnsi="TimeNewRoman"/>
                 <w:sz w:val="30"/>
               </w:rPr>
-              <w:t>90-49=</w:t>
+              <w:t>46+24=</w:t>
             </w:r>
           </w:p>
         </w:tc>
@@ -978,7 +1500,7 @@
                 <w:rFonts w:ascii="TimeNewRoman" w:hAnsi="TimeNewRoman"/>
                 <w:sz w:val="30"/>
               </w:rPr>
-              <w:t>76+8=</w:t>
+              <w:t>50+12=</w:t>
             </w:r>
           </w:p>
         </w:tc>
@@ -997,7 +1519,7 @@
                 <w:rFonts w:ascii="TimeNewRoman" w:hAnsi="TimeNewRoman"/>
                 <w:sz w:val="30"/>
               </w:rPr>
-              <w:t>86-51=</w:t>
+              <w:t>27+37=</w:t>
             </w:r>
           </w:p>
         </w:tc>
@@ -1014,7 +1536,7 @@
                 <w:rFonts w:ascii="TimeNewRoman" w:hAnsi="TimeNewRoman"/>
                 <w:sz w:val="30"/>
               </w:rPr>
-              <w:t>13+25=</w:t>
+              <w:t>10-0=</w:t>
             </w:r>
           </w:p>
         </w:tc>
@@ -1031,7 +1553,7 @@
                 <w:rFonts w:ascii="TimeNewRoman" w:hAnsi="TimeNewRoman"/>
                 <w:sz w:val="30"/>
               </w:rPr>
-              <w:t>43-15=</w:t>
+              <w:t>26+66=</w:t>
             </w:r>
           </w:p>
         </w:tc>
@@ -1048,7 +1570,7 @@
                 <w:rFonts w:ascii="TimeNewRoman" w:hAnsi="TimeNewRoman"/>
                 <w:sz w:val="30"/>
               </w:rPr>
-              <w:t>69+18=</w:t>
+              <w:t>81-79=</w:t>
             </w:r>
           </w:p>
         </w:tc>
@@ -1065,7 +1587,7 @@
                 <w:rFonts w:ascii="TimeNewRoman" w:hAnsi="TimeNewRoman"/>
                 <w:sz w:val="30"/>
               </w:rPr>
-              <w:t>56-26=</w:t>
+              <w:t>44+0=</w:t>
             </w:r>
           </w:p>
         </w:tc>
@@ -1084,7 +1606,7 @@
                 <w:rFonts w:ascii="TimeNewRoman" w:hAnsi="TimeNewRoman"/>
                 <w:sz w:val="30"/>
               </w:rPr>
-              <w:t>62+12=</w:t>
+              <w:t>43-32=</w:t>
             </w:r>
           </w:p>
         </w:tc>
@@ -1101,7 +1623,7 @@
                 <w:rFonts w:ascii="TimeNewRoman" w:hAnsi="TimeNewRoman"/>
                 <w:sz w:val="30"/>
               </w:rPr>
-              <w:t>68+7=</w:t>
+              <w:t>2+80=</w:t>
             </w:r>
           </w:p>
         </w:tc>
@@ -1118,7 +1640,7 @@
                 <w:rFonts w:ascii="TimeNewRoman" w:hAnsi="TimeNewRoman"/>
                 <w:sz w:val="30"/>
               </w:rPr>
-              <w:t>71+9=</w:t>
+              <w:t>37+3=</w:t>
             </w:r>
           </w:p>
         </w:tc>
@@ -1135,7 +1657,7 @@
                 <w:rFonts w:ascii="TimeNewRoman" w:hAnsi="TimeNewRoman"/>
                 <w:sz w:val="30"/>
               </w:rPr>
-              <w:t>11+82=</w:t>
+              <w:t>47+37=</w:t>
             </w:r>
           </w:p>
         </w:tc>
@@ -1152,7 +1674,7 @@
                 <w:rFonts w:ascii="TimeNewRoman" w:hAnsi="TimeNewRoman"/>
                 <w:sz w:val="30"/>
               </w:rPr>
-              <w:t>31-2=</w:t>
+              <w:t>58-54=</w:t>
             </w:r>
           </w:p>
         </w:tc>
@@ -1171,7 +1693,7 @@
                 <w:rFonts w:ascii="TimeNewRoman" w:hAnsi="TimeNewRoman"/>
                 <w:sz w:val="30"/>
               </w:rPr>
-              <w:t>49+8=</w:t>
+              <w:t>4+24=</w:t>
             </w:r>
           </w:p>
         </w:tc>
@@ -1188,7 +1710,7 @@
                 <w:rFonts w:ascii="TimeNewRoman" w:hAnsi="TimeNewRoman"/>
                 <w:sz w:val="30"/>
               </w:rPr>
-              <w:t>91-52=</w:t>
+              <w:t>0+53=</w:t>
             </w:r>
           </w:p>
         </w:tc>
@@ -1205,7 +1727,7 @@
                 <w:rFonts w:ascii="TimeNewRoman" w:hAnsi="TimeNewRoman"/>
                 <w:sz w:val="30"/>
               </w:rPr>
-              <w:t>44+39=</w:t>
+              <w:t>26+32=</w:t>
             </w:r>
           </w:p>
         </w:tc>
@@ -1222,7 +1744,7 @@
                 <w:rFonts w:ascii="TimeNewRoman" w:hAnsi="TimeNewRoman"/>
                 <w:sz w:val="30"/>
               </w:rPr>
-              <w:t>8+42=</w:t>
+              <w:t>93-27=</w:t>
             </w:r>
           </w:p>
         </w:tc>
@@ -1239,529 +1761,7 @@
                 <w:rFonts w:ascii="TimeNewRoman" w:hAnsi="TimeNewRoman"/>
                 <w:sz w:val="30"/>
               </w:rPr>
-              <w:t>43-29=</w:t>
-            </w:r>
-          </w:p>
-        </w:tc>
-      </w:tr>
-      <w:tr>
-        <w:tc>
-          <w:tcPr>
-            <w:tcW w:type="dxa" w:w="1987"/>
-          </w:tcPr>
-          <w:p>
-            <w:pPr>
-              <w:jc w:val="left"/>
-            </w:pPr>
-            <w:r>
-              <w:rPr>
-                <w:rFonts w:ascii="TimeNewRoman" w:hAnsi="TimeNewRoman"/>
-                <w:sz w:val="30"/>
-              </w:rPr>
-              <w:t>37-3=</w:t>
-            </w:r>
-          </w:p>
-        </w:tc>
-        <w:tc>
-          <w:tcPr>
-            <w:tcW w:type="dxa" w:w="1987"/>
-          </w:tcPr>
-          <w:p>
-            <w:pPr>
-              <w:jc w:val="left"/>
-            </w:pPr>
-            <w:r>
-              <w:rPr>
-                <w:rFonts w:ascii="TimeNewRoman" w:hAnsi="TimeNewRoman"/>
-                <w:sz w:val="30"/>
-              </w:rPr>
-              <w:t>13+73=</w:t>
-            </w:r>
-          </w:p>
-        </w:tc>
-        <w:tc>
-          <w:tcPr>
-            <w:tcW w:type="dxa" w:w="1987"/>
-          </w:tcPr>
-          <w:p>
-            <w:pPr>
-              <w:jc w:val="left"/>
-            </w:pPr>
-            <w:r>
-              <w:rPr>
-                <w:rFonts w:ascii="TimeNewRoman" w:hAnsi="TimeNewRoman"/>
-                <w:sz w:val="30"/>
-              </w:rPr>
-              <w:t>43+32=</w:t>
-            </w:r>
-          </w:p>
-        </w:tc>
-        <w:tc>
-          <w:tcPr>
-            <w:tcW w:type="dxa" w:w="1987"/>
-          </w:tcPr>
-          <w:p>
-            <w:pPr>
-              <w:jc w:val="left"/>
-            </w:pPr>
-            <w:r>
-              <w:rPr>
-                <w:rFonts w:ascii="TimeNewRoman" w:hAnsi="TimeNewRoman"/>
-                <w:sz w:val="30"/>
-              </w:rPr>
-              <w:t>19+51=</w:t>
-            </w:r>
-          </w:p>
-        </w:tc>
-        <w:tc>
-          <w:tcPr>
-            <w:tcW w:type="dxa" w:w="1987"/>
-          </w:tcPr>
-          <w:p>
-            <w:pPr>
-              <w:jc w:val="left"/>
-            </w:pPr>
-            <w:r>
-              <w:rPr>
-                <w:rFonts w:ascii="TimeNewRoman" w:hAnsi="TimeNewRoman"/>
-                <w:sz w:val="30"/>
-              </w:rPr>
-              <w:t>24-10=</w:t>
-            </w:r>
-          </w:p>
-        </w:tc>
-      </w:tr>
-      <w:tr>
-        <w:tc>
-          <w:tcPr>
-            <w:tcW w:type="dxa" w:w="1987"/>
-          </w:tcPr>
-          <w:p>
-            <w:pPr>
-              <w:jc w:val="left"/>
-            </w:pPr>
-            <w:r>
-              <w:rPr>
-                <w:rFonts w:ascii="TimeNewRoman" w:hAnsi="TimeNewRoman"/>
-                <w:sz w:val="30"/>
-              </w:rPr>
-              <w:t>36+13=</w:t>
-            </w:r>
-          </w:p>
-        </w:tc>
-        <w:tc>
-          <w:tcPr>
-            <w:tcW w:type="dxa" w:w="1987"/>
-          </w:tcPr>
-          <w:p>
-            <w:pPr>
-              <w:jc w:val="left"/>
-            </w:pPr>
-            <w:r>
-              <w:rPr>
-                <w:rFonts w:ascii="TimeNewRoman" w:hAnsi="TimeNewRoman"/>
-                <w:sz w:val="30"/>
-              </w:rPr>
-              <w:t>75-27=</w:t>
-            </w:r>
-          </w:p>
-        </w:tc>
-        <w:tc>
-          <w:tcPr>
-            <w:tcW w:type="dxa" w:w="1987"/>
-          </w:tcPr>
-          <w:p>
-            <w:pPr>
-              <w:jc w:val="left"/>
-            </w:pPr>
-            <w:r>
-              <w:rPr>
-                <w:rFonts w:ascii="TimeNewRoman" w:hAnsi="TimeNewRoman"/>
-                <w:sz w:val="30"/>
-              </w:rPr>
-              <w:t>89-14=</w:t>
-            </w:r>
-          </w:p>
-        </w:tc>
-        <w:tc>
-          <w:tcPr>
-            <w:tcW w:type="dxa" w:w="1987"/>
-          </w:tcPr>
-          <w:p>
-            <w:pPr>
-              <w:jc w:val="left"/>
-            </w:pPr>
-            <w:r>
-              <w:rPr>
-                <w:rFonts w:ascii="TimeNewRoman" w:hAnsi="TimeNewRoman"/>
-                <w:sz w:val="30"/>
-              </w:rPr>
-              <w:t>13+47=</w:t>
-            </w:r>
-          </w:p>
-        </w:tc>
-        <w:tc>
-          <w:tcPr>
-            <w:tcW w:type="dxa" w:w="1987"/>
-          </w:tcPr>
-          <w:p>
-            <w:pPr>
-              <w:jc w:val="left"/>
-            </w:pPr>
-            <w:r>
-              <w:rPr>
-                <w:rFonts w:ascii="TimeNewRoman" w:hAnsi="TimeNewRoman"/>
-                <w:sz w:val="30"/>
-              </w:rPr>
-              <w:t>29-10=</w:t>
-            </w:r>
-          </w:p>
-        </w:tc>
-      </w:tr>
-      <w:tr>
-        <w:tc>
-          <w:tcPr>
-            <w:tcW w:type="dxa" w:w="1987"/>
-          </w:tcPr>
-          <w:p>
-            <w:pPr>
-              <w:jc w:val="left"/>
-            </w:pPr>
-            <w:r>
-              <w:rPr>
-                <w:rFonts w:ascii="TimeNewRoman" w:hAnsi="TimeNewRoman"/>
-                <w:sz w:val="30"/>
-              </w:rPr>
-              <w:t>77-50=</w:t>
-            </w:r>
-          </w:p>
-        </w:tc>
-        <w:tc>
-          <w:tcPr>
-            <w:tcW w:type="dxa" w:w="1987"/>
-          </w:tcPr>
-          <w:p>
-            <w:pPr>
-              <w:jc w:val="left"/>
-            </w:pPr>
-            <w:r>
-              <w:rPr>
-                <w:rFonts w:ascii="TimeNewRoman" w:hAnsi="TimeNewRoman"/>
-                <w:sz w:val="30"/>
-              </w:rPr>
-              <w:t>61-39=</w:t>
-            </w:r>
-          </w:p>
-        </w:tc>
-        <w:tc>
-          <w:tcPr>
-            <w:tcW w:type="dxa" w:w="1987"/>
-          </w:tcPr>
-          <w:p>
-            <w:pPr>
-              <w:jc w:val="left"/>
-            </w:pPr>
-            <w:r>
-              <w:rPr>
-                <w:rFonts w:ascii="TimeNewRoman" w:hAnsi="TimeNewRoman"/>
-                <w:sz w:val="30"/>
-              </w:rPr>
-              <w:t>30+66=</w:t>
-            </w:r>
-          </w:p>
-        </w:tc>
-        <w:tc>
-          <w:tcPr>
-            <w:tcW w:type="dxa" w:w="1987"/>
-          </w:tcPr>
-          <w:p>
-            <w:pPr>
-              <w:jc w:val="left"/>
-            </w:pPr>
-            <w:r>
-              <w:rPr>
-                <w:rFonts w:ascii="TimeNewRoman" w:hAnsi="TimeNewRoman"/>
-                <w:sz w:val="30"/>
-              </w:rPr>
-              <w:t>35+5=</w:t>
-            </w:r>
-          </w:p>
-        </w:tc>
-        <w:tc>
-          <w:tcPr>
-            <w:tcW w:type="dxa" w:w="1987"/>
-          </w:tcPr>
-          <w:p>
-            <w:pPr>
-              <w:jc w:val="left"/>
-            </w:pPr>
-            <w:r>
-              <w:rPr>
-                <w:rFonts w:ascii="TimeNewRoman" w:hAnsi="TimeNewRoman"/>
-                <w:sz w:val="30"/>
-              </w:rPr>
-              <w:t>47+45=</w:t>
-            </w:r>
-          </w:p>
-        </w:tc>
-      </w:tr>
-      <w:tr>
-        <w:tc>
-          <w:tcPr>
-            <w:tcW w:type="dxa" w:w="1987"/>
-          </w:tcPr>
-          <w:p>
-            <w:pPr>
-              <w:jc w:val="left"/>
-            </w:pPr>
-            <w:r>
-              <w:rPr>
-                <w:rFonts w:ascii="TimeNewRoman" w:hAnsi="TimeNewRoman"/>
-                <w:sz w:val="30"/>
-              </w:rPr>
-              <w:t>25+63=</w:t>
-            </w:r>
-          </w:p>
-        </w:tc>
-        <w:tc>
-          <w:tcPr>
-            <w:tcW w:type="dxa" w:w="1987"/>
-          </w:tcPr>
-          <w:p>
-            <w:pPr>
-              <w:jc w:val="left"/>
-            </w:pPr>
-            <w:r>
-              <w:rPr>
-                <w:rFonts w:ascii="TimeNewRoman" w:hAnsi="TimeNewRoman"/>
-                <w:sz w:val="30"/>
-              </w:rPr>
-              <w:t>4+64=</w:t>
-            </w:r>
-          </w:p>
-        </w:tc>
-        <w:tc>
-          <w:tcPr>
-            <w:tcW w:type="dxa" w:w="1987"/>
-          </w:tcPr>
-          <w:p>
-            <w:pPr>
-              <w:jc w:val="left"/>
-            </w:pPr>
-            <w:r>
-              <w:rPr>
-                <w:rFonts w:ascii="TimeNewRoman" w:hAnsi="TimeNewRoman"/>
-                <w:sz w:val="30"/>
-              </w:rPr>
-              <w:t>25-13=</w:t>
-            </w:r>
-          </w:p>
-        </w:tc>
-        <w:tc>
-          <w:tcPr>
-            <w:tcW w:type="dxa" w:w="1987"/>
-          </w:tcPr>
-          <w:p>
-            <w:pPr>
-              <w:jc w:val="left"/>
-            </w:pPr>
-            <w:r>
-              <w:rPr>
-                <w:rFonts w:ascii="TimeNewRoman" w:hAnsi="TimeNewRoman"/>
-                <w:sz w:val="30"/>
-              </w:rPr>
-              <w:t>32+33=</w:t>
-            </w:r>
-          </w:p>
-        </w:tc>
-        <w:tc>
-          <w:tcPr>
-            <w:tcW w:type="dxa" w:w="1987"/>
-          </w:tcPr>
-          <w:p>
-            <w:pPr>
-              <w:jc w:val="left"/>
-            </w:pPr>
-            <w:r>
-              <w:rPr>
-                <w:rFonts w:ascii="TimeNewRoman" w:hAnsi="TimeNewRoman"/>
-                <w:sz w:val="30"/>
-              </w:rPr>
-              <w:t>31+46=</w:t>
-            </w:r>
-          </w:p>
-        </w:tc>
-      </w:tr>
-      <w:tr>
-        <w:tc>
-          <w:tcPr>
-            <w:tcW w:type="dxa" w:w="1987"/>
-          </w:tcPr>
-          <w:p>
-            <w:pPr>
-              <w:jc w:val="left"/>
-            </w:pPr>
-            <w:r>
-              <w:rPr>
-                <w:rFonts w:ascii="TimeNewRoman" w:hAnsi="TimeNewRoman"/>
-                <w:sz w:val="30"/>
-              </w:rPr>
-              <w:t>57-10=</w:t>
-            </w:r>
-          </w:p>
-        </w:tc>
-        <w:tc>
-          <w:tcPr>
-            <w:tcW w:type="dxa" w:w="1987"/>
-          </w:tcPr>
-          <w:p>
-            <w:pPr>
-              <w:jc w:val="left"/>
-            </w:pPr>
-            <w:r>
-              <w:rPr>
-                <w:rFonts w:ascii="TimeNewRoman" w:hAnsi="TimeNewRoman"/>
-                <w:sz w:val="30"/>
-              </w:rPr>
-              <w:t>50-38=</w:t>
-            </w:r>
-          </w:p>
-        </w:tc>
-        <w:tc>
-          <w:tcPr>
-            <w:tcW w:type="dxa" w:w="1987"/>
-          </w:tcPr>
-          <w:p>
-            <w:pPr>
-              <w:jc w:val="left"/>
-            </w:pPr>
-            <w:r>
-              <w:rPr>
-                <w:rFonts w:ascii="TimeNewRoman" w:hAnsi="TimeNewRoman"/>
-                <w:sz w:val="30"/>
-              </w:rPr>
-              <w:t>0+67=</w:t>
-            </w:r>
-          </w:p>
-        </w:tc>
-        <w:tc>
-          <w:tcPr>
-            <w:tcW w:type="dxa" w:w="1987"/>
-          </w:tcPr>
-          <w:p>
-            <w:pPr>
-              <w:jc w:val="left"/>
-            </w:pPr>
-            <w:r>
-              <w:rPr>
-                <w:rFonts w:ascii="TimeNewRoman" w:hAnsi="TimeNewRoman"/>
-                <w:sz w:val="30"/>
-              </w:rPr>
-              <w:t>40-11=</w:t>
-            </w:r>
-          </w:p>
-        </w:tc>
-        <w:tc>
-          <w:tcPr>
-            <w:tcW w:type="dxa" w:w="1987"/>
-          </w:tcPr>
-          <w:p>
-            <w:pPr>
-              <w:jc w:val="left"/>
-            </w:pPr>
-            <w:r>
-              <w:rPr>
-                <w:rFonts w:ascii="TimeNewRoman" w:hAnsi="TimeNewRoman"/>
-                <w:sz w:val="30"/>
-              </w:rPr>
-              <w:t>80+7=</w:t>
-            </w:r>
-          </w:p>
-        </w:tc>
-      </w:tr>
-      <w:tr>
-        <w:tc>
-          <w:tcPr>
-            <w:tcW w:type="dxa" w:w="1987"/>
-          </w:tcPr>
-          <w:p>
-            <w:pPr>
-              <w:jc w:val="left"/>
-            </w:pPr>
-            <w:r>
-              <w:rPr>
-                <w:rFonts w:ascii="TimeNewRoman" w:hAnsi="TimeNewRoman"/>
-                <w:sz w:val="30"/>
-              </w:rPr>
-              <w:t>69+8=</w:t>
-            </w:r>
-          </w:p>
-        </w:tc>
-        <w:tc>
-          <w:tcPr>
-            <w:tcW w:type="dxa" w:w="1987"/>
-          </w:tcPr>
-          <w:p>
-            <w:pPr>
-              <w:jc w:val="left"/>
-            </w:pPr>
-            <w:r>
-              <w:rPr>
-                <w:rFonts w:ascii="TimeNewRoman" w:hAnsi="TimeNewRoman"/>
-                <w:sz w:val="30"/>
-              </w:rPr>
-              <w:t>22+18=</w:t>
-            </w:r>
-          </w:p>
-        </w:tc>
-        <w:tc>
-          <w:tcPr>
-            <w:tcW w:type="dxa" w:w="1987"/>
-          </w:tcPr>
-          <w:p>
-            <w:pPr>
-              <w:jc w:val="left"/>
-            </w:pPr>
-            <w:r>
-              <w:rPr>
-                <w:rFonts w:ascii="TimeNewRoman" w:hAnsi="TimeNewRoman"/>
-                <w:sz w:val="30"/>
-              </w:rPr>
-              <w:t>3-1=</w:t>
-            </w:r>
-          </w:p>
-        </w:tc>
-        <w:tc>
-          <w:tcPr>
-            <w:tcW w:type="dxa" w:w="1987"/>
-          </w:tcPr>
-          <w:p>
-            <w:pPr>
-              <w:jc w:val="left"/>
-            </w:pPr>
-            <w:r>
-              <w:rPr>
-                <w:rFonts w:ascii="TimeNewRoman" w:hAnsi="TimeNewRoman"/>
-                <w:sz w:val="30"/>
-              </w:rPr>
-              <w:t>91-30=</w:t>
-            </w:r>
-          </w:p>
-        </w:tc>
-        <w:tc>
-          <w:tcPr>
-            <w:tcW w:type="dxa" w:w="1987"/>
-          </w:tcPr>
-          <w:p>
-            <w:pPr>
-              <w:jc w:val="left"/>
-            </w:pPr>
-            <w:r>
-              <w:rPr>
-                <w:rFonts w:ascii="TimeNewRoman" w:hAnsi="TimeNewRoman"/>
-                <w:sz w:val="30"/>
-              </w:rPr>
-              <w:t>85-84=</w:t>
+              <w:t>8+3=</w:t>
             </w:r>
           </w:p>
         </w:tc>

--- a/addition_and_subtraction_within_100.docx
+++ b/addition_and_subtraction_within_100.docx
@@ -40,7 +40,7 @@
                 <w:rFonts w:ascii="TimeNewRoman" w:hAnsi="TimeNewRoman"/>
                 <w:sz w:val="30"/>
               </w:rPr>
-              <w:t>92-2=</w:t>
+              <w:t>85-36=</w:t>
             </w:r>
           </w:p>
         </w:tc>
@@ -57,7 +57,7 @@
                 <w:rFonts w:ascii="TimeNewRoman" w:hAnsi="TimeNewRoman"/>
                 <w:sz w:val="30"/>
               </w:rPr>
-              <w:t>41-37=</w:t>
+              <w:t>75-51=</w:t>
             </w:r>
           </w:p>
         </w:tc>
@@ -74,7 +74,7 @@
                 <w:rFonts w:ascii="TimeNewRoman" w:hAnsi="TimeNewRoman"/>
                 <w:sz w:val="30"/>
               </w:rPr>
-              <w:t>31+23=</w:t>
+              <w:t>88+5=</w:t>
             </w:r>
           </w:p>
         </w:tc>
@@ -91,7 +91,7 @@
                 <w:rFonts w:ascii="TimeNewRoman" w:hAnsi="TimeNewRoman"/>
                 <w:sz w:val="30"/>
               </w:rPr>
-              <w:t>60-59=</w:t>
+              <w:t>17+8=</w:t>
             </w:r>
           </w:p>
         </w:tc>
@@ -108,7 +108,7 @@
                 <w:rFonts w:ascii="TimeNewRoman" w:hAnsi="TimeNewRoman"/>
                 <w:sz w:val="30"/>
               </w:rPr>
-              <w:t>61-8=</w:t>
+              <w:t>38+21=</w:t>
             </w:r>
           </w:p>
         </w:tc>
@@ -127,7 +127,7 @@
                 <w:rFonts w:ascii="TimeNewRoman" w:hAnsi="TimeNewRoman"/>
                 <w:sz w:val="30"/>
               </w:rPr>
-              <w:t>6+92=</w:t>
+              <w:t>62-32=</w:t>
             </w:r>
           </w:p>
         </w:tc>
@@ -144,7 +144,7 @@
                 <w:rFonts w:ascii="TimeNewRoman" w:hAnsi="TimeNewRoman"/>
                 <w:sz w:val="30"/>
               </w:rPr>
-              <w:t>30+68=</w:t>
+              <w:t>70-2=</w:t>
             </w:r>
           </w:p>
         </w:tc>
@@ -161,7 +161,7 @@
                 <w:rFonts w:ascii="TimeNewRoman" w:hAnsi="TimeNewRoman"/>
                 <w:sz w:val="30"/>
               </w:rPr>
-              <w:t>95-73=</w:t>
+              <w:t>99-56=</w:t>
             </w:r>
           </w:p>
         </w:tc>
@@ -178,7 +178,7 @@
                 <w:rFonts w:ascii="TimeNewRoman" w:hAnsi="TimeNewRoman"/>
                 <w:sz w:val="30"/>
               </w:rPr>
-              <w:t>11+68=</w:t>
+              <w:t>97-62=</w:t>
             </w:r>
           </w:p>
         </w:tc>
@@ -195,7 +195,7 @@
                 <w:rFonts w:ascii="TimeNewRoman" w:hAnsi="TimeNewRoman"/>
                 <w:sz w:val="30"/>
               </w:rPr>
-              <w:t>24+40=</w:t>
+              <w:t>56+3=</w:t>
             </w:r>
           </w:p>
         </w:tc>
@@ -214,7 +214,7 @@
                 <w:rFonts w:ascii="TimeNewRoman" w:hAnsi="TimeNewRoman"/>
                 <w:sz w:val="30"/>
               </w:rPr>
-              <w:t>76-17=</w:t>
+              <w:t>27+47=</w:t>
             </w:r>
           </w:p>
         </w:tc>
@@ -231,7 +231,7 @@
                 <w:rFonts w:ascii="TimeNewRoman" w:hAnsi="TimeNewRoman"/>
                 <w:sz w:val="30"/>
               </w:rPr>
-              <w:t>60+37=</w:t>
+              <w:t>60+13=</w:t>
             </w:r>
           </w:p>
         </w:tc>
@@ -248,7 +248,7 @@
                 <w:rFonts w:ascii="TimeNewRoman" w:hAnsi="TimeNewRoman"/>
                 <w:sz w:val="30"/>
               </w:rPr>
-              <w:t>54-48=</w:t>
+              <w:t>31+55=</w:t>
             </w:r>
           </w:p>
         </w:tc>
@@ -265,7 +265,7 @@
                 <w:rFonts w:ascii="TimeNewRoman" w:hAnsi="TimeNewRoman"/>
                 <w:sz w:val="30"/>
               </w:rPr>
-              <w:t>72-62=</w:t>
+              <w:t>9+25=</w:t>
             </w:r>
           </w:p>
         </w:tc>
@@ -282,7 +282,7 @@
                 <w:rFonts w:ascii="TimeNewRoman" w:hAnsi="TimeNewRoman"/>
                 <w:sz w:val="30"/>
               </w:rPr>
-              <w:t>11+30=</w:t>
+              <w:t>65-19=</w:t>
             </w:r>
           </w:p>
         </w:tc>
@@ -301,7 +301,7 @@
                 <w:rFonts w:ascii="TimeNewRoman" w:hAnsi="TimeNewRoman"/>
                 <w:sz w:val="30"/>
               </w:rPr>
-              <w:t>40-10=</w:t>
+              <w:t>47-19=</w:t>
             </w:r>
           </w:p>
         </w:tc>
@@ -318,7 +318,7 @@
                 <w:rFonts w:ascii="TimeNewRoman" w:hAnsi="TimeNewRoman"/>
                 <w:sz w:val="30"/>
               </w:rPr>
-              <w:t>1+44=</w:t>
+              <w:t>23+35=</w:t>
             </w:r>
           </w:p>
         </w:tc>
@@ -335,7 +335,7 @@
                 <w:rFonts w:ascii="TimeNewRoman" w:hAnsi="TimeNewRoman"/>
                 <w:sz w:val="30"/>
               </w:rPr>
-              <w:t>4+40=</w:t>
+              <w:t>92-6=</w:t>
             </w:r>
           </w:p>
         </w:tc>
@@ -352,7 +352,7 @@
                 <w:rFonts w:ascii="TimeNewRoman" w:hAnsi="TimeNewRoman"/>
                 <w:sz w:val="30"/>
               </w:rPr>
-              <w:t>47-29=</w:t>
+              <w:t>97-35=</w:t>
             </w:r>
           </w:p>
         </w:tc>
@@ -369,7 +369,7 @@
                 <w:rFonts w:ascii="TimeNewRoman" w:hAnsi="TimeNewRoman"/>
                 <w:sz w:val="30"/>
               </w:rPr>
-              <w:t>37+54=</w:t>
+              <w:t>66+19=</w:t>
             </w:r>
           </w:p>
         </w:tc>
@@ -388,7 +388,7 @@
                 <w:rFonts w:ascii="TimeNewRoman" w:hAnsi="TimeNewRoman"/>
                 <w:sz w:val="30"/>
               </w:rPr>
-              <w:t>56+11=</w:t>
+              <w:t>83-17=</w:t>
             </w:r>
           </w:p>
         </w:tc>
@@ -405,7 +405,7 @@
                 <w:rFonts w:ascii="TimeNewRoman" w:hAnsi="TimeNewRoman"/>
                 <w:sz w:val="30"/>
               </w:rPr>
-              <w:t>43-34=</w:t>
+              <w:t>90-43=</w:t>
             </w:r>
           </w:p>
         </w:tc>
@@ -422,7 +422,7 @@
                 <w:rFonts w:ascii="TimeNewRoman" w:hAnsi="TimeNewRoman"/>
                 <w:sz w:val="30"/>
               </w:rPr>
-              <w:t>51-49=</w:t>
+              <w:t>17+76=</w:t>
             </w:r>
           </w:p>
         </w:tc>
@@ -439,7 +439,7 @@
                 <w:rFonts w:ascii="TimeNewRoman" w:hAnsi="TimeNewRoman"/>
                 <w:sz w:val="30"/>
               </w:rPr>
-              <w:t>32+60=</w:t>
+              <w:t>41+9=</w:t>
             </w:r>
           </w:p>
         </w:tc>
@@ -456,7 +456,7 @@
                 <w:rFonts w:ascii="TimeNewRoman" w:hAnsi="TimeNewRoman"/>
                 <w:sz w:val="30"/>
               </w:rPr>
-              <w:t>9-8=</w:t>
+              <w:t>96-57=</w:t>
             </w:r>
           </w:p>
         </w:tc>
@@ -475,7 +475,7 @@
                 <w:rFonts w:ascii="TimeNewRoman" w:hAnsi="TimeNewRoman"/>
                 <w:sz w:val="30"/>
               </w:rPr>
-              <w:t>13+0=</w:t>
+              <w:t>95-81=</w:t>
             </w:r>
           </w:p>
         </w:tc>
@@ -492,7 +492,7 @@
                 <w:rFonts w:ascii="TimeNewRoman" w:hAnsi="TimeNewRoman"/>
                 <w:sz w:val="30"/>
               </w:rPr>
-              <w:t>57-54=</w:t>
+              <w:t>83-2=</w:t>
             </w:r>
           </w:p>
         </w:tc>
@@ -509,7 +509,7 @@
                 <w:rFonts w:ascii="TimeNewRoman" w:hAnsi="TimeNewRoman"/>
                 <w:sz w:val="30"/>
               </w:rPr>
-              <w:t>28+7=</w:t>
+              <w:t>65+1=</w:t>
             </w:r>
           </w:p>
         </w:tc>
@@ -526,7 +526,7 @@
                 <w:rFonts w:ascii="TimeNewRoman" w:hAnsi="TimeNewRoman"/>
                 <w:sz w:val="30"/>
               </w:rPr>
-              <w:t>63-19=</w:t>
+              <w:t>81-57=</w:t>
             </w:r>
           </w:p>
         </w:tc>
@@ -543,7 +543,7 @@
                 <w:rFonts w:ascii="TimeNewRoman" w:hAnsi="TimeNewRoman"/>
                 <w:sz w:val="30"/>
               </w:rPr>
-              <w:t>54-18=</w:t>
+              <w:t>62+20=</w:t>
             </w:r>
           </w:p>
         </w:tc>
@@ -562,7 +562,7 @@
                 <w:rFonts w:ascii="TimeNewRoman" w:hAnsi="TimeNewRoman"/>
                 <w:sz w:val="30"/>
               </w:rPr>
-              <w:t>58+0=</w:t>
+              <w:t>15+80=</w:t>
             </w:r>
           </w:p>
         </w:tc>
@@ -579,7 +579,7 @@
                 <w:rFonts w:ascii="TimeNewRoman" w:hAnsi="TimeNewRoman"/>
                 <w:sz w:val="30"/>
               </w:rPr>
-              <w:t>49+40=</w:t>
+              <w:t>13+66=</w:t>
             </w:r>
           </w:p>
         </w:tc>
@@ -596,7 +596,7 @@
                 <w:rFonts w:ascii="TimeNewRoman" w:hAnsi="TimeNewRoman"/>
                 <w:sz w:val="30"/>
               </w:rPr>
-              <w:t>42+28=</w:t>
+              <w:t>28+47=</w:t>
             </w:r>
           </w:p>
         </w:tc>
@@ -613,7 +613,7 @@
                 <w:rFonts w:ascii="TimeNewRoman" w:hAnsi="TimeNewRoman"/>
                 <w:sz w:val="30"/>
               </w:rPr>
-              <w:t>4+33=</w:t>
+              <w:t>94-88=</w:t>
             </w:r>
           </w:p>
         </w:tc>
@@ -630,7 +630,7 @@
                 <w:rFonts w:ascii="TimeNewRoman" w:hAnsi="TimeNewRoman"/>
                 <w:sz w:val="30"/>
               </w:rPr>
-              <w:t>40+44=</w:t>
+              <w:t>95-23=</w:t>
             </w:r>
           </w:p>
         </w:tc>
@@ -649,7 +649,7 @@
                 <w:rFonts w:ascii="TimeNewRoman" w:hAnsi="TimeNewRoman"/>
                 <w:sz w:val="30"/>
               </w:rPr>
-              <w:t>15+73=</w:t>
+              <w:t>27-0=</w:t>
             </w:r>
           </w:p>
         </w:tc>
@@ -666,7 +666,7 @@
                 <w:rFonts w:ascii="TimeNewRoman" w:hAnsi="TimeNewRoman"/>
                 <w:sz w:val="30"/>
               </w:rPr>
-              <w:t>56-18=</w:t>
+              <w:t>29-14=</w:t>
             </w:r>
           </w:p>
         </w:tc>
@@ -683,7 +683,7 @@
                 <w:rFonts w:ascii="TimeNewRoman" w:hAnsi="TimeNewRoman"/>
                 <w:sz w:val="30"/>
               </w:rPr>
-              <w:t>14-14=</w:t>
+              <w:t>44+3=</w:t>
             </w:r>
           </w:p>
         </w:tc>
@@ -700,7 +700,7 @@
                 <w:rFonts w:ascii="TimeNewRoman" w:hAnsi="TimeNewRoman"/>
                 <w:sz w:val="30"/>
               </w:rPr>
-              <w:t>94-93=</w:t>
+              <w:t>27+44=</w:t>
             </w:r>
           </w:p>
         </w:tc>
@@ -717,7 +717,7 @@
                 <w:rFonts w:ascii="TimeNewRoman" w:hAnsi="TimeNewRoman"/>
                 <w:sz w:val="30"/>
               </w:rPr>
-              <w:t>51+7=</w:t>
+              <w:t>30+9=</w:t>
             </w:r>
           </w:p>
         </w:tc>
@@ -736,7 +736,7 @@
                 <w:rFonts w:ascii="TimeNewRoman" w:hAnsi="TimeNewRoman"/>
                 <w:sz w:val="30"/>
               </w:rPr>
-              <w:t>23+9=</w:t>
+              <w:t>36+1=</w:t>
             </w:r>
           </w:p>
         </w:tc>
@@ -753,7 +753,7 @@
                 <w:rFonts w:ascii="TimeNewRoman" w:hAnsi="TimeNewRoman"/>
                 <w:sz w:val="30"/>
               </w:rPr>
-              <w:t>1+46=</w:t>
+              <w:t>65-61=</w:t>
             </w:r>
           </w:p>
         </w:tc>
@@ -770,7 +770,7 @@
                 <w:rFonts w:ascii="TimeNewRoman" w:hAnsi="TimeNewRoman"/>
                 <w:sz w:val="30"/>
               </w:rPr>
-              <w:t>26+10=</w:t>
+              <w:t>60-54=</w:t>
             </w:r>
           </w:p>
         </w:tc>
@@ -787,7 +787,7 @@
                 <w:rFonts w:ascii="TimeNewRoman" w:hAnsi="TimeNewRoman"/>
                 <w:sz w:val="30"/>
               </w:rPr>
-              <w:t>93-3=</w:t>
+              <w:t>82-42=</w:t>
             </w:r>
           </w:p>
         </w:tc>
@@ -804,7 +804,7 @@
                 <w:rFonts w:ascii="TimeNewRoman" w:hAnsi="TimeNewRoman"/>
                 <w:sz w:val="30"/>
               </w:rPr>
-              <w:t>95-16=</w:t>
+              <w:t>16+8=</w:t>
             </w:r>
           </w:p>
         </w:tc>
@@ -823,7 +823,7 @@
                 <w:rFonts w:ascii="TimeNewRoman" w:hAnsi="TimeNewRoman"/>
                 <w:sz w:val="30"/>
               </w:rPr>
-              <w:t>12+32=</w:t>
+              <w:t>12+19=</w:t>
             </w:r>
           </w:p>
         </w:tc>
@@ -840,7 +840,7 @@
                 <w:rFonts w:ascii="TimeNewRoman" w:hAnsi="TimeNewRoman"/>
                 <w:sz w:val="30"/>
               </w:rPr>
-              <w:t>10+40=</w:t>
+              <w:t>34-26=</w:t>
             </w:r>
           </w:p>
         </w:tc>
@@ -857,7 +857,7 @@
                 <w:rFonts w:ascii="TimeNewRoman" w:hAnsi="TimeNewRoman"/>
                 <w:sz w:val="30"/>
               </w:rPr>
-              <w:t>87+6=</w:t>
+              <w:t>89-61=</w:t>
             </w:r>
           </w:p>
         </w:tc>
@@ -874,7 +874,7 @@
                 <w:rFonts w:ascii="TimeNewRoman" w:hAnsi="TimeNewRoman"/>
                 <w:sz w:val="30"/>
               </w:rPr>
-              <w:t>22+19=</w:t>
+              <w:t>91-81=</w:t>
             </w:r>
           </w:p>
         </w:tc>
@@ -891,7 +891,7 @@
                 <w:rFonts w:ascii="TimeNewRoman" w:hAnsi="TimeNewRoman"/>
                 <w:sz w:val="30"/>
               </w:rPr>
-              <w:t>37+2=</w:t>
+              <w:t>35+41=</w:t>
             </w:r>
           </w:p>
         </w:tc>
@@ -910,7 +910,7 @@
                 <w:rFonts w:ascii="TimeNewRoman" w:hAnsi="TimeNewRoman"/>
                 <w:sz w:val="30"/>
               </w:rPr>
-              <w:t>65+24=</w:t>
+              <w:t>79-23=</w:t>
             </w:r>
           </w:p>
         </w:tc>
@@ -927,7 +927,7 @@
                 <w:rFonts w:ascii="TimeNewRoman" w:hAnsi="TimeNewRoman"/>
                 <w:sz w:val="30"/>
               </w:rPr>
-              <w:t>56-54=</w:t>
+              <w:t>32-20=</w:t>
             </w:r>
           </w:p>
         </w:tc>
@@ -944,7 +944,7 @@
                 <w:rFonts w:ascii="TimeNewRoman" w:hAnsi="TimeNewRoman"/>
                 <w:sz w:val="30"/>
               </w:rPr>
-              <w:t>2+78=</w:t>
+              <w:t>62-61=</w:t>
             </w:r>
           </w:p>
         </w:tc>
@@ -961,7 +961,7 @@
                 <w:rFonts w:ascii="TimeNewRoman" w:hAnsi="TimeNewRoman"/>
                 <w:sz w:val="30"/>
               </w:rPr>
-              <w:t>49+34=</w:t>
+              <w:t>88-67=</w:t>
             </w:r>
           </w:p>
         </w:tc>
@@ -978,7 +978,7 @@
                 <w:rFonts w:ascii="TimeNewRoman" w:hAnsi="TimeNewRoman"/>
                 <w:sz w:val="30"/>
               </w:rPr>
-              <w:t>65-6=</w:t>
+              <w:t>95+3=</w:t>
             </w:r>
           </w:p>
         </w:tc>
@@ -997,7 +997,7 @@
                 <w:rFonts w:ascii="TimeNewRoman" w:hAnsi="TimeNewRoman"/>
                 <w:sz w:val="30"/>
               </w:rPr>
-              <w:t>34+23=</w:t>
+              <w:t>10+72=</w:t>
             </w:r>
           </w:p>
         </w:tc>
@@ -1014,7 +1014,7 @@
                 <w:rFonts w:ascii="TimeNewRoman" w:hAnsi="TimeNewRoman"/>
                 <w:sz w:val="30"/>
               </w:rPr>
-              <w:t>82+14=</w:t>
+              <w:t>18+44=</w:t>
             </w:r>
           </w:p>
         </w:tc>
@@ -1031,7 +1031,7 @@
                 <w:rFonts w:ascii="TimeNewRoman" w:hAnsi="TimeNewRoman"/>
                 <w:sz w:val="30"/>
               </w:rPr>
-              <w:t>38-29=</w:t>
+              <w:t>5+88=</w:t>
             </w:r>
           </w:p>
         </w:tc>
@@ -1048,7 +1048,7 @@
                 <w:rFonts w:ascii="TimeNewRoman" w:hAnsi="TimeNewRoman"/>
                 <w:sz w:val="30"/>
               </w:rPr>
-              <w:t>30-19=</w:t>
+              <w:t>73+0=</w:t>
             </w:r>
           </w:p>
         </w:tc>
@@ -1065,7 +1065,7 @@
                 <w:rFonts w:ascii="TimeNewRoman" w:hAnsi="TimeNewRoman"/>
                 <w:sz w:val="30"/>
               </w:rPr>
-              <w:t>24-22=</w:t>
+              <w:t>20+24=</w:t>
             </w:r>
           </w:p>
         </w:tc>
@@ -1084,7 +1084,7 @@
                 <w:rFonts w:ascii="TimeNewRoman" w:hAnsi="TimeNewRoman"/>
                 <w:sz w:val="30"/>
               </w:rPr>
-              <w:t>39+51=</w:t>
+              <w:t>65-3=</w:t>
             </w:r>
           </w:p>
         </w:tc>
@@ -1101,7 +1101,7 @@
                 <w:rFonts w:ascii="TimeNewRoman" w:hAnsi="TimeNewRoman"/>
                 <w:sz w:val="30"/>
               </w:rPr>
-              <w:t>80-25=</w:t>
+              <w:t>89-33=</w:t>
             </w:r>
           </w:p>
         </w:tc>
@@ -1118,7 +1118,7 @@
                 <w:rFonts w:ascii="TimeNewRoman" w:hAnsi="TimeNewRoman"/>
                 <w:sz w:val="30"/>
               </w:rPr>
-              <w:t>12+79=</w:t>
+              <w:t>58-19=</w:t>
             </w:r>
           </w:p>
         </w:tc>
@@ -1135,7 +1135,7 @@
                 <w:rFonts w:ascii="TimeNewRoman" w:hAnsi="TimeNewRoman"/>
                 <w:sz w:val="30"/>
               </w:rPr>
-              <w:t>98-33=</w:t>
+              <w:t>31+12=</w:t>
             </w:r>
           </w:p>
         </w:tc>
@@ -1152,7 +1152,7 @@
                 <w:rFonts w:ascii="TimeNewRoman" w:hAnsi="TimeNewRoman"/>
                 <w:sz w:val="30"/>
               </w:rPr>
-              <w:t>78-53=</w:t>
+              <w:t>96-15=</w:t>
             </w:r>
           </w:p>
         </w:tc>
@@ -1171,7 +1171,7 @@
                 <w:rFonts w:ascii="TimeNewRoman" w:hAnsi="TimeNewRoman"/>
                 <w:sz w:val="30"/>
               </w:rPr>
-              <w:t>58+19=</w:t>
+              <w:t>20+28=</w:t>
             </w:r>
           </w:p>
         </w:tc>
@@ -1188,7 +1188,7 @@
                 <w:rFonts w:ascii="TimeNewRoman" w:hAnsi="TimeNewRoman"/>
                 <w:sz w:val="30"/>
               </w:rPr>
-              <w:t>49-37=</w:t>
+              <w:t>79-48=</w:t>
             </w:r>
           </w:p>
         </w:tc>
@@ -1205,7 +1205,7 @@
                 <w:rFonts w:ascii="TimeNewRoman" w:hAnsi="TimeNewRoman"/>
                 <w:sz w:val="30"/>
               </w:rPr>
-              <w:t>85-54=</w:t>
+              <w:t>35+34=</w:t>
             </w:r>
           </w:p>
         </w:tc>
@@ -1222,7 +1222,7 @@
                 <w:rFonts w:ascii="TimeNewRoman" w:hAnsi="TimeNewRoman"/>
                 <w:sz w:val="30"/>
               </w:rPr>
-              <w:t>64-39=</w:t>
+              <w:t>39-6=</w:t>
             </w:r>
           </w:p>
         </w:tc>
@@ -1239,7 +1239,7 @@
                 <w:rFonts w:ascii="TimeNewRoman" w:hAnsi="TimeNewRoman"/>
                 <w:sz w:val="30"/>
               </w:rPr>
-              <w:t>10+80=</w:t>
+              <w:t>30+15=</w:t>
             </w:r>
           </w:p>
         </w:tc>
@@ -1258,7 +1258,7 @@
                 <w:rFonts w:ascii="TimeNewRoman" w:hAnsi="TimeNewRoman"/>
                 <w:sz w:val="30"/>
               </w:rPr>
-              <w:t>77-55=</w:t>
+              <w:t>15+58=</w:t>
             </w:r>
           </w:p>
         </w:tc>
@@ -1275,7 +1275,7 @@
                 <w:rFonts w:ascii="TimeNewRoman" w:hAnsi="TimeNewRoman"/>
                 <w:sz w:val="30"/>
               </w:rPr>
-              <w:t>48+10=</w:t>
+              <w:t>75-3=</w:t>
             </w:r>
           </w:p>
         </w:tc>
@@ -1292,7 +1292,7 @@
                 <w:rFonts w:ascii="TimeNewRoman" w:hAnsi="TimeNewRoman"/>
                 <w:sz w:val="30"/>
               </w:rPr>
-              <w:t>59+2=</w:t>
+              <w:t>84-67=</w:t>
             </w:r>
           </w:p>
         </w:tc>
@@ -1309,7 +1309,7 @@
                 <w:rFonts w:ascii="TimeNewRoman" w:hAnsi="TimeNewRoman"/>
                 <w:sz w:val="30"/>
               </w:rPr>
-              <w:t>44+30=</w:t>
+              <w:t>73-6=</w:t>
             </w:r>
           </w:p>
         </w:tc>
@@ -1326,7 +1326,7 @@
                 <w:rFonts w:ascii="TimeNewRoman" w:hAnsi="TimeNewRoman"/>
                 <w:sz w:val="30"/>
               </w:rPr>
-              <w:t>97-78=</w:t>
+              <w:t>23+24=</w:t>
             </w:r>
           </w:p>
         </w:tc>
@@ -1345,7 +1345,7 @@
                 <w:rFonts w:ascii="TimeNewRoman" w:hAnsi="TimeNewRoman"/>
                 <w:sz w:val="30"/>
               </w:rPr>
-              <w:t>61-23=</w:t>
+              <w:t>83-34=</w:t>
             </w:r>
           </w:p>
         </w:tc>
@@ -1362,7 +1362,7 @@
                 <w:rFonts w:ascii="TimeNewRoman" w:hAnsi="TimeNewRoman"/>
                 <w:sz w:val="30"/>
               </w:rPr>
-              <w:t>84-57=</w:t>
+              <w:t>58+8=</w:t>
             </w:r>
           </w:p>
         </w:tc>
@@ -1379,7 +1379,7 @@
                 <w:rFonts w:ascii="TimeNewRoman" w:hAnsi="TimeNewRoman"/>
                 <w:sz w:val="30"/>
               </w:rPr>
-              <w:t>9+75=</w:t>
+              <w:t>79-67=</w:t>
             </w:r>
           </w:p>
         </w:tc>
@@ -1396,7 +1396,7 @@
                 <w:rFonts w:ascii="TimeNewRoman" w:hAnsi="TimeNewRoman"/>
                 <w:sz w:val="30"/>
               </w:rPr>
-              <w:t>93-90=</w:t>
+              <w:t>38+45=</w:t>
             </w:r>
           </w:p>
         </w:tc>
@@ -1413,7 +1413,7 @@
                 <w:rFonts w:ascii="TimeNewRoman" w:hAnsi="TimeNewRoman"/>
                 <w:sz w:val="30"/>
               </w:rPr>
-              <w:t>41+17=</w:t>
+              <w:t>63-28=</w:t>
             </w:r>
           </w:p>
         </w:tc>
@@ -1432,7 +1432,7 @@
                 <w:rFonts w:ascii="TimeNewRoman" w:hAnsi="TimeNewRoman"/>
                 <w:sz w:val="30"/>
               </w:rPr>
-              <w:t>52+38=</w:t>
+              <w:t>91-39=</w:t>
             </w:r>
           </w:p>
         </w:tc>
@@ -1449,7 +1449,7 @@
                 <w:rFonts w:ascii="TimeNewRoman" w:hAnsi="TimeNewRoman"/>
                 <w:sz w:val="30"/>
               </w:rPr>
-              <w:t>48+39=</w:t>
+              <w:t>37-32=</w:t>
             </w:r>
           </w:p>
         </w:tc>
@@ -1466,7 +1466,7 @@
                 <w:rFonts w:ascii="TimeNewRoman" w:hAnsi="TimeNewRoman"/>
                 <w:sz w:val="30"/>
               </w:rPr>
-              <w:t>79-47=</w:t>
+              <w:t>43-7=</w:t>
             </w:r>
           </w:p>
         </w:tc>
@@ -1483,7 +1483,7 @@
                 <w:rFonts w:ascii="TimeNewRoman" w:hAnsi="TimeNewRoman"/>
                 <w:sz w:val="30"/>
               </w:rPr>
-              <w:t>46+24=</w:t>
+              <w:t>7+4=</w:t>
             </w:r>
           </w:p>
         </w:tc>
@@ -1500,7 +1500,7 @@
                 <w:rFonts w:ascii="TimeNewRoman" w:hAnsi="TimeNewRoman"/>
                 <w:sz w:val="30"/>
               </w:rPr>
-              <w:t>50+12=</w:t>
+              <w:t>42-24=</w:t>
             </w:r>
           </w:p>
         </w:tc>
@@ -1519,7 +1519,7 @@
                 <w:rFonts w:ascii="TimeNewRoman" w:hAnsi="TimeNewRoman"/>
                 <w:sz w:val="30"/>
               </w:rPr>
-              <w:t>27+37=</w:t>
+              <w:t>58-51=</w:t>
             </w:r>
           </w:p>
         </w:tc>
@@ -1536,7 +1536,7 @@
                 <w:rFonts w:ascii="TimeNewRoman" w:hAnsi="TimeNewRoman"/>
                 <w:sz w:val="30"/>
               </w:rPr>
-              <w:t>10-0=</w:t>
+              <w:t>21-14=</w:t>
             </w:r>
           </w:p>
         </w:tc>
@@ -1553,7 +1553,7 @@
                 <w:rFonts w:ascii="TimeNewRoman" w:hAnsi="TimeNewRoman"/>
                 <w:sz w:val="30"/>
               </w:rPr>
-              <w:t>26+66=</w:t>
+              <w:t>32+57=</w:t>
             </w:r>
           </w:p>
         </w:tc>
@@ -1570,7 +1570,7 @@
                 <w:rFonts w:ascii="TimeNewRoman" w:hAnsi="TimeNewRoman"/>
                 <w:sz w:val="30"/>
               </w:rPr>
-              <w:t>81-79=</w:t>
+              <w:t>15+40=</w:t>
             </w:r>
           </w:p>
         </w:tc>
@@ -1587,7 +1587,7 @@
                 <w:rFonts w:ascii="TimeNewRoman" w:hAnsi="TimeNewRoman"/>
                 <w:sz w:val="30"/>
               </w:rPr>
-              <w:t>44+0=</w:t>
+              <w:t>74+0=</w:t>
             </w:r>
           </w:p>
         </w:tc>
@@ -1606,7 +1606,7 @@
                 <w:rFonts w:ascii="TimeNewRoman" w:hAnsi="TimeNewRoman"/>
                 <w:sz w:val="30"/>
               </w:rPr>
-              <w:t>43-32=</w:t>
+              <w:t>53+39=</w:t>
             </w:r>
           </w:p>
         </w:tc>
@@ -1623,7 +1623,7 @@
                 <w:rFonts w:ascii="TimeNewRoman" w:hAnsi="TimeNewRoman"/>
                 <w:sz w:val="30"/>
               </w:rPr>
-              <w:t>2+80=</w:t>
+              <w:t>8+73=</w:t>
             </w:r>
           </w:p>
         </w:tc>
@@ -1640,7 +1640,7 @@
                 <w:rFonts w:ascii="TimeNewRoman" w:hAnsi="TimeNewRoman"/>
                 <w:sz w:val="30"/>
               </w:rPr>
-              <w:t>37+3=</w:t>
+              <w:t>12-2=</w:t>
             </w:r>
           </w:p>
         </w:tc>
@@ -1657,7 +1657,7 @@
                 <w:rFonts w:ascii="TimeNewRoman" w:hAnsi="TimeNewRoman"/>
                 <w:sz w:val="30"/>
               </w:rPr>
-              <w:t>47+37=</w:t>
+              <w:t>78+18=</w:t>
             </w:r>
           </w:p>
         </w:tc>
@@ -1674,7 +1674,7 @@
                 <w:rFonts w:ascii="TimeNewRoman" w:hAnsi="TimeNewRoman"/>
                 <w:sz w:val="30"/>
               </w:rPr>
-              <w:t>58-54=</w:t>
+              <w:t>89-16=</w:t>
             </w:r>
           </w:p>
         </w:tc>
@@ -1693,7 +1693,7 @@
                 <w:rFonts w:ascii="TimeNewRoman" w:hAnsi="TimeNewRoman"/>
                 <w:sz w:val="30"/>
               </w:rPr>
-              <w:t>4+24=</w:t>
+              <w:t>5+29=</w:t>
             </w:r>
           </w:p>
         </w:tc>
@@ -1710,7 +1710,7 @@
                 <w:rFonts w:ascii="TimeNewRoman" w:hAnsi="TimeNewRoman"/>
                 <w:sz w:val="30"/>
               </w:rPr>
-              <w:t>0+53=</w:t>
+              <w:t>52+5=</w:t>
             </w:r>
           </w:p>
         </w:tc>
@@ -1727,7 +1727,7 @@
                 <w:rFonts w:ascii="TimeNewRoman" w:hAnsi="TimeNewRoman"/>
                 <w:sz w:val="30"/>
               </w:rPr>
-              <w:t>26+32=</w:t>
+              <w:t>80-27=</w:t>
             </w:r>
           </w:p>
         </w:tc>
@@ -1744,7 +1744,7 @@
                 <w:rFonts w:ascii="TimeNewRoman" w:hAnsi="TimeNewRoman"/>
                 <w:sz w:val="30"/>
               </w:rPr>
-              <w:t>93-27=</w:t>
+              <w:t>34-4=</w:t>
             </w:r>
           </w:p>
         </w:tc>
@@ -1761,7 +1761,7 @@
                 <w:rFonts w:ascii="TimeNewRoman" w:hAnsi="TimeNewRoman"/>
                 <w:sz w:val="30"/>
               </w:rPr>
-              <w:t>8+3=</w:t>
+              <w:t>59+2=</w:t>
             </w:r>
           </w:p>
         </w:tc>

--- a/addition_and_subtraction_within_100.docx
+++ b/addition_and_subtraction_within_100.docx
@@ -11,7 +11,7 @@
           <w:rFonts w:ascii="Arial" w:hAnsi="Arial"/>
           <w:sz w:val="30"/>
         </w:rPr>
-        <w:t>2026-09-18 Friday</w:t>
+        <w:t>2026-09-19 Saturday</w:t>
       </w:r>
     </w:p>
     <w:tbl>
@@ -40,7 +40,7 @@
                 <w:rFonts w:ascii="TimeNewRoman" w:hAnsi="TimeNewRoman"/>
                 <w:sz w:val="30"/>
               </w:rPr>
-              <w:t>85-36=</w:t>
+              <w:t>25-19=</w:t>
             </w:r>
           </w:p>
         </w:tc>
@@ -57,7 +57,7 @@
                 <w:rFonts w:ascii="TimeNewRoman" w:hAnsi="TimeNewRoman"/>
                 <w:sz w:val="30"/>
               </w:rPr>
-              <w:t>75-51=</w:t>
+              <w:t>78+8=</w:t>
             </w:r>
           </w:p>
         </w:tc>
@@ -74,7 +74,7 @@
                 <w:rFonts w:ascii="TimeNewRoman" w:hAnsi="TimeNewRoman"/>
                 <w:sz w:val="30"/>
               </w:rPr>
-              <w:t>88+5=</w:t>
+              <w:t>97-16=</w:t>
             </w:r>
           </w:p>
         </w:tc>
@@ -91,7 +91,7 @@
                 <w:rFonts w:ascii="TimeNewRoman" w:hAnsi="TimeNewRoman"/>
                 <w:sz w:val="30"/>
               </w:rPr>
-              <w:t>17+8=</w:t>
+              <w:t>54-6=</w:t>
             </w:r>
           </w:p>
         </w:tc>
@@ -108,7 +108,7 @@
                 <w:rFonts w:ascii="TimeNewRoman" w:hAnsi="TimeNewRoman"/>
                 <w:sz w:val="30"/>
               </w:rPr>
-              <w:t>38+21=</w:t>
+              <w:t>10+45=</w:t>
             </w:r>
           </w:p>
         </w:tc>
@@ -127,7 +127,7 @@
                 <w:rFonts w:ascii="TimeNewRoman" w:hAnsi="TimeNewRoman"/>
                 <w:sz w:val="30"/>
               </w:rPr>
-              <w:t>62-32=</w:t>
+              <w:t>73-66=</w:t>
             </w:r>
           </w:p>
         </w:tc>
@@ -144,7 +144,7 @@
                 <w:rFonts w:ascii="TimeNewRoman" w:hAnsi="TimeNewRoman"/>
                 <w:sz w:val="30"/>
               </w:rPr>
-              <w:t>70-2=</w:t>
+              <w:t>29+4=</w:t>
             </w:r>
           </w:p>
         </w:tc>
@@ -161,7 +161,7 @@
                 <w:rFonts w:ascii="TimeNewRoman" w:hAnsi="TimeNewRoman"/>
                 <w:sz w:val="30"/>
               </w:rPr>
-              <w:t>99-56=</w:t>
+              <w:t>37-28=</w:t>
             </w:r>
           </w:p>
         </w:tc>
@@ -178,7 +178,7 @@
                 <w:rFonts w:ascii="TimeNewRoman" w:hAnsi="TimeNewRoman"/>
                 <w:sz w:val="30"/>
               </w:rPr>
-              <w:t>97-62=</w:t>
+              <w:t>20-12=</w:t>
             </w:r>
           </w:p>
         </w:tc>
@@ -195,7 +195,7 @@
                 <w:rFonts w:ascii="TimeNewRoman" w:hAnsi="TimeNewRoman"/>
                 <w:sz w:val="30"/>
               </w:rPr>
-              <w:t>56+3=</w:t>
+              <w:t>53+6=</w:t>
             </w:r>
           </w:p>
         </w:tc>
@@ -214,7 +214,7 @@
                 <w:rFonts w:ascii="TimeNewRoman" w:hAnsi="TimeNewRoman"/>
                 <w:sz w:val="30"/>
               </w:rPr>
-              <w:t>27+47=</w:t>
+              <w:t>0+46=</w:t>
             </w:r>
           </w:p>
         </w:tc>
@@ -231,7 +231,7 @@
                 <w:rFonts w:ascii="TimeNewRoman" w:hAnsi="TimeNewRoman"/>
                 <w:sz w:val="30"/>
               </w:rPr>
-              <w:t>60+13=</w:t>
+              <w:t>88+8=</w:t>
             </w:r>
           </w:p>
         </w:tc>
@@ -248,7 +248,7 @@
                 <w:rFonts w:ascii="TimeNewRoman" w:hAnsi="TimeNewRoman"/>
                 <w:sz w:val="30"/>
               </w:rPr>
-              <w:t>31+55=</w:t>
+              <w:t>93-34=</w:t>
             </w:r>
           </w:p>
         </w:tc>
@@ -265,7 +265,7 @@
                 <w:rFonts w:ascii="TimeNewRoman" w:hAnsi="TimeNewRoman"/>
                 <w:sz w:val="30"/>
               </w:rPr>
-              <w:t>9+25=</w:t>
+              <w:t>99-23=</w:t>
             </w:r>
           </w:p>
         </w:tc>
@@ -282,7 +282,7 @@
                 <w:rFonts w:ascii="TimeNewRoman" w:hAnsi="TimeNewRoman"/>
                 <w:sz w:val="30"/>
               </w:rPr>
-              <w:t>65-19=</w:t>
+              <w:t>95-84=</w:t>
             </w:r>
           </w:p>
         </w:tc>
@@ -301,7 +301,7 @@
                 <w:rFonts w:ascii="TimeNewRoman" w:hAnsi="TimeNewRoman"/>
                 <w:sz w:val="30"/>
               </w:rPr>
-              <w:t>47-19=</w:t>
+              <w:t>99-40=</w:t>
             </w:r>
           </w:p>
         </w:tc>
@@ -318,7 +318,7 @@
                 <w:rFonts w:ascii="TimeNewRoman" w:hAnsi="TimeNewRoman"/>
                 <w:sz w:val="30"/>
               </w:rPr>
-              <w:t>23+35=</w:t>
+              <w:t>73-4=</w:t>
             </w:r>
           </w:p>
         </w:tc>
@@ -335,1329 +335,7 @@
                 <w:rFonts w:ascii="TimeNewRoman" w:hAnsi="TimeNewRoman"/>
                 <w:sz w:val="30"/>
               </w:rPr>
-              <w:t>92-6=</w:t>
-            </w:r>
-          </w:p>
-        </w:tc>
-        <w:tc>
-          <w:tcPr>
-            <w:tcW w:type="dxa" w:w="1987"/>
-          </w:tcPr>
-          <w:p>
-            <w:pPr>
-              <w:jc w:val="left"/>
-            </w:pPr>
-            <w:r>
-              <w:rPr>
-                <w:rFonts w:ascii="TimeNewRoman" w:hAnsi="TimeNewRoman"/>
-                <w:sz w:val="30"/>
-              </w:rPr>
-              <w:t>97-35=</w:t>
-            </w:r>
-          </w:p>
-        </w:tc>
-        <w:tc>
-          <w:tcPr>
-            <w:tcW w:type="dxa" w:w="1987"/>
-          </w:tcPr>
-          <w:p>
-            <w:pPr>
-              <w:jc w:val="left"/>
-            </w:pPr>
-            <w:r>
-              <w:rPr>
-                <w:rFonts w:ascii="TimeNewRoman" w:hAnsi="TimeNewRoman"/>
-                <w:sz w:val="30"/>
-              </w:rPr>
-              <w:t>66+19=</w:t>
-            </w:r>
-          </w:p>
-        </w:tc>
-      </w:tr>
-      <w:tr>
-        <w:tc>
-          <w:tcPr>
-            <w:tcW w:type="dxa" w:w="1987"/>
-          </w:tcPr>
-          <w:p>
-            <w:pPr>
-              <w:jc w:val="left"/>
-            </w:pPr>
-            <w:r>
-              <w:rPr>
-                <w:rFonts w:ascii="TimeNewRoman" w:hAnsi="TimeNewRoman"/>
-                <w:sz w:val="30"/>
-              </w:rPr>
-              <w:t>83-17=</w:t>
-            </w:r>
-          </w:p>
-        </w:tc>
-        <w:tc>
-          <w:tcPr>
-            <w:tcW w:type="dxa" w:w="1987"/>
-          </w:tcPr>
-          <w:p>
-            <w:pPr>
-              <w:jc w:val="left"/>
-            </w:pPr>
-            <w:r>
-              <w:rPr>
-                <w:rFonts w:ascii="TimeNewRoman" w:hAnsi="TimeNewRoman"/>
-                <w:sz w:val="30"/>
-              </w:rPr>
-              <w:t>90-43=</w:t>
-            </w:r>
-          </w:p>
-        </w:tc>
-        <w:tc>
-          <w:tcPr>
-            <w:tcW w:type="dxa" w:w="1987"/>
-          </w:tcPr>
-          <w:p>
-            <w:pPr>
-              <w:jc w:val="left"/>
-            </w:pPr>
-            <w:r>
-              <w:rPr>
-                <w:rFonts w:ascii="TimeNewRoman" w:hAnsi="TimeNewRoman"/>
-                <w:sz w:val="30"/>
-              </w:rPr>
-              <w:t>17+76=</w:t>
-            </w:r>
-          </w:p>
-        </w:tc>
-        <w:tc>
-          <w:tcPr>
-            <w:tcW w:type="dxa" w:w="1987"/>
-          </w:tcPr>
-          <w:p>
-            <w:pPr>
-              <w:jc w:val="left"/>
-            </w:pPr>
-            <w:r>
-              <w:rPr>
-                <w:rFonts w:ascii="TimeNewRoman" w:hAnsi="TimeNewRoman"/>
-                <w:sz w:val="30"/>
-              </w:rPr>
-              <w:t>41+9=</w:t>
-            </w:r>
-          </w:p>
-        </w:tc>
-        <w:tc>
-          <w:tcPr>
-            <w:tcW w:type="dxa" w:w="1987"/>
-          </w:tcPr>
-          <w:p>
-            <w:pPr>
-              <w:jc w:val="left"/>
-            </w:pPr>
-            <w:r>
-              <w:rPr>
-                <w:rFonts w:ascii="TimeNewRoman" w:hAnsi="TimeNewRoman"/>
-                <w:sz w:val="30"/>
-              </w:rPr>
-              <w:t>96-57=</w:t>
-            </w:r>
-          </w:p>
-        </w:tc>
-      </w:tr>
-      <w:tr>
-        <w:tc>
-          <w:tcPr>
-            <w:tcW w:type="dxa" w:w="1987"/>
-          </w:tcPr>
-          <w:p>
-            <w:pPr>
-              <w:jc w:val="left"/>
-            </w:pPr>
-            <w:r>
-              <w:rPr>
-                <w:rFonts w:ascii="TimeNewRoman" w:hAnsi="TimeNewRoman"/>
-                <w:sz w:val="30"/>
-              </w:rPr>
-              <w:t>95-81=</w:t>
-            </w:r>
-          </w:p>
-        </w:tc>
-        <w:tc>
-          <w:tcPr>
-            <w:tcW w:type="dxa" w:w="1987"/>
-          </w:tcPr>
-          <w:p>
-            <w:pPr>
-              <w:jc w:val="left"/>
-            </w:pPr>
-            <w:r>
-              <w:rPr>
-                <w:rFonts w:ascii="TimeNewRoman" w:hAnsi="TimeNewRoman"/>
-                <w:sz w:val="30"/>
-              </w:rPr>
-              <w:t>83-2=</w:t>
-            </w:r>
-          </w:p>
-        </w:tc>
-        <w:tc>
-          <w:tcPr>
-            <w:tcW w:type="dxa" w:w="1987"/>
-          </w:tcPr>
-          <w:p>
-            <w:pPr>
-              <w:jc w:val="left"/>
-            </w:pPr>
-            <w:r>
-              <w:rPr>
-                <w:rFonts w:ascii="TimeNewRoman" w:hAnsi="TimeNewRoman"/>
-                <w:sz w:val="30"/>
-              </w:rPr>
-              <w:t>65+1=</w:t>
-            </w:r>
-          </w:p>
-        </w:tc>
-        <w:tc>
-          <w:tcPr>
-            <w:tcW w:type="dxa" w:w="1987"/>
-          </w:tcPr>
-          <w:p>
-            <w:pPr>
-              <w:jc w:val="left"/>
-            </w:pPr>
-            <w:r>
-              <w:rPr>
-                <w:rFonts w:ascii="TimeNewRoman" w:hAnsi="TimeNewRoman"/>
-                <w:sz w:val="30"/>
-              </w:rPr>
-              <w:t>81-57=</w:t>
-            </w:r>
-          </w:p>
-        </w:tc>
-        <w:tc>
-          <w:tcPr>
-            <w:tcW w:type="dxa" w:w="1987"/>
-          </w:tcPr>
-          <w:p>
-            <w:pPr>
-              <w:jc w:val="left"/>
-            </w:pPr>
-            <w:r>
-              <w:rPr>
-                <w:rFonts w:ascii="TimeNewRoman" w:hAnsi="TimeNewRoman"/>
-                <w:sz w:val="30"/>
-              </w:rPr>
-              <w:t>62+20=</w:t>
-            </w:r>
-          </w:p>
-        </w:tc>
-      </w:tr>
-      <w:tr>
-        <w:tc>
-          <w:tcPr>
-            <w:tcW w:type="dxa" w:w="1987"/>
-          </w:tcPr>
-          <w:p>
-            <w:pPr>
-              <w:jc w:val="left"/>
-            </w:pPr>
-            <w:r>
-              <w:rPr>
-                <w:rFonts w:ascii="TimeNewRoman" w:hAnsi="TimeNewRoman"/>
-                <w:sz w:val="30"/>
-              </w:rPr>
-              <w:t>15+80=</w:t>
-            </w:r>
-          </w:p>
-        </w:tc>
-        <w:tc>
-          <w:tcPr>
-            <w:tcW w:type="dxa" w:w="1987"/>
-          </w:tcPr>
-          <w:p>
-            <w:pPr>
-              <w:jc w:val="left"/>
-            </w:pPr>
-            <w:r>
-              <w:rPr>
-                <w:rFonts w:ascii="TimeNewRoman" w:hAnsi="TimeNewRoman"/>
-                <w:sz w:val="30"/>
-              </w:rPr>
-              <w:t>13+66=</w:t>
-            </w:r>
-          </w:p>
-        </w:tc>
-        <w:tc>
-          <w:tcPr>
-            <w:tcW w:type="dxa" w:w="1987"/>
-          </w:tcPr>
-          <w:p>
-            <w:pPr>
-              <w:jc w:val="left"/>
-            </w:pPr>
-            <w:r>
-              <w:rPr>
-                <w:rFonts w:ascii="TimeNewRoman" w:hAnsi="TimeNewRoman"/>
-                <w:sz w:val="30"/>
-              </w:rPr>
-              <w:t>28+47=</w:t>
-            </w:r>
-          </w:p>
-        </w:tc>
-        <w:tc>
-          <w:tcPr>
-            <w:tcW w:type="dxa" w:w="1987"/>
-          </w:tcPr>
-          <w:p>
-            <w:pPr>
-              <w:jc w:val="left"/>
-            </w:pPr>
-            <w:r>
-              <w:rPr>
-                <w:rFonts w:ascii="TimeNewRoman" w:hAnsi="TimeNewRoman"/>
-                <w:sz w:val="30"/>
-              </w:rPr>
-              <w:t>94-88=</w:t>
-            </w:r>
-          </w:p>
-        </w:tc>
-        <w:tc>
-          <w:tcPr>
-            <w:tcW w:type="dxa" w:w="1987"/>
-          </w:tcPr>
-          <w:p>
-            <w:pPr>
-              <w:jc w:val="left"/>
-            </w:pPr>
-            <w:r>
-              <w:rPr>
-                <w:rFonts w:ascii="TimeNewRoman" w:hAnsi="TimeNewRoman"/>
-                <w:sz w:val="30"/>
-              </w:rPr>
-              <w:t>95-23=</w:t>
-            </w:r>
-          </w:p>
-        </w:tc>
-      </w:tr>
-      <w:tr>
-        <w:tc>
-          <w:tcPr>
-            <w:tcW w:type="dxa" w:w="1987"/>
-          </w:tcPr>
-          <w:p>
-            <w:pPr>
-              <w:jc w:val="left"/>
-            </w:pPr>
-            <w:r>
-              <w:rPr>
-                <w:rFonts w:ascii="TimeNewRoman" w:hAnsi="TimeNewRoman"/>
-                <w:sz w:val="30"/>
-              </w:rPr>
-              <w:t>27-0=</w:t>
-            </w:r>
-          </w:p>
-        </w:tc>
-        <w:tc>
-          <w:tcPr>
-            <w:tcW w:type="dxa" w:w="1987"/>
-          </w:tcPr>
-          <w:p>
-            <w:pPr>
-              <w:jc w:val="left"/>
-            </w:pPr>
-            <w:r>
-              <w:rPr>
-                <w:rFonts w:ascii="TimeNewRoman" w:hAnsi="TimeNewRoman"/>
-                <w:sz w:val="30"/>
-              </w:rPr>
-              <w:t>29-14=</w:t>
-            </w:r>
-          </w:p>
-        </w:tc>
-        <w:tc>
-          <w:tcPr>
-            <w:tcW w:type="dxa" w:w="1987"/>
-          </w:tcPr>
-          <w:p>
-            <w:pPr>
-              <w:jc w:val="left"/>
-            </w:pPr>
-            <w:r>
-              <w:rPr>
-                <w:rFonts w:ascii="TimeNewRoman" w:hAnsi="TimeNewRoman"/>
-                <w:sz w:val="30"/>
-              </w:rPr>
-              <w:t>44+3=</w:t>
-            </w:r>
-          </w:p>
-        </w:tc>
-        <w:tc>
-          <w:tcPr>
-            <w:tcW w:type="dxa" w:w="1987"/>
-          </w:tcPr>
-          <w:p>
-            <w:pPr>
-              <w:jc w:val="left"/>
-            </w:pPr>
-            <w:r>
-              <w:rPr>
-                <w:rFonts w:ascii="TimeNewRoman" w:hAnsi="TimeNewRoman"/>
-                <w:sz w:val="30"/>
-              </w:rPr>
-              <w:t>27+44=</w:t>
-            </w:r>
-          </w:p>
-        </w:tc>
-        <w:tc>
-          <w:tcPr>
-            <w:tcW w:type="dxa" w:w="1987"/>
-          </w:tcPr>
-          <w:p>
-            <w:pPr>
-              <w:jc w:val="left"/>
-            </w:pPr>
-            <w:r>
-              <w:rPr>
-                <w:rFonts w:ascii="TimeNewRoman" w:hAnsi="TimeNewRoman"/>
-                <w:sz w:val="30"/>
-              </w:rPr>
-              <w:t>30+9=</w:t>
-            </w:r>
-          </w:p>
-        </w:tc>
-      </w:tr>
-      <w:tr>
-        <w:tc>
-          <w:tcPr>
-            <w:tcW w:type="dxa" w:w="1987"/>
-          </w:tcPr>
-          <w:p>
-            <w:pPr>
-              <w:jc w:val="left"/>
-            </w:pPr>
-            <w:r>
-              <w:rPr>
-                <w:rFonts w:ascii="TimeNewRoman" w:hAnsi="TimeNewRoman"/>
-                <w:sz w:val="30"/>
-              </w:rPr>
-              <w:t>36+1=</w:t>
-            </w:r>
-          </w:p>
-        </w:tc>
-        <w:tc>
-          <w:tcPr>
-            <w:tcW w:type="dxa" w:w="1987"/>
-          </w:tcPr>
-          <w:p>
-            <w:pPr>
-              <w:jc w:val="left"/>
-            </w:pPr>
-            <w:r>
-              <w:rPr>
-                <w:rFonts w:ascii="TimeNewRoman" w:hAnsi="TimeNewRoman"/>
-                <w:sz w:val="30"/>
-              </w:rPr>
-              <w:t>65-61=</w:t>
-            </w:r>
-          </w:p>
-        </w:tc>
-        <w:tc>
-          <w:tcPr>
-            <w:tcW w:type="dxa" w:w="1987"/>
-          </w:tcPr>
-          <w:p>
-            <w:pPr>
-              <w:jc w:val="left"/>
-            </w:pPr>
-            <w:r>
-              <w:rPr>
-                <w:rFonts w:ascii="TimeNewRoman" w:hAnsi="TimeNewRoman"/>
-                <w:sz w:val="30"/>
-              </w:rPr>
-              <w:t>60-54=</w:t>
-            </w:r>
-          </w:p>
-        </w:tc>
-        <w:tc>
-          <w:tcPr>
-            <w:tcW w:type="dxa" w:w="1987"/>
-          </w:tcPr>
-          <w:p>
-            <w:pPr>
-              <w:jc w:val="left"/>
-            </w:pPr>
-            <w:r>
-              <w:rPr>
-                <w:rFonts w:ascii="TimeNewRoman" w:hAnsi="TimeNewRoman"/>
-                <w:sz w:val="30"/>
-              </w:rPr>
-              <w:t>82-42=</w:t>
-            </w:r>
-          </w:p>
-        </w:tc>
-        <w:tc>
-          <w:tcPr>
-            <w:tcW w:type="dxa" w:w="1987"/>
-          </w:tcPr>
-          <w:p>
-            <w:pPr>
-              <w:jc w:val="left"/>
-            </w:pPr>
-            <w:r>
-              <w:rPr>
-                <w:rFonts w:ascii="TimeNewRoman" w:hAnsi="TimeNewRoman"/>
-                <w:sz w:val="30"/>
-              </w:rPr>
-              <w:t>16+8=</w:t>
-            </w:r>
-          </w:p>
-        </w:tc>
-      </w:tr>
-      <w:tr>
-        <w:tc>
-          <w:tcPr>
-            <w:tcW w:type="dxa" w:w="1987"/>
-          </w:tcPr>
-          <w:p>
-            <w:pPr>
-              <w:jc w:val="left"/>
-            </w:pPr>
-            <w:r>
-              <w:rPr>
-                <w:rFonts w:ascii="TimeNewRoman" w:hAnsi="TimeNewRoman"/>
-                <w:sz w:val="30"/>
-              </w:rPr>
-              <w:t>12+19=</w:t>
-            </w:r>
-          </w:p>
-        </w:tc>
-        <w:tc>
-          <w:tcPr>
-            <w:tcW w:type="dxa" w:w="1987"/>
-          </w:tcPr>
-          <w:p>
-            <w:pPr>
-              <w:jc w:val="left"/>
-            </w:pPr>
-            <w:r>
-              <w:rPr>
-                <w:rFonts w:ascii="TimeNewRoman" w:hAnsi="TimeNewRoman"/>
-                <w:sz w:val="30"/>
-              </w:rPr>
-              <w:t>34-26=</w:t>
-            </w:r>
-          </w:p>
-        </w:tc>
-        <w:tc>
-          <w:tcPr>
-            <w:tcW w:type="dxa" w:w="1987"/>
-          </w:tcPr>
-          <w:p>
-            <w:pPr>
-              <w:jc w:val="left"/>
-            </w:pPr>
-            <w:r>
-              <w:rPr>
-                <w:rFonts w:ascii="TimeNewRoman" w:hAnsi="TimeNewRoman"/>
-                <w:sz w:val="30"/>
-              </w:rPr>
-              <w:t>89-61=</w:t>
-            </w:r>
-          </w:p>
-        </w:tc>
-        <w:tc>
-          <w:tcPr>
-            <w:tcW w:type="dxa" w:w="1987"/>
-          </w:tcPr>
-          <w:p>
-            <w:pPr>
-              <w:jc w:val="left"/>
-            </w:pPr>
-            <w:r>
-              <w:rPr>
-                <w:rFonts w:ascii="TimeNewRoman" w:hAnsi="TimeNewRoman"/>
-                <w:sz w:val="30"/>
-              </w:rPr>
-              <w:t>91-81=</w:t>
-            </w:r>
-          </w:p>
-        </w:tc>
-        <w:tc>
-          <w:tcPr>
-            <w:tcW w:type="dxa" w:w="1987"/>
-          </w:tcPr>
-          <w:p>
-            <w:pPr>
-              <w:jc w:val="left"/>
-            </w:pPr>
-            <w:r>
-              <w:rPr>
-                <w:rFonts w:ascii="TimeNewRoman" w:hAnsi="TimeNewRoman"/>
-                <w:sz w:val="30"/>
-              </w:rPr>
-              <w:t>35+41=</w:t>
-            </w:r>
-          </w:p>
-        </w:tc>
-      </w:tr>
-      <w:tr>
-        <w:tc>
-          <w:tcPr>
-            <w:tcW w:type="dxa" w:w="1987"/>
-          </w:tcPr>
-          <w:p>
-            <w:pPr>
-              <w:jc w:val="left"/>
-            </w:pPr>
-            <w:r>
-              <w:rPr>
-                <w:rFonts w:ascii="TimeNewRoman" w:hAnsi="TimeNewRoman"/>
-                <w:sz w:val="30"/>
-              </w:rPr>
-              <w:t>79-23=</w:t>
-            </w:r>
-          </w:p>
-        </w:tc>
-        <w:tc>
-          <w:tcPr>
-            <w:tcW w:type="dxa" w:w="1987"/>
-          </w:tcPr>
-          <w:p>
-            <w:pPr>
-              <w:jc w:val="left"/>
-            </w:pPr>
-            <w:r>
-              <w:rPr>
-                <w:rFonts w:ascii="TimeNewRoman" w:hAnsi="TimeNewRoman"/>
-                <w:sz w:val="30"/>
-              </w:rPr>
-              <w:t>32-20=</w:t>
-            </w:r>
-          </w:p>
-        </w:tc>
-        <w:tc>
-          <w:tcPr>
-            <w:tcW w:type="dxa" w:w="1987"/>
-          </w:tcPr>
-          <w:p>
-            <w:pPr>
-              <w:jc w:val="left"/>
-            </w:pPr>
-            <w:r>
-              <w:rPr>
-                <w:rFonts w:ascii="TimeNewRoman" w:hAnsi="TimeNewRoman"/>
-                <w:sz w:val="30"/>
-              </w:rPr>
-              <w:t>62-61=</w:t>
-            </w:r>
-          </w:p>
-        </w:tc>
-        <w:tc>
-          <w:tcPr>
-            <w:tcW w:type="dxa" w:w="1987"/>
-          </w:tcPr>
-          <w:p>
-            <w:pPr>
-              <w:jc w:val="left"/>
-            </w:pPr>
-            <w:r>
-              <w:rPr>
-                <w:rFonts w:ascii="TimeNewRoman" w:hAnsi="TimeNewRoman"/>
-                <w:sz w:val="30"/>
-              </w:rPr>
-              <w:t>88-67=</w:t>
-            </w:r>
-          </w:p>
-        </w:tc>
-        <w:tc>
-          <w:tcPr>
-            <w:tcW w:type="dxa" w:w="1987"/>
-          </w:tcPr>
-          <w:p>
-            <w:pPr>
-              <w:jc w:val="left"/>
-            </w:pPr>
-            <w:r>
-              <w:rPr>
-                <w:rFonts w:ascii="TimeNewRoman" w:hAnsi="TimeNewRoman"/>
-                <w:sz w:val="30"/>
-              </w:rPr>
-              <w:t>95+3=</w:t>
-            </w:r>
-          </w:p>
-        </w:tc>
-      </w:tr>
-      <w:tr>
-        <w:tc>
-          <w:tcPr>
-            <w:tcW w:type="dxa" w:w="1987"/>
-          </w:tcPr>
-          <w:p>
-            <w:pPr>
-              <w:jc w:val="left"/>
-            </w:pPr>
-            <w:r>
-              <w:rPr>
-                <w:rFonts w:ascii="TimeNewRoman" w:hAnsi="TimeNewRoman"/>
-                <w:sz w:val="30"/>
-              </w:rPr>
-              <w:t>10+72=</w:t>
-            </w:r>
-          </w:p>
-        </w:tc>
-        <w:tc>
-          <w:tcPr>
-            <w:tcW w:type="dxa" w:w="1987"/>
-          </w:tcPr>
-          <w:p>
-            <w:pPr>
-              <w:jc w:val="left"/>
-            </w:pPr>
-            <w:r>
-              <w:rPr>
-                <w:rFonts w:ascii="TimeNewRoman" w:hAnsi="TimeNewRoman"/>
-                <w:sz w:val="30"/>
-              </w:rPr>
-              <w:t>18+44=</w:t>
-            </w:r>
-          </w:p>
-        </w:tc>
-        <w:tc>
-          <w:tcPr>
-            <w:tcW w:type="dxa" w:w="1987"/>
-          </w:tcPr>
-          <w:p>
-            <w:pPr>
-              <w:jc w:val="left"/>
-            </w:pPr>
-            <w:r>
-              <w:rPr>
-                <w:rFonts w:ascii="TimeNewRoman" w:hAnsi="TimeNewRoman"/>
-                <w:sz w:val="30"/>
-              </w:rPr>
-              <w:t>5+88=</w:t>
-            </w:r>
-          </w:p>
-        </w:tc>
-        <w:tc>
-          <w:tcPr>
-            <w:tcW w:type="dxa" w:w="1987"/>
-          </w:tcPr>
-          <w:p>
-            <w:pPr>
-              <w:jc w:val="left"/>
-            </w:pPr>
-            <w:r>
-              <w:rPr>
-                <w:rFonts w:ascii="TimeNewRoman" w:hAnsi="TimeNewRoman"/>
-                <w:sz w:val="30"/>
-              </w:rPr>
-              <w:t>73+0=</w:t>
-            </w:r>
-          </w:p>
-        </w:tc>
-        <w:tc>
-          <w:tcPr>
-            <w:tcW w:type="dxa" w:w="1987"/>
-          </w:tcPr>
-          <w:p>
-            <w:pPr>
-              <w:jc w:val="left"/>
-            </w:pPr>
-            <w:r>
-              <w:rPr>
-                <w:rFonts w:ascii="TimeNewRoman" w:hAnsi="TimeNewRoman"/>
-                <w:sz w:val="30"/>
-              </w:rPr>
-              <w:t>20+24=</w:t>
-            </w:r>
-          </w:p>
-        </w:tc>
-      </w:tr>
-      <w:tr>
-        <w:tc>
-          <w:tcPr>
-            <w:tcW w:type="dxa" w:w="1987"/>
-          </w:tcPr>
-          <w:p>
-            <w:pPr>
-              <w:jc w:val="left"/>
-            </w:pPr>
-            <w:r>
-              <w:rPr>
-                <w:rFonts w:ascii="TimeNewRoman" w:hAnsi="TimeNewRoman"/>
-                <w:sz w:val="30"/>
-              </w:rPr>
-              <w:t>65-3=</w:t>
-            </w:r>
-          </w:p>
-        </w:tc>
-        <w:tc>
-          <w:tcPr>
-            <w:tcW w:type="dxa" w:w="1987"/>
-          </w:tcPr>
-          <w:p>
-            <w:pPr>
-              <w:jc w:val="left"/>
-            </w:pPr>
-            <w:r>
-              <w:rPr>
-                <w:rFonts w:ascii="TimeNewRoman" w:hAnsi="TimeNewRoman"/>
-                <w:sz w:val="30"/>
-              </w:rPr>
-              <w:t>89-33=</w:t>
-            </w:r>
-          </w:p>
-        </w:tc>
-        <w:tc>
-          <w:tcPr>
-            <w:tcW w:type="dxa" w:w="1987"/>
-          </w:tcPr>
-          <w:p>
-            <w:pPr>
-              <w:jc w:val="left"/>
-            </w:pPr>
-            <w:r>
-              <w:rPr>
-                <w:rFonts w:ascii="TimeNewRoman" w:hAnsi="TimeNewRoman"/>
-                <w:sz w:val="30"/>
-              </w:rPr>
-              <w:t>58-19=</w:t>
-            </w:r>
-          </w:p>
-        </w:tc>
-        <w:tc>
-          <w:tcPr>
-            <w:tcW w:type="dxa" w:w="1987"/>
-          </w:tcPr>
-          <w:p>
-            <w:pPr>
-              <w:jc w:val="left"/>
-            </w:pPr>
-            <w:r>
-              <w:rPr>
-                <w:rFonts w:ascii="TimeNewRoman" w:hAnsi="TimeNewRoman"/>
-                <w:sz w:val="30"/>
-              </w:rPr>
-              <w:t>31+12=</w:t>
-            </w:r>
-          </w:p>
-        </w:tc>
-        <w:tc>
-          <w:tcPr>
-            <w:tcW w:type="dxa" w:w="1987"/>
-          </w:tcPr>
-          <w:p>
-            <w:pPr>
-              <w:jc w:val="left"/>
-            </w:pPr>
-            <w:r>
-              <w:rPr>
-                <w:rFonts w:ascii="TimeNewRoman" w:hAnsi="TimeNewRoman"/>
-                <w:sz w:val="30"/>
-              </w:rPr>
-              <w:t>96-15=</w:t>
-            </w:r>
-          </w:p>
-        </w:tc>
-      </w:tr>
-      <w:tr>
-        <w:tc>
-          <w:tcPr>
-            <w:tcW w:type="dxa" w:w="1987"/>
-          </w:tcPr>
-          <w:p>
-            <w:pPr>
-              <w:jc w:val="left"/>
-            </w:pPr>
-            <w:r>
-              <w:rPr>
-                <w:rFonts w:ascii="TimeNewRoman" w:hAnsi="TimeNewRoman"/>
-                <w:sz w:val="30"/>
-              </w:rPr>
-              <w:t>20+28=</w:t>
-            </w:r>
-          </w:p>
-        </w:tc>
-        <w:tc>
-          <w:tcPr>
-            <w:tcW w:type="dxa" w:w="1987"/>
-          </w:tcPr>
-          <w:p>
-            <w:pPr>
-              <w:jc w:val="left"/>
-            </w:pPr>
-            <w:r>
-              <w:rPr>
-                <w:rFonts w:ascii="TimeNewRoman" w:hAnsi="TimeNewRoman"/>
-                <w:sz w:val="30"/>
-              </w:rPr>
-              <w:t>79-48=</w:t>
-            </w:r>
-          </w:p>
-        </w:tc>
-        <w:tc>
-          <w:tcPr>
-            <w:tcW w:type="dxa" w:w="1987"/>
-          </w:tcPr>
-          <w:p>
-            <w:pPr>
-              <w:jc w:val="left"/>
-            </w:pPr>
-            <w:r>
-              <w:rPr>
-                <w:rFonts w:ascii="TimeNewRoman" w:hAnsi="TimeNewRoman"/>
-                <w:sz w:val="30"/>
-              </w:rPr>
-              <w:t>35+34=</w:t>
-            </w:r>
-          </w:p>
-        </w:tc>
-        <w:tc>
-          <w:tcPr>
-            <w:tcW w:type="dxa" w:w="1987"/>
-          </w:tcPr>
-          <w:p>
-            <w:pPr>
-              <w:jc w:val="left"/>
-            </w:pPr>
-            <w:r>
-              <w:rPr>
-                <w:rFonts w:ascii="TimeNewRoman" w:hAnsi="TimeNewRoman"/>
-                <w:sz w:val="30"/>
-              </w:rPr>
-              <w:t>39-6=</w:t>
-            </w:r>
-          </w:p>
-        </w:tc>
-        <w:tc>
-          <w:tcPr>
-            <w:tcW w:type="dxa" w:w="1987"/>
-          </w:tcPr>
-          <w:p>
-            <w:pPr>
-              <w:jc w:val="left"/>
-            </w:pPr>
-            <w:r>
-              <w:rPr>
-                <w:rFonts w:ascii="TimeNewRoman" w:hAnsi="TimeNewRoman"/>
-                <w:sz w:val="30"/>
-              </w:rPr>
-              <w:t>30+15=</w:t>
-            </w:r>
-          </w:p>
-        </w:tc>
-      </w:tr>
-      <w:tr>
-        <w:tc>
-          <w:tcPr>
-            <w:tcW w:type="dxa" w:w="1987"/>
-          </w:tcPr>
-          <w:p>
-            <w:pPr>
-              <w:jc w:val="left"/>
-            </w:pPr>
-            <w:r>
-              <w:rPr>
-                <w:rFonts w:ascii="TimeNewRoman" w:hAnsi="TimeNewRoman"/>
-                <w:sz w:val="30"/>
-              </w:rPr>
-              <w:t>15+58=</w:t>
-            </w:r>
-          </w:p>
-        </w:tc>
-        <w:tc>
-          <w:tcPr>
-            <w:tcW w:type="dxa" w:w="1987"/>
-          </w:tcPr>
-          <w:p>
-            <w:pPr>
-              <w:jc w:val="left"/>
-            </w:pPr>
-            <w:r>
-              <w:rPr>
-                <w:rFonts w:ascii="TimeNewRoman" w:hAnsi="TimeNewRoman"/>
-                <w:sz w:val="30"/>
-              </w:rPr>
-              <w:t>75-3=</w:t>
-            </w:r>
-          </w:p>
-        </w:tc>
-        <w:tc>
-          <w:tcPr>
-            <w:tcW w:type="dxa" w:w="1987"/>
-          </w:tcPr>
-          <w:p>
-            <w:pPr>
-              <w:jc w:val="left"/>
-            </w:pPr>
-            <w:r>
-              <w:rPr>
-                <w:rFonts w:ascii="TimeNewRoman" w:hAnsi="TimeNewRoman"/>
-                <w:sz w:val="30"/>
-              </w:rPr>
-              <w:t>84-67=</w:t>
-            </w:r>
-          </w:p>
-        </w:tc>
-        <w:tc>
-          <w:tcPr>
-            <w:tcW w:type="dxa" w:w="1987"/>
-          </w:tcPr>
-          <w:p>
-            <w:pPr>
-              <w:jc w:val="left"/>
-            </w:pPr>
-            <w:r>
-              <w:rPr>
-                <w:rFonts w:ascii="TimeNewRoman" w:hAnsi="TimeNewRoman"/>
-                <w:sz w:val="30"/>
-              </w:rPr>
-              <w:t>73-6=</w:t>
-            </w:r>
-          </w:p>
-        </w:tc>
-        <w:tc>
-          <w:tcPr>
-            <w:tcW w:type="dxa" w:w="1987"/>
-          </w:tcPr>
-          <w:p>
-            <w:pPr>
-              <w:jc w:val="left"/>
-            </w:pPr>
-            <w:r>
-              <w:rPr>
-                <w:rFonts w:ascii="TimeNewRoman" w:hAnsi="TimeNewRoman"/>
-                <w:sz w:val="30"/>
-              </w:rPr>
-              <w:t>23+24=</w:t>
-            </w:r>
-          </w:p>
-        </w:tc>
-      </w:tr>
-      <w:tr>
-        <w:tc>
-          <w:tcPr>
-            <w:tcW w:type="dxa" w:w="1987"/>
-          </w:tcPr>
-          <w:p>
-            <w:pPr>
-              <w:jc w:val="left"/>
-            </w:pPr>
-            <w:r>
-              <w:rPr>
-                <w:rFonts w:ascii="TimeNewRoman" w:hAnsi="TimeNewRoman"/>
-                <w:sz w:val="30"/>
-              </w:rPr>
-              <w:t>83-34=</w:t>
-            </w:r>
-          </w:p>
-        </w:tc>
-        <w:tc>
-          <w:tcPr>
-            <w:tcW w:type="dxa" w:w="1987"/>
-          </w:tcPr>
-          <w:p>
-            <w:pPr>
-              <w:jc w:val="left"/>
-            </w:pPr>
-            <w:r>
-              <w:rPr>
-                <w:rFonts w:ascii="TimeNewRoman" w:hAnsi="TimeNewRoman"/>
-                <w:sz w:val="30"/>
-              </w:rPr>
-              <w:t>58+8=</w:t>
-            </w:r>
-          </w:p>
-        </w:tc>
-        <w:tc>
-          <w:tcPr>
-            <w:tcW w:type="dxa" w:w="1987"/>
-          </w:tcPr>
-          <w:p>
-            <w:pPr>
-              <w:jc w:val="left"/>
-            </w:pPr>
-            <w:r>
-              <w:rPr>
-                <w:rFonts w:ascii="TimeNewRoman" w:hAnsi="TimeNewRoman"/>
-                <w:sz w:val="30"/>
-              </w:rPr>
-              <w:t>79-67=</w:t>
-            </w:r>
-          </w:p>
-        </w:tc>
-        <w:tc>
-          <w:tcPr>
-            <w:tcW w:type="dxa" w:w="1987"/>
-          </w:tcPr>
-          <w:p>
-            <w:pPr>
-              <w:jc w:val="left"/>
-            </w:pPr>
-            <w:r>
-              <w:rPr>
-                <w:rFonts w:ascii="TimeNewRoman" w:hAnsi="TimeNewRoman"/>
-                <w:sz w:val="30"/>
-              </w:rPr>
-              <w:t>38+45=</w:t>
-            </w:r>
-          </w:p>
-        </w:tc>
-        <w:tc>
-          <w:tcPr>
-            <w:tcW w:type="dxa" w:w="1987"/>
-          </w:tcPr>
-          <w:p>
-            <w:pPr>
-              <w:jc w:val="left"/>
-            </w:pPr>
-            <w:r>
-              <w:rPr>
-                <w:rFonts w:ascii="TimeNewRoman" w:hAnsi="TimeNewRoman"/>
-                <w:sz w:val="30"/>
-              </w:rPr>
-              <w:t>63-28=</w:t>
-            </w:r>
-          </w:p>
-        </w:tc>
-      </w:tr>
-      <w:tr>
-        <w:tc>
-          <w:tcPr>
-            <w:tcW w:type="dxa" w:w="1987"/>
-          </w:tcPr>
-          <w:p>
-            <w:pPr>
-              <w:jc w:val="left"/>
-            </w:pPr>
-            <w:r>
-              <w:rPr>
-                <w:rFonts w:ascii="TimeNewRoman" w:hAnsi="TimeNewRoman"/>
-                <w:sz w:val="30"/>
-              </w:rPr>
-              <w:t>91-39=</w:t>
-            </w:r>
-          </w:p>
-        </w:tc>
-        <w:tc>
-          <w:tcPr>
-            <w:tcW w:type="dxa" w:w="1987"/>
-          </w:tcPr>
-          <w:p>
-            <w:pPr>
-              <w:jc w:val="left"/>
-            </w:pPr>
-            <w:r>
-              <w:rPr>
-                <w:rFonts w:ascii="TimeNewRoman" w:hAnsi="TimeNewRoman"/>
-                <w:sz w:val="30"/>
-              </w:rPr>
-              <w:t>37-32=</w:t>
-            </w:r>
-          </w:p>
-        </w:tc>
-        <w:tc>
-          <w:tcPr>
-            <w:tcW w:type="dxa" w:w="1987"/>
-          </w:tcPr>
-          <w:p>
-            <w:pPr>
-              <w:jc w:val="left"/>
-            </w:pPr>
-            <w:r>
-              <w:rPr>
-                <w:rFonts w:ascii="TimeNewRoman" w:hAnsi="TimeNewRoman"/>
-                <w:sz w:val="30"/>
-              </w:rPr>
-              <w:t>43-7=</w:t>
-            </w:r>
-          </w:p>
-        </w:tc>
-        <w:tc>
-          <w:tcPr>
-            <w:tcW w:type="dxa" w:w="1987"/>
-          </w:tcPr>
-          <w:p>
-            <w:pPr>
-              <w:jc w:val="left"/>
-            </w:pPr>
-            <w:r>
-              <w:rPr>
-                <w:rFonts w:ascii="TimeNewRoman" w:hAnsi="TimeNewRoman"/>
-                <w:sz w:val="30"/>
-              </w:rPr>
-              <w:t>7+4=</w:t>
-            </w:r>
-          </w:p>
-        </w:tc>
-        <w:tc>
-          <w:tcPr>
-            <w:tcW w:type="dxa" w:w="1987"/>
-          </w:tcPr>
-          <w:p>
-            <w:pPr>
-              <w:jc w:val="left"/>
-            </w:pPr>
-            <w:r>
-              <w:rPr>
-                <w:rFonts w:ascii="TimeNewRoman" w:hAnsi="TimeNewRoman"/>
-                <w:sz w:val="30"/>
-              </w:rPr>
-              <w:t>42-24=</w:t>
-            </w:r>
-          </w:p>
-        </w:tc>
-      </w:tr>
-      <w:tr>
-        <w:tc>
-          <w:tcPr>
-            <w:tcW w:type="dxa" w:w="1987"/>
-          </w:tcPr>
-          <w:p>
-            <w:pPr>
-              <w:jc w:val="left"/>
-            </w:pPr>
-            <w:r>
-              <w:rPr>
-                <w:rFonts w:ascii="TimeNewRoman" w:hAnsi="TimeNewRoman"/>
-                <w:sz w:val="30"/>
-              </w:rPr>
-              <w:t>58-51=</w:t>
-            </w:r>
-          </w:p>
-        </w:tc>
-        <w:tc>
-          <w:tcPr>
-            <w:tcW w:type="dxa" w:w="1987"/>
-          </w:tcPr>
-          <w:p>
-            <w:pPr>
-              <w:jc w:val="left"/>
-            </w:pPr>
-            <w:r>
-              <w:rPr>
-                <w:rFonts w:ascii="TimeNewRoman" w:hAnsi="TimeNewRoman"/>
-                <w:sz w:val="30"/>
-              </w:rPr>
-              <w:t>21-14=</w:t>
-            </w:r>
-          </w:p>
-        </w:tc>
-        <w:tc>
-          <w:tcPr>
-            <w:tcW w:type="dxa" w:w="1987"/>
-          </w:tcPr>
-          <w:p>
-            <w:pPr>
-              <w:jc w:val="left"/>
-            </w:pPr>
-            <w:r>
-              <w:rPr>
-                <w:rFonts w:ascii="TimeNewRoman" w:hAnsi="TimeNewRoman"/>
-                <w:sz w:val="30"/>
-              </w:rPr>
-              <w:t>32+57=</w:t>
-            </w:r>
-          </w:p>
-        </w:tc>
-        <w:tc>
-          <w:tcPr>
-            <w:tcW w:type="dxa" w:w="1987"/>
-          </w:tcPr>
-          <w:p>
-            <w:pPr>
-              <w:jc w:val="left"/>
-            </w:pPr>
-            <w:r>
-              <w:rPr>
-                <w:rFonts w:ascii="TimeNewRoman" w:hAnsi="TimeNewRoman"/>
-                <w:sz w:val="30"/>
-              </w:rPr>
-              <w:t>15+40=</w:t>
-            </w:r>
-          </w:p>
-        </w:tc>
-        <w:tc>
-          <w:tcPr>
-            <w:tcW w:type="dxa" w:w="1987"/>
-          </w:tcPr>
-          <w:p>
-            <w:pPr>
-              <w:jc w:val="left"/>
-            </w:pPr>
-            <w:r>
-              <w:rPr>
-                <w:rFonts w:ascii="TimeNewRoman" w:hAnsi="TimeNewRoman"/>
-                <w:sz w:val="30"/>
-              </w:rPr>
-              <w:t>74+0=</w:t>
-            </w:r>
-          </w:p>
-        </w:tc>
-      </w:tr>
-      <w:tr>
-        <w:tc>
-          <w:tcPr>
-            <w:tcW w:type="dxa" w:w="1987"/>
-          </w:tcPr>
-          <w:p>
-            <w:pPr>
-              <w:jc w:val="left"/>
-            </w:pPr>
-            <w:r>
-              <w:rPr>
-                <w:rFonts w:ascii="TimeNewRoman" w:hAnsi="TimeNewRoman"/>
-                <w:sz w:val="30"/>
-              </w:rPr>
-              <w:t>53+39=</w:t>
-            </w:r>
-          </w:p>
-        </w:tc>
-        <w:tc>
-          <w:tcPr>
-            <w:tcW w:type="dxa" w:w="1987"/>
-          </w:tcPr>
-          <w:p>
-            <w:pPr>
-              <w:jc w:val="left"/>
-            </w:pPr>
-            <w:r>
-              <w:rPr>
-                <w:rFonts w:ascii="TimeNewRoman" w:hAnsi="TimeNewRoman"/>
-                <w:sz w:val="30"/>
-              </w:rPr>
-              <w:t>8+73=</w:t>
-            </w:r>
-          </w:p>
-        </w:tc>
-        <w:tc>
-          <w:tcPr>
-            <w:tcW w:type="dxa" w:w="1987"/>
-          </w:tcPr>
-          <w:p>
-            <w:pPr>
-              <w:jc w:val="left"/>
-            </w:pPr>
-            <w:r>
-              <w:rPr>
-                <w:rFonts w:ascii="TimeNewRoman" w:hAnsi="TimeNewRoman"/>
-                <w:sz w:val="30"/>
-              </w:rPr>
-              <w:t>12-2=</w:t>
-            </w:r>
-          </w:p>
-        </w:tc>
-        <w:tc>
-          <w:tcPr>
-            <w:tcW w:type="dxa" w:w="1987"/>
-          </w:tcPr>
-          <w:p>
-            <w:pPr>
-              <w:jc w:val="left"/>
-            </w:pPr>
-            <w:r>
-              <w:rPr>
-                <w:rFonts w:ascii="TimeNewRoman" w:hAnsi="TimeNewRoman"/>
-                <w:sz w:val="30"/>
-              </w:rPr>
-              <w:t>78+18=</w:t>
+              <w:t>32-10=</w:t>
             </w:r>
           </w:p>
         </w:tc>
@@ -1678,6 +356,23 @@
             </w:r>
           </w:p>
         </w:tc>
+        <w:tc>
+          <w:tcPr>
+            <w:tcW w:type="dxa" w:w="1987"/>
+          </w:tcPr>
+          <w:p>
+            <w:pPr>
+              <w:jc w:val="left"/>
+            </w:pPr>
+            <w:r>
+              <w:rPr>
+                <w:rFonts w:ascii="TimeNewRoman" w:hAnsi="TimeNewRoman"/>
+                <w:sz w:val="30"/>
+              </w:rPr>
+              <w:t>90-62=</w:t>
+            </w:r>
+          </w:p>
+        </w:tc>
       </w:tr>
       <w:tr>
         <w:tc>
@@ -1693,7 +388,7 @@
                 <w:rFonts w:ascii="TimeNewRoman" w:hAnsi="TimeNewRoman"/>
                 <w:sz w:val="30"/>
               </w:rPr>
-              <w:t>5+29=</w:t>
+              <w:t>13+11=</w:t>
             </w:r>
           </w:p>
         </w:tc>
@@ -1710,7 +405,7 @@
                 <w:rFonts w:ascii="TimeNewRoman" w:hAnsi="TimeNewRoman"/>
                 <w:sz w:val="30"/>
               </w:rPr>
-              <w:t>52+5=</w:t>
+              <w:t>94-49=</w:t>
             </w:r>
           </w:p>
         </w:tc>
@@ -1727,7 +422,7 @@
                 <w:rFonts w:ascii="TimeNewRoman" w:hAnsi="TimeNewRoman"/>
                 <w:sz w:val="30"/>
               </w:rPr>
-              <w:t>80-27=</w:t>
+              <w:t>73+13=</w:t>
             </w:r>
           </w:p>
         </w:tc>
@@ -1744,7 +439,7 @@
                 <w:rFonts w:ascii="TimeNewRoman" w:hAnsi="TimeNewRoman"/>
                 <w:sz w:val="30"/>
               </w:rPr>
-              <w:t>34-4=</w:t>
+              <w:t>94-84=</w:t>
             </w:r>
           </w:p>
         </w:tc>
@@ -1761,7 +456,1312 @@
                 <w:rFonts w:ascii="TimeNewRoman" w:hAnsi="TimeNewRoman"/>
                 <w:sz w:val="30"/>
               </w:rPr>
-              <w:t>59+2=</w:t>
+              <w:t>3+63=</w:t>
+            </w:r>
+          </w:p>
+        </w:tc>
+      </w:tr>
+      <w:tr>
+        <w:tc>
+          <w:tcPr>
+            <w:tcW w:type="dxa" w:w="1987"/>
+          </w:tcPr>
+          <w:p>
+            <w:pPr>
+              <w:jc w:val="left"/>
+            </w:pPr>
+            <w:r>
+              <w:rPr>
+                <w:rFonts w:ascii="TimeNewRoman" w:hAnsi="TimeNewRoman"/>
+                <w:sz w:val="30"/>
+              </w:rPr>
+              <w:t>60+34=</w:t>
+            </w:r>
+          </w:p>
+        </w:tc>
+        <w:tc>
+          <w:tcPr>
+            <w:tcW w:type="dxa" w:w="1987"/>
+          </w:tcPr>
+          <w:p>
+            <w:pPr>
+              <w:jc w:val="left"/>
+            </w:pPr>
+            <w:r>
+              <w:rPr>
+                <w:rFonts w:ascii="TimeNewRoman" w:hAnsi="TimeNewRoman"/>
+                <w:sz w:val="30"/>
+              </w:rPr>
+              <w:t>80+1=</w:t>
+            </w:r>
+          </w:p>
+        </w:tc>
+        <w:tc>
+          <w:tcPr>
+            <w:tcW w:type="dxa" w:w="1987"/>
+          </w:tcPr>
+          <w:p>
+            <w:pPr>
+              <w:jc w:val="left"/>
+            </w:pPr>
+            <w:r>
+              <w:rPr>
+                <w:rFonts w:ascii="TimeNewRoman" w:hAnsi="TimeNewRoman"/>
+                <w:sz w:val="30"/>
+              </w:rPr>
+              <w:t>12+3=</w:t>
+            </w:r>
+          </w:p>
+        </w:tc>
+        <w:tc>
+          <w:tcPr>
+            <w:tcW w:type="dxa" w:w="1987"/>
+          </w:tcPr>
+          <w:p>
+            <w:pPr>
+              <w:jc w:val="left"/>
+            </w:pPr>
+            <w:r>
+              <w:rPr>
+                <w:rFonts w:ascii="TimeNewRoman" w:hAnsi="TimeNewRoman"/>
+                <w:sz w:val="30"/>
+              </w:rPr>
+              <w:t>38-36=</w:t>
+            </w:r>
+          </w:p>
+        </w:tc>
+        <w:tc>
+          <w:tcPr>
+            <w:tcW w:type="dxa" w:w="1987"/>
+          </w:tcPr>
+          <w:p>
+            <w:pPr>
+              <w:jc w:val="left"/>
+            </w:pPr>
+            <w:r>
+              <w:rPr>
+                <w:rFonts w:ascii="TimeNewRoman" w:hAnsi="TimeNewRoman"/>
+                <w:sz w:val="30"/>
+              </w:rPr>
+              <w:t>98-78=</w:t>
+            </w:r>
+          </w:p>
+        </w:tc>
+      </w:tr>
+      <w:tr>
+        <w:tc>
+          <w:tcPr>
+            <w:tcW w:type="dxa" w:w="1987"/>
+          </w:tcPr>
+          <w:p>
+            <w:pPr>
+              <w:jc w:val="left"/>
+            </w:pPr>
+            <w:r>
+              <w:rPr>
+                <w:rFonts w:ascii="TimeNewRoman" w:hAnsi="TimeNewRoman"/>
+                <w:sz w:val="30"/>
+              </w:rPr>
+              <w:t>45-43=</w:t>
+            </w:r>
+          </w:p>
+        </w:tc>
+        <w:tc>
+          <w:tcPr>
+            <w:tcW w:type="dxa" w:w="1987"/>
+          </w:tcPr>
+          <w:p>
+            <w:pPr>
+              <w:jc w:val="left"/>
+            </w:pPr>
+            <w:r>
+              <w:rPr>
+                <w:rFonts w:ascii="TimeNewRoman" w:hAnsi="TimeNewRoman"/>
+                <w:sz w:val="30"/>
+              </w:rPr>
+              <w:t>46-22=</w:t>
+            </w:r>
+          </w:p>
+        </w:tc>
+        <w:tc>
+          <w:tcPr>
+            <w:tcW w:type="dxa" w:w="1987"/>
+          </w:tcPr>
+          <w:p>
+            <w:pPr>
+              <w:jc w:val="left"/>
+            </w:pPr>
+            <w:r>
+              <w:rPr>
+                <w:rFonts w:ascii="TimeNewRoman" w:hAnsi="TimeNewRoman"/>
+                <w:sz w:val="30"/>
+              </w:rPr>
+              <w:t>16-1=</w:t>
+            </w:r>
+          </w:p>
+        </w:tc>
+        <w:tc>
+          <w:tcPr>
+            <w:tcW w:type="dxa" w:w="1987"/>
+          </w:tcPr>
+          <w:p>
+            <w:pPr>
+              <w:jc w:val="left"/>
+            </w:pPr>
+            <w:r>
+              <w:rPr>
+                <w:rFonts w:ascii="TimeNewRoman" w:hAnsi="TimeNewRoman"/>
+                <w:sz w:val="30"/>
+              </w:rPr>
+              <w:t>19+26=</w:t>
+            </w:r>
+          </w:p>
+        </w:tc>
+        <w:tc>
+          <w:tcPr>
+            <w:tcW w:type="dxa" w:w="1987"/>
+          </w:tcPr>
+          <w:p>
+            <w:pPr>
+              <w:jc w:val="left"/>
+            </w:pPr>
+            <w:r>
+              <w:rPr>
+                <w:rFonts w:ascii="TimeNewRoman" w:hAnsi="TimeNewRoman"/>
+                <w:sz w:val="30"/>
+              </w:rPr>
+              <w:t>86+9=</w:t>
+            </w:r>
+          </w:p>
+        </w:tc>
+      </w:tr>
+      <w:tr>
+        <w:tc>
+          <w:tcPr>
+            <w:tcW w:type="dxa" w:w="1987"/>
+          </w:tcPr>
+          <w:p>
+            <w:pPr>
+              <w:jc w:val="left"/>
+            </w:pPr>
+            <w:r>
+              <w:rPr>
+                <w:rFonts w:ascii="TimeNewRoman" w:hAnsi="TimeNewRoman"/>
+                <w:sz w:val="30"/>
+              </w:rPr>
+              <w:t>93-59=</w:t>
+            </w:r>
+          </w:p>
+        </w:tc>
+        <w:tc>
+          <w:tcPr>
+            <w:tcW w:type="dxa" w:w="1987"/>
+          </w:tcPr>
+          <w:p>
+            <w:pPr>
+              <w:jc w:val="left"/>
+            </w:pPr>
+            <w:r>
+              <w:rPr>
+                <w:rFonts w:ascii="TimeNewRoman" w:hAnsi="TimeNewRoman"/>
+                <w:sz w:val="30"/>
+              </w:rPr>
+              <w:t>26+69=</w:t>
+            </w:r>
+          </w:p>
+        </w:tc>
+        <w:tc>
+          <w:tcPr>
+            <w:tcW w:type="dxa" w:w="1987"/>
+          </w:tcPr>
+          <w:p>
+            <w:pPr>
+              <w:jc w:val="left"/>
+            </w:pPr>
+            <w:r>
+              <w:rPr>
+                <w:rFonts w:ascii="TimeNewRoman" w:hAnsi="TimeNewRoman"/>
+                <w:sz w:val="30"/>
+              </w:rPr>
+              <w:t>64-3=</w:t>
+            </w:r>
+          </w:p>
+        </w:tc>
+        <w:tc>
+          <w:tcPr>
+            <w:tcW w:type="dxa" w:w="1987"/>
+          </w:tcPr>
+          <w:p>
+            <w:pPr>
+              <w:jc w:val="left"/>
+            </w:pPr>
+            <w:r>
+              <w:rPr>
+                <w:rFonts w:ascii="TimeNewRoman" w:hAnsi="TimeNewRoman"/>
+                <w:sz w:val="30"/>
+              </w:rPr>
+              <w:t>25+4=</w:t>
+            </w:r>
+          </w:p>
+        </w:tc>
+        <w:tc>
+          <w:tcPr>
+            <w:tcW w:type="dxa" w:w="1987"/>
+          </w:tcPr>
+          <w:p>
+            <w:pPr>
+              <w:jc w:val="left"/>
+            </w:pPr>
+            <w:r>
+              <w:rPr>
+                <w:rFonts w:ascii="TimeNewRoman" w:hAnsi="TimeNewRoman"/>
+                <w:sz w:val="30"/>
+              </w:rPr>
+              <w:t>50-1=</w:t>
+            </w:r>
+          </w:p>
+        </w:tc>
+      </w:tr>
+      <w:tr>
+        <w:tc>
+          <w:tcPr>
+            <w:tcW w:type="dxa" w:w="1987"/>
+          </w:tcPr>
+          <w:p>
+            <w:pPr>
+              <w:jc w:val="left"/>
+            </w:pPr>
+            <w:r>
+              <w:rPr>
+                <w:rFonts w:ascii="TimeNewRoman" w:hAnsi="TimeNewRoman"/>
+                <w:sz w:val="30"/>
+              </w:rPr>
+              <w:t>29+57=</w:t>
+            </w:r>
+          </w:p>
+        </w:tc>
+        <w:tc>
+          <w:tcPr>
+            <w:tcW w:type="dxa" w:w="1987"/>
+          </w:tcPr>
+          <w:p>
+            <w:pPr>
+              <w:jc w:val="left"/>
+            </w:pPr>
+            <w:r>
+              <w:rPr>
+                <w:rFonts w:ascii="TimeNewRoman" w:hAnsi="TimeNewRoman"/>
+                <w:sz w:val="30"/>
+              </w:rPr>
+              <w:t>63-6=</w:t>
+            </w:r>
+          </w:p>
+        </w:tc>
+        <w:tc>
+          <w:tcPr>
+            <w:tcW w:type="dxa" w:w="1987"/>
+          </w:tcPr>
+          <w:p>
+            <w:pPr>
+              <w:jc w:val="left"/>
+            </w:pPr>
+            <w:r>
+              <w:rPr>
+                <w:rFonts w:ascii="TimeNewRoman" w:hAnsi="TimeNewRoman"/>
+                <w:sz w:val="30"/>
+              </w:rPr>
+              <w:t>53-29=</w:t>
+            </w:r>
+          </w:p>
+        </w:tc>
+        <w:tc>
+          <w:tcPr>
+            <w:tcW w:type="dxa" w:w="1987"/>
+          </w:tcPr>
+          <w:p>
+            <w:pPr>
+              <w:jc w:val="left"/>
+            </w:pPr>
+            <w:r>
+              <w:rPr>
+                <w:rFonts w:ascii="TimeNewRoman" w:hAnsi="TimeNewRoman"/>
+                <w:sz w:val="30"/>
+              </w:rPr>
+              <w:t>88-60=</w:t>
+            </w:r>
+          </w:p>
+        </w:tc>
+        <w:tc>
+          <w:tcPr>
+            <w:tcW w:type="dxa" w:w="1987"/>
+          </w:tcPr>
+          <w:p>
+            <w:pPr>
+              <w:jc w:val="left"/>
+            </w:pPr>
+            <w:r>
+              <w:rPr>
+                <w:rFonts w:ascii="TimeNewRoman" w:hAnsi="TimeNewRoman"/>
+                <w:sz w:val="30"/>
+              </w:rPr>
+              <w:t>95-52=</w:t>
+            </w:r>
+          </w:p>
+        </w:tc>
+      </w:tr>
+      <w:tr>
+        <w:tc>
+          <w:tcPr>
+            <w:tcW w:type="dxa" w:w="1987"/>
+          </w:tcPr>
+          <w:p>
+            <w:pPr>
+              <w:jc w:val="left"/>
+            </w:pPr>
+            <w:r>
+              <w:rPr>
+                <w:rFonts w:ascii="TimeNewRoman" w:hAnsi="TimeNewRoman"/>
+                <w:sz w:val="30"/>
+              </w:rPr>
+              <w:t>9+3=</w:t>
+            </w:r>
+          </w:p>
+        </w:tc>
+        <w:tc>
+          <w:tcPr>
+            <w:tcW w:type="dxa" w:w="1987"/>
+          </w:tcPr>
+          <w:p>
+            <w:pPr>
+              <w:jc w:val="left"/>
+            </w:pPr>
+            <w:r>
+              <w:rPr>
+                <w:rFonts w:ascii="TimeNewRoman" w:hAnsi="TimeNewRoman"/>
+                <w:sz w:val="30"/>
+              </w:rPr>
+              <w:t>12+13=</w:t>
+            </w:r>
+          </w:p>
+        </w:tc>
+        <w:tc>
+          <w:tcPr>
+            <w:tcW w:type="dxa" w:w="1987"/>
+          </w:tcPr>
+          <w:p>
+            <w:pPr>
+              <w:jc w:val="left"/>
+            </w:pPr>
+            <w:r>
+              <w:rPr>
+                <w:rFonts w:ascii="TimeNewRoman" w:hAnsi="TimeNewRoman"/>
+                <w:sz w:val="30"/>
+              </w:rPr>
+              <w:t>81-68=</w:t>
+            </w:r>
+          </w:p>
+        </w:tc>
+        <w:tc>
+          <w:tcPr>
+            <w:tcW w:type="dxa" w:w="1987"/>
+          </w:tcPr>
+          <w:p>
+            <w:pPr>
+              <w:jc w:val="left"/>
+            </w:pPr>
+            <w:r>
+              <w:rPr>
+                <w:rFonts w:ascii="TimeNewRoman" w:hAnsi="TimeNewRoman"/>
+                <w:sz w:val="30"/>
+              </w:rPr>
+              <w:t>2+15=</w:t>
+            </w:r>
+          </w:p>
+        </w:tc>
+        <w:tc>
+          <w:tcPr>
+            <w:tcW w:type="dxa" w:w="1987"/>
+          </w:tcPr>
+          <w:p>
+            <w:pPr>
+              <w:jc w:val="left"/>
+            </w:pPr>
+            <w:r>
+              <w:rPr>
+                <w:rFonts w:ascii="TimeNewRoman" w:hAnsi="TimeNewRoman"/>
+                <w:sz w:val="30"/>
+              </w:rPr>
+              <w:t>81-72=</w:t>
+            </w:r>
+          </w:p>
+        </w:tc>
+      </w:tr>
+      <w:tr>
+        <w:tc>
+          <w:tcPr>
+            <w:tcW w:type="dxa" w:w="1987"/>
+          </w:tcPr>
+          <w:p>
+            <w:pPr>
+              <w:jc w:val="left"/>
+            </w:pPr>
+            <w:r>
+              <w:rPr>
+                <w:rFonts w:ascii="TimeNewRoman" w:hAnsi="TimeNewRoman"/>
+                <w:sz w:val="30"/>
+              </w:rPr>
+              <w:t>38+9=</w:t>
+            </w:r>
+          </w:p>
+        </w:tc>
+        <w:tc>
+          <w:tcPr>
+            <w:tcW w:type="dxa" w:w="1987"/>
+          </w:tcPr>
+          <w:p>
+            <w:pPr>
+              <w:jc w:val="left"/>
+            </w:pPr>
+            <w:r>
+              <w:rPr>
+                <w:rFonts w:ascii="TimeNewRoman" w:hAnsi="TimeNewRoman"/>
+                <w:sz w:val="30"/>
+              </w:rPr>
+              <w:t>98-16=</w:t>
+            </w:r>
+          </w:p>
+        </w:tc>
+        <w:tc>
+          <w:tcPr>
+            <w:tcW w:type="dxa" w:w="1987"/>
+          </w:tcPr>
+          <w:p>
+            <w:pPr>
+              <w:jc w:val="left"/>
+            </w:pPr>
+            <w:r>
+              <w:rPr>
+                <w:rFonts w:ascii="TimeNewRoman" w:hAnsi="TimeNewRoman"/>
+                <w:sz w:val="30"/>
+              </w:rPr>
+              <w:t>17+20=</w:t>
+            </w:r>
+          </w:p>
+        </w:tc>
+        <w:tc>
+          <w:tcPr>
+            <w:tcW w:type="dxa" w:w="1987"/>
+          </w:tcPr>
+          <w:p>
+            <w:pPr>
+              <w:jc w:val="left"/>
+            </w:pPr>
+            <w:r>
+              <w:rPr>
+                <w:rFonts w:ascii="TimeNewRoman" w:hAnsi="TimeNewRoman"/>
+                <w:sz w:val="30"/>
+              </w:rPr>
+              <w:t>4+23=</w:t>
+            </w:r>
+          </w:p>
+        </w:tc>
+        <w:tc>
+          <w:tcPr>
+            <w:tcW w:type="dxa" w:w="1987"/>
+          </w:tcPr>
+          <w:p>
+            <w:pPr>
+              <w:jc w:val="left"/>
+            </w:pPr>
+            <w:r>
+              <w:rPr>
+                <w:rFonts w:ascii="TimeNewRoman" w:hAnsi="TimeNewRoman"/>
+                <w:sz w:val="30"/>
+              </w:rPr>
+              <w:t>49-45=</w:t>
+            </w:r>
+          </w:p>
+        </w:tc>
+      </w:tr>
+      <w:tr>
+        <w:tc>
+          <w:tcPr>
+            <w:tcW w:type="dxa" w:w="1987"/>
+          </w:tcPr>
+          <w:p>
+            <w:pPr>
+              <w:jc w:val="left"/>
+            </w:pPr>
+            <w:r>
+              <w:rPr>
+                <w:rFonts w:ascii="TimeNewRoman" w:hAnsi="TimeNewRoman"/>
+                <w:sz w:val="30"/>
+              </w:rPr>
+              <w:t>15+76=</w:t>
+            </w:r>
+          </w:p>
+        </w:tc>
+        <w:tc>
+          <w:tcPr>
+            <w:tcW w:type="dxa" w:w="1987"/>
+          </w:tcPr>
+          <w:p>
+            <w:pPr>
+              <w:jc w:val="left"/>
+            </w:pPr>
+            <w:r>
+              <w:rPr>
+                <w:rFonts w:ascii="TimeNewRoman" w:hAnsi="TimeNewRoman"/>
+                <w:sz w:val="30"/>
+              </w:rPr>
+              <w:t>54-23=</w:t>
+            </w:r>
+          </w:p>
+        </w:tc>
+        <w:tc>
+          <w:tcPr>
+            <w:tcW w:type="dxa" w:w="1987"/>
+          </w:tcPr>
+          <w:p>
+            <w:pPr>
+              <w:jc w:val="left"/>
+            </w:pPr>
+            <w:r>
+              <w:rPr>
+                <w:rFonts w:ascii="TimeNewRoman" w:hAnsi="TimeNewRoman"/>
+                <w:sz w:val="30"/>
+              </w:rPr>
+              <w:t>76-8=</w:t>
+            </w:r>
+          </w:p>
+        </w:tc>
+        <w:tc>
+          <w:tcPr>
+            <w:tcW w:type="dxa" w:w="1987"/>
+          </w:tcPr>
+          <w:p>
+            <w:pPr>
+              <w:jc w:val="left"/>
+            </w:pPr>
+            <w:r>
+              <w:rPr>
+                <w:rFonts w:ascii="TimeNewRoman" w:hAnsi="TimeNewRoman"/>
+                <w:sz w:val="30"/>
+              </w:rPr>
+              <w:t>23+68=</w:t>
+            </w:r>
+          </w:p>
+        </w:tc>
+        <w:tc>
+          <w:tcPr>
+            <w:tcW w:type="dxa" w:w="1987"/>
+          </w:tcPr>
+          <w:p>
+            <w:pPr>
+              <w:jc w:val="left"/>
+            </w:pPr>
+            <w:r>
+              <w:rPr>
+                <w:rFonts w:ascii="TimeNewRoman" w:hAnsi="TimeNewRoman"/>
+                <w:sz w:val="30"/>
+              </w:rPr>
+              <w:t>83+15=</w:t>
+            </w:r>
+          </w:p>
+        </w:tc>
+      </w:tr>
+      <w:tr>
+        <w:tc>
+          <w:tcPr>
+            <w:tcW w:type="dxa" w:w="1987"/>
+          </w:tcPr>
+          <w:p>
+            <w:pPr>
+              <w:jc w:val="left"/>
+            </w:pPr>
+            <w:r>
+              <w:rPr>
+                <w:rFonts w:ascii="TimeNewRoman" w:hAnsi="TimeNewRoman"/>
+                <w:sz w:val="30"/>
+              </w:rPr>
+              <w:t>44+30=</w:t>
+            </w:r>
+          </w:p>
+        </w:tc>
+        <w:tc>
+          <w:tcPr>
+            <w:tcW w:type="dxa" w:w="1987"/>
+          </w:tcPr>
+          <w:p>
+            <w:pPr>
+              <w:jc w:val="left"/>
+            </w:pPr>
+            <w:r>
+              <w:rPr>
+                <w:rFonts w:ascii="TimeNewRoman" w:hAnsi="TimeNewRoman"/>
+                <w:sz w:val="30"/>
+              </w:rPr>
+              <w:t>19+60=</w:t>
+            </w:r>
+          </w:p>
+        </w:tc>
+        <w:tc>
+          <w:tcPr>
+            <w:tcW w:type="dxa" w:w="1987"/>
+          </w:tcPr>
+          <w:p>
+            <w:pPr>
+              <w:jc w:val="left"/>
+            </w:pPr>
+            <w:r>
+              <w:rPr>
+                <w:rFonts w:ascii="TimeNewRoman" w:hAnsi="TimeNewRoman"/>
+                <w:sz w:val="30"/>
+              </w:rPr>
+              <w:t>14+77=</w:t>
+            </w:r>
+          </w:p>
+        </w:tc>
+        <w:tc>
+          <w:tcPr>
+            <w:tcW w:type="dxa" w:w="1987"/>
+          </w:tcPr>
+          <w:p>
+            <w:pPr>
+              <w:jc w:val="left"/>
+            </w:pPr>
+            <w:r>
+              <w:rPr>
+                <w:rFonts w:ascii="TimeNewRoman" w:hAnsi="TimeNewRoman"/>
+                <w:sz w:val="30"/>
+              </w:rPr>
+              <w:t>27+32=</w:t>
+            </w:r>
+          </w:p>
+        </w:tc>
+        <w:tc>
+          <w:tcPr>
+            <w:tcW w:type="dxa" w:w="1987"/>
+          </w:tcPr>
+          <w:p>
+            <w:pPr>
+              <w:jc w:val="left"/>
+            </w:pPr>
+            <w:r>
+              <w:rPr>
+                <w:rFonts w:ascii="TimeNewRoman" w:hAnsi="TimeNewRoman"/>
+                <w:sz w:val="30"/>
+              </w:rPr>
+              <w:t>5+5=</w:t>
+            </w:r>
+          </w:p>
+        </w:tc>
+      </w:tr>
+      <w:tr>
+        <w:tc>
+          <w:tcPr>
+            <w:tcW w:type="dxa" w:w="1987"/>
+          </w:tcPr>
+          <w:p>
+            <w:pPr>
+              <w:jc w:val="left"/>
+            </w:pPr>
+            <w:r>
+              <w:rPr>
+                <w:rFonts w:ascii="TimeNewRoman" w:hAnsi="TimeNewRoman"/>
+                <w:sz w:val="30"/>
+              </w:rPr>
+              <w:t>2+17=</w:t>
+            </w:r>
+          </w:p>
+        </w:tc>
+        <w:tc>
+          <w:tcPr>
+            <w:tcW w:type="dxa" w:w="1987"/>
+          </w:tcPr>
+          <w:p>
+            <w:pPr>
+              <w:jc w:val="left"/>
+            </w:pPr>
+            <w:r>
+              <w:rPr>
+                <w:rFonts w:ascii="TimeNewRoman" w:hAnsi="TimeNewRoman"/>
+                <w:sz w:val="30"/>
+              </w:rPr>
+              <w:t>27+4=</w:t>
+            </w:r>
+          </w:p>
+        </w:tc>
+        <w:tc>
+          <w:tcPr>
+            <w:tcW w:type="dxa" w:w="1987"/>
+          </w:tcPr>
+          <w:p>
+            <w:pPr>
+              <w:jc w:val="left"/>
+            </w:pPr>
+            <w:r>
+              <w:rPr>
+                <w:rFonts w:ascii="TimeNewRoman" w:hAnsi="TimeNewRoman"/>
+                <w:sz w:val="30"/>
+              </w:rPr>
+              <w:t>10+53=</w:t>
+            </w:r>
+          </w:p>
+        </w:tc>
+        <w:tc>
+          <w:tcPr>
+            <w:tcW w:type="dxa" w:w="1987"/>
+          </w:tcPr>
+          <w:p>
+            <w:pPr>
+              <w:jc w:val="left"/>
+            </w:pPr>
+            <w:r>
+              <w:rPr>
+                <w:rFonts w:ascii="TimeNewRoman" w:hAnsi="TimeNewRoman"/>
+                <w:sz w:val="30"/>
+              </w:rPr>
+              <w:t>4+91=</w:t>
+            </w:r>
+          </w:p>
+        </w:tc>
+        <w:tc>
+          <w:tcPr>
+            <w:tcW w:type="dxa" w:w="1987"/>
+          </w:tcPr>
+          <w:p>
+            <w:pPr>
+              <w:jc w:val="left"/>
+            </w:pPr>
+            <w:r>
+              <w:rPr>
+                <w:rFonts w:ascii="TimeNewRoman" w:hAnsi="TimeNewRoman"/>
+                <w:sz w:val="30"/>
+              </w:rPr>
+              <w:t>31+33=</w:t>
+            </w:r>
+          </w:p>
+        </w:tc>
+      </w:tr>
+      <w:tr>
+        <w:tc>
+          <w:tcPr>
+            <w:tcW w:type="dxa" w:w="1987"/>
+          </w:tcPr>
+          <w:p>
+            <w:pPr>
+              <w:jc w:val="left"/>
+            </w:pPr>
+            <w:r>
+              <w:rPr>
+                <w:rFonts w:ascii="TimeNewRoman" w:hAnsi="TimeNewRoman"/>
+                <w:sz w:val="30"/>
+              </w:rPr>
+              <w:t>97-41=</w:t>
+            </w:r>
+          </w:p>
+        </w:tc>
+        <w:tc>
+          <w:tcPr>
+            <w:tcW w:type="dxa" w:w="1987"/>
+          </w:tcPr>
+          <w:p>
+            <w:pPr>
+              <w:jc w:val="left"/>
+            </w:pPr>
+            <w:r>
+              <w:rPr>
+                <w:rFonts w:ascii="TimeNewRoman" w:hAnsi="TimeNewRoman"/>
+                <w:sz w:val="30"/>
+              </w:rPr>
+              <w:t>43-16=</w:t>
+            </w:r>
+          </w:p>
+        </w:tc>
+        <w:tc>
+          <w:tcPr>
+            <w:tcW w:type="dxa" w:w="1987"/>
+          </w:tcPr>
+          <w:p>
+            <w:pPr>
+              <w:jc w:val="left"/>
+            </w:pPr>
+            <w:r>
+              <w:rPr>
+                <w:rFonts w:ascii="TimeNewRoman" w:hAnsi="TimeNewRoman"/>
+                <w:sz w:val="30"/>
+              </w:rPr>
+              <w:t>56+19=</w:t>
+            </w:r>
+          </w:p>
+        </w:tc>
+        <w:tc>
+          <w:tcPr>
+            <w:tcW w:type="dxa" w:w="1987"/>
+          </w:tcPr>
+          <w:p>
+            <w:pPr>
+              <w:jc w:val="left"/>
+            </w:pPr>
+            <w:r>
+              <w:rPr>
+                <w:rFonts w:ascii="TimeNewRoman" w:hAnsi="TimeNewRoman"/>
+                <w:sz w:val="30"/>
+              </w:rPr>
+              <w:t>89-68=</w:t>
+            </w:r>
+          </w:p>
+        </w:tc>
+        <w:tc>
+          <w:tcPr>
+            <w:tcW w:type="dxa" w:w="1987"/>
+          </w:tcPr>
+          <w:p>
+            <w:pPr>
+              <w:jc w:val="left"/>
+            </w:pPr>
+            <w:r>
+              <w:rPr>
+                <w:rFonts w:ascii="TimeNewRoman" w:hAnsi="TimeNewRoman"/>
+                <w:sz w:val="30"/>
+              </w:rPr>
+              <w:t>73+17=</w:t>
+            </w:r>
+          </w:p>
+        </w:tc>
+      </w:tr>
+      <w:tr>
+        <w:tc>
+          <w:tcPr>
+            <w:tcW w:type="dxa" w:w="1987"/>
+          </w:tcPr>
+          <w:p>
+            <w:pPr>
+              <w:jc w:val="left"/>
+            </w:pPr>
+            <w:r>
+              <w:rPr>
+                <w:rFonts w:ascii="TimeNewRoman" w:hAnsi="TimeNewRoman"/>
+                <w:sz w:val="30"/>
+              </w:rPr>
+              <w:t>27+60=</w:t>
+            </w:r>
+          </w:p>
+        </w:tc>
+        <w:tc>
+          <w:tcPr>
+            <w:tcW w:type="dxa" w:w="1987"/>
+          </w:tcPr>
+          <w:p>
+            <w:pPr>
+              <w:jc w:val="left"/>
+            </w:pPr>
+            <w:r>
+              <w:rPr>
+                <w:rFonts w:ascii="TimeNewRoman" w:hAnsi="TimeNewRoman"/>
+                <w:sz w:val="30"/>
+              </w:rPr>
+              <w:t>77-29=</w:t>
+            </w:r>
+          </w:p>
+        </w:tc>
+        <w:tc>
+          <w:tcPr>
+            <w:tcW w:type="dxa" w:w="1987"/>
+          </w:tcPr>
+          <w:p>
+            <w:pPr>
+              <w:jc w:val="left"/>
+            </w:pPr>
+            <w:r>
+              <w:rPr>
+                <w:rFonts w:ascii="TimeNewRoman" w:hAnsi="TimeNewRoman"/>
+                <w:sz w:val="30"/>
+              </w:rPr>
+              <w:t>68+8=</w:t>
+            </w:r>
+          </w:p>
+        </w:tc>
+        <w:tc>
+          <w:tcPr>
+            <w:tcW w:type="dxa" w:w="1987"/>
+          </w:tcPr>
+          <w:p>
+            <w:pPr>
+              <w:jc w:val="left"/>
+            </w:pPr>
+            <w:r>
+              <w:rPr>
+                <w:rFonts w:ascii="TimeNewRoman" w:hAnsi="TimeNewRoman"/>
+                <w:sz w:val="30"/>
+              </w:rPr>
+              <w:t>72+23=</w:t>
+            </w:r>
+          </w:p>
+        </w:tc>
+        <w:tc>
+          <w:tcPr>
+            <w:tcW w:type="dxa" w:w="1987"/>
+          </w:tcPr>
+          <w:p>
+            <w:pPr>
+              <w:jc w:val="left"/>
+            </w:pPr>
+            <w:r>
+              <w:rPr>
+                <w:rFonts w:ascii="TimeNewRoman" w:hAnsi="TimeNewRoman"/>
+                <w:sz w:val="30"/>
+              </w:rPr>
+              <w:t>76-62=</w:t>
+            </w:r>
+          </w:p>
+        </w:tc>
+      </w:tr>
+      <w:tr>
+        <w:tc>
+          <w:tcPr>
+            <w:tcW w:type="dxa" w:w="1987"/>
+          </w:tcPr>
+          <w:p>
+            <w:pPr>
+              <w:jc w:val="left"/>
+            </w:pPr>
+            <w:r>
+              <w:rPr>
+                <w:rFonts w:ascii="TimeNewRoman" w:hAnsi="TimeNewRoman"/>
+                <w:sz w:val="30"/>
+              </w:rPr>
+              <w:t>23+33=</w:t>
+            </w:r>
+          </w:p>
+        </w:tc>
+        <w:tc>
+          <w:tcPr>
+            <w:tcW w:type="dxa" w:w="1987"/>
+          </w:tcPr>
+          <w:p>
+            <w:pPr>
+              <w:jc w:val="left"/>
+            </w:pPr>
+            <w:r>
+              <w:rPr>
+                <w:rFonts w:ascii="TimeNewRoman" w:hAnsi="TimeNewRoman"/>
+                <w:sz w:val="30"/>
+              </w:rPr>
+              <w:t>0+77=</w:t>
+            </w:r>
+          </w:p>
+        </w:tc>
+        <w:tc>
+          <w:tcPr>
+            <w:tcW w:type="dxa" w:w="1987"/>
+          </w:tcPr>
+          <w:p>
+            <w:pPr>
+              <w:jc w:val="left"/>
+            </w:pPr>
+            <w:r>
+              <w:rPr>
+                <w:rFonts w:ascii="TimeNewRoman" w:hAnsi="TimeNewRoman"/>
+                <w:sz w:val="30"/>
+              </w:rPr>
+              <w:t>41+44=</w:t>
+            </w:r>
+          </w:p>
+        </w:tc>
+        <w:tc>
+          <w:tcPr>
+            <w:tcW w:type="dxa" w:w="1987"/>
+          </w:tcPr>
+          <w:p>
+            <w:pPr>
+              <w:jc w:val="left"/>
+            </w:pPr>
+            <w:r>
+              <w:rPr>
+                <w:rFonts w:ascii="TimeNewRoman" w:hAnsi="TimeNewRoman"/>
+                <w:sz w:val="30"/>
+              </w:rPr>
+              <w:t>22+49=</w:t>
+            </w:r>
+          </w:p>
+        </w:tc>
+        <w:tc>
+          <w:tcPr>
+            <w:tcW w:type="dxa" w:w="1987"/>
+          </w:tcPr>
+          <w:p>
+            <w:pPr>
+              <w:jc w:val="left"/>
+            </w:pPr>
+            <w:r>
+              <w:rPr>
+                <w:rFonts w:ascii="TimeNewRoman" w:hAnsi="TimeNewRoman"/>
+                <w:sz w:val="30"/>
+              </w:rPr>
+              <w:t>23+33=</w:t>
+            </w:r>
+          </w:p>
+        </w:tc>
+      </w:tr>
+      <w:tr>
+        <w:tc>
+          <w:tcPr>
+            <w:tcW w:type="dxa" w:w="1987"/>
+          </w:tcPr>
+          <w:p>
+            <w:pPr>
+              <w:jc w:val="left"/>
+            </w:pPr>
+            <w:r>
+              <w:rPr>
+                <w:rFonts w:ascii="TimeNewRoman" w:hAnsi="TimeNewRoman"/>
+                <w:sz w:val="30"/>
+              </w:rPr>
+              <w:t>67-49=</w:t>
+            </w:r>
+          </w:p>
+        </w:tc>
+        <w:tc>
+          <w:tcPr>
+            <w:tcW w:type="dxa" w:w="1987"/>
+          </w:tcPr>
+          <w:p>
+            <w:pPr>
+              <w:jc w:val="left"/>
+            </w:pPr>
+            <w:r>
+              <w:rPr>
+                <w:rFonts w:ascii="TimeNewRoman" w:hAnsi="TimeNewRoman"/>
+                <w:sz w:val="30"/>
+              </w:rPr>
+              <w:t>40-7=</w:t>
+            </w:r>
+          </w:p>
+        </w:tc>
+        <w:tc>
+          <w:tcPr>
+            <w:tcW w:type="dxa" w:w="1987"/>
+          </w:tcPr>
+          <w:p>
+            <w:pPr>
+              <w:jc w:val="left"/>
+            </w:pPr>
+            <w:r>
+              <w:rPr>
+                <w:rFonts w:ascii="TimeNewRoman" w:hAnsi="TimeNewRoman"/>
+                <w:sz w:val="30"/>
+              </w:rPr>
+              <w:t>37+61=</w:t>
+            </w:r>
+          </w:p>
+        </w:tc>
+        <w:tc>
+          <w:tcPr>
+            <w:tcW w:type="dxa" w:w="1987"/>
+          </w:tcPr>
+          <w:p>
+            <w:pPr>
+              <w:jc w:val="left"/>
+            </w:pPr>
+            <w:r>
+              <w:rPr>
+                <w:rFonts w:ascii="TimeNewRoman" w:hAnsi="TimeNewRoman"/>
+                <w:sz w:val="30"/>
+              </w:rPr>
+              <w:t>20+36=</w:t>
+            </w:r>
+          </w:p>
+        </w:tc>
+        <w:tc>
+          <w:tcPr>
+            <w:tcW w:type="dxa" w:w="1987"/>
+          </w:tcPr>
+          <w:p>
+            <w:pPr>
+              <w:jc w:val="left"/>
+            </w:pPr>
+            <w:r>
+              <w:rPr>
+                <w:rFonts w:ascii="TimeNewRoman" w:hAnsi="TimeNewRoman"/>
+                <w:sz w:val="30"/>
+              </w:rPr>
+              <w:t>1+62=</w:t>
+            </w:r>
+          </w:p>
+        </w:tc>
+      </w:tr>
+      <w:tr>
+        <w:tc>
+          <w:tcPr>
+            <w:tcW w:type="dxa" w:w="1987"/>
+          </w:tcPr>
+          <w:p>
+            <w:pPr>
+              <w:jc w:val="left"/>
+            </w:pPr>
+            <w:r>
+              <w:rPr>
+                <w:rFonts w:ascii="TimeNewRoman" w:hAnsi="TimeNewRoman"/>
+                <w:sz w:val="30"/>
+              </w:rPr>
+              <w:t>53+15=</w:t>
+            </w:r>
+          </w:p>
+        </w:tc>
+        <w:tc>
+          <w:tcPr>
+            <w:tcW w:type="dxa" w:w="1987"/>
+          </w:tcPr>
+          <w:p>
+            <w:pPr>
+              <w:jc w:val="left"/>
+            </w:pPr>
+            <w:r>
+              <w:rPr>
+                <w:rFonts w:ascii="TimeNewRoman" w:hAnsi="TimeNewRoman"/>
+                <w:sz w:val="30"/>
+              </w:rPr>
+              <w:t>82+12=</w:t>
+            </w:r>
+          </w:p>
+        </w:tc>
+        <w:tc>
+          <w:tcPr>
+            <w:tcW w:type="dxa" w:w="1987"/>
+          </w:tcPr>
+          <w:p>
+            <w:pPr>
+              <w:jc w:val="left"/>
+            </w:pPr>
+            <w:r>
+              <w:rPr>
+                <w:rFonts w:ascii="TimeNewRoman" w:hAnsi="TimeNewRoman"/>
+                <w:sz w:val="30"/>
+              </w:rPr>
+              <w:t>70+1=</w:t>
+            </w:r>
+          </w:p>
+        </w:tc>
+        <w:tc>
+          <w:tcPr>
+            <w:tcW w:type="dxa" w:w="1987"/>
+          </w:tcPr>
+          <w:p>
+            <w:pPr>
+              <w:jc w:val="left"/>
+            </w:pPr>
+            <w:r>
+              <w:rPr>
+                <w:rFonts w:ascii="TimeNewRoman" w:hAnsi="TimeNewRoman"/>
+                <w:sz w:val="30"/>
+              </w:rPr>
+              <w:t>79-6=</w:t>
+            </w:r>
+          </w:p>
+        </w:tc>
+        <w:tc>
+          <w:tcPr>
+            <w:tcW w:type="dxa" w:w="1987"/>
+          </w:tcPr>
+          <w:p>
+            <w:pPr>
+              <w:jc w:val="left"/>
+            </w:pPr>
+            <w:r>
+              <w:rPr>
+                <w:rFonts w:ascii="TimeNewRoman" w:hAnsi="TimeNewRoman"/>
+                <w:sz w:val="30"/>
+              </w:rPr>
+              <w:t>63-0=</w:t>
+            </w:r>
+          </w:p>
+        </w:tc>
+      </w:tr>
+      <w:tr>
+        <w:tc>
+          <w:tcPr>
+            <w:tcW w:type="dxa" w:w="1987"/>
+          </w:tcPr>
+          <w:p>
+            <w:pPr>
+              <w:jc w:val="left"/>
+            </w:pPr>
+            <w:r>
+              <w:rPr>
+                <w:rFonts w:ascii="TimeNewRoman" w:hAnsi="TimeNewRoman"/>
+                <w:sz w:val="30"/>
+              </w:rPr>
+              <w:t>24-5=</w:t>
+            </w:r>
+          </w:p>
+        </w:tc>
+        <w:tc>
+          <w:tcPr>
+            <w:tcW w:type="dxa" w:w="1987"/>
+          </w:tcPr>
+          <w:p>
+            <w:pPr>
+              <w:jc w:val="left"/>
+            </w:pPr>
+            <w:r>
+              <w:rPr>
+                <w:rFonts w:ascii="TimeNewRoman" w:hAnsi="TimeNewRoman"/>
+                <w:sz w:val="30"/>
+              </w:rPr>
+              <w:t>71-26=</w:t>
+            </w:r>
+          </w:p>
+        </w:tc>
+        <w:tc>
+          <w:tcPr>
+            <w:tcW w:type="dxa" w:w="1987"/>
+          </w:tcPr>
+          <w:p>
+            <w:pPr>
+              <w:jc w:val="left"/>
+            </w:pPr>
+            <w:r>
+              <w:rPr>
+                <w:rFonts w:ascii="TimeNewRoman" w:hAnsi="TimeNewRoman"/>
+                <w:sz w:val="30"/>
+              </w:rPr>
+              <w:t>66-18=</w:t>
+            </w:r>
+          </w:p>
+        </w:tc>
+        <w:tc>
+          <w:tcPr>
+            <w:tcW w:type="dxa" w:w="1987"/>
+          </w:tcPr>
+          <w:p>
+            <w:pPr>
+              <w:jc w:val="left"/>
+            </w:pPr>
+            <w:r>
+              <w:rPr>
+                <w:rFonts w:ascii="TimeNewRoman" w:hAnsi="TimeNewRoman"/>
+                <w:sz w:val="30"/>
+              </w:rPr>
+              <w:t>64-25=</w:t>
+            </w:r>
+          </w:p>
+        </w:tc>
+        <w:tc>
+          <w:tcPr>
+            <w:tcW w:type="dxa" w:w="1987"/>
+          </w:tcPr>
+          <w:p>
+            <w:pPr>
+              <w:jc w:val="left"/>
+            </w:pPr>
+            <w:r>
+              <w:rPr>
+                <w:rFonts w:ascii="TimeNewRoman" w:hAnsi="TimeNewRoman"/>
+                <w:sz w:val="30"/>
+              </w:rPr>
+              <w:t>44-15=</w:t>
             </w:r>
           </w:p>
         </w:tc>

--- a/addition_and_subtraction_within_100.docx
+++ b/addition_and_subtraction_within_100.docx
@@ -40,7 +40,7 @@
                 <w:rFonts w:ascii="TimeNewRoman" w:hAnsi="TimeNewRoman"/>
                 <w:sz w:val="30"/>
               </w:rPr>
-              <w:t>25-19=</w:t>
+              <w:t>59-54=</w:t>
             </w:r>
           </w:p>
         </w:tc>
@@ -57,7 +57,7 @@
                 <w:rFonts w:ascii="TimeNewRoman" w:hAnsi="TimeNewRoman"/>
                 <w:sz w:val="30"/>
               </w:rPr>
-              <w:t>78+8=</w:t>
+              <w:t>84-14=</w:t>
             </w:r>
           </w:p>
         </w:tc>
@@ -74,7 +74,7 @@
                 <w:rFonts w:ascii="TimeNewRoman" w:hAnsi="TimeNewRoman"/>
                 <w:sz w:val="30"/>
               </w:rPr>
-              <w:t>97-16=</w:t>
+              <w:t>47-46=</w:t>
             </w:r>
           </w:p>
         </w:tc>
@@ -91,7 +91,7 @@
                 <w:rFonts w:ascii="TimeNewRoman" w:hAnsi="TimeNewRoman"/>
                 <w:sz w:val="30"/>
               </w:rPr>
-              <w:t>54-6=</w:t>
+              <w:t>7+44=</w:t>
             </w:r>
           </w:p>
         </w:tc>
@@ -108,7 +108,7 @@
                 <w:rFonts w:ascii="TimeNewRoman" w:hAnsi="TimeNewRoman"/>
                 <w:sz w:val="30"/>
               </w:rPr>
-              <w:t>10+45=</w:t>
+              <w:t>34-6=</w:t>
             </w:r>
           </w:p>
         </w:tc>
@@ -127,7 +127,7 @@
                 <w:rFonts w:ascii="TimeNewRoman" w:hAnsi="TimeNewRoman"/>
                 <w:sz w:val="30"/>
               </w:rPr>
-              <w:t>73-66=</w:t>
+              <w:t>90+1=</w:t>
             </w:r>
           </w:p>
         </w:tc>
@@ -144,7 +144,7 @@
                 <w:rFonts w:ascii="TimeNewRoman" w:hAnsi="TimeNewRoman"/>
                 <w:sz w:val="30"/>
               </w:rPr>
-              <w:t>29+4=</w:t>
+              <w:t>61-28=</w:t>
             </w:r>
           </w:p>
         </w:tc>
@@ -161,7 +161,7 @@
                 <w:rFonts w:ascii="TimeNewRoman" w:hAnsi="TimeNewRoman"/>
                 <w:sz w:val="30"/>
               </w:rPr>
-              <w:t>37-28=</w:t>
+              <w:t>72-58=</w:t>
             </w:r>
           </w:p>
         </w:tc>
@@ -178,7 +178,7 @@
                 <w:rFonts w:ascii="TimeNewRoman" w:hAnsi="TimeNewRoman"/>
                 <w:sz w:val="30"/>
               </w:rPr>
-              <w:t>20-12=</w:t>
+              <w:t>3+80=</w:t>
             </w:r>
           </w:p>
         </w:tc>
@@ -195,7 +195,7 @@
                 <w:rFonts w:ascii="TimeNewRoman" w:hAnsi="TimeNewRoman"/>
                 <w:sz w:val="30"/>
               </w:rPr>
-              <w:t>53+6=</w:t>
+              <w:t>98-24=</w:t>
             </w:r>
           </w:p>
         </w:tc>
@@ -214,7 +214,7 @@
                 <w:rFonts w:ascii="TimeNewRoman" w:hAnsi="TimeNewRoman"/>
                 <w:sz w:val="30"/>
               </w:rPr>
-              <w:t>0+46=</w:t>
+              <w:t>39-35=</w:t>
             </w:r>
           </w:p>
         </w:tc>
@@ -231,7 +231,7 @@
                 <w:rFonts w:ascii="TimeNewRoman" w:hAnsi="TimeNewRoman"/>
                 <w:sz w:val="30"/>
               </w:rPr>
-              <w:t>88+8=</w:t>
+              <w:t>59+22=</w:t>
             </w:r>
           </w:p>
         </w:tc>
@@ -248,7 +248,7 @@
                 <w:rFonts w:ascii="TimeNewRoman" w:hAnsi="TimeNewRoman"/>
                 <w:sz w:val="30"/>
               </w:rPr>
-              <w:t>93-34=</w:t>
+              <w:t>70+13=</w:t>
             </w:r>
           </w:p>
         </w:tc>
@@ -265,7 +265,7 @@
                 <w:rFonts w:ascii="TimeNewRoman" w:hAnsi="TimeNewRoman"/>
                 <w:sz w:val="30"/>
               </w:rPr>
-              <w:t>99-23=</w:t>
+              <w:t>80-36=</w:t>
             </w:r>
           </w:p>
         </w:tc>
@@ -282,7 +282,7 @@
                 <w:rFonts w:ascii="TimeNewRoman" w:hAnsi="TimeNewRoman"/>
                 <w:sz w:val="30"/>
               </w:rPr>
-              <w:t>95-84=</w:t>
+              <w:t>48-46=</w:t>
             </w:r>
           </w:p>
         </w:tc>
@@ -301,7 +301,7 @@
                 <w:rFonts w:ascii="TimeNewRoman" w:hAnsi="TimeNewRoman"/>
                 <w:sz w:val="30"/>
               </w:rPr>
-              <w:t>99-40=</w:t>
+              <w:t>69+22=</w:t>
             </w:r>
           </w:p>
         </w:tc>
@@ -318,7 +318,7 @@
                 <w:rFonts w:ascii="TimeNewRoman" w:hAnsi="TimeNewRoman"/>
                 <w:sz w:val="30"/>
               </w:rPr>
-              <w:t>73-4=</w:t>
+              <w:t>69+9=</w:t>
             </w:r>
           </w:p>
         </w:tc>
@@ -335,7 +335,7 @@
                 <w:rFonts w:ascii="TimeNewRoman" w:hAnsi="TimeNewRoman"/>
                 <w:sz w:val="30"/>
               </w:rPr>
-              <w:t>32-10=</w:t>
+              <w:t>38+18=</w:t>
             </w:r>
           </w:p>
         </w:tc>
@@ -352,7 +352,7 @@
                 <w:rFonts w:ascii="TimeNewRoman" w:hAnsi="TimeNewRoman"/>
                 <w:sz w:val="30"/>
               </w:rPr>
-              <w:t>89-16=</w:t>
+              <w:t>6+38=</w:t>
             </w:r>
           </w:p>
         </w:tc>
@@ -369,7 +369,7 @@
                 <w:rFonts w:ascii="TimeNewRoman" w:hAnsi="TimeNewRoman"/>
                 <w:sz w:val="30"/>
               </w:rPr>
-              <w:t>90-62=</w:t>
+              <w:t>44-10=</w:t>
             </w:r>
           </w:p>
         </w:tc>
@@ -388,7 +388,7 @@
                 <w:rFonts w:ascii="TimeNewRoman" w:hAnsi="TimeNewRoman"/>
                 <w:sz w:val="30"/>
               </w:rPr>
-              <w:t>13+11=</w:t>
+              <w:t>12+17=</w:t>
             </w:r>
           </w:p>
         </w:tc>
@@ -405,7 +405,7 @@
                 <w:rFonts w:ascii="TimeNewRoman" w:hAnsi="TimeNewRoman"/>
                 <w:sz w:val="30"/>
               </w:rPr>
-              <w:t>94-49=</w:t>
+              <w:t>87-74=</w:t>
             </w:r>
           </w:p>
         </w:tc>
@@ -422,7 +422,7 @@
                 <w:rFonts w:ascii="TimeNewRoman" w:hAnsi="TimeNewRoman"/>
                 <w:sz w:val="30"/>
               </w:rPr>
-              <w:t>73+13=</w:t>
+              <w:t>59-49=</w:t>
             </w:r>
           </w:p>
         </w:tc>
@@ -439,7 +439,7 @@
                 <w:rFonts w:ascii="TimeNewRoman" w:hAnsi="TimeNewRoman"/>
                 <w:sz w:val="30"/>
               </w:rPr>
-              <w:t>94-84=</w:t>
+              <w:t>65-22=</w:t>
             </w:r>
           </w:p>
         </w:tc>
@@ -456,7 +456,7 @@
                 <w:rFonts w:ascii="TimeNewRoman" w:hAnsi="TimeNewRoman"/>
                 <w:sz w:val="30"/>
               </w:rPr>
-              <w:t>3+63=</w:t>
+              <w:t>21+9=</w:t>
             </w:r>
           </w:p>
         </w:tc>
@@ -475,7 +475,7 @@
                 <w:rFonts w:ascii="TimeNewRoman" w:hAnsi="TimeNewRoman"/>
                 <w:sz w:val="30"/>
               </w:rPr>
-              <w:t>60+34=</w:t>
+              <w:t>56-15=</w:t>
             </w:r>
           </w:p>
         </w:tc>
@@ -492,7 +492,7 @@
                 <w:rFonts w:ascii="TimeNewRoman" w:hAnsi="TimeNewRoman"/>
                 <w:sz w:val="30"/>
               </w:rPr>
-              <w:t>80+1=</w:t>
+              <w:t>67+5=</w:t>
             </w:r>
           </w:p>
         </w:tc>
@@ -509,7 +509,7 @@
                 <w:rFonts w:ascii="TimeNewRoman" w:hAnsi="TimeNewRoman"/>
                 <w:sz w:val="30"/>
               </w:rPr>
-              <w:t>12+3=</w:t>
+              <w:t>98-23=</w:t>
             </w:r>
           </w:p>
         </w:tc>
@@ -526,7 +526,7 @@
                 <w:rFonts w:ascii="TimeNewRoman" w:hAnsi="TimeNewRoman"/>
                 <w:sz w:val="30"/>
               </w:rPr>
-              <w:t>38-36=</w:t>
+              <w:t>58-14=</w:t>
             </w:r>
           </w:p>
         </w:tc>
@@ -543,7 +543,7 @@
                 <w:rFonts w:ascii="TimeNewRoman" w:hAnsi="TimeNewRoman"/>
                 <w:sz w:val="30"/>
               </w:rPr>
-              <w:t>98-78=</w:t>
+              <w:t>50+36=</w:t>
             </w:r>
           </w:p>
         </w:tc>
@@ -562,7 +562,7 @@
                 <w:rFonts w:ascii="TimeNewRoman" w:hAnsi="TimeNewRoman"/>
                 <w:sz w:val="30"/>
               </w:rPr>
-              <w:t>45-43=</w:t>
+              <w:t>57+23=</w:t>
             </w:r>
           </w:p>
         </w:tc>
@@ -579,7 +579,7 @@
                 <w:rFonts w:ascii="TimeNewRoman" w:hAnsi="TimeNewRoman"/>
                 <w:sz w:val="30"/>
               </w:rPr>
-              <w:t>46-22=</w:t>
+              <w:t>43-28=</w:t>
             </w:r>
           </w:p>
         </w:tc>
@@ -596,7 +596,7 @@
                 <w:rFonts w:ascii="TimeNewRoman" w:hAnsi="TimeNewRoman"/>
                 <w:sz w:val="30"/>
               </w:rPr>
-              <w:t>16-1=</w:t>
+              <w:t>60-0=</w:t>
             </w:r>
           </w:p>
         </w:tc>
@@ -613,7 +613,7 @@
                 <w:rFonts w:ascii="TimeNewRoman" w:hAnsi="TimeNewRoman"/>
                 <w:sz w:val="30"/>
               </w:rPr>
-              <w:t>19+26=</w:t>
+              <w:t>80-59=</w:t>
             </w:r>
           </w:p>
         </w:tc>
@@ -630,7 +630,7 @@
                 <w:rFonts w:ascii="TimeNewRoman" w:hAnsi="TimeNewRoman"/>
                 <w:sz w:val="30"/>
               </w:rPr>
-              <w:t>86+9=</w:t>
+              <w:t>2+67=</w:t>
             </w:r>
           </w:p>
         </w:tc>
@@ -649,7 +649,7 @@
                 <w:rFonts w:ascii="TimeNewRoman" w:hAnsi="TimeNewRoman"/>
                 <w:sz w:val="30"/>
               </w:rPr>
-              <w:t>93-59=</w:t>
+              <w:t>35-11=</w:t>
             </w:r>
           </w:p>
         </w:tc>
@@ -666,7 +666,7 @@
                 <w:rFonts w:ascii="TimeNewRoman" w:hAnsi="TimeNewRoman"/>
                 <w:sz w:val="30"/>
               </w:rPr>
-              <w:t>26+69=</w:t>
+              <w:t>93-72=</w:t>
             </w:r>
           </w:p>
         </w:tc>
@@ -683,7 +683,7 @@
                 <w:rFonts w:ascii="TimeNewRoman" w:hAnsi="TimeNewRoman"/>
                 <w:sz w:val="30"/>
               </w:rPr>
-              <w:t>64-3=</w:t>
+              <w:t>38+24=</w:t>
             </w:r>
           </w:p>
         </w:tc>
@@ -700,7 +700,7 @@
                 <w:rFonts w:ascii="TimeNewRoman" w:hAnsi="TimeNewRoman"/>
                 <w:sz w:val="30"/>
               </w:rPr>
-              <w:t>25+4=</w:t>
+              <w:t>55-21=</w:t>
             </w:r>
           </w:p>
         </w:tc>
@@ -717,7 +717,7 @@
                 <w:rFonts w:ascii="TimeNewRoman" w:hAnsi="TimeNewRoman"/>
                 <w:sz w:val="30"/>
               </w:rPr>
-              <w:t>50-1=</w:t>
+              <w:t>55+28=</w:t>
             </w:r>
           </w:p>
         </w:tc>
@@ -736,7 +736,7 @@
                 <w:rFonts w:ascii="TimeNewRoman" w:hAnsi="TimeNewRoman"/>
                 <w:sz w:val="30"/>
               </w:rPr>
-              <w:t>29+57=</w:t>
+              <w:t>73-7=</w:t>
             </w:r>
           </w:p>
         </w:tc>
@@ -753,7 +753,7 @@
                 <w:rFonts w:ascii="TimeNewRoman" w:hAnsi="TimeNewRoman"/>
                 <w:sz w:val="30"/>
               </w:rPr>
-              <w:t>63-6=</w:t>
+              <w:t>5+53=</w:t>
             </w:r>
           </w:p>
         </w:tc>
@@ -770,7 +770,7 @@
                 <w:rFonts w:ascii="TimeNewRoman" w:hAnsi="TimeNewRoman"/>
                 <w:sz w:val="30"/>
               </w:rPr>
-              <w:t>53-29=</w:t>
+              <w:t>99-61=</w:t>
             </w:r>
           </w:p>
         </w:tc>
@@ -787,7 +787,7 @@
                 <w:rFonts w:ascii="TimeNewRoman" w:hAnsi="TimeNewRoman"/>
                 <w:sz w:val="30"/>
               </w:rPr>
-              <w:t>88-60=</w:t>
+              <w:t>50-27=</w:t>
             </w:r>
           </w:p>
         </w:tc>
@@ -804,7 +804,7 @@
                 <w:rFonts w:ascii="TimeNewRoman" w:hAnsi="TimeNewRoman"/>
                 <w:sz w:val="30"/>
               </w:rPr>
-              <w:t>95-52=</w:t>
+              <w:t>10+28=</w:t>
             </w:r>
           </w:p>
         </w:tc>
@@ -823,7 +823,7 @@
                 <w:rFonts w:ascii="TimeNewRoman" w:hAnsi="TimeNewRoman"/>
                 <w:sz w:val="30"/>
               </w:rPr>
-              <w:t>9+3=</w:t>
+              <w:t>56-35=</w:t>
             </w:r>
           </w:p>
         </w:tc>
@@ -840,7 +840,7 @@
                 <w:rFonts w:ascii="TimeNewRoman" w:hAnsi="TimeNewRoman"/>
                 <w:sz w:val="30"/>
               </w:rPr>
-              <w:t>12+13=</w:t>
+              <w:t>69+13=</w:t>
             </w:r>
           </w:p>
         </w:tc>
@@ -857,7 +857,7 @@
                 <w:rFonts w:ascii="TimeNewRoman" w:hAnsi="TimeNewRoman"/>
                 <w:sz w:val="30"/>
               </w:rPr>
-              <w:t>81-68=</w:t>
+              <w:t>17+46=</w:t>
             </w:r>
           </w:p>
         </w:tc>
@@ -874,7 +874,7 @@
                 <w:rFonts w:ascii="TimeNewRoman" w:hAnsi="TimeNewRoman"/>
                 <w:sz w:val="30"/>
               </w:rPr>
-              <w:t>2+15=</w:t>
+              <w:t>91-27=</w:t>
             </w:r>
           </w:p>
         </w:tc>
@@ -891,7 +891,7 @@
                 <w:rFonts w:ascii="TimeNewRoman" w:hAnsi="TimeNewRoman"/>
                 <w:sz w:val="30"/>
               </w:rPr>
-              <w:t>81-72=</w:t>
+              <w:t>76-71=</w:t>
             </w:r>
           </w:p>
         </w:tc>
@@ -910,7 +910,7 @@
                 <w:rFonts w:ascii="TimeNewRoman" w:hAnsi="TimeNewRoman"/>
                 <w:sz w:val="30"/>
               </w:rPr>
-              <w:t>38+9=</w:t>
+              <w:t>29+32=</w:t>
             </w:r>
           </w:p>
         </w:tc>
@@ -927,7 +927,7 @@
                 <w:rFonts w:ascii="TimeNewRoman" w:hAnsi="TimeNewRoman"/>
                 <w:sz w:val="30"/>
               </w:rPr>
-              <w:t>98-16=</w:t>
+              <w:t>10+32=</w:t>
             </w:r>
           </w:p>
         </w:tc>
@@ -944,7 +944,7 @@
                 <w:rFonts w:ascii="TimeNewRoman" w:hAnsi="TimeNewRoman"/>
                 <w:sz w:val="30"/>
               </w:rPr>
-              <w:t>17+20=</w:t>
+              <w:t>75-73=</w:t>
             </w:r>
           </w:p>
         </w:tc>
@@ -961,7 +961,7 @@
                 <w:rFonts w:ascii="TimeNewRoman" w:hAnsi="TimeNewRoman"/>
                 <w:sz w:val="30"/>
               </w:rPr>
-              <w:t>4+23=</w:t>
+              <w:t>0+72=</w:t>
             </w:r>
           </w:p>
         </w:tc>
@@ -978,7 +978,7 @@
                 <w:rFonts w:ascii="TimeNewRoman" w:hAnsi="TimeNewRoman"/>
                 <w:sz w:val="30"/>
               </w:rPr>
-              <w:t>49-45=</w:t>
+              <w:t>38-18=</w:t>
             </w:r>
           </w:p>
         </w:tc>
@@ -997,7 +997,7 @@
                 <w:rFonts w:ascii="TimeNewRoman" w:hAnsi="TimeNewRoman"/>
                 <w:sz w:val="30"/>
               </w:rPr>
-              <w:t>15+76=</w:t>
+              <w:t>4+93=</w:t>
             </w:r>
           </w:p>
         </w:tc>
@@ -1014,7 +1014,7 @@
                 <w:rFonts w:ascii="TimeNewRoman" w:hAnsi="TimeNewRoman"/>
                 <w:sz w:val="30"/>
               </w:rPr>
-              <w:t>54-23=</w:t>
+              <w:t>7-3=</w:t>
             </w:r>
           </w:p>
         </w:tc>
@@ -1031,7 +1031,7 @@
                 <w:rFonts w:ascii="TimeNewRoman" w:hAnsi="TimeNewRoman"/>
                 <w:sz w:val="30"/>
               </w:rPr>
-              <w:t>76-8=</w:t>
+              <w:t>44+22=</w:t>
             </w:r>
           </w:p>
         </w:tc>
@@ -1048,7 +1048,7 @@
                 <w:rFonts w:ascii="TimeNewRoman" w:hAnsi="TimeNewRoman"/>
                 <w:sz w:val="30"/>
               </w:rPr>
-              <w:t>23+68=</w:t>
+              <w:t>57-43=</w:t>
             </w:r>
           </w:p>
         </w:tc>
@@ -1065,7 +1065,7 @@
                 <w:rFonts w:ascii="TimeNewRoman" w:hAnsi="TimeNewRoman"/>
                 <w:sz w:val="30"/>
               </w:rPr>
-              <w:t>83+15=</w:t>
+              <w:t>87-50=</w:t>
             </w:r>
           </w:p>
         </w:tc>
@@ -1084,7 +1084,7 @@
                 <w:rFonts w:ascii="TimeNewRoman" w:hAnsi="TimeNewRoman"/>
                 <w:sz w:val="30"/>
               </w:rPr>
-              <w:t>44+30=</w:t>
+              <w:t>20+5=</w:t>
             </w:r>
           </w:p>
         </w:tc>
@@ -1101,7 +1101,7 @@
                 <w:rFonts w:ascii="TimeNewRoman" w:hAnsi="TimeNewRoman"/>
                 <w:sz w:val="30"/>
               </w:rPr>
-              <w:t>19+60=</w:t>
+              <w:t>85-40=</w:t>
             </w:r>
           </w:p>
         </w:tc>
@@ -1118,7 +1118,7 @@
                 <w:rFonts w:ascii="TimeNewRoman" w:hAnsi="TimeNewRoman"/>
                 <w:sz w:val="30"/>
               </w:rPr>
-              <w:t>14+77=</w:t>
+              <w:t>20+16=</w:t>
             </w:r>
           </w:p>
         </w:tc>
@@ -1135,7 +1135,7 @@
                 <w:rFonts w:ascii="TimeNewRoman" w:hAnsi="TimeNewRoman"/>
                 <w:sz w:val="30"/>
               </w:rPr>
-              <w:t>27+32=</w:t>
+              <w:t>92-78=</w:t>
             </w:r>
           </w:p>
         </w:tc>
@@ -1152,7 +1152,7 @@
                 <w:rFonts w:ascii="TimeNewRoman" w:hAnsi="TimeNewRoman"/>
                 <w:sz w:val="30"/>
               </w:rPr>
-              <w:t>5+5=</w:t>
+              <w:t>25-2=</w:t>
             </w:r>
           </w:p>
         </w:tc>
@@ -1171,7 +1171,7 @@
                 <w:rFonts w:ascii="TimeNewRoman" w:hAnsi="TimeNewRoman"/>
                 <w:sz w:val="30"/>
               </w:rPr>
-              <w:t>2+17=</w:t>
+              <w:t>10+83=</w:t>
             </w:r>
           </w:p>
         </w:tc>
@@ -1188,7 +1188,7 @@
                 <w:rFonts w:ascii="TimeNewRoman" w:hAnsi="TimeNewRoman"/>
                 <w:sz w:val="30"/>
               </w:rPr>
-              <w:t>27+4=</w:t>
+              <w:t>1+77=</w:t>
             </w:r>
           </w:p>
         </w:tc>
@@ -1205,7 +1205,7 @@
                 <w:rFonts w:ascii="TimeNewRoman" w:hAnsi="TimeNewRoman"/>
                 <w:sz w:val="30"/>
               </w:rPr>
-              <w:t>10+53=</w:t>
+              <w:t>82-51=</w:t>
             </w:r>
           </w:p>
         </w:tc>
@@ -1222,7 +1222,7 @@
                 <w:rFonts w:ascii="TimeNewRoman" w:hAnsi="TimeNewRoman"/>
                 <w:sz w:val="30"/>
               </w:rPr>
-              <w:t>4+91=</w:t>
+              <w:t>98-88=</w:t>
             </w:r>
           </w:p>
         </w:tc>
@@ -1239,7 +1239,7 @@
                 <w:rFonts w:ascii="TimeNewRoman" w:hAnsi="TimeNewRoman"/>
                 <w:sz w:val="30"/>
               </w:rPr>
-              <w:t>31+33=</w:t>
+              <w:t>81-69=</w:t>
             </w:r>
           </w:p>
         </w:tc>
@@ -1258,7 +1258,7 @@
                 <w:rFonts w:ascii="TimeNewRoman" w:hAnsi="TimeNewRoman"/>
                 <w:sz w:val="30"/>
               </w:rPr>
-              <w:t>97-41=</w:t>
+              <w:t>88+3=</w:t>
             </w:r>
           </w:p>
         </w:tc>
@@ -1275,7 +1275,7 @@
                 <w:rFonts w:ascii="TimeNewRoman" w:hAnsi="TimeNewRoman"/>
                 <w:sz w:val="30"/>
               </w:rPr>
-              <w:t>43-16=</w:t>
+              <w:t>23+20=</w:t>
             </w:r>
           </w:p>
         </w:tc>
@@ -1292,7 +1292,7 @@
                 <w:rFonts w:ascii="TimeNewRoman" w:hAnsi="TimeNewRoman"/>
                 <w:sz w:val="30"/>
               </w:rPr>
-              <w:t>56+19=</w:t>
+              <w:t>51+0=</w:t>
             </w:r>
           </w:p>
         </w:tc>
@@ -1309,7 +1309,7 @@
                 <w:rFonts w:ascii="TimeNewRoman" w:hAnsi="TimeNewRoman"/>
                 <w:sz w:val="30"/>
               </w:rPr>
-              <w:t>89-68=</w:t>
+              <w:t>54+40=</w:t>
             </w:r>
           </w:p>
         </w:tc>
@@ -1326,7 +1326,7 @@
                 <w:rFonts w:ascii="TimeNewRoman" w:hAnsi="TimeNewRoman"/>
                 <w:sz w:val="30"/>
               </w:rPr>
-              <w:t>73+17=</w:t>
+              <w:t>17+75=</w:t>
             </w:r>
           </w:p>
         </w:tc>
@@ -1345,7 +1345,7 @@
                 <w:rFonts w:ascii="TimeNewRoman" w:hAnsi="TimeNewRoman"/>
                 <w:sz w:val="30"/>
               </w:rPr>
-              <w:t>27+60=</w:t>
+              <w:t>17+22=</w:t>
             </w:r>
           </w:p>
         </w:tc>
@@ -1362,7 +1362,7 @@
                 <w:rFonts w:ascii="TimeNewRoman" w:hAnsi="TimeNewRoman"/>
                 <w:sz w:val="30"/>
               </w:rPr>
-              <w:t>77-29=</w:t>
+              <w:t>15+5=</w:t>
             </w:r>
           </w:p>
         </w:tc>
@@ -1379,7 +1379,7 @@
                 <w:rFonts w:ascii="TimeNewRoman" w:hAnsi="TimeNewRoman"/>
                 <w:sz w:val="30"/>
               </w:rPr>
-              <w:t>68+8=</w:t>
+              <w:t>45+39=</w:t>
             </w:r>
           </w:p>
         </w:tc>
@@ -1396,7 +1396,7 @@
                 <w:rFonts w:ascii="TimeNewRoman" w:hAnsi="TimeNewRoman"/>
                 <w:sz w:val="30"/>
               </w:rPr>
-              <w:t>72+23=</w:t>
+              <w:t>49+4=</w:t>
             </w:r>
           </w:p>
         </w:tc>
@@ -1413,7 +1413,7 @@
                 <w:rFonts w:ascii="TimeNewRoman" w:hAnsi="TimeNewRoman"/>
                 <w:sz w:val="30"/>
               </w:rPr>
-              <w:t>76-62=</w:t>
+              <w:t>78-67=</w:t>
             </w:r>
           </w:p>
         </w:tc>
@@ -1432,7 +1432,7 @@
                 <w:rFonts w:ascii="TimeNewRoman" w:hAnsi="TimeNewRoman"/>
                 <w:sz w:val="30"/>
               </w:rPr>
-              <w:t>23+33=</w:t>
+              <w:t>78-61=</w:t>
             </w:r>
           </w:p>
         </w:tc>
@@ -1449,7 +1449,7 @@
                 <w:rFonts w:ascii="TimeNewRoman" w:hAnsi="TimeNewRoman"/>
                 <w:sz w:val="30"/>
               </w:rPr>
-              <w:t>0+77=</w:t>
+              <w:t>67-21=</w:t>
             </w:r>
           </w:p>
         </w:tc>
@@ -1466,7 +1466,7 @@
                 <w:rFonts w:ascii="TimeNewRoman" w:hAnsi="TimeNewRoman"/>
                 <w:sz w:val="30"/>
               </w:rPr>
-              <w:t>41+44=</w:t>
+              <w:t>59-17=</w:t>
             </w:r>
           </w:p>
         </w:tc>
@@ -1483,7 +1483,7 @@
                 <w:rFonts w:ascii="TimeNewRoman" w:hAnsi="TimeNewRoman"/>
                 <w:sz w:val="30"/>
               </w:rPr>
-              <w:t>22+49=</w:t>
+              <w:t>40+40=</w:t>
             </w:r>
           </w:p>
         </w:tc>
@@ -1500,7 +1500,7 @@
                 <w:rFonts w:ascii="TimeNewRoman" w:hAnsi="TimeNewRoman"/>
                 <w:sz w:val="30"/>
               </w:rPr>
-              <w:t>23+33=</w:t>
+              <w:t>89-69=</w:t>
             </w:r>
           </w:p>
         </w:tc>
@@ -1519,7 +1519,7 @@
                 <w:rFonts w:ascii="TimeNewRoman" w:hAnsi="TimeNewRoman"/>
                 <w:sz w:val="30"/>
               </w:rPr>
-              <w:t>67-49=</w:t>
+              <w:t>41-16=</w:t>
             </w:r>
           </w:p>
         </w:tc>
@@ -1536,7 +1536,7 @@
                 <w:rFonts w:ascii="TimeNewRoman" w:hAnsi="TimeNewRoman"/>
                 <w:sz w:val="30"/>
               </w:rPr>
-              <w:t>40-7=</w:t>
+              <w:t>19+70=</w:t>
             </w:r>
           </w:p>
         </w:tc>
@@ -1553,7 +1553,7 @@
                 <w:rFonts w:ascii="TimeNewRoman" w:hAnsi="TimeNewRoman"/>
                 <w:sz w:val="30"/>
               </w:rPr>
-              <w:t>37+61=</w:t>
+              <w:t>79-34=</w:t>
             </w:r>
           </w:p>
         </w:tc>
@@ -1570,7 +1570,7 @@
                 <w:rFonts w:ascii="TimeNewRoman" w:hAnsi="TimeNewRoman"/>
                 <w:sz w:val="30"/>
               </w:rPr>
-              <w:t>20+36=</w:t>
+              <w:t>7+17=</w:t>
             </w:r>
           </w:p>
         </w:tc>
@@ -1587,7 +1587,7 @@
                 <w:rFonts w:ascii="TimeNewRoman" w:hAnsi="TimeNewRoman"/>
                 <w:sz w:val="30"/>
               </w:rPr>
-              <w:t>1+62=</w:t>
+              <w:t>66+22=</w:t>
             </w:r>
           </w:p>
         </w:tc>
@@ -1606,7 +1606,7 @@
                 <w:rFonts w:ascii="TimeNewRoman" w:hAnsi="TimeNewRoman"/>
                 <w:sz w:val="30"/>
               </w:rPr>
-              <w:t>53+15=</w:t>
+              <w:t>71-62=</w:t>
             </w:r>
           </w:p>
         </w:tc>
@@ -1623,7 +1623,7 @@
                 <w:rFonts w:ascii="TimeNewRoman" w:hAnsi="TimeNewRoman"/>
                 <w:sz w:val="30"/>
               </w:rPr>
-              <w:t>82+12=</w:t>
+              <w:t>42+16=</w:t>
             </w:r>
           </w:p>
         </w:tc>
@@ -1640,7 +1640,7 @@
                 <w:rFonts w:ascii="TimeNewRoman" w:hAnsi="TimeNewRoman"/>
                 <w:sz w:val="30"/>
               </w:rPr>
-              <w:t>70+1=</w:t>
+              <w:t>93-57=</w:t>
             </w:r>
           </w:p>
         </w:tc>
@@ -1657,7 +1657,7 @@
                 <w:rFonts w:ascii="TimeNewRoman" w:hAnsi="TimeNewRoman"/>
                 <w:sz w:val="30"/>
               </w:rPr>
-              <w:t>79-6=</w:t>
+              <w:t>34-13=</w:t>
             </w:r>
           </w:p>
         </w:tc>
@@ -1674,7 +1674,7 @@
                 <w:rFonts w:ascii="TimeNewRoman" w:hAnsi="TimeNewRoman"/>
                 <w:sz w:val="30"/>
               </w:rPr>
-              <w:t>63-0=</w:t>
+              <w:t>40-9=</w:t>
             </w:r>
           </w:p>
         </w:tc>
@@ -1693,7 +1693,7 @@
                 <w:rFonts w:ascii="TimeNewRoman" w:hAnsi="TimeNewRoman"/>
                 <w:sz w:val="30"/>
               </w:rPr>
-              <w:t>24-5=</w:t>
+              <w:t>21+2=</w:t>
             </w:r>
           </w:p>
         </w:tc>
@@ -1710,7 +1710,7 @@
                 <w:rFonts w:ascii="TimeNewRoman" w:hAnsi="TimeNewRoman"/>
                 <w:sz w:val="30"/>
               </w:rPr>
-              <w:t>71-26=</w:t>
+              <w:t>17+5=</w:t>
             </w:r>
           </w:p>
         </w:tc>
@@ -1727,7 +1727,7 @@
                 <w:rFonts w:ascii="TimeNewRoman" w:hAnsi="TimeNewRoman"/>
                 <w:sz w:val="30"/>
               </w:rPr>
-              <w:t>66-18=</w:t>
+              <w:t>97-82=</w:t>
             </w:r>
           </w:p>
         </w:tc>
@@ -1744,7 +1744,7 @@
                 <w:rFonts w:ascii="TimeNewRoman" w:hAnsi="TimeNewRoman"/>
                 <w:sz w:val="30"/>
               </w:rPr>
-              <w:t>64-25=</w:t>
+              <w:t>62-44=</w:t>
             </w:r>
           </w:p>
         </w:tc>
@@ -1761,7 +1761,7 @@
                 <w:rFonts w:ascii="TimeNewRoman" w:hAnsi="TimeNewRoman"/>
                 <w:sz w:val="30"/>
               </w:rPr>
-              <w:t>44-15=</w:t>
+              <w:t>7+25=</w:t>
             </w:r>
           </w:p>
         </w:tc>

--- a/addition_and_subtraction_within_100.docx
+++ b/addition_and_subtraction_within_100.docx
@@ -11,7 +11,7 @@
           <w:rFonts w:ascii="Arial" w:hAnsi="Arial"/>
           <w:sz w:val="30"/>
         </w:rPr>
-        <w:t>2026-09-19 Saturday</w:t>
+        <w:t>2026-09-20 Sunday</w:t>
       </w:r>
     </w:p>
     <w:tbl>
@@ -40,7 +40,7 @@
                 <w:rFonts w:ascii="TimeNewRoman" w:hAnsi="TimeNewRoman"/>
                 <w:sz w:val="30"/>
               </w:rPr>
-              <w:t>59-54=</w:t>
+              <w:t>87-31=</w:t>
             </w:r>
           </w:p>
         </w:tc>
@@ -57,7 +57,7 @@
                 <w:rFonts w:ascii="TimeNewRoman" w:hAnsi="TimeNewRoman"/>
                 <w:sz w:val="30"/>
               </w:rPr>
-              <w:t>84-14=</w:t>
+              <w:t>18+69=</w:t>
             </w:r>
           </w:p>
         </w:tc>
@@ -74,7 +74,7 @@
                 <w:rFonts w:ascii="TimeNewRoman" w:hAnsi="TimeNewRoman"/>
                 <w:sz w:val="30"/>
               </w:rPr>
-              <w:t>47-46=</w:t>
+              <w:t>48-48=</w:t>
             </w:r>
           </w:p>
         </w:tc>
@@ -91,7 +91,7 @@
                 <w:rFonts w:ascii="TimeNewRoman" w:hAnsi="TimeNewRoman"/>
                 <w:sz w:val="30"/>
               </w:rPr>
-              <w:t>7+44=</w:t>
+              <w:t>83-59=</w:t>
             </w:r>
           </w:p>
         </w:tc>
@@ -108,7 +108,7 @@
                 <w:rFonts w:ascii="TimeNewRoman" w:hAnsi="TimeNewRoman"/>
                 <w:sz w:val="30"/>
               </w:rPr>
-              <w:t>34-6=</w:t>
+              <w:t>6+75=</w:t>
             </w:r>
           </w:p>
         </w:tc>
@@ -127,7 +127,7 @@
                 <w:rFonts w:ascii="TimeNewRoman" w:hAnsi="TimeNewRoman"/>
                 <w:sz w:val="30"/>
               </w:rPr>
-              <w:t>90+1=</w:t>
+              <w:t>1+25=</w:t>
             </w:r>
           </w:p>
         </w:tc>
@@ -144,7 +144,7 @@
                 <w:rFonts w:ascii="TimeNewRoman" w:hAnsi="TimeNewRoman"/>
                 <w:sz w:val="30"/>
               </w:rPr>
-              <w:t>61-28=</w:t>
+              <w:t>34+18=</w:t>
             </w:r>
           </w:p>
         </w:tc>
@@ -161,7 +161,7 @@
                 <w:rFonts w:ascii="TimeNewRoman" w:hAnsi="TimeNewRoman"/>
                 <w:sz w:val="30"/>
               </w:rPr>
-              <w:t>72-58=</w:t>
+              <w:t>43+13=</w:t>
             </w:r>
           </w:p>
         </w:tc>
@@ -178,7 +178,7 @@
                 <w:rFonts w:ascii="TimeNewRoman" w:hAnsi="TimeNewRoman"/>
                 <w:sz w:val="30"/>
               </w:rPr>
-              <w:t>3+80=</w:t>
+              <w:t>97-19=</w:t>
             </w:r>
           </w:p>
         </w:tc>
@@ -195,7 +195,7 @@
                 <w:rFonts w:ascii="TimeNewRoman" w:hAnsi="TimeNewRoman"/>
                 <w:sz w:val="30"/>
               </w:rPr>
-              <w:t>98-24=</w:t>
+              <w:t>15-0=</w:t>
             </w:r>
           </w:p>
         </w:tc>
@@ -214,7 +214,7 @@
                 <w:rFonts w:ascii="TimeNewRoman" w:hAnsi="TimeNewRoman"/>
                 <w:sz w:val="30"/>
               </w:rPr>
-              <w:t>39-35=</w:t>
+              <w:t>88-84=</w:t>
             </w:r>
           </w:p>
         </w:tc>
@@ -231,7 +231,7 @@
                 <w:rFonts w:ascii="TimeNewRoman" w:hAnsi="TimeNewRoman"/>
                 <w:sz w:val="30"/>
               </w:rPr>
-              <w:t>59+22=</w:t>
+              <w:t>47+7=</w:t>
             </w:r>
           </w:p>
         </w:tc>
@@ -248,7 +248,7 @@
                 <w:rFonts w:ascii="TimeNewRoman" w:hAnsi="TimeNewRoman"/>
                 <w:sz w:val="30"/>
               </w:rPr>
-              <w:t>70+13=</w:t>
+              <w:t>43+10=</w:t>
             </w:r>
           </w:p>
         </w:tc>
@@ -265,7 +265,7 @@
                 <w:rFonts w:ascii="TimeNewRoman" w:hAnsi="TimeNewRoman"/>
                 <w:sz w:val="30"/>
               </w:rPr>
-              <w:t>80-36=</w:t>
+              <w:t>21+11=</w:t>
             </w:r>
           </w:p>
         </w:tc>
@@ -282,7 +282,7 @@
                 <w:rFonts w:ascii="TimeNewRoman" w:hAnsi="TimeNewRoman"/>
                 <w:sz w:val="30"/>
               </w:rPr>
-              <w:t>48-46=</w:t>
+              <w:t>21+8=</w:t>
             </w:r>
           </w:p>
         </w:tc>
@@ -301,7 +301,7 @@
                 <w:rFonts w:ascii="TimeNewRoman" w:hAnsi="TimeNewRoman"/>
                 <w:sz w:val="30"/>
               </w:rPr>
-              <w:t>69+22=</w:t>
+              <w:t>74+11=</w:t>
             </w:r>
           </w:p>
         </w:tc>
@@ -318,7 +318,7 @@
                 <w:rFonts w:ascii="TimeNewRoman" w:hAnsi="TimeNewRoman"/>
                 <w:sz w:val="30"/>
               </w:rPr>
-              <w:t>69+9=</w:t>
+              <w:t>61-37=</w:t>
             </w:r>
           </w:p>
         </w:tc>
@@ -335,7 +335,7 @@
                 <w:rFonts w:ascii="TimeNewRoman" w:hAnsi="TimeNewRoman"/>
                 <w:sz w:val="30"/>
               </w:rPr>
-              <w:t>38+18=</w:t>
+              <w:t>81+17=</w:t>
             </w:r>
           </w:p>
         </w:tc>
@@ -352,7 +352,7 @@
                 <w:rFonts w:ascii="TimeNewRoman" w:hAnsi="TimeNewRoman"/>
                 <w:sz w:val="30"/>
               </w:rPr>
-              <w:t>6+38=</w:t>
+              <w:t>83+1=</w:t>
             </w:r>
           </w:p>
         </w:tc>
@@ -369,7 +369,7 @@
                 <w:rFonts w:ascii="TimeNewRoman" w:hAnsi="TimeNewRoman"/>
                 <w:sz w:val="30"/>
               </w:rPr>
-              <w:t>44-10=</w:t>
+              <w:t>33+38=</w:t>
             </w:r>
           </w:p>
         </w:tc>
@@ -388,7 +388,7 @@
                 <w:rFonts w:ascii="TimeNewRoman" w:hAnsi="TimeNewRoman"/>
                 <w:sz w:val="30"/>
               </w:rPr>
-              <w:t>12+17=</w:t>
+              <w:t>21+34=</w:t>
             </w:r>
           </w:p>
         </w:tc>
@@ -405,7 +405,7 @@
                 <w:rFonts w:ascii="TimeNewRoman" w:hAnsi="TimeNewRoman"/>
                 <w:sz w:val="30"/>
               </w:rPr>
-              <w:t>87-74=</w:t>
+              <w:t>19+70=</w:t>
             </w:r>
           </w:p>
         </w:tc>
@@ -422,7 +422,7 @@
                 <w:rFonts w:ascii="TimeNewRoman" w:hAnsi="TimeNewRoman"/>
                 <w:sz w:val="30"/>
               </w:rPr>
-              <w:t>59-49=</w:t>
+              <w:t>63-8=</w:t>
             </w:r>
           </w:p>
         </w:tc>
@@ -439,7 +439,7 @@
                 <w:rFonts w:ascii="TimeNewRoman" w:hAnsi="TimeNewRoman"/>
                 <w:sz w:val="30"/>
               </w:rPr>
-              <w:t>65-22=</w:t>
+              <w:t>92-47=</w:t>
             </w:r>
           </w:p>
         </w:tc>
@@ -456,7 +456,7 @@
                 <w:rFonts w:ascii="TimeNewRoman" w:hAnsi="TimeNewRoman"/>
                 <w:sz w:val="30"/>
               </w:rPr>
-              <w:t>21+9=</w:t>
+              <w:t>47+2=</w:t>
             </w:r>
           </w:p>
         </w:tc>
@@ -475,7 +475,7 @@
                 <w:rFonts w:ascii="TimeNewRoman" w:hAnsi="TimeNewRoman"/>
                 <w:sz w:val="30"/>
               </w:rPr>
-              <w:t>56-15=</w:t>
+              <w:t>28+70=</w:t>
             </w:r>
           </w:p>
         </w:tc>
@@ -492,7 +492,7 @@
                 <w:rFonts w:ascii="TimeNewRoman" w:hAnsi="TimeNewRoman"/>
                 <w:sz w:val="30"/>
               </w:rPr>
-              <w:t>67+5=</w:t>
+              <w:t>7-1=</w:t>
             </w:r>
           </w:p>
         </w:tc>
@@ -509,7 +509,7 @@
                 <w:rFonts w:ascii="TimeNewRoman" w:hAnsi="TimeNewRoman"/>
                 <w:sz w:val="30"/>
               </w:rPr>
-              <w:t>98-23=</w:t>
+              <w:t>47+28=</w:t>
             </w:r>
           </w:p>
         </w:tc>
@@ -526,7 +526,7 @@
                 <w:rFonts w:ascii="TimeNewRoman" w:hAnsi="TimeNewRoman"/>
                 <w:sz w:val="30"/>
               </w:rPr>
-              <w:t>58-14=</w:t>
+              <w:t>33-23=</w:t>
             </w:r>
           </w:p>
         </w:tc>
@@ -543,7 +543,7 @@
                 <w:rFonts w:ascii="TimeNewRoman" w:hAnsi="TimeNewRoman"/>
                 <w:sz w:val="30"/>
               </w:rPr>
-              <w:t>50+36=</w:t>
+              <w:t>68-43=</w:t>
             </w:r>
           </w:p>
         </w:tc>
@@ -562,7 +562,7 @@
                 <w:rFonts w:ascii="TimeNewRoman" w:hAnsi="TimeNewRoman"/>
                 <w:sz w:val="30"/>
               </w:rPr>
-              <w:t>57+23=</w:t>
+              <w:t>99-25=</w:t>
             </w:r>
           </w:p>
         </w:tc>
@@ -579,7 +579,7 @@
                 <w:rFonts w:ascii="TimeNewRoman" w:hAnsi="TimeNewRoman"/>
                 <w:sz w:val="30"/>
               </w:rPr>
-              <w:t>43-28=</w:t>
+              <w:t>47-22=</w:t>
             </w:r>
           </w:p>
         </w:tc>
@@ -596,7 +596,7 @@
                 <w:rFonts w:ascii="TimeNewRoman" w:hAnsi="TimeNewRoman"/>
                 <w:sz w:val="30"/>
               </w:rPr>
-              <w:t>60-0=</w:t>
+              <w:t>90-74=</w:t>
             </w:r>
           </w:p>
         </w:tc>
@@ -613,7 +613,7 @@
                 <w:rFonts w:ascii="TimeNewRoman" w:hAnsi="TimeNewRoman"/>
                 <w:sz w:val="30"/>
               </w:rPr>
-              <w:t>80-59=</w:t>
+              <w:t>30+29=</w:t>
             </w:r>
           </w:p>
         </w:tc>
@@ -630,7 +630,7 @@
                 <w:rFonts w:ascii="TimeNewRoman" w:hAnsi="TimeNewRoman"/>
                 <w:sz w:val="30"/>
               </w:rPr>
-              <w:t>2+67=</w:t>
+              <w:t>50-22=</w:t>
             </w:r>
           </w:p>
         </w:tc>
@@ -649,7 +649,7 @@
                 <w:rFonts w:ascii="TimeNewRoman" w:hAnsi="TimeNewRoman"/>
                 <w:sz w:val="30"/>
               </w:rPr>
-              <w:t>35-11=</w:t>
+              <w:t>53+4=</w:t>
             </w:r>
           </w:p>
         </w:tc>
@@ -666,7 +666,7 @@
                 <w:rFonts w:ascii="TimeNewRoman" w:hAnsi="TimeNewRoman"/>
                 <w:sz w:val="30"/>
               </w:rPr>
-              <w:t>93-72=</w:t>
+              <w:t>3+5=</w:t>
             </w:r>
           </w:p>
         </w:tc>
@@ -683,7 +683,7 @@
                 <w:rFonts w:ascii="TimeNewRoman" w:hAnsi="TimeNewRoman"/>
                 <w:sz w:val="30"/>
               </w:rPr>
-              <w:t>38+24=</w:t>
+              <w:t>8+1=</w:t>
             </w:r>
           </w:p>
         </w:tc>
@@ -700,7 +700,7 @@
                 <w:rFonts w:ascii="TimeNewRoman" w:hAnsi="TimeNewRoman"/>
                 <w:sz w:val="30"/>
               </w:rPr>
-              <w:t>55-21=</w:t>
+              <w:t>67+16=</w:t>
             </w:r>
           </w:p>
         </w:tc>
@@ -717,7 +717,7 @@
                 <w:rFonts w:ascii="TimeNewRoman" w:hAnsi="TimeNewRoman"/>
                 <w:sz w:val="30"/>
               </w:rPr>
-              <w:t>55+28=</w:t>
+              <w:t>3+43=</w:t>
             </w:r>
           </w:p>
         </w:tc>
@@ -736,7 +736,7 @@
                 <w:rFonts w:ascii="TimeNewRoman" w:hAnsi="TimeNewRoman"/>
                 <w:sz w:val="30"/>
               </w:rPr>
-              <w:t>73-7=</w:t>
+              <w:t>78-58=</w:t>
             </w:r>
           </w:p>
         </w:tc>
@@ -753,7 +753,7 @@
                 <w:rFonts w:ascii="TimeNewRoman" w:hAnsi="TimeNewRoman"/>
                 <w:sz w:val="30"/>
               </w:rPr>
-              <w:t>5+53=</w:t>
+              <w:t>92-55=</w:t>
             </w:r>
           </w:p>
         </w:tc>
@@ -770,7 +770,7 @@
                 <w:rFonts w:ascii="TimeNewRoman" w:hAnsi="TimeNewRoman"/>
                 <w:sz w:val="30"/>
               </w:rPr>
-              <w:t>99-61=</w:t>
+              <w:t>24+55=</w:t>
             </w:r>
           </w:p>
         </w:tc>
@@ -787,7 +787,7 @@
                 <w:rFonts w:ascii="TimeNewRoman" w:hAnsi="TimeNewRoman"/>
                 <w:sz w:val="30"/>
               </w:rPr>
-              <w:t>50-27=</w:t>
+              <w:t>24+33=</w:t>
             </w:r>
           </w:p>
         </w:tc>
@@ -804,7 +804,7 @@
                 <w:rFonts w:ascii="TimeNewRoman" w:hAnsi="TimeNewRoman"/>
                 <w:sz w:val="30"/>
               </w:rPr>
-              <w:t>10+28=</w:t>
+              <w:t>72-20=</w:t>
             </w:r>
           </w:p>
         </w:tc>
@@ -823,7 +823,7 @@
                 <w:rFonts w:ascii="TimeNewRoman" w:hAnsi="TimeNewRoman"/>
                 <w:sz w:val="30"/>
               </w:rPr>
-              <w:t>56-35=</w:t>
+              <w:t>47+42=</w:t>
             </w:r>
           </w:p>
         </w:tc>
@@ -840,7 +840,7 @@
                 <w:rFonts w:ascii="TimeNewRoman" w:hAnsi="TimeNewRoman"/>
                 <w:sz w:val="30"/>
               </w:rPr>
-              <w:t>69+13=</w:t>
+              <w:t>71-41=</w:t>
             </w:r>
           </w:p>
         </w:tc>
@@ -857,7 +857,7 @@
                 <w:rFonts w:ascii="TimeNewRoman" w:hAnsi="TimeNewRoman"/>
                 <w:sz w:val="30"/>
               </w:rPr>
-              <w:t>17+46=</w:t>
+              <w:t>32+1=</w:t>
             </w:r>
           </w:p>
         </w:tc>
@@ -874,7 +874,7 @@
                 <w:rFonts w:ascii="TimeNewRoman" w:hAnsi="TimeNewRoman"/>
                 <w:sz w:val="30"/>
               </w:rPr>
-              <w:t>91-27=</w:t>
+              <w:t>16+9=</w:t>
             </w:r>
           </w:p>
         </w:tc>
@@ -891,7 +891,7 @@
                 <w:rFonts w:ascii="TimeNewRoman" w:hAnsi="TimeNewRoman"/>
                 <w:sz w:val="30"/>
               </w:rPr>
-              <w:t>76-71=</w:t>
+              <w:t>6+17=</w:t>
             </w:r>
           </w:p>
         </w:tc>
@@ -910,7 +910,7 @@
                 <w:rFonts w:ascii="TimeNewRoman" w:hAnsi="TimeNewRoman"/>
                 <w:sz w:val="30"/>
               </w:rPr>
-              <w:t>29+32=</w:t>
+              <w:t>21+49=</w:t>
             </w:r>
           </w:p>
         </w:tc>
@@ -927,7 +927,7 @@
                 <w:rFonts w:ascii="TimeNewRoman" w:hAnsi="TimeNewRoman"/>
                 <w:sz w:val="30"/>
               </w:rPr>
-              <w:t>10+32=</w:t>
+              <w:t>3+25=</w:t>
             </w:r>
           </w:p>
         </w:tc>
@@ -944,7 +944,7 @@
                 <w:rFonts w:ascii="TimeNewRoman" w:hAnsi="TimeNewRoman"/>
                 <w:sz w:val="30"/>
               </w:rPr>
-              <w:t>75-73=</w:t>
+              <w:t>94-62=</w:t>
             </w:r>
           </w:p>
         </w:tc>
@@ -961,7 +961,7 @@
                 <w:rFonts w:ascii="TimeNewRoman" w:hAnsi="TimeNewRoman"/>
                 <w:sz w:val="30"/>
               </w:rPr>
-              <w:t>0+72=</w:t>
+              <w:t>70-48=</w:t>
             </w:r>
           </w:p>
         </w:tc>
@@ -978,7 +978,7 @@
                 <w:rFonts w:ascii="TimeNewRoman" w:hAnsi="TimeNewRoman"/>
                 <w:sz w:val="30"/>
               </w:rPr>
-              <w:t>38-18=</w:t>
+              <w:t>41-15=</w:t>
             </w:r>
           </w:p>
         </w:tc>
@@ -997,7 +997,7 @@
                 <w:rFonts w:ascii="TimeNewRoman" w:hAnsi="TimeNewRoman"/>
                 <w:sz w:val="30"/>
               </w:rPr>
-              <w:t>4+93=</w:t>
+              <w:t>68-65=</w:t>
             </w:r>
           </w:p>
         </w:tc>
@@ -1014,7 +1014,7 @@
                 <w:rFonts w:ascii="TimeNewRoman" w:hAnsi="TimeNewRoman"/>
                 <w:sz w:val="30"/>
               </w:rPr>
-              <w:t>7-3=</w:t>
+              <w:t>1+35=</w:t>
             </w:r>
           </w:p>
         </w:tc>
@@ -1031,7 +1031,7 @@
                 <w:rFonts w:ascii="TimeNewRoman" w:hAnsi="TimeNewRoman"/>
                 <w:sz w:val="30"/>
               </w:rPr>
-              <w:t>44+22=</w:t>
+              <w:t>29+30=</w:t>
             </w:r>
           </w:p>
         </w:tc>
@@ -1048,7 +1048,7 @@
                 <w:rFonts w:ascii="TimeNewRoman" w:hAnsi="TimeNewRoman"/>
                 <w:sz w:val="30"/>
               </w:rPr>
-              <w:t>57-43=</w:t>
+              <w:t>54-46=</w:t>
             </w:r>
           </w:p>
         </w:tc>
@@ -1065,7 +1065,7 @@
                 <w:rFonts w:ascii="TimeNewRoman" w:hAnsi="TimeNewRoman"/>
                 <w:sz w:val="30"/>
               </w:rPr>
-              <w:t>87-50=</w:t>
+              <w:t>90-84=</w:t>
             </w:r>
           </w:p>
         </w:tc>
@@ -1084,7 +1084,7 @@
                 <w:rFonts w:ascii="TimeNewRoman" w:hAnsi="TimeNewRoman"/>
                 <w:sz w:val="30"/>
               </w:rPr>
-              <w:t>20+5=</w:t>
+              <w:t>93-27=</w:t>
             </w:r>
           </w:p>
         </w:tc>
@@ -1101,7 +1101,7 @@
                 <w:rFonts w:ascii="TimeNewRoman" w:hAnsi="TimeNewRoman"/>
                 <w:sz w:val="30"/>
               </w:rPr>
-              <w:t>85-40=</w:t>
+              <w:t>27+53=</w:t>
             </w:r>
           </w:p>
         </w:tc>
@@ -1118,7 +1118,7 @@
                 <w:rFonts w:ascii="TimeNewRoman" w:hAnsi="TimeNewRoman"/>
                 <w:sz w:val="30"/>
               </w:rPr>
-              <w:t>20+16=</w:t>
+              <w:t>82-43=</w:t>
             </w:r>
           </w:p>
         </w:tc>
@@ -1135,7 +1135,7 @@
                 <w:rFonts w:ascii="TimeNewRoman" w:hAnsi="TimeNewRoman"/>
                 <w:sz w:val="30"/>
               </w:rPr>
-              <w:t>92-78=</w:t>
+              <w:t>69-13=</w:t>
             </w:r>
           </w:p>
         </w:tc>
@@ -1152,7 +1152,7 @@
                 <w:rFonts w:ascii="TimeNewRoman" w:hAnsi="TimeNewRoman"/>
                 <w:sz w:val="30"/>
               </w:rPr>
-              <w:t>25-2=</w:t>
+              <w:t>86-80=</w:t>
             </w:r>
           </w:p>
         </w:tc>
@@ -1171,7 +1171,7 @@
                 <w:rFonts w:ascii="TimeNewRoman" w:hAnsi="TimeNewRoman"/>
                 <w:sz w:val="30"/>
               </w:rPr>
-              <w:t>10+83=</w:t>
+              <w:t>75+7=</w:t>
             </w:r>
           </w:p>
         </w:tc>
@@ -1188,7 +1188,7 @@
                 <w:rFonts w:ascii="TimeNewRoman" w:hAnsi="TimeNewRoman"/>
                 <w:sz w:val="30"/>
               </w:rPr>
-              <w:t>1+77=</w:t>
+              <w:t>53-40=</w:t>
             </w:r>
           </w:p>
         </w:tc>
@@ -1205,7 +1205,7 @@
                 <w:rFonts w:ascii="TimeNewRoman" w:hAnsi="TimeNewRoman"/>
                 <w:sz w:val="30"/>
               </w:rPr>
-              <w:t>82-51=</w:t>
+              <w:t>14+52=</w:t>
             </w:r>
           </w:p>
         </w:tc>
@@ -1222,7 +1222,7 @@
                 <w:rFonts w:ascii="TimeNewRoman" w:hAnsi="TimeNewRoman"/>
                 <w:sz w:val="30"/>
               </w:rPr>
-              <w:t>98-88=</w:t>
+              <w:t>51+12=</w:t>
             </w:r>
           </w:p>
         </w:tc>
@@ -1239,7 +1239,7 @@
                 <w:rFonts w:ascii="TimeNewRoman" w:hAnsi="TimeNewRoman"/>
                 <w:sz w:val="30"/>
               </w:rPr>
-              <w:t>81-69=</w:t>
+              <w:t>36+26=</w:t>
             </w:r>
           </w:p>
         </w:tc>
@@ -1258,7 +1258,7 @@
                 <w:rFonts w:ascii="TimeNewRoman" w:hAnsi="TimeNewRoman"/>
                 <w:sz w:val="30"/>
               </w:rPr>
-              <w:t>88+3=</w:t>
+              <w:t>0+65=</w:t>
             </w:r>
           </w:p>
         </w:tc>
@@ -1275,7 +1275,7 @@
                 <w:rFonts w:ascii="TimeNewRoman" w:hAnsi="TimeNewRoman"/>
                 <w:sz w:val="30"/>
               </w:rPr>
-              <w:t>23+20=</w:t>
+              <w:t>27+53=</w:t>
             </w:r>
           </w:p>
         </w:tc>
@@ -1292,7 +1292,7 @@
                 <w:rFonts w:ascii="TimeNewRoman" w:hAnsi="TimeNewRoman"/>
                 <w:sz w:val="30"/>
               </w:rPr>
-              <w:t>51+0=</w:t>
+              <w:t>43-39=</w:t>
             </w:r>
           </w:p>
         </w:tc>
@@ -1309,7 +1309,355 @@
                 <w:rFonts w:ascii="TimeNewRoman" w:hAnsi="TimeNewRoman"/>
                 <w:sz w:val="30"/>
               </w:rPr>
-              <w:t>54+40=</w:t>
+              <w:t>32+52=</w:t>
+            </w:r>
+          </w:p>
+        </w:tc>
+        <w:tc>
+          <w:tcPr>
+            <w:tcW w:type="dxa" w:w="1987"/>
+          </w:tcPr>
+          <w:p>
+            <w:pPr>
+              <w:jc w:val="left"/>
+            </w:pPr>
+            <w:r>
+              <w:rPr>
+                <w:rFonts w:ascii="TimeNewRoman" w:hAnsi="TimeNewRoman"/>
+                <w:sz w:val="30"/>
+              </w:rPr>
+              <w:t>40+58=</w:t>
+            </w:r>
+          </w:p>
+        </w:tc>
+      </w:tr>
+      <w:tr>
+        <w:tc>
+          <w:tcPr>
+            <w:tcW w:type="dxa" w:w="1987"/>
+          </w:tcPr>
+          <w:p>
+            <w:pPr>
+              <w:jc w:val="left"/>
+            </w:pPr>
+            <w:r>
+              <w:rPr>
+                <w:rFonts w:ascii="TimeNewRoman" w:hAnsi="TimeNewRoman"/>
+                <w:sz w:val="30"/>
+              </w:rPr>
+              <w:t>11+53=</w:t>
+            </w:r>
+          </w:p>
+        </w:tc>
+        <w:tc>
+          <w:tcPr>
+            <w:tcW w:type="dxa" w:w="1987"/>
+          </w:tcPr>
+          <w:p>
+            <w:pPr>
+              <w:jc w:val="left"/>
+            </w:pPr>
+            <w:r>
+              <w:rPr>
+                <w:rFonts w:ascii="TimeNewRoman" w:hAnsi="TimeNewRoman"/>
+                <w:sz w:val="30"/>
+              </w:rPr>
+              <w:t>76+0=</w:t>
+            </w:r>
+          </w:p>
+        </w:tc>
+        <w:tc>
+          <w:tcPr>
+            <w:tcW w:type="dxa" w:w="1987"/>
+          </w:tcPr>
+          <w:p>
+            <w:pPr>
+              <w:jc w:val="left"/>
+            </w:pPr>
+            <w:r>
+              <w:rPr>
+                <w:rFonts w:ascii="TimeNewRoman" w:hAnsi="TimeNewRoman"/>
+                <w:sz w:val="30"/>
+              </w:rPr>
+              <w:t>14+61=</w:t>
+            </w:r>
+          </w:p>
+        </w:tc>
+        <w:tc>
+          <w:tcPr>
+            <w:tcW w:type="dxa" w:w="1987"/>
+          </w:tcPr>
+          <w:p>
+            <w:pPr>
+              <w:jc w:val="left"/>
+            </w:pPr>
+            <w:r>
+              <w:rPr>
+                <w:rFonts w:ascii="TimeNewRoman" w:hAnsi="TimeNewRoman"/>
+                <w:sz w:val="30"/>
+              </w:rPr>
+              <w:t>72-55=</w:t>
+            </w:r>
+          </w:p>
+        </w:tc>
+        <w:tc>
+          <w:tcPr>
+            <w:tcW w:type="dxa" w:w="1987"/>
+          </w:tcPr>
+          <w:p>
+            <w:pPr>
+              <w:jc w:val="left"/>
+            </w:pPr>
+            <w:r>
+              <w:rPr>
+                <w:rFonts w:ascii="TimeNewRoman" w:hAnsi="TimeNewRoman"/>
+                <w:sz w:val="30"/>
+              </w:rPr>
+              <w:t>10+13=</w:t>
+            </w:r>
+          </w:p>
+        </w:tc>
+      </w:tr>
+      <w:tr>
+        <w:tc>
+          <w:tcPr>
+            <w:tcW w:type="dxa" w:w="1987"/>
+          </w:tcPr>
+          <w:p>
+            <w:pPr>
+              <w:jc w:val="left"/>
+            </w:pPr>
+            <w:r>
+              <w:rPr>
+                <w:rFonts w:ascii="TimeNewRoman" w:hAnsi="TimeNewRoman"/>
+                <w:sz w:val="30"/>
+              </w:rPr>
+              <w:t>46-0=</w:t>
+            </w:r>
+          </w:p>
+        </w:tc>
+        <w:tc>
+          <w:tcPr>
+            <w:tcW w:type="dxa" w:w="1987"/>
+          </w:tcPr>
+          <w:p>
+            <w:pPr>
+              <w:jc w:val="left"/>
+            </w:pPr>
+            <w:r>
+              <w:rPr>
+                <w:rFonts w:ascii="TimeNewRoman" w:hAnsi="TimeNewRoman"/>
+                <w:sz w:val="30"/>
+              </w:rPr>
+              <w:t>79-32=</w:t>
+            </w:r>
+          </w:p>
+        </w:tc>
+        <w:tc>
+          <w:tcPr>
+            <w:tcW w:type="dxa" w:w="1987"/>
+          </w:tcPr>
+          <w:p>
+            <w:pPr>
+              <w:jc w:val="left"/>
+            </w:pPr>
+            <w:r>
+              <w:rPr>
+                <w:rFonts w:ascii="TimeNewRoman" w:hAnsi="TimeNewRoman"/>
+                <w:sz w:val="30"/>
+              </w:rPr>
+              <w:t>39+11=</w:t>
+            </w:r>
+          </w:p>
+        </w:tc>
+        <w:tc>
+          <w:tcPr>
+            <w:tcW w:type="dxa" w:w="1987"/>
+          </w:tcPr>
+          <w:p>
+            <w:pPr>
+              <w:jc w:val="left"/>
+            </w:pPr>
+            <w:r>
+              <w:rPr>
+                <w:rFonts w:ascii="TimeNewRoman" w:hAnsi="TimeNewRoman"/>
+                <w:sz w:val="30"/>
+              </w:rPr>
+              <w:t>91-80=</w:t>
+            </w:r>
+          </w:p>
+        </w:tc>
+        <w:tc>
+          <w:tcPr>
+            <w:tcW w:type="dxa" w:w="1987"/>
+          </w:tcPr>
+          <w:p>
+            <w:pPr>
+              <w:jc w:val="left"/>
+            </w:pPr>
+            <w:r>
+              <w:rPr>
+                <w:rFonts w:ascii="TimeNewRoman" w:hAnsi="TimeNewRoman"/>
+                <w:sz w:val="30"/>
+              </w:rPr>
+              <w:t>9+65=</w:t>
+            </w:r>
+          </w:p>
+        </w:tc>
+      </w:tr>
+      <w:tr>
+        <w:tc>
+          <w:tcPr>
+            <w:tcW w:type="dxa" w:w="1987"/>
+          </w:tcPr>
+          <w:p>
+            <w:pPr>
+              <w:jc w:val="left"/>
+            </w:pPr>
+            <w:r>
+              <w:rPr>
+                <w:rFonts w:ascii="TimeNewRoman" w:hAnsi="TimeNewRoman"/>
+                <w:sz w:val="30"/>
+              </w:rPr>
+              <w:t>13-1=</w:t>
+            </w:r>
+          </w:p>
+        </w:tc>
+        <w:tc>
+          <w:tcPr>
+            <w:tcW w:type="dxa" w:w="1987"/>
+          </w:tcPr>
+          <w:p>
+            <w:pPr>
+              <w:jc w:val="left"/>
+            </w:pPr>
+            <w:r>
+              <w:rPr>
+                <w:rFonts w:ascii="TimeNewRoman" w:hAnsi="TimeNewRoman"/>
+                <w:sz w:val="30"/>
+              </w:rPr>
+              <w:t>15-9=</w:t>
+            </w:r>
+          </w:p>
+        </w:tc>
+        <w:tc>
+          <w:tcPr>
+            <w:tcW w:type="dxa" w:w="1987"/>
+          </w:tcPr>
+          <w:p>
+            <w:pPr>
+              <w:jc w:val="left"/>
+            </w:pPr>
+            <w:r>
+              <w:rPr>
+                <w:rFonts w:ascii="TimeNewRoman" w:hAnsi="TimeNewRoman"/>
+                <w:sz w:val="30"/>
+              </w:rPr>
+              <w:t>14+53=</w:t>
+            </w:r>
+          </w:p>
+        </w:tc>
+        <w:tc>
+          <w:tcPr>
+            <w:tcW w:type="dxa" w:w="1987"/>
+          </w:tcPr>
+          <w:p>
+            <w:pPr>
+              <w:jc w:val="left"/>
+            </w:pPr>
+            <w:r>
+              <w:rPr>
+                <w:rFonts w:ascii="TimeNewRoman" w:hAnsi="TimeNewRoman"/>
+                <w:sz w:val="30"/>
+              </w:rPr>
+              <w:t>48-12=</w:t>
+            </w:r>
+          </w:p>
+        </w:tc>
+        <w:tc>
+          <w:tcPr>
+            <w:tcW w:type="dxa" w:w="1987"/>
+          </w:tcPr>
+          <w:p>
+            <w:pPr>
+              <w:jc w:val="left"/>
+            </w:pPr>
+            <w:r>
+              <w:rPr>
+                <w:rFonts w:ascii="TimeNewRoman" w:hAnsi="TimeNewRoman"/>
+                <w:sz w:val="30"/>
+              </w:rPr>
+              <w:t>32-27=</w:t>
+            </w:r>
+          </w:p>
+        </w:tc>
+      </w:tr>
+      <w:tr>
+        <w:tc>
+          <w:tcPr>
+            <w:tcW w:type="dxa" w:w="1987"/>
+          </w:tcPr>
+          <w:p>
+            <w:pPr>
+              <w:jc w:val="left"/>
+            </w:pPr>
+            <w:r>
+              <w:rPr>
+                <w:rFonts w:ascii="TimeNewRoman" w:hAnsi="TimeNewRoman"/>
+                <w:sz w:val="30"/>
+              </w:rPr>
+              <w:t>16+2=</w:t>
+            </w:r>
+          </w:p>
+        </w:tc>
+        <w:tc>
+          <w:tcPr>
+            <w:tcW w:type="dxa" w:w="1987"/>
+          </w:tcPr>
+          <w:p>
+            <w:pPr>
+              <w:jc w:val="left"/>
+            </w:pPr>
+            <w:r>
+              <w:rPr>
+                <w:rFonts w:ascii="TimeNewRoman" w:hAnsi="TimeNewRoman"/>
+                <w:sz w:val="30"/>
+              </w:rPr>
+              <w:t>45+11=</w:t>
+            </w:r>
+          </w:p>
+        </w:tc>
+        <w:tc>
+          <w:tcPr>
+            <w:tcW w:type="dxa" w:w="1987"/>
+          </w:tcPr>
+          <w:p>
+            <w:pPr>
+              <w:jc w:val="left"/>
+            </w:pPr>
+            <w:r>
+              <w:rPr>
+                <w:rFonts w:ascii="TimeNewRoman" w:hAnsi="TimeNewRoman"/>
+                <w:sz w:val="30"/>
+              </w:rPr>
+              <w:t>55+22=</w:t>
+            </w:r>
+          </w:p>
+        </w:tc>
+        <w:tc>
+          <w:tcPr>
+            <w:tcW w:type="dxa" w:w="1987"/>
+          </w:tcPr>
+          <w:p>
+            <w:pPr>
+              <w:jc w:val="left"/>
+            </w:pPr>
+            <w:r>
+              <w:rPr>
+                <w:rFonts w:ascii="TimeNewRoman" w:hAnsi="TimeNewRoman"/>
+                <w:sz w:val="30"/>
+              </w:rPr>
+              <w:t>92-73=</w:t>
             </w:r>
           </w:p>
         </w:tc>
@@ -1345,7 +1693,7 @@
                 <w:rFonts w:ascii="TimeNewRoman" w:hAnsi="TimeNewRoman"/>
                 <w:sz w:val="30"/>
               </w:rPr>
-              <w:t>17+22=</w:t>
+              <w:t>56+39=</w:t>
             </w:r>
           </w:p>
         </w:tc>
@@ -1362,7 +1710,7 @@
                 <w:rFonts w:ascii="TimeNewRoman" w:hAnsi="TimeNewRoman"/>
                 <w:sz w:val="30"/>
               </w:rPr>
-              <w:t>15+5=</w:t>
+              <w:t>47-33=</w:t>
             </w:r>
           </w:p>
         </w:tc>
@@ -1379,7 +1727,7 @@
                 <w:rFonts w:ascii="TimeNewRoman" w:hAnsi="TimeNewRoman"/>
                 <w:sz w:val="30"/>
               </w:rPr>
-              <w:t>45+39=</w:t>
+              <w:t>23-17=</w:t>
             </w:r>
           </w:p>
         </w:tc>
@@ -1396,7 +1744,7 @@
                 <w:rFonts w:ascii="TimeNewRoman" w:hAnsi="TimeNewRoman"/>
                 <w:sz w:val="30"/>
               </w:rPr>
-              <w:t>49+4=</w:t>
+              <w:t>3+83=</w:t>
             </w:r>
           </w:p>
         </w:tc>
@@ -1413,355 +1761,7 @@
                 <w:rFonts w:ascii="TimeNewRoman" w:hAnsi="TimeNewRoman"/>
                 <w:sz w:val="30"/>
               </w:rPr>
-              <w:t>78-67=</w:t>
-            </w:r>
-          </w:p>
-        </w:tc>
-      </w:tr>
-      <w:tr>
-        <w:tc>
-          <w:tcPr>
-            <w:tcW w:type="dxa" w:w="1987"/>
-          </w:tcPr>
-          <w:p>
-            <w:pPr>
-              <w:jc w:val="left"/>
-            </w:pPr>
-            <w:r>
-              <w:rPr>
-                <w:rFonts w:ascii="TimeNewRoman" w:hAnsi="TimeNewRoman"/>
-                <w:sz w:val="30"/>
-              </w:rPr>
-              <w:t>78-61=</w:t>
-            </w:r>
-          </w:p>
-        </w:tc>
-        <w:tc>
-          <w:tcPr>
-            <w:tcW w:type="dxa" w:w="1987"/>
-          </w:tcPr>
-          <w:p>
-            <w:pPr>
-              <w:jc w:val="left"/>
-            </w:pPr>
-            <w:r>
-              <w:rPr>
-                <w:rFonts w:ascii="TimeNewRoman" w:hAnsi="TimeNewRoman"/>
-                <w:sz w:val="30"/>
-              </w:rPr>
-              <w:t>67-21=</w:t>
-            </w:r>
-          </w:p>
-        </w:tc>
-        <w:tc>
-          <w:tcPr>
-            <w:tcW w:type="dxa" w:w="1987"/>
-          </w:tcPr>
-          <w:p>
-            <w:pPr>
-              <w:jc w:val="left"/>
-            </w:pPr>
-            <w:r>
-              <w:rPr>
-                <w:rFonts w:ascii="TimeNewRoman" w:hAnsi="TimeNewRoman"/>
-                <w:sz w:val="30"/>
-              </w:rPr>
-              <w:t>59-17=</w:t>
-            </w:r>
-          </w:p>
-        </w:tc>
-        <w:tc>
-          <w:tcPr>
-            <w:tcW w:type="dxa" w:w="1987"/>
-          </w:tcPr>
-          <w:p>
-            <w:pPr>
-              <w:jc w:val="left"/>
-            </w:pPr>
-            <w:r>
-              <w:rPr>
-                <w:rFonts w:ascii="TimeNewRoman" w:hAnsi="TimeNewRoman"/>
-                <w:sz w:val="30"/>
-              </w:rPr>
-              <w:t>40+40=</w:t>
-            </w:r>
-          </w:p>
-        </w:tc>
-        <w:tc>
-          <w:tcPr>
-            <w:tcW w:type="dxa" w:w="1987"/>
-          </w:tcPr>
-          <w:p>
-            <w:pPr>
-              <w:jc w:val="left"/>
-            </w:pPr>
-            <w:r>
-              <w:rPr>
-                <w:rFonts w:ascii="TimeNewRoman" w:hAnsi="TimeNewRoman"/>
-                <w:sz w:val="30"/>
-              </w:rPr>
-              <w:t>89-69=</w:t>
-            </w:r>
-          </w:p>
-        </w:tc>
-      </w:tr>
-      <w:tr>
-        <w:tc>
-          <w:tcPr>
-            <w:tcW w:type="dxa" w:w="1987"/>
-          </w:tcPr>
-          <w:p>
-            <w:pPr>
-              <w:jc w:val="left"/>
-            </w:pPr>
-            <w:r>
-              <w:rPr>
-                <w:rFonts w:ascii="TimeNewRoman" w:hAnsi="TimeNewRoman"/>
-                <w:sz w:val="30"/>
-              </w:rPr>
-              <w:t>41-16=</w:t>
-            </w:r>
-          </w:p>
-        </w:tc>
-        <w:tc>
-          <w:tcPr>
-            <w:tcW w:type="dxa" w:w="1987"/>
-          </w:tcPr>
-          <w:p>
-            <w:pPr>
-              <w:jc w:val="left"/>
-            </w:pPr>
-            <w:r>
-              <w:rPr>
-                <w:rFonts w:ascii="TimeNewRoman" w:hAnsi="TimeNewRoman"/>
-                <w:sz w:val="30"/>
-              </w:rPr>
-              <w:t>19+70=</w:t>
-            </w:r>
-          </w:p>
-        </w:tc>
-        <w:tc>
-          <w:tcPr>
-            <w:tcW w:type="dxa" w:w="1987"/>
-          </w:tcPr>
-          <w:p>
-            <w:pPr>
-              <w:jc w:val="left"/>
-            </w:pPr>
-            <w:r>
-              <w:rPr>
-                <w:rFonts w:ascii="TimeNewRoman" w:hAnsi="TimeNewRoman"/>
-                <w:sz w:val="30"/>
-              </w:rPr>
-              <w:t>79-34=</w:t>
-            </w:r>
-          </w:p>
-        </w:tc>
-        <w:tc>
-          <w:tcPr>
-            <w:tcW w:type="dxa" w:w="1987"/>
-          </w:tcPr>
-          <w:p>
-            <w:pPr>
-              <w:jc w:val="left"/>
-            </w:pPr>
-            <w:r>
-              <w:rPr>
-                <w:rFonts w:ascii="TimeNewRoman" w:hAnsi="TimeNewRoman"/>
-                <w:sz w:val="30"/>
-              </w:rPr>
-              <w:t>7+17=</w:t>
-            </w:r>
-          </w:p>
-        </w:tc>
-        <w:tc>
-          <w:tcPr>
-            <w:tcW w:type="dxa" w:w="1987"/>
-          </w:tcPr>
-          <w:p>
-            <w:pPr>
-              <w:jc w:val="left"/>
-            </w:pPr>
-            <w:r>
-              <w:rPr>
-                <w:rFonts w:ascii="TimeNewRoman" w:hAnsi="TimeNewRoman"/>
-                <w:sz w:val="30"/>
-              </w:rPr>
-              <w:t>66+22=</w:t>
-            </w:r>
-          </w:p>
-        </w:tc>
-      </w:tr>
-      <w:tr>
-        <w:tc>
-          <w:tcPr>
-            <w:tcW w:type="dxa" w:w="1987"/>
-          </w:tcPr>
-          <w:p>
-            <w:pPr>
-              <w:jc w:val="left"/>
-            </w:pPr>
-            <w:r>
-              <w:rPr>
-                <w:rFonts w:ascii="TimeNewRoman" w:hAnsi="TimeNewRoman"/>
-                <w:sz w:val="30"/>
-              </w:rPr>
-              <w:t>71-62=</w:t>
-            </w:r>
-          </w:p>
-        </w:tc>
-        <w:tc>
-          <w:tcPr>
-            <w:tcW w:type="dxa" w:w="1987"/>
-          </w:tcPr>
-          <w:p>
-            <w:pPr>
-              <w:jc w:val="left"/>
-            </w:pPr>
-            <w:r>
-              <w:rPr>
-                <w:rFonts w:ascii="TimeNewRoman" w:hAnsi="TimeNewRoman"/>
-                <w:sz w:val="30"/>
-              </w:rPr>
-              <w:t>42+16=</w:t>
-            </w:r>
-          </w:p>
-        </w:tc>
-        <w:tc>
-          <w:tcPr>
-            <w:tcW w:type="dxa" w:w="1987"/>
-          </w:tcPr>
-          <w:p>
-            <w:pPr>
-              <w:jc w:val="left"/>
-            </w:pPr>
-            <w:r>
-              <w:rPr>
-                <w:rFonts w:ascii="TimeNewRoman" w:hAnsi="TimeNewRoman"/>
-                <w:sz w:val="30"/>
-              </w:rPr>
-              <w:t>93-57=</w:t>
-            </w:r>
-          </w:p>
-        </w:tc>
-        <w:tc>
-          <w:tcPr>
-            <w:tcW w:type="dxa" w:w="1987"/>
-          </w:tcPr>
-          <w:p>
-            <w:pPr>
-              <w:jc w:val="left"/>
-            </w:pPr>
-            <w:r>
-              <w:rPr>
-                <w:rFonts w:ascii="TimeNewRoman" w:hAnsi="TimeNewRoman"/>
-                <w:sz w:val="30"/>
-              </w:rPr>
-              <w:t>34-13=</w:t>
-            </w:r>
-          </w:p>
-        </w:tc>
-        <w:tc>
-          <w:tcPr>
-            <w:tcW w:type="dxa" w:w="1987"/>
-          </w:tcPr>
-          <w:p>
-            <w:pPr>
-              <w:jc w:val="left"/>
-            </w:pPr>
-            <w:r>
-              <w:rPr>
-                <w:rFonts w:ascii="TimeNewRoman" w:hAnsi="TimeNewRoman"/>
-                <w:sz w:val="30"/>
-              </w:rPr>
-              <w:t>40-9=</w:t>
-            </w:r>
-          </w:p>
-        </w:tc>
-      </w:tr>
-      <w:tr>
-        <w:tc>
-          <w:tcPr>
-            <w:tcW w:type="dxa" w:w="1987"/>
-          </w:tcPr>
-          <w:p>
-            <w:pPr>
-              <w:jc w:val="left"/>
-            </w:pPr>
-            <w:r>
-              <w:rPr>
-                <w:rFonts w:ascii="TimeNewRoman" w:hAnsi="TimeNewRoman"/>
-                <w:sz w:val="30"/>
-              </w:rPr>
-              <w:t>21+2=</w:t>
-            </w:r>
-          </w:p>
-        </w:tc>
-        <w:tc>
-          <w:tcPr>
-            <w:tcW w:type="dxa" w:w="1987"/>
-          </w:tcPr>
-          <w:p>
-            <w:pPr>
-              <w:jc w:val="left"/>
-            </w:pPr>
-            <w:r>
-              <w:rPr>
-                <w:rFonts w:ascii="TimeNewRoman" w:hAnsi="TimeNewRoman"/>
-                <w:sz w:val="30"/>
-              </w:rPr>
-              <w:t>17+5=</w:t>
-            </w:r>
-          </w:p>
-        </w:tc>
-        <w:tc>
-          <w:tcPr>
-            <w:tcW w:type="dxa" w:w="1987"/>
-          </w:tcPr>
-          <w:p>
-            <w:pPr>
-              <w:jc w:val="left"/>
-            </w:pPr>
-            <w:r>
-              <w:rPr>
-                <w:rFonts w:ascii="TimeNewRoman" w:hAnsi="TimeNewRoman"/>
-                <w:sz w:val="30"/>
-              </w:rPr>
-              <w:t>97-82=</w:t>
-            </w:r>
-          </w:p>
-        </w:tc>
-        <w:tc>
-          <w:tcPr>
-            <w:tcW w:type="dxa" w:w="1987"/>
-          </w:tcPr>
-          <w:p>
-            <w:pPr>
-              <w:jc w:val="left"/>
-            </w:pPr>
-            <w:r>
-              <w:rPr>
-                <w:rFonts w:ascii="TimeNewRoman" w:hAnsi="TimeNewRoman"/>
-                <w:sz w:val="30"/>
-              </w:rPr>
-              <w:t>62-44=</w:t>
-            </w:r>
-          </w:p>
-        </w:tc>
-        <w:tc>
-          <w:tcPr>
-            <w:tcW w:type="dxa" w:w="1987"/>
-          </w:tcPr>
-          <w:p>
-            <w:pPr>
-              <w:jc w:val="left"/>
-            </w:pPr>
-            <w:r>
-              <w:rPr>
-                <w:rFonts w:ascii="TimeNewRoman" w:hAnsi="TimeNewRoman"/>
-                <w:sz w:val="30"/>
-              </w:rPr>
-              <w:t>7+25=</w:t>
+              <w:t>98-34=</w:t>
             </w:r>
           </w:p>
         </w:tc>

--- a/addition_and_subtraction_within_100.docx
+++ b/addition_and_subtraction_within_100.docx
@@ -40,7 +40,7 @@
                 <w:rFonts w:ascii="TimeNewRoman" w:hAnsi="TimeNewRoman"/>
                 <w:sz w:val="30"/>
               </w:rPr>
-              <w:t>87-31=</w:t>
+              <w:t>20+70=</w:t>
             </w:r>
           </w:p>
         </w:tc>
@@ -57,7 +57,7 @@
                 <w:rFonts w:ascii="TimeNewRoman" w:hAnsi="TimeNewRoman"/>
                 <w:sz w:val="30"/>
               </w:rPr>
-              <w:t>18+69=</w:t>
+              <w:t>40-37=</w:t>
             </w:r>
           </w:p>
         </w:tc>
@@ -74,7 +74,7 @@
                 <w:rFonts w:ascii="TimeNewRoman" w:hAnsi="TimeNewRoman"/>
                 <w:sz w:val="30"/>
               </w:rPr>
-              <w:t>48-48=</w:t>
+              <w:t>85-3=</w:t>
             </w:r>
           </w:p>
         </w:tc>
@@ -91,7 +91,7 @@
                 <w:rFonts w:ascii="TimeNewRoman" w:hAnsi="TimeNewRoman"/>
                 <w:sz w:val="30"/>
               </w:rPr>
-              <w:t>83-59=</w:t>
+              <w:t>90-88=</w:t>
             </w:r>
           </w:p>
         </w:tc>
@@ -108,7 +108,7 @@
                 <w:rFonts w:ascii="TimeNewRoman" w:hAnsi="TimeNewRoman"/>
                 <w:sz w:val="30"/>
               </w:rPr>
-              <w:t>6+75=</w:t>
+              <w:t>53+5=</w:t>
             </w:r>
           </w:p>
         </w:tc>
@@ -127,7 +127,7 @@
                 <w:rFonts w:ascii="TimeNewRoman" w:hAnsi="TimeNewRoman"/>
                 <w:sz w:val="30"/>
               </w:rPr>
-              <w:t>1+25=</w:t>
+              <w:t>15+45=</w:t>
             </w:r>
           </w:p>
         </w:tc>
@@ -144,7 +144,7 @@
                 <w:rFonts w:ascii="TimeNewRoman" w:hAnsi="TimeNewRoman"/>
                 <w:sz w:val="30"/>
               </w:rPr>
-              <w:t>34+18=</w:t>
+              <w:t>37-35=</w:t>
             </w:r>
           </w:p>
         </w:tc>
@@ -161,7 +161,7 @@
                 <w:rFonts w:ascii="TimeNewRoman" w:hAnsi="TimeNewRoman"/>
                 <w:sz w:val="30"/>
               </w:rPr>
-              <w:t>43+13=</w:t>
+              <w:t>71-53=</w:t>
             </w:r>
           </w:p>
         </w:tc>
@@ -178,7 +178,7 @@
                 <w:rFonts w:ascii="TimeNewRoman" w:hAnsi="TimeNewRoman"/>
                 <w:sz w:val="30"/>
               </w:rPr>
-              <w:t>97-19=</w:t>
+              <w:t>82-48=</w:t>
             </w:r>
           </w:p>
         </w:tc>
@@ -195,7 +195,7 @@
                 <w:rFonts w:ascii="TimeNewRoman" w:hAnsi="TimeNewRoman"/>
                 <w:sz w:val="30"/>
               </w:rPr>
-              <w:t>15-0=</w:t>
+              <w:t>42+49=</w:t>
             </w:r>
           </w:p>
         </w:tc>
@@ -214,7 +214,7 @@
                 <w:rFonts w:ascii="TimeNewRoman" w:hAnsi="TimeNewRoman"/>
                 <w:sz w:val="30"/>
               </w:rPr>
-              <w:t>88-84=</w:t>
+              <w:t>52-48=</w:t>
             </w:r>
           </w:p>
         </w:tc>
@@ -231,7 +231,7 @@
                 <w:rFonts w:ascii="TimeNewRoman" w:hAnsi="TimeNewRoman"/>
                 <w:sz w:val="30"/>
               </w:rPr>
-              <w:t>47+7=</w:t>
+              <w:t>0+36=</w:t>
             </w:r>
           </w:p>
         </w:tc>
@@ -248,7 +248,7 @@
                 <w:rFonts w:ascii="TimeNewRoman" w:hAnsi="TimeNewRoman"/>
                 <w:sz w:val="30"/>
               </w:rPr>
-              <w:t>43+10=</w:t>
+              <w:t>0+26=</w:t>
             </w:r>
           </w:p>
         </w:tc>
@@ -265,7 +265,7 @@
                 <w:rFonts w:ascii="TimeNewRoman" w:hAnsi="TimeNewRoman"/>
                 <w:sz w:val="30"/>
               </w:rPr>
-              <w:t>21+11=</w:t>
+              <w:t>90-60=</w:t>
             </w:r>
           </w:p>
         </w:tc>
@@ -282,7 +282,7 @@
                 <w:rFonts w:ascii="TimeNewRoman" w:hAnsi="TimeNewRoman"/>
                 <w:sz w:val="30"/>
               </w:rPr>
-              <w:t>21+8=</w:t>
+              <w:t>59+19=</w:t>
             </w:r>
           </w:p>
         </w:tc>
@@ -301,7 +301,7 @@
                 <w:rFonts w:ascii="TimeNewRoman" w:hAnsi="TimeNewRoman"/>
                 <w:sz w:val="30"/>
               </w:rPr>
-              <w:t>74+11=</w:t>
+              <w:t>31+17=</w:t>
             </w:r>
           </w:p>
         </w:tc>
@@ -318,7 +318,7 @@
                 <w:rFonts w:ascii="TimeNewRoman" w:hAnsi="TimeNewRoman"/>
                 <w:sz w:val="30"/>
               </w:rPr>
-              <w:t>61-37=</w:t>
+              <w:t>77-40=</w:t>
             </w:r>
           </w:p>
         </w:tc>
@@ -335,7 +335,7 @@
                 <w:rFonts w:ascii="TimeNewRoman" w:hAnsi="TimeNewRoman"/>
                 <w:sz w:val="30"/>
               </w:rPr>
-              <w:t>81+17=</w:t>
+              <w:t>57-44=</w:t>
             </w:r>
           </w:p>
         </w:tc>
@@ -352,7 +352,7 @@
                 <w:rFonts w:ascii="TimeNewRoman" w:hAnsi="TimeNewRoman"/>
                 <w:sz w:val="30"/>
               </w:rPr>
-              <w:t>83+1=</w:t>
+              <w:t>57-45=</w:t>
             </w:r>
           </w:p>
         </w:tc>
@@ -369,7 +369,7 @@
                 <w:rFonts w:ascii="TimeNewRoman" w:hAnsi="TimeNewRoman"/>
                 <w:sz w:val="30"/>
               </w:rPr>
-              <w:t>33+38=</w:t>
+              <w:t>94+1=</w:t>
             </w:r>
           </w:p>
         </w:tc>
@@ -388,7 +388,7 @@
                 <w:rFonts w:ascii="TimeNewRoman" w:hAnsi="TimeNewRoman"/>
                 <w:sz w:val="30"/>
               </w:rPr>
-              <w:t>21+34=</w:t>
+              <w:t>80-52=</w:t>
             </w:r>
           </w:p>
         </w:tc>
@@ -405,7 +405,7 @@
                 <w:rFonts w:ascii="TimeNewRoman" w:hAnsi="TimeNewRoman"/>
                 <w:sz w:val="30"/>
               </w:rPr>
-              <w:t>19+70=</w:t>
+              <w:t>58-22=</w:t>
             </w:r>
           </w:p>
         </w:tc>
@@ -422,7 +422,7 @@
                 <w:rFonts w:ascii="TimeNewRoman" w:hAnsi="TimeNewRoman"/>
                 <w:sz w:val="30"/>
               </w:rPr>
-              <w:t>63-8=</w:t>
+              <w:t>58+7=</w:t>
             </w:r>
           </w:p>
         </w:tc>
@@ -439,7 +439,7 @@
                 <w:rFonts w:ascii="TimeNewRoman" w:hAnsi="TimeNewRoman"/>
                 <w:sz w:val="30"/>
               </w:rPr>
-              <w:t>92-47=</w:t>
+              <w:t>66-43=</w:t>
             </w:r>
           </w:p>
         </w:tc>
@@ -456,7 +456,7 @@
                 <w:rFonts w:ascii="TimeNewRoman" w:hAnsi="TimeNewRoman"/>
                 <w:sz w:val="30"/>
               </w:rPr>
-              <w:t>47+2=</w:t>
+              <w:t>74-30=</w:t>
             </w:r>
           </w:p>
         </w:tc>
@@ -475,7 +475,7 @@
                 <w:rFonts w:ascii="TimeNewRoman" w:hAnsi="TimeNewRoman"/>
                 <w:sz w:val="30"/>
               </w:rPr>
-              <w:t>28+70=</w:t>
+              <w:t>89-28=</w:t>
             </w:r>
           </w:p>
         </w:tc>
@@ -492,7 +492,7 @@
                 <w:rFonts w:ascii="TimeNewRoman" w:hAnsi="TimeNewRoman"/>
                 <w:sz w:val="30"/>
               </w:rPr>
-              <w:t>7-1=</w:t>
+              <w:t>40+14=</w:t>
             </w:r>
           </w:p>
         </w:tc>
@@ -509,7 +509,7 @@
                 <w:rFonts w:ascii="TimeNewRoman" w:hAnsi="TimeNewRoman"/>
                 <w:sz w:val="30"/>
               </w:rPr>
-              <w:t>47+28=</w:t>
+              <w:t>55+16=</w:t>
             </w:r>
           </w:p>
         </w:tc>
@@ -526,7 +526,7 @@
                 <w:rFonts w:ascii="TimeNewRoman" w:hAnsi="TimeNewRoman"/>
                 <w:sz w:val="30"/>
               </w:rPr>
-              <w:t>33-23=</w:t>
+              <w:t>68-19=</w:t>
             </w:r>
           </w:p>
         </w:tc>
@@ -543,7 +543,7 @@
                 <w:rFonts w:ascii="TimeNewRoman" w:hAnsi="TimeNewRoman"/>
                 <w:sz w:val="30"/>
               </w:rPr>
-              <w:t>68-43=</w:t>
+              <w:t>43+27=</w:t>
             </w:r>
           </w:p>
         </w:tc>
@@ -562,7 +562,7 @@
                 <w:rFonts w:ascii="TimeNewRoman" w:hAnsi="TimeNewRoman"/>
                 <w:sz w:val="30"/>
               </w:rPr>
-              <w:t>99-25=</w:t>
+              <w:t>46+14=</w:t>
             </w:r>
           </w:p>
         </w:tc>
@@ -579,7 +579,7 @@
                 <w:rFonts w:ascii="TimeNewRoman" w:hAnsi="TimeNewRoman"/>
                 <w:sz w:val="30"/>
               </w:rPr>
-              <w:t>47-22=</w:t>
+              <w:t>18+45=</w:t>
             </w:r>
           </w:p>
         </w:tc>
@@ -596,7 +596,7 @@
                 <w:rFonts w:ascii="TimeNewRoman" w:hAnsi="TimeNewRoman"/>
                 <w:sz w:val="30"/>
               </w:rPr>
-              <w:t>90-74=</w:t>
+              <w:t>53+12=</w:t>
             </w:r>
           </w:p>
         </w:tc>
@@ -613,7 +613,7 @@
                 <w:rFonts w:ascii="TimeNewRoman" w:hAnsi="TimeNewRoman"/>
                 <w:sz w:val="30"/>
               </w:rPr>
-              <w:t>30+29=</w:t>
+              <w:t>81-42=</w:t>
             </w:r>
           </w:p>
         </w:tc>
@@ -630,7 +630,7 @@
                 <w:rFonts w:ascii="TimeNewRoman" w:hAnsi="TimeNewRoman"/>
                 <w:sz w:val="30"/>
               </w:rPr>
-              <w:t>50-22=</w:t>
+              <w:t>66+8=</w:t>
             </w:r>
           </w:p>
         </w:tc>
@@ -649,7 +649,7 @@
                 <w:rFonts w:ascii="TimeNewRoman" w:hAnsi="TimeNewRoman"/>
                 <w:sz w:val="30"/>
               </w:rPr>
-              <w:t>53+4=</w:t>
+              <w:t>73-68=</w:t>
             </w:r>
           </w:p>
         </w:tc>
@@ -666,7 +666,7 @@
                 <w:rFonts w:ascii="TimeNewRoman" w:hAnsi="TimeNewRoman"/>
                 <w:sz w:val="30"/>
               </w:rPr>
-              <w:t>3+5=</w:t>
+              <w:t>72-70=</w:t>
             </w:r>
           </w:p>
         </w:tc>
@@ -683,7 +683,7 @@
                 <w:rFonts w:ascii="TimeNewRoman" w:hAnsi="TimeNewRoman"/>
                 <w:sz w:val="30"/>
               </w:rPr>
-              <w:t>8+1=</w:t>
+              <w:t>93-19=</w:t>
             </w:r>
           </w:p>
         </w:tc>
@@ -700,7 +700,7 @@
                 <w:rFonts w:ascii="TimeNewRoman" w:hAnsi="TimeNewRoman"/>
                 <w:sz w:val="30"/>
               </w:rPr>
-              <w:t>67+16=</w:t>
+              <w:t>18+65=</w:t>
             </w:r>
           </w:p>
         </w:tc>
@@ -717,7 +717,7 @@
                 <w:rFonts w:ascii="TimeNewRoman" w:hAnsi="TimeNewRoman"/>
                 <w:sz w:val="30"/>
               </w:rPr>
-              <w:t>3+43=</w:t>
+              <w:t>83-38=</w:t>
             </w:r>
           </w:p>
         </w:tc>
@@ -736,7 +736,7 @@
                 <w:rFonts w:ascii="TimeNewRoman" w:hAnsi="TimeNewRoman"/>
                 <w:sz w:val="30"/>
               </w:rPr>
-              <w:t>78-58=</w:t>
+              <w:t>41+28=</w:t>
             </w:r>
           </w:p>
         </w:tc>
@@ -753,7 +753,7 @@
                 <w:rFonts w:ascii="TimeNewRoman" w:hAnsi="TimeNewRoman"/>
                 <w:sz w:val="30"/>
               </w:rPr>
-              <w:t>92-55=</w:t>
+              <w:t>22+9=</w:t>
             </w:r>
           </w:p>
         </w:tc>
@@ -770,7 +770,7 @@
                 <w:rFonts w:ascii="TimeNewRoman" w:hAnsi="TimeNewRoman"/>
                 <w:sz w:val="30"/>
               </w:rPr>
-              <w:t>24+55=</w:t>
+              <w:t>40+3=</w:t>
             </w:r>
           </w:p>
         </w:tc>
@@ -787,7 +787,7 @@
                 <w:rFonts w:ascii="TimeNewRoman" w:hAnsi="TimeNewRoman"/>
                 <w:sz w:val="30"/>
               </w:rPr>
-              <w:t>24+33=</w:t>
+              <w:t>55-12=</w:t>
             </w:r>
           </w:p>
         </w:tc>
@@ -804,7 +804,7 @@
                 <w:rFonts w:ascii="TimeNewRoman" w:hAnsi="TimeNewRoman"/>
                 <w:sz w:val="30"/>
               </w:rPr>
-              <w:t>72-20=</w:t>
+              <w:t>42+20=</w:t>
             </w:r>
           </w:p>
         </w:tc>
@@ -823,7 +823,7 @@
                 <w:rFonts w:ascii="TimeNewRoman" w:hAnsi="TimeNewRoman"/>
                 <w:sz w:val="30"/>
               </w:rPr>
-              <w:t>47+42=</w:t>
+              <w:t>21+73=</w:t>
             </w:r>
           </w:p>
         </w:tc>
@@ -840,7 +840,7 @@
                 <w:rFonts w:ascii="TimeNewRoman" w:hAnsi="TimeNewRoman"/>
                 <w:sz w:val="30"/>
               </w:rPr>
-              <w:t>71-41=</w:t>
+              <w:t>80-25=</w:t>
             </w:r>
           </w:p>
         </w:tc>
@@ -857,7 +857,7 @@
                 <w:rFonts w:ascii="TimeNewRoman" w:hAnsi="TimeNewRoman"/>
                 <w:sz w:val="30"/>
               </w:rPr>
-              <w:t>32+1=</w:t>
+              <w:t>37+40=</w:t>
             </w:r>
           </w:p>
         </w:tc>
@@ -874,7 +874,7 @@
                 <w:rFonts w:ascii="TimeNewRoman" w:hAnsi="TimeNewRoman"/>
                 <w:sz w:val="30"/>
               </w:rPr>
-              <w:t>16+9=</w:t>
+              <w:t>87-70=</w:t>
             </w:r>
           </w:p>
         </w:tc>
@@ -891,7 +891,7 @@
                 <w:rFonts w:ascii="TimeNewRoman" w:hAnsi="TimeNewRoman"/>
                 <w:sz w:val="30"/>
               </w:rPr>
-              <w:t>6+17=</w:t>
+              <w:t>30-30=</w:t>
             </w:r>
           </w:p>
         </w:tc>
@@ -910,7 +910,7 @@
                 <w:rFonts w:ascii="TimeNewRoman" w:hAnsi="TimeNewRoman"/>
                 <w:sz w:val="30"/>
               </w:rPr>
-              <w:t>21+49=</w:t>
+              <w:t>2+49=</w:t>
             </w:r>
           </w:p>
         </w:tc>
@@ -927,7 +927,7 @@
                 <w:rFonts w:ascii="TimeNewRoman" w:hAnsi="TimeNewRoman"/>
                 <w:sz w:val="30"/>
               </w:rPr>
-              <w:t>3+25=</w:t>
+              <w:t>60-55=</w:t>
             </w:r>
           </w:p>
         </w:tc>
@@ -944,7 +944,7 @@
                 <w:rFonts w:ascii="TimeNewRoman" w:hAnsi="TimeNewRoman"/>
                 <w:sz w:val="30"/>
               </w:rPr>
-              <w:t>94-62=</w:t>
+              <w:t>63-27=</w:t>
             </w:r>
           </w:p>
         </w:tc>
@@ -961,7 +961,7 @@
                 <w:rFonts w:ascii="TimeNewRoman" w:hAnsi="TimeNewRoman"/>
                 <w:sz w:val="30"/>
               </w:rPr>
-              <w:t>70-48=</w:t>
+              <w:t>81+2=</w:t>
             </w:r>
           </w:p>
         </w:tc>
@@ -978,7 +978,7 @@
                 <w:rFonts w:ascii="TimeNewRoman" w:hAnsi="TimeNewRoman"/>
                 <w:sz w:val="30"/>
               </w:rPr>
-              <w:t>41-15=</w:t>
+              <w:t>37+52=</w:t>
             </w:r>
           </w:p>
         </w:tc>
@@ -997,7 +997,7 @@
                 <w:rFonts w:ascii="TimeNewRoman" w:hAnsi="TimeNewRoman"/>
                 <w:sz w:val="30"/>
               </w:rPr>
-              <w:t>68-65=</w:t>
+              <w:t>10+18=</w:t>
             </w:r>
           </w:p>
         </w:tc>
@@ -1014,7 +1014,7 @@
                 <w:rFonts w:ascii="TimeNewRoman" w:hAnsi="TimeNewRoman"/>
                 <w:sz w:val="30"/>
               </w:rPr>
-              <w:t>1+35=</w:t>
+              <w:t>97-75=</w:t>
             </w:r>
           </w:p>
         </w:tc>
@@ -1031,7 +1031,7 @@
                 <w:rFonts w:ascii="TimeNewRoman" w:hAnsi="TimeNewRoman"/>
                 <w:sz w:val="30"/>
               </w:rPr>
-              <w:t>29+30=</w:t>
+              <w:t>51+2=</w:t>
             </w:r>
           </w:p>
         </w:tc>
@@ -1048,7 +1048,7 @@
                 <w:rFonts w:ascii="TimeNewRoman" w:hAnsi="TimeNewRoman"/>
                 <w:sz w:val="30"/>
               </w:rPr>
-              <w:t>54-46=</w:t>
+              <w:t>35+48=</w:t>
             </w:r>
           </w:p>
         </w:tc>
@@ -1065,7 +1065,7 @@
                 <w:rFonts w:ascii="TimeNewRoman" w:hAnsi="TimeNewRoman"/>
                 <w:sz w:val="30"/>
               </w:rPr>
-              <w:t>90-84=</w:t>
+              <w:t>57-13=</w:t>
             </w:r>
           </w:p>
         </w:tc>
@@ -1084,7 +1084,7 @@
                 <w:rFonts w:ascii="TimeNewRoman" w:hAnsi="TimeNewRoman"/>
                 <w:sz w:val="30"/>
               </w:rPr>
-              <w:t>93-27=</w:t>
+              <w:t>92-87=</w:t>
             </w:r>
           </w:p>
         </w:tc>
@@ -1101,7 +1101,7 @@
                 <w:rFonts w:ascii="TimeNewRoman" w:hAnsi="TimeNewRoman"/>
                 <w:sz w:val="30"/>
               </w:rPr>
-              <w:t>27+53=</w:t>
+              <w:t>0+0=</w:t>
             </w:r>
           </w:p>
         </w:tc>
@@ -1118,7 +1118,7 @@
                 <w:rFonts w:ascii="TimeNewRoman" w:hAnsi="TimeNewRoman"/>
                 <w:sz w:val="30"/>
               </w:rPr>
-              <w:t>82-43=</w:t>
+              <w:t>29-9=</w:t>
             </w:r>
           </w:p>
         </w:tc>
@@ -1135,7 +1135,7 @@
                 <w:rFonts w:ascii="TimeNewRoman" w:hAnsi="TimeNewRoman"/>
                 <w:sz w:val="30"/>
               </w:rPr>
-              <w:t>69-13=</w:t>
+              <w:t>21+71=</w:t>
             </w:r>
           </w:p>
         </w:tc>
@@ -1152,7 +1152,7 @@
                 <w:rFonts w:ascii="TimeNewRoman" w:hAnsi="TimeNewRoman"/>
                 <w:sz w:val="30"/>
               </w:rPr>
-              <w:t>86-80=</w:t>
+              <w:t>80-75=</w:t>
             </w:r>
           </w:p>
         </w:tc>
@@ -1171,7 +1171,7 @@
                 <w:rFonts w:ascii="TimeNewRoman" w:hAnsi="TimeNewRoman"/>
                 <w:sz w:val="30"/>
               </w:rPr>
-              <w:t>75+7=</w:t>
+              <w:t>53-48=</w:t>
             </w:r>
           </w:p>
         </w:tc>
@@ -1188,7 +1188,7 @@
                 <w:rFonts w:ascii="TimeNewRoman" w:hAnsi="TimeNewRoman"/>
                 <w:sz w:val="30"/>
               </w:rPr>
-              <w:t>53-40=</w:t>
+              <w:t>36-22=</w:t>
             </w:r>
           </w:p>
         </w:tc>
@@ -1205,7 +1205,7 @@
                 <w:rFonts w:ascii="TimeNewRoman" w:hAnsi="TimeNewRoman"/>
                 <w:sz w:val="30"/>
               </w:rPr>
-              <w:t>14+52=</w:t>
+              <w:t>47+45=</w:t>
             </w:r>
           </w:p>
         </w:tc>
@@ -1222,7 +1222,7 @@
                 <w:rFonts w:ascii="TimeNewRoman" w:hAnsi="TimeNewRoman"/>
                 <w:sz w:val="30"/>
               </w:rPr>
-              <w:t>51+12=</w:t>
+              <w:t>22+60=</w:t>
             </w:r>
           </w:p>
         </w:tc>
@@ -1239,7 +1239,7 @@
                 <w:rFonts w:ascii="TimeNewRoman" w:hAnsi="TimeNewRoman"/>
                 <w:sz w:val="30"/>
               </w:rPr>
-              <w:t>36+26=</w:t>
+              <w:t>39+23=</w:t>
             </w:r>
           </w:p>
         </w:tc>
@@ -1258,7 +1258,7 @@
                 <w:rFonts w:ascii="TimeNewRoman" w:hAnsi="TimeNewRoman"/>
                 <w:sz w:val="30"/>
               </w:rPr>
-              <w:t>0+65=</w:t>
+              <w:t>30+48=</w:t>
             </w:r>
           </w:p>
         </w:tc>
@@ -1275,7 +1275,7 @@
                 <w:rFonts w:ascii="TimeNewRoman" w:hAnsi="TimeNewRoman"/>
                 <w:sz w:val="30"/>
               </w:rPr>
-              <w:t>27+53=</w:t>
+              <w:t>23-1=</w:t>
             </w:r>
           </w:p>
         </w:tc>
@@ -1292,7 +1292,7 @@
                 <w:rFonts w:ascii="TimeNewRoman" w:hAnsi="TimeNewRoman"/>
                 <w:sz w:val="30"/>
               </w:rPr>
-              <w:t>43-39=</w:t>
+              <w:t>88-75=</w:t>
             </w:r>
           </w:p>
         </w:tc>
@@ -1309,7 +1309,7 @@
                 <w:rFonts w:ascii="TimeNewRoman" w:hAnsi="TimeNewRoman"/>
                 <w:sz w:val="30"/>
               </w:rPr>
-              <w:t>32+52=</w:t>
+              <w:t>69-60=</w:t>
             </w:r>
           </w:p>
         </w:tc>
@@ -1326,7 +1326,7 @@
                 <w:rFonts w:ascii="TimeNewRoman" w:hAnsi="TimeNewRoman"/>
                 <w:sz w:val="30"/>
               </w:rPr>
-              <w:t>40+58=</w:t>
+              <w:t>84-23=</w:t>
             </w:r>
           </w:p>
         </w:tc>
@@ -1345,7 +1345,7 @@
                 <w:rFonts w:ascii="TimeNewRoman" w:hAnsi="TimeNewRoman"/>
                 <w:sz w:val="30"/>
               </w:rPr>
-              <w:t>11+53=</w:t>
+              <w:t>28-22=</w:t>
             </w:r>
           </w:p>
         </w:tc>
@@ -1362,7 +1362,7 @@
                 <w:rFonts w:ascii="TimeNewRoman" w:hAnsi="TimeNewRoman"/>
                 <w:sz w:val="30"/>
               </w:rPr>
-              <w:t>76+0=</w:t>
+              <w:t>55-2=</w:t>
             </w:r>
           </w:p>
         </w:tc>
@@ -1379,7 +1379,7 @@
                 <w:rFonts w:ascii="TimeNewRoman" w:hAnsi="TimeNewRoman"/>
                 <w:sz w:val="30"/>
               </w:rPr>
-              <w:t>14+61=</w:t>
+              <w:t>21-7=</w:t>
             </w:r>
           </w:p>
         </w:tc>
@@ -1396,7 +1396,7 @@
                 <w:rFonts w:ascii="TimeNewRoman" w:hAnsi="TimeNewRoman"/>
                 <w:sz w:val="30"/>
               </w:rPr>
-              <w:t>72-55=</w:t>
+              <w:t>89+6=</w:t>
             </w:r>
           </w:p>
         </w:tc>
@@ -1413,7 +1413,7 @@
                 <w:rFonts w:ascii="TimeNewRoman" w:hAnsi="TimeNewRoman"/>
                 <w:sz w:val="30"/>
               </w:rPr>
-              <w:t>10+13=</w:t>
+              <w:t>80+4=</w:t>
             </w:r>
           </w:p>
         </w:tc>
@@ -1432,7 +1432,7 @@
                 <w:rFonts w:ascii="TimeNewRoman" w:hAnsi="TimeNewRoman"/>
                 <w:sz w:val="30"/>
               </w:rPr>
-              <w:t>46-0=</w:t>
+              <w:t>46+51=</w:t>
             </w:r>
           </w:p>
         </w:tc>
@@ -1449,7 +1449,7 @@
                 <w:rFonts w:ascii="TimeNewRoman" w:hAnsi="TimeNewRoman"/>
                 <w:sz w:val="30"/>
               </w:rPr>
-              <w:t>79-32=</w:t>
+              <w:t>67-25=</w:t>
             </w:r>
           </w:p>
         </w:tc>
@@ -1466,7 +1466,7 @@
                 <w:rFonts w:ascii="TimeNewRoman" w:hAnsi="TimeNewRoman"/>
                 <w:sz w:val="30"/>
               </w:rPr>
-              <w:t>39+11=</w:t>
+              <w:t>14+21=</w:t>
             </w:r>
           </w:p>
         </w:tc>
@@ -1483,7 +1483,7 @@
                 <w:rFonts w:ascii="TimeNewRoman" w:hAnsi="TimeNewRoman"/>
                 <w:sz w:val="30"/>
               </w:rPr>
-              <w:t>91-80=</w:t>
+              <w:t>55-55=</w:t>
             </w:r>
           </w:p>
         </w:tc>
@@ -1500,7 +1500,7 @@
                 <w:rFonts w:ascii="TimeNewRoman" w:hAnsi="TimeNewRoman"/>
                 <w:sz w:val="30"/>
               </w:rPr>
-              <w:t>9+65=</w:t>
+              <w:t>98-48=</w:t>
             </w:r>
           </w:p>
         </w:tc>
@@ -1519,7 +1519,7 @@
                 <w:rFonts w:ascii="TimeNewRoman" w:hAnsi="TimeNewRoman"/>
                 <w:sz w:val="30"/>
               </w:rPr>
-              <w:t>13-1=</w:t>
+              <w:t>77-21=</w:t>
             </w:r>
           </w:p>
         </w:tc>
@@ -1536,7 +1536,7 @@
                 <w:rFonts w:ascii="TimeNewRoman" w:hAnsi="TimeNewRoman"/>
                 <w:sz w:val="30"/>
               </w:rPr>
-              <w:t>15-9=</w:t>
+              <w:t>33-3=</w:t>
             </w:r>
           </w:p>
         </w:tc>
@@ -1553,7 +1553,7 @@
                 <w:rFonts w:ascii="TimeNewRoman" w:hAnsi="TimeNewRoman"/>
                 <w:sz w:val="30"/>
               </w:rPr>
-              <w:t>14+53=</w:t>
+              <w:t>81-36=</w:t>
             </w:r>
           </w:p>
         </w:tc>
@@ -1570,7 +1570,7 @@
                 <w:rFonts w:ascii="TimeNewRoman" w:hAnsi="TimeNewRoman"/>
                 <w:sz w:val="30"/>
               </w:rPr>
-              <w:t>48-12=</w:t>
+              <w:t>91-11=</w:t>
             </w:r>
           </w:p>
         </w:tc>
@@ -1587,7 +1587,7 @@
                 <w:rFonts w:ascii="TimeNewRoman" w:hAnsi="TimeNewRoman"/>
                 <w:sz w:val="30"/>
               </w:rPr>
-              <w:t>32-27=</w:t>
+              <w:t>9+19=</w:t>
             </w:r>
           </w:p>
         </w:tc>
@@ -1606,7 +1606,7 @@
                 <w:rFonts w:ascii="TimeNewRoman" w:hAnsi="TimeNewRoman"/>
                 <w:sz w:val="30"/>
               </w:rPr>
-              <w:t>16+2=</w:t>
+              <w:t>75-72=</w:t>
             </w:r>
           </w:p>
         </w:tc>
@@ -1623,7 +1623,7 @@
                 <w:rFonts w:ascii="TimeNewRoman" w:hAnsi="TimeNewRoman"/>
                 <w:sz w:val="30"/>
               </w:rPr>
-              <w:t>45+11=</w:t>
+              <w:t>31+39=</w:t>
             </w:r>
           </w:p>
         </w:tc>
@@ -1640,7 +1640,7 @@
                 <w:rFonts w:ascii="TimeNewRoman" w:hAnsi="TimeNewRoman"/>
                 <w:sz w:val="30"/>
               </w:rPr>
-              <w:t>55+22=</w:t>
+              <w:t>44-0=</w:t>
             </w:r>
           </w:p>
         </w:tc>
@@ -1657,7 +1657,7 @@
                 <w:rFonts w:ascii="TimeNewRoman" w:hAnsi="TimeNewRoman"/>
                 <w:sz w:val="30"/>
               </w:rPr>
-              <w:t>92-73=</w:t>
+              <w:t>43+11=</w:t>
             </w:r>
           </w:p>
         </w:tc>
@@ -1674,7 +1674,7 @@
                 <w:rFonts w:ascii="TimeNewRoman" w:hAnsi="TimeNewRoman"/>
                 <w:sz w:val="30"/>
               </w:rPr>
-              <w:t>17+75=</w:t>
+              <w:t>9+17=</w:t>
             </w:r>
           </w:p>
         </w:tc>
@@ -1693,7 +1693,7 @@
                 <w:rFonts w:ascii="TimeNewRoman" w:hAnsi="TimeNewRoman"/>
                 <w:sz w:val="30"/>
               </w:rPr>
-              <w:t>56+39=</w:t>
+              <w:t>39-7=</w:t>
             </w:r>
           </w:p>
         </w:tc>
@@ -1710,7 +1710,7 @@
                 <w:rFonts w:ascii="TimeNewRoman" w:hAnsi="TimeNewRoman"/>
                 <w:sz w:val="30"/>
               </w:rPr>
-              <w:t>47-33=</w:t>
+              <w:t>38-33=</w:t>
             </w:r>
           </w:p>
         </w:tc>
@@ -1727,7 +1727,7 @@
                 <w:rFonts w:ascii="TimeNewRoman" w:hAnsi="TimeNewRoman"/>
                 <w:sz w:val="30"/>
               </w:rPr>
-              <w:t>23-17=</w:t>
+              <w:t>19+23=</w:t>
             </w:r>
           </w:p>
         </w:tc>
@@ -1744,7 +1744,7 @@
                 <w:rFonts w:ascii="TimeNewRoman" w:hAnsi="TimeNewRoman"/>
                 <w:sz w:val="30"/>
               </w:rPr>
-              <w:t>3+83=</w:t>
+              <w:t>34+56=</w:t>
             </w:r>
           </w:p>
         </w:tc>
@@ -1761,7 +1761,7 @@
                 <w:rFonts w:ascii="TimeNewRoman" w:hAnsi="TimeNewRoman"/>
                 <w:sz w:val="30"/>
               </w:rPr>
-              <w:t>98-34=</w:t>
+              <w:t>79-61=</w:t>
             </w:r>
           </w:p>
         </w:tc>

--- a/addition_and_subtraction_within_100.docx
+++ b/addition_and_subtraction_within_100.docx
@@ -11,7 +11,7 @@
           <w:rFonts w:ascii="Arial" w:hAnsi="Arial"/>
           <w:sz w:val="30"/>
         </w:rPr>
-        <w:t>2026-09-20 Sunday</w:t>
+        <w:t>2026-09-21 Monday</w:t>
       </w:r>
     </w:p>
     <w:tbl>
@@ -40,7 +40,7 @@
                 <w:rFonts w:ascii="TimeNewRoman" w:hAnsi="TimeNewRoman"/>
                 <w:sz w:val="30"/>
               </w:rPr>
-              <w:t>20+70=</w:t>
+              <w:t>61+1=</w:t>
             </w:r>
           </w:p>
         </w:tc>
@@ -57,7 +57,7 @@
                 <w:rFonts w:ascii="TimeNewRoman" w:hAnsi="TimeNewRoman"/>
                 <w:sz w:val="30"/>
               </w:rPr>
-              <w:t>40-37=</w:t>
+              <w:t>7+1=</w:t>
             </w:r>
           </w:p>
         </w:tc>
@@ -74,7 +74,7 @@
                 <w:rFonts w:ascii="TimeNewRoman" w:hAnsi="TimeNewRoman"/>
                 <w:sz w:val="30"/>
               </w:rPr>
-              <w:t>85-3=</w:t>
+              <w:t>96-94=</w:t>
             </w:r>
           </w:p>
         </w:tc>
@@ -91,7 +91,7 @@
                 <w:rFonts w:ascii="TimeNewRoman" w:hAnsi="TimeNewRoman"/>
                 <w:sz w:val="30"/>
               </w:rPr>
-              <w:t>90-88=</w:t>
+              <w:t>56-48=</w:t>
             </w:r>
           </w:p>
         </w:tc>
@@ -108,7 +108,7 @@
                 <w:rFonts w:ascii="TimeNewRoman" w:hAnsi="TimeNewRoman"/>
                 <w:sz w:val="30"/>
               </w:rPr>
-              <w:t>53+5=</w:t>
+              <w:t>47-6=</w:t>
             </w:r>
           </w:p>
         </w:tc>
@@ -127,7 +127,7 @@
                 <w:rFonts w:ascii="TimeNewRoman" w:hAnsi="TimeNewRoman"/>
                 <w:sz w:val="30"/>
               </w:rPr>
-              <w:t>15+45=</w:t>
+              <w:t>98-18=</w:t>
             </w:r>
           </w:p>
         </w:tc>
@@ -144,7 +144,7 @@
                 <w:rFonts w:ascii="TimeNewRoman" w:hAnsi="TimeNewRoman"/>
                 <w:sz w:val="30"/>
               </w:rPr>
-              <w:t>37-35=</w:t>
+              <w:t>44+47=</w:t>
             </w:r>
           </w:p>
         </w:tc>
@@ -161,7 +161,7 @@
                 <w:rFonts w:ascii="TimeNewRoman" w:hAnsi="TimeNewRoman"/>
                 <w:sz w:val="30"/>
               </w:rPr>
-              <w:t>71-53=</w:t>
+              <w:t>58+26=</w:t>
             </w:r>
           </w:p>
         </w:tc>
@@ -178,7 +178,7 @@
                 <w:rFonts w:ascii="TimeNewRoman" w:hAnsi="TimeNewRoman"/>
                 <w:sz w:val="30"/>
               </w:rPr>
-              <w:t>82-48=</w:t>
+              <w:t>55+22=</w:t>
             </w:r>
           </w:p>
         </w:tc>
@@ -195,7 +195,7 @@
                 <w:rFonts w:ascii="TimeNewRoman" w:hAnsi="TimeNewRoman"/>
                 <w:sz w:val="30"/>
               </w:rPr>
-              <w:t>42+49=</w:t>
+              <w:t>21+5=</w:t>
             </w:r>
           </w:p>
         </w:tc>
@@ -214,7 +214,7 @@
                 <w:rFonts w:ascii="TimeNewRoman" w:hAnsi="TimeNewRoman"/>
                 <w:sz w:val="30"/>
               </w:rPr>
-              <w:t>52-48=</w:t>
+              <w:t>78+16=</w:t>
             </w:r>
           </w:p>
         </w:tc>
@@ -231,7 +231,7 @@
                 <w:rFonts w:ascii="TimeNewRoman" w:hAnsi="TimeNewRoman"/>
                 <w:sz w:val="30"/>
               </w:rPr>
-              <w:t>0+36=</w:t>
+              <w:t>93-52=</w:t>
             </w:r>
           </w:p>
         </w:tc>
@@ -248,7 +248,7 @@
                 <w:rFonts w:ascii="TimeNewRoman" w:hAnsi="TimeNewRoman"/>
                 <w:sz w:val="30"/>
               </w:rPr>
-              <w:t>0+26=</w:t>
+              <w:t>63+20=</w:t>
             </w:r>
           </w:p>
         </w:tc>
@@ -265,7 +265,7 @@
                 <w:rFonts w:ascii="TimeNewRoman" w:hAnsi="TimeNewRoman"/>
                 <w:sz w:val="30"/>
               </w:rPr>
-              <w:t>90-60=</w:t>
+              <w:t>68+14=</w:t>
             </w:r>
           </w:p>
         </w:tc>
@@ -282,7 +282,7 @@
                 <w:rFonts w:ascii="TimeNewRoman" w:hAnsi="TimeNewRoman"/>
                 <w:sz w:val="30"/>
               </w:rPr>
-              <w:t>59+19=</w:t>
+              <w:t>29+49=</w:t>
             </w:r>
           </w:p>
         </w:tc>
@@ -301,7 +301,7 @@
                 <w:rFonts w:ascii="TimeNewRoman" w:hAnsi="TimeNewRoman"/>
                 <w:sz w:val="30"/>
               </w:rPr>
-              <w:t>31+17=</w:t>
+              <w:t>60-28=</w:t>
             </w:r>
           </w:p>
         </w:tc>
@@ -318,7 +318,7 @@
                 <w:rFonts w:ascii="TimeNewRoman" w:hAnsi="TimeNewRoman"/>
                 <w:sz w:val="30"/>
               </w:rPr>
-              <w:t>77-40=</w:t>
+              <w:t>48+44=</w:t>
             </w:r>
           </w:p>
         </w:tc>
@@ -335,7 +335,7 @@
                 <w:rFonts w:ascii="TimeNewRoman" w:hAnsi="TimeNewRoman"/>
                 <w:sz w:val="30"/>
               </w:rPr>
-              <w:t>57-44=</w:t>
+              <w:t>14+75=</w:t>
             </w:r>
           </w:p>
         </w:tc>
@@ -352,7 +352,7 @@
                 <w:rFonts w:ascii="TimeNewRoman" w:hAnsi="TimeNewRoman"/>
                 <w:sz w:val="30"/>
               </w:rPr>
-              <w:t>57-45=</w:t>
+              <w:t>6+62=</w:t>
             </w:r>
           </w:p>
         </w:tc>
@@ -369,7 +369,7 @@
                 <w:rFonts w:ascii="TimeNewRoman" w:hAnsi="TimeNewRoman"/>
                 <w:sz w:val="30"/>
               </w:rPr>
-              <w:t>94+1=</w:t>
+              <w:t>66-61=</w:t>
             </w:r>
           </w:p>
         </w:tc>
@@ -388,7 +388,7 @@
                 <w:rFonts w:ascii="TimeNewRoman" w:hAnsi="TimeNewRoman"/>
                 <w:sz w:val="30"/>
               </w:rPr>
-              <w:t>80-52=</w:t>
+              <w:t>57+15=</w:t>
             </w:r>
           </w:p>
         </w:tc>
@@ -405,7 +405,7 @@
                 <w:rFonts w:ascii="TimeNewRoman" w:hAnsi="TimeNewRoman"/>
                 <w:sz w:val="30"/>
               </w:rPr>
-              <w:t>58-22=</w:t>
+              <w:t>25-4=</w:t>
             </w:r>
           </w:p>
         </w:tc>
@@ -422,7 +422,7 @@
                 <w:rFonts w:ascii="TimeNewRoman" w:hAnsi="TimeNewRoman"/>
                 <w:sz w:val="30"/>
               </w:rPr>
-              <w:t>58+7=</w:t>
+              <w:t>66-49=</w:t>
             </w:r>
           </w:p>
         </w:tc>
@@ -439,7 +439,7 @@
                 <w:rFonts w:ascii="TimeNewRoman" w:hAnsi="TimeNewRoman"/>
                 <w:sz w:val="30"/>
               </w:rPr>
-              <w:t>66-43=</w:t>
+              <w:t>60-28=</w:t>
             </w:r>
           </w:p>
         </w:tc>
@@ -456,7 +456,7 @@
                 <w:rFonts w:ascii="TimeNewRoman" w:hAnsi="TimeNewRoman"/>
                 <w:sz w:val="30"/>
               </w:rPr>
-              <w:t>74-30=</w:t>
+              <w:t>8+18=</w:t>
             </w:r>
           </w:p>
         </w:tc>
@@ -475,7 +475,7 @@
                 <w:rFonts w:ascii="TimeNewRoman" w:hAnsi="TimeNewRoman"/>
                 <w:sz w:val="30"/>
               </w:rPr>
-              <w:t>89-28=</w:t>
+              <w:t>16+65=</w:t>
             </w:r>
           </w:p>
         </w:tc>
@@ -492,7 +492,7 @@
                 <w:rFonts w:ascii="TimeNewRoman" w:hAnsi="TimeNewRoman"/>
                 <w:sz w:val="30"/>
               </w:rPr>
-              <w:t>40+14=</w:t>
+              <w:t>97-81=</w:t>
             </w:r>
           </w:p>
         </w:tc>
@@ -509,7 +509,7 @@
                 <w:rFonts w:ascii="TimeNewRoman" w:hAnsi="TimeNewRoman"/>
                 <w:sz w:val="30"/>
               </w:rPr>
-              <w:t>55+16=</w:t>
+              <w:t>86-58=</w:t>
             </w:r>
           </w:p>
         </w:tc>
@@ -526,7 +526,7 @@
                 <w:rFonts w:ascii="TimeNewRoman" w:hAnsi="TimeNewRoman"/>
                 <w:sz w:val="30"/>
               </w:rPr>
-              <w:t>68-19=</w:t>
+              <w:t>88+5=</w:t>
             </w:r>
           </w:p>
         </w:tc>
@@ -543,7 +543,7 @@
                 <w:rFonts w:ascii="TimeNewRoman" w:hAnsi="TimeNewRoman"/>
                 <w:sz w:val="30"/>
               </w:rPr>
-              <w:t>43+27=</w:t>
+              <w:t>28+22=</w:t>
             </w:r>
           </w:p>
         </w:tc>
@@ -562,7 +562,7 @@
                 <w:rFonts w:ascii="TimeNewRoman" w:hAnsi="TimeNewRoman"/>
                 <w:sz w:val="30"/>
               </w:rPr>
-              <w:t>46+14=</w:t>
+              <w:t>96-91=</w:t>
             </w:r>
           </w:p>
         </w:tc>
@@ -579,7 +579,7 @@
                 <w:rFonts w:ascii="TimeNewRoman" w:hAnsi="TimeNewRoman"/>
                 <w:sz w:val="30"/>
               </w:rPr>
-              <w:t>18+45=</w:t>
+              <w:t>84-44=</w:t>
             </w:r>
           </w:p>
         </w:tc>
@@ -596,7 +596,7 @@
                 <w:rFonts w:ascii="TimeNewRoman" w:hAnsi="TimeNewRoman"/>
                 <w:sz w:val="30"/>
               </w:rPr>
-              <w:t>53+12=</w:t>
+              <w:t>30-26=</w:t>
             </w:r>
           </w:p>
         </w:tc>
@@ -613,7 +613,7 @@
                 <w:rFonts w:ascii="TimeNewRoman" w:hAnsi="TimeNewRoman"/>
                 <w:sz w:val="30"/>
               </w:rPr>
-              <w:t>81-42=</w:t>
+              <w:t>83-6=</w:t>
             </w:r>
           </w:p>
         </w:tc>
@@ -630,7 +630,7 @@
                 <w:rFonts w:ascii="TimeNewRoman" w:hAnsi="TimeNewRoman"/>
                 <w:sz w:val="30"/>
               </w:rPr>
-              <w:t>66+8=</w:t>
+              <w:t>67-42=</w:t>
             </w:r>
           </w:p>
         </w:tc>
@@ -649,7 +649,7 @@
                 <w:rFonts w:ascii="TimeNewRoman" w:hAnsi="TimeNewRoman"/>
                 <w:sz w:val="30"/>
               </w:rPr>
-              <w:t>73-68=</w:t>
+              <w:t>82-79=</w:t>
             </w:r>
           </w:p>
         </w:tc>
@@ -666,7 +666,7 @@
                 <w:rFonts w:ascii="TimeNewRoman" w:hAnsi="TimeNewRoman"/>
                 <w:sz w:val="30"/>
               </w:rPr>
-              <w:t>72-70=</w:t>
+              <w:t>19+40=</w:t>
             </w:r>
           </w:p>
         </w:tc>
@@ -683,7 +683,7 @@
                 <w:rFonts w:ascii="TimeNewRoman" w:hAnsi="TimeNewRoman"/>
                 <w:sz w:val="30"/>
               </w:rPr>
-              <w:t>93-19=</w:t>
+              <w:t>11+48=</w:t>
             </w:r>
           </w:p>
         </w:tc>
@@ -700,7 +700,7 @@
                 <w:rFonts w:ascii="TimeNewRoman" w:hAnsi="TimeNewRoman"/>
                 <w:sz w:val="30"/>
               </w:rPr>
-              <w:t>18+65=</w:t>
+              <w:t>5+20=</w:t>
             </w:r>
           </w:p>
         </w:tc>
@@ -717,7 +717,7 @@
                 <w:rFonts w:ascii="TimeNewRoman" w:hAnsi="TimeNewRoman"/>
                 <w:sz w:val="30"/>
               </w:rPr>
-              <w:t>83-38=</w:t>
+              <w:t>47-25=</w:t>
             </w:r>
           </w:p>
         </w:tc>
@@ -736,7 +736,7 @@
                 <w:rFonts w:ascii="TimeNewRoman" w:hAnsi="TimeNewRoman"/>
                 <w:sz w:val="30"/>
               </w:rPr>
-              <w:t>41+28=</w:t>
+              <w:t>47+47=</w:t>
             </w:r>
           </w:p>
         </w:tc>
@@ -753,7 +753,7 @@
                 <w:rFonts w:ascii="TimeNewRoman" w:hAnsi="TimeNewRoman"/>
                 <w:sz w:val="30"/>
               </w:rPr>
-              <w:t>22+9=</w:t>
+              <w:t>95-30=</w:t>
             </w:r>
           </w:p>
         </w:tc>
@@ -770,7 +770,7 @@
                 <w:rFonts w:ascii="TimeNewRoman" w:hAnsi="TimeNewRoman"/>
                 <w:sz w:val="30"/>
               </w:rPr>
-              <w:t>40+3=</w:t>
+              <w:t>23+45=</w:t>
             </w:r>
           </w:p>
         </w:tc>
@@ -787,7 +787,7 @@
                 <w:rFonts w:ascii="TimeNewRoman" w:hAnsi="TimeNewRoman"/>
                 <w:sz w:val="30"/>
               </w:rPr>
-              <w:t>55-12=</w:t>
+              <w:t>44-12=</w:t>
             </w:r>
           </w:p>
         </w:tc>
@@ -804,7 +804,7 @@
                 <w:rFonts w:ascii="TimeNewRoman" w:hAnsi="TimeNewRoman"/>
                 <w:sz w:val="30"/>
               </w:rPr>
-              <w:t>42+20=</w:t>
+              <w:t>97-88=</w:t>
             </w:r>
           </w:p>
         </w:tc>
@@ -823,7 +823,7 @@
                 <w:rFonts w:ascii="TimeNewRoman" w:hAnsi="TimeNewRoman"/>
                 <w:sz w:val="30"/>
               </w:rPr>
-              <w:t>21+73=</w:t>
+              <w:t>44+47=</w:t>
             </w:r>
           </w:p>
         </w:tc>
@@ -840,7 +840,7 @@
                 <w:rFonts w:ascii="TimeNewRoman" w:hAnsi="TimeNewRoman"/>
                 <w:sz w:val="30"/>
               </w:rPr>
-              <w:t>80-25=</w:t>
+              <w:t>84-26=</w:t>
             </w:r>
           </w:p>
         </w:tc>
@@ -857,7 +857,7 @@
                 <w:rFonts w:ascii="TimeNewRoman" w:hAnsi="TimeNewRoman"/>
                 <w:sz w:val="30"/>
               </w:rPr>
-              <w:t>37+40=</w:t>
+              <w:t>12+12=</w:t>
             </w:r>
           </w:p>
         </w:tc>
@@ -874,7 +874,7 @@
                 <w:rFonts w:ascii="TimeNewRoman" w:hAnsi="TimeNewRoman"/>
                 <w:sz w:val="30"/>
               </w:rPr>
-              <w:t>87-70=</w:t>
+              <w:t>18+60=</w:t>
             </w:r>
           </w:p>
         </w:tc>
@@ -891,7 +891,7 @@
                 <w:rFonts w:ascii="TimeNewRoman" w:hAnsi="TimeNewRoman"/>
                 <w:sz w:val="30"/>
               </w:rPr>
-              <w:t>30-30=</w:t>
+              <w:t>80-33=</w:t>
             </w:r>
           </w:p>
         </w:tc>
@@ -910,7 +910,7 @@
                 <w:rFonts w:ascii="TimeNewRoman" w:hAnsi="TimeNewRoman"/>
                 <w:sz w:val="30"/>
               </w:rPr>
-              <w:t>2+49=</w:t>
+              <w:t>7+79=</w:t>
             </w:r>
           </w:p>
         </w:tc>
@@ -927,7 +927,7 @@
                 <w:rFonts w:ascii="TimeNewRoman" w:hAnsi="TimeNewRoman"/>
                 <w:sz w:val="30"/>
               </w:rPr>
-              <w:t>60-55=</w:t>
+              <w:t>28+12=</w:t>
             </w:r>
           </w:p>
         </w:tc>
@@ -944,7 +944,7 @@
                 <w:rFonts w:ascii="TimeNewRoman" w:hAnsi="TimeNewRoman"/>
                 <w:sz w:val="30"/>
               </w:rPr>
-              <w:t>63-27=</w:t>
+              <w:t>31-23=</w:t>
             </w:r>
           </w:p>
         </w:tc>
@@ -961,7 +961,7 @@
                 <w:rFonts w:ascii="TimeNewRoman" w:hAnsi="TimeNewRoman"/>
                 <w:sz w:val="30"/>
               </w:rPr>
-              <w:t>81+2=</w:t>
+              <w:t>12+76=</w:t>
             </w:r>
           </w:p>
         </w:tc>
@@ -978,7 +978,7 @@
                 <w:rFonts w:ascii="TimeNewRoman" w:hAnsi="TimeNewRoman"/>
                 <w:sz w:val="30"/>
               </w:rPr>
-              <w:t>37+52=</w:t>
+              <w:t>62-25=</w:t>
             </w:r>
           </w:p>
         </w:tc>
@@ -997,7 +997,7 @@
                 <w:rFonts w:ascii="TimeNewRoman" w:hAnsi="TimeNewRoman"/>
                 <w:sz w:val="30"/>
               </w:rPr>
-              <w:t>10+18=</w:t>
+              <w:t>56+30=</w:t>
             </w:r>
           </w:p>
         </w:tc>
@@ -1014,7 +1014,7 @@
                 <w:rFonts w:ascii="TimeNewRoman" w:hAnsi="TimeNewRoman"/>
                 <w:sz w:val="30"/>
               </w:rPr>
-              <w:t>97-75=</w:t>
+              <w:t>57-18=</w:t>
             </w:r>
           </w:p>
         </w:tc>
@@ -1031,7 +1031,7 @@
                 <w:rFonts w:ascii="TimeNewRoman" w:hAnsi="TimeNewRoman"/>
                 <w:sz w:val="30"/>
               </w:rPr>
-              <w:t>51+2=</w:t>
+              <w:t>16+81=</w:t>
             </w:r>
           </w:p>
         </w:tc>
@@ -1048,7 +1048,7 @@
                 <w:rFonts w:ascii="TimeNewRoman" w:hAnsi="TimeNewRoman"/>
                 <w:sz w:val="30"/>
               </w:rPr>
-              <w:t>35+48=</w:t>
+              <w:t>44+5=</w:t>
             </w:r>
           </w:p>
         </w:tc>
@@ -1065,7 +1065,7 @@
                 <w:rFonts w:ascii="TimeNewRoman" w:hAnsi="TimeNewRoman"/>
                 <w:sz w:val="30"/>
               </w:rPr>
-              <w:t>57-13=</w:t>
+              <w:t>25+9=</w:t>
             </w:r>
           </w:p>
         </w:tc>
@@ -1084,7 +1084,7 @@
                 <w:rFonts w:ascii="TimeNewRoman" w:hAnsi="TimeNewRoman"/>
                 <w:sz w:val="30"/>
               </w:rPr>
-              <w:t>92-87=</w:t>
+              <w:t>99-53=</w:t>
             </w:r>
           </w:p>
         </w:tc>
@@ -1101,7 +1101,7 @@
                 <w:rFonts w:ascii="TimeNewRoman" w:hAnsi="TimeNewRoman"/>
                 <w:sz w:val="30"/>
               </w:rPr>
-              <w:t>0+0=</w:t>
+              <w:t>7+19=</w:t>
             </w:r>
           </w:p>
         </w:tc>
@@ -1118,7 +1118,7 @@
                 <w:rFonts w:ascii="TimeNewRoman" w:hAnsi="TimeNewRoman"/>
                 <w:sz w:val="30"/>
               </w:rPr>
-              <w:t>29-9=</w:t>
+              <w:t>3+29=</w:t>
             </w:r>
           </w:p>
         </w:tc>
@@ -1135,7 +1135,7 @@
                 <w:rFonts w:ascii="TimeNewRoman" w:hAnsi="TimeNewRoman"/>
                 <w:sz w:val="30"/>
               </w:rPr>
-              <w:t>21+71=</w:t>
+              <w:t>50+12=</w:t>
             </w:r>
           </w:p>
         </w:tc>
@@ -1152,7 +1152,7 @@
                 <w:rFonts w:ascii="TimeNewRoman" w:hAnsi="TimeNewRoman"/>
                 <w:sz w:val="30"/>
               </w:rPr>
-              <w:t>80-75=</w:t>
+              <w:t>11+31=</w:t>
             </w:r>
           </w:p>
         </w:tc>
@@ -1171,7 +1171,7 @@
                 <w:rFonts w:ascii="TimeNewRoman" w:hAnsi="TimeNewRoman"/>
                 <w:sz w:val="30"/>
               </w:rPr>
-              <w:t>53-48=</w:t>
+              <w:t>43-25=</w:t>
             </w:r>
           </w:p>
         </w:tc>
@@ -1188,7 +1188,7 @@
                 <w:rFonts w:ascii="TimeNewRoman" w:hAnsi="TimeNewRoman"/>
                 <w:sz w:val="30"/>
               </w:rPr>
-              <w:t>36-22=</w:t>
+              <w:t>47-33=</w:t>
             </w:r>
           </w:p>
         </w:tc>
@@ -1205,7 +1205,7 @@
                 <w:rFonts w:ascii="TimeNewRoman" w:hAnsi="TimeNewRoman"/>
                 <w:sz w:val="30"/>
               </w:rPr>
-              <w:t>47+45=</w:t>
+              <w:t>36-25=</w:t>
             </w:r>
           </w:p>
         </w:tc>
@@ -1222,7 +1222,7 @@
                 <w:rFonts w:ascii="TimeNewRoman" w:hAnsi="TimeNewRoman"/>
                 <w:sz w:val="30"/>
               </w:rPr>
-              <w:t>22+60=</w:t>
+              <w:t>89-72=</w:t>
             </w:r>
           </w:p>
         </w:tc>
@@ -1239,7 +1239,7 @@
                 <w:rFonts w:ascii="TimeNewRoman" w:hAnsi="TimeNewRoman"/>
                 <w:sz w:val="30"/>
               </w:rPr>
-              <w:t>39+23=</w:t>
+              <w:t>91-31=</w:t>
             </w:r>
           </w:p>
         </w:tc>
@@ -1258,7 +1258,7 @@
                 <w:rFonts w:ascii="TimeNewRoman" w:hAnsi="TimeNewRoman"/>
                 <w:sz w:val="30"/>
               </w:rPr>
-              <w:t>30+48=</w:t>
+              <w:t>99-17=</w:t>
             </w:r>
           </w:p>
         </w:tc>
@@ -1275,7 +1275,7 @@
                 <w:rFonts w:ascii="TimeNewRoman" w:hAnsi="TimeNewRoman"/>
                 <w:sz w:val="30"/>
               </w:rPr>
-              <w:t>23-1=</w:t>
+              <w:t>2+89=</w:t>
             </w:r>
           </w:p>
         </w:tc>
@@ -1292,7 +1292,7 @@
                 <w:rFonts w:ascii="TimeNewRoman" w:hAnsi="TimeNewRoman"/>
                 <w:sz w:val="30"/>
               </w:rPr>
-              <w:t>88-75=</w:t>
+              <w:t>63-45=</w:t>
             </w:r>
           </w:p>
         </w:tc>
@@ -1309,7 +1309,7 @@
                 <w:rFonts w:ascii="TimeNewRoman" w:hAnsi="TimeNewRoman"/>
                 <w:sz w:val="30"/>
               </w:rPr>
-              <w:t>69-60=</w:t>
+              <w:t>52+18=</w:t>
             </w:r>
           </w:p>
         </w:tc>
@@ -1326,7 +1326,7 @@
                 <w:rFonts w:ascii="TimeNewRoman" w:hAnsi="TimeNewRoman"/>
                 <w:sz w:val="30"/>
               </w:rPr>
-              <w:t>84-23=</w:t>
+              <w:t>8+0=</w:t>
             </w:r>
           </w:p>
         </w:tc>
@@ -1345,7 +1345,7 @@
                 <w:rFonts w:ascii="TimeNewRoman" w:hAnsi="TimeNewRoman"/>
                 <w:sz w:val="30"/>
               </w:rPr>
-              <w:t>28-22=</w:t>
+              <w:t>21+12=</w:t>
             </w:r>
           </w:p>
         </w:tc>
@@ -1362,7 +1362,7 @@
                 <w:rFonts w:ascii="TimeNewRoman" w:hAnsi="TimeNewRoman"/>
                 <w:sz w:val="30"/>
               </w:rPr>
-              <w:t>55-2=</w:t>
+              <w:t>7+38=</w:t>
             </w:r>
           </w:p>
         </w:tc>
@@ -1379,7 +1379,7 @@
                 <w:rFonts w:ascii="TimeNewRoman" w:hAnsi="TimeNewRoman"/>
                 <w:sz w:val="30"/>
               </w:rPr>
-              <w:t>21-7=</w:t>
+              <w:t>46+6=</w:t>
             </w:r>
           </w:p>
         </w:tc>
@@ -1396,7 +1396,7 @@
                 <w:rFonts w:ascii="TimeNewRoman" w:hAnsi="TimeNewRoman"/>
                 <w:sz w:val="30"/>
               </w:rPr>
-              <w:t>89+6=</w:t>
+              <w:t>45-35=</w:t>
             </w:r>
           </w:p>
         </w:tc>
@@ -1413,7 +1413,7 @@
                 <w:rFonts w:ascii="TimeNewRoman" w:hAnsi="TimeNewRoman"/>
                 <w:sz w:val="30"/>
               </w:rPr>
-              <w:t>80+4=</w:t>
+              <w:t>72-64=</w:t>
             </w:r>
           </w:p>
         </w:tc>
@@ -1432,7 +1432,7 @@
                 <w:rFonts w:ascii="TimeNewRoman" w:hAnsi="TimeNewRoman"/>
                 <w:sz w:val="30"/>
               </w:rPr>
-              <w:t>46+51=</w:t>
+              <w:t>54-49=</w:t>
             </w:r>
           </w:p>
         </w:tc>
@@ -1449,7 +1449,7 @@
                 <w:rFonts w:ascii="TimeNewRoman" w:hAnsi="TimeNewRoman"/>
                 <w:sz w:val="30"/>
               </w:rPr>
-              <w:t>67-25=</w:t>
+              <w:t>66-19=</w:t>
             </w:r>
           </w:p>
         </w:tc>
@@ -1466,7 +1466,7 @@
                 <w:rFonts w:ascii="TimeNewRoman" w:hAnsi="TimeNewRoman"/>
                 <w:sz w:val="30"/>
               </w:rPr>
-              <w:t>14+21=</w:t>
+              <w:t>34-28=</w:t>
             </w:r>
           </w:p>
         </w:tc>
@@ -1483,7 +1483,7 @@
                 <w:rFonts w:ascii="TimeNewRoman" w:hAnsi="TimeNewRoman"/>
                 <w:sz w:val="30"/>
               </w:rPr>
-              <w:t>55-55=</w:t>
+              <w:t>20-0=</w:t>
             </w:r>
           </w:p>
         </w:tc>
@@ -1500,7 +1500,7 @@
                 <w:rFonts w:ascii="TimeNewRoman" w:hAnsi="TimeNewRoman"/>
                 <w:sz w:val="30"/>
               </w:rPr>
-              <w:t>98-48=</w:t>
+              <w:t>85-18=</w:t>
             </w:r>
           </w:p>
         </w:tc>
@@ -1519,7 +1519,7 @@
                 <w:rFonts w:ascii="TimeNewRoman" w:hAnsi="TimeNewRoman"/>
                 <w:sz w:val="30"/>
               </w:rPr>
-              <w:t>77-21=</w:t>
+              <w:t>21+17=</w:t>
             </w:r>
           </w:p>
         </w:tc>
@@ -1536,7 +1536,7 @@
                 <w:rFonts w:ascii="TimeNewRoman" w:hAnsi="TimeNewRoman"/>
                 <w:sz w:val="30"/>
               </w:rPr>
-              <w:t>33-3=</w:t>
+              <w:t>1+23=</w:t>
             </w:r>
           </w:p>
         </w:tc>
@@ -1553,7 +1553,7 @@
                 <w:rFonts w:ascii="TimeNewRoman" w:hAnsi="TimeNewRoman"/>
                 <w:sz w:val="30"/>
               </w:rPr>
-              <w:t>81-36=</w:t>
+              <w:t>44+20=</w:t>
             </w:r>
           </w:p>
         </w:tc>
@@ -1570,7 +1570,7 @@
                 <w:rFonts w:ascii="TimeNewRoman" w:hAnsi="TimeNewRoman"/>
                 <w:sz w:val="30"/>
               </w:rPr>
-              <w:t>91-11=</w:t>
+              <w:t>5+18=</w:t>
             </w:r>
           </w:p>
         </w:tc>
@@ -1587,7 +1587,7 @@
                 <w:rFonts w:ascii="TimeNewRoman" w:hAnsi="TimeNewRoman"/>
                 <w:sz w:val="30"/>
               </w:rPr>
-              <w:t>9+19=</w:t>
+              <w:t>13+51=</w:t>
             </w:r>
           </w:p>
         </w:tc>
@@ -1606,7 +1606,7 @@
                 <w:rFonts w:ascii="TimeNewRoman" w:hAnsi="TimeNewRoman"/>
                 <w:sz w:val="30"/>
               </w:rPr>
-              <w:t>75-72=</w:t>
+              <w:t>56+34=</w:t>
             </w:r>
           </w:p>
         </w:tc>
@@ -1623,7 +1623,7 @@
                 <w:rFonts w:ascii="TimeNewRoman" w:hAnsi="TimeNewRoman"/>
                 <w:sz w:val="30"/>
               </w:rPr>
-              <w:t>31+39=</w:t>
+              <w:t>17+24=</w:t>
             </w:r>
           </w:p>
         </w:tc>
@@ -1640,7 +1640,7 @@
                 <w:rFonts w:ascii="TimeNewRoman" w:hAnsi="TimeNewRoman"/>
                 <w:sz w:val="30"/>
               </w:rPr>
-              <w:t>44-0=</w:t>
+              <w:t>30+2=</w:t>
             </w:r>
           </w:p>
         </w:tc>
@@ -1657,7 +1657,7 @@
                 <w:rFonts w:ascii="TimeNewRoman" w:hAnsi="TimeNewRoman"/>
                 <w:sz w:val="30"/>
               </w:rPr>
-              <w:t>43+11=</w:t>
+              <w:t>39-19=</w:t>
             </w:r>
           </w:p>
         </w:tc>
@@ -1674,7 +1674,7 @@
                 <w:rFonts w:ascii="TimeNewRoman" w:hAnsi="TimeNewRoman"/>
                 <w:sz w:val="30"/>
               </w:rPr>
-              <w:t>9+17=</w:t>
+              <w:t>4+21=</w:t>
             </w:r>
           </w:p>
         </w:tc>
@@ -1693,7 +1693,7 @@
                 <w:rFonts w:ascii="TimeNewRoman" w:hAnsi="TimeNewRoman"/>
                 <w:sz w:val="30"/>
               </w:rPr>
-              <w:t>39-7=</w:t>
+              <w:t>26+24=</w:t>
             </w:r>
           </w:p>
         </w:tc>
@@ -1710,7 +1710,7 @@
                 <w:rFonts w:ascii="TimeNewRoman" w:hAnsi="TimeNewRoman"/>
                 <w:sz w:val="30"/>
               </w:rPr>
-              <w:t>38-33=</w:t>
+              <w:t>61-49=</w:t>
             </w:r>
           </w:p>
         </w:tc>
@@ -1727,7 +1727,7 @@
                 <w:rFonts w:ascii="TimeNewRoman" w:hAnsi="TimeNewRoman"/>
                 <w:sz w:val="30"/>
               </w:rPr>
-              <w:t>19+23=</w:t>
+              <w:t>11+55=</w:t>
             </w:r>
           </w:p>
         </w:tc>
@@ -1744,7 +1744,7 @@
                 <w:rFonts w:ascii="TimeNewRoman" w:hAnsi="TimeNewRoman"/>
                 <w:sz w:val="30"/>
               </w:rPr>
-              <w:t>34+56=</w:t>
+              <w:t>96-7=</w:t>
             </w:r>
           </w:p>
         </w:tc>
@@ -1761,7 +1761,7 @@
                 <w:rFonts w:ascii="TimeNewRoman" w:hAnsi="TimeNewRoman"/>
                 <w:sz w:val="30"/>
               </w:rPr>
-              <w:t>79-61=</w:t>
+              <w:t>94+4=</w:t>
             </w:r>
           </w:p>
         </w:tc>

--- a/addition_and_subtraction_within_100.docx
+++ b/addition_and_subtraction_within_100.docx
@@ -40,7 +40,7 @@
                 <w:rFonts w:ascii="TimeNewRoman" w:hAnsi="TimeNewRoman"/>
                 <w:sz w:val="30"/>
               </w:rPr>
-              <w:t>61+1=</w:t>
+              <w:t>31-28=</w:t>
             </w:r>
           </w:p>
         </w:tc>
@@ -57,7 +57,7 @@
                 <w:rFonts w:ascii="TimeNewRoman" w:hAnsi="TimeNewRoman"/>
                 <w:sz w:val="30"/>
               </w:rPr>
-              <w:t>7+1=</w:t>
+              <w:t>94-59=</w:t>
             </w:r>
           </w:p>
         </w:tc>
@@ -74,7 +74,7 @@
                 <w:rFonts w:ascii="TimeNewRoman" w:hAnsi="TimeNewRoman"/>
                 <w:sz w:val="30"/>
               </w:rPr>
-              <w:t>96-94=</w:t>
+              <w:t>75-61=</w:t>
             </w:r>
           </w:p>
         </w:tc>
@@ -91,7 +91,7 @@
                 <w:rFonts w:ascii="TimeNewRoman" w:hAnsi="TimeNewRoman"/>
                 <w:sz w:val="30"/>
               </w:rPr>
-              <w:t>56-48=</w:t>
+              <w:t>56-44=</w:t>
             </w:r>
           </w:p>
         </w:tc>
@@ -108,7 +108,7 @@
                 <w:rFonts w:ascii="TimeNewRoman" w:hAnsi="TimeNewRoman"/>
                 <w:sz w:val="30"/>
               </w:rPr>
-              <w:t>47-6=</w:t>
+              <w:t>90-7=</w:t>
             </w:r>
           </w:p>
         </w:tc>
@@ -127,7 +127,7 @@
                 <w:rFonts w:ascii="TimeNewRoman" w:hAnsi="TimeNewRoman"/>
                 <w:sz w:val="30"/>
               </w:rPr>
-              <w:t>98-18=</w:t>
+              <w:t>71-64=</w:t>
             </w:r>
           </w:p>
         </w:tc>
@@ -144,7 +144,7 @@
                 <w:rFonts w:ascii="TimeNewRoman" w:hAnsi="TimeNewRoman"/>
                 <w:sz w:val="30"/>
               </w:rPr>
-              <w:t>44+47=</w:t>
+              <w:t>3+44=</w:t>
             </w:r>
           </w:p>
         </w:tc>
@@ -161,7 +161,7 @@
                 <w:rFonts w:ascii="TimeNewRoman" w:hAnsi="TimeNewRoman"/>
                 <w:sz w:val="30"/>
               </w:rPr>
-              <w:t>58+26=</w:t>
+              <w:t>19+21=</w:t>
             </w:r>
           </w:p>
         </w:tc>
@@ -178,7 +178,7 @@
                 <w:rFonts w:ascii="TimeNewRoman" w:hAnsi="TimeNewRoman"/>
                 <w:sz w:val="30"/>
               </w:rPr>
-              <w:t>55+22=</w:t>
+              <w:t>72+0=</w:t>
             </w:r>
           </w:p>
         </w:tc>
@@ -195,7 +195,7 @@
                 <w:rFonts w:ascii="TimeNewRoman" w:hAnsi="TimeNewRoman"/>
                 <w:sz w:val="30"/>
               </w:rPr>
-              <w:t>21+5=</w:t>
+              <w:t>82-38=</w:t>
             </w:r>
           </w:p>
         </w:tc>
@@ -214,7 +214,7 @@
                 <w:rFonts w:ascii="TimeNewRoman" w:hAnsi="TimeNewRoman"/>
                 <w:sz w:val="30"/>
               </w:rPr>
-              <w:t>78+16=</w:t>
+              <w:t>75-70=</w:t>
             </w:r>
           </w:p>
         </w:tc>
@@ -231,7 +231,7 @@
                 <w:rFonts w:ascii="TimeNewRoman" w:hAnsi="TimeNewRoman"/>
                 <w:sz w:val="30"/>
               </w:rPr>
-              <w:t>93-52=</w:t>
+              <w:t>8+70=</w:t>
             </w:r>
           </w:p>
         </w:tc>
@@ -248,7 +248,7 @@
                 <w:rFonts w:ascii="TimeNewRoman" w:hAnsi="TimeNewRoman"/>
                 <w:sz w:val="30"/>
               </w:rPr>
-              <w:t>63+20=</w:t>
+              <w:t>2+18=</w:t>
             </w:r>
           </w:p>
         </w:tc>
@@ -265,7 +265,7 @@
                 <w:rFonts w:ascii="TimeNewRoman" w:hAnsi="TimeNewRoman"/>
                 <w:sz w:val="30"/>
               </w:rPr>
-              <w:t>68+14=</w:t>
+              <w:t>18+27=</w:t>
             </w:r>
           </w:p>
         </w:tc>
@@ -282,7 +282,7 @@
                 <w:rFonts w:ascii="TimeNewRoman" w:hAnsi="TimeNewRoman"/>
                 <w:sz w:val="30"/>
               </w:rPr>
-              <w:t>29+49=</w:t>
+              <w:t>55-48=</w:t>
             </w:r>
           </w:p>
         </w:tc>
@@ -301,7 +301,7 @@
                 <w:rFonts w:ascii="TimeNewRoman" w:hAnsi="TimeNewRoman"/>
                 <w:sz w:val="30"/>
               </w:rPr>
-              <w:t>60-28=</w:t>
+              <w:t>3+89=</w:t>
             </w:r>
           </w:p>
         </w:tc>
@@ -318,7 +318,7 @@
                 <w:rFonts w:ascii="TimeNewRoman" w:hAnsi="TimeNewRoman"/>
                 <w:sz w:val="30"/>
               </w:rPr>
-              <w:t>48+44=</w:t>
+              <w:t>16+68=</w:t>
             </w:r>
           </w:p>
         </w:tc>
@@ -335,7 +335,7 @@
                 <w:rFonts w:ascii="TimeNewRoman" w:hAnsi="TimeNewRoman"/>
                 <w:sz w:val="30"/>
               </w:rPr>
-              <w:t>14+75=</w:t>
+              <w:t>15+18=</w:t>
             </w:r>
           </w:p>
         </w:tc>
@@ -352,7 +352,7 @@
                 <w:rFonts w:ascii="TimeNewRoman" w:hAnsi="TimeNewRoman"/>
                 <w:sz w:val="30"/>
               </w:rPr>
-              <w:t>6+62=</w:t>
+              <w:t>19+11=</w:t>
             </w:r>
           </w:p>
         </w:tc>
@@ -369,7 +369,7 @@
                 <w:rFonts w:ascii="TimeNewRoman" w:hAnsi="TimeNewRoman"/>
                 <w:sz w:val="30"/>
               </w:rPr>
-              <w:t>66-61=</w:t>
+              <w:t>65-3=</w:t>
             </w:r>
           </w:p>
         </w:tc>
@@ -388,7 +388,7 @@
                 <w:rFonts w:ascii="TimeNewRoman" w:hAnsi="TimeNewRoman"/>
                 <w:sz w:val="30"/>
               </w:rPr>
-              <w:t>57+15=</w:t>
+              <w:t>72-38=</w:t>
             </w:r>
           </w:p>
         </w:tc>
@@ -405,7 +405,7 @@
                 <w:rFonts w:ascii="TimeNewRoman" w:hAnsi="TimeNewRoman"/>
                 <w:sz w:val="30"/>
               </w:rPr>
-              <w:t>25-4=</w:t>
+              <w:t>30+28=</w:t>
             </w:r>
           </w:p>
         </w:tc>
@@ -422,7 +422,7 @@
                 <w:rFonts w:ascii="TimeNewRoman" w:hAnsi="TimeNewRoman"/>
                 <w:sz w:val="30"/>
               </w:rPr>
-              <w:t>66-49=</w:t>
+              <w:t>53+4=</w:t>
             </w:r>
           </w:p>
         </w:tc>
@@ -439,7 +439,7 @@
                 <w:rFonts w:ascii="TimeNewRoman" w:hAnsi="TimeNewRoman"/>
                 <w:sz w:val="30"/>
               </w:rPr>
-              <w:t>60-28=</w:t>
+              <w:t>70-27=</w:t>
             </w:r>
           </w:p>
         </w:tc>
@@ -456,7 +456,7 @@
                 <w:rFonts w:ascii="TimeNewRoman" w:hAnsi="TimeNewRoman"/>
                 <w:sz w:val="30"/>
               </w:rPr>
-              <w:t>8+18=</w:t>
+              <w:t>37-11=</w:t>
             </w:r>
           </w:p>
         </w:tc>
@@ -475,7 +475,7 @@
                 <w:rFonts w:ascii="TimeNewRoman" w:hAnsi="TimeNewRoman"/>
                 <w:sz w:val="30"/>
               </w:rPr>
-              <w:t>16+65=</w:t>
+              <w:t>99-66=</w:t>
             </w:r>
           </w:p>
         </w:tc>
@@ -492,7 +492,7 @@
                 <w:rFonts w:ascii="TimeNewRoman" w:hAnsi="TimeNewRoman"/>
                 <w:sz w:val="30"/>
               </w:rPr>
-              <w:t>97-81=</w:t>
+              <w:t>77-25=</w:t>
             </w:r>
           </w:p>
         </w:tc>
@@ -509,7 +509,7 @@
                 <w:rFonts w:ascii="TimeNewRoman" w:hAnsi="TimeNewRoman"/>
                 <w:sz w:val="30"/>
               </w:rPr>
-              <w:t>86-58=</w:t>
+              <w:t>66-63=</w:t>
             </w:r>
           </w:p>
         </w:tc>
@@ -526,7 +526,7 @@
                 <w:rFonts w:ascii="TimeNewRoman" w:hAnsi="TimeNewRoman"/>
                 <w:sz w:val="30"/>
               </w:rPr>
-              <w:t>88+5=</w:t>
+              <w:t>62-12=</w:t>
             </w:r>
           </w:p>
         </w:tc>
@@ -543,7 +543,7 @@
                 <w:rFonts w:ascii="TimeNewRoman" w:hAnsi="TimeNewRoman"/>
                 <w:sz w:val="30"/>
               </w:rPr>
-              <w:t>28+22=</w:t>
+              <w:t>43-31=</w:t>
             </w:r>
           </w:p>
         </w:tc>
@@ -562,7 +562,7 @@
                 <w:rFonts w:ascii="TimeNewRoman" w:hAnsi="TimeNewRoman"/>
                 <w:sz w:val="30"/>
               </w:rPr>
-              <w:t>96-91=</w:t>
+              <w:t>45-30=</w:t>
             </w:r>
           </w:p>
         </w:tc>
@@ -579,7 +579,7 @@
                 <w:rFonts w:ascii="TimeNewRoman" w:hAnsi="TimeNewRoman"/>
                 <w:sz w:val="30"/>
               </w:rPr>
-              <w:t>84-44=</w:t>
+              <w:t>2+9=</w:t>
             </w:r>
           </w:p>
         </w:tc>
@@ -596,7 +596,7 @@
                 <w:rFonts w:ascii="TimeNewRoman" w:hAnsi="TimeNewRoman"/>
                 <w:sz w:val="30"/>
               </w:rPr>
-              <w:t>30-26=</w:t>
+              <w:t>53+8=</w:t>
             </w:r>
           </w:p>
         </w:tc>
@@ -613,7 +613,7 @@
                 <w:rFonts w:ascii="TimeNewRoman" w:hAnsi="TimeNewRoman"/>
                 <w:sz w:val="30"/>
               </w:rPr>
-              <w:t>83-6=</w:t>
+              <w:t>27-0=</w:t>
             </w:r>
           </w:p>
         </w:tc>
@@ -630,7 +630,7 @@
                 <w:rFonts w:ascii="TimeNewRoman" w:hAnsi="TimeNewRoman"/>
                 <w:sz w:val="30"/>
               </w:rPr>
-              <w:t>67-42=</w:t>
+              <w:t>5+55=</w:t>
             </w:r>
           </w:p>
         </w:tc>
@@ -649,7 +649,7 @@
                 <w:rFonts w:ascii="TimeNewRoman" w:hAnsi="TimeNewRoman"/>
                 <w:sz w:val="30"/>
               </w:rPr>
-              <w:t>82-79=</w:t>
+              <w:t>16+77=</w:t>
             </w:r>
           </w:p>
         </w:tc>
@@ -666,7 +666,7 @@
                 <w:rFonts w:ascii="TimeNewRoman" w:hAnsi="TimeNewRoman"/>
                 <w:sz w:val="30"/>
               </w:rPr>
-              <w:t>19+40=</w:t>
+              <w:t>41-40=</w:t>
             </w:r>
           </w:p>
         </w:tc>
@@ -683,7 +683,7 @@
                 <w:rFonts w:ascii="TimeNewRoman" w:hAnsi="TimeNewRoman"/>
                 <w:sz w:val="30"/>
               </w:rPr>
-              <w:t>11+48=</w:t>
+              <w:t>52-29=</w:t>
             </w:r>
           </w:p>
         </w:tc>
@@ -700,7 +700,7 @@
                 <w:rFonts w:ascii="TimeNewRoman" w:hAnsi="TimeNewRoman"/>
                 <w:sz w:val="30"/>
               </w:rPr>
-              <w:t>5+20=</w:t>
+              <w:t>27-6=</w:t>
             </w:r>
           </w:p>
         </w:tc>
@@ -717,7 +717,7 @@
                 <w:rFonts w:ascii="TimeNewRoman" w:hAnsi="TimeNewRoman"/>
                 <w:sz w:val="30"/>
               </w:rPr>
-              <w:t>47-25=</w:t>
+              <w:t>26+45=</w:t>
             </w:r>
           </w:p>
         </w:tc>
@@ -736,7 +736,7 @@
                 <w:rFonts w:ascii="TimeNewRoman" w:hAnsi="TimeNewRoman"/>
                 <w:sz w:val="30"/>
               </w:rPr>
-              <w:t>47+47=</w:t>
+              <w:t>41+26=</w:t>
             </w:r>
           </w:p>
         </w:tc>
@@ -753,7 +753,7 @@
                 <w:rFonts w:ascii="TimeNewRoman" w:hAnsi="TimeNewRoman"/>
                 <w:sz w:val="30"/>
               </w:rPr>
-              <w:t>95-30=</w:t>
+              <w:t>8-4=</w:t>
             </w:r>
           </w:p>
         </w:tc>
@@ -770,7 +770,7 @@
                 <w:rFonts w:ascii="TimeNewRoman" w:hAnsi="TimeNewRoman"/>
                 <w:sz w:val="30"/>
               </w:rPr>
-              <w:t>23+45=</w:t>
+              <w:t>51+41=</w:t>
             </w:r>
           </w:p>
         </w:tc>
@@ -787,7 +787,7 @@
                 <w:rFonts w:ascii="TimeNewRoman" w:hAnsi="TimeNewRoman"/>
                 <w:sz w:val="30"/>
               </w:rPr>
-              <w:t>44-12=</w:t>
+              <w:t>76-18=</w:t>
             </w:r>
           </w:p>
         </w:tc>
@@ -804,7 +804,7 @@
                 <w:rFonts w:ascii="TimeNewRoman" w:hAnsi="TimeNewRoman"/>
                 <w:sz w:val="30"/>
               </w:rPr>
-              <w:t>97-88=</w:t>
+              <w:t>98-10=</w:t>
             </w:r>
           </w:p>
         </w:tc>
@@ -823,7 +823,7 @@
                 <w:rFonts w:ascii="TimeNewRoman" w:hAnsi="TimeNewRoman"/>
                 <w:sz w:val="30"/>
               </w:rPr>
-              <w:t>44+47=</w:t>
+              <w:t>1+10=</w:t>
             </w:r>
           </w:p>
         </w:tc>
@@ -840,7 +840,7 @@
                 <w:rFonts w:ascii="TimeNewRoman" w:hAnsi="TimeNewRoman"/>
                 <w:sz w:val="30"/>
               </w:rPr>
-              <w:t>84-26=</w:t>
+              <w:t>70-17=</w:t>
             </w:r>
           </w:p>
         </w:tc>
@@ -857,7 +857,7 @@
                 <w:rFonts w:ascii="TimeNewRoman" w:hAnsi="TimeNewRoman"/>
                 <w:sz w:val="30"/>
               </w:rPr>
-              <w:t>12+12=</w:t>
+              <w:t>36-36=</w:t>
             </w:r>
           </w:p>
         </w:tc>
@@ -874,7 +874,7 @@
                 <w:rFonts w:ascii="TimeNewRoman" w:hAnsi="TimeNewRoman"/>
                 <w:sz w:val="30"/>
               </w:rPr>
-              <w:t>18+60=</w:t>
+              <w:t>46+39=</w:t>
             </w:r>
           </w:p>
         </w:tc>
@@ -891,7 +891,7 @@
                 <w:rFonts w:ascii="TimeNewRoman" w:hAnsi="TimeNewRoman"/>
                 <w:sz w:val="30"/>
               </w:rPr>
-              <w:t>80-33=</w:t>
+              <w:t>47-19=</w:t>
             </w:r>
           </w:p>
         </w:tc>
@@ -910,7 +910,7 @@
                 <w:rFonts w:ascii="TimeNewRoman" w:hAnsi="TimeNewRoman"/>
                 <w:sz w:val="30"/>
               </w:rPr>
-              <w:t>7+79=</w:t>
+              <w:t>91-67=</w:t>
             </w:r>
           </w:p>
         </w:tc>
@@ -927,7 +927,7 @@
                 <w:rFonts w:ascii="TimeNewRoman" w:hAnsi="TimeNewRoman"/>
                 <w:sz w:val="30"/>
               </w:rPr>
-              <w:t>28+12=</w:t>
+              <w:t>4+18=</w:t>
             </w:r>
           </w:p>
         </w:tc>
@@ -944,7 +944,7 @@
                 <w:rFonts w:ascii="TimeNewRoman" w:hAnsi="TimeNewRoman"/>
                 <w:sz w:val="30"/>
               </w:rPr>
-              <w:t>31-23=</w:t>
+              <w:t>57-11=</w:t>
             </w:r>
           </w:p>
         </w:tc>
@@ -961,7 +961,7 @@
                 <w:rFonts w:ascii="TimeNewRoman" w:hAnsi="TimeNewRoman"/>
                 <w:sz w:val="30"/>
               </w:rPr>
-              <w:t>12+76=</w:t>
+              <w:t>4+10=</w:t>
             </w:r>
           </w:p>
         </w:tc>
@@ -978,7 +978,7 @@
                 <w:rFonts w:ascii="TimeNewRoman" w:hAnsi="TimeNewRoman"/>
                 <w:sz w:val="30"/>
               </w:rPr>
-              <w:t>62-25=</w:t>
+              <w:t>49-0=</w:t>
             </w:r>
           </w:p>
         </w:tc>
@@ -997,7 +997,7 @@
                 <w:rFonts w:ascii="TimeNewRoman" w:hAnsi="TimeNewRoman"/>
                 <w:sz w:val="30"/>
               </w:rPr>
-              <w:t>56+30=</w:t>
+              <w:t>52-36=</w:t>
             </w:r>
           </w:p>
         </w:tc>
@@ -1014,7 +1014,7 @@
                 <w:rFonts w:ascii="TimeNewRoman" w:hAnsi="TimeNewRoman"/>
                 <w:sz w:val="30"/>
               </w:rPr>
-              <w:t>57-18=</w:t>
+              <w:t>29+24=</w:t>
             </w:r>
           </w:p>
         </w:tc>
@@ -1031,7 +1031,7 @@
                 <w:rFonts w:ascii="TimeNewRoman" w:hAnsi="TimeNewRoman"/>
                 <w:sz w:val="30"/>
               </w:rPr>
-              <w:t>16+81=</w:t>
+              <w:t>45+10=</w:t>
             </w:r>
           </w:p>
         </w:tc>
@@ -1048,7 +1048,7 @@
                 <w:rFonts w:ascii="TimeNewRoman" w:hAnsi="TimeNewRoman"/>
                 <w:sz w:val="30"/>
               </w:rPr>
-              <w:t>44+5=</w:t>
+              <w:t>39+19=</w:t>
             </w:r>
           </w:p>
         </w:tc>
@@ -1065,7 +1065,7 @@
                 <w:rFonts w:ascii="TimeNewRoman" w:hAnsi="TimeNewRoman"/>
                 <w:sz w:val="30"/>
               </w:rPr>
-              <w:t>25+9=</w:t>
+              <w:t>54+30=</w:t>
             </w:r>
           </w:p>
         </w:tc>
@@ -1084,7 +1084,7 @@
                 <w:rFonts w:ascii="TimeNewRoman" w:hAnsi="TimeNewRoman"/>
                 <w:sz w:val="30"/>
               </w:rPr>
-              <w:t>99-53=</w:t>
+              <w:t>49+9=</w:t>
             </w:r>
           </w:p>
         </w:tc>
@@ -1101,7 +1101,7 @@
                 <w:rFonts w:ascii="TimeNewRoman" w:hAnsi="TimeNewRoman"/>
                 <w:sz w:val="30"/>
               </w:rPr>
-              <w:t>7+19=</w:t>
+              <w:t>8-1=</w:t>
             </w:r>
           </w:p>
         </w:tc>
@@ -1118,7 +1118,7 @@
                 <w:rFonts w:ascii="TimeNewRoman" w:hAnsi="TimeNewRoman"/>
                 <w:sz w:val="30"/>
               </w:rPr>
-              <w:t>3+29=</w:t>
+              <w:t>21-15=</w:t>
             </w:r>
           </w:p>
         </w:tc>
@@ -1135,7 +1135,7 @@
                 <w:rFonts w:ascii="TimeNewRoman" w:hAnsi="TimeNewRoman"/>
                 <w:sz w:val="30"/>
               </w:rPr>
-              <w:t>50+12=</w:t>
+              <w:t>57+41=</w:t>
             </w:r>
           </w:p>
         </w:tc>
@@ -1152,7 +1152,7 @@
                 <w:rFonts w:ascii="TimeNewRoman" w:hAnsi="TimeNewRoman"/>
                 <w:sz w:val="30"/>
               </w:rPr>
-              <w:t>11+31=</w:t>
+              <w:t>4+73=</w:t>
             </w:r>
           </w:p>
         </w:tc>
@@ -1171,7 +1171,7 @@
                 <w:rFonts w:ascii="TimeNewRoman" w:hAnsi="TimeNewRoman"/>
                 <w:sz w:val="30"/>
               </w:rPr>
-              <w:t>43-25=</w:t>
+              <w:t>75+11=</w:t>
             </w:r>
           </w:p>
         </w:tc>
@@ -1188,7 +1188,7 @@
                 <w:rFonts w:ascii="TimeNewRoman" w:hAnsi="TimeNewRoman"/>
                 <w:sz w:val="30"/>
               </w:rPr>
-              <w:t>47-33=</w:t>
+              <w:t>87-69=</w:t>
             </w:r>
           </w:p>
         </w:tc>
@@ -1205,7 +1205,7 @@
                 <w:rFonts w:ascii="TimeNewRoman" w:hAnsi="TimeNewRoman"/>
                 <w:sz w:val="30"/>
               </w:rPr>
-              <w:t>36-25=</w:t>
+              <w:t>9-1=</w:t>
             </w:r>
           </w:p>
         </w:tc>
@@ -1222,7 +1222,7 @@
                 <w:rFonts w:ascii="TimeNewRoman" w:hAnsi="TimeNewRoman"/>
                 <w:sz w:val="30"/>
               </w:rPr>
-              <w:t>89-72=</w:t>
+              <w:t>89+2=</w:t>
             </w:r>
           </w:p>
         </w:tc>
@@ -1239,7 +1239,7 @@
                 <w:rFonts w:ascii="TimeNewRoman" w:hAnsi="TimeNewRoman"/>
                 <w:sz w:val="30"/>
               </w:rPr>
-              <w:t>91-31=</w:t>
+              <w:t>66+30=</w:t>
             </w:r>
           </w:p>
         </w:tc>
@@ -1258,7 +1258,7 @@
                 <w:rFonts w:ascii="TimeNewRoman" w:hAnsi="TimeNewRoman"/>
                 <w:sz w:val="30"/>
               </w:rPr>
-              <w:t>99-17=</w:t>
+              <w:t>97-68=</w:t>
             </w:r>
           </w:p>
         </w:tc>
@@ -1275,7 +1275,7 @@
                 <w:rFonts w:ascii="TimeNewRoman" w:hAnsi="TimeNewRoman"/>
                 <w:sz w:val="30"/>
               </w:rPr>
-              <w:t>2+89=</w:t>
+              <w:t>19+56=</w:t>
             </w:r>
           </w:p>
         </w:tc>
@@ -1292,7 +1292,7 @@
                 <w:rFonts w:ascii="TimeNewRoman" w:hAnsi="TimeNewRoman"/>
                 <w:sz w:val="30"/>
               </w:rPr>
-              <w:t>63-45=</w:t>
+              <w:t>64-60=</w:t>
             </w:r>
           </w:p>
         </w:tc>
@@ -1309,7 +1309,7 @@
                 <w:rFonts w:ascii="TimeNewRoman" w:hAnsi="TimeNewRoman"/>
                 <w:sz w:val="30"/>
               </w:rPr>
-              <w:t>52+18=</w:t>
+              <w:t>45-18=</w:t>
             </w:r>
           </w:p>
         </w:tc>
@@ -1326,7 +1326,7 @@
                 <w:rFonts w:ascii="TimeNewRoman" w:hAnsi="TimeNewRoman"/>
                 <w:sz w:val="30"/>
               </w:rPr>
-              <w:t>8+0=</w:t>
+              <w:t>23-8=</w:t>
             </w:r>
           </w:p>
         </w:tc>
@@ -1345,7 +1345,7 @@
                 <w:rFonts w:ascii="TimeNewRoman" w:hAnsi="TimeNewRoman"/>
                 <w:sz w:val="30"/>
               </w:rPr>
-              <w:t>21+12=</w:t>
+              <w:t>2+88=</w:t>
             </w:r>
           </w:p>
         </w:tc>
@@ -1362,7 +1362,7 @@
                 <w:rFonts w:ascii="TimeNewRoman" w:hAnsi="TimeNewRoman"/>
                 <w:sz w:val="30"/>
               </w:rPr>
-              <w:t>7+38=</w:t>
+              <w:t>48-31=</w:t>
             </w:r>
           </w:p>
         </w:tc>
@@ -1379,7 +1379,7 @@
                 <w:rFonts w:ascii="TimeNewRoman" w:hAnsi="TimeNewRoman"/>
                 <w:sz w:val="30"/>
               </w:rPr>
-              <w:t>46+6=</w:t>
+              <w:t>34-13=</w:t>
             </w:r>
           </w:p>
         </w:tc>
@@ -1396,7 +1396,7 @@
                 <w:rFonts w:ascii="TimeNewRoman" w:hAnsi="TimeNewRoman"/>
                 <w:sz w:val="30"/>
               </w:rPr>
-              <w:t>45-35=</w:t>
+              <w:t>32+39=</w:t>
             </w:r>
           </w:p>
         </w:tc>
@@ -1413,7 +1413,7 @@
                 <w:rFonts w:ascii="TimeNewRoman" w:hAnsi="TimeNewRoman"/>
                 <w:sz w:val="30"/>
               </w:rPr>
-              <w:t>72-64=</w:t>
+              <w:t>75-51=</w:t>
             </w:r>
           </w:p>
         </w:tc>
@@ -1432,7 +1432,7 @@
                 <w:rFonts w:ascii="TimeNewRoman" w:hAnsi="TimeNewRoman"/>
                 <w:sz w:val="30"/>
               </w:rPr>
-              <w:t>54-49=</w:t>
+              <w:t>98-80=</w:t>
             </w:r>
           </w:p>
         </w:tc>
@@ -1449,7 +1449,7 @@
                 <w:rFonts w:ascii="TimeNewRoman" w:hAnsi="TimeNewRoman"/>
                 <w:sz w:val="30"/>
               </w:rPr>
-              <w:t>66-19=</w:t>
+              <w:t>95-36=</w:t>
             </w:r>
           </w:p>
         </w:tc>
@@ -1466,7 +1466,7 @@
                 <w:rFonts w:ascii="TimeNewRoman" w:hAnsi="TimeNewRoman"/>
                 <w:sz w:val="30"/>
               </w:rPr>
-              <w:t>34-28=</w:t>
+              <w:t>51-32=</w:t>
             </w:r>
           </w:p>
         </w:tc>
@@ -1483,7 +1483,7 @@
                 <w:rFonts w:ascii="TimeNewRoman" w:hAnsi="TimeNewRoman"/>
                 <w:sz w:val="30"/>
               </w:rPr>
-              <w:t>20-0=</w:t>
+              <w:t>64-46=</w:t>
             </w:r>
           </w:p>
         </w:tc>
@@ -1500,7 +1500,7 @@
                 <w:rFonts w:ascii="TimeNewRoman" w:hAnsi="TimeNewRoman"/>
                 <w:sz w:val="30"/>
               </w:rPr>
-              <w:t>85-18=</w:t>
+              <w:t>81+7=</w:t>
             </w:r>
           </w:p>
         </w:tc>
@@ -1519,7 +1519,7 @@
                 <w:rFonts w:ascii="TimeNewRoman" w:hAnsi="TimeNewRoman"/>
                 <w:sz w:val="30"/>
               </w:rPr>
-              <w:t>21+17=</w:t>
+              <w:t>15+5=</w:t>
             </w:r>
           </w:p>
         </w:tc>
@@ -1536,7 +1536,7 @@
                 <w:rFonts w:ascii="TimeNewRoman" w:hAnsi="TimeNewRoman"/>
                 <w:sz w:val="30"/>
               </w:rPr>
-              <w:t>1+23=</w:t>
+              <w:t>30+65=</w:t>
             </w:r>
           </w:p>
         </w:tc>
@@ -1553,7 +1553,7 @@
                 <w:rFonts w:ascii="TimeNewRoman" w:hAnsi="TimeNewRoman"/>
                 <w:sz w:val="30"/>
               </w:rPr>
-              <w:t>44+20=</w:t>
+              <w:t>25-5=</w:t>
             </w:r>
           </w:p>
         </w:tc>
@@ -1570,7 +1570,7 @@
                 <w:rFonts w:ascii="TimeNewRoman" w:hAnsi="TimeNewRoman"/>
                 <w:sz w:val="30"/>
               </w:rPr>
-              <w:t>5+18=</w:t>
+              <w:t>36-13=</w:t>
             </w:r>
           </w:p>
         </w:tc>
@@ -1587,7 +1587,7 @@
                 <w:rFonts w:ascii="TimeNewRoman" w:hAnsi="TimeNewRoman"/>
                 <w:sz w:val="30"/>
               </w:rPr>
-              <w:t>13+51=</w:t>
+              <w:t>30-9=</w:t>
             </w:r>
           </w:p>
         </w:tc>
@@ -1606,7 +1606,7 @@
                 <w:rFonts w:ascii="TimeNewRoman" w:hAnsi="TimeNewRoman"/>
                 <w:sz w:val="30"/>
               </w:rPr>
-              <w:t>56+34=</w:t>
+              <w:t>41-1=</w:t>
             </w:r>
           </w:p>
         </w:tc>
@@ -1623,7 +1623,7 @@
                 <w:rFonts w:ascii="TimeNewRoman" w:hAnsi="TimeNewRoman"/>
                 <w:sz w:val="30"/>
               </w:rPr>
-              <w:t>17+24=</w:t>
+              <w:t>54-39=</w:t>
             </w:r>
           </w:p>
         </w:tc>
@@ -1640,7 +1640,7 @@
                 <w:rFonts w:ascii="TimeNewRoman" w:hAnsi="TimeNewRoman"/>
                 <w:sz w:val="30"/>
               </w:rPr>
-              <w:t>30+2=</w:t>
+              <w:t>81-19=</w:t>
             </w:r>
           </w:p>
         </w:tc>
@@ -1657,7 +1657,7 @@
                 <w:rFonts w:ascii="TimeNewRoman" w:hAnsi="TimeNewRoman"/>
                 <w:sz w:val="30"/>
               </w:rPr>
-              <w:t>39-19=</w:t>
+              <w:t>94-72=</w:t>
             </w:r>
           </w:p>
         </w:tc>
@@ -1674,7 +1674,7 @@
                 <w:rFonts w:ascii="TimeNewRoman" w:hAnsi="TimeNewRoman"/>
                 <w:sz w:val="30"/>
               </w:rPr>
-              <w:t>4+21=</w:t>
+              <w:t>54-6=</w:t>
             </w:r>
           </w:p>
         </w:tc>
@@ -1693,7 +1693,7 @@
                 <w:rFonts w:ascii="TimeNewRoman" w:hAnsi="TimeNewRoman"/>
                 <w:sz w:val="30"/>
               </w:rPr>
-              <w:t>26+24=</w:t>
+              <w:t>88-35=</w:t>
             </w:r>
           </w:p>
         </w:tc>
@@ -1710,7 +1710,7 @@
                 <w:rFonts w:ascii="TimeNewRoman" w:hAnsi="TimeNewRoman"/>
                 <w:sz w:val="30"/>
               </w:rPr>
-              <w:t>61-49=</w:t>
+              <w:t>65-57=</w:t>
             </w:r>
           </w:p>
         </w:tc>
@@ -1727,7 +1727,7 @@
                 <w:rFonts w:ascii="TimeNewRoman" w:hAnsi="TimeNewRoman"/>
                 <w:sz w:val="30"/>
               </w:rPr>
-              <w:t>11+55=</w:t>
+              <w:t>99-24=</w:t>
             </w:r>
           </w:p>
         </w:tc>
@@ -1744,7 +1744,7 @@
                 <w:rFonts w:ascii="TimeNewRoman" w:hAnsi="TimeNewRoman"/>
                 <w:sz w:val="30"/>
               </w:rPr>
-              <w:t>96-7=</w:t>
+              <w:t>43+5=</w:t>
             </w:r>
           </w:p>
         </w:tc>
@@ -1761,7 +1761,7 @@
                 <w:rFonts w:ascii="TimeNewRoman" w:hAnsi="TimeNewRoman"/>
                 <w:sz w:val="30"/>
               </w:rPr>
-              <w:t>94+4=</w:t>
+              <w:t>72+17=</w:t>
             </w:r>
           </w:p>
         </w:tc>

--- a/addition_and_subtraction_within_100.docx
+++ b/addition_and_subtraction_within_100.docx
@@ -11,7 +11,7 @@
           <w:rFonts w:ascii="Arial" w:hAnsi="Arial"/>
           <w:sz w:val="30"/>
         </w:rPr>
-        <w:t>2026-09-21 Monday</w:t>
+        <w:t>2026-09-22 Tuesday</w:t>
       </w:r>
     </w:p>
     <w:tbl>
@@ -40,7 +40,7 @@
                 <w:rFonts w:ascii="TimeNewRoman" w:hAnsi="TimeNewRoman"/>
                 <w:sz w:val="30"/>
               </w:rPr>
-              <w:t>31-28=</w:t>
+              <w:t>16+78=</w:t>
             </w:r>
           </w:p>
         </w:tc>
@@ -57,7 +57,7 @@
                 <w:rFonts w:ascii="TimeNewRoman" w:hAnsi="TimeNewRoman"/>
                 <w:sz w:val="30"/>
               </w:rPr>
-              <w:t>94-59=</w:t>
+              <w:t>51+17=</w:t>
             </w:r>
           </w:p>
         </w:tc>
@@ -74,7 +74,1626 @@
                 <w:rFonts w:ascii="TimeNewRoman" w:hAnsi="TimeNewRoman"/>
                 <w:sz w:val="30"/>
               </w:rPr>
-              <w:t>75-61=</w:t>
+              <w:t>35-19=</w:t>
+            </w:r>
+          </w:p>
+        </w:tc>
+        <w:tc>
+          <w:tcPr>
+            <w:tcW w:type="dxa" w:w="1987"/>
+          </w:tcPr>
+          <w:p>
+            <w:pPr>
+              <w:jc w:val="left"/>
+            </w:pPr>
+            <w:r>
+              <w:rPr>
+                <w:rFonts w:ascii="TimeNewRoman" w:hAnsi="TimeNewRoman"/>
+                <w:sz w:val="30"/>
+              </w:rPr>
+              <w:t>96-51=</w:t>
+            </w:r>
+          </w:p>
+        </w:tc>
+        <w:tc>
+          <w:tcPr>
+            <w:tcW w:type="dxa" w:w="1987"/>
+          </w:tcPr>
+          <w:p>
+            <w:pPr>
+              <w:jc w:val="left"/>
+            </w:pPr>
+            <w:r>
+              <w:rPr>
+                <w:rFonts w:ascii="TimeNewRoman" w:hAnsi="TimeNewRoman"/>
+                <w:sz w:val="30"/>
+              </w:rPr>
+              <w:t>67+22=</w:t>
+            </w:r>
+          </w:p>
+        </w:tc>
+      </w:tr>
+      <w:tr>
+        <w:tc>
+          <w:tcPr>
+            <w:tcW w:type="dxa" w:w="1987"/>
+          </w:tcPr>
+          <w:p>
+            <w:pPr>
+              <w:jc w:val="left"/>
+            </w:pPr>
+            <w:r>
+              <w:rPr>
+                <w:rFonts w:ascii="TimeNewRoman" w:hAnsi="TimeNewRoman"/>
+                <w:sz w:val="30"/>
+              </w:rPr>
+              <w:t>60-56=</w:t>
+            </w:r>
+          </w:p>
+        </w:tc>
+        <w:tc>
+          <w:tcPr>
+            <w:tcW w:type="dxa" w:w="1987"/>
+          </w:tcPr>
+          <w:p>
+            <w:pPr>
+              <w:jc w:val="left"/>
+            </w:pPr>
+            <w:r>
+              <w:rPr>
+                <w:rFonts w:ascii="TimeNewRoman" w:hAnsi="TimeNewRoman"/>
+                <w:sz w:val="30"/>
+              </w:rPr>
+              <w:t>29-14=</w:t>
+            </w:r>
+          </w:p>
+        </w:tc>
+        <w:tc>
+          <w:tcPr>
+            <w:tcW w:type="dxa" w:w="1987"/>
+          </w:tcPr>
+          <w:p>
+            <w:pPr>
+              <w:jc w:val="left"/>
+            </w:pPr>
+            <w:r>
+              <w:rPr>
+                <w:rFonts w:ascii="TimeNewRoman" w:hAnsi="TimeNewRoman"/>
+                <w:sz w:val="30"/>
+              </w:rPr>
+              <w:t>55-0=</w:t>
+            </w:r>
+          </w:p>
+        </w:tc>
+        <w:tc>
+          <w:tcPr>
+            <w:tcW w:type="dxa" w:w="1987"/>
+          </w:tcPr>
+          <w:p>
+            <w:pPr>
+              <w:jc w:val="left"/>
+            </w:pPr>
+            <w:r>
+              <w:rPr>
+                <w:rFonts w:ascii="TimeNewRoman" w:hAnsi="TimeNewRoman"/>
+                <w:sz w:val="30"/>
+              </w:rPr>
+              <w:t>75+24=</w:t>
+            </w:r>
+          </w:p>
+        </w:tc>
+        <w:tc>
+          <w:tcPr>
+            <w:tcW w:type="dxa" w:w="1987"/>
+          </w:tcPr>
+          <w:p>
+            <w:pPr>
+              <w:jc w:val="left"/>
+            </w:pPr>
+            <w:r>
+              <w:rPr>
+                <w:rFonts w:ascii="TimeNewRoman" w:hAnsi="TimeNewRoman"/>
+                <w:sz w:val="30"/>
+              </w:rPr>
+              <w:t>46-15=</w:t>
+            </w:r>
+          </w:p>
+        </w:tc>
+      </w:tr>
+      <w:tr>
+        <w:tc>
+          <w:tcPr>
+            <w:tcW w:type="dxa" w:w="1987"/>
+          </w:tcPr>
+          <w:p>
+            <w:pPr>
+              <w:jc w:val="left"/>
+            </w:pPr>
+            <w:r>
+              <w:rPr>
+                <w:rFonts w:ascii="TimeNewRoman" w:hAnsi="TimeNewRoman"/>
+                <w:sz w:val="30"/>
+              </w:rPr>
+              <w:t>84-65=</w:t>
+            </w:r>
+          </w:p>
+        </w:tc>
+        <w:tc>
+          <w:tcPr>
+            <w:tcW w:type="dxa" w:w="1987"/>
+          </w:tcPr>
+          <w:p>
+            <w:pPr>
+              <w:jc w:val="left"/>
+            </w:pPr>
+            <w:r>
+              <w:rPr>
+                <w:rFonts w:ascii="TimeNewRoman" w:hAnsi="TimeNewRoman"/>
+                <w:sz w:val="30"/>
+              </w:rPr>
+              <w:t>41+7=</w:t>
+            </w:r>
+          </w:p>
+        </w:tc>
+        <w:tc>
+          <w:tcPr>
+            <w:tcW w:type="dxa" w:w="1987"/>
+          </w:tcPr>
+          <w:p>
+            <w:pPr>
+              <w:jc w:val="left"/>
+            </w:pPr>
+            <w:r>
+              <w:rPr>
+                <w:rFonts w:ascii="TimeNewRoman" w:hAnsi="TimeNewRoman"/>
+                <w:sz w:val="30"/>
+              </w:rPr>
+              <w:t>53-27=</w:t>
+            </w:r>
+          </w:p>
+        </w:tc>
+        <w:tc>
+          <w:tcPr>
+            <w:tcW w:type="dxa" w:w="1987"/>
+          </w:tcPr>
+          <w:p>
+            <w:pPr>
+              <w:jc w:val="left"/>
+            </w:pPr>
+            <w:r>
+              <w:rPr>
+                <w:rFonts w:ascii="TimeNewRoman" w:hAnsi="TimeNewRoman"/>
+                <w:sz w:val="30"/>
+              </w:rPr>
+              <w:t>35-3=</w:t>
+            </w:r>
+          </w:p>
+        </w:tc>
+        <w:tc>
+          <w:tcPr>
+            <w:tcW w:type="dxa" w:w="1987"/>
+          </w:tcPr>
+          <w:p>
+            <w:pPr>
+              <w:jc w:val="left"/>
+            </w:pPr>
+            <w:r>
+              <w:rPr>
+                <w:rFonts w:ascii="TimeNewRoman" w:hAnsi="TimeNewRoman"/>
+                <w:sz w:val="30"/>
+              </w:rPr>
+              <w:t>1+23=</w:t>
+            </w:r>
+          </w:p>
+        </w:tc>
+      </w:tr>
+      <w:tr>
+        <w:tc>
+          <w:tcPr>
+            <w:tcW w:type="dxa" w:w="1987"/>
+          </w:tcPr>
+          <w:p>
+            <w:pPr>
+              <w:jc w:val="left"/>
+            </w:pPr>
+            <w:r>
+              <w:rPr>
+                <w:rFonts w:ascii="TimeNewRoman" w:hAnsi="TimeNewRoman"/>
+                <w:sz w:val="30"/>
+              </w:rPr>
+              <w:t>29+31=</w:t>
+            </w:r>
+          </w:p>
+        </w:tc>
+        <w:tc>
+          <w:tcPr>
+            <w:tcW w:type="dxa" w:w="1987"/>
+          </w:tcPr>
+          <w:p>
+            <w:pPr>
+              <w:jc w:val="left"/>
+            </w:pPr>
+            <w:r>
+              <w:rPr>
+                <w:rFonts w:ascii="TimeNewRoman" w:hAnsi="TimeNewRoman"/>
+                <w:sz w:val="30"/>
+              </w:rPr>
+              <w:t>28+29=</w:t>
+            </w:r>
+          </w:p>
+        </w:tc>
+        <w:tc>
+          <w:tcPr>
+            <w:tcW w:type="dxa" w:w="1987"/>
+          </w:tcPr>
+          <w:p>
+            <w:pPr>
+              <w:jc w:val="left"/>
+            </w:pPr>
+            <w:r>
+              <w:rPr>
+                <w:rFonts w:ascii="TimeNewRoman" w:hAnsi="TimeNewRoman"/>
+                <w:sz w:val="30"/>
+              </w:rPr>
+              <w:t>22+55=</w:t>
+            </w:r>
+          </w:p>
+        </w:tc>
+        <w:tc>
+          <w:tcPr>
+            <w:tcW w:type="dxa" w:w="1987"/>
+          </w:tcPr>
+          <w:p>
+            <w:pPr>
+              <w:jc w:val="left"/>
+            </w:pPr>
+            <w:r>
+              <w:rPr>
+                <w:rFonts w:ascii="TimeNewRoman" w:hAnsi="TimeNewRoman"/>
+                <w:sz w:val="30"/>
+              </w:rPr>
+              <w:t>27+13=</w:t>
+            </w:r>
+          </w:p>
+        </w:tc>
+        <w:tc>
+          <w:tcPr>
+            <w:tcW w:type="dxa" w:w="1987"/>
+          </w:tcPr>
+          <w:p>
+            <w:pPr>
+              <w:jc w:val="left"/>
+            </w:pPr>
+            <w:r>
+              <w:rPr>
+                <w:rFonts w:ascii="TimeNewRoman" w:hAnsi="TimeNewRoman"/>
+                <w:sz w:val="30"/>
+              </w:rPr>
+              <w:t>88-75=</w:t>
+            </w:r>
+          </w:p>
+        </w:tc>
+      </w:tr>
+      <w:tr>
+        <w:tc>
+          <w:tcPr>
+            <w:tcW w:type="dxa" w:w="1987"/>
+          </w:tcPr>
+          <w:p>
+            <w:pPr>
+              <w:jc w:val="left"/>
+            </w:pPr>
+            <w:r>
+              <w:rPr>
+                <w:rFonts w:ascii="TimeNewRoman" w:hAnsi="TimeNewRoman"/>
+                <w:sz w:val="30"/>
+              </w:rPr>
+              <w:t>4+41=</w:t>
+            </w:r>
+          </w:p>
+        </w:tc>
+        <w:tc>
+          <w:tcPr>
+            <w:tcW w:type="dxa" w:w="1987"/>
+          </w:tcPr>
+          <w:p>
+            <w:pPr>
+              <w:jc w:val="left"/>
+            </w:pPr>
+            <w:r>
+              <w:rPr>
+                <w:rFonts w:ascii="TimeNewRoman" w:hAnsi="TimeNewRoman"/>
+                <w:sz w:val="30"/>
+              </w:rPr>
+              <w:t>72+1=</w:t>
+            </w:r>
+          </w:p>
+        </w:tc>
+        <w:tc>
+          <w:tcPr>
+            <w:tcW w:type="dxa" w:w="1987"/>
+          </w:tcPr>
+          <w:p>
+            <w:pPr>
+              <w:jc w:val="left"/>
+            </w:pPr>
+            <w:r>
+              <w:rPr>
+                <w:rFonts w:ascii="TimeNewRoman" w:hAnsi="TimeNewRoman"/>
+                <w:sz w:val="30"/>
+              </w:rPr>
+              <w:t>43-42=</w:t>
+            </w:r>
+          </w:p>
+        </w:tc>
+        <w:tc>
+          <w:tcPr>
+            <w:tcW w:type="dxa" w:w="1987"/>
+          </w:tcPr>
+          <w:p>
+            <w:pPr>
+              <w:jc w:val="left"/>
+            </w:pPr>
+            <w:r>
+              <w:rPr>
+                <w:rFonts w:ascii="TimeNewRoman" w:hAnsi="TimeNewRoman"/>
+                <w:sz w:val="30"/>
+              </w:rPr>
+              <w:t>52+29=</w:t>
+            </w:r>
+          </w:p>
+        </w:tc>
+        <w:tc>
+          <w:tcPr>
+            <w:tcW w:type="dxa" w:w="1987"/>
+          </w:tcPr>
+          <w:p>
+            <w:pPr>
+              <w:jc w:val="left"/>
+            </w:pPr>
+            <w:r>
+              <w:rPr>
+                <w:rFonts w:ascii="TimeNewRoman" w:hAnsi="TimeNewRoman"/>
+                <w:sz w:val="30"/>
+              </w:rPr>
+              <w:t>7+64=</w:t>
+            </w:r>
+          </w:p>
+        </w:tc>
+      </w:tr>
+      <w:tr>
+        <w:tc>
+          <w:tcPr>
+            <w:tcW w:type="dxa" w:w="1987"/>
+          </w:tcPr>
+          <w:p>
+            <w:pPr>
+              <w:jc w:val="left"/>
+            </w:pPr>
+            <w:r>
+              <w:rPr>
+                <w:rFonts w:ascii="TimeNewRoman" w:hAnsi="TimeNewRoman"/>
+                <w:sz w:val="30"/>
+              </w:rPr>
+              <w:t>69-64=</w:t>
+            </w:r>
+          </w:p>
+        </w:tc>
+        <w:tc>
+          <w:tcPr>
+            <w:tcW w:type="dxa" w:w="1987"/>
+          </w:tcPr>
+          <w:p>
+            <w:pPr>
+              <w:jc w:val="left"/>
+            </w:pPr>
+            <w:r>
+              <w:rPr>
+                <w:rFonts w:ascii="TimeNewRoman" w:hAnsi="TimeNewRoman"/>
+                <w:sz w:val="30"/>
+              </w:rPr>
+              <w:t>61-54=</w:t>
+            </w:r>
+          </w:p>
+        </w:tc>
+        <w:tc>
+          <w:tcPr>
+            <w:tcW w:type="dxa" w:w="1987"/>
+          </w:tcPr>
+          <w:p>
+            <w:pPr>
+              <w:jc w:val="left"/>
+            </w:pPr>
+            <w:r>
+              <w:rPr>
+                <w:rFonts w:ascii="TimeNewRoman" w:hAnsi="TimeNewRoman"/>
+                <w:sz w:val="30"/>
+              </w:rPr>
+              <w:t>91-39=</w:t>
+            </w:r>
+          </w:p>
+        </w:tc>
+        <w:tc>
+          <w:tcPr>
+            <w:tcW w:type="dxa" w:w="1987"/>
+          </w:tcPr>
+          <w:p>
+            <w:pPr>
+              <w:jc w:val="left"/>
+            </w:pPr>
+            <w:r>
+              <w:rPr>
+                <w:rFonts w:ascii="TimeNewRoman" w:hAnsi="TimeNewRoman"/>
+                <w:sz w:val="30"/>
+              </w:rPr>
+              <w:t>65-53=</w:t>
+            </w:r>
+          </w:p>
+        </w:tc>
+        <w:tc>
+          <w:tcPr>
+            <w:tcW w:type="dxa" w:w="1987"/>
+          </w:tcPr>
+          <w:p>
+            <w:pPr>
+              <w:jc w:val="left"/>
+            </w:pPr>
+            <w:r>
+              <w:rPr>
+                <w:rFonts w:ascii="TimeNewRoman" w:hAnsi="TimeNewRoman"/>
+                <w:sz w:val="30"/>
+              </w:rPr>
+              <w:t>38-25=</w:t>
+            </w:r>
+          </w:p>
+        </w:tc>
+      </w:tr>
+      <w:tr>
+        <w:tc>
+          <w:tcPr>
+            <w:tcW w:type="dxa" w:w="1987"/>
+          </w:tcPr>
+          <w:p>
+            <w:pPr>
+              <w:jc w:val="left"/>
+            </w:pPr>
+            <w:r>
+              <w:rPr>
+                <w:rFonts w:ascii="TimeNewRoman" w:hAnsi="TimeNewRoman"/>
+                <w:sz w:val="30"/>
+              </w:rPr>
+              <w:t>59-17=</w:t>
+            </w:r>
+          </w:p>
+        </w:tc>
+        <w:tc>
+          <w:tcPr>
+            <w:tcW w:type="dxa" w:w="1987"/>
+          </w:tcPr>
+          <w:p>
+            <w:pPr>
+              <w:jc w:val="left"/>
+            </w:pPr>
+            <w:r>
+              <w:rPr>
+                <w:rFonts w:ascii="TimeNewRoman" w:hAnsi="TimeNewRoman"/>
+                <w:sz w:val="30"/>
+              </w:rPr>
+              <w:t>26+12=</w:t>
+            </w:r>
+          </w:p>
+        </w:tc>
+        <w:tc>
+          <w:tcPr>
+            <w:tcW w:type="dxa" w:w="1987"/>
+          </w:tcPr>
+          <w:p>
+            <w:pPr>
+              <w:jc w:val="left"/>
+            </w:pPr>
+            <w:r>
+              <w:rPr>
+                <w:rFonts w:ascii="TimeNewRoman" w:hAnsi="TimeNewRoman"/>
+                <w:sz w:val="30"/>
+              </w:rPr>
+              <w:t>80-79=</w:t>
+            </w:r>
+          </w:p>
+        </w:tc>
+        <w:tc>
+          <w:tcPr>
+            <w:tcW w:type="dxa" w:w="1987"/>
+          </w:tcPr>
+          <w:p>
+            <w:pPr>
+              <w:jc w:val="left"/>
+            </w:pPr>
+            <w:r>
+              <w:rPr>
+                <w:rFonts w:ascii="TimeNewRoman" w:hAnsi="TimeNewRoman"/>
+                <w:sz w:val="30"/>
+              </w:rPr>
+              <w:t>16+78=</w:t>
+            </w:r>
+          </w:p>
+        </w:tc>
+        <w:tc>
+          <w:tcPr>
+            <w:tcW w:type="dxa" w:w="1987"/>
+          </w:tcPr>
+          <w:p>
+            <w:pPr>
+              <w:jc w:val="left"/>
+            </w:pPr>
+            <w:r>
+              <w:rPr>
+                <w:rFonts w:ascii="TimeNewRoman" w:hAnsi="TimeNewRoman"/>
+                <w:sz w:val="30"/>
+              </w:rPr>
+              <w:t>99-71=</w:t>
+            </w:r>
+          </w:p>
+        </w:tc>
+      </w:tr>
+      <w:tr>
+        <w:tc>
+          <w:tcPr>
+            <w:tcW w:type="dxa" w:w="1987"/>
+          </w:tcPr>
+          <w:p>
+            <w:pPr>
+              <w:jc w:val="left"/>
+            </w:pPr>
+            <w:r>
+              <w:rPr>
+                <w:rFonts w:ascii="TimeNewRoman" w:hAnsi="TimeNewRoman"/>
+                <w:sz w:val="30"/>
+              </w:rPr>
+              <w:t>34-24=</w:t>
+            </w:r>
+          </w:p>
+        </w:tc>
+        <w:tc>
+          <w:tcPr>
+            <w:tcW w:type="dxa" w:w="1987"/>
+          </w:tcPr>
+          <w:p>
+            <w:pPr>
+              <w:jc w:val="left"/>
+            </w:pPr>
+            <w:r>
+              <w:rPr>
+                <w:rFonts w:ascii="TimeNewRoman" w:hAnsi="TimeNewRoman"/>
+                <w:sz w:val="30"/>
+              </w:rPr>
+              <w:t>22-8=</w:t>
+            </w:r>
+          </w:p>
+        </w:tc>
+        <w:tc>
+          <w:tcPr>
+            <w:tcW w:type="dxa" w:w="1987"/>
+          </w:tcPr>
+          <w:p>
+            <w:pPr>
+              <w:jc w:val="left"/>
+            </w:pPr>
+            <w:r>
+              <w:rPr>
+                <w:rFonts w:ascii="TimeNewRoman" w:hAnsi="TimeNewRoman"/>
+                <w:sz w:val="30"/>
+              </w:rPr>
+              <w:t>45+9=</w:t>
+            </w:r>
+          </w:p>
+        </w:tc>
+        <w:tc>
+          <w:tcPr>
+            <w:tcW w:type="dxa" w:w="1987"/>
+          </w:tcPr>
+          <w:p>
+            <w:pPr>
+              <w:jc w:val="left"/>
+            </w:pPr>
+            <w:r>
+              <w:rPr>
+                <w:rFonts w:ascii="TimeNewRoman" w:hAnsi="TimeNewRoman"/>
+                <w:sz w:val="30"/>
+              </w:rPr>
+              <w:t>94-72=</w:t>
+            </w:r>
+          </w:p>
+        </w:tc>
+        <w:tc>
+          <w:tcPr>
+            <w:tcW w:type="dxa" w:w="1987"/>
+          </w:tcPr>
+          <w:p>
+            <w:pPr>
+              <w:jc w:val="left"/>
+            </w:pPr>
+            <w:r>
+              <w:rPr>
+                <w:rFonts w:ascii="TimeNewRoman" w:hAnsi="TimeNewRoman"/>
+                <w:sz w:val="30"/>
+              </w:rPr>
+              <w:t>24+37=</w:t>
+            </w:r>
+          </w:p>
+        </w:tc>
+      </w:tr>
+      <w:tr>
+        <w:tc>
+          <w:tcPr>
+            <w:tcW w:type="dxa" w:w="1987"/>
+          </w:tcPr>
+          <w:p>
+            <w:pPr>
+              <w:jc w:val="left"/>
+            </w:pPr>
+            <w:r>
+              <w:rPr>
+                <w:rFonts w:ascii="TimeNewRoman" w:hAnsi="TimeNewRoman"/>
+                <w:sz w:val="30"/>
+              </w:rPr>
+              <w:t>16+2=</w:t>
+            </w:r>
+          </w:p>
+        </w:tc>
+        <w:tc>
+          <w:tcPr>
+            <w:tcW w:type="dxa" w:w="1987"/>
+          </w:tcPr>
+          <w:p>
+            <w:pPr>
+              <w:jc w:val="left"/>
+            </w:pPr>
+            <w:r>
+              <w:rPr>
+                <w:rFonts w:ascii="TimeNewRoman" w:hAnsi="TimeNewRoman"/>
+                <w:sz w:val="30"/>
+              </w:rPr>
+              <w:t>46-7=</w:t>
+            </w:r>
+          </w:p>
+        </w:tc>
+        <w:tc>
+          <w:tcPr>
+            <w:tcW w:type="dxa" w:w="1987"/>
+          </w:tcPr>
+          <w:p>
+            <w:pPr>
+              <w:jc w:val="left"/>
+            </w:pPr>
+            <w:r>
+              <w:rPr>
+                <w:rFonts w:ascii="TimeNewRoman" w:hAnsi="TimeNewRoman"/>
+                <w:sz w:val="30"/>
+              </w:rPr>
+              <w:t>51-20=</w:t>
+            </w:r>
+          </w:p>
+        </w:tc>
+        <w:tc>
+          <w:tcPr>
+            <w:tcW w:type="dxa" w:w="1987"/>
+          </w:tcPr>
+          <w:p>
+            <w:pPr>
+              <w:jc w:val="left"/>
+            </w:pPr>
+            <w:r>
+              <w:rPr>
+                <w:rFonts w:ascii="TimeNewRoman" w:hAnsi="TimeNewRoman"/>
+                <w:sz w:val="30"/>
+              </w:rPr>
+              <w:t>27+18=</w:t>
+            </w:r>
+          </w:p>
+        </w:tc>
+        <w:tc>
+          <w:tcPr>
+            <w:tcW w:type="dxa" w:w="1987"/>
+          </w:tcPr>
+          <w:p>
+            <w:pPr>
+              <w:jc w:val="left"/>
+            </w:pPr>
+            <w:r>
+              <w:rPr>
+                <w:rFonts w:ascii="TimeNewRoman" w:hAnsi="TimeNewRoman"/>
+                <w:sz w:val="30"/>
+              </w:rPr>
+              <w:t>80+5=</w:t>
+            </w:r>
+          </w:p>
+        </w:tc>
+      </w:tr>
+      <w:tr>
+        <w:tc>
+          <w:tcPr>
+            <w:tcW w:type="dxa" w:w="1987"/>
+          </w:tcPr>
+          <w:p>
+            <w:pPr>
+              <w:jc w:val="left"/>
+            </w:pPr>
+            <w:r>
+              <w:rPr>
+                <w:rFonts w:ascii="TimeNewRoman" w:hAnsi="TimeNewRoman"/>
+                <w:sz w:val="30"/>
+              </w:rPr>
+              <w:t>97-17=</w:t>
+            </w:r>
+          </w:p>
+        </w:tc>
+        <w:tc>
+          <w:tcPr>
+            <w:tcW w:type="dxa" w:w="1987"/>
+          </w:tcPr>
+          <w:p>
+            <w:pPr>
+              <w:jc w:val="left"/>
+            </w:pPr>
+            <w:r>
+              <w:rPr>
+                <w:rFonts w:ascii="TimeNewRoman" w:hAnsi="TimeNewRoman"/>
+                <w:sz w:val="30"/>
+              </w:rPr>
+              <w:t>3+15=</w:t>
+            </w:r>
+          </w:p>
+        </w:tc>
+        <w:tc>
+          <w:tcPr>
+            <w:tcW w:type="dxa" w:w="1987"/>
+          </w:tcPr>
+          <w:p>
+            <w:pPr>
+              <w:jc w:val="left"/>
+            </w:pPr>
+            <w:r>
+              <w:rPr>
+                <w:rFonts w:ascii="TimeNewRoman" w:hAnsi="TimeNewRoman"/>
+                <w:sz w:val="30"/>
+              </w:rPr>
+              <w:t>59-26=</w:t>
+            </w:r>
+          </w:p>
+        </w:tc>
+        <w:tc>
+          <w:tcPr>
+            <w:tcW w:type="dxa" w:w="1987"/>
+          </w:tcPr>
+          <w:p>
+            <w:pPr>
+              <w:jc w:val="left"/>
+            </w:pPr>
+            <w:r>
+              <w:rPr>
+                <w:rFonts w:ascii="TimeNewRoman" w:hAnsi="TimeNewRoman"/>
+                <w:sz w:val="30"/>
+              </w:rPr>
+              <w:t>19+32=</w:t>
+            </w:r>
+          </w:p>
+        </w:tc>
+        <w:tc>
+          <w:tcPr>
+            <w:tcW w:type="dxa" w:w="1987"/>
+          </w:tcPr>
+          <w:p>
+            <w:pPr>
+              <w:jc w:val="left"/>
+            </w:pPr>
+            <w:r>
+              <w:rPr>
+                <w:rFonts w:ascii="TimeNewRoman" w:hAnsi="TimeNewRoman"/>
+                <w:sz w:val="30"/>
+              </w:rPr>
+              <w:t>5+89=</w:t>
+            </w:r>
+          </w:p>
+        </w:tc>
+      </w:tr>
+      <w:tr>
+        <w:tc>
+          <w:tcPr>
+            <w:tcW w:type="dxa" w:w="1987"/>
+          </w:tcPr>
+          <w:p>
+            <w:pPr>
+              <w:jc w:val="left"/>
+            </w:pPr>
+            <w:r>
+              <w:rPr>
+                <w:rFonts w:ascii="TimeNewRoman" w:hAnsi="TimeNewRoman"/>
+                <w:sz w:val="30"/>
+              </w:rPr>
+              <w:t>74+12=</w:t>
+            </w:r>
+          </w:p>
+        </w:tc>
+        <w:tc>
+          <w:tcPr>
+            <w:tcW w:type="dxa" w:w="1987"/>
+          </w:tcPr>
+          <w:p>
+            <w:pPr>
+              <w:jc w:val="left"/>
+            </w:pPr>
+            <w:r>
+              <w:rPr>
+                <w:rFonts w:ascii="TimeNewRoman" w:hAnsi="TimeNewRoman"/>
+                <w:sz w:val="30"/>
+              </w:rPr>
+              <w:t>49+29=</w:t>
+            </w:r>
+          </w:p>
+        </w:tc>
+        <w:tc>
+          <w:tcPr>
+            <w:tcW w:type="dxa" w:w="1987"/>
+          </w:tcPr>
+          <w:p>
+            <w:pPr>
+              <w:jc w:val="left"/>
+            </w:pPr>
+            <w:r>
+              <w:rPr>
+                <w:rFonts w:ascii="TimeNewRoman" w:hAnsi="TimeNewRoman"/>
+                <w:sz w:val="30"/>
+              </w:rPr>
+              <w:t>31+51=</w:t>
+            </w:r>
+          </w:p>
+        </w:tc>
+        <w:tc>
+          <w:tcPr>
+            <w:tcW w:type="dxa" w:w="1987"/>
+          </w:tcPr>
+          <w:p>
+            <w:pPr>
+              <w:jc w:val="left"/>
+            </w:pPr>
+            <w:r>
+              <w:rPr>
+                <w:rFonts w:ascii="TimeNewRoman" w:hAnsi="TimeNewRoman"/>
+                <w:sz w:val="30"/>
+              </w:rPr>
+              <w:t>10+88=</w:t>
+            </w:r>
+          </w:p>
+        </w:tc>
+        <w:tc>
+          <w:tcPr>
+            <w:tcW w:type="dxa" w:w="1987"/>
+          </w:tcPr>
+          <w:p>
+            <w:pPr>
+              <w:jc w:val="left"/>
+            </w:pPr>
+            <w:r>
+              <w:rPr>
+                <w:rFonts w:ascii="TimeNewRoman" w:hAnsi="TimeNewRoman"/>
+                <w:sz w:val="30"/>
+              </w:rPr>
+              <w:t>84+3=</w:t>
+            </w:r>
+          </w:p>
+        </w:tc>
+      </w:tr>
+      <w:tr>
+        <w:tc>
+          <w:tcPr>
+            <w:tcW w:type="dxa" w:w="1987"/>
+          </w:tcPr>
+          <w:p>
+            <w:pPr>
+              <w:jc w:val="left"/>
+            </w:pPr>
+            <w:r>
+              <w:rPr>
+                <w:rFonts w:ascii="TimeNewRoman" w:hAnsi="TimeNewRoman"/>
+                <w:sz w:val="30"/>
+              </w:rPr>
+              <w:t>96-6=</w:t>
+            </w:r>
+          </w:p>
+        </w:tc>
+        <w:tc>
+          <w:tcPr>
+            <w:tcW w:type="dxa" w:w="1987"/>
+          </w:tcPr>
+          <w:p>
+            <w:pPr>
+              <w:jc w:val="left"/>
+            </w:pPr>
+            <w:r>
+              <w:rPr>
+                <w:rFonts w:ascii="TimeNewRoman" w:hAnsi="TimeNewRoman"/>
+                <w:sz w:val="30"/>
+              </w:rPr>
+              <w:t>52-18=</w:t>
+            </w:r>
+          </w:p>
+        </w:tc>
+        <w:tc>
+          <w:tcPr>
+            <w:tcW w:type="dxa" w:w="1987"/>
+          </w:tcPr>
+          <w:p>
+            <w:pPr>
+              <w:jc w:val="left"/>
+            </w:pPr>
+            <w:r>
+              <w:rPr>
+                <w:rFonts w:ascii="TimeNewRoman" w:hAnsi="TimeNewRoman"/>
+                <w:sz w:val="30"/>
+              </w:rPr>
+              <w:t>94-82=</w:t>
+            </w:r>
+          </w:p>
+        </w:tc>
+        <w:tc>
+          <w:tcPr>
+            <w:tcW w:type="dxa" w:w="1987"/>
+          </w:tcPr>
+          <w:p>
+            <w:pPr>
+              <w:jc w:val="left"/>
+            </w:pPr>
+            <w:r>
+              <w:rPr>
+                <w:rFonts w:ascii="TimeNewRoman" w:hAnsi="TimeNewRoman"/>
+                <w:sz w:val="30"/>
+              </w:rPr>
+              <w:t>80-25=</w:t>
+            </w:r>
+          </w:p>
+        </w:tc>
+        <w:tc>
+          <w:tcPr>
+            <w:tcW w:type="dxa" w:w="1987"/>
+          </w:tcPr>
+          <w:p>
+            <w:pPr>
+              <w:jc w:val="left"/>
+            </w:pPr>
+            <w:r>
+              <w:rPr>
+                <w:rFonts w:ascii="TimeNewRoman" w:hAnsi="TimeNewRoman"/>
+                <w:sz w:val="30"/>
+              </w:rPr>
+              <w:t>86-4=</w:t>
+            </w:r>
+          </w:p>
+        </w:tc>
+      </w:tr>
+      <w:tr>
+        <w:tc>
+          <w:tcPr>
+            <w:tcW w:type="dxa" w:w="1987"/>
+          </w:tcPr>
+          <w:p>
+            <w:pPr>
+              <w:jc w:val="left"/>
+            </w:pPr>
+            <w:r>
+              <w:rPr>
+                <w:rFonts w:ascii="TimeNewRoman" w:hAnsi="TimeNewRoman"/>
+                <w:sz w:val="30"/>
+              </w:rPr>
+              <w:t>25+52=</w:t>
+            </w:r>
+          </w:p>
+        </w:tc>
+        <w:tc>
+          <w:tcPr>
+            <w:tcW w:type="dxa" w:w="1987"/>
+          </w:tcPr>
+          <w:p>
+            <w:pPr>
+              <w:jc w:val="left"/>
+            </w:pPr>
+            <w:r>
+              <w:rPr>
+                <w:rFonts w:ascii="TimeNewRoman" w:hAnsi="TimeNewRoman"/>
+                <w:sz w:val="30"/>
+              </w:rPr>
+              <w:t>14-11=</w:t>
+            </w:r>
+          </w:p>
+        </w:tc>
+        <w:tc>
+          <w:tcPr>
+            <w:tcW w:type="dxa" w:w="1987"/>
+          </w:tcPr>
+          <w:p>
+            <w:pPr>
+              <w:jc w:val="left"/>
+            </w:pPr>
+            <w:r>
+              <w:rPr>
+                <w:rFonts w:ascii="TimeNewRoman" w:hAnsi="TimeNewRoman"/>
+                <w:sz w:val="30"/>
+              </w:rPr>
+              <w:t>49+29=</w:t>
+            </w:r>
+          </w:p>
+        </w:tc>
+        <w:tc>
+          <w:tcPr>
+            <w:tcW w:type="dxa" w:w="1987"/>
+          </w:tcPr>
+          <w:p>
+            <w:pPr>
+              <w:jc w:val="left"/>
+            </w:pPr>
+            <w:r>
+              <w:rPr>
+                <w:rFonts w:ascii="TimeNewRoman" w:hAnsi="TimeNewRoman"/>
+                <w:sz w:val="30"/>
+              </w:rPr>
+              <w:t>5+53=</w:t>
+            </w:r>
+          </w:p>
+        </w:tc>
+        <w:tc>
+          <w:tcPr>
+            <w:tcW w:type="dxa" w:w="1987"/>
+          </w:tcPr>
+          <w:p>
+            <w:pPr>
+              <w:jc w:val="left"/>
+            </w:pPr>
+            <w:r>
+              <w:rPr>
+                <w:rFonts w:ascii="TimeNewRoman" w:hAnsi="TimeNewRoman"/>
+                <w:sz w:val="30"/>
+              </w:rPr>
+              <w:t>53-32=</w:t>
+            </w:r>
+          </w:p>
+        </w:tc>
+      </w:tr>
+      <w:tr>
+        <w:tc>
+          <w:tcPr>
+            <w:tcW w:type="dxa" w:w="1987"/>
+          </w:tcPr>
+          <w:p>
+            <w:pPr>
+              <w:jc w:val="left"/>
+            </w:pPr>
+            <w:r>
+              <w:rPr>
+                <w:rFonts w:ascii="TimeNewRoman" w:hAnsi="TimeNewRoman"/>
+                <w:sz w:val="30"/>
+              </w:rPr>
+              <w:t>99-58=</w:t>
+            </w:r>
+          </w:p>
+        </w:tc>
+        <w:tc>
+          <w:tcPr>
+            <w:tcW w:type="dxa" w:w="1987"/>
+          </w:tcPr>
+          <w:p>
+            <w:pPr>
+              <w:jc w:val="left"/>
+            </w:pPr>
+            <w:r>
+              <w:rPr>
+                <w:rFonts w:ascii="TimeNewRoman" w:hAnsi="TimeNewRoman"/>
+                <w:sz w:val="30"/>
+              </w:rPr>
+              <w:t>16+80=</w:t>
+            </w:r>
+          </w:p>
+        </w:tc>
+        <w:tc>
+          <w:tcPr>
+            <w:tcW w:type="dxa" w:w="1987"/>
+          </w:tcPr>
+          <w:p>
+            <w:pPr>
+              <w:jc w:val="left"/>
+            </w:pPr>
+            <w:r>
+              <w:rPr>
+                <w:rFonts w:ascii="TimeNewRoman" w:hAnsi="TimeNewRoman"/>
+                <w:sz w:val="30"/>
+              </w:rPr>
+              <w:t>74+16=</w:t>
+            </w:r>
+          </w:p>
+        </w:tc>
+        <w:tc>
+          <w:tcPr>
+            <w:tcW w:type="dxa" w:w="1987"/>
+          </w:tcPr>
+          <w:p>
+            <w:pPr>
+              <w:jc w:val="left"/>
+            </w:pPr>
+            <w:r>
+              <w:rPr>
+                <w:rFonts w:ascii="TimeNewRoman" w:hAnsi="TimeNewRoman"/>
+                <w:sz w:val="30"/>
+              </w:rPr>
+              <w:t>44-11=</w:t>
+            </w:r>
+          </w:p>
+        </w:tc>
+        <w:tc>
+          <w:tcPr>
+            <w:tcW w:type="dxa" w:w="1987"/>
+          </w:tcPr>
+          <w:p>
+            <w:pPr>
+              <w:jc w:val="left"/>
+            </w:pPr>
+            <w:r>
+              <w:rPr>
+                <w:rFonts w:ascii="TimeNewRoman" w:hAnsi="TimeNewRoman"/>
+                <w:sz w:val="30"/>
+              </w:rPr>
+              <w:t>46-35=</w:t>
+            </w:r>
+          </w:p>
+        </w:tc>
+      </w:tr>
+      <w:tr>
+        <w:tc>
+          <w:tcPr>
+            <w:tcW w:type="dxa" w:w="1987"/>
+          </w:tcPr>
+          <w:p>
+            <w:pPr>
+              <w:jc w:val="left"/>
+            </w:pPr>
+            <w:r>
+              <w:rPr>
+                <w:rFonts w:ascii="TimeNewRoman" w:hAnsi="TimeNewRoman"/>
+                <w:sz w:val="30"/>
+              </w:rPr>
+              <w:t>58-9=</w:t>
+            </w:r>
+          </w:p>
+        </w:tc>
+        <w:tc>
+          <w:tcPr>
+            <w:tcW w:type="dxa" w:w="1987"/>
+          </w:tcPr>
+          <w:p>
+            <w:pPr>
+              <w:jc w:val="left"/>
+            </w:pPr>
+            <w:r>
+              <w:rPr>
+                <w:rFonts w:ascii="TimeNewRoman" w:hAnsi="TimeNewRoman"/>
+                <w:sz w:val="30"/>
+              </w:rPr>
+              <w:t>19-12=</w:t>
+            </w:r>
+          </w:p>
+        </w:tc>
+        <w:tc>
+          <w:tcPr>
+            <w:tcW w:type="dxa" w:w="1987"/>
+          </w:tcPr>
+          <w:p>
+            <w:pPr>
+              <w:jc w:val="left"/>
+            </w:pPr>
+            <w:r>
+              <w:rPr>
+                <w:rFonts w:ascii="TimeNewRoman" w:hAnsi="TimeNewRoman"/>
+                <w:sz w:val="30"/>
+              </w:rPr>
+              <w:t>64-44=</w:t>
+            </w:r>
+          </w:p>
+        </w:tc>
+        <w:tc>
+          <w:tcPr>
+            <w:tcW w:type="dxa" w:w="1987"/>
+          </w:tcPr>
+          <w:p>
+            <w:pPr>
+              <w:jc w:val="left"/>
+            </w:pPr>
+            <w:r>
+              <w:rPr>
+                <w:rFonts w:ascii="TimeNewRoman" w:hAnsi="TimeNewRoman"/>
+                <w:sz w:val="30"/>
+              </w:rPr>
+              <w:t>28+25=</w:t>
+            </w:r>
+          </w:p>
+        </w:tc>
+        <w:tc>
+          <w:tcPr>
+            <w:tcW w:type="dxa" w:w="1987"/>
+          </w:tcPr>
+          <w:p>
+            <w:pPr>
+              <w:jc w:val="left"/>
+            </w:pPr>
+            <w:r>
+              <w:rPr>
+                <w:rFonts w:ascii="TimeNewRoman" w:hAnsi="TimeNewRoman"/>
+                <w:sz w:val="30"/>
+              </w:rPr>
+              <w:t>62-59=</w:t>
+            </w:r>
+          </w:p>
+        </w:tc>
+      </w:tr>
+      <w:tr>
+        <w:tc>
+          <w:tcPr>
+            <w:tcW w:type="dxa" w:w="1987"/>
+          </w:tcPr>
+          <w:p>
+            <w:pPr>
+              <w:jc w:val="left"/>
+            </w:pPr>
+            <w:r>
+              <w:rPr>
+                <w:rFonts w:ascii="TimeNewRoman" w:hAnsi="TimeNewRoman"/>
+                <w:sz w:val="30"/>
+              </w:rPr>
+              <w:t>46-41=</w:t>
+            </w:r>
+          </w:p>
+        </w:tc>
+        <w:tc>
+          <w:tcPr>
+            <w:tcW w:type="dxa" w:w="1987"/>
+          </w:tcPr>
+          <w:p>
+            <w:pPr>
+              <w:jc w:val="left"/>
+            </w:pPr>
+            <w:r>
+              <w:rPr>
+                <w:rFonts w:ascii="TimeNewRoman" w:hAnsi="TimeNewRoman"/>
+                <w:sz w:val="30"/>
+              </w:rPr>
+              <w:t>16+28=</w:t>
+            </w:r>
+          </w:p>
+        </w:tc>
+        <w:tc>
+          <w:tcPr>
+            <w:tcW w:type="dxa" w:w="1987"/>
+          </w:tcPr>
+          <w:p>
+            <w:pPr>
+              <w:jc w:val="left"/>
+            </w:pPr>
+            <w:r>
+              <w:rPr>
+                <w:rFonts w:ascii="TimeNewRoman" w:hAnsi="TimeNewRoman"/>
+                <w:sz w:val="30"/>
+              </w:rPr>
+              <w:t>44-34=</w:t>
+            </w:r>
+          </w:p>
+        </w:tc>
+        <w:tc>
+          <w:tcPr>
+            <w:tcW w:type="dxa" w:w="1987"/>
+          </w:tcPr>
+          <w:p>
+            <w:pPr>
+              <w:jc w:val="left"/>
+            </w:pPr>
+            <w:r>
+              <w:rPr>
+                <w:rFonts w:ascii="TimeNewRoman" w:hAnsi="TimeNewRoman"/>
+                <w:sz w:val="30"/>
+              </w:rPr>
+              <w:t>15+7=</w:t>
+            </w:r>
+          </w:p>
+        </w:tc>
+        <w:tc>
+          <w:tcPr>
+            <w:tcW w:type="dxa" w:w="1987"/>
+          </w:tcPr>
+          <w:p>
+            <w:pPr>
+              <w:jc w:val="left"/>
+            </w:pPr>
+            <w:r>
+              <w:rPr>
+                <w:rFonts w:ascii="TimeNewRoman" w:hAnsi="TimeNewRoman"/>
+                <w:sz w:val="30"/>
+              </w:rPr>
+              <w:t>9+73=</w:t>
+            </w:r>
+          </w:p>
+        </w:tc>
+      </w:tr>
+      <w:tr>
+        <w:tc>
+          <w:tcPr>
+            <w:tcW w:type="dxa" w:w="1987"/>
+          </w:tcPr>
+          <w:p>
+            <w:pPr>
+              <w:jc w:val="left"/>
+            </w:pPr>
+            <w:r>
+              <w:rPr>
+                <w:rFonts w:ascii="TimeNewRoman" w:hAnsi="TimeNewRoman"/>
+                <w:sz w:val="30"/>
+              </w:rPr>
+              <w:t>89-59=</w:t>
+            </w:r>
+          </w:p>
+        </w:tc>
+        <w:tc>
+          <w:tcPr>
+            <w:tcW w:type="dxa" w:w="1987"/>
+          </w:tcPr>
+          <w:p>
+            <w:pPr>
+              <w:jc w:val="left"/>
+            </w:pPr>
+            <w:r>
+              <w:rPr>
+                <w:rFonts w:ascii="TimeNewRoman" w:hAnsi="TimeNewRoman"/>
+                <w:sz w:val="30"/>
+              </w:rPr>
+              <w:t>22+25=</w:t>
+            </w:r>
+          </w:p>
+        </w:tc>
+        <w:tc>
+          <w:tcPr>
+            <w:tcW w:type="dxa" w:w="1987"/>
+          </w:tcPr>
+          <w:p>
+            <w:pPr>
+              <w:jc w:val="left"/>
+            </w:pPr>
+            <w:r>
+              <w:rPr>
+                <w:rFonts w:ascii="TimeNewRoman" w:hAnsi="TimeNewRoman"/>
+                <w:sz w:val="30"/>
+              </w:rPr>
+              <w:t>50+6=</w:t>
+            </w:r>
+          </w:p>
+        </w:tc>
+        <w:tc>
+          <w:tcPr>
+            <w:tcW w:type="dxa" w:w="1987"/>
+          </w:tcPr>
+          <w:p>
+            <w:pPr>
+              <w:jc w:val="left"/>
+            </w:pPr>
+            <w:r>
+              <w:rPr>
+                <w:rFonts w:ascii="TimeNewRoman" w:hAnsi="TimeNewRoman"/>
+                <w:sz w:val="30"/>
+              </w:rPr>
+              <w:t>10+24=</w:t>
+            </w:r>
+          </w:p>
+        </w:tc>
+        <w:tc>
+          <w:tcPr>
+            <w:tcW w:type="dxa" w:w="1987"/>
+          </w:tcPr>
+          <w:p>
+            <w:pPr>
+              <w:jc w:val="left"/>
+            </w:pPr>
+            <w:r>
+              <w:rPr>
+                <w:rFonts w:ascii="TimeNewRoman" w:hAnsi="TimeNewRoman"/>
+                <w:sz w:val="30"/>
+              </w:rPr>
+              <w:t>77-51=</w:t>
+            </w:r>
+          </w:p>
+        </w:tc>
+      </w:tr>
+      <w:tr>
+        <w:tc>
+          <w:tcPr>
+            <w:tcW w:type="dxa" w:w="1987"/>
+          </w:tcPr>
+          <w:p>
+            <w:pPr>
+              <w:jc w:val="left"/>
+            </w:pPr>
+            <w:r>
+              <w:rPr>
+                <w:rFonts w:ascii="TimeNewRoman" w:hAnsi="TimeNewRoman"/>
+                <w:sz w:val="30"/>
+              </w:rPr>
+              <w:t>28+13=</w:t>
+            </w:r>
+          </w:p>
+        </w:tc>
+        <w:tc>
+          <w:tcPr>
+            <w:tcW w:type="dxa" w:w="1987"/>
+          </w:tcPr>
+          <w:p>
+            <w:pPr>
+              <w:jc w:val="left"/>
+            </w:pPr>
+            <w:r>
+              <w:rPr>
+                <w:rFonts w:ascii="TimeNewRoman" w:hAnsi="TimeNewRoman"/>
+                <w:sz w:val="30"/>
+              </w:rPr>
+              <w:t>64-25=</w:t>
+            </w:r>
+          </w:p>
+        </w:tc>
+        <w:tc>
+          <w:tcPr>
+            <w:tcW w:type="dxa" w:w="1987"/>
+          </w:tcPr>
+          <w:p>
+            <w:pPr>
+              <w:jc w:val="left"/>
+            </w:pPr>
+            <w:r>
+              <w:rPr>
+                <w:rFonts w:ascii="TimeNewRoman" w:hAnsi="TimeNewRoman"/>
+                <w:sz w:val="30"/>
+              </w:rPr>
+              <w:t>66+33=</w:t>
+            </w:r>
+          </w:p>
+        </w:tc>
+        <w:tc>
+          <w:tcPr>
+            <w:tcW w:type="dxa" w:w="1987"/>
+          </w:tcPr>
+          <w:p>
+            <w:pPr>
+              <w:jc w:val="left"/>
+            </w:pPr>
+            <w:r>
+              <w:rPr>
+                <w:rFonts w:ascii="TimeNewRoman" w:hAnsi="TimeNewRoman"/>
+                <w:sz w:val="30"/>
+              </w:rPr>
+              <w:t>2+34=</w:t>
+            </w:r>
+          </w:p>
+        </w:tc>
+        <w:tc>
+          <w:tcPr>
+            <w:tcW w:type="dxa" w:w="1987"/>
+          </w:tcPr>
+          <w:p>
+            <w:pPr>
+              <w:jc w:val="left"/>
+            </w:pPr>
+            <w:r>
+              <w:rPr>
+                <w:rFonts w:ascii="TimeNewRoman" w:hAnsi="TimeNewRoman"/>
+                <w:sz w:val="30"/>
+              </w:rPr>
+              <w:t>37+56=</w:t>
+            </w:r>
+          </w:p>
+        </w:tc>
+      </w:tr>
+      <w:tr>
+        <w:tc>
+          <w:tcPr>
+            <w:tcW w:type="dxa" w:w="1987"/>
+          </w:tcPr>
+          <w:p>
+            <w:pPr>
+              <w:jc w:val="left"/>
+            </w:pPr>
+            <w:r>
+              <w:rPr>
+                <w:rFonts w:ascii="TimeNewRoman" w:hAnsi="TimeNewRoman"/>
+                <w:sz w:val="30"/>
+              </w:rPr>
+              <w:t>41-30=</w:t>
+            </w:r>
+          </w:p>
+        </w:tc>
+        <w:tc>
+          <w:tcPr>
+            <w:tcW w:type="dxa" w:w="1987"/>
+          </w:tcPr>
+          <w:p>
+            <w:pPr>
+              <w:jc w:val="left"/>
+            </w:pPr>
+            <w:r>
+              <w:rPr>
+                <w:rFonts w:ascii="TimeNewRoman" w:hAnsi="TimeNewRoman"/>
+                <w:sz w:val="30"/>
+              </w:rPr>
+              <w:t>16-14=</w:t>
+            </w:r>
+          </w:p>
+        </w:tc>
+        <w:tc>
+          <w:tcPr>
+            <w:tcW w:type="dxa" w:w="1987"/>
+          </w:tcPr>
+          <w:p>
+            <w:pPr>
+              <w:jc w:val="left"/>
+            </w:pPr>
+            <w:r>
+              <w:rPr>
+                <w:rFonts w:ascii="TimeNewRoman" w:hAnsi="TimeNewRoman"/>
+                <w:sz w:val="30"/>
+              </w:rPr>
+              <w:t>91-23=</w:t>
+            </w:r>
+          </w:p>
+        </w:tc>
+        <w:tc>
+          <w:tcPr>
+            <w:tcW w:type="dxa" w:w="1987"/>
+          </w:tcPr>
+          <w:p>
+            <w:pPr>
+              <w:jc w:val="left"/>
+            </w:pPr>
+            <w:r>
+              <w:rPr>
+                <w:rFonts w:ascii="TimeNewRoman" w:hAnsi="TimeNewRoman"/>
+                <w:sz w:val="30"/>
+              </w:rPr>
+              <w:t>88-54=</w:t>
+            </w:r>
+          </w:p>
+        </w:tc>
+        <w:tc>
+          <w:tcPr>
+            <w:tcW w:type="dxa" w:w="1987"/>
+          </w:tcPr>
+          <w:p>
+            <w:pPr>
+              <w:jc w:val="left"/>
+            </w:pPr>
+            <w:r>
+              <w:rPr>
+                <w:rFonts w:ascii="TimeNewRoman" w:hAnsi="TimeNewRoman"/>
+                <w:sz w:val="30"/>
+              </w:rPr>
+              <w:t>36-20=</w:t>
+            </w:r>
+          </w:p>
+        </w:tc>
+      </w:tr>
+      <w:tr>
+        <w:tc>
+          <w:tcPr>
+            <w:tcW w:type="dxa" w:w="1987"/>
+          </w:tcPr>
+          <w:p>
+            <w:pPr>
+              <w:jc w:val="left"/>
+            </w:pPr>
+            <w:r>
+              <w:rPr>
+                <w:rFonts w:ascii="TimeNewRoman" w:hAnsi="TimeNewRoman"/>
+                <w:sz w:val="30"/>
+              </w:rPr>
+              <w:t>81-1=</w:t>
             </w:r>
           </w:p>
         </w:tc>
@@ -108,26 +1727,7 @@
                 <w:rFonts w:ascii="TimeNewRoman" w:hAnsi="TimeNewRoman"/>
                 <w:sz w:val="30"/>
               </w:rPr>
-              <w:t>90-7=</w:t>
-            </w:r>
-          </w:p>
-        </w:tc>
-      </w:tr>
-      <w:tr>
-        <w:tc>
-          <w:tcPr>
-            <w:tcW w:type="dxa" w:w="1987"/>
-          </w:tcPr>
-          <w:p>
-            <w:pPr>
-              <w:jc w:val="left"/>
-            </w:pPr>
-            <w:r>
-              <w:rPr>
-                <w:rFonts w:ascii="TimeNewRoman" w:hAnsi="TimeNewRoman"/>
-                <w:sz w:val="30"/>
-              </w:rPr>
-              <w:t>71-64=</w:t>
+              <w:t>36+3=</w:t>
             </w:r>
           </w:p>
         </w:tc>
@@ -144,7 +1744,7 @@
                 <w:rFonts w:ascii="TimeNewRoman" w:hAnsi="TimeNewRoman"/>
                 <w:sz w:val="30"/>
               </w:rPr>
-              <w:t>3+44=</w:t>
+              <w:t>42-20=</w:t>
             </w:r>
           </w:p>
         </w:tc>
@@ -161,1607 +1761,7 @@
                 <w:rFonts w:ascii="TimeNewRoman" w:hAnsi="TimeNewRoman"/>
                 <w:sz w:val="30"/>
               </w:rPr>
-              <w:t>19+21=</w:t>
-            </w:r>
-          </w:p>
-        </w:tc>
-        <w:tc>
-          <w:tcPr>
-            <w:tcW w:type="dxa" w:w="1987"/>
-          </w:tcPr>
-          <w:p>
-            <w:pPr>
-              <w:jc w:val="left"/>
-            </w:pPr>
-            <w:r>
-              <w:rPr>
-                <w:rFonts w:ascii="TimeNewRoman" w:hAnsi="TimeNewRoman"/>
-                <w:sz w:val="30"/>
-              </w:rPr>
-              <w:t>72+0=</w:t>
-            </w:r>
-          </w:p>
-        </w:tc>
-        <w:tc>
-          <w:tcPr>
-            <w:tcW w:type="dxa" w:w="1987"/>
-          </w:tcPr>
-          <w:p>
-            <w:pPr>
-              <w:jc w:val="left"/>
-            </w:pPr>
-            <w:r>
-              <w:rPr>
-                <w:rFonts w:ascii="TimeNewRoman" w:hAnsi="TimeNewRoman"/>
-                <w:sz w:val="30"/>
-              </w:rPr>
-              <w:t>82-38=</w:t>
-            </w:r>
-          </w:p>
-        </w:tc>
-      </w:tr>
-      <w:tr>
-        <w:tc>
-          <w:tcPr>
-            <w:tcW w:type="dxa" w:w="1987"/>
-          </w:tcPr>
-          <w:p>
-            <w:pPr>
-              <w:jc w:val="left"/>
-            </w:pPr>
-            <w:r>
-              <w:rPr>
-                <w:rFonts w:ascii="TimeNewRoman" w:hAnsi="TimeNewRoman"/>
-                <w:sz w:val="30"/>
-              </w:rPr>
-              <w:t>75-70=</w:t>
-            </w:r>
-          </w:p>
-        </w:tc>
-        <w:tc>
-          <w:tcPr>
-            <w:tcW w:type="dxa" w:w="1987"/>
-          </w:tcPr>
-          <w:p>
-            <w:pPr>
-              <w:jc w:val="left"/>
-            </w:pPr>
-            <w:r>
-              <w:rPr>
-                <w:rFonts w:ascii="TimeNewRoman" w:hAnsi="TimeNewRoman"/>
-                <w:sz w:val="30"/>
-              </w:rPr>
-              <w:t>8+70=</w:t>
-            </w:r>
-          </w:p>
-        </w:tc>
-        <w:tc>
-          <w:tcPr>
-            <w:tcW w:type="dxa" w:w="1987"/>
-          </w:tcPr>
-          <w:p>
-            <w:pPr>
-              <w:jc w:val="left"/>
-            </w:pPr>
-            <w:r>
-              <w:rPr>
-                <w:rFonts w:ascii="TimeNewRoman" w:hAnsi="TimeNewRoman"/>
-                <w:sz w:val="30"/>
-              </w:rPr>
-              <w:t>2+18=</w:t>
-            </w:r>
-          </w:p>
-        </w:tc>
-        <w:tc>
-          <w:tcPr>
-            <w:tcW w:type="dxa" w:w="1987"/>
-          </w:tcPr>
-          <w:p>
-            <w:pPr>
-              <w:jc w:val="left"/>
-            </w:pPr>
-            <w:r>
-              <w:rPr>
-                <w:rFonts w:ascii="TimeNewRoman" w:hAnsi="TimeNewRoman"/>
-                <w:sz w:val="30"/>
-              </w:rPr>
-              <w:t>18+27=</w:t>
-            </w:r>
-          </w:p>
-        </w:tc>
-        <w:tc>
-          <w:tcPr>
-            <w:tcW w:type="dxa" w:w="1987"/>
-          </w:tcPr>
-          <w:p>
-            <w:pPr>
-              <w:jc w:val="left"/>
-            </w:pPr>
-            <w:r>
-              <w:rPr>
-                <w:rFonts w:ascii="TimeNewRoman" w:hAnsi="TimeNewRoman"/>
-                <w:sz w:val="30"/>
-              </w:rPr>
-              <w:t>55-48=</w:t>
-            </w:r>
-          </w:p>
-        </w:tc>
-      </w:tr>
-      <w:tr>
-        <w:tc>
-          <w:tcPr>
-            <w:tcW w:type="dxa" w:w="1987"/>
-          </w:tcPr>
-          <w:p>
-            <w:pPr>
-              <w:jc w:val="left"/>
-            </w:pPr>
-            <w:r>
-              <w:rPr>
-                <w:rFonts w:ascii="TimeNewRoman" w:hAnsi="TimeNewRoman"/>
-                <w:sz w:val="30"/>
-              </w:rPr>
-              <w:t>3+89=</w:t>
-            </w:r>
-          </w:p>
-        </w:tc>
-        <w:tc>
-          <w:tcPr>
-            <w:tcW w:type="dxa" w:w="1987"/>
-          </w:tcPr>
-          <w:p>
-            <w:pPr>
-              <w:jc w:val="left"/>
-            </w:pPr>
-            <w:r>
-              <w:rPr>
-                <w:rFonts w:ascii="TimeNewRoman" w:hAnsi="TimeNewRoman"/>
-                <w:sz w:val="30"/>
-              </w:rPr>
-              <w:t>16+68=</w:t>
-            </w:r>
-          </w:p>
-        </w:tc>
-        <w:tc>
-          <w:tcPr>
-            <w:tcW w:type="dxa" w:w="1987"/>
-          </w:tcPr>
-          <w:p>
-            <w:pPr>
-              <w:jc w:val="left"/>
-            </w:pPr>
-            <w:r>
-              <w:rPr>
-                <w:rFonts w:ascii="TimeNewRoman" w:hAnsi="TimeNewRoman"/>
-                <w:sz w:val="30"/>
-              </w:rPr>
-              <w:t>15+18=</w:t>
-            </w:r>
-          </w:p>
-        </w:tc>
-        <w:tc>
-          <w:tcPr>
-            <w:tcW w:type="dxa" w:w="1987"/>
-          </w:tcPr>
-          <w:p>
-            <w:pPr>
-              <w:jc w:val="left"/>
-            </w:pPr>
-            <w:r>
-              <w:rPr>
-                <w:rFonts w:ascii="TimeNewRoman" w:hAnsi="TimeNewRoman"/>
-                <w:sz w:val="30"/>
-              </w:rPr>
-              <w:t>19+11=</w:t>
-            </w:r>
-          </w:p>
-        </w:tc>
-        <w:tc>
-          <w:tcPr>
-            <w:tcW w:type="dxa" w:w="1987"/>
-          </w:tcPr>
-          <w:p>
-            <w:pPr>
-              <w:jc w:val="left"/>
-            </w:pPr>
-            <w:r>
-              <w:rPr>
-                <w:rFonts w:ascii="TimeNewRoman" w:hAnsi="TimeNewRoman"/>
-                <w:sz w:val="30"/>
-              </w:rPr>
-              <w:t>65-3=</w:t>
-            </w:r>
-          </w:p>
-        </w:tc>
-      </w:tr>
-      <w:tr>
-        <w:tc>
-          <w:tcPr>
-            <w:tcW w:type="dxa" w:w="1987"/>
-          </w:tcPr>
-          <w:p>
-            <w:pPr>
-              <w:jc w:val="left"/>
-            </w:pPr>
-            <w:r>
-              <w:rPr>
-                <w:rFonts w:ascii="TimeNewRoman" w:hAnsi="TimeNewRoman"/>
-                <w:sz w:val="30"/>
-              </w:rPr>
-              <w:t>72-38=</w:t>
-            </w:r>
-          </w:p>
-        </w:tc>
-        <w:tc>
-          <w:tcPr>
-            <w:tcW w:type="dxa" w:w="1987"/>
-          </w:tcPr>
-          <w:p>
-            <w:pPr>
-              <w:jc w:val="left"/>
-            </w:pPr>
-            <w:r>
-              <w:rPr>
-                <w:rFonts w:ascii="TimeNewRoman" w:hAnsi="TimeNewRoman"/>
-                <w:sz w:val="30"/>
-              </w:rPr>
-              <w:t>30+28=</w:t>
-            </w:r>
-          </w:p>
-        </w:tc>
-        <w:tc>
-          <w:tcPr>
-            <w:tcW w:type="dxa" w:w="1987"/>
-          </w:tcPr>
-          <w:p>
-            <w:pPr>
-              <w:jc w:val="left"/>
-            </w:pPr>
-            <w:r>
-              <w:rPr>
-                <w:rFonts w:ascii="TimeNewRoman" w:hAnsi="TimeNewRoman"/>
-                <w:sz w:val="30"/>
-              </w:rPr>
-              <w:t>53+4=</w:t>
-            </w:r>
-          </w:p>
-        </w:tc>
-        <w:tc>
-          <w:tcPr>
-            <w:tcW w:type="dxa" w:w="1987"/>
-          </w:tcPr>
-          <w:p>
-            <w:pPr>
-              <w:jc w:val="left"/>
-            </w:pPr>
-            <w:r>
-              <w:rPr>
-                <w:rFonts w:ascii="TimeNewRoman" w:hAnsi="TimeNewRoman"/>
-                <w:sz w:val="30"/>
-              </w:rPr>
-              <w:t>70-27=</w:t>
-            </w:r>
-          </w:p>
-        </w:tc>
-        <w:tc>
-          <w:tcPr>
-            <w:tcW w:type="dxa" w:w="1987"/>
-          </w:tcPr>
-          <w:p>
-            <w:pPr>
-              <w:jc w:val="left"/>
-            </w:pPr>
-            <w:r>
-              <w:rPr>
-                <w:rFonts w:ascii="TimeNewRoman" w:hAnsi="TimeNewRoman"/>
-                <w:sz w:val="30"/>
-              </w:rPr>
-              <w:t>37-11=</w:t>
-            </w:r>
-          </w:p>
-        </w:tc>
-      </w:tr>
-      <w:tr>
-        <w:tc>
-          <w:tcPr>
-            <w:tcW w:type="dxa" w:w="1987"/>
-          </w:tcPr>
-          <w:p>
-            <w:pPr>
-              <w:jc w:val="left"/>
-            </w:pPr>
-            <w:r>
-              <w:rPr>
-                <w:rFonts w:ascii="TimeNewRoman" w:hAnsi="TimeNewRoman"/>
-                <w:sz w:val="30"/>
-              </w:rPr>
-              <w:t>99-66=</w:t>
-            </w:r>
-          </w:p>
-        </w:tc>
-        <w:tc>
-          <w:tcPr>
-            <w:tcW w:type="dxa" w:w="1987"/>
-          </w:tcPr>
-          <w:p>
-            <w:pPr>
-              <w:jc w:val="left"/>
-            </w:pPr>
-            <w:r>
-              <w:rPr>
-                <w:rFonts w:ascii="TimeNewRoman" w:hAnsi="TimeNewRoman"/>
-                <w:sz w:val="30"/>
-              </w:rPr>
-              <w:t>77-25=</w:t>
-            </w:r>
-          </w:p>
-        </w:tc>
-        <w:tc>
-          <w:tcPr>
-            <w:tcW w:type="dxa" w:w="1987"/>
-          </w:tcPr>
-          <w:p>
-            <w:pPr>
-              <w:jc w:val="left"/>
-            </w:pPr>
-            <w:r>
-              <w:rPr>
-                <w:rFonts w:ascii="TimeNewRoman" w:hAnsi="TimeNewRoman"/>
-                <w:sz w:val="30"/>
-              </w:rPr>
-              <w:t>66-63=</w:t>
-            </w:r>
-          </w:p>
-        </w:tc>
-        <w:tc>
-          <w:tcPr>
-            <w:tcW w:type="dxa" w:w="1987"/>
-          </w:tcPr>
-          <w:p>
-            <w:pPr>
-              <w:jc w:val="left"/>
-            </w:pPr>
-            <w:r>
-              <w:rPr>
-                <w:rFonts w:ascii="TimeNewRoman" w:hAnsi="TimeNewRoman"/>
-                <w:sz w:val="30"/>
-              </w:rPr>
-              <w:t>62-12=</w:t>
-            </w:r>
-          </w:p>
-        </w:tc>
-        <w:tc>
-          <w:tcPr>
-            <w:tcW w:type="dxa" w:w="1987"/>
-          </w:tcPr>
-          <w:p>
-            <w:pPr>
-              <w:jc w:val="left"/>
-            </w:pPr>
-            <w:r>
-              <w:rPr>
-                <w:rFonts w:ascii="TimeNewRoman" w:hAnsi="TimeNewRoman"/>
-                <w:sz w:val="30"/>
-              </w:rPr>
-              <w:t>43-31=</w:t>
-            </w:r>
-          </w:p>
-        </w:tc>
-      </w:tr>
-      <w:tr>
-        <w:tc>
-          <w:tcPr>
-            <w:tcW w:type="dxa" w:w="1987"/>
-          </w:tcPr>
-          <w:p>
-            <w:pPr>
-              <w:jc w:val="left"/>
-            </w:pPr>
-            <w:r>
-              <w:rPr>
-                <w:rFonts w:ascii="TimeNewRoman" w:hAnsi="TimeNewRoman"/>
-                <w:sz w:val="30"/>
-              </w:rPr>
-              <w:t>45-30=</w:t>
-            </w:r>
-          </w:p>
-        </w:tc>
-        <w:tc>
-          <w:tcPr>
-            <w:tcW w:type="dxa" w:w="1987"/>
-          </w:tcPr>
-          <w:p>
-            <w:pPr>
-              <w:jc w:val="left"/>
-            </w:pPr>
-            <w:r>
-              <w:rPr>
-                <w:rFonts w:ascii="TimeNewRoman" w:hAnsi="TimeNewRoman"/>
-                <w:sz w:val="30"/>
-              </w:rPr>
-              <w:t>2+9=</w:t>
-            </w:r>
-          </w:p>
-        </w:tc>
-        <w:tc>
-          <w:tcPr>
-            <w:tcW w:type="dxa" w:w="1987"/>
-          </w:tcPr>
-          <w:p>
-            <w:pPr>
-              <w:jc w:val="left"/>
-            </w:pPr>
-            <w:r>
-              <w:rPr>
-                <w:rFonts w:ascii="TimeNewRoman" w:hAnsi="TimeNewRoman"/>
-                <w:sz w:val="30"/>
-              </w:rPr>
-              <w:t>53+8=</w:t>
-            </w:r>
-          </w:p>
-        </w:tc>
-        <w:tc>
-          <w:tcPr>
-            <w:tcW w:type="dxa" w:w="1987"/>
-          </w:tcPr>
-          <w:p>
-            <w:pPr>
-              <w:jc w:val="left"/>
-            </w:pPr>
-            <w:r>
-              <w:rPr>
-                <w:rFonts w:ascii="TimeNewRoman" w:hAnsi="TimeNewRoman"/>
-                <w:sz w:val="30"/>
-              </w:rPr>
-              <w:t>27-0=</w:t>
-            </w:r>
-          </w:p>
-        </w:tc>
-        <w:tc>
-          <w:tcPr>
-            <w:tcW w:type="dxa" w:w="1987"/>
-          </w:tcPr>
-          <w:p>
-            <w:pPr>
-              <w:jc w:val="left"/>
-            </w:pPr>
-            <w:r>
-              <w:rPr>
-                <w:rFonts w:ascii="TimeNewRoman" w:hAnsi="TimeNewRoman"/>
-                <w:sz w:val="30"/>
-              </w:rPr>
-              <w:t>5+55=</w:t>
-            </w:r>
-          </w:p>
-        </w:tc>
-      </w:tr>
-      <w:tr>
-        <w:tc>
-          <w:tcPr>
-            <w:tcW w:type="dxa" w:w="1987"/>
-          </w:tcPr>
-          <w:p>
-            <w:pPr>
-              <w:jc w:val="left"/>
-            </w:pPr>
-            <w:r>
-              <w:rPr>
-                <w:rFonts w:ascii="TimeNewRoman" w:hAnsi="TimeNewRoman"/>
-                <w:sz w:val="30"/>
-              </w:rPr>
-              <w:t>16+77=</w:t>
-            </w:r>
-          </w:p>
-        </w:tc>
-        <w:tc>
-          <w:tcPr>
-            <w:tcW w:type="dxa" w:w="1987"/>
-          </w:tcPr>
-          <w:p>
-            <w:pPr>
-              <w:jc w:val="left"/>
-            </w:pPr>
-            <w:r>
-              <w:rPr>
-                <w:rFonts w:ascii="TimeNewRoman" w:hAnsi="TimeNewRoman"/>
-                <w:sz w:val="30"/>
-              </w:rPr>
-              <w:t>41-40=</w:t>
-            </w:r>
-          </w:p>
-        </w:tc>
-        <w:tc>
-          <w:tcPr>
-            <w:tcW w:type="dxa" w:w="1987"/>
-          </w:tcPr>
-          <w:p>
-            <w:pPr>
-              <w:jc w:val="left"/>
-            </w:pPr>
-            <w:r>
-              <w:rPr>
-                <w:rFonts w:ascii="TimeNewRoman" w:hAnsi="TimeNewRoman"/>
-                <w:sz w:val="30"/>
-              </w:rPr>
-              <w:t>52-29=</w:t>
-            </w:r>
-          </w:p>
-        </w:tc>
-        <w:tc>
-          <w:tcPr>
-            <w:tcW w:type="dxa" w:w="1987"/>
-          </w:tcPr>
-          <w:p>
-            <w:pPr>
-              <w:jc w:val="left"/>
-            </w:pPr>
-            <w:r>
-              <w:rPr>
-                <w:rFonts w:ascii="TimeNewRoman" w:hAnsi="TimeNewRoman"/>
-                <w:sz w:val="30"/>
-              </w:rPr>
-              <w:t>27-6=</w:t>
-            </w:r>
-          </w:p>
-        </w:tc>
-        <w:tc>
-          <w:tcPr>
-            <w:tcW w:type="dxa" w:w="1987"/>
-          </w:tcPr>
-          <w:p>
-            <w:pPr>
-              <w:jc w:val="left"/>
-            </w:pPr>
-            <w:r>
-              <w:rPr>
-                <w:rFonts w:ascii="TimeNewRoman" w:hAnsi="TimeNewRoman"/>
-                <w:sz w:val="30"/>
-              </w:rPr>
-              <w:t>26+45=</w:t>
-            </w:r>
-          </w:p>
-        </w:tc>
-      </w:tr>
-      <w:tr>
-        <w:tc>
-          <w:tcPr>
-            <w:tcW w:type="dxa" w:w="1987"/>
-          </w:tcPr>
-          <w:p>
-            <w:pPr>
-              <w:jc w:val="left"/>
-            </w:pPr>
-            <w:r>
-              <w:rPr>
-                <w:rFonts w:ascii="TimeNewRoman" w:hAnsi="TimeNewRoman"/>
-                <w:sz w:val="30"/>
-              </w:rPr>
-              <w:t>41+26=</w:t>
-            </w:r>
-          </w:p>
-        </w:tc>
-        <w:tc>
-          <w:tcPr>
-            <w:tcW w:type="dxa" w:w="1987"/>
-          </w:tcPr>
-          <w:p>
-            <w:pPr>
-              <w:jc w:val="left"/>
-            </w:pPr>
-            <w:r>
-              <w:rPr>
-                <w:rFonts w:ascii="TimeNewRoman" w:hAnsi="TimeNewRoman"/>
-                <w:sz w:val="30"/>
-              </w:rPr>
-              <w:t>8-4=</w:t>
-            </w:r>
-          </w:p>
-        </w:tc>
-        <w:tc>
-          <w:tcPr>
-            <w:tcW w:type="dxa" w:w="1987"/>
-          </w:tcPr>
-          <w:p>
-            <w:pPr>
-              <w:jc w:val="left"/>
-            </w:pPr>
-            <w:r>
-              <w:rPr>
-                <w:rFonts w:ascii="TimeNewRoman" w:hAnsi="TimeNewRoman"/>
-                <w:sz w:val="30"/>
-              </w:rPr>
-              <w:t>51+41=</w:t>
-            </w:r>
-          </w:p>
-        </w:tc>
-        <w:tc>
-          <w:tcPr>
-            <w:tcW w:type="dxa" w:w="1987"/>
-          </w:tcPr>
-          <w:p>
-            <w:pPr>
-              <w:jc w:val="left"/>
-            </w:pPr>
-            <w:r>
-              <w:rPr>
-                <w:rFonts w:ascii="TimeNewRoman" w:hAnsi="TimeNewRoman"/>
-                <w:sz w:val="30"/>
-              </w:rPr>
-              <w:t>76-18=</w:t>
-            </w:r>
-          </w:p>
-        </w:tc>
-        <w:tc>
-          <w:tcPr>
-            <w:tcW w:type="dxa" w:w="1987"/>
-          </w:tcPr>
-          <w:p>
-            <w:pPr>
-              <w:jc w:val="left"/>
-            </w:pPr>
-            <w:r>
-              <w:rPr>
-                <w:rFonts w:ascii="TimeNewRoman" w:hAnsi="TimeNewRoman"/>
-                <w:sz w:val="30"/>
-              </w:rPr>
-              <w:t>98-10=</w:t>
-            </w:r>
-          </w:p>
-        </w:tc>
-      </w:tr>
-      <w:tr>
-        <w:tc>
-          <w:tcPr>
-            <w:tcW w:type="dxa" w:w="1987"/>
-          </w:tcPr>
-          <w:p>
-            <w:pPr>
-              <w:jc w:val="left"/>
-            </w:pPr>
-            <w:r>
-              <w:rPr>
-                <w:rFonts w:ascii="TimeNewRoman" w:hAnsi="TimeNewRoman"/>
-                <w:sz w:val="30"/>
-              </w:rPr>
-              <w:t>1+10=</w:t>
-            </w:r>
-          </w:p>
-        </w:tc>
-        <w:tc>
-          <w:tcPr>
-            <w:tcW w:type="dxa" w:w="1987"/>
-          </w:tcPr>
-          <w:p>
-            <w:pPr>
-              <w:jc w:val="left"/>
-            </w:pPr>
-            <w:r>
-              <w:rPr>
-                <w:rFonts w:ascii="TimeNewRoman" w:hAnsi="TimeNewRoman"/>
-                <w:sz w:val="30"/>
-              </w:rPr>
-              <w:t>70-17=</w:t>
-            </w:r>
-          </w:p>
-        </w:tc>
-        <w:tc>
-          <w:tcPr>
-            <w:tcW w:type="dxa" w:w="1987"/>
-          </w:tcPr>
-          <w:p>
-            <w:pPr>
-              <w:jc w:val="left"/>
-            </w:pPr>
-            <w:r>
-              <w:rPr>
-                <w:rFonts w:ascii="TimeNewRoman" w:hAnsi="TimeNewRoman"/>
-                <w:sz w:val="30"/>
-              </w:rPr>
-              <w:t>36-36=</w:t>
-            </w:r>
-          </w:p>
-        </w:tc>
-        <w:tc>
-          <w:tcPr>
-            <w:tcW w:type="dxa" w:w="1987"/>
-          </w:tcPr>
-          <w:p>
-            <w:pPr>
-              <w:jc w:val="left"/>
-            </w:pPr>
-            <w:r>
-              <w:rPr>
-                <w:rFonts w:ascii="TimeNewRoman" w:hAnsi="TimeNewRoman"/>
-                <w:sz w:val="30"/>
-              </w:rPr>
-              <w:t>46+39=</w:t>
-            </w:r>
-          </w:p>
-        </w:tc>
-        <w:tc>
-          <w:tcPr>
-            <w:tcW w:type="dxa" w:w="1987"/>
-          </w:tcPr>
-          <w:p>
-            <w:pPr>
-              <w:jc w:val="left"/>
-            </w:pPr>
-            <w:r>
-              <w:rPr>
-                <w:rFonts w:ascii="TimeNewRoman" w:hAnsi="TimeNewRoman"/>
-                <w:sz w:val="30"/>
-              </w:rPr>
-              <w:t>47-19=</w:t>
-            </w:r>
-          </w:p>
-        </w:tc>
-      </w:tr>
-      <w:tr>
-        <w:tc>
-          <w:tcPr>
-            <w:tcW w:type="dxa" w:w="1987"/>
-          </w:tcPr>
-          <w:p>
-            <w:pPr>
-              <w:jc w:val="left"/>
-            </w:pPr>
-            <w:r>
-              <w:rPr>
-                <w:rFonts w:ascii="TimeNewRoman" w:hAnsi="TimeNewRoman"/>
-                <w:sz w:val="30"/>
-              </w:rPr>
-              <w:t>91-67=</w:t>
-            </w:r>
-          </w:p>
-        </w:tc>
-        <w:tc>
-          <w:tcPr>
-            <w:tcW w:type="dxa" w:w="1987"/>
-          </w:tcPr>
-          <w:p>
-            <w:pPr>
-              <w:jc w:val="left"/>
-            </w:pPr>
-            <w:r>
-              <w:rPr>
-                <w:rFonts w:ascii="TimeNewRoman" w:hAnsi="TimeNewRoman"/>
-                <w:sz w:val="30"/>
-              </w:rPr>
-              <w:t>4+18=</w:t>
-            </w:r>
-          </w:p>
-        </w:tc>
-        <w:tc>
-          <w:tcPr>
-            <w:tcW w:type="dxa" w:w="1987"/>
-          </w:tcPr>
-          <w:p>
-            <w:pPr>
-              <w:jc w:val="left"/>
-            </w:pPr>
-            <w:r>
-              <w:rPr>
-                <w:rFonts w:ascii="TimeNewRoman" w:hAnsi="TimeNewRoman"/>
-                <w:sz w:val="30"/>
-              </w:rPr>
-              <w:t>57-11=</w:t>
-            </w:r>
-          </w:p>
-        </w:tc>
-        <w:tc>
-          <w:tcPr>
-            <w:tcW w:type="dxa" w:w="1987"/>
-          </w:tcPr>
-          <w:p>
-            <w:pPr>
-              <w:jc w:val="left"/>
-            </w:pPr>
-            <w:r>
-              <w:rPr>
-                <w:rFonts w:ascii="TimeNewRoman" w:hAnsi="TimeNewRoman"/>
-                <w:sz w:val="30"/>
-              </w:rPr>
-              <w:t>4+10=</w:t>
-            </w:r>
-          </w:p>
-        </w:tc>
-        <w:tc>
-          <w:tcPr>
-            <w:tcW w:type="dxa" w:w="1987"/>
-          </w:tcPr>
-          <w:p>
-            <w:pPr>
-              <w:jc w:val="left"/>
-            </w:pPr>
-            <w:r>
-              <w:rPr>
-                <w:rFonts w:ascii="TimeNewRoman" w:hAnsi="TimeNewRoman"/>
-                <w:sz w:val="30"/>
-              </w:rPr>
-              <w:t>49-0=</w:t>
-            </w:r>
-          </w:p>
-        </w:tc>
-      </w:tr>
-      <w:tr>
-        <w:tc>
-          <w:tcPr>
-            <w:tcW w:type="dxa" w:w="1987"/>
-          </w:tcPr>
-          <w:p>
-            <w:pPr>
-              <w:jc w:val="left"/>
-            </w:pPr>
-            <w:r>
-              <w:rPr>
-                <w:rFonts w:ascii="TimeNewRoman" w:hAnsi="TimeNewRoman"/>
-                <w:sz w:val="30"/>
-              </w:rPr>
-              <w:t>52-36=</w:t>
-            </w:r>
-          </w:p>
-        </w:tc>
-        <w:tc>
-          <w:tcPr>
-            <w:tcW w:type="dxa" w:w="1987"/>
-          </w:tcPr>
-          <w:p>
-            <w:pPr>
-              <w:jc w:val="left"/>
-            </w:pPr>
-            <w:r>
-              <w:rPr>
-                <w:rFonts w:ascii="TimeNewRoman" w:hAnsi="TimeNewRoman"/>
-                <w:sz w:val="30"/>
-              </w:rPr>
-              <w:t>29+24=</w:t>
-            </w:r>
-          </w:p>
-        </w:tc>
-        <w:tc>
-          <w:tcPr>
-            <w:tcW w:type="dxa" w:w="1987"/>
-          </w:tcPr>
-          <w:p>
-            <w:pPr>
-              <w:jc w:val="left"/>
-            </w:pPr>
-            <w:r>
-              <w:rPr>
-                <w:rFonts w:ascii="TimeNewRoman" w:hAnsi="TimeNewRoman"/>
-                <w:sz w:val="30"/>
-              </w:rPr>
-              <w:t>45+10=</w:t>
-            </w:r>
-          </w:p>
-        </w:tc>
-        <w:tc>
-          <w:tcPr>
-            <w:tcW w:type="dxa" w:w="1987"/>
-          </w:tcPr>
-          <w:p>
-            <w:pPr>
-              <w:jc w:val="left"/>
-            </w:pPr>
-            <w:r>
-              <w:rPr>
-                <w:rFonts w:ascii="TimeNewRoman" w:hAnsi="TimeNewRoman"/>
-                <w:sz w:val="30"/>
-              </w:rPr>
-              <w:t>39+19=</w:t>
-            </w:r>
-          </w:p>
-        </w:tc>
-        <w:tc>
-          <w:tcPr>
-            <w:tcW w:type="dxa" w:w="1987"/>
-          </w:tcPr>
-          <w:p>
-            <w:pPr>
-              <w:jc w:val="left"/>
-            </w:pPr>
-            <w:r>
-              <w:rPr>
-                <w:rFonts w:ascii="TimeNewRoman" w:hAnsi="TimeNewRoman"/>
-                <w:sz w:val="30"/>
-              </w:rPr>
-              <w:t>54+30=</w:t>
-            </w:r>
-          </w:p>
-        </w:tc>
-      </w:tr>
-      <w:tr>
-        <w:tc>
-          <w:tcPr>
-            <w:tcW w:type="dxa" w:w="1987"/>
-          </w:tcPr>
-          <w:p>
-            <w:pPr>
-              <w:jc w:val="left"/>
-            </w:pPr>
-            <w:r>
-              <w:rPr>
-                <w:rFonts w:ascii="TimeNewRoman" w:hAnsi="TimeNewRoman"/>
-                <w:sz w:val="30"/>
-              </w:rPr>
-              <w:t>49+9=</w:t>
-            </w:r>
-          </w:p>
-        </w:tc>
-        <w:tc>
-          <w:tcPr>
-            <w:tcW w:type="dxa" w:w="1987"/>
-          </w:tcPr>
-          <w:p>
-            <w:pPr>
-              <w:jc w:val="left"/>
-            </w:pPr>
-            <w:r>
-              <w:rPr>
-                <w:rFonts w:ascii="TimeNewRoman" w:hAnsi="TimeNewRoman"/>
-                <w:sz w:val="30"/>
-              </w:rPr>
-              <w:t>8-1=</w:t>
-            </w:r>
-          </w:p>
-        </w:tc>
-        <w:tc>
-          <w:tcPr>
-            <w:tcW w:type="dxa" w:w="1987"/>
-          </w:tcPr>
-          <w:p>
-            <w:pPr>
-              <w:jc w:val="left"/>
-            </w:pPr>
-            <w:r>
-              <w:rPr>
-                <w:rFonts w:ascii="TimeNewRoman" w:hAnsi="TimeNewRoman"/>
-                <w:sz w:val="30"/>
-              </w:rPr>
-              <w:t>21-15=</w:t>
-            </w:r>
-          </w:p>
-        </w:tc>
-        <w:tc>
-          <w:tcPr>
-            <w:tcW w:type="dxa" w:w="1987"/>
-          </w:tcPr>
-          <w:p>
-            <w:pPr>
-              <w:jc w:val="left"/>
-            </w:pPr>
-            <w:r>
-              <w:rPr>
-                <w:rFonts w:ascii="TimeNewRoman" w:hAnsi="TimeNewRoman"/>
-                <w:sz w:val="30"/>
-              </w:rPr>
-              <w:t>57+41=</w:t>
-            </w:r>
-          </w:p>
-        </w:tc>
-        <w:tc>
-          <w:tcPr>
-            <w:tcW w:type="dxa" w:w="1987"/>
-          </w:tcPr>
-          <w:p>
-            <w:pPr>
-              <w:jc w:val="left"/>
-            </w:pPr>
-            <w:r>
-              <w:rPr>
-                <w:rFonts w:ascii="TimeNewRoman" w:hAnsi="TimeNewRoman"/>
-                <w:sz w:val="30"/>
-              </w:rPr>
-              <w:t>4+73=</w:t>
-            </w:r>
-          </w:p>
-        </w:tc>
-      </w:tr>
-      <w:tr>
-        <w:tc>
-          <w:tcPr>
-            <w:tcW w:type="dxa" w:w="1987"/>
-          </w:tcPr>
-          <w:p>
-            <w:pPr>
-              <w:jc w:val="left"/>
-            </w:pPr>
-            <w:r>
-              <w:rPr>
-                <w:rFonts w:ascii="TimeNewRoman" w:hAnsi="TimeNewRoman"/>
-                <w:sz w:val="30"/>
-              </w:rPr>
-              <w:t>75+11=</w:t>
-            </w:r>
-          </w:p>
-        </w:tc>
-        <w:tc>
-          <w:tcPr>
-            <w:tcW w:type="dxa" w:w="1987"/>
-          </w:tcPr>
-          <w:p>
-            <w:pPr>
-              <w:jc w:val="left"/>
-            </w:pPr>
-            <w:r>
-              <w:rPr>
-                <w:rFonts w:ascii="TimeNewRoman" w:hAnsi="TimeNewRoman"/>
-                <w:sz w:val="30"/>
-              </w:rPr>
-              <w:t>87-69=</w:t>
-            </w:r>
-          </w:p>
-        </w:tc>
-        <w:tc>
-          <w:tcPr>
-            <w:tcW w:type="dxa" w:w="1987"/>
-          </w:tcPr>
-          <w:p>
-            <w:pPr>
-              <w:jc w:val="left"/>
-            </w:pPr>
-            <w:r>
-              <w:rPr>
-                <w:rFonts w:ascii="TimeNewRoman" w:hAnsi="TimeNewRoman"/>
-                <w:sz w:val="30"/>
-              </w:rPr>
-              <w:t>9-1=</w:t>
-            </w:r>
-          </w:p>
-        </w:tc>
-        <w:tc>
-          <w:tcPr>
-            <w:tcW w:type="dxa" w:w="1987"/>
-          </w:tcPr>
-          <w:p>
-            <w:pPr>
-              <w:jc w:val="left"/>
-            </w:pPr>
-            <w:r>
-              <w:rPr>
-                <w:rFonts w:ascii="TimeNewRoman" w:hAnsi="TimeNewRoman"/>
-                <w:sz w:val="30"/>
-              </w:rPr>
-              <w:t>89+2=</w:t>
-            </w:r>
-          </w:p>
-        </w:tc>
-        <w:tc>
-          <w:tcPr>
-            <w:tcW w:type="dxa" w:w="1987"/>
-          </w:tcPr>
-          <w:p>
-            <w:pPr>
-              <w:jc w:val="left"/>
-            </w:pPr>
-            <w:r>
-              <w:rPr>
-                <w:rFonts w:ascii="TimeNewRoman" w:hAnsi="TimeNewRoman"/>
-                <w:sz w:val="30"/>
-              </w:rPr>
-              <w:t>66+30=</w:t>
-            </w:r>
-          </w:p>
-        </w:tc>
-      </w:tr>
-      <w:tr>
-        <w:tc>
-          <w:tcPr>
-            <w:tcW w:type="dxa" w:w="1987"/>
-          </w:tcPr>
-          <w:p>
-            <w:pPr>
-              <w:jc w:val="left"/>
-            </w:pPr>
-            <w:r>
-              <w:rPr>
-                <w:rFonts w:ascii="TimeNewRoman" w:hAnsi="TimeNewRoman"/>
-                <w:sz w:val="30"/>
-              </w:rPr>
-              <w:t>97-68=</w:t>
-            </w:r>
-          </w:p>
-        </w:tc>
-        <w:tc>
-          <w:tcPr>
-            <w:tcW w:type="dxa" w:w="1987"/>
-          </w:tcPr>
-          <w:p>
-            <w:pPr>
-              <w:jc w:val="left"/>
-            </w:pPr>
-            <w:r>
-              <w:rPr>
-                <w:rFonts w:ascii="TimeNewRoman" w:hAnsi="TimeNewRoman"/>
-                <w:sz w:val="30"/>
-              </w:rPr>
-              <w:t>19+56=</w:t>
-            </w:r>
-          </w:p>
-        </w:tc>
-        <w:tc>
-          <w:tcPr>
-            <w:tcW w:type="dxa" w:w="1987"/>
-          </w:tcPr>
-          <w:p>
-            <w:pPr>
-              <w:jc w:val="left"/>
-            </w:pPr>
-            <w:r>
-              <w:rPr>
-                <w:rFonts w:ascii="TimeNewRoman" w:hAnsi="TimeNewRoman"/>
-                <w:sz w:val="30"/>
-              </w:rPr>
-              <w:t>64-60=</w:t>
-            </w:r>
-          </w:p>
-        </w:tc>
-        <w:tc>
-          <w:tcPr>
-            <w:tcW w:type="dxa" w:w="1987"/>
-          </w:tcPr>
-          <w:p>
-            <w:pPr>
-              <w:jc w:val="left"/>
-            </w:pPr>
-            <w:r>
-              <w:rPr>
-                <w:rFonts w:ascii="TimeNewRoman" w:hAnsi="TimeNewRoman"/>
-                <w:sz w:val="30"/>
-              </w:rPr>
-              <w:t>45-18=</w:t>
-            </w:r>
-          </w:p>
-        </w:tc>
-        <w:tc>
-          <w:tcPr>
-            <w:tcW w:type="dxa" w:w="1987"/>
-          </w:tcPr>
-          <w:p>
-            <w:pPr>
-              <w:jc w:val="left"/>
-            </w:pPr>
-            <w:r>
-              <w:rPr>
-                <w:rFonts w:ascii="TimeNewRoman" w:hAnsi="TimeNewRoman"/>
-                <w:sz w:val="30"/>
-              </w:rPr>
-              <w:t>23-8=</w:t>
-            </w:r>
-          </w:p>
-        </w:tc>
-      </w:tr>
-      <w:tr>
-        <w:tc>
-          <w:tcPr>
-            <w:tcW w:type="dxa" w:w="1987"/>
-          </w:tcPr>
-          <w:p>
-            <w:pPr>
-              <w:jc w:val="left"/>
-            </w:pPr>
-            <w:r>
-              <w:rPr>
-                <w:rFonts w:ascii="TimeNewRoman" w:hAnsi="TimeNewRoman"/>
-                <w:sz w:val="30"/>
-              </w:rPr>
-              <w:t>2+88=</w:t>
-            </w:r>
-          </w:p>
-        </w:tc>
-        <w:tc>
-          <w:tcPr>
-            <w:tcW w:type="dxa" w:w="1987"/>
-          </w:tcPr>
-          <w:p>
-            <w:pPr>
-              <w:jc w:val="left"/>
-            </w:pPr>
-            <w:r>
-              <w:rPr>
-                <w:rFonts w:ascii="TimeNewRoman" w:hAnsi="TimeNewRoman"/>
-                <w:sz w:val="30"/>
-              </w:rPr>
-              <w:t>48-31=</w:t>
-            </w:r>
-          </w:p>
-        </w:tc>
-        <w:tc>
-          <w:tcPr>
-            <w:tcW w:type="dxa" w:w="1987"/>
-          </w:tcPr>
-          <w:p>
-            <w:pPr>
-              <w:jc w:val="left"/>
-            </w:pPr>
-            <w:r>
-              <w:rPr>
-                <w:rFonts w:ascii="TimeNewRoman" w:hAnsi="TimeNewRoman"/>
-                <w:sz w:val="30"/>
-              </w:rPr>
-              <w:t>34-13=</w:t>
-            </w:r>
-          </w:p>
-        </w:tc>
-        <w:tc>
-          <w:tcPr>
-            <w:tcW w:type="dxa" w:w="1987"/>
-          </w:tcPr>
-          <w:p>
-            <w:pPr>
-              <w:jc w:val="left"/>
-            </w:pPr>
-            <w:r>
-              <w:rPr>
-                <w:rFonts w:ascii="TimeNewRoman" w:hAnsi="TimeNewRoman"/>
-                <w:sz w:val="30"/>
-              </w:rPr>
-              <w:t>32+39=</w:t>
-            </w:r>
-          </w:p>
-        </w:tc>
-        <w:tc>
-          <w:tcPr>
-            <w:tcW w:type="dxa" w:w="1987"/>
-          </w:tcPr>
-          <w:p>
-            <w:pPr>
-              <w:jc w:val="left"/>
-            </w:pPr>
-            <w:r>
-              <w:rPr>
-                <w:rFonts w:ascii="TimeNewRoman" w:hAnsi="TimeNewRoman"/>
-                <w:sz w:val="30"/>
-              </w:rPr>
-              <w:t>75-51=</w:t>
-            </w:r>
-          </w:p>
-        </w:tc>
-      </w:tr>
-      <w:tr>
-        <w:tc>
-          <w:tcPr>
-            <w:tcW w:type="dxa" w:w="1987"/>
-          </w:tcPr>
-          <w:p>
-            <w:pPr>
-              <w:jc w:val="left"/>
-            </w:pPr>
-            <w:r>
-              <w:rPr>
-                <w:rFonts w:ascii="TimeNewRoman" w:hAnsi="TimeNewRoman"/>
-                <w:sz w:val="30"/>
-              </w:rPr>
-              <w:t>98-80=</w:t>
-            </w:r>
-          </w:p>
-        </w:tc>
-        <w:tc>
-          <w:tcPr>
-            <w:tcW w:type="dxa" w:w="1987"/>
-          </w:tcPr>
-          <w:p>
-            <w:pPr>
-              <w:jc w:val="left"/>
-            </w:pPr>
-            <w:r>
-              <w:rPr>
-                <w:rFonts w:ascii="TimeNewRoman" w:hAnsi="TimeNewRoman"/>
-                <w:sz w:val="30"/>
-              </w:rPr>
-              <w:t>95-36=</w:t>
-            </w:r>
-          </w:p>
-        </w:tc>
-        <w:tc>
-          <w:tcPr>
-            <w:tcW w:type="dxa" w:w="1987"/>
-          </w:tcPr>
-          <w:p>
-            <w:pPr>
-              <w:jc w:val="left"/>
-            </w:pPr>
-            <w:r>
-              <w:rPr>
-                <w:rFonts w:ascii="TimeNewRoman" w:hAnsi="TimeNewRoman"/>
-                <w:sz w:val="30"/>
-              </w:rPr>
-              <w:t>51-32=</w:t>
-            </w:r>
-          </w:p>
-        </w:tc>
-        <w:tc>
-          <w:tcPr>
-            <w:tcW w:type="dxa" w:w="1987"/>
-          </w:tcPr>
-          <w:p>
-            <w:pPr>
-              <w:jc w:val="left"/>
-            </w:pPr>
-            <w:r>
-              <w:rPr>
-                <w:rFonts w:ascii="TimeNewRoman" w:hAnsi="TimeNewRoman"/>
-                <w:sz w:val="30"/>
-              </w:rPr>
-              <w:t>64-46=</w:t>
-            </w:r>
-          </w:p>
-        </w:tc>
-        <w:tc>
-          <w:tcPr>
-            <w:tcW w:type="dxa" w:w="1987"/>
-          </w:tcPr>
-          <w:p>
-            <w:pPr>
-              <w:jc w:val="left"/>
-            </w:pPr>
-            <w:r>
-              <w:rPr>
-                <w:rFonts w:ascii="TimeNewRoman" w:hAnsi="TimeNewRoman"/>
-                <w:sz w:val="30"/>
-              </w:rPr>
-              <w:t>81+7=</w:t>
-            </w:r>
-          </w:p>
-        </w:tc>
-      </w:tr>
-      <w:tr>
-        <w:tc>
-          <w:tcPr>
-            <w:tcW w:type="dxa" w:w="1987"/>
-          </w:tcPr>
-          <w:p>
-            <w:pPr>
-              <w:jc w:val="left"/>
-            </w:pPr>
-            <w:r>
-              <w:rPr>
-                <w:rFonts w:ascii="TimeNewRoman" w:hAnsi="TimeNewRoman"/>
-                <w:sz w:val="30"/>
-              </w:rPr>
-              <w:t>15+5=</w:t>
-            </w:r>
-          </w:p>
-        </w:tc>
-        <w:tc>
-          <w:tcPr>
-            <w:tcW w:type="dxa" w:w="1987"/>
-          </w:tcPr>
-          <w:p>
-            <w:pPr>
-              <w:jc w:val="left"/>
-            </w:pPr>
-            <w:r>
-              <w:rPr>
-                <w:rFonts w:ascii="TimeNewRoman" w:hAnsi="TimeNewRoman"/>
-                <w:sz w:val="30"/>
-              </w:rPr>
-              <w:t>30+65=</w:t>
-            </w:r>
-          </w:p>
-        </w:tc>
-        <w:tc>
-          <w:tcPr>
-            <w:tcW w:type="dxa" w:w="1987"/>
-          </w:tcPr>
-          <w:p>
-            <w:pPr>
-              <w:jc w:val="left"/>
-            </w:pPr>
-            <w:r>
-              <w:rPr>
-                <w:rFonts w:ascii="TimeNewRoman" w:hAnsi="TimeNewRoman"/>
-                <w:sz w:val="30"/>
-              </w:rPr>
-              <w:t>25-5=</w:t>
-            </w:r>
-          </w:p>
-        </w:tc>
-        <w:tc>
-          <w:tcPr>
-            <w:tcW w:type="dxa" w:w="1987"/>
-          </w:tcPr>
-          <w:p>
-            <w:pPr>
-              <w:jc w:val="left"/>
-            </w:pPr>
-            <w:r>
-              <w:rPr>
-                <w:rFonts w:ascii="TimeNewRoman" w:hAnsi="TimeNewRoman"/>
-                <w:sz w:val="30"/>
-              </w:rPr>
-              <w:t>36-13=</w:t>
-            </w:r>
-          </w:p>
-        </w:tc>
-        <w:tc>
-          <w:tcPr>
-            <w:tcW w:type="dxa" w:w="1987"/>
-          </w:tcPr>
-          <w:p>
-            <w:pPr>
-              <w:jc w:val="left"/>
-            </w:pPr>
-            <w:r>
-              <w:rPr>
-                <w:rFonts w:ascii="TimeNewRoman" w:hAnsi="TimeNewRoman"/>
-                <w:sz w:val="30"/>
-              </w:rPr>
-              <w:t>30-9=</w:t>
-            </w:r>
-          </w:p>
-        </w:tc>
-      </w:tr>
-      <w:tr>
-        <w:tc>
-          <w:tcPr>
-            <w:tcW w:type="dxa" w:w="1987"/>
-          </w:tcPr>
-          <w:p>
-            <w:pPr>
-              <w:jc w:val="left"/>
-            </w:pPr>
-            <w:r>
-              <w:rPr>
-                <w:rFonts w:ascii="TimeNewRoman" w:hAnsi="TimeNewRoman"/>
-                <w:sz w:val="30"/>
-              </w:rPr>
-              <w:t>41-1=</w:t>
-            </w:r>
-          </w:p>
-        </w:tc>
-        <w:tc>
-          <w:tcPr>
-            <w:tcW w:type="dxa" w:w="1987"/>
-          </w:tcPr>
-          <w:p>
-            <w:pPr>
-              <w:jc w:val="left"/>
-            </w:pPr>
-            <w:r>
-              <w:rPr>
-                <w:rFonts w:ascii="TimeNewRoman" w:hAnsi="TimeNewRoman"/>
-                <w:sz w:val="30"/>
-              </w:rPr>
-              <w:t>54-39=</w:t>
-            </w:r>
-          </w:p>
-        </w:tc>
-        <w:tc>
-          <w:tcPr>
-            <w:tcW w:type="dxa" w:w="1987"/>
-          </w:tcPr>
-          <w:p>
-            <w:pPr>
-              <w:jc w:val="left"/>
-            </w:pPr>
-            <w:r>
-              <w:rPr>
-                <w:rFonts w:ascii="TimeNewRoman" w:hAnsi="TimeNewRoman"/>
-                <w:sz w:val="30"/>
-              </w:rPr>
-              <w:t>81-19=</w:t>
-            </w:r>
-          </w:p>
-        </w:tc>
-        <w:tc>
-          <w:tcPr>
-            <w:tcW w:type="dxa" w:w="1987"/>
-          </w:tcPr>
-          <w:p>
-            <w:pPr>
-              <w:jc w:val="left"/>
-            </w:pPr>
-            <w:r>
-              <w:rPr>
-                <w:rFonts w:ascii="TimeNewRoman" w:hAnsi="TimeNewRoman"/>
-                <w:sz w:val="30"/>
-              </w:rPr>
-              <w:t>94-72=</w:t>
-            </w:r>
-          </w:p>
-        </w:tc>
-        <w:tc>
-          <w:tcPr>
-            <w:tcW w:type="dxa" w:w="1987"/>
-          </w:tcPr>
-          <w:p>
-            <w:pPr>
-              <w:jc w:val="left"/>
-            </w:pPr>
-            <w:r>
-              <w:rPr>
-                <w:rFonts w:ascii="TimeNewRoman" w:hAnsi="TimeNewRoman"/>
-                <w:sz w:val="30"/>
-              </w:rPr>
-              <w:t>54-6=</w:t>
-            </w:r>
-          </w:p>
-        </w:tc>
-      </w:tr>
-      <w:tr>
-        <w:tc>
-          <w:tcPr>
-            <w:tcW w:type="dxa" w:w="1987"/>
-          </w:tcPr>
-          <w:p>
-            <w:pPr>
-              <w:jc w:val="left"/>
-            </w:pPr>
-            <w:r>
-              <w:rPr>
-                <w:rFonts w:ascii="TimeNewRoman" w:hAnsi="TimeNewRoman"/>
-                <w:sz w:val="30"/>
-              </w:rPr>
-              <w:t>88-35=</w:t>
-            </w:r>
-          </w:p>
-        </w:tc>
-        <w:tc>
-          <w:tcPr>
-            <w:tcW w:type="dxa" w:w="1987"/>
-          </w:tcPr>
-          <w:p>
-            <w:pPr>
-              <w:jc w:val="left"/>
-            </w:pPr>
-            <w:r>
-              <w:rPr>
-                <w:rFonts w:ascii="TimeNewRoman" w:hAnsi="TimeNewRoman"/>
-                <w:sz w:val="30"/>
-              </w:rPr>
-              <w:t>65-57=</w:t>
-            </w:r>
-          </w:p>
-        </w:tc>
-        <w:tc>
-          <w:tcPr>
-            <w:tcW w:type="dxa" w:w="1987"/>
-          </w:tcPr>
-          <w:p>
-            <w:pPr>
-              <w:jc w:val="left"/>
-            </w:pPr>
-            <w:r>
-              <w:rPr>
-                <w:rFonts w:ascii="TimeNewRoman" w:hAnsi="TimeNewRoman"/>
-                <w:sz w:val="30"/>
-              </w:rPr>
-              <w:t>99-24=</w:t>
-            </w:r>
-          </w:p>
-        </w:tc>
-        <w:tc>
-          <w:tcPr>
-            <w:tcW w:type="dxa" w:w="1987"/>
-          </w:tcPr>
-          <w:p>
-            <w:pPr>
-              <w:jc w:val="left"/>
-            </w:pPr>
-            <w:r>
-              <w:rPr>
-                <w:rFonts w:ascii="TimeNewRoman" w:hAnsi="TimeNewRoman"/>
-                <w:sz w:val="30"/>
-              </w:rPr>
-              <w:t>43+5=</w:t>
-            </w:r>
-          </w:p>
-        </w:tc>
-        <w:tc>
-          <w:tcPr>
-            <w:tcW w:type="dxa" w:w="1987"/>
-          </w:tcPr>
-          <w:p>
-            <w:pPr>
-              <w:jc w:val="left"/>
-            </w:pPr>
-            <w:r>
-              <w:rPr>
-                <w:rFonts w:ascii="TimeNewRoman" w:hAnsi="TimeNewRoman"/>
-                <w:sz w:val="30"/>
-              </w:rPr>
-              <w:t>72+17=</w:t>
+              <w:t>45-36=</w:t>
             </w:r>
           </w:p>
         </w:tc>

--- a/addition_and_subtraction_within_100.docx
+++ b/addition_and_subtraction_within_100.docx
@@ -40,7 +40,7 @@
                 <w:rFonts w:ascii="TimeNewRoman" w:hAnsi="TimeNewRoman"/>
                 <w:sz w:val="30"/>
               </w:rPr>
-              <w:t>16+78=</w:t>
+              <w:t>75+6=</w:t>
             </w:r>
           </w:p>
         </w:tc>
@@ -57,7 +57,7 @@
                 <w:rFonts w:ascii="TimeNewRoman" w:hAnsi="TimeNewRoman"/>
                 <w:sz w:val="30"/>
               </w:rPr>
-              <w:t>51+17=</w:t>
+              <w:t>51+37=</w:t>
             </w:r>
           </w:p>
         </w:tc>
@@ -74,7 +74,7 @@
                 <w:rFonts w:ascii="TimeNewRoman" w:hAnsi="TimeNewRoman"/>
                 <w:sz w:val="30"/>
               </w:rPr>
-              <w:t>35-19=</w:t>
+              <w:t>15+42=</w:t>
             </w:r>
           </w:p>
         </w:tc>
@@ -91,7 +91,7 @@
                 <w:rFonts w:ascii="TimeNewRoman" w:hAnsi="TimeNewRoman"/>
                 <w:sz w:val="30"/>
               </w:rPr>
-              <w:t>96-51=</w:t>
+              <w:t>6+6=</w:t>
             </w:r>
           </w:p>
         </w:tc>
@@ -108,7 +108,7 @@
                 <w:rFonts w:ascii="TimeNewRoman" w:hAnsi="TimeNewRoman"/>
                 <w:sz w:val="30"/>
               </w:rPr>
-              <w:t>67+22=</w:t>
+              <w:t>41+19=</w:t>
             </w:r>
           </w:p>
         </w:tc>
@@ -127,7 +127,7 @@
                 <w:rFonts w:ascii="TimeNewRoman" w:hAnsi="TimeNewRoman"/>
                 <w:sz w:val="30"/>
               </w:rPr>
-              <w:t>60-56=</w:t>
+              <w:t>25-18=</w:t>
             </w:r>
           </w:p>
         </w:tc>
@@ -144,7 +144,7 @@
                 <w:rFonts w:ascii="TimeNewRoman" w:hAnsi="TimeNewRoman"/>
                 <w:sz w:val="30"/>
               </w:rPr>
-              <w:t>29-14=</w:t>
+              <w:t>24-6=</w:t>
             </w:r>
           </w:p>
         </w:tc>
@@ -161,7 +161,7 @@
                 <w:rFonts w:ascii="TimeNewRoman" w:hAnsi="TimeNewRoman"/>
                 <w:sz w:val="30"/>
               </w:rPr>
-              <w:t>55-0=</w:t>
+              <w:t>90-62=</w:t>
             </w:r>
           </w:p>
         </w:tc>
@@ -178,7 +178,7 @@
                 <w:rFonts w:ascii="TimeNewRoman" w:hAnsi="TimeNewRoman"/>
                 <w:sz w:val="30"/>
               </w:rPr>
-              <w:t>75+24=</w:t>
+              <w:t>22-16=</w:t>
             </w:r>
           </w:p>
         </w:tc>
@@ -195,7 +195,7 @@
                 <w:rFonts w:ascii="TimeNewRoman" w:hAnsi="TimeNewRoman"/>
                 <w:sz w:val="30"/>
               </w:rPr>
-              <w:t>46-15=</w:t>
+              <w:t>25-23=</w:t>
             </w:r>
           </w:p>
         </w:tc>
@@ -214,7 +214,7 @@
                 <w:rFonts w:ascii="TimeNewRoman" w:hAnsi="TimeNewRoman"/>
                 <w:sz w:val="30"/>
               </w:rPr>
-              <w:t>84-65=</w:t>
+              <w:t>23+71=</w:t>
             </w:r>
           </w:p>
         </w:tc>
@@ -231,7 +231,7 @@
                 <w:rFonts w:ascii="TimeNewRoman" w:hAnsi="TimeNewRoman"/>
                 <w:sz w:val="30"/>
               </w:rPr>
-              <w:t>41+7=</w:t>
+              <w:t>70-68=</w:t>
             </w:r>
           </w:p>
         </w:tc>
@@ -248,7 +248,7 @@
                 <w:rFonts w:ascii="TimeNewRoman" w:hAnsi="TimeNewRoman"/>
                 <w:sz w:val="30"/>
               </w:rPr>
-              <w:t>53-27=</w:t>
+              <w:t>25+17=</w:t>
             </w:r>
           </w:p>
         </w:tc>
@@ -265,7 +265,7 @@
                 <w:rFonts w:ascii="TimeNewRoman" w:hAnsi="TimeNewRoman"/>
                 <w:sz w:val="30"/>
               </w:rPr>
-              <w:t>35-3=</w:t>
+              <w:t>62-51=</w:t>
             </w:r>
           </w:p>
         </w:tc>
@@ -282,7 +282,7 @@
                 <w:rFonts w:ascii="TimeNewRoman" w:hAnsi="TimeNewRoman"/>
                 <w:sz w:val="30"/>
               </w:rPr>
-              <w:t>1+23=</w:t>
+              <w:t>24+11=</w:t>
             </w:r>
           </w:p>
         </w:tc>
@@ -301,7 +301,7 @@
                 <w:rFonts w:ascii="TimeNewRoman" w:hAnsi="TimeNewRoman"/>
                 <w:sz w:val="30"/>
               </w:rPr>
-              <w:t>29+31=</w:t>
+              <w:t>94-71=</w:t>
             </w:r>
           </w:p>
         </w:tc>
@@ -318,7 +318,7 @@
                 <w:rFonts w:ascii="TimeNewRoman" w:hAnsi="TimeNewRoman"/>
                 <w:sz w:val="30"/>
               </w:rPr>
-              <w:t>28+29=</w:t>
+              <w:t>86-43=</w:t>
             </w:r>
           </w:p>
         </w:tc>
@@ -335,7 +335,7 @@
                 <w:rFonts w:ascii="TimeNewRoman" w:hAnsi="TimeNewRoman"/>
                 <w:sz w:val="30"/>
               </w:rPr>
-              <w:t>22+55=</w:t>
+              <w:t>24+31=</w:t>
             </w:r>
           </w:p>
         </w:tc>
@@ -352,7 +352,7 @@
                 <w:rFonts w:ascii="TimeNewRoman" w:hAnsi="TimeNewRoman"/>
                 <w:sz w:val="30"/>
               </w:rPr>
-              <w:t>27+13=</w:t>
+              <w:t>46-20=</w:t>
             </w:r>
           </w:p>
         </w:tc>
@@ -369,7 +369,7 @@
                 <w:rFonts w:ascii="TimeNewRoman" w:hAnsi="TimeNewRoman"/>
                 <w:sz w:val="30"/>
               </w:rPr>
-              <w:t>88-75=</w:t>
+              <w:t>57+7=</w:t>
             </w:r>
           </w:p>
         </w:tc>
@@ -388,7 +388,7 @@
                 <w:rFonts w:ascii="TimeNewRoman" w:hAnsi="TimeNewRoman"/>
                 <w:sz w:val="30"/>
               </w:rPr>
-              <w:t>4+41=</w:t>
+              <w:t>72+16=</w:t>
             </w:r>
           </w:p>
         </w:tc>
@@ -405,7 +405,7 @@
                 <w:rFonts w:ascii="TimeNewRoman" w:hAnsi="TimeNewRoman"/>
                 <w:sz w:val="30"/>
               </w:rPr>
-              <w:t>72+1=</w:t>
+              <w:t>35-34=</w:t>
             </w:r>
           </w:p>
         </w:tc>
@@ -422,7 +422,7 @@
                 <w:rFonts w:ascii="TimeNewRoman" w:hAnsi="TimeNewRoman"/>
                 <w:sz w:val="30"/>
               </w:rPr>
-              <w:t>43-42=</w:t>
+              <w:t>82-80=</w:t>
             </w:r>
           </w:p>
         </w:tc>
@@ -439,7 +439,7 @@
                 <w:rFonts w:ascii="TimeNewRoman" w:hAnsi="TimeNewRoman"/>
                 <w:sz w:val="30"/>
               </w:rPr>
-              <w:t>52+29=</w:t>
+              <w:t>26-10=</w:t>
             </w:r>
           </w:p>
         </w:tc>
@@ -456,7 +456,7 @@
                 <w:rFonts w:ascii="TimeNewRoman" w:hAnsi="TimeNewRoman"/>
                 <w:sz w:val="30"/>
               </w:rPr>
-              <w:t>7+64=</w:t>
+              <w:t>9+80=</w:t>
             </w:r>
           </w:p>
         </w:tc>
@@ -475,7 +475,406 @@
                 <w:rFonts w:ascii="TimeNewRoman" w:hAnsi="TimeNewRoman"/>
                 <w:sz w:val="30"/>
               </w:rPr>
-              <w:t>69-64=</w:t>
+              <w:t>49+2=</w:t>
+            </w:r>
+          </w:p>
+        </w:tc>
+        <w:tc>
+          <w:tcPr>
+            <w:tcW w:type="dxa" w:w="1987"/>
+          </w:tcPr>
+          <w:p>
+            <w:pPr>
+              <w:jc w:val="left"/>
+            </w:pPr>
+            <w:r>
+              <w:rPr>
+                <w:rFonts w:ascii="TimeNewRoman" w:hAnsi="TimeNewRoman"/>
+                <w:sz w:val="30"/>
+              </w:rPr>
+              <w:t>48+3=</w:t>
+            </w:r>
+          </w:p>
+        </w:tc>
+        <w:tc>
+          <w:tcPr>
+            <w:tcW w:type="dxa" w:w="1987"/>
+          </w:tcPr>
+          <w:p>
+            <w:pPr>
+              <w:jc w:val="left"/>
+            </w:pPr>
+            <w:r>
+              <w:rPr>
+                <w:rFonts w:ascii="TimeNewRoman" w:hAnsi="TimeNewRoman"/>
+                <w:sz w:val="30"/>
+              </w:rPr>
+              <w:t>31-24=</w:t>
+            </w:r>
+          </w:p>
+        </w:tc>
+        <w:tc>
+          <w:tcPr>
+            <w:tcW w:type="dxa" w:w="1987"/>
+          </w:tcPr>
+          <w:p>
+            <w:pPr>
+              <w:jc w:val="left"/>
+            </w:pPr>
+            <w:r>
+              <w:rPr>
+                <w:rFonts w:ascii="TimeNewRoman" w:hAnsi="TimeNewRoman"/>
+                <w:sz w:val="30"/>
+              </w:rPr>
+              <w:t>60-32=</w:t>
+            </w:r>
+          </w:p>
+        </w:tc>
+        <w:tc>
+          <w:tcPr>
+            <w:tcW w:type="dxa" w:w="1987"/>
+          </w:tcPr>
+          <w:p>
+            <w:pPr>
+              <w:jc w:val="left"/>
+            </w:pPr>
+            <w:r>
+              <w:rPr>
+                <w:rFonts w:ascii="TimeNewRoman" w:hAnsi="TimeNewRoman"/>
+                <w:sz w:val="30"/>
+              </w:rPr>
+              <w:t>95-80=</w:t>
+            </w:r>
+          </w:p>
+        </w:tc>
+      </w:tr>
+      <w:tr>
+        <w:tc>
+          <w:tcPr>
+            <w:tcW w:type="dxa" w:w="1987"/>
+          </w:tcPr>
+          <w:p>
+            <w:pPr>
+              <w:jc w:val="left"/>
+            </w:pPr>
+            <w:r>
+              <w:rPr>
+                <w:rFonts w:ascii="TimeNewRoman" w:hAnsi="TimeNewRoman"/>
+                <w:sz w:val="30"/>
+              </w:rPr>
+              <w:t>49-39=</w:t>
+            </w:r>
+          </w:p>
+        </w:tc>
+        <w:tc>
+          <w:tcPr>
+            <w:tcW w:type="dxa" w:w="1987"/>
+          </w:tcPr>
+          <w:p>
+            <w:pPr>
+              <w:jc w:val="left"/>
+            </w:pPr>
+            <w:r>
+              <w:rPr>
+                <w:rFonts w:ascii="TimeNewRoman" w:hAnsi="TimeNewRoman"/>
+                <w:sz w:val="30"/>
+              </w:rPr>
+              <w:t>1+12=</w:t>
+            </w:r>
+          </w:p>
+        </w:tc>
+        <w:tc>
+          <w:tcPr>
+            <w:tcW w:type="dxa" w:w="1987"/>
+          </w:tcPr>
+          <w:p>
+            <w:pPr>
+              <w:jc w:val="left"/>
+            </w:pPr>
+            <w:r>
+              <w:rPr>
+                <w:rFonts w:ascii="TimeNewRoman" w:hAnsi="TimeNewRoman"/>
+                <w:sz w:val="30"/>
+              </w:rPr>
+              <w:t>59-46=</w:t>
+            </w:r>
+          </w:p>
+        </w:tc>
+        <w:tc>
+          <w:tcPr>
+            <w:tcW w:type="dxa" w:w="1987"/>
+          </w:tcPr>
+          <w:p>
+            <w:pPr>
+              <w:jc w:val="left"/>
+            </w:pPr>
+            <w:r>
+              <w:rPr>
+                <w:rFonts w:ascii="TimeNewRoman" w:hAnsi="TimeNewRoman"/>
+                <w:sz w:val="30"/>
+              </w:rPr>
+              <w:t>45+54=</w:t>
+            </w:r>
+          </w:p>
+        </w:tc>
+        <w:tc>
+          <w:tcPr>
+            <w:tcW w:type="dxa" w:w="1987"/>
+          </w:tcPr>
+          <w:p>
+            <w:pPr>
+              <w:jc w:val="left"/>
+            </w:pPr>
+            <w:r>
+              <w:rPr>
+                <w:rFonts w:ascii="TimeNewRoman" w:hAnsi="TimeNewRoman"/>
+                <w:sz w:val="30"/>
+              </w:rPr>
+              <w:t>2+64=</w:t>
+            </w:r>
+          </w:p>
+        </w:tc>
+      </w:tr>
+      <w:tr>
+        <w:tc>
+          <w:tcPr>
+            <w:tcW w:type="dxa" w:w="1987"/>
+          </w:tcPr>
+          <w:p>
+            <w:pPr>
+              <w:jc w:val="left"/>
+            </w:pPr>
+            <w:r>
+              <w:rPr>
+                <w:rFonts w:ascii="TimeNewRoman" w:hAnsi="TimeNewRoman"/>
+                <w:sz w:val="30"/>
+              </w:rPr>
+              <w:t>71-27=</w:t>
+            </w:r>
+          </w:p>
+        </w:tc>
+        <w:tc>
+          <w:tcPr>
+            <w:tcW w:type="dxa" w:w="1987"/>
+          </w:tcPr>
+          <w:p>
+            <w:pPr>
+              <w:jc w:val="left"/>
+            </w:pPr>
+            <w:r>
+              <w:rPr>
+                <w:rFonts w:ascii="TimeNewRoman" w:hAnsi="TimeNewRoman"/>
+                <w:sz w:val="30"/>
+              </w:rPr>
+              <w:t>41-13=</w:t>
+            </w:r>
+          </w:p>
+        </w:tc>
+        <w:tc>
+          <w:tcPr>
+            <w:tcW w:type="dxa" w:w="1987"/>
+          </w:tcPr>
+          <w:p>
+            <w:pPr>
+              <w:jc w:val="left"/>
+            </w:pPr>
+            <w:r>
+              <w:rPr>
+                <w:rFonts w:ascii="TimeNewRoman" w:hAnsi="TimeNewRoman"/>
+                <w:sz w:val="30"/>
+              </w:rPr>
+              <w:t>67-22=</w:t>
+            </w:r>
+          </w:p>
+        </w:tc>
+        <w:tc>
+          <w:tcPr>
+            <w:tcW w:type="dxa" w:w="1987"/>
+          </w:tcPr>
+          <w:p>
+            <w:pPr>
+              <w:jc w:val="left"/>
+            </w:pPr>
+            <w:r>
+              <w:rPr>
+                <w:rFonts w:ascii="TimeNewRoman" w:hAnsi="TimeNewRoman"/>
+                <w:sz w:val="30"/>
+              </w:rPr>
+              <w:t>23+42=</w:t>
+            </w:r>
+          </w:p>
+        </w:tc>
+        <w:tc>
+          <w:tcPr>
+            <w:tcW w:type="dxa" w:w="1987"/>
+          </w:tcPr>
+          <w:p>
+            <w:pPr>
+              <w:jc w:val="left"/>
+            </w:pPr>
+            <w:r>
+              <w:rPr>
+                <w:rFonts w:ascii="TimeNewRoman" w:hAnsi="TimeNewRoman"/>
+                <w:sz w:val="30"/>
+              </w:rPr>
+              <w:t>35+28=</w:t>
+            </w:r>
+          </w:p>
+        </w:tc>
+      </w:tr>
+      <w:tr>
+        <w:tc>
+          <w:tcPr>
+            <w:tcW w:type="dxa" w:w="1987"/>
+          </w:tcPr>
+          <w:p>
+            <w:pPr>
+              <w:jc w:val="left"/>
+            </w:pPr>
+            <w:r>
+              <w:rPr>
+                <w:rFonts w:ascii="TimeNewRoman" w:hAnsi="TimeNewRoman"/>
+                <w:sz w:val="30"/>
+              </w:rPr>
+              <w:t>30+22=</w:t>
+            </w:r>
+          </w:p>
+        </w:tc>
+        <w:tc>
+          <w:tcPr>
+            <w:tcW w:type="dxa" w:w="1987"/>
+          </w:tcPr>
+          <w:p>
+            <w:pPr>
+              <w:jc w:val="left"/>
+            </w:pPr>
+            <w:r>
+              <w:rPr>
+                <w:rFonts w:ascii="TimeNewRoman" w:hAnsi="TimeNewRoman"/>
+                <w:sz w:val="30"/>
+              </w:rPr>
+              <w:t>93-29=</w:t>
+            </w:r>
+          </w:p>
+        </w:tc>
+        <w:tc>
+          <w:tcPr>
+            <w:tcW w:type="dxa" w:w="1987"/>
+          </w:tcPr>
+          <w:p>
+            <w:pPr>
+              <w:jc w:val="left"/>
+            </w:pPr>
+            <w:r>
+              <w:rPr>
+                <w:rFonts w:ascii="TimeNewRoman" w:hAnsi="TimeNewRoman"/>
+                <w:sz w:val="30"/>
+              </w:rPr>
+              <w:t>3+81=</w:t>
+            </w:r>
+          </w:p>
+        </w:tc>
+        <w:tc>
+          <w:tcPr>
+            <w:tcW w:type="dxa" w:w="1987"/>
+          </w:tcPr>
+          <w:p>
+            <w:pPr>
+              <w:jc w:val="left"/>
+            </w:pPr>
+            <w:r>
+              <w:rPr>
+                <w:rFonts w:ascii="TimeNewRoman" w:hAnsi="TimeNewRoman"/>
+                <w:sz w:val="30"/>
+              </w:rPr>
+              <w:t>94+5=</w:t>
+            </w:r>
+          </w:p>
+        </w:tc>
+        <w:tc>
+          <w:tcPr>
+            <w:tcW w:type="dxa" w:w="1987"/>
+          </w:tcPr>
+          <w:p>
+            <w:pPr>
+              <w:jc w:val="left"/>
+            </w:pPr>
+            <w:r>
+              <w:rPr>
+                <w:rFonts w:ascii="TimeNewRoman" w:hAnsi="TimeNewRoman"/>
+                <w:sz w:val="30"/>
+              </w:rPr>
+              <w:t>51-43=</w:t>
+            </w:r>
+          </w:p>
+        </w:tc>
+      </w:tr>
+      <w:tr>
+        <w:tc>
+          <w:tcPr>
+            <w:tcW w:type="dxa" w:w="1987"/>
+          </w:tcPr>
+          <w:p>
+            <w:pPr>
+              <w:jc w:val="left"/>
+            </w:pPr>
+            <w:r>
+              <w:rPr>
+                <w:rFonts w:ascii="TimeNewRoman" w:hAnsi="TimeNewRoman"/>
+                <w:sz w:val="30"/>
+              </w:rPr>
+              <w:t>43-30=</w:t>
+            </w:r>
+          </w:p>
+        </w:tc>
+        <w:tc>
+          <w:tcPr>
+            <w:tcW w:type="dxa" w:w="1987"/>
+          </w:tcPr>
+          <w:p>
+            <w:pPr>
+              <w:jc w:val="left"/>
+            </w:pPr>
+            <w:r>
+              <w:rPr>
+                <w:rFonts w:ascii="TimeNewRoman" w:hAnsi="TimeNewRoman"/>
+                <w:sz w:val="30"/>
+              </w:rPr>
+              <w:t>5+36=</w:t>
+            </w:r>
+          </w:p>
+        </w:tc>
+        <w:tc>
+          <w:tcPr>
+            <w:tcW w:type="dxa" w:w="1987"/>
+          </w:tcPr>
+          <w:p>
+            <w:pPr>
+              <w:jc w:val="left"/>
+            </w:pPr>
+            <w:r>
+              <w:rPr>
+                <w:rFonts w:ascii="TimeNewRoman" w:hAnsi="TimeNewRoman"/>
+                <w:sz w:val="30"/>
+              </w:rPr>
+              <w:t>47+50=</w:t>
+            </w:r>
+          </w:p>
+        </w:tc>
+        <w:tc>
+          <w:tcPr>
+            <w:tcW w:type="dxa" w:w="1987"/>
+          </w:tcPr>
+          <w:p>
+            <w:pPr>
+              <w:jc w:val="left"/>
+            </w:pPr>
+            <w:r>
+              <w:rPr>
+                <w:rFonts w:ascii="TimeNewRoman" w:hAnsi="TimeNewRoman"/>
+                <w:sz w:val="30"/>
+              </w:rPr>
+              <w:t>31+62=</w:t>
             </w:r>
           </w:p>
         </w:tc>
@@ -496,6 +895,8 @@
             </w:r>
           </w:p>
         </w:tc>
+      </w:tr>
+      <w:tr>
         <w:tc>
           <w:tcPr>
             <w:tcW w:type="dxa" w:w="1987"/>
@@ -509,7 +910,7 @@
                 <w:rFonts w:ascii="TimeNewRoman" w:hAnsi="TimeNewRoman"/>
                 <w:sz w:val="30"/>
               </w:rPr>
-              <w:t>91-39=</w:t>
+              <w:t>8+62=</w:t>
             </w:r>
           </w:p>
         </w:tc>
@@ -526,7 +927,7 @@
                 <w:rFonts w:ascii="TimeNewRoman" w:hAnsi="TimeNewRoman"/>
                 <w:sz w:val="30"/>
               </w:rPr>
-              <w:t>65-53=</w:t>
+              <w:t>82-33=</w:t>
             </w:r>
           </w:p>
         </w:tc>
@@ -543,7 +944,41 @@
                 <w:rFonts w:ascii="TimeNewRoman" w:hAnsi="TimeNewRoman"/>
                 <w:sz w:val="30"/>
               </w:rPr>
-              <w:t>38-25=</w:t>
+              <w:t>35+40=</w:t>
+            </w:r>
+          </w:p>
+        </w:tc>
+        <w:tc>
+          <w:tcPr>
+            <w:tcW w:type="dxa" w:w="1987"/>
+          </w:tcPr>
+          <w:p>
+            <w:pPr>
+              <w:jc w:val="left"/>
+            </w:pPr>
+            <w:r>
+              <w:rPr>
+                <w:rFonts w:ascii="TimeNewRoman" w:hAnsi="TimeNewRoman"/>
+                <w:sz w:val="30"/>
+              </w:rPr>
+              <w:t>22+49=</w:t>
+            </w:r>
+          </w:p>
+        </w:tc>
+        <w:tc>
+          <w:tcPr>
+            <w:tcW w:type="dxa" w:w="1987"/>
+          </w:tcPr>
+          <w:p>
+            <w:pPr>
+              <w:jc w:val="left"/>
+            </w:pPr>
+            <w:r>
+              <w:rPr>
+                <w:rFonts w:ascii="TimeNewRoman" w:hAnsi="TimeNewRoman"/>
+                <w:sz w:val="30"/>
+              </w:rPr>
+              <w:t>67+25=</w:t>
             </w:r>
           </w:p>
         </w:tc>
@@ -562,7 +997,7 @@
                 <w:rFonts w:ascii="TimeNewRoman" w:hAnsi="TimeNewRoman"/>
                 <w:sz w:val="30"/>
               </w:rPr>
-              <w:t>59-17=</w:t>
+              <w:t>67-20=</w:t>
             </w:r>
           </w:p>
         </w:tc>
@@ -579,7 +1014,7 @@
                 <w:rFonts w:ascii="TimeNewRoman" w:hAnsi="TimeNewRoman"/>
                 <w:sz w:val="30"/>
               </w:rPr>
-              <w:t>26+12=</w:t>
+              <w:t>55+40=</w:t>
             </w:r>
           </w:p>
         </w:tc>
@@ -596,7 +1031,7 @@
                 <w:rFonts w:ascii="TimeNewRoman" w:hAnsi="TimeNewRoman"/>
                 <w:sz w:val="30"/>
               </w:rPr>
-              <w:t>80-79=</w:t>
+              <w:t>71+7=</w:t>
             </w:r>
           </w:p>
         </w:tc>
@@ -613,7 +1048,7 @@
                 <w:rFonts w:ascii="TimeNewRoman" w:hAnsi="TimeNewRoman"/>
                 <w:sz w:val="30"/>
               </w:rPr>
-              <w:t>16+78=</w:t>
+              <w:t>40+33=</w:t>
             </w:r>
           </w:p>
         </w:tc>
@@ -630,7 +1065,7 @@
                 <w:rFonts w:ascii="TimeNewRoman" w:hAnsi="TimeNewRoman"/>
                 <w:sz w:val="30"/>
               </w:rPr>
-              <w:t>99-71=</w:t>
+              <w:t>78+16=</w:t>
             </w:r>
           </w:p>
         </w:tc>
@@ -649,7 +1084,7 @@
                 <w:rFonts w:ascii="TimeNewRoman" w:hAnsi="TimeNewRoman"/>
                 <w:sz w:val="30"/>
               </w:rPr>
-              <w:t>34-24=</w:t>
+              <w:t>66-1=</w:t>
             </w:r>
           </w:p>
         </w:tc>
@@ -666,7 +1101,7 @@
                 <w:rFonts w:ascii="TimeNewRoman" w:hAnsi="TimeNewRoman"/>
                 <w:sz w:val="30"/>
               </w:rPr>
-              <w:t>22-8=</w:t>
+              <w:t>21+46=</w:t>
             </w:r>
           </w:p>
         </w:tc>
@@ -683,7 +1118,7 @@
                 <w:rFonts w:ascii="TimeNewRoman" w:hAnsi="TimeNewRoman"/>
                 <w:sz w:val="30"/>
               </w:rPr>
-              <w:t>45+9=</w:t>
+              <w:t>57-55=</w:t>
             </w:r>
           </w:p>
         </w:tc>
@@ -700,7 +1135,7 @@
                 <w:rFonts w:ascii="TimeNewRoman" w:hAnsi="TimeNewRoman"/>
                 <w:sz w:val="30"/>
               </w:rPr>
-              <w:t>94-72=</w:t>
+              <w:t>97-13=</w:t>
             </w:r>
           </w:p>
         </w:tc>
@@ -717,7 +1152,7 @@
                 <w:rFonts w:ascii="TimeNewRoman" w:hAnsi="TimeNewRoman"/>
                 <w:sz w:val="30"/>
               </w:rPr>
-              <w:t>24+37=</w:t>
+              <w:t>39-0=</w:t>
             </w:r>
           </w:p>
         </w:tc>
@@ -736,7 +1171,7 @@
                 <w:rFonts w:ascii="TimeNewRoman" w:hAnsi="TimeNewRoman"/>
                 <w:sz w:val="30"/>
               </w:rPr>
-              <w:t>16+2=</w:t>
+              <w:t>33+6=</w:t>
             </w:r>
           </w:p>
         </w:tc>
@@ -753,7 +1188,7 @@
                 <w:rFonts w:ascii="TimeNewRoman" w:hAnsi="TimeNewRoman"/>
                 <w:sz w:val="30"/>
               </w:rPr>
-              <w:t>46-7=</w:t>
+              <w:t>22+45=</w:t>
             </w:r>
           </w:p>
         </w:tc>
@@ -770,7 +1205,7 @@
                 <w:rFonts w:ascii="TimeNewRoman" w:hAnsi="TimeNewRoman"/>
                 <w:sz w:val="30"/>
               </w:rPr>
-              <w:t>51-20=</w:t>
+              <w:t>92-2=</w:t>
             </w:r>
           </w:p>
         </w:tc>
@@ -787,7 +1222,7 @@
                 <w:rFonts w:ascii="TimeNewRoman" w:hAnsi="TimeNewRoman"/>
                 <w:sz w:val="30"/>
               </w:rPr>
-              <w:t>27+18=</w:t>
+              <w:t>5-2=</w:t>
             </w:r>
           </w:p>
         </w:tc>
@@ -804,7 +1239,7 @@
                 <w:rFonts w:ascii="TimeNewRoman" w:hAnsi="TimeNewRoman"/>
                 <w:sz w:val="30"/>
               </w:rPr>
-              <w:t>80+5=</w:t>
+              <w:t>97-73=</w:t>
             </w:r>
           </w:p>
         </w:tc>
@@ -823,7 +1258,7 @@
                 <w:rFonts w:ascii="TimeNewRoman" w:hAnsi="TimeNewRoman"/>
                 <w:sz w:val="30"/>
               </w:rPr>
-              <w:t>97-17=</w:t>
+              <w:t>53+12=</w:t>
             </w:r>
           </w:p>
         </w:tc>
@@ -840,7 +1275,7 @@
                 <w:rFonts w:ascii="TimeNewRoman" w:hAnsi="TimeNewRoman"/>
                 <w:sz w:val="30"/>
               </w:rPr>
-              <w:t>3+15=</w:t>
+              <w:t>70-16=</w:t>
             </w:r>
           </w:p>
         </w:tc>
@@ -857,7 +1292,7 @@
                 <w:rFonts w:ascii="TimeNewRoman" w:hAnsi="TimeNewRoman"/>
                 <w:sz w:val="30"/>
               </w:rPr>
-              <w:t>59-26=</w:t>
+              <w:t>40-35=</w:t>
             </w:r>
           </w:p>
         </w:tc>
@@ -874,7 +1309,7 @@
                 <w:rFonts w:ascii="TimeNewRoman" w:hAnsi="TimeNewRoman"/>
                 <w:sz w:val="30"/>
               </w:rPr>
-              <w:t>19+32=</w:t>
+              <w:t>59+26=</w:t>
             </w:r>
           </w:p>
         </w:tc>
@@ -891,7 +1326,7 @@
                 <w:rFonts w:ascii="TimeNewRoman" w:hAnsi="TimeNewRoman"/>
                 <w:sz w:val="30"/>
               </w:rPr>
-              <w:t>5+89=</w:t>
+              <w:t>72-1=</w:t>
             </w:r>
           </w:p>
         </w:tc>
@@ -910,7 +1345,7 @@
                 <w:rFonts w:ascii="TimeNewRoman" w:hAnsi="TimeNewRoman"/>
                 <w:sz w:val="30"/>
               </w:rPr>
-              <w:t>74+12=</w:t>
+              <w:t>37+20=</w:t>
             </w:r>
           </w:p>
         </w:tc>
@@ -927,7 +1362,7 @@
                 <w:rFonts w:ascii="TimeNewRoman" w:hAnsi="TimeNewRoman"/>
                 <w:sz w:val="30"/>
               </w:rPr>
-              <w:t>49+29=</w:t>
+              <w:t>31+22=</w:t>
             </w:r>
           </w:p>
         </w:tc>
@@ -944,7 +1379,7 @@
                 <w:rFonts w:ascii="TimeNewRoman" w:hAnsi="TimeNewRoman"/>
                 <w:sz w:val="30"/>
               </w:rPr>
-              <w:t>31+51=</w:t>
+              <w:t>77+0=</w:t>
             </w:r>
           </w:p>
         </w:tc>
@@ -961,7 +1396,7 @@
                 <w:rFonts w:ascii="TimeNewRoman" w:hAnsi="TimeNewRoman"/>
                 <w:sz w:val="30"/>
               </w:rPr>
-              <w:t>10+88=</w:t>
+              <w:t>44-5=</w:t>
             </w:r>
           </w:p>
         </w:tc>
@@ -978,7 +1413,7 @@
                 <w:rFonts w:ascii="TimeNewRoman" w:hAnsi="TimeNewRoman"/>
                 <w:sz w:val="30"/>
               </w:rPr>
-              <w:t>84+3=</w:t>
+              <w:t>10+69=</w:t>
             </w:r>
           </w:p>
         </w:tc>
@@ -997,7 +1432,7 @@
                 <w:rFonts w:ascii="TimeNewRoman" w:hAnsi="TimeNewRoman"/>
                 <w:sz w:val="30"/>
               </w:rPr>
-              <w:t>96-6=</w:t>
+              <w:t>41+17=</w:t>
             </w:r>
           </w:p>
         </w:tc>
@@ -1014,7 +1449,7 @@
                 <w:rFonts w:ascii="TimeNewRoman" w:hAnsi="TimeNewRoman"/>
                 <w:sz w:val="30"/>
               </w:rPr>
-              <w:t>52-18=</w:t>
+              <w:t>70-65=</w:t>
             </w:r>
           </w:p>
         </w:tc>
@@ -1031,7 +1466,7 @@
                 <w:rFonts w:ascii="TimeNewRoman" w:hAnsi="TimeNewRoman"/>
                 <w:sz w:val="30"/>
               </w:rPr>
-              <w:t>94-82=</w:t>
+              <w:t>28+60=</w:t>
             </w:r>
           </w:p>
         </w:tc>
@@ -1048,7 +1483,7 @@
                 <w:rFonts w:ascii="TimeNewRoman" w:hAnsi="TimeNewRoman"/>
                 <w:sz w:val="30"/>
               </w:rPr>
-              <w:t>80-25=</w:t>
+              <w:t>91-8=</w:t>
             </w:r>
           </w:p>
         </w:tc>
@@ -1065,7 +1500,7 @@
                 <w:rFonts w:ascii="TimeNewRoman" w:hAnsi="TimeNewRoman"/>
                 <w:sz w:val="30"/>
               </w:rPr>
-              <w:t>86-4=</w:t>
+              <w:t>98-40=</w:t>
             </w:r>
           </w:p>
         </w:tc>
@@ -1084,7 +1519,7 @@
                 <w:rFonts w:ascii="TimeNewRoman" w:hAnsi="TimeNewRoman"/>
                 <w:sz w:val="30"/>
               </w:rPr>
-              <w:t>25+52=</w:t>
+              <w:t>24-3=</w:t>
             </w:r>
           </w:p>
         </w:tc>
@@ -1101,7 +1536,7 @@
                 <w:rFonts w:ascii="TimeNewRoman" w:hAnsi="TimeNewRoman"/>
                 <w:sz w:val="30"/>
               </w:rPr>
-              <w:t>14-11=</w:t>
+              <w:t>6+51=</w:t>
             </w:r>
           </w:p>
         </w:tc>
@@ -1118,7 +1553,7 @@
                 <w:rFonts w:ascii="TimeNewRoman" w:hAnsi="TimeNewRoman"/>
                 <w:sz w:val="30"/>
               </w:rPr>
-              <w:t>49+29=</w:t>
+              <w:t>49-17=</w:t>
             </w:r>
           </w:p>
         </w:tc>
@@ -1135,7 +1570,7 @@
                 <w:rFonts w:ascii="TimeNewRoman" w:hAnsi="TimeNewRoman"/>
                 <w:sz w:val="30"/>
               </w:rPr>
-              <w:t>5+53=</w:t>
+              <w:t>82-49=</w:t>
             </w:r>
           </w:p>
         </w:tc>
@@ -1152,7 +1587,7 @@
                 <w:rFonts w:ascii="TimeNewRoman" w:hAnsi="TimeNewRoman"/>
                 <w:sz w:val="30"/>
               </w:rPr>
-              <w:t>53-32=</w:t>
+              <w:t>68-36=</w:t>
             </w:r>
           </w:p>
         </w:tc>
@@ -1171,7 +1606,7 @@
                 <w:rFonts w:ascii="TimeNewRoman" w:hAnsi="TimeNewRoman"/>
                 <w:sz w:val="30"/>
               </w:rPr>
-              <w:t>99-58=</w:t>
+              <w:t>9+14=</w:t>
             </w:r>
           </w:p>
         </w:tc>
@@ -1188,7 +1623,7 @@
                 <w:rFonts w:ascii="TimeNewRoman" w:hAnsi="TimeNewRoman"/>
                 <w:sz w:val="30"/>
               </w:rPr>
-              <w:t>16+80=</w:t>
+              <w:t>39+35=</w:t>
             </w:r>
           </w:p>
         </w:tc>
@@ -1205,7 +1640,7 @@
                 <w:rFonts w:ascii="TimeNewRoman" w:hAnsi="TimeNewRoman"/>
                 <w:sz w:val="30"/>
               </w:rPr>
-              <w:t>74+16=</w:t>
+              <w:t>38-1=</w:t>
             </w:r>
           </w:p>
         </w:tc>
@@ -1222,7 +1657,7 @@
                 <w:rFonts w:ascii="TimeNewRoman" w:hAnsi="TimeNewRoman"/>
                 <w:sz w:val="30"/>
               </w:rPr>
-              <w:t>44-11=</w:t>
+              <w:t>12+79=</w:t>
             </w:r>
           </w:p>
         </w:tc>
@@ -1239,7 +1674,7 @@
                 <w:rFonts w:ascii="TimeNewRoman" w:hAnsi="TimeNewRoman"/>
                 <w:sz w:val="30"/>
               </w:rPr>
-              <w:t>46-35=</w:t>
+              <w:t>39-22=</w:t>
             </w:r>
           </w:p>
         </w:tc>
@@ -1258,7 +1693,7 @@
                 <w:rFonts w:ascii="TimeNewRoman" w:hAnsi="TimeNewRoman"/>
                 <w:sz w:val="30"/>
               </w:rPr>
-              <w:t>58-9=</w:t>
+              <w:t>78+17=</w:t>
             </w:r>
           </w:p>
         </w:tc>
@@ -1275,7 +1710,7 @@
                 <w:rFonts w:ascii="TimeNewRoman" w:hAnsi="TimeNewRoman"/>
                 <w:sz w:val="30"/>
               </w:rPr>
-              <w:t>19-12=</w:t>
+              <w:t>49+40=</w:t>
             </w:r>
           </w:p>
         </w:tc>
@@ -1292,7 +1727,7 @@
                 <w:rFonts w:ascii="TimeNewRoman" w:hAnsi="TimeNewRoman"/>
                 <w:sz w:val="30"/>
               </w:rPr>
-              <w:t>64-44=</w:t>
+              <w:t>40-2=</w:t>
             </w:r>
           </w:p>
         </w:tc>
@@ -1309,7 +1744,7 @@
                 <w:rFonts w:ascii="TimeNewRoman" w:hAnsi="TimeNewRoman"/>
                 <w:sz w:val="30"/>
               </w:rPr>
-              <w:t>28+25=</w:t>
+              <w:t>64+10=</w:t>
             </w:r>
           </w:p>
         </w:tc>
@@ -1326,442 +1761,7 @@
                 <w:rFonts w:ascii="TimeNewRoman" w:hAnsi="TimeNewRoman"/>
                 <w:sz w:val="30"/>
               </w:rPr>
-              <w:t>62-59=</w:t>
-            </w:r>
-          </w:p>
-        </w:tc>
-      </w:tr>
-      <w:tr>
-        <w:tc>
-          <w:tcPr>
-            <w:tcW w:type="dxa" w:w="1987"/>
-          </w:tcPr>
-          <w:p>
-            <w:pPr>
-              <w:jc w:val="left"/>
-            </w:pPr>
-            <w:r>
-              <w:rPr>
-                <w:rFonts w:ascii="TimeNewRoman" w:hAnsi="TimeNewRoman"/>
-                <w:sz w:val="30"/>
-              </w:rPr>
-              <w:t>46-41=</w:t>
-            </w:r>
-          </w:p>
-        </w:tc>
-        <w:tc>
-          <w:tcPr>
-            <w:tcW w:type="dxa" w:w="1987"/>
-          </w:tcPr>
-          <w:p>
-            <w:pPr>
-              <w:jc w:val="left"/>
-            </w:pPr>
-            <w:r>
-              <w:rPr>
-                <w:rFonts w:ascii="TimeNewRoman" w:hAnsi="TimeNewRoman"/>
-                <w:sz w:val="30"/>
-              </w:rPr>
-              <w:t>16+28=</w:t>
-            </w:r>
-          </w:p>
-        </w:tc>
-        <w:tc>
-          <w:tcPr>
-            <w:tcW w:type="dxa" w:w="1987"/>
-          </w:tcPr>
-          <w:p>
-            <w:pPr>
-              <w:jc w:val="left"/>
-            </w:pPr>
-            <w:r>
-              <w:rPr>
-                <w:rFonts w:ascii="TimeNewRoman" w:hAnsi="TimeNewRoman"/>
-                <w:sz w:val="30"/>
-              </w:rPr>
-              <w:t>44-34=</w:t>
-            </w:r>
-          </w:p>
-        </w:tc>
-        <w:tc>
-          <w:tcPr>
-            <w:tcW w:type="dxa" w:w="1987"/>
-          </w:tcPr>
-          <w:p>
-            <w:pPr>
-              <w:jc w:val="left"/>
-            </w:pPr>
-            <w:r>
-              <w:rPr>
-                <w:rFonts w:ascii="TimeNewRoman" w:hAnsi="TimeNewRoman"/>
-                <w:sz w:val="30"/>
-              </w:rPr>
-              <w:t>15+7=</w:t>
-            </w:r>
-          </w:p>
-        </w:tc>
-        <w:tc>
-          <w:tcPr>
-            <w:tcW w:type="dxa" w:w="1987"/>
-          </w:tcPr>
-          <w:p>
-            <w:pPr>
-              <w:jc w:val="left"/>
-            </w:pPr>
-            <w:r>
-              <w:rPr>
-                <w:rFonts w:ascii="TimeNewRoman" w:hAnsi="TimeNewRoman"/>
-                <w:sz w:val="30"/>
-              </w:rPr>
-              <w:t>9+73=</w:t>
-            </w:r>
-          </w:p>
-        </w:tc>
-      </w:tr>
-      <w:tr>
-        <w:tc>
-          <w:tcPr>
-            <w:tcW w:type="dxa" w:w="1987"/>
-          </w:tcPr>
-          <w:p>
-            <w:pPr>
-              <w:jc w:val="left"/>
-            </w:pPr>
-            <w:r>
-              <w:rPr>
-                <w:rFonts w:ascii="TimeNewRoman" w:hAnsi="TimeNewRoman"/>
-                <w:sz w:val="30"/>
-              </w:rPr>
-              <w:t>89-59=</w:t>
-            </w:r>
-          </w:p>
-        </w:tc>
-        <w:tc>
-          <w:tcPr>
-            <w:tcW w:type="dxa" w:w="1987"/>
-          </w:tcPr>
-          <w:p>
-            <w:pPr>
-              <w:jc w:val="left"/>
-            </w:pPr>
-            <w:r>
-              <w:rPr>
-                <w:rFonts w:ascii="TimeNewRoman" w:hAnsi="TimeNewRoman"/>
-                <w:sz w:val="30"/>
-              </w:rPr>
-              <w:t>22+25=</w:t>
-            </w:r>
-          </w:p>
-        </w:tc>
-        <w:tc>
-          <w:tcPr>
-            <w:tcW w:type="dxa" w:w="1987"/>
-          </w:tcPr>
-          <w:p>
-            <w:pPr>
-              <w:jc w:val="left"/>
-            </w:pPr>
-            <w:r>
-              <w:rPr>
-                <w:rFonts w:ascii="TimeNewRoman" w:hAnsi="TimeNewRoman"/>
-                <w:sz w:val="30"/>
-              </w:rPr>
-              <w:t>50+6=</w:t>
-            </w:r>
-          </w:p>
-        </w:tc>
-        <w:tc>
-          <w:tcPr>
-            <w:tcW w:type="dxa" w:w="1987"/>
-          </w:tcPr>
-          <w:p>
-            <w:pPr>
-              <w:jc w:val="left"/>
-            </w:pPr>
-            <w:r>
-              <w:rPr>
-                <w:rFonts w:ascii="TimeNewRoman" w:hAnsi="TimeNewRoman"/>
-                <w:sz w:val="30"/>
-              </w:rPr>
-              <w:t>10+24=</w:t>
-            </w:r>
-          </w:p>
-        </w:tc>
-        <w:tc>
-          <w:tcPr>
-            <w:tcW w:type="dxa" w:w="1987"/>
-          </w:tcPr>
-          <w:p>
-            <w:pPr>
-              <w:jc w:val="left"/>
-            </w:pPr>
-            <w:r>
-              <w:rPr>
-                <w:rFonts w:ascii="TimeNewRoman" w:hAnsi="TimeNewRoman"/>
-                <w:sz w:val="30"/>
-              </w:rPr>
-              <w:t>77-51=</w:t>
-            </w:r>
-          </w:p>
-        </w:tc>
-      </w:tr>
-      <w:tr>
-        <w:tc>
-          <w:tcPr>
-            <w:tcW w:type="dxa" w:w="1987"/>
-          </w:tcPr>
-          <w:p>
-            <w:pPr>
-              <w:jc w:val="left"/>
-            </w:pPr>
-            <w:r>
-              <w:rPr>
-                <w:rFonts w:ascii="TimeNewRoman" w:hAnsi="TimeNewRoman"/>
-                <w:sz w:val="30"/>
-              </w:rPr>
-              <w:t>28+13=</w:t>
-            </w:r>
-          </w:p>
-        </w:tc>
-        <w:tc>
-          <w:tcPr>
-            <w:tcW w:type="dxa" w:w="1987"/>
-          </w:tcPr>
-          <w:p>
-            <w:pPr>
-              <w:jc w:val="left"/>
-            </w:pPr>
-            <w:r>
-              <w:rPr>
-                <w:rFonts w:ascii="TimeNewRoman" w:hAnsi="TimeNewRoman"/>
-                <w:sz w:val="30"/>
-              </w:rPr>
-              <w:t>64-25=</w:t>
-            </w:r>
-          </w:p>
-        </w:tc>
-        <w:tc>
-          <w:tcPr>
-            <w:tcW w:type="dxa" w:w="1987"/>
-          </w:tcPr>
-          <w:p>
-            <w:pPr>
-              <w:jc w:val="left"/>
-            </w:pPr>
-            <w:r>
-              <w:rPr>
-                <w:rFonts w:ascii="TimeNewRoman" w:hAnsi="TimeNewRoman"/>
-                <w:sz w:val="30"/>
-              </w:rPr>
-              <w:t>66+33=</w:t>
-            </w:r>
-          </w:p>
-        </w:tc>
-        <w:tc>
-          <w:tcPr>
-            <w:tcW w:type="dxa" w:w="1987"/>
-          </w:tcPr>
-          <w:p>
-            <w:pPr>
-              <w:jc w:val="left"/>
-            </w:pPr>
-            <w:r>
-              <w:rPr>
-                <w:rFonts w:ascii="TimeNewRoman" w:hAnsi="TimeNewRoman"/>
-                <w:sz w:val="30"/>
-              </w:rPr>
-              <w:t>2+34=</w:t>
-            </w:r>
-          </w:p>
-        </w:tc>
-        <w:tc>
-          <w:tcPr>
-            <w:tcW w:type="dxa" w:w="1987"/>
-          </w:tcPr>
-          <w:p>
-            <w:pPr>
-              <w:jc w:val="left"/>
-            </w:pPr>
-            <w:r>
-              <w:rPr>
-                <w:rFonts w:ascii="TimeNewRoman" w:hAnsi="TimeNewRoman"/>
-                <w:sz w:val="30"/>
-              </w:rPr>
-              <w:t>37+56=</w:t>
-            </w:r>
-          </w:p>
-        </w:tc>
-      </w:tr>
-      <w:tr>
-        <w:tc>
-          <w:tcPr>
-            <w:tcW w:type="dxa" w:w="1987"/>
-          </w:tcPr>
-          <w:p>
-            <w:pPr>
-              <w:jc w:val="left"/>
-            </w:pPr>
-            <w:r>
-              <w:rPr>
-                <w:rFonts w:ascii="TimeNewRoman" w:hAnsi="TimeNewRoman"/>
-                <w:sz w:val="30"/>
-              </w:rPr>
-              <w:t>41-30=</w:t>
-            </w:r>
-          </w:p>
-        </w:tc>
-        <w:tc>
-          <w:tcPr>
-            <w:tcW w:type="dxa" w:w="1987"/>
-          </w:tcPr>
-          <w:p>
-            <w:pPr>
-              <w:jc w:val="left"/>
-            </w:pPr>
-            <w:r>
-              <w:rPr>
-                <w:rFonts w:ascii="TimeNewRoman" w:hAnsi="TimeNewRoman"/>
-                <w:sz w:val="30"/>
-              </w:rPr>
-              <w:t>16-14=</w:t>
-            </w:r>
-          </w:p>
-        </w:tc>
-        <w:tc>
-          <w:tcPr>
-            <w:tcW w:type="dxa" w:w="1987"/>
-          </w:tcPr>
-          <w:p>
-            <w:pPr>
-              <w:jc w:val="left"/>
-            </w:pPr>
-            <w:r>
-              <w:rPr>
-                <w:rFonts w:ascii="TimeNewRoman" w:hAnsi="TimeNewRoman"/>
-                <w:sz w:val="30"/>
-              </w:rPr>
-              <w:t>91-23=</w:t>
-            </w:r>
-          </w:p>
-        </w:tc>
-        <w:tc>
-          <w:tcPr>
-            <w:tcW w:type="dxa" w:w="1987"/>
-          </w:tcPr>
-          <w:p>
-            <w:pPr>
-              <w:jc w:val="left"/>
-            </w:pPr>
-            <w:r>
-              <w:rPr>
-                <w:rFonts w:ascii="TimeNewRoman" w:hAnsi="TimeNewRoman"/>
-                <w:sz w:val="30"/>
-              </w:rPr>
-              <w:t>88-54=</w:t>
-            </w:r>
-          </w:p>
-        </w:tc>
-        <w:tc>
-          <w:tcPr>
-            <w:tcW w:type="dxa" w:w="1987"/>
-          </w:tcPr>
-          <w:p>
-            <w:pPr>
-              <w:jc w:val="left"/>
-            </w:pPr>
-            <w:r>
-              <w:rPr>
-                <w:rFonts w:ascii="TimeNewRoman" w:hAnsi="TimeNewRoman"/>
-                <w:sz w:val="30"/>
-              </w:rPr>
-              <w:t>36-20=</w:t>
-            </w:r>
-          </w:p>
-        </w:tc>
-      </w:tr>
-      <w:tr>
-        <w:tc>
-          <w:tcPr>
-            <w:tcW w:type="dxa" w:w="1987"/>
-          </w:tcPr>
-          <w:p>
-            <w:pPr>
-              <w:jc w:val="left"/>
-            </w:pPr>
-            <w:r>
-              <w:rPr>
-                <w:rFonts w:ascii="TimeNewRoman" w:hAnsi="TimeNewRoman"/>
-                <w:sz w:val="30"/>
-              </w:rPr>
-              <w:t>81-1=</w:t>
-            </w:r>
-          </w:p>
-        </w:tc>
-        <w:tc>
-          <w:tcPr>
-            <w:tcW w:type="dxa" w:w="1987"/>
-          </w:tcPr>
-          <w:p>
-            <w:pPr>
-              <w:jc w:val="left"/>
-            </w:pPr>
-            <w:r>
-              <w:rPr>
-                <w:rFonts w:ascii="TimeNewRoman" w:hAnsi="TimeNewRoman"/>
-                <w:sz w:val="30"/>
-              </w:rPr>
-              <w:t>56-44=</w:t>
-            </w:r>
-          </w:p>
-        </w:tc>
-        <w:tc>
-          <w:tcPr>
-            <w:tcW w:type="dxa" w:w="1987"/>
-          </w:tcPr>
-          <w:p>
-            <w:pPr>
-              <w:jc w:val="left"/>
-            </w:pPr>
-            <w:r>
-              <w:rPr>
-                <w:rFonts w:ascii="TimeNewRoman" w:hAnsi="TimeNewRoman"/>
-                <w:sz w:val="30"/>
-              </w:rPr>
-              <w:t>36+3=</w:t>
-            </w:r>
-          </w:p>
-        </w:tc>
-        <w:tc>
-          <w:tcPr>
-            <w:tcW w:type="dxa" w:w="1987"/>
-          </w:tcPr>
-          <w:p>
-            <w:pPr>
-              <w:jc w:val="left"/>
-            </w:pPr>
-            <w:r>
-              <w:rPr>
-                <w:rFonts w:ascii="TimeNewRoman" w:hAnsi="TimeNewRoman"/>
-                <w:sz w:val="30"/>
-              </w:rPr>
-              <w:t>42-20=</w:t>
-            </w:r>
-          </w:p>
-        </w:tc>
-        <w:tc>
-          <w:tcPr>
-            <w:tcW w:type="dxa" w:w="1987"/>
-          </w:tcPr>
-          <w:p>
-            <w:pPr>
-              <w:jc w:val="left"/>
-            </w:pPr>
-            <w:r>
-              <w:rPr>
-                <w:rFonts w:ascii="TimeNewRoman" w:hAnsi="TimeNewRoman"/>
-                <w:sz w:val="30"/>
-              </w:rPr>
-              <w:t>45-36=</w:t>
+              <w:t>22+17=</w:t>
             </w:r>
           </w:p>
         </w:tc>

--- a/addition_and_subtraction_within_100.docx
+++ b/addition_and_subtraction_within_100.docx
@@ -11,7 +11,7 @@
           <w:rFonts w:ascii="Arial" w:hAnsi="Arial"/>
           <w:sz w:val="30"/>
         </w:rPr>
-        <w:t>2026-09-22 Tuesday</w:t>
+        <w:t>2026-09-23 Wednesday</w:t>
       </w:r>
     </w:p>
     <w:tbl>
@@ -40,7 +40,7 @@
                 <w:rFonts w:ascii="TimeNewRoman" w:hAnsi="TimeNewRoman"/>
                 <w:sz w:val="30"/>
               </w:rPr>
-              <w:t>75+6=</w:t>
+              <w:t>39+55=</w:t>
             </w:r>
           </w:p>
         </w:tc>
@@ -57,7 +57,7 @@
                 <w:rFonts w:ascii="TimeNewRoman" w:hAnsi="TimeNewRoman"/>
                 <w:sz w:val="30"/>
               </w:rPr>
-              <w:t>51+37=</w:t>
+              <w:t>44+25=</w:t>
             </w:r>
           </w:p>
         </w:tc>
@@ -74,7 +74,7 @@
                 <w:rFonts w:ascii="TimeNewRoman" w:hAnsi="TimeNewRoman"/>
                 <w:sz w:val="30"/>
               </w:rPr>
-              <w:t>15+42=</w:t>
+              <w:t>13+53=</w:t>
             </w:r>
           </w:p>
         </w:tc>
@@ -91,7 +91,7 @@
                 <w:rFonts w:ascii="TimeNewRoman" w:hAnsi="TimeNewRoman"/>
                 <w:sz w:val="30"/>
               </w:rPr>
-              <w:t>6+6=</w:t>
+              <w:t>29+21=</w:t>
             </w:r>
           </w:p>
         </w:tc>
@@ -108,7 +108,7 @@
                 <w:rFonts w:ascii="TimeNewRoman" w:hAnsi="TimeNewRoman"/>
                 <w:sz w:val="30"/>
               </w:rPr>
-              <w:t>41+19=</w:t>
+              <w:t>19+31=</w:t>
             </w:r>
           </w:p>
         </w:tc>
@@ -127,7 +127,7 @@
                 <w:rFonts w:ascii="TimeNewRoman" w:hAnsi="TimeNewRoman"/>
                 <w:sz w:val="30"/>
               </w:rPr>
-              <w:t>25-18=</w:t>
+              <w:t>88+0=</w:t>
             </w:r>
           </w:p>
         </w:tc>
@@ -144,7 +144,7 @@
                 <w:rFonts w:ascii="TimeNewRoman" w:hAnsi="TimeNewRoman"/>
                 <w:sz w:val="30"/>
               </w:rPr>
-              <w:t>24-6=</w:t>
+              <w:t>31+37=</w:t>
             </w:r>
           </w:p>
         </w:tc>
@@ -161,7 +161,7 @@
                 <w:rFonts w:ascii="TimeNewRoman" w:hAnsi="TimeNewRoman"/>
                 <w:sz w:val="30"/>
               </w:rPr>
-              <w:t>90-62=</w:t>
+              <w:t>8+65=</w:t>
             </w:r>
           </w:p>
         </w:tc>
@@ -178,7 +178,7 @@
                 <w:rFonts w:ascii="TimeNewRoman" w:hAnsi="TimeNewRoman"/>
                 <w:sz w:val="30"/>
               </w:rPr>
-              <w:t>22-16=</w:t>
+              <w:t>89-32=</w:t>
             </w:r>
           </w:p>
         </w:tc>
@@ -195,7 +195,7 @@
                 <w:rFonts w:ascii="TimeNewRoman" w:hAnsi="TimeNewRoman"/>
                 <w:sz w:val="30"/>
               </w:rPr>
-              <w:t>25-23=</w:t>
+              <w:t>66+30=</w:t>
             </w:r>
           </w:p>
         </w:tc>
@@ -214,7 +214,7 @@
                 <w:rFonts w:ascii="TimeNewRoman" w:hAnsi="TimeNewRoman"/>
                 <w:sz w:val="30"/>
               </w:rPr>
-              <w:t>23+71=</w:t>
+              <w:t>81-73=</w:t>
             </w:r>
           </w:p>
         </w:tc>
@@ -231,7 +231,7 @@
                 <w:rFonts w:ascii="TimeNewRoman" w:hAnsi="TimeNewRoman"/>
                 <w:sz w:val="30"/>
               </w:rPr>
-              <w:t>70-68=</w:t>
+              <w:t>16+14=</w:t>
             </w:r>
           </w:p>
         </w:tc>
@@ -248,7 +248,7 @@
                 <w:rFonts w:ascii="TimeNewRoman" w:hAnsi="TimeNewRoman"/>
                 <w:sz w:val="30"/>
               </w:rPr>
-              <w:t>25+17=</w:t>
+              <w:t>84+10=</w:t>
             </w:r>
           </w:p>
         </w:tc>
@@ -265,7 +265,7 @@
                 <w:rFonts w:ascii="TimeNewRoman" w:hAnsi="TimeNewRoman"/>
                 <w:sz w:val="30"/>
               </w:rPr>
-              <w:t>62-51=</w:t>
+              <w:t>17+67=</w:t>
             </w:r>
           </w:p>
         </w:tc>
@@ -282,7 +282,7 @@
                 <w:rFonts w:ascii="TimeNewRoman" w:hAnsi="TimeNewRoman"/>
                 <w:sz w:val="30"/>
               </w:rPr>
-              <w:t>24+11=</w:t>
+              <w:t>64-32=</w:t>
             </w:r>
           </w:p>
         </w:tc>
@@ -301,7 +301,7 @@
                 <w:rFonts w:ascii="TimeNewRoman" w:hAnsi="TimeNewRoman"/>
                 <w:sz w:val="30"/>
               </w:rPr>
-              <w:t>94-71=</w:t>
+              <w:t>68+1=</w:t>
             </w:r>
           </w:p>
         </w:tc>
@@ -318,7 +318,7 @@
                 <w:rFonts w:ascii="TimeNewRoman" w:hAnsi="TimeNewRoman"/>
                 <w:sz w:val="30"/>
               </w:rPr>
-              <w:t>86-43=</w:t>
+              <w:t>20+47=</w:t>
             </w:r>
           </w:p>
         </w:tc>
@@ -335,7 +335,7 @@
                 <w:rFonts w:ascii="TimeNewRoman" w:hAnsi="TimeNewRoman"/>
                 <w:sz w:val="30"/>
               </w:rPr>
-              <w:t>24+31=</w:t>
+              <w:t>94+3=</w:t>
             </w:r>
           </w:p>
         </w:tc>
@@ -352,7 +352,7 @@
                 <w:rFonts w:ascii="TimeNewRoman" w:hAnsi="TimeNewRoman"/>
                 <w:sz w:val="30"/>
               </w:rPr>
-              <w:t>46-20=</w:t>
+              <w:t>62-44=</w:t>
             </w:r>
           </w:p>
         </w:tc>
@@ -369,7 +369,7 @@
                 <w:rFonts w:ascii="TimeNewRoman" w:hAnsi="TimeNewRoman"/>
                 <w:sz w:val="30"/>
               </w:rPr>
-              <w:t>57+7=</w:t>
+              <w:t>7+81=</w:t>
             </w:r>
           </w:p>
         </w:tc>
@@ -388,7 +388,7 @@
                 <w:rFonts w:ascii="TimeNewRoman" w:hAnsi="TimeNewRoman"/>
                 <w:sz w:val="30"/>
               </w:rPr>
-              <w:t>72+16=</w:t>
+              <w:t>94-0=</w:t>
             </w:r>
           </w:p>
         </w:tc>
@@ -405,7 +405,7 @@
                 <w:rFonts w:ascii="TimeNewRoman" w:hAnsi="TimeNewRoman"/>
                 <w:sz w:val="30"/>
               </w:rPr>
-              <w:t>35-34=</w:t>
+              <w:t>69+0=</w:t>
             </w:r>
           </w:p>
         </w:tc>
@@ -422,7 +422,7 @@
                 <w:rFonts w:ascii="TimeNewRoman" w:hAnsi="TimeNewRoman"/>
                 <w:sz w:val="30"/>
               </w:rPr>
-              <w:t>82-80=</w:t>
+              <w:t>27-2=</w:t>
             </w:r>
           </w:p>
         </w:tc>
@@ -439,7 +439,7 @@
                 <w:rFonts w:ascii="TimeNewRoman" w:hAnsi="TimeNewRoman"/>
                 <w:sz w:val="30"/>
               </w:rPr>
-              <w:t>26-10=</w:t>
+              <w:t>59-35=</w:t>
             </w:r>
           </w:p>
         </w:tc>
@@ -456,7 +456,7 @@
                 <w:rFonts w:ascii="TimeNewRoman" w:hAnsi="TimeNewRoman"/>
                 <w:sz w:val="30"/>
               </w:rPr>
-              <w:t>9+80=</w:t>
+              <w:t>71+28=</w:t>
             </w:r>
           </w:p>
         </w:tc>
@@ -475,7 +475,7 @@
                 <w:rFonts w:ascii="TimeNewRoman" w:hAnsi="TimeNewRoman"/>
                 <w:sz w:val="30"/>
               </w:rPr>
-              <w:t>49+2=</w:t>
+              <w:t>78+9=</w:t>
             </w:r>
           </w:p>
         </w:tc>
@@ -492,7 +492,7 @@
                 <w:rFonts w:ascii="TimeNewRoman" w:hAnsi="TimeNewRoman"/>
                 <w:sz w:val="30"/>
               </w:rPr>
-              <w:t>48+3=</w:t>
+              <w:t>71+2=</w:t>
             </w:r>
           </w:p>
         </w:tc>
@@ -509,7 +509,7 @@
                 <w:rFonts w:ascii="TimeNewRoman" w:hAnsi="TimeNewRoman"/>
                 <w:sz w:val="30"/>
               </w:rPr>
-              <w:t>31-24=</w:t>
+              <w:t>36-1=</w:t>
             </w:r>
           </w:p>
         </w:tc>
@@ -526,7 +526,7 @@
                 <w:rFonts w:ascii="TimeNewRoman" w:hAnsi="TimeNewRoman"/>
                 <w:sz w:val="30"/>
               </w:rPr>
-              <w:t>60-32=</w:t>
+              <w:t>63+19=</w:t>
             </w:r>
           </w:p>
         </w:tc>
@@ -543,7 +543,7 @@
                 <w:rFonts w:ascii="TimeNewRoman" w:hAnsi="TimeNewRoman"/>
                 <w:sz w:val="30"/>
               </w:rPr>
-              <w:t>95-80=</w:t>
+              <w:t>89-70=</w:t>
             </w:r>
           </w:p>
         </w:tc>
@@ -562,7 +562,7 @@
                 <w:rFonts w:ascii="TimeNewRoman" w:hAnsi="TimeNewRoman"/>
                 <w:sz w:val="30"/>
               </w:rPr>
-              <w:t>49-39=</w:t>
+              <w:t>83-75=</w:t>
             </w:r>
           </w:p>
         </w:tc>
@@ -579,7 +579,7 @@
                 <w:rFonts w:ascii="TimeNewRoman" w:hAnsi="TimeNewRoman"/>
                 <w:sz w:val="30"/>
               </w:rPr>
-              <w:t>1+12=</w:t>
+              <w:t>31+16=</w:t>
             </w:r>
           </w:p>
         </w:tc>
@@ -596,7 +596,7 @@
                 <w:rFonts w:ascii="TimeNewRoman" w:hAnsi="TimeNewRoman"/>
                 <w:sz w:val="30"/>
               </w:rPr>
-              <w:t>59-46=</w:t>
+              <w:t>18+1=</w:t>
             </w:r>
           </w:p>
         </w:tc>
@@ -613,7 +613,7 @@
                 <w:rFonts w:ascii="TimeNewRoman" w:hAnsi="TimeNewRoman"/>
                 <w:sz w:val="30"/>
               </w:rPr>
-              <w:t>45+54=</w:t>
+              <w:t>93-1=</w:t>
             </w:r>
           </w:p>
         </w:tc>
@@ -630,7 +630,7 @@
                 <w:rFonts w:ascii="TimeNewRoman" w:hAnsi="TimeNewRoman"/>
                 <w:sz w:val="30"/>
               </w:rPr>
-              <w:t>2+64=</w:t>
+              <w:t>72+17=</w:t>
             </w:r>
           </w:p>
         </w:tc>
@@ -649,7 +649,7 @@
                 <w:rFonts w:ascii="TimeNewRoman" w:hAnsi="TimeNewRoman"/>
                 <w:sz w:val="30"/>
               </w:rPr>
-              <w:t>71-27=</w:t>
+              <w:t>84-71=</w:t>
             </w:r>
           </w:p>
         </w:tc>
@@ -666,7 +666,7 @@
                 <w:rFonts w:ascii="TimeNewRoman" w:hAnsi="TimeNewRoman"/>
                 <w:sz w:val="30"/>
               </w:rPr>
-              <w:t>41-13=</w:t>
+              <w:t>44-44=</w:t>
             </w:r>
           </w:p>
         </w:tc>
@@ -683,7 +683,616 @@
                 <w:rFonts w:ascii="TimeNewRoman" w:hAnsi="TimeNewRoman"/>
                 <w:sz w:val="30"/>
               </w:rPr>
-              <w:t>67-22=</w:t>
+              <w:t>93-20=</w:t>
+            </w:r>
+          </w:p>
+        </w:tc>
+        <w:tc>
+          <w:tcPr>
+            <w:tcW w:type="dxa" w:w="1987"/>
+          </w:tcPr>
+          <w:p>
+            <w:pPr>
+              <w:jc w:val="left"/>
+            </w:pPr>
+            <w:r>
+              <w:rPr>
+                <w:rFonts w:ascii="TimeNewRoman" w:hAnsi="TimeNewRoman"/>
+                <w:sz w:val="30"/>
+              </w:rPr>
+              <w:t>70+15=</w:t>
+            </w:r>
+          </w:p>
+        </w:tc>
+        <w:tc>
+          <w:tcPr>
+            <w:tcW w:type="dxa" w:w="1987"/>
+          </w:tcPr>
+          <w:p>
+            <w:pPr>
+              <w:jc w:val="left"/>
+            </w:pPr>
+            <w:r>
+              <w:rPr>
+                <w:rFonts w:ascii="TimeNewRoman" w:hAnsi="TimeNewRoman"/>
+                <w:sz w:val="30"/>
+              </w:rPr>
+              <w:t>65-8=</w:t>
+            </w:r>
+          </w:p>
+        </w:tc>
+      </w:tr>
+      <w:tr>
+        <w:tc>
+          <w:tcPr>
+            <w:tcW w:type="dxa" w:w="1987"/>
+          </w:tcPr>
+          <w:p>
+            <w:pPr>
+              <w:jc w:val="left"/>
+            </w:pPr>
+            <w:r>
+              <w:rPr>
+                <w:rFonts w:ascii="TimeNewRoman" w:hAnsi="TimeNewRoman"/>
+                <w:sz w:val="30"/>
+              </w:rPr>
+              <w:t>30+64=</w:t>
+            </w:r>
+          </w:p>
+        </w:tc>
+        <w:tc>
+          <w:tcPr>
+            <w:tcW w:type="dxa" w:w="1987"/>
+          </w:tcPr>
+          <w:p>
+            <w:pPr>
+              <w:jc w:val="left"/>
+            </w:pPr>
+            <w:r>
+              <w:rPr>
+                <w:rFonts w:ascii="TimeNewRoman" w:hAnsi="TimeNewRoman"/>
+                <w:sz w:val="30"/>
+              </w:rPr>
+              <w:t>93-36=</w:t>
+            </w:r>
+          </w:p>
+        </w:tc>
+        <w:tc>
+          <w:tcPr>
+            <w:tcW w:type="dxa" w:w="1987"/>
+          </w:tcPr>
+          <w:p>
+            <w:pPr>
+              <w:jc w:val="left"/>
+            </w:pPr>
+            <w:r>
+              <w:rPr>
+                <w:rFonts w:ascii="TimeNewRoman" w:hAnsi="TimeNewRoman"/>
+                <w:sz w:val="30"/>
+              </w:rPr>
+              <w:t>64+19=</w:t>
+            </w:r>
+          </w:p>
+        </w:tc>
+        <w:tc>
+          <w:tcPr>
+            <w:tcW w:type="dxa" w:w="1987"/>
+          </w:tcPr>
+          <w:p>
+            <w:pPr>
+              <w:jc w:val="left"/>
+            </w:pPr>
+            <w:r>
+              <w:rPr>
+                <w:rFonts w:ascii="TimeNewRoman" w:hAnsi="TimeNewRoman"/>
+                <w:sz w:val="30"/>
+              </w:rPr>
+              <w:t>27+62=</w:t>
+            </w:r>
+          </w:p>
+        </w:tc>
+        <w:tc>
+          <w:tcPr>
+            <w:tcW w:type="dxa" w:w="1987"/>
+          </w:tcPr>
+          <w:p>
+            <w:pPr>
+              <w:jc w:val="left"/>
+            </w:pPr>
+            <w:r>
+              <w:rPr>
+                <w:rFonts w:ascii="TimeNewRoman" w:hAnsi="TimeNewRoman"/>
+                <w:sz w:val="30"/>
+              </w:rPr>
+              <w:t>59+1=</w:t>
+            </w:r>
+          </w:p>
+        </w:tc>
+      </w:tr>
+      <w:tr>
+        <w:tc>
+          <w:tcPr>
+            <w:tcW w:type="dxa" w:w="1987"/>
+          </w:tcPr>
+          <w:p>
+            <w:pPr>
+              <w:jc w:val="left"/>
+            </w:pPr>
+            <w:r>
+              <w:rPr>
+                <w:rFonts w:ascii="TimeNewRoman" w:hAnsi="TimeNewRoman"/>
+                <w:sz w:val="30"/>
+              </w:rPr>
+              <w:t>92-68=</w:t>
+            </w:r>
+          </w:p>
+        </w:tc>
+        <w:tc>
+          <w:tcPr>
+            <w:tcW w:type="dxa" w:w="1987"/>
+          </w:tcPr>
+          <w:p>
+            <w:pPr>
+              <w:jc w:val="left"/>
+            </w:pPr>
+            <w:r>
+              <w:rPr>
+                <w:rFonts w:ascii="TimeNewRoman" w:hAnsi="TimeNewRoman"/>
+                <w:sz w:val="30"/>
+              </w:rPr>
+              <w:t>89-40=</w:t>
+            </w:r>
+          </w:p>
+        </w:tc>
+        <w:tc>
+          <w:tcPr>
+            <w:tcW w:type="dxa" w:w="1987"/>
+          </w:tcPr>
+          <w:p>
+            <w:pPr>
+              <w:jc w:val="left"/>
+            </w:pPr>
+            <w:r>
+              <w:rPr>
+                <w:rFonts w:ascii="TimeNewRoman" w:hAnsi="TimeNewRoman"/>
+                <w:sz w:val="30"/>
+              </w:rPr>
+              <w:t>19+50=</w:t>
+            </w:r>
+          </w:p>
+        </w:tc>
+        <w:tc>
+          <w:tcPr>
+            <w:tcW w:type="dxa" w:w="1987"/>
+          </w:tcPr>
+          <w:p>
+            <w:pPr>
+              <w:jc w:val="left"/>
+            </w:pPr>
+            <w:r>
+              <w:rPr>
+                <w:rFonts w:ascii="TimeNewRoman" w:hAnsi="TimeNewRoman"/>
+                <w:sz w:val="30"/>
+              </w:rPr>
+              <w:t>54+4=</w:t>
+            </w:r>
+          </w:p>
+        </w:tc>
+        <w:tc>
+          <w:tcPr>
+            <w:tcW w:type="dxa" w:w="1987"/>
+          </w:tcPr>
+          <w:p>
+            <w:pPr>
+              <w:jc w:val="left"/>
+            </w:pPr>
+            <w:r>
+              <w:rPr>
+                <w:rFonts w:ascii="TimeNewRoman" w:hAnsi="TimeNewRoman"/>
+                <w:sz w:val="30"/>
+              </w:rPr>
+              <w:t>57-38=</w:t>
+            </w:r>
+          </w:p>
+        </w:tc>
+      </w:tr>
+      <w:tr>
+        <w:tc>
+          <w:tcPr>
+            <w:tcW w:type="dxa" w:w="1987"/>
+          </w:tcPr>
+          <w:p>
+            <w:pPr>
+              <w:jc w:val="left"/>
+            </w:pPr>
+            <w:r>
+              <w:rPr>
+                <w:rFonts w:ascii="TimeNewRoman" w:hAnsi="TimeNewRoman"/>
+                <w:sz w:val="30"/>
+              </w:rPr>
+              <w:t>33+55=</w:t>
+            </w:r>
+          </w:p>
+        </w:tc>
+        <w:tc>
+          <w:tcPr>
+            <w:tcW w:type="dxa" w:w="1987"/>
+          </w:tcPr>
+          <w:p>
+            <w:pPr>
+              <w:jc w:val="left"/>
+            </w:pPr>
+            <w:r>
+              <w:rPr>
+                <w:rFonts w:ascii="TimeNewRoman" w:hAnsi="TimeNewRoman"/>
+                <w:sz w:val="30"/>
+              </w:rPr>
+              <w:t>14+25=</w:t>
+            </w:r>
+          </w:p>
+        </w:tc>
+        <w:tc>
+          <w:tcPr>
+            <w:tcW w:type="dxa" w:w="1987"/>
+          </w:tcPr>
+          <w:p>
+            <w:pPr>
+              <w:jc w:val="left"/>
+            </w:pPr>
+            <w:r>
+              <w:rPr>
+                <w:rFonts w:ascii="TimeNewRoman" w:hAnsi="TimeNewRoman"/>
+                <w:sz w:val="30"/>
+              </w:rPr>
+              <w:t>6+23=</w:t>
+            </w:r>
+          </w:p>
+        </w:tc>
+        <w:tc>
+          <w:tcPr>
+            <w:tcW w:type="dxa" w:w="1987"/>
+          </w:tcPr>
+          <w:p>
+            <w:pPr>
+              <w:jc w:val="left"/>
+            </w:pPr>
+            <w:r>
+              <w:rPr>
+                <w:rFonts w:ascii="TimeNewRoman" w:hAnsi="TimeNewRoman"/>
+                <w:sz w:val="30"/>
+              </w:rPr>
+              <w:t>18+78=</w:t>
+            </w:r>
+          </w:p>
+        </w:tc>
+        <w:tc>
+          <w:tcPr>
+            <w:tcW w:type="dxa" w:w="1987"/>
+          </w:tcPr>
+          <w:p>
+            <w:pPr>
+              <w:jc w:val="left"/>
+            </w:pPr>
+            <w:r>
+              <w:rPr>
+                <w:rFonts w:ascii="TimeNewRoman" w:hAnsi="TimeNewRoman"/>
+                <w:sz w:val="30"/>
+              </w:rPr>
+              <w:t>57+15=</w:t>
+            </w:r>
+          </w:p>
+        </w:tc>
+      </w:tr>
+      <w:tr>
+        <w:tc>
+          <w:tcPr>
+            <w:tcW w:type="dxa" w:w="1987"/>
+          </w:tcPr>
+          <w:p>
+            <w:pPr>
+              <w:jc w:val="left"/>
+            </w:pPr>
+            <w:r>
+              <w:rPr>
+                <w:rFonts w:ascii="TimeNewRoman" w:hAnsi="TimeNewRoman"/>
+                <w:sz w:val="30"/>
+              </w:rPr>
+              <w:t>68-31=</w:t>
+            </w:r>
+          </w:p>
+        </w:tc>
+        <w:tc>
+          <w:tcPr>
+            <w:tcW w:type="dxa" w:w="1987"/>
+          </w:tcPr>
+          <w:p>
+            <w:pPr>
+              <w:jc w:val="left"/>
+            </w:pPr>
+            <w:r>
+              <w:rPr>
+                <w:rFonts w:ascii="TimeNewRoman" w:hAnsi="TimeNewRoman"/>
+                <w:sz w:val="30"/>
+              </w:rPr>
+              <w:t>60-4=</w:t>
+            </w:r>
+          </w:p>
+        </w:tc>
+        <w:tc>
+          <w:tcPr>
+            <w:tcW w:type="dxa" w:w="1987"/>
+          </w:tcPr>
+          <w:p>
+            <w:pPr>
+              <w:jc w:val="left"/>
+            </w:pPr>
+            <w:r>
+              <w:rPr>
+                <w:rFonts w:ascii="TimeNewRoman" w:hAnsi="TimeNewRoman"/>
+                <w:sz w:val="30"/>
+              </w:rPr>
+              <w:t>75-12=</w:t>
+            </w:r>
+          </w:p>
+        </w:tc>
+        <w:tc>
+          <w:tcPr>
+            <w:tcW w:type="dxa" w:w="1987"/>
+          </w:tcPr>
+          <w:p>
+            <w:pPr>
+              <w:jc w:val="left"/>
+            </w:pPr>
+            <w:r>
+              <w:rPr>
+                <w:rFonts w:ascii="TimeNewRoman" w:hAnsi="TimeNewRoman"/>
+                <w:sz w:val="30"/>
+              </w:rPr>
+              <w:t>78-62=</w:t>
+            </w:r>
+          </w:p>
+        </w:tc>
+        <w:tc>
+          <w:tcPr>
+            <w:tcW w:type="dxa" w:w="1987"/>
+          </w:tcPr>
+          <w:p>
+            <w:pPr>
+              <w:jc w:val="left"/>
+            </w:pPr>
+            <w:r>
+              <w:rPr>
+                <w:rFonts w:ascii="TimeNewRoman" w:hAnsi="TimeNewRoman"/>
+                <w:sz w:val="30"/>
+              </w:rPr>
+              <w:t>24+15=</w:t>
+            </w:r>
+          </w:p>
+        </w:tc>
+      </w:tr>
+      <w:tr>
+        <w:tc>
+          <w:tcPr>
+            <w:tcW w:type="dxa" w:w="1987"/>
+          </w:tcPr>
+          <w:p>
+            <w:pPr>
+              <w:jc w:val="left"/>
+            </w:pPr>
+            <w:r>
+              <w:rPr>
+                <w:rFonts w:ascii="TimeNewRoman" w:hAnsi="TimeNewRoman"/>
+                <w:sz w:val="30"/>
+              </w:rPr>
+              <w:t>69+9=</w:t>
+            </w:r>
+          </w:p>
+        </w:tc>
+        <w:tc>
+          <w:tcPr>
+            <w:tcW w:type="dxa" w:w="1987"/>
+          </w:tcPr>
+          <w:p>
+            <w:pPr>
+              <w:jc w:val="left"/>
+            </w:pPr>
+            <w:r>
+              <w:rPr>
+                <w:rFonts w:ascii="TimeNewRoman" w:hAnsi="TimeNewRoman"/>
+                <w:sz w:val="30"/>
+              </w:rPr>
+              <w:t>19+45=</w:t>
+            </w:r>
+          </w:p>
+        </w:tc>
+        <w:tc>
+          <w:tcPr>
+            <w:tcW w:type="dxa" w:w="1987"/>
+          </w:tcPr>
+          <w:p>
+            <w:pPr>
+              <w:jc w:val="left"/>
+            </w:pPr>
+            <w:r>
+              <w:rPr>
+                <w:rFonts w:ascii="TimeNewRoman" w:hAnsi="TimeNewRoman"/>
+                <w:sz w:val="30"/>
+              </w:rPr>
+              <w:t>56+25=</w:t>
+            </w:r>
+          </w:p>
+        </w:tc>
+        <w:tc>
+          <w:tcPr>
+            <w:tcW w:type="dxa" w:w="1987"/>
+          </w:tcPr>
+          <w:p>
+            <w:pPr>
+              <w:jc w:val="left"/>
+            </w:pPr>
+            <w:r>
+              <w:rPr>
+                <w:rFonts w:ascii="TimeNewRoman" w:hAnsi="TimeNewRoman"/>
+                <w:sz w:val="30"/>
+              </w:rPr>
+              <w:t>16+12=</w:t>
+            </w:r>
+          </w:p>
+        </w:tc>
+        <w:tc>
+          <w:tcPr>
+            <w:tcW w:type="dxa" w:w="1987"/>
+          </w:tcPr>
+          <w:p>
+            <w:pPr>
+              <w:jc w:val="left"/>
+            </w:pPr>
+            <w:r>
+              <w:rPr>
+                <w:rFonts w:ascii="TimeNewRoman" w:hAnsi="TimeNewRoman"/>
+                <w:sz w:val="30"/>
+              </w:rPr>
+              <w:t>23+49=</w:t>
+            </w:r>
+          </w:p>
+        </w:tc>
+      </w:tr>
+      <w:tr>
+        <w:tc>
+          <w:tcPr>
+            <w:tcW w:type="dxa" w:w="1987"/>
+          </w:tcPr>
+          <w:p>
+            <w:pPr>
+              <w:jc w:val="left"/>
+            </w:pPr>
+            <w:r>
+              <w:rPr>
+                <w:rFonts w:ascii="TimeNewRoman" w:hAnsi="TimeNewRoman"/>
+                <w:sz w:val="30"/>
+              </w:rPr>
+              <w:t>3+16=</w:t>
+            </w:r>
+          </w:p>
+        </w:tc>
+        <w:tc>
+          <w:tcPr>
+            <w:tcW w:type="dxa" w:w="1987"/>
+          </w:tcPr>
+          <w:p>
+            <w:pPr>
+              <w:jc w:val="left"/>
+            </w:pPr>
+            <w:r>
+              <w:rPr>
+                <w:rFonts w:ascii="TimeNewRoman" w:hAnsi="TimeNewRoman"/>
+                <w:sz w:val="30"/>
+              </w:rPr>
+              <w:t>61-12=</w:t>
+            </w:r>
+          </w:p>
+        </w:tc>
+        <w:tc>
+          <w:tcPr>
+            <w:tcW w:type="dxa" w:w="1987"/>
+          </w:tcPr>
+          <w:p>
+            <w:pPr>
+              <w:jc w:val="left"/>
+            </w:pPr>
+            <w:r>
+              <w:rPr>
+                <w:rFonts w:ascii="TimeNewRoman" w:hAnsi="TimeNewRoman"/>
+                <w:sz w:val="30"/>
+              </w:rPr>
+              <w:t>34+19=</w:t>
+            </w:r>
+          </w:p>
+        </w:tc>
+        <w:tc>
+          <w:tcPr>
+            <w:tcW w:type="dxa" w:w="1987"/>
+          </w:tcPr>
+          <w:p>
+            <w:pPr>
+              <w:jc w:val="left"/>
+            </w:pPr>
+            <w:r>
+              <w:rPr>
+                <w:rFonts w:ascii="TimeNewRoman" w:hAnsi="TimeNewRoman"/>
+                <w:sz w:val="30"/>
+              </w:rPr>
+              <w:t>97-8=</w:t>
+            </w:r>
+          </w:p>
+        </w:tc>
+        <w:tc>
+          <w:tcPr>
+            <w:tcW w:type="dxa" w:w="1987"/>
+          </w:tcPr>
+          <w:p>
+            <w:pPr>
+              <w:jc w:val="left"/>
+            </w:pPr>
+            <w:r>
+              <w:rPr>
+                <w:rFonts w:ascii="TimeNewRoman" w:hAnsi="TimeNewRoman"/>
+                <w:sz w:val="30"/>
+              </w:rPr>
+              <w:t>89-73=</w:t>
+            </w:r>
+          </w:p>
+        </w:tc>
+      </w:tr>
+      <w:tr>
+        <w:tc>
+          <w:tcPr>
+            <w:tcW w:type="dxa" w:w="1987"/>
+          </w:tcPr>
+          <w:p>
+            <w:pPr>
+              <w:jc w:val="left"/>
+            </w:pPr>
+            <w:r>
+              <w:rPr>
+                <w:rFonts w:ascii="TimeNewRoman" w:hAnsi="TimeNewRoman"/>
+                <w:sz w:val="30"/>
+              </w:rPr>
+              <w:t>92-46=</w:t>
+            </w:r>
+          </w:p>
+        </w:tc>
+        <w:tc>
+          <w:tcPr>
+            <w:tcW w:type="dxa" w:w="1987"/>
+          </w:tcPr>
+          <w:p>
+            <w:pPr>
+              <w:jc w:val="left"/>
+            </w:pPr>
+            <w:r>
+              <w:rPr>
+                <w:rFonts w:ascii="TimeNewRoman" w:hAnsi="TimeNewRoman"/>
+                <w:sz w:val="30"/>
+              </w:rPr>
+              <w:t>29+55=</w:t>
+            </w:r>
+          </w:p>
+        </w:tc>
+        <w:tc>
+          <w:tcPr>
+            <w:tcW w:type="dxa" w:w="1987"/>
+          </w:tcPr>
+          <w:p>
+            <w:pPr>
+              <w:jc w:val="left"/>
+            </w:pPr>
+            <w:r>
+              <w:rPr>
+                <w:rFonts w:ascii="TimeNewRoman" w:hAnsi="TimeNewRoman"/>
+                <w:sz w:val="30"/>
+              </w:rPr>
+              <w:t>0+76=</w:t>
             </w:r>
           </w:p>
         </w:tc>
@@ -717,7 +1326,7 @@
                 <w:rFonts w:ascii="TimeNewRoman" w:hAnsi="TimeNewRoman"/>
                 <w:sz w:val="30"/>
               </w:rPr>
-              <w:t>35+28=</w:t>
+              <w:t>76+17=</w:t>
             </w:r>
           </w:p>
         </w:tc>
@@ -736,7 +1345,7 @@
                 <w:rFonts w:ascii="TimeNewRoman" w:hAnsi="TimeNewRoman"/>
                 <w:sz w:val="30"/>
               </w:rPr>
-              <w:t>30+22=</w:t>
+              <w:t>83-46=</w:t>
             </w:r>
           </w:p>
         </w:tc>
@@ -753,7 +1362,7 @@
                 <w:rFonts w:ascii="TimeNewRoman" w:hAnsi="TimeNewRoman"/>
                 <w:sz w:val="30"/>
               </w:rPr>
-              <w:t>93-29=</w:t>
+              <w:t>83-41=</w:t>
             </w:r>
           </w:p>
         </w:tc>
@@ -770,7 +1379,7 @@
                 <w:rFonts w:ascii="TimeNewRoman" w:hAnsi="TimeNewRoman"/>
                 <w:sz w:val="30"/>
               </w:rPr>
-              <w:t>3+81=</w:t>
+              <w:t>94-17=</w:t>
             </w:r>
           </w:p>
         </w:tc>
@@ -787,7 +1396,7 @@
                 <w:rFonts w:ascii="TimeNewRoman" w:hAnsi="TimeNewRoman"/>
                 <w:sz w:val="30"/>
               </w:rPr>
-              <w:t>94+5=</w:t>
+              <w:t>90+9=</w:t>
             </w:r>
           </w:p>
         </w:tc>
@@ -804,7 +1413,7 @@
                 <w:rFonts w:ascii="TimeNewRoman" w:hAnsi="TimeNewRoman"/>
                 <w:sz w:val="30"/>
               </w:rPr>
-              <w:t>51-43=</w:t>
+              <w:t>24+42=</w:t>
             </w:r>
           </w:p>
         </w:tc>
@@ -823,7 +1432,7 @@
                 <w:rFonts w:ascii="TimeNewRoman" w:hAnsi="TimeNewRoman"/>
                 <w:sz w:val="30"/>
               </w:rPr>
-              <w:t>43-30=</w:t>
+              <w:t>89-9=</w:t>
             </w:r>
           </w:p>
         </w:tc>
@@ -840,7 +1449,7 @@
                 <w:rFonts w:ascii="TimeNewRoman" w:hAnsi="TimeNewRoman"/>
                 <w:sz w:val="30"/>
               </w:rPr>
-              <w:t>5+36=</w:t>
+              <w:t>50-33=</w:t>
             </w:r>
           </w:p>
         </w:tc>
@@ -857,7 +1466,7 @@
                 <w:rFonts w:ascii="TimeNewRoman" w:hAnsi="TimeNewRoman"/>
                 <w:sz w:val="30"/>
               </w:rPr>
-              <w:t>47+50=</w:t>
+              <w:t>66-52=</w:t>
             </w:r>
           </w:p>
         </w:tc>
@@ -874,7 +1483,7 @@
                 <w:rFonts w:ascii="TimeNewRoman" w:hAnsi="TimeNewRoman"/>
                 <w:sz w:val="30"/>
               </w:rPr>
-              <w:t>31+62=</w:t>
+              <w:t>28+52=</w:t>
             </w:r>
           </w:p>
         </w:tc>
@@ -891,7 +1500,7 @@
                 <w:rFonts w:ascii="TimeNewRoman" w:hAnsi="TimeNewRoman"/>
                 <w:sz w:val="30"/>
               </w:rPr>
-              <w:t>61-54=</w:t>
+              <w:t>70+7=</w:t>
             </w:r>
           </w:p>
         </w:tc>
@@ -910,7 +1519,7 @@
                 <w:rFonts w:ascii="TimeNewRoman" w:hAnsi="TimeNewRoman"/>
                 <w:sz w:val="30"/>
               </w:rPr>
-              <w:t>8+62=</w:t>
+              <w:t>24+50=</w:t>
             </w:r>
           </w:p>
         </w:tc>
@@ -927,7 +1536,7 @@
                 <w:rFonts w:ascii="TimeNewRoman" w:hAnsi="TimeNewRoman"/>
                 <w:sz w:val="30"/>
               </w:rPr>
-              <w:t>82-33=</w:t>
+              <w:t>37-27=</w:t>
             </w:r>
           </w:p>
         </w:tc>
@@ -944,7 +1553,7 @@
                 <w:rFonts w:ascii="TimeNewRoman" w:hAnsi="TimeNewRoman"/>
                 <w:sz w:val="30"/>
               </w:rPr>
-              <w:t>35+40=</w:t>
+              <w:t>42+22=</w:t>
             </w:r>
           </w:p>
         </w:tc>
@@ -961,7 +1570,7 @@
                 <w:rFonts w:ascii="TimeNewRoman" w:hAnsi="TimeNewRoman"/>
                 <w:sz w:val="30"/>
               </w:rPr>
-              <w:t>22+49=</w:t>
+              <w:t>83-80=</w:t>
             </w:r>
           </w:p>
         </w:tc>
@@ -978,7 +1587,7 @@
                 <w:rFonts w:ascii="TimeNewRoman" w:hAnsi="TimeNewRoman"/>
                 <w:sz w:val="30"/>
               </w:rPr>
-              <w:t>67+25=</w:t>
+              <w:t>86-24=</w:t>
             </w:r>
           </w:p>
         </w:tc>
@@ -997,7 +1606,7 @@
                 <w:rFonts w:ascii="TimeNewRoman" w:hAnsi="TimeNewRoman"/>
                 <w:sz w:val="30"/>
               </w:rPr>
-              <w:t>67-20=</w:t>
+              <w:t>91-35=</w:t>
             </w:r>
           </w:p>
         </w:tc>
@@ -1014,7 +1623,7 @@
                 <w:rFonts w:ascii="TimeNewRoman" w:hAnsi="TimeNewRoman"/>
                 <w:sz w:val="30"/>
               </w:rPr>
-              <w:t>55+40=</w:t>
+              <w:t>59-0=</w:t>
             </w:r>
           </w:p>
         </w:tc>
@@ -1031,7 +1640,7 @@
                 <w:rFonts w:ascii="TimeNewRoman" w:hAnsi="TimeNewRoman"/>
                 <w:sz w:val="30"/>
               </w:rPr>
-              <w:t>71+7=</w:t>
+              <w:t>39+18=</w:t>
             </w:r>
           </w:p>
         </w:tc>
@@ -1048,7 +1657,7 @@
                 <w:rFonts w:ascii="TimeNewRoman" w:hAnsi="TimeNewRoman"/>
                 <w:sz w:val="30"/>
               </w:rPr>
-              <w:t>40+33=</w:t>
+              <w:t>75-29=</w:t>
             </w:r>
           </w:p>
         </w:tc>
@@ -1065,7 +1674,7 @@
                 <w:rFonts w:ascii="TimeNewRoman" w:hAnsi="TimeNewRoman"/>
                 <w:sz w:val="30"/>
               </w:rPr>
-              <w:t>78+16=</w:t>
+              <w:t>78-15=</w:t>
             </w:r>
           </w:p>
         </w:tc>
@@ -1084,7 +1693,7 @@
                 <w:rFonts w:ascii="TimeNewRoman" w:hAnsi="TimeNewRoman"/>
                 <w:sz w:val="30"/>
               </w:rPr>
-              <w:t>66-1=</w:t>
+              <w:t>47-5=</w:t>
             </w:r>
           </w:p>
         </w:tc>
@@ -1101,7 +1710,7 @@
                 <w:rFonts w:ascii="TimeNewRoman" w:hAnsi="TimeNewRoman"/>
                 <w:sz w:val="30"/>
               </w:rPr>
-              <w:t>21+46=</w:t>
+              <w:t>46-10=</w:t>
             </w:r>
           </w:p>
         </w:tc>
@@ -1118,7 +1727,7 @@
                 <w:rFonts w:ascii="TimeNewRoman" w:hAnsi="TimeNewRoman"/>
                 <w:sz w:val="30"/>
               </w:rPr>
-              <w:t>57-55=</w:t>
+              <w:t>89-15=</w:t>
             </w:r>
           </w:p>
         </w:tc>
@@ -1135,7 +1744,7 @@
                 <w:rFonts w:ascii="TimeNewRoman" w:hAnsi="TimeNewRoman"/>
                 <w:sz w:val="30"/>
               </w:rPr>
-              <w:t>97-13=</w:t>
+              <w:t>60+21=</w:t>
             </w:r>
           </w:p>
         </w:tc>
@@ -1152,616 +1761,7 @@
                 <w:rFonts w:ascii="TimeNewRoman" w:hAnsi="TimeNewRoman"/>
                 <w:sz w:val="30"/>
               </w:rPr>
-              <w:t>39-0=</w:t>
-            </w:r>
-          </w:p>
-        </w:tc>
-      </w:tr>
-      <w:tr>
-        <w:tc>
-          <w:tcPr>
-            <w:tcW w:type="dxa" w:w="1987"/>
-          </w:tcPr>
-          <w:p>
-            <w:pPr>
-              <w:jc w:val="left"/>
-            </w:pPr>
-            <w:r>
-              <w:rPr>
-                <w:rFonts w:ascii="TimeNewRoman" w:hAnsi="TimeNewRoman"/>
-                <w:sz w:val="30"/>
-              </w:rPr>
-              <w:t>33+6=</w:t>
-            </w:r>
-          </w:p>
-        </w:tc>
-        <w:tc>
-          <w:tcPr>
-            <w:tcW w:type="dxa" w:w="1987"/>
-          </w:tcPr>
-          <w:p>
-            <w:pPr>
-              <w:jc w:val="left"/>
-            </w:pPr>
-            <w:r>
-              <w:rPr>
-                <w:rFonts w:ascii="TimeNewRoman" w:hAnsi="TimeNewRoman"/>
-                <w:sz w:val="30"/>
-              </w:rPr>
-              <w:t>22+45=</w:t>
-            </w:r>
-          </w:p>
-        </w:tc>
-        <w:tc>
-          <w:tcPr>
-            <w:tcW w:type="dxa" w:w="1987"/>
-          </w:tcPr>
-          <w:p>
-            <w:pPr>
-              <w:jc w:val="left"/>
-            </w:pPr>
-            <w:r>
-              <w:rPr>
-                <w:rFonts w:ascii="TimeNewRoman" w:hAnsi="TimeNewRoman"/>
-                <w:sz w:val="30"/>
-              </w:rPr>
-              <w:t>92-2=</w:t>
-            </w:r>
-          </w:p>
-        </w:tc>
-        <w:tc>
-          <w:tcPr>
-            <w:tcW w:type="dxa" w:w="1987"/>
-          </w:tcPr>
-          <w:p>
-            <w:pPr>
-              <w:jc w:val="left"/>
-            </w:pPr>
-            <w:r>
-              <w:rPr>
-                <w:rFonts w:ascii="TimeNewRoman" w:hAnsi="TimeNewRoman"/>
-                <w:sz w:val="30"/>
-              </w:rPr>
-              <w:t>5-2=</w:t>
-            </w:r>
-          </w:p>
-        </w:tc>
-        <w:tc>
-          <w:tcPr>
-            <w:tcW w:type="dxa" w:w="1987"/>
-          </w:tcPr>
-          <w:p>
-            <w:pPr>
-              <w:jc w:val="left"/>
-            </w:pPr>
-            <w:r>
-              <w:rPr>
-                <w:rFonts w:ascii="TimeNewRoman" w:hAnsi="TimeNewRoman"/>
-                <w:sz w:val="30"/>
-              </w:rPr>
-              <w:t>97-73=</w:t>
-            </w:r>
-          </w:p>
-        </w:tc>
-      </w:tr>
-      <w:tr>
-        <w:tc>
-          <w:tcPr>
-            <w:tcW w:type="dxa" w:w="1987"/>
-          </w:tcPr>
-          <w:p>
-            <w:pPr>
-              <w:jc w:val="left"/>
-            </w:pPr>
-            <w:r>
-              <w:rPr>
-                <w:rFonts w:ascii="TimeNewRoman" w:hAnsi="TimeNewRoman"/>
-                <w:sz w:val="30"/>
-              </w:rPr>
-              <w:t>53+12=</w:t>
-            </w:r>
-          </w:p>
-        </w:tc>
-        <w:tc>
-          <w:tcPr>
-            <w:tcW w:type="dxa" w:w="1987"/>
-          </w:tcPr>
-          <w:p>
-            <w:pPr>
-              <w:jc w:val="left"/>
-            </w:pPr>
-            <w:r>
-              <w:rPr>
-                <w:rFonts w:ascii="TimeNewRoman" w:hAnsi="TimeNewRoman"/>
-                <w:sz w:val="30"/>
-              </w:rPr>
-              <w:t>70-16=</w:t>
-            </w:r>
-          </w:p>
-        </w:tc>
-        <w:tc>
-          <w:tcPr>
-            <w:tcW w:type="dxa" w:w="1987"/>
-          </w:tcPr>
-          <w:p>
-            <w:pPr>
-              <w:jc w:val="left"/>
-            </w:pPr>
-            <w:r>
-              <w:rPr>
-                <w:rFonts w:ascii="TimeNewRoman" w:hAnsi="TimeNewRoman"/>
-                <w:sz w:val="30"/>
-              </w:rPr>
-              <w:t>40-35=</w:t>
-            </w:r>
-          </w:p>
-        </w:tc>
-        <w:tc>
-          <w:tcPr>
-            <w:tcW w:type="dxa" w:w="1987"/>
-          </w:tcPr>
-          <w:p>
-            <w:pPr>
-              <w:jc w:val="left"/>
-            </w:pPr>
-            <w:r>
-              <w:rPr>
-                <w:rFonts w:ascii="TimeNewRoman" w:hAnsi="TimeNewRoman"/>
-                <w:sz w:val="30"/>
-              </w:rPr>
-              <w:t>59+26=</w:t>
-            </w:r>
-          </w:p>
-        </w:tc>
-        <w:tc>
-          <w:tcPr>
-            <w:tcW w:type="dxa" w:w="1987"/>
-          </w:tcPr>
-          <w:p>
-            <w:pPr>
-              <w:jc w:val="left"/>
-            </w:pPr>
-            <w:r>
-              <w:rPr>
-                <w:rFonts w:ascii="TimeNewRoman" w:hAnsi="TimeNewRoman"/>
-                <w:sz w:val="30"/>
-              </w:rPr>
-              <w:t>72-1=</w:t>
-            </w:r>
-          </w:p>
-        </w:tc>
-      </w:tr>
-      <w:tr>
-        <w:tc>
-          <w:tcPr>
-            <w:tcW w:type="dxa" w:w="1987"/>
-          </w:tcPr>
-          <w:p>
-            <w:pPr>
-              <w:jc w:val="left"/>
-            </w:pPr>
-            <w:r>
-              <w:rPr>
-                <w:rFonts w:ascii="TimeNewRoman" w:hAnsi="TimeNewRoman"/>
-                <w:sz w:val="30"/>
-              </w:rPr>
-              <w:t>37+20=</w:t>
-            </w:r>
-          </w:p>
-        </w:tc>
-        <w:tc>
-          <w:tcPr>
-            <w:tcW w:type="dxa" w:w="1987"/>
-          </w:tcPr>
-          <w:p>
-            <w:pPr>
-              <w:jc w:val="left"/>
-            </w:pPr>
-            <w:r>
-              <w:rPr>
-                <w:rFonts w:ascii="TimeNewRoman" w:hAnsi="TimeNewRoman"/>
-                <w:sz w:val="30"/>
-              </w:rPr>
-              <w:t>31+22=</w:t>
-            </w:r>
-          </w:p>
-        </w:tc>
-        <w:tc>
-          <w:tcPr>
-            <w:tcW w:type="dxa" w:w="1987"/>
-          </w:tcPr>
-          <w:p>
-            <w:pPr>
-              <w:jc w:val="left"/>
-            </w:pPr>
-            <w:r>
-              <w:rPr>
-                <w:rFonts w:ascii="TimeNewRoman" w:hAnsi="TimeNewRoman"/>
-                <w:sz w:val="30"/>
-              </w:rPr>
-              <w:t>77+0=</w:t>
-            </w:r>
-          </w:p>
-        </w:tc>
-        <w:tc>
-          <w:tcPr>
-            <w:tcW w:type="dxa" w:w="1987"/>
-          </w:tcPr>
-          <w:p>
-            <w:pPr>
-              <w:jc w:val="left"/>
-            </w:pPr>
-            <w:r>
-              <w:rPr>
-                <w:rFonts w:ascii="TimeNewRoman" w:hAnsi="TimeNewRoman"/>
-                <w:sz w:val="30"/>
-              </w:rPr>
-              <w:t>44-5=</w:t>
-            </w:r>
-          </w:p>
-        </w:tc>
-        <w:tc>
-          <w:tcPr>
-            <w:tcW w:type="dxa" w:w="1987"/>
-          </w:tcPr>
-          <w:p>
-            <w:pPr>
-              <w:jc w:val="left"/>
-            </w:pPr>
-            <w:r>
-              <w:rPr>
-                <w:rFonts w:ascii="TimeNewRoman" w:hAnsi="TimeNewRoman"/>
-                <w:sz w:val="30"/>
-              </w:rPr>
-              <w:t>10+69=</w:t>
-            </w:r>
-          </w:p>
-        </w:tc>
-      </w:tr>
-      <w:tr>
-        <w:tc>
-          <w:tcPr>
-            <w:tcW w:type="dxa" w:w="1987"/>
-          </w:tcPr>
-          <w:p>
-            <w:pPr>
-              <w:jc w:val="left"/>
-            </w:pPr>
-            <w:r>
-              <w:rPr>
-                <w:rFonts w:ascii="TimeNewRoman" w:hAnsi="TimeNewRoman"/>
-                <w:sz w:val="30"/>
-              </w:rPr>
-              <w:t>41+17=</w:t>
-            </w:r>
-          </w:p>
-        </w:tc>
-        <w:tc>
-          <w:tcPr>
-            <w:tcW w:type="dxa" w:w="1987"/>
-          </w:tcPr>
-          <w:p>
-            <w:pPr>
-              <w:jc w:val="left"/>
-            </w:pPr>
-            <w:r>
-              <w:rPr>
-                <w:rFonts w:ascii="TimeNewRoman" w:hAnsi="TimeNewRoman"/>
-                <w:sz w:val="30"/>
-              </w:rPr>
-              <w:t>70-65=</w:t>
-            </w:r>
-          </w:p>
-        </w:tc>
-        <w:tc>
-          <w:tcPr>
-            <w:tcW w:type="dxa" w:w="1987"/>
-          </w:tcPr>
-          <w:p>
-            <w:pPr>
-              <w:jc w:val="left"/>
-            </w:pPr>
-            <w:r>
-              <w:rPr>
-                <w:rFonts w:ascii="TimeNewRoman" w:hAnsi="TimeNewRoman"/>
-                <w:sz w:val="30"/>
-              </w:rPr>
-              <w:t>28+60=</w:t>
-            </w:r>
-          </w:p>
-        </w:tc>
-        <w:tc>
-          <w:tcPr>
-            <w:tcW w:type="dxa" w:w="1987"/>
-          </w:tcPr>
-          <w:p>
-            <w:pPr>
-              <w:jc w:val="left"/>
-            </w:pPr>
-            <w:r>
-              <w:rPr>
-                <w:rFonts w:ascii="TimeNewRoman" w:hAnsi="TimeNewRoman"/>
-                <w:sz w:val="30"/>
-              </w:rPr>
-              <w:t>91-8=</w:t>
-            </w:r>
-          </w:p>
-        </w:tc>
-        <w:tc>
-          <w:tcPr>
-            <w:tcW w:type="dxa" w:w="1987"/>
-          </w:tcPr>
-          <w:p>
-            <w:pPr>
-              <w:jc w:val="left"/>
-            </w:pPr>
-            <w:r>
-              <w:rPr>
-                <w:rFonts w:ascii="TimeNewRoman" w:hAnsi="TimeNewRoman"/>
-                <w:sz w:val="30"/>
-              </w:rPr>
-              <w:t>98-40=</w:t>
-            </w:r>
-          </w:p>
-        </w:tc>
-      </w:tr>
-      <w:tr>
-        <w:tc>
-          <w:tcPr>
-            <w:tcW w:type="dxa" w:w="1987"/>
-          </w:tcPr>
-          <w:p>
-            <w:pPr>
-              <w:jc w:val="left"/>
-            </w:pPr>
-            <w:r>
-              <w:rPr>
-                <w:rFonts w:ascii="TimeNewRoman" w:hAnsi="TimeNewRoman"/>
-                <w:sz w:val="30"/>
-              </w:rPr>
-              <w:t>24-3=</w:t>
-            </w:r>
-          </w:p>
-        </w:tc>
-        <w:tc>
-          <w:tcPr>
-            <w:tcW w:type="dxa" w:w="1987"/>
-          </w:tcPr>
-          <w:p>
-            <w:pPr>
-              <w:jc w:val="left"/>
-            </w:pPr>
-            <w:r>
-              <w:rPr>
-                <w:rFonts w:ascii="TimeNewRoman" w:hAnsi="TimeNewRoman"/>
-                <w:sz w:val="30"/>
-              </w:rPr>
-              <w:t>6+51=</w:t>
-            </w:r>
-          </w:p>
-        </w:tc>
-        <w:tc>
-          <w:tcPr>
-            <w:tcW w:type="dxa" w:w="1987"/>
-          </w:tcPr>
-          <w:p>
-            <w:pPr>
-              <w:jc w:val="left"/>
-            </w:pPr>
-            <w:r>
-              <w:rPr>
-                <w:rFonts w:ascii="TimeNewRoman" w:hAnsi="TimeNewRoman"/>
-                <w:sz w:val="30"/>
-              </w:rPr>
-              <w:t>49-17=</w:t>
-            </w:r>
-          </w:p>
-        </w:tc>
-        <w:tc>
-          <w:tcPr>
-            <w:tcW w:type="dxa" w:w="1987"/>
-          </w:tcPr>
-          <w:p>
-            <w:pPr>
-              <w:jc w:val="left"/>
-            </w:pPr>
-            <w:r>
-              <w:rPr>
-                <w:rFonts w:ascii="TimeNewRoman" w:hAnsi="TimeNewRoman"/>
-                <w:sz w:val="30"/>
-              </w:rPr>
-              <w:t>82-49=</w:t>
-            </w:r>
-          </w:p>
-        </w:tc>
-        <w:tc>
-          <w:tcPr>
-            <w:tcW w:type="dxa" w:w="1987"/>
-          </w:tcPr>
-          <w:p>
-            <w:pPr>
-              <w:jc w:val="left"/>
-            </w:pPr>
-            <w:r>
-              <w:rPr>
-                <w:rFonts w:ascii="TimeNewRoman" w:hAnsi="TimeNewRoman"/>
-                <w:sz w:val="30"/>
-              </w:rPr>
-              <w:t>68-36=</w:t>
-            </w:r>
-          </w:p>
-        </w:tc>
-      </w:tr>
-      <w:tr>
-        <w:tc>
-          <w:tcPr>
-            <w:tcW w:type="dxa" w:w="1987"/>
-          </w:tcPr>
-          <w:p>
-            <w:pPr>
-              <w:jc w:val="left"/>
-            </w:pPr>
-            <w:r>
-              <w:rPr>
-                <w:rFonts w:ascii="TimeNewRoman" w:hAnsi="TimeNewRoman"/>
-                <w:sz w:val="30"/>
-              </w:rPr>
-              <w:t>9+14=</w:t>
-            </w:r>
-          </w:p>
-        </w:tc>
-        <w:tc>
-          <w:tcPr>
-            <w:tcW w:type="dxa" w:w="1987"/>
-          </w:tcPr>
-          <w:p>
-            <w:pPr>
-              <w:jc w:val="left"/>
-            </w:pPr>
-            <w:r>
-              <w:rPr>
-                <w:rFonts w:ascii="TimeNewRoman" w:hAnsi="TimeNewRoman"/>
-                <w:sz w:val="30"/>
-              </w:rPr>
-              <w:t>39+35=</w:t>
-            </w:r>
-          </w:p>
-        </w:tc>
-        <w:tc>
-          <w:tcPr>
-            <w:tcW w:type="dxa" w:w="1987"/>
-          </w:tcPr>
-          <w:p>
-            <w:pPr>
-              <w:jc w:val="left"/>
-            </w:pPr>
-            <w:r>
-              <w:rPr>
-                <w:rFonts w:ascii="TimeNewRoman" w:hAnsi="TimeNewRoman"/>
-                <w:sz w:val="30"/>
-              </w:rPr>
-              <w:t>38-1=</w:t>
-            </w:r>
-          </w:p>
-        </w:tc>
-        <w:tc>
-          <w:tcPr>
-            <w:tcW w:type="dxa" w:w="1987"/>
-          </w:tcPr>
-          <w:p>
-            <w:pPr>
-              <w:jc w:val="left"/>
-            </w:pPr>
-            <w:r>
-              <w:rPr>
-                <w:rFonts w:ascii="TimeNewRoman" w:hAnsi="TimeNewRoman"/>
-                <w:sz w:val="30"/>
-              </w:rPr>
-              <w:t>12+79=</w:t>
-            </w:r>
-          </w:p>
-        </w:tc>
-        <w:tc>
-          <w:tcPr>
-            <w:tcW w:type="dxa" w:w="1987"/>
-          </w:tcPr>
-          <w:p>
-            <w:pPr>
-              <w:jc w:val="left"/>
-            </w:pPr>
-            <w:r>
-              <w:rPr>
-                <w:rFonts w:ascii="TimeNewRoman" w:hAnsi="TimeNewRoman"/>
-                <w:sz w:val="30"/>
-              </w:rPr>
-              <w:t>39-22=</w:t>
-            </w:r>
-          </w:p>
-        </w:tc>
-      </w:tr>
-      <w:tr>
-        <w:tc>
-          <w:tcPr>
-            <w:tcW w:type="dxa" w:w="1987"/>
-          </w:tcPr>
-          <w:p>
-            <w:pPr>
-              <w:jc w:val="left"/>
-            </w:pPr>
-            <w:r>
-              <w:rPr>
-                <w:rFonts w:ascii="TimeNewRoman" w:hAnsi="TimeNewRoman"/>
-                <w:sz w:val="30"/>
-              </w:rPr>
-              <w:t>78+17=</w:t>
-            </w:r>
-          </w:p>
-        </w:tc>
-        <w:tc>
-          <w:tcPr>
-            <w:tcW w:type="dxa" w:w="1987"/>
-          </w:tcPr>
-          <w:p>
-            <w:pPr>
-              <w:jc w:val="left"/>
-            </w:pPr>
-            <w:r>
-              <w:rPr>
-                <w:rFonts w:ascii="TimeNewRoman" w:hAnsi="TimeNewRoman"/>
-                <w:sz w:val="30"/>
-              </w:rPr>
-              <w:t>49+40=</w:t>
-            </w:r>
-          </w:p>
-        </w:tc>
-        <w:tc>
-          <w:tcPr>
-            <w:tcW w:type="dxa" w:w="1987"/>
-          </w:tcPr>
-          <w:p>
-            <w:pPr>
-              <w:jc w:val="left"/>
-            </w:pPr>
-            <w:r>
-              <w:rPr>
-                <w:rFonts w:ascii="TimeNewRoman" w:hAnsi="TimeNewRoman"/>
-                <w:sz w:val="30"/>
-              </w:rPr>
-              <w:t>40-2=</w:t>
-            </w:r>
-          </w:p>
-        </w:tc>
-        <w:tc>
-          <w:tcPr>
-            <w:tcW w:type="dxa" w:w="1987"/>
-          </w:tcPr>
-          <w:p>
-            <w:pPr>
-              <w:jc w:val="left"/>
-            </w:pPr>
-            <w:r>
-              <w:rPr>
-                <w:rFonts w:ascii="TimeNewRoman" w:hAnsi="TimeNewRoman"/>
-                <w:sz w:val="30"/>
-              </w:rPr>
-              <w:t>64+10=</w:t>
-            </w:r>
-          </w:p>
-        </w:tc>
-        <w:tc>
-          <w:tcPr>
-            <w:tcW w:type="dxa" w:w="1987"/>
-          </w:tcPr>
-          <w:p>
-            <w:pPr>
-              <w:jc w:val="left"/>
-            </w:pPr>
-            <w:r>
-              <w:rPr>
-                <w:rFonts w:ascii="TimeNewRoman" w:hAnsi="TimeNewRoman"/>
-                <w:sz w:val="30"/>
-              </w:rPr>
-              <w:t>22+17=</w:t>
+              <w:t>33+46=</w:t>
             </w:r>
           </w:p>
         </w:tc>

--- a/addition_and_subtraction_within_100.docx
+++ b/addition_and_subtraction_within_100.docx
@@ -40,7 +40,7 @@
                 <w:rFonts w:ascii="TimeNewRoman" w:hAnsi="TimeNewRoman"/>
                 <w:sz w:val="30"/>
               </w:rPr>
-              <w:t>39+55=</w:t>
+              <w:t>16+40=</w:t>
             </w:r>
           </w:p>
         </w:tc>
@@ -57,7 +57,7 @@
                 <w:rFonts w:ascii="TimeNewRoman" w:hAnsi="TimeNewRoman"/>
                 <w:sz w:val="30"/>
               </w:rPr>
-              <w:t>44+25=</w:t>
+              <w:t>3+30=</w:t>
             </w:r>
           </w:p>
         </w:tc>
@@ -74,7 +74,7 @@
                 <w:rFonts w:ascii="TimeNewRoman" w:hAnsi="TimeNewRoman"/>
                 <w:sz w:val="30"/>
               </w:rPr>
-              <w:t>13+53=</w:t>
+              <w:t>63-42=</w:t>
             </w:r>
           </w:p>
         </w:tc>
@@ -91,7 +91,7 @@
                 <w:rFonts w:ascii="TimeNewRoman" w:hAnsi="TimeNewRoman"/>
                 <w:sz w:val="30"/>
               </w:rPr>
-              <w:t>29+21=</w:t>
+              <w:t>75-48=</w:t>
             </w:r>
           </w:p>
         </w:tc>
@@ -108,7 +108,7 @@
                 <w:rFonts w:ascii="TimeNewRoman" w:hAnsi="TimeNewRoman"/>
                 <w:sz w:val="30"/>
               </w:rPr>
-              <w:t>19+31=</w:t>
+              <w:t>9+36=</w:t>
             </w:r>
           </w:p>
         </w:tc>
@@ -127,7 +127,7 @@
                 <w:rFonts w:ascii="TimeNewRoman" w:hAnsi="TimeNewRoman"/>
                 <w:sz w:val="30"/>
               </w:rPr>
-              <w:t>88+0=</w:t>
+              <w:t>74-20=</w:t>
             </w:r>
           </w:p>
         </w:tc>
@@ -144,7 +144,7 @@
                 <w:rFonts w:ascii="TimeNewRoman" w:hAnsi="TimeNewRoman"/>
                 <w:sz w:val="30"/>
               </w:rPr>
-              <w:t>31+37=</w:t>
+              <w:t>52-17=</w:t>
             </w:r>
           </w:p>
         </w:tc>
@@ -161,7 +161,7 @@
                 <w:rFonts w:ascii="TimeNewRoman" w:hAnsi="TimeNewRoman"/>
                 <w:sz w:val="30"/>
               </w:rPr>
-              <w:t>8+65=</w:t>
+              <w:t>45+40=</w:t>
             </w:r>
           </w:p>
         </w:tc>
@@ -178,7 +178,7 @@
                 <w:rFonts w:ascii="TimeNewRoman" w:hAnsi="TimeNewRoman"/>
                 <w:sz w:val="30"/>
               </w:rPr>
-              <w:t>89-32=</w:t>
+              <w:t>81-63=</w:t>
             </w:r>
           </w:p>
         </w:tc>
@@ -195,7 +195,7 @@
                 <w:rFonts w:ascii="TimeNewRoman" w:hAnsi="TimeNewRoman"/>
                 <w:sz w:val="30"/>
               </w:rPr>
-              <w:t>66+30=</w:t>
+              <w:t>77+3=</w:t>
             </w:r>
           </w:p>
         </w:tc>
@@ -214,7 +214,7 @@
                 <w:rFonts w:ascii="TimeNewRoman" w:hAnsi="TimeNewRoman"/>
                 <w:sz w:val="30"/>
               </w:rPr>
-              <w:t>81-73=</w:t>
+              <w:t>78-19=</w:t>
             </w:r>
           </w:p>
         </w:tc>
@@ -231,7 +231,7 @@
                 <w:rFonts w:ascii="TimeNewRoman" w:hAnsi="TimeNewRoman"/>
                 <w:sz w:val="30"/>
               </w:rPr>
-              <w:t>16+14=</w:t>
+              <w:t>83-36=</w:t>
             </w:r>
           </w:p>
         </w:tc>
@@ -248,7 +248,7 @@
                 <w:rFonts w:ascii="TimeNewRoman" w:hAnsi="TimeNewRoman"/>
                 <w:sz w:val="30"/>
               </w:rPr>
-              <w:t>84+10=</w:t>
+              <w:t>97+0=</w:t>
             </w:r>
           </w:p>
         </w:tc>
@@ -265,7 +265,7 @@
                 <w:rFonts w:ascii="TimeNewRoman" w:hAnsi="TimeNewRoman"/>
                 <w:sz w:val="30"/>
               </w:rPr>
-              <w:t>17+67=</w:t>
+              <w:t>14+17=</w:t>
             </w:r>
           </w:p>
         </w:tc>
@@ -282,7 +282,7 @@
                 <w:rFonts w:ascii="TimeNewRoman" w:hAnsi="TimeNewRoman"/>
                 <w:sz w:val="30"/>
               </w:rPr>
-              <w:t>64-32=</w:t>
+              <w:t>2+46=</w:t>
             </w:r>
           </w:p>
         </w:tc>
@@ -301,7 +301,7 @@
                 <w:rFonts w:ascii="TimeNewRoman" w:hAnsi="TimeNewRoman"/>
                 <w:sz w:val="30"/>
               </w:rPr>
-              <w:t>68+1=</w:t>
+              <w:t>77+1=</w:t>
             </w:r>
           </w:p>
         </w:tc>
@@ -318,7 +318,7 @@
                 <w:rFonts w:ascii="TimeNewRoman" w:hAnsi="TimeNewRoman"/>
                 <w:sz w:val="30"/>
               </w:rPr>
-              <w:t>20+47=</w:t>
+              <w:t>24-6=</w:t>
             </w:r>
           </w:p>
         </w:tc>
@@ -335,7 +335,7 @@
                 <w:rFonts w:ascii="TimeNewRoman" w:hAnsi="TimeNewRoman"/>
                 <w:sz w:val="30"/>
               </w:rPr>
-              <w:t>94+3=</w:t>
+              <w:t>42-0=</w:t>
             </w:r>
           </w:p>
         </w:tc>
@@ -352,7 +352,7 @@
                 <w:rFonts w:ascii="TimeNewRoman" w:hAnsi="TimeNewRoman"/>
                 <w:sz w:val="30"/>
               </w:rPr>
-              <w:t>62-44=</w:t>
+              <w:t>37+62=</w:t>
             </w:r>
           </w:p>
         </w:tc>
@@ -369,7 +369,7 @@
                 <w:rFonts w:ascii="TimeNewRoman" w:hAnsi="TimeNewRoman"/>
                 <w:sz w:val="30"/>
               </w:rPr>
-              <w:t>7+81=</w:t>
+              <w:t>49-24=</w:t>
             </w:r>
           </w:p>
         </w:tc>
@@ -388,7 +388,7 @@
                 <w:rFonts w:ascii="TimeNewRoman" w:hAnsi="TimeNewRoman"/>
                 <w:sz w:val="30"/>
               </w:rPr>
-              <w:t>94-0=</w:t>
+              <w:t>95-4=</w:t>
             </w:r>
           </w:p>
         </w:tc>
@@ -405,7 +405,7 @@
                 <w:rFonts w:ascii="TimeNewRoman" w:hAnsi="TimeNewRoman"/>
                 <w:sz w:val="30"/>
               </w:rPr>
-              <w:t>69+0=</w:t>
+              <w:t>53+12=</w:t>
             </w:r>
           </w:p>
         </w:tc>
@@ -422,7 +422,7 @@
                 <w:rFonts w:ascii="TimeNewRoman" w:hAnsi="TimeNewRoman"/>
                 <w:sz w:val="30"/>
               </w:rPr>
-              <w:t>27-2=</w:t>
+              <w:t>15+5=</w:t>
             </w:r>
           </w:p>
         </w:tc>
@@ -439,7 +439,7 @@
                 <w:rFonts w:ascii="TimeNewRoman" w:hAnsi="TimeNewRoman"/>
                 <w:sz w:val="30"/>
               </w:rPr>
-              <w:t>59-35=</w:t>
+              <w:t>65-23=</w:t>
             </w:r>
           </w:p>
         </w:tc>
@@ -456,7 +456,7 @@
                 <w:rFonts w:ascii="TimeNewRoman" w:hAnsi="TimeNewRoman"/>
                 <w:sz w:val="30"/>
               </w:rPr>
-              <w:t>71+28=</w:t>
+              <w:t>70-56=</w:t>
             </w:r>
           </w:p>
         </w:tc>
@@ -475,7 +475,7 @@
                 <w:rFonts w:ascii="TimeNewRoman" w:hAnsi="TimeNewRoman"/>
                 <w:sz w:val="30"/>
               </w:rPr>
-              <w:t>78+9=</w:t>
+              <w:t>64-27=</w:t>
             </w:r>
           </w:p>
         </w:tc>
@@ -492,7 +492,7 @@
                 <w:rFonts w:ascii="TimeNewRoman" w:hAnsi="TimeNewRoman"/>
                 <w:sz w:val="30"/>
               </w:rPr>
-              <w:t>71+2=</w:t>
+              <w:t>14+55=</w:t>
             </w:r>
           </w:p>
         </w:tc>
@@ -509,7 +509,7 @@
                 <w:rFonts w:ascii="TimeNewRoman" w:hAnsi="TimeNewRoman"/>
                 <w:sz w:val="30"/>
               </w:rPr>
-              <w:t>36-1=</w:t>
+              <w:t>33+49=</w:t>
             </w:r>
           </w:p>
         </w:tc>
@@ -526,7 +526,7 @@
                 <w:rFonts w:ascii="TimeNewRoman" w:hAnsi="TimeNewRoman"/>
                 <w:sz w:val="30"/>
               </w:rPr>
-              <w:t>63+19=</w:t>
+              <w:t>70-42=</w:t>
             </w:r>
           </w:p>
         </w:tc>
@@ -543,7 +543,7 @@
                 <w:rFonts w:ascii="TimeNewRoman" w:hAnsi="TimeNewRoman"/>
                 <w:sz w:val="30"/>
               </w:rPr>
-              <w:t>89-70=</w:t>
+              <w:t>25+42=</w:t>
             </w:r>
           </w:p>
         </w:tc>
@@ -562,7 +562,7 @@
                 <w:rFonts w:ascii="TimeNewRoman" w:hAnsi="TimeNewRoman"/>
                 <w:sz w:val="30"/>
               </w:rPr>
-              <w:t>83-75=</w:t>
+              <w:t>88-44=</w:t>
             </w:r>
           </w:p>
         </w:tc>
@@ -579,7 +579,7 @@
                 <w:rFonts w:ascii="TimeNewRoman" w:hAnsi="TimeNewRoman"/>
                 <w:sz w:val="30"/>
               </w:rPr>
-              <w:t>31+16=</w:t>
+              <w:t>67+20=</w:t>
             </w:r>
           </w:p>
         </w:tc>
@@ -596,7 +596,7 @@
                 <w:rFonts w:ascii="TimeNewRoman" w:hAnsi="TimeNewRoman"/>
                 <w:sz w:val="30"/>
               </w:rPr>
-              <w:t>18+1=</w:t>
+              <w:t>54-7=</w:t>
             </w:r>
           </w:p>
         </w:tc>
@@ -613,7 +613,7 @@
                 <w:rFonts w:ascii="TimeNewRoman" w:hAnsi="TimeNewRoman"/>
                 <w:sz w:val="30"/>
               </w:rPr>
-              <w:t>93-1=</w:t>
+              <w:t>29+56=</w:t>
             </w:r>
           </w:p>
         </w:tc>
@@ -630,7 +630,7 @@
                 <w:rFonts w:ascii="TimeNewRoman" w:hAnsi="TimeNewRoman"/>
                 <w:sz w:val="30"/>
               </w:rPr>
-              <w:t>72+17=</w:t>
+              <w:t>3+29=</w:t>
             </w:r>
           </w:p>
         </w:tc>
@@ -649,7 +649,7 @@
                 <w:rFonts w:ascii="TimeNewRoman" w:hAnsi="TimeNewRoman"/>
                 <w:sz w:val="30"/>
               </w:rPr>
-              <w:t>84-71=</w:t>
+              <w:t>94-12=</w:t>
             </w:r>
           </w:p>
         </w:tc>
@@ -666,7 +666,7 @@
                 <w:rFonts w:ascii="TimeNewRoman" w:hAnsi="TimeNewRoman"/>
                 <w:sz w:val="30"/>
               </w:rPr>
-              <w:t>44-44=</w:t>
+              <w:t>3+65=</w:t>
             </w:r>
           </w:p>
         </w:tc>
@@ -683,7 +683,7 @@
                 <w:rFonts w:ascii="TimeNewRoman" w:hAnsi="TimeNewRoman"/>
                 <w:sz w:val="30"/>
               </w:rPr>
-              <w:t>93-20=</w:t>
+              <w:t>5+83=</w:t>
             </w:r>
           </w:p>
         </w:tc>
@@ -700,7 +700,7 @@
                 <w:rFonts w:ascii="TimeNewRoman" w:hAnsi="TimeNewRoman"/>
                 <w:sz w:val="30"/>
               </w:rPr>
-              <w:t>70+15=</w:t>
+              <w:t>68-30=</w:t>
             </w:r>
           </w:p>
         </w:tc>
@@ -717,7 +717,7 @@
                 <w:rFonts w:ascii="TimeNewRoman" w:hAnsi="TimeNewRoman"/>
                 <w:sz w:val="30"/>
               </w:rPr>
-              <w:t>65-8=</w:t>
+              <w:t>97-39=</w:t>
             </w:r>
           </w:p>
         </w:tc>
@@ -736,7 +736,7 @@
                 <w:rFonts w:ascii="TimeNewRoman" w:hAnsi="TimeNewRoman"/>
                 <w:sz w:val="30"/>
               </w:rPr>
-              <w:t>30+64=</w:t>
+              <w:t>61-14=</w:t>
             </w:r>
           </w:p>
         </w:tc>
@@ -753,7 +753,7 @@
                 <w:rFonts w:ascii="TimeNewRoman" w:hAnsi="TimeNewRoman"/>
                 <w:sz w:val="30"/>
               </w:rPr>
-              <w:t>93-36=</w:t>
+              <w:t>32+2=</w:t>
             </w:r>
           </w:p>
         </w:tc>
@@ -770,7 +770,7 @@
                 <w:rFonts w:ascii="TimeNewRoman" w:hAnsi="TimeNewRoman"/>
                 <w:sz w:val="30"/>
               </w:rPr>
-              <w:t>64+19=</w:t>
+              <w:t>12+31=</w:t>
             </w:r>
           </w:p>
         </w:tc>
@@ -787,7 +787,7 @@
                 <w:rFonts w:ascii="TimeNewRoman" w:hAnsi="TimeNewRoman"/>
                 <w:sz w:val="30"/>
               </w:rPr>
-              <w:t>27+62=</w:t>
+              <w:t>10+41=</w:t>
             </w:r>
           </w:p>
         </w:tc>
@@ -804,7 +804,7 @@
                 <w:rFonts w:ascii="TimeNewRoman" w:hAnsi="TimeNewRoman"/>
                 <w:sz w:val="30"/>
               </w:rPr>
-              <w:t>59+1=</w:t>
+              <w:t>48-35=</w:t>
             </w:r>
           </w:p>
         </w:tc>
@@ -823,7 +823,7 @@
                 <w:rFonts w:ascii="TimeNewRoman" w:hAnsi="TimeNewRoman"/>
                 <w:sz w:val="30"/>
               </w:rPr>
-              <w:t>92-68=</w:t>
+              <w:t>92-50=</w:t>
             </w:r>
           </w:p>
         </w:tc>
@@ -840,7 +840,7 @@
                 <w:rFonts w:ascii="TimeNewRoman" w:hAnsi="TimeNewRoman"/>
                 <w:sz w:val="30"/>
               </w:rPr>
-              <w:t>89-40=</w:t>
+              <w:t>84+7=</w:t>
             </w:r>
           </w:p>
         </w:tc>
@@ -857,7 +857,7 @@
                 <w:rFonts w:ascii="TimeNewRoman" w:hAnsi="TimeNewRoman"/>
                 <w:sz w:val="30"/>
               </w:rPr>
-              <w:t>19+50=</w:t>
+              <w:t>31-9=</w:t>
             </w:r>
           </w:p>
         </w:tc>
@@ -874,7 +874,7 @@
                 <w:rFonts w:ascii="TimeNewRoman" w:hAnsi="TimeNewRoman"/>
                 <w:sz w:val="30"/>
               </w:rPr>
-              <w:t>54+4=</w:t>
+              <w:t>92+2=</w:t>
             </w:r>
           </w:p>
         </w:tc>
@@ -891,7 +891,7 @@
                 <w:rFonts w:ascii="TimeNewRoman" w:hAnsi="TimeNewRoman"/>
                 <w:sz w:val="30"/>
               </w:rPr>
-              <w:t>57-38=</w:t>
+              <w:t>25-7=</w:t>
             </w:r>
           </w:p>
         </w:tc>
@@ -910,7 +910,7 @@
                 <w:rFonts w:ascii="TimeNewRoman" w:hAnsi="TimeNewRoman"/>
                 <w:sz w:val="30"/>
               </w:rPr>
-              <w:t>33+55=</w:t>
+              <w:t>67+7=</w:t>
             </w:r>
           </w:p>
         </w:tc>
@@ -927,7 +927,7 @@
                 <w:rFonts w:ascii="TimeNewRoman" w:hAnsi="TimeNewRoman"/>
                 <w:sz w:val="30"/>
               </w:rPr>
-              <w:t>14+25=</w:t>
+              <w:t>61+13=</w:t>
             </w:r>
           </w:p>
         </w:tc>
@@ -944,7 +944,7 @@
                 <w:rFonts w:ascii="TimeNewRoman" w:hAnsi="TimeNewRoman"/>
                 <w:sz w:val="30"/>
               </w:rPr>
-              <w:t>6+23=</w:t>
+              <w:t>84-18=</w:t>
             </w:r>
           </w:p>
         </w:tc>
@@ -961,7 +961,7 @@
                 <w:rFonts w:ascii="TimeNewRoman" w:hAnsi="TimeNewRoman"/>
                 <w:sz w:val="30"/>
               </w:rPr>
-              <w:t>18+78=</w:t>
+              <w:t>35+36=</w:t>
             </w:r>
           </w:p>
         </w:tc>
@@ -978,7 +978,7 @@
                 <w:rFonts w:ascii="TimeNewRoman" w:hAnsi="TimeNewRoman"/>
                 <w:sz w:val="30"/>
               </w:rPr>
-              <w:t>57+15=</w:t>
+              <w:t>92-29=</w:t>
             </w:r>
           </w:p>
         </w:tc>
@@ -997,7 +997,7 @@
                 <w:rFonts w:ascii="TimeNewRoman" w:hAnsi="TimeNewRoman"/>
                 <w:sz w:val="30"/>
               </w:rPr>
-              <w:t>68-31=</w:t>
+              <w:t>28+34=</w:t>
             </w:r>
           </w:p>
         </w:tc>
@@ -1014,7 +1014,7 @@
                 <w:rFonts w:ascii="TimeNewRoman" w:hAnsi="TimeNewRoman"/>
                 <w:sz w:val="30"/>
               </w:rPr>
-              <w:t>60-4=</w:t>
+              <w:t>4+30=</w:t>
             </w:r>
           </w:p>
         </w:tc>
@@ -1031,7 +1031,7 @@
                 <w:rFonts w:ascii="TimeNewRoman" w:hAnsi="TimeNewRoman"/>
                 <w:sz w:val="30"/>
               </w:rPr>
-              <w:t>75-12=</w:t>
+              <w:t>3+39=</w:t>
             </w:r>
           </w:p>
         </w:tc>
@@ -1048,7 +1048,7 @@
                 <w:rFonts w:ascii="TimeNewRoman" w:hAnsi="TimeNewRoman"/>
                 <w:sz w:val="30"/>
               </w:rPr>
-              <w:t>78-62=</w:t>
+              <w:t>90-30=</w:t>
             </w:r>
           </w:p>
         </w:tc>
@@ -1065,7 +1065,7 @@
                 <w:rFonts w:ascii="TimeNewRoman" w:hAnsi="TimeNewRoman"/>
                 <w:sz w:val="30"/>
               </w:rPr>
-              <w:t>24+15=</w:t>
+              <w:t>89-35=</w:t>
             </w:r>
           </w:p>
         </w:tc>
@@ -1084,7 +1084,7 @@
                 <w:rFonts w:ascii="TimeNewRoman" w:hAnsi="TimeNewRoman"/>
                 <w:sz w:val="30"/>
               </w:rPr>
-              <w:t>69+9=</w:t>
+              <w:t>76-44=</w:t>
             </w:r>
           </w:p>
         </w:tc>
@@ -1101,7 +1101,7 @@
                 <w:rFonts w:ascii="TimeNewRoman" w:hAnsi="TimeNewRoman"/>
                 <w:sz w:val="30"/>
               </w:rPr>
-              <w:t>19+45=</w:t>
+              <w:t>44+33=</w:t>
             </w:r>
           </w:p>
         </w:tc>
@@ -1118,7 +1118,7 @@
                 <w:rFonts w:ascii="TimeNewRoman" w:hAnsi="TimeNewRoman"/>
                 <w:sz w:val="30"/>
               </w:rPr>
-              <w:t>56+25=</w:t>
+              <w:t>81-38=</w:t>
             </w:r>
           </w:p>
         </w:tc>
@@ -1135,7 +1135,7 @@
                 <w:rFonts w:ascii="TimeNewRoman" w:hAnsi="TimeNewRoman"/>
                 <w:sz w:val="30"/>
               </w:rPr>
-              <w:t>16+12=</w:t>
+              <w:t>4+85=</w:t>
             </w:r>
           </w:p>
         </w:tc>
@@ -1152,7 +1152,7 @@
                 <w:rFonts w:ascii="TimeNewRoman" w:hAnsi="TimeNewRoman"/>
                 <w:sz w:val="30"/>
               </w:rPr>
-              <w:t>23+49=</w:t>
+              <w:t>72-1=</w:t>
             </w:r>
           </w:p>
         </w:tc>
@@ -1171,7 +1171,7 @@
                 <w:rFonts w:ascii="TimeNewRoman" w:hAnsi="TimeNewRoman"/>
                 <w:sz w:val="30"/>
               </w:rPr>
-              <w:t>3+16=</w:t>
+              <w:t>63-36=</w:t>
             </w:r>
           </w:p>
         </w:tc>
@@ -1188,459 +1188,7 @@
                 <w:rFonts w:ascii="TimeNewRoman" w:hAnsi="TimeNewRoman"/>
                 <w:sz w:val="30"/>
               </w:rPr>
-              <w:t>61-12=</w:t>
-            </w:r>
-          </w:p>
-        </w:tc>
-        <w:tc>
-          <w:tcPr>
-            <w:tcW w:type="dxa" w:w="1987"/>
-          </w:tcPr>
-          <w:p>
-            <w:pPr>
-              <w:jc w:val="left"/>
-            </w:pPr>
-            <w:r>
-              <w:rPr>
-                <w:rFonts w:ascii="TimeNewRoman" w:hAnsi="TimeNewRoman"/>
-                <w:sz w:val="30"/>
-              </w:rPr>
-              <w:t>34+19=</w:t>
-            </w:r>
-          </w:p>
-        </w:tc>
-        <w:tc>
-          <w:tcPr>
-            <w:tcW w:type="dxa" w:w="1987"/>
-          </w:tcPr>
-          <w:p>
-            <w:pPr>
-              <w:jc w:val="left"/>
-            </w:pPr>
-            <w:r>
-              <w:rPr>
-                <w:rFonts w:ascii="TimeNewRoman" w:hAnsi="TimeNewRoman"/>
-                <w:sz w:val="30"/>
-              </w:rPr>
-              <w:t>97-8=</w:t>
-            </w:r>
-          </w:p>
-        </w:tc>
-        <w:tc>
-          <w:tcPr>
-            <w:tcW w:type="dxa" w:w="1987"/>
-          </w:tcPr>
-          <w:p>
-            <w:pPr>
-              <w:jc w:val="left"/>
-            </w:pPr>
-            <w:r>
-              <w:rPr>
-                <w:rFonts w:ascii="TimeNewRoman" w:hAnsi="TimeNewRoman"/>
-                <w:sz w:val="30"/>
-              </w:rPr>
-              <w:t>89-73=</w:t>
-            </w:r>
-          </w:p>
-        </w:tc>
-      </w:tr>
-      <w:tr>
-        <w:tc>
-          <w:tcPr>
-            <w:tcW w:type="dxa" w:w="1987"/>
-          </w:tcPr>
-          <w:p>
-            <w:pPr>
-              <w:jc w:val="left"/>
-            </w:pPr>
-            <w:r>
-              <w:rPr>
-                <w:rFonts w:ascii="TimeNewRoman" w:hAnsi="TimeNewRoman"/>
-                <w:sz w:val="30"/>
-              </w:rPr>
-              <w:t>92-46=</w:t>
-            </w:r>
-          </w:p>
-        </w:tc>
-        <w:tc>
-          <w:tcPr>
-            <w:tcW w:type="dxa" w:w="1987"/>
-          </w:tcPr>
-          <w:p>
-            <w:pPr>
-              <w:jc w:val="left"/>
-            </w:pPr>
-            <w:r>
-              <w:rPr>
-                <w:rFonts w:ascii="TimeNewRoman" w:hAnsi="TimeNewRoman"/>
-                <w:sz w:val="30"/>
-              </w:rPr>
-              <w:t>29+55=</w:t>
-            </w:r>
-          </w:p>
-        </w:tc>
-        <w:tc>
-          <w:tcPr>
-            <w:tcW w:type="dxa" w:w="1987"/>
-          </w:tcPr>
-          <w:p>
-            <w:pPr>
-              <w:jc w:val="left"/>
-            </w:pPr>
-            <w:r>
-              <w:rPr>
-                <w:rFonts w:ascii="TimeNewRoman" w:hAnsi="TimeNewRoman"/>
-                <w:sz w:val="30"/>
-              </w:rPr>
-              <w:t>0+76=</w:t>
-            </w:r>
-          </w:p>
-        </w:tc>
-        <w:tc>
-          <w:tcPr>
-            <w:tcW w:type="dxa" w:w="1987"/>
-          </w:tcPr>
-          <w:p>
-            <w:pPr>
-              <w:jc w:val="left"/>
-            </w:pPr>
-            <w:r>
-              <w:rPr>
-                <w:rFonts w:ascii="TimeNewRoman" w:hAnsi="TimeNewRoman"/>
-                <w:sz w:val="30"/>
-              </w:rPr>
-              <w:t>23+42=</w:t>
-            </w:r>
-          </w:p>
-        </w:tc>
-        <w:tc>
-          <w:tcPr>
-            <w:tcW w:type="dxa" w:w="1987"/>
-          </w:tcPr>
-          <w:p>
-            <w:pPr>
-              <w:jc w:val="left"/>
-            </w:pPr>
-            <w:r>
-              <w:rPr>
-                <w:rFonts w:ascii="TimeNewRoman" w:hAnsi="TimeNewRoman"/>
-                <w:sz w:val="30"/>
-              </w:rPr>
-              <w:t>76+17=</w:t>
-            </w:r>
-          </w:p>
-        </w:tc>
-      </w:tr>
-      <w:tr>
-        <w:tc>
-          <w:tcPr>
-            <w:tcW w:type="dxa" w:w="1987"/>
-          </w:tcPr>
-          <w:p>
-            <w:pPr>
-              <w:jc w:val="left"/>
-            </w:pPr>
-            <w:r>
-              <w:rPr>
-                <w:rFonts w:ascii="TimeNewRoman" w:hAnsi="TimeNewRoman"/>
-                <w:sz w:val="30"/>
-              </w:rPr>
-              <w:t>83-46=</w:t>
-            </w:r>
-          </w:p>
-        </w:tc>
-        <w:tc>
-          <w:tcPr>
-            <w:tcW w:type="dxa" w:w="1987"/>
-          </w:tcPr>
-          <w:p>
-            <w:pPr>
-              <w:jc w:val="left"/>
-            </w:pPr>
-            <w:r>
-              <w:rPr>
-                <w:rFonts w:ascii="TimeNewRoman" w:hAnsi="TimeNewRoman"/>
-                <w:sz w:val="30"/>
-              </w:rPr>
-              <w:t>83-41=</w:t>
-            </w:r>
-          </w:p>
-        </w:tc>
-        <w:tc>
-          <w:tcPr>
-            <w:tcW w:type="dxa" w:w="1987"/>
-          </w:tcPr>
-          <w:p>
-            <w:pPr>
-              <w:jc w:val="left"/>
-            </w:pPr>
-            <w:r>
-              <w:rPr>
-                <w:rFonts w:ascii="TimeNewRoman" w:hAnsi="TimeNewRoman"/>
-                <w:sz w:val="30"/>
-              </w:rPr>
-              <w:t>94-17=</w:t>
-            </w:r>
-          </w:p>
-        </w:tc>
-        <w:tc>
-          <w:tcPr>
-            <w:tcW w:type="dxa" w:w="1987"/>
-          </w:tcPr>
-          <w:p>
-            <w:pPr>
-              <w:jc w:val="left"/>
-            </w:pPr>
-            <w:r>
-              <w:rPr>
-                <w:rFonts w:ascii="TimeNewRoman" w:hAnsi="TimeNewRoman"/>
-                <w:sz w:val="30"/>
-              </w:rPr>
-              <w:t>90+9=</w:t>
-            </w:r>
-          </w:p>
-        </w:tc>
-        <w:tc>
-          <w:tcPr>
-            <w:tcW w:type="dxa" w:w="1987"/>
-          </w:tcPr>
-          <w:p>
-            <w:pPr>
-              <w:jc w:val="left"/>
-            </w:pPr>
-            <w:r>
-              <w:rPr>
-                <w:rFonts w:ascii="TimeNewRoman" w:hAnsi="TimeNewRoman"/>
-                <w:sz w:val="30"/>
-              </w:rPr>
-              <w:t>24+42=</w:t>
-            </w:r>
-          </w:p>
-        </w:tc>
-      </w:tr>
-      <w:tr>
-        <w:tc>
-          <w:tcPr>
-            <w:tcW w:type="dxa" w:w="1987"/>
-          </w:tcPr>
-          <w:p>
-            <w:pPr>
-              <w:jc w:val="left"/>
-            </w:pPr>
-            <w:r>
-              <w:rPr>
-                <w:rFonts w:ascii="TimeNewRoman" w:hAnsi="TimeNewRoman"/>
-                <w:sz w:val="30"/>
-              </w:rPr>
-              <w:t>89-9=</w:t>
-            </w:r>
-          </w:p>
-        </w:tc>
-        <w:tc>
-          <w:tcPr>
-            <w:tcW w:type="dxa" w:w="1987"/>
-          </w:tcPr>
-          <w:p>
-            <w:pPr>
-              <w:jc w:val="left"/>
-            </w:pPr>
-            <w:r>
-              <w:rPr>
-                <w:rFonts w:ascii="TimeNewRoman" w:hAnsi="TimeNewRoman"/>
-                <w:sz w:val="30"/>
-              </w:rPr>
-              <w:t>50-33=</w:t>
-            </w:r>
-          </w:p>
-        </w:tc>
-        <w:tc>
-          <w:tcPr>
-            <w:tcW w:type="dxa" w:w="1987"/>
-          </w:tcPr>
-          <w:p>
-            <w:pPr>
-              <w:jc w:val="left"/>
-            </w:pPr>
-            <w:r>
-              <w:rPr>
-                <w:rFonts w:ascii="TimeNewRoman" w:hAnsi="TimeNewRoman"/>
-                <w:sz w:val="30"/>
-              </w:rPr>
-              <w:t>66-52=</w:t>
-            </w:r>
-          </w:p>
-        </w:tc>
-        <w:tc>
-          <w:tcPr>
-            <w:tcW w:type="dxa" w:w="1987"/>
-          </w:tcPr>
-          <w:p>
-            <w:pPr>
-              <w:jc w:val="left"/>
-            </w:pPr>
-            <w:r>
-              <w:rPr>
-                <w:rFonts w:ascii="TimeNewRoman" w:hAnsi="TimeNewRoman"/>
-                <w:sz w:val="30"/>
-              </w:rPr>
-              <w:t>28+52=</w:t>
-            </w:r>
-          </w:p>
-        </w:tc>
-        <w:tc>
-          <w:tcPr>
-            <w:tcW w:type="dxa" w:w="1987"/>
-          </w:tcPr>
-          <w:p>
-            <w:pPr>
-              <w:jc w:val="left"/>
-            </w:pPr>
-            <w:r>
-              <w:rPr>
-                <w:rFonts w:ascii="TimeNewRoman" w:hAnsi="TimeNewRoman"/>
-                <w:sz w:val="30"/>
-              </w:rPr>
-              <w:t>70+7=</w:t>
-            </w:r>
-          </w:p>
-        </w:tc>
-      </w:tr>
-      <w:tr>
-        <w:tc>
-          <w:tcPr>
-            <w:tcW w:type="dxa" w:w="1987"/>
-          </w:tcPr>
-          <w:p>
-            <w:pPr>
-              <w:jc w:val="left"/>
-            </w:pPr>
-            <w:r>
-              <w:rPr>
-                <w:rFonts w:ascii="TimeNewRoman" w:hAnsi="TimeNewRoman"/>
-                <w:sz w:val="30"/>
-              </w:rPr>
-              <w:t>24+50=</w:t>
-            </w:r>
-          </w:p>
-        </w:tc>
-        <w:tc>
-          <w:tcPr>
-            <w:tcW w:type="dxa" w:w="1987"/>
-          </w:tcPr>
-          <w:p>
-            <w:pPr>
-              <w:jc w:val="left"/>
-            </w:pPr>
-            <w:r>
-              <w:rPr>
-                <w:rFonts w:ascii="TimeNewRoman" w:hAnsi="TimeNewRoman"/>
-                <w:sz w:val="30"/>
-              </w:rPr>
-              <w:t>37-27=</w:t>
-            </w:r>
-          </w:p>
-        </w:tc>
-        <w:tc>
-          <w:tcPr>
-            <w:tcW w:type="dxa" w:w="1987"/>
-          </w:tcPr>
-          <w:p>
-            <w:pPr>
-              <w:jc w:val="left"/>
-            </w:pPr>
-            <w:r>
-              <w:rPr>
-                <w:rFonts w:ascii="TimeNewRoman" w:hAnsi="TimeNewRoman"/>
-                <w:sz w:val="30"/>
-              </w:rPr>
-              <w:t>42+22=</w:t>
-            </w:r>
-          </w:p>
-        </w:tc>
-        <w:tc>
-          <w:tcPr>
-            <w:tcW w:type="dxa" w:w="1987"/>
-          </w:tcPr>
-          <w:p>
-            <w:pPr>
-              <w:jc w:val="left"/>
-            </w:pPr>
-            <w:r>
-              <w:rPr>
-                <w:rFonts w:ascii="TimeNewRoman" w:hAnsi="TimeNewRoman"/>
-                <w:sz w:val="30"/>
-              </w:rPr>
-              <w:t>83-80=</w:t>
-            </w:r>
-          </w:p>
-        </w:tc>
-        <w:tc>
-          <w:tcPr>
-            <w:tcW w:type="dxa" w:w="1987"/>
-          </w:tcPr>
-          <w:p>
-            <w:pPr>
-              <w:jc w:val="left"/>
-            </w:pPr>
-            <w:r>
-              <w:rPr>
-                <w:rFonts w:ascii="TimeNewRoman" w:hAnsi="TimeNewRoman"/>
-                <w:sz w:val="30"/>
-              </w:rPr>
-              <w:t>86-24=</w:t>
-            </w:r>
-          </w:p>
-        </w:tc>
-      </w:tr>
-      <w:tr>
-        <w:tc>
-          <w:tcPr>
-            <w:tcW w:type="dxa" w:w="1987"/>
-          </w:tcPr>
-          <w:p>
-            <w:pPr>
-              <w:jc w:val="left"/>
-            </w:pPr>
-            <w:r>
-              <w:rPr>
-                <w:rFonts w:ascii="TimeNewRoman" w:hAnsi="TimeNewRoman"/>
-                <w:sz w:val="30"/>
-              </w:rPr>
-              <w:t>91-35=</w:t>
-            </w:r>
-          </w:p>
-        </w:tc>
-        <w:tc>
-          <w:tcPr>
-            <w:tcW w:type="dxa" w:w="1987"/>
-          </w:tcPr>
-          <w:p>
-            <w:pPr>
-              <w:jc w:val="left"/>
-            </w:pPr>
-            <w:r>
-              <w:rPr>
-                <w:rFonts w:ascii="TimeNewRoman" w:hAnsi="TimeNewRoman"/>
-                <w:sz w:val="30"/>
-              </w:rPr>
-              <w:t>59-0=</w:t>
-            </w:r>
-          </w:p>
-        </w:tc>
-        <w:tc>
-          <w:tcPr>
-            <w:tcW w:type="dxa" w:w="1987"/>
-          </w:tcPr>
-          <w:p>
-            <w:pPr>
-              <w:jc w:val="left"/>
-            </w:pPr>
-            <w:r>
-              <w:rPr>
-                <w:rFonts w:ascii="TimeNewRoman" w:hAnsi="TimeNewRoman"/>
-                <w:sz w:val="30"/>
-              </w:rPr>
-              <w:t>39+18=</w:t>
+              <w:t>65+20=</w:t>
             </w:r>
           </w:p>
         </w:tc>
@@ -1674,7 +1222,24 @@
                 <w:rFonts w:ascii="TimeNewRoman" w:hAnsi="TimeNewRoman"/>
                 <w:sz w:val="30"/>
               </w:rPr>
-              <w:t>78-15=</w:t>
+              <w:t>82-5=</w:t>
+            </w:r>
+          </w:p>
+        </w:tc>
+        <w:tc>
+          <w:tcPr>
+            <w:tcW w:type="dxa" w:w="1987"/>
+          </w:tcPr>
+          <w:p>
+            <w:pPr>
+              <w:jc w:val="left"/>
+            </w:pPr>
+            <w:r>
+              <w:rPr>
+                <w:rFonts w:ascii="TimeNewRoman" w:hAnsi="TimeNewRoman"/>
+                <w:sz w:val="30"/>
+              </w:rPr>
+              <w:t>62-61=</w:t>
             </w:r>
           </w:p>
         </w:tc>
@@ -1693,7 +1258,7 @@
                 <w:rFonts w:ascii="TimeNewRoman" w:hAnsi="TimeNewRoman"/>
                 <w:sz w:val="30"/>
               </w:rPr>
-              <w:t>47-5=</w:t>
+              <w:t>36-31=</w:t>
             </w:r>
           </w:p>
         </w:tc>
@@ -1710,7 +1275,7 @@
                 <w:rFonts w:ascii="TimeNewRoman" w:hAnsi="TimeNewRoman"/>
                 <w:sz w:val="30"/>
               </w:rPr>
-              <w:t>46-10=</w:t>
+              <w:t>19+30=</w:t>
             </w:r>
           </w:p>
         </w:tc>
@@ -1727,7 +1292,7 @@
                 <w:rFonts w:ascii="TimeNewRoman" w:hAnsi="TimeNewRoman"/>
                 <w:sz w:val="30"/>
               </w:rPr>
-              <w:t>89-15=</w:t>
+              <w:t>19+23=</w:t>
             </w:r>
           </w:p>
         </w:tc>
@@ -1744,7 +1309,7 @@
                 <w:rFonts w:ascii="TimeNewRoman" w:hAnsi="TimeNewRoman"/>
                 <w:sz w:val="30"/>
               </w:rPr>
-              <w:t>60+21=</w:t>
+              <w:t>68-12=</w:t>
             </w:r>
           </w:p>
         </w:tc>
@@ -1761,7 +1326,442 @@
                 <w:rFonts w:ascii="TimeNewRoman" w:hAnsi="TimeNewRoman"/>
                 <w:sz w:val="30"/>
               </w:rPr>
-              <w:t>33+46=</w:t>
+              <w:t>70-34=</w:t>
+            </w:r>
+          </w:p>
+        </w:tc>
+      </w:tr>
+      <w:tr>
+        <w:tc>
+          <w:tcPr>
+            <w:tcW w:type="dxa" w:w="1987"/>
+          </w:tcPr>
+          <w:p>
+            <w:pPr>
+              <w:jc w:val="left"/>
+            </w:pPr>
+            <w:r>
+              <w:rPr>
+                <w:rFonts w:ascii="TimeNewRoman" w:hAnsi="TimeNewRoman"/>
+                <w:sz w:val="30"/>
+              </w:rPr>
+              <w:t>30+55=</w:t>
+            </w:r>
+          </w:p>
+        </w:tc>
+        <w:tc>
+          <w:tcPr>
+            <w:tcW w:type="dxa" w:w="1987"/>
+          </w:tcPr>
+          <w:p>
+            <w:pPr>
+              <w:jc w:val="left"/>
+            </w:pPr>
+            <w:r>
+              <w:rPr>
+                <w:rFonts w:ascii="TimeNewRoman" w:hAnsi="TimeNewRoman"/>
+                <w:sz w:val="30"/>
+              </w:rPr>
+              <w:t>21-3=</w:t>
+            </w:r>
+          </w:p>
+        </w:tc>
+        <w:tc>
+          <w:tcPr>
+            <w:tcW w:type="dxa" w:w="1987"/>
+          </w:tcPr>
+          <w:p>
+            <w:pPr>
+              <w:jc w:val="left"/>
+            </w:pPr>
+            <w:r>
+              <w:rPr>
+                <w:rFonts w:ascii="TimeNewRoman" w:hAnsi="TimeNewRoman"/>
+                <w:sz w:val="30"/>
+              </w:rPr>
+              <w:t>73+15=</w:t>
+            </w:r>
+          </w:p>
+        </w:tc>
+        <w:tc>
+          <w:tcPr>
+            <w:tcW w:type="dxa" w:w="1987"/>
+          </w:tcPr>
+          <w:p>
+            <w:pPr>
+              <w:jc w:val="left"/>
+            </w:pPr>
+            <w:r>
+              <w:rPr>
+                <w:rFonts w:ascii="TimeNewRoman" w:hAnsi="TimeNewRoman"/>
+                <w:sz w:val="30"/>
+              </w:rPr>
+              <w:t>73-71=</w:t>
+            </w:r>
+          </w:p>
+        </w:tc>
+        <w:tc>
+          <w:tcPr>
+            <w:tcW w:type="dxa" w:w="1987"/>
+          </w:tcPr>
+          <w:p>
+            <w:pPr>
+              <w:jc w:val="left"/>
+            </w:pPr>
+            <w:r>
+              <w:rPr>
+                <w:rFonts w:ascii="TimeNewRoman" w:hAnsi="TimeNewRoman"/>
+                <w:sz w:val="30"/>
+              </w:rPr>
+              <w:t>22-0=</w:t>
+            </w:r>
+          </w:p>
+        </w:tc>
+      </w:tr>
+      <w:tr>
+        <w:tc>
+          <w:tcPr>
+            <w:tcW w:type="dxa" w:w="1987"/>
+          </w:tcPr>
+          <w:p>
+            <w:pPr>
+              <w:jc w:val="left"/>
+            </w:pPr>
+            <w:r>
+              <w:rPr>
+                <w:rFonts w:ascii="TimeNewRoman" w:hAnsi="TimeNewRoman"/>
+                <w:sz w:val="30"/>
+              </w:rPr>
+              <w:t>92-64=</w:t>
+            </w:r>
+          </w:p>
+        </w:tc>
+        <w:tc>
+          <w:tcPr>
+            <w:tcW w:type="dxa" w:w="1987"/>
+          </w:tcPr>
+          <w:p>
+            <w:pPr>
+              <w:jc w:val="left"/>
+            </w:pPr>
+            <w:r>
+              <w:rPr>
+                <w:rFonts w:ascii="TimeNewRoman" w:hAnsi="TimeNewRoman"/>
+                <w:sz w:val="30"/>
+              </w:rPr>
+              <w:t>7+1=</w:t>
+            </w:r>
+          </w:p>
+        </w:tc>
+        <w:tc>
+          <w:tcPr>
+            <w:tcW w:type="dxa" w:w="1987"/>
+          </w:tcPr>
+          <w:p>
+            <w:pPr>
+              <w:jc w:val="left"/>
+            </w:pPr>
+            <w:r>
+              <w:rPr>
+                <w:rFonts w:ascii="TimeNewRoman" w:hAnsi="TimeNewRoman"/>
+                <w:sz w:val="30"/>
+              </w:rPr>
+              <w:t>24-11=</w:t>
+            </w:r>
+          </w:p>
+        </w:tc>
+        <w:tc>
+          <w:tcPr>
+            <w:tcW w:type="dxa" w:w="1987"/>
+          </w:tcPr>
+          <w:p>
+            <w:pPr>
+              <w:jc w:val="left"/>
+            </w:pPr>
+            <w:r>
+              <w:rPr>
+                <w:rFonts w:ascii="TimeNewRoman" w:hAnsi="TimeNewRoman"/>
+                <w:sz w:val="30"/>
+              </w:rPr>
+              <w:t>55-44=</w:t>
+            </w:r>
+          </w:p>
+        </w:tc>
+        <w:tc>
+          <w:tcPr>
+            <w:tcW w:type="dxa" w:w="1987"/>
+          </w:tcPr>
+          <w:p>
+            <w:pPr>
+              <w:jc w:val="left"/>
+            </w:pPr>
+            <w:r>
+              <w:rPr>
+                <w:rFonts w:ascii="TimeNewRoman" w:hAnsi="TimeNewRoman"/>
+                <w:sz w:val="30"/>
+              </w:rPr>
+              <w:t>91-17=</w:t>
+            </w:r>
+          </w:p>
+        </w:tc>
+      </w:tr>
+      <w:tr>
+        <w:tc>
+          <w:tcPr>
+            <w:tcW w:type="dxa" w:w="1987"/>
+          </w:tcPr>
+          <w:p>
+            <w:pPr>
+              <w:jc w:val="left"/>
+            </w:pPr>
+            <w:r>
+              <w:rPr>
+                <w:rFonts w:ascii="TimeNewRoman" w:hAnsi="TimeNewRoman"/>
+                <w:sz w:val="30"/>
+              </w:rPr>
+              <w:t>51-4=</w:t>
+            </w:r>
+          </w:p>
+        </w:tc>
+        <w:tc>
+          <w:tcPr>
+            <w:tcW w:type="dxa" w:w="1987"/>
+          </w:tcPr>
+          <w:p>
+            <w:pPr>
+              <w:jc w:val="left"/>
+            </w:pPr>
+            <w:r>
+              <w:rPr>
+                <w:rFonts w:ascii="TimeNewRoman" w:hAnsi="TimeNewRoman"/>
+                <w:sz w:val="30"/>
+              </w:rPr>
+              <w:t>1+23=</w:t>
+            </w:r>
+          </w:p>
+        </w:tc>
+        <w:tc>
+          <w:tcPr>
+            <w:tcW w:type="dxa" w:w="1987"/>
+          </w:tcPr>
+          <w:p>
+            <w:pPr>
+              <w:jc w:val="left"/>
+            </w:pPr>
+            <w:r>
+              <w:rPr>
+                <w:rFonts w:ascii="TimeNewRoman" w:hAnsi="TimeNewRoman"/>
+                <w:sz w:val="30"/>
+              </w:rPr>
+              <w:t>43+54=</w:t>
+            </w:r>
+          </w:p>
+        </w:tc>
+        <w:tc>
+          <w:tcPr>
+            <w:tcW w:type="dxa" w:w="1987"/>
+          </w:tcPr>
+          <w:p>
+            <w:pPr>
+              <w:jc w:val="left"/>
+            </w:pPr>
+            <w:r>
+              <w:rPr>
+                <w:rFonts w:ascii="TimeNewRoman" w:hAnsi="TimeNewRoman"/>
+                <w:sz w:val="30"/>
+              </w:rPr>
+              <w:t>88-69=</w:t>
+            </w:r>
+          </w:p>
+        </w:tc>
+        <w:tc>
+          <w:tcPr>
+            <w:tcW w:type="dxa" w:w="1987"/>
+          </w:tcPr>
+          <w:p>
+            <w:pPr>
+              <w:jc w:val="left"/>
+            </w:pPr>
+            <w:r>
+              <w:rPr>
+                <w:rFonts w:ascii="TimeNewRoman" w:hAnsi="TimeNewRoman"/>
+                <w:sz w:val="30"/>
+              </w:rPr>
+              <w:t>31+2=</w:t>
+            </w:r>
+          </w:p>
+        </w:tc>
+      </w:tr>
+      <w:tr>
+        <w:tc>
+          <w:tcPr>
+            <w:tcW w:type="dxa" w:w="1987"/>
+          </w:tcPr>
+          <w:p>
+            <w:pPr>
+              <w:jc w:val="left"/>
+            </w:pPr>
+            <w:r>
+              <w:rPr>
+                <w:rFonts w:ascii="TimeNewRoman" w:hAnsi="TimeNewRoman"/>
+                <w:sz w:val="30"/>
+              </w:rPr>
+              <w:t>43-5=</w:t>
+            </w:r>
+          </w:p>
+        </w:tc>
+        <w:tc>
+          <w:tcPr>
+            <w:tcW w:type="dxa" w:w="1987"/>
+          </w:tcPr>
+          <w:p>
+            <w:pPr>
+              <w:jc w:val="left"/>
+            </w:pPr>
+            <w:r>
+              <w:rPr>
+                <w:rFonts w:ascii="TimeNewRoman" w:hAnsi="TimeNewRoman"/>
+                <w:sz w:val="30"/>
+              </w:rPr>
+              <w:t>25+43=</w:t>
+            </w:r>
+          </w:p>
+        </w:tc>
+        <w:tc>
+          <w:tcPr>
+            <w:tcW w:type="dxa" w:w="1987"/>
+          </w:tcPr>
+          <w:p>
+            <w:pPr>
+              <w:jc w:val="left"/>
+            </w:pPr>
+            <w:r>
+              <w:rPr>
+                <w:rFonts w:ascii="TimeNewRoman" w:hAnsi="TimeNewRoman"/>
+                <w:sz w:val="30"/>
+              </w:rPr>
+              <w:t>84-17=</w:t>
+            </w:r>
+          </w:p>
+        </w:tc>
+        <w:tc>
+          <w:tcPr>
+            <w:tcW w:type="dxa" w:w="1987"/>
+          </w:tcPr>
+          <w:p>
+            <w:pPr>
+              <w:jc w:val="left"/>
+            </w:pPr>
+            <w:r>
+              <w:rPr>
+                <w:rFonts w:ascii="TimeNewRoman" w:hAnsi="TimeNewRoman"/>
+                <w:sz w:val="30"/>
+              </w:rPr>
+              <w:t>32+51=</w:t>
+            </w:r>
+          </w:p>
+        </w:tc>
+        <w:tc>
+          <w:tcPr>
+            <w:tcW w:type="dxa" w:w="1987"/>
+          </w:tcPr>
+          <w:p>
+            <w:pPr>
+              <w:jc w:val="left"/>
+            </w:pPr>
+            <w:r>
+              <w:rPr>
+                <w:rFonts w:ascii="TimeNewRoman" w:hAnsi="TimeNewRoman"/>
+                <w:sz w:val="30"/>
+              </w:rPr>
+              <w:t>41-6=</w:t>
+            </w:r>
+          </w:p>
+        </w:tc>
+      </w:tr>
+      <w:tr>
+        <w:tc>
+          <w:tcPr>
+            <w:tcW w:type="dxa" w:w="1987"/>
+          </w:tcPr>
+          <w:p>
+            <w:pPr>
+              <w:jc w:val="left"/>
+            </w:pPr>
+            <w:r>
+              <w:rPr>
+                <w:rFonts w:ascii="TimeNewRoman" w:hAnsi="TimeNewRoman"/>
+                <w:sz w:val="30"/>
+              </w:rPr>
+              <w:t>13+35=</w:t>
+            </w:r>
+          </w:p>
+        </w:tc>
+        <w:tc>
+          <w:tcPr>
+            <w:tcW w:type="dxa" w:w="1987"/>
+          </w:tcPr>
+          <w:p>
+            <w:pPr>
+              <w:jc w:val="left"/>
+            </w:pPr>
+            <w:r>
+              <w:rPr>
+                <w:rFonts w:ascii="TimeNewRoman" w:hAnsi="TimeNewRoman"/>
+                <w:sz w:val="30"/>
+              </w:rPr>
+              <w:t>86-9=</w:t>
+            </w:r>
+          </w:p>
+        </w:tc>
+        <w:tc>
+          <w:tcPr>
+            <w:tcW w:type="dxa" w:w="1987"/>
+          </w:tcPr>
+          <w:p>
+            <w:pPr>
+              <w:jc w:val="left"/>
+            </w:pPr>
+            <w:r>
+              <w:rPr>
+                <w:rFonts w:ascii="TimeNewRoman" w:hAnsi="TimeNewRoman"/>
+                <w:sz w:val="30"/>
+              </w:rPr>
+              <w:t>51-45=</w:t>
+            </w:r>
+          </w:p>
+        </w:tc>
+        <w:tc>
+          <w:tcPr>
+            <w:tcW w:type="dxa" w:w="1987"/>
+          </w:tcPr>
+          <w:p>
+            <w:pPr>
+              <w:jc w:val="left"/>
+            </w:pPr>
+            <w:r>
+              <w:rPr>
+                <w:rFonts w:ascii="TimeNewRoman" w:hAnsi="TimeNewRoman"/>
+                <w:sz w:val="30"/>
+              </w:rPr>
+              <w:t>3+17=</w:t>
+            </w:r>
+          </w:p>
+        </w:tc>
+        <w:tc>
+          <w:tcPr>
+            <w:tcW w:type="dxa" w:w="1987"/>
+          </w:tcPr>
+          <w:p>
+            <w:pPr>
+              <w:jc w:val="left"/>
+            </w:pPr>
+            <w:r>
+              <w:rPr>
+                <w:rFonts w:ascii="TimeNewRoman" w:hAnsi="TimeNewRoman"/>
+                <w:sz w:val="30"/>
+              </w:rPr>
+              <w:t>49+34=</w:t>
             </w:r>
           </w:p>
         </w:tc>

--- a/addition_and_subtraction_within_100.docx
+++ b/addition_and_subtraction_within_100.docx
@@ -11,7 +11,7 @@
           <w:rFonts w:ascii="Arial" w:hAnsi="Arial"/>
           <w:sz w:val="30"/>
         </w:rPr>
-        <w:t>2026-09-23 Wednesday</w:t>
+        <w:t>2026-09-24 Thursday</w:t>
       </w:r>
     </w:p>
     <w:tbl>
@@ -40,7 +40,7 @@
                 <w:rFonts w:ascii="TimeNewRoman" w:hAnsi="TimeNewRoman"/>
                 <w:sz w:val="30"/>
               </w:rPr>
-              <w:t>16+40=</w:t>
+              <w:t>46+45=</w:t>
             </w:r>
           </w:p>
         </w:tc>
@@ -57,7 +57,7 @@
                 <w:rFonts w:ascii="TimeNewRoman" w:hAnsi="TimeNewRoman"/>
                 <w:sz w:val="30"/>
               </w:rPr>
-              <w:t>3+30=</w:t>
+              <w:t>24-12=</w:t>
             </w:r>
           </w:p>
         </w:tc>
@@ -74,7 +74,7 @@
                 <w:rFonts w:ascii="TimeNewRoman" w:hAnsi="TimeNewRoman"/>
                 <w:sz w:val="30"/>
               </w:rPr>
-              <w:t>63-42=</w:t>
+              <w:t>96-39=</w:t>
             </w:r>
           </w:p>
         </w:tc>
@@ -91,7 +91,7 @@
                 <w:rFonts w:ascii="TimeNewRoman" w:hAnsi="TimeNewRoman"/>
                 <w:sz w:val="30"/>
               </w:rPr>
-              <w:t>75-48=</w:t>
+              <w:t>62-60=</w:t>
             </w:r>
           </w:p>
         </w:tc>
@@ -108,7 +108,7 @@
                 <w:rFonts w:ascii="TimeNewRoman" w:hAnsi="TimeNewRoman"/>
                 <w:sz w:val="30"/>
               </w:rPr>
-              <w:t>9+36=</w:t>
+              <w:t>83-64=</w:t>
             </w:r>
           </w:p>
         </w:tc>
@@ -127,7 +127,7 @@
                 <w:rFonts w:ascii="TimeNewRoman" w:hAnsi="TimeNewRoman"/>
                 <w:sz w:val="30"/>
               </w:rPr>
-              <w:t>74-20=</w:t>
+              <w:t>10-9=</w:t>
             </w:r>
           </w:p>
         </w:tc>
@@ -144,7 +144,7 @@
                 <w:rFonts w:ascii="TimeNewRoman" w:hAnsi="TimeNewRoman"/>
                 <w:sz w:val="30"/>
               </w:rPr>
-              <w:t>52-17=</w:t>
+              <w:t>97-29=</w:t>
             </w:r>
           </w:p>
         </w:tc>
@@ -161,7 +161,7 @@
                 <w:rFonts w:ascii="TimeNewRoman" w:hAnsi="TimeNewRoman"/>
                 <w:sz w:val="30"/>
               </w:rPr>
-              <w:t>45+40=</w:t>
+              <w:t>55-19=</w:t>
             </w:r>
           </w:p>
         </w:tc>
@@ -178,964 +178,7 @@
                 <w:rFonts w:ascii="TimeNewRoman" w:hAnsi="TimeNewRoman"/>
                 <w:sz w:val="30"/>
               </w:rPr>
-              <w:t>81-63=</w:t>
-            </w:r>
-          </w:p>
-        </w:tc>
-        <w:tc>
-          <w:tcPr>
-            <w:tcW w:type="dxa" w:w="1987"/>
-          </w:tcPr>
-          <w:p>
-            <w:pPr>
-              <w:jc w:val="left"/>
-            </w:pPr>
-            <w:r>
-              <w:rPr>
-                <w:rFonts w:ascii="TimeNewRoman" w:hAnsi="TimeNewRoman"/>
-                <w:sz w:val="30"/>
-              </w:rPr>
-              <w:t>77+3=</w:t>
-            </w:r>
-          </w:p>
-        </w:tc>
-      </w:tr>
-      <w:tr>
-        <w:tc>
-          <w:tcPr>
-            <w:tcW w:type="dxa" w:w="1987"/>
-          </w:tcPr>
-          <w:p>
-            <w:pPr>
-              <w:jc w:val="left"/>
-            </w:pPr>
-            <w:r>
-              <w:rPr>
-                <w:rFonts w:ascii="TimeNewRoman" w:hAnsi="TimeNewRoman"/>
-                <w:sz w:val="30"/>
-              </w:rPr>
-              <w:t>78-19=</w:t>
-            </w:r>
-          </w:p>
-        </w:tc>
-        <w:tc>
-          <w:tcPr>
-            <w:tcW w:type="dxa" w:w="1987"/>
-          </w:tcPr>
-          <w:p>
-            <w:pPr>
-              <w:jc w:val="left"/>
-            </w:pPr>
-            <w:r>
-              <w:rPr>
-                <w:rFonts w:ascii="TimeNewRoman" w:hAnsi="TimeNewRoman"/>
-                <w:sz w:val="30"/>
-              </w:rPr>
-              <w:t>83-36=</w:t>
-            </w:r>
-          </w:p>
-        </w:tc>
-        <w:tc>
-          <w:tcPr>
-            <w:tcW w:type="dxa" w:w="1987"/>
-          </w:tcPr>
-          <w:p>
-            <w:pPr>
-              <w:jc w:val="left"/>
-            </w:pPr>
-            <w:r>
-              <w:rPr>
-                <w:rFonts w:ascii="TimeNewRoman" w:hAnsi="TimeNewRoman"/>
-                <w:sz w:val="30"/>
-              </w:rPr>
-              <w:t>97+0=</w:t>
-            </w:r>
-          </w:p>
-        </w:tc>
-        <w:tc>
-          <w:tcPr>
-            <w:tcW w:type="dxa" w:w="1987"/>
-          </w:tcPr>
-          <w:p>
-            <w:pPr>
-              <w:jc w:val="left"/>
-            </w:pPr>
-            <w:r>
-              <w:rPr>
-                <w:rFonts w:ascii="TimeNewRoman" w:hAnsi="TimeNewRoman"/>
-                <w:sz w:val="30"/>
-              </w:rPr>
-              <w:t>14+17=</w:t>
-            </w:r>
-          </w:p>
-        </w:tc>
-        <w:tc>
-          <w:tcPr>
-            <w:tcW w:type="dxa" w:w="1987"/>
-          </w:tcPr>
-          <w:p>
-            <w:pPr>
-              <w:jc w:val="left"/>
-            </w:pPr>
-            <w:r>
-              <w:rPr>
-                <w:rFonts w:ascii="TimeNewRoman" w:hAnsi="TimeNewRoman"/>
-                <w:sz w:val="30"/>
-              </w:rPr>
-              <w:t>2+46=</w:t>
-            </w:r>
-          </w:p>
-        </w:tc>
-      </w:tr>
-      <w:tr>
-        <w:tc>
-          <w:tcPr>
-            <w:tcW w:type="dxa" w:w="1987"/>
-          </w:tcPr>
-          <w:p>
-            <w:pPr>
-              <w:jc w:val="left"/>
-            </w:pPr>
-            <w:r>
-              <w:rPr>
-                <w:rFonts w:ascii="TimeNewRoman" w:hAnsi="TimeNewRoman"/>
-                <w:sz w:val="30"/>
-              </w:rPr>
-              <w:t>77+1=</w:t>
-            </w:r>
-          </w:p>
-        </w:tc>
-        <w:tc>
-          <w:tcPr>
-            <w:tcW w:type="dxa" w:w="1987"/>
-          </w:tcPr>
-          <w:p>
-            <w:pPr>
-              <w:jc w:val="left"/>
-            </w:pPr>
-            <w:r>
-              <w:rPr>
-                <w:rFonts w:ascii="TimeNewRoman" w:hAnsi="TimeNewRoman"/>
-                <w:sz w:val="30"/>
-              </w:rPr>
-              <w:t>24-6=</w:t>
-            </w:r>
-          </w:p>
-        </w:tc>
-        <w:tc>
-          <w:tcPr>
-            <w:tcW w:type="dxa" w:w="1987"/>
-          </w:tcPr>
-          <w:p>
-            <w:pPr>
-              <w:jc w:val="left"/>
-            </w:pPr>
-            <w:r>
-              <w:rPr>
-                <w:rFonts w:ascii="TimeNewRoman" w:hAnsi="TimeNewRoman"/>
-                <w:sz w:val="30"/>
-              </w:rPr>
-              <w:t>42-0=</w:t>
-            </w:r>
-          </w:p>
-        </w:tc>
-        <w:tc>
-          <w:tcPr>
-            <w:tcW w:type="dxa" w:w="1987"/>
-          </w:tcPr>
-          <w:p>
-            <w:pPr>
-              <w:jc w:val="left"/>
-            </w:pPr>
-            <w:r>
-              <w:rPr>
-                <w:rFonts w:ascii="TimeNewRoman" w:hAnsi="TimeNewRoman"/>
-                <w:sz w:val="30"/>
-              </w:rPr>
-              <w:t>37+62=</w:t>
-            </w:r>
-          </w:p>
-        </w:tc>
-        <w:tc>
-          <w:tcPr>
-            <w:tcW w:type="dxa" w:w="1987"/>
-          </w:tcPr>
-          <w:p>
-            <w:pPr>
-              <w:jc w:val="left"/>
-            </w:pPr>
-            <w:r>
-              <w:rPr>
-                <w:rFonts w:ascii="TimeNewRoman" w:hAnsi="TimeNewRoman"/>
-                <w:sz w:val="30"/>
-              </w:rPr>
-              <w:t>49-24=</w:t>
-            </w:r>
-          </w:p>
-        </w:tc>
-      </w:tr>
-      <w:tr>
-        <w:tc>
-          <w:tcPr>
-            <w:tcW w:type="dxa" w:w="1987"/>
-          </w:tcPr>
-          <w:p>
-            <w:pPr>
-              <w:jc w:val="left"/>
-            </w:pPr>
-            <w:r>
-              <w:rPr>
-                <w:rFonts w:ascii="TimeNewRoman" w:hAnsi="TimeNewRoman"/>
-                <w:sz w:val="30"/>
-              </w:rPr>
-              <w:t>95-4=</w:t>
-            </w:r>
-          </w:p>
-        </w:tc>
-        <w:tc>
-          <w:tcPr>
-            <w:tcW w:type="dxa" w:w="1987"/>
-          </w:tcPr>
-          <w:p>
-            <w:pPr>
-              <w:jc w:val="left"/>
-            </w:pPr>
-            <w:r>
-              <w:rPr>
-                <w:rFonts w:ascii="TimeNewRoman" w:hAnsi="TimeNewRoman"/>
-                <w:sz w:val="30"/>
-              </w:rPr>
-              <w:t>53+12=</w:t>
-            </w:r>
-          </w:p>
-        </w:tc>
-        <w:tc>
-          <w:tcPr>
-            <w:tcW w:type="dxa" w:w="1987"/>
-          </w:tcPr>
-          <w:p>
-            <w:pPr>
-              <w:jc w:val="left"/>
-            </w:pPr>
-            <w:r>
-              <w:rPr>
-                <w:rFonts w:ascii="TimeNewRoman" w:hAnsi="TimeNewRoman"/>
-                <w:sz w:val="30"/>
-              </w:rPr>
-              <w:t>15+5=</w:t>
-            </w:r>
-          </w:p>
-        </w:tc>
-        <w:tc>
-          <w:tcPr>
-            <w:tcW w:type="dxa" w:w="1987"/>
-          </w:tcPr>
-          <w:p>
-            <w:pPr>
-              <w:jc w:val="left"/>
-            </w:pPr>
-            <w:r>
-              <w:rPr>
-                <w:rFonts w:ascii="TimeNewRoman" w:hAnsi="TimeNewRoman"/>
-                <w:sz w:val="30"/>
-              </w:rPr>
-              <w:t>65-23=</w:t>
-            </w:r>
-          </w:p>
-        </w:tc>
-        <w:tc>
-          <w:tcPr>
-            <w:tcW w:type="dxa" w:w="1987"/>
-          </w:tcPr>
-          <w:p>
-            <w:pPr>
-              <w:jc w:val="left"/>
-            </w:pPr>
-            <w:r>
-              <w:rPr>
-                <w:rFonts w:ascii="TimeNewRoman" w:hAnsi="TimeNewRoman"/>
-                <w:sz w:val="30"/>
-              </w:rPr>
-              <w:t>70-56=</w:t>
-            </w:r>
-          </w:p>
-        </w:tc>
-      </w:tr>
-      <w:tr>
-        <w:tc>
-          <w:tcPr>
-            <w:tcW w:type="dxa" w:w="1987"/>
-          </w:tcPr>
-          <w:p>
-            <w:pPr>
-              <w:jc w:val="left"/>
-            </w:pPr>
-            <w:r>
-              <w:rPr>
-                <w:rFonts w:ascii="TimeNewRoman" w:hAnsi="TimeNewRoman"/>
-                <w:sz w:val="30"/>
-              </w:rPr>
-              <w:t>64-27=</w:t>
-            </w:r>
-          </w:p>
-        </w:tc>
-        <w:tc>
-          <w:tcPr>
-            <w:tcW w:type="dxa" w:w="1987"/>
-          </w:tcPr>
-          <w:p>
-            <w:pPr>
-              <w:jc w:val="left"/>
-            </w:pPr>
-            <w:r>
-              <w:rPr>
-                <w:rFonts w:ascii="TimeNewRoman" w:hAnsi="TimeNewRoman"/>
-                <w:sz w:val="30"/>
-              </w:rPr>
-              <w:t>14+55=</w:t>
-            </w:r>
-          </w:p>
-        </w:tc>
-        <w:tc>
-          <w:tcPr>
-            <w:tcW w:type="dxa" w:w="1987"/>
-          </w:tcPr>
-          <w:p>
-            <w:pPr>
-              <w:jc w:val="left"/>
-            </w:pPr>
-            <w:r>
-              <w:rPr>
-                <w:rFonts w:ascii="TimeNewRoman" w:hAnsi="TimeNewRoman"/>
-                <w:sz w:val="30"/>
-              </w:rPr>
-              <w:t>33+49=</w:t>
-            </w:r>
-          </w:p>
-        </w:tc>
-        <w:tc>
-          <w:tcPr>
-            <w:tcW w:type="dxa" w:w="1987"/>
-          </w:tcPr>
-          <w:p>
-            <w:pPr>
-              <w:jc w:val="left"/>
-            </w:pPr>
-            <w:r>
-              <w:rPr>
-                <w:rFonts w:ascii="TimeNewRoman" w:hAnsi="TimeNewRoman"/>
-                <w:sz w:val="30"/>
-              </w:rPr>
-              <w:t>70-42=</w:t>
-            </w:r>
-          </w:p>
-        </w:tc>
-        <w:tc>
-          <w:tcPr>
-            <w:tcW w:type="dxa" w:w="1987"/>
-          </w:tcPr>
-          <w:p>
-            <w:pPr>
-              <w:jc w:val="left"/>
-            </w:pPr>
-            <w:r>
-              <w:rPr>
-                <w:rFonts w:ascii="TimeNewRoman" w:hAnsi="TimeNewRoman"/>
-                <w:sz w:val="30"/>
-              </w:rPr>
-              <w:t>25+42=</w:t>
-            </w:r>
-          </w:p>
-        </w:tc>
-      </w:tr>
-      <w:tr>
-        <w:tc>
-          <w:tcPr>
-            <w:tcW w:type="dxa" w:w="1987"/>
-          </w:tcPr>
-          <w:p>
-            <w:pPr>
-              <w:jc w:val="left"/>
-            </w:pPr>
-            <w:r>
-              <w:rPr>
-                <w:rFonts w:ascii="TimeNewRoman" w:hAnsi="TimeNewRoman"/>
-                <w:sz w:val="30"/>
-              </w:rPr>
-              <w:t>88-44=</w:t>
-            </w:r>
-          </w:p>
-        </w:tc>
-        <w:tc>
-          <w:tcPr>
-            <w:tcW w:type="dxa" w:w="1987"/>
-          </w:tcPr>
-          <w:p>
-            <w:pPr>
-              <w:jc w:val="left"/>
-            </w:pPr>
-            <w:r>
-              <w:rPr>
-                <w:rFonts w:ascii="TimeNewRoman" w:hAnsi="TimeNewRoman"/>
-                <w:sz w:val="30"/>
-              </w:rPr>
-              <w:t>67+20=</w:t>
-            </w:r>
-          </w:p>
-        </w:tc>
-        <w:tc>
-          <w:tcPr>
-            <w:tcW w:type="dxa" w:w="1987"/>
-          </w:tcPr>
-          <w:p>
-            <w:pPr>
-              <w:jc w:val="left"/>
-            </w:pPr>
-            <w:r>
-              <w:rPr>
-                <w:rFonts w:ascii="TimeNewRoman" w:hAnsi="TimeNewRoman"/>
-                <w:sz w:val="30"/>
-              </w:rPr>
-              <w:t>54-7=</w:t>
-            </w:r>
-          </w:p>
-        </w:tc>
-        <w:tc>
-          <w:tcPr>
-            <w:tcW w:type="dxa" w:w="1987"/>
-          </w:tcPr>
-          <w:p>
-            <w:pPr>
-              <w:jc w:val="left"/>
-            </w:pPr>
-            <w:r>
-              <w:rPr>
-                <w:rFonts w:ascii="TimeNewRoman" w:hAnsi="TimeNewRoman"/>
-                <w:sz w:val="30"/>
-              </w:rPr>
-              <w:t>29+56=</w:t>
-            </w:r>
-          </w:p>
-        </w:tc>
-        <w:tc>
-          <w:tcPr>
-            <w:tcW w:type="dxa" w:w="1987"/>
-          </w:tcPr>
-          <w:p>
-            <w:pPr>
-              <w:jc w:val="left"/>
-            </w:pPr>
-            <w:r>
-              <w:rPr>
-                <w:rFonts w:ascii="TimeNewRoman" w:hAnsi="TimeNewRoman"/>
-                <w:sz w:val="30"/>
-              </w:rPr>
-              <w:t>3+29=</w:t>
-            </w:r>
-          </w:p>
-        </w:tc>
-      </w:tr>
-      <w:tr>
-        <w:tc>
-          <w:tcPr>
-            <w:tcW w:type="dxa" w:w="1987"/>
-          </w:tcPr>
-          <w:p>
-            <w:pPr>
-              <w:jc w:val="left"/>
-            </w:pPr>
-            <w:r>
-              <w:rPr>
-                <w:rFonts w:ascii="TimeNewRoman" w:hAnsi="TimeNewRoman"/>
-                <w:sz w:val="30"/>
-              </w:rPr>
-              <w:t>94-12=</w:t>
-            </w:r>
-          </w:p>
-        </w:tc>
-        <w:tc>
-          <w:tcPr>
-            <w:tcW w:type="dxa" w:w="1987"/>
-          </w:tcPr>
-          <w:p>
-            <w:pPr>
-              <w:jc w:val="left"/>
-            </w:pPr>
-            <w:r>
-              <w:rPr>
-                <w:rFonts w:ascii="TimeNewRoman" w:hAnsi="TimeNewRoman"/>
-                <w:sz w:val="30"/>
-              </w:rPr>
-              <w:t>3+65=</w:t>
-            </w:r>
-          </w:p>
-        </w:tc>
-        <w:tc>
-          <w:tcPr>
-            <w:tcW w:type="dxa" w:w="1987"/>
-          </w:tcPr>
-          <w:p>
-            <w:pPr>
-              <w:jc w:val="left"/>
-            </w:pPr>
-            <w:r>
-              <w:rPr>
-                <w:rFonts w:ascii="TimeNewRoman" w:hAnsi="TimeNewRoman"/>
-                <w:sz w:val="30"/>
-              </w:rPr>
-              <w:t>5+83=</w:t>
-            </w:r>
-          </w:p>
-        </w:tc>
-        <w:tc>
-          <w:tcPr>
-            <w:tcW w:type="dxa" w:w="1987"/>
-          </w:tcPr>
-          <w:p>
-            <w:pPr>
-              <w:jc w:val="left"/>
-            </w:pPr>
-            <w:r>
-              <w:rPr>
-                <w:rFonts w:ascii="TimeNewRoman" w:hAnsi="TimeNewRoman"/>
-                <w:sz w:val="30"/>
-              </w:rPr>
-              <w:t>68-30=</w:t>
-            </w:r>
-          </w:p>
-        </w:tc>
-        <w:tc>
-          <w:tcPr>
-            <w:tcW w:type="dxa" w:w="1987"/>
-          </w:tcPr>
-          <w:p>
-            <w:pPr>
-              <w:jc w:val="left"/>
-            </w:pPr>
-            <w:r>
-              <w:rPr>
-                <w:rFonts w:ascii="TimeNewRoman" w:hAnsi="TimeNewRoman"/>
-                <w:sz w:val="30"/>
-              </w:rPr>
-              <w:t>97-39=</w:t>
-            </w:r>
-          </w:p>
-        </w:tc>
-      </w:tr>
-      <w:tr>
-        <w:tc>
-          <w:tcPr>
-            <w:tcW w:type="dxa" w:w="1987"/>
-          </w:tcPr>
-          <w:p>
-            <w:pPr>
-              <w:jc w:val="left"/>
-            </w:pPr>
-            <w:r>
-              <w:rPr>
-                <w:rFonts w:ascii="TimeNewRoman" w:hAnsi="TimeNewRoman"/>
-                <w:sz w:val="30"/>
-              </w:rPr>
-              <w:t>61-14=</w:t>
-            </w:r>
-          </w:p>
-        </w:tc>
-        <w:tc>
-          <w:tcPr>
-            <w:tcW w:type="dxa" w:w="1987"/>
-          </w:tcPr>
-          <w:p>
-            <w:pPr>
-              <w:jc w:val="left"/>
-            </w:pPr>
-            <w:r>
-              <w:rPr>
-                <w:rFonts w:ascii="TimeNewRoman" w:hAnsi="TimeNewRoman"/>
-                <w:sz w:val="30"/>
-              </w:rPr>
-              <w:t>32+2=</w:t>
-            </w:r>
-          </w:p>
-        </w:tc>
-        <w:tc>
-          <w:tcPr>
-            <w:tcW w:type="dxa" w:w="1987"/>
-          </w:tcPr>
-          <w:p>
-            <w:pPr>
-              <w:jc w:val="left"/>
-            </w:pPr>
-            <w:r>
-              <w:rPr>
-                <w:rFonts w:ascii="TimeNewRoman" w:hAnsi="TimeNewRoman"/>
-                <w:sz w:val="30"/>
-              </w:rPr>
-              <w:t>12+31=</w:t>
-            </w:r>
-          </w:p>
-        </w:tc>
-        <w:tc>
-          <w:tcPr>
-            <w:tcW w:type="dxa" w:w="1987"/>
-          </w:tcPr>
-          <w:p>
-            <w:pPr>
-              <w:jc w:val="left"/>
-            </w:pPr>
-            <w:r>
-              <w:rPr>
-                <w:rFonts w:ascii="TimeNewRoman" w:hAnsi="TimeNewRoman"/>
-                <w:sz w:val="30"/>
-              </w:rPr>
-              <w:t>10+41=</w:t>
-            </w:r>
-          </w:p>
-        </w:tc>
-        <w:tc>
-          <w:tcPr>
-            <w:tcW w:type="dxa" w:w="1987"/>
-          </w:tcPr>
-          <w:p>
-            <w:pPr>
-              <w:jc w:val="left"/>
-            </w:pPr>
-            <w:r>
-              <w:rPr>
-                <w:rFonts w:ascii="TimeNewRoman" w:hAnsi="TimeNewRoman"/>
-                <w:sz w:val="30"/>
-              </w:rPr>
-              <w:t>48-35=</w:t>
-            </w:r>
-          </w:p>
-        </w:tc>
-      </w:tr>
-      <w:tr>
-        <w:tc>
-          <w:tcPr>
-            <w:tcW w:type="dxa" w:w="1987"/>
-          </w:tcPr>
-          <w:p>
-            <w:pPr>
-              <w:jc w:val="left"/>
-            </w:pPr>
-            <w:r>
-              <w:rPr>
-                <w:rFonts w:ascii="TimeNewRoman" w:hAnsi="TimeNewRoman"/>
-                <w:sz w:val="30"/>
-              </w:rPr>
-              <w:t>92-50=</w:t>
-            </w:r>
-          </w:p>
-        </w:tc>
-        <w:tc>
-          <w:tcPr>
-            <w:tcW w:type="dxa" w:w="1987"/>
-          </w:tcPr>
-          <w:p>
-            <w:pPr>
-              <w:jc w:val="left"/>
-            </w:pPr>
-            <w:r>
-              <w:rPr>
-                <w:rFonts w:ascii="TimeNewRoman" w:hAnsi="TimeNewRoman"/>
-                <w:sz w:val="30"/>
-              </w:rPr>
-              <w:t>84+7=</w:t>
-            </w:r>
-          </w:p>
-        </w:tc>
-        <w:tc>
-          <w:tcPr>
-            <w:tcW w:type="dxa" w:w="1987"/>
-          </w:tcPr>
-          <w:p>
-            <w:pPr>
-              <w:jc w:val="left"/>
-            </w:pPr>
-            <w:r>
-              <w:rPr>
-                <w:rFonts w:ascii="TimeNewRoman" w:hAnsi="TimeNewRoman"/>
-                <w:sz w:val="30"/>
-              </w:rPr>
-              <w:t>31-9=</w:t>
-            </w:r>
-          </w:p>
-        </w:tc>
-        <w:tc>
-          <w:tcPr>
-            <w:tcW w:type="dxa" w:w="1987"/>
-          </w:tcPr>
-          <w:p>
-            <w:pPr>
-              <w:jc w:val="left"/>
-            </w:pPr>
-            <w:r>
-              <w:rPr>
-                <w:rFonts w:ascii="TimeNewRoman" w:hAnsi="TimeNewRoman"/>
-                <w:sz w:val="30"/>
-              </w:rPr>
-              <w:t>92+2=</w:t>
-            </w:r>
-          </w:p>
-        </w:tc>
-        <w:tc>
-          <w:tcPr>
-            <w:tcW w:type="dxa" w:w="1987"/>
-          </w:tcPr>
-          <w:p>
-            <w:pPr>
-              <w:jc w:val="left"/>
-            </w:pPr>
-            <w:r>
-              <w:rPr>
-                <w:rFonts w:ascii="TimeNewRoman" w:hAnsi="TimeNewRoman"/>
-                <w:sz w:val="30"/>
-              </w:rPr>
-              <w:t>25-7=</w:t>
-            </w:r>
-          </w:p>
-        </w:tc>
-      </w:tr>
-      <w:tr>
-        <w:tc>
-          <w:tcPr>
-            <w:tcW w:type="dxa" w:w="1987"/>
-          </w:tcPr>
-          <w:p>
-            <w:pPr>
-              <w:jc w:val="left"/>
-            </w:pPr>
-            <w:r>
-              <w:rPr>
-                <w:rFonts w:ascii="TimeNewRoman" w:hAnsi="TimeNewRoman"/>
-                <w:sz w:val="30"/>
-              </w:rPr>
-              <w:t>67+7=</w:t>
-            </w:r>
-          </w:p>
-        </w:tc>
-        <w:tc>
-          <w:tcPr>
-            <w:tcW w:type="dxa" w:w="1987"/>
-          </w:tcPr>
-          <w:p>
-            <w:pPr>
-              <w:jc w:val="left"/>
-            </w:pPr>
-            <w:r>
-              <w:rPr>
-                <w:rFonts w:ascii="TimeNewRoman" w:hAnsi="TimeNewRoman"/>
-                <w:sz w:val="30"/>
-              </w:rPr>
-              <w:t>61+13=</w:t>
-            </w:r>
-          </w:p>
-        </w:tc>
-        <w:tc>
-          <w:tcPr>
-            <w:tcW w:type="dxa" w:w="1987"/>
-          </w:tcPr>
-          <w:p>
-            <w:pPr>
-              <w:jc w:val="left"/>
-            </w:pPr>
-            <w:r>
-              <w:rPr>
-                <w:rFonts w:ascii="TimeNewRoman" w:hAnsi="TimeNewRoman"/>
-                <w:sz w:val="30"/>
-              </w:rPr>
-              <w:t>84-18=</w:t>
-            </w:r>
-          </w:p>
-        </w:tc>
-        <w:tc>
-          <w:tcPr>
-            <w:tcW w:type="dxa" w:w="1987"/>
-          </w:tcPr>
-          <w:p>
-            <w:pPr>
-              <w:jc w:val="left"/>
-            </w:pPr>
-            <w:r>
-              <w:rPr>
-                <w:rFonts w:ascii="TimeNewRoman" w:hAnsi="TimeNewRoman"/>
-                <w:sz w:val="30"/>
-              </w:rPr>
-              <w:t>35+36=</w:t>
-            </w:r>
-          </w:p>
-        </w:tc>
-        <w:tc>
-          <w:tcPr>
-            <w:tcW w:type="dxa" w:w="1987"/>
-          </w:tcPr>
-          <w:p>
-            <w:pPr>
-              <w:jc w:val="left"/>
-            </w:pPr>
-            <w:r>
-              <w:rPr>
-                <w:rFonts w:ascii="TimeNewRoman" w:hAnsi="TimeNewRoman"/>
-                <w:sz w:val="30"/>
-              </w:rPr>
-              <w:t>92-29=</w:t>
-            </w:r>
-          </w:p>
-        </w:tc>
-      </w:tr>
-      <w:tr>
-        <w:tc>
-          <w:tcPr>
-            <w:tcW w:type="dxa" w:w="1987"/>
-          </w:tcPr>
-          <w:p>
-            <w:pPr>
-              <w:jc w:val="left"/>
-            </w:pPr>
-            <w:r>
-              <w:rPr>
-                <w:rFonts w:ascii="TimeNewRoman" w:hAnsi="TimeNewRoman"/>
-                <w:sz w:val="30"/>
-              </w:rPr>
-              <w:t>28+34=</w:t>
-            </w:r>
-          </w:p>
-        </w:tc>
-        <w:tc>
-          <w:tcPr>
-            <w:tcW w:type="dxa" w:w="1987"/>
-          </w:tcPr>
-          <w:p>
-            <w:pPr>
-              <w:jc w:val="left"/>
-            </w:pPr>
-            <w:r>
-              <w:rPr>
-                <w:rFonts w:ascii="TimeNewRoman" w:hAnsi="TimeNewRoman"/>
-                <w:sz w:val="30"/>
-              </w:rPr>
-              <w:t>4+30=</w:t>
-            </w:r>
-          </w:p>
-        </w:tc>
-        <w:tc>
-          <w:tcPr>
-            <w:tcW w:type="dxa" w:w="1987"/>
-          </w:tcPr>
-          <w:p>
-            <w:pPr>
-              <w:jc w:val="left"/>
-            </w:pPr>
-            <w:r>
-              <w:rPr>
-                <w:rFonts w:ascii="TimeNewRoman" w:hAnsi="TimeNewRoman"/>
-                <w:sz w:val="30"/>
-              </w:rPr>
-              <w:t>3+39=</w:t>
-            </w:r>
-          </w:p>
-        </w:tc>
-        <w:tc>
-          <w:tcPr>
-            <w:tcW w:type="dxa" w:w="1987"/>
-          </w:tcPr>
-          <w:p>
-            <w:pPr>
-              <w:jc w:val="left"/>
-            </w:pPr>
-            <w:r>
-              <w:rPr>
-                <w:rFonts w:ascii="TimeNewRoman" w:hAnsi="TimeNewRoman"/>
-                <w:sz w:val="30"/>
-              </w:rPr>
-              <w:t>90-30=</w:t>
-            </w:r>
-          </w:p>
-        </w:tc>
-        <w:tc>
-          <w:tcPr>
-            <w:tcW w:type="dxa" w:w="1987"/>
-          </w:tcPr>
-          <w:p>
-            <w:pPr>
-              <w:jc w:val="left"/>
-            </w:pPr>
-            <w:r>
-              <w:rPr>
-                <w:rFonts w:ascii="TimeNewRoman" w:hAnsi="TimeNewRoman"/>
-                <w:sz w:val="30"/>
-              </w:rPr>
-              <w:t>89-35=</w:t>
-            </w:r>
-          </w:p>
-        </w:tc>
-      </w:tr>
-      <w:tr>
-        <w:tc>
-          <w:tcPr>
-            <w:tcW w:type="dxa" w:w="1987"/>
-          </w:tcPr>
-          <w:p>
-            <w:pPr>
-              <w:jc w:val="left"/>
-            </w:pPr>
-            <w:r>
-              <w:rPr>
-                <w:rFonts w:ascii="TimeNewRoman" w:hAnsi="TimeNewRoman"/>
-                <w:sz w:val="30"/>
-              </w:rPr>
-              <w:t>76-44=</w:t>
-            </w:r>
-          </w:p>
-        </w:tc>
-        <w:tc>
-          <w:tcPr>
-            <w:tcW w:type="dxa" w:w="1987"/>
-          </w:tcPr>
-          <w:p>
-            <w:pPr>
-              <w:jc w:val="left"/>
-            </w:pPr>
-            <w:r>
-              <w:rPr>
-                <w:rFonts w:ascii="TimeNewRoman" w:hAnsi="TimeNewRoman"/>
-                <w:sz w:val="30"/>
-              </w:rPr>
-              <w:t>44+33=</w:t>
-            </w:r>
-          </w:p>
-        </w:tc>
-        <w:tc>
-          <w:tcPr>
-            <w:tcW w:type="dxa" w:w="1987"/>
-          </w:tcPr>
-          <w:p>
-            <w:pPr>
-              <w:jc w:val="left"/>
-            </w:pPr>
-            <w:r>
-              <w:rPr>
-                <w:rFonts w:ascii="TimeNewRoman" w:hAnsi="TimeNewRoman"/>
-                <w:sz w:val="30"/>
-              </w:rPr>
-              <w:t>81-38=</w:t>
-            </w:r>
-          </w:p>
-        </w:tc>
-        <w:tc>
-          <w:tcPr>
-            <w:tcW w:type="dxa" w:w="1987"/>
-          </w:tcPr>
-          <w:p>
-            <w:pPr>
-              <w:jc w:val="left"/>
-            </w:pPr>
-            <w:r>
-              <w:rPr>
-                <w:rFonts w:ascii="TimeNewRoman" w:hAnsi="TimeNewRoman"/>
-                <w:sz w:val="30"/>
-              </w:rPr>
-              <w:t>4+85=</w:t>
+              <w:t>31-3=</w:t>
             </w:r>
           </w:p>
         </w:tc>
@@ -1171,7 +214,7 @@
                 <w:rFonts w:ascii="TimeNewRoman" w:hAnsi="TimeNewRoman"/>
                 <w:sz w:val="30"/>
               </w:rPr>
-              <w:t>63-36=</w:t>
+              <w:t>33+58=</w:t>
             </w:r>
           </w:p>
         </w:tc>
@@ -1188,7 +231,7 @@
                 <w:rFonts w:ascii="TimeNewRoman" w:hAnsi="TimeNewRoman"/>
                 <w:sz w:val="30"/>
               </w:rPr>
-              <w:t>65+20=</w:t>
+              <w:t>95-21=</w:t>
             </w:r>
           </w:p>
         </w:tc>
@@ -1205,7 +248,7 @@
                 <w:rFonts w:ascii="TimeNewRoman" w:hAnsi="TimeNewRoman"/>
                 <w:sz w:val="30"/>
               </w:rPr>
-              <w:t>75-29=</w:t>
+              <w:t>31-2=</w:t>
             </w:r>
           </w:p>
         </w:tc>
@@ -1222,7 +265,7 @@
                 <w:rFonts w:ascii="TimeNewRoman" w:hAnsi="TimeNewRoman"/>
                 <w:sz w:val="30"/>
               </w:rPr>
-              <w:t>82-5=</w:t>
+              <w:t>12+27=</w:t>
             </w:r>
           </w:p>
         </w:tc>
@@ -1239,7 +282,7 @@
                 <w:rFonts w:ascii="TimeNewRoman" w:hAnsi="TimeNewRoman"/>
                 <w:sz w:val="30"/>
               </w:rPr>
-              <w:t>62-61=</w:t>
+              <w:t>4+2=</w:t>
             </w:r>
           </w:p>
         </w:tc>
@@ -1258,7 +301,7 @@
                 <w:rFonts w:ascii="TimeNewRoman" w:hAnsi="TimeNewRoman"/>
                 <w:sz w:val="30"/>
               </w:rPr>
-              <w:t>36-31=</w:t>
+              <w:t>75+17=</w:t>
             </w:r>
           </w:p>
         </w:tc>
@@ -1275,7 +318,7 @@
                 <w:rFonts w:ascii="TimeNewRoman" w:hAnsi="TimeNewRoman"/>
                 <w:sz w:val="30"/>
               </w:rPr>
-              <w:t>19+30=</w:t>
+              <w:t>3+72=</w:t>
             </w:r>
           </w:p>
         </w:tc>
@@ -1292,7 +335,7 @@
                 <w:rFonts w:ascii="TimeNewRoman" w:hAnsi="TimeNewRoman"/>
                 <w:sz w:val="30"/>
               </w:rPr>
-              <w:t>19+23=</w:t>
+              <w:t>81-72=</w:t>
             </w:r>
           </w:p>
         </w:tc>
@@ -1309,7 +352,7 @@
                 <w:rFonts w:ascii="TimeNewRoman" w:hAnsi="TimeNewRoman"/>
                 <w:sz w:val="30"/>
               </w:rPr>
-              <w:t>68-12=</w:t>
+              <w:t>29+61=</w:t>
             </w:r>
           </w:p>
         </w:tc>
@@ -1326,7 +369,7 @@
                 <w:rFonts w:ascii="TimeNewRoman" w:hAnsi="TimeNewRoman"/>
                 <w:sz w:val="30"/>
               </w:rPr>
-              <w:t>70-34=</w:t>
+              <w:t>77-40=</w:t>
             </w:r>
           </w:p>
         </w:tc>
@@ -1345,7 +388,7 @@
                 <w:rFonts w:ascii="TimeNewRoman" w:hAnsi="TimeNewRoman"/>
                 <w:sz w:val="30"/>
               </w:rPr>
-              <w:t>30+55=</w:t>
+              <w:t>74-23=</w:t>
             </w:r>
           </w:p>
         </w:tc>
@@ -1362,7 +405,7 @@
                 <w:rFonts w:ascii="TimeNewRoman" w:hAnsi="TimeNewRoman"/>
                 <w:sz w:val="30"/>
               </w:rPr>
-              <w:t>21-3=</w:t>
+              <w:t>55-7=</w:t>
             </w:r>
           </w:p>
         </w:tc>
@@ -1379,7 +422,7 @@
                 <w:rFonts w:ascii="TimeNewRoman" w:hAnsi="TimeNewRoman"/>
                 <w:sz w:val="30"/>
               </w:rPr>
-              <w:t>73+15=</w:t>
+              <w:t>26+63=</w:t>
             </w:r>
           </w:p>
         </w:tc>
@@ -1396,7 +439,7 @@
                 <w:rFonts w:ascii="TimeNewRoman" w:hAnsi="TimeNewRoman"/>
                 <w:sz w:val="30"/>
               </w:rPr>
-              <w:t>73-71=</w:t>
+              <w:t>40+56=</w:t>
             </w:r>
           </w:p>
         </w:tc>
@@ -1413,7 +456,7 @@
                 <w:rFonts w:ascii="TimeNewRoman" w:hAnsi="TimeNewRoman"/>
                 <w:sz w:val="30"/>
               </w:rPr>
-              <w:t>22-0=</w:t>
+              <w:t>68-13=</w:t>
             </w:r>
           </w:p>
         </w:tc>
@@ -1432,7 +475,7 @@
                 <w:rFonts w:ascii="TimeNewRoman" w:hAnsi="TimeNewRoman"/>
                 <w:sz w:val="30"/>
               </w:rPr>
-              <w:t>92-64=</w:t>
+              <w:t>86-31=</w:t>
             </w:r>
           </w:p>
         </w:tc>
@@ -1449,7 +492,7 @@
                 <w:rFonts w:ascii="TimeNewRoman" w:hAnsi="TimeNewRoman"/>
                 <w:sz w:val="30"/>
               </w:rPr>
-              <w:t>7+1=</w:t>
+              <w:t>93-77=</w:t>
             </w:r>
           </w:p>
         </w:tc>
@@ -1466,7 +509,7 @@
                 <w:rFonts w:ascii="TimeNewRoman" w:hAnsi="TimeNewRoman"/>
                 <w:sz w:val="30"/>
               </w:rPr>
-              <w:t>24-11=</w:t>
+              <w:t>10+39=</w:t>
             </w:r>
           </w:p>
         </w:tc>
@@ -1483,7 +526,7 @@
                 <w:rFonts w:ascii="TimeNewRoman" w:hAnsi="TimeNewRoman"/>
                 <w:sz w:val="30"/>
               </w:rPr>
-              <w:t>55-44=</w:t>
+              <w:t>50-16=</w:t>
             </w:r>
           </w:p>
         </w:tc>
@@ -1500,7 +543,7 @@
                 <w:rFonts w:ascii="TimeNewRoman" w:hAnsi="TimeNewRoman"/>
                 <w:sz w:val="30"/>
               </w:rPr>
-              <w:t>91-17=</w:t>
+              <w:t>87-55=</w:t>
             </w:r>
           </w:p>
         </w:tc>
@@ -1519,7 +562,7 @@
                 <w:rFonts w:ascii="TimeNewRoman" w:hAnsi="TimeNewRoman"/>
                 <w:sz w:val="30"/>
               </w:rPr>
-              <w:t>51-4=</w:t>
+              <w:t>88-25=</w:t>
             </w:r>
           </w:p>
         </w:tc>
@@ -1536,7 +579,7 @@
                 <w:rFonts w:ascii="TimeNewRoman" w:hAnsi="TimeNewRoman"/>
                 <w:sz w:val="30"/>
               </w:rPr>
-              <w:t>1+23=</w:t>
+              <w:t>87-81=</w:t>
             </w:r>
           </w:p>
         </w:tc>
@@ -1553,7 +596,7 @@
                 <w:rFonts w:ascii="TimeNewRoman" w:hAnsi="TimeNewRoman"/>
                 <w:sz w:val="30"/>
               </w:rPr>
-              <w:t>43+54=</w:t>
+              <w:t>10+6=</w:t>
             </w:r>
           </w:p>
         </w:tc>
@@ -1570,7 +613,7 @@
                 <w:rFonts w:ascii="TimeNewRoman" w:hAnsi="TimeNewRoman"/>
                 <w:sz w:val="30"/>
               </w:rPr>
-              <w:t>88-69=</w:t>
+              <w:t>98-92=</w:t>
             </w:r>
           </w:p>
         </w:tc>
@@ -1587,7 +630,7 @@
                 <w:rFonts w:ascii="TimeNewRoman" w:hAnsi="TimeNewRoman"/>
                 <w:sz w:val="30"/>
               </w:rPr>
-              <w:t>31+2=</w:t>
+              <w:t>8+57=</w:t>
             </w:r>
           </w:p>
         </w:tc>
@@ -1606,7 +649,7 @@
                 <w:rFonts w:ascii="TimeNewRoman" w:hAnsi="TimeNewRoman"/>
                 <w:sz w:val="30"/>
               </w:rPr>
-              <w:t>43-5=</w:t>
+              <w:t>34-25=</w:t>
             </w:r>
           </w:p>
         </w:tc>
@@ -1623,7 +666,7 @@
                 <w:rFonts w:ascii="TimeNewRoman" w:hAnsi="TimeNewRoman"/>
                 <w:sz w:val="30"/>
               </w:rPr>
-              <w:t>25+43=</w:t>
+              <w:t>52+8=</w:t>
             </w:r>
           </w:p>
         </w:tc>
@@ -1640,7 +683,7 @@
                 <w:rFonts w:ascii="TimeNewRoman" w:hAnsi="TimeNewRoman"/>
                 <w:sz w:val="30"/>
               </w:rPr>
-              <w:t>84-17=</w:t>
+              <w:t>38+35=</w:t>
             </w:r>
           </w:p>
         </w:tc>
@@ -1657,7 +700,7 @@
                 <w:rFonts w:ascii="TimeNewRoman" w:hAnsi="TimeNewRoman"/>
                 <w:sz w:val="30"/>
               </w:rPr>
-              <w:t>32+51=</w:t>
+              <w:t>94+2=</w:t>
             </w:r>
           </w:p>
         </w:tc>
@@ -1674,7 +717,7 @@
                 <w:rFonts w:ascii="TimeNewRoman" w:hAnsi="TimeNewRoman"/>
                 <w:sz w:val="30"/>
               </w:rPr>
-              <w:t>41-6=</w:t>
+              <w:t>97-96=</w:t>
             </w:r>
           </w:p>
         </w:tc>
@@ -1693,7 +736,7 @@
                 <w:rFonts w:ascii="TimeNewRoman" w:hAnsi="TimeNewRoman"/>
                 <w:sz w:val="30"/>
               </w:rPr>
-              <w:t>13+35=</w:t>
+              <w:t>69-53=</w:t>
             </w:r>
           </w:p>
         </w:tc>
@@ -1710,7 +753,7 @@
                 <w:rFonts w:ascii="TimeNewRoman" w:hAnsi="TimeNewRoman"/>
                 <w:sz w:val="30"/>
               </w:rPr>
-              <w:t>86-9=</w:t>
+              <w:t>7+87=</w:t>
             </w:r>
           </w:p>
         </w:tc>
@@ -1727,7 +770,7 @@
                 <w:rFonts w:ascii="TimeNewRoman" w:hAnsi="TimeNewRoman"/>
                 <w:sz w:val="30"/>
               </w:rPr>
-              <w:t>51-45=</w:t>
+              <w:t>40-19=</w:t>
             </w:r>
           </w:p>
         </w:tc>
@@ -1744,7 +787,7 @@
                 <w:rFonts w:ascii="TimeNewRoman" w:hAnsi="TimeNewRoman"/>
                 <w:sz w:val="30"/>
               </w:rPr>
-              <w:t>3+17=</w:t>
+              <w:t>42-4=</w:t>
             </w:r>
           </w:p>
         </w:tc>
@@ -1761,7 +804,964 @@
                 <w:rFonts w:ascii="TimeNewRoman" w:hAnsi="TimeNewRoman"/>
                 <w:sz w:val="30"/>
               </w:rPr>
-              <w:t>49+34=</w:t>
+              <w:t>23-17=</w:t>
+            </w:r>
+          </w:p>
+        </w:tc>
+      </w:tr>
+      <w:tr>
+        <w:tc>
+          <w:tcPr>
+            <w:tcW w:type="dxa" w:w="1987"/>
+          </w:tcPr>
+          <w:p>
+            <w:pPr>
+              <w:jc w:val="left"/>
+            </w:pPr>
+            <w:r>
+              <w:rPr>
+                <w:rFonts w:ascii="TimeNewRoman" w:hAnsi="TimeNewRoman"/>
+                <w:sz w:val="30"/>
+              </w:rPr>
+              <w:t>55-1=</w:t>
+            </w:r>
+          </w:p>
+        </w:tc>
+        <w:tc>
+          <w:tcPr>
+            <w:tcW w:type="dxa" w:w="1987"/>
+          </w:tcPr>
+          <w:p>
+            <w:pPr>
+              <w:jc w:val="left"/>
+            </w:pPr>
+            <w:r>
+              <w:rPr>
+                <w:rFonts w:ascii="TimeNewRoman" w:hAnsi="TimeNewRoman"/>
+                <w:sz w:val="30"/>
+              </w:rPr>
+              <w:t>44+26=</w:t>
+            </w:r>
+          </w:p>
+        </w:tc>
+        <w:tc>
+          <w:tcPr>
+            <w:tcW w:type="dxa" w:w="1987"/>
+          </w:tcPr>
+          <w:p>
+            <w:pPr>
+              <w:jc w:val="left"/>
+            </w:pPr>
+            <w:r>
+              <w:rPr>
+                <w:rFonts w:ascii="TimeNewRoman" w:hAnsi="TimeNewRoman"/>
+                <w:sz w:val="30"/>
+              </w:rPr>
+              <w:t>49-44=</w:t>
+            </w:r>
+          </w:p>
+        </w:tc>
+        <w:tc>
+          <w:tcPr>
+            <w:tcW w:type="dxa" w:w="1987"/>
+          </w:tcPr>
+          <w:p>
+            <w:pPr>
+              <w:jc w:val="left"/>
+            </w:pPr>
+            <w:r>
+              <w:rPr>
+                <w:rFonts w:ascii="TimeNewRoman" w:hAnsi="TimeNewRoman"/>
+                <w:sz w:val="30"/>
+              </w:rPr>
+              <w:t>35+55=</w:t>
+            </w:r>
+          </w:p>
+        </w:tc>
+        <w:tc>
+          <w:tcPr>
+            <w:tcW w:type="dxa" w:w="1987"/>
+          </w:tcPr>
+          <w:p>
+            <w:pPr>
+              <w:jc w:val="left"/>
+            </w:pPr>
+            <w:r>
+              <w:rPr>
+                <w:rFonts w:ascii="TimeNewRoman" w:hAnsi="TimeNewRoman"/>
+                <w:sz w:val="30"/>
+              </w:rPr>
+              <w:t>80-4=</w:t>
+            </w:r>
+          </w:p>
+        </w:tc>
+      </w:tr>
+      <w:tr>
+        <w:tc>
+          <w:tcPr>
+            <w:tcW w:type="dxa" w:w="1987"/>
+          </w:tcPr>
+          <w:p>
+            <w:pPr>
+              <w:jc w:val="left"/>
+            </w:pPr>
+            <w:r>
+              <w:rPr>
+                <w:rFonts w:ascii="TimeNewRoman" w:hAnsi="TimeNewRoman"/>
+                <w:sz w:val="30"/>
+              </w:rPr>
+              <w:t>92-60=</w:t>
+            </w:r>
+          </w:p>
+        </w:tc>
+        <w:tc>
+          <w:tcPr>
+            <w:tcW w:type="dxa" w:w="1987"/>
+          </w:tcPr>
+          <w:p>
+            <w:pPr>
+              <w:jc w:val="left"/>
+            </w:pPr>
+            <w:r>
+              <w:rPr>
+                <w:rFonts w:ascii="TimeNewRoman" w:hAnsi="TimeNewRoman"/>
+                <w:sz w:val="30"/>
+              </w:rPr>
+              <w:t>42-27=</w:t>
+            </w:r>
+          </w:p>
+        </w:tc>
+        <w:tc>
+          <w:tcPr>
+            <w:tcW w:type="dxa" w:w="1987"/>
+          </w:tcPr>
+          <w:p>
+            <w:pPr>
+              <w:jc w:val="left"/>
+            </w:pPr>
+            <w:r>
+              <w:rPr>
+                <w:rFonts w:ascii="TimeNewRoman" w:hAnsi="TimeNewRoman"/>
+                <w:sz w:val="30"/>
+              </w:rPr>
+              <w:t>19+57=</w:t>
+            </w:r>
+          </w:p>
+        </w:tc>
+        <w:tc>
+          <w:tcPr>
+            <w:tcW w:type="dxa" w:w="1987"/>
+          </w:tcPr>
+          <w:p>
+            <w:pPr>
+              <w:jc w:val="left"/>
+            </w:pPr>
+            <w:r>
+              <w:rPr>
+                <w:rFonts w:ascii="TimeNewRoman" w:hAnsi="TimeNewRoman"/>
+                <w:sz w:val="30"/>
+              </w:rPr>
+              <w:t>24+18=</w:t>
+            </w:r>
+          </w:p>
+        </w:tc>
+        <w:tc>
+          <w:tcPr>
+            <w:tcW w:type="dxa" w:w="1987"/>
+          </w:tcPr>
+          <w:p>
+            <w:pPr>
+              <w:jc w:val="left"/>
+            </w:pPr>
+            <w:r>
+              <w:rPr>
+                <w:rFonts w:ascii="TimeNewRoman" w:hAnsi="TimeNewRoman"/>
+                <w:sz w:val="30"/>
+              </w:rPr>
+              <w:t>75-57=</w:t>
+            </w:r>
+          </w:p>
+        </w:tc>
+      </w:tr>
+      <w:tr>
+        <w:tc>
+          <w:tcPr>
+            <w:tcW w:type="dxa" w:w="1987"/>
+          </w:tcPr>
+          <w:p>
+            <w:pPr>
+              <w:jc w:val="left"/>
+            </w:pPr>
+            <w:r>
+              <w:rPr>
+                <w:rFonts w:ascii="TimeNewRoman" w:hAnsi="TimeNewRoman"/>
+                <w:sz w:val="30"/>
+              </w:rPr>
+              <w:t>42+15=</w:t>
+            </w:r>
+          </w:p>
+        </w:tc>
+        <w:tc>
+          <w:tcPr>
+            <w:tcW w:type="dxa" w:w="1987"/>
+          </w:tcPr>
+          <w:p>
+            <w:pPr>
+              <w:jc w:val="left"/>
+            </w:pPr>
+            <w:r>
+              <w:rPr>
+                <w:rFonts w:ascii="TimeNewRoman" w:hAnsi="TimeNewRoman"/>
+                <w:sz w:val="30"/>
+              </w:rPr>
+              <w:t>75-56=</w:t>
+            </w:r>
+          </w:p>
+        </w:tc>
+        <w:tc>
+          <w:tcPr>
+            <w:tcW w:type="dxa" w:w="1987"/>
+          </w:tcPr>
+          <w:p>
+            <w:pPr>
+              <w:jc w:val="left"/>
+            </w:pPr>
+            <w:r>
+              <w:rPr>
+                <w:rFonts w:ascii="TimeNewRoman" w:hAnsi="TimeNewRoman"/>
+                <w:sz w:val="30"/>
+              </w:rPr>
+              <w:t>50-50=</w:t>
+            </w:r>
+          </w:p>
+        </w:tc>
+        <w:tc>
+          <w:tcPr>
+            <w:tcW w:type="dxa" w:w="1987"/>
+          </w:tcPr>
+          <w:p>
+            <w:pPr>
+              <w:jc w:val="left"/>
+            </w:pPr>
+            <w:r>
+              <w:rPr>
+                <w:rFonts w:ascii="TimeNewRoman" w:hAnsi="TimeNewRoman"/>
+                <w:sz w:val="30"/>
+              </w:rPr>
+              <w:t>50-22=</w:t>
+            </w:r>
+          </w:p>
+        </w:tc>
+        <w:tc>
+          <w:tcPr>
+            <w:tcW w:type="dxa" w:w="1987"/>
+          </w:tcPr>
+          <w:p>
+            <w:pPr>
+              <w:jc w:val="left"/>
+            </w:pPr>
+            <w:r>
+              <w:rPr>
+                <w:rFonts w:ascii="TimeNewRoman" w:hAnsi="TimeNewRoman"/>
+                <w:sz w:val="30"/>
+              </w:rPr>
+              <w:t>39-1=</w:t>
+            </w:r>
+          </w:p>
+        </w:tc>
+      </w:tr>
+      <w:tr>
+        <w:tc>
+          <w:tcPr>
+            <w:tcW w:type="dxa" w:w="1987"/>
+          </w:tcPr>
+          <w:p>
+            <w:pPr>
+              <w:jc w:val="left"/>
+            </w:pPr>
+            <w:r>
+              <w:rPr>
+                <w:rFonts w:ascii="TimeNewRoman" w:hAnsi="TimeNewRoman"/>
+                <w:sz w:val="30"/>
+              </w:rPr>
+              <w:t>41-30=</w:t>
+            </w:r>
+          </w:p>
+        </w:tc>
+        <w:tc>
+          <w:tcPr>
+            <w:tcW w:type="dxa" w:w="1987"/>
+          </w:tcPr>
+          <w:p>
+            <w:pPr>
+              <w:jc w:val="left"/>
+            </w:pPr>
+            <w:r>
+              <w:rPr>
+                <w:rFonts w:ascii="TimeNewRoman" w:hAnsi="TimeNewRoman"/>
+                <w:sz w:val="30"/>
+              </w:rPr>
+              <w:t>68-15=</w:t>
+            </w:r>
+          </w:p>
+        </w:tc>
+        <w:tc>
+          <w:tcPr>
+            <w:tcW w:type="dxa" w:w="1987"/>
+          </w:tcPr>
+          <w:p>
+            <w:pPr>
+              <w:jc w:val="left"/>
+            </w:pPr>
+            <w:r>
+              <w:rPr>
+                <w:rFonts w:ascii="TimeNewRoman" w:hAnsi="TimeNewRoman"/>
+                <w:sz w:val="30"/>
+              </w:rPr>
+              <w:t>38-30=</w:t>
+            </w:r>
+          </w:p>
+        </w:tc>
+        <w:tc>
+          <w:tcPr>
+            <w:tcW w:type="dxa" w:w="1987"/>
+          </w:tcPr>
+          <w:p>
+            <w:pPr>
+              <w:jc w:val="left"/>
+            </w:pPr>
+            <w:r>
+              <w:rPr>
+                <w:rFonts w:ascii="TimeNewRoman" w:hAnsi="TimeNewRoman"/>
+                <w:sz w:val="30"/>
+              </w:rPr>
+              <w:t>83-21=</w:t>
+            </w:r>
+          </w:p>
+        </w:tc>
+        <w:tc>
+          <w:tcPr>
+            <w:tcW w:type="dxa" w:w="1987"/>
+          </w:tcPr>
+          <w:p>
+            <w:pPr>
+              <w:jc w:val="left"/>
+            </w:pPr>
+            <w:r>
+              <w:rPr>
+                <w:rFonts w:ascii="TimeNewRoman" w:hAnsi="TimeNewRoman"/>
+                <w:sz w:val="30"/>
+              </w:rPr>
+              <w:t>64-21=</w:t>
+            </w:r>
+          </w:p>
+        </w:tc>
+      </w:tr>
+      <w:tr>
+        <w:tc>
+          <w:tcPr>
+            <w:tcW w:type="dxa" w:w="1987"/>
+          </w:tcPr>
+          <w:p>
+            <w:pPr>
+              <w:jc w:val="left"/>
+            </w:pPr>
+            <w:r>
+              <w:rPr>
+                <w:rFonts w:ascii="TimeNewRoman" w:hAnsi="TimeNewRoman"/>
+                <w:sz w:val="30"/>
+              </w:rPr>
+              <w:t>11+28=</w:t>
+            </w:r>
+          </w:p>
+        </w:tc>
+        <w:tc>
+          <w:tcPr>
+            <w:tcW w:type="dxa" w:w="1987"/>
+          </w:tcPr>
+          <w:p>
+            <w:pPr>
+              <w:jc w:val="left"/>
+            </w:pPr>
+            <w:r>
+              <w:rPr>
+                <w:rFonts w:ascii="TimeNewRoman" w:hAnsi="TimeNewRoman"/>
+                <w:sz w:val="30"/>
+              </w:rPr>
+              <w:t>36+56=</w:t>
+            </w:r>
+          </w:p>
+        </w:tc>
+        <w:tc>
+          <w:tcPr>
+            <w:tcW w:type="dxa" w:w="1987"/>
+          </w:tcPr>
+          <w:p>
+            <w:pPr>
+              <w:jc w:val="left"/>
+            </w:pPr>
+            <w:r>
+              <w:rPr>
+                <w:rFonts w:ascii="TimeNewRoman" w:hAnsi="TimeNewRoman"/>
+                <w:sz w:val="30"/>
+              </w:rPr>
+              <w:t>19+29=</w:t>
+            </w:r>
+          </w:p>
+        </w:tc>
+        <w:tc>
+          <w:tcPr>
+            <w:tcW w:type="dxa" w:w="1987"/>
+          </w:tcPr>
+          <w:p>
+            <w:pPr>
+              <w:jc w:val="left"/>
+            </w:pPr>
+            <w:r>
+              <w:rPr>
+                <w:rFonts w:ascii="TimeNewRoman" w:hAnsi="TimeNewRoman"/>
+                <w:sz w:val="30"/>
+              </w:rPr>
+              <w:t>23+46=</w:t>
+            </w:r>
+          </w:p>
+        </w:tc>
+        <w:tc>
+          <w:tcPr>
+            <w:tcW w:type="dxa" w:w="1987"/>
+          </w:tcPr>
+          <w:p>
+            <w:pPr>
+              <w:jc w:val="left"/>
+            </w:pPr>
+            <w:r>
+              <w:rPr>
+                <w:rFonts w:ascii="TimeNewRoman" w:hAnsi="TimeNewRoman"/>
+                <w:sz w:val="30"/>
+              </w:rPr>
+              <w:t>23+65=</w:t>
+            </w:r>
+          </w:p>
+        </w:tc>
+      </w:tr>
+      <w:tr>
+        <w:tc>
+          <w:tcPr>
+            <w:tcW w:type="dxa" w:w="1987"/>
+          </w:tcPr>
+          <w:p>
+            <w:pPr>
+              <w:jc w:val="left"/>
+            </w:pPr>
+            <w:r>
+              <w:rPr>
+                <w:rFonts w:ascii="TimeNewRoman" w:hAnsi="TimeNewRoman"/>
+                <w:sz w:val="30"/>
+              </w:rPr>
+              <w:t>81-35=</w:t>
+            </w:r>
+          </w:p>
+        </w:tc>
+        <w:tc>
+          <w:tcPr>
+            <w:tcW w:type="dxa" w:w="1987"/>
+          </w:tcPr>
+          <w:p>
+            <w:pPr>
+              <w:jc w:val="left"/>
+            </w:pPr>
+            <w:r>
+              <w:rPr>
+                <w:rFonts w:ascii="TimeNewRoman" w:hAnsi="TimeNewRoman"/>
+                <w:sz w:val="30"/>
+              </w:rPr>
+              <w:t>95-36=</w:t>
+            </w:r>
+          </w:p>
+        </w:tc>
+        <w:tc>
+          <w:tcPr>
+            <w:tcW w:type="dxa" w:w="1987"/>
+          </w:tcPr>
+          <w:p>
+            <w:pPr>
+              <w:jc w:val="left"/>
+            </w:pPr>
+            <w:r>
+              <w:rPr>
+                <w:rFonts w:ascii="TimeNewRoman" w:hAnsi="TimeNewRoman"/>
+                <w:sz w:val="30"/>
+              </w:rPr>
+              <w:t>92-17=</w:t>
+            </w:r>
+          </w:p>
+        </w:tc>
+        <w:tc>
+          <w:tcPr>
+            <w:tcW w:type="dxa" w:w="1987"/>
+          </w:tcPr>
+          <w:p>
+            <w:pPr>
+              <w:jc w:val="left"/>
+            </w:pPr>
+            <w:r>
+              <w:rPr>
+                <w:rFonts w:ascii="TimeNewRoman" w:hAnsi="TimeNewRoman"/>
+                <w:sz w:val="30"/>
+              </w:rPr>
+              <w:t>29+20=</w:t>
+            </w:r>
+          </w:p>
+        </w:tc>
+        <w:tc>
+          <w:tcPr>
+            <w:tcW w:type="dxa" w:w="1987"/>
+          </w:tcPr>
+          <w:p>
+            <w:pPr>
+              <w:jc w:val="left"/>
+            </w:pPr>
+            <w:r>
+              <w:rPr>
+                <w:rFonts w:ascii="TimeNewRoman" w:hAnsi="TimeNewRoman"/>
+                <w:sz w:val="30"/>
+              </w:rPr>
+              <w:t>14+52=</w:t>
+            </w:r>
+          </w:p>
+        </w:tc>
+      </w:tr>
+      <w:tr>
+        <w:tc>
+          <w:tcPr>
+            <w:tcW w:type="dxa" w:w="1987"/>
+          </w:tcPr>
+          <w:p>
+            <w:pPr>
+              <w:jc w:val="left"/>
+            </w:pPr>
+            <w:r>
+              <w:rPr>
+                <w:rFonts w:ascii="TimeNewRoman" w:hAnsi="TimeNewRoman"/>
+                <w:sz w:val="30"/>
+              </w:rPr>
+              <w:t>31+47=</w:t>
+            </w:r>
+          </w:p>
+        </w:tc>
+        <w:tc>
+          <w:tcPr>
+            <w:tcW w:type="dxa" w:w="1987"/>
+          </w:tcPr>
+          <w:p>
+            <w:pPr>
+              <w:jc w:val="left"/>
+            </w:pPr>
+            <w:r>
+              <w:rPr>
+                <w:rFonts w:ascii="TimeNewRoman" w:hAnsi="TimeNewRoman"/>
+                <w:sz w:val="30"/>
+              </w:rPr>
+              <w:t>42+29=</w:t>
+            </w:r>
+          </w:p>
+        </w:tc>
+        <w:tc>
+          <w:tcPr>
+            <w:tcW w:type="dxa" w:w="1987"/>
+          </w:tcPr>
+          <w:p>
+            <w:pPr>
+              <w:jc w:val="left"/>
+            </w:pPr>
+            <w:r>
+              <w:rPr>
+                <w:rFonts w:ascii="TimeNewRoman" w:hAnsi="TimeNewRoman"/>
+                <w:sz w:val="30"/>
+              </w:rPr>
+              <w:t>80-16=</w:t>
+            </w:r>
+          </w:p>
+        </w:tc>
+        <w:tc>
+          <w:tcPr>
+            <w:tcW w:type="dxa" w:w="1987"/>
+          </w:tcPr>
+          <w:p>
+            <w:pPr>
+              <w:jc w:val="left"/>
+            </w:pPr>
+            <w:r>
+              <w:rPr>
+                <w:rFonts w:ascii="TimeNewRoman" w:hAnsi="TimeNewRoman"/>
+                <w:sz w:val="30"/>
+              </w:rPr>
+              <w:t>23-7=</w:t>
+            </w:r>
+          </w:p>
+        </w:tc>
+        <w:tc>
+          <w:tcPr>
+            <w:tcW w:type="dxa" w:w="1987"/>
+          </w:tcPr>
+          <w:p>
+            <w:pPr>
+              <w:jc w:val="left"/>
+            </w:pPr>
+            <w:r>
+              <w:rPr>
+                <w:rFonts w:ascii="TimeNewRoman" w:hAnsi="TimeNewRoman"/>
+                <w:sz w:val="30"/>
+              </w:rPr>
+              <w:t>90-87=</w:t>
+            </w:r>
+          </w:p>
+        </w:tc>
+      </w:tr>
+      <w:tr>
+        <w:tc>
+          <w:tcPr>
+            <w:tcW w:type="dxa" w:w="1987"/>
+          </w:tcPr>
+          <w:p>
+            <w:pPr>
+              <w:jc w:val="left"/>
+            </w:pPr>
+            <w:r>
+              <w:rPr>
+                <w:rFonts w:ascii="TimeNewRoman" w:hAnsi="TimeNewRoman"/>
+                <w:sz w:val="30"/>
+              </w:rPr>
+              <w:t>9+3=</w:t>
+            </w:r>
+          </w:p>
+        </w:tc>
+        <w:tc>
+          <w:tcPr>
+            <w:tcW w:type="dxa" w:w="1987"/>
+          </w:tcPr>
+          <w:p>
+            <w:pPr>
+              <w:jc w:val="left"/>
+            </w:pPr>
+            <w:r>
+              <w:rPr>
+                <w:rFonts w:ascii="TimeNewRoman" w:hAnsi="TimeNewRoman"/>
+                <w:sz w:val="30"/>
+              </w:rPr>
+              <w:t>18-10=</w:t>
+            </w:r>
+          </w:p>
+        </w:tc>
+        <w:tc>
+          <w:tcPr>
+            <w:tcW w:type="dxa" w:w="1987"/>
+          </w:tcPr>
+          <w:p>
+            <w:pPr>
+              <w:jc w:val="left"/>
+            </w:pPr>
+            <w:r>
+              <w:rPr>
+                <w:rFonts w:ascii="TimeNewRoman" w:hAnsi="TimeNewRoman"/>
+                <w:sz w:val="30"/>
+              </w:rPr>
+              <w:t>75-27=</w:t>
+            </w:r>
+          </w:p>
+        </w:tc>
+        <w:tc>
+          <w:tcPr>
+            <w:tcW w:type="dxa" w:w="1987"/>
+          </w:tcPr>
+          <w:p>
+            <w:pPr>
+              <w:jc w:val="left"/>
+            </w:pPr>
+            <w:r>
+              <w:rPr>
+                <w:rFonts w:ascii="TimeNewRoman" w:hAnsi="TimeNewRoman"/>
+                <w:sz w:val="30"/>
+              </w:rPr>
+              <w:t>7+54=</w:t>
+            </w:r>
+          </w:p>
+        </w:tc>
+        <w:tc>
+          <w:tcPr>
+            <w:tcW w:type="dxa" w:w="1987"/>
+          </w:tcPr>
+          <w:p>
+            <w:pPr>
+              <w:jc w:val="left"/>
+            </w:pPr>
+            <w:r>
+              <w:rPr>
+                <w:rFonts w:ascii="TimeNewRoman" w:hAnsi="TimeNewRoman"/>
+                <w:sz w:val="30"/>
+              </w:rPr>
+              <w:t>33-8=</w:t>
+            </w:r>
+          </w:p>
+        </w:tc>
+      </w:tr>
+      <w:tr>
+        <w:tc>
+          <w:tcPr>
+            <w:tcW w:type="dxa" w:w="1987"/>
+          </w:tcPr>
+          <w:p>
+            <w:pPr>
+              <w:jc w:val="left"/>
+            </w:pPr>
+            <w:r>
+              <w:rPr>
+                <w:rFonts w:ascii="TimeNewRoman" w:hAnsi="TimeNewRoman"/>
+                <w:sz w:val="30"/>
+              </w:rPr>
+              <w:t>9+49=</w:t>
+            </w:r>
+          </w:p>
+        </w:tc>
+        <w:tc>
+          <w:tcPr>
+            <w:tcW w:type="dxa" w:w="1987"/>
+          </w:tcPr>
+          <w:p>
+            <w:pPr>
+              <w:jc w:val="left"/>
+            </w:pPr>
+            <w:r>
+              <w:rPr>
+                <w:rFonts w:ascii="TimeNewRoman" w:hAnsi="TimeNewRoman"/>
+                <w:sz w:val="30"/>
+              </w:rPr>
+              <w:t>79+9=</w:t>
+            </w:r>
+          </w:p>
+        </w:tc>
+        <w:tc>
+          <w:tcPr>
+            <w:tcW w:type="dxa" w:w="1987"/>
+          </w:tcPr>
+          <w:p>
+            <w:pPr>
+              <w:jc w:val="left"/>
+            </w:pPr>
+            <w:r>
+              <w:rPr>
+                <w:rFonts w:ascii="TimeNewRoman" w:hAnsi="TimeNewRoman"/>
+                <w:sz w:val="30"/>
+              </w:rPr>
+              <w:t>33+44=</w:t>
+            </w:r>
+          </w:p>
+        </w:tc>
+        <w:tc>
+          <w:tcPr>
+            <w:tcW w:type="dxa" w:w="1987"/>
+          </w:tcPr>
+          <w:p>
+            <w:pPr>
+              <w:jc w:val="left"/>
+            </w:pPr>
+            <w:r>
+              <w:rPr>
+                <w:rFonts w:ascii="TimeNewRoman" w:hAnsi="TimeNewRoman"/>
+                <w:sz w:val="30"/>
+              </w:rPr>
+              <w:t>76-9=</w:t>
+            </w:r>
+          </w:p>
+        </w:tc>
+        <w:tc>
+          <w:tcPr>
+            <w:tcW w:type="dxa" w:w="1987"/>
+          </w:tcPr>
+          <w:p>
+            <w:pPr>
+              <w:jc w:val="left"/>
+            </w:pPr>
+            <w:r>
+              <w:rPr>
+                <w:rFonts w:ascii="TimeNewRoman" w:hAnsi="TimeNewRoman"/>
+                <w:sz w:val="30"/>
+              </w:rPr>
+              <w:t>59-8=</w:t>
+            </w:r>
+          </w:p>
+        </w:tc>
+      </w:tr>
+      <w:tr>
+        <w:tc>
+          <w:tcPr>
+            <w:tcW w:type="dxa" w:w="1987"/>
+          </w:tcPr>
+          <w:p>
+            <w:pPr>
+              <w:jc w:val="left"/>
+            </w:pPr>
+            <w:r>
+              <w:rPr>
+                <w:rFonts w:ascii="TimeNewRoman" w:hAnsi="TimeNewRoman"/>
+                <w:sz w:val="30"/>
+              </w:rPr>
+              <w:t>5-2=</w:t>
+            </w:r>
+          </w:p>
+        </w:tc>
+        <w:tc>
+          <w:tcPr>
+            <w:tcW w:type="dxa" w:w="1987"/>
+          </w:tcPr>
+          <w:p>
+            <w:pPr>
+              <w:jc w:val="left"/>
+            </w:pPr>
+            <w:r>
+              <w:rPr>
+                <w:rFonts w:ascii="TimeNewRoman" w:hAnsi="TimeNewRoman"/>
+                <w:sz w:val="30"/>
+              </w:rPr>
+              <w:t>63+20=</w:t>
+            </w:r>
+          </w:p>
+        </w:tc>
+        <w:tc>
+          <w:tcPr>
+            <w:tcW w:type="dxa" w:w="1987"/>
+          </w:tcPr>
+          <w:p>
+            <w:pPr>
+              <w:jc w:val="left"/>
+            </w:pPr>
+            <w:r>
+              <w:rPr>
+                <w:rFonts w:ascii="TimeNewRoman" w:hAnsi="TimeNewRoman"/>
+                <w:sz w:val="30"/>
+              </w:rPr>
+              <w:t>8+80=</w:t>
+            </w:r>
+          </w:p>
+        </w:tc>
+        <w:tc>
+          <w:tcPr>
+            <w:tcW w:type="dxa" w:w="1987"/>
+          </w:tcPr>
+          <w:p>
+            <w:pPr>
+              <w:jc w:val="left"/>
+            </w:pPr>
+            <w:r>
+              <w:rPr>
+                <w:rFonts w:ascii="TimeNewRoman" w:hAnsi="TimeNewRoman"/>
+                <w:sz w:val="30"/>
+              </w:rPr>
+              <w:t>20+72=</w:t>
+            </w:r>
+          </w:p>
+        </w:tc>
+        <w:tc>
+          <w:tcPr>
+            <w:tcW w:type="dxa" w:w="1987"/>
+          </w:tcPr>
+          <w:p>
+            <w:pPr>
+              <w:jc w:val="left"/>
+            </w:pPr>
+            <w:r>
+              <w:rPr>
+                <w:rFonts w:ascii="TimeNewRoman" w:hAnsi="TimeNewRoman"/>
+                <w:sz w:val="30"/>
+              </w:rPr>
+              <w:t>16+31=</w:t>
+            </w:r>
+          </w:p>
+        </w:tc>
+      </w:tr>
+      <w:tr>
+        <w:tc>
+          <w:tcPr>
+            <w:tcW w:type="dxa" w:w="1987"/>
+          </w:tcPr>
+          <w:p>
+            <w:pPr>
+              <w:jc w:val="left"/>
+            </w:pPr>
+            <w:r>
+              <w:rPr>
+                <w:rFonts w:ascii="TimeNewRoman" w:hAnsi="TimeNewRoman"/>
+                <w:sz w:val="30"/>
+              </w:rPr>
+              <w:t>77-58=</w:t>
+            </w:r>
+          </w:p>
+        </w:tc>
+        <w:tc>
+          <w:tcPr>
+            <w:tcW w:type="dxa" w:w="1987"/>
+          </w:tcPr>
+          <w:p>
+            <w:pPr>
+              <w:jc w:val="left"/>
+            </w:pPr>
+            <w:r>
+              <w:rPr>
+                <w:rFonts w:ascii="TimeNewRoman" w:hAnsi="TimeNewRoman"/>
+                <w:sz w:val="30"/>
+              </w:rPr>
+              <w:t>51+27=</w:t>
+            </w:r>
+          </w:p>
+        </w:tc>
+        <w:tc>
+          <w:tcPr>
+            <w:tcW w:type="dxa" w:w="1987"/>
+          </w:tcPr>
+          <w:p>
+            <w:pPr>
+              <w:jc w:val="left"/>
+            </w:pPr>
+            <w:r>
+              <w:rPr>
+                <w:rFonts w:ascii="TimeNewRoman" w:hAnsi="TimeNewRoman"/>
+                <w:sz w:val="30"/>
+              </w:rPr>
+              <w:t>97+2=</w:t>
+            </w:r>
+          </w:p>
+        </w:tc>
+        <w:tc>
+          <w:tcPr>
+            <w:tcW w:type="dxa" w:w="1987"/>
+          </w:tcPr>
+          <w:p>
+            <w:pPr>
+              <w:jc w:val="left"/>
+            </w:pPr>
+            <w:r>
+              <w:rPr>
+                <w:rFonts w:ascii="TimeNewRoman" w:hAnsi="TimeNewRoman"/>
+                <w:sz w:val="30"/>
+              </w:rPr>
+              <w:t>76-76=</w:t>
+            </w:r>
+          </w:p>
+        </w:tc>
+        <w:tc>
+          <w:tcPr>
+            <w:tcW w:type="dxa" w:w="1987"/>
+          </w:tcPr>
+          <w:p>
+            <w:pPr>
+              <w:jc w:val="left"/>
+            </w:pPr>
+            <w:r>
+              <w:rPr>
+                <w:rFonts w:ascii="TimeNewRoman" w:hAnsi="TimeNewRoman"/>
+                <w:sz w:val="30"/>
+              </w:rPr>
+              <w:t>54+14=</w:t>
             </w:r>
           </w:p>
         </w:tc>

--- a/addition_and_subtraction_within_100.docx
+++ b/addition_and_subtraction_within_100.docx
@@ -40,7 +40,7 @@
                 <w:rFonts w:ascii="TimeNewRoman" w:hAnsi="TimeNewRoman"/>
                 <w:sz w:val="30"/>
               </w:rPr>
-              <w:t>46+45=</w:t>
+              <w:t>79-62=</w:t>
             </w:r>
           </w:p>
         </w:tc>
@@ -57,7 +57,7 @@
                 <w:rFonts w:ascii="TimeNewRoman" w:hAnsi="TimeNewRoman"/>
                 <w:sz w:val="30"/>
               </w:rPr>
-              <w:t>24-12=</w:t>
+              <w:t>50+30=</w:t>
             </w:r>
           </w:p>
         </w:tc>
@@ -74,7 +74,7 @@
                 <w:rFonts w:ascii="TimeNewRoman" w:hAnsi="TimeNewRoman"/>
                 <w:sz w:val="30"/>
               </w:rPr>
-              <w:t>96-39=</w:t>
+              <w:t>59+18=</w:t>
             </w:r>
           </w:p>
         </w:tc>
@@ -91,7 +91,7 @@
                 <w:rFonts w:ascii="TimeNewRoman" w:hAnsi="TimeNewRoman"/>
                 <w:sz w:val="30"/>
               </w:rPr>
-              <w:t>62-60=</w:t>
+              <w:t>47-33=</w:t>
             </w:r>
           </w:p>
         </w:tc>
@@ -108,7 +108,7 @@
                 <w:rFonts w:ascii="TimeNewRoman" w:hAnsi="TimeNewRoman"/>
                 <w:sz w:val="30"/>
               </w:rPr>
-              <w:t>83-64=</w:t>
+              <w:t>56-6=</w:t>
             </w:r>
           </w:p>
         </w:tc>
@@ -127,7 +127,7 @@
                 <w:rFonts w:ascii="TimeNewRoman" w:hAnsi="TimeNewRoman"/>
                 <w:sz w:val="30"/>
               </w:rPr>
-              <w:t>10-9=</w:t>
+              <w:t>96-33=</w:t>
             </w:r>
           </w:p>
         </w:tc>
@@ -144,7 +144,7 @@
                 <w:rFonts w:ascii="TimeNewRoman" w:hAnsi="TimeNewRoman"/>
                 <w:sz w:val="30"/>
               </w:rPr>
-              <w:t>97-29=</w:t>
+              <w:t>84-25=</w:t>
             </w:r>
           </w:p>
         </w:tc>
@@ -161,7 +161,7 @@
                 <w:rFonts w:ascii="TimeNewRoman" w:hAnsi="TimeNewRoman"/>
                 <w:sz w:val="30"/>
               </w:rPr>
-              <w:t>55-19=</w:t>
+              <w:t>46-6=</w:t>
             </w:r>
           </w:p>
         </w:tc>
@@ -178,7 +178,7 @@
                 <w:rFonts w:ascii="TimeNewRoman" w:hAnsi="TimeNewRoman"/>
                 <w:sz w:val="30"/>
               </w:rPr>
-              <w:t>31-3=</w:t>
+              <w:t>9+75=</w:t>
             </w:r>
           </w:p>
         </w:tc>
@@ -195,7 +195,7 @@
                 <w:rFonts w:ascii="TimeNewRoman" w:hAnsi="TimeNewRoman"/>
                 <w:sz w:val="30"/>
               </w:rPr>
-              <w:t>72-1=</w:t>
+              <w:t>9+57=</w:t>
             </w:r>
           </w:p>
         </w:tc>
@@ -214,7 +214,7 @@
                 <w:rFonts w:ascii="TimeNewRoman" w:hAnsi="TimeNewRoman"/>
                 <w:sz w:val="30"/>
               </w:rPr>
-              <w:t>33+58=</w:t>
+              <w:t>34+3=</w:t>
             </w:r>
           </w:p>
         </w:tc>
@@ -231,7 +231,7 @@
                 <w:rFonts w:ascii="TimeNewRoman" w:hAnsi="TimeNewRoman"/>
                 <w:sz w:val="30"/>
               </w:rPr>
-              <w:t>95-21=</w:t>
+              <w:t>11+51=</w:t>
             </w:r>
           </w:p>
         </w:tc>
@@ -248,7 +248,7 @@
                 <w:rFonts w:ascii="TimeNewRoman" w:hAnsi="TimeNewRoman"/>
                 <w:sz w:val="30"/>
               </w:rPr>
-              <w:t>31-2=</w:t>
+              <w:t>53-37=</w:t>
             </w:r>
           </w:p>
         </w:tc>
@@ -265,7 +265,7 @@
                 <w:rFonts w:ascii="TimeNewRoman" w:hAnsi="TimeNewRoman"/>
                 <w:sz w:val="30"/>
               </w:rPr>
-              <w:t>12+27=</w:t>
+              <w:t>32+49=</w:t>
             </w:r>
           </w:p>
         </w:tc>
@@ -282,7 +282,7 @@
                 <w:rFonts w:ascii="TimeNewRoman" w:hAnsi="TimeNewRoman"/>
                 <w:sz w:val="30"/>
               </w:rPr>
-              <w:t>4+2=</w:t>
+              <w:t>77-71=</w:t>
             </w:r>
           </w:p>
         </w:tc>
@@ -301,7 +301,7 @@
                 <w:rFonts w:ascii="TimeNewRoman" w:hAnsi="TimeNewRoman"/>
                 <w:sz w:val="30"/>
               </w:rPr>
-              <w:t>75+17=</w:t>
+              <w:t>13+58=</w:t>
             </w:r>
           </w:p>
         </w:tc>
@@ -318,7 +318,7 @@
                 <w:rFonts w:ascii="TimeNewRoman" w:hAnsi="TimeNewRoman"/>
                 <w:sz w:val="30"/>
               </w:rPr>
-              <w:t>3+72=</w:t>
+              <w:t>35+59=</w:t>
             </w:r>
           </w:p>
         </w:tc>
@@ -335,7 +335,7 @@
                 <w:rFonts w:ascii="TimeNewRoman" w:hAnsi="TimeNewRoman"/>
                 <w:sz w:val="30"/>
               </w:rPr>
-              <w:t>81-72=</w:t>
+              <w:t>50+3=</w:t>
             </w:r>
           </w:p>
         </w:tc>
@@ -352,7 +352,7 @@
                 <w:rFonts w:ascii="TimeNewRoman" w:hAnsi="TimeNewRoman"/>
                 <w:sz w:val="30"/>
               </w:rPr>
-              <w:t>29+61=</w:t>
+              <w:t>2+42=</w:t>
             </w:r>
           </w:p>
         </w:tc>
@@ -369,7 +369,7 @@
                 <w:rFonts w:ascii="TimeNewRoman" w:hAnsi="TimeNewRoman"/>
                 <w:sz w:val="30"/>
               </w:rPr>
-              <w:t>77-40=</w:t>
+              <w:t>69-62=</w:t>
             </w:r>
           </w:p>
         </w:tc>
@@ -388,7 +388,7 @@
                 <w:rFonts w:ascii="TimeNewRoman" w:hAnsi="TimeNewRoman"/>
                 <w:sz w:val="30"/>
               </w:rPr>
-              <w:t>74-23=</w:t>
+              <w:t>93-38=</w:t>
             </w:r>
           </w:p>
         </w:tc>
@@ -405,7 +405,7 @@
                 <w:rFonts w:ascii="TimeNewRoman" w:hAnsi="TimeNewRoman"/>
                 <w:sz w:val="30"/>
               </w:rPr>
-              <w:t>55-7=</w:t>
+              <w:t>1+39=</w:t>
             </w:r>
           </w:p>
         </w:tc>
@@ -422,7 +422,7 @@
                 <w:rFonts w:ascii="TimeNewRoman" w:hAnsi="TimeNewRoman"/>
                 <w:sz w:val="30"/>
               </w:rPr>
-              <w:t>26+63=</w:t>
+              <w:t>46-16=</w:t>
             </w:r>
           </w:p>
         </w:tc>
@@ -439,7 +439,7 @@
                 <w:rFonts w:ascii="TimeNewRoman" w:hAnsi="TimeNewRoman"/>
                 <w:sz w:val="30"/>
               </w:rPr>
-              <w:t>40+56=</w:t>
+              <w:t>14+64=</w:t>
             </w:r>
           </w:p>
         </w:tc>
@@ -456,7 +456,7 @@
                 <w:rFonts w:ascii="TimeNewRoman" w:hAnsi="TimeNewRoman"/>
                 <w:sz w:val="30"/>
               </w:rPr>
-              <w:t>68-13=</w:t>
+              <w:t>77-12=</w:t>
             </w:r>
           </w:p>
         </w:tc>
@@ -475,7 +475,7 @@
                 <w:rFonts w:ascii="TimeNewRoman" w:hAnsi="TimeNewRoman"/>
                 <w:sz w:val="30"/>
               </w:rPr>
-              <w:t>86-31=</w:t>
+              <w:t>37+22=</w:t>
             </w:r>
           </w:p>
         </w:tc>
@@ -492,7 +492,7 @@
                 <w:rFonts w:ascii="TimeNewRoman" w:hAnsi="TimeNewRoman"/>
                 <w:sz w:val="30"/>
               </w:rPr>
-              <w:t>93-77=</w:t>
+              <w:t>93-64=</w:t>
             </w:r>
           </w:p>
         </w:tc>
@@ -509,7 +509,7 @@
                 <w:rFonts w:ascii="TimeNewRoman" w:hAnsi="TimeNewRoman"/>
                 <w:sz w:val="30"/>
               </w:rPr>
-              <w:t>10+39=</w:t>
+              <w:t>23+51=</w:t>
             </w:r>
           </w:p>
         </w:tc>
@@ -526,7 +526,7 @@
                 <w:rFonts w:ascii="TimeNewRoman" w:hAnsi="TimeNewRoman"/>
                 <w:sz w:val="30"/>
               </w:rPr>
-              <w:t>50-16=</w:t>
+              <w:t>53-17=</w:t>
             </w:r>
           </w:p>
         </w:tc>
@@ -543,7 +543,7 @@
                 <w:rFonts w:ascii="TimeNewRoman" w:hAnsi="TimeNewRoman"/>
                 <w:sz w:val="30"/>
               </w:rPr>
-              <w:t>87-55=</w:t>
+              <w:t>8+73=</w:t>
             </w:r>
           </w:p>
         </w:tc>
@@ -562,7 +562,7 @@
                 <w:rFonts w:ascii="TimeNewRoman" w:hAnsi="TimeNewRoman"/>
                 <w:sz w:val="30"/>
               </w:rPr>
-              <w:t>88-25=</w:t>
+              <w:t>26+46=</w:t>
             </w:r>
           </w:p>
         </w:tc>
@@ -579,7 +579,7 @@
                 <w:rFonts w:ascii="TimeNewRoman" w:hAnsi="TimeNewRoman"/>
                 <w:sz w:val="30"/>
               </w:rPr>
-              <w:t>87-81=</w:t>
+              <w:t>12+81=</w:t>
             </w:r>
           </w:p>
         </w:tc>
@@ -596,7 +596,7 @@
                 <w:rFonts w:ascii="TimeNewRoman" w:hAnsi="TimeNewRoman"/>
                 <w:sz w:val="30"/>
               </w:rPr>
-              <w:t>10+6=</w:t>
+              <w:t>90-78=</w:t>
             </w:r>
           </w:p>
         </w:tc>
@@ -613,7 +613,7 @@
                 <w:rFonts w:ascii="TimeNewRoman" w:hAnsi="TimeNewRoman"/>
                 <w:sz w:val="30"/>
               </w:rPr>
-              <w:t>98-92=</w:t>
+              <w:t>38+6=</w:t>
             </w:r>
           </w:p>
         </w:tc>
@@ -630,7 +630,7 @@
                 <w:rFonts w:ascii="TimeNewRoman" w:hAnsi="TimeNewRoman"/>
                 <w:sz w:val="30"/>
               </w:rPr>
-              <w:t>8+57=</w:t>
+              <w:t>7+65=</w:t>
             </w:r>
           </w:p>
         </w:tc>
@@ -649,7 +649,7 @@
                 <w:rFonts w:ascii="TimeNewRoman" w:hAnsi="TimeNewRoman"/>
                 <w:sz w:val="30"/>
               </w:rPr>
-              <w:t>34-25=</w:t>
+              <w:t>19+50=</w:t>
             </w:r>
           </w:p>
         </w:tc>
@@ -666,7 +666,7 @@
                 <w:rFonts w:ascii="TimeNewRoman" w:hAnsi="TimeNewRoman"/>
                 <w:sz w:val="30"/>
               </w:rPr>
-              <w:t>52+8=</w:t>
+              <w:t>90-79=</w:t>
             </w:r>
           </w:p>
         </w:tc>
@@ -683,7 +683,964 @@
                 <w:rFonts w:ascii="TimeNewRoman" w:hAnsi="TimeNewRoman"/>
                 <w:sz w:val="30"/>
               </w:rPr>
+              <w:t>38+56=</w:t>
+            </w:r>
+          </w:p>
+        </w:tc>
+        <w:tc>
+          <w:tcPr>
+            <w:tcW w:type="dxa" w:w="1987"/>
+          </w:tcPr>
+          <w:p>
+            <w:pPr>
+              <w:jc w:val="left"/>
+            </w:pPr>
+            <w:r>
+              <w:rPr>
+                <w:rFonts w:ascii="TimeNewRoman" w:hAnsi="TimeNewRoman"/>
+                <w:sz w:val="30"/>
+              </w:rPr>
+              <w:t>5+70=</w:t>
+            </w:r>
+          </w:p>
+        </w:tc>
+        <w:tc>
+          <w:tcPr>
+            <w:tcW w:type="dxa" w:w="1987"/>
+          </w:tcPr>
+          <w:p>
+            <w:pPr>
+              <w:jc w:val="left"/>
+            </w:pPr>
+            <w:r>
+              <w:rPr>
+                <w:rFonts w:ascii="TimeNewRoman" w:hAnsi="TimeNewRoman"/>
+                <w:sz w:val="30"/>
+              </w:rPr>
+              <w:t>29+52=</w:t>
+            </w:r>
+          </w:p>
+        </w:tc>
+      </w:tr>
+      <w:tr>
+        <w:tc>
+          <w:tcPr>
+            <w:tcW w:type="dxa" w:w="1987"/>
+          </w:tcPr>
+          <w:p>
+            <w:pPr>
+              <w:jc w:val="left"/>
+            </w:pPr>
+            <w:r>
+              <w:rPr>
+                <w:rFonts w:ascii="TimeNewRoman" w:hAnsi="TimeNewRoman"/>
+                <w:sz w:val="30"/>
+              </w:rPr>
+              <w:t>43+27=</w:t>
+            </w:r>
+          </w:p>
+        </w:tc>
+        <w:tc>
+          <w:tcPr>
+            <w:tcW w:type="dxa" w:w="1987"/>
+          </w:tcPr>
+          <w:p>
+            <w:pPr>
+              <w:jc w:val="left"/>
+            </w:pPr>
+            <w:r>
+              <w:rPr>
+                <w:rFonts w:ascii="TimeNewRoman" w:hAnsi="TimeNewRoman"/>
+                <w:sz w:val="30"/>
+              </w:rPr>
+              <w:t>50+0=</w:t>
+            </w:r>
+          </w:p>
+        </w:tc>
+        <w:tc>
+          <w:tcPr>
+            <w:tcW w:type="dxa" w:w="1987"/>
+          </w:tcPr>
+          <w:p>
+            <w:pPr>
+              <w:jc w:val="left"/>
+            </w:pPr>
+            <w:r>
+              <w:rPr>
+                <w:rFonts w:ascii="TimeNewRoman" w:hAnsi="TimeNewRoman"/>
+                <w:sz w:val="30"/>
+              </w:rPr>
+              <w:t>33-32=</w:t>
+            </w:r>
+          </w:p>
+        </w:tc>
+        <w:tc>
+          <w:tcPr>
+            <w:tcW w:type="dxa" w:w="1987"/>
+          </w:tcPr>
+          <w:p>
+            <w:pPr>
+              <w:jc w:val="left"/>
+            </w:pPr>
+            <w:r>
+              <w:rPr>
+                <w:rFonts w:ascii="TimeNewRoman" w:hAnsi="TimeNewRoman"/>
+                <w:sz w:val="30"/>
+              </w:rPr>
+              <w:t>14+8=</w:t>
+            </w:r>
+          </w:p>
+        </w:tc>
+        <w:tc>
+          <w:tcPr>
+            <w:tcW w:type="dxa" w:w="1987"/>
+          </w:tcPr>
+          <w:p>
+            <w:pPr>
+              <w:jc w:val="left"/>
+            </w:pPr>
+            <w:r>
+              <w:rPr>
+                <w:rFonts w:ascii="TimeNewRoman" w:hAnsi="TimeNewRoman"/>
+                <w:sz w:val="30"/>
+              </w:rPr>
+              <w:t>19+15=</w:t>
+            </w:r>
+          </w:p>
+        </w:tc>
+      </w:tr>
+      <w:tr>
+        <w:tc>
+          <w:tcPr>
+            <w:tcW w:type="dxa" w:w="1987"/>
+          </w:tcPr>
+          <w:p>
+            <w:pPr>
+              <w:jc w:val="left"/>
+            </w:pPr>
+            <w:r>
+              <w:rPr>
+                <w:rFonts w:ascii="TimeNewRoman" w:hAnsi="TimeNewRoman"/>
+                <w:sz w:val="30"/>
+              </w:rPr>
+              <w:t>76-57=</w:t>
+            </w:r>
+          </w:p>
+        </w:tc>
+        <w:tc>
+          <w:tcPr>
+            <w:tcW w:type="dxa" w:w="1987"/>
+          </w:tcPr>
+          <w:p>
+            <w:pPr>
+              <w:jc w:val="left"/>
+            </w:pPr>
+            <w:r>
+              <w:rPr>
+                <w:rFonts w:ascii="TimeNewRoman" w:hAnsi="TimeNewRoman"/>
+                <w:sz w:val="30"/>
+              </w:rPr>
+              <w:t>20+29=</w:t>
+            </w:r>
+          </w:p>
+        </w:tc>
+        <w:tc>
+          <w:tcPr>
+            <w:tcW w:type="dxa" w:w="1987"/>
+          </w:tcPr>
+          <w:p>
+            <w:pPr>
+              <w:jc w:val="left"/>
+            </w:pPr>
+            <w:r>
+              <w:rPr>
+                <w:rFonts w:ascii="TimeNewRoman" w:hAnsi="TimeNewRoman"/>
+                <w:sz w:val="30"/>
+              </w:rPr>
+              <w:t>90+7=</w:t>
+            </w:r>
+          </w:p>
+        </w:tc>
+        <w:tc>
+          <w:tcPr>
+            <w:tcW w:type="dxa" w:w="1987"/>
+          </w:tcPr>
+          <w:p>
+            <w:pPr>
+              <w:jc w:val="left"/>
+            </w:pPr>
+            <w:r>
+              <w:rPr>
+                <w:rFonts w:ascii="TimeNewRoman" w:hAnsi="TimeNewRoman"/>
+                <w:sz w:val="30"/>
+              </w:rPr>
+              <w:t>31-11=</w:t>
+            </w:r>
+          </w:p>
+        </w:tc>
+        <w:tc>
+          <w:tcPr>
+            <w:tcW w:type="dxa" w:w="1987"/>
+          </w:tcPr>
+          <w:p>
+            <w:pPr>
+              <w:jc w:val="left"/>
+            </w:pPr>
+            <w:r>
+              <w:rPr>
+                <w:rFonts w:ascii="TimeNewRoman" w:hAnsi="TimeNewRoman"/>
+                <w:sz w:val="30"/>
+              </w:rPr>
+              <w:t>58+20=</w:t>
+            </w:r>
+          </w:p>
+        </w:tc>
+      </w:tr>
+      <w:tr>
+        <w:tc>
+          <w:tcPr>
+            <w:tcW w:type="dxa" w:w="1987"/>
+          </w:tcPr>
+          <w:p>
+            <w:pPr>
+              <w:jc w:val="left"/>
+            </w:pPr>
+            <w:r>
+              <w:rPr>
+                <w:rFonts w:ascii="TimeNewRoman" w:hAnsi="TimeNewRoman"/>
+                <w:sz w:val="30"/>
+              </w:rPr>
+              <w:t>88-13=</w:t>
+            </w:r>
+          </w:p>
+        </w:tc>
+        <w:tc>
+          <w:tcPr>
+            <w:tcW w:type="dxa" w:w="1987"/>
+          </w:tcPr>
+          <w:p>
+            <w:pPr>
+              <w:jc w:val="left"/>
+            </w:pPr>
+            <w:r>
+              <w:rPr>
+                <w:rFonts w:ascii="TimeNewRoman" w:hAnsi="TimeNewRoman"/>
+                <w:sz w:val="30"/>
+              </w:rPr>
+              <w:t>36-1=</w:t>
+            </w:r>
+          </w:p>
+        </w:tc>
+        <w:tc>
+          <w:tcPr>
+            <w:tcW w:type="dxa" w:w="1987"/>
+          </w:tcPr>
+          <w:p>
+            <w:pPr>
+              <w:jc w:val="left"/>
+            </w:pPr>
+            <w:r>
+              <w:rPr>
+                <w:rFonts w:ascii="TimeNewRoman" w:hAnsi="TimeNewRoman"/>
+                <w:sz w:val="30"/>
+              </w:rPr>
+              <w:t>67-62=</w:t>
+            </w:r>
+          </w:p>
+        </w:tc>
+        <w:tc>
+          <w:tcPr>
+            <w:tcW w:type="dxa" w:w="1987"/>
+          </w:tcPr>
+          <w:p>
+            <w:pPr>
+              <w:jc w:val="left"/>
+            </w:pPr>
+            <w:r>
+              <w:rPr>
+                <w:rFonts w:ascii="TimeNewRoman" w:hAnsi="TimeNewRoman"/>
+                <w:sz w:val="30"/>
+              </w:rPr>
+              <w:t>26+33=</w:t>
+            </w:r>
+          </w:p>
+        </w:tc>
+        <w:tc>
+          <w:tcPr>
+            <w:tcW w:type="dxa" w:w="1987"/>
+          </w:tcPr>
+          <w:p>
+            <w:pPr>
+              <w:jc w:val="left"/>
+            </w:pPr>
+            <w:r>
+              <w:rPr>
+                <w:rFonts w:ascii="TimeNewRoman" w:hAnsi="TimeNewRoman"/>
+                <w:sz w:val="30"/>
+              </w:rPr>
+              <w:t>64+6=</w:t>
+            </w:r>
+          </w:p>
+        </w:tc>
+      </w:tr>
+      <w:tr>
+        <w:tc>
+          <w:tcPr>
+            <w:tcW w:type="dxa" w:w="1987"/>
+          </w:tcPr>
+          <w:p>
+            <w:pPr>
+              <w:jc w:val="left"/>
+            </w:pPr>
+            <w:r>
+              <w:rPr>
+                <w:rFonts w:ascii="TimeNewRoman" w:hAnsi="TimeNewRoman"/>
+                <w:sz w:val="30"/>
+              </w:rPr>
+              <w:t>68-30=</w:t>
+            </w:r>
+          </w:p>
+        </w:tc>
+        <w:tc>
+          <w:tcPr>
+            <w:tcW w:type="dxa" w:w="1987"/>
+          </w:tcPr>
+          <w:p>
+            <w:pPr>
+              <w:jc w:val="left"/>
+            </w:pPr>
+            <w:r>
+              <w:rPr>
+                <w:rFonts w:ascii="TimeNewRoman" w:hAnsi="TimeNewRoman"/>
+                <w:sz w:val="30"/>
+              </w:rPr>
+              <w:t>3+13=</w:t>
+            </w:r>
+          </w:p>
+        </w:tc>
+        <w:tc>
+          <w:tcPr>
+            <w:tcW w:type="dxa" w:w="1987"/>
+          </w:tcPr>
+          <w:p>
+            <w:pPr>
+              <w:jc w:val="left"/>
+            </w:pPr>
+            <w:r>
+              <w:rPr>
+                <w:rFonts w:ascii="TimeNewRoman" w:hAnsi="TimeNewRoman"/>
+                <w:sz w:val="30"/>
+              </w:rPr>
+              <w:t>62-10=</w:t>
+            </w:r>
+          </w:p>
+        </w:tc>
+        <w:tc>
+          <w:tcPr>
+            <w:tcW w:type="dxa" w:w="1987"/>
+          </w:tcPr>
+          <w:p>
+            <w:pPr>
+              <w:jc w:val="left"/>
+            </w:pPr>
+            <w:r>
+              <w:rPr>
+                <w:rFonts w:ascii="TimeNewRoman" w:hAnsi="TimeNewRoman"/>
+                <w:sz w:val="30"/>
+              </w:rPr>
+              <w:t>34+42=</w:t>
+            </w:r>
+          </w:p>
+        </w:tc>
+        <w:tc>
+          <w:tcPr>
+            <w:tcW w:type="dxa" w:w="1987"/>
+          </w:tcPr>
+          <w:p>
+            <w:pPr>
+              <w:jc w:val="left"/>
+            </w:pPr>
+            <w:r>
+              <w:rPr>
+                <w:rFonts w:ascii="TimeNewRoman" w:hAnsi="TimeNewRoman"/>
+                <w:sz w:val="30"/>
+              </w:rPr>
+              <w:t>42+0=</w:t>
+            </w:r>
+          </w:p>
+        </w:tc>
+      </w:tr>
+      <w:tr>
+        <w:tc>
+          <w:tcPr>
+            <w:tcW w:type="dxa" w:w="1987"/>
+          </w:tcPr>
+          <w:p>
+            <w:pPr>
+              <w:jc w:val="left"/>
+            </w:pPr>
+            <w:r>
+              <w:rPr>
+                <w:rFonts w:ascii="TimeNewRoman" w:hAnsi="TimeNewRoman"/>
+                <w:sz w:val="30"/>
+              </w:rPr>
+              <w:t>47+29=</w:t>
+            </w:r>
+          </w:p>
+        </w:tc>
+        <w:tc>
+          <w:tcPr>
+            <w:tcW w:type="dxa" w:w="1987"/>
+          </w:tcPr>
+          <w:p>
+            <w:pPr>
+              <w:jc w:val="left"/>
+            </w:pPr>
+            <w:r>
+              <w:rPr>
+                <w:rFonts w:ascii="TimeNewRoman" w:hAnsi="TimeNewRoman"/>
+                <w:sz w:val="30"/>
+              </w:rPr>
+              <w:t>74-67=</w:t>
+            </w:r>
+          </w:p>
+        </w:tc>
+        <w:tc>
+          <w:tcPr>
+            <w:tcW w:type="dxa" w:w="1987"/>
+          </w:tcPr>
+          <w:p>
+            <w:pPr>
+              <w:jc w:val="left"/>
+            </w:pPr>
+            <w:r>
+              <w:rPr>
+                <w:rFonts w:ascii="TimeNewRoman" w:hAnsi="TimeNewRoman"/>
+                <w:sz w:val="30"/>
+              </w:rPr>
+              <w:t>13+14=</w:t>
+            </w:r>
+          </w:p>
+        </w:tc>
+        <w:tc>
+          <w:tcPr>
+            <w:tcW w:type="dxa" w:w="1987"/>
+          </w:tcPr>
+          <w:p>
+            <w:pPr>
+              <w:jc w:val="left"/>
+            </w:pPr>
+            <w:r>
+              <w:rPr>
+                <w:rFonts w:ascii="TimeNewRoman" w:hAnsi="TimeNewRoman"/>
+                <w:sz w:val="30"/>
+              </w:rPr>
+              <w:t>44-28=</w:t>
+            </w:r>
+          </w:p>
+        </w:tc>
+        <w:tc>
+          <w:tcPr>
+            <w:tcW w:type="dxa" w:w="1987"/>
+          </w:tcPr>
+          <w:p>
+            <w:pPr>
+              <w:jc w:val="left"/>
+            </w:pPr>
+            <w:r>
+              <w:rPr>
+                <w:rFonts w:ascii="TimeNewRoman" w:hAnsi="TimeNewRoman"/>
+                <w:sz w:val="30"/>
+              </w:rPr>
+              <w:t>94-74=</w:t>
+            </w:r>
+          </w:p>
+        </w:tc>
+      </w:tr>
+      <w:tr>
+        <w:tc>
+          <w:tcPr>
+            <w:tcW w:type="dxa" w:w="1987"/>
+          </w:tcPr>
+          <w:p>
+            <w:pPr>
+              <w:jc w:val="left"/>
+            </w:pPr>
+            <w:r>
+              <w:rPr>
+                <w:rFonts w:ascii="TimeNewRoman" w:hAnsi="TimeNewRoman"/>
+                <w:sz w:val="30"/>
+              </w:rPr>
+              <w:t>0+66=</w:t>
+            </w:r>
+          </w:p>
+        </w:tc>
+        <w:tc>
+          <w:tcPr>
+            <w:tcW w:type="dxa" w:w="1987"/>
+          </w:tcPr>
+          <w:p>
+            <w:pPr>
+              <w:jc w:val="left"/>
+            </w:pPr>
+            <w:r>
+              <w:rPr>
+                <w:rFonts w:ascii="TimeNewRoman" w:hAnsi="TimeNewRoman"/>
+                <w:sz w:val="30"/>
+              </w:rPr>
+              <w:t>97-43=</w:t>
+            </w:r>
+          </w:p>
+        </w:tc>
+        <w:tc>
+          <w:tcPr>
+            <w:tcW w:type="dxa" w:w="1987"/>
+          </w:tcPr>
+          <w:p>
+            <w:pPr>
+              <w:jc w:val="left"/>
+            </w:pPr>
+            <w:r>
+              <w:rPr>
+                <w:rFonts w:ascii="TimeNewRoman" w:hAnsi="TimeNewRoman"/>
+                <w:sz w:val="30"/>
+              </w:rPr>
+              <w:t>62+23=</w:t>
+            </w:r>
+          </w:p>
+        </w:tc>
+        <w:tc>
+          <w:tcPr>
+            <w:tcW w:type="dxa" w:w="1987"/>
+          </w:tcPr>
+          <w:p>
+            <w:pPr>
+              <w:jc w:val="left"/>
+            </w:pPr>
+            <w:r>
+              <w:rPr>
+                <w:rFonts w:ascii="TimeNewRoman" w:hAnsi="TimeNewRoman"/>
+                <w:sz w:val="30"/>
+              </w:rPr>
+              <w:t>60+22=</w:t>
+            </w:r>
+          </w:p>
+        </w:tc>
+        <w:tc>
+          <w:tcPr>
+            <w:tcW w:type="dxa" w:w="1987"/>
+          </w:tcPr>
+          <w:p>
+            <w:pPr>
+              <w:jc w:val="left"/>
+            </w:pPr>
+            <w:r>
+              <w:rPr>
+                <w:rFonts w:ascii="TimeNewRoman" w:hAnsi="TimeNewRoman"/>
+                <w:sz w:val="30"/>
+              </w:rPr>
+              <w:t>22+75=</w:t>
+            </w:r>
+          </w:p>
+        </w:tc>
+      </w:tr>
+      <w:tr>
+        <w:tc>
+          <w:tcPr>
+            <w:tcW w:type="dxa" w:w="1987"/>
+          </w:tcPr>
+          <w:p>
+            <w:pPr>
+              <w:jc w:val="left"/>
+            </w:pPr>
+            <w:r>
+              <w:rPr>
+                <w:rFonts w:ascii="TimeNewRoman" w:hAnsi="TimeNewRoman"/>
+                <w:sz w:val="30"/>
+              </w:rPr>
+              <w:t>28+54=</w:t>
+            </w:r>
+          </w:p>
+        </w:tc>
+        <w:tc>
+          <w:tcPr>
+            <w:tcW w:type="dxa" w:w="1987"/>
+          </w:tcPr>
+          <w:p>
+            <w:pPr>
+              <w:jc w:val="left"/>
+            </w:pPr>
+            <w:r>
+              <w:rPr>
+                <w:rFonts w:ascii="TimeNewRoman" w:hAnsi="TimeNewRoman"/>
+                <w:sz w:val="30"/>
+              </w:rPr>
+              <w:t>47-42=</w:t>
+            </w:r>
+          </w:p>
+        </w:tc>
+        <w:tc>
+          <w:tcPr>
+            <w:tcW w:type="dxa" w:w="1987"/>
+          </w:tcPr>
+          <w:p>
+            <w:pPr>
+              <w:jc w:val="left"/>
+            </w:pPr>
+            <w:r>
+              <w:rPr>
+                <w:rFonts w:ascii="TimeNewRoman" w:hAnsi="TimeNewRoman"/>
+                <w:sz w:val="30"/>
+              </w:rPr>
+              <w:t>86-11=</w:t>
+            </w:r>
+          </w:p>
+        </w:tc>
+        <w:tc>
+          <w:tcPr>
+            <w:tcW w:type="dxa" w:w="1987"/>
+          </w:tcPr>
+          <w:p>
+            <w:pPr>
+              <w:jc w:val="left"/>
+            </w:pPr>
+            <w:r>
+              <w:rPr>
+                <w:rFonts w:ascii="TimeNewRoman" w:hAnsi="TimeNewRoman"/>
+                <w:sz w:val="30"/>
+              </w:rPr>
+              <w:t>69-36=</w:t>
+            </w:r>
+          </w:p>
+        </w:tc>
+        <w:tc>
+          <w:tcPr>
+            <w:tcW w:type="dxa" w:w="1987"/>
+          </w:tcPr>
+          <w:p>
+            <w:pPr>
+              <w:jc w:val="left"/>
+            </w:pPr>
+            <w:r>
+              <w:rPr>
+                <w:rFonts w:ascii="TimeNewRoman" w:hAnsi="TimeNewRoman"/>
+                <w:sz w:val="30"/>
+              </w:rPr>
+              <w:t>69-16=</w:t>
+            </w:r>
+          </w:p>
+        </w:tc>
+      </w:tr>
+      <w:tr>
+        <w:tc>
+          <w:tcPr>
+            <w:tcW w:type="dxa" w:w="1987"/>
+          </w:tcPr>
+          <w:p>
+            <w:pPr>
+              <w:jc w:val="left"/>
+            </w:pPr>
+            <w:r>
+              <w:rPr>
+                <w:rFonts w:ascii="TimeNewRoman" w:hAnsi="TimeNewRoman"/>
+                <w:sz w:val="30"/>
+              </w:rPr>
+              <w:t>47-42=</w:t>
+            </w:r>
+          </w:p>
+        </w:tc>
+        <w:tc>
+          <w:tcPr>
+            <w:tcW w:type="dxa" w:w="1987"/>
+          </w:tcPr>
+          <w:p>
+            <w:pPr>
+              <w:jc w:val="left"/>
+            </w:pPr>
+            <w:r>
+              <w:rPr>
+                <w:rFonts w:ascii="TimeNewRoman" w:hAnsi="TimeNewRoman"/>
+                <w:sz w:val="30"/>
+              </w:rPr>
+              <w:t>36-19=</w:t>
+            </w:r>
+          </w:p>
+        </w:tc>
+        <w:tc>
+          <w:tcPr>
+            <w:tcW w:type="dxa" w:w="1987"/>
+          </w:tcPr>
+          <w:p>
+            <w:pPr>
+              <w:jc w:val="left"/>
+            </w:pPr>
+            <w:r>
+              <w:rPr>
+                <w:rFonts w:ascii="TimeNewRoman" w:hAnsi="TimeNewRoman"/>
+                <w:sz w:val="30"/>
+              </w:rPr>
+              <w:t>32+14=</w:t>
+            </w:r>
+          </w:p>
+        </w:tc>
+        <w:tc>
+          <w:tcPr>
+            <w:tcW w:type="dxa" w:w="1987"/>
+          </w:tcPr>
+          <w:p>
+            <w:pPr>
+              <w:jc w:val="left"/>
+            </w:pPr>
+            <w:r>
+              <w:rPr>
+                <w:rFonts w:ascii="TimeNewRoman" w:hAnsi="TimeNewRoman"/>
+                <w:sz w:val="30"/>
+              </w:rPr>
+              <w:t>0+25=</w:t>
+            </w:r>
+          </w:p>
+        </w:tc>
+        <w:tc>
+          <w:tcPr>
+            <w:tcW w:type="dxa" w:w="1987"/>
+          </w:tcPr>
+          <w:p>
+            <w:pPr>
+              <w:jc w:val="left"/>
+            </w:pPr>
+            <w:r>
+              <w:rPr>
+                <w:rFonts w:ascii="TimeNewRoman" w:hAnsi="TimeNewRoman"/>
+                <w:sz w:val="30"/>
+              </w:rPr>
+              <w:t>99+0=</w:t>
+            </w:r>
+          </w:p>
+        </w:tc>
+      </w:tr>
+      <w:tr>
+        <w:tc>
+          <w:tcPr>
+            <w:tcW w:type="dxa" w:w="1987"/>
+          </w:tcPr>
+          <w:p>
+            <w:pPr>
+              <w:jc w:val="left"/>
+            </w:pPr>
+            <w:r>
+              <w:rPr>
+                <w:rFonts w:ascii="TimeNewRoman" w:hAnsi="TimeNewRoman"/>
+                <w:sz w:val="30"/>
+              </w:rPr>
+              <w:t>46+30=</w:t>
+            </w:r>
+          </w:p>
+        </w:tc>
+        <w:tc>
+          <w:tcPr>
+            <w:tcW w:type="dxa" w:w="1987"/>
+          </w:tcPr>
+          <w:p>
+            <w:pPr>
+              <w:jc w:val="left"/>
+            </w:pPr>
+            <w:r>
+              <w:rPr>
+                <w:rFonts w:ascii="TimeNewRoman" w:hAnsi="TimeNewRoman"/>
+                <w:sz w:val="30"/>
+              </w:rPr>
+              <w:t>3+69=</w:t>
+            </w:r>
+          </w:p>
+        </w:tc>
+        <w:tc>
+          <w:tcPr>
+            <w:tcW w:type="dxa" w:w="1987"/>
+          </w:tcPr>
+          <w:p>
+            <w:pPr>
+              <w:jc w:val="left"/>
+            </w:pPr>
+            <w:r>
+              <w:rPr>
+                <w:rFonts w:ascii="TimeNewRoman" w:hAnsi="TimeNewRoman"/>
+                <w:sz w:val="30"/>
+              </w:rPr>
+              <w:t>18+64=</w:t>
+            </w:r>
+          </w:p>
+        </w:tc>
+        <w:tc>
+          <w:tcPr>
+            <w:tcW w:type="dxa" w:w="1987"/>
+          </w:tcPr>
+          <w:p>
+            <w:pPr>
+              <w:jc w:val="left"/>
+            </w:pPr>
+            <w:r>
+              <w:rPr>
+                <w:rFonts w:ascii="TimeNewRoman" w:hAnsi="TimeNewRoman"/>
+                <w:sz w:val="30"/>
+              </w:rPr>
+              <w:t>17-0=</w:t>
+            </w:r>
+          </w:p>
+        </w:tc>
+        <w:tc>
+          <w:tcPr>
+            <w:tcW w:type="dxa" w:w="1987"/>
+          </w:tcPr>
+          <w:p>
+            <w:pPr>
+              <w:jc w:val="left"/>
+            </w:pPr>
+            <w:r>
+              <w:rPr>
+                <w:rFonts w:ascii="TimeNewRoman" w:hAnsi="TimeNewRoman"/>
+                <w:sz w:val="30"/>
+              </w:rPr>
+              <w:t>96-70=</w:t>
+            </w:r>
+          </w:p>
+        </w:tc>
+      </w:tr>
+      <w:tr>
+        <w:tc>
+          <w:tcPr>
+            <w:tcW w:type="dxa" w:w="1987"/>
+          </w:tcPr>
+          <w:p>
+            <w:pPr>
+              <w:jc w:val="left"/>
+            </w:pPr>
+            <w:r>
+              <w:rPr>
+                <w:rFonts w:ascii="TimeNewRoman" w:hAnsi="TimeNewRoman"/>
+                <w:sz w:val="30"/>
+              </w:rPr>
+              <w:t>10-3=</w:t>
+            </w:r>
+          </w:p>
+        </w:tc>
+        <w:tc>
+          <w:tcPr>
+            <w:tcW w:type="dxa" w:w="1987"/>
+          </w:tcPr>
+          <w:p>
+            <w:pPr>
+              <w:jc w:val="left"/>
+            </w:pPr>
+            <w:r>
+              <w:rPr>
+                <w:rFonts w:ascii="TimeNewRoman" w:hAnsi="TimeNewRoman"/>
+                <w:sz w:val="30"/>
+              </w:rPr>
+              <w:t>43+11=</w:t>
+            </w:r>
+          </w:p>
+        </w:tc>
+        <w:tc>
+          <w:tcPr>
+            <w:tcW w:type="dxa" w:w="1987"/>
+          </w:tcPr>
+          <w:p>
+            <w:pPr>
+              <w:jc w:val="left"/>
+            </w:pPr>
+            <w:r>
+              <w:rPr>
+                <w:rFonts w:ascii="TimeNewRoman" w:hAnsi="TimeNewRoman"/>
+                <w:sz w:val="30"/>
+              </w:rPr>
+              <w:t>7+17=</w:t>
+            </w:r>
+          </w:p>
+        </w:tc>
+        <w:tc>
+          <w:tcPr>
+            <w:tcW w:type="dxa" w:w="1987"/>
+          </w:tcPr>
+          <w:p>
+            <w:pPr>
+              <w:jc w:val="left"/>
+            </w:pPr>
+            <w:r>
+              <w:rPr>
+                <w:rFonts w:ascii="TimeNewRoman" w:hAnsi="TimeNewRoman"/>
+                <w:sz w:val="30"/>
+              </w:rPr>
+              <w:t>55+0=</w:t>
+            </w:r>
+          </w:p>
+        </w:tc>
+        <w:tc>
+          <w:tcPr>
+            <w:tcW w:type="dxa" w:w="1987"/>
+          </w:tcPr>
+          <w:p>
+            <w:pPr>
+              <w:jc w:val="left"/>
+            </w:pPr>
+            <w:r>
+              <w:rPr>
+                <w:rFonts w:ascii="TimeNewRoman" w:hAnsi="TimeNewRoman"/>
+                <w:sz w:val="30"/>
+              </w:rPr>
+              <w:t>8+50=</w:t>
+            </w:r>
+          </w:p>
+        </w:tc>
+      </w:tr>
+      <w:tr>
+        <w:tc>
+          <w:tcPr>
+            <w:tcW w:type="dxa" w:w="1987"/>
+          </w:tcPr>
+          <w:p>
+            <w:pPr>
+              <w:jc w:val="left"/>
+            </w:pPr>
+            <w:r>
+              <w:rPr>
+                <w:rFonts w:ascii="TimeNewRoman" w:hAnsi="TimeNewRoman"/>
+                <w:sz w:val="30"/>
+              </w:rPr>
               <w:t>38+35=</w:t>
+            </w:r>
+          </w:p>
+        </w:tc>
+        <w:tc>
+          <w:tcPr>
+            <w:tcW w:type="dxa" w:w="1987"/>
+          </w:tcPr>
+          <w:p>
+            <w:pPr>
+              <w:jc w:val="left"/>
+            </w:pPr>
+            <w:r>
+              <w:rPr>
+                <w:rFonts w:ascii="TimeNewRoman" w:hAnsi="TimeNewRoman"/>
+                <w:sz w:val="30"/>
+              </w:rPr>
+              <w:t>98-28=</w:t>
+            </w:r>
+          </w:p>
+        </w:tc>
+        <w:tc>
+          <w:tcPr>
+            <w:tcW w:type="dxa" w:w="1987"/>
+          </w:tcPr>
+          <w:p>
+            <w:pPr>
+              <w:jc w:val="left"/>
+            </w:pPr>
+            <w:r>
+              <w:rPr>
+                <w:rFonts w:ascii="TimeNewRoman" w:hAnsi="TimeNewRoman"/>
+                <w:sz w:val="30"/>
+              </w:rPr>
+              <w:t>99-27=</w:t>
             </w:r>
           </w:p>
         </w:tc>
@@ -717,7 +1674,7 @@
                 <w:rFonts w:ascii="TimeNewRoman" w:hAnsi="TimeNewRoman"/>
                 <w:sz w:val="30"/>
               </w:rPr>
-              <w:t>97-96=</w:t>
+              <w:t>47+15=</w:t>
             </w:r>
           </w:p>
         </w:tc>
@@ -736,7 +1693,7 @@
                 <w:rFonts w:ascii="TimeNewRoman" w:hAnsi="TimeNewRoman"/>
                 <w:sz w:val="30"/>
               </w:rPr>
-              <w:t>69-53=</w:t>
+              <w:t>92-79=</w:t>
             </w:r>
           </w:p>
         </w:tc>
@@ -753,7 +1710,7 @@
                 <w:rFonts w:ascii="TimeNewRoman" w:hAnsi="TimeNewRoman"/>
                 <w:sz w:val="30"/>
               </w:rPr>
-              <w:t>7+87=</w:t>
+              <w:t>65-11=</w:t>
             </w:r>
           </w:p>
         </w:tc>
@@ -770,7 +1727,7 @@
                 <w:rFonts w:ascii="TimeNewRoman" w:hAnsi="TimeNewRoman"/>
                 <w:sz w:val="30"/>
               </w:rPr>
-              <w:t>40-19=</w:t>
+              <w:t>53+17=</w:t>
             </w:r>
           </w:p>
         </w:tc>
@@ -787,7 +1744,7 @@
                 <w:rFonts w:ascii="TimeNewRoman" w:hAnsi="TimeNewRoman"/>
                 <w:sz w:val="30"/>
               </w:rPr>
-              <w:t>42-4=</w:t>
+              <w:t>39+47=</w:t>
             </w:r>
           </w:p>
         </w:tc>
@@ -804,964 +1761,7 @@
                 <w:rFonts w:ascii="TimeNewRoman" w:hAnsi="TimeNewRoman"/>
                 <w:sz w:val="30"/>
               </w:rPr>
-              <w:t>23-17=</w:t>
-            </w:r>
-          </w:p>
-        </w:tc>
-      </w:tr>
-      <w:tr>
-        <w:tc>
-          <w:tcPr>
-            <w:tcW w:type="dxa" w:w="1987"/>
-          </w:tcPr>
-          <w:p>
-            <w:pPr>
-              <w:jc w:val="left"/>
-            </w:pPr>
-            <w:r>
-              <w:rPr>
-                <w:rFonts w:ascii="TimeNewRoman" w:hAnsi="TimeNewRoman"/>
-                <w:sz w:val="30"/>
-              </w:rPr>
-              <w:t>55-1=</w:t>
-            </w:r>
-          </w:p>
-        </w:tc>
-        <w:tc>
-          <w:tcPr>
-            <w:tcW w:type="dxa" w:w="1987"/>
-          </w:tcPr>
-          <w:p>
-            <w:pPr>
-              <w:jc w:val="left"/>
-            </w:pPr>
-            <w:r>
-              <w:rPr>
-                <w:rFonts w:ascii="TimeNewRoman" w:hAnsi="TimeNewRoman"/>
-                <w:sz w:val="30"/>
-              </w:rPr>
-              <w:t>44+26=</w:t>
-            </w:r>
-          </w:p>
-        </w:tc>
-        <w:tc>
-          <w:tcPr>
-            <w:tcW w:type="dxa" w:w="1987"/>
-          </w:tcPr>
-          <w:p>
-            <w:pPr>
-              <w:jc w:val="left"/>
-            </w:pPr>
-            <w:r>
-              <w:rPr>
-                <w:rFonts w:ascii="TimeNewRoman" w:hAnsi="TimeNewRoman"/>
-                <w:sz w:val="30"/>
-              </w:rPr>
-              <w:t>49-44=</w:t>
-            </w:r>
-          </w:p>
-        </w:tc>
-        <w:tc>
-          <w:tcPr>
-            <w:tcW w:type="dxa" w:w="1987"/>
-          </w:tcPr>
-          <w:p>
-            <w:pPr>
-              <w:jc w:val="left"/>
-            </w:pPr>
-            <w:r>
-              <w:rPr>
-                <w:rFonts w:ascii="TimeNewRoman" w:hAnsi="TimeNewRoman"/>
-                <w:sz w:val="30"/>
-              </w:rPr>
-              <w:t>35+55=</w:t>
-            </w:r>
-          </w:p>
-        </w:tc>
-        <w:tc>
-          <w:tcPr>
-            <w:tcW w:type="dxa" w:w="1987"/>
-          </w:tcPr>
-          <w:p>
-            <w:pPr>
-              <w:jc w:val="left"/>
-            </w:pPr>
-            <w:r>
-              <w:rPr>
-                <w:rFonts w:ascii="TimeNewRoman" w:hAnsi="TimeNewRoman"/>
-                <w:sz w:val="30"/>
-              </w:rPr>
-              <w:t>80-4=</w:t>
-            </w:r>
-          </w:p>
-        </w:tc>
-      </w:tr>
-      <w:tr>
-        <w:tc>
-          <w:tcPr>
-            <w:tcW w:type="dxa" w:w="1987"/>
-          </w:tcPr>
-          <w:p>
-            <w:pPr>
-              <w:jc w:val="left"/>
-            </w:pPr>
-            <w:r>
-              <w:rPr>
-                <w:rFonts w:ascii="TimeNewRoman" w:hAnsi="TimeNewRoman"/>
-                <w:sz w:val="30"/>
-              </w:rPr>
-              <w:t>92-60=</w:t>
-            </w:r>
-          </w:p>
-        </w:tc>
-        <w:tc>
-          <w:tcPr>
-            <w:tcW w:type="dxa" w:w="1987"/>
-          </w:tcPr>
-          <w:p>
-            <w:pPr>
-              <w:jc w:val="left"/>
-            </w:pPr>
-            <w:r>
-              <w:rPr>
-                <w:rFonts w:ascii="TimeNewRoman" w:hAnsi="TimeNewRoman"/>
-                <w:sz w:val="30"/>
-              </w:rPr>
-              <w:t>42-27=</w:t>
-            </w:r>
-          </w:p>
-        </w:tc>
-        <w:tc>
-          <w:tcPr>
-            <w:tcW w:type="dxa" w:w="1987"/>
-          </w:tcPr>
-          <w:p>
-            <w:pPr>
-              <w:jc w:val="left"/>
-            </w:pPr>
-            <w:r>
-              <w:rPr>
-                <w:rFonts w:ascii="TimeNewRoman" w:hAnsi="TimeNewRoman"/>
-                <w:sz w:val="30"/>
-              </w:rPr>
-              <w:t>19+57=</w:t>
-            </w:r>
-          </w:p>
-        </w:tc>
-        <w:tc>
-          <w:tcPr>
-            <w:tcW w:type="dxa" w:w="1987"/>
-          </w:tcPr>
-          <w:p>
-            <w:pPr>
-              <w:jc w:val="left"/>
-            </w:pPr>
-            <w:r>
-              <w:rPr>
-                <w:rFonts w:ascii="TimeNewRoman" w:hAnsi="TimeNewRoman"/>
-                <w:sz w:val="30"/>
-              </w:rPr>
-              <w:t>24+18=</w:t>
-            </w:r>
-          </w:p>
-        </w:tc>
-        <w:tc>
-          <w:tcPr>
-            <w:tcW w:type="dxa" w:w="1987"/>
-          </w:tcPr>
-          <w:p>
-            <w:pPr>
-              <w:jc w:val="left"/>
-            </w:pPr>
-            <w:r>
-              <w:rPr>
-                <w:rFonts w:ascii="TimeNewRoman" w:hAnsi="TimeNewRoman"/>
-                <w:sz w:val="30"/>
-              </w:rPr>
-              <w:t>75-57=</w:t>
-            </w:r>
-          </w:p>
-        </w:tc>
-      </w:tr>
-      <w:tr>
-        <w:tc>
-          <w:tcPr>
-            <w:tcW w:type="dxa" w:w="1987"/>
-          </w:tcPr>
-          <w:p>
-            <w:pPr>
-              <w:jc w:val="left"/>
-            </w:pPr>
-            <w:r>
-              <w:rPr>
-                <w:rFonts w:ascii="TimeNewRoman" w:hAnsi="TimeNewRoman"/>
-                <w:sz w:val="30"/>
-              </w:rPr>
-              <w:t>42+15=</w:t>
-            </w:r>
-          </w:p>
-        </w:tc>
-        <w:tc>
-          <w:tcPr>
-            <w:tcW w:type="dxa" w:w="1987"/>
-          </w:tcPr>
-          <w:p>
-            <w:pPr>
-              <w:jc w:val="left"/>
-            </w:pPr>
-            <w:r>
-              <w:rPr>
-                <w:rFonts w:ascii="TimeNewRoman" w:hAnsi="TimeNewRoman"/>
-                <w:sz w:val="30"/>
-              </w:rPr>
-              <w:t>75-56=</w:t>
-            </w:r>
-          </w:p>
-        </w:tc>
-        <w:tc>
-          <w:tcPr>
-            <w:tcW w:type="dxa" w:w="1987"/>
-          </w:tcPr>
-          <w:p>
-            <w:pPr>
-              <w:jc w:val="left"/>
-            </w:pPr>
-            <w:r>
-              <w:rPr>
-                <w:rFonts w:ascii="TimeNewRoman" w:hAnsi="TimeNewRoman"/>
-                <w:sz w:val="30"/>
-              </w:rPr>
-              <w:t>50-50=</w:t>
-            </w:r>
-          </w:p>
-        </w:tc>
-        <w:tc>
-          <w:tcPr>
-            <w:tcW w:type="dxa" w:w="1987"/>
-          </w:tcPr>
-          <w:p>
-            <w:pPr>
-              <w:jc w:val="left"/>
-            </w:pPr>
-            <w:r>
-              <w:rPr>
-                <w:rFonts w:ascii="TimeNewRoman" w:hAnsi="TimeNewRoman"/>
-                <w:sz w:val="30"/>
-              </w:rPr>
-              <w:t>50-22=</w:t>
-            </w:r>
-          </w:p>
-        </w:tc>
-        <w:tc>
-          <w:tcPr>
-            <w:tcW w:type="dxa" w:w="1987"/>
-          </w:tcPr>
-          <w:p>
-            <w:pPr>
-              <w:jc w:val="left"/>
-            </w:pPr>
-            <w:r>
-              <w:rPr>
-                <w:rFonts w:ascii="TimeNewRoman" w:hAnsi="TimeNewRoman"/>
-                <w:sz w:val="30"/>
-              </w:rPr>
-              <w:t>39-1=</w:t>
-            </w:r>
-          </w:p>
-        </w:tc>
-      </w:tr>
-      <w:tr>
-        <w:tc>
-          <w:tcPr>
-            <w:tcW w:type="dxa" w:w="1987"/>
-          </w:tcPr>
-          <w:p>
-            <w:pPr>
-              <w:jc w:val="left"/>
-            </w:pPr>
-            <w:r>
-              <w:rPr>
-                <w:rFonts w:ascii="TimeNewRoman" w:hAnsi="TimeNewRoman"/>
-                <w:sz w:val="30"/>
-              </w:rPr>
-              <w:t>41-30=</w:t>
-            </w:r>
-          </w:p>
-        </w:tc>
-        <w:tc>
-          <w:tcPr>
-            <w:tcW w:type="dxa" w:w="1987"/>
-          </w:tcPr>
-          <w:p>
-            <w:pPr>
-              <w:jc w:val="left"/>
-            </w:pPr>
-            <w:r>
-              <w:rPr>
-                <w:rFonts w:ascii="TimeNewRoman" w:hAnsi="TimeNewRoman"/>
-                <w:sz w:val="30"/>
-              </w:rPr>
-              <w:t>68-15=</w:t>
-            </w:r>
-          </w:p>
-        </w:tc>
-        <w:tc>
-          <w:tcPr>
-            <w:tcW w:type="dxa" w:w="1987"/>
-          </w:tcPr>
-          <w:p>
-            <w:pPr>
-              <w:jc w:val="left"/>
-            </w:pPr>
-            <w:r>
-              <w:rPr>
-                <w:rFonts w:ascii="TimeNewRoman" w:hAnsi="TimeNewRoman"/>
-                <w:sz w:val="30"/>
-              </w:rPr>
-              <w:t>38-30=</w:t>
-            </w:r>
-          </w:p>
-        </w:tc>
-        <w:tc>
-          <w:tcPr>
-            <w:tcW w:type="dxa" w:w="1987"/>
-          </w:tcPr>
-          <w:p>
-            <w:pPr>
-              <w:jc w:val="left"/>
-            </w:pPr>
-            <w:r>
-              <w:rPr>
-                <w:rFonts w:ascii="TimeNewRoman" w:hAnsi="TimeNewRoman"/>
-                <w:sz w:val="30"/>
-              </w:rPr>
-              <w:t>83-21=</w:t>
-            </w:r>
-          </w:p>
-        </w:tc>
-        <w:tc>
-          <w:tcPr>
-            <w:tcW w:type="dxa" w:w="1987"/>
-          </w:tcPr>
-          <w:p>
-            <w:pPr>
-              <w:jc w:val="left"/>
-            </w:pPr>
-            <w:r>
-              <w:rPr>
-                <w:rFonts w:ascii="TimeNewRoman" w:hAnsi="TimeNewRoman"/>
-                <w:sz w:val="30"/>
-              </w:rPr>
-              <w:t>64-21=</w:t>
-            </w:r>
-          </w:p>
-        </w:tc>
-      </w:tr>
-      <w:tr>
-        <w:tc>
-          <w:tcPr>
-            <w:tcW w:type="dxa" w:w="1987"/>
-          </w:tcPr>
-          <w:p>
-            <w:pPr>
-              <w:jc w:val="left"/>
-            </w:pPr>
-            <w:r>
-              <w:rPr>
-                <w:rFonts w:ascii="TimeNewRoman" w:hAnsi="TimeNewRoman"/>
-                <w:sz w:val="30"/>
-              </w:rPr>
-              <w:t>11+28=</w:t>
-            </w:r>
-          </w:p>
-        </w:tc>
-        <w:tc>
-          <w:tcPr>
-            <w:tcW w:type="dxa" w:w="1987"/>
-          </w:tcPr>
-          <w:p>
-            <w:pPr>
-              <w:jc w:val="left"/>
-            </w:pPr>
-            <w:r>
-              <w:rPr>
-                <w:rFonts w:ascii="TimeNewRoman" w:hAnsi="TimeNewRoman"/>
-                <w:sz w:val="30"/>
-              </w:rPr>
-              <w:t>36+56=</w:t>
-            </w:r>
-          </w:p>
-        </w:tc>
-        <w:tc>
-          <w:tcPr>
-            <w:tcW w:type="dxa" w:w="1987"/>
-          </w:tcPr>
-          <w:p>
-            <w:pPr>
-              <w:jc w:val="left"/>
-            </w:pPr>
-            <w:r>
-              <w:rPr>
-                <w:rFonts w:ascii="TimeNewRoman" w:hAnsi="TimeNewRoman"/>
-                <w:sz w:val="30"/>
-              </w:rPr>
-              <w:t>19+29=</w:t>
-            </w:r>
-          </w:p>
-        </w:tc>
-        <w:tc>
-          <w:tcPr>
-            <w:tcW w:type="dxa" w:w="1987"/>
-          </w:tcPr>
-          <w:p>
-            <w:pPr>
-              <w:jc w:val="left"/>
-            </w:pPr>
-            <w:r>
-              <w:rPr>
-                <w:rFonts w:ascii="TimeNewRoman" w:hAnsi="TimeNewRoman"/>
-                <w:sz w:val="30"/>
-              </w:rPr>
-              <w:t>23+46=</w:t>
-            </w:r>
-          </w:p>
-        </w:tc>
-        <w:tc>
-          <w:tcPr>
-            <w:tcW w:type="dxa" w:w="1987"/>
-          </w:tcPr>
-          <w:p>
-            <w:pPr>
-              <w:jc w:val="left"/>
-            </w:pPr>
-            <w:r>
-              <w:rPr>
-                <w:rFonts w:ascii="TimeNewRoman" w:hAnsi="TimeNewRoman"/>
-                <w:sz w:val="30"/>
-              </w:rPr>
-              <w:t>23+65=</w:t>
-            </w:r>
-          </w:p>
-        </w:tc>
-      </w:tr>
-      <w:tr>
-        <w:tc>
-          <w:tcPr>
-            <w:tcW w:type="dxa" w:w="1987"/>
-          </w:tcPr>
-          <w:p>
-            <w:pPr>
-              <w:jc w:val="left"/>
-            </w:pPr>
-            <w:r>
-              <w:rPr>
-                <w:rFonts w:ascii="TimeNewRoman" w:hAnsi="TimeNewRoman"/>
-                <w:sz w:val="30"/>
-              </w:rPr>
-              <w:t>81-35=</w:t>
-            </w:r>
-          </w:p>
-        </w:tc>
-        <w:tc>
-          <w:tcPr>
-            <w:tcW w:type="dxa" w:w="1987"/>
-          </w:tcPr>
-          <w:p>
-            <w:pPr>
-              <w:jc w:val="left"/>
-            </w:pPr>
-            <w:r>
-              <w:rPr>
-                <w:rFonts w:ascii="TimeNewRoman" w:hAnsi="TimeNewRoman"/>
-                <w:sz w:val="30"/>
-              </w:rPr>
-              <w:t>95-36=</w:t>
-            </w:r>
-          </w:p>
-        </w:tc>
-        <w:tc>
-          <w:tcPr>
-            <w:tcW w:type="dxa" w:w="1987"/>
-          </w:tcPr>
-          <w:p>
-            <w:pPr>
-              <w:jc w:val="left"/>
-            </w:pPr>
-            <w:r>
-              <w:rPr>
-                <w:rFonts w:ascii="TimeNewRoman" w:hAnsi="TimeNewRoman"/>
-                <w:sz w:val="30"/>
-              </w:rPr>
-              <w:t>92-17=</w:t>
-            </w:r>
-          </w:p>
-        </w:tc>
-        <w:tc>
-          <w:tcPr>
-            <w:tcW w:type="dxa" w:w="1987"/>
-          </w:tcPr>
-          <w:p>
-            <w:pPr>
-              <w:jc w:val="left"/>
-            </w:pPr>
-            <w:r>
-              <w:rPr>
-                <w:rFonts w:ascii="TimeNewRoman" w:hAnsi="TimeNewRoman"/>
-                <w:sz w:val="30"/>
-              </w:rPr>
-              <w:t>29+20=</w:t>
-            </w:r>
-          </w:p>
-        </w:tc>
-        <w:tc>
-          <w:tcPr>
-            <w:tcW w:type="dxa" w:w="1987"/>
-          </w:tcPr>
-          <w:p>
-            <w:pPr>
-              <w:jc w:val="left"/>
-            </w:pPr>
-            <w:r>
-              <w:rPr>
-                <w:rFonts w:ascii="TimeNewRoman" w:hAnsi="TimeNewRoman"/>
-                <w:sz w:val="30"/>
-              </w:rPr>
-              <w:t>14+52=</w:t>
-            </w:r>
-          </w:p>
-        </w:tc>
-      </w:tr>
-      <w:tr>
-        <w:tc>
-          <w:tcPr>
-            <w:tcW w:type="dxa" w:w="1987"/>
-          </w:tcPr>
-          <w:p>
-            <w:pPr>
-              <w:jc w:val="left"/>
-            </w:pPr>
-            <w:r>
-              <w:rPr>
-                <w:rFonts w:ascii="TimeNewRoman" w:hAnsi="TimeNewRoman"/>
-                <w:sz w:val="30"/>
-              </w:rPr>
-              <w:t>31+47=</w:t>
-            </w:r>
-          </w:p>
-        </w:tc>
-        <w:tc>
-          <w:tcPr>
-            <w:tcW w:type="dxa" w:w="1987"/>
-          </w:tcPr>
-          <w:p>
-            <w:pPr>
-              <w:jc w:val="left"/>
-            </w:pPr>
-            <w:r>
-              <w:rPr>
-                <w:rFonts w:ascii="TimeNewRoman" w:hAnsi="TimeNewRoman"/>
-                <w:sz w:val="30"/>
-              </w:rPr>
-              <w:t>42+29=</w:t>
-            </w:r>
-          </w:p>
-        </w:tc>
-        <w:tc>
-          <w:tcPr>
-            <w:tcW w:type="dxa" w:w="1987"/>
-          </w:tcPr>
-          <w:p>
-            <w:pPr>
-              <w:jc w:val="left"/>
-            </w:pPr>
-            <w:r>
-              <w:rPr>
-                <w:rFonts w:ascii="TimeNewRoman" w:hAnsi="TimeNewRoman"/>
-                <w:sz w:val="30"/>
-              </w:rPr>
-              <w:t>80-16=</w:t>
-            </w:r>
-          </w:p>
-        </w:tc>
-        <w:tc>
-          <w:tcPr>
-            <w:tcW w:type="dxa" w:w="1987"/>
-          </w:tcPr>
-          <w:p>
-            <w:pPr>
-              <w:jc w:val="left"/>
-            </w:pPr>
-            <w:r>
-              <w:rPr>
-                <w:rFonts w:ascii="TimeNewRoman" w:hAnsi="TimeNewRoman"/>
-                <w:sz w:val="30"/>
-              </w:rPr>
-              <w:t>23-7=</w:t>
-            </w:r>
-          </w:p>
-        </w:tc>
-        <w:tc>
-          <w:tcPr>
-            <w:tcW w:type="dxa" w:w="1987"/>
-          </w:tcPr>
-          <w:p>
-            <w:pPr>
-              <w:jc w:val="left"/>
-            </w:pPr>
-            <w:r>
-              <w:rPr>
-                <w:rFonts w:ascii="TimeNewRoman" w:hAnsi="TimeNewRoman"/>
-                <w:sz w:val="30"/>
-              </w:rPr>
-              <w:t>90-87=</w:t>
-            </w:r>
-          </w:p>
-        </w:tc>
-      </w:tr>
-      <w:tr>
-        <w:tc>
-          <w:tcPr>
-            <w:tcW w:type="dxa" w:w="1987"/>
-          </w:tcPr>
-          <w:p>
-            <w:pPr>
-              <w:jc w:val="left"/>
-            </w:pPr>
-            <w:r>
-              <w:rPr>
-                <w:rFonts w:ascii="TimeNewRoman" w:hAnsi="TimeNewRoman"/>
-                <w:sz w:val="30"/>
-              </w:rPr>
-              <w:t>9+3=</w:t>
-            </w:r>
-          </w:p>
-        </w:tc>
-        <w:tc>
-          <w:tcPr>
-            <w:tcW w:type="dxa" w:w="1987"/>
-          </w:tcPr>
-          <w:p>
-            <w:pPr>
-              <w:jc w:val="left"/>
-            </w:pPr>
-            <w:r>
-              <w:rPr>
-                <w:rFonts w:ascii="TimeNewRoman" w:hAnsi="TimeNewRoman"/>
-                <w:sz w:val="30"/>
-              </w:rPr>
-              <w:t>18-10=</w:t>
-            </w:r>
-          </w:p>
-        </w:tc>
-        <w:tc>
-          <w:tcPr>
-            <w:tcW w:type="dxa" w:w="1987"/>
-          </w:tcPr>
-          <w:p>
-            <w:pPr>
-              <w:jc w:val="left"/>
-            </w:pPr>
-            <w:r>
-              <w:rPr>
-                <w:rFonts w:ascii="TimeNewRoman" w:hAnsi="TimeNewRoman"/>
-                <w:sz w:val="30"/>
-              </w:rPr>
-              <w:t>75-27=</w:t>
-            </w:r>
-          </w:p>
-        </w:tc>
-        <w:tc>
-          <w:tcPr>
-            <w:tcW w:type="dxa" w:w="1987"/>
-          </w:tcPr>
-          <w:p>
-            <w:pPr>
-              <w:jc w:val="left"/>
-            </w:pPr>
-            <w:r>
-              <w:rPr>
-                <w:rFonts w:ascii="TimeNewRoman" w:hAnsi="TimeNewRoman"/>
-                <w:sz w:val="30"/>
-              </w:rPr>
-              <w:t>7+54=</w:t>
-            </w:r>
-          </w:p>
-        </w:tc>
-        <w:tc>
-          <w:tcPr>
-            <w:tcW w:type="dxa" w:w="1987"/>
-          </w:tcPr>
-          <w:p>
-            <w:pPr>
-              <w:jc w:val="left"/>
-            </w:pPr>
-            <w:r>
-              <w:rPr>
-                <w:rFonts w:ascii="TimeNewRoman" w:hAnsi="TimeNewRoman"/>
-                <w:sz w:val="30"/>
-              </w:rPr>
-              <w:t>33-8=</w:t>
-            </w:r>
-          </w:p>
-        </w:tc>
-      </w:tr>
-      <w:tr>
-        <w:tc>
-          <w:tcPr>
-            <w:tcW w:type="dxa" w:w="1987"/>
-          </w:tcPr>
-          <w:p>
-            <w:pPr>
-              <w:jc w:val="left"/>
-            </w:pPr>
-            <w:r>
-              <w:rPr>
-                <w:rFonts w:ascii="TimeNewRoman" w:hAnsi="TimeNewRoman"/>
-                <w:sz w:val="30"/>
-              </w:rPr>
-              <w:t>9+49=</w:t>
-            </w:r>
-          </w:p>
-        </w:tc>
-        <w:tc>
-          <w:tcPr>
-            <w:tcW w:type="dxa" w:w="1987"/>
-          </w:tcPr>
-          <w:p>
-            <w:pPr>
-              <w:jc w:val="left"/>
-            </w:pPr>
-            <w:r>
-              <w:rPr>
-                <w:rFonts w:ascii="TimeNewRoman" w:hAnsi="TimeNewRoman"/>
-                <w:sz w:val="30"/>
-              </w:rPr>
-              <w:t>79+9=</w:t>
-            </w:r>
-          </w:p>
-        </w:tc>
-        <w:tc>
-          <w:tcPr>
-            <w:tcW w:type="dxa" w:w="1987"/>
-          </w:tcPr>
-          <w:p>
-            <w:pPr>
-              <w:jc w:val="left"/>
-            </w:pPr>
-            <w:r>
-              <w:rPr>
-                <w:rFonts w:ascii="TimeNewRoman" w:hAnsi="TimeNewRoman"/>
-                <w:sz w:val="30"/>
-              </w:rPr>
-              <w:t>33+44=</w:t>
-            </w:r>
-          </w:p>
-        </w:tc>
-        <w:tc>
-          <w:tcPr>
-            <w:tcW w:type="dxa" w:w="1987"/>
-          </w:tcPr>
-          <w:p>
-            <w:pPr>
-              <w:jc w:val="left"/>
-            </w:pPr>
-            <w:r>
-              <w:rPr>
-                <w:rFonts w:ascii="TimeNewRoman" w:hAnsi="TimeNewRoman"/>
-                <w:sz w:val="30"/>
-              </w:rPr>
-              <w:t>76-9=</w:t>
-            </w:r>
-          </w:p>
-        </w:tc>
-        <w:tc>
-          <w:tcPr>
-            <w:tcW w:type="dxa" w:w="1987"/>
-          </w:tcPr>
-          <w:p>
-            <w:pPr>
-              <w:jc w:val="left"/>
-            </w:pPr>
-            <w:r>
-              <w:rPr>
-                <w:rFonts w:ascii="TimeNewRoman" w:hAnsi="TimeNewRoman"/>
-                <w:sz w:val="30"/>
-              </w:rPr>
-              <w:t>59-8=</w:t>
-            </w:r>
-          </w:p>
-        </w:tc>
-      </w:tr>
-      <w:tr>
-        <w:tc>
-          <w:tcPr>
-            <w:tcW w:type="dxa" w:w="1987"/>
-          </w:tcPr>
-          <w:p>
-            <w:pPr>
-              <w:jc w:val="left"/>
-            </w:pPr>
-            <w:r>
-              <w:rPr>
-                <w:rFonts w:ascii="TimeNewRoman" w:hAnsi="TimeNewRoman"/>
-                <w:sz w:val="30"/>
-              </w:rPr>
-              <w:t>5-2=</w:t>
-            </w:r>
-          </w:p>
-        </w:tc>
-        <w:tc>
-          <w:tcPr>
-            <w:tcW w:type="dxa" w:w="1987"/>
-          </w:tcPr>
-          <w:p>
-            <w:pPr>
-              <w:jc w:val="left"/>
-            </w:pPr>
-            <w:r>
-              <w:rPr>
-                <w:rFonts w:ascii="TimeNewRoman" w:hAnsi="TimeNewRoman"/>
-                <w:sz w:val="30"/>
-              </w:rPr>
-              <w:t>63+20=</w:t>
-            </w:r>
-          </w:p>
-        </w:tc>
-        <w:tc>
-          <w:tcPr>
-            <w:tcW w:type="dxa" w:w="1987"/>
-          </w:tcPr>
-          <w:p>
-            <w:pPr>
-              <w:jc w:val="left"/>
-            </w:pPr>
-            <w:r>
-              <w:rPr>
-                <w:rFonts w:ascii="TimeNewRoman" w:hAnsi="TimeNewRoman"/>
-                <w:sz w:val="30"/>
-              </w:rPr>
-              <w:t>8+80=</w:t>
-            </w:r>
-          </w:p>
-        </w:tc>
-        <w:tc>
-          <w:tcPr>
-            <w:tcW w:type="dxa" w:w="1987"/>
-          </w:tcPr>
-          <w:p>
-            <w:pPr>
-              <w:jc w:val="left"/>
-            </w:pPr>
-            <w:r>
-              <w:rPr>
-                <w:rFonts w:ascii="TimeNewRoman" w:hAnsi="TimeNewRoman"/>
-                <w:sz w:val="30"/>
-              </w:rPr>
-              <w:t>20+72=</w:t>
-            </w:r>
-          </w:p>
-        </w:tc>
-        <w:tc>
-          <w:tcPr>
-            <w:tcW w:type="dxa" w:w="1987"/>
-          </w:tcPr>
-          <w:p>
-            <w:pPr>
-              <w:jc w:val="left"/>
-            </w:pPr>
-            <w:r>
-              <w:rPr>
-                <w:rFonts w:ascii="TimeNewRoman" w:hAnsi="TimeNewRoman"/>
-                <w:sz w:val="30"/>
-              </w:rPr>
-              <w:t>16+31=</w:t>
-            </w:r>
-          </w:p>
-        </w:tc>
-      </w:tr>
-      <w:tr>
-        <w:tc>
-          <w:tcPr>
-            <w:tcW w:type="dxa" w:w="1987"/>
-          </w:tcPr>
-          <w:p>
-            <w:pPr>
-              <w:jc w:val="left"/>
-            </w:pPr>
-            <w:r>
-              <w:rPr>
-                <w:rFonts w:ascii="TimeNewRoman" w:hAnsi="TimeNewRoman"/>
-                <w:sz w:val="30"/>
-              </w:rPr>
-              <w:t>77-58=</w:t>
-            </w:r>
-          </w:p>
-        </w:tc>
-        <w:tc>
-          <w:tcPr>
-            <w:tcW w:type="dxa" w:w="1987"/>
-          </w:tcPr>
-          <w:p>
-            <w:pPr>
-              <w:jc w:val="left"/>
-            </w:pPr>
-            <w:r>
-              <w:rPr>
-                <w:rFonts w:ascii="TimeNewRoman" w:hAnsi="TimeNewRoman"/>
-                <w:sz w:val="30"/>
-              </w:rPr>
-              <w:t>51+27=</w:t>
-            </w:r>
-          </w:p>
-        </w:tc>
-        <w:tc>
-          <w:tcPr>
-            <w:tcW w:type="dxa" w:w="1987"/>
-          </w:tcPr>
-          <w:p>
-            <w:pPr>
-              <w:jc w:val="left"/>
-            </w:pPr>
-            <w:r>
-              <w:rPr>
-                <w:rFonts w:ascii="TimeNewRoman" w:hAnsi="TimeNewRoman"/>
-                <w:sz w:val="30"/>
-              </w:rPr>
-              <w:t>97+2=</w:t>
-            </w:r>
-          </w:p>
-        </w:tc>
-        <w:tc>
-          <w:tcPr>
-            <w:tcW w:type="dxa" w:w="1987"/>
-          </w:tcPr>
-          <w:p>
-            <w:pPr>
-              <w:jc w:val="left"/>
-            </w:pPr>
-            <w:r>
-              <w:rPr>
-                <w:rFonts w:ascii="TimeNewRoman" w:hAnsi="TimeNewRoman"/>
-                <w:sz w:val="30"/>
-              </w:rPr>
-              <w:t>76-76=</w:t>
-            </w:r>
-          </w:p>
-        </w:tc>
-        <w:tc>
-          <w:tcPr>
-            <w:tcW w:type="dxa" w:w="1987"/>
-          </w:tcPr>
-          <w:p>
-            <w:pPr>
-              <w:jc w:val="left"/>
-            </w:pPr>
-            <w:r>
-              <w:rPr>
-                <w:rFonts w:ascii="TimeNewRoman" w:hAnsi="TimeNewRoman"/>
-                <w:sz w:val="30"/>
-              </w:rPr>
-              <w:t>54+14=</w:t>
+              <w:t>5+41=</w:t>
             </w:r>
           </w:p>
         </w:tc>

--- a/addition_and_subtraction_within_100.docx
+++ b/addition_and_subtraction_within_100.docx
@@ -11,7 +11,7 @@
           <w:rFonts w:ascii="Arial" w:hAnsi="Arial"/>
           <w:sz w:val="30"/>
         </w:rPr>
-        <w:t>2026-09-24 Thursday</w:t>
+        <w:t>2026-09-25 Friday</w:t>
       </w:r>
     </w:p>
     <w:tbl>
@@ -40,7 +40,7 @@
                 <w:rFonts w:ascii="TimeNewRoman" w:hAnsi="TimeNewRoman"/>
                 <w:sz w:val="30"/>
               </w:rPr>
-              <w:t>79-62=</w:t>
+              <w:t>65-0=</w:t>
             </w:r>
           </w:p>
         </w:tc>
@@ -57,7 +57,7 @@
                 <w:rFonts w:ascii="TimeNewRoman" w:hAnsi="TimeNewRoman"/>
                 <w:sz w:val="30"/>
               </w:rPr>
-              <w:t>50+30=</w:t>
+              <w:t>66-52=</w:t>
             </w:r>
           </w:p>
         </w:tc>
@@ -74,7 +74,7 @@
                 <w:rFonts w:ascii="TimeNewRoman" w:hAnsi="TimeNewRoman"/>
                 <w:sz w:val="30"/>
               </w:rPr>
-              <w:t>59+18=</w:t>
+              <w:t>23+15=</w:t>
             </w:r>
           </w:p>
         </w:tc>
@@ -91,7 +91,7 @@
                 <w:rFonts w:ascii="TimeNewRoman" w:hAnsi="TimeNewRoman"/>
                 <w:sz w:val="30"/>
               </w:rPr>
-              <w:t>47-33=</w:t>
+              <w:t>71-18=</w:t>
             </w:r>
           </w:p>
         </w:tc>
@@ -108,7 +108,7 @@
                 <w:rFonts w:ascii="TimeNewRoman" w:hAnsi="TimeNewRoman"/>
                 <w:sz w:val="30"/>
               </w:rPr>
-              <w:t>56-6=</w:t>
+              <w:t>40+41=</w:t>
             </w:r>
           </w:p>
         </w:tc>
@@ -127,7 +127,7 @@
                 <w:rFonts w:ascii="TimeNewRoman" w:hAnsi="TimeNewRoman"/>
                 <w:sz w:val="30"/>
               </w:rPr>
-              <w:t>96-33=</w:t>
+              <w:t>68+21=</w:t>
             </w:r>
           </w:p>
         </w:tc>
@@ -144,7 +144,7 @@
                 <w:rFonts w:ascii="TimeNewRoman" w:hAnsi="TimeNewRoman"/>
                 <w:sz w:val="30"/>
               </w:rPr>
-              <w:t>84-25=</w:t>
+              <w:t>63-16=</w:t>
             </w:r>
           </w:p>
         </w:tc>
@@ -161,7 +161,7 @@
                 <w:rFonts w:ascii="TimeNewRoman" w:hAnsi="TimeNewRoman"/>
                 <w:sz w:val="30"/>
               </w:rPr>
-              <w:t>46-6=</w:t>
+              <w:t>34+19=</w:t>
             </w:r>
           </w:p>
         </w:tc>
@@ -178,7 +178,7 @@
                 <w:rFonts w:ascii="TimeNewRoman" w:hAnsi="TimeNewRoman"/>
                 <w:sz w:val="30"/>
               </w:rPr>
-              <w:t>9+75=</w:t>
+              <w:t>7+18=</w:t>
             </w:r>
           </w:p>
         </w:tc>
@@ -195,7 +195,7 @@
                 <w:rFonts w:ascii="TimeNewRoman" w:hAnsi="TimeNewRoman"/>
                 <w:sz w:val="30"/>
               </w:rPr>
-              <w:t>9+57=</w:t>
+              <w:t>43-26=</w:t>
             </w:r>
           </w:p>
         </w:tc>
@@ -214,7 +214,7 @@
                 <w:rFonts w:ascii="TimeNewRoman" w:hAnsi="TimeNewRoman"/>
                 <w:sz w:val="30"/>
               </w:rPr>
-              <w:t>34+3=</w:t>
+              <w:t>9+32=</w:t>
             </w:r>
           </w:p>
         </w:tc>
@@ -231,7 +231,7 @@
                 <w:rFonts w:ascii="TimeNewRoman" w:hAnsi="TimeNewRoman"/>
                 <w:sz w:val="30"/>
               </w:rPr>
-              <w:t>11+51=</w:t>
+              <w:t>44-24=</w:t>
             </w:r>
           </w:p>
         </w:tc>
@@ -248,7 +248,7 @@
                 <w:rFonts w:ascii="TimeNewRoman" w:hAnsi="TimeNewRoman"/>
                 <w:sz w:val="30"/>
               </w:rPr>
-              <w:t>53-37=</w:t>
+              <w:t>27+64=</w:t>
             </w:r>
           </w:p>
         </w:tc>
@@ -265,7 +265,7 @@
                 <w:rFonts w:ascii="TimeNewRoman" w:hAnsi="TimeNewRoman"/>
                 <w:sz w:val="30"/>
               </w:rPr>
-              <w:t>32+49=</w:t>
+              <w:t>15+41=</w:t>
             </w:r>
           </w:p>
         </w:tc>
@@ -282,7 +282,7 @@
                 <w:rFonts w:ascii="TimeNewRoman" w:hAnsi="TimeNewRoman"/>
                 <w:sz w:val="30"/>
               </w:rPr>
-              <w:t>77-71=</w:t>
+              <w:t>32+52=</w:t>
             </w:r>
           </w:p>
         </w:tc>
@@ -301,7 +301,7 @@
                 <w:rFonts w:ascii="TimeNewRoman" w:hAnsi="TimeNewRoman"/>
                 <w:sz w:val="30"/>
               </w:rPr>
-              <w:t>13+58=</w:t>
+              <w:t>67+20=</w:t>
             </w:r>
           </w:p>
         </w:tc>
@@ -318,7 +318,7 @@
                 <w:rFonts w:ascii="TimeNewRoman" w:hAnsi="TimeNewRoman"/>
                 <w:sz w:val="30"/>
               </w:rPr>
-              <w:t>35+59=</w:t>
+              <w:t>61+35=</w:t>
             </w:r>
           </w:p>
         </w:tc>
@@ -335,7 +335,7 @@
                 <w:rFonts w:ascii="TimeNewRoman" w:hAnsi="TimeNewRoman"/>
                 <w:sz w:val="30"/>
               </w:rPr>
-              <w:t>50+3=</w:t>
+              <w:t>18-15=</w:t>
             </w:r>
           </w:p>
         </w:tc>
@@ -352,7 +352,7 @@
                 <w:rFonts w:ascii="TimeNewRoman" w:hAnsi="TimeNewRoman"/>
                 <w:sz w:val="30"/>
               </w:rPr>
-              <w:t>2+42=</w:t>
+              <w:t>46-39=</w:t>
             </w:r>
           </w:p>
         </w:tc>
@@ -369,7 +369,7 @@
                 <w:rFonts w:ascii="TimeNewRoman" w:hAnsi="TimeNewRoman"/>
                 <w:sz w:val="30"/>
               </w:rPr>
-              <w:t>69-62=</w:t>
+              <w:t>17+13=</w:t>
             </w:r>
           </w:p>
         </w:tc>
@@ -388,1211 +388,10 @@
                 <w:rFonts w:ascii="TimeNewRoman" w:hAnsi="TimeNewRoman"/>
                 <w:sz w:val="30"/>
               </w:rPr>
-              <w:t>93-38=</w:t>
+              <w:t>76-23=</w:t>
             </w:r>
           </w:p>
         </w:tc>
-        <w:tc>
-          <w:tcPr>
-            <w:tcW w:type="dxa" w:w="1987"/>
-          </w:tcPr>
-          <w:p>
-            <w:pPr>
-              <w:jc w:val="left"/>
-            </w:pPr>
-            <w:r>
-              <w:rPr>
-                <w:rFonts w:ascii="TimeNewRoman" w:hAnsi="TimeNewRoman"/>
-                <w:sz w:val="30"/>
-              </w:rPr>
-              <w:t>1+39=</w:t>
-            </w:r>
-          </w:p>
-        </w:tc>
-        <w:tc>
-          <w:tcPr>
-            <w:tcW w:type="dxa" w:w="1987"/>
-          </w:tcPr>
-          <w:p>
-            <w:pPr>
-              <w:jc w:val="left"/>
-            </w:pPr>
-            <w:r>
-              <w:rPr>
-                <w:rFonts w:ascii="TimeNewRoman" w:hAnsi="TimeNewRoman"/>
-                <w:sz w:val="30"/>
-              </w:rPr>
-              <w:t>46-16=</w:t>
-            </w:r>
-          </w:p>
-        </w:tc>
-        <w:tc>
-          <w:tcPr>
-            <w:tcW w:type="dxa" w:w="1987"/>
-          </w:tcPr>
-          <w:p>
-            <w:pPr>
-              <w:jc w:val="left"/>
-            </w:pPr>
-            <w:r>
-              <w:rPr>
-                <w:rFonts w:ascii="TimeNewRoman" w:hAnsi="TimeNewRoman"/>
-                <w:sz w:val="30"/>
-              </w:rPr>
-              <w:t>14+64=</w:t>
-            </w:r>
-          </w:p>
-        </w:tc>
-        <w:tc>
-          <w:tcPr>
-            <w:tcW w:type="dxa" w:w="1987"/>
-          </w:tcPr>
-          <w:p>
-            <w:pPr>
-              <w:jc w:val="left"/>
-            </w:pPr>
-            <w:r>
-              <w:rPr>
-                <w:rFonts w:ascii="TimeNewRoman" w:hAnsi="TimeNewRoman"/>
-                <w:sz w:val="30"/>
-              </w:rPr>
-              <w:t>77-12=</w:t>
-            </w:r>
-          </w:p>
-        </w:tc>
-      </w:tr>
-      <w:tr>
-        <w:tc>
-          <w:tcPr>
-            <w:tcW w:type="dxa" w:w="1987"/>
-          </w:tcPr>
-          <w:p>
-            <w:pPr>
-              <w:jc w:val="left"/>
-            </w:pPr>
-            <w:r>
-              <w:rPr>
-                <w:rFonts w:ascii="TimeNewRoman" w:hAnsi="TimeNewRoman"/>
-                <w:sz w:val="30"/>
-              </w:rPr>
-              <w:t>37+22=</w:t>
-            </w:r>
-          </w:p>
-        </w:tc>
-        <w:tc>
-          <w:tcPr>
-            <w:tcW w:type="dxa" w:w="1987"/>
-          </w:tcPr>
-          <w:p>
-            <w:pPr>
-              <w:jc w:val="left"/>
-            </w:pPr>
-            <w:r>
-              <w:rPr>
-                <w:rFonts w:ascii="TimeNewRoman" w:hAnsi="TimeNewRoman"/>
-                <w:sz w:val="30"/>
-              </w:rPr>
-              <w:t>93-64=</w:t>
-            </w:r>
-          </w:p>
-        </w:tc>
-        <w:tc>
-          <w:tcPr>
-            <w:tcW w:type="dxa" w:w="1987"/>
-          </w:tcPr>
-          <w:p>
-            <w:pPr>
-              <w:jc w:val="left"/>
-            </w:pPr>
-            <w:r>
-              <w:rPr>
-                <w:rFonts w:ascii="TimeNewRoman" w:hAnsi="TimeNewRoman"/>
-                <w:sz w:val="30"/>
-              </w:rPr>
-              <w:t>23+51=</w:t>
-            </w:r>
-          </w:p>
-        </w:tc>
-        <w:tc>
-          <w:tcPr>
-            <w:tcW w:type="dxa" w:w="1987"/>
-          </w:tcPr>
-          <w:p>
-            <w:pPr>
-              <w:jc w:val="left"/>
-            </w:pPr>
-            <w:r>
-              <w:rPr>
-                <w:rFonts w:ascii="TimeNewRoman" w:hAnsi="TimeNewRoman"/>
-                <w:sz w:val="30"/>
-              </w:rPr>
-              <w:t>53-17=</w:t>
-            </w:r>
-          </w:p>
-        </w:tc>
-        <w:tc>
-          <w:tcPr>
-            <w:tcW w:type="dxa" w:w="1987"/>
-          </w:tcPr>
-          <w:p>
-            <w:pPr>
-              <w:jc w:val="left"/>
-            </w:pPr>
-            <w:r>
-              <w:rPr>
-                <w:rFonts w:ascii="TimeNewRoman" w:hAnsi="TimeNewRoman"/>
-                <w:sz w:val="30"/>
-              </w:rPr>
-              <w:t>8+73=</w:t>
-            </w:r>
-          </w:p>
-        </w:tc>
-      </w:tr>
-      <w:tr>
-        <w:tc>
-          <w:tcPr>
-            <w:tcW w:type="dxa" w:w="1987"/>
-          </w:tcPr>
-          <w:p>
-            <w:pPr>
-              <w:jc w:val="left"/>
-            </w:pPr>
-            <w:r>
-              <w:rPr>
-                <w:rFonts w:ascii="TimeNewRoman" w:hAnsi="TimeNewRoman"/>
-                <w:sz w:val="30"/>
-              </w:rPr>
-              <w:t>26+46=</w:t>
-            </w:r>
-          </w:p>
-        </w:tc>
-        <w:tc>
-          <w:tcPr>
-            <w:tcW w:type="dxa" w:w="1987"/>
-          </w:tcPr>
-          <w:p>
-            <w:pPr>
-              <w:jc w:val="left"/>
-            </w:pPr>
-            <w:r>
-              <w:rPr>
-                <w:rFonts w:ascii="TimeNewRoman" w:hAnsi="TimeNewRoman"/>
-                <w:sz w:val="30"/>
-              </w:rPr>
-              <w:t>12+81=</w:t>
-            </w:r>
-          </w:p>
-        </w:tc>
-        <w:tc>
-          <w:tcPr>
-            <w:tcW w:type="dxa" w:w="1987"/>
-          </w:tcPr>
-          <w:p>
-            <w:pPr>
-              <w:jc w:val="left"/>
-            </w:pPr>
-            <w:r>
-              <w:rPr>
-                <w:rFonts w:ascii="TimeNewRoman" w:hAnsi="TimeNewRoman"/>
-                <w:sz w:val="30"/>
-              </w:rPr>
-              <w:t>90-78=</w:t>
-            </w:r>
-          </w:p>
-        </w:tc>
-        <w:tc>
-          <w:tcPr>
-            <w:tcW w:type="dxa" w:w="1987"/>
-          </w:tcPr>
-          <w:p>
-            <w:pPr>
-              <w:jc w:val="left"/>
-            </w:pPr>
-            <w:r>
-              <w:rPr>
-                <w:rFonts w:ascii="TimeNewRoman" w:hAnsi="TimeNewRoman"/>
-                <w:sz w:val="30"/>
-              </w:rPr>
-              <w:t>38+6=</w:t>
-            </w:r>
-          </w:p>
-        </w:tc>
-        <w:tc>
-          <w:tcPr>
-            <w:tcW w:type="dxa" w:w="1987"/>
-          </w:tcPr>
-          <w:p>
-            <w:pPr>
-              <w:jc w:val="left"/>
-            </w:pPr>
-            <w:r>
-              <w:rPr>
-                <w:rFonts w:ascii="TimeNewRoman" w:hAnsi="TimeNewRoman"/>
-                <w:sz w:val="30"/>
-              </w:rPr>
-              <w:t>7+65=</w:t>
-            </w:r>
-          </w:p>
-        </w:tc>
-      </w:tr>
-      <w:tr>
-        <w:tc>
-          <w:tcPr>
-            <w:tcW w:type="dxa" w:w="1987"/>
-          </w:tcPr>
-          <w:p>
-            <w:pPr>
-              <w:jc w:val="left"/>
-            </w:pPr>
-            <w:r>
-              <w:rPr>
-                <w:rFonts w:ascii="TimeNewRoman" w:hAnsi="TimeNewRoman"/>
-                <w:sz w:val="30"/>
-              </w:rPr>
-              <w:t>19+50=</w:t>
-            </w:r>
-          </w:p>
-        </w:tc>
-        <w:tc>
-          <w:tcPr>
-            <w:tcW w:type="dxa" w:w="1987"/>
-          </w:tcPr>
-          <w:p>
-            <w:pPr>
-              <w:jc w:val="left"/>
-            </w:pPr>
-            <w:r>
-              <w:rPr>
-                <w:rFonts w:ascii="TimeNewRoman" w:hAnsi="TimeNewRoman"/>
-                <w:sz w:val="30"/>
-              </w:rPr>
-              <w:t>90-79=</w:t>
-            </w:r>
-          </w:p>
-        </w:tc>
-        <w:tc>
-          <w:tcPr>
-            <w:tcW w:type="dxa" w:w="1987"/>
-          </w:tcPr>
-          <w:p>
-            <w:pPr>
-              <w:jc w:val="left"/>
-            </w:pPr>
-            <w:r>
-              <w:rPr>
-                <w:rFonts w:ascii="TimeNewRoman" w:hAnsi="TimeNewRoman"/>
-                <w:sz w:val="30"/>
-              </w:rPr>
-              <w:t>38+56=</w:t>
-            </w:r>
-          </w:p>
-        </w:tc>
-        <w:tc>
-          <w:tcPr>
-            <w:tcW w:type="dxa" w:w="1987"/>
-          </w:tcPr>
-          <w:p>
-            <w:pPr>
-              <w:jc w:val="left"/>
-            </w:pPr>
-            <w:r>
-              <w:rPr>
-                <w:rFonts w:ascii="TimeNewRoman" w:hAnsi="TimeNewRoman"/>
-                <w:sz w:val="30"/>
-              </w:rPr>
-              <w:t>5+70=</w:t>
-            </w:r>
-          </w:p>
-        </w:tc>
-        <w:tc>
-          <w:tcPr>
-            <w:tcW w:type="dxa" w:w="1987"/>
-          </w:tcPr>
-          <w:p>
-            <w:pPr>
-              <w:jc w:val="left"/>
-            </w:pPr>
-            <w:r>
-              <w:rPr>
-                <w:rFonts w:ascii="TimeNewRoman" w:hAnsi="TimeNewRoman"/>
-                <w:sz w:val="30"/>
-              </w:rPr>
-              <w:t>29+52=</w:t>
-            </w:r>
-          </w:p>
-        </w:tc>
-      </w:tr>
-      <w:tr>
-        <w:tc>
-          <w:tcPr>
-            <w:tcW w:type="dxa" w:w="1987"/>
-          </w:tcPr>
-          <w:p>
-            <w:pPr>
-              <w:jc w:val="left"/>
-            </w:pPr>
-            <w:r>
-              <w:rPr>
-                <w:rFonts w:ascii="TimeNewRoman" w:hAnsi="TimeNewRoman"/>
-                <w:sz w:val="30"/>
-              </w:rPr>
-              <w:t>43+27=</w:t>
-            </w:r>
-          </w:p>
-        </w:tc>
-        <w:tc>
-          <w:tcPr>
-            <w:tcW w:type="dxa" w:w="1987"/>
-          </w:tcPr>
-          <w:p>
-            <w:pPr>
-              <w:jc w:val="left"/>
-            </w:pPr>
-            <w:r>
-              <w:rPr>
-                <w:rFonts w:ascii="TimeNewRoman" w:hAnsi="TimeNewRoman"/>
-                <w:sz w:val="30"/>
-              </w:rPr>
-              <w:t>50+0=</w:t>
-            </w:r>
-          </w:p>
-        </w:tc>
-        <w:tc>
-          <w:tcPr>
-            <w:tcW w:type="dxa" w:w="1987"/>
-          </w:tcPr>
-          <w:p>
-            <w:pPr>
-              <w:jc w:val="left"/>
-            </w:pPr>
-            <w:r>
-              <w:rPr>
-                <w:rFonts w:ascii="TimeNewRoman" w:hAnsi="TimeNewRoman"/>
-                <w:sz w:val="30"/>
-              </w:rPr>
-              <w:t>33-32=</w:t>
-            </w:r>
-          </w:p>
-        </w:tc>
-        <w:tc>
-          <w:tcPr>
-            <w:tcW w:type="dxa" w:w="1987"/>
-          </w:tcPr>
-          <w:p>
-            <w:pPr>
-              <w:jc w:val="left"/>
-            </w:pPr>
-            <w:r>
-              <w:rPr>
-                <w:rFonts w:ascii="TimeNewRoman" w:hAnsi="TimeNewRoman"/>
-                <w:sz w:val="30"/>
-              </w:rPr>
-              <w:t>14+8=</w:t>
-            </w:r>
-          </w:p>
-        </w:tc>
-        <w:tc>
-          <w:tcPr>
-            <w:tcW w:type="dxa" w:w="1987"/>
-          </w:tcPr>
-          <w:p>
-            <w:pPr>
-              <w:jc w:val="left"/>
-            </w:pPr>
-            <w:r>
-              <w:rPr>
-                <w:rFonts w:ascii="TimeNewRoman" w:hAnsi="TimeNewRoman"/>
-                <w:sz w:val="30"/>
-              </w:rPr>
-              <w:t>19+15=</w:t>
-            </w:r>
-          </w:p>
-        </w:tc>
-      </w:tr>
-      <w:tr>
-        <w:tc>
-          <w:tcPr>
-            <w:tcW w:type="dxa" w:w="1987"/>
-          </w:tcPr>
-          <w:p>
-            <w:pPr>
-              <w:jc w:val="left"/>
-            </w:pPr>
-            <w:r>
-              <w:rPr>
-                <w:rFonts w:ascii="TimeNewRoman" w:hAnsi="TimeNewRoman"/>
-                <w:sz w:val="30"/>
-              </w:rPr>
-              <w:t>76-57=</w:t>
-            </w:r>
-          </w:p>
-        </w:tc>
-        <w:tc>
-          <w:tcPr>
-            <w:tcW w:type="dxa" w:w="1987"/>
-          </w:tcPr>
-          <w:p>
-            <w:pPr>
-              <w:jc w:val="left"/>
-            </w:pPr>
-            <w:r>
-              <w:rPr>
-                <w:rFonts w:ascii="TimeNewRoman" w:hAnsi="TimeNewRoman"/>
-                <w:sz w:val="30"/>
-              </w:rPr>
-              <w:t>20+29=</w:t>
-            </w:r>
-          </w:p>
-        </w:tc>
-        <w:tc>
-          <w:tcPr>
-            <w:tcW w:type="dxa" w:w="1987"/>
-          </w:tcPr>
-          <w:p>
-            <w:pPr>
-              <w:jc w:val="left"/>
-            </w:pPr>
-            <w:r>
-              <w:rPr>
-                <w:rFonts w:ascii="TimeNewRoman" w:hAnsi="TimeNewRoman"/>
-                <w:sz w:val="30"/>
-              </w:rPr>
-              <w:t>90+7=</w:t>
-            </w:r>
-          </w:p>
-        </w:tc>
-        <w:tc>
-          <w:tcPr>
-            <w:tcW w:type="dxa" w:w="1987"/>
-          </w:tcPr>
-          <w:p>
-            <w:pPr>
-              <w:jc w:val="left"/>
-            </w:pPr>
-            <w:r>
-              <w:rPr>
-                <w:rFonts w:ascii="TimeNewRoman" w:hAnsi="TimeNewRoman"/>
-                <w:sz w:val="30"/>
-              </w:rPr>
-              <w:t>31-11=</w:t>
-            </w:r>
-          </w:p>
-        </w:tc>
-        <w:tc>
-          <w:tcPr>
-            <w:tcW w:type="dxa" w:w="1987"/>
-          </w:tcPr>
-          <w:p>
-            <w:pPr>
-              <w:jc w:val="left"/>
-            </w:pPr>
-            <w:r>
-              <w:rPr>
-                <w:rFonts w:ascii="TimeNewRoman" w:hAnsi="TimeNewRoman"/>
-                <w:sz w:val="30"/>
-              </w:rPr>
-              <w:t>58+20=</w:t>
-            </w:r>
-          </w:p>
-        </w:tc>
-      </w:tr>
-      <w:tr>
-        <w:tc>
-          <w:tcPr>
-            <w:tcW w:type="dxa" w:w="1987"/>
-          </w:tcPr>
-          <w:p>
-            <w:pPr>
-              <w:jc w:val="left"/>
-            </w:pPr>
-            <w:r>
-              <w:rPr>
-                <w:rFonts w:ascii="TimeNewRoman" w:hAnsi="TimeNewRoman"/>
-                <w:sz w:val="30"/>
-              </w:rPr>
-              <w:t>88-13=</w:t>
-            </w:r>
-          </w:p>
-        </w:tc>
-        <w:tc>
-          <w:tcPr>
-            <w:tcW w:type="dxa" w:w="1987"/>
-          </w:tcPr>
-          <w:p>
-            <w:pPr>
-              <w:jc w:val="left"/>
-            </w:pPr>
-            <w:r>
-              <w:rPr>
-                <w:rFonts w:ascii="TimeNewRoman" w:hAnsi="TimeNewRoman"/>
-                <w:sz w:val="30"/>
-              </w:rPr>
-              <w:t>36-1=</w:t>
-            </w:r>
-          </w:p>
-        </w:tc>
-        <w:tc>
-          <w:tcPr>
-            <w:tcW w:type="dxa" w:w="1987"/>
-          </w:tcPr>
-          <w:p>
-            <w:pPr>
-              <w:jc w:val="left"/>
-            </w:pPr>
-            <w:r>
-              <w:rPr>
-                <w:rFonts w:ascii="TimeNewRoman" w:hAnsi="TimeNewRoman"/>
-                <w:sz w:val="30"/>
-              </w:rPr>
-              <w:t>67-62=</w:t>
-            </w:r>
-          </w:p>
-        </w:tc>
-        <w:tc>
-          <w:tcPr>
-            <w:tcW w:type="dxa" w:w="1987"/>
-          </w:tcPr>
-          <w:p>
-            <w:pPr>
-              <w:jc w:val="left"/>
-            </w:pPr>
-            <w:r>
-              <w:rPr>
-                <w:rFonts w:ascii="TimeNewRoman" w:hAnsi="TimeNewRoman"/>
-                <w:sz w:val="30"/>
-              </w:rPr>
-              <w:t>26+33=</w:t>
-            </w:r>
-          </w:p>
-        </w:tc>
-        <w:tc>
-          <w:tcPr>
-            <w:tcW w:type="dxa" w:w="1987"/>
-          </w:tcPr>
-          <w:p>
-            <w:pPr>
-              <w:jc w:val="left"/>
-            </w:pPr>
-            <w:r>
-              <w:rPr>
-                <w:rFonts w:ascii="TimeNewRoman" w:hAnsi="TimeNewRoman"/>
-                <w:sz w:val="30"/>
-              </w:rPr>
-              <w:t>64+6=</w:t>
-            </w:r>
-          </w:p>
-        </w:tc>
-      </w:tr>
-      <w:tr>
-        <w:tc>
-          <w:tcPr>
-            <w:tcW w:type="dxa" w:w="1987"/>
-          </w:tcPr>
-          <w:p>
-            <w:pPr>
-              <w:jc w:val="left"/>
-            </w:pPr>
-            <w:r>
-              <w:rPr>
-                <w:rFonts w:ascii="TimeNewRoman" w:hAnsi="TimeNewRoman"/>
-                <w:sz w:val="30"/>
-              </w:rPr>
-              <w:t>68-30=</w:t>
-            </w:r>
-          </w:p>
-        </w:tc>
-        <w:tc>
-          <w:tcPr>
-            <w:tcW w:type="dxa" w:w="1987"/>
-          </w:tcPr>
-          <w:p>
-            <w:pPr>
-              <w:jc w:val="left"/>
-            </w:pPr>
-            <w:r>
-              <w:rPr>
-                <w:rFonts w:ascii="TimeNewRoman" w:hAnsi="TimeNewRoman"/>
-                <w:sz w:val="30"/>
-              </w:rPr>
-              <w:t>3+13=</w:t>
-            </w:r>
-          </w:p>
-        </w:tc>
-        <w:tc>
-          <w:tcPr>
-            <w:tcW w:type="dxa" w:w="1987"/>
-          </w:tcPr>
-          <w:p>
-            <w:pPr>
-              <w:jc w:val="left"/>
-            </w:pPr>
-            <w:r>
-              <w:rPr>
-                <w:rFonts w:ascii="TimeNewRoman" w:hAnsi="TimeNewRoman"/>
-                <w:sz w:val="30"/>
-              </w:rPr>
-              <w:t>62-10=</w:t>
-            </w:r>
-          </w:p>
-        </w:tc>
-        <w:tc>
-          <w:tcPr>
-            <w:tcW w:type="dxa" w:w="1987"/>
-          </w:tcPr>
-          <w:p>
-            <w:pPr>
-              <w:jc w:val="left"/>
-            </w:pPr>
-            <w:r>
-              <w:rPr>
-                <w:rFonts w:ascii="TimeNewRoman" w:hAnsi="TimeNewRoman"/>
-                <w:sz w:val="30"/>
-              </w:rPr>
-              <w:t>34+42=</w:t>
-            </w:r>
-          </w:p>
-        </w:tc>
-        <w:tc>
-          <w:tcPr>
-            <w:tcW w:type="dxa" w:w="1987"/>
-          </w:tcPr>
-          <w:p>
-            <w:pPr>
-              <w:jc w:val="left"/>
-            </w:pPr>
-            <w:r>
-              <w:rPr>
-                <w:rFonts w:ascii="TimeNewRoman" w:hAnsi="TimeNewRoman"/>
-                <w:sz w:val="30"/>
-              </w:rPr>
-              <w:t>42+0=</w:t>
-            </w:r>
-          </w:p>
-        </w:tc>
-      </w:tr>
-      <w:tr>
-        <w:tc>
-          <w:tcPr>
-            <w:tcW w:type="dxa" w:w="1987"/>
-          </w:tcPr>
-          <w:p>
-            <w:pPr>
-              <w:jc w:val="left"/>
-            </w:pPr>
-            <w:r>
-              <w:rPr>
-                <w:rFonts w:ascii="TimeNewRoman" w:hAnsi="TimeNewRoman"/>
-                <w:sz w:val="30"/>
-              </w:rPr>
-              <w:t>47+29=</w:t>
-            </w:r>
-          </w:p>
-        </w:tc>
-        <w:tc>
-          <w:tcPr>
-            <w:tcW w:type="dxa" w:w="1987"/>
-          </w:tcPr>
-          <w:p>
-            <w:pPr>
-              <w:jc w:val="left"/>
-            </w:pPr>
-            <w:r>
-              <w:rPr>
-                <w:rFonts w:ascii="TimeNewRoman" w:hAnsi="TimeNewRoman"/>
-                <w:sz w:val="30"/>
-              </w:rPr>
-              <w:t>74-67=</w:t>
-            </w:r>
-          </w:p>
-        </w:tc>
-        <w:tc>
-          <w:tcPr>
-            <w:tcW w:type="dxa" w:w="1987"/>
-          </w:tcPr>
-          <w:p>
-            <w:pPr>
-              <w:jc w:val="left"/>
-            </w:pPr>
-            <w:r>
-              <w:rPr>
-                <w:rFonts w:ascii="TimeNewRoman" w:hAnsi="TimeNewRoman"/>
-                <w:sz w:val="30"/>
-              </w:rPr>
-              <w:t>13+14=</w:t>
-            </w:r>
-          </w:p>
-        </w:tc>
-        <w:tc>
-          <w:tcPr>
-            <w:tcW w:type="dxa" w:w="1987"/>
-          </w:tcPr>
-          <w:p>
-            <w:pPr>
-              <w:jc w:val="left"/>
-            </w:pPr>
-            <w:r>
-              <w:rPr>
-                <w:rFonts w:ascii="TimeNewRoman" w:hAnsi="TimeNewRoman"/>
-                <w:sz w:val="30"/>
-              </w:rPr>
-              <w:t>44-28=</w:t>
-            </w:r>
-          </w:p>
-        </w:tc>
-        <w:tc>
-          <w:tcPr>
-            <w:tcW w:type="dxa" w:w="1987"/>
-          </w:tcPr>
-          <w:p>
-            <w:pPr>
-              <w:jc w:val="left"/>
-            </w:pPr>
-            <w:r>
-              <w:rPr>
-                <w:rFonts w:ascii="TimeNewRoman" w:hAnsi="TimeNewRoman"/>
-                <w:sz w:val="30"/>
-              </w:rPr>
-              <w:t>94-74=</w:t>
-            </w:r>
-          </w:p>
-        </w:tc>
-      </w:tr>
-      <w:tr>
-        <w:tc>
-          <w:tcPr>
-            <w:tcW w:type="dxa" w:w="1987"/>
-          </w:tcPr>
-          <w:p>
-            <w:pPr>
-              <w:jc w:val="left"/>
-            </w:pPr>
-            <w:r>
-              <w:rPr>
-                <w:rFonts w:ascii="TimeNewRoman" w:hAnsi="TimeNewRoman"/>
-                <w:sz w:val="30"/>
-              </w:rPr>
-              <w:t>0+66=</w:t>
-            </w:r>
-          </w:p>
-        </w:tc>
-        <w:tc>
-          <w:tcPr>
-            <w:tcW w:type="dxa" w:w="1987"/>
-          </w:tcPr>
-          <w:p>
-            <w:pPr>
-              <w:jc w:val="left"/>
-            </w:pPr>
-            <w:r>
-              <w:rPr>
-                <w:rFonts w:ascii="TimeNewRoman" w:hAnsi="TimeNewRoman"/>
-                <w:sz w:val="30"/>
-              </w:rPr>
-              <w:t>97-43=</w:t>
-            </w:r>
-          </w:p>
-        </w:tc>
-        <w:tc>
-          <w:tcPr>
-            <w:tcW w:type="dxa" w:w="1987"/>
-          </w:tcPr>
-          <w:p>
-            <w:pPr>
-              <w:jc w:val="left"/>
-            </w:pPr>
-            <w:r>
-              <w:rPr>
-                <w:rFonts w:ascii="TimeNewRoman" w:hAnsi="TimeNewRoman"/>
-                <w:sz w:val="30"/>
-              </w:rPr>
-              <w:t>62+23=</w:t>
-            </w:r>
-          </w:p>
-        </w:tc>
-        <w:tc>
-          <w:tcPr>
-            <w:tcW w:type="dxa" w:w="1987"/>
-          </w:tcPr>
-          <w:p>
-            <w:pPr>
-              <w:jc w:val="left"/>
-            </w:pPr>
-            <w:r>
-              <w:rPr>
-                <w:rFonts w:ascii="TimeNewRoman" w:hAnsi="TimeNewRoman"/>
-                <w:sz w:val="30"/>
-              </w:rPr>
-              <w:t>60+22=</w:t>
-            </w:r>
-          </w:p>
-        </w:tc>
-        <w:tc>
-          <w:tcPr>
-            <w:tcW w:type="dxa" w:w="1987"/>
-          </w:tcPr>
-          <w:p>
-            <w:pPr>
-              <w:jc w:val="left"/>
-            </w:pPr>
-            <w:r>
-              <w:rPr>
-                <w:rFonts w:ascii="TimeNewRoman" w:hAnsi="TimeNewRoman"/>
-                <w:sz w:val="30"/>
-              </w:rPr>
-              <w:t>22+75=</w:t>
-            </w:r>
-          </w:p>
-        </w:tc>
-      </w:tr>
-      <w:tr>
-        <w:tc>
-          <w:tcPr>
-            <w:tcW w:type="dxa" w:w="1987"/>
-          </w:tcPr>
-          <w:p>
-            <w:pPr>
-              <w:jc w:val="left"/>
-            </w:pPr>
-            <w:r>
-              <w:rPr>
-                <w:rFonts w:ascii="TimeNewRoman" w:hAnsi="TimeNewRoman"/>
-                <w:sz w:val="30"/>
-              </w:rPr>
-              <w:t>28+54=</w:t>
-            </w:r>
-          </w:p>
-        </w:tc>
-        <w:tc>
-          <w:tcPr>
-            <w:tcW w:type="dxa" w:w="1987"/>
-          </w:tcPr>
-          <w:p>
-            <w:pPr>
-              <w:jc w:val="left"/>
-            </w:pPr>
-            <w:r>
-              <w:rPr>
-                <w:rFonts w:ascii="TimeNewRoman" w:hAnsi="TimeNewRoman"/>
-                <w:sz w:val="30"/>
-              </w:rPr>
-              <w:t>47-42=</w:t>
-            </w:r>
-          </w:p>
-        </w:tc>
-        <w:tc>
-          <w:tcPr>
-            <w:tcW w:type="dxa" w:w="1987"/>
-          </w:tcPr>
-          <w:p>
-            <w:pPr>
-              <w:jc w:val="left"/>
-            </w:pPr>
-            <w:r>
-              <w:rPr>
-                <w:rFonts w:ascii="TimeNewRoman" w:hAnsi="TimeNewRoman"/>
-                <w:sz w:val="30"/>
-              </w:rPr>
-              <w:t>86-11=</w:t>
-            </w:r>
-          </w:p>
-        </w:tc>
-        <w:tc>
-          <w:tcPr>
-            <w:tcW w:type="dxa" w:w="1987"/>
-          </w:tcPr>
-          <w:p>
-            <w:pPr>
-              <w:jc w:val="left"/>
-            </w:pPr>
-            <w:r>
-              <w:rPr>
-                <w:rFonts w:ascii="TimeNewRoman" w:hAnsi="TimeNewRoman"/>
-                <w:sz w:val="30"/>
-              </w:rPr>
-              <w:t>69-36=</w:t>
-            </w:r>
-          </w:p>
-        </w:tc>
-        <w:tc>
-          <w:tcPr>
-            <w:tcW w:type="dxa" w:w="1987"/>
-          </w:tcPr>
-          <w:p>
-            <w:pPr>
-              <w:jc w:val="left"/>
-            </w:pPr>
-            <w:r>
-              <w:rPr>
-                <w:rFonts w:ascii="TimeNewRoman" w:hAnsi="TimeNewRoman"/>
-                <w:sz w:val="30"/>
-              </w:rPr>
-              <w:t>69-16=</w:t>
-            </w:r>
-          </w:p>
-        </w:tc>
-      </w:tr>
-      <w:tr>
-        <w:tc>
-          <w:tcPr>
-            <w:tcW w:type="dxa" w:w="1987"/>
-          </w:tcPr>
-          <w:p>
-            <w:pPr>
-              <w:jc w:val="left"/>
-            </w:pPr>
-            <w:r>
-              <w:rPr>
-                <w:rFonts w:ascii="TimeNewRoman" w:hAnsi="TimeNewRoman"/>
-                <w:sz w:val="30"/>
-              </w:rPr>
-              <w:t>47-42=</w:t>
-            </w:r>
-          </w:p>
-        </w:tc>
-        <w:tc>
-          <w:tcPr>
-            <w:tcW w:type="dxa" w:w="1987"/>
-          </w:tcPr>
-          <w:p>
-            <w:pPr>
-              <w:jc w:val="left"/>
-            </w:pPr>
-            <w:r>
-              <w:rPr>
-                <w:rFonts w:ascii="TimeNewRoman" w:hAnsi="TimeNewRoman"/>
-                <w:sz w:val="30"/>
-              </w:rPr>
-              <w:t>36-19=</w:t>
-            </w:r>
-          </w:p>
-        </w:tc>
-        <w:tc>
-          <w:tcPr>
-            <w:tcW w:type="dxa" w:w="1987"/>
-          </w:tcPr>
-          <w:p>
-            <w:pPr>
-              <w:jc w:val="left"/>
-            </w:pPr>
-            <w:r>
-              <w:rPr>
-                <w:rFonts w:ascii="TimeNewRoman" w:hAnsi="TimeNewRoman"/>
-                <w:sz w:val="30"/>
-              </w:rPr>
-              <w:t>32+14=</w:t>
-            </w:r>
-          </w:p>
-        </w:tc>
-        <w:tc>
-          <w:tcPr>
-            <w:tcW w:type="dxa" w:w="1987"/>
-          </w:tcPr>
-          <w:p>
-            <w:pPr>
-              <w:jc w:val="left"/>
-            </w:pPr>
-            <w:r>
-              <w:rPr>
-                <w:rFonts w:ascii="TimeNewRoman" w:hAnsi="TimeNewRoman"/>
-                <w:sz w:val="30"/>
-              </w:rPr>
-              <w:t>0+25=</w:t>
-            </w:r>
-          </w:p>
-        </w:tc>
-        <w:tc>
-          <w:tcPr>
-            <w:tcW w:type="dxa" w:w="1987"/>
-          </w:tcPr>
-          <w:p>
-            <w:pPr>
-              <w:jc w:val="left"/>
-            </w:pPr>
-            <w:r>
-              <w:rPr>
-                <w:rFonts w:ascii="TimeNewRoman" w:hAnsi="TimeNewRoman"/>
-                <w:sz w:val="30"/>
-              </w:rPr>
-              <w:t>99+0=</w:t>
-            </w:r>
-          </w:p>
-        </w:tc>
-      </w:tr>
-      <w:tr>
-        <w:tc>
-          <w:tcPr>
-            <w:tcW w:type="dxa" w:w="1987"/>
-          </w:tcPr>
-          <w:p>
-            <w:pPr>
-              <w:jc w:val="left"/>
-            </w:pPr>
-            <w:r>
-              <w:rPr>
-                <w:rFonts w:ascii="TimeNewRoman" w:hAnsi="TimeNewRoman"/>
-                <w:sz w:val="30"/>
-              </w:rPr>
-              <w:t>46+30=</w:t>
-            </w:r>
-          </w:p>
-        </w:tc>
-        <w:tc>
-          <w:tcPr>
-            <w:tcW w:type="dxa" w:w="1987"/>
-          </w:tcPr>
-          <w:p>
-            <w:pPr>
-              <w:jc w:val="left"/>
-            </w:pPr>
-            <w:r>
-              <w:rPr>
-                <w:rFonts w:ascii="TimeNewRoman" w:hAnsi="TimeNewRoman"/>
-                <w:sz w:val="30"/>
-              </w:rPr>
-              <w:t>3+69=</w:t>
-            </w:r>
-          </w:p>
-        </w:tc>
-        <w:tc>
-          <w:tcPr>
-            <w:tcW w:type="dxa" w:w="1987"/>
-          </w:tcPr>
-          <w:p>
-            <w:pPr>
-              <w:jc w:val="left"/>
-            </w:pPr>
-            <w:r>
-              <w:rPr>
-                <w:rFonts w:ascii="TimeNewRoman" w:hAnsi="TimeNewRoman"/>
-                <w:sz w:val="30"/>
-              </w:rPr>
-              <w:t>18+64=</w:t>
-            </w:r>
-          </w:p>
-        </w:tc>
-        <w:tc>
-          <w:tcPr>
-            <w:tcW w:type="dxa" w:w="1987"/>
-          </w:tcPr>
-          <w:p>
-            <w:pPr>
-              <w:jc w:val="left"/>
-            </w:pPr>
-            <w:r>
-              <w:rPr>
-                <w:rFonts w:ascii="TimeNewRoman" w:hAnsi="TimeNewRoman"/>
-                <w:sz w:val="30"/>
-              </w:rPr>
-              <w:t>17-0=</w:t>
-            </w:r>
-          </w:p>
-        </w:tc>
-        <w:tc>
-          <w:tcPr>
-            <w:tcW w:type="dxa" w:w="1987"/>
-          </w:tcPr>
-          <w:p>
-            <w:pPr>
-              <w:jc w:val="left"/>
-            </w:pPr>
-            <w:r>
-              <w:rPr>
-                <w:rFonts w:ascii="TimeNewRoman" w:hAnsi="TimeNewRoman"/>
-                <w:sz w:val="30"/>
-              </w:rPr>
-              <w:t>96-70=</w:t>
-            </w:r>
-          </w:p>
-        </w:tc>
-      </w:tr>
-      <w:tr>
-        <w:tc>
-          <w:tcPr>
-            <w:tcW w:type="dxa" w:w="1987"/>
-          </w:tcPr>
-          <w:p>
-            <w:pPr>
-              <w:jc w:val="left"/>
-            </w:pPr>
-            <w:r>
-              <w:rPr>
-                <w:rFonts w:ascii="TimeNewRoman" w:hAnsi="TimeNewRoman"/>
-                <w:sz w:val="30"/>
-              </w:rPr>
-              <w:t>10-3=</w:t>
-            </w:r>
-          </w:p>
-        </w:tc>
-        <w:tc>
-          <w:tcPr>
-            <w:tcW w:type="dxa" w:w="1987"/>
-          </w:tcPr>
-          <w:p>
-            <w:pPr>
-              <w:jc w:val="left"/>
-            </w:pPr>
-            <w:r>
-              <w:rPr>
-                <w:rFonts w:ascii="TimeNewRoman" w:hAnsi="TimeNewRoman"/>
-                <w:sz w:val="30"/>
-              </w:rPr>
-              <w:t>43+11=</w:t>
-            </w:r>
-          </w:p>
-        </w:tc>
-        <w:tc>
-          <w:tcPr>
-            <w:tcW w:type="dxa" w:w="1987"/>
-          </w:tcPr>
-          <w:p>
-            <w:pPr>
-              <w:jc w:val="left"/>
-            </w:pPr>
-            <w:r>
-              <w:rPr>
-                <w:rFonts w:ascii="TimeNewRoman" w:hAnsi="TimeNewRoman"/>
-                <w:sz w:val="30"/>
-              </w:rPr>
-              <w:t>7+17=</w:t>
-            </w:r>
-          </w:p>
-        </w:tc>
-        <w:tc>
-          <w:tcPr>
-            <w:tcW w:type="dxa" w:w="1987"/>
-          </w:tcPr>
-          <w:p>
-            <w:pPr>
-              <w:jc w:val="left"/>
-            </w:pPr>
-            <w:r>
-              <w:rPr>
-                <w:rFonts w:ascii="TimeNewRoman" w:hAnsi="TimeNewRoman"/>
-                <w:sz w:val="30"/>
-              </w:rPr>
-              <w:t>55+0=</w:t>
-            </w:r>
-          </w:p>
-        </w:tc>
-        <w:tc>
-          <w:tcPr>
-            <w:tcW w:type="dxa" w:w="1987"/>
-          </w:tcPr>
-          <w:p>
-            <w:pPr>
-              <w:jc w:val="left"/>
-            </w:pPr>
-            <w:r>
-              <w:rPr>
-                <w:rFonts w:ascii="TimeNewRoman" w:hAnsi="TimeNewRoman"/>
-                <w:sz w:val="30"/>
-              </w:rPr>
-              <w:t>8+50=</w:t>
-            </w:r>
-          </w:p>
-        </w:tc>
-      </w:tr>
-      <w:tr>
         <w:tc>
           <w:tcPr>
             <w:tcW w:type="dxa" w:w="1987"/>
@@ -1623,7 +422,7 @@
                 <w:rFonts w:ascii="TimeNewRoman" w:hAnsi="TimeNewRoman"/>
                 <w:sz w:val="30"/>
               </w:rPr>
-              <w:t>98-28=</w:t>
+              <w:t>45+53=</w:t>
             </w:r>
           </w:p>
         </w:tc>
@@ -1640,7 +439,7 @@
                 <w:rFonts w:ascii="TimeNewRoman" w:hAnsi="TimeNewRoman"/>
                 <w:sz w:val="30"/>
               </w:rPr>
-              <w:t>99-27=</w:t>
+              <w:t>24+31=</w:t>
             </w:r>
           </w:p>
         </w:tc>
@@ -1657,24 +456,7 @@
                 <w:rFonts w:ascii="TimeNewRoman" w:hAnsi="TimeNewRoman"/>
                 <w:sz w:val="30"/>
               </w:rPr>
-              <w:t>94+2=</w:t>
-            </w:r>
-          </w:p>
-        </w:tc>
-        <w:tc>
-          <w:tcPr>
-            <w:tcW w:type="dxa" w:w="1987"/>
-          </w:tcPr>
-          <w:p>
-            <w:pPr>
-              <w:jc w:val="left"/>
-            </w:pPr>
-            <w:r>
-              <w:rPr>
-                <w:rFonts w:ascii="TimeNewRoman" w:hAnsi="TimeNewRoman"/>
-                <w:sz w:val="30"/>
-              </w:rPr>
-              <w:t>47+15=</w:t>
+              <w:t>96-67=</w:t>
             </w:r>
           </w:p>
         </w:tc>
@@ -1693,7 +475,7 @@
                 <w:rFonts w:ascii="TimeNewRoman" w:hAnsi="TimeNewRoman"/>
                 <w:sz w:val="30"/>
               </w:rPr>
-              <w:t>92-79=</w:t>
+              <w:t>8+4=</w:t>
             </w:r>
           </w:p>
         </w:tc>
@@ -1710,7 +492,7 @@
                 <w:rFonts w:ascii="TimeNewRoman" w:hAnsi="TimeNewRoman"/>
                 <w:sz w:val="30"/>
               </w:rPr>
-              <w:t>65-11=</w:t>
+              <w:t>83-14=</w:t>
             </w:r>
           </w:p>
         </w:tc>
@@ -1727,7 +509,7 @@
                 <w:rFonts w:ascii="TimeNewRoman" w:hAnsi="TimeNewRoman"/>
                 <w:sz w:val="30"/>
               </w:rPr>
-              <w:t>53+17=</w:t>
+              <w:t>76-38=</w:t>
             </w:r>
           </w:p>
         </w:tc>
@@ -1744,7 +526,7 @@
                 <w:rFonts w:ascii="TimeNewRoman" w:hAnsi="TimeNewRoman"/>
                 <w:sz w:val="30"/>
               </w:rPr>
-              <w:t>39+47=</w:t>
+              <w:t>47-8=</w:t>
             </w:r>
           </w:p>
         </w:tc>
@@ -1761,7 +543,1225 @@
                 <w:rFonts w:ascii="TimeNewRoman" w:hAnsi="TimeNewRoman"/>
                 <w:sz w:val="30"/>
               </w:rPr>
-              <w:t>5+41=</w:t>
+              <w:t>27-7=</w:t>
+            </w:r>
+          </w:p>
+        </w:tc>
+      </w:tr>
+      <w:tr>
+        <w:tc>
+          <w:tcPr>
+            <w:tcW w:type="dxa" w:w="1987"/>
+          </w:tcPr>
+          <w:p>
+            <w:pPr>
+              <w:jc w:val="left"/>
+            </w:pPr>
+            <w:r>
+              <w:rPr>
+                <w:rFonts w:ascii="TimeNewRoman" w:hAnsi="TimeNewRoman"/>
+                <w:sz w:val="30"/>
+              </w:rPr>
+              <w:t>30+19=</w:t>
+            </w:r>
+          </w:p>
+        </w:tc>
+        <w:tc>
+          <w:tcPr>
+            <w:tcW w:type="dxa" w:w="1987"/>
+          </w:tcPr>
+          <w:p>
+            <w:pPr>
+              <w:jc w:val="left"/>
+            </w:pPr>
+            <w:r>
+              <w:rPr>
+                <w:rFonts w:ascii="TimeNewRoman" w:hAnsi="TimeNewRoman"/>
+                <w:sz w:val="30"/>
+              </w:rPr>
+              <w:t>24-20=</w:t>
+            </w:r>
+          </w:p>
+        </w:tc>
+        <w:tc>
+          <w:tcPr>
+            <w:tcW w:type="dxa" w:w="1987"/>
+          </w:tcPr>
+          <w:p>
+            <w:pPr>
+              <w:jc w:val="left"/>
+            </w:pPr>
+            <w:r>
+              <w:rPr>
+                <w:rFonts w:ascii="TimeNewRoman" w:hAnsi="TimeNewRoman"/>
+                <w:sz w:val="30"/>
+              </w:rPr>
+              <w:t>18+58=</w:t>
+            </w:r>
+          </w:p>
+        </w:tc>
+        <w:tc>
+          <w:tcPr>
+            <w:tcW w:type="dxa" w:w="1987"/>
+          </w:tcPr>
+          <w:p>
+            <w:pPr>
+              <w:jc w:val="left"/>
+            </w:pPr>
+            <w:r>
+              <w:rPr>
+                <w:rFonts w:ascii="TimeNewRoman" w:hAnsi="TimeNewRoman"/>
+                <w:sz w:val="30"/>
+              </w:rPr>
+              <w:t>35+25=</w:t>
+            </w:r>
+          </w:p>
+        </w:tc>
+        <w:tc>
+          <w:tcPr>
+            <w:tcW w:type="dxa" w:w="1987"/>
+          </w:tcPr>
+          <w:p>
+            <w:pPr>
+              <w:jc w:val="left"/>
+            </w:pPr>
+            <w:r>
+              <w:rPr>
+                <w:rFonts w:ascii="TimeNewRoman" w:hAnsi="TimeNewRoman"/>
+                <w:sz w:val="30"/>
+              </w:rPr>
+              <w:t>16+59=</w:t>
+            </w:r>
+          </w:p>
+        </w:tc>
+      </w:tr>
+      <w:tr>
+        <w:tc>
+          <w:tcPr>
+            <w:tcW w:type="dxa" w:w="1987"/>
+          </w:tcPr>
+          <w:p>
+            <w:pPr>
+              <w:jc w:val="left"/>
+            </w:pPr>
+            <w:r>
+              <w:rPr>
+                <w:rFonts w:ascii="TimeNewRoman" w:hAnsi="TimeNewRoman"/>
+                <w:sz w:val="30"/>
+              </w:rPr>
+              <w:t>83-53=</w:t>
+            </w:r>
+          </w:p>
+        </w:tc>
+        <w:tc>
+          <w:tcPr>
+            <w:tcW w:type="dxa" w:w="1987"/>
+          </w:tcPr>
+          <w:p>
+            <w:pPr>
+              <w:jc w:val="left"/>
+            </w:pPr>
+            <w:r>
+              <w:rPr>
+                <w:rFonts w:ascii="TimeNewRoman" w:hAnsi="TimeNewRoman"/>
+                <w:sz w:val="30"/>
+              </w:rPr>
+              <w:t>27+71=</w:t>
+            </w:r>
+          </w:p>
+        </w:tc>
+        <w:tc>
+          <w:tcPr>
+            <w:tcW w:type="dxa" w:w="1987"/>
+          </w:tcPr>
+          <w:p>
+            <w:pPr>
+              <w:jc w:val="left"/>
+            </w:pPr>
+            <w:r>
+              <w:rPr>
+                <w:rFonts w:ascii="TimeNewRoman" w:hAnsi="TimeNewRoman"/>
+                <w:sz w:val="30"/>
+              </w:rPr>
+              <w:t>27+71=</w:t>
+            </w:r>
+          </w:p>
+        </w:tc>
+        <w:tc>
+          <w:tcPr>
+            <w:tcW w:type="dxa" w:w="1987"/>
+          </w:tcPr>
+          <w:p>
+            <w:pPr>
+              <w:jc w:val="left"/>
+            </w:pPr>
+            <w:r>
+              <w:rPr>
+                <w:rFonts w:ascii="TimeNewRoman" w:hAnsi="TimeNewRoman"/>
+                <w:sz w:val="30"/>
+              </w:rPr>
+              <w:t>38-10=</w:t>
+            </w:r>
+          </w:p>
+        </w:tc>
+        <w:tc>
+          <w:tcPr>
+            <w:tcW w:type="dxa" w:w="1987"/>
+          </w:tcPr>
+          <w:p>
+            <w:pPr>
+              <w:jc w:val="left"/>
+            </w:pPr>
+            <w:r>
+              <w:rPr>
+                <w:rFonts w:ascii="TimeNewRoman" w:hAnsi="TimeNewRoman"/>
+                <w:sz w:val="30"/>
+              </w:rPr>
+              <w:t>7+25=</w:t>
+            </w:r>
+          </w:p>
+        </w:tc>
+      </w:tr>
+      <w:tr>
+        <w:tc>
+          <w:tcPr>
+            <w:tcW w:type="dxa" w:w="1987"/>
+          </w:tcPr>
+          <w:p>
+            <w:pPr>
+              <w:jc w:val="left"/>
+            </w:pPr>
+            <w:r>
+              <w:rPr>
+                <w:rFonts w:ascii="TimeNewRoman" w:hAnsi="TimeNewRoman"/>
+                <w:sz w:val="30"/>
+              </w:rPr>
+              <w:t>41-30=</w:t>
+            </w:r>
+          </w:p>
+        </w:tc>
+        <w:tc>
+          <w:tcPr>
+            <w:tcW w:type="dxa" w:w="1987"/>
+          </w:tcPr>
+          <w:p>
+            <w:pPr>
+              <w:jc w:val="left"/>
+            </w:pPr>
+            <w:r>
+              <w:rPr>
+                <w:rFonts w:ascii="TimeNewRoman" w:hAnsi="TimeNewRoman"/>
+                <w:sz w:val="30"/>
+              </w:rPr>
+              <w:t>40+58=</w:t>
+            </w:r>
+          </w:p>
+        </w:tc>
+        <w:tc>
+          <w:tcPr>
+            <w:tcW w:type="dxa" w:w="1987"/>
+          </w:tcPr>
+          <w:p>
+            <w:pPr>
+              <w:jc w:val="left"/>
+            </w:pPr>
+            <w:r>
+              <w:rPr>
+                <w:rFonts w:ascii="TimeNewRoman" w:hAnsi="TimeNewRoman"/>
+                <w:sz w:val="30"/>
+              </w:rPr>
+              <w:t>67-12=</w:t>
+            </w:r>
+          </w:p>
+        </w:tc>
+        <w:tc>
+          <w:tcPr>
+            <w:tcW w:type="dxa" w:w="1987"/>
+          </w:tcPr>
+          <w:p>
+            <w:pPr>
+              <w:jc w:val="left"/>
+            </w:pPr>
+            <w:r>
+              <w:rPr>
+                <w:rFonts w:ascii="TimeNewRoman" w:hAnsi="TimeNewRoman"/>
+                <w:sz w:val="30"/>
+              </w:rPr>
+              <w:t>69+21=</w:t>
+            </w:r>
+          </w:p>
+        </w:tc>
+        <w:tc>
+          <w:tcPr>
+            <w:tcW w:type="dxa" w:w="1987"/>
+          </w:tcPr>
+          <w:p>
+            <w:pPr>
+              <w:jc w:val="left"/>
+            </w:pPr>
+            <w:r>
+              <w:rPr>
+                <w:rFonts w:ascii="TimeNewRoman" w:hAnsi="TimeNewRoman"/>
+                <w:sz w:val="30"/>
+              </w:rPr>
+              <w:t>15+38=</w:t>
+            </w:r>
+          </w:p>
+        </w:tc>
+      </w:tr>
+      <w:tr>
+        <w:tc>
+          <w:tcPr>
+            <w:tcW w:type="dxa" w:w="1987"/>
+          </w:tcPr>
+          <w:p>
+            <w:pPr>
+              <w:jc w:val="left"/>
+            </w:pPr>
+            <w:r>
+              <w:rPr>
+                <w:rFonts w:ascii="TimeNewRoman" w:hAnsi="TimeNewRoman"/>
+                <w:sz w:val="30"/>
+              </w:rPr>
+              <w:t>47-21=</w:t>
+            </w:r>
+          </w:p>
+        </w:tc>
+        <w:tc>
+          <w:tcPr>
+            <w:tcW w:type="dxa" w:w="1987"/>
+          </w:tcPr>
+          <w:p>
+            <w:pPr>
+              <w:jc w:val="left"/>
+            </w:pPr>
+            <w:r>
+              <w:rPr>
+                <w:rFonts w:ascii="TimeNewRoman" w:hAnsi="TimeNewRoman"/>
+                <w:sz w:val="30"/>
+              </w:rPr>
+              <w:t>49-6=</w:t>
+            </w:r>
+          </w:p>
+        </w:tc>
+        <w:tc>
+          <w:tcPr>
+            <w:tcW w:type="dxa" w:w="1987"/>
+          </w:tcPr>
+          <w:p>
+            <w:pPr>
+              <w:jc w:val="left"/>
+            </w:pPr>
+            <w:r>
+              <w:rPr>
+                <w:rFonts w:ascii="TimeNewRoman" w:hAnsi="TimeNewRoman"/>
+                <w:sz w:val="30"/>
+              </w:rPr>
+              <w:t>70-48=</w:t>
+            </w:r>
+          </w:p>
+        </w:tc>
+        <w:tc>
+          <w:tcPr>
+            <w:tcW w:type="dxa" w:w="1987"/>
+          </w:tcPr>
+          <w:p>
+            <w:pPr>
+              <w:jc w:val="left"/>
+            </w:pPr>
+            <w:r>
+              <w:rPr>
+                <w:rFonts w:ascii="TimeNewRoman" w:hAnsi="TimeNewRoman"/>
+                <w:sz w:val="30"/>
+              </w:rPr>
+              <w:t>40-38=</w:t>
+            </w:r>
+          </w:p>
+        </w:tc>
+        <w:tc>
+          <w:tcPr>
+            <w:tcW w:type="dxa" w:w="1987"/>
+          </w:tcPr>
+          <w:p>
+            <w:pPr>
+              <w:jc w:val="left"/>
+            </w:pPr>
+            <w:r>
+              <w:rPr>
+                <w:rFonts w:ascii="TimeNewRoman" w:hAnsi="TimeNewRoman"/>
+                <w:sz w:val="30"/>
+              </w:rPr>
+              <w:t>18-5=</w:t>
+            </w:r>
+          </w:p>
+        </w:tc>
+      </w:tr>
+      <w:tr>
+        <w:tc>
+          <w:tcPr>
+            <w:tcW w:type="dxa" w:w="1987"/>
+          </w:tcPr>
+          <w:p>
+            <w:pPr>
+              <w:jc w:val="left"/>
+            </w:pPr>
+            <w:r>
+              <w:rPr>
+                <w:rFonts w:ascii="TimeNewRoman" w:hAnsi="TimeNewRoman"/>
+                <w:sz w:val="30"/>
+              </w:rPr>
+              <w:t>22+63=</w:t>
+            </w:r>
+          </w:p>
+        </w:tc>
+        <w:tc>
+          <w:tcPr>
+            <w:tcW w:type="dxa" w:w="1987"/>
+          </w:tcPr>
+          <w:p>
+            <w:pPr>
+              <w:jc w:val="left"/>
+            </w:pPr>
+            <w:r>
+              <w:rPr>
+                <w:rFonts w:ascii="TimeNewRoman" w:hAnsi="TimeNewRoman"/>
+                <w:sz w:val="30"/>
+              </w:rPr>
+              <w:t>39+7=</w:t>
+            </w:r>
+          </w:p>
+        </w:tc>
+        <w:tc>
+          <w:tcPr>
+            <w:tcW w:type="dxa" w:w="1987"/>
+          </w:tcPr>
+          <w:p>
+            <w:pPr>
+              <w:jc w:val="left"/>
+            </w:pPr>
+            <w:r>
+              <w:rPr>
+                <w:rFonts w:ascii="TimeNewRoman" w:hAnsi="TimeNewRoman"/>
+                <w:sz w:val="30"/>
+              </w:rPr>
+              <w:t>81-13=</w:t>
+            </w:r>
+          </w:p>
+        </w:tc>
+        <w:tc>
+          <w:tcPr>
+            <w:tcW w:type="dxa" w:w="1987"/>
+          </w:tcPr>
+          <w:p>
+            <w:pPr>
+              <w:jc w:val="left"/>
+            </w:pPr>
+            <w:r>
+              <w:rPr>
+                <w:rFonts w:ascii="TimeNewRoman" w:hAnsi="TimeNewRoman"/>
+                <w:sz w:val="30"/>
+              </w:rPr>
+              <w:t>71-42=</w:t>
+            </w:r>
+          </w:p>
+        </w:tc>
+        <w:tc>
+          <w:tcPr>
+            <w:tcW w:type="dxa" w:w="1987"/>
+          </w:tcPr>
+          <w:p>
+            <w:pPr>
+              <w:jc w:val="left"/>
+            </w:pPr>
+            <w:r>
+              <w:rPr>
+                <w:rFonts w:ascii="TimeNewRoman" w:hAnsi="TimeNewRoman"/>
+                <w:sz w:val="30"/>
+              </w:rPr>
+              <w:t>95-78=</w:t>
+            </w:r>
+          </w:p>
+        </w:tc>
+      </w:tr>
+      <w:tr>
+        <w:tc>
+          <w:tcPr>
+            <w:tcW w:type="dxa" w:w="1987"/>
+          </w:tcPr>
+          <w:p>
+            <w:pPr>
+              <w:jc w:val="left"/>
+            </w:pPr>
+            <w:r>
+              <w:rPr>
+                <w:rFonts w:ascii="TimeNewRoman" w:hAnsi="TimeNewRoman"/>
+                <w:sz w:val="30"/>
+              </w:rPr>
+              <w:t>10+17=</w:t>
+            </w:r>
+          </w:p>
+        </w:tc>
+        <w:tc>
+          <w:tcPr>
+            <w:tcW w:type="dxa" w:w="1987"/>
+          </w:tcPr>
+          <w:p>
+            <w:pPr>
+              <w:jc w:val="left"/>
+            </w:pPr>
+            <w:r>
+              <w:rPr>
+                <w:rFonts w:ascii="TimeNewRoman" w:hAnsi="TimeNewRoman"/>
+                <w:sz w:val="30"/>
+              </w:rPr>
+              <w:t>24+75=</w:t>
+            </w:r>
+          </w:p>
+        </w:tc>
+        <w:tc>
+          <w:tcPr>
+            <w:tcW w:type="dxa" w:w="1987"/>
+          </w:tcPr>
+          <w:p>
+            <w:pPr>
+              <w:jc w:val="left"/>
+            </w:pPr>
+            <w:r>
+              <w:rPr>
+                <w:rFonts w:ascii="TimeNewRoman" w:hAnsi="TimeNewRoman"/>
+                <w:sz w:val="30"/>
+              </w:rPr>
+              <w:t>17+2=</w:t>
+            </w:r>
+          </w:p>
+        </w:tc>
+        <w:tc>
+          <w:tcPr>
+            <w:tcW w:type="dxa" w:w="1987"/>
+          </w:tcPr>
+          <w:p>
+            <w:pPr>
+              <w:jc w:val="left"/>
+            </w:pPr>
+            <w:r>
+              <w:rPr>
+                <w:rFonts w:ascii="TimeNewRoman" w:hAnsi="TimeNewRoman"/>
+                <w:sz w:val="30"/>
+              </w:rPr>
+              <w:t>29-11=</w:t>
+            </w:r>
+          </w:p>
+        </w:tc>
+        <w:tc>
+          <w:tcPr>
+            <w:tcW w:type="dxa" w:w="1987"/>
+          </w:tcPr>
+          <w:p>
+            <w:pPr>
+              <w:jc w:val="left"/>
+            </w:pPr>
+            <w:r>
+              <w:rPr>
+                <w:rFonts w:ascii="TimeNewRoman" w:hAnsi="TimeNewRoman"/>
+                <w:sz w:val="30"/>
+              </w:rPr>
+              <w:t>35-10=</w:t>
+            </w:r>
+          </w:p>
+        </w:tc>
+      </w:tr>
+      <w:tr>
+        <w:tc>
+          <w:tcPr>
+            <w:tcW w:type="dxa" w:w="1987"/>
+          </w:tcPr>
+          <w:p>
+            <w:pPr>
+              <w:jc w:val="left"/>
+            </w:pPr>
+            <w:r>
+              <w:rPr>
+                <w:rFonts w:ascii="TimeNewRoman" w:hAnsi="TimeNewRoman"/>
+                <w:sz w:val="30"/>
+              </w:rPr>
+              <w:t>57-23=</w:t>
+            </w:r>
+          </w:p>
+        </w:tc>
+        <w:tc>
+          <w:tcPr>
+            <w:tcW w:type="dxa" w:w="1987"/>
+          </w:tcPr>
+          <w:p>
+            <w:pPr>
+              <w:jc w:val="left"/>
+            </w:pPr>
+            <w:r>
+              <w:rPr>
+                <w:rFonts w:ascii="TimeNewRoman" w:hAnsi="TimeNewRoman"/>
+                <w:sz w:val="30"/>
+              </w:rPr>
+              <w:t>61+12=</w:t>
+            </w:r>
+          </w:p>
+        </w:tc>
+        <w:tc>
+          <w:tcPr>
+            <w:tcW w:type="dxa" w:w="1987"/>
+          </w:tcPr>
+          <w:p>
+            <w:pPr>
+              <w:jc w:val="left"/>
+            </w:pPr>
+            <w:r>
+              <w:rPr>
+                <w:rFonts w:ascii="TimeNewRoman" w:hAnsi="TimeNewRoman"/>
+                <w:sz w:val="30"/>
+              </w:rPr>
+              <w:t>55-27=</w:t>
+            </w:r>
+          </w:p>
+        </w:tc>
+        <w:tc>
+          <w:tcPr>
+            <w:tcW w:type="dxa" w:w="1987"/>
+          </w:tcPr>
+          <w:p>
+            <w:pPr>
+              <w:jc w:val="left"/>
+            </w:pPr>
+            <w:r>
+              <w:rPr>
+                <w:rFonts w:ascii="TimeNewRoman" w:hAnsi="TimeNewRoman"/>
+                <w:sz w:val="30"/>
+              </w:rPr>
+              <w:t>40-4=</w:t>
+            </w:r>
+          </w:p>
+        </w:tc>
+        <w:tc>
+          <w:tcPr>
+            <w:tcW w:type="dxa" w:w="1987"/>
+          </w:tcPr>
+          <w:p>
+            <w:pPr>
+              <w:jc w:val="left"/>
+            </w:pPr>
+            <w:r>
+              <w:rPr>
+                <w:rFonts w:ascii="TimeNewRoman" w:hAnsi="TimeNewRoman"/>
+                <w:sz w:val="30"/>
+              </w:rPr>
+              <w:t>9+22=</w:t>
+            </w:r>
+          </w:p>
+        </w:tc>
+      </w:tr>
+      <w:tr>
+        <w:tc>
+          <w:tcPr>
+            <w:tcW w:type="dxa" w:w="1987"/>
+          </w:tcPr>
+          <w:p>
+            <w:pPr>
+              <w:jc w:val="left"/>
+            </w:pPr>
+            <w:r>
+              <w:rPr>
+                <w:rFonts w:ascii="TimeNewRoman" w:hAnsi="TimeNewRoman"/>
+                <w:sz w:val="30"/>
+              </w:rPr>
+              <w:t>92-73=</w:t>
+            </w:r>
+          </w:p>
+        </w:tc>
+        <w:tc>
+          <w:tcPr>
+            <w:tcW w:type="dxa" w:w="1987"/>
+          </w:tcPr>
+          <w:p>
+            <w:pPr>
+              <w:jc w:val="left"/>
+            </w:pPr>
+            <w:r>
+              <w:rPr>
+                <w:rFonts w:ascii="TimeNewRoman" w:hAnsi="TimeNewRoman"/>
+                <w:sz w:val="30"/>
+              </w:rPr>
+              <w:t>90-66=</w:t>
+            </w:r>
+          </w:p>
+        </w:tc>
+        <w:tc>
+          <w:tcPr>
+            <w:tcW w:type="dxa" w:w="1987"/>
+          </w:tcPr>
+          <w:p>
+            <w:pPr>
+              <w:jc w:val="left"/>
+            </w:pPr>
+            <w:r>
+              <w:rPr>
+                <w:rFonts w:ascii="TimeNewRoman" w:hAnsi="TimeNewRoman"/>
+                <w:sz w:val="30"/>
+              </w:rPr>
+              <w:t>84-10=</w:t>
+            </w:r>
+          </w:p>
+        </w:tc>
+        <w:tc>
+          <w:tcPr>
+            <w:tcW w:type="dxa" w:w="1987"/>
+          </w:tcPr>
+          <w:p>
+            <w:pPr>
+              <w:jc w:val="left"/>
+            </w:pPr>
+            <w:r>
+              <w:rPr>
+                <w:rFonts w:ascii="TimeNewRoman" w:hAnsi="TimeNewRoman"/>
+                <w:sz w:val="30"/>
+              </w:rPr>
+              <w:t>63-62=</w:t>
+            </w:r>
+          </w:p>
+        </w:tc>
+        <w:tc>
+          <w:tcPr>
+            <w:tcW w:type="dxa" w:w="1987"/>
+          </w:tcPr>
+          <w:p>
+            <w:pPr>
+              <w:jc w:val="left"/>
+            </w:pPr>
+            <w:r>
+              <w:rPr>
+                <w:rFonts w:ascii="TimeNewRoman" w:hAnsi="TimeNewRoman"/>
+                <w:sz w:val="30"/>
+              </w:rPr>
+              <w:t>88-31=</w:t>
+            </w:r>
+          </w:p>
+        </w:tc>
+      </w:tr>
+      <w:tr>
+        <w:tc>
+          <w:tcPr>
+            <w:tcW w:type="dxa" w:w="1987"/>
+          </w:tcPr>
+          <w:p>
+            <w:pPr>
+              <w:jc w:val="left"/>
+            </w:pPr>
+            <w:r>
+              <w:rPr>
+                <w:rFonts w:ascii="TimeNewRoman" w:hAnsi="TimeNewRoman"/>
+                <w:sz w:val="30"/>
+              </w:rPr>
+              <w:t>49+37=</w:t>
+            </w:r>
+          </w:p>
+        </w:tc>
+        <w:tc>
+          <w:tcPr>
+            <w:tcW w:type="dxa" w:w="1987"/>
+          </w:tcPr>
+          <w:p>
+            <w:pPr>
+              <w:jc w:val="left"/>
+            </w:pPr>
+            <w:r>
+              <w:rPr>
+                <w:rFonts w:ascii="TimeNewRoman" w:hAnsi="TimeNewRoman"/>
+                <w:sz w:val="30"/>
+              </w:rPr>
+              <w:t>87-84=</w:t>
+            </w:r>
+          </w:p>
+        </w:tc>
+        <w:tc>
+          <w:tcPr>
+            <w:tcW w:type="dxa" w:w="1987"/>
+          </w:tcPr>
+          <w:p>
+            <w:pPr>
+              <w:jc w:val="left"/>
+            </w:pPr>
+            <w:r>
+              <w:rPr>
+                <w:rFonts w:ascii="TimeNewRoman" w:hAnsi="TimeNewRoman"/>
+                <w:sz w:val="30"/>
+              </w:rPr>
+              <w:t>78-69=</w:t>
+            </w:r>
+          </w:p>
+        </w:tc>
+        <w:tc>
+          <w:tcPr>
+            <w:tcW w:type="dxa" w:w="1987"/>
+          </w:tcPr>
+          <w:p>
+            <w:pPr>
+              <w:jc w:val="left"/>
+            </w:pPr>
+            <w:r>
+              <w:rPr>
+                <w:rFonts w:ascii="TimeNewRoman" w:hAnsi="TimeNewRoman"/>
+                <w:sz w:val="30"/>
+              </w:rPr>
+              <w:t>31-1=</w:t>
+            </w:r>
+          </w:p>
+        </w:tc>
+        <w:tc>
+          <w:tcPr>
+            <w:tcW w:type="dxa" w:w="1987"/>
+          </w:tcPr>
+          <w:p>
+            <w:pPr>
+              <w:jc w:val="left"/>
+            </w:pPr>
+            <w:r>
+              <w:rPr>
+                <w:rFonts w:ascii="TimeNewRoman" w:hAnsi="TimeNewRoman"/>
+                <w:sz w:val="30"/>
+              </w:rPr>
+              <w:t>62+23=</w:t>
+            </w:r>
+          </w:p>
+        </w:tc>
+      </w:tr>
+      <w:tr>
+        <w:tc>
+          <w:tcPr>
+            <w:tcW w:type="dxa" w:w="1987"/>
+          </w:tcPr>
+          <w:p>
+            <w:pPr>
+              <w:jc w:val="left"/>
+            </w:pPr>
+            <w:r>
+              <w:rPr>
+                <w:rFonts w:ascii="TimeNewRoman" w:hAnsi="TimeNewRoman"/>
+                <w:sz w:val="30"/>
+              </w:rPr>
+              <w:t>99-58=</w:t>
+            </w:r>
+          </w:p>
+        </w:tc>
+        <w:tc>
+          <w:tcPr>
+            <w:tcW w:type="dxa" w:w="1987"/>
+          </w:tcPr>
+          <w:p>
+            <w:pPr>
+              <w:jc w:val="left"/>
+            </w:pPr>
+            <w:r>
+              <w:rPr>
+                <w:rFonts w:ascii="TimeNewRoman" w:hAnsi="TimeNewRoman"/>
+                <w:sz w:val="30"/>
+              </w:rPr>
+              <w:t>55+28=</w:t>
+            </w:r>
+          </w:p>
+        </w:tc>
+        <w:tc>
+          <w:tcPr>
+            <w:tcW w:type="dxa" w:w="1987"/>
+          </w:tcPr>
+          <w:p>
+            <w:pPr>
+              <w:jc w:val="left"/>
+            </w:pPr>
+            <w:r>
+              <w:rPr>
+                <w:rFonts w:ascii="TimeNewRoman" w:hAnsi="TimeNewRoman"/>
+                <w:sz w:val="30"/>
+              </w:rPr>
+              <w:t>32+30=</w:t>
+            </w:r>
+          </w:p>
+        </w:tc>
+        <w:tc>
+          <w:tcPr>
+            <w:tcW w:type="dxa" w:w="1987"/>
+          </w:tcPr>
+          <w:p>
+            <w:pPr>
+              <w:jc w:val="left"/>
+            </w:pPr>
+            <w:r>
+              <w:rPr>
+                <w:rFonts w:ascii="TimeNewRoman" w:hAnsi="TimeNewRoman"/>
+                <w:sz w:val="30"/>
+              </w:rPr>
+              <w:t>81+12=</w:t>
+            </w:r>
+          </w:p>
+        </w:tc>
+        <w:tc>
+          <w:tcPr>
+            <w:tcW w:type="dxa" w:w="1987"/>
+          </w:tcPr>
+          <w:p>
+            <w:pPr>
+              <w:jc w:val="left"/>
+            </w:pPr>
+            <w:r>
+              <w:rPr>
+                <w:rFonts w:ascii="TimeNewRoman" w:hAnsi="TimeNewRoman"/>
+                <w:sz w:val="30"/>
+              </w:rPr>
+              <w:t>52-19=</w:t>
+            </w:r>
+          </w:p>
+        </w:tc>
+      </w:tr>
+      <w:tr>
+        <w:tc>
+          <w:tcPr>
+            <w:tcW w:type="dxa" w:w="1987"/>
+          </w:tcPr>
+          <w:p>
+            <w:pPr>
+              <w:jc w:val="left"/>
+            </w:pPr>
+            <w:r>
+              <w:rPr>
+                <w:rFonts w:ascii="TimeNewRoman" w:hAnsi="TimeNewRoman"/>
+                <w:sz w:val="30"/>
+              </w:rPr>
+              <w:t>35+0=</w:t>
+            </w:r>
+          </w:p>
+        </w:tc>
+        <w:tc>
+          <w:tcPr>
+            <w:tcW w:type="dxa" w:w="1987"/>
+          </w:tcPr>
+          <w:p>
+            <w:pPr>
+              <w:jc w:val="left"/>
+            </w:pPr>
+            <w:r>
+              <w:rPr>
+                <w:rFonts w:ascii="TimeNewRoman" w:hAnsi="TimeNewRoman"/>
+                <w:sz w:val="30"/>
+              </w:rPr>
+              <w:t>10+40=</w:t>
+            </w:r>
+          </w:p>
+        </w:tc>
+        <w:tc>
+          <w:tcPr>
+            <w:tcW w:type="dxa" w:w="1987"/>
+          </w:tcPr>
+          <w:p>
+            <w:pPr>
+              <w:jc w:val="left"/>
+            </w:pPr>
+            <w:r>
+              <w:rPr>
+                <w:rFonts w:ascii="TimeNewRoman" w:hAnsi="TimeNewRoman"/>
+                <w:sz w:val="30"/>
+              </w:rPr>
+              <w:t>2+53=</w:t>
+            </w:r>
+          </w:p>
+        </w:tc>
+        <w:tc>
+          <w:tcPr>
+            <w:tcW w:type="dxa" w:w="1987"/>
+          </w:tcPr>
+          <w:p>
+            <w:pPr>
+              <w:jc w:val="left"/>
+            </w:pPr>
+            <w:r>
+              <w:rPr>
+                <w:rFonts w:ascii="TimeNewRoman" w:hAnsi="TimeNewRoman"/>
+                <w:sz w:val="30"/>
+              </w:rPr>
+              <w:t>1+77=</w:t>
+            </w:r>
+          </w:p>
+        </w:tc>
+        <w:tc>
+          <w:tcPr>
+            <w:tcW w:type="dxa" w:w="1987"/>
+          </w:tcPr>
+          <w:p>
+            <w:pPr>
+              <w:jc w:val="left"/>
+            </w:pPr>
+            <w:r>
+              <w:rPr>
+                <w:rFonts w:ascii="TimeNewRoman" w:hAnsi="TimeNewRoman"/>
+                <w:sz w:val="30"/>
+              </w:rPr>
+              <w:t>25+43=</w:t>
+            </w:r>
+          </w:p>
+        </w:tc>
+      </w:tr>
+      <w:tr>
+        <w:tc>
+          <w:tcPr>
+            <w:tcW w:type="dxa" w:w="1987"/>
+          </w:tcPr>
+          <w:p>
+            <w:pPr>
+              <w:jc w:val="left"/>
+            </w:pPr>
+            <w:r>
+              <w:rPr>
+                <w:rFonts w:ascii="TimeNewRoman" w:hAnsi="TimeNewRoman"/>
+                <w:sz w:val="30"/>
+              </w:rPr>
+              <w:t>57+25=</w:t>
+            </w:r>
+          </w:p>
+        </w:tc>
+        <w:tc>
+          <w:tcPr>
+            <w:tcW w:type="dxa" w:w="1987"/>
+          </w:tcPr>
+          <w:p>
+            <w:pPr>
+              <w:jc w:val="left"/>
+            </w:pPr>
+            <w:r>
+              <w:rPr>
+                <w:rFonts w:ascii="TimeNewRoman" w:hAnsi="TimeNewRoman"/>
+                <w:sz w:val="30"/>
+              </w:rPr>
+              <w:t>1+45=</w:t>
+            </w:r>
+          </w:p>
+        </w:tc>
+        <w:tc>
+          <w:tcPr>
+            <w:tcW w:type="dxa" w:w="1987"/>
+          </w:tcPr>
+          <w:p>
+            <w:pPr>
+              <w:jc w:val="left"/>
+            </w:pPr>
+            <w:r>
+              <w:rPr>
+                <w:rFonts w:ascii="TimeNewRoman" w:hAnsi="TimeNewRoman"/>
+                <w:sz w:val="30"/>
+              </w:rPr>
+              <w:t>11+41=</w:t>
+            </w:r>
+          </w:p>
+        </w:tc>
+        <w:tc>
+          <w:tcPr>
+            <w:tcW w:type="dxa" w:w="1987"/>
+          </w:tcPr>
+          <w:p>
+            <w:pPr>
+              <w:jc w:val="left"/>
+            </w:pPr>
+            <w:r>
+              <w:rPr>
+                <w:rFonts w:ascii="TimeNewRoman" w:hAnsi="TimeNewRoman"/>
+                <w:sz w:val="30"/>
+              </w:rPr>
+              <w:t>69+2=</w:t>
+            </w:r>
+          </w:p>
+        </w:tc>
+        <w:tc>
+          <w:tcPr>
+            <w:tcW w:type="dxa" w:w="1987"/>
+          </w:tcPr>
+          <w:p>
+            <w:pPr>
+              <w:jc w:val="left"/>
+            </w:pPr>
+            <w:r>
+              <w:rPr>
+                <w:rFonts w:ascii="TimeNewRoman" w:hAnsi="TimeNewRoman"/>
+                <w:sz w:val="30"/>
+              </w:rPr>
+              <w:t>70-21=</w:t>
+            </w:r>
+          </w:p>
+        </w:tc>
+      </w:tr>
+      <w:tr>
+        <w:tc>
+          <w:tcPr>
+            <w:tcW w:type="dxa" w:w="1987"/>
+          </w:tcPr>
+          <w:p>
+            <w:pPr>
+              <w:jc w:val="left"/>
+            </w:pPr>
+            <w:r>
+              <w:rPr>
+                <w:rFonts w:ascii="TimeNewRoman" w:hAnsi="TimeNewRoman"/>
+                <w:sz w:val="30"/>
+              </w:rPr>
+              <w:t>85+4=</w:t>
+            </w:r>
+          </w:p>
+        </w:tc>
+        <w:tc>
+          <w:tcPr>
+            <w:tcW w:type="dxa" w:w="1987"/>
+          </w:tcPr>
+          <w:p>
+            <w:pPr>
+              <w:jc w:val="left"/>
+            </w:pPr>
+            <w:r>
+              <w:rPr>
+                <w:rFonts w:ascii="TimeNewRoman" w:hAnsi="TimeNewRoman"/>
+                <w:sz w:val="30"/>
+              </w:rPr>
+              <w:t>40-40=</w:t>
+            </w:r>
+          </w:p>
+        </w:tc>
+        <w:tc>
+          <w:tcPr>
+            <w:tcW w:type="dxa" w:w="1987"/>
+          </w:tcPr>
+          <w:p>
+            <w:pPr>
+              <w:jc w:val="left"/>
+            </w:pPr>
+            <w:r>
+              <w:rPr>
+                <w:rFonts w:ascii="TimeNewRoman" w:hAnsi="TimeNewRoman"/>
+                <w:sz w:val="30"/>
+              </w:rPr>
+              <w:t>95-37=</w:t>
+            </w:r>
+          </w:p>
+        </w:tc>
+        <w:tc>
+          <w:tcPr>
+            <w:tcW w:type="dxa" w:w="1987"/>
+          </w:tcPr>
+          <w:p>
+            <w:pPr>
+              <w:jc w:val="left"/>
+            </w:pPr>
+            <w:r>
+              <w:rPr>
+                <w:rFonts w:ascii="TimeNewRoman" w:hAnsi="TimeNewRoman"/>
+                <w:sz w:val="30"/>
+              </w:rPr>
+              <w:t>62-8=</w:t>
+            </w:r>
+          </w:p>
+        </w:tc>
+        <w:tc>
+          <w:tcPr>
+            <w:tcW w:type="dxa" w:w="1987"/>
+          </w:tcPr>
+          <w:p>
+            <w:pPr>
+              <w:jc w:val="left"/>
+            </w:pPr>
+            <w:r>
+              <w:rPr>
+                <w:rFonts w:ascii="TimeNewRoman" w:hAnsi="TimeNewRoman"/>
+                <w:sz w:val="30"/>
+              </w:rPr>
+              <w:t>27+57=</w:t>
+            </w:r>
+          </w:p>
+        </w:tc>
+      </w:tr>
+      <w:tr>
+        <w:tc>
+          <w:tcPr>
+            <w:tcW w:type="dxa" w:w="1987"/>
+          </w:tcPr>
+          <w:p>
+            <w:pPr>
+              <w:jc w:val="left"/>
+            </w:pPr>
+            <w:r>
+              <w:rPr>
+                <w:rFonts w:ascii="TimeNewRoman" w:hAnsi="TimeNewRoman"/>
+                <w:sz w:val="30"/>
+              </w:rPr>
+              <w:t>60-30=</w:t>
+            </w:r>
+          </w:p>
+        </w:tc>
+        <w:tc>
+          <w:tcPr>
+            <w:tcW w:type="dxa" w:w="1987"/>
+          </w:tcPr>
+          <w:p>
+            <w:pPr>
+              <w:jc w:val="left"/>
+            </w:pPr>
+            <w:r>
+              <w:rPr>
+                <w:rFonts w:ascii="TimeNewRoman" w:hAnsi="TimeNewRoman"/>
+                <w:sz w:val="30"/>
+              </w:rPr>
+              <w:t>17+3=</w:t>
+            </w:r>
+          </w:p>
+        </w:tc>
+        <w:tc>
+          <w:tcPr>
+            <w:tcW w:type="dxa" w:w="1987"/>
+          </w:tcPr>
+          <w:p>
+            <w:pPr>
+              <w:jc w:val="left"/>
+            </w:pPr>
+            <w:r>
+              <w:rPr>
+                <w:rFonts w:ascii="TimeNewRoman" w:hAnsi="TimeNewRoman"/>
+                <w:sz w:val="30"/>
+              </w:rPr>
+              <w:t>75-47=</w:t>
+            </w:r>
+          </w:p>
+        </w:tc>
+        <w:tc>
+          <w:tcPr>
+            <w:tcW w:type="dxa" w:w="1987"/>
+          </w:tcPr>
+          <w:p>
+            <w:pPr>
+              <w:jc w:val="left"/>
+            </w:pPr>
+            <w:r>
+              <w:rPr>
+                <w:rFonts w:ascii="TimeNewRoman" w:hAnsi="TimeNewRoman"/>
+                <w:sz w:val="30"/>
+              </w:rPr>
+              <w:t>32+25=</w:t>
+            </w:r>
+          </w:p>
+        </w:tc>
+        <w:tc>
+          <w:tcPr>
+            <w:tcW w:type="dxa" w:w="1987"/>
+          </w:tcPr>
+          <w:p>
+            <w:pPr>
+              <w:jc w:val="left"/>
+            </w:pPr>
+            <w:r>
+              <w:rPr>
+                <w:rFonts w:ascii="TimeNewRoman" w:hAnsi="TimeNewRoman"/>
+                <w:sz w:val="30"/>
+              </w:rPr>
+              <w:t>62-41=</w:t>
             </w:r>
           </w:p>
         </w:tc>

--- a/addition_and_subtraction_within_100.docx
+++ b/addition_and_subtraction_within_100.docx
@@ -40,7 +40,7 @@
                 <w:rFonts w:ascii="TimeNewRoman" w:hAnsi="TimeNewRoman"/>
                 <w:sz w:val="30"/>
               </w:rPr>
-              <w:t>65-0=</w:t>
+              <w:t>11+87=</w:t>
             </w:r>
           </w:p>
         </w:tc>
@@ -57,7 +57,7 @@
                 <w:rFonts w:ascii="TimeNewRoman" w:hAnsi="TimeNewRoman"/>
                 <w:sz w:val="30"/>
               </w:rPr>
-              <w:t>66-52=</w:t>
+              <w:t>44+33=</w:t>
             </w:r>
           </w:p>
         </w:tc>
@@ -74,7 +74,7 @@
                 <w:rFonts w:ascii="TimeNewRoman" w:hAnsi="TimeNewRoman"/>
                 <w:sz w:val="30"/>
               </w:rPr>
-              <w:t>23+15=</w:t>
+              <w:t>33+57=</w:t>
             </w:r>
           </w:p>
         </w:tc>
@@ -91,7 +91,7 @@
                 <w:rFonts w:ascii="TimeNewRoman" w:hAnsi="TimeNewRoman"/>
                 <w:sz w:val="30"/>
               </w:rPr>
-              <w:t>71-18=</w:t>
+              <w:t>22+65=</w:t>
             </w:r>
           </w:p>
         </w:tc>
@@ -108,7 +108,7 @@
                 <w:rFonts w:ascii="TimeNewRoman" w:hAnsi="TimeNewRoman"/>
                 <w:sz w:val="30"/>
               </w:rPr>
-              <w:t>40+41=</w:t>
+              <w:t>91-67=</w:t>
             </w:r>
           </w:p>
         </w:tc>
@@ -127,7 +127,7 @@
                 <w:rFonts w:ascii="TimeNewRoman" w:hAnsi="TimeNewRoman"/>
                 <w:sz w:val="30"/>
               </w:rPr>
-              <w:t>68+21=</w:t>
+              <w:t>47-27=</w:t>
             </w:r>
           </w:p>
         </w:tc>
@@ -144,7 +144,7 @@
                 <w:rFonts w:ascii="TimeNewRoman" w:hAnsi="TimeNewRoman"/>
                 <w:sz w:val="30"/>
               </w:rPr>
-              <w:t>63-16=</w:t>
+              <w:t>78-71=</w:t>
             </w:r>
           </w:p>
         </w:tc>
@@ -161,7 +161,7 @@
                 <w:rFonts w:ascii="TimeNewRoman" w:hAnsi="TimeNewRoman"/>
                 <w:sz w:val="30"/>
               </w:rPr>
-              <w:t>34+19=</w:t>
+              <w:t>21+10=</w:t>
             </w:r>
           </w:p>
         </w:tc>
@@ -178,7 +178,7 @@
                 <w:rFonts w:ascii="TimeNewRoman" w:hAnsi="TimeNewRoman"/>
                 <w:sz w:val="30"/>
               </w:rPr>
-              <w:t>7+18=</w:t>
+              <w:t>61+0=</w:t>
             </w:r>
           </w:p>
         </w:tc>
@@ -195,7 +195,7 @@
                 <w:rFonts w:ascii="TimeNewRoman" w:hAnsi="TimeNewRoman"/>
                 <w:sz w:val="30"/>
               </w:rPr>
-              <w:t>43-26=</w:t>
+              <w:t>67-45=</w:t>
             </w:r>
           </w:p>
         </w:tc>
@@ -214,7 +214,7 @@
                 <w:rFonts w:ascii="TimeNewRoman" w:hAnsi="TimeNewRoman"/>
                 <w:sz w:val="30"/>
               </w:rPr>
-              <w:t>9+32=</w:t>
+              <w:t>64-31=</w:t>
             </w:r>
           </w:p>
         </w:tc>
@@ -231,7 +231,7 @@
                 <w:rFonts w:ascii="TimeNewRoman" w:hAnsi="TimeNewRoman"/>
                 <w:sz w:val="30"/>
               </w:rPr>
-              <w:t>44-24=</w:t>
+              <w:t>62-9=</w:t>
             </w:r>
           </w:p>
         </w:tc>
@@ -248,7 +248,7 @@
                 <w:rFonts w:ascii="TimeNewRoman" w:hAnsi="TimeNewRoman"/>
                 <w:sz w:val="30"/>
               </w:rPr>
-              <w:t>27+64=</w:t>
+              <w:t>46-17=</w:t>
             </w:r>
           </w:p>
         </w:tc>
@@ -265,7 +265,7 @@
                 <w:rFonts w:ascii="TimeNewRoman" w:hAnsi="TimeNewRoman"/>
                 <w:sz w:val="30"/>
               </w:rPr>
-              <w:t>15+41=</w:t>
+              <w:t>25+0=</w:t>
             </w:r>
           </w:p>
         </w:tc>
@@ -282,7 +282,7 @@
                 <w:rFonts w:ascii="TimeNewRoman" w:hAnsi="TimeNewRoman"/>
                 <w:sz w:val="30"/>
               </w:rPr>
-              <w:t>32+52=</w:t>
+              <w:t>47-22=</w:t>
             </w:r>
           </w:p>
         </w:tc>
@@ -301,7 +301,7 @@
                 <w:rFonts w:ascii="TimeNewRoman" w:hAnsi="TimeNewRoman"/>
                 <w:sz w:val="30"/>
               </w:rPr>
-              <w:t>67+20=</w:t>
+              <w:t>35-33=</w:t>
             </w:r>
           </w:p>
         </w:tc>
@@ -318,7 +318,7 @@
                 <w:rFonts w:ascii="TimeNewRoman" w:hAnsi="TimeNewRoman"/>
                 <w:sz w:val="30"/>
               </w:rPr>
-              <w:t>61+35=</w:t>
+              <w:t>5+81=</w:t>
             </w:r>
           </w:p>
         </w:tc>
@@ -335,7 +335,7 @@
                 <w:rFonts w:ascii="TimeNewRoman" w:hAnsi="TimeNewRoman"/>
                 <w:sz w:val="30"/>
               </w:rPr>
-              <w:t>18-15=</w:t>
+              <w:t>12+23=</w:t>
             </w:r>
           </w:p>
         </w:tc>
@@ -352,7 +352,7 @@
                 <w:rFonts w:ascii="TimeNewRoman" w:hAnsi="TimeNewRoman"/>
                 <w:sz w:val="30"/>
               </w:rPr>
-              <w:t>46-39=</w:t>
+              <w:t>56-8=</w:t>
             </w:r>
           </w:p>
         </w:tc>
@@ -369,7 +369,7 @@
                 <w:rFonts w:ascii="TimeNewRoman" w:hAnsi="TimeNewRoman"/>
                 <w:sz w:val="30"/>
               </w:rPr>
-              <w:t>17+13=</w:t>
+              <w:t>88-47=</w:t>
             </w:r>
           </w:p>
         </w:tc>
@@ -388,7 +388,7 @@
                 <w:rFonts w:ascii="TimeNewRoman" w:hAnsi="TimeNewRoman"/>
                 <w:sz w:val="30"/>
               </w:rPr>
-              <w:t>76-23=</w:t>
+              <w:t>80-60=</w:t>
             </w:r>
           </w:p>
         </w:tc>
@@ -405,7 +405,7 @@
                 <w:rFonts w:ascii="TimeNewRoman" w:hAnsi="TimeNewRoman"/>
                 <w:sz w:val="30"/>
               </w:rPr>
-              <w:t>38+35=</w:t>
+              <w:t>78+10=</w:t>
             </w:r>
           </w:p>
         </w:tc>
@@ -422,7 +422,7 @@
                 <w:rFonts w:ascii="TimeNewRoman" w:hAnsi="TimeNewRoman"/>
                 <w:sz w:val="30"/>
               </w:rPr>
-              <w:t>45+53=</w:t>
+              <w:t>89-12=</w:t>
             </w:r>
           </w:p>
         </w:tc>
@@ -439,7 +439,7 @@
                 <w:rFonts w:ascii="TimeNewRoman" w:hAnsi="TimeNewRoman"/>
                 <w:sz w:val="30"/>
               </w:rPr>
-              <w:t>24+31=</w:t>
+              <w:t>20+71=</w:t>
             </w:r>
           </w:p>
         </w:tc>
@@ -456,7 +456,7 @@
                 <w:rFonts w:ascii="TimeNewRoman" w:hAnsi="TimeNewRoman"/>
                 <w:sz w:val="30"/>
               </w:rPr>
-              <w:t>96-67=</w:t>
+              <w:t>75+15=</w:t>
             </w:r>
           </w:p>
         </w:tc>
@@ -475,7 +475,7 @@
                 <w:rFonts w:ascii="TimeNewRoman" w:hAnsi="TimeNewRoman"/>
                 <w:sz w:val="30"/>
               </w:rPr>
-              <w:t>8+4=</w:t>
+              <w:t>39+16=</w:t>
             </w:r>
           </w:p>
         </w:tc>
@@ -492,7 +492,7 @@
                 <w:rFonts w:ascii="TimeNewRoman" w:hAnsi="TimeNewRoman"/>
                 <w:sz w:val="30"/>
               </w:rPr>
-              <w:t>83-14=</w:t>
+              <w:t>90-72=</w:t>
             </w:r>
           </w:p>
         </w:tc>
@@ -509,7 +509,7 @@
                 <w:rFonts w:ascii="TimeNewRoman" w:hAnsi="TimeNewRoman"/>
                 <w:sz w:val="30"/>
               </w:rPr>
-              <w:t>76-38=</w:t>
+              <w:t>26-26=</w:t>
             </w:r>
           </w:p>
         </w:tc>
@@ -526,7 +526,7 @@
                 <w:rFonts w:ascii="TimeNewRoman" w:hAnsi="TimeNewRoman"/>
                 <w:sz w:val="30"/>
               </w:rPr>
-              <w:t>47-8=</w:t>
+              <w:t>12+43=</w:t>
             </w:r>
           </w:p>
         </w:tc>
@@ -543,7 +543,7 @@
                 <w:rFonts w:ascii="TimeNewRoman" w:hAnsi="TimeNewRoman"/>
                 <w:sz w:val="30"/>
               </w:rPr>
-              <w:t>27-7=</w:t>
+              <w:t>27+28=</w:t>
             </w:r>
           </w:p>
         </w:tc>
@@ -562,7 +562,7 @@
                 <w:rFonts w:ascii="TimeNewRoman" w:hAnsi="TimeNewRoman"/>
                 <w:sz w:val="30"/>
               </w:rPr>
-              <w:t>30+19=</w:t>
+              <w:t>25+58=</w:t>
             </w:r>
           </w:p>
         </w:tc>
@@ -579,7 +579,7 @@
                 <w:rFonts w:ascii="TimeNewRoman" w:hAnsi="TimeNewRoman"/>
                 <w:sz w:val="30"/>
               </w:rPr>
-              <w:t>24-20=</w:t>
+              <w:t>7-2=</w:t>
             </w:r>
           </w:p>
         </w:tc>
@@ -596,7 +596,7 @@
                 <w:rFonts w:ascii="TimeNewRoman" w:hAnsi="TimeNewRoman"/>
                 <w:sz w:val="30"/>
               </w:rPr>
-              <w:t>18+58=</w:t>
+              <w:t>2+18=</w:t>
             </w:r>
           </w:p>
         </w:tc>
@@ -613,7 +613,234 @@
                 <w:rFonts w:ascii="TimeNewRoman" w:hAnsi="TimeNewRoman"/>
                 <w:sz w:val="30"/>
               </w:rPr>
-              <w:t>35+25=</w:t>
+              <w:t>94-82=</w:t>
+            </w:r>
+          </w:p>
+        </w:tc>
+        <w:tc>
+          <w:tcPr>
+            <w:tcW w:type="dxa" w:w="1987"/>
+          </w:tcPr>
+          <w:p>
+            <w:pPr>
+              <w:jc w:val="left"/>
+            </w:pPr>
+            <w:r>
+              <w:rPr>
+                <w:rFonts w:ascii="TimeNewRoman" w:hAnsi="TimeNewRoman"/>
+                <w:sz w:val="30"/>
+              </w:rPr>
+              <w:t>57+6=</w:t>
+            </w:r>
+          </w:p>
+        </w:tc>
+      </w:tr>
+      <w:tr>
+        <w:tc>
+          <w:tcPr>
+            <w:tcW w:type="dxa" w:w="1987"/>
+          </w:tcPr>
+          <w:p>
+            <w:pPr>
+              <w:jc w:val="left"/>
+            </w:pPr>
+            <w:r>
+              <w:rPr>
+                <w:rFonts w:ascii="TimeNewRoman" w:hAnsi="TimeNewRoman"/>
+                <w:sz w:val="30"/>
+              </w:rPr>
+              <w:t>37+61=</w:t>
+            </w:r>
+          </w:p>
+        </w:tc>
+        <w:tc>
+          <w:tcPr>
+            <w:tcW w:type="dxa" w:w="1987"/>
+          </w:tcPr>
+          <w:p>
+            <w:pPr>
+              <w:jc w:val="left"/>
+            </w:pPr>
+            <w:r>
+              <w:rPr>
+                <w:rFonts w:ascii="TimeNewRoman" w:hAnsi="TimeNewRoman"/>
+                <w:sz w:val="30"/>
+              </w:rPr>
+              <w:t>71-32=</w:t>
+            </w:r>
+          </w:p>
+        </w:tc>
+        <w:tc>
+          <w:tcPr>
+            <w:tcW w:type="dxa" w:w="1987"/>
+          </w:tcPr>
+          <w:p>
+            <w:pPr>
+              <w:jc w:val="left"/>
+            </w:pPr>
+            <w:r>
+              <w:rPr>
+                <w:rFonts w:ascii="TimeNewRoman" w:hAnsi="TimeNewRoman"/>
+                <w:sz w:val="30"/>
+              </w:rPr>
+              <w:t>25+70=</w:t>
+            </w:r>
+          </w:p>
+        </w:tc>
+        <w:tc>
+          <w:tcPr>
+            <w:tcW w:type="dxa" w:w="1987"/>
+          </w:tcPr>
+          <w:p>
+            <w:pPr>
+              <w:jc w:val="left"/>
+            </w:pPr>
+            <w:r>
+              <w:rPr>
+                <w:rFonts w:ascii="TimeNewRoman" w:hAnsi="TimeNewRoman"/>
+                <w:sz w:val="30"/>
+              </w:rPr>
+              <w:t>33+57=</w:t>
+            </w:r>
+          </w:p>
+        </w:tc>
+        <w:tc>
+          <w:tcPr>
+            <w:tcW w:type="dxa" w:w="1987"/>
+          </w:tcPr>
+          <w:p>
+            <w:pPr>
+              <w:jc w:val="left"/>
+            </w:pPr>
+            <w:r>
+              <w:rPr>
+                <w:rFonts w:ascii="TimeNewRoman" w:hAnsi="TimeNewRoman"/>
+                <w:sz w:val="30"/>
+              </w:rPr>
+              <w:t>42-12=</w:t>
+            </w:r>
+          </w:p>
+        </w:tc>
+      </w:tr>
+      <w:tr>
+        <w:tc>
+          <w:tcPr>
+            <w:tcW w:type="dxa" w:w="1987"/>
+          </w:tcPr>
+          <w:p>
+            <w:pPr>
+              <w:jc w:val="left"/>
+            </w:pPr>
+            <w:r>
+              <w:rPr>
+                <w:rFonts w:ascii="TimeNewRoman" w:hAnsi="TimeNewRoman"/>
+                <w:sz w:val="30"/>
+              </w:rPr>
+              <w:t>12+27=</w:t>
+            </w:r>
+          </w:p>
+        </w:tc>
+        <w:tc>
+          <w:tcPr>
+            <w:tcW w:type="dxa" w:w="1987"/>
+          </w:tcPr>
+          <w:p>
+            <w:pPr>
+              <w:jc w:val="left"/>
+            </w:pPr>
+            <w:r>
+              <w:rPr>
+                <w:rFonts w:ascii="TimeNewRoman" w:hAnsi="TimeNewRoman"/>
+                <w:sz w:val="30"/>
+              </w:rPr>
+              <w:t>85-80=</w:t>
+            </w:r>
+          </w:p>
+        </w:tc>
+        <w:tc>
+          <w:tcPr>
+            <w:tcW w:type="dxa" w:w="1987"/>
+          </w:tcPr>
+          <w:p>
+            <w:pPr>
+              <w:jc w:val="left"/>
+            </w:pPr>
+            <w:r>
+              <w:rPr>
+                <w:rFonts w:ascii="TimeNewRoman" w:hAnsi="TimeNewRoman"/>
+                <w:sz w:val="30"/>
+              </w:rPr>
+              <w:t>44+11=</w:t>
+            </w:r>
+          </w:p>
+        </w:tc>
+        <w:tc>
+          <w:tcPr>
+            <w:tcW w:type="dxa" w:w="1987"/>
+          </w:tcPr>
+          <w:p>
+            <w:pPr>
+              <w:jc w:val="left"/>
+            </w:pPr>
+            <w:r>
+              <w:rPr>
+                <w:rFonts w:ascii="TimeNewRoman" w:hAnsi="TimeNewRoman"/>
+                <w:sz w:val="30"/>
+              </w:rPr>
+              <w:t>34+29=</w:t>
+            </w:r>
+          </w:p>
+        </w:tc>
+        <w:tc>
+          <w:tcPr>
+            <w:tcW w:type="dxa" w:w="1987"/>
+          </w:tcPr>
+          <w:p>
+            <w:pPr>
+              <w:jc w:val="left"/>
+            </w:pPr>
+            <w:r>
+              <w:rPr>
+                <w:rFonts w:ascii="TimeNewRoman" w:hAnsi="TimeNewRoman"/>
+                <w:sz w:val="30"/>
+              </w:rPr>
+              <w:t>35-29=</w:t>
+            </w:r>
+          </w:p>
+        </w:tc>
+      </w:tr>
+      <w:tr>
+        <w:tc>
+          <w:tcPr>
+            <w:tcW w:type="dxa" w:w="1987"/>
+          </w:tcPr>
+          <w:p>
+            <w:pPr>
+              <w:jc w:val="left"/>
+            </w:pPr>
+            <w:r>
+              <w:rPr>
+                <w:rFonts w:ascii="TimeNewRoman" w:hAnsi="TimeNewRoman"/>
+                <w:sz w:val="30"/>
+              </w:rPr>
+              <w:t>82-53=</w:t>
+            </w:r>
+          </w:p>
+        </w:tc>
+        <w:tc>
+          <w:tcPr>
+            <w:tcW w:type="dxa" w:w="1987"/>
+          </w:tcPr>
+          <w:p>
+            <w:pPr>
+              <w:jc w:val="left"/>
+            </w:pPr>
+            <w:r>
+              <w:rPr>
+                <w:rFonts w:ascii="TimeNewRoman" w:hAnsi="TimeNewRoman"/>
+                <w:sz w:val="30"/>
+              </w:rPr>
+              <w:t>82+15=</w:t>
             </w:r>
           </w:p>
         </w:tc>
@@ -634,8 +861,6 @@
             </w:r>
           </w:p>
         </w:tc>
-      </w:tr>
-      <w:tr>
         <w:tc>
           <w:tcPr>
             <w:tcW w:type="dxa" w:w="1987"/>
@@ -649,7 +874,7 @@
                 <w:rFonts w:ascii="TimeNewRoman" w:hAnsi="TimeNewRoman"/>
                 <w:sz w:val="30"/>
               </w:rPr>
-              <w:t>83-53=</w:t>
+              <w:t>23-9=</w:t>
             </w:r>
           </w:p>
         </w:tc>
@@ -666,58 +891,7 @@
                 <w:rFonts w:ascii="TimeNewRoman" w:hAnsi="TimeNewRoman"/>
                 <w:sz w:val="30"/>
               </w:rPr>
-              <w:t>27+71=</w:t>
-            </w:r>
-          </w:p>
-        </w:tc>
-        <w:tc>
-          <w:tcPr>
-            <w:tcW w:type="dxa" w:w="1987"/>
-          </w:tcPr>
-          <w:p>
-            <w:pPr>
-              <w:jc w:val="left"/>
-            </w:pPr>
-            <w:r>
-              <w:rPr>
-                <w:rFonts w:ascii="TimeNewRoman" w:hAnsi="TimeNewRoman"/>
-                <w:sz w:val="30"/>
-              </w:rPr>
-              <w:t>27+71=</w:t>
-            </w:r>
-          </w:p>
-        </w:tc>
-        <w:tc>
-          <w:tcPr>
-            <w:tcW w:type="dxa" w:w="1987"/>
-          </w:tcPr>
-          <w:p>
-            <w:pPr>
-              <w:jc w:val="left"/>
-            </w:pPr>
-            <w:r>
-              <w:rPr>
-                <w:rFonts w:ascii="TimeNewRoman" w:hAnsi="TimeNewRoman"/>
-                <w:sz w:val="30"/>
-              </w:rPr>
-              <w:t>38-10=</w:t>
-            </w:r>
-          </w:p>
-        </w:tc>
-        <w:tc>
-          <w:tcPr>
-            <w:tcW w:type="dxa" w:w="1987"/>
-          </w:tcPr>
-          <w:p>
-            <w:pPr>
-              <w:jc w:val="left"/>
-            </w:pPr>
-            <w:r>
-              <w:rPr>
-                <w:rFonts w:ascii="TimeNewRoman" w:hAnsi="TimeNewRoman"/>
-                <w:sz w:val="30"/>
-              </w:rPr>
-              <w:t>7+25=</w:t>
+              <w:t>5+40=</w:t>
             </w:r>
           </w:p>
         </w:tc>
@@ -736,7 +910,7 @@
                 <w:rFonts w:ascii="TimeNewRoman" w:hAnsi="TimeNewRoman"/>
                 <w:sz w:val="30"/>
               </w:rPr>
-              <w:t>41-30=</w:t>
+              <w:t>66-30=</w:t>
             </w:r>
           </w:p>
         </w:tc>
@@ -753,7 +927,7 @@
                 <w:rFonts w:ascii="TimeNewRoman" w:hAnsi="TimeNewRoman"/>
                 <w:sz w:val="30"/>
               </w:rPr>
-              <w:t>40+58=</w:t>
+              <w:t>88-79=</w:t>
             </w:r>
           </w:p>
         </w:tc>
@@ -770,7 +944,7 @@
                 <w:rFonts w:ascii="TimeNewRoman" w:hAnsi="TimeNewRoman"/>
                 <w:sz w:val="30"/>
               </w:rPr>
-              <w:t>67-12=</w:t>
+              <w:t>11+22=</w:t>
             </w:r>
           </w:p>
         </w:tc>
@@ -787,7 +961,7 @@
                 <w:rFonts w:ascii="TimeNewRoman" w:hAnsi="TimeNewRoman"/>
                 <w:sz w:val="30"/>
               </w:rPr>
-              <w:t>69+21=</w:t>
+              <w:t>19+43=</w:t>
             </w:r>
           </w:p>
         </w:tc>
@@ -804,7 +978,7 @@
                 <w:rFonts w:ascii="TimeNewRoman" w:hAnsi="TimeNewRoman"/>
                 <w:sz w:val="30"/>
               </w:rPr>
-              <w:t>15+38=</w:t>
+              <w:t>59+5=</w:t>
             </w:r>
           </w:p>
         </w:tc>
@@ -823,7 +997,7 @@
                 <w:rFonts w:ascii="TimeNewRoman" w:hAnsi="TimeNewRoman"/>
                 <w:sz w:val="30"/>
               </w:rPr>
-              <w:t>47-21=</w:t>
+              <w:t>8+63=</w:t>
             </w:r>
           </w:p>
         </w:tc>
@@ -840,7 +1014,7 @@
                 <w:rFonts w:ascii="TimeNewRoman" w:hAnsi="TimeNewRoman"/>
                 <w:sz w:val="30"/>
               </w:rPr>
-              <w:t>49-6=</w:t>
+              <w:t>47-23=</w:t>
             </w:r>
           </w:p>
         </w:tc>
@@ -857,7 +1031,7 @@
                 <w:rFonts w:ascii="TimeNewRoman" w:hAnsi="TimeNewRoman"/>
                 <w:sz w:val="30"/>
               </w:rPr>
-              <w:t>70-48=</w:t>
+              <w:t>59-34=</w:t>
             </w:r>
           </w:p>
         </w:tc>
@@ -874,7 +1048,7 @@
                 <w:rFonts w:ascii="TimeNewRoman" w:hAnsi="TimeNewRoman"/>
                 <w:sz w:val="30"/>
               </w:rPr>
-              <w:t>40-38=</w:t>
+              <w:t>97-68=</w:t>
             </w:r>
           </w:p>
         </w:tc>
@@ -891,7 +1065,7 @@
                 <w:rFonts w:ascii="TimeNewRoman" w:hAnsi="TimeNewRoman"/>
                 <w:sz w:val="30"/>
               </w:rPr>
-              <w:t>18-5=</w:t>
+              <w:t>61+26=</w:t>
             </w:r>
           </w:p>
         </w:tc>
@@ -910,7 +1084,7 @@
                 <w:rFonts w:ascii="TimeNewRoman" w:hAnsi="TimeNewRoman"/>
                 <w:sz w:val="30"/>
               </w:rPr>
-              <w:t>22+63=</w:t>
+              <w:t>36-7=</w:t>
             </w:r>
           </w:p>
         </w:tc>
@@ -927,7 +1101,7 @@
                 <w:rFonts w:ascii="TimeNewRoman" w:hAnsi="TimeNewRoman"/>
                 <w:sz w:val="30"/>
               </w:rPr>
-              <w:t>39+7=</w:t>
+              <w:t>83-19=</w:t>
             </w:r>
           </w:p>
         </w:tc>
@@ -944,7 +1118,7 @@
                 <w:rFonts w:ascii="TimeNewRoman" w:hAnsi="TimeNewRoman"/>
                 <w:sz w:val="30"/>
               </w:rPr>
-              <w:t>81-13=</w:t>
+              <w:t>39-3=</w:t>
             </w:r>
           </w:p>
         </w:tc>
@@ -961,7 +1135,7 @@
                 <w:rFonts w:ascii="TimeNewRoman" w:hAnsi="TimeNewRoman"/>
                 <w:sz w:val="30"/>
               </w:rPr>
-              <w:t>71-42=</w:t>
+              <w:t>29+28=</w:t>
             </w:r>
           </w:p>
         </w:tc>
@@ -978,7 +1152,7 @@
                 <w:rFonts w:ascii="TimeNewRoman" w:hAnsi="TimeNewRoman"/>
                 <w:sz w:val="30"/>
               </w:rPr>
-              <w:t>95-78=</w:t>
+              <w:t>14-0=</w:t>
             </w:r>
           </w:p>
         </w:tc>
@@ -997,7 +1171,7 @@
                 <w:rFonts w:ascii="TimeNewRoman" w:hAnsi="TimeNewRoman"/>
                 <w:sz w:val="30"/>
               </w:rPr>
-              <w:t>10+17=</w:t>
+              <w:t>30+47=</w:t>
             </w:r>
           </w:p>
         </w:tc>
@@ -1014,7 +1188,7 @@
                 <w:rFonts w:ascii="TimeNewRoman" w:hAnsi="TimeNewRoman"/>
                 <w:sz w:val="30"/>
               </w:rPr>
-              <w:t>24+75=</w:t>
+              <w:t>91+6=</w:t>
             </w:r>
           </w:p>
         </w:tc>
@@ -1031,7 +1205,7 @@
                 <w:rFonts w:ascii="TimeNewRoman" w:hAnsi="TimeNewRoman"/>
                 <w:sz w:val="30"/>
               </w:rPr>
-              <w:t>17+2=</w:t>
+              <w:t>85+12=</w:t>
             </w:r>
           </w:p>
         </w:tc>
@@ -1048,7 +1222,7 @@
                 <w:rFonts w:ascii="TimeNewRoman" w:hAnsi="TimeNewRoman"/>
                 <w:sz w:val="30"/>
               </w:rPr>
-              <w:t>29-11=</w:t>
+              <w:t>92-3=</w:t>
             </w:r>
           </w:p>
         </w:tc>
@@ -1065,7 +1239,7 @@
                 <w:rFonts w:ascii="TimeNewRoman" w:hAnsi="TimeNewRoman"/>
                 <w:sz w:val="30"/>
               </w:rPr>
-              <w:t>35-10=</w:t>
+              <w:t>61-31=</w:t>
             </w:r>
           </w:p>
         </w:tc>
@@ -1084,7 +1258,7 @@
                 <w:rFonts w:ascii="TimeNewRoman" w:hAnsi="TimeNewRoman"/>
                 <w:sz w:val="30"/>
               </w:rPr>
-              <w:t>57-23=</w:t>
+              <w:t>59-53=</w:t>
             </w:r>
           </w:p>
         </w:tc>
@@ -1101,7 +1275,7 @@
                 <w:rFonts w:ascii="TimeNewRoman" w:hAnsi="TimeNewRoman"/>
                 <w:sz w:val="30"/>
               </w:rPr>
-              <w:t>61+12=</w:t>
+              <w:t>16-15=</w:t>
             </w:r>
           </w:p>
         </w:tc>
@@ -1118,7 +1292,7 @@
                 <w:rFonts w:ascii="TimeNewRoman" w:hAnsi="TimeNewRoman"/>
                 <w:sz w:val="30"/>
               </w:rPr>
-              <w:t>55-27=</w:t>
+              <w:t>30+67=</w:t>
             </w:r>
           </w:p>
         </w:tc>
@@ -1135,7 +1309,7 @@
                 <w:rFonts w:ascii="TimeNewRoman" w:hAnsi="TimeNewRoman"/>
                 <w:sz w:val="30"/>
               </w:rPr>
-              <w:t>40-4=</w:t>
+              <w:t>84-81=</w:t>
             </w:r>
           </w:p>
         </w:tc>
@@ -1152,7 +1326,7 @@
                 <w:rFonts w:ascii="TimeNewRoman" w:hAnsi="TimeNewRoman"/>
                 <w:sz w:val="30"/>
               </w:rPr>
-              <w:t>9+22=</w:t>
+              <w:t>89-64=</w:t>
             </w:r>
           </w:p>
         </w:tc>
@@ -1171,7 +1345,7 @@
                 <w:rFonts w:ascii="TimeNewRoman" w:hAnsi="TimeNewRoman"/>
                 <w:sz w:val="30"/>
               </w:rPr>
-              <w:t>92-73=</w:t>
+              <w:t>20+67=</w:t>
             </w:r>
           </w:p>
         </w:tc>
@@ -1188,7 +1362,7 @@
                 <w:rFonts w:ascii="TimeNewRoman" w:hAnsi="TimeNewRoman"/>
                 <w:sz w:val="30"/>
               </w:rPr>
-              <w:t>90-66=</w:t>
+              <w:t>23-1=</w:t>
             </w:r>
           </w:p>
         </w:tc>
@@ -1205,7 +1379,7 @@
                 <w:rFonts w:ascii="TimeNewRoman" w:hAnsi="TimeNewRoman"/>
                 <w:sz w:val="30"/>
               </w:rPr>
-              <w:t>84-10=</w:t>
+              <w:t>49+30=</w:t>
             </w:r>
           </w:p>
         </w:tc>
@@ -1222,7 +1396,7 @@
                 <w:rFonts w:ascii="TimeNewRoman" w:hAnsi="TimeNewRoman"/>
                 <w:sz w:val="30"/>
               </w:rPr>
-              <w:t>63-62=</w:t>
+              <w:t>18+55=</w:t>
             </w:r>
           </w:p>
         </w:tc>
@@ -1239,7 +1413,7 @@
                 <w:rFonts w:ascii="TimeNewRoman" w:hAnsi="TimeNewRoman"/>
                 <w:sz w:val="30"/>
               </w:rPr>
-              <w:t>88-31=</w:t>
+              <w:t>70-52=</w:t>
             </w:r>
           </w:p>
         </w:tc>
@@ -1258,7 +1432,7 @@
                 <w:rFonts w:ascii="TimeNewRoman" w:hAnsi="TimeNewRoman"/>
                 <w:sz w:val="30"/>
               </w:rPr>
-              <w:t>49+37=</w:t>
+              <w:t>44+41=</w:t>
             </w:r>
           </w:p>
         </w:tc>
@@ -1275,7 +1449,7 @@
                 <w:rFonts w:ascii="TimeNewRoman" w:hAnsi="TimeNewRoman"/>
                 <w:sz w:val="30"/>
               </w:rPr>
-              <w:t>87-84=</w:t>
+              <w:t>53+24=</w:t>
             </w:r>
           </w:p>
         </w:tc>
@@ -1292,7 +1466,7 @@
                 <w:rFonts w:ascii="TimeNewRoman" w:hAnsi="TimeNewRoman"/>
                 <w:sz w:val="30"/>
               </w:rPr>
-              <w:t>78-69=</w:t>
+              <w:t>9+5=</w:t>
             </w:r>
           </w:p>
         </w:tc>
@@ -1309,7 +1483,7 @@
                 <w:rFonts w:ascii="TimeNewRoman" w:hAnsi="TimeNewRoman"/>
                 <w:sz w:val="30"/>
               </w:rPr>
-              <w:t>31-1=</w:t>
+              <w:t>69-1=</w:t>
             </w:r>
           </w:p>
         </w:tc>
@@ -1326,7 +1500,7 @@
                 <w:rFonts w:ascii="TimeNewRoman" w:hAnsi="TimeNewRoman"/>
                 <w:sz w:val="30"/>
               </w:rPr>
-              <w:t>62+23=</w:t>
+              <w:t>17-5=</w:t>
             </w:r>
           </w:p>
         </w:tc>
@@ -1345,7 +1519,7 @@
                 <w:rFonts w:ascii="TimeNewRoman" w:hAnsi="TimeNewRoman"/>
                 <w:sz w:val="30"/>
               </w:rPr>
-              <w:t>99-58=</w:t>
+              <w:t>3+66=</w:t>
             </w:r>
           </w:p>
         </w:tc>
@@ -1362,7 +1536,7 @@
                 <w:rFonts w:ascii="TimeNewRoman" w:hAnsi="TimeNewRoman"/>
                 <w:sz w:val="30"/>
               </w:rPr>
-              <w:t>55+28=</w:t>
+              <w:t>70+23=</w:t>
             </w:r>
           </w:p>
         </w:tc>
@@ -1379,7 +1553,7 @@
                 <w:rFonts w:ascii="TimeNewRoman" w:hAnsi="TimeNewRoman"/>
                 <w:sz w:val="30"/>
               </w:rPr>
-              <w:t>32+30=</w:t>
+              <w:t>14+10=</w:t>
             </w:r>
           </w:p>
         </w:tc>
@@ -1396,7 +1570,7 @@
                 <w:rFonts w:ascii="TimeNewRoman" w:hAnsi="TimeNewRoman"/>
                 <w:sz w:val="30"/>
               </w:rPr>
-              <w:t>81+12=</w:t>
+              <w:t>54+36=</w:t>
             </w:r>
           </w:p>
         </w:tc>
@@ -1413,7 +1587,7 @@
                 <w:rFonts w:ascii="TimeNewRoman" w:hAnsi="TimeNewRoman"/>
                 <w:sz w:val="30"/>
               </w:rPr>
-              <w:t>52-19=</w:t>
+              <w:t>50-12=</w:t>
             </w:r>
           </w:p>
         </w:tc>
@@ -1432,7 +1606,7 @@
                 <w:rFonts w:ascii="TimeNewRoman" w:hAnsi="TimeNewRoman"/>
                 <w:sz w:val="30"/>
               </w:rPr>
-              <w:t>35+0=</w:t>
+              <w:t>17+79=</w:t>
             </w:r>
           </w:p>
         </w:tc>
@@ -1449,7 +1623,7 @@
                 <w:rFonts w:ascii="TimeNewRoman" w:hAnsi="TimeNewRoman"/>
                 <w:sz w:val="30"/>
               </w:rPr>
-              <w:t>10+40=</w:t>
+              <w:t>63+7=</w:t>
             </w:r>
           </w:p>
         </w:tc>
@@ -1466,7 +1640,7 @@
                 <w:rFonts w:ascii="TimeNewRoman" w:hAnsi="TimeNewRoman"/>
                 <w:sz w:val="30"/>
               </w:rPr>
-              <w:t>2+53=</w:t>
+              <w:t>10+53=</w:t>
             </w:r>
           </w:p>
         </w:tc>
@@ -1483,7 +1657,7 @@
                 <w:rFonts w:ascii="TimeNewRoman" w:hAnsi="TimeNewRoman"/>
                 <w:sz w:val="30"/>
               </w:rPr>
-              <w:t>1+77=</w:t>
+              <w:t>0+14=</w:t>
             </w:r>
           </w:p>
         </w:tc>
@@ -1500,7 +1674,7 @@
                 <w:rFonts w:ascii="TimeNewRoman" w:hAnsi="TimeNewRoman"/>
                 <w:sz w:val="30"/>
               </w:rPr>
-              <w:t>25+43=</w:t>
+              <w:t>32+40=</w:t>
             </w:r>
           </w:p>
         </w:tc>
@@ -1519,7 +1693,7 @@
                 <w:rFonts w:ascii="TimeNewRoman" w:hAnsi="TimeNewRoman"/>
                 <w:sz w:val="30"/>
               </w:rPr>
-              <w:t>57+25=</w:t>
+              <w:t>37-11=</w:t>
             </w:r>
           </w:p>
         </w:tc>
@@ -1536,7 +1710,7 @@
                 <w:rFonts w:ascii="TimeNewRoman" w:hAnsi="TimeNewRoman"/>
                 <w:sz w:val="30"/>
               </w:rPr>
-              <w:t>1+45=</w:t>
+              <w:t>10+89=</w:t>
             </w:r>
           </w:p>
         </w:tc>
@@ -1553,7 +1727,7 @@
                 <w:rFonts w:ascii="TimeNewRoman" w:hAnsi="TimeNewRoman"/>
                 <w:sz w:val="30"/>
               </w:rPr>
-              <w:t>11+41=</w:t>
+              <w:t>73+15=</w:t>
             </w:r>
           </w:p>
         </w:tc>
@@ -1570,7 +1744,7 @@
                 <w:rFonts w:ascii="TimeNewRoman" w:hAnsi="TimeNewRoman"/>
                 <w:sz w:val="30"/>
               </w:rPr>
-              <w:t>69+2=</w:t>
+              <w:t>61-31=</w:t>
             </w:r>
           </w:p>
         </w:tc>
@@ -1587,181 +1761,7 @@
                 <w:rFonts w:ascii="TimeNewRoman" w:hAnsi="TimeNewRoman"/>
                 <w:sz w:val="30"/>
               </w:rPr>
-              <w:t>70-21=</w:t>
-            </w:r>
-          </w:p>
-        </w:tc>
-      </w:tr>
-      <w:tr>
-        <w:tc>
-          <w:tcPr>
-            <w:tcW w:type="dxa" w:w="1987"/>
-          </w:tcPr>
-          <w:p>
-            <w:pPr>
-              <w:jc w:val="left"/>
-            </w:pPr>
-            <w:r>
-              <w:rPr>
-                <w:rFonts w:ascii="TimeNewRoman" w:hAnsi="TimeNewRoman"/>
-                <w:sz w:val="30"/>
-              </w:rPr>
-              <w:t>85+4=</w:t>
-            </w:r>
-          </w:p>
-        </w:tc>
-        <w:tc>
-          <w:tcPr>
-            <w:tcW w:type="dxa" w:w="1987"/>
-          </w:tcPr>
-          <w:p>
-            <w:pPr>
-              <w:jc w:val="left"/>
-            </w:pPr>
-            <w:r>
-              <w:rPr>
-                <w:rFonts w:ascii="TimeNewRoman" w:hAnsi="TimeNewRoman"/>
-                <w:sz w:val="30"/>
-              </w:rPr>
-              <w:t>40-40=</w:t>
-            </w:r>
-          </w:p>
-        </w:tc>
-        <w:tc>
-          <w:tcPr>
-            <w:tcW w:type="dxa" w:w="1987"/>
-          </w:tcPr>
-          <w:p>
-            <w:pPr>
-              <w:jc w:val="left"/>
-            </w:pPr>
-            <w:r>
-              <w:rPr>
-                <w:rFonts w:ascii="TimeNewRoman" w:hAnsi="TimeNewRoman"/>
-                <w:sz w:val="30"/>
-              </w:rPr>
-              <w:t>95-37=</w:t>
-            </w:r>
-          </w:p>
-        </w:tc>
-        <w:tc>
-          <w:tcPr>
-            <w:tcW w:type="dxa" w:w="1987"/>
-          </w:tcPr>
-          <w:p>
-            <w:pPr>
-              <w:jc w:val="left"/>
-            </w:pPr>
-            <w:r>
-              <w:rPr>
-                <w:rFonts w:ascii="TimeNewRoman" w:hAnsi="TimeNewRoman"/>
-                <w:sz w:val="30"/>
-              </w:rPr>
-              <w:t>62-8=</w:t>
-            </w:r>
-          </w:p>
-        </w:tc>
-        <w:tc>
-          <w:tcPr>
-            <w:tcW w:type="dxa" w:w="1987"/>
-          </w:tcPr>
-          <w:p>
-            <w:pPr>
-              <w:jc w:val="left"/>
-            </w:pPr>
-            <w:r>
-              <w:rPr>
-                <w:rFonts w:ascii="TimeNewRoman" w:hAnsi="TimeNewRoman"/>
-                <w:sz w:val="30"/>
-              </w:rPr>
-              <w:t>27+57=</w:t>
-            </w:r>
-          </w:p>
-        </w:tc>
-      </w:tr>
-      <w:tr>
-        <w:tc>
-          <w:tcPr>
-            <w:tcW w:type="dxa" w:w="1987"/>
-          </w:tcPr>
-          <w:p>
-            <w:pPr>
-              <w:jc w:val="left"/>
-            </w:pPr>
-            <w:r>
-              <w:rPr>
-                <w:rFonts w:ascii="TimeNewRoman" w:hAnsi="TimeNewRoman"/>
-                <w:sz w:val="30"/>
-              </w:rPr>
-              <w:t>60-30=</w:t>
-            </w:r>
-          </w:p>
-        </w:tc>
-        <w:tc>
-          <w:tcPr>
-            <w:tcW w:type="dxa" w:w="1987"/>
-          </w:tcPr>
-          <w:p>
-            <w:pPr>
-              <w:jc w:val="left"/>
-            </w:pPr>
-            <w:r>
-              <w:rPr>
-                <w:rFonts w:ascii="TimeNewRoman" w:hAnsi="TimeNewRoman"/>
-                <w:sz w:val="30"/>
-              </w:rPr>
-              <w:t>17+3=</w:t>
-            </w:r>
-          </w:p>
-        </w:tc>
-        <w:tc>
-          <w:tcPr>
-            <w:tcW w:type="dxa" w:w="1987"/>
-          </w:tcPr>
-          <w:p>
-            <w:pPr>
-              <w:jc w:val="left"/>
-            </w:pPr>
-            <w:r>
-              <w:rPr>
-                <w:rFonts w:ascii="TimeNewRoman" w:hAnsi="TimeNewRoman"/>
-                <w:sz w:val="30"/>
-              </w:rPr>
-              <w:t>75-47=</w:t>
-            </w:r>
-          </w:p>
-        </w:tc>
-        <w:tc>
-          <w:tcPr>
-            <w:tcW w:type="dxa" w:w="1987"/>
-          </w:tcPr>
-          <w:p>
-            <w:pPr>
-              <w:jc w:val="left"/>
-            </w:pPr>
-            <w:r>
-              <w:rPr>
-                <w:rFonts w:ascii="TimeNewRoman" w:hAnsi="TimeNewRoman"/>
-                <w:sz w:val="30"/>
-              </w:rPr>
-              <w:t>32+25=</w:t>
-            </w:r>
-          </w:p>
-        </w:tc>
-        <w:tc>
-          <w:tcPr>
-            <w:tcW w:type="dxa" w:w="1987"/>
-          </w:tcPr>
-          <w:p>
-            <w:pPr>
-              <w:jc w:val="left"/>
-            </w:pPr>
-            <w:r>
-              <w:rPr>
-                <w:rFonts w:ascii="TimeNewRoman" w:hAnsi="TimeNewRoman"/>
-                <w:sz w:val="30"/>
-              </w:rPr>
-              <w:t>62-41=</w:t>
+              <w:t>57-55=</w:t>
             </w:r>
           </w:p>
         </w:tc>

--- a/addition_and_subtraction_within_100.docx
+++ b/addition_and_subtraction_within_100.docx
@@ -11,7 +11,7 @@
           <w:rFonts w:ascii="Arial" w:hAnsi="Arial"/>
           <w:sz w:val="30"/>
         </w:rPr>
-        <w:t>2026-09-25 Friday</w:t>
+        <w:t>2026-09-26 Saturday</w:t>
       </w:r>
     </w:p>
     <w:tbl>
@@ -40,7 +40,7 @@
                 <w:rFonts w:ascii="TimeNewRoman" w:hAnsi="TimeNewRoman"/>
                 <w:sz w:val="30"/>
               </w:rPr>
-              <w:t>11+87=</w:t>
+              <w:t>97-81=</w:t>
             </w:r>
           </w:p>
         </w:tc>
@@ -57,7 +57,7 @@
                 <w:rFonts w:ascii="TimeNewRoman" w:hAnsi="TimeNewRoman"/>
                 <w:sz w:val="30"/>
               </w:rPr>
-              <w:t>44+33=</w:t>
+              <w:t>52-25=</w:t>
             </w:r>
           </w:p>
         </w:tc>
@@ -74,7 +74,7 @@
                 <w:rFonts w:ascii="TimeNewRoman" w:hAnsi="TimeNewRoman"/>
                 <w:sz w:val="30"/>
               </w:rPr>
-              <w:t>33+57=</w:t>
+              <w:t>69-58=</w:t>
             </w:r>
           </w:p>
         </w:tc>
@@ -91,7 +91,7 @@
                 <w:rFonts w:ascii="TimeNewRoman" w:hAnsi="TimeNewRoman"/>
                 <w:sz w:val="30"/>
               </w:rPr>
-              <w:t>22+65=</w:t>
+              <w:t>70-49=</w:t>
             </w:r>
           </w:p>
         </w:tc>
@@ -108,7 +108,7 @@
                 <w:rFonts w:ascii="TimeNewRoman" w:hAnsi="TimeNewRoman"/>
                 <w:sz w:val="30"/>
               </w:rPr>
-              <w:t>91-67=</w:t>
+              <w:t>12+85=</w:t>
             </w:r>
           </w:p>
         </w:tc>
@@ -127,7 +127,7 @@
                 <w:rFonts w:ascii="TimeNewRoman" w:hAnsi="TimeNewRoman"/>
                 <w:sz w:val="30"/>
               </w:rPr>
-              <w:t>47-27=</w:t>
+              <w:t>54+22=</w:t>
             </w:r>
           </w:p>
         </w:tc>
@@ -144,7 +144,7 @@
                 <w:rFonts w:ascii="TimeNewRoman" w:hAnsi="TimeNewRoman"/>
                 <w:sz w:val="30"/>
               </w:rPr>
-              <w:t>78-71=</w:t>
+              <w:t>79+7=</w:t>
             </w:r>
           </w:p>
         </w:tc>
@@ -161,7 +161,7 @@
                 <w:rFonts w:ascii="TimeNewRoman" w:hAnsi="TimeNewRoman"/>
                 <w:sz w:val="30"/>
               </w:rPr>
-              <w:t>21+10=</w:t>
+              <w:t>84-10=</w:t>
             </w:r>
           </w:p>
         </w:tc>
@@ -178,7 +178,268 @@
                 <w:rFonts w:ascii="TimeNewRoman" w:hAnsi="TimeNewRoman"/>
                 <w:sz w:val="30"/>
               </w:rPr>
-              <w:t>61+0=</w:t>
+              <w:t>15+1=</w:t>
+            </w:r>
+          </w:p>
+        </w:tc>
+        <w:tc>
+          <w:tcPr>
+            <w:tcW w:type="dxa" w:w="1987"/>
+          </w:tcPr>
+          <w:p>
+            <w:pPr>
+              <w:jc w:val="left"/>
+            </w:pPr>
+            <w:r>
+              <w:rPr>
+                <w:rFonts w:ascii="TimeNewRoman" w:hAnsi="TimeNewRoman"/>
+                <w:sz w:val="30"/>
+              </w:rPr>
+              <w:t>47+30=</w:t>
+            </w:r>
+          </w:p>
+        </w:tc>
+      </w:tr>
+      <w:tr>
+        <w:tc>
+          <w:tcPr>
+            <w:tcW w:type="dxa" w:w="1987"/>
+          </w:tcPr>
+          <w:p>
+            <w:pPr>
+              <w:jc w:val="left"/>
+            </w:pPr>
+            <w:r>
+              <w:rPr>
+                <w:rFonts w:ascii="TimeNewRoman" w:hAnsi="TimeNewRoman"/>
+                <w:sz w:val="30"/>
+              </w:rPr>
+              <w:t>44-15=</w:t>
+            </w:r>
+          </w:p>
+        </w:tc>
+        <w:tc>
+          <w:tcPr>
+            <w:tcW w:type="dxa" w:w="1987"/>
+          </w:tcPr>
+          <w:p>
+            <w:pPr>
+              <w:jc w:val="left"/>
+            </w:pPr>
+            <w:r>
+              <w:rPr>
+                <w:rFonts w:ascii="TimeNewRoman" w:hAnsi="TimeNewRoman"/>
+                <w:sz w:val="30"/>
+              </w:rPr>
+              <w:t>88-82=</w:t>
+            </w:r>
+          </w:p>
+        </w:tc>
+        <w:tc>
+          <w:tcPr>
+            <w:tcW w:type="dxa" w:w="1987"/>
+          </w:tcPr>
+          <w:p>
+            <w:pPr>
+              <w:jc w:val="left"/>
+            </w:pPr>
+            <w:r>
+              <w:rPr>
+                <w:rFonts w:ascii="TimeNewRoman" w:hAnsi="TimeNewRoman"/>
+                <w:sz w:val="30"/>
+              </w:rPr>
+              <w:t>49+25=</w:t>
+            </w:r>
+          </w:p>
+        </w:tc>
+        <w:tc>
+          <w:tcPr>
+            <w:tcW w:type="dxa" w:w="1987"/>
+          </w:tcPr>
+          <w:p>
+            <w:pPr>
+              <w:jc w:val="left"/>
+            </w:pPr>
+            <w:r>
+              <w:rPr>
+                <w:rFonts w:ascii="TimeNewRoman" w:hAnsi="TimeNewRoman"/>
+                <w:sz w:val="30"/>
+              </w:rPr>
+              <w:t>55+20=</w:t>
+            </w:r>
+          </w:p>
+        </w:tc>
+        <w:tc>
+          <w:tcPr>
+            <w:tcW w:type="dxa" w:w="1987"/>
+          </w:tcPr>
+          <w:p>
+            <w:pPr>
+              <w:jc w:val="left"/>
+            </w:pPr>
+            <w:r>
+              <w:rPr>
+                <w:rFonts w:ascii="TimeNewRoman" w:hAnsi="TimeNewRoman"/>
+                <w:sz w:val="30"/>
+              </w:rPr>
+              <w:t>2+78=</w:t>
+            </w:r>
+          </w:p>
+        </w:tc>
+      </w:tr>
+      <w:tr>
+        <w:tc>
+          <w:tcPr>
+            <w:tcW w:type="dxa" w:w="1987"/>
+          </w:tcPr>
+          <w:p>
+            <w:pPr>
+              <w:jc w:val="left"/>
+            </w:pPr>
+            <w:r>
+              <w:rPr>
+                <w:rFonts w:ascii="TimeNewRoman" w:hAnsi="TimeNewRoman"/>
+                <w:sz w:val="30"/>
+              </w:rPr>
+              <w:t>92-45=</w:t>
+            </w:r>
+          </w:p>
+        </w:tc>
+        <w:tc>
+          <w:tcPr>
+            <w:tcW w:type="dxa" w:w="1987"/>
+          </w:tcPr>
+          <w:p>
+            <w:pPr>
+              <w:jc w:val="left"/>
+            </w:pPr>
+            <w:r>
+              <w:rPr>
+                <w:rFonts w:ascii="TimeNewRoman" w:hAnsi="TimeNewRoman"/>
+                <w:sz w:val="30"/>
+              </w:rPr>
+              <w:t>53-9=</w:t>
+            </w:r>
+          </w:p>
+        </w:tc>
+        <w:tc>
+          <w:tcPr>
+            <w:tcW w:type="dxa" w:w="1987"/>
+          </w:tcPr>
+          <w:p>
+            <w:pPr>
+              <w:jc w:val="left"/>
+            </w:pPr>
+            <w:r>
+              <w:rPr>
+                <w:rFonts w:ascii="TimeNewRoman" w:hAnsi="TimeNewRoman"/>
+                <w:sz w:val="30"/>
+              </w:rPr>
+              <w:t>29+51=</w:t>
+            </w:r>
+          </w:p>
+        </w:tc>
+        <w:tc>
+          <w:tcPr>
+            <w:tcW w:type="dxa" w:w="1987"/>
+          </w:tcPr>
+          <w:p>
+            <w:pPr>
+              <w:jc w:val="left"/>
+            </w:pPr>
+            <w:r>
+              <w:rPr>
+                <w:rFonts w:ascii="TimeNewRoman" w:hAnsi="TimeNewRoman"/>
+                <w:sz w:val="30"/>
+              </w:rPr>
+              <w:t>89-50=</w:t>
+            </w:r>
+          </w:p>
+        </w:tc>
+        <w:tc>
+          <w:tcPr>
+            <w:tcW w:type="dxa" w:w="1987"/>
+          </w:tcPr>
+          <w:p>
+            <w:pPr>
+              <w:jc w:val="left"/>
+            </w:pPr>
+            <w:r>
+              <w:rPr>
+                <w:rFonts w:ascii="TimeNewRoman" w:hAnsi="TimeNewRoman"/>
+                <w:sz w:val="30"/>
+              </w:rPr>
+              <w:t>47+43=</w:t>
+            </w:r>
+          </w:p>
+        </w:tc>
+      </w:tr>
+      <w:tr>
+        <w:tc>
+          <w:tcPr>
+            <w:tcW w:type="dxa" w:w="1987"/>
+          </w:tcPr>
+          <w:p>
+            <w:pPr>
+              <w:jc w:val="left"/>
+            </w:pPr>
+            <w:r>
+              <w:rPr>
+                <w:rFonts w:ascii="TimeNewRoman" w:hAnsi="TimeNewRoman"/>
+                <w:sz w:val="30"/>
+              </w:rPr>
+              <w:t>31+55=</w:t>
+            </w:r>
+          </w:p>
+        </w:tc>
+        <w:tc>
+          <w:tcPr>
+            <w:tcW w:type="dxa" w:w="1987"/>
+          </w:tcPr>
+          <w:p>
+            <w:pPr>
+              <w:jc w:val="left"/>
+            </w:pPr>
+            <w:r>
+              <w:rPr>
+                <w:rFonts w:ascii="TimeNewRoman" w:hAnsi="TimeNewRoman"/>
+                <w:sz w:val="30"/>
+              </w:rPr>
+              <w:t>21+71=</w:t>
+            </w:r>
+          </w:p>
+        </w:tc>
+        <w:tc>
+          <w:tcPr>
+            <w:tcW w:type="dxa" w:w="1987"/>
+          </w:tcPr>
+          <w:p>
+            <w:pPr>
+              <w:jc w:val="left"/>
+            </w:pPr>
+            <w:r>
+              <w:rPr>
+                <w:rFonts w:ascii="TimeNewRoman" w:hAnsi="TimeNewRoman"/>
+                <w:sz w:val="30"/>
+              </w:rPr>
+              <w:t>12+69=</w:t>
+            </w:r>
+          </w:p>
+        </w:tc>
+        <w:tc>
+          <w:tcPr>
+            <w:tcW w:type="dxa" w:w="1987"/>
+          </w:tcPr>
+          <w:p>
+            <w:pPr>
+              <w:jc w:val="left"/>
+            </w:pPr>
+            <w:r>
+              <w:rPr>
+                <w:rFonts w:ascii="TimeNewRoman" w:hAnsi="TimeNewRoman"/>
+                <w:sz w:val="30"/>
+              </w:rPr>
+              <w:t>64-26=</w:t>
             </w:r>
           </w:p>
         </w:tc>
@@ -214,7 +475,7 @@
                 <w:rFonts w:ascii="TimeNewRoman" w:hAnsi="TimeNewRoman"/>
                 <w:sz w:val="30"/>
               </w:rPr>
-              <w:t>64-31=</w:t>
+              <w:t>57-12=</w:t>
             </w:r>
           </w:p>
         </w:tc>
@@ -231,7 +492,7 @@
                 <w:rFonts w:ascii="TimeNewRoman" w:hAnsi="TimeNewRoman"/>
                 <w:sz w:val="30"/>
               </w:rPr>
-              <w:t>62-9=</w:t>
+              <w:t>89-51=</w:t>
             </w:r>
           </w:p>
         </w:tc>
@@ -248,7 +509,7 @@
                 <w:rFonts w:ascii="TimeNewRoman" w:hAnsi="TimeNewRoman"/>
                 <w:sz w:val="30"/>
               </w:rPr>
-              <w:t>46-17=</w:t>
+              <w:t>13+82=</w:t>
             </w:r>
           </w:p>
         </w:tc>
@@ -265,7 +526,7 @@
                 <w:rFonts w:ascii="TimeNewRoman" w:hAnsi="TimeNewRoman"/>
                 <w:sz w:val="30"/>
               </w:rPr>
-              <w:t>25+0=</w:t>
+              <w:t>63-50=</w:t>
             </w:r>
           </w:p>
         </w:tc>
@@ -282,7 +543,7 @@
                 <w:rFonts w:ascii="TimeNewRoman" w:hAnsi="TimeNewRoman"/>
                 <w:sz w:val="30"/>
               </w:rPr>
-              <w:t>47-22=</w:t>
+              <w:t>73-35=</w:t>
             </w:r>
           </w:p>
         </w:tc>
@@ -301,7 +562,7 @@
                 <w:rFonts w:ascii="TimeNewRoman" w:hAnsi="TimeNewRoman"/>
                 <w:sz w:val="30"/>
               </w:rPr>
-              <w:t>35-33=</w:t>
+              <w:t>15+0=</w:t>
             </w:r>
           </w:p>
         </w:tc>
@@ -318,7 +579,7 @@
                 <w:rFonts w:ascii="TimeNewRoman" w:hAnsi="TimeNewRoman"/>
                 <w:sz w:val="30"/>
               </w:rPr>
-              <w:t>5+81=</w:t>
+              <w:t>22-10=</w:t>
             </w:r>
           </w:p>
         </w:tc>
@@ -335,7 +596,7 @@
                 <w:rFonts w:ascii="TimeNewRoman" w:hAnsi="TimeNewRoman"/>
                 <w:sz w:val="30"/>
               </w:rPr>
-              <w:t>12+23=</w:t>
+              <w:t>67+19=</w:t>
             </w:r>
           </w:p>
         </w:tc>
@@ -352,7 +613,7 @@
                 <w:rFonts w:ascii="TimeNewRoman" w:hAnsi="TimeNewRoman"/>
                 <w:sz w:val="30"/>
               </w:rPr>
-              <w:t>56-8=</w:t>
+              <w:t>93-56=</w:t>
             </w:r>
           </w:p>
         </w:tc>
@@ -369,7 +630,7 @@
                 <w:rFonts w:ascii="TimeNewRoman" w:hAnsi="TimeNewRoman"/>
                 <w:sz w:val="30"/>
               </w:rPr>
-              <w:t>88-47=</w:t>
+              <w:t>30-18=</w:t>
             </w:r>
           </w:p>
         </w:tc>
@@ -388,7 +649,7 @@
                 <w:rFonts w:ascii="TimeNewRoman" w:hAnsi="TimeNewRoman"/>
                 <w:sz w:val="30"/>
               </w:rPr>
-              <w:t>80-60=</w:t>
+              <w:t>64-23=</w:t>
             </w:r>
           </w:p>
         </w:tc>
@@ -405,7 +666,7 @@
                 <w:rFonts w:ascii="TimeNewRoman" w:hAnsi="TimeNewRoman"/>
                 <w:sz w:val="30"/>
               </w:rPr>
-              <w:t>78+10=</w:t>
+              <w:t>20+19=</w:t>
             </w:r>
           </w:p>
         </w:tc>
@@ -422,7 +683,7 @@
                 <w:rFonts w:ascii="TimeNewRoman" w:hAnsi="TimeNewRoman"/>
                 <w:sz w:val="30"/>
               </w:rPr>
-              <w:t>89-12=</w:t>
+              <w:t>20-10=</w:t>
             </w:r>
           </w:p>
         </w:tc>
@@ -439,7 +700,7 @@
                 <w:rFonts w:ascii="TimeNewRoman" w:hAnsi="TimeNewRoman"/>
                 <w:sz w:val="30"/>
               </w:rPr>
-              <w:t>20+71=</w:t>
+              <w:t>69+4=</w:t>
             </w:r>
           </w:p>
         </w:tc>
@@ -456,7 +717,7 @@
                 <w:rFonts w:ascii="TimeNewRoman" w:hAnsi="TimeNewRoman"/>
                 <w:sz w:val="30"/>
               </w:rPr>
-              <w:t>75+15=</w:t>
+              <w:t>73-1=</w:t>
             </w:r>
           </w:p>
         </w:tc>
@@ -475,7 +736,7 @@
                 <w:rFonts w:ascii="TimeNewRoman" w:hAnsi="TimeNewRoman"/>
                 <w:sz w:val="30"/>
               </w:rPr>
-              <w:t>39+16=</w:t>
+              <w:t>0+18=</w:t>
             </w:r>
           </w:p>
         </w:tc>
@@ -492,7 +753,7 @@
                 <w:rFonts w:ascii="TimeNewRoman" w:hAnsi="TimeNewRoman"/>
                 <w:sz w:val="30"/>
               </w:rPr>
-              <w:t>90-72=</w:t>
+              <w:t>23+65=</w:t>
             </w:r>
           </w:p>
         </w:tc>
@@ -509,7 +770,7 @@
                 <w:rFonts w:ascii="TimeNewRoman" w:hAnsi="TimeNewRoman"/>
                 <w:sz w:val="30"/>
               </w:rPr>
-              <w:t>26-26=</w:t>
+              <w:t>46-3=</w:t>
             </w:r>
           </w:p>
         </w:tc>
@@ -526,7 +787,7 @@
                 <w:rFonts w:ascii="TimeNewRoman" w:hAnsi="TimeNewRoman"/>
                 <w:sz w:val="30"/>
               </w:rPr>
-              <w:t>12+43=</w:t>
+              <w:t>7+87=</w:t>
             </w:r>
           </w:p>
         </w:tc>
@@ -543,7 +804,7 @@
                 <w:rFonts w:ascii="TimeNewRoman" w:hAnsi="TimeNewRoman"/>
                 <w:sz w:val="30"/>
               </w:rPr>
-              <w:t>27+28=</w:t>
+              <w:t>96-91=</w:t>
             </w:r>
           </w:p>
         </w:tc>
@@ -562,7 +823,7 @@
                 <w:rFonts w:ascii="TimeNewRoman" w:hAnsi="TimeNewRoman"/>
                 <w:sz w:val="30"/>
               </w:rPr>
-              <w:t>25+58=</w:t>
+              <w:t>11+85=</w:t>
             </w:r>
           </w:p>
         </w:tc>
@@ -579,7 +840,7 @@
                 <w:rFonts w:ascii="TimeNewRoman" w:hAnsi="TimeNewRoman"/>
                 <w:sz w:val="30"/>
               </w:rPr>
-              <w:t>7-2=</w:t>
+              <w:t>62-7=</w:t>
             </w:r>
           </w:p>
         </w:tc>
@@ -596,7 +857,7 @@
                 <w:rFonts w:ascii="TimeNewRoman" w:hAnsi="TimeNewRoman"/>
                 <w:sz w:val="30"/>
               </w:rPr>
-              <w:t>2+18=</w:t>
+              <w:t>97-52=</w:t>
             </w:r>
           </w:p>
         </w:tc>
@@ -613,7 +874,7 @@
                 <w:rFonts w:ascii="TimeNewRoman" w:hAnsi="TimeNewRoman"/>
                 <w:sz w:val="30"/>
               </w:rPr>
-              <w:t>94-82=</w:t>
+              <w:t>27+18=</w:t>
             </w:r>
           </w:p>
         </w:tc>
@@ -630,7 +891,7 @@
                 <w:rFonts w:ascii="TimeNewRoman" w:hAnsi="TimeNewRoman"/>
                 <w:sz w:val="30"/>
               </w:rPr>
-              <w:t>57+6=</w:t>
+              <w:t>45-29=</w:t>
             </w:r>
           </w:p>
         </w:tc>
@@ -649,7 +910,7 @@
                 <w:rFonts w:ascii="TimeNewRoman" w:hAnsi="TimeNewRoman"/>
                 <w:sz w:val="30"/>
               </w:rPr>
-              <w:t>37+61=</w:t>
+              <w:t>15+59=</w:t>
             </w:r>
           </w:p>
         </w:tc>
@@ -666,7 +927,7 @@
                 <w:rFonts w:ascii="TimeNewRoman" w:hAnsi="TimeNewRoman"/>
                 <w:sz w:val="30"/>
               </w:rPr>
-              <w:t>71-32=</w:t>
+              <w:t>22-16=</w:t>
             </w:r>
           </w:p>
         </w:tc>
@@ -683,7 +944,7 @@
                 <w:rFonts w:ascii="TimeNewRoman" w:hAnsi="TimeNewRoman"/>
                 <w:sz w:val="30"/>
               </w:rPr>
-              <w:t>25+70=</w:t>
+              <w:t>83+1=</w:t>
             </w:r>
           </w:p>
         </w:tc>
@@ -700,7 +961,7 @@
                 <w:rFonts w:ascii="TimeNewRoman" w:hAnsi="TimeNewRoman"/>
                 <w:sz w:val="30"/>
               </w:rPr>
-              <w:t>33+57=</w:t>
+              <w:t>18+52=</w:t>
             </w:r>
           </w:p>
         </w:tc>
@@ -717,7 +978,7 @@
                 <w:rFonts w:ascii="TimeNewRoman" w:hAnsi="TimeNewRoman"/>
                 <w:sz w:val="30"/>
               </w:rPr>
-              <w:t>42-12=</w:t>
+              <w:t>92-76=</w:t>
             </w:r>
           </w:p>
         </w:tc>
@@ -736,7 +997,7 @@
                 <w:rFonts w:ascii="TimeNewRoman" w:hAnsi="TimeNewRoman"/>
                 <w:sz w:val="30"/>
               </w:rPr>
-              <w:t>12+27=</w:t>
+              <w:t>17+25=</w:t>
             </w:r>
           </w:p>
         </w:tc>
@@ -753,7 +1014,7 @@
                 <w:rFonts w:ascii="TimeNewRoman" w:hAnsi="TimeNewRoman"/>
                 <w:sz w:val="30"/>
               </w:rPr>
-              <w:t>85-80=</w:t>
+              <w:t>71-22=</w:t>
             </w:r>
           </w:p>
         </w:tc>
@@ -770,7 +1031,7 @@
                 <w:rFonts w:ascii="TimeNewRoman" w:hAnsi="TimeNewRoman"/>
                 <w:sz w:val="30"/>
               </w:rPr>
-              <w:t>44+11=</w:t>
+              <w:t>28+54=</w:t>
             </w:r>
           </w:p>
         </w:tc>
@@ -787,7 +1048,7 @@
                 <w:rFonts w:ascii="TimeNewRoman" w:hAnsi="TimeNewRoman"/>
                 <w:sz w:val="30"/>
               </w:rPr>
-              <w:t>34+29=</w:t>
+              <w:t>26-2=</w:t>
             </w:r>
           </w:p>
         </w:tc>
@@ -804,7 +1065,7 @@
                 <w:rFonts w:ascii="TimeNewRoman" w:hAnsi="TimeNewRoman"/>
                 <w:sz w:val="30"/>
               </w:rPr>
-              <w:t>35-29=</w:t>
+              <w:t>25+59=</w:t>
             </w:r>
           </w:p>
         </w:tc>
@@ -823,7 +1084,7 @@
                 <w:rFonts w:ascii="TimeNewRoman" w:hAnsi="TimeNewRoman"/>
                 <w:sz w:val="30"/>
               </w:rPr>
-              <w:t>82-53=</w:t>
+              <w:t>78-53=</w:t>
             </w:r>
           </w:p>
         </w:tc>
@@ -840,7 +1101,7 @@
                 <w:rFonts w:ascii="TimeNewRoman" w:hAnsi="TimeNewRoman"/>
                 <w:sz w:val="30"/>
               </w:rPr>
-              <w:t>82+15=</w:t>
+              <w:t>28+61=</w:t>
             </w:r>
           </w:p>
         </w:tc>
@@ -857,7 +1118,7 @@
                 <w:rFonts w:ascii="TimeNewRoman" w:hAnsi="TimeNewRoman"/>
                 <w:sz w:val="30"/>
               </w:rPr>
-              <w:t>16+59=</w:t>
+              <w:t>0+34=</w:t>
             </w:r>
           </w:p>
         </w:tc>
@@ -874,7 +1135,7 @@
                 <w:rFonts w:ascii="TimeNewRoman" w:hAnsi="TimeNewRoman"/>
                 <w:sz w:val="30"/>
               </w:rPr>
-              <w:t>23-9=</w:t>
+              <w:t>33+65=</w:t>
             </w:r>
           </w:p>
         </w:tc>
@@ -891,7 +1152,7 @@
                 <w:rFonts w:ascii="TimeNewRoman" w:hAnsi="TimeNewRoman"/>
                 <w:sz w:val="30"/>
               </w:rPr>
-              <w:t>5+40=</w:t>
+              <w:t>32+49=</w:t>
             </w:r>
           </w:p>
         </w:tc>
@@ -910,7 +1171,7 @@
                 <w:rFonts w:ascii="TimeNewRoman" w:hAnsi="TimeNewRoman"/>
                 <w:sz w:val="30"/>
               </w:rPr>
-              <w:t>66-30=</w:t>
+              <w:t>4+60=</w:t>
             </w:r>
           </w:p>
         </w:tc>
@@ -927,7 +1188,7 @@
                 <w:rFonts w:ascii="TimeNewRoman" w:hAnsi="TimeNewRoman"/>
                 <w:sz w:val="30"/>
               </w:rPr>
-              <w:t>88-79=</w:t>
+              <w:t>46+14=</w:t>
             </w:r>
           </w:p>
         </w:tc>
@@ -944,7 +1205,7 @@
                 <w:rFonts w:ascii="TimeNewRoman" w:hAnsi="TimeNewRoman"/>
                 <w:sz w:val="30"/>
               </w:rPr>
-              <w:t>11+22=</w:t>
+              <w:t>6+92=</w:t>
             </w:r>
           </w:p>
         </w:tc>
@@ -961,7 +1222,7 @@
                 <w:rFonts w:ascii="TimeNewRoman" w:hAnsi="TimeNewRoman"/>
                 <w:sz w:val="30"/>
               </w:rPr>
-              <w:t>19+43=</w:t>
+              <w:t>96-70=</w:t>
             </w:r>
           </w:p>
         </w:tc>
@@ -978,7 +1239,7 @@
                 <w:rFonts w:ascii="TimeNewRoman" w:hAnsi="TimeNewRoman"/>
                 <w:sz w:val="30"/>
               </w:rPr>
-              <w:t>59+5=</w:t>
+              <w:t>30+22=</w:t>
             </w:r>
           </w:p>
         </w:tc>
@@ -997,7 +1258,7 @@
                 <w:rFonts w:ascii="TimeNewRoman" w:hAnsi="TimeNewRoman"/>
                 <w:sz w:val="30"/>
               </w:rPr>
-              <w:t>8+63=</w:t>
+              <w:t>17+13=</w:t>
             </w:r>
           </w:p>
         </w:tc>
@@ -1014,7 +1275,7 @@
                 <w:rFonts w:ascii="TimeNewRoman" w:hAnsi="TimeNewRoman"/>
                 <w:sz w:val="30"/>
               </w:rPr>
-              <w:t>47-23=</w:t>
+              <w:t>43+27=</w:t>
             </w:r>
           </w:p>
         </w:tc>
@@ -1031,7 +1292,7 @@
                 <w:rFonts w:ascii="TimeNewRoman" w:hAnsi="TimeNewRoman"/>
                 <w:sz w:val="30"/>
               </w:rPr>
-              <w:t>59-34=</w:t>
+              <w:t>18+20=</w:t>
             </w:r>
           </w:p>
         </w:tc>
@@ -1048,7 +1309,7 @@
                 <w:rFonts w:ascii="TimeNewRoman" w:hAnsi="TimeNewRoman"/>
                 <w:sz w:val="30"/>
               </w:rPr>
-              <w:t>97-68=</w:t>
+              <w:t>52+26=</w:t>
             </w:r>
           </w:p>
         </w:tc>
@@ -1065,220 +1326,12 @@
                 <w:rFonts w:ascii="TimeNewRoman" w:hAnsi="TimeNewRoman"/>
                 <w:sz w:val="30"/>
               </w:rPr>
-              <w:t>61+26=</w:t>
+              <w:t>68-3=</w:t>
             </w:r>
           </w:p>
         </w:tc>
       </w:tr>
       <w:tr>
-        <w:tc>
-          <w:tcPr>
-            <w:tcW w:type="dxa" w:w="1987"/>
-          </w:tcPr>
-          <w:p>
-            <w:pPr>
-              <w:jc w:val="left"/>
-            </w:pPr>
-            <w:r>
-              <w:rPr>
-                <w:rFonts w:ascii="TimeNewRoman" w:hAnsi="TimeNewRoman"/>
-                <w:sz w:val="30"/>
-              </w:rPr>
-              <w:t>36-7=</w:t>
-            </w:r>
-          </w:p>
-        </w:tc>
-        <w:tc>
-          <w:tcPr>
-            <w:tcW w:type="dxa" w:w="1987"/>
-          </w:tcPr>
-          <w:p>
-            <w:pPr>
-              <w:jc w:val="left"/>
-            </w:pPr>
-            <w:r>
-              <w:rPr>
-                <w:rFonts w:ascii="TimeNewRoman" w:hAnsi="TimeNewRoman"/>
-                <w:sz w:val="30"/>
-              </w:rPr>
-              <w:t>83-19=</w:t>
-            </w:r>
-          </w:p>
-        </w:tc>
-        <w:tc>
-          <w:tcPr>
-            <w:tcW w:type="dxa" w:w="1987"/>
-          </w:tcPr>
-          <w:p>
-            <w:pPr>
-              <w:jc w:val="left"/>
-            </w:pPr>
-            <w:r>
-              <w:rPr>
-                <w:rFonts w:ascii="TimeNewRoman" w:hAnsi="TimeNewRoman"/>
-                <w:sz w:val="30"/>
-              </w:rPr>
-              <w:t>39-3=</w:t>
-            </w:r>
-          </w:p>
-        </w:tc>
-        <w:tc>
-          <w:tcPr>
-            <w:tcW w:type="dxa" w:w="1987"/>
-          </w:tcPr>
-          <w:p>
-            <w:pPr>
-              <w:jc w:val="left"/>
-            </w:pPr>
-            <w:r>
-              <w:rPr>
-                <w:rFonts w:ascii="TimeNewRoman" w:hAnsi="TimeNewRoman"/>
-                <w:sz w:val="30"/>
-              </w:rPr>
-              <w:t>29+28=</w:t>
-            </w:r>
-          </w:p>
-        </w:tc>
-        <w:tc>
-          <w:tcPr>
-            <w:tcW w:type="dxa" w:w="1987"/>
-          </w:tcPr>
-          <w:p>
-            <w:pPr>
-              <w:jc w:val="left"/>
-            </w:pPr>
-            <w:r>
-              <w:rPr>
-                <w:rFonts w:ascii="TimeNewRoman" w:hAnsi="TimeNewRoman"/>
-                <w:sz w:val="30"/>
-              </w:rPr>
-              <w:t>14-0=</w:t>
-            </w:r>
-          </w:p>
-        </w:tc>
-      </w:tr>
-      <w:tr>
-        <w:tc>
-          <w:tcPr>
-            <w:tcW w:type="dxa" w:w="1987"/>
-          </w:tcPr>
-          <w:p>
-            <w:pPr>
-              <w:jc w:val="left"/>
-            </w:pPr>
-            <w:r>
-              <w:rPr>
-                <w:rFonts w:ascii="TimeNewRoman" w:hAnsi="TimeNewRoman"/>
-                <w:sz w:val="30"/>
-              </w:rPr>
-              <w:t>30+47=</w:t>
-            </w:r>
-          </w:p>
-        </w:tc>
-        <w:tc>
-          <w:tcPr>
-            <w:tcW w:type="dxa" w:w="1987"/>
-          </w:tcPr>
-          <w:p>
-            <w:pPr>
-              <w:jc w:val="left"/>
-            </w:pPr>
-            <w:r>
-              <w:rPr>
-                <w:rFonts w:ascii="TimeNewRoman" w:hAnsi="TimeNewRoman"/>
-                <w:sz w:val="30"/>
-              </w:rPr>
-              <w:t>91+6=</w:t>
-            </w:r>
-          </w:p>
-        </w:tc>
-        <w:tc>
-          <w:tcPr>
-            <w:tcW w:type="dxa" w:w="1987"/>
-          </w:tcPr>
-          <w:p>
-            <w:pPr>
-              <w:jc w:val="left"/>
-            </w:pPr>
-            <w:r>
-              <w:rPr>
-                <w:rFonts w:ascii="TimeNewRoman" w:hAnsi="TimeNewRoman"/>
-                <w:sz w:val="30"/>
-              </w:rPr>
-              <w:t>85+12=</w:t>
-            </w:r>
-          </w:p>
-        </w:tc>
-        <w:tc>
-          <w:tcPr>
-            <w:tcW w:type="dxa" w:w="1987"/>
-          </w:tcPr>
-          <w:p>
-            <w:pPr>
-              <w:jc w:val="left"/>
-            </w:pPr>
-            <w:r>
-              <w:rPr>
-                <w:rFonts w:ascii="TimeNewRoman" w:hAnsi="TimeNewRoman"/>
-                <w:sz w:val="30"/>
-              </w:rPr>
-              <w:t>92-3=</w:t>
-            </w:r>
-          </w:p>
-        </w:tc>
-        <w:tc>
-          <w:tcPr>
-            <w:tcW w:type="dxa" w:w="1987"/>
-          </w:tcPr>
-          <w:p>
-            <w:pPr>
-              <w:jc w:val="left"/>
-            </w:pPr>
-            <w:r>
-              <w:rPr>
-                <w:rFonts w:ascii="TimeNewRoman" w:hAnsi="TimeNewRoman"/>
-                <w:sz w:val="30"/>
-              </w:rPr>
-              <w:t>61-31=</w:t>
-            </w:r>
-          </w:p>
-        </w:tc>
-      </w:tr>
-      <w:tr>
-        <w:tc>
-          <w:tcPr>
-            <w:tcW w:type="dxa" w:w="1987"/>
-          </w:tcPr>
-          <w:p>
-            <w:pPr>
-              <w:jc w:val="left"/>
-            </w:pPr>
-            <w:r>
-              <w:rPr>
-                <w:rFonts w:ascii="TimeNewRoman" w:hAnsi="TimeNewRoman"/>
-                <w:sz w:val="30"/>
-              </w:rPr>
-              <w:t>59-53=</w:t>
-            </w:r>
-          </w:p>
-        </w:tc>
-        <w:tc>
-          <w:tcPr>
-            <w:tcW w:type="dxa" w:w="1987"/>
-          </w:tcPr>
-          <w:p>
-            <w:pPr>
-              <w:jc w:val="left"/>
-            </w:pPr>
-            <w:r>
-              <w:rPr>
-                <w:rFonts w:ascii="TimeNewRoman" w:hAnsi="TimeNewRoman"/>
-                <w:sz w:val="30"/>
-              </w:rPr>
-              <w:t>16-15=</w:t>
-            </w:r>
-          </w:p>
-        </w:tc>
         <w:tc>
           <w:tcPr>
             <w:tcW w:type="dxa" w:w="1987"/>
@@ -1309,7 +1362,7 @@
                 <w:rFonts w:ascii="TimeNewRoman" w:hAnsi="TimeNewRoman"/>
                 <w:sz w:val="30"/>
               </w:rPr>
-              <w:t>84-81=</w:t>
+              <w:t>50-4=</w:t>
             </w:r>
           </w:p>
         </w:tc>
@@ -1326,7 +1379,41 @@
                 <w:rFonts w:ascii="TimeNewRoman" w:hAnsi="TimeNewRoman"/>
                 <w:sz w:val="30"/>
               </w:rPr>
-              <w:t>89-64=</w:t>
+              <w:t>85+10=</w:t>
+            </w:r>
+          </w:p>
+        </w:tc>
+        <w:tc>
+          <w:tcPr>
+            <w:tcW w:type="dxa" w:w="1987"/>
+          </w:tcPr>
+          <w:p>
+            <w:pPr>
+              <w:jc w:val="left"/>
+            </w:pPr>
+            <w:r>
+              <w:rPr>
+                <w:rFonts w:ascii="TimeNewRoman" w:hAnsi="TimeNewRoman"/>
+                <w:sz w:val="30"/>
+              </w:rPr>
+              <w:t>24+14=</w:t>
+            </w:r>
+          </w:p>
+        </w:tc>
+        <w:tc>
+          <w:tcPr>
+            <w:tcW w:type="dxa" w:w="1987"/>
+          </w:tcPr>
+          <w:p>
+            <w:pPr>
+              <w:jc w:val="left"/>
+            </w:pPr>
+            <w:r>
+              <w:rPr>
+                <w:rFonts w:ascii="TimeNewRoman" w:hAnsi="TimeNewRoman"/>
+                <w:sz w:val="30"/>
+              </w:rPr>
+              <w:t>64-0=</w:t>
             </w:r>
           </w:p>
         </w:tc>
@@ -1345,7 +1432,7 @@
                 <w:rFonts w:ascii="TimeNewRoman" w:hAnsi="TimeNewRoman"/>
                 <w:sz w:val="30"/>
               </w:rPr>
-              <w:t>20+67=</w:t>
+              <w:t>92-22=</w:t>
             </w:r>
           </w:p>
         </w:tc>
@@ -1362,7 +1449,7 @@
                 <w:rFonts w:ascii="TimeNewRoman" w:hAnsi="TimeNewRoman"/>
                 <w:sz w:val="30"/>
               </w:rPr>
-              <w:t>23-1=</w:t>
+              <w:t>27+6=</w:t>
             </w:r>
           </w:p>
         </w:tc>
@@ -1379,7 +1466,7 @@
                 <w:rFonts w:ascii="TimeNewRoman" w:hAnsi="TimeNewRoman"/>
                 <w:sz w:val="30"/>
               </w:rPr>
-              <w:t>49+30=</w:t>
+              <w:t>60+27=</w:t>
             </w:r>
           </w:p>
         </w:tc>
@@ -1396,7 +1483,7 @@
                 <w:rFonts w:ascii="TimeNewRoman" w:hAnsi="TimeNewRoman"/>
                 <w:sz w:val="30"/>
               </w:rPr>
-              <w:t>18+55=</w:t>
+              <w:t>19-17=</w:t>
             </w:r>
           </w:p>
         </w:tc>
@@ -1413,7 +1500,7 @@
                 <w:rFonts w:ascii="TimeNewRoman" w:hAnsi="TimeNewRoman"/>
                 <w:sz w:val="30"/>
               </w:rPr>
-              <w:t>70-52=</w:t>
+              <w:t>64-11=</w:t>
             </w:r>
           </w:p>
         </w:tc>
@@ -1432,7 +1519,7 @@
                 <w:rFonts w:ascii="TimeNewRoman" w:hAnsi="TimeNewRoman"/>
                 <w:sz w:val="30"/>
               </w:rPr>
-              <w:t>44+41=</w:t>
+              <w:t>88-48=</w:t>
             </w:r>
           </w:p>
         </w:tc>
@@ -1449,7 +1536,7 @@
                 <w:rFonts w:ascii="TimeNewRoman" w:hAnsi="TimeNewRoman"/>
                 <w:sz w:val="30"/>
               </w:rPr>
-              <w:t>53+24=</w:t>
+              <w:t>91-61=</w:t>
             </w:r>
           </w:p>
         </w:tc>
@@ -1466,7 +1553,7 @@
                 <w:rFonts w:ascii="TimeNewRoman" w:hAnsi="TimeNewRoman"/>
                 <w:sz w:val="30"/>
               </w:rPr>
-              <w:t>9+5=</w:t>
+              <w:t>21+31=</w:t>
             </w:r>
           </w:p>
         </w:tc>
@@ -1483,7 +1570,7 @@
                 <w:rFonts w:ascii="TimeNewRoman" w:hAnsi="TimeNewRoman"/>
                 <w:sz w:val="30"/>
               </w:rPr>
-              <w:t>69-1=</w:t>
+              <w:t>22+11=</w:t>
             </w:r>
           </w:p>
         </w:tc>
@@ -1500,7 +1587,7 @@
                 <w:rFonts w:ascii="TimeNewRoman" w:hAnsi="TimeNewRoman"/>
                 <w:sz w:val="30"/>
               </w:rPr>
-              <w:t>17-5=</w:t>
+              <w:t>76-58=</w:t>
             </w:r>
           </w:p>
         </w:tc>
@@ -1519,7 +1606,7 @@
                 <w:rFonts w:ascii="TimeNewRoman" w:hAnsi="TimeNewRoman"/>
                 <w:sz w:val="30"/>
               </w:rPr>
-              <w:t>3+66=</w:t>
+              <w:t>68-32=</w:t>
             </w:r>
           </w:p>
         </w:tc>
@@ -1536,7 +1623,7 @@
                 <w:rFonts w:ascii="TimeNewRoman" w:hAnsi="TimeNewRoman"/>
                 <w:sz w:val="30"/>
               </w:rPr>
-              <w:t>70+23=</w:t>
+              <w:t>68-8=</w:t>
             </w:r>
           </w:p>
         </w:tc>
@@ -1553,7 +1640,7 @@
                 <w:rFonts w:ascii="TimeNewRoman" w:hAnsi="TimeNewRoman"/>
                 <w:sz w:val="30"/>
               </w:rPr>
-              <w:t>14+10=</w:t>
+              <w:t>69-43=</w:t>
             </w:r>
           </w:p>
         </w:tc>
@@ -1570,7 +1657,7 @@
                 <w:rFonts w:ascii="TimeNewRoman" w:hAnsi="TimeNewRoman"/>
                 <w:sz w:val="30"/>
               </w:rPr>
-              <w:t>54+36=</w:t>
+              <w:t>92-12=</w:t>
             </w:r>
           </w:p>
         </w:tc>
@@ -1587,7 +1674,7 @@
                 <w:rFonts w:ascii="TimeNewRoman" w:hAnsi="TimeNewRoman"/>
                 <w:sz w:val="30"/>
               </w:rPr>
-              <w:t>50-12=</w:t>
+              <w:t>13+57=</w:t>
             </w:r>
           </w:p>
         </w:tc>
@@ -1606,7 +1693,7 @@
                 <w:rFonts w:ascii="TimeNewRoman" w:hAnsi="TimeNewRoman"/>
                 <w:sz w:val="30"/>
               </w:rPr>
-              <w:t>17+79=</w:t>
+              <w:t>97-66=</w:t>
             </w:r>
           </w:p>
         </w:tc>
@@ -1623,7 +1710,7 @@
                 <w:rFonts w:ascii="TimeNewRoman" w:hAnsi="TimeNewRoman"/>
                 <w:sz w:val="30"/>
               </w:rPr>
-              <w:t>63+7=</w:t>
+              <w:t>28-20=</w:t>
             </w:r>
           </w:p>
         </w:tc>
@@ -1640,7 +1727,7 @@
                 <w:rFonts w:ascii="TimeNewRoman" w:hAnsi="TimeNewRoman"/>
                 <w:sz w:val="30"/>
               </w:rPr>
-              <w:t>10+53=</w:t>
+              <w:t>49-40=</w:t>
             </w:r>
           </w:p>
         </w:tc>
@@ -1657,7 +1744,7 @@
                 <w:rFonts w:ascii="TimeNewRoman" w:hAnsi="TimeNewRoman"/>
                 <w:sz w:val="30"/>
               </w:rPr>
-              <w:t>0+14=</w:t>
+              <w:t>79+0=</w:t>
             </w:r>
           </w:p>
         </w:tc>
@@ -1674,94 +1761,7 @@
                 <w:rFonts w:ascii="TimeNewRoman" w:hAnsi="TimeNewRoman"/>
                 <w:sz w:val="30"/>
               </w:rPr>
-              <w:t>32+40=</w:t>
-            </w:r>
-          </w:p>
-        </w:tc>
-      </w:tr>
-      <w:tr>
-        <w:tc>
-          <w:tcPr>
-            <w:tcW w:type="dxa" w:w="1987"/>
-          </w:tcPr>
-          <w:p>
-            <w:pPr>
-              <w:jc w:val="left"/>
-            </w:pPr>
-            <w:r>
-              <w:rPr>
-                <w:rFonts w:ascii="TimeNewRoman" w:hAnsi="TimeNewRoman"/>
-                <w:sz w:val="30"/>
-              </w:rPr>
-              <w:t>37-11=</w:t>
-            </w:r>
-          </w:p>
-        </w:tc>
-        <w:tc>
-          <w:tcPr>
-            <w:tcW w:type="dxa" w:w="1987"/>
-          </w:tcPr>
-          <w:p>
-            <w:pPr>
-              <w:jc w:val="left"/>
-            </w:pPr>
-            <w:r>
-              <w:rPr>
-                <w:rFonts w:ascii="TimeNewRoman" w:hAnsi="TimeNewRoman"/>
-                <w:sz w:val="30"/>
-              </w:rPr>
-              <w:t>10+89=</w:t>
-            </w:r>
-          </w:p>
-        </w:tc>
-        <w:tc>
-          <w:tcPr>
-            <w:tcW w:type="dxa" w:w="1987"/>
-          </w:tcPr>
-          <w:p>
-            <w:pPr>
-              <w:jc w:val="left"/>
-            </w:pPr>
-            <w:r>
-              <w:rPr>
-                <w:rFonts w:ascii="TimeNewRoman" w:hAnsi="TimeNewRoman"/>
-                <w:sz w:val="30"/>
-              </w:rPr>
-              <w:t>73+15=</w:t>
-            </w:r>
-          </w:p>
-        </w:tc>
-        <w:tc>
-          <w:tcPr>
-            <w:tcW w:type="dxa" w:w="1987"/>
-          </w:tcPr>
-          <w:p>
-            <w:pPr>
-              <w:jc w:val="left"/>
-            </w:pPr>
-            <w:r>
-              <w:rPr>
-                <w:rFonts w:ascii="TimeNewRoman" w:hAnsi="TimeNewRoman"/>
-                <w:sz w:val="30"/>
-              </w:rPr>
-              <w:t>61-31=</w:t>
-            </w:r>
-          </w:p>
-        </w:tc>
-        <w:tc>
-          <w:tcPr>
-            <w:tcW w:type="dxa" w:w="1987"/>
-          </w:tcPr>
-          <w:p>
-            <w:pPr>
-              <w:jc w:val="left"/>
-            </w:pPr>
-            <w:r>
-              <w:rPr>
-                <w:rFonts w:ascii="TimeNewRoman" w:hAnsi="TimeNewRoman"/>
-                <w:sz w:val="30"/>
-              </w:rPr>
-              <w:t>57-55=</w:t>
+              <w:t>97-5=</w:t>
             </w:r>
           </w:p>
         </w:tc>

--- a/addition_and_subtraction_within_100.docx
+++ b/addition_and_subtraction_within_100.docx
@@ -40,7 +40,7 @@
                 <w:rFonts w:ascii="TimeNewRoman" w:hAnsi="TimeNewRoman"/>
                 <w:sz w:val="30"/>
               </w:rPr>
-              <w:t>97-81=</w:t>
+              <w:t>53+35=</w:t>
             </w:r>
           </w:p>
         </w:tc>
@@ -57,7 +57,7 @@
                 <w:rFonts w:ascii="TimeNewRoman" w:hAnsi="TimeNewRoman"/>
                 <w:sz w:val="30"/>
               </w:rPr>
-              <w:t>52-25=</w:t>
+              <w:t>1+31=</w:t>
             </w:r>
           </w:p>
         </w:tc>
@@ -74,10 +74,307 @@
                 <w:rFonts w:ascii="TimeNewRoman" w:hAnsi="TimeNewRoman"/>
                 <w:sz w:val="30"/>
               </w:rPr>
-              <w:t>69-58=</w:t>
+              <w:t>83-53=</w:t>
             </w:r>
           </w:p>
         </w:tc>
+        <w:tc>
+          <w:tcPr>
+            <w:tcW w:type="dxa" w:w="1987"/>
+          </w:tcPr>
+          <w:p>
+            <w:pPr>
+              <w:jc w:val="left"/>
+            </w:pPr>
+            <w:r>
+              <w:rPr>
+                <w:rFonts w:ascii="TimeNewRoman" w:hAnsi="TimeNewRoman"/>
+                <w:sz w:val="30"/>
+              </w:rPr>
+              <w:t>31-14=</w:t>
+            </w:r>
+          </w:p>
+        </w:tc>
+        <w:tc>
+          <w:tcPr>
+            <w:tcW w:type="dxa" w:w="1987"/>
+          </w:tcPr>
+          <w:p>
+            <w:pPr>
+              <w:jc w:val="left"/>
+            </w:pPr>
+            <w:r>
+              <w:rPr>
+                <w:rFonts w:ascii="TimeNewRoman" w:hAnsi="TimeNewRoman"/>
+                <w:sz w:val="30"/>
+              </w:rPr>
+              <w:t>48+0=</w:t>
+            </w:r>
+          </w:p>
+        </w:tc>
+      </w:tr>
+      <w:tr>
+        <w:tc>
+          <w:tcPr>
+            <w:tcW w:type="dxa" w:w="1987"/>
+          </w:tcPr>
+          <w:p>
+            <w:pPr>
+              <w:jc w:val="left"/>
+            </w:pPr>
+            <w:r>
+              <w:rPr>
+                <w:rFonts w:ascii="TimeNewRoman" w:hAnsi="TimeNewRoman"/>
+                <w:sz w:val="30"/>
+              </w:rPr>
+              <w:t>79-75=</w:t>
+            </w:r>
+          </w:p>
+        </w:tc>
+        <w:tc>
+          <w:tcPr>
+            <w:tcW w:type="dxa" w:w="1987"/>
+          </w:tcPr>
+          <w:p>
+            <w:pPr>
+              <w:jc w:val="left"/>
+            </w:pPr>
+            <w:r>
+              <w:rPr>
+                <w:rFonts w:ascii="TimeNewRoman" w:hAnsi="TimeNewRoman"/>
+                <w:sz w:val="30"/>
+              </w:rPr>
+              <w:t>22+32=</w:t>
+            </w:r>
+          </w:p>
+        </w:tc>
+        <w:tc>
+          <w:tcPr>
+            <w:tcW w:type="dxa" w:w="1987"/>
+          </w:tcPr>
+          <w:p>
+            <w:pPr>
+              <w:jc w:val="left"/>
+            </w:pPr>
+            <w:r>
+              <w:rPr>
+                <w:rFonts w:ascii="TimeNewRoman" w:hAnsi="TimeNewRoman"/>
+                <w:sz w:val="30"/>
+              </w:rPr>
+              <w:t>65-29=</w:t>
+            </w:r>
+          </w:p>
+        </w:tc>
+        <w:tc>
+          <w:tcPr>
+            <w:tcW w:type="dxa" w:w="1987"/>
+          </w:tcPr>
+          <w:p>
+            <w:pPr>
+              <w:jc w:val="left"/>
+            </w:pPr>
+            <w:r>
+              <w:rPr>
+                <w:rFonts w:ascii="TimeNewRoman" w:hAnsi="TimeNewRoman"/>
+                <w:sz w:val="30"/>
+              </w:rPr>
+              <w:t>99-10=</w:t>
+            </w:r>
+          </w:p>
+        </w:tc>
+        <w:tc>
+          <w:tcPr>
+            <w:tcW w:type="dxa" w:w="1987"/>
+          </w:tcPr>
+          <w:p>
+            <w:pPr>
+              <w:jc w:val="left"/>
+            </w:pPr>
+            <w:r>
+              <w:rPr>
+                <w:rFonts w:ascii="TimeNewRoman" w:hAnsi="TimeNewRoman"/>
+                <w:sz w:val="30"/>
+              </w:rPr>
+              <w:t>13+76=</w:t>
+            </w:r>
+          </w:p>
+        </w:tc>
+      </w:tr>
+      <w:tr>
+        <w:tc>
+          <w:tcPr>
+            <w:tcW w:type="dxa" w:w="1987"/>
+          </w:tcPr>
+          <w:p>
+            <w:pPr>
+              <w:jc w:val="left"/>
+            </w:pPr>
+            <w:r>
+              <w:rPr>
+                <w:rFonts w:ascii="TimeNewRoman" w:hAnsi="TimeNewRoman"/>
+                <w:sz w:val="30"/>
+              </w:rPr>
+              <w:t>93-68=</w:t>
+            </w:r>
+          </w:p>
+        </w:tc>
+        <w:tc>
+          <w:tcPr>
+            <w:tcW w:type="dxa" w:w="1987"/>
+          </w:tcPr>
+          <w:p>
+            <w:pPr>
+              <w:jc w:val="left"/>
+            </w:pPr>
+            <w:r>
+              <w:rPr>
+                <w:rFonts w:ascii="TimeNewRoman" w:hAnsi="TimeNewRoman"/>
+                <w:sz w:val="30"/>
+              </w:rPr>
+              <w:t>80-16=</w:t>
+            </w:r>
+          </w:p>
+        </w:tc>
+        <w:tc>
+          <w:tcPr>
+            <w:tcW w:type="dxa" w:w="1987"/>
+          </w:tcPr>
+          <w:p>
+            <w:pPr>
+              <w:jc w:val="left"/>
+            </w:pPr>
+            <w:r>
+              <w:rPr>
+                <w:rFonts w:ascii="TimeNewRoman" w:hAnsi="TimeNewRoman"/>
+                <w:sz w:val="30"/>
+              </w:rPr>
+              <w:t>29+33=</w:t>
+            </w:r>
+          </w:p>
+        </w:tc>
+        <w:tc>
+          <w:tcPr>
+            <w:tcW w:type="dxa" w:w="1987"/>
+          </w:tcPr>
+          <w:p>
+            <w:pPr>
+              <w:jc w:val="left"/>
+            </w:pPr>
+            <w:r>
+              <w:rPr>
+                <w:rFonts w:ascii="TimeNewRoman" w:hAnsi="TimeNewRoman"/>
+                <w:sz w:val="30"/>
+              </w:rPr>
+              <w:t>91-72=</w:t>
+            </w:r>
+          </w:p>
+        </w:tc>
+        <w:tc>
+          <w:tcPr>
+            <w:tcW w:type="dxa" w:w="1987"/>
+          </w:tcPr>
+          <w:p>
+            <w:pPr>
+              <w:jc w:val="left"/>
+            </w:pPr>
+            <w:r>
+              <w:rPr>
+                <w:rFonts w:ascii="TimeNewRoman" w:hAnsi="TimeNewRoman"/>
+                <w:sz w:val="30"/>
+              </w:rPr>
+              <w:t>7+33=</w:t>
+            </w:r>
+          </w:p>
+        </w:tc>
+      </w:tr>
+      <w:tr>
+        <w:tc>
+          <w:tcPr>
+            <w:tcW w:type="dxa" w:w="1987"/>
+          </w:tcPr>
+          <w:p>
+            <w:pPr>
+              <w:jc w:val="left"/>
+            </w:pPr>
+            <w:r>
+              <w:rPr>
+                <w:rFonts w:ascii="TimeNewRoman" w:hAnsi="TimeNewRoman"/>
+                <w:sz w:val="30"/>
+              </w:rPr>
+              <w:t>75-9=</w:t>
+            </w:r>
+          </w:p>
+        </w:tc>
+        <w:tc>
+          <w:tcPr>
+            <w:tcW w:type="dxa" w:w="1987"/>
+          </w:tcPr>
+          <w:p>
+            <w:pPr>
+              <w:jc w:val="left"/>
+            </w:pPr>
+            <w:r>
+              <w:rPr>
+                <w:rFonts w:ascii="TimeNewRoman" w:hAnsi="TimeNewRoman"/>
+                <w:sz w:val="30"/>
+              </w:rPr>
+              <w:t>18+69=</w:t>
+            </w:r>
+          </w:p>
+        </w:tc>
+        <w:tc>
+          <w:tcPr>
+            <w:tcW w:type="dxa" w:w="1987"/>
+          </w:tcPr>
+          <w:p>
+            <w:pPr>
+              <w:jc w:val="left"/>
+            </w:pPr>
+            <w:r>
+              <w:rPr>
+                <w:rFonts w:ascii="TimeNewRoman" w:hAnsi="TimeNewRoman"/>
+                <w:sz w:val="30"/>
+              </w:rPr>
+              <w:t>54-30=</w:t>
+            </w:r>
+          </w:p>
+        </w:tc>
+        <w:tc>
+          <w:tcPr>
+            <w:tcW w:type="dxa" w:w="1987"/>
+          </w:tcPr>
+          <w:p>
+            <w:pPr>
+              <w:jc w:val="left"/>
+            </w:pPr>
+            <w:r>
+              <w:rPr>
+                <w:rFonts w:ascii="TimeNewRoman" w:hAnsi="TimeNewRoman"/>
+                <w:sz w:val="30"/>
+              </w:rPr>
+              <w:t>90-77=</w:t>
+            </w:r>
+          </w:p>
+        </w:tc>
+        <w:tc>
+          <w:tcPr>
+            <w:tcW w:type="dxa" w:w="1987"/>
+          </w:tcPr>
+          <w:p>
+            <w:pPr>
+              <w:jc w:val="left"/>
+            </w:pPr>
+            <w:r>
+              <w:rPr>
+                <w:rFonts w:ascii="TimeNewRoman" w:hAnsi="TimeNewRoman"/>
+                <w:sz w:val="30"/>
+              </w:rPr>
+              <w:t>47+49=</w:t>
+            </w:r>
+          </w:p>
+        </w:tc>
+      </w:tr>
+      <w:tr>
         <w:tc>
           <w:tcPr>
             <w:tcW w:type="dxa" w:w="1987"/>
@@ -108,7 +405,58 @@
                 <w:rFonts w:ascii="TimeNewRoman" w:hAnsi="TimeNewRoman"/>
                 <w:sz w:val="30"/>
               </w:rPr>
-              <w:t>12+85=</w:t>
+              <w:t>87+2=</w:t>
+            </w:r>
+          </w:p>
+        </w:tc>
+        <w:tc>
+          <w:tcPr>
+            <w:tcW w:type="dxa" w:w="1987"/>
+          </w:tcPr>
+          <w:p>
+            <w:pPr>
+              <w:jc w:val="left"/>
+            </w:pPr>
+            <w:r>
+              <w:rPr>
+                <w:rFonts w:ascii="TimeNewRoman" w:hAnsi="TimeNewRoman"/>
+                <w:sz w:val="30"/>
+              </w:rPr>
+              <w:t>16+7=</w:t>
+            </w:r>
+          </w:p>
+        </w:tc>
+        <w:tc>
+          <w:tcPr>
+            <w:tcW w:type="dxa" w:w="1987"/>
+          </w:tcPr>
+          <w:p>
+            <w:pPr>
+              <w:jc w:val="left"/>
+            </w:pPr>
+            <w:r>
+              <w:rPr>
+                <w:rFonts w:ascii="TimeNewRoman" w:hAnsi="TimeNewRoman"/>
+                <w:sz w:val="30"/>
+              </w:rPr>
+              <w:t>69-25=</w:t>
+            </w:r>
+          </w:p>
+        </w:tc>
+        <w:tc>
+          <w:tcPr>
+            <w:tcW w:type="dxa" w:w="1987"/>
+          </w:tcPr>
+          <w:p>
+            <w:pPr>
+              <w:jc w:val="left"/>
+            </w:pPr>
+            <w:r>
+              <w:rPr>
+                <w:rFonts w:ascii="TimeNewRoman" w:hAnsi="TimeNewRoman"/>
+                <w:sz w:val="30"/>
+              </w:rPr>
+              <w:t>0+5=</w:t>
             </w:r>
           </w:p>
         </w:tc>
@@ -127,7 +475,7 @@
                 <w:rFonts w:ascii="TimeNewRoman" w:hAnsi="TimeNewRoman"/>
                 <w:sz w:val="30"/>
               </w:rPr>
-              <w:t>54+22=</w:t>
+              <w:t>13+74=</w:t>
             </w:r>
           </w:p>
         </w:tc>
@@ -144,7 +492,7 @@
                 <w:rFonts w:ascii="TimeNewRoman" w:hAnsi="TimeNewRoman"/>
                 <w:sz w:val="30"/>
               </w:rPr>
-              <w:t>79+7=</w:t>
+              <w:t>0+74=</w:t>
             </w:r>
           </w:p>
         </w:tc>
@@ -161,7 +509,7 @@
                 <w:rFonts w:ascii="TimeNewRoman" w:hAnsi="TimeNewRoman"/>
                 <w:sz w:val="30"/>
               </w:rPr>
-              <w:t>84-10=</w:t>
+              <w:t>59+33=</w:t>
             </w:r>
           </w:p>
         </w:tc>
@@ -178,7 +526,7 @@
                 <w:rFonts w:ascii="TimeNewRoman" w:hAnsi="TimeNewRoman"/>
                 <w:sz w:val="30"/>
               </w:rPr>
-              <w:t>15+1=</w:t>
+              <w:t>59+39=</w:t>
             </w:r>
           </w:p>
         </w:tc>
@@ -195,7 +543,7 @@
                 <w:rFonts w:ascii="TimeNewRoman" w:hAnsi="TimeNewRoman"/>
                 <w:sz w:val="30"/>
               </w:rPr>
-              <w:t>47+30=</w:t>
+              <w:t>87-53=</w:t>
             </w:r>
           </w:p>
         </w:tc>
@@ -214,7 +562,7 @@
                 <w:rFonts w:ascii="TimeNewRoman" w:hAnsi="TimeNewRoman"/>
                 <w:sz w:val="30"/>
               </w:rPr>
-              <w:t>44-15=</w:t>
+              <w:t>42+47=</w:t>
             </w:r>
           </w:p>
         </w:tc>
@@ -231,7 +579,7 @@
                 <w:rFonts w:ascii="TimeNewRoman" w:hAnsi="TimeNewRoman"/>
                 <w:sz w:val="30"/>
               </w:rPr>
-              <w:t>88-82=</w:t>
+              <w:t>67+3=</w:t>
             </w:r>
           </w:p>
         </w:tc>
@@ -248,7 +596,7 @@
                 <w:rFonts w:ascii="TimeNewRoman" w:hAnsi="TimeNewRoman"/>
                 <w:sz w:val="30"/>
               </w:rPr>
-              <w:t>49+25=</w:t>
+              <w:t>53+44=</w:t>
             </w:r>
           </w:p>
         </w:tc>
@@ -265,7 +613,7 @@
                 <w:rFonts w:ascii="TimeNewRoman" w:hAnsi="TimeNewRoman"/>
                 <w:sz w:val="30"/>
               </w:rPr>
-              <w:t>55+20=</w:t>
+              <w:t>13+21=</w:t>
             </w:r>
           </w:p>
         </w:tc>
@@ -282,7 +630,7 @@
                 <w:rFonts w:ascii="TimeNewRoman" w:hAnsi="TimeNewRoman"/>
                 <w:sz w:val="30"/>
               </w:rPr>
-              <w:t>2+78=</w:t>
+              <w:t>42-2=</w:t>
             </w:r>
           </w:p>
         </w:tc>
@@ -301,7 +649,7 @@
                 <w:rFonts w:ascii="TimeNewRoman" w:hAnsi="TimeNewRoman"/>
                 <w:sz w:val="30"/>
               </w:rPr>
-              <w:t>92-45=</w:t>
+              <w:t>10+61=</w:t>
             </w:r>
           </w:p>
         </w:tc>
@@ -318,7 +666,7 @@
                 <w:rFonts w:ascii="TimeNewRoman" w:hAnsi="TimeNewRoman"/>
                 <w:sz w:val="30"/>
               </w:rPr>
-              <w:t>53-9=</w:t>
+              <w:t>68-13=</w:t>
             </w:r>
           </w:p>
         </w:tc>
@@ -335,7 +683,7 @@
                 <w:rFonts w:ascii="TimeNewRoman" w:hAnsi="TimeNewRoman"/>
                 <w:sz w:val="30"/>
               </w:rPr>
-              <w:t>29+51=</w:t>
+              <w:t>42+46=</w:t>
             </w:r>
           </w:p>
         </w:tc>
@@ -352,7 +700,7 @@
                 <w:rFonts w:ascii="TimeNewRoman" w:hAnsi="TimeNewRoman"/>
                 <w:sz w:val="30"/>
               </w:rPr>
-              <w:t>89-50=</w:t>
+              <w:t>88+5=</w:t>
             </w:r>
           </w:p>
         </w:tc>
@@ -369,7 +717,7 @@
                 <w:rFonts w:ascii="TimeNewRoman" w:hAnsi="TimeNewRoman"/>
                 <w:sz w:val="30"/>
               </w:rPr>
-              <w:t>47+43=</w:t>
+              <w:t>45+43=</w:t>
             </w:r>
           </w:p>
         </w:tc>
@@ -388,7 +736,7 @@
                 <w:rFonts w:ascii="TimeNewRoman" w:hAnsi="TimeNewRoman"/>
                 <w:sz w:val="30"/>
               </w:rPr>
-              <w:t>31+55=</w:t>
+              <w:t>36+12=</w:t>
             </w:r>
           </w:p>
         </w:tc>
@@ -405,7 +753,7 @@
                 <w:rFonts w:ascii="TimeNewRoman" w:hAnsi="TimeNewRoman"/>
                 <w:sz w:val="30"/>
               </w:rPr>
-              <w:t>21+71=</w:t>
+              <w:t>36+24=</w:t>
             </w:r>
           </w:p>
         </w:tc>
@@ -422,7 +770,7 @@
                 <w:rFonts w:ascii="TimeNewRoman" w:hAnsi="TimeNewRoman"/>
                 <w:sz w:val="30"/>
               </w:rPr>
-              <w:t>12+69=</w:t>
+              <w:t>72+20=</w:t>
             </w:r>
           </w:p>
         </w:tc>
@@ -439,7 +787,7 @@
                 <w:rFonts w:ascii="TimeNewRoman" w:hAnsi="TimeNewRoman"/>
                 <w:sz w:val="30"/>
               </w:rPr>
-              <w:t>64-26=</w:t>
+              <w:t>62+30=</w:t>
             </w:r>
           </w:p>
         </w:tc>
@@ -456,7 +804,7 @@
                 <w:rFonts w:ascii="TimeNewRoman" w:hAnsi="TimeNewRoman"/>
                 <w:sz w:val="30"/>
               </w:rPr>
-              <w:t>67-45=</w:t>
+              <w:t>89-88=</w:t>
             </w:r>
           </w:p>
         </w:tc>
@@ -475,7 +823,7 @@
                 <w:rFonts w:ascii="TimeNewRoman" w:hAnsi="TimeNewRoman"/>
                 <w:sz w:val="30"/>
               </w:rPr>
-              <w:t>57-12=</w:t>
+              <w:t>20+16=</w:t>
             </w:r>
           </w:p>
         </w:tc>
@@ -492,7 +840,7 @@
                 <w:rFonts w:ascii="TimeNewRoman" w:hAnsi="TimeNewRoman"/>
                 <w:sz w:val="30"/>
               </w:rPr>
-              <w:t>89-51=</w:t>
+              <w:t>40+21=</w:t>
             </w:r>
           </w:p>
         </w:tc>
@@ -509,7 +857,7 @@
                 <w:rFonts w:ascii="TimeNewRoman" w:hAnsi="TimeNewRoman"/>
                 <w:sz w:val="30"/>
               </w:rPr>
-              <w:t>13+82=</w:t>
+              <w:t>90-64=</w:t>
             </w:r>
           </w:p>
         </w:tc>
@@ -526,7 +874,7 @@
                 <w:rFonts w:ascii="TimeNewRoman" w:hAnsi="TimeNewRoman"/>
                 <w:sz w:val="30"/>
               </w:rPr>
-              <w:t>63-50=</w:t>
+              <w:t>0+54=</w:t>
             </w:r>
           </w:p>
         </w:tc>
@@ -543,7 +891,7 @@
                 <w:rFonts w:ascii="TimeNewRoman" w:hAnsi="TimeNewRoman"/>
                 <w:sz w:val="30"/>
               </w:rPr>
-              <w:t>73-35=</w:t>
+              <w:t>33+8=</w:t>
             </w:r>
           </w:p>
         </w:tc>
@@ -562,7 +910,7 @@
                 <w:rFonts w:ascii="TimeNewRoman" w:hAnsi="TimeNewRoman"/>
                 <w:sz w:val="30"/>
               </w:rPr>
-              <w:t>15+0=</w:t>
+              <w:t>52+6=</w:t>
             </w:r>
           </w:p>
         </w:tc>
@@ -579,7 +927,7 @@
                 <w:rFonts w:ascii="TimeNewRoman" w:hAnsi="TimeNewRoman"/>
                 <w:sz w:val="30"/>
               </w:rPr>
-              <w:t>22-10=</w:t>
+              <w:t>40+28=</w:t>
             </w:r>
           </w:p>
         </w:tc>
@@ -596,7 +944,7 @@
                 <w:rFonts w:ascii="TimeNewRoman" w:hAnsi="TimeNewRoman"/>
                 <w:sz w:val="30"/>
               </w:rPr>
-              <w:t>67+19=</w:t>
+              <w:t>64-64=</w:t>
             </w:r>
           </w:p>
         </w:tc>
@@ -613,7 +961,7 @@
                 <w:rFonts w:ascii="TimeNewRoman" w:hAnsi="TimeNewRoman"/>
                 <w:sz w:val="30"/>
               </w:rPr>
-              <w:t>93-56=</w:t>
+              <w:t>15-14=</w:t>
             </w:r>
           </w:p>
         </w:tc>
@@ -630,7 +978,7 @@
                 <w:rFonts w:ascii="TimeNewRoman" w:hAnsi="TimeNewRoman"/>
                 <w:sz w:val="30"/>
               </w:rPr>
-              <w:t>30-18=</w:t>
+              <w:t>60+38=</w:t>
             </w:r>
           </w:p>
         </w:tc>
@@ -649,7 +997,7 @@
                 <w:rFonts w:ascii="TimeNewRoman" w:hAnsi="TimeNewRoman"/>
                 <w:sz w:val="30"/>
               </w:rPr>
-              <w:t>64-23=</w:t>
+              <w:t>89-6=</w:t>
             </w:r>
           </w:p>
         </w:tc>
@@ -666,7 +1014,7 @@
                 <w:rFonts w:ascii="TimeNewRoman" w:hAnsi="TimeNewRoman"/>
                 <w:sz w:val="30"/>
               </w:rPr>
-              <w:t>20+19=</w:t>
+              <w:t>33-0=</w:t>
             </w:r>
           </w:p>
         </w:tc>
@@ -683,7 +1031,7 @@
                 <w:rFonts w:ascii="TimeNewRoman" w:hAnsi="TimeNewRoman"/>
                 <w:sz w:val="30"/>
               </w:rPr>
-              <w:t>20-10=</w:t>
+              <w:t>3+46=</w:t>
             </w:r>
           </w:p>
         </w:tc>
@@ -700,7 +1048,7 @@
                 <w:rFonts w:ascii="TimeNewRoman" w:hAnsi="TimeNewRoman"/>
                 <w:sz w:val="30"/>
               </w:rPr>
-              <w:t>69+4=</w:t>
+              <w:t>93-85=</w:t>
             </w:r>
           </w:p>
         </w:tc>
@@ -717,7 +1065,7 @@
                 <w:rFonts w:ascii="TimeNewRoman" w:hAnsi="TimeNewRoman"/>
                 <w:sz w:val="30"/>
               </w:rPr>
-              <w:t>73-1=</w:t>
+              <w:t>0+65=</w:t>
             </w:r>
           </w:p>
         </w:tc>
@@ -736,7 +1084,7 @@
                 <w:rFonts w:ascii="TimeNewRoman" w:hAnsi="TimeNewRoman"/>
                 <w:sz w:val="30"/>
               </w:rPr>
-              <w:t>0+18=</w:t>
+              <w:t>74-35=</w:t>
             </w:r>
           </w:p>
         </w:tc>
@@ -753,7 +1101,7 @@
                 <w:rFonts w:ascii="TimeNewRoman" w:hAnsi="TimeNewRoman"/>
                 <w:sz w:val="30"/>
               </w:rPr>
-              <w:t>23+65=</w:t>
+              <w:t>63+18=</w:t>
             </w:r>
           </w:p>
         </w:tc>
@@ -770,7 +1118,7 @@
                 <w:rFonts w:ascii="TimeNewRoman" w:hAnsi="TimeNewRoman"/>
                 <w:sz w:val="30"/>
               </w:rPr>
-              <w:t>46-3=</w:t>
+              <w:t>70-54=</w:t>
             </w:r>
           </w:p>
         </w:tc>
@@ -787,7 +1135,7 @@
                 <w:rFonts w:ascii="TimeNewRoman" w:hAnsi="TimeNewRoman"/>
                 <w:sz w:val="30"/>
               </w:rPr>
-              <w:t>7+87=</w:t>
+              <w:t>20-1=</w:t>
             </w:r>
           </w:p>
         </w:tc>
@@ -804,7 +1152,7 @@
                 <w:rFonts w:ascii="TimeNewRoman" w:hAnsi="TimeNewRoman"/>
                 <w:sz w:val="30"/>
               </w:rPr>
-              <w:t>96-91=</w:t>
+              <w:t>49+32=</w:t>
             </w:r>
           </w:p>
         </w:tc>
@@ -823,7 +1171,7 @@
                 <w:rFonts w:ascii="TimeNewRoman" w:hAnsi="TimeNewRoman"/>
                 <w:sz w:val="30"/>
               </w:rPr>
-              <w:t>11+85=</w:t>
+              <w:t>6+51=</w:t>
             </w:r>
           </w:p>
         </w:tc>
@@ -840,7 +1188,7 @@
                 <w:rFonts w:ascii="TimeNewRoman" w:hAnsi="TimeNewRoman"/>
                 <w:sz w:val="30"/>
               </w:rPr>
-              <w:t>62-7=</w:t>
+              <w:t>44-1=</w:t>
             </w:r>
           </w:p>
         </w:tc>
@@ -857,7 +1205,7 @@
                 <w:rFonts w:ascii="TimeNewRoman" w:hAnsi="TimeNewRoman"/>
                 <w:sz w:val="30"/>
               </w:rPr>
-              <w:t>97-52=</w:t>
+              <w:t>1+2=</w:t>
             </w:r>
           </w:p>
         </w:tc>
@@ -874,7 +1222,7 @@
                 <w:rFonts w:ascii="TimeNewRoman" w:hAnsi="TimeNewRoman"/>
                 <w:sz w:val="30"/>
               </w:rPr>
-              <w:t>27+18=</w:t>
+              <w:t>40+6=</w:t>
             </w:r>
           </w:p>
         </w:tc>
@@ -891,7 +1239,7 @@
                 <w:rFonts w:ascii="TimeNewRoman" w:hAnsi="TimeNewRoman"/>
                 <w:sz w:val="30"/>
               </w:rPr>
-              <w:t>45-29=</w:t>
+              <w:t>79-47=</w:t>
             </w:r>
           </w:p>
         </w:tc>
@@ -910,7 +1258,7 @@
                 <w:rFonts w:ascii="TimeNewRoman" w:hAnsi="TimeNewRoman"/>
                 <w:sz w:val="30"/>
               </w:rPr>
-              <w:t>15+59=</w:t>
+              <w:t>43+30=</w:t>
             </w:r>
           </w:p>
         </w:tc>
@@ -927,7 +1275,7 @@
                 <w:rFonts w:ascii="TimeNewRoman" w:hAnsi="TimeNewRoman"/>
                 <w:sz w:val="30"/>
               </w:rPr>
-              <w:t>22-16=</w:t>
+              <w:t>0+53=</w:t>
             </w:r>
           </w:p>
         </w:tc>
@@ -944,7 +1292,7 @@
                 <w:rFonts w:ascii="TimeNewRoman" w:hAnsi="TimeNewRoman"/>
                 <w:sz w:val="30"/>
               </w:rPr>
-              <w:t>83+1=</w:t>
+              <w:t>76-1=</w:t>
             </w:r>
           </w:p>
         </w:tc>
@@ -961,7 +1309,7 @@
                 <w:rFonts w:ascii="TimeNewRoman" w:hAnsi="TimeNewRoman"/>
                 <w:sz w:val="30"/>
               </w:rPr>
-              <w:t>18+52=</w:t>
+              <w:t>56-43=</w:t>
             </w:r>
           </w:p>
         </w:tc>
@@ -978,7 +1326,7 @@
                 <w:rFonts w:ascii="TimeNewRoman" w:hAnsi="TimeNewRoman"/>
                 <w:sz w:val="30"/>
               </w:rPr>
-              <w:t>92-76=</w:t>
+              <w:t>13+64=</w:t>
             </w:r>
           </w:p>
         </w:tc>
@@ -997,7 +1345,7 @@
                 <w:rFonts w:ascii="TimeNewRoman" w:hAnsi="TimeNewRoman"/>
                 <w:sz w:val="30"/>
               </w:rPr>
-              <w:t>17+25=</w:t>
+              <w:t>44-4=</w:t>
             </w:r>
           </w:p>
         </w:tc>
@@ -1014,7 +1362,7 @@
                 <w:rFonts w:ascii="TimeNewRoman" w:hAnsi="TimeNewRoman"/>
                 <w:sz w:val="30"/>
               </w:rPr>
-              <w:t>71-22=</w:t>
+              <w:t>61-11=</w:t>
             </w:r>
           </w:p>
         </w:tc>
@@ -1031,7 +1379,7 @@
                 <w:rFonts w:ascii="TimeNewRoman" w:hAnsi="TimeNewRoman"/>
                 <w:sz w:val="30"/>
               </w:rPr>
-              <w:t>28+54=</w:t>
+              <w:t>23+14=</w:t>
             </w:r>
           </w:p>
         </w:tc>
@@ -1048,7 +1396,7 @@
                 <w:rFonts w:ascii="TimeNewRoman" w:hAnsi="TimeNewRoman"/>
                 <w:sz w:val="30"/>
               </w:rPr>
-              <w:t>26-2=</w:t>
+              <w:t>31-6=</w:t>
             </w:r>
           </w:p>
         </w:tc>
@@ -1065,7 +1413,7 @@
                 <w:rFonts w:ascii="TimeNewRoman" w:hAnsi="TimeNewRoman"/>
                 <w:sz w:val="30"/>
               </w:rPr>
-              <w:t>25+59=</w:t>
+              <w:t>46-16=</w:t>
             </w:r>
           </w:p>
         </w:tc>
@@ -1084,7 +1432,7 @@
                 <w:rFonts w:ascii="TimeNewRoman" w:hAnsi="TimeNewRoman"/>
                 <w:sz w:val="30"/>
               </w:rPr>
-              <w:t>78-53=</w:t>
+              <w:t>70-47=</w:t>
             </w:r>
           </w:p>
         </w:tc>
@@ -1101,7 +1449,7 @@
                 <w:rFonts w:ascii="TimeNewRoman" w:hAnsi="TimeNewRoman"/>
                 <w:sz w:val="30"/>
               </w:rPr>
-              <w:t>28+61=</w:t>
+              <w:t>46+42=</w:t>
             </w:r>
           </w:p>
         </w:tc>
@@ -1118,7 +1466,7 @@
                 <w:rFonts w:ascii="TimeNewRoman" w:hAnsi="TimeNewRoman"/>
                 <w:sz w:val="30"/>
               </w:rPr>
-              <w:t>0+34=</w:t>
+              <w:t>52+1=</w:t>
             </w:r>
           </w:p>
         </w:tc>
@@ -1135,7 +1483,7 @@
                 <w:rFonts w:ascii="TimeNewRoman" w:hAnsi="TimeNewRoman"/>
                 <w:sz w:val="30"/>
               </w:rPr>
-              <w:t>33+65=</w:t>
+              <w:t>19-7=</w:t>
             </w:r>
           </w:p>
         </w:tc>
@@ -1152,7 +1500,7 @@
                 <w:rFonts w:ascii="TimeNewRoman" w:hAnsi="TimeNewRoman"/>
                 <w:sz w:val="30"/>
               </w:rPr>
-              <w:t>32+49=</w:t>
+              <w:t>95-90=</w:t>
             </w:r>
           </w:p>
         </w:tc>
@@ -1171,7 +1519,7 @@
                 <w:rFonts w:ascii="TimeNewRoman" w:hAnsi="TimeNewRoman"/>
                 <w:sz w:val="30"/>
               </w:rPr>
-              <w:t>4+60=</w:t>
+              <w:t>19+26=</w:t>
             </w:r>
           </w:p>
         </w:tc>
@@ -1188,7 +1536,7 @@
                 <w:rFonts w:ascii="TimeNewRoman" w:hAnsi="TimeNewRoman"/>
                 <w:sz w:val="30"/>
               </w:rPr>
-              <w:t>46+14=</w:t>
+              <w:t>99-98=</w:t>
             </w:r>
           </w:p>
         </w:tc>
@@ -1205,7 +1553,7 @@
                 <w:rFonts w:ascii="TimeNewRoman" w:hAnsi="TimeNewRoman"/>
                 <w:sz w:val="30"/>
               </w:rPr>
-              <w:t>6+92=</w:t>
+              <w:t>5+22=</w:t>
             </w:r>
           </w:p>
         </w:tc>
@@ -1222,7 +1570,7 @@
                 <w:rFonts w:ascii="TimeNewRoman" w:hAnsi="TimeNewRoman"/>
                 <w:sz w:val="30"/>
               </w:rPr>
-              <w:t>96-70=</w:t>
+              <w:t>19-7=</w:t>
             </w:r>
           </w:p>
         </w:tc>
@@ -1239,7 +1587,7 @@
                 <w:rFonts w:ascii="TimeNewRoman" w:hAnsi="TimeNewRoman"/>
                 <w:sz w:val="30"/>
               </w:rPr>
-              <w:t>30+22=</w:t>
+              <w:t>22+7=</w:t>
             </w:r>
           </w:p>
         </w:tc>
@@ -1258,7 +1606,7 @@
                 <w:rFonts w:ascii="TimeNewRoman" w:hAnsi="TimeNewRoman"/>
                 <w:sz w:val="30"/>
               </w:rPr>
-              <w:t>17+13=</w:t>
+              <w:t>52-34=</w:t>
             </w:r>
           </w:p>
         </w:tc>
@@ -1275,7 +1623,7 @@
                 <w:rFonts w:ascii="TimeNewRoman" w:hAnsi="TimeNewRoman"/>
                 <w:sz w:val="30"/>
               </w:rPr>
-              <w:t>43+27=</w:t>
+              <w:t>75+23=</w:t>
             </w:r>
           </w:p>
         </w:tc>
@@ -1292,7 +1640,7 @@
                 <w:rFonts w:ascii="TimeNewRoman" w:hAnsi="TimeNewRoman"/>
                 <w:sz w:val="30"/>
               </w:rPr>
-              <w:t>18+20=</w:t>
+              <w:t>43-27=</w:t>
             </w:r>
           </w:p>
         </w:tc>
@@ -1309,7 +1657,7 @@
                 <w:rFonts w:ascii="TimeNewRoman" w:hAnsi="TimeNewRoman"/>
                 <w:sz w:val="30"/>
               </w:rPr>
-              <w:t>52+26=</w:t>
+              <w:t>72-54=</w:t>
             </w:r>
           </w:p>
         </w:tc>
@@ -1326,7 +1674,7 @@
                 <w:rFonts w:ascii="TimeNewRoman" w:hAnsi="TimeNewRoman"/>
                 <w:sz w:val="30"/>
               </w:rPr>
-              <w:t>68-3=</w:t>
+              <w:t>94-8=</w:t>
             </w:r>
           </w:p>
         </w:tc>
@@ -1345,7 +1693,7 @@
                 <w:rFonts w:ascii="TimeNewRoman" w:hAnsi="TimeNewRoman"/>
                 <w:sz w:val="30"/>
               </w:rPr>
-              <w:t>30+67=</w:t>
+              <w:t>92-82=</w:t>
             </w:r>
           </w:p>
         </w:tc>
@@ -1362,7 +1710,7 @@
                 <w:rFonts w:ascii="TimeNewRoman" w:hAnsi="TimeNewRoman"/>
                 <w:sz w:val="30"/>
               </w:rPr>
-              <w:t>50-4=</w:t>
+              <w:t>87-47=</w:t>
             </w:r>
           </w:p>
         </w:tc>
@@ -1379,7 +1727,7 @@
                 <w:rFonts w:ascii="TimeNewRoman" w:hAnsi="TimeNewRoman"/>
                 <w:sz w:val="30"/>
               </w:rPr>
-              <w:t>85+10=</w:t>
+              <w:t>69-11=</w:t>
             </w:r>
           </w:p>
         </w:tc>
@@ -1396,7 +1744,7 @@
                 <w:rFonts w:ascii="TimeNewRoman" w:hAnsi="TimeNewRoman"/>
                 <w:sz w:val="30"/>
               </w:rPr>
-              <w:t>24+14=</w:t>
+              <w:t>10-2=</w:t>
             </w:r>
           </w:p>
         </w:tc>
@@ -1413,355 +1761,7 @@
                 <w:rFonts w:ascii="TimeNewRoman" w:hAnsi="TimeNewRoman"/>
                 <w:sz w:val="30"/>
               </w:rPr>
-              <w:t>64-0=</w:t>
-            </w:r>
-          </w:p>
-        </w:tc>
-      </w:tr>
-      <w:tr>
-        <w:tc>
-          <w:tcPr>
-            <w:tcW w:type="dxa" w:w="1987"/>
-          </w:tcPr>
-          <w:p>
-            <w:pPr>
-              <w:jc w:val="left"/>
-            </w:pPr>
-            <w:r>
-              <w:rPr>
-                <w:rFonts w:ascii="TimeNewRoman" w:hAnsi="TimeNewRoman"/>
-                <w:sz w:val="30"/>
-              </w:rPr>
-              <w:t>92-22=</w:t>
-            </w:r>
-          </w:p>
-        </w:tc>
-        <w:tc>
-          <w:tcPr>
-            <w:tcW w:type="dxa" w:w="1987"/>
-          </w:tcPr>
-          <w:p>
-            <w:pPr>
-              <w:jc w:val="left"/>
-            </w:pPr>
-            <w:r>
-              <w:rPr>
-                <w:rFonts w:ascii="TimeNewRoman" w:hAnsi="TimeNewRoman"/>
-                <w:sz w:val="30"/>
-              </w:rPr>
-              <w:t>27+6=</w:t>
-            </w:r>
-          </w:p>
-        </w:tc>
-        <w:tc>
-          <w:tcPr>
-            <w:tcW w:type="dxa" w:w="1987"/>
-          </w:tcPr>
-          <w:p>
-            <w:pPr>
-              <w:jc w:val="left"/>
-            </w:pPr>
-            <w:r>
-              <w:rPr>
-                <w:rFonts w:ascii="TimeNewRoman" w:hAnsi="TimeNewRoman"/>
-                <w:sz w:val="30"/>
-              </w:rPr>
-              <w:t>60+27=</w:t>
-            </w:r>
-          </w:p>
-        </w:tc>
-        <w:tc>
-          <w:tcPr>
-            <w:tcW w:type="dxa" w:w="1987"/>
-          </w:tcPr>
-          <w:p>
-            <w:pPr>
-              <w:jc w:val="left"/>
-            </w:pPr>
-            <w:r>
-              <w:rPr>
-                <w:rFonts w:ascii="TimeNewRoman" w:hAnsi="TimeNewRoman"/>
-                <w:sz w:val="30"/>
-              </w:rPr>
-              <w:t>19-17=</w:t>
-            </w:r>
-          </w:p>
-        </w:tc>
-        <w:tc>
-          <w:tcPr>
-            <w:tcW w:type="dxa" w:w="1987"/>
-          </w:tcPr>
-          <w:p>
-            <w:pPr>
-              <w:jc w:val="left"/>
-            </w:pPr>
-            <w:r>
-              <w:rPr>
-                <w:rFonts w:ascii="TimeNewRoman" w:hAnsi="TimeNewRoman"/>
-                <w:sz w:val="30"/>
-              </w:rPr>
-              <w:t>64-11=</w:t>
-            </w:r>
-          </w:p>
-        </w:tc>
-      </w:tr>
-      <w:tr>
-        <w:tc>
-          <w:tcPr>
-            <w:tcW w:type="dxa" w:w="1987"/>
-          </w:tcPr>
-          <w:p>
-            <w:pPr>
-              <w:jc w:val="left"/>
-            </w:pPr>
-            <w:r>
-              <w:rPr>
-                <w:rFonts w:ascii="TimeNewRoman" w:hAnsi="TimeNewRoman"/>
-                <w:sz w:val="30"/>
-              </w:rPr>
-              <w:t>88-48=</w:t>
-            </w:r>
-          </w:p>
-        </w:tc>
-        <w:tc>
-          <w:tcPr>
-            <w:tcW w:type="dxa" w:w="1987"/>
-          </w:tcPr>
-          <w:p>
-            <w:pPr>
-              <w:jc w:val="left"/>
-            </w:pPr>
-            <w:r>
-              <w:rPr>
-                <w:rFonts w:ascii="TimeNewRoman" w:hAnsi="TimeNewRoman"/>
-                <w:sz w:val="30"/>
-              </w:rPr>
-              <w:t>91-61=</w:t>
-            </w:r>
-          </w:p>
-        </w:tc>
-        <w:tc>
-          <w:tcPr>
-            <w:tcW w:type="dxa" w:w="1987"/>
-          </w:tcPr>
-          <w:p>
-            <w:pPr>
-              <w:jc w:val="left"/>
-            </w:pPr>
-            <w:r>
-              <w:rPr>
-                <w:rFonts w:ascii="TimeNewRoman" w:hAnsi="TimeNewRoman"/>
-                <w:sz w:val="30"/>
-              </w:rPr>
-              <w:t>21+31=</w:t>
-            </w:r>
-          </w:p>
-        </w:tc>
-        <w:tc>
-          <w:tcPr>
-            <w:tcW w:type="dxa" w:w="1987"/>
-          </w:tcPr>
-          <w:p>
-            <w:pPr>
-              <w:jc w:val="left"/>
-            </w:pPr>
-            <w:r>
-              <w:rPr>
-                <w:rFonts w:ascii="TimeNewRoman" w:hAnsi="TimeNewRoman"/>
-                <w:sz w:val="30"/>
-              </w:rPr>
-              <w:t>22+11=</w:t>
-            </w:r>
-          </w:p>
-        </w:tc>
-        <w:tc>
-          <w:tcPr>
-            <w:tcW w:type="dxa" w:w="1987"/>
-          </w:tcPr>
-          <w:p>
-            <w:pPr>
-              <w:jc w:val="left"/>
-            </w:pPr>
-            <w:r>
-              <w:rPr>
-                <w:rFonts w:ascii="TimeNewRoman" w:hAnsi="TimeNewRoman"/>
-                <w:sz w:val="30"/>
-              </w:rPr>
-              <w:t>76-58=</w:t>
-            </w:r>
-          </w:p>
-        </w:tc>
-      </w:tr>
-      <w:tr>
-        <w:tc>
-          <w:tcPr>
-            <w:tcW w:type="dxa" w:w="1987"/>
-          </w:tcPr>
-          <w:p>
-            <w:pPr>
-              <w:jc w:val="left"/>
-            </w:pPr>
-            <w:r>
-              <w:rPr>
-                <w:rFonts w:ascii="TimeNewRoman" w:hAnsi="TimeNewRoman"/>
-                <w:sz w:val="30"/>
-              </w:rPr>
-              <w:t>68-32=</w:t>
-            </w:r>
-          </w:p>
-        </w:tc>
-        <w:tc>
-          <w:tcPr>
-            <w:tcW w:type="dxa" w:w="1987"/>
-          </w:tcPr>
-          <w:p>
-            <w:pPr>
-              <w:jc w:val="left"/>
-            </w:pPr>
-            <w:r>
-              <w:rPr>
-                <w:rFonts w:ascii="TimeNewRoman" w:hAnsi="TimeNewRoman"/>
-                <w:sz w:val="30"/>
-              </w:rPr>
-              <w:t>68-8=</w:t>
-            </w:r>
-          </w:p>
-        </w:tc>
-        <w:tc>
-          <w:tcPr>
-            <w:tcW w:type="dxa" w:w="1987"/>
-          </w:tcPr>
-          <w:p>
-            <w:pPr>
-              <w:jc w:val="left"/>
-            </w:pPr>
-            <w:r>
-              <w:rPr>
-                <w:rFonts w:ascii="TimeNewRoman" w:hAnsi="TimeNewRoman"/>
-                <w:sz w:val="30"/>
-              </w:rPr>
-              <w:t>69-43=</w:t>
-            </w:r>
-          </w:p>
-        </w:tc>
-        <w:tc>
-          <w:tcPr>
-            <w:tcW w:type="dxa" w:w="1987"/>
-          </w:tcPr>
-          <w:p>
-            <w:pPr>
-              <w:jc w:val="left"/>
-            </w:pPr>
-            <w:r>
-              <w:rPr>
-                <w:rFonts w:ascii="TimeNewRoman" w:hAnsi="TimeNewRoman"/>
-                <w:sz w:val="30"/>
-              </w:rPr>
-              <w:t>92-12=</w:t>
-            </w:r>
-          </w:p>
-        </w:tc>
-        <w:tc>
-          <w:tcPr>
-            <w:tcW w:type="dxa" w:w="1987"/>
-          </w:tcPr>
-          <w:p>
-            <w:pPr>
-              <w:jc w:val="left"/>
-            </w:pPr>
-            <w:r>
-              <w:rPr>
-                <w:rFonts w:ascii="TimeNewRoman" w:hAnsi="TimeNewRoman"/>
-                <w:sz w:val="30"/>
-              </w:rPr>
-              <w:t>13+57=</w:t>
-            </w:r>
-          </w:p>
-        </w:tc>
-      </w:tr>
-      <w:tr>
-        <w:tc>
-          <w:tcPr>
-            <w:tcW w:type="dxa" w:w="1987"/>
-          </w:tcPr>
-          <w:p>
-            <w:pPr>
-              <w:jc w:val="left"/>
-            </w:pPr>
-            <w:r>
-              <w:rPr>
-                <w:rFonts w:ascii="TimeNewRoman" w:hAnsi="TimeNewRoman"/>
-                <w:sz w:val="30"/>
-              </w:rPr>
-              <w:t>97-66=</w:t>
-            </w:r>
-          </w:p>
-        </w:tc>
-        <w:tc>
-          <w:tcPr>
-            <w:tcW w:type="dxa" w:w="1987"/>
-          </w:tcPr>
-          <w:p>
-            <w:pPr>
-              <w:jc w:val="left"/>
-            </w:pPr>
-            <w:r>
-              <w:rPr>
-                <w:rFonts w:ascii="TimeNewRoman" w:hAnsi="TimeNewRoman"/>
-                <w:sz w:val="30"/>
-              </w:rPr>
-              <w:t>28-20=</w:t>
-            </w:r>
-          </w:p>
-        </w:tc>
-        <w:tc>
-          <w:tcPr>
-            <w:tcW w:type="dxa" w:w="1987"/>
-          </w:tcPr>
-          <w:p>
-            <w:pPr>
-              <w:jc w:val="left"/>
-            </w:pPr>
-            <w:r>
-              <w:rPr>
-                <w:rFonts w:ascii="TimeNewRoman" w:hAnsi="TimeNewRoman"/>
-                <w:sz w:val="30"/>
-              </w:rPr>
-              <w:t>49-40=</w:t>
-            </w:r>
-          </w:p>
-        </w:tc>
-        <w:tc>
-          <w:tcPr>
-            <w:tcW w:type="dxa" w:w="1987"/>
-          </w:tcPr>
-          <w:p>
-            <w:pPr>
-              <w:jc w:val="left"/>
-            </w:pPr>
-            <w:r>
-              <w:rPr>
-                <w:rFonts w:ascii="TimeNewRoman" w:hAnsi="TimeNewRoman"/>
-                <w:sz w:val="30"/>
-              </w:rPr>
-              <w:t>79+0=</w:t>
-            </w:r>
-          </w:p>
-        </w:tc>
-        <w:tc>
-          <w:tcPr>
-            <w:tcW w:type="dxa" w:w="1987"/>
-          </w:tcPr>
-          <w:p>
-            <w:pPr>
-              <w:jc w:val="left"/>
-            </w:pPr>
-            <w:r>
-              <w:rPr>
-                <w:rFonts w:ascii="TimeNewRoman" w:hAnsi="TimeNewRoman"/>
-                <w:sz w:val="30"/>
-              </w:rPr>
-              <w:t>97-5=</w:t>
+              <w:t>5+51=</w:t>
             </w:r>
           </w:p>
         </w:tc>

--- a/addition_and_subtraction_within_100.docx
+++ b/addition_and_subtraction_within_100.docx
@@ -11,7 +11,7 @@
           <w:rFonts w:ascii="Arial" w:hAnsi="Arial"/>
           <w:sz w:val="30"/>
         </w:rPr>
-        <w:t>2026-09-26 Saturday</w:t>
+        <w:t>2026-09-27 Sunday</w:t>
       </w:r>
     </w:p>
     <w:tbl>
@@ -40,7 +40,7 @@
                 <w:rFonts w:ascii="TimeNewRoman" w:hAnsi="TimeNewRoman"/>
                 <w:sz w:val="30"/>
               </w:rPr>
-              <w:t>53+35=</w:t>
+              <w:t>34+40=</w:t>
             </w:r>
           </w:p>
         </w:tc>
@@ -57,7 +57,7 @@
                 <w:rFonts w:ascii="TimeNewRoman" w:hAnsi="TimeNewRoman"/>
                 <w:sz w:val="30"/>
               </w:rPr>
-              <w:t>1+31=</w:t>
+              <w:t>59-14=</w:t>
             </w:r>
           </w:p>
         </w:tc>
@@ -74,7 +74,7 @@
                 <w:rFonts w:ascii="TimeNewRoman" w:hAnsi="TimeNewRoman"/>
                 <w:sz w:val="30"/>
               </w:rPr>
-              <w:t>83-53=</w:t>
+              <w:t>83-62=</w:t>
             </w:r>
           </w:p>
         </w:tc>
@@ -91,7 +91,7 @@
                 <w:rFonts w:ascii="TimeNewRoman" w:hAnsi="TimeNewRoman"/>
                 <w:sz w:val="30"/>
               </w:rPr>
-              <w:t>31-14=</w:t>
+              <w:t>44+19=</w:t>
             </w:r>
           </w:p>
         </w:tc>
@@ -108,7 +108,7 @@
                 <w:rFonts w:ascii="TimeNewRoman" w:hAnsi="TimeNewRoman"/>
                 <w:sz w:val="30"/>
               </w:rPr>
-              <w:t>48+0=</w:t>
+              <w:t>15+64=</w:t>
             </w:r>
           </w:p>
         </w:tc>
@@ -127,7 +127,7 @@
                 <w:rFonts w:ascii="TimeNewRoman" w:hAnsi="TimeNewRoman"/>
                 <w:sz w:val="30"/>
               </w:rPr>
-              <w:t>79-75=</w:t>
+              <w:t>97-46=</w:t>
             </w:r>
           </w:p>
         </w:tc>
@@ -144,7 +144,7 @@
                 <w:rFonts w:ascii="TimeNewRoman" w:hAnsi="TimeNewRoman"/>
                 <w:sz w:val="30"/>
               </w:rPr>
-              <w:t>22+32=</w:t>
+              <w:t>88-37=</w:t>
             </w:r>
           </w:p>
         </w:tc>
@@ -161,7 +161,7 @@
                 <w:rFonts w:ascii="TimeNewRoman" w:hAnsi="TimeNewRoman"/>
                 <w:sz w:val="30"/>
               </w:rPr>
-              <w:t>65-29=</w:t>
+              <w:t>22+1=</w:t>
             </w:r>
           </w:p>
         </w:tc>
@@ -178,7 +178,7 @@
                 <w:rFonts w:ascii="TimeNewRoman" w:hAnsi="TimeNewRoman"/>
                 <w:sz w:val="30"/>
               </w:rPr>
-              <w:t>99-10=</w:t>
+              <w:t>33+61=</w:t>
             </w:r>
           </w:p>
         </w:tc>
@@ -195,7 +195,7 @@
                 <w:rFonts w:ascii="TimeNewRoman" w:hAnsi="TimeNewRoman"/>
                 <w:sz w:val="30"/>
               </w:rPr>
-              <w:t>13+76=</w:t>
+              <w:t>53+6=</w:t>
             </w:r>
           </w:p>
         </w:tc>
@@ -214,7 +214,7 @@
                 <w:rFonts w:ascii="TimeNewRoman" w:hAnsi="TimeNewRoman"/>
                 <w:sz w:val="30"/>
               </w:rPr>
-              <w:t>93-68=</w:t>
+              <w:t>50-2=</w:t>
             </w:r>
           </w:p>
         </w:tc>
@@ -231,7 +231,7 @@
                 <w:rFonts w:ascii="TimeNewRoman" w:hAnsi="TimeNewRoman"/>
                 <w:sz w:val="30"/>
               </w:rPr>
-              <w:t>80-16=</w:t>
+              <w:t>44-38=</w:t>
             </w:r>
           </w:p>
         </w:tc>
@@ -248,7 +248,7 @@
                 <w:rFonts w:ascii="TimeNewRoman" w:hAnsi="TimeNewRoman"/>
                 <w:sz w:val="30"/>
               </w:rPr>
-              <w:t>29+33=</w:t>
+              <w:t>45+10=</w:t>
             </w:r>
           </w:p>
         </w:tc>
@@ -265,7 +265,7 @@
                 <w:rFonts w:ascii="TimeNewRoman" w:hAnsi="TimeNewRoman"/>
                 <w:sz w:val="30"/>
               </w:rPr>
-              <w:t>91-72=</w:t>
+              <w:t>5+78=</w:t>
             </w:r>
           </w:p>
         </w:tc>
@@ -282,7 +282,7 @@
                 <w:rFonts w:ascii="TimeNewRoman" w:hAnsi="TimeNewRoman"/>
                 <w:sz w:val="30"/>
               </w:rPr>
-              <w:t>7+33=</w:t>
+              <w:t>35-19=</w:t>
             </w:r>
           </w:p>
         </w:tc>
@@ -301,7 +301,7 @@
                 <w:rFonts w:ascii="TimeNewRoman" w:hAnsi="TimeNewRoman"/>
                 <w:sz w:val="30"/>
               </w:rPr>
-              <w:t>75-9=</w:t>
+              <w:t>51-49=</w:t>
             </w:r>
           </w:p>
         </w:tc>
@@ -318,7 +318,7 @@
                 <w:rFonts w:ascii="TimeNewRoman" w:hAnsi="TimeNewRoman"/>
                 <w:sz w:val="30"/>
               </w:rPr>
-              <w:t>18+69=</w:t>
+              <w:t>13+38=</w:t>
             </w:r>
           </w:p>
         </w:tc>
@@ -335,7 +335,7 @@
                 <w:rFonts w:ascii="TimeNewRoman" w:hAnsi="TimeNewRoman"/>
                 <w:sz w:val="30"/>
               </w:rPr>
-              <w:t>54-30=</w:t>
+              <w:t>91-57=</w:t>
             </w:r>
           </w:p>
         </w:tc>
@@ -352,7 +352,7 @@
                 <w:rFonts w:ascii="TimeNewRoman" w:hAnsi="TimeNewRoman"/>
                 <w:sz w:val="30"/>
               </w:rPr>
-              <w:t>90-77=</w:t>
+              <w:t>66+33=</w:t>
             </w:r>
           </w:p>
         </w:tc>
@@ -369,7 +369,7 @@
                 <w:rFonts w:ascii="TimeNewRoman" w:hAnsi="TimeNewRoman"/>
                 <w:sz w:val="30"/>
               </w:rPr>
-              <w:t>47+49=</w:t>
+              <w:t>11+63=</w:t>
             </w:r>
           </w:p>
         </w:tc>
@@ -388,7 +388,7 @@
                 <w:rFonts w:ascii="TimeNewRoman" w:hAnsi="TimeNewRoman"/>
                 <w:sz w:val="30"/>
               </w:rPr>
-              <w:t>70-49=</w:t>
+              <w:t>99-7=</w:t>
             </w:r>
           </w:p>
         </w:tc>
@@ -405,7 +405,7 @@
                 <w:rFonts w:ascii="TimeNewRoman" w:hAnsi="TimeNewRoman"/>
                 <w:sz w:val="30"/>
               </w:rPr>
-              <w:t>87+2=</w:t>
+              <w:t>30+35=</w:t>
             </w:r>
           </w:p>
         </w:tc>
@@ -422,7 +422,7 @@
                 <w:rFonts w:ascii="TimeNewRoman" w:hAnsi="TimeNewRoman"/>
                 <w:sz w:val="30"/>
               </w:rPr>
-              <w:t>16+7=</w:t>
+              <w:t>68-11=</w:t>
             </w:r>
           </w:p>
         </w:tc>
@@ -439,7 +439,7 @@
                 <w:rFonts w:ascii="TimeNewRoman" w:hAnsi="TimeNewRoman"/>
                 <w:sz w:val="30"/>
               </w:rPr>
-              <w:t>69-25=</w:t>
+              <w:t>50-36=</w:t>
             </w:r>
           </w:p>
         </w:tc>
@@ -456,7 +456,7 @@
                 <w:rFonts w:ascii="TimeNewRoman" w:hAnsi="TimeNewRoman"/>
                 <w:sz w:val="30"/>
               </w:rPr>
-              <w:t>0+5=</w:t>
+              <w:t>26+71=</w:t>
             </w:r>
           </w:p>
         </w:tc>
@@ -475,7 +475,7 @@
                 <w:rFonts w:ascii="TimeNewRoman" w:hAnsi="TimeNewRoman"/>
                 <w:sz w:val="30"/>
               </w:rPr>
-              <w:t>13+74=</w:t>
+              <w:t>73+25=</w:t>
             </w:r>
           </w:p>
         </w:tc>
@@ -492,7 +492,7 @@
                 <w:rFonts w:ascii="TimeNewRoman" w:hAnsi="TimeNewRoman"/>
                 <w:sz w:val="30"/>
               </w:rPr>
-              <w:t>0+74=</w:t>
+              <w:t>30+11=</w:t>
             </w:r>
           </w:p>
         </w:tc>
@@ -509,7 +509,7 @@
                 <w:rFonts w:ascii="TimeNewRoman" w:hAnsi="TimeNewRoman"/>
                 <w:sz w:val="30"/>
               </w:rPr>
-              <w:t>59+33=</w:t>
+              <w:t>28+18=</w:t>
             </w:r>
           </w:p>
         </w:tc>
@@ -526,7 +526,7 @@
                 <w:rFonts w:ascii="TimeNewRoman" w:hAnsi="TimeNewRoman"/>
                 <w:sz w:val="30"/>
               </w:rPr>
-              <w:t>59+39=</w:t>
+              <w:t>56+23=</w:t>
             </w:r>
           </w:p>
         </w:tc>
@@ -543,7 +543,7 @@
                 <w:rFonts w:ascii="TimeNewRoman" w:hAnsi="TimeNewRoman"/>
                 <w:sz w:val="30"/>
               </w:rPr>
-              <w:t>87-53=</w:t>
+              <w:t>44-19=</w:t>
             </w:r>
           </w:p>
         </w:tc>
@@ -562,7 +562,7 @@
                 <w:rFonts w:ascii="TimeNewRoman" w:hAnsi="TimeNewRoman"/>
                 <w:sz w:val="30"/>
               </w:rPr>
-              <w:t>42+47=</w:t>
+              <w:t>22+59=</w:t>
             </w:r>
           </w:p>
         </w:tc>
@@ -579,7 +579,7 @@
                 <w:rFonts w:ascii="TimeNewRoman" w:hAnsi="TimeNewRoman"/>
                 <w:sz w:val="30"/>
               </w:rPr>
-              <w:t>67+3=</w:t>
+              <w:t>51+24=</w:t>
             </w:r>
           </w:p>
         </w:tc>
@@ -596,7 +596,7 @@
                 <w:rFonts w:ascii="TimeNewRoman" w:hAnsi="TimeNewRoman"/>
                 <w:sz w:val="30"/>
               </w:rPr>
-              <w:t>53+44=</w:t>
+              <w:t>25+44=</w:t>
             </w:r>
           </w:p>
         </w:tc>
@@ -613,7 +613,7 @@
                 <w:rFonts w:ascii="TimeNewRoman" w:hAnsi="TimeNewRoman"/>
                 <w:sz w:val="30"/>
               </w:rPr>
-              <w:t>13+21=</w:t>
+              <w:t>74+6=</w:t>
             </w:r>
           </w:p>
         </w:tc>
@@ -630,7 +630,7 @@
                 <w:rFonts w:ascii="TimeNewRoman" w:hAnsi="TimeNewRoman"/>
                 <w:sz w:val="30"/>
               </w:rPr>
-              <w:t>42-2=</w:t>
+              <w:t>63-15=</w:t>
             </w:r>
           </w:p>
         </w:tc>
@@ -649,7 +649,7 @@
                 <w:rFonts w:ascii="TimeNewRoman" w:hAnsi="TimeNewRoman"/>
                 <w:sz w:val="30"/>
               </w:rPr>
-              <w:t>10+61=</w:t>
+              <w:t>35-30=</w:t>
             </w:r>
           </w:p>
         </w:tc>
@@ -666,7 +666,7 @@
                 <w:rFonts w:ascii="TimeNewRoman" w:hAnsi="TimeNewRoman"/>
                 <w:sz w:val="30"/>
               </w:rPr>
-              <w:t>68-13=</w:t>
+              <w:t>21+0=</w:t>
             </w:r>
           </w:p>
         </w:tc>
@@ -683,7 +683,7 @@
                 <w:rFonts w:ascii="TimeNewRoman" w:hAnsi="TimeNewRoman"/>
                 <w:sz w:val="30"/>
               </w:rPr>
-              <w:t>42+46=</w:t>
+              <w:t>22+51=</w:t>
             </w:r>
           </w:p>
         </w:tc>
@@ -700,7 +700,7 @@
                 <w:rFonts w:ascii="TimeNewRoman" w:hAnsi="TimeNewRoman"/>
                 <w:sz w:val="30"/>
               </w:rPr>
-              <w:t>88+5=</w:t>
+              <w:t>15+56=</w:t>
             </w:r>
           </w:p>
         </w:tc>
@@ -717,7 +717,7 @@
                 <w:rFonts w:ascii="TimeNewRoman" w:hAnsi="TimeNewRoman"/>
                 <w:sz w:val="30"/>
               </w:rPr>
-              <w:t>45+43=</w:t>
+              <w:t>30-27=</w:t>
             </w:r>
           </w:p>
         </w:tc>
@@ -736,7 +736,7 @@
                 <w:rFonts w:ascii="TimeNewRoman" w:hAnsi="TimeNewRoman"/>
                 <w:sz w:val="30"/>
               </w:rPr>
-              <w:t>36+12=</w:t>
+              <w:t>26+10=</w:t>
             </w:r>
           </w:p>
         </w:tc>
@@ -753,7 +753,7 @@
                 <w:rFonts w:ascii="TimeNewRoman" w:hAnsi="TimeNewRoman"/>
                 <w:sz w:val="30"/>
               </w:rPr>
-              <w:t>36+24=</w:t>
+              <w:t>90-38=</w:t>
             </w:r>
           </w:p>
         </w:tc>
@@ -770,7 +770,7 @@
                 <w:rFonts w:ascii="TimeNewRoman" w:hAnsi="TimeNewRoman"/>
                 <w:sz w:val="30"/>
               </w:rPr>
-              <w:t>72+20=</w:t>
+              <w:t>7+3=</w:t>
             </w:r>
           </w:p>
         </w:tc>
@@ -787,7 +787,7 @@
                 <w:rFonts w:ascii="TimeNewRoman" w:hAnsi="TimeNewRoman"/>
                 <w:sz w:val="30"/>
               </w:rPr>
-              <w:t>62+30=</w:t>
+              <w:t>20-11=</w:t>
             </w:r>
           </w:p>
         </w:tc>
@@ -804,7 +804,7 @@
                 <w:rFonts w:ascii="TimeNewRoman" w:hAnsi="TimeNewRoman"/>
                 <w:sz w:val="30"/>
               </w:rPr>
-              <w:t>89-88=</w:t>
+              <w:t>49+15=</w:t>
             </w:r>
           </w:p>
         </w:tc>
@@ -823,7 +823,7 @@
                 <w:rFonts w:ascii="TimeNewRoman" w:hAnsi="TimeNewRoman"/>
                 <w:sz w:val="30"/>
               </w:rPr>
-              <w:t>20+16=</w:t>
+              <w:t>16+1=</w:t>
             </w:r>
           </w:p>
         </w:tc>
@@ -840,7 +840,7 @@
                 <w:rFonts w:ascii="TimeNewRoman" w:hAnsi="TimeNewRoman"/>
                 <w:sz w:val="30"/>
               </w:rPr>
-              <w:t>40+21=</w:t>
+              <w:t>38-13=</w:t>
             </w:r>
           </w:p>
         </w:tc>
@@ -857,7 +857,7 @@
                 <w:rFonts w:ascii="TimeNewRoman" w:hAnsi="TimeNewRoman"/>
                 <w:sz w:val="30"/>
               </w:rPr>
-              <w:t>90-64=</w:t>
+              <w:t>61-39=</w:t>
             </w:r>
           </w:p>
         </w:tc>
@@ -874,7 +874,7 @@
                 <w:rFonts w:ascii="TimeNewRoman" w:hAnsi="TimeNewRoman"/>
                 <w:sz w:val="30"/>
               </w:rPr>
-              <w:t>0+54=</w:t>
+              <w:t>90-72=</w:t>
             </w:r>
           </w:p>
         </w:tc>
@@ -891,7 +891,7 @@
                 <w:rFonts w:ascii="TimeNewRoman" w:hAnsi="TimeNewRoman"/>
                 <w:sz w:val="30"/>
               </w:rPr>
-              <w:t>33+8=</w:t>
+              <w:t>60-53=</w:t>
             </w:r>
           </w:p>
         </w:tc>
@@ -910,7 +910,7 @@
                 <w:rFonts w:ascii="TimeNewRoman" w:hAnsi="TimeNewRoman"/>
                 <w:sz w:val="30"/>
               </w:rPr>
-              <w:t>52+6=</w:t>
+              <w:t>90-36=</w:t>
             </w:r>
           </w:p>
         </w:tc>
@@ -927,7 +927,7 @@
                 <w:rFonts w:ascii="TimeNewRoman" w:hAnsi="TimeNewRoman"/>
                 <w:sz w:val="30"/>
               </w:rPr>
-              <w:t>40+28=</w:t>
+              <w:t>98-96=</w:t>
             </w:r>
           </w:p>
         </w:tc>
@@ -944,7 +944,7 @@
                 <w:rFonts w:ascii="TimeNewRoman" w:hAnsi="TimeNewRoman"/>
                 <w:sz w:val="30"/>
               </w:rPr>
-              <w:t>64-64=</w:t>
+              <w:t>93-80=</w:t>
             </w:r>
           </w:p>
         </w:tc>
@@ -961,7 +961,7 @@
                 <w:rFonts w:ascii="TimeNewRoman" w:hAnsi="TimeNewRoman"/>
                 <w:sz w:val="30"/>
               </w:rPr>
-              <w:t>15-14=</w:t>
+              <w:t>39+60=</w:t>
             </w:r>
           </w:p>
         </w:tc>
@@ -978,7 +978,7 @@
                 <w:rFonts w:ascii="TimeNewRoman" w:hAnsi="TimeNewRoman"/>
                 <w:sz w:val="30"/>
               </w:rPr>
-              <w:t>60+38=</w:t>
+              <w:t>31+31=</w:t>
             </w:r>
           </w:p>
         </w:tc>
@@ -997,7 +997,7 @@
                 <w:rFonts w:ascii="TimeNewRoman" w:hAnsi="TimeNewRoman"/>
                 <w:sz w:val="30"/>
               </w:rPr>
-              <w:t>89-6=</w:t>
+              <w:t>83-33=</w:t>
             </w:r>
           </w:p>
         </w:tc>
@@ -1014,7 +1014,7 @@
                 <w:rFonts w:ascii="TimeNewRoman" w:hAnsi="TimeNewRoman"/>
                 <w:sz w:val="30"/>
               </w:rPr>
-              <w:t>33-0=</w:t>
+              <w:t>22+34=</w:t>
             </w:r>
           </w:p>
         </w:tc>
@@ -1031,7 +1031,7 @@
                 <w:rFonts w:ascii="TimeNewRoman" w:hAnsi="TimeNewRoman"/>
                 <w:sz w:val="30"/>
               </w:rPr>
-              <w:t>3+46=</w:t>
+              <w:t>9+13=</w:t>
             </w:r>
           </w:p>
         </w:tc>
@@ -1048,7 +1048,7 @@
                 <w:rFonts w:ascii="TimeNewRoman" w:hAnsi="TimeNewRoman"/>
                 <w:sz w:val="30"/>
               </w:rPr>
-              <w:t>93-85=</w:t>
+              <w:t>21+29=</w:t>
             </w:r>
           </w:p>
         </w:tc>
@@ -1065,7 +1065,7 @@
                 <w:rFonts w:ascii="TimeNewRoman" w:hAnsi="TimeNewRoman"/>
                 <w:sz w:val="30"/>
               </w:rPr>
-              <w:t>0+65=</w:t>
+              <w:t>3+91=</w:t>
             </w:r>
           </w:p>
         </w:tc>
@@ -1084,7 +1084,7 @@
                 <w:rFonts w:ascii="TimeNewRoman" w:hAnsi="TimeNewRoman"/>
                 <w:sz w:val="30"/>
               </w:rPr>
-              <w:t>74-35=</w:t>
+              <w:t>65-42=</w:t>
             </w:r>
           </w:p>
         </w:tc>
@@ -1101,7 +1101,7 @@
                 <w:rFonts w:ascii="TimeNewRoman" w:hAnsi="TimeNewRoman"/>
                 <w:sz w:val="30"/>
               </w:rPr>
-              <w:t>63+18=</w:t>
+              <w:t>39+40=</w:t>
             </w:r>
           </w:p>
         </w:tc>
@@ -1118,7 +1118,7 @@
                 <w:rFonts w:ascii="TimeNewRoman" w:hAnsi="TimeNewRoman"/>
                 <w:sz w:val="30"/>
               </w:rPr>
-              <w:t>70-54=</w:t>
+              <w:t>15+26=</w:t>
             </w:r>
           </w:p>
         </w:tc>
@@ -1135,7 +1135,7 @@
                 <w:rFonts w:ascii="TimeNewRoman" w:hAnsi="TimeNewRoman"/>
                 <w:sz w:val="30"/>
               </w:rPr>
-              <w:t>20-1=</w:t>
+              <w:t>97+2=</w:t>
             </w:r>
           </w:p>
         </w:tc>
@@ -1152,7 +1152,7 @@
                 <w:rFonts w:ascii="TimeNewRoman" w:hAnsi="TimeNewRoman"/>
                 <w:sz w:val="30"/>
               </w:rPr>
-              <w:t>49+32=</w:t>
+              <w:t>14-2=</w:t>
             </w:r>
           </w:p>
         </w:tc>
@@ -1171,7 +1171,7 @@
                 <w:rFonts w:ascii="TimeNewRoman" w:hAnsi="TimeNewRoman"/>
                 <w:sz w:val="30"/>
               </w:rPr>
-              <w:t>6+51=</w:t>
+              <w:t>89-64=</w:t>
             </w:r>
           </w:p>
         </w:tc>
@@ -1188,7 +1188,7 @@
                 <w:rFonts w:ascii="TimeNewRoman" w:hAnsi="TimeNewRoman"/>
                 <w:sz w:val="30"/>
               </w:rPr>
-              <w:t>44-1=</w:t>
+              <w:t>3+44=</w:t>
             </w:r>
           </w:p>
         </w:tc>
@@ -1205,7 +1205,7 @@
                 <w:rFonts w:ascii="TimeNewRoman" w:hAnsi="TimeNewRoman"/>
                 <w:sz w:val="30"/>
               </w:rPr>
-              <w:t>1+2=</w:t>
+              <w:t>7+77=</w:t>
             </w:r>
           </w:p>
         </w:tc>
@@ -1222,7 +1222,7 @@
                 <w:rFonts w:ascii="TimeNewRoman" w:hAnsi="TimeNewRoman"/>
                 <w:sz w:val="30"/>
               </w:rPr>
-              <w:t>40+6=</w:t>
+              <w:t>28+9=</w:t>
             </w:r>
           </w:p>
         </w:tc>
@@ -1239,7 +1239,7 @@
                 <w:rFonts w:ascii="TimeNewRoman" w:hAnsi="TimeNewRoman"/>
                 <w:sz w:val="30"/>
               </w:rPr>
-              <w:t>79-47=</w:t>
+              <w:t>67+11=</w:t>
             </w:r>
           </w:p>
         </w:tc>
@@ -1258,7 +1258,7 @@
                 <w:rFonts w:ascii="TimeNewRoman" w:hAnsi="TimeNewRoman"/>
                 <w:sz w:val="30"/>
               </w:rPr>
-              <w:t>43+30=</w:t>
+              <w:t>78-75=</w:t>
             </w:r>
           </w:p>
         </w:tc>
@@ -1275,7 +1275,7 @@
                 <w:rFonts w:ascii="TimeNewRoman" w:hAnsi="TimeNewRoman"/>
                 <w:sz w:val="30"/>
               </w:rPr>
-              <w:t>0+53=</w:t>
+              <w:t>18+49=</w:t>
             </w:r>
           </w:p>
         </w:tc>
@@ -1292,7 +1292,7 @@
                 <w:rFonts w:ascii="TimeNewRoman" w:hAnsi="TimeNewRoman"/>
                 <w:sz w:val="30"/>
               </w:rPr>
-              <w:t>76-1=</w:t>
+              <w:t>60-58=</w:t>
             </w:r>
           </w:p>
         </w:tc>
@@ -1309,7 +1309,7 @@
                 <w:rFonts w:ascii="TimeNewRoman" w:hAnsi="TimeNewRoman"/>
                 <w:sz w:val="30"/>
               </w:rPr>
-              <w:t>56-43=</w:t>
+              <w:t>89-27=</w:t>
             </w:r>
           </w:p>
         </w:tc>
@@ -1326,7 +1326,7 @@
                 <w:rFonts w:ascii="TimeNewRoman" w:hAnsi="TimeNewRoman"/>
                 <w:sz w:val="30"/>
               </w:rPr>
-              <w:t>13+64=</w:t>
+              <w:t>53+8=</w:t>
             </w:r>
           </w:p>
         </w:tc>
@@ -1345,7 +1345,7 @@
                 <w:rFonts w:ascii="TimeNewRoman" w:hAnsi="TimeNewRoman"/>
                 <w:sz w:val="30"/>
               </w:rPr>
-              <w:t>44-4=</w:t>
+              <w:t>74-51=</w:t>
             </w:r>
           </w:p>
         </w:tc>
@@ -1362,7 +1362,7 @@
                 <w:rFonts w:ascii="TimeNewRoman" w:hAnsi="TimeNewRoman"/>
                 <w:sz w:val="30"/>
               </w:rPr>
-              <w:t>61-11=</w:t>
+              <w:t>82-74=</w:t>
             </w:r>
           </w:p>
         </w:tc>
@@ -1379,7 +1379,7 @@
                 <w:rFonts w:ascii="TimeNewRoman" w:hAnsi="TimeNewRoman"/>
                 <w:sz w:val="30"/>
               </w:rPr>
-              <w:t>23+14=</w:t>
+              <w:t>41-38=</w:t>
             </w:r>
           </w:p>
         </w:tc>
@@ -1396,7 +1396,7 @@
                 <w:rFonts w:ascii="TimeNewRoman" w:hAnsi="TimeNewRoman"/>
                 <w:sz w:val="30"/>
               </w:rPr>
-              <w:t>31-6=</w:t>
+              <w:t>72-34=</w:t>
             </w:r>
           </w:p>
         </w:tc>
@@ -1413,7 +1413,7 @@
                 <w:rFonts w:ascii="TimeNewRoman" w:hAnsi="TimeNewRoman"/>
                 <w:sz w:val="30"/>
               </w:rPr>
-              <w:t>46-16=</w:t>
+              <w:t>48+26=</w:t>
             </w:r>
           </w:p>
         </w:tc>
@@ -1432,7 +1432,7 @@
                 <w:rFonts w:ascii="TimeNewRoman" w:hAnsi="TimeNewRoman"/>
                 <w:sz w:val="30"/>
               </w:rPr>
-              <w:t>70-47=</w:t>
+              <w:t>92+7=</w:t>
             </w:r>
           </w:p>
         </w:tc>
@@ -1449,7 +1449,7 @@
                 <w:rFonts w:ascii="TimeNewRoman" w:hAnsi="TimeNewRoman"/>
                 <w:sz w:val="30"/>
               </w:rPr>
-              <w:t>46+42=</w:t>
+              <w:t>33-18=</w:t>
             </w:r>
           </w:p>
         </w:tc>
@@ -1466,7 +1466,7 @@
                 <w:rFonts w:ascii="TimeNewRoman" w:hAnsi="TimeNewRoman"/>
                 <w:sz w:val="30"/>
               </w:rPr>
-              <w:t>52+1=</w:t>
+              <w:t>36+45=</w:t>
             </w:r>
           </w:p>
         </w:tc>
@@ -1483,7 +1483,7 @@
                 <w:rFonts w:ascii="TimeNewRoman" w:hAnsi="TimeNewRoman"/>
                 <w:sz w:val="30"/>
               </w:rPr>
-              <w:t>19-7=</w:t>
+              <w:t>68+22=</w:t>
             </w:r>
           </w:p>
         </w:tc>
@@ -1500,7 +1500,7 @@
                 <w:rFonts w:ascii="TimeNewRoman" w:hAnsi="TimeNewRoman"/>
                 <w:sz w:val="30"/>
               </w:rPr>
-              <w:t>95-90=</w:t>
+              <w:t>0+29=</w:t>
             </w:r>
           </w:p>
         </w:tc>
@@ -1519,7 +1519,7 @@
                 <w:rFonts w:ascii="TimeNewRoman" w:hAnsi="TimeNewRoman"/>
                 <w:sz w:val="30"/>
               </w:rPr>
-              <w:t>19+26=</w:t>
+              <w:t>73+1=</w:t>
             </w:r>
           </w:p>
         </w:tc>
@@ -1536,7 +1536,7 @@
                 <w:rFonts w:ascii="TimeNewRoman" w:hAnsi="TimeNewRoman"/>
                 <w:sz w:val="30"/>
               </w:rPr>
-              <w:t>99-98=</w:t>
+              <w:t>62-7=</w:t>
             </w:r>
           </w:p>
         </w:tc>
@@ -1553,7 +1553,7 @@
                 <w:rFonts w:ascii="TimeNewRoman" w:hAnsi="TimeNewRoman"/>
                 <w:sz w:val="30"/>
               </w:rPr>
-              <w:t>5+22=</w:t>
+              <w:t>60-7=</w:t>
             </w:r>
           </w:p>
         </w:tc>
@@ -1570,7 +1570,7 @@
                 <w:rFonts w:ascii="TimeNewRoman" w:hAnsi="TimeNewRoman"/>
                 <w:sz w:val="30"/>
               </w:rPr>
-              <w:t>19-7=</w:t>
+              <w:t>52-0=</w:t>
             </w:r>
           </w:p>
         </w:tc>
@@ -1587,7 +1587,7 @@
                 <w:rFonts w:ascii="TimeNewRoman" w:hAnsi="TimeNewRoman"/>
                 <w:sz w:val="30"/>
               </w:rPr>
-              <w:t>22+7=</w:t>
+              <w:t>86-70=</w:t>
             </w:r>
           </w:p>
         </w:tc>
@@ -1606,7 +1606,7 @@
                 <w:rFonts w:ascii="TimeNewRoman" w:hAnsi="TimeNewRoman"/>
                 <w:sz w:val="30"/>
               </w:rPr>
-              <w:t>52-34=</w:t>
+              <w:t>48+30=</w:t>
             </w:r>
           </w:p>
         </w:tc>
@@ -1623,7 +1623,7 @@
                 <w:rFonts w:ascii="TimeNewRoman" w:hAnsi="TimeNewRoman"/>
                 <w:sz w:val="30"/>
               </w:rPr>
-              <w:t>75+23=</w:t>
+              <w:t>60-41=</w:t>
             </w:r>
           </w:p>
         </w:tc>
@@ -1640,7 +1640,7 @@
                 <w:rFonts w:ascii="TimeNewRoman" w:hAnsi="TimeNewRoman"/>
                 <w:sz w:val="30"/>
               </w:rPr>
-              <w:t>43-27=</w:t>
+              <w:t>30+4=</w:t>
             </w:r>
           </w:p>
         </w:tc>
@@ -1657,7 +1657,7 @@
                 <w:rFonts w:ascii="TimeNewRoman" w:hAnsi="TimeNewRoman"/>
                 <w:sz w:val="30"/>
               </w:rPr>
-              <w:t>72-54=</w:t>
+              <w:t>49-45=</w:t>
             </w:r>
           </w:p>
         </w:tc>
@@ -1674,7 +1674,7 @@
                 <w:rFonts w:ascii="TimeNewRoman" w:hAnsi="TimeNewRoman"/>
                 <w:sz w:val="30"/>
               </w:rPr>
-              <w:t>94-8=</w:t>
+              <w:t>98-23=</w:t>
             </w:r>
           </w:p>
         </w:tc>
@@ -1693,7 +1693,7 @@
                 <w:rFonts w:ascii="TimeNewRoman" w:hAnsi="TimeNewRoman"/>
                 <w:sz w:val="30"/>
               </w:rPr>
-              <w:t>92-82=</w:t>
+              <w:t>56-3=</w:t>
             </w:r>
           </w:p>
         </w:tc>
@@ -1710,7 +1710,7 @@
                 <w:rFonts w:ascii="TimeNewRoman" w:hAnsi="TimeNewRoman"/>
                 <w:sz w:val="30"/>
               </w:rPr>
-              <w:t>87-47=</w:t>
+              <w:t>92-42=</w:t>
             </w:r>
           </w:p>
         </w:tc>
@@ -1727,7 +1727,7 @@
                 <w:rFonts w:ascii="TimeNewRoman" w:hAnsi="TimeNewRoman"/>
                 <w:sz w:val="30"/>
               </w:rPr>
-              <w:t>69-11=</w:t>
+              <w:t>65+0=</w:t>
             </w:r>
           </w:p>
         </w:tc>
@@ -1744,7 +1744,7 @@
                 <w:rFonts w:ascii="TimeNewRoman" w:hAnsi="TimeNewRoman"/>
                 <w:sz w:val="30"/>
               </w:rPr>
-              <w:t>10-2=</w:t>
+              <w:t>15+21=</w:t>
             </w:r>
           </w:p>
         </w:tc>
@@ -1761,7 +1761,7 @@
                 <w:rFonts w:ascii="TimeNewRoman" w:hAnsi="TimeNewRoman"/>
                 <w:sz w:val="30"/>
               </w:rPr>
-              <w:t>5+51=</w:t>
+              <w:t>37+35=</w:t>
             </w:r>
           </w:p>
         </w:tc>

--- a/addition_and_subtraction_within_100.docx
+++ b/addition_and_subtraction_within_100.docx
@@ -40,7 +40,7 @@
                 <w:rFonts w:ascii="TimeNewRoman" w:hAnsi="TimeNewRoman"/>
                 <w:sz w:val="30"/>
               </w:rPr>
-              <w:t>34+40=</w:t>
+              <w:t>19+27=</w:t>
             </w:r>
           </w:p>
         </w:tc>
@@ -57,7 +57,7 @@
                 <w:rFonts w:ascii="TimeNewRoman" w:hAnsi="TimeNewRoman"/>
                 <w:sz w:val="30"/>
               </w:rPr>
-              <w:t>59-14=</w:t>
+              <w:t>98-92=</w:t>
             </w:r>
           </w:p>
         </w:tc>
@@ -74,7 +74,7 @@
                 <w:rFonts w:ascii="TimeNewRoman" w:hAnsi="TimeNewRoman"/>
                 <w:sz w:val="30"/>
               </w:rPr>
-              <w:t>83-62=</w:t>
+              <w:t>54-35=</w:t>
             </w:r>
           </w:p>
         </w:tc>
@@ -91,7 +91,7 @@
                 <w:rFonts w:ascii="TimeNewRoman" w:hAnsi="TimeNewRoman"/>
                 <w:sz w:val="30"/>
               </w:rPr>
-              <w:t>44+19=</w:t>
+              <w:t>82+14=</w:t>
             </w:r>
           </w:p>
         </w:tc>
@@ -108,7 +108,7 @@
                 <w:rFonts w:ascii="TimeNewRoman" w:hAnsi="TimeNewRoman"/>
                 <w:sz w:val="30"/>
               </w:rPr>
-              <w:t>15+64=</w:t>
+              <w:t>43+53=</w:t>
             </w:r>
           </w:p>
         </w:tc>
@@ -127,7 +127,7 @@
                 <w:rFonts w:ascii="TimeNewRoman" w:hAnsi="TimeNewRoman"/>
                 <w:sz w:val="30"/>
               </w:rPr>
-              <w:t>97-46=</w:t>
+              <w:t>44+35=</w:t>
             </w:r>
           </w:p>
         </w:tc>
@@ -144,7 +144,7 @@
                 <w:rFonts w:ascii="TimeNewRoman" w:hAnsi="TimeNewRoman"/>
                 <w:sz w:val="30"/>
               </w:rPr>
-              <w:t>88-37=</w:t>
+              <w:t>69+14=</w:t>
             </w:r>
           </w:p>
         </w:tc>
@@ -161,7 +161,7 @@
                 <w:rFonts w:ascii="TimeNewRoman" w:hAnsi="TimeNewRoman"/>
                 <w:sz w:val="30"/>
               </w:rPr>
-              <w:t>22+1=</w:t>
+              <w:t>38-26=</w:t>
             </w:r>
           </w:p>
         </w:tc>
@@ -178,7 +178,7 @@
                 <w:rFonts w:ascii="TimeNewRoman" w:hAnsi="TimeNewRoman"/>
                 <w:sz w:val="30"/>
               </w:rPr>
-              <w:t>33+61=</w:t>
+              <w:t>52+24=</w:t>
             </w:r>
           </w:p>
         </w:tc>
@@ -195,7 +195,7 @@
                 <w:rFonts w:ascii="TimeNewRoman" w:hAnsi="TimeNewRoman"/>
                 <w:sz w:val="30"/>
               </w:rPr>
-              <w:t>53+6=</w:t>
+              <w:t>93-6=</w:t>
             </w:r>
           </w:p>
         </w:tc>
@@ -214,7 +214,7 @@
                 <w:rFonts w:ascii="TimeNewRoman" w:hAnsi="TimeNewRoman"/>
                 <w:sz w:val="30"/>
               </w:rPr>
-              <w:t>50-2=</w:t>
+              <w:t>27+6=</w:t>
             </w:r>
           </w:p>
         </w:tc>
@@ -231,7 +231,7 @@
                 <w:rFonts w:ascii="TimeNewRoman" w:hAnsi="TimeNewRoman"/>
                 <w:sz w:val="30"/>
               </w:rPr>
-              <w:t>44-38=</w:t>
+              <w:t>57-35=</w:t>
             </w:r>
           </w:p>
         </w:tc>
@@ -248,7 +248,7 @@
                 <w:rFonts w:ascii="TimeNewRoman" w:hAnsi="TimeNewRoman"/>
                 <w:sz w:val="30"/>
               </w:rPr>
-              <w:t>45+10=</w:t>
+              <w:t>74-48=</w:t>
             </w:r>
           </w:p>
         </w:tc>
@@ -265,7 +265,7 @@
                 <w:rFonts w:ascii="TimeNewRoman" w:hAnsi="TimeNewRoman"/>
                 <w:sz w:val="30"/>
               </w:rPr>
-              <w:t>5+78=</w:t>
+              <w:t>89-75=</w:t>
             </w:r>
           </w:p>
         </w:tc>
@@ -282,7 +282,7 @@
                 <w:rFonts w:ascii="TimeNewRoman" w:hAnsi="TimeNewRoman"/>
                 <w:sz w:val="30"/>
               </w:rPr>
-              <w:t>35-19=</w:t>
+              <w:t>13+56=</w:t>
             </w:r>
           </w:p>
         </w:tc>
@@ -301,7 +301,7 @@
                 <w:rFonts w:ascii="TimeNewRoman" w:hAnsi="TimeNewRoman"/>
                 <w:sz w:val="30"/>
               </w:rPr>
-              <w:t>51-49=</w:t>
+              <w:t>42-3=</w:t>
             </w:r>
           </w:p>
         </w:tc>
@@ -318,7 +318,7 @@
                 <w:rFonts w:ascii="TimeNewRoman" w:hAnsi="TimeNewRoman"/>
                 <w:sz w:val="30"/>
               </w:rPr>
-              <w:t>13+38=</w:t>
+              <w:t>41+55=</w:t>
             </w:r>
           </w:p>
         </w:tc>
@@ -335,7 +335,7 @@
                 <w:rFonts w:ascii="TimeNewRoman" w:hAnsi="TimeNewRoman"/>
                 <w:sz w:val="30"/>
               </w:rPr>
-              <w:t>91-57=</w:t>
+              <w:t>99-94=</w:t>
             </w:r>
           </w:p>
         </w:tc>
@@ -352,7 +352,1261 @@
                 <w:rFonts w:ascii="TimeNewRoman" w:hAnsi="TimeNewRoman"/>
                 <w:sz w:val="30"/>
               </w:rPr>
-              <w:t>66+33=</w:t>
+              <w:t>58-20=</w:t>
+            </w:r>
+          </w:p>
+        </w:tc>
+        <w:tc>
+          <w:tcPr>
+            <w:tcW w:type="dxa" w:w="1987"/>
+          </w:tcPr>
+          <w:p>
+            <w:pPr>
+              <w:jc w:val="left"/>
+            </w:pPr>
+            <w:r>
+              <w:rPr>
+                <w:rFonts w:ascii="TimeNewRoman" w:hAnsi="TimeNewRoman"/>
+                <w:sz w:val="30"/>
+              </w:rPr>
+              <w:t>59+5=</w:t>
+            </w:r>
+          </w:p>
+        </w:tc>
+      </w:tr>
+      <w:tr>
+        <w:tc>
+          <w:tcPr>
+            <w:tcW w:type="dxa" w:w="1987"/>
+          </w:tcPr>
+          <w:p>
+            <w:pPr>
+              <w:jc w:val="left"/>
+            </w:pPr>
+            <w:r>
+              <w:rPr>
+                <w:rFonts w:ascii="TimeNewRoman" w:hAnsi="TimeNewRoman"/>
+                <w:sz w:val="30"/>
+              </w:rPr>
+              <w:t>76-64=</w:t>
+            </w:r>
+          </w:p>
+        </w:tc>
+        <w:tc>
+          <w:tcPr>
+            <w:tcW w:type="dxa" w:w="1987"/>
+          </w:tcPr>
+          <w:p>
+            <w:pPr>
+              <w:jc w:val="left"/>
+            </w:pPr>
+            <w:r>
+              <w:rPr>
+                <w:rFonts w:ascii="TimeNewRoman" w:hAnsi="TimeNewRoman"/>
+                <w:sz w:val="30"/>
+              </w:rPr>
+              <w:t>17-16=</w:t>
+            </w:r>
+          </w:p>
+        </w:tc>
+        <w:tc>
+          <w:tcPr>
+            <w:tcW w:type="dxa" w:w="1987"/>
+          </w:tcPr>
+          <w:p>
+            <w:pPr>
+              <w:jc w:val="left"/>
+            </w:pPr>
+            <w:r>
+              <w:rPr>
+                <w:rFonts w:ascii="TimeNewRoman" w:hAnsi="TimeNewRoman"/>
+                <w:sz w:val="30"/>
+              </w:rPr>
+              <w:t>51-11=</w:t>
+            </w:r>
+          </w:p>
+        </w:tc>
+        <w:tc>
+          <w:tcPr>
+            <w:tcW w:type="dxa" w:w="1987"/>
+          </w:tcPr>
+          <w:p>
+            <w:pPr>
+              <w:jc w:val="left"/>
+            </w:pPr>
+            <w:r>
+              <w:rPr>
+                <w:rFonts w:ascii="TimeNewRoman" w:hAnsi="TimeNewRoman"/>
+                <w:sz w:val="30"/>
+              </w:rPr>
+              <w:t>1+77=</w:t>
+            </w:r>
+          </w:p>
+        </w:tc>
+        <w:tc>
+          <w:tcPr>
+            <w:tcW w:type="dxa" w:w="1987"/>
+          </w:tcPr>
+          <w:p>
+            <w:pPr>
+              <w:jc w:val="left"/>
+            </w:pPr>
+            <w:r>
+              <w:rPr>
+                <w:rFonts w:ascii="TimeNewRoman" w:hAnsi="TimeNewRoman"/>
+                <w:sz w:val="30"/>
+              </w:rPr>
+              <w:t>77-12=</w:t>
+            </w:r>
+          </w:p>
+        </w:tc>
+      </w:tr>
+      <w:tr>
+        <w:tc>
+          <w:tcPr>
+            <w:tcW w:type="dxa" w:w="1987"/>
+          </w:tcPr>
+          <w:p>
+            <w:pPr>
+              <w:jc w:val="left"/>
+            </w:pPr>
+            <w:r>
+              <w:rPr>
+                <w:rFonts w:ascii="TimeNewRoman" w:hAnsi="TimeNewRoman"/>
+                <w:sz w:val="30"/>
+              </w:rPr>
+              <w:t>37-35=</w:t>
+            </w:r>
+          </w:p>
+        </w:tc>
+        <w:tc>
+          <w:tcPr>
+            <w:tcW w:type="dxa" w:w="1987"/>
+          </w:tcPr>
+          <w:p>
+            <w:pPr>
+              <w:jc w:val="left"/>
+            </w:pPr>
+            <w:r>
+              <w:rPr>
+                <w:rFonts w:ascii="TimeNewRoman" w:hAnsi="TimeNewRoman"/>
+                <w:sz w:val="30"/>
+              </w:rPr>
+              <w:t>73-40=</w:t>
+            </w:r>
+          </w:p>
+        </w:tc>
+        <w:tc>
+          <w:tcPr>
+            <w:tcW w:type="dxa" w:w="1987"/>
+          </w:tcPr>
+          <w:p>
+            <w:pPr>
+              <w:jc w:val="left"/>
+            </w:pPr>
+            <w:r>
+              <w:rPr>
+                <w:rFonts w:ascii="TimeNewRoman" w:hAnsi="TimeNewRoman"/>
+                <w:sz w:val="30"/>
+              </w:rPr>
+              <w:t>76+17=</w:t>
+            </w:r>
+          </w:p>
+        </w:tc>
+        <w:tc>
+          <w:tcPr>
+            <w:tcW w:type="dxa" w:w="1987"/>
+          </w:tcPr>
+          <w:p>
+            <w:pPr>
+              <w:jc w:val="left"/>
+            </w:pPr>
+            <w:r>
+              <w:rPr>
+                <w:rFonts w:ascii="TimeNewRoman" w:hAnsi="TimeNewRoman"/>
+                <w:sz w:val="30"/>
+              </w:rPr>
+              <w:t>59-49=</w:t>
+            </w:r>
+          </w:p>
+        </w:tc>
+        <w:tc>
+          <w:tcPr>
+            <w:tcW w:type="dxa" w:w="1987"/>
+          </w:tcPr>
+          <w:p>
+            <w:pPr>
+              <w:jc w:val="left"/>
+            </w:pPr>
+            <w:r>
+              <w:rPr>
+                <w:rFonts w:ascii="TimeNewRoman" w:hAnsi="TimeNewRoman"/>
+                <w:sz w:val="30"/>
+              </w:rPr>
+              <w:t>66-49=</w:t>
+            </w:r>
+          </w:p>
+        </w:tc>
+      </w:tr>
+      <w:tr>
+        <w:tc>
+          <w:tcPr>
+            <w:tcW w:type="dxa" w:w="1987"/>
+          </w:tcPr>
+          <w:p>
+            <w:pPr>
+              <w:jc w:val="left"/>
+            </w:pPr>
+            <w:r>
+              <w:rPr>
+                <w:rFonts w:ascii="TimeNewRoman" w:hAnsi="TimeNewRoman"/>
+                <w:sz w:val="30"/>
+              </w:rPr>
+              <w:t>41-4=</w:t>
+            </w:r>
+          </w:p>
+        </w:tc>
+        <w:tc>
+          <w:tcPr>
+            <w:tcW w:type="dxa" w:w="1987"/>
+          </w:tcPr>
+          <w:p>
+            <w:pPr>
+              <w:jc w:val="left"/>
+            </w:pPr>
+            <w:r>
+              <w:rPr>
+                <w:rFonts w:ascii="TimeNewRoman" w:hAnsi="TimeNewRoman"/>
+                <w:sz w:val="30"/>
+              </w:rPr>
+              <w:t>67+15=</w:t>
+            </w:r>
+          </w:p>
+        </w:tc>
+        <w:tc>
+          <w:tcPr>
+            <w:tcW w:type="dxa" w:w="1987"/>
+          </w:tcPr>
+          <w:p>
+            <w:pPr>
+              <w:jc w:val="left"/>
+            </w:pPr>
+            <w:r>
+              <w:rPr>
+                <w:rFonts w:ascii="TimeNewRoman" w:hAnsi="TimeNewRoman"/>
+                <w:sz w:val="30"/>
+              </w:rPr>
+              <w:t>51-10=</w:t>
+            </w:r>
+          </w:p>
+        </w:tc>
+        <w:tc>
+          <w:tcPr>
+            <w:tcW w:type="dxa" w:w="1987"/>
+          </w:tcPr>
+          <w:p>
+            <w:pPr>
+              <w:jc w:val="left"/>
+            </w:pPr>
+            <w:r>
+              <w:rPr>
+                <w:rFonts w:ascii="TimeNewRoman" w:hAnsi="TimeNewRoman"/>
+                <w:sz w:val="30"/>
+              </w:rPr>
+              <w:t>98-37=</w:t>
+            </w:r>
+          </w:p>
+        </w:tc>
+        <w:tc>
+          <w:tcPr>
+            <w:tcW w:type="dxa" w:w="1987"/>
+          </w:tcPr>
+          <w:p>
+            <w:pPr>
+              <w:jc w:val="left"/>
+            </w:pPr>
+            <w:r>
+              <w:rPr>
+                <w:rFonts w:ascii="TimeNewRoman" w:hAnsi="TimeNewRoman"/>
+                <w:sz w:val="30"/>
+              </w:rPr>
+              <w:t>18+13=</w:t>
+            </w:r>
+          </w:p>
+        </w:tc>
+      </w:tr>
+      <w:tr>
+        <w:tc>
+          <w:tcPr>
+            <w:tcW w:type="dxa" w:w="1987"/>
+          </w:tcPr>
+          <w:p>
+            <w:pPr>
+              <w:jc w:val="left"/>
+            </w:pPr>
+            <w:r>
+              <w:rPr>
+                <w:rFonts w:ascii="TimeNewRoman" w:hAnsi="TimeNewRoman"/>
+                <w:sz w:val="30"/>
+              </w:rPr>
+              <w:t>75-33=</w:t>
+            </w:r>
+          </w:p>
+        </w:tc>
+        <w:tc>
+          <w:tcPr>
+            <w:tcW w:type="dxa" w:w="1987"/>
+          </w:tcPr>
+          <w:p>
+            <w:pPr>
+              <w:jc w:val="left"/>
+            </w:pPr>
+            <w:r>
+              <w:rPr>
+                <w:rFonts w:ascii="TimeNewRoman" w:hAnsi="TimeNewRoman"/>
+                <w:sz w:val="30"/>
+              </w:rPr>
+              <w:t>80-12=</w:t>
+            </w:r>
+          </w:p>
+        </w:tc>
+        <w:tc>
+          <w:tcPr>
+            <w:tcW w:type="dxa" w:w="1987"/>
+          </w:tcPr>
+          <w:p>
+            <w:pPr>
+              <w:jc w:val="left"/>
+            </w:pPr>
+            <w:r>
+              <w:rPr>
+                <w:rFonts w:ascii="TimeNewRoman" w:hAnsi="TimeNewRoman"/>
+                <w:sz w:val="30"/>
+              </w:rPr>
+              <w:t>23-1=</w:t>
+            </w:r>
+          </w:p>
+        </w:tc>
+        <w:tc>
+          <w:tcPr>
+            <w:tcW w:type="dxa" w:w="1987"/>
+          </w:tcPr>
+          <w:p>
+            <w:pPr>
+              <w:jc w:val="left"/>
+            </w:pPr>
+            <w:r>
+              <w:rPr>
+                <w:rFonts w:ascii="TimeNewRoman" w:hAnsi="TimeNewRoman"/>
+                <w:sz w:val="30"/>
+              </w:rPr>
+              <w:t>29+34=</w:t>
+            </w:r>
+          </w:p>
+        </w:tc>
+        <w:tc>
+          <w:tcPr>
+            <w:tcW w:type="dxa" w:w="1987"/>
+          </w:tcPr>
+          <w:p>
+            <w:pPr>
+              <w:jc w:val="left"/>
+            </w:pPr>
+            <w:r>
+              <w:rPr>
+                <w:rFonts w:ascii="TimeNewRoman" w:hAnsi="TimeNewRoman"/>
+                <w:sz w:val="30"/>
+              </w:rPr>
+              <w:t>57-40=</w:t>
+            </w:r>
+          </w:p>
+        </w:tc>
+      </w:tr>
+      <w:tr>
+        <w:tc>
+          <w:tcPr>
+            <w:tcW w:type="dxa" w:w="1987"/>
+          </w:tcPr>
+          <w:p>
+            <w:pPr>
+              <w:jc w:val="left"/>
+            </w:pPr>
+            <w:r>
+              <w:rPr>
+                <w:rFonts w:ascii="TimeNewRoman" w:hAnsi="TimeNewRoman"/>
+                <w:sz w:val="30"/>
+              </w:rPr>
+              <w:t>70+21=</w:t>
+            </w:r>
+          </w:p>
+        </w:tc>
+        <w:tc>
+          <w:tcPr>
+            <w:tcW w:type="dxa" w:w="1987"/>
+          </w:tcPr>
+          <w:p>
+            <w:pPr>
+              <w:jc w:val="left"/>
+            </w:pPr>
+            <w:r>
+              <w:rPr>
+                <w:rFonts w:ascii="TimeNewRoman" w:hAnsi="TimeNewRoman"/>
+                <w:sz w:val="30"/>
+              </w:rPr>
+              <w:t>61-11=</w:t>
+            </w:r>
+          </w:p>
+        </w:tc>
+        <w:tc>
+          <w:tcPr>
+            <w:tcW w:type="dxa" w:w="1987"/>
+          </w:tcPr>
+          <w:p>
+            <w:pPr>
+              <w:jc w:val="left"/>
+            </w:pPr>
+            <w:r>
+              <w:rPr>
+                <w:rFonts w:ascii="TimeNewRoman" w:hAnsi="TimeNewRoman"/>
+                <w:sz w:val="30"/>
+              </w:rPr>
+              <w:t>30-27=</w:t>
+            </w:r>
+          </w:p>
+        </w:tc>
+        <w:tc>
+          <w:tcPr>
+            <w:tcW w:type="dxa" w:w="1987"/>
+          </w:tcPr>
+          <w:p>
+            <w:pPr>
+              <w:jc w:val="left"/>
+            </w:pPr>
+            <w:r>
+              <w:rPr>
+                <w:rFonts w:ascii="TimeNewRoman" w:hAnsi="TimeNewRoman"/>
+                <w:sz w:val="30"/>
+              </w:rPr>
+              <w:t>88-29=</w:t>
+            </w:r>
+          </w:p>
+        </w:tc>
+        <w:tc>
+          <w:tcPr>
+            <w:tcW w:type="dxa" w:w="1987"/>
+          </w:tcPr>
+          <w:p>
+            <w:pPr>
+              <w:jc w:val="left"/>
+            </w:pPr>
+            <w:r>
+              <w:rPr>
+                <w:rFonts w:ascii="TimeNewRoman" w:hAnsi="TimeNewRoman"/>
+                <w:sz w:val="30"/>
+              </w:rPr>
+              <w:t>16+55=</w:t>
+            </w:r>
+          </w:p>
+        </w:tc>
+      </w:tr>
+      <w:tr>
+        <w:tc>
+          <w:tcPr>
+            <w:tcW w:type="dxa" w:w="1987"/>
+          </w:tcPr>
+          <w:p>
+            <w:pPr>
+              <w:jc w:val="left"/>
+            </w:pPr>
+            <w:r>
+              <w:rPr>
+                <w:rFonts w:ascii="TimeNewRoman" w:hAnsi="TimeNewRoman"/>
+                <w:sz w:val="30"/>
+              </w:rPr>
+              <w:t>42-9=</w:t>
+            </w:r>
+          </w:p>
+        </w:tc>
+        <w:tc>
+          <w:tcPr>
+            <w:tcW w:type="dxa" w:w="1987"/>
+          </w:tcPr>
+          <w:p>
+            <w:pPr>
+              <w:jc w:val="left"/>
+            </w:pPr>
+            <w:r>
+              <w:rPr>
+                <w:rFonts w:ascii="TimeNewRoman" w:hAnsi="TimeNewRoman"/>
+                <w:sz w:val="30"/>
+              </w:rPr>
+              <w:t>38+57=</w:t>
+            </w:r>
+          </w:p>
+        </w:tc>
+        <w:tc>
+          <w:tcPr>
+            <w:tcW w:type="dxa" w:w="1987"/>
+          </w:tcPr>
+          <w:p>
+            <w:pPr>
+              <w:jc w:val="left"/>
+            </w:pPr>
+            <w:r>
+              <w:rPr>
+                <w:rFonts w:ascii="TimeNewRoman" w:hAnsi="TimeNewRoman"/>
+                <w:sz w:val="30"/>
+              </w:rPr>
+              <w:t>81-7=</w:t>
+            </w:r>
+          </w:p>
+        </w:tc>
+        <w:tc>
+          <w:tcPr>
+            <w:tcW w:type="dxa" w:w="1987"/>
+          </w:tcPr>
+          <w:p>
+            <w:pPr>
+              <w:jc w:val="left"/>
+            </w:pPr>
+            <w:r>
+              <w:rPr>
+                <w:rFonts w:ascii="TimeNewRoman" w:hAnsi="TimeNewRoman"/>
+                <w:sz w:val="30"/>
+              </w:rPr>
+              <w:t>89-22=</w:t>
+            </w:r>
+          </w:p>
+        </w:tc>
+        <w:tc>
+          <w:tcPr>
+            <w:tcW w:type="dxa" w:w="1987"/>
+          </w:tcPr>
+          <w:p>
+            <w:pPr>
+              <w:jc w:val="left"/>
+            </w:pPr>
+            <w:r>
+              <w:rPr>
+                <w:rFonts w:ascii="TimeNewRoman" w:hAnsi="TimeNewRoman"/>
+                <w:sz w:val="30"/>
+              </w:rPr>
+              <w:t>90-26=</w:t>
+            </w:r>
+          </w:p>
+        </w:tc>
+      </w:tr>
+      <w:tr>
+        <w:tc>
+          <w:tcPr>
+            <w:tcW w:type="dxa" w:w="1987"/>
+          </w:tcPr>
+          <w:p>
+            <w:pPr>
+              <w:jc w:val="left"/>
+            </w:pPr>
+            <w:r>
+              <w:rPr>
+                <w:rFonts w:ascii="TimeNewRoman" w:hAnsi="TimeNewRoman"/>
+                <w:sz w:val="30"/>
+              </w:rPr>
+              <w:t>50+17=</w:t>
+            </w:r>
+          </w:p>
+        </w:tc>
+        <w:tc>
+          <w:tcPr>
+            <w:tcW w:type="dxa" w:w="1987"/>
+          </w:tcPr>
+          <w:p>
+            <w:pPr>
+              <w:jc w:val="left"/>
+            </w:pPr>
+            <w:r>
+              <w:rPr>
+                <w:rFonts w:ascii="TimeNewRoman" w:hAnsi="TimeNewRoman"/>
+                <w:sz w:val="30"/>
+              </w:rPr>
+              <w:t>10+4=</w:t>
+            </w:r>
+          </w:p>
+        </w:tc>
+        <w:tc>
+          <w:tcPr>
+            <w:tcW w:type="dxa" w:w="1987"/>
+          </w:tcPr>
+          <w:p>
+            <w:pPr>
+              <w:jc w:val="left"/>
+            </w:pPr>
+            <w:r>
+              <w:rPr>
+                <w:rFonts w:ascii="TimeNewRoman" w:hAnsi="TimeNewRoman"/>
+                <w:sz w:val="30"/>
+              </w:rPr>
+              <w:t>58+28=</w:t>
+            </w:r>
+          </w:p>
+        </w:tc>
+        <w:tc>
+          <w:tcPr>
+            <w:tcW w:type="dxa" w:w="1987"/>
+          </w:tcPr>
+          <w:p>
+            <w:pPr>
+              <w:jc w:val="left"/>
+            </w:pPr>
+            <w:r>
+              <w:rPr>
+                <w:rFonts w:ascii="TimeNewRoman" w:hAnsi="TimeNewRoman"/>
+                <w:sz w:val="30"/>
+              </w:rPr>
+              <w:t>98-53=</w:t>
+            </w:r>
+          </w:p>
+        </w:tc>
+        <w:tc>
+          <w:tcPr>
+            <w:tcW w:type="dxa" w:w="1987"/>
+          </w:tcPr>
+          <w:p>
+            <w:pPr>
+              <w:jc w:val="left"/>
+            </w:pPr>
+            <w:r>
+              <w:rPr>
+                <w:rFonts w:ascii="TimeNewRoman" w:hAnsi="TimeNewRoman"/>
+                <w:sz w:val="30"/>
+              </w:rPr>
+              <w:t>55-40=</w:t>
+            </w:r>
+          </w:p>
+        </w:tc>
+      </w:tr>
+      <w:tr>
+        <w:tc>
+          <w:tcPr>
+            <w:tcW w:type="dxa" w:w="1987"/>
+          </w:tcPr>
+          <w:p>
+            <w:pPr>
+              <w:jc w:val="left"/>
+            </w:pPr>
+            <w:r>
+              <w:rPr>
+                <w:rFonts w:ascii="TimeNewRoman" w:hAnsi="TimeNewRoman"/>
+                <w:sz w:val="30"/>
+              </w:rPr>
+              <w:t>42-40=</w:t>
+            </w:r>
+          </w:p>
+        </w:tc>
+        <w:tc>
+          <w:tcPr>
+            <w:tcW w:type="dxa" w:w="1987"/>
+          </w:tcPr>
+          <w:p>
+            <w:pPr>
+              <w:jc w:val="left"/>
+            </w:pPr>
+            <w:r>
+              <w:rPr>
+                <w:rFonts w:ascii="TimeNewRoman" w:hAnsi="TimeNewRoman"/>
+                <w:sz w:val="30"/>
+              </w:rPr>
+              <w:t>45+19=</w:t>
+            </w:r>
+          </w:p>
+        </w:tc>
+        <w:tc>
+          <w:tcPr>
+            <w:tcW w:type="dxa" w:w="1987"/>
+          </w:tcPr>
+          <w:p>
+            <w:pPr>
+              <w:jc w:val="left"/>
+            </w:pPr>
+            <w:r>
+              <w:rPr>
+                <w:rFonts w:ascii="TimeNewRoman" w:hAnsi="TimeNewRoman"/>
+                <w:sz w:val="30"/>
+              </w:rPr>
+              <w:t>3+48=</w:t>
+            </w:r>
+          </w:p>
+        </w:tc>
+        <w:tc>
+          <w:tcPr>
+            <w:tcW w:type="dxa" w:w="1987"/>
+          </w:tcPr>
+          <w:p>
+            <w:pPr>
+              <w:jc w:val="left"/>
+            </w:pPr>
+            <w:r>
+              <w:rPr>
+                <w:rFonts w:ascii="TimeNewRoman" w:hAnsi="TimeNewRoman"/>
+                <w:sz w:val="30"/>
+              </w:rPr>
+              <w:t>1+89=</w:t>
+            </w:r>
+          </w:p>
+        </w:tc>
+        <w:tc>
+          <w:tcPr>
+            <w:tcW w:type="dxa" w:w="1987"/>
+          </w:tcPr>
+          <w:p>
+            <w:pPr>
+              <w:jc w:val="left"/>
+            </w:pPr>
+            <w:r>
+              <w:rPr>
+                <w:rFonts w:ascii="TimeNewRoman" w:hAnsi="TimeNewRoman"/>
+                <w:sz w:val="30"/>
+              </w:rPr>
+              <w:t>21+75=</w:t>
+            </w:r>
+          </w:p>
+        </w:tc>
+      </w:tr>
+      <w:tr>
+        <w:tc>
+          <w:tcPr>
+            <w:tcW w:type="dxa" w:w="1987"/>
+          </w:tcPr>
+          <w:p>
+            <w:pPr>
+              <w:jc w:val="left"/>
+            </w:pPr>
+            <w:r>
+              <w:rPr>
+                <w:rFonts w:ascii="TimeNewRoman" w:hAnsi="TimeNewRoman"/>
+                <w:sz w:val="30"/>
+              </w:rPr>
+              <w:t>16+48=</w:t>
+            </w:r>
+          </w:p>
+        </w:tc>
+        <w:tc>
+          <w:tcPr>
+            <w:tcW w:type="dxa" w:w="1987"/>
+          </w:tcPr>
+          <w:p>
+            <w:pPr>
+              <w:jc w:val="left"/>
+            </w:pPr>
+            <w:r>
+              <w:rPr>
+                <w:rFonts w:ascii="TimeNewRoman" w:hAnsi="TimeNewRoman"/>
+                <w:sz w:val="30"/>
+              </w:rPr>
+              <w:t>68-38=</w:t>
+            </w:r>
+          </w:p>
+        </w:tc>
+        <w:tc>
+          <w:tcPr>
+            <w:tcW w:type="dxa" w:w="1987"/>
+          </w:tcPr>
+          <w:p>
+            <w:pPr>
+              <w:jc w:val="left"/>
+            </w:pPr>
+            <w:r>
+              <w:rPr>
+                <w:rFonts w:ascii="TimeNewRoman" w:hAnsi="TimeNewRoman"/>
+                <w:sz w:val="30"/>
+              </w:rPr>
+              <w:t>87-17=</w:t>
+            </w:r>
+          </w:p>
+        </w:tc>
+        <w:tc>
+          <w:tcPr>
+            <w:tcW w:type="dxa" w:w="1987"/>
+          </w:tcPr>
+          <w:p>
+            <w:pPr>
+              <w:jc w:val="left"/>
+            </w:pPr>
+            <w:r>
+              <w:rPr>
+                <w:rFonts w:ascii="TimeNewRoman" w:hAnsi="TimeNewRoman"/>
+                <w:sz w:val="30"/>
+              </w:rPr>
+              <w:t>98-48=</w:t>
+            </w:r>
+          </w:p>
+        </w:tc>
+        <w:tc>
+          <w:tcPr>
+            <w:tcW w:type="dxa" w:w="1987"/>
+          </w:tcPr>
+          <w:p>
+            <w:pPr>
+              <w:jc w:val="left"/>
+            </w:pPr>
+            <w:r>
+              <w:rPr>
+                <w:rFonts w:ascii="TimeNewRoman" w:hAnsi="TimeNewRoman"/>
+                <w:sz w:val="30"/>
+              </w:rPr>
+              <w:t>93-66=</w:t>
+            </w:r>
+          </w:p>
+        </w:tc>
+      </w:tr>
+      <w:tr>
+        <w:tc>
+          <w:tcPr>
+            <w:tcW w:type="dxa" w:w="1987"/>
+          </w:tcPr>
+          <w:p>
+            <w:pPr>
+              <w:jc w:val="left"/>
+            </w:pPr>
+            <w:r>
+              <w:rPr>
+                <w:rFonts w:ascii="TimeNewRoman" w:hAnsi="TimeNewRoman"/>
+                <w:sz w:val="30"/>
+              </w:rPr>
+              <w:t>46-21=</w:t>
+            </w:r>
+          </w:p>
+        </w:tc>
+        <w:tc>
+          <w:tcPr>
+            <w:tcW w:type="dxa" w:w="1987"/>
+          </w:tcPr>
+          <w:p>
+            <w:pPr>
+              <w:jc w:val="left"/>
+            </w:pPr>
+            <w:r>
+              <w:rPr>
+                <w:rFonts w:ascii="TimeNewRoman" w:hAnsi="TimeNewRoman"/>
+                <w:sz w:val="30"/>
+              </w:rPr>
+              <w:t>51-14=</w:t>
+            </w:r>
+          </w:p>
+        </w:tc>
+        <w:tc>
+          <w:tcPr>
+            <w:tcW w:type="dxa" w:w="1987"/>
+          </w:tcPr>
+          <w:p>
+            <w:pPr>
+              <w:jc w:val="left"/>
+            </w:pPr>
+            <w:r>
+              <w:rPr>
+                <w:rFonts w:ascii="TimeNewRoman" w:hAnsi="TimeNewRoman"/>
+                <w:sz w:val="30"/>
+              </w:rPr>
+              <w:t>14+36=</w:t>
+            </w:r>
+          </w:p>
+        </w:tc>
+        <w:tc>
+          <w:tcPr>
+            <w:tcW w:type="dxa" w:w="1987"/>
+          </w:tcPr>
+          <w:p>
+            <w:pPr>
+              <w:jc w:val="left"/>
+            </w:pPr>
+            <w:r>
+              <w:rPr>
+                <w:rFonts w:ascii="TimeNewRoman" w:hAnsi="TimeNewRoman"/>
+                <w:sz w:val="30"/>
+              </w:rPr>
+              <w:t>86-29=</w:t>
+            </w:r>
+          </w:p>
+        </w:tc>
+        <w:tc>
+          <w:tcPr>
+            <w:tcW w:type="dxa" w:w="1987"/>
+          </w:tcPr>
+          <w:p>
+            <w:pPr>
+              <w:jc w:val="left"/>
+            </w:pPr>
+            <w:r>
+              <w:rPr>
+                <w:rFonts w:ascii="TimeNewRoman" w:hAnsi="TimeNewRoman"/>
+                <w:sz w:val="30"/>
+              </w:rPr>
+              <w:t>1+66=</w:t>
+            </w:r>
+          </w:p>
+        </w:tc>
+      </w:tr>
+      <w:tr>
+        <w:tc>
+          <w:tcPr>
+            <w:tcW w:type="dxa" w:w="1987"/>
+          </w:tcPr>
+          <w:p>
+            <w:pPr>
+              <w:jc w:val="left"/>
+            </w:pPr>
+            <w:r>
+              <w:rPr>
+                <w:rFonts w:ascii="TimeNewRoman" w:hAnsi="TimeNewRoman"/>
+                <w:sz w:val="30"/>
+              </w:rPr>
+              <w:t>21+54=</w:t>
+            </w:r>
+          </w:p>
+        </w:tc>
+        <w:tc>
+          <w:tcPr>
+            <w:tcW w:type="dxa" w:w="1987"/>
+          </w:tcPr>
+          <w:p>
+            <w:pPr>
+              <w:jc w:val="left"/>
+            </w:pPr>
+            <w:r>
+              <w:rPr>
+                <w:rFonts w:ascii="TimeNewRoman" w:hAnsi="TimeNewRoman"/>
+                <w:sz w:val="30"/>
+              </w:rPr>
+              <w:t>67-63=</w:t>
+            </w:r>
+          </w:p>
+        </w:tc>
+        <w:tc>
+          <w:tcPr>
+            <w:tcW w:type="dxa" w:w="1987"/>
+          </w:tcPr>
+          <w:p>
+            <w:pPr>
+              <w:jc w:val="left"/>
+            </w:pPr>
+            <w:r>
+              <w:rPr>
+                <w:rFonts w:ascii="TimeNewRoman" w:hAnsi="TimeNewRoman"/>
+                <w:sz w:val="30"/>
+              </w:rPr>
+              <w:t>21+61=</w:t>
+            </w:r>
+          </w:p>
+        </w:tc>
+        <w:tc>
+          <w:tcPr>
+            <w:tcW w:type="dxa" w:w="1987"/>
+          </w:tcPr>
+          <w:p>
+            <w:pPr>
+              <w:jc w:val="left"/>
+            </w:pPr>
+            <w:r>
+              <w:rPr>
+                <w:rFonts w:ascii="TimeNewRoman" w:hAnsi="TimeNewRoman"/>
+                <w:sz w:val="30"/>
+              </w:rPr>
+              <w:t>31-16=</w:t>
+            </w:r>
+          </w:p>
+        </w:tc>
+        <w:tc>
+          <w:tcPr>
+            <w:tcW w:type="dxa" w:w="1987"/>
+          </w:tcPr>
+          <w:p>
+            <w:pPr>
+              <w:jc w:val="left"/>
+            </w:pPr>
+            <w:r>
+              <w:rPr>
+                <w:rFonts w:ascii="TimeNewRoman" w:hAnsi="TimeNewRoman"/>
+                <w:sz w:val="30"/>
+              </w:rPr>
+              <w:t>56+8=</w:t>
+            </w:r>
+          </w:p>
+        </w:tc>
+      </w:tr>
+      <w:tr>
+        <w:tc>
+          <w:tcPr>
+            <w:tcW w:type="dxa" w:w="1987"/>
+          </w:tcPr>
+          <w:p>
+            <w:pPr>
+              <w:jc w:val="left"/>
+            </w:pPr>
+            <w:r>
+              <w:rPr>
+                <w:rFonts w:ascii="TimeNewRoman" w:hAnsi="TimeNewRoman"/>
+                <w:sz w:val="30"/>
+              </w:rPr>
+              <w:t>34+35=</w:t>
+            </w:r>
+          </w:p>
+        </w:tc>
+        <w:tc>
+          <w:tcPr>
+            <w:tcW w:type="dxa" w:w="1987"/>
+          </w:tcPr>
+          <w:p>
+            <w:pPr>
+              <w:jc w:val="left"/>
+            </w:pPr>
+            <w:r>
+              <w:rPr>
+                <w:rFonts w:ascii="TimeNewRoman" w:hAnsi="TimeNewRoman"/>
+                <w:sz w:val="30"/>
+              </w:rPr>
+              <w:t>62-38=</w:t>
+            </w:r>
+          </w:p>
+        </w:tc>
+        <w:tc>
+          <w:tcPr>
+            <w:tcW w:type="dxa" w:w="1987"/>
+          </w:tcPr>
+          <w:p>
+            <w:pPr>
+              <w:jc w:val="left"/>
+            </w:pPr>
+            <w:r>
+              <w:rPr>
+                <w:rFonts w:ascii="TimeNewRoman" w:hAnsi="TimeNewRoman"/>
+                <w:sz w:val="30"/>
+              </w:rPr>
+              <w:t>87-15=</w:t>
+            </w:r>
+          </w:p>
+        </w:tc>
+        <w:tc>
+          <w:tcPr>
+            <w:tcW w:type="dxa" w:w="1987"/>
+          </w:tcPr>
+          <w:p>
+            <w:pPr>
+              <w:jc w:val="left"/>
+            </w:pPr>
+            <w:r>
+              <w:rPr>
+                <w:rFonts w:ascii="TimeNewRoman" w:hAnsi="TimeNewRoman"/>
+                <w:sz w:val="30"/>
+              </w:rPr>
+              <w:t>27+51=</w:t>
+            </w:r>
+          </w:p>
+        </w:tc>
+        <w:tc>
+          <w:tcPr>
+            <w:tcW w:type="dxa" w:w="1987"/>
+          </w:tcPr>
+          <w:p>
+            <w:pPr>
+              <w:jc w:val="left"/>
+            </w:pPr>
+            <w:r>
+              <w:rPr>
+                <w:rFonts w:ascii="TimeNewRoman" w:hAnsi="TimeNewRoman"/>
+                <w:sz w:val="30"/>
+              </w:rPr>
+              <w:t>86-46=</w:t>
+            </w:r>
+          </w:p>
+        </w:tc>
+      </w:tr>
+      <w:tr>
+        <w:tc>
+          <w:tcPr>
+            <w:tcW w:type="dxa" w:w="1987"/>
+          </w:tcPr>
+          <w:p>
+            <w:pPr>
+              <w:jc w:val="left"/>
+            </w:pPr>
+            <w:r>
+              <w:rPr>
+                <w:rFonts w:ascii="TimeNewRoman" w:hAnsi="TimeNewRoman"/>
+                <w:sz w:val="30"/>
+              </w:rPr>
+              <w:t>77-21=</w:t>
+            </w:r>
+          </w:p>
+        </w:tc>
+        <w:tc>
+          <w:tcPr>
+            <w:tcW w:type="dxa" w:w="1987"/>
+          </w:tcPr>
+          <w:p>
+            <w:pPr>
+              <w:jc w:val="left"/>
+            </w:pPr>
+            <w:r>
+              <w:rPr>
+                <w:rFonts w:ascii="TimeNewRoman" w:hAnsi="TimeNewRoman"/>
+                <w:sz w:val="30"/>
+              </w:rPr>
+              <w:t>45-32=</w:t>
+            </w:r>
+          </w:p>
+        </w:tc>
+        <w:tc>
+          <w:tcPr>
+            <w:tcW w:type="dxa" w:w="1987"/>
+          </w:tcPr>
+          <w:p>
+            <w:pPr>
+              <w:jc w:val="left"/>
+            </w:pPr>
+            <w:r>
+              <w:rPr>
+                <w:rFonts w:ascii="TimeNewRoman" w:hAnsi="TimeNewRoman"/>
+                <w:sz w:val="30"/>
+              </w:rPr>
+              <w:t>54-16=</w:t>
+            </w:r>
+          </w:p>
+        </w:tc>
+        <w:tc>
+          <w:tcPr>
+            <w:tcW w:type="dxa" w:w="1987"/>
+          </w:tcPr>
+          <w:p>
+            <w:pPr>
+              <w:jc w:val="left"/>
+            </w:pPr>
+            <w:r>
+              <w:rPr>
+                <w:rFonts w:ascii="TimeNewRoman" w:hAnsi="TimeNewRoman"/>
+                <w:sz w:val="30"/>
+              </w:rPr>
+              <w:t>5+9=</w:t>
+            </w:r>
+          </w:p>
+        </w:tc>
+        <w:tc>
+          <w:tcPr>
+            <w:tcW w:type="dxa" w:w="1987"/>
+          </w:tcPr>
+          <w:p>
+            <w:pPr>
+              <w:jc w:val="left"/>
+            </w:pPr>
+            <w:r>
+              <w:rPr>
+                <w:rFonts w:ascii="TimeNewRoman" w:hAnsi="TimeNewRoman"/>
+                <w:sz w:val="30"/>
+              </w:rPr>
+              <w:t>41+36=</w:t>
+            </w:r>
+          </w:p>
+        </w:tc>
+      </w:tr>
+      <w:tr>
+        <w:tc>
+          <w:tcPr>
+            <w:tcW w:type="dxa" w:w="1987"/>
+          </w:tcPr>
+          <w:p>
+            <w:pPr>
+              <w:jc w:val="left"/>
+            </w:pPr>
+            <w:r>
+              <w:rPr>
+                <w:rFonts w:ascii="TimeNewRoman" w:hAnsi="TimeNewRoman"/>
+                <w:sz w:val="30"/>
+              </w:rPr>
+              <w:t>60-12=</w:t>
+            </w:r>
+          </w:p>
+        </w:tc>
+        <w:tc>
+          <w:tcPr>
+            <w:tcW w:type="dxa" w:w="1987"/>
+          </w:tcPr>
+          <w:p>
+            <w:pPr>
+              <w:jc w:val="left"/>
+            </w:pPr>
+            <w:r>
+              <w:rPr>
+                <w:rFonts w:ascii="TimeNewRoman" w:hAnsi="TimeNewRoman"/>
+                <w:sz w:val="30"/>
+              </w:rPr>
+              <w:t>3+70=</w:t>
+            </w:r>
+          </w:p>
+        </w:tc>
+        <w:tc>
+          <w:tcPr>
+            <w:tcW w:type="dxa" w:w="1987"/>
+          </w:tcPr>
+          <w:p>
+            <w:pPr>
+              <w:jc w:val="left"/>
+            </w:pPr>
+            <w:r>
+              <w:rPr>
+                <w:rFonts w:ascii="TimeNewRoman" w:hAnsi="TimeNewRoman"/>
+                <w:sz w:val="30"/>
+              </w:rPr>
+              <w:t>36+11=</w:t>
+            </w:r>
+          </w:p>
+        </w:tc>
+        <w:tc>
+          <w:tcPr>
+            <w:tcW w:type="dxa" w:w="1987"/>
+          </w:tcPr>
+          <w:p>
+            <w:pPr>
+              <w:jc w:val="left"/>
+            </w:pPr>
+            <w:r>
+              <w:rPr>
+                <w:rFonts w:ascii="TimeNewRoman" w:hAnsi="TimeNewRoman"/>
+                <w:sz w:val="30"/>
+              </w:rPr>
+              <w:t>45-37=</w:t>
+            </w:r>
+          </w:p>
+        </w:tc>
+        <w:tc>
+          <w:tcPr>
+            <w:tcW w:type="dxa" w:w="1987"/>
+          </w:tcPr>
+          <w:p>
+            <w:pPr>
+              <w:jc w:val="left"/>
+            </w:pPr>
+            <w:r>
+              <w:rPr>
+                <w:rFonts w:ascii="TimeNewRoman" w:hAnsi="TimeNewRoman"/>
+                <w:sz w:val="30"/>
+              </w:rPr>
+              <w:t>59-44=</w:t>
+            </w:r>
+          </w:p>
+        </w:tc>
+      </w:tr>
+      <w:tr>
+        <w:tc>
+          <w:tcPr>
+            <w:tcW w:type="dxa" w:w="1987"/>
+          </w:tcPr>
+          <w:p>
+            <w:pPr>
+              <w:jc w:val="left"/>
+            </w:pPr>
+            <w:r>
+              <w:rPr>
+                <w:rFonts w:ascii="TimeNewRoman" w:hAnsi="TimeNewRoman"/>
+                <w:sz w:val="30"/>
+              </w:rPr>
+              <w:t>58-42=</w:t>
             </w:r>
           </w:p>
         </w:tc>
@@ -373,8 +1627,6 @@
             </w:r>
           </w:p>
         </w:tc>
-      </w:tr>
-      <w:tr>
         <w:tc>
           <w:tcPr>
             <w:tcW w:type="dxa" w:w="1987"/>
@@ -388,7 +1640,7 @@
                 <w:rFonts w:ascii="TimeNewRoman" w:hAnsi="TimeNewRoman"/>
                 <w:sz w:val="30"/>
               </w:rPr>
-              <w:t>99-7=</w:t>
+              <w:t>83-10=</w:t>
             </w:r>
           </w:p>
         </w:tc>
@@ -405,7 +1657,7 @@
                 <w:rFonts w:ascii="TimeNewRoman" w:hAnsi="TimeNewRoman"/>
                 <w:sz w:val="30"/>
               </w:rPr>
-              <w:t>30+35=</w:t>
+              <w:t>73+13=</w:t>
             </w:r>
           </w:p>
         </w:tc>
@@ -422,41 +1674,7 @@
                 <w:rFonts w:ascii="TimeNewRoman" w:hAnsi="TimeNewRoman"/>
                 <w:sz w:val="30"/>
               </w:rPr>
-              <w:t>68-11=</w:t>
-            </w:r>
-          </w:p>
-        </w:tc>
-        <w:tc>
-          <w:tcPr>
-            <w:tcW w:type="dxa" w:w="1987"/>
-          </w:tcPr>
-          <w:p>
-            <w:pPr>
-              <w:jc w:val="left"/>
-            </w:pPr>
-            <w:r>
-              <w:rPr>
-                <w:rFonts w:ascii="TimeNewRoman" w:hAnsi="TimeNewRoman"/>
-                <w:sz w:val="30"/>
-              </w:rPr>
-              <w:t>50-36=</w:t>
-            </w:r>
-          </w:p>
-        </w:tc>
-        <w:tc>
-          <w:tcPr>
-            <w:tcW w:type="dxa" w:w="1987"/>
-          </w:tcPr>
-          <w:p>
-            <w:pPr>
-              <w:jc w:val="left"/>
-            </w:pPr>
-            <w:r>
-              <w:rPr>
-                <w:rFonts w:ascii="TimeNewRoman" w:hAnsi="TimeNewRoman"/>
-                <w:sz w:val="30"/>
-              </w:rPr>
-              <w:t>26+71=</w:t>
+              <w:t>47+36=</w:t>
             </w:r>
           </w:p>
         </w:tc>
@@ -475,7 +1693,7 @@
                 <w:rFonts w:ascii="TimeNewRoman" w:hAnsi="TimeNewRoman"/>
                 <w:sz w:val="30"/>
               </w:rPr>
-              <w:t>73+25=</w:t>
+              <w:t>25+43=</w:t>
             </w:r>
           </w:p>
         </w:tc>
@@ -492,7 +1710,7 @@
                 <w:rFonts w:ascii="TimeNewRoman" w:hAnsi="TimeNewRoman"/>
                 <w:sz w:val="30"/>
               </w:rPr>
-              <w:t>30+11=</w:t>
+              <w:t>94-65=</w:t>
             </w:r>
           </w:p>
         </w:tc>
@@ -509,7 +1727,7 @@
                 <w:rFonts w:ascii="TimeNewRoman" w:hAnsi="TimeNewRoman"/>
                 <w:sz w:val="30"/>
               </w:rPr>
-              <w:t>28+18=</w:t>
+              <w:t>95-55=</w:t>
             </w:r>
           </w:p>
         </w:tc>
@@ -526,7 +1744,7 @@
                 <w:rFonts w:ascii="TimeNewRoman" w:hAnsi="TimeNewRoman"/>
                 <w:sz w:val="30"/>
               </w:rPr>
-              <w:t>56+23=</w:t>
+              <w:t>97-15=</w:t>
             </w:r>
           </w:p>
         </w:tc>
@@ -543,1225 +1761,7 @@
                 <w:rFonts w:ascii="TimeNewRoman" w:hAnsi="TimeNewRoman"/>
                 <w:sz w:val="30"/>
               </w:rPr>
-              <w:t>44-19=</w:t>
-            </w:r>
-          </w:p>
-        </w:tc>
-      </w:tr>
-      <w:tr>
-        <w:tc>
-          <w:tcPr>
-            <w:tcW w:type="dxa" w:w="1987"/>
-          </w:tcPr>
-          <w:p>
-            <w:pPr>
-              <w:jc w:val="left"/>
-            </w:pPr>
-            <w:r>
-              <w:rPr>
-                <w:rFonts w:ascii="TimeNewRoman" w:hAnsi="TimeNewRoman"/>
-                <w:sz w:val="30"/>
-              </w:rPr>
-              <w:t>22+59=</w:t>
-            </w:r>
-          </w:p>
-        </w:tc>
-        <w:tc>
-          <w:tcPr>
-            <w:tcW w:type="dxa" w:w="1987"/>
-          </w:tcPr>
-          <w:p>
-            <w:pPr>
-              <w:jc w:val="left"/>
-            </w:pPr>
-            <w:r>
-              <w:rPr>
-                <w:rFonts w:ascii="TimeNewRoman" w:hAnsi="TimeNewRoman"/>
-                <w:sz w:val="30"/>
-              </w:rPr>
-              <w:t>51+24=</w:t>
-            </w:r>
-          </w:p>
-        </w:tc>
-        <w:tc>
-          <w:tcPr>
-            <w:tcW w:type="dxa" w:w="1987"/>
-          </w:tcPr>
-          <w:p>
-            <w:pPr>
-              <w:jc w:val="left"/>
-            </w:pPr>
-            <w:r>
-              <w:rPr>
-                <w:rFonts w:ascii="TimeNewRoman" w:hAnsi="TimeNewRoman"/>
-                <w:sz w:val="30"/>
-              </w:rPr>
-              <w:t>25+44=</w:t>
-            </w:r>
-          </w:p>
-        </w:tc>
-        <w:tc>
-          <w:tcPr>
-            <w:tcW w:type="dxa" w:w="1987"/>
-          </w:tcPr>
-          <w:p>
-            <w:pPr>
-              <w:jc w:val="left"/>
-            </w:pPr>
-            <w:r>
-              <w:rPr>
-                <w:rFonts w:ascii="TimeNewRoman" w:hAnsi="TimeNewRoman"/>
-                <w:sz w:val="30"/>
-              </w:rPr>
-              <w:t>74+6=</w:t>
-            </w:r>
-          </w:p>
-        </w:tc>
-        <w:tc>
-          <w:tcPr>
-            <w:tcW w:type="dxa" w:w="1987"/>
-          </w:tcPr>
-          <w:p>
-            <w:pPr>
-              <w:jc w:val="left"/>
-            </w:pPr>
-            <w:r>
-              <w:rPr>
-                <w:rFonts w:ascii="TimeNewRoman" w:hAnsi="TimeNewRoman"/>
-                <w:sz w:val="30"/>
-              </w:rPr>
-              <w:t>63-15=</w:t>
-            </w:r>
-          </w:p>
-        </w:tc>
-      </w:tr>
-      <w:tr>
-        <w:tc>
-          <w:tcPr>
-            <w:tcW w:type="dxa" w:w="1987"/>
-          </w:tcPr>
-          <w:p>
-            <w:pPr>
-              <w:jc w:val="left"/>
-            </w:pPr>
-            <w:r>
-              <w:rPr>
-                <w:rFonts w:ascii="TimeNewRoman" w:hAnsi="TimeNewRoman"/>
-                <w:sz w:val="30"/>
-              </w:rPr>
-              <w:t>35-30=</w:t>
-            </w:r>
-          </w:p>
-        </w:tc>
-        <w:tc>
-          <w:tcPr>
-            <w:tcW w:type="dxa" w:w="1987"/>
-          </w:tcPr>
-          <w:p>
-            <w:pPr>
-              <w:jc w:val="left"/>
-            </w:pPr>
-            <w:r>
-              <w:rPr>
-                <w:rFonts w:ascii="TimeNewRoman" w:hAnsi="TimeNewRoman"/>
-                <w:sz w:val="30"/>
-              </w:rPr>
-              <w:t>21+0=</w:t>
-            </w:r>
-          </w:p>
-        </w:tc>
-        <w:tc>
-          <w:tcPr>
-            <w:tcW w:type="dxa" w:w="1987"/>
-          </w:tcPr>
-          <w:p>
-            <w:pPr>
-              <w:jc w:val="left"/>
-            </w:pPr>
-            <w:r>
-              <w:rPr>
-                <w:rFonts w:ascii="TimeNewRoman" w:hAnsi="TimeNewRoman"/>
-                <w:sz w:val="30"/>
-              </w:rPr>
-              <w:t>22+51=</w:t>
-            </w:r>
-          </w:p>
-        </w:tc>
-        <w:tc>
-          <w:tcPr>
-            <w:tcW w:type="dxa" w:w="1987"/>
-          </w:tcPr>
-          <w:p>
-            <w:pPr>
-              <w:jc w:val="left"/>
-            </w:pPr>
-            <w:r>
-              <w:rPr>
-                <w:rFonts w:ascii="TimeNewRoman" w:hAnsi="TimeNewRoman"/>
-                <w:sz w:val="30"/>
-              </w:rPr>
-              <w:t>15+56=</w:t>
-            </w:r>
-          </w:p>
-        </w:tc>
-        <w:tc>
-          <w:tcPr>
-            <w:tcW w:type="dxa" w:w="1987"/>
-          </w:tcPr>
-          <w:p>
-            <w:pPr>
-              <w:jc w:val="left"/>
-            </w:pPr>
-            <w:r>
-              <w:rPr>
-                <w:rFonts w:ascii="TimeNewRoman" w:hAnsi="TimeNewRoman"/>
-                <w:sz w:val="30"/>
-              </w:rPr>
-              <w:t>30-27=</w:t>
-            </w:r>
-          </w:p>
-        </w:tc>
-      </w:tr>
-      <w:tr>
-        <w:tc>
-          <w:tcPr>
-            <w:tcW w:type="dxa" w:w="1987"/>
-          </w:tcPr>
-          <w:p>
-            <w:pPr>
-              <w:jc w:val="left"/>
-            </w:pPr>
-            <w:r>
-              <w:rPr>
-                <w:rFonts w:ascii="TimeNewRoman" w:hAnsi="TimeNewRoman"/>
-                <w:sz w:val="30"/>
-              </w:rPr>
-              <w:t>26+10=</w:t>
-            </w:r>
-          </w:p>
-        </w:tc>
-        <w:tc>
-          <w:tcPr>
-            <w:tcW w:type="dxa" w:w="1987"/>
-          </w:tcPr>
-          <w:p>
-            <w:pPr>
-              <w:jc w:val="left"/>
-            </w:pPr>
-            <w:r>
-              <w:rPr>
-                <w:rFonts w:ascii="TimeNewRoman" w:hAnsi="TimeNewRoman"/>
-                <w:sz w:val="30"/>
-              </w:rPr>
-              <w:t>90-38=</w:t>
-            </w:r>
-          </w:p>
-        </w:tc>
-        <w:tc>
-          <w:tcPr>
-            <w:tcW w:type="dxa" w:w="1987"/>
-          </w:tcPr>
-          <w:p>
-            <w:pPr>
-              <w:jc w:val="left"/>
-            </w:pPr>
-            <w:r>
-              <w:rPr>
-                <w:rFonts w:ascii="TimeNewRoman" w:hAnsi="TimeNewRoman"/>
-                <w:sz w:val="30"/>
-              </w:rPr>
-              <w:t>7+3=</w:t>
-            </w:r>
-          </w:p>
-        </w:tc>
-        <w:tc>
-          <w:tcPr>
-            <w:tcW w:type="dxa" w:w="1987"/>
-          </w:tcPr>
-          <w:p>
-            <w:pPr>
-              <w:jc w:val="left"/>
-            </w:pPr>
-            <w:r>
-              <w:rPr>
-                <w:rFonts w:ascii="TimeNewRoman" w:hAnsi="TimeNewRoman"/>
-                <w:sz w:val="30"/>
-              </w:rPr>
-              <w:t>20-11=</w:t>
-            </w:r>
-          </w:p>
-        </w:tc>
-        <w:tc>
-          <w:tcPr>
-            <w:tcW w:type="dxa" w:w="1987"/>
-          </w:tcPr>
-          <w:p>
-            <w:pPr>
-              <w:jc w:val="left"/>
-            </w:pPr>
-            <w:r>
-              <w:rPr>
-                <w:rFonts w:ascii="TimeNewRoman" w:hAnsi="TimeNewRoman"/>
-                <w:sz w:val="30"/>
-              </w:rPr>
-              <w:t>49+15=</w:t>
-            </w:r>
-          </w:p>
-        </w:tc>
-      </w:tr>
-      <w:tr>
-        <w:tc>
-          <w:tcPr>
-            <w:tcW w:type="dxa" w:w="1987"/>
-          </w:tcPr>
-          <w:p>
-            <w:pPr>
-              <w:jc w:val="left"/>
-            </w:pPr>
-            <w:r>
-              <w:rPr>
-                <w:rFonts w:ascii="TimeNewRoman" w:hAnsi="TimeNewRoman"/>
-                <w:sz w:val="30"/>
-              </w:rPr>
-              <w:t>16+1=</w:t>
-            </w:r>
-          </w:p>
-        </w:tc>
-        <w:tc>
-          <w:tcPr>
-            <w:tcW w:type="dxa" w:w="1987"/>
-          </w:tcPr>
-          <w:p>
-            <w:pPr>
-              <w:jc w:val="left"/>
-            </w:pPr>
-            <w:r>
-              <w:rPr>
-                <w:rFonts w:ascii="TimeNewRoman" w:hAnsi="TimeNewRoman"/>
-                <w:sz w:val="30"/>
-              </w:rPr>
-              <w:t>38-13=</w:t>
-            </w:r>
-          </w:p>
-        </w:tc>
-        <w:tc>
-          <w:tcPr>
-            <w:tcW w:type="dxa" w:w="1987"/>
-          </w:tcPr>
-          <w:p>
-            <w:pPr>
-              <w:jc w:val="left"/>
-            </w:pPr>
-            <w:r>
-              <w:rPr>
-                <w:rFonts w:ascii="TimeNewRoman" w:hAnsi="TimeNewRoman"/>
-                <w:sz w:val="30"/>
-              </w:rPr>
-              <w:t>61-39=</w:t>
-            </w:r>
-          </w:p>
-        </w:tc>
-        <w:tc>
-          <w:tcPr>
-            <w:tcW w:type="dxa" w:w="1987"/>
-          </w:tcPr>
-          <w:p>
-            <w:pPr>
-              <w:jc w:val="left"/>
-            </w:pPr>
-            <w:r>
-              <w:rPr>
-                <w:rFonts w:ascii="TimeNewRoman" w:hAnsi="TimeNewRoman"/>
-                <w:sz w:val="30"/>
-              </w:rPr>
-              <w:t>90-72=</w:t>
-            </w:r>
-          </w:p>
-        </w:tc>
-        <w:tc>
-          <w:tcPr>
-            <w:tcW w:type="dxa" w:w="1987"/>
-          </w:tcPr>
-          <w:p>
-            <w:pPr>
-              <w:jc w:val="left"/>
-            </w:pPr>
-            <w:r>
-              <w:rPr>
-                <w:rFonts w:ascii="TimeNewRoman" w:hAnsi="TimeNewRoman"/>
-                <w:sz w:val="30"/>
-              </w:rPr>
-              <w:t>60-53=</w:t>
-            </w:r>
-          </w:p>
-        </w:tc>
-      </w:tr>
-      <w:tr>
-        <w:tc>
-          <w:tcPr>
-            <w:tcW w:type="dxa" w:w="1987"/>
-          </w:tcPr>
-          <w:p>
-            <w:pPr>
-              <w:jc w:val="left"/>
-            </w:pPr>
-            <w:r>
-              <w:rPr>
-                <w:rFonts w:ascii="TimeNewRoman" w:hAnsi="TimeNewRoman"/>
-                <w:sz w:val="30"/>
-              </w:rPr>
-              <w:t>90-36=</w:t>
-            </w:r>
-          </w:p>
-        </w:tc>
-        <w:tc>
-          <w:tcPr>
-            <w:tcW w:type="dxa" w:w="1987"/>
-          </w:tcPr>
-          <w:p>
-            <w:pPr>
-              <w:jc w:val="left"/>
-            </w:pPr>
-            <w:r>
-              <w:rPr>
-                <w:rFonts w:ascii="TimeNewRoman" w:hAnsi="TimeNewRoman"/>
-                <w:sz w:val="30"/>
-              </w:rPr>
-              <w:t>98-96=</w:t>
-            </w:r>
-          </w:p>
-        </w:tc>
-        <w:tc>
-          <w:tcPr>
-            <w:tcW w:type="dxa" w:w="1987"/>
-          </w:tcPr>
-          <w:p>
-            <w:pPr>
-              <w:jc w:val="left"/>
-            </w:pPr>
-            <w:r>
-              <w:rPr>
-                <w:rFonts w:ascii="TimeNewRoman" w:hAnsi="TimeNewRoman"/>
-                <w:sz w:val="30"/>
-              </w:rPr>
-              <w:t>93-80=</w:t>
-            </w:r>
-          </w:p>
-        </w:tc>
-        <w:tc>
-          <w:tcPr>
-            <w:tcW w:type="dxa" w:w="1987"/>
-          </w:tcPr>
-          <w:p>
-            <w:pPr>
-              <w:jc w:val="left"/>
-            </w:pPr>
-            <w:r>
-              <w:rPr>
-                <w:rFonts w:ascii="TimeNewRoman" w:hAnsi="TimeNewRoman"/>
-                <w:sz w:val="30"/>
-              </w:rPr>
-              <w:t>39+60=</w:t>
-            </w:r>
-          </w:p>
-        </w:tc>
-        <w:tc>
-          <w:tcPr>
-            <w:tcW w:type="dxa" w:w="1987"/>
-          </w:tcPr>
-          <w:p>
-            <w:pPr>
-              <w:jc w:val="left"/>
-            </w:pPr>
-            <w:r>
-              <w:rPr>
-                <w:rFonts w:ascii="TimeNewRoman" w:hAnsi="TimeNewRoman"/>
-                <w:sz w:val="30"/>
-              </w:rPr>
-              <w:t>31+31=</w:t>
-            </w:r>
-          </w:p>
-        </w:tc>
-      </w:tr>
-      <w:tr>
-        <w:tc>
-          <w:tcPr>
-            <w:tcW w:type="dxa" w:w="1987"/>
-          </w:tcPr>
-          <w:p>
-            <w:pPr>
-              <w:jc w:val="left"/>
-            </w:pPr>
-            <w:r>
-              <w:rPr>
-                <w:rFonts w:ascii="TimeNewRoman" w:hAnsi="TimeNewRoman"/>
-                <w:sz w:val="30"/>
-              </w:rPr>
-              <w:t>83-33=</w:t>
-            </w:r>
-          </w:p>
-        </w:tc>
-        <w:tc>
-          <w:tcPr>
-            <w:tcW w:type="dxa" w:w="1987"/>
-          </w:tcPr>
-          <w:p>
-            <w:pPr>
-              <w:jc w:val="left"/>
-            </w:pPr>
-            <w:r>
-              <w:rPr>
-                <w:rFonts w:ascii="TimeNewRoman" w:hAnsi="TimeNewRoman"/>
-                <w:sz w:val="30"/>
-              </w:rPr>
-              <w:t>22+34=</w:t>
-            </w:r>
-          </w:p>
-        </w:tc>
-        <w:tc>
-          <w:tcPr>
-            <w:tcW w:type="dxa" w:w="1987"/>
-          </w:tcPr>
-          <w:p>
-            <w:pPr>
-              <w:jc w:val="left"/>
-            </w:pPr>
-            <w:r>
-              <w:rPr>
-                <w:rFonts w:ascii="TimeNewRoman" w:hAnsi="TimeNewRoman"/>
-                <w:sz w:val="30"/>
-              </w:rPr>
-              <w:t>9+13=</w:t>
-            </w:r>
-          </w:p>
-        </w:tc>
-        <w:tc>
-          <w:tcPr>
-            <w:tcW w:type="dxa" w:w="1987"/>
-          </w:tcPr>
-          <w:p>
-            <w:pPr>
-              <w:jc w:val="left"/>
-            </w:pPr>
-            <w:r>
-              <w:rPr>
-                <w:rFonts w:ascii="TimeNewRoman" w:hAnsi="TimeNewRoman"/>
-                <w:sz w:val="30"/>
-              </w:rPr>
-              <w:t>21+29=</w:t>
-            </w:r>
-          </w:p>
-        </w:tc>
-        <w:tc>
-          <w:tcPr>
-            <w:tcW w:type="dxa" w:w="1987"/>
-          </w:tcPr>
-          <w:p>
-            <w:pPr>
-              <w:jc w:val="left"/>
-            </w:pPr>
-            <w:r>
-              <w:rPr>
-                <w:rFonts w:ascii="TimeNewRoman" w:hAnsi="TimeNewRoman"/>
-                <w:sz w:val="30"/>
-              </w:rPr>
-              <w:t>3+91=</w:t>
-            </w:r>
-          </w:p>
-        </w:tc>
-      </w:tr>
-      <w:tr>
-        <w:tc>
-          <w:tcPr>
-            <w:tcW w:type="dxa" w:w="1987"/>
-          </w:tcPr>
-          <w:p>
-            <w:pPr>
-              <w:jc w:val="left"/>
-            </w:pPr>
-            <w:r>
-              <w:rPr>
-                <w:rFonts w:ascii="TimeNewRoman" w:hAnsi="TimeNewRoman"/>
-                <w:sz w:val="30"/>
-              </w:rPr>
-              <w:t>65-42=</w:t>
-            </w:r>
-          </w:p>
-        </w:tc>
-        <w:tc>
-          <w:tcPr>
-            <w:tcW w:type="dxa" w:w="1987"/>
-          </w:tcPr>
-          <w:p>
-            <w:pPr>
-              <w:jc w:val="left"/>
-            </w:pPr>
-            <w:r>
-              <w:rPr>
-                <w:rFonts w:ascii="TimeNewRoman" w:hAnsi="TimeNewRoman"/>
-                <w:sz w:val="30"/>
-              </w:rPr>
-              <w:t>39+40=</w:t>
-            </w:r>
-          </w:p>
-        </w:tc>
-        <w:tc>
-          <w:tcPr>
-            <w:tcW w:type="dxa" w:w="1987"/>
-          </w:tcPr>
-          <w:p>
-            <w:pPr>
-              <w:jc w:val="left"/>
-            </w:pPr>
-            <w:r>
-              <w:rPr>
-                <w:rFonts w:ascii="TimeNewRoman" w:hAnsi="TimeNewRoman"/>
-                <w:sz w:val="30"/>
-              </w:rPr>
-              <w:t>15+26=</w:t>
-            </w:r>
-          </w:p>
-        </w:tc>
-        <w:tc>
-          <w:tcPr>
-            <w:tcW w:type="dxa" w:w="1987"/>
-          </w:tcPr>
-          <w:p>
-            <w:pPr>
-              <w:jc w:val="left"/>
-            </w:pPr>
-            <w:r>
-              <w:rPr>
-                <w:rFonts w:ascii="TimeNewRoman" w:hAnsi="TimeNewRoman"/>
-                <w:sz w:val="30"/>
-              </w:rPr>
-              <w:t>97+2=</w:t>
-            </w:r>
-          </w:p>
-        </w:tc>
-        <w:tc>
-          <w:tcPr>
-            <w:tcW w:type="dxa" w:w="1987"/>
-          </w:tcPr>
-          <w:p>
-            <w:pPr>
-              <w:jc w:val="left"/>
-            </w:pPr>
-            <w:r>
-              <w:rPr>
-                <w:rFonts w:ascii="TimeNewRoman" w:hAnsi="TimeNewRoman"/>
-                <w:sz w:val="30"/>
-              </w:rPr>
-              <w:t>14-2=</w:t>
-            </w:r>
-          </w:p>
-        </w:tc>
-      </w:tr>
-      <w:tr>
-        <w:tc>
-          <w:tcPr>
-            <w:tcW w:type="dxa" w:w="1987"/>
-          </w:tcPr>
-          <w:p>
-            <w:pPr>
-              <w:jc w:val="left"/>
-            </w:pPr>
-            <w:r>
-              <w:rPr>
-                <w:rFonts w:ascii="TimeNewRoman" w:hAnsi="TimeNewRoman"/>
-                <w:sz w:val="30"/>
-              </w:rPr>
-              <w:t>89-64=</w:t>
-            </w:r>
-          </w:p>
-        </w:tc>
-        <w:tc>
-          <w:tcPr>
-            <w:tcW w:type="dxa" w:w="1987"/>
-          </w:tcPr>
-          <w:p>
-            <w:pPr>
-              <w:jc w:val="left"/>
-            </w:pPr>
-            <w:r>
-              <w:rPr>
-                <w:rFonts w:ascii="TimeNewRoman" w:hAnsi="TimeNewRoman"/>
-                <w:sz w:val="30"/>
-              </w:rPr>
-              <w:t>3+44=</w:t>
-            </w:r>
-          </w:p>
-        </w:tc>
-        <w:tc>
-          <w:tcPr>
-            <w:tcW w:type="dxa" w:w="1987"/>
-          </w:tcPr>
-          <w:p>
-            <w:pPr>
-              <w:jc w:val="left"/>
-            </w:pPr>
-            <w:r>
-              <w:rPr>
-                <w:rFonts w:ascii="TimeNewRoman" w:hAnsi="TimeNewRoman"/>
-                <w:sz w:val="30"/>
-              </w:rPr>
-              <w:t>7+77=</w:t>
-            </w:r>
-          </w:p>
-        </w:tc>
-        <w:tc>
-          <w:tcPr>
-            <w:tcW w:type="dxa" w:w="1987"/>
-          </w:tcPr>
-          <w:p>
-            <w:pPr>
-              <w:jc w:val="left"/>
-            </w:pPr>
-            <w:r>
-              <w:rPr>
-                <w:rFonts w:ascii="TimeNewRoman" w:hAnsi="TimeNewRoman"/>
-                <w:sz w:val="30"/>
-              </w:rPr>
-              <w:t>28+9=</w:t>
-            </w:r>
-          </w:p>
-        </w:tc>
-        <w:tc>
-          <w:tcPr>
-            <w:tcW w:type="dxa" w:w="1987"/>
-          </w:tcPr>
-          <w:p>
-            <w:pPr>
-              <w:jc w:val="left"/>
-            </w:pPr>
-            <w:r>
-              <w:rPr>
-                <w:rFonts w:ascii="TimeNewRoman" w:hAnsi="TimeNewRoman"/>
-                <w:sz w:val="30"/>
-              </w:rPr>
-              <w:t>67+11=</w:t>
-            </w:r>
-          </w:p>
-        </w:tc>
-      </w:tr>
-      <w:tr>
-        <w:tc>
-          <w:tcPr>
-            <w:tcW w:type="dxa" w:w="1987"/>
-          </w:tcPr>
-          <w:p>
-            <w:pPr>
-              <w:jc w:val="left"/>
-            </w:pPr>
-            <w:r>
-              <w:rPr>
-                <w:rFonts w:ascii="TimeNewRoman" w:hAnsi="TimeNewRoman"/>
-                <w:sz w:val="30"/>
-              </w:rPr>
-              <w:t>78-75=</w:t>
-            </w:r>
-          </w:p>
-        </w:tc>
-        <w:tc>
-          <w:tcPr>
-            <w:tcW w:type="dxa" w:w="1987"/>
-          </w:tcPr>
-          <w:p>
-            <w:pPr>
-              <w:jc w:val="left"/>
-            </w:pPr>
-            <w:r>
-              <w:rPr>
-                <w:rFonts w:ascii="TimeNewRoman" w:hAnsi="TimeNewRoman"/>
-                <w:sz w:val="30"/>
-              </w:rPr>
-              <w:t>18+49=</w:t>
-            </w:r>
-          </w:p>
-        </w:tc>
-        <w:tc>
-          <w:tcPr>
-            <w:tcW w:type="dxa" w:w="1987"/>
-          </w:tcPr>
-          <w:p>
-            <w:pPr>
-              <w:jc w:val="left"/>
-            </w:pPr>
-            <w:r>
-              <w:rPr>
-                <w:rFonts w:ascii="TimeNewRoman" w:hAnsi="TimeNewRoman"/>
-                <w:sz w:val="30"/>
-              </w:rPr>
-              <w:t>60-58=</w:t>
-            </w:r>
-          </w:p>
-        </w:tc>
-        <w:tc>
-          <w:tcPr>
-            <w:tcW w:type="dxa" w:w="1987"/>
-          </w:tcPr>
-          <w:p>
-            <w:pPr>
-              <w:jc w:val="left"/>
-            </w:pPr>
-            <w:r>
-              <w:rPr>
-                <w:rFonts w:ascii="TimeNewRoman" w:hAnsi="TimeNewRoman"/>
-                <w:sz w:val="30"/>
-              </w:rPr>
-              <w:t>89-27=</w:t>
-            </w:r>
-          </w:p>
-        </w:tc>
-        <w:tc>
-          <w:tcPr>
-            <w:tcW w:type="dxa" w:w="1987"/>
-          </w:tcPr>
-          <w:p>
-            <w:pPr>
-              <w:jc w:val="left"/>
-            </w:pPr>
-            <w:r>
-              <w:rPr>
-                <w:rFonts w:ascii="TimeNewRoman" w:hAnsi="TimeNewRoman"/>
-                <w:sz w:val="30"/>
-              </w:rPr>
-              <w:t>53+8=</w:t>
-            </w:r>
-          </w:p>
-        </w:tc>
-      </w:tr>
-      <w:tr>
-        <w:tc>
-          <w:tcPr>
-            <w:tcW w:type="dxa" w:w="1987"/>
-          </w:tcPr>
-          <w:p>
-            <w:pPr>
-              <w:jc w:val="left"/>
-            </w:pPr>
-            <w:r>
-              <w:rPr>
-                <w:rFonts w:ascii="TimeNewRoman" w:hAnsi="TimeNewRoman"/>
-                <w:sz w:val="30"/>
-              </w:rPr>
-              <w:t>74-51=</w:t>
-            </w:r>
-          </w:p>
-        </w:tc>
-        <w:tc>
-          <w:tcPr>
-            <w:tcW w:type="dxa" w:w="1987"/>
-          </w:tcPr>
-          <w:p>
-            <w:pPr>
-              <w:jc w:val="left"/>
-            </w:pPr>
-            <w:r>
-              <w:rPr>
-                <w:rFonts w:ascii="TimeNewRoman" w:hAnsi="TimeNewRoman"/>
-                <w:sz w:val="30"/>
-              </w:rPr>
-              <w:t>82-74=</w:t>
-            </w:r>
-          </w:p>
-        </w:tc>
-        <w:tc>
-          <w:tcPr>
-            <w:tcW w:type="dxa" w:w="1987"/>
-          </w:tcPr>
-          <w:p>
-            <w:pPr>
-              <w:jc w:val="left"/>
-            </w:pPr>
-            <w:r>
-              <w:rPr>
-                <w:rFonts w:ascii="TimeNewRoman" w:hAnsi="TimeNewRoman"/>
-                <w:sz w:val="30"/>
-              </w:rPr>
-              <w:t>41-38=</w:t>
-            </w:r>
-          </w:p>
-        </w:tc>
-        <w:tc>
-          <w:tcPr>
-            <w:tcW w:type="dxa" w:w="1987"/>
-          </w:tcPr>
-          <w:p>
-            <w:pPr>
-              <w:jc w:val="left"/>
-            </w:pPr>
-            <w:r>
-              <w:rPr>
-                <w:rFonts w:ascii="TimeNewRoman" w:hAnsi="TimeNewRoman"/>
-                <w:sz w:val="30"/>
-              </w:rPr>
-              <w:t>72-34=</w:t>
-            </w:r>
-          </w:p>
-        </w:tc>
-        <w:tc>
-          <w:tcPr>
-            <w:tcW w:type="dxa" w:w="1987"/>
-          </w:tcPr>
-          <w:p>
-            <w:pPr>
-              <w:jc w:val="left"/>
-            </w:pPr>
-            <w:r>
-              <w:rPr>
-                <w:rFonts w:ascii="TimeNewRoman" w:hAnsi="TimeNewRoman"/>
-                <w:sz w:val="30"/>
-              </w:rPr>
-              <w:t>48+26=</w:t>
-            </w:r>
-          </w:p>
-        </w:tc>
-      </w:tr>
-      <w:tr>
-        <w:tc>
-          <w:tcPr>
-            <w:tcW w:type="dxa" w:w="1987"/>
-          </w:tcPr>
-          <w:p>
-            <w:pPr>
-              <w:jc w:val="left"/>
-            </w:pPr>
-            <w:r>
-              <w:rPr>
-                <w:rFonts w:ascii="TimeNewRoman" w:hAnsi="TimeNewRoman"/>
-                <w:sz w:val="30"/>
-              </w:rPr>
-              <w:t>92+7=</w:t>
-            </w:r>
-          </w:p>
-        </w:tc>
-        <w:tc>
-          <w:tcPr>
-            <w:tcW w:type="dxa" w:w="1987"/>
-          </w:tcPr>
-          <w:p>
-            <w:pPr>
-              <w:jc w:val="left"/>
-            </w:pPr>
-            <w:r>
-              <w:rPr>
-                <w:rFonts w:ascii="TimeNewRoman" w:hAnsi="TimeNewRoman"/>
-                <w:sz w:val="30"/>
-              </w:rPr>
-              <w:t>33-18=</w:t>
-            </w:r>
-          </w:p>
-        </w:tc>
-        <w:tc>
-          <w:tcPr>
-            <w:tcW w:type="dxa" w:w="1987"/>
-          </w:tcPr>
-          <w:p>
-            <w:pPr>
-              <w:jc w:val="left"/>
-            </w:pPr>
-            <w:r>
-              <w:rPr>
-                <w:rFonts w:ascii="TimeNewRoman" w:hAnsi="TimeNewRoman"/>
-                <w:sz w:val="30"/>
-              </w:rPr>
-              <w:t>36+45=</w:t>
-            </w:r>
-          </w:p>
-        </w:tc>
-        <w:tc>
-          <w:tcPr>
-            <w:tcW w:type="dxa" w:w="1987"/>
-          </w:tcPr>
-          <w:p>
-            <w:pPr>
-              <w:jc w:val="left"/>
-            </w:pPr>
-            <w:r>
-              <w:rPr>
-                <w:rFonts w:ascii="TimeNewRoman" w:hAnsi="TimeNewRoman"/>
-                <w:sz w:val="30"/>
-              </w:rPr>
-              <w:t>68+22=</w:t>
-            </w:r>
-          </w:p>
-        </w:tc>
-        <w:tc>
-          <w:tcPr>
-            <w:tcW w:type="dxa" w:w="1987"/>
-          </w:tcPr>
-          <w:p>
-            <w:pPr>
-              <w:jc w:val="left"/>
-            </w:pPr>
-            <w:r>
-              <w:rPr>
-                <w:rFonts w:ascii="TimeNewRoman" w:hAnsi="TimeNewRoman"/>
-                <w:sz w:val="30"/>
-              </w:rPr>
-              <w:t>0+29=</w:t>
-            </w:r>
-          </w:p>
-        </w:tc>
-      </w:tr>
-      <w:tr>
-        <w:tc>
-          <w:tcPr>
-            <w:tcW w:type="dxa" w:w="1987"/>
-          </w:tcPr>
-          <w:p>
-            <w:pPr>
-              <w:jc w:val="left"/>
-            </w:pPr>
-            <w:r>
-              <w:rPr>
-                <w:rFonts w:ascii="TimeNewRoman" w:hAnsi="TimeNewRoman"/>
-                <w:sz w:val="30"/>
-              </w:rPr>
-              <w:t>73+1=</w:t>
-            </w:r>
-          </w:p>
-        </w:tc>
-        <w:tc>
-          <w:tcPr>
-            <w:tcW w:type="dxa" w:w="1987"/>
-          </w:tcPr>
-          <w:p>
-            <w:pPr>
-              <w:jc w:val="left"/>
-            </w:pPr>
-            <w:r>
-              <w:rPr>
-                <w:rFonts w:ascii="TimeNewRoman" w:hAnsi="TimeNewRoman"/>
-                <w:sz w:val="30"/>
-              </w:rPr>
-              <w:t>62-7=</w:t>
-            </w:r>
-          </w:p>
-        </w:tc>
-        <w:tc>
-          <w:tcPr>
-            <w:tcW w:type="dxa" w:w="1987"/>
-          </w:tcPr>
-          <w:p>
-            <w:pPr>
-              <w:jc w:val="left"/>
-            </w:pPr>
-            <w:r>
-              <w:rPr>
-                <w:rFonts w:ascii="TimeNewRoman" w:hAnsi="TimeNewRoman"/>
-                <w:sz w:val="30"/>
-              </w:rPr>
-              <w:t>60-7=</w:t>
-            </w:r>
-          </w:p>
-        </w:tc>
-        <w:tc>
-          <w:tcPr>
-            <w:tcW w:type="dxa" w:w="1987"/>
-          </w:tcPr>
-          <w:p>
-            <w:pPr>
-              <w:jc w:val="left"/>
-            </w:pPr>
-            <w:r>
-              <w:rPr>
-                <w:rFonts w:ascii="TimeNewRoman" w:hAnsi="TimeNewRoman"/>
-                <w:sz w:val="30"/>
-              </w:rPr>
-              <w:t>52-0=</w:t>
-            </w:r>
-          </w:p>
-        </w:tc>
-        <w:tc>
-          <w:tcPr>
-            <w:tcW w:type="dxa" w:w="1987"/>
-          </w:tcPr>
-          <w:p>
-            <w:pPr>
-              <w:jc w:val="left"/>
-            </w:pPr>
-            <w:r>
-              <w:rPr>
-                <w:rFonts w:ascii="TimeNewRoman" w:hAnsi="TimeNewRoman"/>
-                <w:sz w:val="30"/>
-              </w:rPr>
-              <w:t>86-70=</w:t>
-            </w:r>
-          </w:p>
-        </w:tc>
-      </w:tr>
-      <w:tr>
-        <w:tc>
-          <w:tcPr>
-            <w:tcW w:type="dxa" w:w="1987"/>
-          </w:tcPr>
-          <w:p>
-            <w:pPr>
-              <w:jc w:val="left"/>
-            </w:pPr>
-            <w:r>
-              <w:rPr>
-                <w:rFonts w:ascii="TimeNewRoman" w:hAnsi="TimeNewRoman"/>
-                <w:sz w:val="30"/>
-              </w:rPr>
-              <w:t>48+30=</w:t>
-            </w:r>
-          </w:p>
-        </w:tc>
-        <w:tc>
-          <w:tcPr>
-            <w:tcW w:type="dxa" w:w="1987"/>
-          </w:tcPr>
-          <w:p>
-            <w:pPr>
-              <w:jc w:val="left"/>
-            </w:pPr>
-            <w:r>
-              <w:rPr>
-                <w:rFonts w:ascii="TimeNewRoman" w:hAnsi="TimeNewRoman"/>
-                <w:sz w:val="30"/>
-              </w:rPr>
-              <w:t>60-41=</w:t>
-            </w:r>
-          </w:p>
-        </w:tc>
-        <w:tc>
-          <w:tcPr>
-            <w:tcW w:type="dxa" w:w="1987"/>
-          </w:tcPr>
-          <w:p>
-            <w:pPr>
-              <w:jc w:val="left"/>
-            </w:pPr>
-            <w:r>
-              <w:rPr>
-                <w:rFonts w:ascii="TimeNewRoman" w:hAnsi="TimeNewRoman"/>
-                <w:sz w:val="30"/>
-              </w:rPr>
-              <w:t>30+4=</w:t>
-            </w:r>
-          </w:p>
-        </w:tc>
-        <w:tc>
-          <w:tcPr>
-            <w:tcW w:type="dxa" w:w="1987"/>
-          </w:tcPr>
-          <w:p>
-            <w:pPr>
-              <w:jc w:val="left"/>
-            </w:pPr>
-            <w:r>
-              <w:rPr>
-                <w:rFonts w:ascii="TimeNewRoman" w:hAnsi="TimeNewRoman"/>
-                <w:sz w:val="30"/>
-              </w:rPr>
-              <w:t>49-45=</w:t>
-            </w:r>
-          </w:p>
-        </w:tc>
-        <w:tc>
-          <w:tcPr>
-            <w:tcW w:type="dxa" w:w="1987"/>
-          </w:tcPr>
-          <w:p>
-            <w:pPr>
-              <w:jc w:val="left"/>
-            </w:pPr>
-            <w:r>
-              <w:rPr>
-                <w:rFonts w:ascii="TimeNewRoman" w:hAnsi="TimeNewRoman"/>
-                <w:sz w:val="30"/>
-              </w:rPr>
-              <w:t>98-23=</w:t>
-            </w:r>
-          </w:p>
-        </w:tc>
-      </w:tr>
-      <w:tr>
-        <w:tc>
-          <w:tcPr>
-            <w:tcW w:type="dxa" w:w="1987"/>
-          </w:tcPr>
-          <w:p>
-            <w:pPr>
-              <w:jc w:val="left"/>
-            </w:pPr>
-            <w:r>
-              <w:rPr>
-                <w:rFonts w:ascii="TimeNewRoman" w:hAnsi="TimeNewRoman"/>
-                <w:sz w:val="30"/>
-              </w:rPr>
-              <w:t>56-3=</w:t>
-            </w:r>
-          </w:p>
-        </w:tc>
-        <w:tc>
-          <w:tcPr>
-            <w:tcW w:type="dxa" w:w="1987"/>
-          </w:tcPr>
-          <w:p>
-            <w:pPr>
-              <w:jc w:val="left"/>
-            </w:pPr>
-            <w:r>
-              <w:rPr>
-                <w:rFonts w:ascii="TimeNewRoman" w:hAnsi="TimeNewRoman"/>
-                <w:sz w:val="30"/>
-              </w:rPr>
-              <w:t>92-42=</w:t>
-            </w:r>
-          </w:p>
-        </w:tc>
-        <w:tc>
-          <w:tcPr>
-            <w:tcW w:type="dxa" w:w="1987"/>
-          </w:tcPr>
-          <w:p>
-            <w:pPr>
-              <w:jc w:val="left"/>
-            </w:pPr>
-            <w:r>
-              <w:rPr>
-                <w:rFonts w:ascii="TimeNewRoman" w:hAnsi="TimeNewRoman"/>
-                <w:sz w:val="30"/>
-              </w:rPr>
-              <w:t>65+0=</w:t>
-            </w:r>
-          </w:p>
-        </w:tc>
-        <w:tc>
-          <w:tcPr>
-            <w:tcW w:type="dxa" w:w="1987"/>
-          </w:tcPr>
-          <w:p>
-            <w:pPr>
-              <w:jc w:val="left"/>
-            </w:pPr>
-            <w:r>
-              <w:rPr>
-                <w:rFonts w:ascii="TimeNewRoman" w:hAnsi="TimeNewRoman"/>
-                <w:sz w:val="30"/>
-              </w:rPr>
-              <w:t>15+21=</w:t>
-            </w:r>
-          </w:p>
-        </w:tc>
-        <w:tc>
-          <w:tcPr>
-            <w:tcW w:type="dxa" w:w="1987"/>
-          </w:tcPr>
-          <w:p>
-            <w:pPr>
-              <w:jc w:val="left"/>
-            </w:pPr>
-            <w:r>
-              <w:rPr>
-                <w:rFonts w:ascii="TimeNewRoman" w:hAnsi="TimeNewRoman"/>
-                <w:sz w:val="30"/>
-              </w:rPr>
-              <w:t>37+35=</w:t>
+              <w:t>99-2=</w:t>
             </w:r>
           </w:p>
         </w:tc>

--- a/addition_and_subtraction_within_100.docx
+++ b/addition_and_subtraction_within_100.docx
@@ -11,7 +11,7 @@
           <w:rFonts w:ascii="Arial" w:hAnsi="Arial"/>
           <w:sz w:val="30"/>
         </w:rPr>
-        <w:t>2026-09-27 Sunday</w:t>
+        <w:t>2026-09-28 Monday</w:t>
       </w:r>
     </w:p>
     <w:tbl>
@@ -40,7 +40,7 @@
                 <w:rFonts w:ascii="TimeNewRoman" w:hAnsi="TimeNewRoman"/>
                 <w:sz w:val="30"/>
               </w:rPr>
-              <w:t>19+27=</w:t>
+              <w:t>38-16=</w:t>
             </w:r>
           </w:p>
         </w:tc>
@@ -57,7 +57,7 @@
                 <w:rFonts w:ascii="TimeNewRoman" w:hAnsi="TimeNewRoman"/>
                 <w:sz w:val="30"/>
               </w:rPr>
-              <w:t>98-92=</w:t>
+              <w:t>61-4=</w:t>
             </w:r>
           </w:p>
         </w:tc>
@@ -74,7 +74,7 @@
                 <w:rFonts w:ascii="TimeNewRoman" w:hAnsi="TimeNewRoman"/>
                 <w:sz w:val="30"/>
               </w:rPr>
-              <w:t>54-35=</w:t>
+              <w:t>91-40=</w:t>
             </w:r>
           </w:p>
         </w:tc>
@@ -91,7 +91,7 @@
                 <w:rFonts w:ascii="TimeNewRoman" w:hAnsi="TimeNewRoman"/>
                 <w:sz w:val="30"/>
               </w:rPr>
-              <w:t>82+14=</w:t>
+              <w:t>57+10=</w:t>
             </w:r>
           </w:p>
         </w:tc>
@@ -108,7 +108,7 @@
                 <w:rFonts w:ascii="TimeNewRoman" w:hAnsi="TimeNewRoman"/>
                 <w:sz w:val="30"/>
               </w:rPr>
-              <w:t>43+53=</w:t>
+              <w:t>39+39=</w:t>
             </w:r>
           </w:p>
         </w:tc>
@@ -127,7 +127,7 @@
                 <w:rFonts w:ascii="TimeNewRoman" w:hAnsi="TimeNewRoman"/>
                 <w:sz w:val="30"/>
               </w:rPr>
-              <w:t>44+35=</w:t>
+              <w:t>50-9=</w:t>
             </w:r>
           </w:p>
         </w:tc>
@@ -144,7 +144,7 @@
                 <w:rFonts w:ascii="TimeNewRoman" w:hAnsi="TimeNewRoman"/>
                 <w:sz w:val="30"/>
               </w:rPr>
-              <w:t>69+14=</w:t>
+              <w:t>31+27=</w:t>
             </w:r>
           </w:p>
         </w:tc>
@@ -161,7 +161,7 @@
                 <w:rFonts w:ascii="TimeNewRoman" w:hAnsi="TimeNewRoman"/>
                 <w:sz w:val="30"/>
               </w:rPr>
-              <w:t>38-26=</w:t>
+              <w:t>70-51=</w:t>
             </w:r>
           </w:p>
         </w:tc>
@@ -178,7 +178,7 @@
                 <w:rFonts w:ascii="TimeNewRoman" w:hAnsi="TimeNewRoman"/>
                 <w:sz w:val="30"/>
               </w:rPr>
-              <w:t>52+24=</w:t>
+              <w:t>82-69=</w:t>
             </w:r>
           </w:p>
         </w:tc>
@@ -195,7 +195,7 @@
                 <w:rFonts w:ascii="TimeNewRoman" w:hAnsi="TimeNewRoman"/>
                 <w:sz w:val="30"/>
               </w:rPr>
-              <w:t>93-6=</w:t>
+              <w:t>70-21=</w:t>
             </w:r>
           </w:p>
         </w:tc>
@@ -214,7 +214,7 @@
                 <w:rFonts w:ascii="TimeNewRoman" w:hAnsi="TimeNewRoman"/>
                 <w:sz w:val="30"/>
               </w:rPr>
-              <w:t>27+6=</w:t>
+              <w:t>47-15=</w:t>
             </w:r>
           </w:p>
         </w:tc>
@@ -231,7 +231,7 @@
                 <w:rFonts w:ascii="TimeNewRoman" w:hAnsi="TimeNewRoman"/>
                 <w:sz w:val="30"/>
               </w:rPr>
-              <w:t>57-35=</w:t>
+              <w:t>26+67=</w:t>
             </w:r>
           </w:p>
         </w:tc>
@@ -248,7 +248,7 @@
                 <w:rFonts w:ascii="TimeNewRoman" w:hAnsi="TimeNewRoman"/>
                 <w:sz w:val="30"/>
               </w:rPr>
-              <w:t>74-48=</w:t>
+              <w:t>68+5=</w:t>
             </w:r>
           </w:p>
         </w:tc>
@@ -265,7 +265,7 @@
                 <w:rFonts w:ascii="TimeNewRoman" w:hAnsi="TimeNewRoman"/>
                 <w:sz w:val="30"/>
               </w:rPr>
-              <w:t>89-75=</w:t>
+              <w:t>63-26=</w:t>
             </w:r>
           </w:p>
         </w:tc>
@@ -282,7 +282,7 @@
                 <w:rFonts w:ascii="TimeNewRoman" w:hAnsi="TimeNewRoman"/>
                 <w:sz w:val="30"/>
               </w:rPr>
-              <w:t>13+56=</w:t>
+              <w:t>86-32=</w:t>
             </w:r>
           </w:p>
         </w:tc>
@@ -301,7 +301,7 @@
                 <w:rFonts w:ascii="TimeNewRoman" w:hAnsi="TimeNewRoman"/>
                 <w:sz w:val="30"/>
               </w:rPr>
-              <w:t>42-3=</w:t>
+              <w:t>89-3=</w:t>
             </w:r>
           </w:p>
         </w:tc>
@@ -318,7 +318,7 @@
                 <w:rFonts w:ascii="TimeNewRoman" w:hAnsi="TimeNewRoman"/>
                 <w:sz w:val="30"/>
               </w:rPr>
-              <w:t>41+55=</w:t>
+              <w:t>65-18=</w:t>
             </w:r>
           </w:p>
         </w:tc>
@@ -335,7 +335,7 @@
                 <w:rFonts w:ascii="TimeNewRoman" w:hAnsi="TimeNewRoman"/>
                 <w:sz w:val="30"/>
               </w:rPr>
-              <w:t>99-94=</w:t>
+              <w:t>95-6=</w:t>
             </w:r>
           </w:p>
         </w:tc>
@@ -352,7 +352,7 @@
                 <w:rFonts w:ascii="TimeNewRoman" w:hAnsi="TimeNewRoman"/>
                 <w:sz w:val="30"/>
               </w:rPr>
-              <w:t>58-20=</w:t>
+              <w:t>84-2=</w:t>
             </w:r>
           </w:p>
         </w:tc>
@@ -369,7 +369,7 @@
                 <w:rFonts w:ascii="TimeNewRoman" w:hAnsi="TimeNewRoman"/>
                 <w:sz w:val="30"/>
               </w:rPr>
-              <w:t>59+5=</w:t>
+              <w:t>49-46=</w:t>
             </w:r>
           </w:p>
         </w:tc>
@@ -388,7 +388,7 @@
                 <w:rFonts w:ascii="TimeNewRoman" w:hAnsi="TimeNewRoman"/>
                 <w:sz w:val="30"/>
               </w:rPr>
-              <w:t>76-64=</w:t>
+              <w:t>70-9=</w:t>
             </w:r>
           </w:p>
         </w:tc>
@@ -405,7 +405,7 @@
                 <w:rFonts w:ascii="TimeNewRoman" w:hAnsi="TimeNewRoman"/>
                 <w:sz w:val="30"/>
               </w:rPr>
-              <w:t>17-16=</w:t>
+              <w:t>87-68=</w:t>
             </w:r>
           </w:p>
         </w:tc>
@@ -422,7 +422,7 @@
                 <w:rFonts w:ascii="TimeNewRoman" w:hAnsi="TimeNewRoman"/>
                 <w:sz w:val="30"/>
               </w:rPr>
-              <w:t>51-11=</w:t>
+              <w:t>44-30=</w:t>
             </w:r>
           </w:p>
         </w:tc>
@@ -439,7 +439,7 @@
                 <w:rFonts w:ascii="TimeNewRoman" w:hAnsi="TimeNewRoman"/>
                 <w:sz w:val="30"/>
               </w:rPr>
-              <w:t>1+77=</w:t>
+              <w:t>7+66=</w:t>
             </w:r>
           </w:p>
         </w:tc>
@@ -456,7 +456,7 @@
                 <w:rFonts w:ascii="TimeNewRoman" w:hAnsi="TimeNewRoman"/>
                 <w:sz w:val="30"/>
               </w:rPr>
-              <w:t>77-12=</w:t>
+              <w:t>75+10=</w:t>
             </w:r>
           </w:p>
         </w:tc>
@@ -475,7 +475,7 @@
                 <w:rFonts w:ascii="TimeNewRoman" w:hAnsi="TimeNewRoman"/>
                 <w:sz w:val="30"/>
               </w:rPr>
-              <w:t>37-35=</w:t>
+              <w:t>29+6=</w:t>
             </w:r>
           </w:p>
         </w:tc>
@@ -492,7 +492,7 @@
                 <w:rFonts w:ascii="TimeNewRoman" w:hAnsi="TimeNewRoman"/>
                 <w:sz w:val="30"/>
               </w:rPr>
-              <w:t>73-40=</w:t>
+              <w:t>46+35=</w:t>
             </w:r>
           </w:p>
         </w:tc>
@@ -509,7 +509,7 @@
                 <w:rFonts w:ascii="TimeNewRoman" w:hAnsi="TimeNewRoman"/>
                 <w:sz w:val="30"/>
               </w:rPr>
-              <w:t>76+17=</w:t>
+              <w:t>62-41=</w:t>
             </w:r>
           </w:p>
         </w:tc>
@@ -526,7 +526,7 @@
                 <w:rFonts w:ascii="TimeNewRoman" w:hAnsi="TimeNewRoman"/>
                 <w:sz w:val="30"/>
               </w:rPr>
-              <w:t>59-49=</w:t>
+              <w:t>73-8=</w:t>
             </w:r>
           </w:p>
         </w:tc>
@@ -543,7 +543,7 @@
                 <w:rFonts w:ascii="TimeNewRoman" w:hAnsi="TimeNewRoman"/>
                 <w:sz w:val="30"/>
               </w:rPr>
-              <w:t>66-49=</w:t>
+              <w:t>11+22=</w:t>
             </w:r>
           </w:p>
         </w:tc>
@@ -562,7 +562,7 @@
                 <w:rFonts w:ascii="TimeNewRoman" w:hAnsi="TimeNewRoman"/>
                 <w:sz w:val="30"/>
               </w:rPr>
-              <w:t>41-4=</w:t>
+              <w:t>67-40=</w:t>
             </w:r>
           </w:p>
         </w:tc>
@@ -579,7 +579,7 @@
                 <w:rFonts w:ascii="TimeNewRoman" w:hAnsi="TimeNewRoman"/>
                 <w:sz w:val="30"/>
               </w:rPr>
-              <w:t>67+15=</w:t>
+              <w:t>17+49=</w:t>
             </w:r>
           </w:p>
         </w:tc>
@@ -596,7 +596,7 @@
                 <w:rFonts w:ascii="TimeNewRoman" w:hAnsi="TimeNewRoman"/>
                 <w:sz w:val="30"/>
               </w:rPr>
-              <w:t>51-10=</w:t>
+              <w:t>92-26=</w:t>
             </w:r>
           </w:p>
         </w:tc>
@@ -613,7 +613,7 @@
                 <w:rFonts w:ascii="TimeNewRoman" w:hAnsi="TimeNewRoman"/>
                 <w:sz w:val="30"/>
               </w:rPr>
-              <w:t>98-37=</w:t>
+              <w:t>65-39=</w:t>
             </w:r>
           </w:p>
         </w:tc>
@@ -630,7 +630,7 @@
                 <w:rFonts w:ascii="TimeNewRoman" w:hAnsi="TimeNewRoman"/>
                 <w:sz w:val="30"/>
               </w:rPr>
-              <w:t>18+13=</w:t>
+              <w:t>47-13=</w:t>
             </w:r>
           </w:p>
         </w:tc>
@@ -649,7 +649,7 @@
                 <w:rFonts w:ascii="TimeNewRoman" w:hAnsi="TimeNewRoman"/>
                 <w:sz w:val="30"/>
               </w:rPr>
-              <w:t>75-33=</w:t>
+              <w:t>66-0=</w:t>
             </w:r>
           </w:p>
         </w:tc>
@@ -666,7 +666,7 @@
                 <w:rFonts w:ascii="TimeNewRoman" w:hAnsi="TimeNewRoman"/>
                 <w:sz w:val="30"/>
               </w:rPr>
-              <w:t>80-12=</w:t>
+              <w:t>57+27=</w:t>
             </w:r>
           </w:p>
         </w:tc>
@@ -683,7 +683,7 @@
                 <w:rFonts w:ascii="TimeNewRoman" w:hAnsi="TimeNewRoman"/>
                 <w:sz w:val="30"/>
               </w:rPr>
-              <w:t>23-1=</w:t>
+              <w:t>62+27=</w:t>
             </w:r>
           </w:p>
         </w:tc>
@@ -700,7 +700,7 @@
                 <w:rFonts w:ascii="TimeNewRoman" w:hAnsi="TimeNewRoman"/>
                 <w:sz w:val="30"/>
               </w:rPr>
-              <w:t>29+34=</w:t>
+              <w:t>79-30=</w:t>
             </w:r>
           </w:p>
         </w:tc>
@@ -717,7 +717,7 @@
                 <w:rFonts w:ascii="TimeNewRoman" w:hAnsi="TimeNewRoman"/>
                 <w:sz w:val="30"/>
               </w:rPr>
-              <w:t>57-40=</w:t>
+              <w:t>31+44=</w:t>
             </w:r>
           </w:p>
         </w:tc>
@@ -736,7 +736,7 @@
                 <w:rFonts w:ascii="TimeNewRoman" w:hAnsi="TimeNewRoman"/>
                 <w:sz w:val="30"/>
               </w:rPr>
-              <w:t>70+21=</w:t>
+              <w:t>57+9=</w:t>
             </w:r>
           </w:p>
         </w:tc>
@@ -753,7 +753,7 @@
                 <w:rFonts w:ascii="TimeNewRoman" w:hAnsi="TimeNewRoman"/>
                 <w:sz w:val="30"/>
               </w:rPr>
-              <w:t>61-11=</w:t>
+              <w:t>96-66=</w:t>
             </w:r>
           </w:p>
         </w:tc>
@@ -770,7 +770,7 @@
                 <w:rFonts w:ascii="TimeNewRoman" w:hAnsi="TimeNewRoman"/>
                 <w:sz w:val="30"/>
               </w:rPr>
-              <w:t>30-27=</w:t>
+              <w:t>37-8=</w:t>
             </w:r>
           </w:p>
         </w:tc>
@@ -787,7 +787,7 @@
                 <w:rFonts w:ascii="TimeNewRoman" w:hAnsi="TimeNewRoman"/>
                 <w:sz w:val="30"/>
               </w:rPr>
-              <w:t>88-29=</w:t>
+              <w:t>64-20=</w:t>
             </w:r>
           </w:p>
         </w:tc>
@@ -804,7 +804,7 @@
                 <w:rFonts w:ascii="TimeNewRoman" w:hAnsi="TimeNewRoman"/>
                 <w:sz w:val="30"/>
               </w:rPr>
-              <w:t>16+55=</w:t>
+              <w:t>78-14=</w:t>
             </w:r>
           </w:p>
         </w:tc>
@@ -823,7 +823,7 @@
                 <w:rFonts w:ascii="TimeNewRoman" w:hAnsi="TimeNewRoman"/>
                 <w:sz w:val="30"/>
               </w:rPr>
-              <w:t>42-9=</w:t>
+              <w:t>19+15=</w:t>
             </w:r>
           </w:p>
         </w:tc>
@@ -840,7 +840,7 @@
                 <w:rFonts w:ascii="TimeNewRoman" w:hAnsi="TimeNewRoman"/>
                 <w:sz w:val="30"/>
               </w:rPr>
-              <w:t>38+57=</w:t>
+              <w:t>21+28=</w:t>
             </w:r>
           </w:p>
         </w:tc>
@@ -857,7 +857,7 @@
                 <w:rFonts w:ascii="TimeNewRoman" w:hAnsi="TimeNewRoman"/>
                 <w:sz w:val="30"/>
               </w:rPr>
-              <w:t>81-7=</w:t>
+              <w:t>98-23=</w:t>
             </w:r>
           </w:p>
         </w:tc>
@@ -874,7 +874,7 @@
                 <w:rFonts w:ascii="TimeNewRoman" w:hAnsi="TimeNewRoman"/>
                 <w:sz w:val="30"/>
               </w:rPr>
-              <w:t>89-22=</w:t>
+              <w:t>40+10=</w:t>
             </w:r>
           </w:p>
         </w:tc>
@@ -891,7 +891,7 @@
                 <w:rFonts w:ascii="TimeNewRoman" w:hAnsi="TimeNewRoman"/>
                 <w:sz w:val="30"/>
               </w:rPr>
-              <w:t>90-26=</w:t>
+              <w:t>62-28=</w:t>
             </w:r>
           </w:p>
         </w:tc>
@@ -910,7 +910,7 @@
                 <w:rFonts w:ascii="TimeNewRoman" w:hAnsi="TimeNewRoman"/>
                 <w:sz w:val="30"/>
               </w:rPr>
-              <w:t>50+17=</w:t>
+              <w:t>8+25=</w:t>
             </w:r>
           </w:p>
         </w:tc>
@@ -927,7 +927,7 @@
                 <w:rFonts w:ascii="TimeNewRoman" w:hAnsi="TimeNewRoman"/>
                 <w:sz w:val="30"/>
               </w:rPr>
-              <w:t>10+4=</w:t>
+              <w:t>53-23=</w:t>
             </w:r>
           </w:p>
         </w:tc>
@@ -944,7 +944,7 @@
                 <w:rFonts w:ascii="TimeNewRoman" w:hAnsi="TimeNewRoman"/>
                 <w:sz w:val="30"/>
               </w:rPr>
-              <w:t>58+28=</w:t>
+              <w:t>61+2=</w:t>
             </w:r>
           </w:p>
         </w:tc>
@@ -961,7 +961,7 @@
                 <w:rFonts w:ascii="TimeNewRoman" w:hAnsi="TimeNewRoman"/>
                 <w:sz w:val="30"/>
               </w:rPr>
-              <w:t>98-53=</w:t>
+              <w:t>25+65=</w:t>
             </w:r>
           </w:p>
         </w:tc>
@@ -978,7 +978,7 @@
                 <w:rFonts w:ascii="TimeNewRoman" w:hAnsi="TimeNewRoman"/>
                 <w:sz w:val="30"/>
               </w:rPr>
-              <w:t>55-40=</w:t>
+              <w:t>30+8=</w:t>
             </w:r>
           </w:p>
         </w:tc>
@@ -997,7 +997,7 @@
                 <w:rFonts w:ascii="TimeNewRoman" w:hAnsi="TimeNewRoman"/>
                 <w:sz w:val="30"/>
               </w:rPr>
-              <w:t>42-40=</w:t>
+              <w:t>29+35=</w:t>
             </w:r>
           </w:p>
         </w:tc>
@@ -1014,7 +1014,7 @@
                 <w:rFonts w:ascii="TimeNewRoman" w:hAnsi="TimeNewRoman"/>
                 <w:sz w:val="30"/>
               </w:rPr>
-              <w:t>45+19=</w:t>
+              <w:t>93-17=</w:t>
             </w:r>
           </w:p>
         </w:tc>
@@ -1031,7 +1031,7 @@
                 <w:rFonts w:ascii="TimeNewRoman" w:hAnsi="TimeNewRoman"/>
                 <w:sz w:val="30"/>
               </w:rPr>
-              <w:t>3+48=</w:t>
+              <w:t>95-51=</w:t>
             </w:r>
           </w:p>
         </w:tc>
@@ -1048,7 +1048,7 @@
                 <w:rFonts w:ascii="TimeNewRoman" w:hAnsi="TimeNewRoman"/>
                 <w:sz w:val="30"/>
               </w:rPr>
-              <w:t>1+89=</w:t>
+              <w:t>64-11=</w:t>
             </w:r>
           </w:p>
         </w:tc>
@@ -1065,7 +1065,7 @@
                 <w:rFonts w:ascii="TimeNewRoman" w:hAnsi="TimeNewRoman"/>
                 <w:sz w:val="30"/>
               </w:rPr>
-              <w:t>21+75=</w:t>
+              <w:t>52+21=</w:t>
             </w:r>
           </w:p>
         </w:tc>
@@ -1084,7 +1084,7 @@
                 <w:rFonts w:ascii="TimeNewRoman" w:hAnsi="TimeNewRoman"/>
                 <w:sz w:val="30"/>
               </w:rPr>
-              <w:t>16+48=</w:t>
+              <w:t>82-81=</w:t>
             </w:r>
           </w:p>
         </w:tc>
@@ -1101,7 +1101,7 @@
                 <w:rFonts w:ascii="TimeNewRoman" w:hAnsi="TimeNewRoman"/>
                 <w:sz w:val="30"/>
               </w:rPr>
-              <w:t>68-38=</w:t>
+              <w:t>88-25=</w:t>
             </w:r>
           </w:p>
         </w:tc>
@@ -1118,7 +1118,7 @@
                 <w:rFonts w:ascii="TimeNewRoman" w:hAnsi="TimeNewRoman"/>
                 <w:sz w:val="30"/>
               </w:rPr>
-              <w:t>87-17=</w:t>
+              <w:t>12+48=</w:t>
             </w:r>
           </w:p>
         </w:tc>
@@ -1135,7 +1135,7 @@
                 <w:rFonts w:ascii="TimeNewRoman" w:hAnsi="TimeNewRoman"/>
                 <w:sz w:val="30"/>
               </w:rPr>
-              <w:t>98-48=</w:t>
+              <w:t>12-1=</w:t>
             </w:r>
           </w:p>
         </w:tc>
@@ -1152,7 +1152,7 @@
                 <w:rFonts w:ascii="TimeNewRoman" w:hAnsi="TimeNewRoman"/>
                 <w:sz w:val="30"/>
               </w:rPr>
-              <w:t>93-66=</w:t>
+              <w:t>80-41=</w:t>
             </w:r>
           </w:p>
         </w:tc>
@@ -1171,7 +1171,7 @@
                 <w:rFonts w:ascii="TimeNewRoman" w:hAnsi="TimeNewRoman"/>
                 <w:sz w:val="30"/>
               </w:rPr>
-              <w:t>46-21=</w:t>
+              <w:t>96-75=</w:t>
             </w:r>
           </w:p>
         </w:tc>
@@ -1188,7 +1188,7 @@
                 <w:rFonts w:ascii="TimeNewRoman" w:hAnsi="TimeNewRoman"/>
                 <w:sz w:val="30"/>
               </w:rPr>
-              <w:t>51-14=</w:t>
+              <w:t>84+8=</w:t>
             </w:r>
           </w:p>
         </w:tc>
@@ -1205,7 +1205,7 @@
                 <w:rFonts w:ascii="TimeNewRoman" w:hAnsi="TimeNewRoman"/>
                 <w:sz w:val="30"/>
               </w:rPr>
-              <w:t>14+36=</w:t>
+              <w:t>96-15=</w:t>
             </w:r>
           </w:p>
         </w:tc>
@@ -1222,7 +1222,7 @@
                 <w:rFonts w:ascii="TimeNewRoman" w:hAnsi="TimeNewRoman"/>
                 <w:sz w:val="30"/>
               </w:rPr>
-              <w:t>86-29=</w:t>
+              <w:t>0+16=</w:t>
             </w:r>
           </w:p>
         </w:tc>
@@ -1239,7 +1239,7 @@
                 <w:rFonts w:ascii="TimeNewRoman" w:hAnsi="TimeNewRoman"/>
                 <w:sz w:val="30"/>
               </w:rPr>
-              <w:t>1+66=</w:t>
+              <w:t>36-18=</w:t>
             </w:r>
           </w:p>
         </w:tc>
@@ -1258,428 +1258,10 @@
                 <w:rFonts w:ascii="TimeNewRoman" w:hAnsi="TimeNewRoman"/>
                 <w:sz w:val="30"/>
               </w:rPr>
-              <w:t>21+54=</w:t>
+              <w:t>28+12=</w:t>
             </w:r>
           </w:p>
         </w:tc>
-        <w:tc>
-          <w:tcPr>
-            <w:tcW w:type="dxa" w:w="1987"/>
-          </w:tcPr>
-          <w:p>
-            <w:pPr>
-              <w:jc w:val="left"/>
-            </w:pPr>
-            <w:r>
-              <w:rPr>
-                <w:rFonts w:ascii="TimeNewRoman" w:hAnsi="TimeNewRoman"/>
-                <w:sz w:val="30"/>
-              </w:rPr>
-              <w:t>67-63=</w:t>
-            </w:r>
-          </w:p>
-        </w:tc>
-        <w:tc>
-          <w:tcPr>
-            <w:tcW w:type="dxa" w:w="1987"/>
-          </w:tcPr>
-          <w:p>
-            <w:pPr>
-              <w:jc w:val="left"/>
-            </w:pPr>
-            <w:r>
-              <w:rPr>
-                <w:rFonts w:ascii="TimeNewRoman" w:hAnsi="TimeNewRoman"/>
-                <w:sz w:val="30"/>
-              </w:rPr>
-              <w:t>21+61=</w:t>
-            </w:r>
-          </w:p>
-        </w:tc>
-        <w:tc>
-          <w:tcPr>
-            <w:tcW w:type="dxa" w:w="1987"/>
-          </w:tcPr>
-          <w:p>
-            <w:pPr>
-              <w:jc w:val="left"/>
-            </w:pPr>
-            <w:r>
-              <w:rPr>
-                <w:rFonts w:ascii="TimeNewRoman" w:hAnsi="TimeNewRoman"/>
-                <w:sz w:val="30"/>
-              </w:rPr>
-              <w:t>31-16=</w:t>
-            </w:r>
-          </w:p>
-        </w:tc>
-        <w:tc>
-          <w:tcPr>
-            <w:tcW w:type="dxa" w:w="1987"/>
-          </w:tcPr>
-          <w:p>
-            <w:pPr>
-              <w:jc w:val="left"/>
-            </w:pPr>
-            <w:r>
-              <w:rPr>
-                <w:rFonts w:ascii="TimeNewRoman" w:hAnsi="TimeNewRoman"/>
-                <w:sz w:val="30"/>
-              </w:rPr>
-              <w:t>56+8=</w:t>
-            </w:r>
-          </w:p>
-        </w:tc>
-      </w:tr>
-      <w:tr>
-        <w:tc>
-          <w:tcPr>
-            <w:tcW w:type="dxa" w:w="1987"/>
-          </w:tcPr>
-          <w:p>
-            <w:pPr>
-              <w:jc w:val="left"/>
-            </w:pPr>
-            <w:r>
-              <w:rPr>
-                <w:rFonts w:ascii="TimeNewRoman" w:hAnsi="TimeNewRoman"/>
-                <w:sz w:val="30"/>
-              </w:rPr>
-              <w:t>34+35=</w:t>
-            </w:r>
-          </w:p>
-        </w:tc>
-        <w:tc>
-          <w:tcPr>
-            <w:tcW w:type="dxa" w:w="1987"/>
-          </w:tcPr>
-          <w:p>
-            <w:pPr>
-              <w:jc w:val="left"/>
-            </w:pPr>
-            <w:r>
-              <w:rPr>
-                <w:rFonts w:ascii="TimeNewRoman" w:hAnsi="TimeNewRoman"/>
-                <w:sz w:val="30"/>
-              </w:rPr>
-              <w:t>62-38=</w:t>
-            </w:r>
-          </w:p>
-        </w:tc>
-        <w:tc>
-          <w:tcPr>
-            <w:tcW w:type="dxa" w:w="1987"/>
-          </w:tcPr>
-          <w:p>
-            <w:pPr>
-              <w:jc w:val="left"/>
-            </w:pPr>
-            <w:r>
-              <w:rPr>
-                <w:rFonts w:ascii="TimeNewRoman" w:hAnsi="TimeNewRoman"/>
-                <w:sz w:val="30"/>
-              </w:rPr>
-              <w:t>87-15=</w:t>
-            </w:r>
-          </w:p>
-        </w:tc>
-        <w:tc>
-          <w:tcPr>
-            <w:tcW w:type="dxa" w:w="1987"/>
-          </w:tcPr>
-          <w:p>
-            <w:pPr>
-              <w:jc w:val="left"/>
-            </w:pPr>
-            <w:r>
-              <w:rPr>
-                <w:rFonts w:ascii="TimeNewRoman" w:hAnsi="TimeNewRoman"/>
-                <w:sz w:val="30"/>
-              </w:rPr>
-              <w:t>27+51=</w:t>
-            </w:r>
-          </w:p>
-        </w:tc>
-        <w:tc>
-          <w:tcPr>
-            <w:tcW w:type="dxa" w:w="1987"/>
-          </w:tcPr>
-          <w:p>
-            <w:pPr>
-              <w:jc w:val="left"/>
-            </w:pPr>
-            <w:r>
-              <w:rPr>
-                <w:rFonts w:ascii="TimeNewRoman" w:hAnsi="TimeNewRoman"/>
-                <w:sz w:val="30"/>
-              </w:rPr>
-              <w:t>86-46=</w:t>
-            </w:r>
-          </w:p>
-        </w:tc>
-      </w:tr>
-      <w:tr>
-        <w:tc>
-          <w:tcPr>
-            <w:tcW w:type="dxa" w:w="1987"/>
-          </w:tcPr>
-          <w:p>
-            <w:pPr>
-              <w:jc w:val="left"/>
-            </w:pPr>
-            <w:r>
-              <w:rPr>
-                <w:rFonts w:ascii="TimeNewRoman" w:hAnsi="TimeNewRoman"/>
-                <w:sz w:val="30"/>
-              </w:rPr>
-              <w:t>77-21=</w:t>
-            </w:r>
-          </w:p>
-        </w:tc>
-        <w:tc>
-          <w:tcPr>
-            <w:tcW w:type="dxa" w:w="1987"/>
-          </w:tcPr>
-          <w:p>
-            <w:pPr>
-              <w:jc w:val="left"/>
-            </w:pPr>
-            <w:r>
-              <w:rPr>
-                <w:rFonts w:ascii="TimeNewRoman" w:hAnsi="TimeNewRoman"/>
-                <w:sz w:val="30"/>
-              </w:rPr>
-              <w:t>45-32=</w:t>
-            </w:r>
-          </w:p>
-        </w:tc>
-        <w:tc>
-          <w:tcPr>
-            <w:tcW w:type="dxa" w:w="1987"/>
-          </w:tcPr>
-          <w:p>
-            <w:pPr>
-              <w:jc w:val="left"/>
-            </w:pPr>
-            <w:r>
-              <w:rPr>
-                <w:rFonts w:ascii="TimeNewRoman" w:hAnsi="TimeNewRoman"/>
-                <w:sz w:val="30"/>
-              </w:rPr>
-              <w:t>54-16=</w:t>
-            </w:r>
-          </w:p>
-        </w:tc>
-        <w:tc>
-          <w:tcPr>
-            <w:tcW w:type="dxa" w:w="1987"/>
-          </w:tcPr>
-          <w:p>
-            <w:pPr>
-              <w:jc w:val="left"/>
-            </w:pPr>
-            <w:r>
-              <w:rPr>
-                <w:rFonts w:ascii="TimeNewRoman" w:hAnsi="TimeNewRoman"/>
-                <w:sz w:val="30"/>
-              </w:rPr>
-              <w:t>5+9=</w:t>
-            </w:r>
-          </w:p>
-        </w:tc>
-        <w:tc>
-          <w:tcPr>
-            <w:tcW w:type="dxa" w:w="1987"/>
-          </w:tcPr>
-          <w:p>
-            <w:pPr>
-              <w:jc w:val="left"/>
-            </w:pPr>
-            <w:r>
-              <w:rPr>
-                <w:rFonts w:ascii="TimeNewRoman" w:hAnsi="TimeNewRoman"/>
-                <w:sz w:val="30"/>
-              </w:rPr>
-              <w:t>41+36=</w:t>
-            </w:r>
-          </w:p>
-        </w:tc>
-      </w:tr>
-      <w:tr>
-        <w:tc>
-          <w:tcPr>
-            <w:tcW w:type="dxa" w:w="1987"/>
-          </w:tcPr>
-          <w:p>
-            <w:pPr>
-              <w:jc w:val="left"/>
-            </w:pPr>
-            <w:r>
-              <w:rPr>
-                <w:rFonts w:ascii="TimeNewRoman" w:hAnsi="TimeNewRoman"/>
-                <w:sz w:val="30"/>
-              </w:rPr>
-              <w:t>60-12=</w:t>
-            </w:r>
-          </w:p>
-        </w:tc>
-        <w:tc>
-          <w:tcPr>
-            <w:tcW w:type="dxa" w:w="1987"/>
-          </w:tcPr>
-          <w:p>
-            <w:pPr>
-              <w:jc w:val="left"/>
-            </w:pPr>
-            <w:r>
-              <w:rPr>
-                <w:rFonts w:ascii="TimeNewRoman" w:hAnsi="TimeNewRoman"/>
-                <w:sz w:val="30"/>
-              </w:rPr>
-              <w:t>3+70=</w:t>
-            </w:r>
-          </w:p>
-        </w:tc>
-        <w:tc>
-          <w:tcPr>
-            <w:tcW w:type="dxa" w:w="1987"/>
-          </w:tcPr>
-          <w:p>
-            <w:pPr>
-              <w:jc w:val="left"/>
-            </w:pPr>
-            <w:r>
-              <w:rPr>
-                <w:rFonts w:ascii="TimeNewRoman" w:hAnsi="TimeNewRoman"/>
-                <w:sz w:val="30"/>
-              </w:rPr>
-              <w:t>36+11=</w:t>
-            </w:r>
-          </w:p>
-        </w:tc>
-        <w:tc>
-          <w:tcPr>
-            <w:tcW w:type="dxa" w:w="1987"/>
-          </w:tcPr>
-          <w:p>
-            <w:pPr>
-              <w:jc w:val="left"/>
-            </w:pPr>
-            <w:r>
-              <w:rPr>
-                <w:rFonts w:ascii="TimeNewRoman" w:hAnsi="TimeNewRoman"/>
-                <w:sz w:val="30"/>
-              </w:rPr>
-              <w:t>45-37=</w:t>
-            </w:r>
-          </w:p>
-        </w:tc>
-        <w:tc>
-          <w:tcPr>
-            <w:tcW w:type="dxa" w:w="1987"/>
-          </w:tcPr>
-          <w:p>
-            <w:pPr>
-              <w:jc w:val="left"/>
-            </w:pPr>
-            <w:r>
-              <w:rPr>
-                <w:rFonts w:ascii="TimeNewRoman" w:hAnsi="TimeNewRoman"/>
-                <w:sz w:val="30"/>
-              </w:rPr>
-              <w:t>59-44=</w:t>
-            </w:r>
-          </w:p>
-        </w:tc>
-      </w:tr>
-      <w:tr>
-        <w:tc>
-          <w:tcPr>
-            <w:tcW w:type="dxa" w:w="1987"/>
-          </w:tcPr>
-          <w:p>
-            <w:pPr>
-              <w:jc w:val="left"/>
-            </w:pPr>
-            <w:r>
-              <w:rPr>
-                <w:rFonts w:ascii="TimeNewRoman" w:hAnsi="TimeNewRoman"/>
-                <w:sz w:val="30"/>
-              </w:rPr>
-              <w:t>58-42=</w:t>
-            </w:r>
-          </w:p>
-        </w:tc>
-        <w:tc>
-          <w:tcPr>
-            <w:tcW w:type="dxa" w:w="1987"/>
-          </w:tcPr>
-          <w:p>
-            <w:pPr>
-              <w:jc w:val="left"/>
-            </w:pPr>
-            <w:r>
-              <w:rPr>
-                <w:rFonts w:ascii="TimeNewRoman" w:hAnsi="TimeNewRoman"/>
-                <w:sz w:val="30"/>
-              </w:rPr>
-              <w:t>11+63=</w:t>
-            </w:r>
-          </w:p>
-        </w:tc>
-        <w:tc>
-          <w:tcPr>
-            <w:tcW w:type="dxa" w:w="1987"/>
-          </w:tcPr>
-          <w:p>
-            <w:pPr>
-              <w:jc w:val="left"/>
-            </w:pPr>
-            <w:r>
-              <w:rPr>
-                <w:rFonts w:ascii="TimeNewRoman" w:hAnsi="TimeNewRoman"/>
-                <w:sz w:val="30"/>
-              </w:rPr>
-              <w:t>83-10=</w:t>
-            </w:r>
-          </w:p>
-        </w:tc>
-        <w:tc>
-          <w:tcPr>
-            <w:tcW w:type="dxa" w:w="1987"/>
-          </w:tcPr>
-          <w:p>
-            <w:pPr>
-              <w:jc w:val="left"/>
-            </w:pPr>
-            <w:r>
-              <w:rPr>
-                <w:rFonts w:ascii="TimeNewRoman" w:hAnsi="TimeNewRoman"/>
-                <w:sz w:val="30"/>
-              </w:rPr>
-              <w:t>73+13=</w:t>
-            </w:r>
-          </w:p>
-        </w:tc>
-        <w:tc>
-          <w:tcPr>
-            <w:tcW w:type="dxa" w:w="1987"/>
-          </w:tcPr>
-          <w:p>
-            <w:pPr>
-              <w:jc w:val="left"/>
-            </w:pPr>
-            <w:r>
-              <w:rPr>
-                <w:rFonts w:ascii="TimeNewRoman" w:hAnsi="TimeNewRoman"/>
-                <w:sz w:val="30"/>
-              </w:rPr>
-              <w:t>47+36=</w:t>
-            </w:r>
-          </w:p>
-        </w:tc>
-      </w:tr>
-      <w:tr>
         <w:tc>
           <w:tcPr>
             <w:tcW w:type="dxa" w:w="1987"/>
@@ -1710,7 +1292,7 @@
                 <w:rFonts w:ascii="TimeNewRoman" w:hAnsi="TimeNewRoman"/>
                 <w:sz w:val="30"/>
               </w:rPr>
-              <w:t>94-65=</w:t>
+              <w:t>97-31=</w:t>
             </w:r>
           </w:p>
         </w:tc>
@@ -1727,7 +1309,7 @@
                 <w:rFonts w:ascii="TimeNewRoman" w:hAnsi="TimeNewRoman"/>
                 <w:sz w:val="30"/>
               </w:rPr>
-              <w:t>95-55=</w:t>
+              <w:t>2+71=</w:t>
             </w:r>
           </w:p>
         </w:tc>
@@ -1744,7 +1326,26 @@
                 <w:rFonts w:ascii="TimeNewRoman" w:hAnsi="TimeNewRoman"/>
                 <w:sz w:val="30"/>
               </w:rPr>
-              <w:t>97-15=</w:t>
+              <w:t>9+88=</w:t>
+            </w:r>
+          </w:p>
+        </w:tc>
+      </w:tr>
+      <w:tr>
+        <w:tc>
+          <w:tcPr>
+            <w:tcW w:type="dxa" w:w="1987"/>
+          </w:tcPr>
+          <w:p>
+            <w:pPr>
+              <w:jc w:val="left"/>
+            </w:pPr>
+            <w:r>
+              <w:rPr>
+                <w:rFonts w:ascii="TimeNewRoman" w:hAnsi="TimeNewRoman"/>
+                <w:sz w:val="30"/>
+              </w:rPr>
+              <w:t>83-23=</w:t>
             </w:r>
           </w:p>
         </w:tc>
@@ -1761,7 +1362,406 @@
                 <w:rFonts w:ascii="TimeNewRoman" w:hAnsi="TimeNewRoman"/>
                 <w:sz w:val="30"/>
               </w:rPr>
-              <w:t>99-2=</w:t>
+              <w:t>91-79=</w:t>
+            </w:r>
+          </w:p>
+        </w:tc>
+        <w:tc>
+          <w:tcPr>
+            <w:tcW w:type="dxa" w:w="1987"/>
+          </w:tcPr>
+          <w:p>
+            <w:pPr>
+              <w:jc w:val="left"/>
+            </w:pPr>
+            <w:r>
+              <w:rPr>
+                <w:rFonts w:ascii="TimeNewRoman" w:hAnsi="TimeNewRoman"/>
+                <w:sz w:val="30"/>
+              </w:rPr>
+              <w:t>46-27=</w:t>
+            </w:r>
+          </w:p>
+        </w:tc>
+        <w:tc>
+          <w:tcPr>
+            <w:tcW w:type="dxa" w:w="1987"/>
+          </w:tcPr>
+          <w:p>
+            <w:pPr>
+              <w:jc w:val="left"/>
+            </w:pPr>
+            <w:r>
+              <w:rPr>
+                <w:rFonts w:ascii="TimeNewRoman" w:hAnsi="TimeNewRoman"/>
+                <w:sz w:val="30"/>
+              </w:rPr>
+              <w:t>46-30=</w:t>
+            </w:r>
+          </w:p>
+        </w:tc>
+        <w:tc>
+          <w:tcPr>
+            <w:tcW w:type="dxa" w:w="1987"/>
+          </w:tcPr>
+          <w:p>
+            <w:pPr>
+              <w:jc w:val="left"/>
+            </w:pPr>
+            <w:r>
+              <w:rPr>
+                <w:rFonts w:ascii="TimeNewRoman" w:hAnsi="TimeNewRoman"/>
+                <w:sz w:val="30"/>
+              </w:rPr>
+              <w:t>23-3=</w:t>
+            </w:r>
+          </w:p>
+        </w:tc>
+      </w:tr>
+      <w:tr>
+        <w:tc>
+          <w:tcPr>
+            <w:tcW w:type="dxa" w:w="1987"/>
+          </w:tcPr>
+          <w:p>
+            <w:pPr>
+              <w:jc w:val="left"/>
+            </w:pPr>
+            <w:r>
+              <w:rPr>
+                <w:rFonts w:ascii="TimeNewRoman" w:hAnsi="TimeNewRoman"/>
+                <w:sz w:val="30"/>
+              </w:rPr>
+              <w:t>34+55=</w:t>
+            </w:r>
+          </w:p>
+        </w:tc>
+        <w:tc>
+          <w:tcPr>
+            <w:tcW w:type="dxa" w:w="1987"/>
+          </w:tcPr>
+          <w:p>
+            <w:pPr>
+              <w:jc w:val="left"/>
+            </w:pPr>
+            <w:r>
+              <w:rPr>
+                <w:rFonts w:ascii="TimeNewRoman" w:hAnsi="TimeNewRoman"/>
+                <w:sz w:val="30"/>
+              </w:rPr>
+              <w:t>47+1=</w:t>
+            </w:r>
+          </w:p>
+        </w:tc>
+        <w:tc>
+          <w:tcPr>
+            <w:tcW w:type="dxa" w:w="1987"/>
+          </w:tcPr>
+          <w:p>
+            <w:pPr>
+              <w:jc w:val="left"/>
+            </w:pPr>
+            <w:r>
+              <w:rPr>
+                <w:rFonts w:ascii="TimeNewRoman" w:hAnsi="TimeNewRoman"/>
+                <w:sz w:val="30"/>
+              </w:rPr>
+              <w:t>24+6=</w:t>
+            </w:r>
+          </w:p>
+        </w:tc>
+        <w:tc>
+          <w:tcPr>
+            <w:tcW w:type="dxa" w:w="1987"/>
+          </w:tcPr>
+          <w:p>
+            <w:pPr>
+              <w:jc w:val="left"/>
+            </w:pPr>
+            <w:r>
+              <w:rPr>
+                <w:rFonts w:ascii="TimeNewRoman" w:hAnsi="TimeNewRoman"/>
+                <w:sz w:val="30"/>
+              </w:rPr>
+              <w:t>58-14=</w:t>
+            </w:r>
+          </w:p>
+        </w:tc>
+        <w:tc>
+          <w:tcPr>
+            <w:tcW w:type="dxa" w:w="1987"/>
+          </w:tcPr>
+          <w:p>
+            <w:pPr>
+              <w:jc w:val="left"/>
+            </w:pPr>
+            <w:r>
+              <w:rPr>
+                <w:rFonts w:ascii="TimeNewRoman" w:hAnsi="TimeNewRoman"/>
+                <w:sz w:val="30"/>
+              </w:rPr>
+              <w:t>29-0=</w:t>
+            </w:r>
+          </w:p>
+        </w:tc>
+      </w:tr>
+      <w:tr>
+        <w:tc>
+          <w:tcPr>
+            <w:tcW w:type="dxa" w:w="1987"/>
+          </w:tcPr>
+          <w:p>
+            <w:pPr>
+              <w:jc w:val="left"/>
+            </w:pPr>
+            <w:r>
+              <w:rPr>
+                <w:rFonts w:ascii="TimeNewRoman" w:hAnsi="TimeNewRoman"/>
+                <w:sz w:val="30"/>
+              </w:rPr>
+              <w:t>4+58=</w:t>
+            </w:r>
+          </w:p>
+        </w:tc>
+        <w:tc>
+          <w:tcPr>
+            <w:tcW w:type="dxa" w:w="1987"/>
+          </w:tcPr>
+          <w:p>
+            <w:pPr>
+              <w:jc w:val="left"/>
+            </w:pPr>
+            <w:r>
+              <w:rPr>
+                <w:rFonts w:ascii="TimeNewRoman" w:hAnsi="TimeNewRoman"/>
+                <w:sz w:val="30"/>
+              </w:rPr>
+              <w:t>1+63=</w:t>
+            </w:r>
+          </w:p>
+        </w:tc>
+        <w:tc>
+          <w:tcPr>
+            <w:tcW w:type="dxa" w:w="1987"/>
+          </w:tcPr>
+          <w:p>
+            <w:pPr>
+              <w:jc w:val="left"/>
+            </w:pPr>
+            <w:r>
+              <w:rPr>
+                <w:rFonts w:ascii="TimeNewRoman" w:hAnsi="TimeNewRoman"/>
+                <w:sz w:val="30"/>
+              </w:rPr>
+              <w:t>66-3=</w:t>
+            </w:r>
+          </w:p>
+        </w:tc>
+        <w:tc>
+          <w:tcPr>
+            <w:tcW w:type="dxa" w:w="1987"/>
+          </w:tcPr>
+          <w:p>
+            <w:pPr>
+              <w:jc w:val="left"/>
+            </w:pPr>
+            <w:r>
+              <w:rPr>
+                <w:rFonts w:ascii="TimeNewRoman" w:hAnsi="TimeNewRoman"/>
+                <w:sz w:val="30"/>
+              </w:rPr>
+              <w:t>49-48=</w:t>
+            </w:r>
+          </w:p>
+        </w:tc>
+        <w:tc>
+          <w:tcPr>
+            <w:tcW w:type="dxa" w:w="1987"/>
+          </w:tcPr>
+          <w:p>
+            <w:pPr>
+              <w:jc w:val="left"/>
+            </w:pPr>
+            <w:r>
+              <w:rPr>
+                <w:rFonts w:ascii="TimeNewRoman" w:hAnsi="TimeNewRoman"/>
+                <w:sz w:val="30"/>
+              </w:rPr>
+              <w:t>96-37=</w:t>
+            </w:r>
+          </w:p>
+        </w:tc>
+      </w:tr>
+      <w:tr>
+        <w:tc>
+          <w:tcPr>
+            <w:tcW w:type="dxa" w:w="1987"/>
+          </w:tcPr>
+          <w:p>
+            <w:pPr>
+              <w:jc w:val="left"/>
+            </w:pPr>
+            <w:r>
+              <w:rPr>
+                <w:rFonts w:ascii="TimeNewRoman" w:hAnsi="TimeNewRoman"/>
+                <w:sz w:val="30"/>
+              </w:rPr>
+              <w:t>51-34=</w:t>
+            </w:r>
+          </w:p>
+        </w:tc>
+        <w:tc>
+          <w:tcPr>
+            <w:tcW w:type="dxa" w:w="1987"/>
+          </w:tcPr>
+          <w:p>
+            <w:pPr>
+              <w:jc w:val="left"/>
+            </w:pPr>
+            <w:r>
+              <w:rPr>
+                <w:rFonts w:ascii="TimeNewRoman" w:hAnsi="TimeNewRoman"/>
+                <w:sz w:val="30"/>
+              </w:rPr>
+              <w:t>95-81=</w:t>
+            </w:r>
+          </w:p>
+        </w:tc>
+        <w:tc>
+          <w:tcPr>
+            <w:tcW w:type="dxa" w:w="1987"/>
+          </w:tcPr>
+          <w:p>
+            <w:pPr>
+              <w:jc w:val="left"/>
+            </w:pPr>
+            <w:r>
+              <w:rPr>
+                <w:rFonts w:ascii="TimeNewRoman" w:hAnsi="TimeNewRoman"/>
+                <w:sz w:val="30"/>
+              </w:rPr>
+              <w:t>97-78=</w:t>
+            </w:r>
+          </w:p>
+        </w:tc>
+        <w:tc>
+          <w:tcPr>
+            <w:tcW w:type="dxa" w:w="1987"/>
+          </w:tcPr>
+          <w:p>
+            <w:pPr>
+              <w:jc w:val="left"/>
+            </w:pPr>
+            <w:r>
+              <w:rPr>
+                <w:rFonts w:ascii="TimeNewRoman" w:hAnsi="TimeNewRoman"/>
+                <w:sz w:val="30"/>
+              </w:rPr>
+              <w:t>0+51=</w:t>
+            </w:r>
+          </w:p>
+        </w:tc>
+        <w:tc>
+          <w:tcPr>
+            <w:tcW w:type="dxa" w:w="1987"/>
+          </w:tcPr>
+          <w:p>
+            <w:pPr>
+              <w:jc w:val="left"/>
+            </w:pPr>
+            <w:r>
+              <w:rPr>
+                <w:rFonts w:ascii="TimeNewRoman" w:hAnsi="TimeNewRoman"/>
+                <w:sz w:val="30"/>
+              </w:rPr>
+              <w:t>1+24=</w:t>
+            </w:r>
+          </w:p>
+        </w:tc>
+      </w:tr>
+      <w:tr>
+        <w:tc>
+          <w:tcPr>
+            <w:tcW w:type="dxa" w:w="1987"/>
+          </w:tcPr>
+          <w:p>
+            <w:pPr>
+              <w:jc w:val="left"/>
+            </w:pPr>
+            <w:r>
+              <w:rPr>
+                <w:rFonts w:ascii="TimeNewRoman" w:hAnsi="TimeNewRoman"/>
+                <w:sz w:val="30"/>
+              </w:rPr>
+              <w:t>52-8=</w:t>
+            </w:r>
+          </w:p>
+        </w:tc>
+        <w:tc>
+          <w:tcPr>
+            <w:tcW w:type="dxa" w:w="1987"/>
+          </w:tcPr>
+          <w:p>
+            <w:pPr>
+              <w:jc w:val="left"/>
+            </w:pPr>
+            <w:r>
+              <w:rPr>
+                <w:rFonts w:ascii="TimeNewRoman" w:hAnsi="TimeNewRoman"/>
+                <w:sz w:val="30"/>
+              </w:rPr>
+              <w:t>10+78=</w:t>
+            </w:r>
+          </w:p>
+        </w:tc>
+        <w:tc>
+          <w:tcPr>
+            <w:tcW w:type="dxa" w:w="1987"/>
+          </w:tcPr>
+          <w:p>
+            <w:pPr>
+              <w:jc w:val="left"/>
+            </w:pPr>
+            <w:r>
+              <w:rPr>
+                <w:rFonts w:ascii="TimeNewRoman" w:hAnsi="TimeNewRoman"/>
+                <w:sz w:val="30"/>
+              </w:rPr>
+              <w:t>73-42=</w:t>
+            </w:r>
+          </w:p>
+        </w:tc>
+        <w:tc>
+          <w:tcPr>
+            <w:tcW w:type="dxa" w:w="1987"/>
+          </w:tcPr>
+          <w:p>
+            <w:pPr>
+              <w:jc w:val="left"/>
+            </w:pPr>
+            <w:r>
+              <w:rPr>
+                <w:rFonts w:ascii="TimeNewRoman" w:hAnsi="TimeNewRoman"/>
+                <w:sz w:val="30"/>
+              </w:rPr>
+              <w:t>38+36=</w:t>
+            </w:r>
+          </w:p>
+        </w:tc>
+        <w:tc>
+          <w:tcPr>
+            <w:tcW w:type="dxa" w:w="1987"/>
+          </w:tcPr>
+          <w:p>
+            <w:pPr>
+              <w:jc w:val="left"/>
+            </w:pPr>
+            <w:r>
+              <w:rPr>
+                <w:rFonts w:ascii="TimeNewRoman" w:hAnsi="TimeNewRoman"/>
+                <w:sz w:val="30"/>
+              </w:rPr>
+              <w:t>44+31=</w:t>
             </w:r>
           </w:p>
         </w:tc>

--- a/addition_and_subtraction_within_100.docx
+++ b/addition_and_subtraction_within_100.docx
@@ -40,7 +40,7 @@
                 <w:rFonts w:ascii="TimeNewRoman" w:hAnsi="TimeNewRoman"/>
                 <w:sz w:val="30"/>
               </w:rPr>
-              <w:t>38-16=</w:t>
+              <w:t>60+32=</w:t>
             </w:r>
           </w:p>
         </w:tc>
@@ -57,7 +57,7 @@
                 <w:rFonts w:ascii="TimeNewRoman" w:hAnsi="TimeNewRoman"/>
                 <w:sz w:val="30"/>
               </w:rPr>
-              <w:t>61-4=</w:t>
+              <w:t>84-33=</w:t>
             </w:r>
           </w:p>
         </w:tc>
@@ -74,7 +74,7 @@
                 <w:rFonts w:ascii="TimeNewRoman" w:hAnsi="TimeNewRoman"/>
                 <w:sz w:val="30"/>
               </w:rPr>
-              <w:t>91-40=</w:t>
+              <w:t>76-71=</w:t>
             </w:r>
           </w:p>
         </w:tc>
@@ -91,7 +91,7 @@
                 <w:rFonts w:ascii="TimeNewRoman" w:hAnsi="TimeNewRoman"/>
                 <w:sz w:val="30"/>
               </w:rPr>
-              <w:t>57+10=</w:t>
+              <w:t>75-46=</w:t>
             </w:r>
           </w:p>
         </w:tc>
@@ -108,7 +108,7 @@
                 <w:rFonts w:ascii="TimeNewRoman" w:hAnsi="TimeNewRoman"/>
                 <w:sz w:val="30"/>
               </w:rPr>
-              <w:t>39+39=</w:t>
+              <w:t>87-84=</w:t>
             </w:r>
           </w:p>
         </w:tc>
@@ -127,7 +127,7 @@
                 <w:rFonts w:ascii="TimeNewRoman" w:hAnsi="TimeNewRoman"/>
                 <w:sz w:val="30"/>
               </w:rPr>
-              <w:t>50-9=</w:t>
+              <w:t>75-46=</w:t>
             </w:r>
           </w:p>
         </w:tc>
@@ -144,7 +144,7 @@
                 <w:rFonts w:ascii="TimeNewRoman" w:hAnsi="TimeNewRoman"/>
                 <w:sz w:val="30"/>
               </w:rPr>
-              <w:t>31+27=</w:t>
+              <w:t>95-44=</w:t>
             </w:r>
           </w:p>
         </w:tc>
@@ -161,7 +161,7 @@
                 <w:rFonts w:ascii="TimeNewRoman" w:hAnsi="TimeNewRoman"/>
                 <w:sz w:val="30"/>
               </w:rPr>
-              <w:t>70-51=</w:t>
+              <w:t>17+5=</w:t>
             </w:r>
           </w:p>
         </w:tc>
@@ -178,7 +178,7 @@
                 <w:rFonts w:ascii="TimeNewRoman" w:hAnsi="TimeNewRoman"/>
                 <w:sz w:val="30"/>
               </w:rPr>
-              <w:t>82-69=</w:t>
+              <w:t>98-42=</w:t>
             </w:r>
           </w:p>
         </w:tc>
@@ -195,7 +195,7 @@
                 <w:rFonts w:ascii="TimeNewRoman" w:hAnsi="TimeNewRoman"/>
                 <w:sz w:val="30"/>
               </w:rPr>
-              <w:t>70-21=</w:t>
+              <w:t>14+85=</w:t>
             </w:r>
           </w:p>
         </w:tc>
@@ -214,7 +214,7 @@
                 <w:rFonts w:ascii="TimeNewRoman" w:hAnsi="TimeNewRoman"/>
                 <w:sz w:val="30"/>
               </w:rPr>
-              <w:t>47-15=</w:t>
+              <w:t>98-43=</w:t>
             </w:r>
           </w:p>
         </w:tc>
@@ -231,7 +231,7 @@
                 <w:rFonts w:ascii="TimeNewRoman" w:hAnsi="TimeNewRoman"/>
                 <w:sz w:val="30"/>
               </w:rPr>
-              <w:t>26+67=</w:t>
+              <w:t>45-9=</w:t>
             </w:r>
           </w:p>
         </w:tc>
@@ -248,7 +248,7 @@
                 <w:rFonts w:ascii="TimeNewRoman" w:hAnsi="TimeNewRoman"/>
                 <w:sz w:val="30"/>
               </w:rPr>
-              <w:t>68+5=</w:t>
+              <w:t>20+71=</w:t>
             </w:r>
           </w:p>
         </w:tc>
@@ -265,7 +265,1208 @@
                 <w:rFonts w:ascii="TimeNewRoman" w:hAnsi="TimeNewRoman"/>
                 <w:sz w:val="30"/>
               </w:rPr>
-              <w:t>63-26=</w:t>
+              <w:t>46+9=</w:t>
+            </w:r>
+          </w:p>
+        </w:tc>
+        <w:tc>
+          <w:tcPr>
+            <w:tcW w:type="dxa" w:w="1987"/>
+          </w:tcPr>
+          <w:p>
+            <w:pPr>
+              <w:jc w:val="left"/>
+            </w:pPr>
+            <w:r>
+              <w:rPr>
+                <w:rFonts w:ascii="TimeNewRoman" w:hAnsi="TimeNewRoman"/>
+                <w:sz w:val="30"/>
+              </w:rPr>
+              <w:t>83-30=</w:t>
+            </w:r>
+          </w:p>
+        </w:tc>
+      </w:tr>
+      <w:tr>
+        <w:tc>
+          <w:tcPr>
+            <w:tcW w:type="dxa" w:w="1987"/>
+          </w:tcPr>
+          <w:p>
+            <w:pPr>
+              <w:jc w:val="left"/>
+            </w:pPr>
+            <w:r>
+              <w:rPr>
+                <w:rFonts w:ascii="TimeNewRoman" w:hAnsi="TimeNewRoman"/>
+                <w:sz w:val="30"/>
+              </w:rPr>
+              <w:t>48+35=</w:t>
+            </w:r>
+          </w:p>
+        </w:tc>
+        <w:tc>
+          <w:tcPr>
+            <w:tcW w:type="dxa" w:w="1987"/>
+          </w:tcPr>
+          <w:p>
+            <w:pPr>
+              <w:jc w:val="left"/>
+            </w:pPr>
+            <w:r>
+              <w:rPr>
+                <w:rFonts w:ascii="TimeNewRoman" w:hAnsi="TimeNewRoman"/>
+                <w:sz w:val="30"/>
+              </w:rPr>
+              <w:t>43+34=</w:t>
+            </w:r>
+          </w:p>
+        </w:tc>
+        <w:tc>
+          <w:tcPr>
+            <w:tcW w:type="dxa" w:w="1987"/>
+          </w:tcPr>
+          <w:p>
+            <w:pPr>
+              <w:jc w:val="left"/>
+            </w:pPr>
+            <w:r>
+              <w:rPr>
+                <w:rFonts w:ascii="TimeNewRoman" w:hAnsi="TimeNewRoman"/>
+                <w:sz w:val="30"/>
+              </w:rPr>
+              <w:t>28-5=</w:t>
+            </w:r>
+          </w:p>
+        </w:tc>
+        <w:tc>
+          <w:tcPr>
+            <w:tcW w:type="dxa" w:w="1987"/>
+          </w:tcPr>
+          <w:p>
+            <w:pPr>
+              <w:jc w:val="left"/>
+            </w:pPr>
+            <w:r>
+              <w:rPr>
+                <w:rFonts w:ascii="TimeNewRoman" w:hAnsi="TimeNewRoman"/>
+                <w:sz w:val="30"/>
+              </w:rPr>
+              <w:t>85-22=</w:t>
+            </w:r>
+          </w:p>
+        </w:tc>
+        <w:tc>
+          <w:tcPr>
+            <w:tcW w:type="dxa" w:w="1987"/>
+          </w:tcPr>
+          <w:p>
+            <w:pPr>
+              <w:jc w:val="left"/>
+            </w:pPr>
+            <w:r>
+              <w:rPr>
+                <w:rFonts w:ascii="TimeNewRoman" w:hAnsi="TimeNewRoman"/>
+                <w:sz w:val="30"/>
+              </w:rPr>
+              <w:t>88-59=</w:t>
+            </w:r>
+          </w:p>
+        </w:tc>
+      </w:tr>
+      <w:tr>
+        <w:tc>
+          <w:tcPr>
+            <w:tcW w:type="dxa" w:w="1987"/>
+          </w:tcPr>
+          <w:p>
+            <w:pPr>
+              <w:jc w:val="left"/>
+            </w:pPr>
+            <w:r>
+              <w:rPr>
+                <w:rFonts w:ascii="TimeNewRoman" w:hAnsi="TimeNewRoman"/>
+                <w:sz w:val="30"/>
+              </w:rPr>
+              <w:t>80-33=</w:t>
+            </w:r>
+          </w:p>
+        </w:tc>
+        <w:tc>
+          <w:tcPr>
+            <w:tcW w:type="dxa" w:w="1987"/>
+          </w:tcPr>
+          <w:p>
+            <w:pPr>
+              <w:jc w:val="left"/>
+            </w:pPr>
+            <w:r>
+              <w:rPr>
+                <w:rFonts w:ascii="TimeNewRoman" w:hAnsi="TimeNewRoman"/>
+                <w:sz w:val="30"/>
+              </w:rPr>
+              <w:t>63-56=</w:t>
+            </w:r>
+          </w:p>
+        </w:tc>
+        <w:tc>
+          <w:tcPr>
+            <w:tcW w:type="dxa" w:w="1987"/>
+          </w:tcPr>
+          <w:p>
+            <w:pPr>
+              <w:jc w:val="left"/>
+            </w:pPr>
+            <w:r>
+              <w:rPr>
+                <w:rFonts w:ascii="TimeNewRoman" w:hAnsi="TimeNewRoman"/>
+                <w:sz w:val="30"/>
+              </w:rPr>
+              <w:t>8+87=</w:t>
+            </w:r>
+          </w:p>
+        </w:tc>
+        <w:tc>
+          <w:tcPr>
+            <w:tcW w:type="dxa" w:w="1987"/>
+          </w:tcPr>
+          <w:p>
+            <w:pPr>
+              <w:jc w:val="left"/>
+            </w:pPr>
+            <w:r>
+              <w:rPr>
+                <w:rFonts w:ascii="TimeNewRoman" w:hAnsi="TimeNewRoman"/>
+                <w:sz w:val="30"/>
+              </w:rPr>
+              <w:t>41-27=</w:t>
+            </w:r>
+          </w:p>
+        </w:tc>
+        <w:tc>
+          <w:tcPr>
+            <w:tcW w:type="dxa" w:w="1987"/>
+          </w:tcPr>
+          <w:p>
+            <w:pPr>
+              <w:jc w:val="left"/>
+            </w:pPr>
+            <w:r>
+              <w:rPr>
+                <w:rFonts w:ascii="TimeNewRoman" w:hAnsi="TimeNewRoman"/>
+                <w:sz w:val="30"/>
+              </w:rPr>
+              <w:t>59-20=</w:t>
+            </w:r>
+          </w:p>
+        </w:tc>
+      </w:tr>
+      <w:tr>
+        <w:tc>
+          <w:tcPr>
+            <w:tcW w:type="dxa" w:w="1987"/>
+          </w:tcPr>
+          <w:p>
+            <w:pPr>
+              <w:jc w:val="left"/>
+            </w:pPr>
+            <w:r>
+              <w:rPr>
+                <w:rFonts w:ascii="TimeNewRoman" w:hAnsi="TimeNewRoman"/>
+                <w:sz w:val="30"/>
+              </w:rPr>
+              <w:t>82-42=</w:t>
+            </w:r>
+          </w:p>
+        </w:tc>
+        <w:tc>
+          <w:tcPr>
+            <w:tcW w:type="dxa" w:w="1987"/>
+          </w:tcPr>
+          <w:p>
+            <w:pPr>
+              <w:jc w:val="left"/>
+            </w:pPr>
+            <w:r>
+              <w:rPr>
+                <w:rFonts w:ascii="TimeNewRoman" w:hAnsi="TimeNewRoman"/>
+                <w:sz w:val="30"/>
+              </w:rPr>
+              <w:t>44-11=</w:t>
+            </w:r>
+          </w:p>
+        </w:tc>
+        <w:tc>
+          <w:tcPr>
+            <w:tcW w:type="dxa" w:w="1987"/>
+          </w:tcPr>
+          <w:p>
+            <w:pPr>
+              <w:jc w:val="left"/>
+            </w:pPr>
+            <w:r>
+              <w:rPr>
+                <w:rFonts w:ascii="TimeNewRoman" w:hAnsi="TimeNewRoman"/>
+                <w:sz w:val="30"/>
+              </w:rPr>
+              <w:t>69-10=</w:t>
+            </w:r>
+          </w:p>
+        </w:tc>
+        <w:tc>
+          <w:tcPr>
+            <w:tcW w:type="dxa" w:w="1987"/>
+          </w:tcPr>
+          <w:p>
+            <w:pPr>
+              <w:jc w:val="left"/>
+            </w:pPr>
+            <w:r>
+              <w:rPr>
+                <w:rFonts w:ascii="TimeNewRoman" w:hAnsi="TimeNewRoman"/>
+                <w:sz w:val="30"/>
+              </w:rPr>
+              <w:t>97-96=</w:t>
+            </w:r>
+          </w:p>
+        </w:tc>
+        <w:tc>
+          <w:tcPr>
+            <w:tcW w:type="dxa" w:w="1987"/>
+          </w:tcPr>
+          <w:p>
+            <w:pPr>
+              <w:jc w:val="left"/>
+            </w:pPr>
+            <w:r>
+              <w:rPr>
+                <w:rFonts w:ascii="TimeNewRoman" w:hAnsi="TimeNewRoman"/>
+                <w:sz w:val="30"/>
+              </w:rPr>
+              <w:t>0+28=</w:t>
+            </w:r>
+          </w:p>
+        </w:tc>
+      </w:tr>
+      <w:tr>
+        <w:tc>
+          <w:tcPr>
+            <w:tcW w:type="dxa" w:w="1987"/>
+          </w:tcPr>
+          <w:p>
+            <w:pPr>
+              <w:jc w:val="left"/>
+            </w:pPr>
+            <w:r>
+              <w:rPr>
+                <w:rFonts w:ascii="TimeNewRoman" w:hAnsi="TimeNewRoman"/>
+                <w:sz w:val="30"/>
+              </w:rPr>
+              <w:t>69-10=</w:t>
+            </w:r>
+          </w:p>
+        </w:tc>
+        <w:tc>
+          <w:tcPr>
+            <w:tcW w:type="dxa" w:w="1987"/>
+          </w:tcPr>
+          <w:p>
+            <w:pPr>
+              <w:jc w:val="left"/>
+            </w:pPr>
+            <w:r>
+              <w:rPr>
+                <w:rFonts w:ascii="TimeNewRoman" w:hAnsi="TimeNewRoman"/>
+                <w:sz w:val="30"/>
+              </w:rPr>
+              <w:t>39-32=</w:t>
+            </w:r>
+          </w:p>
+        </w:tc>
+        <w:tc>
+          <w:tcPr>
+            <w:tcW w:type="dxa" w:w="1987"/>
+          </w:tcPr>
+          <w:p>
+            <w:pPr>
+              <w:jc w:val="left"/>
+            </w:pPr>
+            <w:r>
+              <w:rPr>
+                <w:rFonts w:ascii="TimeNewRoman" w:hAnsi="TimeNewRoman"/>
+                <w:sz w:val="30"/>
+              </w:rPr>
+              <w:t>54+31=</w:t>
+            </w:r>
+          </w:p>
+        </w:tc>
+        <w:tc>
+          <w:tcPr>
+            <w:tcW w:type="dxa" w:w="1987"/>
+          </w:tcPr>
+          <w:p>
+            <w:pPr>
+              <w:jc w:val="left"/>
+            </w:pPr>
+            <w:r>
+              <w:rPr>
+                <w:rFonts w:ascii="TimeNewRoman" w:hAnsi="TimeNewRoman"/>
+                <w:sz w:val="30"/>
+              </w:rPr>
+              <w:t>21+14=</w:t>
+            </w:r>
+          </w:p>
+        </w:tc>
+        <w:tc>
+          <w:tcPr>
+            <w:tcW w:type="dxa" w:w="1987"/>
+          </w:tcPr>
+          <w:p>
+            <w:pPr>
+              <w:jc w:val="left"/>
+            </w:pPr>
+            <w:r>
+              <w:rPr>
+                <w:rFonts w:ascii="TimeNewRoman" w:hAnsi="TimeNewRoman"/>
+                <w:sz w:val="30"/>
+              </w:rPr>
+              <w:t>23+39=</w:t>
+            </w:r>
+          </w:p>
+        </w:tc>
+      </w:tr>
+      <w:tr>
+        <w:tc>
+          <w:tcPr>
+            <w:tcW w:type="dxa" w:w="1987"/>
+          </w:tcPr>
+          <w:p>
+            <w:pPr>
+              <w:jc w:val="left"/>
+            </w:pPr>
+            <w:r>
+              <w:rPr>
+                <w:rFonts w:ascii="TimeNewRoman" w:hAnsi="TimeNewRoman"/>
+                <w:sz w:val="30"/>
+              </w:rPr>
+              <w:t>37+8=</w:t>
+            </w:r>
+          </w:p>
+        </w:tc>
+        <w:tc>
+          <w:tcPr>
+            <w:tcW w:type="dxa" w:w="1987"/>
+          </w:tcPr>
+          <w:p>
+            <w:pPr>
+              <w:jc w:val="left"/>
+            </w:pPr>
+            <w:r>
+              <w:rPr>
+                <w:rFonts w:ascii="TimeNewRoman" w:hAnsi="TimeNewRoman"/>
+                <w:sz w:val="30"/>
+              </w:rPr>
+              <w:t>83-39=</w:t>
+            </w:r>
+          </w:p>
+        </w:tc>
+        <w:tc>
+          <w:tcPr>
+            <w:tcW w:type="dxa" w:w="1987"/>
+          </w:tcPr>
+          <w:p>
+            <w:pPr>
+              <w:jc w:val="left"/>
+            </w:pPr>
+            <w:r>
+              <w:rPr>
+                <w:rFonts w:ascii="TimeNewRoman" w:hAnsi="TimeNewRoman"/>
+                <w:sz w:val="30"/>
+              </w:rPr>
+              <w:t>60-17=</w:t>
+            </w:r>
+          </w:p>
+        </w:tc>
+        <w:tc>
+          <w:tcPr>
+            <w:tcW w:type="dxa" w:w="1987"/>
+          </w:tcPr>
+          <w:p>
+            <w:pPr>
+              <w:jc w:val="left"/>
+            </w:pPr>
+            <w:r>
+              <w:rPr>
+                <w:rFonts w:ascii="TimeNewRoman" w:hAnsi="TimeNewRoman"/>
+                <w:sz w:val="30"/>
+              </w:rPr>
+              <w:t>96-81=</w:t>
+            </w:r>
+          </w:p>
+        </w:tc>
+        <w:tc>
+          <w:tcPr>
+            <w:tcW w:type="dxa" w:w="1987"/>
+          </w:tcPr>
+          <w:p>
+            <w:pPr>
+              <w:jc w:val="left"/>
+            </w:pPr>
+            <w:r>
+              <w:rPr>
+                <w:rFonts w:ascii="TimeNewRoman" w:hAnsi="TimeNewRoman"/>
+                <w:sz w:val="30"/>
+              </w:rPr>
+              <w:t>16+20=</w:t>
+            </w:r>
+          </w:p>
+        </w:tc>
+      </w:tr>
+      <w:tr>
+        <w:tc>
+          <w:tcPr>
+            <w:tcW w:type="dxa" w:w="1987"/>
+          </w:tcPr>
+          <w:p>
+            <w:pPr>
+              <w:jc w:val="left"/>
+            </w:pPr>
+            <w:r>
+              <w:rPr>
+                <w:rFonts w:ascii="TimeNewRoman" w:hAnsi="TimeNewRoman"/>
+                <w:sz w:val="30"/>
+              </w:rPr>
+              <w:t>27-26=</w:t>
+            </w:r>
+          </w:p>
+        </w:tc>
+        <w:tc>
+          <w:tcPr>
+            <w:tcW w:type="dxa" w:w="1987"/>
+          </w:tcPr>
+          <w:p>
+            <w:pPr>
+              <w:jc w:val="left"/>
+            </w:pPr>
+            <w:r>
+              <w:rPr>
+                <w:rFonts w:ascii="TimeNewRoman" w:hAnsi="TimeNewRoman"/>
+                <w:sz w:val="30"/>
+              </w:rPr>
+              <w:t>77-37=</w:t>
+            </w:r>
+          </w:p>
+        </w:tc>
+        <w:tc>
+          <w:tcPr>
+            <w:tcW w:type="dxa" w:w="1987"/>
+          </w:tcPr>
+          <w:p>
+            <w:pPr>
+              <w:jc w:val="left"/>
+            </w:pPr>
+            <w:r>
+              <w:rPr>
+                <w:rFonts w:ascii="TimeNewRoman" w:hAnsi="TimeNewRoman"/>
+                <w:sz w:val="30"/>
+              </w:rPr>
+              <w:t>8+68=</w:t>
+            </w:r>
+          </w:p>
+        </w:tc>
+        <w:tc>
+          <w:tcPr>
+            <w:tcW w:type="dxa" w:w="1987"/>
+          </w:tcPr>
+          <w:p>
+            <w:pPr>
+              <w:jc w:val="left"/>
+            </w:pPr>
+            <w:r>
+              <w:rPr>
+                <w:rFonts w:ascii="TimeNewRoman" w:hAnsi="TimeNewRoman"/>
+                <w:sz w:val="30"/>
+              </w:rPr>
+              <w:t>96-94=</w:t>
+            </w:r>
+          </w:p>
+        </w:tc>
+        <w:tc>
+          <w:tcPr>
+            <w:tcW w:type="dxa" w:w="1987"/>
+          </w:tcPr>
+          <w:p>
+            <w:pPr>
+              <w:jc w:val="left"/>
+            </w:pPr>
+            <w:r>
+              <w:rPr>
+                <w:rFonts w:ascii="TimeNewRoman" w:hAnsi="TimeNewRoman"/>
+                <w:sz w:val="30"/>
+              </w:rPr>
+              <w:t>2-0=</w:t>
+            </w:r>
+          </w:p>
+        </w:tc>
+      </w:tr>
+      <w:tr>
+        <w:tc>
+          <w:tcPr>
+            <w:tcW w:type="dxa" w:w="1987"/>
+          </w:tcPr>
+          <w:p>
+            <w:pPr>
+              <w:jc w:val="left"/>
+            </w:pPr>
+            <w:r>
+              <w:rPr>
+                <w:rFonts w:ascii="TimeNewRoman" w:hAnsi="TimeNewRoman"/>
+                <w:sz w:val="30"/>
+              </w:rPr>
+              <w:t>68+9=</w:t>
+            </w:r>
+          </w:p>
+        </w:tc>
+        <w:tc>
+          <w:tcPr>
+            <w:tcW w:type="dxa" w:w="1987"/>
+          </w:tcPr>
+          <w:p>
+            <w:pPr>
+              <w:jc w:val="left"/>
+            </w:pPr>
+            <w:r>
+              <w:rPr>
+                <w:rFonts w:ascii="TimeNewRoman" w:hAnsi="TimeNewRoman"/>
+                <w:sz w:val="30"/>
+              </w:rPr>
+              <w:t>36-24=</w:t>
+            </w:r>
+          </w:p>
+        </w:tc>
+        <w:tc>
+          <w:tcPr>
+            <w:tcW w:type="dxa" w:w="1987"/>
+          </w:tcPr>
+          <w:p>
+            <w:pPr>
+              <w:jc w:val="left"/>
+            </w:pPr>
+            <w:r>
+              <w:rPr>
+                <w:rFonts w:ascii="TimeNewRoman" w:hAnsi="TimeNewRoman"/>
+                <w:sz w:val="30"/>
+              </w:rPr>
+              <w:t>76-28=</w:t>
+            </w:r>
+          </w:p>
+        </w:tc>
+        <w:tc>
+          <w:tcPr>
+            <w:tcW w:type="dxa" w:w="1987"/>
+          </w:tcPr>
+          <w:p>
+            <w:pPr>
+              <w:jc w:val="left"/>
+            </w:pPr>
+            <w:r>
+              <w:rPr>
+                <w:rFonts w:ascii="TimeNewRoman" w:hAnsi="TimeNewRoman"/>
+                <w:sz w:val="30"/>
+              </w:rPr>
+              <w:t>64-6=</w:t>
+            </w:r>
+          </w:p>
+        </w:tc>
+        <w:tc>
+          <w:tcPr>
+            <w:tcW w:type="dxa" w:w="1987"/>
+          </w:tcPr>
+          <w:p>
+            <w:pPr>
+              <w:jc w:val="left"/>
+            </w:pPr>
+            <w:r>
+              <w:rPr>
+                <w:rFonts w:ascii="TimeNewRoman" w:hAnsi="TimeNewRoman"/>
+                <w:sz w:val="30"/>
+              </w:rPr>
+              <w:t>96-28=</w:t>
+            </w:r>
+          </w:p>
+        </w:tc>
+      </w:tr>
+      <w:tr>
+        <w:tc>
+          <w:tcPr>
+            <w:tcW w:type="dxa" w:w="1987"/>
+          </w:tcPr>
+          <w:p>
+            <w:pPr>
+              <w:jc w:val="left"/>
+            </w:pPr>
+            <w:r>
+              <w:rPr>
+                <w:rFonts w:ascii="TimeNewRoman" w:hAnsi="TimeNewRoman"/>
+                <w:sz w:val="30"/>
+              </w:rPr>
+              <w:t>56-39=</w:t>
+            </w:r>
+          </w:p>
+        </w:tc>
+        <w:tc>
+          <w:tcPr>
+            <w:tcW w:type="dxa" w:w="1987"/>
+          </w:tcPr>
+          <w:p>
+            <w:pPr>
+              <w:jc w:val="left"/>
+            </w:pPr>
+            <w:r>
+              <w:rPr>
+                <w:rFonts w:ascii="TimeNewRoman" w:hAnsi="TimeNewRoman"/>
+                <w:sz w:val="30"/>
+              </w:rPr>
+              <w:t>99+0=</w:t>
+            </w:r>
+          </w:p>
+        </w:tc>
+        <w:tc>
+          <w:tcPr>
+            <w:tcW w:type="dxa" w:w="1987"/>
+          </w:tcPr>
+          <w:p>
+            <w:pPr>
+              <w:jc w:val="left"/>
+            </w:pPr>
+            <w:r>
+              <w:rPr>
+                <w:rFonts w:ascii="TimeNewRoman" w:hAnsi="TimeNewRoman"/>
+                <w:sz w:val="30"/>
+              </w:rPr>
+              <w:t>80-12=</w:t>
+            </w:r>
+          </w:p>
+        </w:tc>
+        <w:tc>
+          <w:tcPr>
+            <w:tcW w:type="dxa" w:w="1987"/>
+          </w:tcPr>
+          <w:p>
+            <w:pPr>
+              <w:jc w:val="left"/>
+            </w:pPr>
+            <w:r>
+              <w:rPr>
+                <w:rFonts w:ascii="TimeNewRoman" w:hAnsi="TimeNewRoman"/>
+                <w:sz w:val="30"/>
+              </w:rPr>
+              <w:t>15+20=</w:t>
+            </w:r>
+          </w:p>
+        </w:tc>
+        <w:tc>
+          <w:tcPr>
+            <w:tcW w:type="dxa" w:w="1987"/>
+          </w:tcPr>
+          <w:p>
+            <w:pPr>
+              <w:jc w:val="left"/>
+            </w:pPr>
+            <w:r>
+              <w:rPr>
+                <w:rFonts w:ascii="TimeNewRoman" w:hAnsi="TimeNewRoman"/>
+                <w:sz w:val="30"/>
+              </w:rPr>
+              <w:t>36-19=</w:t>
+            </w:r>
+          </w:p>
+        </w:tc>
+      </w:tr>
+      <w:tr>
+        <w:tc>
+          <w:tcPr>
+            <w:tcW w:type="dxa" w:w="1987"/>
+          </w:tcPr>
+          <w:p>
+            <w:pPr>
+              <w:jc w:val="left"/>
+            </w:pPr>
+            <w:r>
+              <w:rPr>
+                <w:rFonts w:ascii="TimeNewRoman" w:hAnsi="TimeNewRoman"/>
+                <w:sz w:val="30"/>
+              </w:rPr>
+              <w:t>42+55=</w:t>
+            </w:r>
+          </w:p>
+        </w:tc>
+        <w:tc>
+          <w:tcPr>
+            <w:tcW w:type="dxa" w:w="1987"/>
+          </w:tcPr>
+          <w:p>
+            <w:pPr>
+              <w:jc w:val="left"/>
+            </w:pPr>
+            <w:r>
+              <w:rPr>
+                <w:rFonts w:ascii="TimeNewRoman" w:hAnsi="TimeNewRoman"/>
+                <w:sz w:val="30"/>
+              </w:rPr>
+              <w:t>35+8=</w:t>
+            </w:r>
+          </w:p>
+        </w:tc>
+        <w:tc>
+          <w:tcPr>
+            <w:tcW w:type="dxa" w:w="1987"/>
+          </w:tcPr>
+          <w:p>
+            <w:pPr>
+              <w:jc w:val="left"/>
+            </w:pPr>
+            <w:r>
+              <w:rPr>
+                <w:rFonts w:ascii="TimeNewRoman" w:hAnsi="TimeNewRoman"/>
+                <w:sz w:val="30"/>
+              </w:rPr>
+              <w:t>27+17=</w:t>
+            </w:r>
+          </w:p>
+        </w:tc>
+        <w:tc>
+          <w:tcPr>
+            <w:tcW w:type="dxa" w:w="1987"/>
+          </w:tcPr>
+          <w:p>
+            <w:pPr>
+              <w:jc w:val="left"/>
+            </w:pPr>
+            <w:r>
+              <w:rPr>
+                <w:rFonts w:ascii="TimeNewRoman" w:hAnsi="TimeNewRoman"/>
+                <w:sz w:val="30"/>
+              </w:rPr>
+              <w:t>13+55=</w:t>
+            </w:r>
+          </w:p>
+        </w:tc>
+        <w:tc>
+          <w:tcPr>
+            <w:tcW w:type="dxa" w:w="1987"/>
+          </w:tcPr>
+          <w:p>
+            <w:pPr>
+              <w:jc w:val="left"/>
+            </w:pPr>
+            <w:r>
+              <w:rPr>
+                <w:rFonts w:ascii="TimeNewRoman" w:hAnsi="TimeNewRoman"/>
+                <w:sz w:val="30"/>
+              </w:rPr>
+              <w:t>9+63=</w:t>
+            </w:r>
+          </w:p>
+        </w:tc>
+      </w:tr>
+      <w:tr>
+        <w:tc>
+          <w:tcPr>
+            <w:tcW w:type="dxa" w:w="1987"/>
+          </w:tcPr>
+          <w:p>
+            <w:pPr>
+              <w:jc w:val="left"/>
+            </w:pPr>
+            <w:r>
+              <w:rPr>
+                <w:rFonts w:ascii="TimeNewRoman" w:hAnsi="TimeNewRoman"/>
+                <w:sz w:val="30"/>
+              </w:rPr>
+              <w:t>18-8=</w:t>
+            </w:r>
+          </w:p>
+        </w:tc>
+        <w:tc>
+          <w:tcPr>
+            <w:tcW w:type="dxa" w:w="1987"/>
+          </w:tcPr>
+          <w:p>
+            <w:pPr>
+              <w:jc w:val="left"/>
+            </w:pPr>
+            <w:r>
+              <w:rPr>
+                <w:rFonts w:ascii="TimeNewRoman" w:hAnsi="TimeNewRoman"/>
+                <w:sz w:val="30"/>
+              </w:rPr>
+              <w:t>21-10=</w:t>
+            </w:r>
+          </w:p>
+        </w:tc>
+        <w:tc>
+          <w:tcPr>
+            <w:tcW w:type="dxa" w:w="1987"/>
+          </w:tcPr>
+          <w:p>
+            <w:pPr>
+              <w:jc w:val="left"/>
+            </w:pPr>
+            <w:r>
+              <w:rPr>
+                <w:rFonts w:ascii="TimeNewRoman" w:hAnsi="TimeNewRoman"/>
+                <w:sz w:val="30"/>
+              </w:rPr>
+              <w:t>75+4=</w:t>
+            </w:r>
+          </w:p>
+        </w:tc>
+        <w:tc>
+          <w:tcPr>
+            <w:tcW w:type="dxa" w:w="1987"/>
+          </w:tcPr>
+          <w:p>
+            <w:pPr>
+              <w:jc w:val="left"/>
+            </w:pPr>
+            <w:r>
+              <w:rPr>
+                <w:rFonts w:ascii="TimeNewRoman" w:hAnsi="TimeNewRoman"/>
+                <w:sz w:val="30"/>
+              </w:rPr>
+              <w:t>41-24=</w:t>
+            </w:r>
+          </w:p>
+        </w:tc>
+        <w:tc>
+          <w:tcPr>
+            <w:tcW w:type="dxa" w:w="1987"/>
+          </w:tcPr>
+          <w:p>
+            <w:pPr>
+              <w:jc w:val="left"/>
+            </w:pPr>
+            <w:r>
+              <w:rPr>
+                <w:rFonts w:ascii="TimeNewRoman" w:hAnsi="TimeNewRoman"/>
+                <w:sz w:val="30"/>
+              </w:rPr>
+              <w:t>20+30=</w:t>
+            </w:r>
+          </w:p>
+        </w:tc>
+      </w:tr>
+      <w:tr>
+        <w:tc>
+          <w:tcPr>
+            <w:tcW w:type="dxa" w:w="1987"/>
+          </w:tcPr>
+          <w:p>
+            <w:pPr>
+              <w:jc w:val="left"/>
+            </w:pPr>
+            <w:r>
+              <w:rPr>
+                <w:rFonts w:ascii="TimeNewRoman" w:hAnsi="TimeNewRoman"/>
+                <w:sz w:val="30"/>
+              </w:rPr>
+              <w:t>58+11=</w:t>
+            </w:r>
+          </w:p>
+        </w:tc>
+        <w:tc>
+          <w:tcPr>
+            <w:tcW w:type="dxa" w:w="1987"/>
+          </w:tcPr>
+          <w:p>
+            <w:pPr>
+              <w:jc w:val="left"/>
+            </w:pPr>
+            <w:r>
+              <w:rPr>
+                <w:rFonts w:ascii="TimeNewRoman" w:hAnsi="TimeNewRoman"/>
+                <w:sz w:val="30"/>
+              </w:rPr>
+              <w:t>36-31=</w:t>
+            </w:r>
+          </w:p>
+        </w:tc>
+        <w:tc>
+          <w:tcPr>
+            <w:tcW w:type="dxa" w:w="1987"/>
+          </w:tcPr>
+          <w:p>
+            <w:pPr>
+              <w:jc w:val="left"/>
+            </w:pPr>
+            <w:r>
+              <w:rPr>
+                <w:rFonts w:ascii="TimeNewRoman" w:hAnsi="TimeNewRoman"/>
+                <w:sz w:val="30"/>
+              </w:rPr>
+              <w:t>67-21=</w:t>
+            </w:r>
+          </w:p>
+        </w:tc>
+        <w:tc>
+          <w:tcPr>
+            <w:tcW w:type="dxa" w:w="1987"/>
+          </w:tcPr>
+          <w:p>
+            <w:pPr>
+              <w:jc w:val="left"/>
+            </w:pPr>
+            <w:r>
+              <w:rPr>
+                <w:rFonts w:ascii="TimeNewRoman" w:hAnsi="TimeNewRoman"/>
+                <w:sz w:val="30"/>
+              </w:rPr>
+              <w:t>70-26=</w:t>
+            </w:r>
+          </w:p>
+        </w:tc>
+        <w:tc>
+          <w:tcPr>
+            <w:tcW w:type="dxa" w:w="1987"/>
+          </w:tcPr>
+          <w:p>
+            <w:pPr>
+              <w:jc w:val="left"/>
+            </w:pPr>
+            <w:r>
+              <w:rPr>
+                <w:rFonts w:ascii="TimeNewRoman" w:hAnsi="TimeNewRoman"/>
+                <w:sz w:val="30"/>
+              </w:rPr>
+              <w:t>7+92=</w:t>
+            </w:r>
+          </w:p>
+        </w:tc>
+      </w:tr>
+      <w:tr>
+        <w:tc>
+          <w:tcPr>
+            <w:tcW w:type="dxa" w:w="1987"/>
+          </w:tcPr>
+          <w:p>
+            <w:pPr>
+              <w:jc w:val="left"/>
+            </w:pPr>
+            <w:r>
+              <w:rPr>
+                <w:rFonts w:ascii="TimeNewRoman" w:hAnsi="TimeNewRoman"/>
+                <w:sz w:val="30"/>
+              </w:rPr>
+              <w:t>7+73=</w:t>
+            </w:r>
+          </w:p>
+        </w:tc>
+        <w:tc>
+          <w:tcPr>
+            <w:tcW w:type="dxa" w:w="1987"/>
+          </w:tcPr>
+          <w:p>
+            <w:pPr>
+              <w:jc w:val="left"/>
+            </w:pPr>
+            <w:r>
+              <w:rPr>
+                <w:rFonts w:ascii="TimeNewRoman" w:hAnsi="TimeNewRoman"/>
+                <w:sz w:val="30"/>
+              </w:rPr>
+              <w:t>82-72=</w:t>
+            </w:r>
+          </w:p>
+        </w:tc>
+        <w:tc>
+          <w:tcPr>
+            <w:tcW w:type="dxa" w:w="1987"/>
+          </w:tcPr>
+          <w:p>
+            <w:pPr>
+              <w:jc w:val="left"/>
+            </w:pPr>
+            <w:r>
+              <w:rPr>
+                <w:rFonts w:ascii="TimeNewRoman" w:hAnsi="TimeNewRoman"/>
+                <w:sz w:val="30"/>
+              </w:rPr>
+              <w:t>66+32=</w:t>
+            </w:r>
+          </w:p>
+        </w:tc>
+        <w:tc>
+          <w:tcPr>
+            <w:tcW w:type="dxa" w:w="1987"/>
+          </w:tcPr>
+          <w:p>
+            <w:pPr>
+              <w:jc w:val="left"/>
+            </w:pPr>
+            <w:r>
+              <w:rPr>
+                <w:rFonts w:ascii="TimeNewRoman" w:hAnsi="TimeNewRoman"/>
+                <w:sz w:val="30"/>
+              </w:rPr>
+              <w:t>85-67=</w:t>
+            </w:r>
+          </w:p>
+        </w:tc>
+        <w:tc>
+          <w:tcPr>
+            <w:tcW w:type="dxa" w:w="1987"/>
+          </w:tcPr>
+          <w:p>
+            <w:pPr>
+              <w:jc w:val="left"/>
+            </w:pPr>
+            <w:r>
+              <w:rPr>
+                <w:rFonts w:ascii="TimeNewRoman" w:hAnsi="TimeNewRoman"/>
+                <w:sz w:val="30"/>
+              </w:rPr>
+              <w:t>82-74=</w:t>
+            </w:r>
+          </w:p>
+        </w:tc>
+      </w:tr>
+      <w:tr>
+        <w:tc>
+          <w:tcPr>
+            <w:tcW w:type="dxa" w:w="1987"/>
+          </w:tcPr>
+          <w:p>
+            <w:pPr>
+              <w:jc w:val="left"/>
+            </w:pPr>
+            <w:r>
+              <w:rPr>
+                <w:rFonts w:ascii="TimeNewRoman" w:hAnsi="TimeNewRoman"/>
+                <w:sz w:val="30"/>
+              </w:rPr>
+              <w:t>46-10=</w:t>
+            </w:r>
+          </w:p>
+        </w:tc>
+        <w:tc>
+          <w:tcPr>
+            <w:tcW w:type="dxa" w:w="1987"/>
+          </w:tcPr>
+          <w:p>
+            <w:pPr>
+              <w:jc w:val="left"/>
+            </w:pPr>
+            <w:r>
+              <w:rPr>
+                <w:rFonts w:ascii="TimeNewRoman" w:hAnsi="TimeNewRoman"/>
+                <w:sz w:val="30"/>
+              </w:rPr>
+              <w:t>29-17=</w:t>
+            </w:r>
+          </w:p>
+        </w:tc>
+        <w:tc>
+          <w:tcPr>
+            <w:tcW w:type="dxa" w:w="1987"/>
+          </w:tcPr>
+          <w:p>
+            <w:pPr>
+              <w:jc w:val="left"/>
+            </w:pPr>
+            <w:r>
+              <w:rPr>
+                <w:rFonts w:ascii="TimeNewRoman" w:hAnsi="TimeNewRoman"/>
+                <w:sz w:val="30"/>
+              </w:rPr>
+              <w:t>51-12=</w:t>
+            </w:r>
+          </w:p>
+        </w:tc>
+        <w:tc>
+          <w:tcPr>
+            <w:tcW w:type="dxa" w:w="1987"/>
+          </w:tcPr>
+          <w:p>
+            <w:pPr>
+              <w:jc w:val="left"/>
+            </w:pPr>
+            <w:r>
+              <w:rPr>
+                <w:rFonts w:ascii="TimeNewRoman" w:hAnsi="TimeNewRoman"/>
+                <w:sz w:val="30"/>
+              </w:rPr>
+              <w:t>97-57=</w:t>
+            </w:r>
+          </w:p>
+        </w:tc>
+        <w:tc>
+          <w:tcPr>
+            <w:tcW w:type="dxa" w:w="1987"/>
+          </w:tcPr>
+          <w:p>
+            <w:pPr>
+              <w:jc w:val="left"/>
+            </w:pPr>
+            <w:r>
+              <w:rPr>
+                <w:rFonts w:ascii="TimeNewRoman" w:hAnsi="TimeNewRoman"/>
+                <w:sz w:val="30"/>
+              </w:rPr>
+              <w:t>34+62=</w:t>
+            </w:r>
+          </w:p>
+        </w:tc>
+      </w:tr>
+      <w:tr>
+        <w:tc>
+          <w:tcPr>
+            <w:tcW w:type="dxa" w:w="1987"/>
+          </w:tcPr>
+          <w:p>
+            <w:pPr>
+              <w:jc w:val="left"/>
+            </w:pPr>
+            <w:r>
+              <w:rPr>
+                <w:rFonts w:ascii="TimeNewRoman" w:hAnsi="TimeNewRoman"/>
+                <w:sz w:val="30"/>
+              </w:rPr>
+              <w:t>85-46=</w:t>
+            </w:r>
+          </w:p>
+        </w:tc>
+        <w:tc>
+          <w:tcPr>
+            <w:tcW w:type="dxa" w:w="1987"/>
+          </w:tcPr>
+          <w:p>
+            <w:pPr>
+              <w:jc w:val="left"/>
+            </w:pPr>
+            <w:r>
+              <w:rPr>
+                <w:rFonts w:ascii="TimeNewRoman" w:hAnsi="TimeNewRoman"/>
+                <w:sz w:val="30"/>
+              </w:rPr>
+              <w:t>69+17=</w:t>
+            </w:r>
+          </w:p>
+        </w:tc>
+        <w:tc>
+          <w:tcPr>
+            <w:tcW w:type="dxa" w:w="1987"/>
+          </w:tcPr>
+          <w:p>
+            <w:pPr>
+              <w:jc w:val="left"/>
+            </w:pPr>
+            <w:r>
+              <w:rPr>
+                <w:rFonts w:ascii="TimeNewRoman" w:hAnsi="TimeNewRoman"/>
+                <w:sz w:val="30"/>
+              </w:rPr>
+              <w:t>6+33=</w:t>
             </w:r>
           </w:p>
         </w:tc>
@@ -286,8 +1487,6 @@
             </w:r>
           </w:p>
         </w:tc>
-      </w:tr>
-      <w:tr>
         <w:tc>
           <w:tcPr>
             <w:tcW w:type="dxa" w:w="1987"/>
@@ -301,75 +1500,7 @@
                 <w:rFonts w:ascii="TimeNewRoman" w:hAnsi="TimeNewRoman"/>
                 <w:sz w:val="30"/>
               </w:rPr>
-              <w:t>89-3=</w:t>
-            </w:r>
-          </w:p>
-        </w:tc>
-        <w:tc>
-          <w:tcPr>
-            <w:tcW w:type="dxa" w:w="1987"/>
-          </w:tcPr>
-          <w:p>
-            <w:pPr>
-              <w:jc w:val="left"/>
-            </w:pPr>
-            <w:r>
-              <w:rPr>
-                <w:rFonts w:ascii="TimeNewRoman" w:hAnsi="TimeNewRoman"/>
-                <w:sz w:val="30"/>
-              </w:rPr>
-              <w:t>65-18=</w:t>
-            </w:r>
-          </w:p>
-        </w:tc>
-        <w:tc>
-          <w:tcPr>
-            <w:tcW w:type="dxa" w:w="1987"/>
-          </w:tcPr>
-          <w:p>
-            <w:pPr>
-              <w:jc w:val="left"/>
-            </w:pPr>
-            <w:r>
-              <w:rPr>
-                <w:rFonts w:ascii="TimeNewRoman" w:hAnsi="TimeNewRoman"/>
-                <w:sz w:val="30"/>
-              </w:rPr>
-              <w:t>95-6=</w:t>
-            </w:r>
-          </w:p>
-        </w:tc>
-        <w:tc>
-          <w:tcPr>
-            <w:tcW w:type="dxa" w:w="1987"/>
-          </w:tcPr>
-          <w:p>
-            <w:pPr>
-              <w:jc w:val="left"/>
-            </w:pPr>
-            <w:r>
-              <w:rPr>
-                <w:rFonts w:ascii="TimeNewRoman" w:hAnsi="TimeNewRoman"/>
-                <w:sz w:val="30"/>
-              </w:rPr>
-              <w:t>84-2=</w:t>
-            </w:r>
-          </w:p>
-        </w:tc>
-        <w:tc>
-          <w:tcPr>
-            <w:tcW w:type="dxa" w:w="1987"/>
-          </w:tcPr>
-          <w:p>
-            <w:pPr>
-              <w:jc w:val="left"/>
-            </w:pPr>
-            <w:r>
-              <w:rPr>
-                <w:rFonts w:ascii="TimeNewRoman" w:hAnsi="TimeNewRoman"/>
-                <w:sz w:val="30"/>
-              </w:rPr>
-              <w:t>49-46=</w:t>
+              <w:t>91-1=</w:t>
             </w:r>
           </w:p>
         </w:tc>
@@ -388,7 +1519,7 @@
                 <w:rFonts w:ascii="TimeNewRoman" w:hAnsi="TimeNewRoman"/>
                 <w:sz w:val="30"/>
               </w:rPr>
-              <w:t>70-9=</w:t>
+              <w:t>99+0=</w:t>
             </w:r>
           </w:p>
         </w:tc>
@@ -405,7 +1536,7 @@
                 <w:rFonts w:ascii="TimeNewRoman" w:hAnsi="TimeNewRoman"/>
                 <w:sz w:val="30"/>
               </w:rPr>
-              <w:t>87-68=</w:t>
+              <w:t>34-24=</w:t>
             </w:r>
           </w:p>
         </w:tc>
@@ -422,7 +1553,7 @@
                 <w:rFonts w:ascii="TimeNewRoman" w:hAnsi="TimeNewRoman"/>
                 <w:sz w:val="30"/>
               </w:rPr>
-              <w:t>44-30=</w:t>
+              <w:t>83-55=</w:t>
             </w:r>
           </w:p>
         </w:tc>
@@ -439,7 +1570,7 @@
                 <w:rFonts w:ascii="TimeNewRoman" w:hAnsi="TimeNewRoman"/>
                 <w:sz w:val="30"/>
               </w:rPr>
-              <w:t>7+66=</w:t>
+              <w:t>37-12=</w:t>
             </w:r>
           </w:p>
         </w:tc>
@@ -456,7 +1587,7 @@
                 <w:rFonts w:ascii="TimeNewRoman" w:hAnsi="TimeNewRoman"/>
                 <w:sz w:val="30"/>
               </w:rPr>
-              <w:t>75+10=</w:t>
+              <w:t>47-42=</w:t>
             </w:r>
           </w:p>
         </w:tc>
@@ -475,7 +1606,7 @@
                 <w:rFonts w:ascii="TimeNewRoman" w:hAnsi="TimeNewRoman"/>
                 <w:sz w:val="30"/>
               </w:rPr>
-              <w:t>29+6=</w:t>
+              <w:t>30-21=</w:t>
             </w:r>
           </w:p>
         </w:tc>
@@ -492,7 +1623,7 @@
                 <w:rFonts w:ascii="TimeNewRoman" w:hAnsi="TimeNewRoman"/>
                 <w:sz w:val="30"/>
               </w:rPr>
-              <w:t>46+35=</w:t>
+              <w:t>43-13=</w:t>
             </w:r>
           </w:p>
         </w:tc>
@@ -509,7 +1640,7 @@
                 <w:rFonts w:ascii="TimeNewRoman" w:hAnsi="TimeNewRoman"/>
                 <w:sz w:val="30"/>
               </w:rPr>
-              <w:t>62-41=</w:t>
+              <w:t>60-43=</w:t>
             </w:r>
           </w:p>
         </w:tc>
@@ -526,7 +1657,7 @@
                 <w:rFonts w:ascii="TimeNewRoman" w:hAnsi="TimeNewRoman"/>
                 <w:sz w:val="30"/>
               </w:rPr>
-              <w:t>73-8=</w:t>
+              <w:t>25+63=</w:t>
             </w:r>
           </w:p>
         </w:tc>
@@ -543,7 +1674,7 @@
                 <w:rFonts w:ascii="TimeNewRoman" w:hAnsi="TimeNewRoman"/>
                 <w:sz w:val="30"/>
               </w:rPr>
-              <w:t>11+22=</w:t>
+              <w:t>58+34=</w:t>
             </w:r>
           </w:p>
         </w:tc>
@@ -562,7 +1693,7 @@
                 <w:rFonts w:ascii="TimeNewRoman" w:hAnsi="TimeNewRoman"/>
                 <w:sz w:val="30"/>
               </w:rPr>
-              <w:t>67-40=</w:t>
+              <w:t>46-11=</w:t>
             </w:r>
           </w:p>
         </w:tc>
@@ -579,7 +1710,7 @@
                 <w:rFonts w:ascii="TimeNewRoman" w:hAnsi="TimeNewRoman"/>
                 <w:sz w:val="30"/>
               </w:rPr>
-              <w:t>17+49=</w:t>
+              <w:t>31+47=</w:t>
             </w:r>
           </w:p>
         </w:tc>
@@ -596,7 +1727,7 @@
                 <w:rFonts w:ascii="TimeNewRoman" w:hAnsi="TimeNewRoman"/>
                 <w:sz w:val="30"/>
               </w:rPr>
-              <w:t>92-26=</w:t>
+              <w:t>53-22=</w:t>
             </w:r>
           </w:p>
         </w:tc>
@@ -613,7 +1744,7 @@
                 <w:rFonts w:ascii="TimeNewRoman" w:hAnsi="TimeNewRoman"/>
                 <w:sz w:val="30"/>
               </w:rPr>
-              <w:t>65-39=</w:t>
+              <w:t>29-2=</w:t>
             </w:r>
           </w:p>
         </w:tc>
@@ -630,1138 +1761,7 @@
                 <w:rFonts w:ascii="TimeNewRoman" w:hAnsi="TimeNewRoman"/>
                 <w:sz w:val="30"/>
               </w:rPr>
-              <w:t>47-13=</w:t>
-            </w:r>
-          </w:p>
-        </w:tc>
-      </w:tr>
-      <w:tr>
-        <w:tc>
-          <w:tcPr>
-            <w:tcW w:type="dxa" w:w="1987"/>
-          </w:tcPr>
-          <w:p>
-            <w:pPr>
-              <w:jc w:val="left"/>
-            </w:pPr>
-            <w:r>
-              <w:rPr>
-                <w:rFonts w:ascii="TimeNewRoman" w:hAnsi="TimeNewRoman"/>
-                <w:sz w:val="30"/>
-              </w:rPr>
-              <w:t>66-0=</w:t>
-            </w:r>
-          </w:p>
-        </w:tc>
-        <w:tc>
-          <w:tcPr>
-            <w:tcW w:type="dxa" w:w="1987"/>
-          </w:tcPr>
-          <w:p>
-            <w:pPr>
-              <w:jc w:val="left"/>
-            </w:pPr>
-            <w:r>
-              <w:rPr>
-                <w:rFonts w:ascii="TimeNewRoman" w:hAnsi="TimeNewRoman"/>
-                <w:sz w:val="30"/>
-              </w:rPr>
-              <w:t>57+27=</w:t>
-            </w:r>
-          </w:p>
-        </w:tc>
-        <w:tc>
-          <w:tcPr>
-            <w:tcW w:type="dxa" w:w="1987"/>
-          </w:tcPr>
-          <w:p>
-            <w:pPr>
-              <w:jc w:val="left"/>
-            </w:pPr>
-            <w:r>
-              <w:rPr>
-                <w:rFonts w:ascii="TimeNewRoman" w:hAnsi="TimeNewRoman"/>
-                <w:sz w:val="30"/>
-              </w:rPr>
-              <w:t>62+27=</w:t>
-            </w:r>
-          </w:p>
-        </w:tc>
-        <w:tc>
-          <w:tcPr>
-            <w:tcW w:type="dxa" w:w="1987"/>
-          </w:tcPr>
-          <w:p>
-            <w:pPr>
-              <w:jc w:val="left"/>
-            </w:pPr>
-            <w:r>
-              <w:rPr>
-                <w:rFonts w:ascii="TimeNewRoman" w:hAnsi="TimeNewRoman"/>
-                <w:sz w:val="30"/>
-              </w:rPr>
-              <w:t>79-30=</w:t>
-            </w:r>
-          </w:p>
-        </w:tc>
-        <w:tc>
-          <w:tcPr>
-            <w:tcW w:type="dxa" w:w="1987"/>
-          </w:tcPr>
-          <w:p>
-            <w:pPr>
-              <w:jc w:val="left"/>
-            </w:pPr>
-            <w:r>
-              <w:rPr>
-                <w:rFonts w:ascii="TimeNewRoman" w:hAnsi="TimeNewRoman"/>
-                <w:sz w:val="30"/>
-              </w:rPr>
-              <w:t>31+44=</w:t>
-            </w:r>
-          </w:p>
-        </w:tc>
-      </w:tr>
-      <w:tr>
-        <w:tc>
-          <w:tcPr>
-            <w:tcW w:type="dxa" w:w="1987"/>
-          </w:tcPr>
-          <w:p>
-            <w:pPr>
-              <w:jc w:val="left"/>
-            </w:pPr>
-            <w:r>
-              <w:rPr>
-                <w:rFonts w:ascii="TimeNewRoman" w:hAnsi="TimeNewRoman"/>
-                <w:sz w:val="30"/>
-              </w:rPr>
-              <w:t>57+9=</w:t>
-            </w:r>
-          </w:p>
-        </w:tc>
-        <w:tc>
-          <w:tcPr>
-            <w:tcW w:type="dxa" w:w="1987"/>
-          </w:tcPr>
-          <w:p>
-            <w:pPr>
-              <w:jc w:val="left"/>
-            </w:pPr>
-            <w:r>
-              <w:rPr>
-                <w:rFonts w:ascii="TimeNewRoman" w:hAnsi="TimeNewRoman"/>
-                <w:sz w:val="30"/>
-              </w:rPr>
-              <w:t>96-66=</w:t>
-            </w:r>
-          </w:p>
-        </w:tc>
-        <w:tc>
-          <w:tcPr>
-            <w:tcW w:type="dxa" w:w="1987"/>
-          </w:tcPr>
-          <w:p>
-            <w:pPr>
-              <w:jc w:val="left"/>
-            </w:pPr>
-            <w:r>
-              <w:rPr>
-                <w:rFonts w:ascii="TimeNewRoman" w:hAnsi="TimeNewRoman"/>
-                <w:sz w:val="30"/>
-              </w:rPr>
-              <w:t>37-8=</w:t>
-            </w:r>
-          </w:p>
-        </w:tc>
-        <w:tc>
-          <w:tcPr>
-            <w:tcW w:type="dxa" w:w="1987"/>
-          </w:tcPr>
-          <w:p>
-            <w:pPr>
-              <w:jc w:val="left"/>
-            </w:pPr>
-            <w:r>
-              <w:rPr>
-                <w:rFonts w:ascii="TimeNewRoman" w:hAnsi="TimeNewRoman"/>
-                <w:sz w:val="30"/>
-              </w:rPr>
-              <w:t>64-20=</w:t>
-            </w:r>
-          </w:p>
-        </w:tc>
-        <w:tc>
-          <w:tcPr>
-            <w:tcW w:type="dxa" w:w="1987"/>
-          </w:tcPr>
-          <w:p>
-            <w:pPr>
-              <w:jc w:val="left"/>
-            </w:pPr>
-            <w:r>
-              <w:rPr>
-                <w:rFonts w:ascii="TimeNewRoman" w:hAnsi="TimeNewRoman"/>
-                <w:sz w:val="30"/>
-              </w:rPr>
-              <w:t>78-14=</w:t>
-            </w:r>
-          </w:p>
-        </w:tc>
-      </w:tr>
-      <w:tr>
-        <w:tc>
-          <w:tcPr>
-            <w:tcW w:type="dxa" w:w="1987"/>
-          </w:tcPr>
-          <w:p>
-            <w:pPr>
-              <w:jc w:val="left"/>
-            </w:pPr>
-            <w:r>
-              <w:rPr>
-                <w:rFonts w:ascii="TimeNewRoman" w:hAnsi="TimeNewRoman"/>
-                <w:sz w:val="30"/>
-              </w:rPr>
-              <w:t>19+15=</w:t>
-            </w:r>
-          </w:p>
-        </w:tc>
-        <w:tc>
-          <w:tcPr>
-            <w:tcW w:type="dxa" w:w="1987"/>
-          </w:tcPr>
-          <w:p>
-            <w:pPr>
-              <w:jc w:val="left"/>
-            </w:pPr>
-            <w:r>
-              <w:rPr>
-                <w:rFonts w:ascii="TimeNewRoman" w:hAnsi="TimeNewRoman"/>
-                <w:sz w:val="30"/>
-              </w:rPr>
-              <w:t>21+28=</w:t>
-            </w:r>
-          </w:p>
-        </w:tc>
-        <w:tc>
-          <w:tcPr>
-            <w:tcW w:type="dxa" w:w="1987"/>
-          </w:tcPr>
-          <w:p>
-            <w:pPr>
-              <w:jc w:val="left"/>
-            </w:pPr>
-            <w:r>
-              <w:rPr>
-                <w:rFonts w:ascii="TimeNewRoman" w:hAnsi="TimeNewRoman"/>
-                <w:sz w:val="30"/>
-              </w:rPr>
-              <w:t>98-23=</w:t>
-            </w:r>
-          </w:p>
-        </w:tc>
-        <w:tc>
-          <w:tcPr>
-            <w:tcW w:type="dxa" w:w="1987"/>
-          </w:tcPr>
-          <w:p>
-            <w:pPr>
-              <w:jc w:val="left"/>
-            </w:pPr>
-            <w:r>
-              <w:rPr>
-                <w:rFonts w:ascii="TimeNewRoman" w:hAnsi="TimeNewRoman"/>
-                <w:sz w:val="30"/>
-              </w:rPr>
-              <w:t>40+10=</w:t>
-            </w:r>
-          </w:p>
-        </w:tc>
-        <w:tc>
-          <w:tcPr>
-            <w:tcW w:type="dxa" w:w="1987"/>
-          </w:tcPr>
-          <w:p>
-            <w:pPr>
-              <w:jc w:val="left"/>
-            </w:pPr>
-            <w:r>
-              <w:rPr>
-                <w:rFonts w:ascii="TimeNewRoman" w:hAnsi="TimeNewRoman"/>
-                <w:sz w:val="30"/>
-              </w:rPr>
-              <w:t>62-28=</w:t>
-            </w:r>
-          </w:p>
-        </w:tc>
-      </w:tr>
-      <w:tr>
-        <w:tc>
-          <w:tcPr>
-            <w:tcW w:type="dxa" w:w="1987"/>
-          </w:tcPr>
-          <w:p>
-            <w:pPr>
-              <w:jc w:val="left"/>
-            </w:pPr>
-            <w:r>
-              <w:rPr>
-                <w:rFonts w:ascii="TimeNewRoman" w:hAnsi="TimeNewRoman"/>
-                <w:sz w:val="30"/>
-              </w:rPr>
-              <w:t>8+25=</w:t>
-            </w:r>
-          </w:p>
-        </w:tc>
-        <w:tc>
-          <w:tcPr>
-            <w:tcW w:type="dxa" w:w="1987"/>
-          </w:tcPr>
-          <w:p>
-            <w:pPr>
-              <w:jc w:val="left"/>
-            </w:pPr>
-            <w:r>
-              <w:rPr>
-                <w:rFonts w:ascii="TimeNewRoman" w:hAnsi="TimeNewRoman"/>
-                <w:sz w:val="30"/>
-              </w:rPr>
-              <w:t>53-23=</w:t>
-            </w:r>
-          </w:p>
-        </w:tc>
-        <w:tc>
-          <w:tcPr>
-            <w:tcW w:type="dxa" w:w="1987"/>
-          </w:tcPr>
-          <w:p>
-            <w:pPr>
-              <w:jc w:val="left"/>
-            </w:pPr>
-            <w:r>
-              <w:rPr>
-                <w:rFonts w:ascii="TimeNewRoman" w:hAnsi="TimeNewRoman"/>
-                <w:sz w:val="30"/>
-              </w:rPr>
-              <w:t>61+2=</w:t>
-            </w:r>
-          </w:p>
-        </w:tc>
-        <w:tc>
-          <w:tcPr>
-            <w:tcW w:type="dxa" w:w="1987"/>
-          </w:tcPr>
-          <w:p>
-            <w:pPr>
-              <w:jc w:val="left"/>
-            </w:pPr>
-            <w:r>
-              <w:rPr>
-                <w:rFonts w:ascii="TimeNewRoman" w:hAnsi="TimeNewRoman"/>
-                <w:sz w:val="30"/>
-              </w:rPr>
-              <w:t>25+65=</w:t>
-            </w:r>
-          </w:p>
-        </w:tc>
-        <w:tc>
-          <w:tcPr>
-            <w:tcW w:type="dxa" w:w="1987"/>
-          </w:tcPr>
-          <w:p>
-            <w:pPr>
-              <w:jc w:val="left"/>
-            </w:pPr>
-            <w:r>
-              <w:rPr>
-                <w:rFonts w:ascii="TimeNewRoman" w:hAnsi="TimeNewRoman"/>
-                <w:sz w:val="30"/>
-              </w:rPr>
-              <w:t>30+8=</w:t>
-            </w:r>
-          </w:p>
-        </w:tc>
-      </w:tr>
-      <w:tr>
-        <w:tc>
-          <w:tcPr>
-            <w:tcW w:type="dxa" w:w="1987"/>
-          </w:tcPr>
-          <w:p>
-            <w:pPr>
-              <w:jc w:val="left"/>
-            </w:pPr>
-            <w:r>
-              <w:rPr>
-                <w:rFonts w:ascii="TimeNewRoman" w:hAnsi="TimeNewRoman"/>
-                <w:sz w:val="30"/>
-              </w:rPr>
-              <w:t>29+35=</w:t>
-            </w:r>
-          </w:p>
-        </w:tc>
-        <w:tc>
-          <w:tcPr>
-            <w:tcW w:type="dxa" w:w="1987"/>
-          </w:tcPr>
-          <w:p>
-            <w:pPr>
-              <w:jc w:val="left"/>
-            </w:pPr>
-            <w:r>
-              <w:rPr>
-                <w:rFonts w:ascii="TimeNewRoman" w:hAnsi="TimeNewRoman"/>
-                <w:sz w:val="30"/>
-              </w:rPr>
-              <w:t>93-17=</w:t>
-            </w:r>
-          </w:p>
-        </w:tc>
-        <w:tc>
-          <w:tcPr>
-            <w:tcW w:type="dxa" w:w="1987"/>
-          </w:tcPr>
-          <w:p>
-            <w:pPr>
-              <w:jc w:val="left"/>
-            </w:pPr>
-            <w:r>
-              <w:rPr>
-                <w:rFonts w:ascii="TimeNewRoman" w:hAnsi="TimeNewRoman"/>
-                <w:sz w:val="30"/>
-              </w:rPr>
-              <w:t>95-51=</w:t>
-            </w:r>
-          </w:p>
-        </w:tc>
-        <w:tc>
-          <w:tcPr>
-            <w:tcW w:type="dxa" w:w="1987"/>
-          </w:tcPr>
-          <w:p>
-            <w:pPr>
-              <w:jc w:val="left"/>
-            </w:pPr>
-            <w:r>
-              <w:rPr>
-                <w:rFonts w:ascii="TimeNewRoman" w:hAnsi="TimeNewRoman"/>
-                <w:sz w:val="30"/>
-              </w:rPr>
-              <w:t>64-11=</w:t>
-            </w:r>
-          </w:p>
-        </w:tc>
-        <w:tc>
-          <w:tcPr>
-            <w:tcW w:type="dxa" w:w="1987"/>
-          </w:tcPr>
-          <w:p>
-            <w:pPr>
-              <w:jc w:val="left"/>
-            </w:pPr>
-            <w:r>
-              <w:rPr>
-                <w:rFonts w:ascii="TimeNewRoman" w:hAnsi="TimeNewRoman"/>
-                <w:sz w:val="30"/>
-              </w:rPr>
-              <w:t>52+21=</w:t>
-            </w:r>
-          </w:p>
-        </w:tc>
-      </w:tr>
-      <w:tr>
-        <w:tc>
-          <w:tcPr>
-            <w:tcW w:type="dxa" w:w="1987"/>
-          </w:tcPr>
-          <w:p>
-            <w:pPr>
-              <w:jc w:val="left"/>
-            </w:pPr>
-            <w:r>
-              <w:rPr>
-                <w:rFonts w:ascii="TimeNewRoman" w:hAnsi="TimeNewRoman"/>
-                <w:sz w:val="30"/>
-              </w:rPr>
-              <w:t>82-81=</w:t>
-            </w:r>
-          </w:p>
-        </w:tc>
-        <w:tc>
-          <w:tcPr>
-            <w:tcW w:type="dxa" w:w="1987"/>
-          </w:tcPr>
-          <w:p>
-            <w:pPr>
-              <w:jc w:val="left"/>
-            </w:pPr>
-            <w:r>
-              <w:rPr>
-                <w:rFonts w:ascii="TimeNewRoman" w:hAnsi="TimeNewRoman"/>
-                <w:sz w:val="30"/>
-              </w:rPr>
-              <w:t>88-25=</w:t>
-            </w:r>
-          </w:p>
-        </w:tc>
-        <w:tc>
-          <w:tcPr>
-            <w:tcW w:type="dxa" w:w="1987"/>
-          </w:tcPr>
-          <w:p>
-            <w:pPr>
-              <w:jc w:val="left"/>
-            </w:pPr>
-            <w:r>
-              <w:rPr>
-                <w:rFonts w:ascii="TimeNewRoman" w:hAnsi="TimeNewRoman"/>
-                <w:sz w:val="30"/>
-              </w:rPr>
-              <w:t>12+48=</w:t>
-            </w:r>
-          </w:p>
-        </w:tc>
-        <w:tc>
-          <w:tcPr>
-            <w:tcW w:type="dxa" w:w="1987"/>
-          </w:tcPr>
-          <w:p>
-            <w:pPr>
-              <w:jc w:val="left"/>
-            </w:pPr>
-            <w:r>
-              <w:rPr>
-                <w:rFonts w:ascii="TimeNewRoman" w:hAnsi="TimeNewRoman"/>
-                <w:sz w:val="30"/>
-              </w:rPr>
-              <w:t>12-1=</w:t>
-            </w:r>
-          </w:p>
-        </w:tc>
-        <w:tc>
-          <w:tcPr>
-            <w:tcW w:type="dxa" w:w="1987"/>
-          </w:tcPr>
-          <w:p>
-            <w:pPr>
-              <w:jc w:val="left"/>
-            </w:pPr>
-            <w:r>
-              <w:rPr>
-                <w:rFonts w:ascii="TimeNewRoman" w:hAnsi="TimeNewRoman"/>
-                <w:sz w:val="30"/>
-              </w:rPr>
-              <w:t>80-41=</w:t>
-            </w:r>
-          </w:p>
-        </w:tc>
-      </w:tr>
-      <w:tr>
-        <w:tc>
-          <w:tcPr>
-            <w:tcW w:type="dxa" w:w="1987"/>
-          </w:tcPr>
-          <w:p>
-            <w:pPr>
-              <w:jc w:val="left"/>
-            </w:pPr>
-            <w:r>
-              <w:rPr>
-                <w:rFonts w:ascii="TimeNewRoman" w:hAnsi="TimeNewRoman"/>
-                <w:sz w:val="30"/>
-              </w:rPr>
-              <w:t>96-75=</w:t>
-            </w:r>
-          </w:p>
-        </w:tc>
-        <w:tc>
-          <w:tcPr>
-            <w:tcW w:type="dxa" w:w="1987"/>
-          </w:tcPr>
-          <w:p>
-            <w:pPr>
-              <w:jc w:val="left"/>
-            </w:pPr>
-            <w:r>
-              <w:rPr>
-                <w:rFonts w:ascii="TimeNewRoman" w:hAnsi="TimeNewRoman"/>
-                <w:sz w:val="30"/>
-              </w:rPr>
-              <w:t>84+8=</w:t>
-            </w:r>
-          </w:p>
-        </w:tc>
-        <w:tc>
-          <w:tcPr>
-            <w:tcW w:type="dxa" w:w="1987"/>
-          </w:tcPr>
-          <w:p>
-            <w:pPr>
-              <w:jc w:val="left"/>
-            </w:pPr>
-            <w:r>
-              <w:rPr>
-                <w:rFonts w:ascii="TimeNewRoman" w:hAnsi="TimeNewRoman"/>
-                <w:sz w:val="30"/>
-              </w:rPr>
-              <w:t>96-15=</w:t>
-            </w:r>
-          </w:p>
-        </w:tc>
-        <w:tc>
-          <w:tcPr>
-            <w:tcW w:type="dxa" w:w="1987"/>
-          </w:tcPr>
-          <w:p>
-            <w:pPr>
-              <w:jc w:val="left"/>
-            </w:pPr>
-            <w:r>
-              <w:rPr>
-                <w:rFonts w:ascii="TimeNewRoman" w:hAnsi="TimeNewRoman"/>
-                <w:sz w:val="30"/>
-              </w:rPr>
-              <w:t>0+16=</w:t>
-            </w:r>
-          </w:p>
-        </w:tc>
-        <w:tc>
-          <w:tcPr>
-            <w:tcW w:type="dxa" w:w="1987"/>
-          </w:tcPr>
-          <w:p>
-            <w:pPr>
-              <w:jc w:val="left"/>
-            </w:pPr>
-            <w:r>
-              <w:rPr>
-                <w:rFonts w:ascii="TimeNewRoman" w:hAnsi="TimeNewRoman"/>
-                <w:sz w:val="30"/>
-              </w:rPr>
-              <w:t>36-18=</w:t>
-            </w:r>
-          </w:p>
-        </w:tc>
-      </w:tr>
-      <w:tr>
-        <w:tc>
-          <w:tcPr>
-            <w:tcW w:type="dxa" w:w="1987"/>
-          </w:tcPr>
-          <w:p>
-            <w:pPr>
-              <w:jc w:val="left"/>
-            </w:pPr>
-            <w:r>
-              <w:rPr>
-                <w:rFonts w:ascii="TimeNewRoman" w:hAnsi="TimeNewRoman"/>
-                <w:sz w:val="30"/>
-              </w:rPr>
-              <w:t>28+12=</w:t>
-            </w:r>
-          </w:p>
-        </w:tc>
-        <w:tc>
-          <w:tcPr>
-            <w:tcW w:type="dxa" w:w="1987"/>
-          </w:tcPr>
-          <w:p>
-            <w:pPr>
-              <w:jc w:val="left"/>
-            </w:pPr>
-            <w:r>
-              <w:rPr>
-                <w:rFonts w:ascii="TimeNewRoman" w:hAnsi="TimeNewRoman"/>
-                <w:sz w:val="30"/>
-              </w:rPr>
-              <w:t>25+43=</w:t>
-            </w:r>
-          </w:p>
-        </w:tc>
-        <w:tc>
-          <w:tcPr>
-            <w:tcW w:type="dxa" w:w="1987"/>
-          </w:tcPr>
-          <w:p>
-            <w:pPr>
-              <w:jc w:val="left"/>
-            </w:pPr>
-            <w:r>
-              <w:rPr>
-                <w:rFonts w:ascii="TimeNewRoman" w:hAnsi="TimeNewRoman"/>
-                <w:sz w:val="30"/>
-              </w:rPr>
-              <w:t>97-31=</w:t>
-            </w:r>
-          </w:p>
-        </w:tc>
-        <w:tc>
-          <w:tcPr>
-            <w:tcW w:type="dxa" w:w="1987"/>
-          </w:tcPr>
-          <w:p>
-            <w:pPr>
-              <w:jc w:val="left"/>
-            </w:pPr>
-            <w:r>
-              <w:rPr>
-                <w:rFonts w:ascii="TimeNewRoman" w:hAnsi="TimeNewRoman"/>
-                <w:sz w:val="30"/>
-              </w:rPr>
-              <w:t>2+71=</w:t>
-            </w:r>
-          </w:p>
-        </w:tc>
-        <w:tc>
-          <w:tcPr>
-            <w:tcW w:type="dxa" w:w="1987"/>
-          </w:tcPr>
-          <w:p>
-            <w:pPr>
-              <w:jc w:val="left"/>
-            </w:pPr>
-            <w:r>
-              <w:rPr>
-                <w:rFonts w:ascii="TimeNewRoman" w:hAnsi="TimeNewRoman"/>
-                <w:sz w:val="30"/>
-              </w:rPr>
-              <w:t>9+88=</w:t>
-            </w:r>
-          </w:p>
-        </w:tc>
-      </w:tr>
-      <w:tr>
-        <w:tc>
-          <w:tcPr>
-            <w:tcW w:type="dxa" w:w="1987"/>
-          </w:tcPr>
-          <w:p>
-            <w:pPr>
-              <w:jc w:val="left"/>
-            </w:pPr>
-            <w:r>
-              <w:rPr>
-                <w:rFonts w:ascii="TimeNewRoman" w:hAnsi="TimeNewRoman"/>
-                <w:sz w:val="30"/>
-              </w:rPr>
-              <w:t>83-23=</w:t>
-            </w:r>
-          </w:p>
-        </w:tc>
-        <w:tc>
-          <w:tcPr>
-            <w:tcW w:type="dxa" w:w="1987"/>
-          </w:tcPr>
-          <w:p>
-            <w:pPr>
-              <w:jc w:val="left"/>
-            </w:pPr>
-            <w:r>
-              <w:rPr>
-                <w:rFonts w:ascii="TimeNewRoman" w:hAnsi="TimeNewRoman"/>
-                <w:sz w:val="30"/>
-              </w:rPr>
-              <w:t>91-79=</w:t>
-            </w:r>
-          </w:p>
-        </w:tc>
-        <w:tc>
-          <w:tcPr>
-            <w:tcW w:type="dxa" w:w="1987"/>
-          </w:tcPr>
-          <w:p>
-            <w:pPr>
-              <w:jc w:val="left"/>
-            </w:pPr>
-            <w:r>
-              <w:rPr>
-                <w:rFonts w:ascii="TimeNewRoman" w:hAnsi="TimeNewRoman"/>
-                <w:sz w:val="30"/>
-              </w:rPr>
-              <w:t>46-27=</w:t>
-            </w:r>
-          </w:p>
-        </w:tc>
-        <w:tc>
-          <w:tcPr>
-            <w:tcW w:type="dxa" w:w="1987"/>
-          </w:tcPr>
-          <w:p>
-            <w:pPr>
-              <w:jc w:val="left"/>
-            </w:pPr>
-            <w:r>
-              <w:rPr>
-                <w:rFonts w:ascii="TimeNewRoman" w:hAnsi="TimeNewRoman"/>
-                <w:sz w:val="30"/>
-              </w:rPr>
-              <w:t>46-30=</w:t>
-            </w:r>
-          </w:p>
-        </w:tc>
-        <w:tc>
-          <w:tcPr>
-            <w:tcW w:type="dxa" w:w="1987"/>
-          </w:tcPr>
-          <w:p>
-            <w:pPr>
-              <w:jc w:val="left"/>
-            </w:pPr>
-            <w:r>
-              <w:rPr>
-                <w:rFonts w:ascii="TimeNewRoman" w:hAnsi="TimeNewRoman"/>
-                <w:sz w:val="30"/>
-              </w:rPr>
-              <w:t>23-3=</w:t>
-            </w:r>
-          </w:p>
-        </w:tc>
-      </w:tr>
-      <w:tr>
-        <w:tc>
-          <w:tcPr>
-            <w:tcW w:type="dxa" w:w="1987"/>
-          </w:tcPr>
-          <w:p>
-            <w:pPr>
-              <w:jc w:val="left"/>
-            </w:pPr>
-            <w:r>
-              <w:rPr>
-                <w:rFonts w:ascii="TimeNewRoman" w:hAnsi="TimeNewRoman"/>
-                <w:sz w:val="30"/>
-              </w:rPr>
-              <w:t>34+55=</w:t>
-            </w:r>
-          </w:p>
-        </w:tc>
-        <w:tc>
-          <w:tcPr>
-            <w:tcW w:type="dxa" w:w="1987"/>
-          </w:tcPr>
-          <w:p>
-            <w:pPr>
-              <w:jc w:val="left"/>
-            </w:pPr>
-            <w:r>
-              <w:rPr>
-                <w:rFonts w:ascii="TimeNewRoman" w:hAnsi="TimeNewRoman"/>
-                <w:sz w:val="30"/>
-              </w:rPr>
-              <w:t>47+1=</w:t>
-            </w:r>
-          </w:p>
-        </w:tc>
-        <w:tc>
-          <w:tcPr>
-            <w:tcW w:type="dxa" w:w="1987"/>
-          </w:tcPr>
-          <w:p>
-            <w:pPr>
-              <w:jc w:val="left"/>
-            </w:pPr>
-            <w:r>
-              <w:rPr>
-                <w:rFonts w:ascii="TimeNewRoman" w:hAnsi="TimeNewRoman"/>
-                <w:sz w:val="30"/>
-              </w:rPr>
-              <w:t>24+6=</w:t>
-            </w:r>
-          </w:p>
-        </w:tc>
-        <w:tc>
-          <w:tcPr>
-            <w:tcW w:type="dxa" w:w="1987"/>
-          </w:tcPr>
-          <w:p>
-            <w:pPr>
-              <w:jc w:val="left"/>
-            </w:pPr>
-            <w:r>
-              <w:rPr>
-                <w:rFonts w:ascii="TimeNewRoman" w:hAnsi="TimeNewRoman"/>
-                <w:sz w:val="30"/>
-              </w:rPr>
-              <w:t>58-14=</w:t>
-            </w:r>
-          </w:p>
-        </w:tc>
-        <w:tc>
-          <w:tcPr>
-            <w:tcW w:type="dxa" w:w="1987"/>
-          </w:tcPr>
-          <w:p>
-            <w:pPr>
-              <w:jc w:val="left"/>
-            </w:pPr>
-            <w:r>
-              <w:rPr>
-                <w:rFonts w:ascii="TimeNewRoman" w:hAnsi="TimeNewRoman"/>
-                <w:sz w:val="30"/>
-              </w:rPr>
-              <w:t>29-0=</w:t>
-            </w:r>
-          </w:p>
-        </w:tc>
-      </w:tr>
-      <w:tr>
-        <w:tc>
-          <w:tcPr>
-            <w:tcW w:type="dxa" w:w="1987"/>
-          </w:tcPr>
-          <w:p>
-            <w:pPr>
-              <w:jc w:val="left"/>
-            </w:pPr>
-            <w:r>
-              <w:rPr>
-                <w:rFonts w:ascii="TimeNewRoman" w:hAnsi="TimeNewRoman"/>
-                <w:sz w:val="30"/>
-              </w:rPr>
-              <w:t>4+58=</w:t>
-            </w:r>
-          </w:p>
-        </w:tc>
-        <w:tc>
-          <w:tcPr>
-            <w:tcW w:type="dxa" w:w="1987"/>
-          </w:tcPr>
-          <w:p>
-            <w:pPr>
-              <w:jc w:val="left"/>
-            </w:pPr>
-            <w:r>
-              <w:rPr>
-                <w:rFonts w:ascii="TimeNewRoman" w:hAnsi="TimeNewRoman"/>
-                <w:sz w:val="30"/>
-              </w:rPr>
-              <w:t>1+63=</w:t>
-            </w:r>
-          </w:p>
-        </w:tc>
-        <w:tc>
-          <w:tcPr>
-            <w:tcW w:type="dxa" w:w="1987"/>
-          </w:tcPr>
-          <w:p>
-            <w:pPr>
-              <w:jc w:val="left"/>
-            </w:pPr>
-            <w:r>
-              <w:rPr>
-                <w:rFonts w:ascii="TimeNewRoman" w:hAnsi="TimeNewRoman"/>
-                <w:sz w:val="30"/>
-              </w:rPr>
-              <w:t>66-3=</w:t>
-            </w:r>
-          </w:p>
-        </w:tc>
-        <w:tc>
-          <w:tcPr>
-            <w:tcW w:type="dxa" w:w="1987"/>
-          </w:tcPr>
-          <w:p>
-            <w:pPr>
-              <w:jc w:val="left"/>
-            </w:pPr>
-            <w:r>
-              <w:rPr>
-                <w:rFonts w:ascii="TimeNewRoman" w:hAnsi="TimeNewRoman"/>
-                <w:sz w:val="30"/>
-              </w:rPr>
-              <w:t>49-48=</w:t>
-            </w:r>
-          </w:p>
-        </w:tc>
-        <w:tc>
-          <w:tcPr>
-            <w:tcW w:type="dxa" w:w="1987"/>
-          </w:tcPr>
-          <w:p>
-            <w:pPr>
-              <w:jc w:val="left"/>
-            </w:pPr>
-            <w:r>
-              <w:rPr>
-                <w:rFonts w:ascii="TimeNewRoman" w:hAnsi="TimeNewRoman"/>
-                <w:sz w:val="30"/>
-              </w:rPr>
-              <w:t>96-37=</w:t>
-            </w:r>
-          </w:p>
-        </w:tc>
-      </w:tr>
-      <w:tr>
-        <w:tc>
-          <w:tcPr>
-            <w:tcW w:type="dxa" w:w="1987"/>
-          </w:tcPr>
-          <w:p>
-            <w:pPr>
-              <w:jc w:val="left"/>
-            </w:pPr>
-            <w:r>
-              <w:rPr>
-                <w:rFonts w:ascii="TimeNewRoman" w:hAnsi="TimeNewRoman"/>
-                <w:sz w:val="30"/>
-              </w:rPr>
-              <w:t>51-34=</w:t>
-            </w:r>
-          </w:p>
-        </w:tc>
-        <w:tc>
-          <w:tcPr>
-            <w:tcW w:type="dxa" w:w="1987"/>
-          </w:tcPr>
-          <w:p>
-            <w:pPr>
-              <w:jc w:val="left"/>
-            </w:pPr>
-            <w:r>
-              <w:rPr>
-                <w:rFonts w:ascii="TimeNewRoman" w:hAnsi="TimeNewRoman"/>
-                <w:sz w:val="30"/>
-              </w:rPr>
-              <w:t>95-81=</w:t>
-            </w:r>
-          </w:p>
-        </w:tc>
-        <w:tc>
-          <w:tcPr>
-            <w:tcW w:type="dxa" w:w="1987"/>
-          </w:tcPr>
-          <w:p>
-            <w:pPr>
-              <w:jc w:val="left"/>
-            </w:pPr>
-            <w:r>
-              <w:rPr>
-                <w:rFonts w:ascii="TimeNewRoman" w:hAnsi="TimeNewRoman"/>
-                <w:sz w:val="30"/>
-              </w:rPr>
-              <w:t>97-78=</w:t>
-            </w:r>
-          </w:p>
-        </w:tc>
-        <w:tc>
-          <w:tcPr>
-            <w:tcW w:type="dxa" w:w="1987"/>
-          </w:tcPr>
-          <w:p>
-            <w:pPr>
-              <w:jc w:val="left"/>
-            </w:pPr>
-            <w:r>
-              <w:rPr>
-                <w:rFonts w:ascii="TimeNewRoman" w:hAnsi="TimeNewRoman"/>
-                <w:sz w:val="30"/>
-              </w:rPr>
-              <w:t>0+51=</w:t>
-            </w:r>
-          </w:p>
-        </w:tc>
-        <w:tc>
-          <w:tcPr>
-            <w:tcW w:type="dxa" w:w="1987"/>
-          </w:tcPr>
-          <w:p>
-            <w:pPr>
-              <w:jc w:val="left"/>
-            </w:pPr>
-            <w:r>
-              <w:rPr>
-                <w:rFonts w:ascii="TimeNewRoman" w:hAnsi="TimeNewRoman"/>
-                <w:sz w:val="30"/>
-              </w:rPr>
-              <w:t>1+24=</w:t>
-            </w:r>
-          </w:p>
-        </w:tc>
-      </w:tr>
-      <w:tr>
-        <w:tc>
-          <w:tcPr>
-            <w:tcW w:type="dxa" w:w="1987"/>
-          </w:tcPr>
-          <w:p>
-            <w:pPr>
-              <w:jc w:val="left"/>
-            </w:pPr>
-            <w:r>
-              <w:rPr>
-                <w:rFonts w:ascii="TimeNewRoman" w:hAnsi="TimeNewRoman"/>
-                <w:sz w:val="30"/>
-              </w:rPr>
-              <w:t>52-8=</w:t>
-            </w:r>
-          </w:p>
-        </w:tc>
-        <w:tc>
-          <w:tcPr>
-            <w:tcW w:type="dxa" w:w="1987"/>
-          </w:tcPr>
-          <w:p>
-            <w:pPr>
-              <w:jc w:val="left"/>
-            </w:pPr>
-            <w:r>
-              <w:rPr>
-                <w:rFonts w:ascii="TimeNewRoman" w:hAnsi="TimeNewRoman"/>
-                <w:sz w:val="30"/>
-              </w:rPr>
-              <w:t>10+78=</w:t>
-            </w:r>
-          </w:p>
-        </w:tc>
-        <w:tc>
-          <w:tcPr>
-            <w:tcW w:type="dxa" w:w="1987"/>
-          </w:tcPr>
-          <w:p>
-            <w:pPr>
-              <w:jc w:val="left"/>
-            </w:pPr>
-            <w:r>
-              <w:rPr>
-                <w:rFonts w:ascii="TimeNewRoman" w:hAnsi="TimeNewRoman"/>
-                <w:sz w:val="30"/>
-              </w:rPr>
-              <w:t>73-42=</w:t>
-            </w:r>
-          </w:p>
-        </w:tc>
-        <w:tc>
-          <w:tcPr>
-            <w:tcW w:type="dxa" w:w="1987"/>
-          </w:tcPr>
-          <w:p>
-            <w:pPr>
-              <w:jc w:val="left"/>
-            </w:pPr>
-            <w:r>
-              <w:rPr>
-                <w:rFonts w:ascii="TimeNewRoman" w:hAnsi="TimeNewRoman"/>
-                <w:sz w:val="30"/>
-              </w:rPr>
-              <w:t>38+36=</w:t>
-            </w:r>
-          </w:p>
-        </w:tc>
-        <w:tc>
-          <w:tcPr>
-            <w:tcW w:type="dxa" w:w="1987"/>
-          </w:tcPr>
-          <w:p>
-            <w:pPr>
-              <w:jc w:val="left"/>
-            </w:pPr>
-            <w:r>
-              <w:rPr>
-                <w:rFonts w:ascii="TimeNewRoman" w:hAnsi="TimeNewRoman"/>
-                <w:sz w:val="30"/>
-              </w:rPr>
-              <w:t>44+31=</w:t>
+              <w:t>17+21=</w:t>
             </w:r>
           </w:p>
         </w:tc>

--- a/addition_and_subtraction_within_100.docx
+++ b/addition_and_subtraction_within_100.docx
@@ -11,7 +11,7 @@
           <w:rFonts w:ascii="Arial" w:hAnsi="Arial"/>
           <w:sz w:val="30"/>
         </w:rPr>
-        <w:t>2026-09-28 Monday</w:t>
+        <w:t>2026-09-29 Tuesday</w:t>
       </w:r>
     </w:p>
     <w:tbl>
@@ -40,7 +40,7 @@
                 <w:rFonts w:ascii="TimeNewRoman" w:hAnsi="TimeNewRoman"/>
                 <w:sz w:val="30"/>
               </w:rPr>
-              <w:t>60+32=</w:t>
+              <w:t>56+42=</w:t>
             </w:r>
           </w:p>
         </w:tc>
@@ -57,7 +57,7 @@
                 <w:rFonts w:ascii="TimeNewRoman" w:hAnsi="TimeNewRoman"/>
                 <w:sz w:val="30"/>
               </w:rPr>
-              <w:t>84-33=</w:t>
+              <w:t>96-92=</w:t>
             </w:r>
           </w:p>
         </w:tc>
@@ -74,7 +74,7 @@
                 <w:rFonts w:ascii="TimeNewRoman" w:hAnsi="TimeNewRoman"/>
                 <w:sz w:val="30"/>
               </w:rPr>
-              <w:t>76-71=</w:t>
+              <w:t>86-54=</w:t>
             </w:r>
           </w:p>
         </w:tc>
@@ -91,7 +91,7 @@
                 <w:rFonts w:ascii="TimeNewRoman" w:hAnsi="TimeNewRoman"/>
                 <w:sz w:val="30"/>
               </w:rPr>
-              <w:t>75-46=</w:t>
+              <w:t>23+21=</w:t>
             </w:r>
           </w:p>
         </w:tc>
@@ -108,7 +108,7 @@
                 <w:rFonts w:ascii="TimeNewRoman" w:hAnsi="TimeNewRoman"/>
                 <w:sz w:val="30"/>
               </w:rPr>
-              <w:t>87-84=</w:t>
+              <w:t>75-40=</w:t>
             </w:r>
           </w:p>
         </w:tc>
@@ -127,7 +127,7 @@
                 <w:rFonts w:ascii="TimeNewRoman" w:hAnsi="TimeNewRoman"/>
                 <w:sz w:val="30"/>
               </w:rPr>
-              <w:t>75-46=</w:t>
+              <w:t>65+31=</w:t>
             </w:r>
           </w:p>
         </w:tc>
@@ -144,7 +144,7 @@
                 <w:rFonts w:ascii="TimeNewRoman" w:hAnsi="TimeNewRoman"/>
                 <w:sz w:val="30"/>
               </w:rPr>
-              <w:t>95-44=</w:t>
+              <w:t>78-51=</w:t>
             </w:r>
           </w:p>
         </w:tc>
@@ -161,7 +161,7 @@
                 <w:rFonts w:ascii="TimeNewRoman" w:hAnsi="TimeNewRoman"/>
                 <w:sz w:val="30"/>
               </w:rPr>
-              <w:t>17+5=</w:t>
+              <w:t>60-25=</w:t>
             </w:r>
           </w:p>
         </w:tc>
@@ -178,7 +178,7 @@
                 <w:rFonts w:ascii="TimeNewRoman" w:hAnsi="TimeNewRoman"/>
                 <w:sz w:val="30"/>
               </w:rPr>
-              <w:t>98-42=</w:t>
+              <w:t>52+13=</w:t>
             </w:r>
           </w:p>
         </w:tc>
@@ -195,7 +195,7 @@
                 <w:rFonts w:ascii="TimeNewRoman" w:hAnsi="TimeNewRoman"/>
                 <w:sz w:val="30"/>
               </w:rPr>
-              <w:t>14+85=</w:t>
+              <w:t>25-13=</w:t>
             </w:r>
           </w:p>
         </w:tc>
@@ -214,7 +214,7 @@
                 <w:rFonts w:ascii="TimeNewRoman" w:hAnsi="TimeNewRoman"/>
                 <w:sz w:val="30"/>
               </w:rPr>
-              <w:t>98-43=</w:t>
+              <w:t>82+8=</w:t>
             </w:r>
           </w:p>
         </w:tc>
@@ -231,7 +231,7 @@
                 <w:rFonts w:ascii="TimeNewRoman" w:hAnsi="TimeNewRoman"/>
                 <w:sz w:val="30"/>
               </w:rPr>
-              <w:t>45-9=</w:t>
+              <w:t>97-93=</w:t>
             </w:r>
           </w:p>
         </w:tc>
@@ -248,7 +248,7 @@
                 <w:rFonts w:ascii="TimeNewRoman" w:hAnsi="TimeNewRoman"/>
                 <w:sz w:val="30"/>
               </w:rPr>
-              <w:t>20+71=</w:t>
+              <w:t>15+69=</w:t>
             </w:r>
           </w:p>
         </w:tc>
@@ -265,7 +265,7 @@
                 <w:rFonts w:ascii="TimeNewRoman" w:hAnsi="TimeNewRoman"/>
                 <w:sz w:val="30"/>
               </w:rPr>
-              <w:t>46+9=</w:t>
+              <w:t>58+32=</w:t>
             </w:r>
           </w:p>
         </w:tc>
@@ -282,7 +282,7 @@
                 <w:rFonts w:ascii="TimeNewRoman" w:hAnsi="TimeNewRoman"/>
                 <w:sz w:val="30"/>
               </w:rPr>
-              <w:t>83-30=</w:t>
+              <w:t>78-35=</w:t>
             </w:r>
           </w:p>
         </w:tc>
@@ -301,7 +301,7 @@
                 <w:rFonts w:ascii="TimeNewRoman" w:hAnsi="TimeNewRoman"/>
                 <w:sz w:val="30"/>
               </w:rPr>
-              <w:t>48+35=</w:t>
+              <w:t>61-12=</w:t>
             </w:r>
           </w:p>
         </w:tc>
@@ -318,7 +318,7 @@
                 <w:rFonts w:ascii="TimeNewRoman" w:hAnsi="TimeNewRoman"/>
                 <w:sz w:val="30"/>
               </w:rPr>
-              <w:t>43+34=</w:t>
+              <w:t>66+7=</w:t>
             </w:r>
           </w:p>
         </w:tc>
@@ -335,7 +335,7 @@
                 <w:rFonts w:ascii="TimeNewRoman" w:hAnsi="TimeNewRoman"/>
                 <w:sz w:val="30"/>
               </w:rPr>
-              <w:t>28-5=</w:t>
+              <w:t>75+22=</w:t>
             </w:r>
           </w:p>
         </w:tc>
@@ -352,7 +352,7 @@
                 <w:rFonts w:ascii="TimeNewRoman" w:hAnsi="TimeNewRoman"/>
                 <w:sz w:val="30"/>
               </w:rPr>
-              <w:t>85-22=</w:t>
+              <w:t>89-16=</w:t>
             </w:r>
           </w:p>
         </w:tc>
@@ -369,7 +369,7 @@
                 <w:rFonts w:ascii="TimeNewRoman" w:hAnsi="TimeNewRoman"/>
                 <w:sz w:val="30"/>
               </w:rPr>
-              <w:t>88-59=</w:t>
+              <w:t>6+29=</w:t>
             </w:r>
           </w:p>
         </w:tc>
@@ -388,7 +388,7 @@
                 <w:rFonts w:ascii="TimeNewRoman" w:hAnsi="TimeNewRoman"/>
                 <w:sz w:val="30"/>
               </w:rPr>
-              <w:t>80-33=</w:t>
+              <w:t>84-19=</w:t>
             </w:r>
           </w:p>
         </w:tc>
@@ -405,7 +405,7 @@
                 <w:rFonts w:ascii="TimeNewRoman" w:hAnsi="TimeNewRoman"/>
                 <w:sz w:val="30"/>
               </w:rPr>
-              <w:t>63-56=</w:t>
+              <w:t>83-0=</w:t>
             </w:r>
           </w:p>
         </w:tc>
@@ -422,7 +422,7 @@
                 <w:rFonts w:ascii="TimeNewRoman" w:hAnsi="TimeNewRoman"/>
                 <w:sz w:val="30"/>
               </w:rPr>
-              <w:t>8+87=</w:t>
+              <w:t>81-75=</w:t>
             </w:r>
           </w:p>
         </w:tc>
@@ -439,7 +439,7 @@
                 <w:rFonts w:ascii="TimeNewRoman" w:hAnsi="TimeNewRoman"/>
                 <w:sz w:val="30"/>
               </w:rPr>
-              <w:t>41-27=</w:t>
+              <w:t>3+75=</w:t>
             </w:r>
           </w:p>
         </w:tc>
@@ -456,7 +456,7 @@
                 <w:rFonts w:ascii="TimeNewRoman" w:hAnsi="TimeNewRoman"/>
                 <w:sz w:val="30"/>
               </w:rPr>
-              <w:t>59-20=</w:t>
+              <w:t>26-24=</w:t>
             </w:r>
           </w:p>
         </w:tc>
@@ -475,7 +475,7 @@
                 <w:rFonts w:ascii="TimeNewRoman" w:hAnsi="TimeNewRoman"/>
                 <w:sz w:val="30"/>
               </w:rPr>
-              <w:t>82-42=</w:t>
+              <w:t>10-0=</w:t>
             </w:r>
           </w:p>
         </w:tc>
@@ -492,7 +492,7 @@
                 <w:rFonts w:ascii="TimeNewRoman" w:hAnsi="TimeNewRoman"/>
                 <w:sz w:val="30"/>
               </w:rPr>
-              <w:t>44-11=</w:t>
+              <w:t>48-31=</w:t>
             </w:r>
           </w:p>
         </w:tc>
@@ -509,7 +509,7 @@
                 <w:rFonts w:ascii="TimeNewRoman" w:hAnsi="TimeNewRoman"/>
                 <w:sz w:val="30"/>
               </w:rPr>
-              <w:t>69-10=</w:t>
+              <w:t>2-1=</w:t>
             </w:r>
           </w:p>
         </w:tc>
@@ -526,7 +526,7 @@
                 <w:rFonts w:ascii="TimeNewRoman" w:hAnsi="TimeNewRoman"/>
                 <w:sz w:val="30"/>
               </w:rPr>
-              <w:t>97-96=</w:t>
+              <w:t>75-5=</w:t>
             </w:r>
           </w:p>
         </w:tc>
@@ -543,7 +543,7 @@
                 <w:rFonts w:ascii="TimeNewRoman" w:hAnsi="TimeNewRoman"/>
                 <w:sz w:val="30"/>
               </w:rPr>
-              <w:t>0+28=</w:t>
+              <w:t>41-39=</w:t>
             </w:r>
           </w:p>
         </w:tc>
@@ -562,7 +562,7 @@
                 <w:rFonts w:ascii="TimeNewRoman" w:hAnsi="TimeNewRoman"/>
                 <w:sz w:val="30"/>
               </w:rPr>
-              <w:t>69-10=</w:t>
+              <w:t>30+27=</w:t>
             </w:r>
           </w:p>
         </w:tc>
@@ -579,7 +579,7 @@
                 <w:rFonts w:ascii="TimeNewRoman" w:hAnsi="TimeNewRoman"/>
                 <w:sz w:val="30"/>
               </w:rPr>
-              <w:t>39-32=</w:t>
+              <w:t>11+84=</w:t>
             </w:r>
           </w:p>
         </w:tc>
@@ -596,7 +596,7 @@
                 <w:rFonts w:ascii="TimeNewRoman" w:hAnsi="TimeNewRoman"/>
                 <w:sz w:val="30"/>
               </w:rPr>
-              <w:t>54+31=</w:t>
+              <w:t>98-18=</w:t>
             </w:r>
           </w:p>
         </w:tc>
@@ -613,7 +613,7 @@
                 <w:rFonts w:ascii="TimeNewRoman" w:hAnsi="TimeNewRoman"/>
                 <w:sz w:val="30"/>
               </w:rPr>
-              <w:t>21+14=</w:t>
+              <w:t>38-13=</w:t>
             </w:r>
           </w:p>
         </w:tc>
@@ -630,7 +630,7 @@
                 <w:rFonts w:ascii="TimeNewRoman" w:hAnsi="TimeNewRoman"/>
                 <w:sz w:val="30"/>
               </w:rPr>
-              <w:t>23+39=</w:t>
+              <w:t>18+32=</w:t>
             </w:r>
           </w:p>
         </w:tc>
@@ -649,7 +649,7 @@
                 <w:rFonts w:ascii="TimeNewRoman" w:hAnsi="TimeNewRoman"/>
                 <w:sz w:val="30"/>
               </w:rPr>
-              <w:t>37+8=</w:t>
+              <w:t>1+14=</w:t>
             </w:r>
           </w:p>
         </w:tc>
@@ -666,7 +666,7 @@
                 <w:rFonts w:ascii="TimeNewRoman" w:hAnsi="TimeNewRoman"/>
                 <w:sz w:val="30"/>
               </w:rPr>
-              <w:t>83-39=</w:t>
+              <w:t>67-17=</w:t>
             </w:r>
           </w:p>
         </w:tc>
@@ -683,7 +683,7 @@
                 <w:rFonts w:ascii="TimeNewRoman" w:hAnsi="TimeNewRoman"/>
                 <w:sz w:val="30"/>
               </w:rPr>
-              <w:t>60-17=</w:t>
+              <w:t>86-2=</w:t>
             </w:r>
           </w:p>
         </w:tc>
@@ -700,7 +700,7 @@
                 <w:rFonts w:ascii="TimeNewRoman" w:hAnsi="TimeNewRoman"/>
                 <w:sz w:val="30"/>
               </w:rPr>
-              <w:t>96-81=</w:t>
+              <w:t>31+4=</w:t>
             </w:r>
           </w:p>
         </w:tc>
@@ -717,7 +717,7 @@
                 <w:rFonts w:ascii="TimeNewRoman" w:hAnsi="TimeNewRoman"/>
                 <w:sz w:val="30"/>
               </w:rPr>
-              <w:t>16+20=</w:t>
+              <w:t>70-36=</w:t>
             </w:r>
           </w:p>
         </w:tc>
@@ -736,7 +736,7 @@
                 <w:rFonts w:ascii="TimeNewRoman" w:hAnsi="TimeNewRoman"/>
                 <w:sz w:val="30"/>
               </w:rPr>
-              <w:t>27-26=</w:t>
+              <w:t>98-92=</w:t>
             </w:r>
           </w:p>
         </w:tc>
@@ -753,7 +753,7 @@
                 <w:rFonts w:ascii="TimeNewRoman" w:hAnsi="TimeNewRoman"/>
                 <w:sz w:val="30"/>
               </w:rPr>
-              <w:t>77-37=</w:t>
+              <w:t>36+4=</w:t>
             </w:r>
           </w:p>
         </w:tc>
@@ -770,7 +770,7 @@
                 <w:rFonts w:ascii="TimeNewRoman" w:hAnsi="TimeNewRoman"/>
                 <w:sz w:val="30"/>
               </w:rPr>
-              <w:t>8+68=</w:t>
+              <w:t>95-4=</w:t>
             </w:r>
           </w:p>
         </w:tc>
@@ -787,7 +787,7 @@
                 <w:rFonts w:ascii="TimeNewRoman" w:hAnsi="TimeNewRoman"/>
                 <w:sz w:val="30"/>
               </w:rPr>
-              <w:t>96-94=</w:t>
+              <w:t>1+42=</w:t>
             </w:r>
           </w:p>
         </w:tc>
@@ -804,7 +804,7 @@
                 <w:rFonts w:ascii="TimeNewRoman" w:hAnsi="TimeNewRoman"/>
                 <w:sz w:val="30"/>
               </w:rPr>
-              <w:t>2-0=</w:t>
+              <w:t>57-20=</w:t>
             </w:r>
           </w:p>
         </w:tc>
@@ -823,7 +823,7 @@
                 <w:rFonts w:ascii="TimeNewRoman" w:hAnsi="TimeNewRoman"/>
                 <w:sz w:val="30"/>
               </w:rPr>
-              <w:t>68+9=</w:t>
+              <w:t>97-15=</w:t>
             </w:r>
           </w:p>
         </w:tc>
@@ -840,7 +840,7 @@
                 <w:rFonts w:ascii="TimeNewRoman" w:hAnsi="TimeNewRoman"/>
                 <w:sz w:val="30"/>
               </w:rPr>
-              <w:t>36-24=</w:t>
+              <w:t>34+12=</w:t>
             </w:r>
           </w:p>
         </w:tc>
@@ -857,7 +857,7 @@
                 <w:rFonts w:ascii="TimeNewRoman" w:hAnsi="TimeNewRoman"/>
                 <w:sz w:val="30"/>
               </w:rPr>
-              <w:t>76-28=</w:t>
+              <w:t>72+21=</w:t>
             </w:r>
           </w:p>
         </w:tc>
@@ -874,7 +874,7 @@
                 <w:rFonts w:ascii="TimeNewRoman" w:hAnsi="TimeNewRoman"/>
                 <w:sz w:val="30"/>
               </w:rPr>
-              <w:t>64-6=</w:t>
+              <w:t>30-11=</w:t>
             </w:r>
           </w:p>
         </w:tc>
@@ -891,7 +891,7 @@
                 <w:rFonts w:ascii="TimeNewRoman" w:hAnsi="TimeNewRoman"/>
                 <w:sz w:val="30"/>
               </w:rPr>
-              <w:t>96-28=</w:t>
+              <w:t>65+33=</w:t>
             </w:r>
           </w:p>
         </w:tc>
@@ -910,7 +910,58 @@
                 <w:rFonts w:ascii="TimeNewRoman" w:hAnsi="TimeNewRoman"/>
                 <w:sz w:val="30"/>
               </w:rPr>
-              <w:t>56-39=</w:t>
+              <w:t>47+33=</w:t>
+            </w:r>
+          </w:p>
+        </w:tc>
+        <w:tc>
+          <w:tcPr>
+            <w:tcW w:type="dxa" w:w="1987"/>
+          </w:tcPr>
+          <w:p>
+            <w:pPr>
+              <w:jc w:val="left"/>
+            </w:pPr>
+            <w:r>
+              <w:rPr>
+                <w:rFonts w:ascii="TimeNewRoman" w:hAnsi="TimeNewRoman"/>
+                <w:sz w:val="30"/>
+              </w:rPr>
+              <w:t>53+26=</w:t>
+            </w:r>
+          </w:p>
+        </w:tc>
+        <w:tc>
+          <w:tcPr>
+            <w:tcW w:type="dxa" w:w="1987"/>
+          </w:tcPr>
+          <w:p>
+            <w:pPr>
+              <w:jc w:val="left"/>
+            </w:pPr>
+            <w:r>
+              <w:rPr>
+                <w:rFonts w:ascii="TimeNewRoman" w:hAnsi="TimeNewRoman"/>
+                <w:sz w:val="30"/>
+              </w:rPr>
+              <w:t>88+2=</w:t>
+            </w:r>
+          </w:p>
+        </w:tc>
+        <w:tc>
+          <w:tcPr>
+            <w:tcW w:type="dxa" w:w="1987"/>
+          </w:tcPr>
+          <w:p>
+            <w:pPr>
+              <w:jc w:val="left"/>
+            </w:pPr>
+            <w:r>
+              <w:rPr>
+                <w:rFonts w:ascii="TimeNewRoman" w:hAnsi="TimeNewRoman"/>
+                <w:sz w:val="30"/>
+              </w:rPr>
+              <w:t>7+92=</w:t>
             </w:r>
           </w:p>
         </w:tc>
@@ -931,6 +982,8 @@
             </w:r>
           </w:p>
         </w:tc>
+      </w:tr>
+      <w:tr>
         <w:tc>
           <w:tcPr>
             <w:tcW w:type="dxa" w:w="1987"/>
@@ -944,7 +997,7 @@
                 <w:rFonts w:ascii="TimeNewRoman" w:hAnsi="TimeNewRoman"/>
                 <w:sz w:val="30"/>
               </w:rPr>
-              <w:t>80-12=</w:t>
+              <w:t>99-22=</w:t>
             </w:r>
           </w:p>
         </w:tc>
@@ -961,7 +1014,7 @@
                 <w:rFonts w:ascii="TimeNewRoman" w:hAnsi="TimeNewRoman"/>
                 <w:sz w:val="30"/>
               </w:rPr>
-              <w:t>15+20=</w:t>
+              <w:t>44+32=</w:t>
             </w:r>
           </w:p>
         </w:tc>
@@ -978,7 +1031,41 @@
                 <w:rFonts w:ascii="TimeNewRoman" w:hAnsi="TimeNewRoman"/>
                 <w:sz w:val="30"/>
               </w:rPr>
-              <w:t>36-19=</w:t>
+              <w:t>45-42=</w:t>
+            </w:r>
+          </w:p>
+        </w:tc>
+        <w:tc>
+          <w:tcPr>
+            <w:tcW w:type="dxa" w:w="1987"/>
+          </w:tcPr>
+          <w:p>
+            <w:pPr>
+              <w:jc w:val="left"/>
+            </w:pPr>
+            <w:r>
+              <w:rPr>
+                <w:rFonts w:ascii="TimeNewRoman" w:hAnsi="TimeNewRoman"/>
+                <w:sz w:val="30"/>
+              </w:rPr>
+              <w:t>35+1=</w:t>
+            </w:r>
+          </w:p>
+        </w:tc>
+        <w:tc>
+          <w:tcPr>
+            <w:tcW w:type="dxa" w:w="1987"/>
+          </w:tcPr>
+          <w:p>
+            <w:pPr>
+              <w:jc w:val="left"/>
+            </w:pPr>
+            <w:r>
+              <w:rPr>
+                <w:rFonts w:ascii="TimeNewRoman" w:hAnsi="TimeNewRoman"/>
+                <w:sz w:val="30"/>
+              </w:rPr>
+              <w:t>91-66=</w:t>
             </w:r>
           </w:p>
         </w:tc>
@@ -997,7 +1084,7 @@
                 <w:rFonts w:ascii="TimeNewRoman" w:hAnsi="TimeNewRoman"/>
                 <w:sz w:val="30"/>
               </w:rPr>
-              <w:t>42+55=</w:t>
+              <w:t>11+63=</w:t>
             </w:r>
           </w:p>
         </w:tc>
@@ -1014,7 +1101,7 @@
                 <w:rFonts w:ascii="TimeNewRoman" w:hAnsi="TimeNewRoman"/>
                 <w:sz w:val="30"/>
               </w:rPr>
-              <w:t>35+8=</w:t>
+              <w:t>89-4=</w:t>
             </w:r>
           </w:p>
         </w:tc>
@@ -1031,7 +1118,7 @@
                 <w:rFonts w:ascii="TimeNewRoman" w:hAnsi="TimeNewRoman"/>
                 <w:sz w:val="30"/>
               </w:rPr>
-              <w:t>27+17=</w:t>
+              <w:t>60-29=</w:t>
             </w:r>
           </w:p>
         </w:tc>
@@ -1048,7 +1135,7 @@
                 <w:rFonts w:ascii="TimeNewRoman" w:hAnsi="TimeNewRoman"/>
                 <w:sz w:val="30"/>
               </w:rPr>
-              <w:t>13+55=</w:t>
+              <w:t>12+11=</w:t>
             </w:r>
           </w:p>
         </w:tc>
@@ -1065,7 +1152,7 @@
                 <w:rFonts w:ascii="TimeNewRoman" w:hAnsi="TimeNewRoman"/>
                 <w:sz w:val="30"/>
               </w:rPr>
-              <w:t>9+63=</w:t>
+              <w:t>44-16=</w:t>
             </w:r>
           </w:p>
         </w:tc>
@@ -1084,7 +1171,7 @@
                 <w:rFonts w:ascii="TimeNewRoman" w:hAnsi="TimeNewRoman"/>
                 <w:sz w:val="30"/>
               </w:rPr>
-              <w:t>18-8=</w:t>
+              <w:t>78-67=</w:t>
             </w:r>
           </w:p>
         </w:tc>
@@ -1101,7 +1188,7 @@
                 <w:rFonts w:ascii="TimeNewRoman" w:hAnsi="TimeNewRoman"/>
                 <w:sz w:val="30"/>
               </w:rPr>
-              <w:t>21-10=</w:t>
+              <w:t>4+36=</w:t>
             </w:r>
           </w:p>
         </w:tc>
@@ -1118,7 +1205,7 @@
                 <w:rFonts w:ascii="TimeNewRoman" w:hAnsi="TimeNewRoman"/>
                 <w:sz w:val="30"/>
               </w:rPr>
-              <w:t>75+4=</w:t>
+              <w:t>21-1=</w:t>
             </w:r>
           </w:p>
         </w:tc>
@@ -1135,7 +1222,7 @@
                 <w:rFonts w:ascii="TimeNewRoman" w:hAnsi="TimeNewRoman"/>
                 <w:sz w:val="30"/>
               </w:rPr>
-              <w:t>41-24=</w:t>
+              <w:t>16+40=</w:t>
             </w:r>
           </w:p>
         </w:tc>
@@ -1152,7 +1239,7 @@
                 <w:rFonts w:ascii="TimeNewRoman" w:hAnsi="TimeNewRoman"/>
                 <w:sz w:val="30"/>
               </w:rPr>
-              <w:t>20+30=</w:t>
+              <w:t>74-35=</w:t>
             </w:r>
           </w:p>
         </w:tc>
@@ -1171,7 +1258,7 @@
                 <w:rFonts w:ascii="TimeNewRoman" w:hAnsi="TimeNewRoman"/>
                 <w:sz w:val="30"/>
               </w:rPr>
-              <w:t>58+11=</w:t>
+              <w:t>80-48=</w:t>
             </w:r>
           </w:p>
         </w:tc>
@@ -1188,7 +1275,7 @@
                 <w:rFonts w:ascii="TimeNewRoman" w:hAnsi="TimeNewRoman"/>
                 <w:sz w:val="30"/>
               </w:rPr>
-              <w:t>36-31=</w:t>
+              <w:t>16+14=</w:t>
             </w:r>
           </w:p>
         </w:tc>
@@ -1205,7 +1292,7 @@
                 <w:rFonts w:ascii="TimeNewRoman" w:hAnsi="TimeNewRoman"/>
                 <w:sz w:val="30"/>
               </w:rPr>
-              <w:t>67-21=</w:t>
+              <w:t>42+47=</w:t>
             </w:r>
           </w:p>
         </w:tc>
@@ -1222,7 +1309,7 @@
                 <w:rFonts w:ascii="TimeNewRoman" w:hAnsi="TimeNewRoman"/>
                 <w:sz w:val="30"/>
               </w:rPr>
-              <w:t>70-26=</w:t>
+              <w:t>70-49=</w:t>
             </w:r>
           </w:p>
         </w:tc>
@@ -1239,7 +1326,7 @@
                 <w:rFonts w:ascii="TimeNewRoman" w:hAnsi="TimeNewRoman"/>
                 <w:sz w:val="30"/>
               </w:rPr>
-              <w:t>7+92=</w:t>
+              <w:t>29+57=</w:t>
             </w:r>
           </w:p>
         </w:tc>
@@ -1258,7 +1345,7 @@
                 <w:rFonts w:ascii="TimeNewRoman" w:hAnsi="TimeNewRoman"/>
                 <w:sz w:val="30"/>
               </w:rPr>
-              <w:t>7+73=</w:t>
+              <w:t>88-35=</w:t>
             </w:r>
           </w:p>
         </w:tc>
@@ -1275,7 +1362,7 @@
                 <w:rFonts w:ascii="TimeNewRoman" w:hAnsi="TimeNewRoman"/>
                 <w:sz w:val="30"/>
               </w:rPr>
-              <w:t>82-72=</w:t>
+              <w:t>35-4=</w:t>
             </w:r>
           </w:p>
         </w:tc>
@@ -1292,7 +1379,7 @@
                 <w:rFonts w:ascii="TimeNewRoman" w:hAnsi="TimeNewRoman"/>
                 <w:sz w:val="30"/>
               </w:rPr>
-              <w:t>66+32=</w:t>
+              <w:t>21+74=</w:t>
             </w:r>
           </w:p>
         </w:tc>
@@ -1309,7 +1396,7 @@
                 <w:rFonts w:ascii="TimeNewRoman" w:hAnsi="TimeNewRoman"/>
                 <w:sz w:val="30"/>
               </w:rPr>
-              <w:t>85-67=</w:t>
+              <w:t>93-38=</w:t>
             </w:r>
           </w:p>
         </w:tc>
@@ -1326,7 +1413,7 @@
                 <w:rFonts w:ascii="TimeNewRoman" w:hAnsi="TimeNewRoman"/>
                 <w:sz w:val="30"/>
               </w:rPr>
-              <w:t>82-74=</w:t>
+              <w:t>17-15=</w:t>
             </w:r>
           </w:p>
         </w:tc>
@@ -1345,7 +1432,7 @@
                 <w:rFonts w:ascii="TimeNewRoman" w:hAnsi="TimeNewRoman"/>
                 <w:sz w:val="30"/>
               </w:rPr>
-              <w:t>46-10=</w:t>
+              <w:t>62+10=</w:t>
             </w:r>
           </w:p>
         </w:tc>
@@ -1362,7 +1449,7 @@
                 <w:rFonts w:ascii="TimeNewRoman" w:hAnsi="TimeNewRoman"/>
                 <w:sz w:val="30"/>
               </w:rPr>
-              <w:t>29-17=</w:t>
+              <w:t>31-18=</w:t>
             </w:r>
           </w:p>
         </w:tc>
@@ -1379,7 +1466,7 @@
                 <w:rFonts w:ascii="TimeNewRoman" w:hAnsi="TimeNewRoman"/>
                 <w:sz w:val="30"/>
               </w:rPr>
-              <w:t>51-12=</w:t>
+              <w:t>59-56=</w:t>
             </w:r>
           </w:p>
         </w:tc>
@@ -1396,7 +1483,7 @@
                 <w:rFonts w:ascii="TimeNewRoman" w:hAnsi="TimeNewRoman"/>
                 <w:sz w:val="30"/>
               </w:rPr>
-              <w:t>97-57=</w:t>
+              <w:t>1+44=</w:t>
             </w:r>
           </w:p>
         </w:tc>
@@ -1413,7 +1500,7 @@
                 <w:rFonts w:ascii="TimeNewRoman" w:hAnsi="TimeNewRoman"/>
                 <w:sz w:val="30"/>
               </w:rPr>
-              <w:t>34+62=</w:t>
+              <w:t>63-24=</w:t>
             </w:r>
           </w:p>
         </w:tc>
@@ -1432,7 +1519,7 @@
                 <w:rFonts w:ascii="TimeNewRoman" w:hAnsi="TimeNewRoman"/>
                 <w:sz w:val="30"/>
               </w:rPr>
-              <w:t>85-46=</w:t>
+              <w:t>44+12=</w:t>
             </w:r>
           </w:p>
         </w:tc>
@@ -1449,7 +1536,7 @@
                 <w:rFonts w:ascii="TimeNewRoman" w:hAnsi="TimeNewRoman"/>
                 <w:sz w:val="30"/>
               </w:rPr>
-              <w:t>69+17=</w:t>
+              <w:t>12+34=</w:t>
             </w:r>
           </w:p>
         </w:tc>
@@ -1466,7 +1553,7 @@
                 <w:rFonts w:ascii="TimeNewRoman" w:hAnsi="TimeNewRoman"/>
                 <w:sz w:val="30"/>
               </w:rPr>
-              <w:t>6+33=</w:t>
+              <w:t>78-6=</w:t>
             </w:r>
           </w:p>
         </w:tc>
@@ -1483,7 +1570,7 @@
                 <w:rFonts w:ascii="TimeNewRoman" w:hAnsi="TimeNewRoman"/>
                 <w:sz w:val="30"/>
               </w:rPr>
-              <w:t>86-32=</w:t>
+              <w:t>75-27=</w:t>
             </w:r>
           </w:p>
         </w:tc>
@@ -1500,7 +1587,7 @@
                 <w:rFonts w:ascii="TimeNewRoman" w:hAnsi="TimeNewRoman"/>
                 <w:sz w:val="30"/>
               </w:rPr>
-              <w:t>91-1=</w:t>
+              <w:t>1+12=</w:t>
             </w:r>
           </w:p>
         </w:tc>
@@ -1519,7 +1606,7 @@
                 <w:rFonts w:ascii="TimeNewRoman" w:hAnsi="TimeNewRoman"/>
                 <w:sz w:val="30"/>
               </w:rPr>
-              <w:t>99+0=</w:t>
+              <w:t>29+44=</w:t>
             </w:r>
           </w:p>
         </w:tc>
@@ -1536,7 +1623,7 @@
                 <w:rFonts w:ascii="TimeNewRoman" w:hAnsi="TimeNewRoman"/>
                 <w:sz w:val="30"/>
               </w:rPr>
-              <w:t>34-24=</w:t>
+              <w:t>9+51=</w:t>
             </w:r>
           </w:p>
         </w:tc>
@@ -1553,7 +1640,7 @@
                 <w:rFonts w:ascii="TimeNewRoman" w:hAnsi="TimeNewRoman"/>
                 <w:sz w:val="30"/>
               </w:rPr>
-              <w:t>83-55=</w:t>
+              <w:t>79-34=</w:t>
             </w:r>
           </w:p>
         </w:tc>
@@ -1570,7 +1657,7 @@
                 <w:rFonts w:ascii="TimeNewRoman" w:hAnsi="TimeNewRoman"/>
                 <w:sz w:val="30"/>
               </w:rPr>
-              <w:t>37-12=</w:t>
+              <w:t>39-20=</w:t>
             </w:r>
           </w:p>
         </w:tc>
@@ -1587,7 +1674,7 @@
                 <w:rFonts w:ascii="TimeNewRoman" w:hAnsi="TimeNewRoman"/>
                 <w:sz w:val="30"/>
               </w:rPr>
-              <w:t>47-42=</w:t>
+              <w:t>89-6=</w:t>
             </w:r>
           </w:p>
         </w:tc>
@@ -1606,7 +1693,7 @@
                 <w:rFonts w:ascii="TimeNewRoman" w:hAnsi="TimeNewRoman"/>
                 <w:sz w:val="30"/>
               </w:rPr>
-              <w:t>30-21=</w:t>
+              <w:t>16+39=</w:t>
             </w:r>
           </w:p>
         </w:tc>
@@ -1623,7 +1710,7 @@
                 <w:rFonts w:ascii="TimeNewRoman" w:hAnsi="TimeNewRoman"/>
                 <w:sz w:val="30"/>
               </w:rPr>
-              <w:t>43-13=</w:t>
+              <w:t>42-24=</w:t>
             </w:r>
           </w:p>
         </w:tc>
@@ -1640,7 +1727,7 @@
                 <w:rFonts w:ascii="TimeNewRoman" w:hAnsi="TimeNewRoman"/>
                 <w:sz w:val="30"/>
               </w:rPr>
-              <w:t>60-43=</w:t>
+              <w:t>98+1=</w:t>
             </w:r>
           </w:p>
         </w:tc>
@@ -1657,7 +1744,7 @@
                 <w:rFonts w:ascii="TimeNewRoman" w:hAnsi="TimeNewRoman"/>
                 <w:sz w:val="30"/>
               </w:rPr>
-              <w:t>25+63=</w:t>
+              <w:t>91-38=</w:t>
             </w:r>
           </w:p>
         </w:tc>
@@ -1674,94 +1761,7 @@
                 <w:rFonts w:ascii="TimeNewRoman" w:hAnsi="TimeNewRoman"/>
                 <w:sz w:val="30"/>
               </w:rPr>
-              <w:t>58+34=</w:t>
-            </w:r>
-          </w:p>
-        </w:tc>
-      </w:tr>
-      <w:tr>
-        <w:tc>
-          <w:tcPr>
-            <w:tcW w:type="dxa" w:w="1987"/>
-          </w:tcPr>
-          <w:p>
-            <w:pPr>
-              <w:jc w:val="left"/>
-            </w:pPr>
-            <w:r>
-              <w:rPr>
-                <w:rFonts w:ascii="TimeNewRoman" w:hAnsi="TimeNewRoman"/>
-                <w:sz w:val="30"/>
-              </w:rPr>
-              <w:t>46-11=</w:t>
-            </w:r>
-          </w:p>
-        </w:tc>
-        <w:tc>
-          <w:tcPr>
-            <w:tcW w:type="dxa" w:w="1987"/>
-          </w:tcPr>
-          <w:p>
-            <w:pPr>
-              <w:jc w:val="left"/>
-            </w:pPr>
-            <w:r>
-              <w:rPr>
-                <w:rFonts w:ascii="TimeNewRoman" w:hAnsi="TimeNewRoman"/>
-                <w:sz w:val="30"/>
-              </w:rPr>
-              <w:t>31+47=</w:t>
-            </w:r>
-          </w:p>
-        </w:tc>
-        <w:tc>
-          <w:tcPr>
-            <w:tcW w:type="dxa" w:w="1987"/>
-          </w:tcPr>
-          <w:p>
-            <w:pPr>
-              <w:jc w:val="left"/>
-            </w:pPr>
-            <w:r>
-              <w:rPr>
-                <w:rFonts w:ascii="TimeNewRoman" w:hAnsi="TimeNewRoman"/>
-                <w:sz w:val="30"/>
-              </w:rPr>
-              <w:t>53-22=</w:t>
-            </w:r>
-          </w:p>
-        </w:tc>
-        <w:tc>
-          <w:tcPr>
-            <w:tcW w:type="dxa" w:w="1987"/>
-          </w:tcPr>
-          <w:p>
-            <w:pPr>
-              <w:jc w:val="left"/>
-            </w:pPr>
-            <w:r>
-              <w:rPr>
-                <w:rFonts w:ascii="TimeNewRoman" w:hAnsi="TimeNewRoman"/>
-                <w:sz w:val="30"/>
-              </w:rPr>
-              <w:t>29-2=</w:t>
-            </w:r>
-          </w:p>
-        </w:tc>
-        <w:tc>
-          <w:tcPr>
-            <w:tcW w:type="dxa" w:w="1987"/>
-          </w:tcPr>
-          <w:p>
-            <w:pPr>
-              <w:jc w:val="left"/>
-            </w:pPr>
-            <w:r>
-              <w:rPr>
-                <w:rFonts w:ascii="TimeNewRoman" w:hAnsi="TimeNewRoman"/>
-                <w:sz w:val="30"/>
-              </w:rPr>
-              <w:t>17+21=</w:t>
+              <w:t>5+19=</w:t>
             </w:r>
           </w:p>
         </w:tc>

--- a/addition_and_subtraction_within_100.docx
+++ b/addition_and_subtraction_within_100.docx
@@ -40,7 +40,7 @@
                 <w:rFonts w:ascii="TimeNewRoman" w:hAnsi="TimeNewRoman"/>
                 <w:sz w:val="30"/>
               </w:rPr>
-              <w:t>56+42=</w:t>
+              <w:t>15+66=</w:t>
             </w:r>
           </w:p>
         </w:tc>
@@ -57,7 +57,7 @@
                 <w:rFonts w:ascii="TimeNewRoman" w:hAnsi="TimeNewRoman"/>
                 <w:sz w:val="30"/>
               </w:rPr>
-              <w:t>96-92=</w:t>
+              <w:t>56-26=</w:t>
             </w:r>
           </w:p>
         </w:tc>
@@ -74,7 +74,7 @@
                 <w:rFonts w:ascii="TimeNewRoman" w:hAnsi="TimeNewRoman"/>
                 <w:sz w:val="30"/>
               </w:rPr>
-              <w:t>86-54=</w:t>
+              <w:t>53+13=</w:t>
             </w:r>
           </w:p>
         </w:tc>
@@ -91,7 +91,7 @@
                 <w:rFonts w:ascii="TimeNewRoman" w:hAnsi="TimeNewRoman"/>
                 <w:sz w:val="30"/>
               </w:rPr>
-              <w:t>23+21=</w:t>
+              <w:t>92-73=</w:t>
             </w:r>
           </w:p>
         </w:tc>
@@ -108,7 +108,7 @@
                 <w:rFonts w:ascii="TimeNewRoman" w:hAnsi="TimeNewRoman"/>
                 <w:sz w:val="30"/>
               </w:rPr>
-              <w:t>75-40=</w:t>
+              <w:t>55+5=</w:t>
             </w:r>
           </w:p>
         </w:tc>
@@ -127,7 +127,7 @@
                 <w:rFonts w:ascii="TimeNewRoman" w:hAnsi="TimeNewRoman"/>
                 <w:sz w:val="30"/>
               </w:rPr>
-              <w:t>65+31=</w:t>
+              <w:t>48-37=</w:t>
             </w:r>
           </w:p>
         </w:tc>
@@ -144,7 +144,7 @@
                 <w:rFonts w:ascii="TimeNewRoman" w:hAnsi="TimeNewRoman"/>
                 <w:sz w:val="30"/>
               </w:rPr>
-              <w:t>78-51=</w:t>
+              <w:t>30+69=</w:t>
             </w:r>
           </w:p>
         </w:tc>
@@ -161,7 +161,7 @@
                 <w:rFonts w:ascii="TimeNewRoman" w:hAnsi="TimeNewRoman"/>
                 <w:sz w:val="30"/>
               </w:rPr>
-              <w:t>60-25=</w:t>
+              <w:t>81-71=</w:t>
             </w:r>
           </w:p>
         </w:tc>
@@ -178,7 +178,7 @@
                 <w:rFonts w:ascii="TimeNewRoman" w:hAnsi="TimeNewRoman"/>
                 <w:sz w:val="30"/>
               </w:rPr>
-              <w:t>52+13=</w:t>
+              <w:t>51-22=</w:t>
             </w:r>
           </w:p>
         </w:tc>
@@ -195,7 +195,7 @@
                 <w:rFonts w:ascii="TimeNewRoman" w:hAnsi="TimeNewRoman"/>
                 <w:sz w:val="30"/>
               </w:rPr>
-              <w:t>25-13=</w:t>
+              <w:t>58-13=</w:t>
             </w:r>
           </w:p>
         </w:tc>
@@ -214,7 +214,7 @@
                 <w:rFonts w:ascii="TimeNewRoman" w:hAnsi="TimeNewRoman"/>
                 <w:sz w:val="30"/>
               </w:rPr>
-              <w:t>82+8=</w:t>
+              <w:t>56+22=</w:t>
             </w:r>
           </w:p>
         </w:tc>
@@ -231,7 +231,7 @@
                 <w:rFonts w:ascii="TimeNewRoman" w:hAnsi="TimeNewRoman"/>
                 <w:sz w:val="30"/>
               </w:rPr>
-              <w:t>97-93=</w:t>
+              <w:t>84-4=</w:t>
             </w:r>
           </w:p>
         </w:tc>
@@ -248,7 +248,7 @@
                 <w:rFonts w:ascii="TimeNewRoman" w:hAnsi="TimeNewRoman"/>
                 <w:sz w:val="30"/>
               </w:rPr>
-              <w:t>15+69=</w:t>
+              <w:t>74-65=</w:t>
             </w:r>
           </w:p>
         </w:tc>
@@ -265,7 +265,7 @@
                 <w:rFonts w:ascii="TimeNewRoman" w:hAnsi="TimeNewRoman"/>
                 <w:sz w:val="30"/>
               </w:rPr>
-              <w:t>58+32=</w:t>
+              <w:t>62-33=</w:t>
             </w:r>
           </w:p>
         </w:tc>
@@ -282,7 +282,7 @@
                 <w:rFonts w:ascii="TimeNewRoman" w:hAnsi="TimeNewRoman"/>
                 <w:sz w:val="30"/>
               </w:rPr>
-              <w:t>78-35=</w:t>
+              <w:t>74-66=</w:t>
             </w:r>
           </w:p>
         </w:tc>
@@ -301,7 +301,7 @@
                 <w:rFonts w:ascii="TimeNewRoman" w:hAnsi="TimeNewRoman"/>
                 <w:sz w:val="30"/>
               </w:rPr>
-              <w:t>61-12=</w:t>
+              <w:t>27-12=</w:t>
             </w:r>
           </w:p>
         </w:tc>
@@ -318,672 +318,10 @@
                 <w:rFonts w:ascii="TimeNewRoman" w:hAnsi="TimeNewRoman"/>
                 <w:sz w:val="30"/>
               </w:rPr>
-              <w:t>66+7=</w:t>
+              <w:t>0+36=</w:t>
             </w:r>
           </w:p>
         </w:tc>
-        <w:tc>
-          <w:tcPr>
-            <w:tcW w:type="dxa" w:w="1987"/>
-          </w:tcPr>
-          <w:p>
-            <w:pPr>
-              <w:jc w:val="left"/>
-            </w:pPr>
-            <w:r>
-              <w:rPr>
-                <w:rFonts w:ascii="TimeNewRoman" w:hAnsi="TimeNewRoman"/>
-                <w:sz w:val="30"/>
-              </w:rPr>
-              <w:t>75+22=</w:t>
-            </w:r>
-          </w:p>
-        </w:tc>
-        <w:tc>
-          <w:tcPr>
-            <w:tcW w:type="dxa" w:w="1987"/>
-          </w:tcPr>
-          <w:p>
-            <w:pPr>
-              <w:jc w:val="left"/>
-            </w:pPr>
-            <w:r>
-              <w:rPr>
-                <w:rFonts w:ascii="TimeNewRoman" w:hAnsi="TimeNewRoman"/>
-                <w:sz w:val="30"/>
-              </w:rPr>
-              <w:t>89-16=</w:t>
-            </w:r>
-          </w:p>
-        </w:tc>
-        <w:tc>
-          <w:tcPr>
-            <w:tcW w:type="dxa" w:w="1987"/>
-          </w:tcPr>
-          <w:p>
-            <w:pPr>
-              <w:jc w:val="left"/>
-            </w:pPr>
-            <w:r>
-              <w:rPr>
-                <w:rFonts w:ascii="TimeNewRoman" w:hAnsi="TimeNewRoman"/>
-                <w:sz w:val="30"/>
-              </w:rPr>
-              <w:t>6+29=</w:t>
-            </w:r>
-          </w:p>
-        </w:tc>
-      </w:tr>
-      <w:tr>
-        <w:tc>
-          <w:tcPr>
-            <w:tcW w:type="dxa" w:w="1987"/>
-          </w:tcPr>
-          <w:p>
-            <w:pPr>
-              <w:jc w:val="left"/>
-            </w:pPr>
-            <w:r>
-              <w:rPr>
-                <w:rFonts w:ascii="TimeNewRoman" w:hAnsi="TimeNewRoman"/>
-                <w:sz w:val="30"/>
-              </w:rPr>
-              <w:t>84-19=</w:t>
-            </w:r>
-          </w:p>
-        </w:tc>
-        <w:tc>
-          <w:tcPr>
-            <w:tcW w:type="dxa" w:w="1987"/>
-          </w:tcPr>
-          <w:p>
-            <w:pPr>
-              <w:jc w:val="left"/>
-            </w:pPr>
-            <w:r>
-              <w:rPr>
-                <w:rFonts w:ascii="TimeNewRoman" w:hAnsi="TimeNewRoman"/>
-                <w:sz w:val="30"/>
-              </w:rPr>
-              <w:t>83-0=</w:t>
-            </w:r>
-          </w:p>
-        </w:tc>
-        <w:tc>
-          <w:tcPr>
-            <w:tcW w:type="dxa" w:w="1987"/>
-          </w:tcPr>
-          <w:p>
-            <w:pPr>
-              <w:jc w:val="left"/>
-            </w:pPr>
-            <w:r>
-              <w:rPr>
-                <w:rFonts w:ascii="TimeNewRoman" w:hAnsi="TimeNewRoman"/>
-                <w:sz w:val="30"/>
-              </w:rPr>
-              <w:t>81-75=</w:t>
-            </w:r>
-          </w:p>
-        </w:tc>
-        <w:tc>
-          <w:tcPr>
-            <w:tcW w:type="dxa" w:w="1987"/>
-          </w:tcPr>
-          <w:p>
-            <w:pPr>
-              <w:jc w:val="left"/>
-            </w:pPr>
-            <w:r>
-              <w:rPr>
-                <w:rFonts w:ascii="TimeNewRoman" w:hAnsi="TimeNewRoman"/>
-                <w:sz w:val="30"/>
-              </w:rPr>
-              <w:t>3+75=</w:t>
-            </w:r>
-          </w:p>
-        </w:tc>
-        <w:tc>
-          <w:tcPr>
-            <w:tcW w:type="dxa" w:w="1987"/>
-          </w:tcPr>
-          <w:p>
-            <w:pPr>
-              <w:jc w:val="left"/>
-            </w:pPr>
-            <w:r>
-              <w:rPr>
-                <w:rFonts w:ascii="TimeNewRoman" w:hAnsi="TimeNewRoman"/>
-                <w:sz w:val="30"/>
-              </w:rPr>
-              <w:t>26-24=</w:t>
-            </w:r>
-          </w:p>
-        </w:tc>
-      </w:tr>
-      <w:tr>
-        <w:tc>
-          <w:tcPr>
-            <w:tcW w:type="dxa" w:w="1987"/>
-          </w:tcPr>
-          <w:p>
-            <w:pPr>
-              <w:jc w:val="left"/>
-            </w:pPr>
-            <w:r>
-              <w:rPr>
-                <w:rFonts w:ascii="TimeNewRoman" w:hAnsi="TimeNewRoman"/>
-                <w:sz w:val="30"/>
-              </w:rPr>
-              <w:t>10-0=</w:t>
-            </w:r>
-          </w:p>
-        </w:tc>
-        <w:tc>
-          <w:tcPr>
-            <w:tcW w:type="dxa" w:w="1987"/>
-          </w:tcPr>
-          <w:p>
-            <w:pPr>
-              <w:jc w:val="left"/>
-            </w:pPr>
-            <w:r>
-              <w:rPr>
-                <w:rFonts w:ascii="TimeNewRoman" w:hAnsi="TimeNewRoman"/>
-                <w:sz w:val="30"/>
-              </w:rPr>
-              <w:t>48-31=</w:t>
-            </w:r>
-          </w:p>
-        </w:tc>
-        <w:tc>
-          <w:tcPr>
-            <w:tcW w:type="dxa" w:w="1987"/>
-          </w:tcPr>
-          <w:p>
-            <w:pPr>
-              <w:jc w:val="left"/>
-            </w:pPr>
-            <w:r>
-              <w:rPr>
-                <w:rFonts w:ascii="TimeNewRoman" w:hAnsi="TimeNewRoman"/>
-                <w:sz w:val="30"/>
-              </w:rPr>
-              <w:t>2-1=</w:t>
-            </w:r>
-          </w:p>
-        </w:tc>
-        <w:tc>
-          <w:tcPr>
-            <w:tcW w:type="dxa" w:w="1987"/>
-          </w:tcPr>
-          <w:p>
-            <w:pPr>
-              <w:jc w:val="left"/>
-            </w:pPr>
-            <w:r>
-              <w:rPr>
-                <w:rFonts w:ascii="TimeNewRoman" w:hAnsi="TimeNewRoman"/>
-                <w:sz w:val="30"/>
-              </w:rPr>
-              <w:t>75-5=</w:t>
-            </w:r>
-          </w:p>
-        </w:tc>
-        <w:tc>
-          <w:tcPr>
-            <w:tcW w:type="dxa" w:w="1987"/>
-          </w:tcPr>
-          <w:p>
-            <w:pPr>
-              <w:jc w:val="left"/>
-            </w:pPr>
-            <w:r>
-              <w:rPr>
-                <w:rFonts w:ascii="TimeNewRoman" w:hAnsi="TimeNewRoman"/>
-                <w:sz w:val="30"/>
-              </w:rPr>
-              <w:t>41-39=</w:t>
-            </w:r>
-          </w:p>
-        </w:tc>
-      </w:tr>
-      <w:tr>
-        <w:tc>
-          <w:tcPr>
-            <w:tcW w:type="dxa" w:w="1987"/>
-          </w:tcPr>
-          <w:p>
-            <w:pPr>
-              <w:jc w:val="left"/>
-            </w:pPr>
-            <w:r>
-              <w:rPr>
-                <w:rFonts w:ascii="TimeNewRoman" w:hAnsi="TimeNewRoman"/>
-                <w:sz w:val="30"/>
-              </w:rPr>
-              <w:t>30+27=</w:t>
-            </w:r>
-          </w:p>
-        </w:tc>
-        <w:tc>
-          <w:tcPr>
-            <w:tcW w:type="dxa" w:w="1987"/>
-          </w:tcPr>
-          <w:p>
-            <w:pPr>
-              <w:jc w:val="left"/>
-            </w:pPr>
-            <w:r>
-              <w:rPr>
-                <w:rFonts w:ascii="TimeNewRoman" w:hAnsi="TimeNewRoman"/>
-                <w:sz w:val="30"/>
-              </w:rPr>
-              <w:t>11+84=</w:t>
-            </w:r>
-          </w:p>
-        </w:tc>
-        <w:tc>
-          <w:tcPr>
-            <w:tcW w:type="dxa" w:w="1987"/>
-          </w:tcPr>
-          <w:p>
-            <w:pPr>
-              <w:jc w:val="left"/>
-            </w:pPr>
-            <w:r>
-              <w:rPr>
-                <w:rFonts w:ascii="TimeNewRoman" w:hAnsi="TimeNewRoman"/>
-                <w:sz w:val="30"/>
-              </w:rPr>
-              <w:t>98-18=</w:t>
-            </w:r>
-          </w:p>
-        </w:tc>
-        <w:tc>
-          <w:tcPr>
-            <w:tcW w:type="dxa" w:w="1987"/>
-          </w:tcPr>
-          <w:p>
-            <w:pPr>
-              <w:jc w:val="left"/>
-            </w:pPr>
-            <w:r>
-              <w:rPr>
-                <w:rFonts w:ascii="TimeNewRoman" w:hAnsi="TimeNewRoman"/>
-                <w:sz w:val="30"/>
-              </w:rPr>
-              <w:t>38-13=</w:t>
-            </w:r>
-          </w:p>
-        </w:tc>
-        <w:tc>
-          <w:tcPr>
-            <w:tcW w:type="dxa" w:w="1987"/>
-          </w:tcPr>
-          <w:p>
-            <w:pPr>
-              <w:jc w:val="left"/>
-            </w:pPr>
-            <w:r>
-              <w:rPr>
-                <w:rFonts w:ascii="TimeNewRoman" w:hAnsi="TimeNewRoman"/>
-                <w:sz w:val="30"/>
-              </w:rPr>
-              <w:t>18+32=</w:t>
-            </w:r>
-          </w:p>
-        </w:tc>
-      </w:tr>
-      <w:tr>
-        <w:tc>
-          <w:tcPr>
-            <w:tcW w:type="dxa" w:w="1987"/>
-          </w:tcPr>
-          <w:p>
-            <w:pPr>
-              <w:jc w:val="left"/>
-            </w:pPr>
-            <w:r>
-              <w:rPr>
-                <w:rFonts w:ascii="TimeNewRoman" w:hAnsi="TimeNewRoman"/>
-                <w:sz w:val="30"/>
-              </w:rPr>
-              <w:t>1+14=</w:t>
-            </w:r>
-          </w:p>
-        </w:tc>
-        <w:tc>
-          <w:tcPr>
-            <w:tcW w:type="dxa" w:w="1987"/>
-          </w:tcPr>
-          <w:p>
-            <w:pPr>
-              <w:jc w:val="left"/>
-            </w:pPr>
-            <w:r>
-              <w:rPr>
-                <w:rFonts w:ascii="TimeNewRoman" w:hAnsi="TimeNewRoman"/>
-                <w:sz w:val="30"/>
-              </w:rPr>
-              <w:t>67-17=</w:t>
-            </w:r>
-          </w:p>
-        </w:tc>
-        <w:tc>
-          <w:tcPr>
-            <w:tcW w:type="dxa" w:w="1987"/>
-          </w:tcPr>
-          <w:p>
-            <w:pPr>
-              <w:jc w:val="left"/>
-            </w:pPr>
-            <w:r>
-              <w:rPr>
-                <w:rFonts w:ascii="TimeNewRoman" w:hAnsi="TimeNewRoman"/>
-                <w:sz w:val="30"/>
-              </w:rPr>
-              <w:t>86-2=</w:t>
-            </w:r>
-          </w:p>
-        </w:tc>
-        <w:tc>
-          <w:tcPr>
-            <w:tcW w:type="dxa" w:w="1987"/>
-          </w:tcPr>
-          <w:p>
-            <w:pPr>
-              <w:jc w:val="left"/>
-            </w:pPr>
-            <w:r>
-              <w:rPr>
-                <w:rFonts w:ascii="TimeNewRoman" w:hAnsi="TimeNewRoman"/>
-                <w:sz w:val="30"/>
-              </w:rPr>
-              <w:t>31+4=</w:t>
-            </w:r>
-          </w:p>
-        </w:tc>
-        <w:tc>
-          <w:tcPr>
-            <w:tcW w:type="dxa" w:w="1987"/>
-          </w:tcPr>
-          <w:p>
-            <w:pPr>
-              <w:jc w:val="left"/>
-            </w:pPr>
-            <w:r>
-              <w:rPr>
-                <w:rFonts w:ascii="TimeNewRoman" w:hAnsi="TimeNewRoman"/>
-                <w:sz w:val="30"/>
-              </w:rPr>
-              <w:t>70-36=</w:t>
-            </w:r>
-          </w:p>
-        </w:tc>
-      </w:tr>
-      <w:tr>
-        <w:tc>
-          <w:tcPr>
-            <w:tcW w:type="dxa" w:w="1987"/>
-          </w:tcPr>
-          <w:p>
-            <w:pPr>
-              <w:jc w:val="left"/>
-            </w:pPr>
-            <w:r>
-              <w:rPr>
-                <w:rFonts w:ascii="TimeNewRoman" w:hAnsi="TimeNewRoman"/>
-                <w:sz w:val="30"/>
-              </w:rPr>
-              <w:t>98-92=</w:t>
-            </w:r>
-          </w:p>
-        </w:tc>
-        <w:tc>
-          <w:tcPr>
-            <w:tcW w:type="dxa" w:w="1987"/>
-          </w:tcPr>
-          <w:p>
-            <w:pPr>
-              <w:jc w:val="left"/>
-            </w:pPr>
-            <w:r>
-              <w:rPr>
-                <w:rFonts w:ascii="TimeNewRoman" w:hAnsi="TimeNewRoman"/>
-                <w:sz w:val="30"/>
-              </w:rPr>
-              <w:t>36+4=</w:t>
-            </w:r>
-          </w:p>
-        </w:tc>
-        <w:tc>
-          <w:tcPr>
-            <w:tcW w:type="dxa" w:w="1987"/>
-          </w:tcPr>
-          <w:p>
-            <w:pPr>
-              <w:jc w:val="left"/>
-            </w:pPr>
-            <w:r>
-              <w:rPr>
-                <w:rFonts w:ascii="TimeNewRoman" w:hAnsi="TimeNewRoman"/>
-                <w:sz w:val="30"/>
-              </w:rPr>
-              <w:t>95-4=</w:t>
-            </w:r>
-          </w:p>
-        </w:tc>
-        <w:tc>
-          <w:tcPr>
-            <w:tcW w:type="dxa" w:w="1987"/>
-          </w:tcPr>
-          <w:p>
-            <w:pPr>
-              <w:jc w:val="left"/>
-            </w:pPr>
-            <w:r>
-              <w:rPr>
-                <w:rFonts w:ascii="TimeNewRoman" w:hAnsi="TimeNewRoman"/>
-                <w:sz w:val="30"/>
-              </w:rPr>
-              <w:t>1+42=</w:t>
-            </w:r>
-          </w:p>
-        </w:tc>
-        <w:tc>
-          <w:tcPr>
-            <w:tcW w:type="dxa" w:w="1987"/>
-          </w:tcPr>
-          <w:p>
-            <w:pPr>
-              <w:jc w:val="left"/>
-            </w:pPr>
-            <w:r>
-              <w:rPr>
-                <w:rFonts w:ascii="TimeNewRoman" w:hAnsi="TimeNewRoman"/>
-                <w:sz w:val="30"/>
-              </w:rPr>
-              <w:t>57-20=</w:t>
-            </w:r>
-          </w:p>
-        </w:tc>
-      </w:tr>
-      <w:tr>
-        <w:tc>
-          <w:tcPr>
-            <w:tcW w:type="dxa" w:w="1987"/>
-          </w:tcPr>
-          <w:p>
-            <w:pPr>
-              <w:jc w:val="left"/>
-            </w:pPr>
-            <w:r>
-              <w:rPr>
-                <w:rFonts w:ascii="TimeNewRoman" w:hAnsi="TimeNewRoman"/>
-                <w:sz w:val="30"/>
-              </w:rPr>
-              <w:t>97-15=</w:t>
-            </w:r>
-          </w:p>
-        </w:tc>
-        <w:tc>
-          <w:tcPr>
-            <w:tcW w:type="dxa" w:w="1987"/>
-          </w:tcPr>
-          <w:p>
-            <w:pPr>
-              <w:jc w:val="left"/>
-            </w:pPr>
-            <w:r>
-              <w:rPr>
-                <w:rFonts w:ascii="TimeNewRoman" w:hAnsi="TimeNewRoman"/>
-                <w:sz w:val="30"/>
-              </w:rPr>
-              <w:t>34+12=</w:t>
-            </w:r>
-          </w:p>
-        </w:tc>
-        <w:tc>
-          <w:tcPr>
-            <w:tcW w:type="dxa" w:w="1987"/>
-          </w:tcPr>
-          <w:p>
-            <w:pPr>
-              <w:jc w:val="left"/>
-            </w:pPr>
-            <w:r>
-              <w:rPr>
-                <w:rFonts w:ascii="TimeNewRoman" w:hAnsi="TimeNewRoman"/>
-                <w:sz w:val="30"/>
-              </w:rPr>
-              <w:t>72+21=</w:t>
-            </w:r>
-          </w:p>
-        </w:tc>
-        <w:tc>
-          <w:tcPr>
-            <w:tcW w:type="dxa" w:w="1987"/>
-          </w:tcPr>
-          <w:p>
-            <w:pPr>
-              <w:jc w:val="left"/>
-            </w:pPr>
-            <w:r>
-              <w:rPr>
-                <w:rFonts w:ascii="TimeNewRoman" w:hAnsi="TimeNewRoman"/>
-                <w:sz w:val="30"/>
-              </w:rPr>
-              <w:t>30-11=</w:t>
-            </w:r>
-          </w:p>
-        </w:tc>
-        <w:tc>
-          <w:tcPr>
-            <w:tcW w:type="dxa" w:w="1987"/>
-          </w:tcPr>
-          <w:p>
-            <w:pPr>
-              <w:jc w:val="left"/>
-            </w:pPr>
-            <w:r>
-              <w:rPr>
-                <w:rFonts w:ascii="TimeNewRoman" w:hAnsi="TimeNewRoman"/>
-                <w:sz w:val="30"/>
-              </w:rPr>
-              <w:t>65+33=</w:t>
-            </w:r>
-          </w:p>
-        </w:tc>
-      </w:tr>
-      <w:tr>
-        <w:tc>
-          <w:tcPr>
-            <w:tcW w:type="dxa" w:w="1987"/>
-          </w:tcPr>
-          <w:p>
-            <w:pPr>
-              <w:jc w:val="left"/>
-            </w:pPr>
-            <w:r>
-              <w:rPr>
-                <w:rFonts w:ascii="TimeNewRoman" w:hAnsi="TimeNewRoman"/>
-                <w:sz w:val="30"/>
-              </w:rPr>
-              <w:t>47+33=</w:t>
-            </w:r>
-          </w:p>
-        </w:tc>
-        <w:tc>
-          <w:tcPr>
-            <w:tcW w:type="dxa" w:w="1987"/>
-          </w:tcPr>
-          <w:p>
-            <w:pPr>
-              <w:jc w:val="left"/>
-            </w:pPr>
-            <w:r>
-              <w:rPr>
-                <w:rFonts w:ascii="TimeNewRoman" w:hAnsi="TimeNewRoman"/>
-                <w:sz w:val="30"/>
-              </w:rPr>
-              <w:t>53+26=</w:t>
-            </w:r>
-          </w:p>
-        </w:tc>
-        <w:tc>
-          <w:tcPr>
-            <w:tcW w:type="dxa" w:w="1987"/>
-          </w:tcPr>
-          <w:p>
-            <w:pPr>
-              <w:jc w:val="left"/>
-            </w:pPr>
-            <w:r>
-              <w:rPr>
-                <w:rFonts w:ascii="TimeNewRoman" w:hAnsi="TimeNewRoman"/>
-                <w:sz w:val="30"/>
-              </w:rPr>
-              <w:t>88+2=</w:t>
-            </w:r>
-          </w:p>
-        </w:tc>
-        <w:tc>
-          <w:tcPr>
-            <w:tcW w:type="dxa" w:w="1987"/>
-          </w:tcPr>
-          <w:p>
-            <w:pPr>
-              <w:jc w:val="left"/>
-            </w:pPr>
-            <w:r>
-              <w:rPr>
-                <w:rFonts w:ascii="TimeNewRoman" w:hAnsi="TimeNewRoman"/>
-                <w:sz w:val="30"/>
-              </w:rPr>
-              <w:t>7+92=</w:t>
-            </w:r>
-          </w:p>
-        </w:tc>
-        <w:tc>
-          <w:tcPr>
-            <w:tcW w:type="dxa" w:w="1987"/>
-          </w:tcPr>
-          <w:p>
-            <w:pPr>
-              <w:jc w:val="left"/>
-            </w:pPr>
-            <w:r>
-              <w:rPr>
-                <w:rFonts w:ascii="TimeNewRoman" w:hAnsi="TimeNewRoman"/>
-                <w:sz w:val="30"/>
-              </w:rPr>
-              <w:t>99+0=</w:t>
-            </w:r>
-          </w:p>
-        </w:tc>
-      </w:tr>
-      <w:tr>
         <w:tc>
           <w:tcPr>
             <w:tcW w:type="dxa" w:w="1987"/>
@@ -1014,7 +352,7 @@
                 <w:rFonts w:ascii="TimeNewRoman" w:hAnsi="TimeNewRoman"/>
                 <w:sz w:val="30"/>
               </w:rPr>
-              <w:t>44+32=</w:t>
+              <w:t>39-12=</w:t>
             </w:r>
           </w:p>
         </w:tc>
@@ -1031,41 +369,7 @@
                 <w:rFonts w:ascii="TimeNewRoman" w:hAnsi="TimeNewRoman"/>
                 <w:sz w:val="30"/>
               </w:rPr>
-              <w:t>45-42=</w:t>
-            </w:r>
-          </w:p>
-        </w:tc>
-        <w:tc>
-          <w:tcPr>
-            <w:tcW w:type="dxa" w:w="1987"/>
-          </w:tcPr>
-          <w:p>
-            <w:pPr>
-              <w:jc w:val="left"/>
-            </w:pPr>
-            <w:r>
-              <w:rPr>
-                <w:rFonts w:ascii="TimeNewRoman" w:hAnsi="TimeNewRoman"/>
-                <w:sz w:val="30"/>
-              </w:rPr>
-              <w:t>35+1=</w:t>
-            </w:r>
-          </w:p>
-        </w:tc>
-        <w:tc>
-          <w:tcPr>
-            <w:tcW w:type="dxa" w:w="1987"/>
-          </w:tcPr>
-          <w:p>
-            <w:pPr>
-              <w:jc w:val="left"/>
-            </w:pPr>
-            <w:r>
-              <w:rPr>
-                <w:rFonts w:ascii="TimeNewRoman" w:hAnsi="TimeNewRoman"/>
-                <w:sz w:val="30"/>
-              </w:rPr>
-              <w:t>91-66=</w:t>
+              <w:t>39+18=</w:t>
             </w:r>
           </w:p>
         </w:tc>
@@ -1084,7 +388,7 @@
                 <w:rFonts w:ascii="TimeNewRoman" w:hAnsi="TimeNewRoman"/>
                 <w:sz w:val="30"/>
               </w:rPr>
-              <w:t>11+63=</w:t>
+              <w:t>77-27=</w:t>
             </w:r>
           </w:p>
         </w:tc>
@@ -1101,7 +405,7 @@
                 <w:rFonts w:ascii="TimeNewRoman" w:hAnsi="TimeNewRoman"/>
                 <w:sz w:val="30"/>
               </w:rPr>
-              <w:t>89-4=</w:t>
+              <w:t>58+31=</w:t>
             </w:r>
           </w:p>
         </w:tc>
@@ -1118,7 +422,7 @@
                 <w:rFonts w:ascii="TimeNewRoman" w:hAnsi="TimeNewRoman"/>
                 <w:sz w:val="30"/>
               </w:rPr>
-              <w:t>60-29=</w:t>
+              <w:t>66+31=</w:t>
             </w:r>
           </w:p>
         </w:tc>
@@ -1135,7 +439,7 @@
                 <w:rFonts w:ascii="TimeNewRoman" w:hAnsi="TimeNewRoman"/>
                 <w:sz w:val="30"/>
               </w:rPr>
-              <w:t>12+11=</w:t>
+              <w:t>59+39=</w:t>
             </w:r>
           </w:p>
         </w:tc>
@@ -1152,7 +456,7 @@
                 <w:rFonts w:ascii="TimeNewRoman" w:hAnsi="TimeNewRoman"/>
                 <w:sz w:val="30"/>
               </w:rPr>
-              <w:t>44-16=</w:t>
+              <w:t>71-40=</w:t>
             </w:r>
           </w:p>
         </w:tc>
@@ -1171,7 +475,7 @@
                 <w:rFonts w:ascii="TimeNewRoman" w:hAnsi="TimeNewRoman"/>
                 <w:sz w:val="30"/>
               </w:rPr>
-              <w:t>78-67=</w:t>
+              <w:t>54+6=</w:t>
             </w:r>
           </w:p>
         </w:tc>
@@ -1188,7 +492,7 @@
                 <w:rFonts w:ascii="TimeNewRoman" w:hAnsi="TimeNewRoman"/>
                 <w:sz w:val="30"/>
               </w:rPr>
-              <w:t>4+36=</w:t>
+              <w:t>51+5=</w:t>
             </w:r>
           </w:p>
         </w:tc>
@@ -1205,7 +509,7 @@
                 <w:rFonts w:ascii="TimeNewRoman" w:hAnsi="TimeNewRoman"/>
                 <w:sz w:val="30"/>
               </w:rPr>
-              <w:t>21-1=</w:t>
+              <w:t>25-6=</w:t>
             </w:r>
           </w:p>
         </w:tc>
@@ -1222,7 +526,7 @@
                 <w:rFonts w:ascii="TimeNewRoman" w:hAnsi="TimeNewRoman"/>
                 <w:sz w:val="30"/>
               </w:rPr>
-              <w:t>16+40=</w:t>
+              <w:t>77+7=</w:t>
             </w:r>
           </w:p>
         </w:tc>
@@ -1239,7 +543,7 @@
                 <w:rFonts w:ascii="TimeNewRoman" w:hAnsi="TimeNewRoman"/>
                 <w:sz w:val="30"/>
               </w:rPr>
-              <w:t>74-35=</w:t>
+              <w:t>83-0=</w:t>
             </w:r>
           </w:p>
         </w:tc>
@@ -1258,7 +562,7 @@
                 <w:rFonts w:ascii="TimeNewRoman" w:hAnsi="TimeNewRoman"/>
                 <w:sz w:val="30"/>
               </w:rPr>
-              <w:t>80-48=</w:t>
+              <w:t>54+21=</w:t>
             </w:r>
           </w:p>
         </w:tc>
@@ -1275,7 +579,7 @@
                 <w:rFonts w:ascii="TimeNewRoman" w:hAnsi="TimeNewRoman"/>
                 <w:sz w:val="30"/>
               </w:rPr>
-              <w:t>16+14=</w:t>
+              <w:t>83-29=</w:t>
             </w:r>
           </w:p>
         </w:tc>
@@ -1292,7 +596,7 @@
                 <w:rFonts w:ascii="TimeNewRoman" w:hAnsi="TimeNewRoman"/>
                 <w:sz w:val="30"/>
               </w:rPr>
-              <w:t>42+47=</w:t>
+              <w:t>32+39=</w:t>
             </w:r>
           </w:p>
         </w:tc>
@@ -1309,7 +613,7 @@
                 <w:rFonts w:ascii="TimeNewRoman" w:hAnsi="TimeNewRoman"/>
                 <w:sz w:val="30"/>
               </w:rPr>
-              <w:t>70-49=</w:t>
+              <w:t>7+19=</w:t>
             </w:r>
           </w:p>
         </w:tc>
@@ -1326,7 +630,7 @@
                 <w:rFonts w:ascii="TimeNewRoman" w:hAnsi="TimeNewRoman"/>
                 <w:sz w:val="30"/>
               </w:rPr>
-              <w:t>29+57=</w:t>
+              <w:t>17+67=</w:t>
             </w:r>
           </w:p>
         </w:tc>
@@ -1345,7 +649,7 @@
                 <w:rFonts w:ascii="TimeNewRoman" w:hAnsi="TimeNewRoman"/>
                 <w:sz w:val="30"/>
               </w:rPr>
-              <w:t>88-35=</w:t>
+              <w:t>87-21=</w:t>
             </w:r>
           </w:p>
         </w:tc>
@@ -1362,7 +666,7 @@
                 <w:rFonts w:ascii="TimeNewRoman" w:hAnsi="TimeNewRoman"/>
                 <w:sz w:val="30"/>
               </w:rPr>
-              <w:t>35-4=</w:t>
+              <w:t>18+24=</w:t>
             </w:r>
           </w:p>
         </w:tc>
@@ -1379,7 +683,7 @@
                 <w:rFonts w:ascii="TimeNewRoman" w:hAnsi="TimeNewRoman"/>
                 <w:sz w:val="30"/>
               </w:rPr>
-              <w:t>21+74=</w:t>
+              <w:t>63+25=</w:t>
             </w:r>
           </w:p>
         </w:tc>
@@ -1396,7 +700,7 @@
                 <w:rFonts w:ascii="TimeNewRoman" w:hAnsi="TimeNewRoman"/>
                 <w:sz w:val="30"/>
               </w:rPr>
-              <w:t>93-38=</w:t>
+              <w:t>71+2=</w:t>
             </w:r>
           </w:p>
         </w:tc>
@@ -1413,7 +717,7 @@
                 <w:rFonts w:ascii="TimeNewRoman" w:hAnsi="TimeNewRoman"/>
                 <w:sz w:val="30"/>
               </w:rPr>
-              <w:t>17-15=</w:t>
+              <w:t>45+36=</w:t>
             </w:r>
           </w:p>
         </w:tc>
@@ -1432,7 +736,7 @@
                 <w:rFonts w:ascii="TimeNewRoman" w:hAnsi="TimeNewRoman"/>
                 <w:sz w:val="30"/>
               </w:rPr>
-              <w:t>62+10=</w:t>
+              <w:t>69-62=</w:t>
             </w:r>
           </w:p>
         </w:tc>
@@ -1449,7 +753,7 @@
                 <w:rFonts w:ascii="TimeNewRoman" w:hAnsi="TimeNewRoman"/>
                 <w:sz w:val="30"/>
               </w:rPr>
-              <w:t>31-18=</w:t>
+              <w:t>70-53=</w:t>
             </w:r>
           </w:p>
         </w:tc>
@@ -1466,7 +770,7 @@
                 <w:rFonts w:ascii="TimeNewRoman" w:hAnsi="TimeNewRoman"/>
                 <w:sz w:val="30"/>
               </w:rPr>
-              <w:t>59-56=</w:t>
+              <w:t>34+16=</w:t>
             </w:r>
           </w:p>
         </w:tc>
@@ -1483,7 +787,7 @@
                 <w:rFonts w:ascii="TimeNewRoman" w:hAnsi="TimeNewRoman"/>
                 <w:sz w:val="30"/>
               </w:rPr>
-              <w:t>1+44=</w:t>
+              <w:t>40+57=</w:t>
             </w:r>
           </w:p>
         </w:tc>
@@ -1500,7 +804,7 @@
                 <w:rFonts w:ascii="TimeNewRoman" w:hAnsi="TimeNewRoman"/>
                 <w:sz w:val="30"/>
               </w:rPr>
-              <w:t>63-24=</w:t>
+              <w:t>13-1=</w:t>
             </w:r>
           </w:p>
         </w:tc>
@@ -1519,7 +823,7 @@
                 <w:rFonts w:ascii="TimeNewRoman" w:hAnsi="TimeNewRoman"/>
                 <w:sz w:val="30"/>
               </w:rPr>
-              <w:t>44+12=</w:t>
+              <w:t>94-79=</w:t>
             </w:r>
           </w:p>
         </w:tc>
@@ -1536,7 +840,7 @@
                 <w:rFonts w:ascii="TimeNewRoman" w:hAnsi="TimeNewRoman"/>
                 <w:sz w:val="30"/>
               </w:rPr>
-              <w:t>12+34=</w:t>
+              <w:t>2+59=</w:t>
             </w:r>
           </w:p>
         </w:tc>
@@ -1553,7 +857,7 @@
                 <w:rFonts w:ascii="TimeNewRoman" w:hAnsi="TimeNewRoman"/>
                 <w:sz w:val="30"/>
               </w:rPr>
-              <w:t>78-6=</w:t>
+              <w:t>17+14=</w:t>
             </w:r>
           </w:p>
         </w:tc>
@@ -1570,7 +874,7 @@
                 <w:rFonts w:ascii="TimeNewRoman" w:hAnsi="TimeNewRoman"/>
                 <w:sz w:val="30"/>
               </w:rPr>
-              <w:t>75-27=</w:t>
+              <w:t>61+25=</w:t>
             </w:r>
           </w:p>
         </w:tc>
@@ -1587,7 +891,7 @@
                 <w:rFonts w:ascii="TimeNewRoman" w:hAnsi="TimeNewRoman"/>
                 <w:sz w:val="30"/>
               </w:rPr>
-              <w:t>1+12=</w:t>
+              <w:t>52+15=</w:t>
             </w:r>
           </w:p>
         </w:tc>
@@ -1606,7 +910,7 @@
                 <w:rFonts w:ascii="TimeNewRoman" w:hAnsi="TimeNewRoman"/>
                 <w:sz w:val="30"/>
               </w:rPr>
-              <w:t>29+44=</w:t>
+              <w:t>63-28=</w:t>
             </w:r>
           </w:p>
         </w:tc>
@@ -1623,7 +927,7 @@
                 <w:rFonts w:ascii="TimeNewRoman" w:hAnsi="TimeNewRoman"/>
                 <w:sz w:val="30"/>
               </w:rPr>
-              <w:t>9+51=</w:t>
+              <w:t>80-61=</w:t>
             </w:r>
           </w:p>
         </w:tc>
@@ -1640,7 +944,7 @@
                 <w:rFonts w:ascii="TimeNewRoman" w:hAnsi="TimeNewRoman"/>
                 <w:sz w:val="30"/>
               </w:rPr>
-              <w:t>79-34=</w:t>
+              <w:t>0+31=</w:t>
             </w:r>
           </w:p>
         </w:tc>
@@ -1657,7 +961,7 @@
                 <w:rFonts w:ascii="TimeNewRoman" w:hAnsi="TimeNewRoman"/>
                 <w:sz w:val="30"/>
               </w:rPr>
-              <w:t>39-20=</w:t>
+              <w:t>11+30=</w:t>
             </w:r>
           </w:p>
         </w:tc>
@@ -1674,7 +978,7 @@
                 <w:rFonts w:ascii="TimeNewRoman" w:hAnsi="TimeNewRoman"/>
                 <w:sz w:val="30"/>
               </w:rPr>
-              <w:t>89-6=</w:t>
+              <w:t>89-10=</w:t>
             </w:r>
           </w:p>
         </w:tc>
@@ -1693,7 +997,7 @@
                 <w:rFonts w:ascii="TimeNewRoman" w:hAnsi="TimeNewRoman"/>
                 <w:sz w:val="30"/>
               </w:rPr>
-              <w:t>16+39=</w:t>
+              <w:t>99-60=</w:t>
             </w:r>
           </w:p>
         </w:tc>
@@ -1710,7 +1014,7 @@
                 <w:rFonts w:ascii="TimeNewRoman" w:hAnsi="TimeNewRoman"/>
                 <w:sz w:val="30"/>
               </w:rPr>
-              <w:t>42-24=</w:t>
+              <w:t>14+13=</w:t>
             </w:r>
           </w:p>
         </w:tc>
@@ -1727,7 +1031,7 @@
                 <w:rFonts w:ascii="TimeNewRoman" w:hAnsi="TimeNewRoman"/>
                 <w:sz w:val="30"/>
               </w:rPr>
-              <w:t>98+1=</w:t>
+              <w:t>37-25=</w:t>
             </w:r>
           </w:p>
         </w:tc>
@@ -1744,7 +1048,7 @@
                 <w:rFonts w:ascii="TimeNewRoman" w:hAnsi="TimeNewRoman"/>
                 <w:sz w:val="30"/>
               </w:rPr>
-              <w:t>91-38=</w:t>
+              <w:t>19-9=</w:t>
             </w:r>
           </w:p>
         </w:tc>
@@ -1761,7 +1065,703 @@
                 <w:rFonts w:ascii="TimeNewRoman" w:hAnsi="TimeNewRoman"/>
                 <w:sz w:val="30"/>
               </w:rPr>
-              <w:t>5+19=</w:t>
+              <w:t>17+52=</w:t>
+            </w:r>
+          </w:p>
+        </w:tc>
+      </w:tr>
+      <w:tr>
+        <w:tc>
+          <w:tcPr>
+            <w:tcW w:type="dxa" w:w="1987"/>
+          </w:tcPr>
+          <w:p>
+            <w:pPr>
+              <w:jc w:val="left"/>
+            </w:pPr>
+            <w:r>
+              <w:rPr>
+                <w:rFonts w:ascii="TimeNewRoman" w:hAnsi="TimeNewRoman"/>
+                <w:sz w:val="30"/>
+              </w:rPr>
+              <w:t>57+11=</w:t>
+            </w:r>
+          </w:p>
+        </w:tc>
+        <w:tc>
+          <w:tcPr>
+            <w:tcW w:type="dxa" w:w="1987"/>
+          </w:tcPr>
+          <w:p>
+            <w:pPr>
+              <w:jc w:val="left"/>
+            </w:pPr>
+            <w:r>
+              <w:rPr>
+                <w:rFonts w:ascii="TimeNewRoman" w:hAnsi="TimeNewRoman"/>
+                <w:sz w:val="30"/>
+              </w:rPr>
+              <w:t>3+74=</w:t>
+            </w:r>
+          </w:p>
+        </w:tc>
+        <w:tc>
+          <w:tcPr>
+            <w:tcW w:type="dxa" w:w="1987"/>
+          </w:tcPr>
+          <w:p>
+            <w:pPr>
+              <w:jc w:val="left"/>
+            </w:pPr>
+            <w:r>
+              <w:rPr>
+                <w:rFonts w:ascii="TimeNewRoman" w:hAnsi="TimeNewRoman"/>
+                <w:sz w:val="30"/>
+              </w:rPr>
+              <w:t>78-16=</w:t>
+            </w:r>
+          </w:p>
+        </w:tc>
+        <w:tc>
+          <w:tcPr>
+            <w:tcW w:type="dxa" w:w="1987"/>
+          </w:tcPr>
+          <w:p>
+            <w:pPr>
+              <w:jc w:val="left"/>
+            </w:pPr>
+            <w:r>
+              <w:rPr>
+                <w:rFonts w:ascii="TimeNewRoman" w:hAnsi="TimeNewRoman"/>
+                <w:sz w:val="30"/>
+              </w:rPr>
+              <w:t>93+3=</w:t>
+            </w:r>
+          </w:p>
+        </w:tc>
+        <w:tc>
+          <w:tcPr>
+            <w:tcW w:type="dxa" w:w="1987"/>
+          </w:tcPr>
+          <w:p>
+            <w:pPr>
+              <w:jc w:val="left"/>
+            </w:pPr>
+            <w:r>
+              <w:rPr>
+                <w:rFonts w:ascii="TimeNewRoman" w:hAnsi="TimeNewRoman"/>
+                <w:sz w:val="30"/>
+              </w:rPr>
+              <w:t>54+25=</w:t>
+            </w:r>
+          </w:p>
+        </w:tc>
+      </w:tr>
+      <w:tr>
+        <w:tc>
+          <w:tcPr>
+            <w:tcW w:type="dxa" w:w="1987"/>
+          </w:tcPr>
+          <w:p>
+            <w:pPr>
+              <w:jc w:val="left"/>
+            </w:pPr>
+            <w:r>
+              <w:rPr>
+                <w:rFonts w:ascii="TimeNewRoman" w:hAnsi="TimeNewRoman"/>
+                <w:sz w:val="30"/>
+              </w:rPr>
+              <w:t>52+30=</w:t>
+            </w:r>
+          </w:p>
+        </w:tc>
+        <w:tc>
+          <w:tcPr>
+            <w:tcW w:type="dxa" w:w="1987"/>
+          </w:tcPr>
+          <w:p>
+            <w:pPr>
+              <w:jc w:val="left"/>
+            </w:pPr>
+            <w:r>
+              <w:rPr>
+                <w:rFonts w:ascii="TimeNewRoman" w:hAnsi="TimeNewRoman"/>
+                <w:sz w:val="30"/>
+              </w:rPr>
+              <w:t>47-30=</w:t>
+            </w:r>
+          </w:p>
+        </w:tc>
+        <w:tc>
+          <w:tcPr>
+            <w:tcW w:type="dxa" w:w="1987"/>
+          </w:tcPr>
+          <w:p>
+            <w:pPr>
+              <w:jc w:val="left"/>
+            </w:pPr>
+            <w:r>
+              <w:rPr>
+                <w:rFonts w:ascii="TimeNewRoman" w:hAnsi="TimeNewRoman"/>
+                <w:sz w:val="30"/>
+              </w:rPr>
+              <w:t>42-10=</w:t>
+            </w:r>
+          </w:p>
+        </w:tc>
+        <w:tc>
+          <w:tcPr>
+            <w:tcW w:type="dxa" w:w="1987"/>
+          </w:tcPr>
+          <w:p>
+            <w:pPr>
+              <w:jc w:val="left"/>
+            </w:pPr>
+            <w:r>
+              <w:rPr>
+                <w:rFonts w:ascii="TimeNewRoman" w:hAnsi="TimeNewRoman"/>
+                <w:sz w:val="30"/>
+              </w:rPr>
+              <w:t>40+29=</w:t>
+            </w:r>
+          </w:p>
+        </w:tc>
+        <w:tc>
+          <w:tcPr>
+            <w:tcW w:type="dxa" w:w="1987"/>
+          </w:tcPr>
+          <w:p>
+            <w:pPr>
+              <w:jc w:val="left"/>
+            </w:pPr>
+            <w:r>
+              <w:rPr>
+                <w:rFonts w:ascii="TimeNewRoman" w:hAnsi="TimeNewRoman"/>
+                <w:sz w:val="30"/>
+              </w:rPr>
+              <w:t>99-86=</w:t>
+            </w:r>
+          </w:p>
+        </w:tc>
+      </w:tr>
+      <w:tr>
+        <w:tc>
+          <w:tcPr>
+            <w:tcW w:type="dxa" w:w="1987"/>
+          </w:tcPr>
+          <w:p>
+            <w:pPr>
+              <w:jc w:val="left"/>
+            </w:pPr>
+            <w:r>
+              <w:rPr>
+                <w:rFonts w:ascii="TimeNewRoman" w:hAnsi="TimeNewRoman"/>
+                <w:sz w:val="30"/>
+              </w:rPr>
+              <w:t>20+40=</w:t>
+            </w:r>
+          </w:p>
+        </w:tc>
+        <w:tc>
+          <w:tcPr>
+            <w:tcW w:type="dxa" w:w="1987"/>
+          </w:tcPr>
+          <w:p>
+            <w:pPr>
+              <w:jc w:val="left"/>
+            </w:pPr>
+            <w:r>
+              <w:rPr>
+                <w:rFonts w:ascii="TimeNewRoman" w:hAnsi="TimeNewRoman"/>
+                <w:sz w:val="30"/>
+              </w:rPr>
+              <w:t>0+92=</w:t>
+            </w:r>
+          </w:p>
+        </w:tc>
+        <w:tc>
+          <w:tcPr>
+            <w:tcW w:type="dxa" w:w="1987"/>
+          </w:tcPr>
+          <w:p>
+            <w:pPr>
+              <w:jc w:val="left"/>
+            </w:pPr>
+            <w:r>
+              <w:rPr>
+                <w:rFonts w:ascii="TimeNewRoman" w:hAnsi="TimeNewRoman"/>
+                <w:sz w:val="30"/>
+              </w:rPr>
+              <w:t>80-77=</w:t>
+            </w:r>
+          </w:p>
+        </w:tc>
+        <w:tc>
+          <w:tcPr>
+            <w:tcW w:type="dxa" w:w="1987"/>
+          </w:tcPr>
+          <w:p>
+            <w:pPr>
+              <w:jc w:val="left"/>
+            </w:pPr>
+            <w:r>
+              <w:rPr>
+                <w:rFonts w:ascii="TimeNewRoman" w:hAnsi="TimeNewRoman"/>
+                <w:sz w:val="30"/>
+              </w:rPr>
+              <w:t>96-84=</w:t>
+            </w:r>
+          </w:p>
+        </w:tc>
+        <w:tc>
+          <w:tcPr>
+            <w:tcW w:type="dxa" w:w="1987"/>
+          </w:tcPr>
+          <w:p>
+            <w:pPr>
+              <w:jc w:val="left"/>
+            </w:pPr>
+            <w:r>
+              <w:rPr>
+                <w:rFonts w:ascii="TimeNewRoman" w:hAnsi="TimeNewRoman"/>
+                <w:sz w:val="30"/>
+              </w:rPr>
+              <w:t>53-13=</w:t>
+            </w:r>
+          </w:p>
+        </w:tc>
+      </w:tr>
+      <w:tr>
+        <w:tc>
+          <w:tcPr>
+            <w:tcW w:type="dxa" w:w="1987"/>
+          </w:tcPr>
+          <w:p>
+            <w:pPr>
+              <w:jc w:val="left"/>
+            </w:pPr>
+            <w:r>
+              <w:rPr>
+                <w:rFonts w:ascii="TimeNewRoman" w:hAnsi="TimeNewRoman"/>
+                <w:sz w:val="30"/>
+              </w:rPr>
+              <w:t>62-37=</w:t>
+            </w:r>
+          </w:p>
+        </w:tc>
+        <w:tc>
+          <w:tcPr>
+            <w:tcW w:type="dxa" w:w="1987"/>
+          </w:tcPr>
+          <w:p>
+            <w:pPr>
+              <w:jc w:val="left"/>
+            </w:pPr>
+            <w:r>
+              <w:rPr>
+                <w:rFonts w:ascii="TimeNewRoman" w:hAnsi="TimeNewRoman"/>
+                <w:sz w:val="30"/>
+              </w:rPr>
+              <w:t>13+67=</w:t>
+            </w:r>
+          </w:p>
+        </w:tc>
+        <w:tc>
+          <w:tcPr>
+            <w:tcW w:type="dxa" w:w="1987"/>
+          </w:tcPr>
+          <w:p>
+            <w:pPr>
+              <w:jc w:val="left"/>
+            </w:pPr>
+            <w:r>
+              <w:rPr>
+                <w:rFonts w:ascii="TimeNewRoman" w:hAnsi="TimeNewRoman"/>
+                <w:sz w:val="30"/>
+              </w:rPr>
+              <w:t>80-1=</w:t>
+            </w:r>
+          </w:p>
+        </w:tc>
+        <w:tc>
+          <w:tcPr>
+            <w:tcW w:type="dxa" w:w="1987"/>
+          </w:tcPr>
+          <w:p>
+            <w:pPr>
+              <w:jc w:val="left"/>
+            </w:pPr>
+            <w:r>
+              <w:rPr>
+                <w:rFonts w:ascii="TimeNewRoman" w:hAnsi="TimeNewRoman"/>
+                <w:sz w:val="30"/>
+              </w:rPr>
+              <w:t>10+47=</w:t>
+            </w:r>
+          </w:p>
+        </w:tc>
+        <w:tc>
+          <w:tcPr>
+            <w:tcW w:type="dxa" w:w="1987"/>
+          </w:tcPr>
+          <w:p>
+            <w:pPr>
+              <w:jc w:val="left"/>
+            </w:pPr>
+            <w:r>
+              <w:rPr>
+                <w:rFonts w:ascii="TimeNewRoman" w:hAnsi="TimeNewRoman"/>
+                <w:sz w:val="30"/>
+              </w:rPr>
+              <w:t>8+84=</w:t>
+            </w:r>
+          </w:p>
+        </w:tc>
+      </w:tr>
+      <w:tr>
+        <w:tc>
+          <w:tcPr>
+            <w:tcW w:type="dxa" w:w="1987"/>
+          </w:tcPr>
+          <w:p>
+            <w:pPr>
+              <w:jc w:val="left"/>
+            </w:pPr>
+            <w:r>
+              <w:rPr>
+                <w:rFonts w:ascii="TimeNewRoman" w:hAnsi="TimeNewRoman"/>
+                <w:sz w:val="30"/>
+              </w:rPr>
+              <w:t>15-1=</w:t>
+            </w:r>
+          </w:p>
+        </w:tc>
+        <w:tc>
+          <w:tcPr>
+            <w:tcW w:type="dxa" w:w="1987"/>
+          </w:tcPr>
+          <w:p>
+            <w:pPr>
+              <w:jc w:val="left"/>
+            </w:pPr>
+            <w:r>
+              <w:rPr>
+                <w:rFonts w:ascii="TimeNewRoman" w:hAnsi="TimeNewRoman"/>
+                <w:sz w:val="30"/>
+              </w:rPr>
+              <w:t>31+37=</w:t>
+            </w:r>
+          </w:p>
+        </w:tc>
+        <w:tc>
+          <w:tcPr>
+            <w:tcW w:type="dxa" w:w="1987"/>
+          </w:tcPr>
+          <w:p>
+            <w:pPr>
+              <w:jc w:val="left"/>
+            </w:pPr>
+            <w:r>
+              <w:rPr>
+                <w:rFonts w:ascii="TimeNewRoman" w:hAnsi="TimeNewRoman"/>
+                <w:sz w:val="30"/>
+              </w:rPr>
+              <w:t>24+29=</w:t>
+            </w:r>
+          </w:p>
+        </w:tc>
+        <w:tc>
+          <w:tcPr>
+            <w:tcW w:type="dxa" w:w="1987"/>
+          </w:tcPr>
+          <w:p>
+            <w:pPr>
+              <w:jc w:val="left"/>
+            </w:pPr>
+            <w:r>
+              <w:rPr>
+                <w:rFonts w:ascii="TimeNewRoman" w:hAnsi="TimeNewRoman"/>
+                <w:sz w:val="30"/>
+              </w:rPr>
+              <w:t>72-0=</w:t>
+            </w:r>
+          </w:p>
+        </w:tc>
+        <w:tc>
+          <w:tcPr>
+            <w:tcW w:type="dxa" w:w="1987"/>
+          </w:tcPr>
+          <w:p>
+            <w:pPr>
+              <w:jc w:val="left"/>
+            </w:pPr>
+            <w:r>
+              <w:rPr>
+                <w:rFonts w:ascii="TimeNewRoman" w:hAnsi="TimeNewRoman"/>
+                <w:sz w:val="30"/>
+              </w:rPr>
+              <w:t>23+15=</w:t>
+            </w:r>
+          </w:p>
+        </w:tc>
+      </w:tr>
+      <w:tr>
+        <w:tc>
+          <w:tcPr>
+            <w:tcW w:type="dxa" w:w="1987"/>
+          </w:tcPr>
+          <w:p>
+            <w:pPr>
+              <w:jc w:val="left"/>
+            </w:pPr>
+            <w:r>
+              <w:rPr>
+                <w:rFonts w:ascii="TimeNewRoman" w:hAnsi="TimeNewRoman"/>
+                <w:sz w:val="30"/>
+              </w:rPr>
+              <w:t>23-20=</w:t>
+            </w:r>
+          </w:p>
+        </w:tc>
+        <w:tc>
+          <w:tcPr>
+            <w:tcW w:type="dxa" w:w="1987"/>
+          </w:tcPr>
+          <w:p>
+            <w:pPr>
+              <w:jc w:val="left"/>
+            </w:pPr>
+            <w:r>
+              <w:rPr>
+                <w:rFonts w:ascii="TimeNewRoman" w:hAnsi="TimeNewRoman"/>
+                <w:sz w:val="30"/>
+              </w:rPr>
+              <w:t>98-47=</w:t>
+            </w:r>
+          </w:p>
+        </w:tc>
+        <w:tc>
+          <w:tcPr>
+            <w:tcW w:type="dxa" w:w="1987"/>
+          </w:tcPr>
+          <w:p>
+            <w:pPr>
+              <w:jc w:val="left"/>
+            </w:pPr>
+            <w:r>
+              <w:rPr>
+                <w:rFonts w:ascii="TimeNewRoman" w:hAnsi="TimeNewRoman"/>
+                <w:sz w:val="30"/>
+              </w:rPr>
+              <w:t>69-36=</w:t>
+            </w:r>
+          </w:p>
+        </w:tc>
+        <w:tc>
+          <w:tcPr>
+            <w:tcW w:type="dxa" w:w="1987"/>
+          </w:tcPr>
+          <w:p>
+            <w:pPr>
+              <w:jc w:val="left"/>
+            </w:pPr>
+            <w:r>
+              <w:rPr>
+                <w:rFonts w:ascii="TimeNewRoman" w:hAnsi="TimeNewRoman"/>
+                <w:sz w:val="30"/>
+              </w:rPr>
+              <w:t>82-43=</w:t>
+            </w:r>
+          </w:p>
+        </w:tc>
+        <w:tc>
+          <w:tcPr>
+            <w:tcW w:type="dxa" w:w="1987"/>
+          </w:tcPr>
+          <w:p>
+            <w:pPr>
+              <w:jc w:val="left"/>
+            </w:pPr>
+            <w:r>
+              <w:rPr>
+                <w:rFonts w:ascii="TimeNewRoman" w:hAnsi="TimeNewRoman"/>
+                <w:sz w:val="30"/>
+              </w:rPr>
+              <w:t>35-8=</w:t>
+            </w:r>
+          </w:p>
+        </w:tc>
+      </w:tr>
+      <w:tr>
+        <w:tc>
+          <w:tcPr>
+            <w:tcW w:type="dxa" w:w="1987"/>
+          </w:tcPr>
+          <w:p>
+            <w:pPr>
+              <w:jc w:val="left"/>
+            </w:pPr>
+            <w:r>
+              <w:rPr>
+                <w:rFonts w:ascii="TimeNewRoman" w:hAnsi="TimeNewRoman"/>
+                <w:sz w:val="30"/>
+              </w:rPr>
+              <w:t>74+5=</w:t>
+            </w:r>
+          </w:p>
+        </w:tc>
+        <w:tc>
+          <w:tcPr>
+            <w:tcW w:type="dxa" w:w="1987"/>
+          </w:tcPr>
+          <w:p>
+            <w:pPr>
+              <w:jc w:val="left"/>
+            </w:pPr>
+            <w:r>
+              <w:rPr>
+                <w:rFonts w:ascii="TimeNewRoman" w:hAnsi="TimeNewRoman"/>
+                <w:sz w:val="30"/>
+              </w:rPr>
+              <w:t>18+3=</w:t>
+            </w:r>
+          </w:p>
+        </w:tc>
+        <w:tc>
+          <w:tcPr>
+            <w:tcW w:type="dxa" w:w="1987"/>
+          </w:tcPr>
+          <w:p>
+            <w:pPr>
+              <w:jc w:val="left"/>
+            </w:pPr>
+            <w:r>
+              <w:rPr>
+                <w:rFonts w:ascii="TimeNewRoman" w:hAnsi="TimeNewRoman"/>
+                <w:sz w:val="30"/>
+              </w:rPr>
+              <w:t>90-12=</w:t>
+            </w:r>
+          </w:p>
+        </w:tc>
+        <w:tc>
+          <w:tcPr>
+            <w:tcW w:type="dxa" w:w="1987"/>
+          </w:tcPr>
+          <w:p>
+            <w:pPr>
+              <w:jc w:val="left"/>
+            </w:pPr>
+            <w:r>
+              <w:rPr>
+                <w:rFonts w:ascii="TimeNewRoman" w:hAnsi="TimeNewRoman"/>
+                <w:sz w:val="30"/>
+              </w:rPr>
+              <w:t>81-43=</w:t>
+            </w:r>
+          </w:p>
+        </w:tc>
+        <w:tc>
+          <w:tcPr>
+            <w:tcW w:type="dxa" w:w="1987"/>
+          </w:tcPr>
+          <w:p>
+            <w:pPr>
+              <w:jc w:val="left"/>
+            </w:pPr>
+            <w:r>
+              <w:rPr>
+                <w:rFonts w:ascii="TimeNewRoman" w:hAnsi="TimeNewRoman"/>
+                <w:sz w:val="30"/>
+              </w:rPr>
+              <w:t>87+10=</w:t>
+            </w:r>
+          </w:p>
+        </w:tc>
+      </w:tr>
+      <w:tr>
+        <w:tc>
+          <w:tcPr>
+            <w:tcW w:type="dxa" w:w="1987"/>
+          </w:tcPr>
+          <w:p>
+            <w:pPr>
+              <w:jc w:val="left"/>
+            </w:pPr>
+            <w:r>
+              <w:rPr>
+                <w:rFonts w:ascii="TimeNewRoman" w:hAnsi="TimeNewRoman"/>
+                <w:sz w:val="30"/>
+              </w:rPr>
+              <w:t>28+62=</w:t>
+            </w:r>
+          </w:p>
+        </w:tc>
+        <w:tc>
+          <w:tcPr>
+            <w:tcW w:type="dxa" w:w="1987"/>
+          </w:tcPr>
+          <w:p>
+            <w:pPr>
+              <w:jc w:val="left"/>
+            </w:pPr>
+            <w:r>
+              <w:rPr>
+                <w:rFonts w:ascii="TimeNewRoman" w:hAnsi="TimeNewRoman"/>
+                <w:sz w:val="30"/>
+              </w:rPr>
+              <w:t>49+30=</w:t>
+            </w:r>
+          </w:p>
+        </w:tc>
+        <w:tc>
+          <w:tcPr>
+            <w:tcW w:type="dxa" w:w="1987"/>
+          </w:tcPr>
+          <w:p>
+            <w:pPr>
+              <w:jc w:val="left"/>
+            </w:pPr>
+            <w:r>
+              <w:rPr>
+                <w:rFonts w:ascii="TimeNewRoman" w:hAnsi="TimeNewRoman"/>
+                <w:sz w:val="30"/>
+              </w:rPr>
+              <w:t>61+20=</w:t>
+            </w:r>
+          </w:p>
+        </w:tc>
+        <w:tc>
+          <w:tcPr>
+            <w:tcW w:type="dxa" w:w="1987"/>
+          </w:tcPr>
+          <w:p>
+            <w:pPr>
+              <w:jc w:val="left"/>
+            </w:pPr>
+            <w:r>
+              <w:rPr>
+                <w:rFonts w:ascii="TimeNewRoman" w:hAnsi="TimeNewRoman"/>
+                <w:sz w:val="30"/>
+              </w:rPr>
+              <w:t>69-33=</w:t>
+            </w:r>
+          </w:p>
+        </w:tc>
+        <w:tc>
+          <w:tcPr>
+            <w:tcW w:type="dxa" w:w="1987"/>
+          </w:tcPr>
+          <w:p>
+            <w:pPr>
+              <w:jc w:val="left"/>
+            </w:pPr>
+            <w:r>
+              <w:rPr>
+                <w:rFonts w:ascii="TimeNewRoman" w:hAnsi="TimeNewRoman"/>
+                <w:sz w:val="30"/>
+              </w:rPr>
+              <w:t>61+32=</w:t>
             </w:r>
           </w:p>
         </w:tc>

--- a/addition_and_subtraction_within_100.docx
+++ b/addition_and_subtraction_within_100.docx
@@ -11,7 +11,7 @@
           <w:rFonts w:ascii="Arial" w:hAnsi="Arial"/>
           <w:sz w:val="30"/>
         </w:rPr>
-        <w:t>2026-09-29 Tuesday</w:t>
+        <w:t>2026-09-30 Wednesday</w:t>
       </w:r>
     </w:p>
     <w:tbl>
@@ -40,7 +40,7 @@
                 <w:rFonts w:ascii="TimeNewRoman" w:hAnsi="TimeNewRoman"/>
                 <w:sz w:val="30"/>
               </w:rPr>
-              <w:t>15+66=</w:t>
+              <w:t>85-73=</w:t>
             </w:r>
           </w:p>
         </w:tc>
@@ -57,7 +57,7 @@
                 <w:rFonts w:ascii="TimeNewRoman" w:hAnsi="TimeNewRoman"/>
                 <w:sz w:val="30"/>
               </w:rPr>
-              <w:t>56-26=</w:t>
+              <w:t>75+9=</w:t>
             </w:r>
           </w:p>
         </w:tc>
@@ -74,7 +74,7 @@
                 <w:rFonts w:ascii="TimeNewRoman" w:hAnsi="TimeNewRoman"/>
                 <w:sz w:val="30"/>
               </w:rPr>
-              <w:t>53+13=</w:t>
+              <w:t>52+28=</w:t>
             </w:r>
           </w:p>
         </w:tc>
@@ -91,7 +91,7 @@
                 <w:rFonts w:ascii="TimeNewRoman" w:hAnsi="TimeNewRoman"/>
                 <w:sz w:val="30"/>
               </w:rPr>
-              <w:t>92-73=</w:t>
+              <w:t>81-74=</w:t>
             </w:r>
           </w:p>
         </w:tc>
@@ -108,7 +108,7 @@
                 <w:rFonts w:ascii="TimeNewRoman" w:hAnsi="TimeNewRoman"/>
                 <w:sz w:val="30"/>
               </w:rPr>
-              <w:t>55+5=</w:t>
+              <w:t>18+8=</w:t>
             </w:r>
           </w:p>
         </w:tc>
@@ -127,7 +127,7 @@
                 <w:rFonts w:ascii="TimeNewRoman" w:hAnsi="TimeNewRoman"/>
                 <w:sz w:val="30"/>
               </w:rPr>
-              <w:t>48-37=</w:t>
+              <w:t>37-10=</w:t>
             </w:r>
           </w:p>
         </w:tc>
@@ -144,7 +144,7 @@
                 <w:rFonts w:ascii="TimeNewRoman" w:hAnsi="TimeNewRoman"/>
                 <w:sz w:val="30"/>
               </w:rPr>
-              <w:t>30+69=</w:t>
+              <w:t>27-1=</w:t>
             </w:r>
           </w:p>
         </w:tc>
@@ -161,7 +161,7 @@
                 <w:rFonts w:ascii="TimeNewRoman" w:hAnsi="TimeNewRoman"/>
                 <w:sz w:val="30"/>
               </w:rPr>
-              <w:t>81-71=</w:t>
+              <w:t>37-11=</w:t>
             </w:r>
           </w:p>
         </w:tc>
@@ -178,7 +178,7 @@
                 <w:rFonts w:ascii="TimeNewRoman" w:hAnsi="TimeNewRoman"/>
                 <w:sz w:val="30"/>
               </w:rPr>
-              <w:t>51-22=</w:t>
+              <w:t>44+2=</w:t>
             </w:r>
           </w:p>
         </w:tc>
@@ -195,7 +195,7 @@
                 <w:rFonts w:ascii="TimeNewRoman" w:hAnsi="TimeNewRoman"/>
                 <w:sz w:val="30"/>
               </w:rPr>
-              <w:t>58-13=</w:t>
+              <w:t>68+26=</w:t>
             </w:r>
           </w:p>
         </w:tc>
@@ -214,7 +214,7 @@
                 <w:rFonts w:ascii="TimeNewRoman" w:hAnsi="TimeNewRoman"/>
                 <w:sz w:val="30"/>
               </w:rPr>
-              <w:t>56+22=</w:t>
+              <w:t>92-61=</w:t>
             </w:r>
           </w:p>
         </w:tc>
@@ -231,7 +231,7 @@
                 <w:rFonts w:ascii="TimeNewRoman" w:hAnsi="TimeNewRoman"/>
                 <w:sz w:val="30"/>
               </w:rPr>
-              <w:t>84-4=</w:t>
+              <w:t>80-30=</w:t>
             </w:r>
           </w:p>
         </w:tc>
@@ -248,7 +248,7 @@
                 <w:rFonts w:ascii="TimeNewRoman" w:hAnsi="TimeNewRoman"/>
                 <w:sz w:val="30"/>
               </w:rPr>
-              <w:t>74-65=</w:t>
+              <w:t>68+13=</w:t>
             </w:r>
           </w:p>
         </w:tc>
@@ -265,7 +265,7 @@
                 <w:rFonts w:ascii="TimeNewRoman" w:hAnsi="TimeNewRoman"/>
                 <w:sz w:val="30"/>
               </w:rPr>
-              <w:t>62-33=</w:t>
+              <w:t>34+57=</w:t>
             </w:r>
           </w:p>
         </w:tc>
@@ -282,7 +282,7 @@
                 <w:rFonts w:ascii="TimeNewRoman" w:hAnsi="TimeNewRoman"/>
                 <w:sz w:val="30"/>
               </w:rPr>
-              <w:t>74-66=</w:t>
+              <w:t>32-3=</w:t>
             </w:r>
           </w:p>
         </w:tc>
@@ -301,7 +301,7 @@
                 <w:rFonts w:ascii="TimeNewRoman" w:hAnsi="TimeNewRoman"/>
                 <w:sz w:val="30"/>
               </w:rPr>
-              <w:t>27-12=</w:t>
+              <w:t>31-15=</w:t>
             </w:r>
           </w:p>
         </w:tc>
@@ -318,7 +318,7 @@
                 <w:rFonts w:ascii="TimeNewRoman" w:hAnsi="TimeNewRoman"/>
                 <w:sz w:val="30"/>
               </w:rPr>
-              <w:t>0+36=</w:t>
+              <w:t>25+68=</w:t>
             </w:r>
           </w:p>
         </w:tc>
@@ -335,7 +335,7 @@
                 <w:rFonts w:ascii="TimeNewRoman" w:hAnsi="TimeNewRoman"/>
                 <w:sz w:val="30"/>
               </w:rPr>
-              <w:t>99-22=</w:t>
+              <w:t>45+5=</w:t>
             </w:r>
           </w:p>
         </w:tc>
@@ -352,7 +352,7 @@
                 <w:rFonts w:ascii="TimeNewRoman" w:hAnsi="TimeNewRoman"/>
                 <w:sz w:val="30"/>
               </w:rPr>
-              <w:t>39-12=</w:t>
+              <w:t>16+42=</w:t>
             </w:r>
           </w:p>
         </w:tc>
@@ -369,7 +369,7 @@
                 <w:rFonts w:ascii="TimeNewRoman" w:hAnsi="TimeNewRoman"/>
                 <w:sz w:val="30"/>
               </w:rPr>
-              <w:t>39+18=</w:t>
+              <w:t>9+83=</w:t>
             </w:r>
           </w:p>
         </w:tc>
@@ -388,7 +388,7 @@
                 <w:rFonts w:ascii="TimeNewRoman" w:hAnsi="TimeNewRoman"/>
                 <w:sz w:val="30"/>
               </w:rPr>
-              <w:t>77-27=</w:t>
+              <w:t>34-1=</w:t>
             </w:r>
           </w:p>
         </w:tc>
@@ -405,7 +405,7 @@
                 <w:rFonts w:ascii="TimeNewRoman" w:hAnsi="TimeNewRoman"/>
                 <w:sz w:val="30"/>
               </w:rPr>
-              <w:t>58+31=</w:t>
+              <w:t>43+10=</w:t>
             </w:r>
           </w:p>
         </w:tc>
@@ -422,7 +422,7 @@
                 <w:rFonts w:ascii="TimeNewRoman" w:hAnsi="TimeNewRoman"/>
                 <w:sz w:val="30"/>
               </w:rPr>
-              <w:t>66+31=</w:t>
+              <w:t>96-92=</w:t>
             </w:r>
           </w:p>
         </w:tc>
@@ -439,7 +439,7 @@
                 <w:rFonts w:ascii="TimeNewRoman" w:hAnsi="TimeNewRoman"/>
                 <w:sz w:val="30"/>
               </w:rPr>
-              <w:t>59+39=</w:t>
+              <w:t>43-14=</w:t>
             </w:r>
           </w:p>
         </w:tc>
@@ -456,7 +456,7 @@
                 <w:rFonts w:ascii="TimeNewRoman" w:hAnsi="TimeNewRoman"/>
                 <w:sz w:val="30"/>
               </w:rPr>
-              <w:t>71-40=</w:t>
+              <w:t>9-1=</w:t>
             </w:r>
           </w:p>
         </w:tc>
@@ -475,7 +475,7 @@
                 <w:rFonts w:ascii="TimeNewRoman" w:hAnsi="TimeNewRoman"/>
                 <w:sz w:val="30"/>
               </w:rPr>
-              <w:t>54+6=</w:t>
+              <w:t>76-17=</w:t>
             </w:r>
           </w:p>
         </w:tc>
@@ -492,7 +492,7 @@
                 <w:rFonts w:ascii="TimeNewRoman" w:hAnsi="TimeNewRoman"/>
                 <w:sz w:val="30"/>
               </w:rPr>
-              <w:t>51+5=</w:t>
+              <w:t>73-44=</w:t>
             </w:r>
           </w:p>
         </w:tc>
@@ -509,7 +509,7 @@
                 <w:rFonts w:ascii="TimeNewRoman" w:hAnsi="TimeNewRoman"/>
                 <w:sz w:val="30"/>
               </w:rPr>
-              <w:t>25-6=</w:t>
+              <w:t>86+11=</w:t>
             </w:r>
           </w:p>
         </w:tc>
@@ -526,7 +526,7 @@
                 <w:rFonts w:ascii="TimeNewRoman" w:hAnsi="TimeNewRoman"/>
                 <w:sz w:val="30"/>
               </w:rPr>
-              <w:t>77+7=</w:t>
+              <w:t>29+55=</w:t>
             </w:r>
           </w:p>
         </w:tc>
@@ -543,7 +543,7 @@
                 <w:rFonts w:ascii="TimeNewRoman" w:hAnsi="TimeNewRoman"/>
                 <w:sz w:val="30"/>
               </w:rPr>
-              <w:t>83-0=</w:t>
+              <w:t>43-35=</w:t>
             </w:r>
           </w:p>
         </w:tc>
@@ -562,7 +562,7 @@
                 <w:rFonts w:ascii="TimeNewRoman" w:hAnsi="TimeNewRoman"/>
                 <w:sz w:val="30"/>
               </w:rPr>
-              <w:t>54+21=</w:t>
+              <w:t>54+28=</w:t>
             </w:r>
           </w:p>
         </w:tc>
@@ -579,7 +579,7 @@
                 <w:rFonts w:ascii="TimeNewRoman" w:hAnsi="TimeNewRoman"/>
                 <w:sz w:val="30"/>
               </w:rPr>
-              <w:t>83-29=</w:t>
+              <w:t>34+62=</w:t>
             </w:r>
           </w:p>
         </w:tc>
@@ -596,7 +596,7 @@
                 <w:rFonts w:ascii="TimeNewRoman" w:hAnsi="TimeNewRoman"/>
                 <w:sz w:val="30"/>
               </w:rPr>
-              <w:t>32+39=</w:t>
+              <w:t>3+60=</w:t>
             </w:r>
           </w:p>
         </w:tc>
@@ -613,7 +613,7 @@
                 <w:rFonts w:ascii="TimeNewRoman" w:hAnsi="TimeNewRoman"/>
                 <w:sz w:val="30"/>
               </w:rPr>
-              <w:t>7+19=</w:t>
+              <w:t>15+79=</w:t>
             </w:r>
           </w:p>
         </w:tc>
@@ -630,7 +630,7 @@
                 <w:rFonts w:ascii="TimeNewRoman" w:hAnsi="TimeNewRoman"/>
                 <w:sz w:val="30"/>
               </w:rPr>
-              <w:t>17+67=</w:t>
+              <w:t>66+10=</w:t>
             </w:r>
           </w:p>
         </w:tc>
@@ -649,7 +649,7 @@
                 <w:rFonts w:ascii="TimeNewRoman" w:hAnsi="TimeNewRoman"/>
                 <w:sz w:val="30"/>
               </w:rPr>
-              <w:t>87-21=</w:t>
+              <w:t>63-1=</w:t>
             </w:r>
           </w:p>
         </w:tc>
@@ -666,7 +666,7 @@
                 <w:rFonts w:ascii="TimeNewRoman" w:hAnsi="TimeNewRoman"/>
                 <w:sz w:val="30"/>
               </w:rPr>
-              <w:t>18+24=</w:t>
+              <w:t>70-25=</w:t>
             </w:r>
           </w:p>
         </w:tc>
@@ -683,7 +683,7 @@
                 <w:rFonts w:ascii="TimeNewRoman" w:hAnsi="TimeNewRoman"/>
                 <w:sz w:val="30"/>
               </w:rPr>
-              <w:t>63+25=</w:t>
+              <w:t>3+48=</w:t>
             </w:r>
           </w:p>
         </w:tc>
@@ -700,7 +700,7 @@
                 <w:rFonts w:ascii="TimeNewRoman" w:hAnsi="TimeNewRoman"/>
                 <w:sz w:val="30"/>
               </w:rPr>
-              <w:t>71+2=</w:t>
+              <w:t>99-68=</w:t>
             </w:r>
           </w:p>
         </w:tc>
@@ -717,7 +717,7 @@
                 <w:rFonts w:ascii="TimeNewRoman" w:hAnsi="TimeNewRoman"/>
                 <w:sz w:val="30"/>
               </w:rPr>
-              <w:t>45+36=</w:t>
+              <w:t>91-18=</w:t>
             </w:r>
           </w:p>
         </w:tc>
@@ -736,7 +736,7 @@
                 <w:rFonts w:ascii="TimeNewRoman" w:hAnsi="TimeNewRoman"/>
                 <w:sz w:val="30"/>
               </w:rPr>
-              <w:t>69-62=</w:t>
+              <w:t>21+14=</w:t>
             </w:r>
           </w:p>
         </w:tc>
@@ -753,7 +753,7 @@
                 <w:rFonts w:ascii="TimeNewRoman" w:hAnsi="TimeNewRoman"/>
                 <w:sz w:val="30"/>
               </w:rPr>
-              <w:t>70-53=</w:t>
+              <w:t>27+13=</w:t>
             </w:r>
           </w:p>
         </w:tc>
@@ -770,7 +770,7 @@
                 <w:rFonts w:ascii="TimeNewRoman" w:hAnsi="TimeNewRoman"/>
                 <w:sz w:val="30"/>
               </w:rPr>
-              <w:t>34+16=</w:t>
+              <w:t>23-5=</w:t>
             </w:r>
           </w:p>
         </w:tc>
@@ -787,7 +787,7 @@
                 <w:rFonts w:ascii="TimeNewRoman" w:hAnsi="TimeNewRoman"/>
                 <w:sz w:val="30"/>
               </w:rPr>
-              <w:t>40+57=</w:t>
+              <w:t>43-34=</w:t>
             </w:r>
           </w:p>
         </w:tc>
@@ -804,7 +804,7 @@
                 <w:rFonts w:ascii="TimeNewRoman" w:hAnsi="TimeNewRoman"/>
                 <w:sz w:val="30"/>
               </w:rPr>
-              <w:t>13-1=</w:t>
+              <w:t>71-50=</w:t>
             </w:r>
           </w:p>
         </w:tc>
@@ -823,7 +823,7 @@
                 <w:rFonts w:ascii="TimeNewRoman" w:hAnsi="TimeNewRoman"/>
                 <w:sz w:val="30"/>
               </w:rPr>
-              <w:t>94-79=</w:t>
+              <w:t>4+89=</w:t>
             </w:r>
           </w:p>
         </w:tc>
@@ -840,7 +840,7 @@
                 <w:rFonts w:ascii="TimeNewRoman" w:hAnsi="TimeNewRoman"/>
                 <w:sz w:val="30"/>
               </w:rPr>
-              <w:t>2+59=</w:t>
+              <w:t>96-63=</w:t>
             </w:r>
           </w:p>
         </w:tc>
@@ -857,7 +857,7 @@
                 <w:rFonts w:ascii="TimeNewRoman" w:hAnsi="TimeNewRoman"/>
                 <w:sz w:val="30"/>
               </w:rPr>
-              <w:t>17+14=</w:t>
+              <w:t>65-41=</w:t>
             </w:r>
           </w:p>
         </w:tc>
@@ -874,7 +874,7 @@
                 <w:rFonts w:ascii="TimeNewRoman" w:hAnsi="TimeNewRoman"/>
                 <w:sz w:val="30"/>
               </w:rPr>
-              <w:t>61+25=</w:t>
+              <w:t>98-43=</w:t>
             </w:r>
           </w:p>
         </w:tc>
@@ -891,7 +891,7 @@
                 <w:rFonts w:ascii="TimeNewRoman" w:hAnsi="TimeNewRoman"/>
                 <w:sz w:val="30"/>
               </w:rPr>
-              <w:t>52+15=</w:t>
+              <w:t>43-29=</w:t>
             </w:r>
           </w:p>
         </w:tc>
@@ -910,7 +910,7 @@
                 <w:rFonts w:ascii="TimeNewRoman" w:hAnsi="TimeNewRoman"/>
                 <w:sz w:val="30"/>
               </w:rPr>
-              <w:t>63-28=</w:t>
+              <w:t>9+26=</w:t>
             </w:r>
           </w:p>
         </w:tc>
@@ -927,7 +927,7 @@
                 <w:rFonts w:ascii="TimeNewRoman" w:hAnsi="TimeNewRoman"/>
                 <w:sz w:val="30"/>
               </w:rPr>
-              <w:t>80-61=</w:t>
+              <w:t>73+23=</w:t>
             </w:r>
           </w:p>
         </w:tc>
@@ -944,7 +944,7 @@
                 <w:rFonts w:ascii="TimeNewRoman" w:hAnsi="TimeNewRoman"/>
                 <w:sz w:val="30"/>
               </w:rPr>
-              <w:t>0+31=</w:t>
+              <w:t>13+70=</w:t>
             </w:r>
           </w:p>
         </w:tc>
@@ -961,7 +961,7 @@
                 <w:rFonts w:ascii="TimeNewRoman" w:hAnsi="TimeNewRoman"/>
                 <w:sz w:val="30"/>
               </w:rPr>
-              <w:t>11+30=</w:t>
+              <w:t>78-74=</w:t>
             </w:r>
           </w:p>
         </w:tc>
@@ -978,7 +978,7 @@
                 <w:rFonts w:ascii="TimeNewRoman" w:hAnsi="TimeNewRoman"/>
                 <w:sz w:val="30"/>
               </w:rPr>
-              <w:t>89-10=</w:t>
+              <w:t>32+52=</w:t>
             </w:r>
           </w:p>
         </w:tc>
@@ -997,7 +997,7 @@
                 <w:rFonts w:ascii="TimeNewRoman" w:hAnsi="TimeNewRoman"/>
                 <w:sz w:val="30"/>
               </w:rPr>
-              <w:t>99-60=</w:t>
+              <w:t>38+40=</w:t>
             </w:r>
           </w:p>
         </w:tc>
@@ -1014,7 +1014,7 @@
                 <w:rFonts w:ascii="TimeNewRoman" w:hAnsi="TimeNewRoman"/>
                 <w:sz w:val="30"/>
               </w:rPr>
-              <w:t>14+13=</w:t>
+              <w:t>50+27=</w:t>
             </w:r>
           </w:p>
         </w:tc>
@@ -1031,7 +1031,7 @@
                 <w:rFonts w:ascii="TimeNewRoman" w:hAnsi="TimeNewRoman"/>
                 <w:sz w:val="30"/>
               </w:rPr>
-              <w:t>37-25=</w:t>
+              <w:t>36-18=</w:t>
             </w:r>
           </w:p>
         </w:tc>
@@ -1048,7 +1048,7 @@
                 <w:rFonts w:ascii="TimeNewRoman" w:hAnsi="TimeNewRoman"/>
                 <w:sz w:val="30"/>
               </w:rPr>
-              <w:t>19-9=</w:t>
+              <w:t>68+15=</w:t>
             </w:r>
           </w:p>
         </w:tc>
@@ -1065,7 +1065,7 @@
                 <w:rFonts w:ascii="TimeNewRoman" w:hAnsi="TimeNewRoman"/>
                 <w:sz w:val="30"/>
               </w:rPr>
-              <w:t>17+52=</w:t>
+              <w:t>83+7=</w:t>
             </w:r>
           </w:p>
         </w:tc>
@@ -1084,7 +1084,7 @@
                 <w:rFonts w:ascii="TimeNewRoman" w:hAnsi="TimeNewRoman"/>
                 <w:sz w:val="30"/>
               </w:rPr>
-              <w:t>57+11=</w:t>
+              <w:t>7+72=</w:t>
             </w:r>
           </w:p>
         </w:tc>
@@ -1101,7 +1101,7 @@
                 <w:rFonts w:ascii="TimeNewRoman" w:hAnsi="TimeNewRoman"/>
                 <w:sz w:val="30"/>
               </w:rPr>
-              <w:t>3+74=</w:t>
+              <w:t>76-68=</w:t>
             </w:r>
           </w:p>
         </w:tc>
@@ -1118,7 +1118,7 @@
                 <w:rFonts w:ascii="TimeNewRoman" w:hAnsi="TimeNewRoman"/>
                 <w:sz w:val="30"/>
               </w:rPr>
-              <w:t>78-16=</w:t>
+              <w:t>7+6=</w:t>
             </w:r>
           </w:p>
         </w:tc>
@@ -1135,7 +1135,7 @@
                 <w:rFonts w:ascii="TimeNewRoman" w:hAnsi="TimeNewRoman"/>
                 <w:sz w:val="30"/>
               </w:rPr>
-              <w:t>93+3=</w:t>
+              <w:t>47+40=</w:t>
             </w:r>
           </w:p>
         </w:tc>
@@ -1152,7 +1152,7 @@
                 <w:rFonts w:ascii="TimeNewRoman" w:hAnsi="TimeNewRoman"/>
                 <w:sz w:val="30"/>
               </w:rPr>
-              <w:t>54+25=</w:t>
+              <w:t>73-1=</w:t>
             </w:r>
           </w:p>
         </w:tc>
@@ -1171,7 +1171,7 @@
                 <w:rFonts w:ascii="TimeNewRoman" w:hAnsi="TimeNewRoman"/>
                 <w:sz w:val="30"/>
               </w:rPr>
-              <w:t>52+30=</w:t>
+              <w:t>3+18=</w:t>
             </w:r>
           </w:p>
         </w:tc>
@@ -1188,7 +1188,7 @@
                 <w:rFonts w:ascii="TimeNewRoman" w:hAnsi="TimeNewRoman"/>
                 <w:sz w:val="30"/>
               </w:rPr>
-              <w:t>47-30=</w:t>
+              <w:t>54-49=</w:t>
             </w:r>
           </w:p>
         </w:tc>
@@ -1205,7 +1205,7 @@
                 <w:rFonts w:ascii="TimeNewRoman" w:hAnsi="TimeNewRoman"/>
                 <w:sz w:val="30"/>
               </w:rPr>
-              <w:t>42-10=</w:t>
+              <w:t>17+17=</w:t>
             </w:r>
           </w:p>
         </w:tc>
@@ -1222,7 +1222,7 @@
                 <w:rFonts w:ascii="TimeNewRoman" w:hAnsi="TimeNewRoman"/>
                 <w:sz w:val="30"/>
               </w:rPr>
-              <w:t>40+29=</w:t>
+              <w:t>51+13=</w:t>
             </w:r>
           </w:p>
         </w:tc>
@@ -1239,7 +1239,7 @@
                 <w:rFonts w:ascii="TimeNewRoman" w:hAnsi="TimeNewRoman"/>
                 <w:sz w:val="30"/>
               </w:rPr>
-              <w:t>99-86=</w:t>
+              <w:t>90-35=</w:t>
             </w:r>
           </w:p>
         </w:tc>
@@ -1258,7 +1258,7 @@
                 <w:rFonts w:ascii="TimeNewRoman" w:hAnsi="TimeNewRoman"/>
                 <w:sz w:val="30"/>
               </w:rPr>
-              <w:t>20+40=</w:t>
+              <w:t>56-8=</w:t>
             </w:r>
           </w:p>
         </w:tc>
@@ -1275,7 +1275,7 @@
                 <w:rFonts w:ascii="TimeNewRoman" w:hAnsi="TimeNewRoman"/>
                 <w:sz w:val="30"/>
               </w:rPr>
-              <w:t>0+92=</w:t>
+              <w:t>92-45=</w:t>
             </w:r>
           </w:p>
         </w:tc>
@@ -1292,7 +1292,7 @@
                 <w:rFonts w:ascii="TimeNewRoman" w:hAnsi="TimeNewRoman"/>
                 <w:sz w:val="30"/>
               </w:rPr>
-              <w:t>80-77=</w:t>
+              <w:t>89-37=</w:t>
             </w:r>
           </w:p>
         </w:tc>
@@ -1309,7 +1309,7 @@
                 <w:rFonts w:ascii="TimeNewRoman" w:hAnsi="TimeNewRoman"/>
                 <w:sz w:val="30"/>
               </w:rPr>
-              <w:t>96-84=</w:t>
+              <w:t>64-17=</w:t>
             </w:r>
           </w:p>
         </w:tc>
@@ -1326,7 +1326,7 @@
                 <w:rFonts w:ascii="TimeNewRoman" w:hAnsi="TimeNewRoman"/>
                 <w:sz w:val="30"/>
               </w:rPr>
-              <w:t>53-13=</w:t>
+              <w:t>46+19=</w:t>
             </w:r>
           </w:p>
         </w:tc>
@@ -1345,7 +1345,7 @@
                 <w:rFonts w:ascii="TimeNewRoman" w:hAnsi="TimeNewRoman"/>
                 <w:sz w:val="30"/>
               </w:rPr>
-              <w:t>62-37=</w:t>
+              <w:t>12+58=</w:t>
             </w:r>
           </w:p>
         </w:tc>
@@ -1362,7 +1362,7 @@
                 <w:rFonts w:ascii="TimeNewRoman" w:hAnsi="TimeNewRoman"/>
                 <w:sz w:val="30"/>
               </w:rPr>
-              <w:t>13+67=</w:t>
+              <w:t>71-19=</w:t>
             </w:r>
           </w:p>
         </w:tc>
@@ -1379,7 +1379,7 @@
                 <w:rFonts w:ascii="TimeNewRoman" w:hAnsi="TimeNewRoman"/>
                 <w:sz w:val="30"/>
               </w:rPr>
-              <w:t>80-1=</w:t>
+              <w:t>39+12=</w:t>
             </w:r>
           </w:p>
         </w:tc>
@@ -1396,7 +1396,7 @@
                 <w:rFonts w:ascii="TimeNewRoman" w:hAnsi="TimeNewRoman"/>
                 <w:sz w:val="30"/>
               </w:rPr>
-              <w:t>10+47=</w:t>
+              <w:t>55+33=</w:t>
             </w:r>
           </w:p>
         </w:tc>
@@ -1413,7 +1413,7 @@
                 <w:rFonts w:ascii="TimeNewRoman" w:hAnsi="TimeNewRoman"/>
                 <w:sz w:val="30"/>
               </w:rPr>
-              <w:t>8+84=</w:t>
+              <w:t>64-0=</w:t>
             </w:r>
           </w:p>
         </w:tc>
@@ -1432,7 +1432,7 @@
                 <w:rFonts w:ascii="TimeNewRoman" w:hAnsi="TimeNewRoman"/>
                 <w:sz w:val="30"/>
               </w:rPr>
-              <w:t>15-1=</w:t>
+              <w:t>26+38=</w:t>
             </w:r>
           </w:p>
         </w:tc>
@@ -1449,7 +1449,7 @@
                 <w:rFonts w:ascii="TimeNewRoman" w:hAnsi="TimeNewRoman"/>
                 <w:sz w:val="30"/>
               </w:rPr>
-              <w:t>31+37=</w:t>
+              <w:t>96-72=</w:t>
             </w:r>
           </w:p>
         </w:tc>
@@ -1466,7 +1466,7 @@
                 <w:rFonts w:ascii="TimeNewRoman" w:hAnsi="TimeNewRoman"/>
                 <w:sz w:val="30"/>
               </w:rPr>
-              <w:t>24+29=</w:t>
+              <w:t>26+63=</w:t>
             </w:r>
           </w:p>
         </w:tc>
@@ -1483,7 +1483,7 @@
                 <w:rFonts w:ascii="TimeNewRoman" w:hAnsi="TimeNewRoman"/>
                 <w:sz w:val="30"/>
               </w:rPr>
-              <w:t>72-0=</w:t>
+              <w:t>45-23=</w:t>
             </w:r>
           </w:p>
         </w:tc>
@@ -1500,7 +1500,7 @@
                 <w:rFonts w:ascii="TimeNewRoman" w:hAnsi="TimeNewRoman"/>
                 <w:sz w:val="30"/>
               </w:rPr>
-              <w:t>23+15=</w:t>
+              <w:t>84-76=</w:t>
             </w:r>
           </w:p>
         </w:tc>
@@ -1519,7 +1519,7 @@
                 <w:rFonts w:ascii="TimeNewRoman" w:hAnsi="TimeNewRoman"/>
                 <w:sz w:val="30"/>
               </w:rPr>
-              <w:t>23-20=</w:t>
+              <w:t>28-10=</w:t>
             </w:r>
           </w:p>
         </w:tc>
@@ -1536,7 +1536,7 @@
                 <w:rFonts w:ascii="TimeNewRoman" w:hAnsi="TimeNewRoman"/>
                 <w:sz w:val="30"/>
               </w:rPr>
-              <w:t>98-47=</w:t>
+              <w:t>96-85=</w:t>
             </w:r>
           </w:p>
         </w:tc>
@@ -1553,7 +1553,7 @@
                 <w:rFonts w:ascii="TimeNewRoman" w:hAnsi="TimeNewRoman"/>
                 <w:sz w:val="30"/>
               </w:rPr>
-              <w:t>69-36=</w:t>
+              <w:t>86-43=</w:t>
             </w:r>
           </w:p>
         </w:tc>
@@ -1570,7 +1570,7 @@
                 <w:rFonts w:ascii="TimeNewRoman" w:hAnsi="TimeNewRoman"/>
                 <w:sz w:val="30"/>
               </w:rPr>
-              <w:t>82-43=</w:t>
+              <w:t>1+8=</w:t>
             </w:r>
           </w:p>
         </w:tc>
@@ -1587,7 +1587,7 @@
                 <w:rFonts w:ascii="TimeNewRoman" w:hAnsi="TimeNewRoman"/>
                 <w:sz w:val="30"/>
               </w:rPr>
-              <w:t>35-8=</w:t>
+              <w:t>53-41=</w:t>
             </w:r>
           </w:p>
         </w:tc>
@@ -1606,7 +1606,7 @@
                 <w:rFonts w:ascii="TimeNewRoman" w:hAnsi="TimeNewRoman"/>
                 <w:sz w:val="30"/>
               </w:rPr>
-              <w:t>74+5=</w:t>
+              <w:t>56+29=</w:t>
             </w:r>
           </w:p>
         </w:tc>
@@ -1623,7 +1623,7 @@
                 <w:rFonts w:ascii="TimeNewRoman" w:hAnsi="TimeNewRoman"/>
                 <w:sz w:val="30"/>
               </w:rPr>
-              <w:t>18+3=</w:t>
+              <w:t>37-15=</w:t>
             </w:r>
           </w:p>
         </w:tc>
@@ -1640,7 +1640,7 @@
                 <w:rFonts w:ascii="TimeNewRoman" w:hAnsi="TimeNewRoman"/>
                 <w:sz w:val="30"/>
               </w:rPr>
-              <w:t>90-12=</w:t>
+              <w:t>85-8=</w:t>
             </w:r>
           </w:p>
         </w:tc>
@@ -1657,7 +1657,7 @@
                 <w:rFonts w:ascii="TimeNewRoman" w:hAnsi="TimeNewRoman"/>
                 <w:sz w:val="30"/>
               </w:rPr>
-              <w:t>81-43=</w:t>
+              <w:t>96-47=</w:t>
             </w:r>
           </w:p>
         </w:tc>
@@ -1674,7 +1674,7 @@
                 <w:rFonts w:ascii="TimeNewRoman" w:hAnsi="TimeNewRoman"/>
                 <w:sz w:val="30"/>
               </w:rPr>
-              <w:t>87+10=</w:t>
+              <w:t>34+63=</w:t>
             </w:r>
           </w:p>
         </w:tc>
@@ -1693,7 +1693,7 @@
                 <w:rFonts w:ascii="TimeNewRoman" w:hAnsi="TimeNewRoman"/>
                 <w:sz w:val="30"/>
               </w:rPr>
-              <w:t>28+62=</w:t>
+              <w:t>99-74=</w:t>
             </w:r>
           </w:p>
         </w:tc>
@@ -1710,7 +1710,7 @@
                 <w:rFonts w:ascii="TimeNewRoman" w:hAnsi="TimeNewRoman"/>
                 <w:sz w:val="30"/>
               </w:rPr>
-              <w:t>49+30=</w:t>
+              <w:t>63-10=</w:t>
             </w:r>
           </w:p>
         </w:tc>
@@ -1727,7 +1727,7 @@
                 <w:rFonts w:ascii="TimeNewRoman" w:hAnsi="TimeNewRoman"/>
                 <w:sz w:val="30"/>
               </w:rPr>
-              <w:t>61+20=</w:t>
+              <w:t>34+3=</w:t>
             </w:r>
           </w:p>
         </w:tc>
@@ -1744,7 +1744,7 @@
                 <w:rFonts w:ascii="TimeNewRoman" w:hAnsi="TimeNewRoman"/>
                 <w:sz w:val="30"/>
               </w:rPr>
-              <w:t>69-33=</w:t>
+              <w:t>10+75=</w:t>
             </w:r>
           </w:p>
         </w:tc>
@@ -1761,7 +1761,7 @@
                 <w:rFonts w:ascii="TimeNewRoman" w:hAnsi="TimeNewRoman"/>
                 <w:sz w:val="30"/>
               </w:rPr>
-              <w:t>61+32=</w:t>
+              <w:t>88-16=</w:t>
             </w:r>
           </w:p>
         </w:tc>

--- a/addition_and_subtraction_within_100.docx
+++ b/addition_and_subtraction_within_100.docx
@@ -40,7 +40,7 @@
                 <w:rFonts w:ascii="TimeNewRoman" w:hAnsi="TimeNewRoman"/>
                 <w:sz w:val="30"/>
               </w:rPr>
-              <w:t>85-73=</w:t>
+              <w:t>21+66=</w:t>
             </w:r>
           </w:p>
         </w:tc>
@@ -57,7 +57,7 @@
                 <w:rFonts w:ascii="TimeNewRoman" w:hAnsi="TimeNewRoman"/>
                 <w:sz w:val="30"/>
               </w:rPr>
-              <w:t>75+9=</w:t>
+              <w:t>74-13=</w:t>
             </w:r>
           </w:p>
         </w:tc>
@@ -74,7 +74,7 @@
                 <w:rFonts w:ascii="TimeNewRoman" w:hAnsi="TimeNewRoman"/>
                 <w:sz w:val="30"/>
               </w:rPr>
-              <w:t>52+28=</w:t>
+              <w:t>32+6=</w:t>
             </w:r>
           </w:p>
         </w:tc>
@@ -91,7 +91,7 @@
                 <w:rFonts w:ascii="TimeNewRoman" w:hAnsi="TimeNewRoman"/>
                 <w:sz w:val="30"/>
               </w:rPr>
-              <w:t>81-74=</w:t>
+              <w:t>69-42=</w:t>
             </w:r>
           </w:p>
         </w:tc>
@@ -108,7 +108,7 @@
                 <w:rFonts w:ascii="TimeNewRoman" w:hAnsi="TimeNewRoman"/>
                 <w:sz w:val="30"/>
               </w:rPr>
-              <w:t>18+8=</w:t>
+              <w:t>51+40=</w:t>
             </w:r>
           </w:p>
         </w:tc>
@@ -127,7 +127,7 @@
                 <w:rFonts w:ascii="TimeNewRoman" w:hAnsi="TimeNewRoman"/>
                 <w:sz w:val="30"/>
               </w:rPr>
-              <w:t>37-10=</w:t>
+              <w:t>4+95=</w:t>
             </w:r>
           </w:p>
         </w:tc>
@@ -144,7 +144,7 @@
                 <w:rFonts w:ascii="TimeNewRoman" w:hAnsi="TimeNewRoman"/>
                 <w:sz w:val="30"/>
               </w:rPr>
-              <w:t>27-1=</w:t>
+              <w:t>36+46=</w:t>
             </w:r>
           </w:p>
         </w:tc>
@@ -161,7 +161,7 @@
                 <w:rFonts w:ascii="TimeNewRoman" w:hAnsi="TimeNewRoman"/>
                 <w:sz w:val="30"/>
               </w:rPr>
-              <w:t>37-11=</w:t>
+              <w:t>26-26=</w:t>
             </w:r>
           </w:p>
         </w:tc>
@@ -178,7 +178,7 @@
                 <w:rFonts w:ascii="TimeNewRoman" w:hAnsi="TimeNewRoman"/>
                 <w:sz w:val="30"/>
               </w:rPr>
-              <w:t>44+2=</w:t>
+              <w:t>9+59=</w:t>
             </w:r>
           </w:p>
         </w:tc>
@@ -195,7 +195,7 @@
                 <w:rFonts w:ascii="TimeNewRoman" w:hAnsi="TimeNewRoman"/>
                 <w:sz w:val="30"/>
               </w:rPr>
-              <w:t>68+26=</w:t>
+              <w:t>94-76=</w:t>
             </w:r>
           </w:p>
         </w:tc>
@@ -214,7 +214,7 @@
                 <w:rFonts w:ascii="TimeNewRoman" w:hAnsi="TimeNewRoman"/>
                 <w:sz w:val="30"/>
               </w:rPr>
-              <w:t>92-61=</w:t>
+              <w:t>61-55=</w:t>
             </w:r>
           </w:p>
         </w:tc>
@@ -231,1469 +231,7 @@
                 <w:rFonts w:ascii="TimeNewRoman" w:hAnsi="TimeNewRoman"/>
                 <w:sz w:val="30"/>
               </w:rPr>
-              <w:t>80-30=</w:t>
-            </w:r>
-          </w:p>
-        </w:tc>
-        <w:tc>
-          <w:tcPr>
-            <w:tcW w:type="dxa" w:w="1987"/>
-          </w:tcPr>
-          <w:p>
-            <w:pPr>
-              <w:jc w:val="left"/>
-            </w:pPr>
-            <w:r>
-              <w:rPr>
-                <w:rFonts w:ascii="TimeNewRoman" w:hAnsi="TimeNewRoman"/>
-                <w:sz w:val="30"/>
-              </w:rPr>
-              <w:t>68+13=</w:t>
-            </w:r>
-          </w:p>
-        </w:tc>
-        <w:tc>
-          <w:tcPr>
-            <w:tcW w:type="dxa" w:w="1987"/>
-          </w:tcPr>
-          <w:p>
-            <w:pPr>
-              <w:jc w:val="left"/>
-            </w:pPr>
-            <w:r>
-              <w:rPr>
-                <w:rFonts w:ascii="TimeNewRoman" w:hAnsi="TimeNewRoman"/>
-                <w:sz w:val="30"/>
-              </w:rPr>
-              <w:t>34+57=</w:t>
-            </w:r>
-          </w:p>
-        </w:tc>
-        <w:tc>
-          <w:tcPr>
-            <w:tcW w:type="dxa" w:w="1987"/>
-          </w:tcPr>
-          <w:p>
-            <w:pPr>
-              <w:jc w:val="left"/>
-            </w:pPr>
-            <w:r>
-              <w:rPr>
-                <w:rFonts w:ascii="TimeNewRoman" w:hAnsi="TimeNewRoman"/>
-                <w:sz w:val="30"/>
-              </w:rPr>
-              <w:t>32-3=</w:t>
-            </w:r>
-          </w:p>
-        </w:tc>
-      </w:tr>
-      <w:tr>
-        <w:tc>
-          <w:tcPr>
-            <w:tcW w:type="dxa" w:w="1987"/>
-          </w:tcPr>
-          <w:p>
-            <w:pPr>
-              <w:jc w:val="left"/>
-            </w:pPr>
-            <w:r>
-              <w:rPr>
-                <w:rFonts w:ascii="TimeNewRoman" w:hAnsi="TimeNewRoman"/>
-                <w:sz w:val="30"/>
-              </w:rPr>
-              <w:t>31-15=</w:t>
-            </w:r>
-          </w:p>
-        </w:tc>
-        <w:tc>
-          <w:tcPr>
-            <w:tcW w:type="dxa" w:w="1987"/>
-          </w:tcPr>
-          <w:p>
-            <w:pPr>
-              <w:jc w:val="left"/>
-            </w:pPr>
-            <w:r>
-              <w:rPr>
-                <w:rFonts w:ascii="TimeNewRoman" w:hAnsi="TimeNewRoman"/>
-                <w:sz w:val="30"/>
-              </w:rPr>
-              <w:t>25+68=</w:t>
-            </w:r>
-          </w:p>
-        </w:tc>
-        <w:tc>
-          <w:tcPr>
-            <w:tcW w:type="dxa" w:w="1987"/>
-          </w:tcPr>
-          <w:p>
-            <w:pPr>
-              <w:jc w:val="left"/>
-            </w:pPr>
-            <w:r>
-              <w:rPr>
-                <w:rFonts w:ascii="TimeNewRoman" w:hAnsi="TimeNewRoman"/>
-                <w:sz w:val="30"/>
-              </w:rPr>
-              <w:t>45+5=</w:t>
-            </w:r>
-          </w:p>
-        </w:tc>
-        <w:tc>
-          <w:tcPr>
-            <w:tcW w:type="dxa" w:w="1987"/>
-          </w:tcPr>
-          <w:p>
-            <w:pPr>
-              <w:jc w:val="left"/>
-            </w:pPr>
-            <w:r>
-              <w:rPr>
-                <w:rFonts w:ascii="TimeNewRoman" w:hAnsi="TimeNewRoman"/>
-                <w:sz w:val="30"/>
-              </w:rPr>
-              <w:t>16+42=</w:t>
-            </w:r>
-          </w:p>
-        </w:tc>
-        <w:tc>
-          <w:tcPr>
-            <w:tcW w:type="dxa" w:w="1987"/>
-          </w:tcPr>
-          <w:p>
-            <w:pPr>
-              <w:jc w:val="left"/>
-            </w:pPr>
-            <w:r>
-              <w:rPr>
-                <w:rFonts w:ascii="TimeNewRoman" w:hAnsi="TimeNewRoman"/>
-                <w:sz w:val="30"/>
-              </w:rPr>
-              <w:t>9+83=</w:t>
-            </w:r>
-          </w:p>
-        </w:tc>
-      </w:tr>
-      <w:tr>
-        <w:tc>
-          <w:tcPr>
-            <w:tcW w:type="dxa" w:w="1987"/>
-          </w:tcPr>
-          <w:p>
-            <w:pPr>
-              <w:jc w:val="left"/>
-            </w:pPr>
-            <w:r>
-              <w:rPr>
-                <w:rFonts w:ascii="TimeNewRoman" w:hAnsi="TimeNewRoman"/>
-                <w:sz w:val="30"/>
-              </w:rPr>
-              <w:t>34-1=</w:t>
-            </w:r>
-          </w:p>
-        </w:tc>
-        <w:tc>
-          <w:tcPr>
-            <w:tcW w:type="dxa" w:w="1987"/>
-          </w:tcPr>
-          <w:p>
-            <w:pPr>
-              <w:jc w:val="left"/>
-            </w:pPr>
-            <w:r>
-              <w:rPr>
-                <w:rFonts w:ascii="TimeNewRoman" w:hAnsi="TimeNewRoman"/>
-                <w:sz w:val="30"/>
-              </w:rPr>
-              <w:t>43+10=</w:t>
-            </w:r>
-          </w:p>
-        </w:tc>
-        <w:tc>
-          <w:tcPr>
-            <w:tcW w:type="dxa" w:w="1987"/>
-          </w:tcPr>
-          <w:p>
-            <w:pPr>
-              <w:jc w:val="left"/>
-            </w:pPr>
-            <w:r>
-              <w:rPr>
-                <w:rFonts w:ascii="TimeNewRoman" w:hAnsi="TimeNewRoman"/>
-                <w:sz w:val="30"/>
-              </w:rPr>
-              <w:t>96-92=</w:t>
-            </w:r>
-          </w:p>
-        </w:tc>
-        <w:tc>
-          <w:tcPr>
-            <w:tcW w:type="dxa" w:w="1987"/>
-          </w:tcPr>
-          <w:p>
-            <w:pPr>
-              <w:jc w:val="left"/>
-            </w:pPr>
-            <w:r>
-              <w:rPr>
-                <w:rFonts w:ascii="TimeNewRoman" w:hAnsi="TimeNewRoman"/>
-                <w:sz w:val="30"/>
-              </w:rPr>
-              <w:t>43-14=</w:t>
-            </w:r>
-          </w:p>
-        </w:tc>
-        <w:tc>
-          <w:tcPr>
-            <w:tcW w:type="dxa" w:w="1987"/>
-          </w:tcPr>
-          <w:p>
-            <w:pPr>
-              <w:jc w:val="left"/>
-            </w:pPr>
-            <w:r>
-              <w:rPr>
-                <w:rFonts w:ascii="TimeNewRoman" w:hAnsi="TimeNewRoman"/>
-                <w:sz w:val="30"/>
-              </w:rPr>
-              <w:t>9-1=</w:t>
-            </w:r>
-          </w:p>
-        </w:tc>
-      </w:tr>
-      <w:tr>
-        <w:tc>
-          <w:tcPr>
-            <w:tcW w:type="dxa" w:w="1987"/>
-          </w:tcPr>
-          <w:p>
-            <w:pPr>
-              <w:jc w:val="left"/>
-            </w:pPr>
-            <w:r>
-              <w:rPr>
-                <w:rFonts w:ascii="TimeNewRoman" w:hAnsi="TimeNewRoman"/>
-                <w:sz w:val="30"/>
-              </w:rPr>
-              <w:t>76-17=</w:t>
-            </w:r>
-          </w:p>
-        </w:tc>
-        <w:tc>
-          <w:tcPr>
-            <w:tcW w:type="dxa" w:w="1987"/>
-          </w:tcPr>
-          <w:p>
-            <w:pPr>
-              <w:jc w:val="left"/>
-            </w:pPr>
-            <w:r>
-              <w:rPr>
-                <w:rFonts w:ascii="TimeNewRoman" w:hAnsi="TimeNewRoman"/>
-                <w:sz w:val="30"/>
-              </w:rPr>
-              <w:t>73-44=</w:t>
-            </w:r>
-          </w:p>
-        </w:tc>
-        <w:tc>
-          <w:tcPr>
-            <w:tcW w:type="dxa" w:w="1987"/>
-          </w:tcPr>
-          <w:p>
-            <w:pPr>
-              <w:jc w:val="left"/>
-            </w:pPr>
-            <w:r>
-              <w:rPr>
-                <w:rFonts w:ascii="TimeNewRoman" w:hAnsi="TimeNewRoman"/>
-                <w:sz w:val="30"/>
-              </w:rPr>
-              <w:t>86+11=</w:t>
-            </w:r>
-          </w:p>
-        </w:tc>
-        <w:tc>
-          <w:tcPr>
-            <w:tcW w:type="dxa" w:w="1987"/>
-          </w:tcPr>
-          <w:p>
-            <w:pPr>
-              <w:jc w:val="left"/>
-            </w:pPr>
-            <w:r>
-              <w:rPr>
-                <w:rFonts w:ascii="TimeNewRoman" w:hAnsi="TimeNewRoman"/>
-                <w:sz w:val="30"/>
-              </w:rPr>
-              <w:t>29+55=</w:t>
-            </w:r>
-          </w:p>
-        </w:tc>
-        <w:tc>
-          <w:tcPr>
-            <w:tcW w:type="dxa" w:w="1987"/>
-          </w:tcPr>
-          <w:p>
-            <w:pPr>
-              <w:jc w:val="left"/>
-            </w:pPr>
-            <w:r>
-              <w:rPr>
-                <w:rFonts w:ascii="TimeNewRoman" w:hAnsi="TimeNewRoman"/>
-                <w:sz w:val="30"/>
-              </w:rPr>
-              <w:t>43-35=</w:t>
-            </w:r>
-          </w:p>
-        </w:tc>
-      </w:tr>
-      <w:tr>
-        <w:tc>
-          <w:tcPr>
-            <w:tcW w:type="dxa" w:w="1987"/>
-          </w:tcPr>
-          <w:p>
-            <w:pPr>
-              <w:jc w:val="left"/>
-            </w:pPr>
-            <w:r>
-              <w:rPr>
-                <w:rFonts w:ascii="TimeNewRoman" w:hAnsi="TimeNewRoman"/>
-                <w:sz w:val="30"/>
-              </w:rPr>
-              <w:t>54+28=</w:t>
-            </w:r>
-          </w:p>
-        </w:tc>
-        <w:tc>
-          <w:tcPr>
-            <w:tcW w:type="dxa" w:w="1987"/>
-          </w:tcPr>
-          <w:p>
-            <w:pPr>
-              <w:jc w:val="left"/>
-            </w:pPr>
-            <w:r>
-              <w:rPr>
-                <w:rFonts w:ascii="TimeNewRoman" w:hAnsi="TimeNewRoman"/>
-                <w:sz w:val="30"/>
-              </w:rPr>
-              <w:t>34+62=</w:t>
-            </w:r>
-          </w:p>
-        </w:tc>
-        <w:tc>
-          <w:tcPr>
-            <w:tcW w:type="dxa" w:w="1987"/>
-          </w:tcPr>
-          <w:p>
-            <w:pPr>
-              <w:jc w:val="left"/>
-            </w:pPr>
-            <w:r>
-              <w:rPr>
-                <w:rFonts w:ascii="TimeNewRoman" w:hAnsi="TimeNewRoman"/>
-                <w:sz w:val="30"/>
-              </w:rPr>
-              <w:t>3+60=</w:t>
-            </w:r>
-          </w:p>
-        </w:tc>
-        <w:tc>
-          <w:tcPr>
-            <w:tcW w:type="dxa" w:w="1987"/>
-          </w:tcPr>
-          <w:p>
-            <w:pPr>
-              <w:jc w:val="left"/>
-            </w:pPr>
-            <w:r>
-              <w:rPr>
-                <w:rFonts w:ascii="TimeNewRoman" w:hAnsi="TimeNewRoman"/>
-                <w:sz w:val="30"/>
-              </w:rPr>
-              <w:t>15+79=</w:t>
-            </w:r>
-          </w:p>
-        </w:tc>
-        <w:tc>
-          <w:tcPr>
-            <w:tcW w:type="dxa" w:w="1987"/>
-          </w:tcPr>
-          <w:p>
-            <w:pPr>
-              <w:jc w:val="left"/>
-            </w:pPr>
-            <w:r>
-              <w:rPr>
-                <w:rFonts w:ascii="TimeNewRoman" w:hAnsi="TimeNewRoman"/>
-                <w:sz w:val="30"/>
-              </w:rPr>
-              <w:t>66+10=</w:t>
-            </w:r>
-          </w:p>
-        </w:tc>
-      </w:tr>
-      <w:tr>
-        <w:tc>
-          <w:tcPr>
-            <w:tcW w:type="dxa" w:w="1987"/>
-          </w:tcPr>
-          <w:p>
-            <w:pPr>
-              <w:jc w:val="left"/>
-            </w:pPr>
-            <w:r>
-              <w:rPr>
-                <w:rFonts w:ascii="TimeNewRoman" w:hAnsi="TimeNewRoman"/>
-                <w:sz w:val="30"/>
-              </w:rPr>
-              <w:t>63-1=</w:t>
-            </w:r>
-          </w:p>
-        </w:tc>
-        <w:tc>
-          <w:tcPr>
-            <w:tcW w:type="dxa" w:w="1987"/>
-          </w:tcPr>
-          <w:p>
-            <w:pPr>
-              <w:jc w:val="left"/>
-            </w:pPr>
-            <w:r>
-              <w:rPr>
-                <w:rFonts w:ascii="TimeNewRoman" w:hAnsi="TimeNewRoman"/>
-                <w:sz w:val="30"/>
-              </w:rPr>
-              <w:t>70-25=</w:t>
-            </w:r>
-          </w:p>
-        </w:tc>
-        <w:tc>
-          <w:tcPr>
-            <w:tcW w:type="dxa" w:w="1987"/>
-          </w:tcPr>
-          <w:p>
-            <w:pPr>
-              <w:jc w:val="left"/>
-            </w:pPr>
-            <w:r>
-              <w:rPr>
-                <w:rFonts w:ascii="TimeNewRoman" w:hAnsi="TimeNewRoman"/>
-                <w:sz w:val="30"/>
-              </w:rPr>
-              <w:t>3+48=</w:t>
-            </w:r>
-          </w:p>
-        </w:tc>
-        <w:tc>
-          <w:tcPr>
-            <w:tcW w:type="dxa" w:w="1987"/>
-          </w:tcPr>
-          <w:p>
-            <w:pPr>
-              <w:jc w:val="left"/>
-            </w:pPr>
-            <w:r>
-              <w:rPr>
-                <w:rFonts w:ascii="TimeNewRoman" w:hAnsi="TimeNewRoman"/>
-                <w:sz w:val="30"/>
-              </w:rPr>
-              <w:t>99-68=</w:t>
-            </w:r>
-          </w:p>
-        </w:tc>
-        <w:tc>
-          <w:tcPr>
-            <w:tcW w:type="dxa" w:w="1987"/>
-          </w:tcPr>
-          <w:p>
-            <w:pPr>
-              <w:jc w:val="left"/>
-            </w:pPr>
-            <w:r>
-              <w:rPr>
-                <w:rFonts w:ascii="TimeNewRoman" w:hAnsi="TimeNewRoman"/>
-                <w:sz w:val="30"/>
-              </w:rPr>
-              <w:t>91-18=</w:t>
-            </w:r>
-          </w:p>
-        </w:tc>
-      </w:tr>
-      <w:tr>
-        <w:tc>
-          <w:tcPr>
-            <w:tcW w:type="dxa" w:w="1987"/>
-          </w:tcPr>
-          <w:p>
-            <w:pPr>
-              <w:jc w:val="left"/>
-            </w:pPr>
-            <w:r>
-              <w:rPr>
-                <w:rFonts w:ascii="TimeNewRoman" w:hAnsi="TimeNewRoman"/>
-                <w:sz w:val="30"/>
-              </w:rPr>
-              <w:t>21+14=</w:t>
-            </w:r>
-          </w:p>
-        </w:tc>
-        <w:tc>
-          <w:tcPr>
-            <w:tcW w:type="dxa" w:w="1987"/>
-          </w:tcPr>
-          <w:p>
-            <w:pPr>
-              <w:jc w:val="left"/>
-            </w:pPr>
-            <w:r>
-              <w:rPr>
-                <w:rFonts w:ascii="TimeNewRoman" w:hAnsi="TimeNewRoman"/>
-                <w:sz w:val="30"/>
-              </w:rPr>
-              <w:t>27+13=</w:t>
-            </w:r>
-          </w:p>
-        </w:tc>
-        <w:tc>
-          <w:tcPr>
-            <w:tcW w:type="dxa" w:w="1987"/>
-          </w:tcPr>
-          <w:p>
-            <w:pPr>
-              <w:jc w:val="left"/>
-            </w:pPr>
-            <w:r>
-              <w:rPr>
-                <w:rFonts w:ascii="TimeNewRoman" w:hAnsi="TimeNewRoman"/>
-                <w:sz w:val="30"/>
-              </w:rPr>
-              <w:t>23-5=</w:t>
-            </w:r>
-          </w:p>
-        </w:tc>
-        <w:tc>
-          <w:tcPr>
-            <w:tcW w:type="dxa" w:w="1987"/>
-          </w:tcPr>
-          <w:p>
-            <w:pPr>
-              <w:jc w:val="left"/>
-            </w:pPr>
-            <w:r>
-              <w:rPr>
-                <w:rFonts w:ascii="TimeNewRoman" w:hAnsi="TimeNewRoman"/>
-                <w:sz w:val="30"/>
-              </w:rPr>
-              <w:t>43-34=</w:t>
-            </w:r>
-          </w:p>
-        </w:tc>
-        <w:tc>
-          <w:tcPr>
-            <w:tcW w:type="dxa" w:w="1987"/>
-          </w:tcPr>
-          <w:p>
-            <w:pPr>
-              <w:jc w:val="left"/>
-            </w:pPr>
-            <w:r>
-              <w:rPr>
-                <w:rFonts w:ascii="TimeNewRoman" w:hAnsi="TimeNewRoman"/>
-                <w:sz w:val="30"/>
-              </w:rPr>
-              <w:t>71-50=</w:t>
-            </w:r>
-          </w:p>
-        </w:tc>
-      </w:tr>
-      <w:tr>
-        <w:tc>
-          <w:tcPr>
-            <w:tcW w:type="dxa" w:w="1987"/>
-          </w:tcPr>
-          <w:p>
-            <w:pPr>
-              <w:jc w:val="left"/>
-            </w:pPr>
-            <w:r>
-              <w:rPr>
-                <w:rFonts w:ascii="TimeNewRoman" w:hAnsi="TimeNewRoman"/>
-                <w:sz w:val="30"/>
-              </w:rPr>
-              <w:t>4+89=</w:t>
-            </w:r>
-          </w:p>
-        </w:tc>
-        <w:tc>
-          <w:tcPr>
-            <w:tcW w:type="dxa" w:w="1987"/>
-          </w:tcPr>
-          <w:p>
-            <w:pPr>
-              <w:jc w:val="left"/>
-            </w:pPr>
-            <w:r>
-              <w:rPr>
-                <w:rFonts w:ascii="TimeNewRoman" w:hAnsi="TimeNewRoman"/>
-                <w:sz w:val="30"/>
-              </w:rPr>
-              <w:t>96-63=</w:t>
-            </w:r>
-          </w:p>
-        </w:tc>
-        <w:tc>
-          <w:tcPr>
-            <w:tcW w:type="dxa" w:w="1987"/>
-          </w:tcPr>
-          <w:p>
-            <w:pPr>
-              <w:jc w:val="left"/>
-            </w:pPr>
-            <w:r>
-              <w:rPr>
-                <w:rFonts w:ascii="TimeNewRoman" w:hAnsi="TimeNewRoman"/>
-                <w:sz w:val="30"/>
-              </w:rPr>
-              <w:t>65-41=</w:t>
-            </w:r>
-          </w:p>
-        </w:tc>
-        <w:tc>
-          <w:tcPr>
-            <w:tcW w:type="dxa" w:w="1987"/>
-          </w:tcPr>
-          <w:p>
-            <w:pPr>
-              <w:jc w:val="left"/>
-            </w:pPr>
-            <w:r>
-              <w:rPr>
-                <w:rFonts w:ascii="TimeNewRoman" w:hAnsi="TimeNewRoman"/>
-                <w:sz w:val="30"/>
-              </w:rPr>
-              <w:t>98-43=</w:t>
-            </w:r>
-          </w:p>
-        </w:tc>
-        <w:tc>
-          <w:tcPr>
-            <w:tcW w:type="dxa" w:w="1987"/>
-          </w:tcPr>
-          <w:p>
-            <w:pPr>
-              <w:jc w:val="left"/>
-            </w:pPr>
-            <w:r>
-              <w:rPr>
-                <w:rFonts w:ascii="TimeNewRoman" w:hAnsi="TimeNewRoman"/>
-                <w:sz w:val="30"/>
-              </w:rPr>
-              <w:t>43-29=</w:t>
-            </w:r>
-          </w:p>
-        </w:tc>
-      </w:tr>
-      <w:tr>
-        <w:tc>
-          <w:tcPr>
-            <w:tcW w:type="dxa" w:w="1987"/>
-          </w:tcPr>
-          <w:p>
-            <w:pPr>
-              <w:jc w:val="left"/>
-            </w:pPr>
-            <w:r>
-              <w:rPr>
-                <w:rFonts w:ascii="TimeNewRoman" w:hAnsi="TimeNewRoman"/>
-                <w:sz w:val="30"/>
-              </w:rPr>
-              <w:t>9+26=</w:t>
-            </w:r>
-          </w:p>
-        </w:tc>
-        <w:tc>
-          <w:tcPr>
-            <w:tcW w:type="dxa" w:w="1987"/>
-          </w:tcPr>
-          <w:p>
-            <w:pPr>
-              <w:jc w:val="left"/>
-            </w:pPr>
-            <w:r>
-              <w:rPr>
-                <w:rFonts w:ascii="TimeNewRoman" w:hAnsi="TimeNewRoman"/>
-                <w:sz w:val="30"/>
-              </w:rPr>
-              <w:t>73+23=</w:t>
-            </w:r>
-          </w:p>
-        </w:tc>
-        <w:tc>
-          <w:tcPr>
-            <w:tcW w:type="dxa" w:w="1987"/>
-          </w:tcPr>
-          <w:p>
-            <w:pPr>
-              <w:jc w:val="left"/>
-            </w:pPr>
-            <w:r>
-              <w:rPr>
-                <w:rFonts w:ascii="TimeNewRoman" w:hAnsi="TimeNewRoman"/>
-                <w:sz w:val="30"/>
-              </w:rPr>
-              <w:t>13+70=</w:t>
-            </w:r>
-          </w:p>
-        </w:tc>
-        <w:tc>
-          <w:tcPr>
-            <w:tcW w:type="dxa" w:w="1987"/>
-          </w:tcPr>
-          <w:p>
-            <w:pPr>
-              <w:jc w:val="left"/>
-            </w:pPr>
-            <w:r>
-              <w:rPr>
-                <w:rFonts w:ascii="TimeNewRoman" w:hAnsi="TimeNewRoman"/>
-                <w:sz w:val="30"/>
-              </w:rPr>
-              <w:t>78-74=</w:t>
-            </w:r>
-          </w:p>
-        </w:tc>
-        <w:tc>
-          <w:tcPr>
-            <w:tcW w:type="dxa" w:w="1987"/>
-          </w:tcPr>
-          <w:p>
-            <w:pPr>
-              <w:jc w:val="left"/>
-            </w:pPr>
-            <w:r>
-              <w:rPr>
-                <w:rFonts w:ascii="TimeNewRoman" w:hAnsi="TimeNewRoman"/>
-                <w:sz w:val="30"/>
-              </w:rPr>
-              <w:t>32+52=</w:t>
-            </w:r>
-          </w:p>
-        </w:tc>
-      </w:tr>
-      <w:tr>
-        <w:tc>
-          <w:tcPr>
-            <w:tcW w:type="dxa" w:w="1987"/>
-          </w:tcPr>
-          <w:p>
-            <w:pPr>
-              <w:jc w:val="left"/>
-            </w:pPr>
-            <w:r>
-              <w:rPr>
-                <w:rFonts w:ascii="TimeNewRoman" w:hAnsi="TimeNewRoman"/>
-                <w:sz w:val="30"/>
-              </w:rPr>
-              <w:t>38+40=</w:t>
-            </w:r>
-          </w:p>
-        </w:tc>
-        <w:tc>
-          <w:tcPr>
-            <w:tcW w:type="dxa" w:w="1987"/>
-          </w:tcPr>
-          <w:p>
-            <w:pPr>
-              <w:jc w:val="left"/>
-            </w:pPr>
-            <w:r>
-              <w:rPr>
-                <w:rFonts w:ascii="TimeNewRoman" w:hAnsi="TimeNewRoman"/>
-                <w:sz w:val="30"/>
-              </w:rPr>
-              <w:t>50+27=</w:t>
-            </w:r>
-          </w:p>
-        </w:tc>
-        <w:tc>
-          <w:tcPr>
-            <w:tcW w:type="dxa" w:w="1987"/>
-          </w:tcPr>
-          <w:p>
-            <w:pPr>
-              <w:jc w:val="left"/>
-            </w:pPr>
-            <w:r>
-              <w:rPr>
-                <w:rFonts w:ascii="TimeNewRoman" w:hAnsi="TimeNewRoman"/>
-                <w:sz w:val="30"/>
-              </w:rPr>
-              <w:t>36-18=</w:t>
-            </w:r>
-          </w:p>
-        </w:tc>
-        <w:tc>
-          <w:tcPr>
-            <w:tcW w:type="dxa" w:w="1987"/>
-          </w:tcPr>
-          <w:p>
-            <w:pPr>
-              <w:jc w:val="left"/>
-            </w:pPr>
-            <w:r>
-              <w:rPr>
-                <w:rFonts w:ascii="TimeNewRoman" w:hAnsi="TimeNewRoman"/>
-                <w:sz w:val="30"/>
-              </w:rPr>
-              <w:t>68+15=</w:t>
-            </w:r>
-          </w:p>
-        </w:tc>
-        <w:tc>
-          <w:tcPr>
-            <w:tcW w:type="dxa" w:w="1987"/>
-          </w:tcPr>
-          <w:p>
-            <w:pPr>
-              <w:jc w:val="left"/>
-            </w:pPr>
-            <w:r>
-              <w:rPr>
-                <w:rFonts w:ascii="TimeNewRoman" w:hAnsi="TimeNewRoman"/>
-                <w:sz w:val="30"/>
-              </w:rPr>
-              <w:t>83+7=</w:t>
-            </w:r>
-          </w:p>
-        </w:tc>
-      </w:tr>
-      <w:tr>
-        <w:tc>
-          <w:tcPr>
-            <w:tcW w:type="dxa" w:w="1987"/>
-          </w:tcPr>
-          <w:p>
-            <w:pPr>
-              <w:jc w:val="left"/>
-            </w:pPr>
-            <w:r>
-              <w:rPr>
-                <w:rFonts w:ascii="TimeNewRoman" w:hAnsi="TimeNewRoman"/>
-                <w:sz w:val="30"/>
-              </w:rPr>
-              <w:t>7+72=</w:t>
-            </w:r>
-          </w:p>
-        </w:tc>
-        <w:tc>
-          <w:tcPr>
-            <w:tcW w:type="dxa" w:w="1987"/>
-          </w:tcPr>
-          <w:p>
-            <w:pPr>
-              <w:jc w:val="left"/>
-            </w:pPr>
-            <w:r>
-              <w:rPr>
-                <w:rFonts w:ascii="TimeNewRoman" w:hAnsi="TimeNewRoman"/>
-                <w:sz w:val="30"/>
-              </w:rPr>
-              <w:t>76-68=</w:t>
-            </w:r>
-          </w:p>
-        </w:tc>
-        <w:tc>
-          <w:tcPr>
-            <w:tcW w:type="dxa" w:w="1987"/>
-          </w:tcPr>
-          <w:p>
-            <w:pPr>
-              <w:jc w:val="left"/>
-            </w:pPr>
-            <w:r>
-              <w:rPr>
-                <w:rFonts w:ascii="TimeNewRoman" w:hAnsi="TimeNewRoman"/>
-                <w:sz w:val="30"/>
-              </w:rPr>
-              <w:t>7+6=</w:t>
-            </w:r>
-          </w:p>
-        </w:tc>
-        <w:tc>
-          <w:tcPr>
-            <w:tcW w:type="dxa" w:w="1987"/>
-          </w:tcPr>
-          <w:p>
-            <w:pPr>
-              <w:jc w:val="left"/>
-            </w:pPr>
-            <w:r>
-              <w:rPr>
-                <w:rFonts w:ascii="TimeNewRoman" w:hAnsi="TimeNewRoman"/>
-                <w:sz w:val="30"/>
-              </w:rPr>
-              <w:t>47+40=</w:t>
-            </w:r>
-          </w:p>
-        </w:tc>
-        <w:tc>
-          <w:tcPr>
-            <w:tcW w:type="dxa" w:w="1987"/>
-          </w:tcPr>
-          <w:p>
-            <w:pPr>
-              <w:jc w:val="left"/>
-            </w:pPr>
-            <w:r>
-              <w:rPr>
-                <w:rFonts w:ascii="TimeNewRoman" w:hAnsi="TimeNewRoman"/>
-                <w:sz w:val="30"/>
-              </w:rPr>
-              <w:t>73-1=</w:t>
-            </w:r>
-          </w:p>
-        </w:tc>
-      </w:tr>
-      <w:tr>
-        <w:tc>
-          <w:tcPr>
-            <w:tcW w:type="dxa" w:w="1987"/>
-          </w:tcPr>
-          <w:p>
-            <w:pPr>
-              <w:jc w:val="left"/>
-            </w:pPr>
-            <w:r>
-              <w:rPr>
-                <w:rFonts w:ascii="TimeNewRoman" w:hAnsi="TimeNewRoman"/>
-                <w:sz w:val="30"/>
-              </w:rPr>
-              <w:t>3+18=</w:t>
-            </w:r>
-          </w:p>
-        </w:tc>
-        <w:tc>
-          <w:tcPr>
-            <w:tcW w:type="dxa" w:w="1987"/>
-          </w:tcPr>
-          <w:p>
-            <w:pPr>
-              <w:jc w:val="left"/>
-            </w:pPr>
-            <w:r>
-              <w:rPr>
-                <w:rFonts w:ascii="TimeNewRoman" w:hAnsi="TimeNewRoman"/>
-                <w:sz w:val="30"/>
-              </w:rPr>
-              <w:t>54-49=</w:t>
-            </w:r>
-          </w:p>
-        </w:tc>
-        <w:tc>
-          <w:tcPr>
-            <w:tcW w:type="dxa" w:w="1987"/>
-          </w:tcPr>
-          <w:p>
-            <w:pPr>
-              <w:jc w:val="left"/>
-            </w:pPr>
-            <w:r>
-              <w:rPr>
-                <w:rFonts w:ascii="TimeNewRoman" w:hAnsi="TimeNewRoman"/>
-                <w:sz w:val="30"/>
-              </w:rPr>
-              <w:t>17+17=</w:t>
-            </w:r>
-          </w:p>
-        </w:tc>
-        <w:tc>
-          <w:tcPr>
-            <w:tcW w:type="dxa" w:w="1987"/>
-          </w:tcPr>
-          <w:p>
-            <w:pPr>
-              <w:jc w:val="left"/>
-            </w:pPr>
-            <w:r>
-              <w:rPr>
-                <w:rFonts w:ascii="TimeNewRoman" w:hAnsi="TimeNewRoman"/>
-                <w:sz w:val="30"/>
-              </w:rPr>
-              <w:t>51+13=</w:t>
-            </w:r>
-          </w:p>
-        </w:tc>
-        <w:tc>
-          <w:tcPr>
-            <w:tcW w:type="dxa" w:w="1987"/>
-          </w:tcPr>
-          <w:p>
-            <w:pPr>
-              <w:jc w:val="left"/>
-            </w:pPr>
-            <w:r>
-              <w:rPr>
-                <w:rFonts w:ascii="TimeNewRoman" w:hAnsi="TimeNewRoman"/>
-                <w:sz w:val="30"/>
-              </w:rPr>
-              <w:t>90-35=</w:t>
-            </w:r>
-          </w:p>
-        </w:tc>
-      </w:tr>
-      <w:tr>
-        <w:tc>
-          <w:tcPr>
-            <w:tcW w:type="dxa" w:w="1987"/>
-          </w:tcPr>
-          <w:p>
-            <w:pPr>
-              <w:jc w:val="left"/>
-            </w:pPr>
-            <w:r>
-              <w:rPr>
-                <w:rFonts w:ascii="TimeNewRoman" w:hAnsi="TimeNewRoman"/>
-                <w:sz w:val="30"/>
-              </w:rPr>
-              <w:t>56-8=</w:t>
-            </w:r>
-          </w:p>
-        </w:tc>
-        <w:tc>
-          <w:tcPr>
-            <w:tcW w:type="dxa" w:w="1987"/>
-          </w:tcPr>
-          <w:p>
-            <w:pPr>
-              <w:jc w:val="left"/>
-            </w:pPr>
-            <w:r>
-              <w:rPr>
-                <w:rFonts w:ascii="TimeNewRoman" w:hAnsi="TimeNewRoman"/>
-                <w:sz w:val="30"/>
-              </w:rPr>
-              <w:t>92-45=</w:t>
-            </w:r>
-          </w:p>
-        </w:tc>
-        <w:tc>
-          <w:tcPr>
-            <w:tcW w:type="dxa" w:w="1987"/>
-          </w:tcPr>
-          <w:p>
-            <w:pPr>
-              <w:jc w:val="left"/>
-            </w:pPr>
-            <w:r>
-              <w:rPr>
-                <w:rFonts w:ascii="TimeNewRoman" w:hAnsi="TimeNewRoman"/>
-                <w:sz w:val="30"/>
-              </w:rPr>
-              <w:t>89-37=</w:t>
-            </w:r>
-          </w:p>
-        </w:tc>
-        <w:tc>
-          <w:tcPr>
-            <w:tcW w:type="dxa" w:w="1987"/>
-          </w:tcPr>
-          <w:p>
-            <w:pPr>
-              <w:jc w:val="left"/>
-            </w:pPr>
-            <w:r>
-              <w:rPr>
-                <w:rFonts w:ascii="TimeNewRoman" w:hAnsi="TimeNewRoman"/>
-                <w:sz w:val="30"/>
-              </w:rPr>
-              <w:t>64-17=</w:t>
-            </w:r>
-          </w:p>
-        </w:tc>
-        <w:tc>
-          <w:tcPr>
-            <w:tcW w:type="dxa" w:w="1987"/>
-          </w:tcPr>
-          <w:p>
-            <w:pPr>
-              <w:jc w:val="left"/>
-            </w:pPr>
-            <w:r>
-              <w:rPr>
-                <w:rFonts w:ascii="TimeNewRoman" w:hAnsi="TimeNewRoman"/>
-                <w:sz w:val="30"/>
-              </w:rPr>
-              <w:t>46+19=</w:t>
-            </w:r>
-          </w:p>
-        </w:tc>
-      </w:tr>
-      <w:tr>
-        <w:tc>
-          <w:tcPr>
-            <w:tcW w:type="dxa" w:w="1987"/>
-          </w:tcPr>
-          <w:p>
-            <w:pPr>
-              <w:jc w:val="left"/>
-            </w:pPr>
-            <w:r>
-              <w:rPr>
-                <w:rFonts w:ascii="TimeNewRoman" w:hAnsi="TimeNewRoman"/>
-                <w:sz w:val="30"/>
-              </w:rPr>
-              <w:t>12+58=</w:t>
-            </w:r>
-          </w:p>
-        </w:tc>
-        <w:tc>
-          <w:tcPr>
-            <w:tcW w:type="dxa" w:w="1987"/>
-          </w:tcPr>
-          <w:p>
-            <w:pPr>
-              <w:jc w:val="left"/>
-            </w:pPr>
-            <w:r>
-              <w:rPr>
-                <w:rFonts w:ascii="TimeNewRoman" w:hAnsi="TimeNewRoman"/>
-                <w:sz w:val="30"/>
-              </w:rPr>
-              <w:t>71-19=</w:t>
-            </w:r>
-          </w:p>
-        </w:tc>
-        <w:tc>
-          <w:tcPr>
-            <w:tcW w:type="dxa" w:w="1987"/>
-          </w:tcPr>
-          <w:p>
-            <w:pPr>
-              <w:jc w:val="left"/>
-            </w:pPr>
-            <w:r>
-              <w:rPr>
-                <w:rFonts w:ascii="TimeNewRoman" w:hAnsi="TimeNewRoman"/>
-                <w:sz w:val="30"/>
-              </w:rPr>
-              <w:t>39+12=</w:t>
-            </w:r>
-          </w:p>
-        </w:tc>
-        <w:tc>
-          <w:tcPr>
-            <w:tcW w:type="dxa" w:w="1987"/>
-          </w:tcPr>
-          <w:p>
-            <w:pPr>
-              <w:jc w:val="left"/>
-            </w:pPr>
-            <w:r>
-              <w:rPr>
-                <w:rFonts w:ascii="TimeNewRoman" w:hAnsi="TimeNewRoman"/>
-                <w:sz w:val="30"/>
-              </w:rPr>
-              <w:t>55+33=</w:t>
-            </w:r>
-          </w:p>
-        </w:tc>
-        <w:tc>
-          <w:tcPr>
-            <w:tcW w:type="dxa" w:w="1987"/>
-          </w:tcPr>
-          <w:p>
-            <w:pPr>
-              <w:jc w:val="left"/>
-            </w:pPr>
-            <w:r>
-              <w:rPr>
-                <w:rFonts w:ascii="TimeNewRoman" w:hAnsi="TimeNewRoman"/>
-                <w:sz w:val="30"/>
-              </w:rPr>
-              <w:t>64-0=</w:t>
-            </w:r>
-          </w:p>
-        </w:tc>
-      </w:tr>
-      <w:tr>
-        <w:tc>
-          <w:tcPr>
-            <w:tcW w:type="dxa" w:w="1987"/>
-          </w:tcPr>
-          <w:p>
-            <w:pPr>
-              <w:jc w:val="left"/>
-            </w:pPr>
-            <w:r>
-              <w:rPr>
-                <w:rFonts w:ascii="TimeNewRoman" w:hAnsi="TimeNewRoman"/>
-                <w:sz w:val="30"/>
-              </w:rPr>
-              <w:t>26+38=</w:t>
-            </w:r>
-          </w:p>
-        </w:tc>
-        <w:tc>
-          <w:tcPr>
-            <w:tcW w:type="dxa" w:w="1987"/>
-          </w:tcPr>
-          <w:p>
-            <w:pPr>
-              <w:jc w:val="left"/>
-            </w:pPr>
-            <w:r>
-              <w:rPr>
-                <w:rFonts w:ascii="TimeNewRoman" w:hAnsi="TimeNewRoman"/>
-                <w:sz w:val="30"/>
-              </w:rPr>
-              <w:t>96-72=</w:t>
-            </w:r>
-          </w:p>
-        </w:tc>
-        <w:tc>
-          <w:tcPr>
-            <w:tcW w:type="dxa" w:w="1987"/>
-          </w:tcPr>
-          <w:p>
-            <w:pPr>
-              <w:jc w:val="left"/>
-            </w:pPr>
-            <w:r>
-              <w:rPr>
-                <w:rFonts w:ascii="TimeNewRoman" w:hAnsi="TimeNewRoman"/>
-                <w:sz w:val="30"/>
-              </w:rPr>
-              <w:t>26+63=</w:t>
-            </w:r>
-          </w:p>
-        </w:tc>
-        <w:tc>
-          <w:tcPr>
-            <w:tcW w:type="dxa" w:w="1987"/>
-          </w:tcPr>
-          <w:p>
-            <w:pPr>
-              <w:jc w:val="left"/>
-            </w:pPr>
-            <w:r>
-              <w:rPr>
-                <w:rFonts w:ascii="TimeNewRoman" w:hAnsi="TimeNewRoman"/>
-                <w:sz w:val="30"/>
-              </w:rPr>
-              <w:t>45-23=</w:t>
-            </w:r>
-          </w:p>
-        </w:tc>
-        <w:tc>
-          <w:tcPr>
-            <w:tcW w:type="dxa" w:w="1987"/>
-          </w:tcPr>
-          <w:p>
-            <w:pPr>
-              <w:jc w:val="left"/>
-            </w:pPr>
-            <w:r>
-              <w:rPr>
-                <w:rFonts w:ascii="TimeNewRoman" w:hAnsi="TimeNewRoman"/>
-                <w:sz w:val="30"/>
-              </w:rPr>
-              <w:t>84-76=</w:t>
-            </w:r>
-          </w:p>
-        </w:tc>
-      </w:tr>
-      <w:tr>
-        <w:tc>
-          <w:tcPr>
-            <w:tcW w:type="dxa" w:w="1987"/>
-          </w:tcPr>
-          <w:p>
-            <w:pPr>
-              <w:jc w:val="left"/>
-            </w:pPr>
-            <w:r>
-              <w:rPr>
-                <w:rFonts w:ascii="TimeNewRoman" w:hAnsi="TimeNewRoman"/>
-                <w:sz w:val="30"/>
-              </w:rPr>
-              <w:t>28-10=</w:t>
-            </w:r>
-          </w:p>
-        </w:tc>
-        <w:tc>
-          <w:tcPr>
-            <w:tcW w:type="dxa" w:w="1987"/>
-          </w:tcPr>
-          <w:p>
-            <w:pPr>
-              <w:jc w:val="left"/>
-            </w:pPr>
-            <w:r>
-              <w:rPr>
-                <w:rFonts w:ascii="TimeNewRoman" w:hAnsi="TimeNewRoman"/>
-                <w:sz w:val="30"/>
-              </w:rPr>
-              <w:t>96-85=</w:t>
-            </w:r>
-          </w:p>
-        </w:tc>
-        <w:tc>
-          <w:tcPr>
-            <w:tcW w:type="dxa" w:w="1987"/>
-          </w:tcPr>
-          <w:p>
-            <w:pPr>
-              <w:jc w:val="left"/>
-            </w:pPr>
-            <w:r>
-              <w:rPr>
-                <w:rFonts w:ascii="TimeNewRoman" w:hAnsi="TimeNewRoman"/>
-                <w:sz w:val="30"/>
-              </w:rPr>
-              <w:t>86-43=</w:t>
-            </w:r>
-          </w:p>
-        </w:tc>
-        <w:tc>
-          <w:tcPr>
-            <w:tcW w:type="dxa" w:w="1987"/>
-          </w:tcPr>
-          <w:p>
-            <w:pPr>
-              <w:jc w:val="left"/>
-            </w:pPr>
-            <w:r>
-              <w:rPr>
-                <w:rFonts w:ascii="TimeNewRoman" w:hAnsi="TimeNewRoman"/>
-                <w:sz w:val="30"/>
-              </w:rPr>
-              <w:t>1+8=</w:t>
-            </w:r>
-          </w:p>
-        </w:tc>
-        <w:tc>
-          <w:tcPr>
-            <w:tcW w:type="dxa" w:w="1987"/>
-          </w:tcPr>
-          <w:p>
-            <w:pPr>
-              <w:jc w:val="left"/>
-            </w:pPr>
-            <w:r>
-              <w:rPr>
-                <w:rFonts w:ascii="TimeNewRoman" w:hAnsi="TimeNewRoman"/>
-                <w:sz w:val="30"/>
-              </w:rPr>
-              <w:t>53-41=</w:t>
-            </w:r>
-          </w:p>
-        </w:tc>
-      </w:tr>
-      <w:tr>
-        <w:tc>
-          <w:tcPr>
-            <w:tcW w:type="dxa" w:w="1987"/>
-          </w:tcPr>
-          <w:p>
-            <w:pPr>
-              <w:jc w:val="left"/>
-            </w:pPr>
-            <w:r>
-              <w:rPr>
-                <w:rFonts w:ascii="TimeNewRoman" w:hAnsi="TimeNewRoman"/>
-                <w:sz w:val="30"/>
-              </w:rPr>
-              <w:t>56+29=</w:t>
-            </w:r>
-          </w:p>
-        </w:tc>
-        <w:tc>
-          <w:tcPr>
-            <w:tcW w:type="dxa" w:w="1987"/>
-          </w:tcPr>
-          <w:p>
-            <w:pPr>
-              <w:jc w:val="left"/>
-            </w:pPr>
-            <w:r>
-              <w:rPr>
-                <w:rFonts w:ascii="TimeNewRoman" w:hAnsi="TimeNewRoman"/>
-                <w:sz w:val="30"/>
-              </w:rPr>
-              <w:t>37-15=</w:t>
-            </w:r>
-          </w:p>
-        </w:tc>
-        <w:tc>
-          <w:tcPr>
-            <w:tcW w:type="dxa" w:w="1987"/>
-          </w:tcPr>
-          <w:p>
-            <w:pPr>
-              <w:jc w:val="left"/>
-            </w:pPr>
-            <w:r>
-              <w:rPr>
-                <w:rFonts w:ascii="TimeNewRoman" w:hAnsi="TimeNewRoman"/>
-                <w:sz w:val="30"/>
-              </w:rPr>
-              <w:t>85-8=</w:t>
-            </w:r>
-          </w:p>
-        </w:tc>
-        <w:tc>
-          <w:tcPr>
-            <w:tcW w:type="dxa" w:w="1987"/>
-          </w:tcPr>
-          <w:p>
-            <w:pPr>
-              <w:jc w:val="left"/>
-            </w:pPr>
-            <w:r>
-              <w:rPr>
-                <w:rFonts w:ascii="TimeNewRoman" w:hAnsi="TimeNewRoman"/>
-                <w:sz w:val="30"/>
-              </w:rPr>
-              <w:t>96-47=</w:t>
-            </w:r>
-          </w:p>
-        </w:tc>
-        <w:tc>
-          <w:tcPr>
-            <w:tcW w:type="dxa" w:w="1987"/>
-          </w:tcPr>
-          <w:p>
-            <w:pPr>
-              <w:jc w:val="left"/>
-            </w:pPr>
-            <w:r>
-              <w:rPr>
-                <w:rFonts w:ascii="TimeNewRoman" w:hAnsi="TimeNewRoman"/>
-                <w:sz w:val="30"/>
-              </w:rPr>
-              <w:t>34+63=</w:t>
-            </w:r>
-          </w:p>
-        </w:tc>
-      </w:tr>
-      <w:tr>
-        <w:tc>
-          <w:tcPr>
-            <w:tcW w:type="dxa" w:w="1987"/>
-          </w:tcPr>
-          <w:p>
-            <w:pPr>
-              <w:jc w:val="left"/>
-            </w:pPr>
-            <w:r>
-              <w:rPr>
-                <w:rFonts w:ascii="TimeNewRoman" w:hAnsi="TimeNewRoman"/>
-                <w:sz w:val="30"/>
-              </w:rPr>
-              <w:t>99-74=</w:t>
+              <w:t>14+83=</w:t>
             </w:r>
           </w:p>
         </w:tc>
@@ -1727,7 +265,7 @@
                 <w:rFonts w:ascii="TimeNewRoman" w:hAnsi="TimeNewRoman"/>
                 <w:sz w:val="30"/>
               </w:rPr>
-              <w:t>34+3=</w:t>
+              <w:t>68-18=</w:t>
             </w:r>
           </w:p>
         </w:tc>
@@ -1744,7 +282,26 @@
                 <w:rFonts w:ascii="TimeNewRoman" w:hAnsi="TimeNewRoman"/>
                 <w:sz w:val="30"/>
               </w:rPr>
-              <w:t>10+75=</w:t>
+              <w:t>49+35=</w:t>
+            </w:r>
+          </w:p>
+        </w:tc>
+      </w:tr>
+      <w:tr>
+        <w:tc>
+          <w:tcPr>
+            <w:tcW w:type="dxa" w:w="1987"/>
+          </w:tcPr>
+          <w:p>
+            <w:pPr>
+              <w:jc w:val="left"/>
+            </w:pPr>
+            <w:r>
+              <w:rPr>
+                <w:rFonts w:ascii="TimeNewRoman" w:hAnsi="TimeNewRoman"/>
+                <w:sz w:val="30"/>
+              </w:rPr>
+              <w:t>58+26=</w:t>
             </w:r>
           </w:p>
         </w:tc>
@@ -1761,7 +318,1450 @@
                 <w:rFonts w:ascii="TimeNewRoman" w:hAnsi="TimeNewRoman"/>
                 <w:sz w:val="30"/>
               </w:rPr>
-              <w:t>88-16=</w:t>
+              <w:t>85-4=</w:t>
+            </w:r>
+          </w:p>
+        </w:tc>
+        <w:tc>
+          <w:tcPr>
+            <w:tcW w:type="dxa" w:w="1987"/>
+          </w:tcPr>
+          <w:p>
+            <w:pPr>
+              <w:jc w:val="left"/>
+            </w:pPr>
+            <w:r>
+              <w:rPr>
+                <w:rFonts w:ascii="TimeNewRoman" w:hAnsi="TimeNewRoman"/>
+                <w:sz w:val="30"/>
+              </w:rPr>
+              <w:t>76-32=</w:t>
+            </w:r>
+          </w:p>
+        </w:tc>
+        <w:tc>
+          <w:tcPr>
+            <w:tcW w:type="dxa" w:w="1987"/>
+          </w:tcPr>
+          <w:p>
+            <w:pPr>
+              <w:jc w:val="left"/>
+            </w:pPr>
+            <w:r>
+              <w:rPr>
+                <w:rFonts w:ascii="TimeNewRoman" w:hAnsi="TimeNewRoman"/>
+                <w:sz w:val="30"/>
+              </w:rPr>
+              <w:t>85-52=</w:t>
+            </w:r>
+          </w:p>
+        </w:tc>
+        <w:tc>
+          <w:tcPr>
+            <w:tcW w:type="dxa" w:w="1987"/>
+          </w:tcPr>
+          <w:p>
+            <w:pPr>
+              <w:jc w:val="left"/>
+            </w:pPr>
+            <w:r>
+              <w:rPr>
+                <w:rFonts w:ascii="TimeNewRoman" w:hAnsi="TimeNewRoman"/>
+                <w:sz w:val="30"/>
+              </w:rPr>
+              <w:t>86-2=</w:t>
+            </w:r>
+          </w:p>
+        </w:tc>
+      </w:tr>
+      <w:tr>
+        <w:tc>
+          <w:tcPr>
+            <w:tcW w:type="dxa" w:w="1987"/>
+          </w:tcPr>
+          <w:p>
+            <w:pPr>
+              <w:jc w:val="left"/>
+            </w:pPr>
+            <w:r>
+              <w:rPr>
+                <w:rFonts w:ascii="TimeNewRoman" w:hAnsi="TimeNewRoman"/>
+                <w:sz w:val="30"/>
+              </w:rPr>
+              <w:t>79-58=</w:t>
+            </w:r>
+          </w:p>
+        </w:tc>
+        <w:tc>
+          <w:tcPr>
+            <w:tcW w:type="dxa" w:w="1987"/>
+          </w:tcPr>
+          <w:p>
+            <w:pPr>
+              <w:jc w:val="left"/>
+            </w:pPr>
+            <w:r>
+              <w:rPr>
+                <w:rFonts w:ascii="TimeNewRoman" w:hAnsi="TimeNewRoman"/>
+                <w:sz w:val="30"/>
+              </w:rPr>
+              <w:t>12+6=</w:t>
+            </w:r>
+          </w:p>
+        </w:tc>
+        <w:tc>
+          <w:tcPr>
+            <w:tcW w:type="dxa" w:w="1987"/>
+          </w:tcPr>
+          <w:p>
+            <w:pPr>
+              <w:jc w:val="left"/>
+            </w:pPr>
+            <w:r>
+              <w:rPr>
+                <w:rFonts w:ascii="TimeNewRoman" w:hAnsi="TimeNewRoman"/>
+                <w:sz w:val="30"/>
+              </w:rPr>
+              <w:t>1+37=</w:t>
+            </w:r>
+          </w:p>
+        </w:tc>
+        <w:tc>
+          <w:tcPr>
+            <w:tcW w:type="dxa" w:w="1987"/>
+          </w:tcPr>
+          <w:p>
+            <w:pPr>
+              <w:jc w:val="left"/>
+            </w:pPr>
+            <w:r>
+              <w:rPr>
+                <w:rFonts w:ascii="TimeNewRoman" w:hAnsi="TimeNewRoman"/>
+                <w:sz w:val="30"/>
+              </w:rPr>
+              <w:t>12+56=</w:t>
+            </w:r>
+          </w:p>
+        </w:tc>
+        <w:tc>
+          <w:tcPr>
+            <w:tcW w:type="dxa" w:w="1987"/>
+          </w:tcPr>
+          <w:p>
+            <w:pPr>
+              <w:jc w:val="left"/>
+            </w:pPr>
+            <w:r>
+              <w:rPr>
+                <w:rFonts w:ascii="TimeNewRoman" w:hAnsi="TimeNewRoman"/>
+                <w:sz w:val="30"/>
+              </w:rPr>
+              <w:t>60-27=</w:t>
+            </w:r>
+          </w:p>
+        </w:tc>
+      </w:tr>
+      <w:tr>
+        <w:tc>
+          <w:tcPr>
+            <w:tcW w:type="dxa" w:w="1987"/>
+          </w:tcPr>
+          <w:p>
+            <w:pPr>
+              <w:jc w:val="left"/>
+            </w:pPr>
+            <w:r>
+              <w:rPr>
+                <w:rFonts w:ascii="TimeNewRoman" w:hAnsi="TimeNewRoman"/>
+                <w:sz w:val="30"/>
+              </w:rPr>
+              <w:t>84-40=</w:t>
+            </w:r>
+          </w:p>
+        </w:tc>
+        <w:tc>
+          <w:tcPr>
+            <w:tcW w:type="dxa" w:w="1987"/>
+          </w:tcPr>
+          <w:p>
+            <w:pPr>
+              <w:jc w:val="left"/>
+            </w:pPr>
+            <w:r>
+              <w:rPr>
+                <w:rFonts w:ascii="TimeNewRoman" w:hAnsi="TimeNewRoman"/>
+                <w:sz w:val="30"/>
+              </w:rPr>
+              <w:t>0+22=</w:t>
+            </w:r>
+          </w:p>
+        </w:tc>
+        <w:tc>
+          <w:tcPr>
+            <w:tcW w:type="dxa" w:w="1987"/>
+          </w:tcPr>
+          <w:p>
+            <w:pPr>
+              <w:jc w:val="left"/>
+            </w:pPr>
+            <w:r>
+              <w:rPr>
+                <w:rFonts w:ascii="TimeNewRoman" w:hAnsi="TimeNewRoman"/>
+                <w:sz w:val="30"/>
+              </w:rPr>
+              <w:t>1+5=</w:t>
+            </w:r>
+          </w:p>
+        </w:tc>
+        <w:tc>
+          <w:tcPr>
+            <w:tcW w:type="dxa" w:w="1987"/>
+          </w:tcPr>
+          <w:p>
+            <w:pPr>
+              <w:jc w:val="left"/>
+            </w:pPr>
+            <w:r>
+              <w:rPr>
+                <w:rFonts w:ascii="TimeNewRoman" w:hAnsi="TimeNewRoman"/>
+                <w:sz w:val="30"/>
+              </w:rPr>
+              <w:t>9+61=</w:t>
+            </w:r>
+          </w:p>
+        </w:tc>
+        <w:tc>
+          <w:tcPr>
+            <w:tcW w:type="dxa" w:w="1987"/>
+          </w:tcPr>
+          <w:p>
+            <w:pPr>
+              <w:jc w:val="left"/>
+            </w:pPr>
+            <w:r>
+              <w:rPr>
+                <w:rFonts w:ascii="TimeNewRoman" w:hAnsi="TimeNewRoman"/>
+                <w:sz w:val="30"/>
+              </w:rPr>
+              <w:t>25-20=</w:t>
+            </w:r>
+          </w:p>
+        </w:tc>
+      </w:tr>
+      <w:tr>
+        <w:tc>
+          <w:tcPr>
+            <w:tcW w:type="dxa" w:w="1987"/>
+          </w:tcPr>
+          <w:p>
+            <w:pPr>
+              <w:jc w:val="left"/>
+            </w:pPr>
+            <w:r>
+              <w:rPr>
+                <w:rFonts w:ascii="TimeNewRoman" w:hAnsi="TimeNewRoman"/>
+                <w:sz w:val="30"/>
+              </w:rPr>
+              <w:t>53-34=</w:t>
+            </w:r>
+          </w:p>
+        </w:tc>
+        <w:tc>
+          <w:tcPr>
+            <w:tcW w:type="dxa" w:w="1987"/>
+          </w:tcPr>
+          <w:p>
+            <w:pPr>
+              <w:jc w:val="left"/>
+            </w:pPr>
+            <w:r>
+              <w:rPr>
+                <w:rFonts w:ascii="TimeNewRoman" w:hAnsi="TimeNewRoman"/>
+                <w:sz w:val="30"/>
+              </w:rPr>
+              <w:t>92-7=</w:t>
+            </w:r>
+          </w:p>
+        </w:tc>
+        <w:tc>
+          <w:tcPr>
+            <w:tcW w:type="dxa" w:w="1987"/>
+          </w:tcPr>
+          <w:p>
+            <w:pPr>
+              <w:jc w:val="left"/>
+            </w:pPr>
+            <w:r>
+              <w:rPr>
+                <w:rFonts w:ascii="TimeNewRoman" w:hAnsi="TimeNewRoman"/>
+                <w:sz w:val="30"/>
+              </w:rPr>
+              <w:t>72-62=</w:t>
+            </w:r>
+          </w:p>
+        </w:tc>
+        <w:tc>
+          <w:tcPr>
+            <w:tcW w:type="dxa" w:w="1987"/>
+          </w:tcPr>
+          <w:p>
+            <w:pPr>
+              <w:jc w:val="left"/>
+            </w:pPr>
+            <w:r>
+              <w:rPr>
+                <w:rFonts w:ascii="TimeNewRoman" w:hAnsi="TimeNewRoman"/>
+                <w:sz w:val="30"/>
+              </w:rPr>
+              <w:t>81+4=</w:t>
+            </w:r>
+          </w:p>
+        </w:tc>
+        <w:tc>
+          <w:tcPr>
+            <w:tcW w:type="dxa" w:w="1987"/>
+          </w:tcPr>
+          <w:p>
+            <w:pPr>
+              <w:jc w:val="left"/>
+            </w:pPr>
+            <w:r>
+              <w:rPr>
+                <w:rFonts w:ascii="TimeNewRoman" w:hAnsi="TimeNewRoman"/>
+                <w:sz w:val="30"/>
+              </w:rPr>
+              <w:t>95-30=</w:t>
+            </w:r>
+          </w:p>
+        </w:tc>
+      </w:tr>
+      <w:tr>
+        <w:tc>
+          <w:tcPr>
+            <w:tcW w:type="dxa" w:w="1987"/>
+          </w:tcPr>
+          <w:p>
+            <w:pPr>
+              <w:jc w:val="left"/>
+            </w:pPr>
+            <w:r>
+              <w:rPr>
+                <w:rFonts w:ascii="TimeNewRoman" w:hAnsi="TimeNewRoman"/>
+                <w:sz w:val="30"/>
+              </w:rPr>
+              <w:t>31-4=</w:t>
+            </w:r>
+          </w:p>
+        </w:tc>
+        <w:tc>
+          <w:tcPr>
+            <w:tcW w:type="dxa" w:w="1987"/>
+          </w:tcPr>
+          <w:p>
+            <w:pPr>
+              <w:jc w:val="left"/>
+            </w:pPr>
+            <w:r>
+              <w:rPr>
+                <w:rFonts w:ascii="TimeNewRoman" w:hAnsi="TimeNewRoman"/>
+                <w:sz w:val="30"/>
+              </w:rPr>
+              <w:t>99-30=</w:t>
+            </w:r>
+          </w:p>
+        </w:tc>
+        <w:tc>
+          <w:tcPr>
+            <w:tcW w:type="dxa" w:w="1987"/>
+          </w:tcPr>
+          <w:p>
+            <w:pPr>
+              <w:jc w:val="left"/>
+            </w:pPr>
+            <w:r>
+              <w:rPr>
+                <w:rFonts w:ascii="TimeNewRoman" w:hAnsi="TimeNewRoman"/>
+                <w:sz w:val="30"/>
+              </w:rPr>
+              <w:t>78-65=</w:t>
+            </w:r>
+          </w:p>
+        </w:tc>
+        <w:tc>
+          <w:tcPr>
+            <w:tcW w:type="dxa" w:w="1987"/>
+          </w:tcPr>
+          <w:p>
+            <w:pPr>
+              <w:jc w:val="left"/>
+            </w:pPr>
+            <w:r>
+              <w:rPr>
+                <w:rFonts w:ascii="TimeNewRoman" w:hAnsi="TimeNewRoman"/>
+                <w:sz w:val="30"/>
+              </w:rPr>
+              <w:t>43+36=</w:t>
+            </w:r>
+          </w:p>
+        </w:tc>
+        <w:tc>
+          <w:tcPr>
+            <w:tcW w:type="dxa" w:w="1987"/>
+          </w:tcPr>
+          <w:p>
+            <w:pPr>
+              <w:jc w:val="left"/>
+            </w:pPr>
+            <w:r>
+              <w:rPr>
+                <w:rFonts w:ascii="TimeNewRoman" w:hAnsi="TimeNewRoman"/>
+                <w:sz w:val="30"/>
+              </w:rPr>
+              <w:t>60+5=</w:t>
+            </w:r>
+          </w:p>
+        </w:tc>
+      </w:tr>
+      <w:tr>
+        <w:tc>
+          <w:tcPr>
+            <w:tcW w:type="dxa" w:w="1987"/>
+          </w:tcPr>
+          <w:p>
+            <w:pPr>
+              <w:jc w:val="left"/>
+            </w:pPr>
+            <w:r>
+              <w:rPr>
+                <w:rFonts w:ascii="TimeNewRoman" w:hAnsi="TimeNewRoman"/>
+                <w:sz w:val="30"/>
+              </w:rPr>
+              <w:t>19+40=</w:t>
+            </w:r>
+          </w:p>
+        </w:tc>
+        <w:tc>
+          <w:tcPr>
+            <w:tcW w:type="dxa" w:w="1987"/>
+          </w:tcPr>
+          <w:p>
+            <w:pPr>
+              <w:jc w:val="left"/>
+            </w:pPr>
+            <w:r>
+              <w:rPr>
+                <w:rFonts w:ascii="TimeNewRoman" w:hAnsi="TimeNewRoman"/>
+                <w:sz w:val="30"/>
+              </w:rPr>
+              <w:t>95-60=</w:t>
+            </w:r>
+          </w:p>
+        </w:tc>
+        <w:tc>
+          <w:tcPr>
+            <w:tcW w:type="dxa" w:w="1987"/>
+          </w:tcPr>
+          <w:p>
+            <w:pPr>
+              <w:jc w:val="left"/>
+            </w:pPr>
+            <w:r>
+              <w:rPr>
+                <w:rFonts w:ascii="TimeNewRoman" w:hAnsi="TimeNewRoman"/>
+                <w:sz w:val="30"/>
+              </w:rPr>
+              <w:t>49+22=</w:t>
+            </w:r>
+          </w:p>
+        </w:tc>
+        <w:tc>
+          <w:tcPr>
+            <w:tcW w:type="dxa" w:w="1987"/>
+          </w:tcPr>
+          <w:p>
+            <w:pPr>
+              <w:jc w:val="left"/>
+            </w:pPr>
+            <w:r>
+              <w:rPr>
+                <w:rFonts w:ascii="TimeNewRoman" w:hAnsi="TimeNewRoman"/>
+                <w:sz w:val="30"/>
+              </w:rPr>
+              <w:t>54+33=</w:t>
+            </w:r>
+          </w:p>
+        </w:tc>
+        <w:tc>
+          <w:tcPr>
+            <w:tcW w:type="dxa" w:w="1987"/>
+          </w:tcPr>
+          <w:p>
+            <w:pPr>
+              <w:jc w:val="left"/>
+            </w:pPr>
+            <w:r>
+              <w:rPr>
+                <w:rFonts w:ascii="TimeNewRoman" w:hAnsi="TimeNewRoman"/>
+                <w:sz w:val="30"/>
+              </w:rPr>
+              <w:t>20+74=</w:t>
+            </w:r>
+          </w:p>
+        </w:tc>
+      </w:tr>
+      <w:tr>
+        <w:tc>
+          <w:tcPr>
+            <w:tcW w:type="dxa" w:w="1987"/>
+          </w:tcPr>
+          <w:p>
+            <w:pPr>
+              <w:jc w:val="left"/>
+            </w:pPr>
+            <w:r>
+              <w:rPr>
+                <w:rFonts w:ascii="TimeNewRoman" w:hAnsi="TimeNewRoman"/>
+                <w:sz w:val="30"/>
+              </w:rPr>
+              <w:t>28+3=</w:t>
+            </w:r>
+          </w:p>
+        </w:tc>
+        <w:tc>
+          <w:tcPr>
+            <w:tcW w:type="dxa" w:w="1987"/>
+          </w:tcPr>
+          <w:p>
+            <w:pPr>
+              <w:jc w:val="left"/>
+            </w:pPr>
+            <w:r>
+              <w:rPr>
+                <w:rFonts w:ascii="TimeNewRoman" w:hAnsi="TimeNewRoman"/>
+                <w:sz w:val="30"/>
+              </w:rPr>
+              <w:t>18-9=</w:t>
+            </w:r>
+          </w:p>
+        </w:tc>
+        <w:tc>
+          <w:tcPr>
+            <w:tcW w:type="dxa" w:w="1987"/>
+          </w:tcPr>
+          <w:p>
+            <w:pPr>
+              <w:jc w:val="left"/>
+            </w:pPr>
+            <w:r>
+              <w:rPr>
+                <w:rFonts w:ascii="TimeNewRoman" w:hAnsi="TimeNewRoman"/>
+                <w:sz w:val="30"/>
+              </w:rPr>
+              <w:t>9-0=</w:t>
+            </w:r>
+          </w:p>
+        </w:tc>
+        <w:tc>
+          <w:tcPr>
+            <w:tcW w:type="dxa" w:w="1987"/>
+          </w:tcPr>
+          <w:p>
+            <w:pPr>
+              <w:jc w:val="left"/>
+            </w:pPr>
+            <w:r>
+              <w:rPr>
+                <w:rFonts w:ascii="TimeNewRoman" w:hAnsi="TimeNewRoman"/>
+                <w:sz w:val="30"/>
+              </w:rPr>
+              <w:t>64+27=</w:t>
+            </w:r>
+          </w:p>
+        </w:tc>
+        <w:tc>
+          <w:tcPr>
+            <w:tcW w:type="dxa" w:w="1987"/>
+          </w:tcPr>
+          <w:p>
+            <w:pPr>
+              <w:jc w:val="left"/>
+            </w:pPr>
+            <w:r>
+              <w:rPr>
+                <w:rFonts w:ascii="TimeNewRoman" w:hAnsi="TimeNewRoman"/>
+                <w:sz w:val="30"/>
+              </w:rPr>
+              <w:t>96-96=</w:t>
+            </w:r>
+          </w:p>
+        </w:tc>
+      </w:tr>
+      <w:tr>
+        <w:tc>
+          <w:tcPr>
+            <w:tcW w:type="dxa" w:w="1987"/>
+          </w:tcPr>
+          <w:p>
+            <w:pPr>
+              <w:jc w:val="left"/>
+            </w:pPr>
+            <w:r>
+              <w:rPr>
+                <w:rFonts w:ascii="TimeNewRoman" w:hAnsi="TimeNewRoman"/>
+                <w:sz w:val="30"/>
+              </w:rPr>
+              <w:t>98-90=</w:t>
+            </w:r>
+          </w:p>
+        </w:tc>
+        <w:tc>
+          <w:tcPr>
+            <w:tcW w:type="dxa" w:w="1987"/>
+          </w:tcPr>
+          <w:p>
+            <w:pPr>
+              <w:jc w:val="left"/>
+            </w:pPr>
+            <w:r>
+              <w:rPr>
+                <w:rFonts w:ascii="TimeNewRoman" w:hAnsi="TimeNewRoman"/>
+                <w:sz w:val="30"/>
+              </w:rPr>
+              <w:t>97-78=</w:t>
+            </w:r>
+          </w:p>
+        </w:tc>
+        <w:tc>
+          <w:tcPr>
+            <w:tcW w:type="dxa" w:w="1987"/>
+          </w:tcPr>
+          <w:p>
+            <w:pPr>
+              <w:jc w:val="left"/>
+            </w:pPr>
+            <w:r>
+              <w:rPr>
+                <w:rFonts w:ascii="TimeNewRoman" w:hAnsi="TimeNewRoman"/>
+                <w:sz w:val="30"/>
+              </w:rPr>
+              <w:t>52+22=</w:t>
+            </w:r>
+          </w:p>
+        </w:tc>
+        <w:tc>
+          <w:tcPr>
+            <w:tcW w:type="dxa" w:w="1987"/>
+          </w:tcPr>
+          <w:p>
+            <w:pPr>
+              <w:jc w:val="left"/>
+            </w:pPr>
+            <w:r>
+              <w:rPr>
+                <w:rFonts w:ascii="TimeNewRoman" w:hAnsi="TimeNewRoman"/>
+                <w:sz w:val="30"/>
+              </w:rPr>
+              <w:t>64-12=</w:t>
+            </w:r>
+          </w:p>
+        </w:tc>
+        <w:tc>
+          <w:tcPr>
+            <w:tcW w:type="dxa" w:w="1987"/>
+          </w:tcPr>
+          <w:p>
+            <w:pPr>
+              <w:jc w:val="left"/>
+            </w:pPr>
+            <w:r>
+              <w:rPr>
+                <w:rFonts w:ascii="TimeNewRoman" w:hAnsi="TimeNewRoman"/>
+                <w:sz w:val="30"/>
+              </w:rPr>
+              <w:t>23+53=</w:t>
+            </w:r>
+          </w:p>
+        </w:tc>
+      </w:tr>
+      <w:tr>
+        <w:tc>
+          <w:tcPr>
+            <w:tcW w:type="dxa" w:w="1987"/>
+          </w:tcPr>
+          <w:p>
+            <w:pPr>
+              <w:jc w:val="left"/>
+            </w:pPr>
+            <w:r>
+              <w:rPr>
+                <w:rFonts w:ascii="TimeNewRoman" w:hAnsi="TimeNewRoman"/>
+                <w:sz w:val="30"/>
+              </w:rPr>
+              <w:t>50-46=</w:t>
+            </w:r>
+          </w:p>
+        </w:tc>
+        <w:tc>
+          <w:tcPr>
+            <w:tcW w:type="dxa" w:w="1987"/>
+          </w:tcPr>
+          <w:p>
+            <w:pPr>
+              <w:jc w:val="left"/>
+            </w:pPr>
+            <w:r>
+              <w:rPr>
+                <w:rFonts w:ascii="TimeNewRoman" w:hAnsi="TimeNewRoman"/>
+                <w:sz w:val="30"/>
+              </w:rPr>
+              <w:t>2+71=</w:t>
+            </w:r>
+          </w:p>
+        </w:tc>
+        <w:tc>
+          <w:tcPr>
+            <w:tcW w:type="dxa" w:w="1987"/>
+          </w:tcPr>
+          <w:p>
+            <w:pPr>
+              <w:jc w:val="left"/>
+            </w:pPr>
+            <w:r>
+              <w:rPr>
+                <w:rFonts w:ascii="TimeNewRoman" w:hAnsi="TimeNewRoman"/>
+                <w:sz w:val="30"/>
+              </w:rPr>
+              <w:t>97-20=</w:t>
+            </w:r>
+          </w:p>
+        </w:tc>
+        <w:tc>
+          <w:tcPr>
+            <w:tcW w:type="dxa" w:w="1987"/>
+          </w:tcPr>
+          <w:p>
+            <w:pPr>
+              <w:jc w:val="left"/>
+            </w:pPr>
+            <w:r>
+              <w:rPr>
+                <w:rFonts w:ascii="TimeNewRoman" w:hAnsi="TimeNewRoman"/>
+                <w:sz w:val="30"/>
+              </w:rPr>
+              <w:t>56-56=</w:t>
+            </w:r>
+          </w:p>
+        </w:tc>
+        <w:tc>
+          <w:tcPr>
+            <w:tcW w:type="dxa" w:w="1987"/>
+          </w:tcPr>
+          <w:p>
+            <w:pPr>
+              <w:jc w:val="left"/>
+            </w:pPr>
+            <w:r>
+              <w:rPr>
+                <w:rFonts w:ascii="TimeNewRoman" w:hAnsi="TimeNewRoman"/>
+                <w:sz w:val="30"/>
+              </w:rPr>
+              <w:t>3+12=</w:t>
+            </w:r>
+          </w:p>
+        </w:tc>
+      </w:tr>
+      <w:tr>
+        <w:tc>
+          <w:tcPr>
+            <w:tcW w:type="dxa" w:w="1987"/>
+          </w:tcPr>
+          <w:p>
+            <w:pPr>
+              <w:jc w:val="left"/>
+            </w:pPr>
+            <w:r>
+              <w:rPr>
+                <w:rFonts w:ascii="TimeNewRoman" w:hAnsi="TimeNewRoman"/>
+                <w:sz w:val="30"/>
+              </w:rPr>
+              <w:t>91-25=</w:t>
+            </w:r>
+          </w:p>
+        </w:tc>
+        <w:tc>
+          <w:tcPr>
+            <w:tcW w:type="dxa" w:w="1987"/>
+          </w:tcPr>
+          <w:p>
+            <w:pPr>
+              <w:jc w:val="left"/>
+            </w:pPr>
+            <w:r>
+              <w:rPr>
+                <w:rFonts w:ascii="TimeNewRoman" w:hAnsi="TimeNewRoman"/>
+                <w:sz w:val="30"/>
+              </w:rPr>
+              <w:t>95-78=</w:t>
+            </w:r>
+          </w:p>
+        </w:tc>
+        <w:tc>
+          <w:tcPr>
+            <w:tcW w:type="dxa" w:w="1987"/>
+          </w:tcPr>
+          <w:p>
+            <w:pPr>
+              <w:jc w:val="left"/>
+            </w:pPr>
+            <w:r>
+              <w:rPr>
+                <w:rFonts w:ascii="TimeNewRoman" w:hAnsi="TimeNewRoman"/>
+                <w:sz w:val="30"/>
+              </w:rPr>
+              <w:t>49-11=</w:t>
+            </w:r>
+          </w:p>
+        </w:tc>
+        <w:tc>
+          <w:tcPr>
+            <w:tcW w:type="dxa" w:w="1987"/>
+          </w:tcPr>
+          <w:p>
+            <w:pPr>
+              <w:jc w:val="left"/>
+            </w:pPr>
+            <w:r>
+              <w:rPr>
+                <w:rFonts w:ascii="TimeNewRoman" w:hAnsi="TimeNewRoman"/>
+                <w:sz w:val="30"/>
+              </w:rPr>
+              <w:t>83+2=</w:t>
+            </w:r>
+          </w:p>
+        </w:tc>
+        <w:tc>
+          <w:tcPr>
+            <w:tcW w:type="dxa" w:w="1987"/>
+          </w:tcPr>
+          <w:p>
+            <w:pPr>
+              <w:jc w:val="left"/>
+            </w:pPr>
+            <w:r>
+              <w:rPr>
+                <w:rFonts w:ascii="TimeNewRoman" w:hAnsi="TimeNewRoman"/>
+                <w:sz w:val="30"/>
+              </w:rPr>
+              <w:t>28-20=</w:t>
+            </w:r>
+          </w:p>
+        </w:tc>
+      </w:tr>
+      <w:tr>
+        <w:tc>
+          <w:tcPr>
+            <w:tcW w:type="dxa" w:w="1987"/>
+          </w:tcPr>
+          <w:p>
+            <w:pPr>
+              <w:jc w:val="left"/>
+            </w:pPr>
+            <w:r>
+              <w:rPr>
+                <w:rFonts w:ascii="TimeNewRoman" w:hAnsi="TimeNewRoman"/>
+                <w:sz w:val="30"/>
+              </w:rPr>
+              <w:t>64-44=</w:t>
+            </w:r>
+          </w:p>
+        </w:tc>
+        <w:tc>
+          <w:tcPr>
+            <w:tcW w:type="dxa" w:w="1987"/>
+          </w:tcPr>
+          <w:p>
+            <w:pPr>
+              <w:jc w:val="left"/>
+            </w:pPr>
+            <w:r>
+              <w:rPr>
+                <w:rFonts w:ascii="TimeNewRoman" w:hAnsi="TimeNewRoman"/>
+                <w:sz w:val="30"/>
+              </w:rPr>
+              <w:t>6+24=</w:t>
+            </w:r>
+          </w:p>
+        </w:tc>
+        <w:tc>
+          <w:tcPr>
+            <w:tcW w:type="dxa" w:w="1987"/>
+          </w:tcPr>
+          <w:p>
+            <w:pPr>
+              <w:jc w:val="left"/>
+            </w:pPr>
+            <w:r>
+              <w:rPr>
+                <w:rFonts w:ascii="TimeNewRoman" w:hAnsi="TimeNewRoman"/>
+                <w:sz w:val="30"/>
+              </w:rPr>
+              <w:t>6+74=</w:t>
+            </w:r>
+          </w:p>
+        </w:tc>
+        <w:tc>
+          <w:tcPr>
+            <w:tcW w:type="dxa" w:w="1987"/>
+          </w:tcPr>
+          <w:p>
+            <w:pPr>
+              <w:jc w:val="left"/>
+            </w:pPr>
+            <w:r>
+              <w:rPr>
+                <w:rFonts w:ascii="TimeNewRoman" w:hAnsi="TimeNewRoman"/>
+                <w:sz w:val="30"/>
+              </w:rPr>
+              <w:t>19+12=</w:t>
+            </w:r>
+          </w:p>
+        </w:tc>
+        <w:tc>
+          <w:tcPr>
+            <w:tcW w:type="dxa" w:w="1987"/>
+          </w:tcPr>
+          <w:p>
+            <w:pPr>
+              <w:jc w:val="left"/>
+            </w:pPr>
+            <w:r>
+              <w:rPr>
+                <w:rFonts w:ascii="TimeNewRoman" w:hAnsi="TimeNewRoman"/>
+                <w:sz w:val="30"/>
+              </w:rPr>
+              <w:t>8+67=</w:t>
+            </w:r>
+          </w:p>
+        </w:tc>
+      </w:tr>
+      <w:tr>
+        <w:tc>
+          <w:tcPr>
+            <w:tcW w:type="dxa" w:w="1987"/>
+          </w:tcPr>
+          <w:p>
+            <w:pPr>
+              <w:jc w:val="left"/>
+            </w:pPr>
+            <w:r>
+              <w:rPr>
+                <w:rFonts w:ascii="TimeNewRoman" w:hAnsi="TimeNewRoman"/>
+                <w:sz w:val="30"/>
+              </w:rPr>
+              <w:t>99-3=</w:t>
+            </w:r>
+          </w:p>
+        </w:tc>
+        <w:tc>
+          <w:tcPr>
+            <w:tcW w:type="dxa" w:w="1987"/>
+          </w:tcPr>
+          <w:p>
+            <w:pPr>
+              <w:jc w:val="left"/>
+            </w:pPr>
+            <w:r>
+              <w:rPr>
+                <w:rFonts w:ascii="TimeNewRoman" w:hAnsi="TimeNewRoman"/>
+                <w:sz w:val="30"/>
+              </w:rPr>
+              <w:t>66-1=</w:t>
+            </w:r>
+          </w:p>
+        </w:tc>
+        <w:tc>
+          <w:tcPr>
+            <w:tcW w:type="dxa" w:w="1987"/>
+          </w:tcPr>
+          <w:p>
+            <w:pPr>
+              <w:jc w:val="left"/>
+            </w:pPr>
+            <w:r>
+              <w:rPr>
+                <w:rFonts w:ascii="TimeNewRoman" w:hAnsi="TimeNewRoman"/>
+                <w:sz w:val="30"/>
+              </w:rPr>
+              <w:t>55+21=</w:t>
+            </w:r>
+          </w:p>
+        </w:tc>
+        <w:tc>
+          <w:tcPr>
+            <w:tcW w:type="dxa" w:w="1987"/>
+          </w:tcPr>
+          <w:p>
+            <w:pPr>
+              <w:jc w:val="left"/>
+            </w:pPr>
+            <w:r>
+              <w:rPr>
+                <w:rFonts w:ascii="TimeNewRoman" w:hAnsi="TimeNewRoman"/>
+                <w:sz w:val="30"/>
+              </w:rPr>
+              <w:t>78-46=</w:t>
+            </w:r>
+          </w:p>
+        </w:tc>
+        <w:tc>
+          <w:tcPr>
+            <w:tcW w:type="dxa" w:w="1987"/>
+          </w:tcPr>
+          <w:p>
+            <w:pPr>
+              <w:jc w:val="left"/>
+            </w:pPr>
+            <w:r>
+              <w:rPr>
+                <w:rFonts w:ascii="TimeNewRoman" w:hAnsi="TimeNewRoman"/>
+                <w:sz w:val="30"/>
+              </w:rPr>
+              <w:t>46-2=</w:t>
+            </w:r>
+          </w:p>
+        </w:tc>
+      </w:tr>
+      <w:tr>
+        <w:tc>
+          <w:tcPr>
+            <w:tcW w:type="dxa" w:w="1987"/>
+          </w:tcPr>
+          <w:p>
+            <w:pPr>
+              <w:jc w:val="left"/>
+            </w:pPr>
+            <w:r>
+              <w:rPr>
+                <w:rFonts w:ascii="TimeNewRoman" w:hAnsi="TimeNewRoman"/>
+                <w:sz w:val="30"/>
+              </w:rPr>
+              <w:t>90-10=</w:t>
+            </w:r>
+          </w:p>
+        </w:tc>
+        <w:tc>
+          <w:tcPr>
+            <w:tcW w:type="dxa" w:w="1987"/>
+          </w:tcPr>
+          <w:p>
+            <w:pPr>
+              <w:jc w:val="left"/>
+            </w:pPr>
+            <w:r>
+              <w:rPr>
+                <w:rFonts w:ascii="TimeNewRoman" w:hAnsi="TimeNewRoman"/>
+                <w:sz w:val="30"/>
+              </w:rPr>
+              <w:t>21+7=</w:t>
+            </w:r>
+          </w:p>
+        </w:tc>
+        <w:tc>
+          <w:tcPr>
+            <w:tcW w:type="dxa" w:w="1987"/>
+          </w:tcPr>
+          <w:p>
+            <w:pPr>
+              <w:jc w:val="left"/>
+            </w:pPr>
+            <w:r>
+              <w:rPr>
+                <w:rFonts w:ascii="TimeNewRoman" w:hAnsi="TimeNewRoman"/>
+                <w:sz w:val="30"/>
+              </w:rPr>
+              <w:t>3+50=</w:t>
+            </w:r>
+          </w:p>
+        </w:tc>
+        <w:tc>
+          <w:tcPr>
+            <w:tcW w:type="dxa" w:w="1987"/>
+          </w:tcPr>
+          <w:p>
+            <w:pPr>
+              <w:jc w:val="left"/>
+            </w:pPr>
+            <w:r>
+              <w:rPr>
+                <w:rFonts w:ascii="TimeNewRoman" w:hAnsi="TimeNewRoman"/>
+                <w:sz w:val="30"/>
+              </w:rPr>
+              <w:t>14+26=</w:t>
+            </w:r>
+          </w:p>
+        </w:tc>
+        <w:tc>
+          <w:tcPr>
+            <w:tcW w:type="dxa" w:w="1987"/>
+          </w:tcPr>
+          <w:p>
+            <w:pPr>
+              <w:jc w:val="left"/>
+            </w:pPr>
+            <w:r>
+              <w:rPr>
+                <w:rFonts w:ascii="TimeNewRoman" w:hAnsi="TimeNewRoman"/>
+                <w:sz w:val="30"/>
+              </w:rPr>
+              <w:t>86-29=</w:t>
+            </w:r>
+          </w:p>
+        </w:tc>
+      </w:tr>
+      <w:tr>
+        <w:tc>
+          <w:tcPr>
+            <w:tcW w:type="dxa" w:w="1987"/>
+          </w:tcPr>
+          <w:p>
+            <w:pPr>
+              <w:jc w:val="left"/>
+            </w:pPr>
+            <w:r>
+              <w:rPr>
+                <w:rFonts w:ascii="TimeNewRoman" w:hAnsi="TimeNewRoman"/>
+                <w:sz w:val="30"/>
+              </w:rPr>
+              <w:t>45+41=</w:t>
+            </w:r>
+          </w:p>
+        </w:tc>
+        <w:tc>
+          <w:tcPr>
+            <w:tcW w:type="dxa" w:w="1987"/>
+          </w:tcPr>
+          <w:p>
+            <w:pPr>
+              <w:jc w:val="left"/>
+            </w:pPr>
+            <w:r>
+              <w:rPr>
+                <w:rFonts w:ascii="TimeNewRoman" w:hAnsi="TimeNewRoman"/>
+                <w:sz w:val="30"/>
+              </w:rPr>
+              <w:t>72-7=</w:t>
+            </w:r>
+          </w:p>
+        </w:tc>
+        <w:tc>
+          <w:tcPr>
+            <w:tcW w:type="dxa" w:w="1987"/>
+          </w:tcPr>
+          <w:p>
+            <w:pPr>
+              <w:jc w:val="left"/>
+            </w:pPr>
+            <w:r>
+              <w:rPr>
+                <w:rFonts w:ascii="TimeNewRoman" w:hAnsi="TimeNewRoman"/>
+                <w:sz w:val="30"/>
+              </w:rPr>
+              <w:t>18+66=</w:t>
+            </w:r>
+          </w:p>
+        </w:tc>
+        <w:tc>
+          <w:tcPr>
+            <w:tcW w:type="dxa" w:w="1987"/>
+          </w:tcPr>
+          <w:p>
+            <w:pPr>
+              <w:jc w:val="left"/>
+            </w:pPr>
+            <w:r>
+              <w:rPr>
+                <w:rFonts w:ascii="TimeNewRoman" w:hAnsi="TimeNewRoman"/>
+                <w:sz w:val="30"/>
+              </w:rPr>
+              <w:t>18+37=</w:t>
+            </w:r>
+          </w:p>
+        </w:tc>
+        <w:tc>
+          <w:tcPr>
+            <w:tcW w:type="dxa" w:w="1987"/>
+          </w:tcPr>
+          <w:p>
+            <w:pPr>
+              <w:jc w:val="left"/>
+            </w:pPr>
+            <w:r>
+              <w:rPr>
+                <w:rFonts w:ascii="TimeNewRoman" w:hAnsi="TimeNewRoman"/>
+                <w:sz w:val="30"/>
+              </w:rPr>
+              <w:t>37+25=</w:t>
+            </w:r>
+          </w:p>
+        </w:tc>
+      </w:tr>
+      <w:tr>
+        <w:tc>
+          <w:tcPr>
+            <w:tcW w:type="dxa" w:w="1987"/>
+          </w:tcPr>
+          <w:p>
+            <w:pPr>
+              <w:jc w:val="left"/>
+            </w:pPr>
+            <w:r>
+              <w:rPr>
+                <w:rFonts w:ascii="TimeNewRoman" w:hAnsi="TimeNewRoman"/>
+                <w:sz w:val="30"/>
+              </w:rPr>
+              <w:t>96-84=</w:t>
+            </w:r>
+          </w:p>
+        </w:tc>
+        <w:tc>
+          <w:tcPr>
+            <w:tcW w:type="dxa" w:w="1987"/>
+          </w:tcPr>
+          <w:p>
+            <w:pPr>
+              <w:jc w:val="left"/>
+            </w:pPr>
+            <w:r>
+              <w:rPr>
+                <w:rFonts w:ascii="TimeNewRoman" w:hAnsi="TimeNewRoman"/>
+                <w:sz w:val="30"/>
+              </w:rPr>
+              <w:t>24+40=</w:t>
+            </w:r>
+          </w:p>
+        </w:tc>
+        <w:tc>
+          <w:tcPr>
+            <w:tcW w:type="dxa" w:w="1987"/>
+          </w:tcPr>
+          <w:p>
+            <w:pPr>
+              <w:jc w:val="left"/>
+            </w:pPr>
+            <w:r>
+              <w:rPr>
+                <w:rFonts w:ascii="TimeNewRoman" w:hAnsi="TimeNewRoman"/>
+                <w:sz w:val="30"/>
+              </w:rPr>
+              <w:t>0+92=</w:t>
+            </w:r>
+          </w:p>
+        </w:tc>
+        <w:tc>
+          <w:tcPr>
+            <w:tcW w:type="dxa" w:w="1987"/>
+          </w:tcPr>
+          <w:p>
+            <w:pPr>
+              <w:jc w:val="left"/>
+            </w:pPr>
+            <w:r>
+              <w:rPr>
+                <w:rFonts w:ascii="TimeNewRoman" w:hAnsi="TimeNewRoman"/>
+                <w:sz w:val="30"/>
+              </w:rPr>
+              <w:t>78-70=</w:t>
+            </w:r>
+          </w:p>
+        </w:tc>
+        <w:tc>
+          <w:tcPr>
+            <w:tcW w:type="dxa" w:w="1987"/>
+          </w:tcPr>
+          <w:p>
+            <w:pPr>
+              <w:jc w:val="left"/>
+            </w:pPr>
+            <w:r>
+              <w:rPr>
+                <w:rFonts w:ascii="TimeNewRoman" w:hAnsi="TimeNewRoman"/>
+                <w:sz w:val="30"/>
+              </w:rPr>
+              <w:t>13-7=</w:t>
+            </w:r>
+          </w:p>
+        </w:tc>
+      </w:tr>
+      <w:tr>
+        <w:tc>
+          <w:tcPr>
+            <w:tcW w:type="dxa" w:w="1987"/>
+          </w:tcPr>
+          <w:p>
+            <w:pPr>
+              <w:jc w:val="left"/>
+            </w:pPr>
+            <w:r>
+              <w:rPr>
+                <w:rFonts w:ascii="TimeNewRoman" w:hAnsi="TimeNewRoman"/>
+                <w:sz w:val="30"/>
+              </w:rPr>
+              <w:t>10+44=</w:t>
+            </w:r>
+          </w:p>
+        </w:tc>
+        <w:tc>
+          <w:tcPr>
+            <w:tcW w:type="dxa" w:w="1987"/>
+          </w:tcPr>
+          <w:p>
+            <w:pPr>
+              <w:jc w:val="left"/>
+            </w:pPr>
+            <w:r>
+              <w:rPr>
+                <w:rFonts w:ascii="TimeNewRoman" w:hAnsi="TimeNewRoman"/>
+                <w:sz w:val="30"/>
+              </w:rPr>
+              <w:t>24+8=</w:t>
+            </w:r>
+          </w:p>
+        </w:tc>
+        <w:tc>
+          <w:tcPr>
+            <w:tcW w:type="dxa" w:w="1987"/>
+          </w:tcPr>
+          <w:p>
+            <w:pPr>
+              <w:jc w:val="left"/>
+            </w:pPr>
+            <w:r>
+              <w:rPr>
+                <w:rFonts w:ascii="TimeNewRoman" w:hAnsi="TimeNewRoman"/>
+                <w:sz w:val="30"/>
+              </w:rPr>
+              <w:t>27+26=</w:t>
+            </w:r>
+          </w:p>
+        </w:tc>
+        <w:tc>
+          <w:tcPr>
+            <w:tcW w:type="dxa" w:w="1987"/>
+          </w:tcPr>
+          <w:p>
+            <w:pPr>
+              <w:jc w:val="left"/>
+            </w:pPr>
+            <w:r>
+              <w:rPr>
+                <w:rFonts w:ascii="TimeNewRoman" w:hAnsi="TimeNewRoman"/>
+                <w:sz w:val="30"/>
+              </w:rPr>
+              <w:t>76-30=</w:t>
+            </w:r>
+          </w:p>
+        </w:tc>
+        <w:tc>
+          <w:tcPr>
+            <w:tcW w:type="dxa" w:w="1987"/>
+          </w:tcPr>
+          <w:p>
+            <w:pPr>
+              <w:jc w:val="left"/>
+            </w:pPr>
+            <w:r>
+              <w:rPr>
+                <w:rFonts w:ascii="TimeNewRoman" w:hAnsi="TimeNewRoman"/>
+                <w:sz w:val="30"/>
+              </w:rPr>
+              <w:t>6+13=</w:t>
+            </w:r>
+          </w:p>
+        </w:tc>
+      </w:tr>
+      <w:tr>
+        <w:tc>
+          <w:tcPr>
+            <w:tcW w:type="dxa" w:w="1987"/>
+          </w:tcPr>
+          <w:p>
+            <w:pPr>
+              <w:jc w:val="left"/>
+            </w:pPr>
+            <w:r>
+              <w:rPr>
+                <w:rFonts w:ascii="TimeNewRoman" w:hAnsi="TimeNewRoman"/>
+                <w:sz w:val="30"/>
+              </w:rPr>
+              <w:t>82-80=</w:t>
+            </w:r>
+          </w:p>
+        </w:tc>
+        <w:tc>
+          <w:tcPr>
+            <w:tcW w:type="dxa" w:w="1987"/>
+          </w:tcPr>
+          <w:p>
+            <w:pPr>
+              <w:jc w:val="left"/>
+            </w:pPr>
+            <w:r>
+              <w:rPr>
+                <w:rFonts w:ascii="TimeNewRoman" w:hAnsi="TimeNewRoman"/>
+                <w:sz w:val="30"/>
+              </w:rPr>
+              <w:t>25+7=</w:t>
+            </w:r>
+          </w:p>
+        </w:tc>
+        <w:tc>
+          <w:tcPr>
+            <w:tcW w:type="dxa" w:w="1987"/>
+          </w:tcPr>
+          <w:p>
+            <w:pPr>
+              <w:jc w:val="left"/>
+            </w:pPr>
+            <w:r>
+              <w:rPr>
+                <w:rFonts w:ascii="TimeNewRoman" w:hAnsi="TimeNewRoman"/>
+                <w:sz w:val="30"/>
+              </w:rPr>
+              <w:t>92-37=</w:t>
+            </w:r>
+          </w:p>
+        </w:tc>
+        <w:tc>
+          <w:tcPr>
+            <w:tcW w:type="dxa" w:w="1987"/>
+          </w:tcPr>
+          <w:p>
+            <w:pPr>
+              <w:jc w:val="left"/>
+            </w:pPr>
+            <w:r>
+              <w:rPr>
+                <w:rFonts w:ascii="TimeNewRoman" w:hAnsi="TimeNewRoman"/>
+                <w:sz w:val="30"/>
+              </w:rPr>
+              <w:t>42+25=</w:t>
+            </w:r>
+          </w:p>
+        </w:tc>
+        <w:tc>
+          <w:tcPr>
+            <w:tcW w:type="dxa" w:w="1987"/>
+          </w:tcPr>
+          <w:p>
+            <w:pPr>
+              <w:jc w:val="left"/>
+            </w:pPr>
+            <w:r>
+              <w:rPr>
+                <w:rFonts w:ascii="TimeNewRoman" w:hAnsi="TimeNewRoman"/>
+                <w:sz w:val="30"/>
+              </w:rPr>
+              <w:t>38+27=</w:t>
             </w:r>
           </w:p>
         </w:tc>

--- a/addition_and_subtraction_within_100.docx
+++ b/addition_and_subtraction_within_100.docx
@@ -11,7 +11,7 @@
           <w:rFonts w:ascii="Arial" w:hAnsi="Arial"/>
           <w:sz w:val="30"/>
         </w:rPr>
-        <w:t>2026-09-30 Wednesday</w:t>
+        <w:t>2026-10-01 Thursday</w:t>
       </w:r>
     </w:p>
     <w:tbl>
@@ -40,7 +40,7 @@
                 <w:rFonts w:ascii="TimeNewRoman" w:hAnsi="TimeNewRoman"/>
                 <w:sz w:val="30"/>
               </w:rPr>
-              <w:t>21+66=</w:t>
+              <w:t>38+22=</w:t>
             </w:r>
           </w:p>
         </w:tc>
@@ -57,7 +57,7 @@
                 <w:rFonts w:ascii="TimeNewRoman" w:hAnsi="TimeNewRoman"/>
                 <w:sz w:val="30"/>
               </w:rPr>
-              <w:t>74-13=</w:t>
+              <w:t>46+27=</w:t>
             </w:r>
           </w:p>
         </w:tc>
@@ -74,7 +74,7 @@
                 <w:rFonts w:ascii="TimeNewRoman" w:hAnsi="TimeNewRoman"/>
                 <w:sz w:val="30"/>
               </w:rPr>
-              <w:t>32+6=</w:t>
+              <w:t>2+87=</w:t>
             </w:r>
           </w:p>
         </w:tc>
@@ -91,7 +91,7 @@
                 <w:rFonts w:ascii="TimeNewRoman" w:hAnsi="TimeNewRoman"/>
                 <w:sz w:val="30"/>
               </w:rPr>
-              <w:t>69-42=</w:t>
+              <w:t>24+6=</w:t>
             </w:r>
           </w:p>
         </w:tc>
@@ -108,7 +108,7 @@
                 <w:rFonts w:ascii="TimeNewRoman" w:hAnsi="TimeNewRoman"/>
                 <w:sz w:val="30"/>
               </w:rPr>
-              <w:t>51+40=</w:t>
+              <w:t>53-44=</w:t>
             </w:r>
           </w:p>
         </w:tc>
@@ -127,7 +127,7 @@
                 <w:rFonts w:ascii="TimeNewRoman" w:hAnsi="TimeNewRoman"/>
                 <w:sz w:val="30"/>
               </w:rPr>
-              <w:t>4+95=</w:t>
+              <w:t>38-16=</w:t>
             </w:r>
           </w:p>
         </w:tc>
@@ -144,7 +144,7 @@
                 <w:rFonts w:ascii="TimeNewRoman" w:hAnsi="TimeNewRoman"/>
                 <w:sz w:val="30"/>
               </w:rPr>
-              <w:t>36+46=</w:t>
+              <w:t>19+1=</w:t>
             </w:r>
           </w:p>
         </w:tc>
@@ -161,7 +161,7 @@
                 <w:rFonts w:ascii="TimeNewRoman" w:hAnsi="TimeNewRoman"/>
                 <w:sz w:val="30"/>
               </w:rPr>
-              <w:t>26-26=</w:t>
+              <w:t>51+36=</w:t>
             </w:r>
           </w:p>
         </w:tc>
@@ -178,7 +178,7 @@
                 <w:rFonts w:ascii="TimeNewRoman" w:hAnsi="TimeNewRoman"/>
                 <w:sz w:val="30"/>
               </w:rPr>
-              <w:t>9+59=</w:t>
+              <w:t>37+54=</w:t>
             </w:r>
           </w:p>
         </w:tc>
@@ -195,7 +195,7 @@
                 <w:rFonts w:ascii="TimeNewRoman" w:hAnsi="TimeNewRoman"/>
                 <w:sz w:val="30"/>
               </w:rPr>
-              <w:t>94-76=</w:t>
+              <w:t>55+40=</w:t>
             </w:r>
           </w:p>
         </w:tc>
@@ -214,7 +214,7 @@
                 <w:rFonts w:ascii="TimeNewRoman" w:hAnsi="TimeNewRoman"/>
                 <w:sz w:val="30"/>
               </w:rPr>
-              <w:t>61-55=</w:t>
+              <w:t>42+41=</w:t>
             </w:r>
           </w:p>
         </w:tc>
@@ -231,7 +231,7 @@
                 <w:rFonts w:ascii="TimeNewRoman" w:hAnsi="TimeNewRoman"/>
                 <w:sz w:val="30"/>
               </w:rPr>
-              <w:t>14+83=</w:t>
+              <w:t>26+33=</w:t>
             </w:r>
           </w:p>
         </w:tc>
@@ -248,7 +248,7 @@
                 <w:rFonts w:ascii="TimeNewRoman" w:hAnsi="TimeNewRoman"/>
                 <w:sz w:val="30"/>
               </w:rPr>
-              <w:t>63-10=</w:t>
+              <w:t>7+79=</w:t>
             </w:r>
           </w:p>
         </w:tc>
@@ -265,7 +265,7 @@
                 <w:rFonts w:ascii="TimeNewRoman" w:hAnsi="TimeNewRoman"/>
                 <w:sz w:val="30"/>
               </w:rPr>
-              <w:t>68-18=</w:t>
+              <w:t>88-39=</w:t>
             </w:r>
           </w:p>
         </w:tc>
@@ -282,7 +282,7 @@
                 <w:rFonts w:ascii="TimeNewRoman" w:hAnsi="TimeNewRoman"/>
                 <w:sz w:val="30"/>
               </w:rPr>
-              <w:t>49+35=</w:t>
+              <w:t>55+16=</w:t>
             </w:r>
           </w:p>
         </w:tc>
@@ -301,7 +301,7 @@
                 <w:rFonts w:ascii="TimeNewRoman" w:hAnsi="TimeNewRoman"/>
                 <w:sz w:val="30"/>
               </w:rPr>
-              <w:t>58+26=</w:t>
+              <w:t>0+69=</w:t>
             </w:r>
           </w:p>
         </w:tc>
@@ -318,7 +318,7 @@
                 <w:rFonts w:ascii="TimeNewRoman" w:hAnsi="TimeNewRoman"/>
                 <w:sz w:val="30"/>
               </w:rPr>
-              <w:t>85-4=</w:t>
+              <w:t>72-18=</w:t>
             </w:r>
           </w:p>
         </w:tc>
@@ -335,7 +335,7 @@
                 <w:rFonts w:ascii="TimeNewRoman" w:hAnsi="TimeNewRoman"/>
                 <w:sz w:val="30"/>
               </w:rPr>
-              <w:t>76-32=</w:t>
+              <w:t>31+53=</w:t>
             </w:r>
           </w:p>
         </w:tc>
@@ -352,7 +352,7 @@
                 <w:rFonts w:ascii="TimeNewRoman" w:hAnsi="TimeNewRoman"/>
                 <w:sz w:val="30"/>
               </w:rPr>
-              <w:t>85-52=</w:t>
+              <w:t>24+68=</w:t>
             </w:r>
           </w:p>
         </w:tc>
@@ -369,7 +369,7 @@
                 <w:rFonts w:ascii="TimeNewRoman" w:hAnsi="TimeNewRoman"/>
                 <w:sz w:val="30"/>
               </w:rPr>
-              <w:t>86-2=</w:t>
+              <w:t>0+77=</w:t>
             </w:r>
           </w:p>
         </w:tc>
@@ -388,7 +388,7 @@
                 <w:rFonts w:ascii="TimeNewRoman" w:hAnsi="TimeNewRoman"/>
                 <w:sz w:val="30"/>
               </w:rPr>
-              <w:t>79-58=</w:t>
+              <w:t>53+1=</w:t>
             </w:r>
           </w:p>
         </w:tc>
@@ -405,7 +405,7 @@
                 <w:rFonts w:ascii="TimeNewRoman" w:hAnsi="TimeNewRoman"/>
                 <w:sz w:val="30"/>
               </w:rPr>
-              <w:t>12+6=</w:t>
+              <w:t>61-47=</w:t>
             </w:r>
           </w:p>
         </w:tc>
@@ -422,7 +422,7 @@
                 <w:rFonts w:ascii="TimeNewRoman" w:hAnsi="TimeNewRoman"/>
                 <w:sz w:val="30"/>
               </w:rPr>
-              <w:t>1+37=</w:t>
+              <w:t>1+70=</w:t>
             </w:r>
           </w:p>
         </w:tc>
@@ -439,7 +439,7 @@
                 <w:rFonts w:ascii="TimeNewRoman" w:hAnsi="TimeNewRoman"/>
                 <w:sz w:val="30"/>
               </w:rPr>
-              <w:t>12+56=</w:t>
+              <w:t>34-5=</w:t>
             </w:r>
           </w:p>
         </w:tc>
@@ -456,7 +456,7 @@
                 <w:rFonts w:ascii="TimeNewRoman" w:hAnsi="TimeNewRoman"/>
                 <w:sz w:val="30"/>
               </w:rPr>
-              <w:t>60-27=</w:t>
+              <w:t>27+58=</w:t>
             </w:r>
           </w:p>
         </w:tc>
@@ -475,7 +475,7 @@
                 <w:rFonts w:ascii="TimeNewRoman" w:hAnsi="TimeNewRoman"/>
                 <w:sz w:val="30"/>
               </w:rPr>
-              <w:t>84-40=</w:t>
+              <w:t>59+34=</w:t>
             </w:r>
           </w:p>
         </w:tc>
@@ -492,7 +492,7 @@
                 <w:rFonts w:ascii="TimeNewRoman" w:hAnsi="TimeNewRoman"/>
                 <w:sz w:val="30"/>
               </w:rPr>
-              <w:t>0+22=</w:t>
+              <w:t>44-23=</w:t>
             </w:r>
           </w:p>
         </w:tc>
@@ -509,7 +509,7 @@
                 <w:rFonts w:ascii="TimeNewRoman" w:hAnsi="TimeNewRoman"/>
                 <w:sz w:val="30"/>
               </w:rPr>
-              <w:t>1+5=</w:t>
+              <w:t>26-19=</w:t>
             </w:r>
           </w:p>
         </w:tc>
@@ -526,7 +526,181 @@
                 <w:rFonts w:ascii="TimeNewRoman" w:hAnsi="TimeNewRoman"/>
                 <w:sz w:val="30"/>
               </w:rPr>
-              <w:t>9+61=</w:t>
+              <w:t>64-44=</w:t>
+            </w:r>
+          </w:p>
+        </w:tc>
+        <w:tc>
+          <w:tcPr>
+            <w:tcW w:type="dxa" w:w="1987"/>
+          </w:tcPr>
+          <w:p>
+            <w:pPr>
+              <w:jc w:val="left"/>
+            </w:pPr>
+            <w:r>
+              <w:rPr>
+                <w:rFonts w:ascii="TimeNewRoman" w:hAnsi="TimeNewRoman"/>
+                <w:sz w:val="30"/>
+              </w:rPr>
+              <w:t>53-33=</w:t>
+            </w:r>
+          </w:p>
+        </w:tc>
+      </w:tr>
+      <w:tr>
+        <w:tc>
+          <w:tcPr>
+            <w:tcW w:type="dxa" w:w="1987"/>
+          </w:tcPr>
+          <w:p>
+            <w:pPr>
+              <w:jc w:val="left"/>
+            </w:pPr>
+            <w:r>
+              <w:rPr>
+                <w:rFonts w:ascii="TimeNewRoman" w:hAnsi="TimeNewRoman"/>
+                <w:sz w:val="30"/>
+              </w:rPr>
+              <w:t>86-63=</w:t>
+            </w:r>
+          </w:p>
+        </w:tc>
+        <w:tc>
+          <w:tcPr>
+            <w:tcW w:type="dxa" w:w="1987"/>
+          </w:tcPr>
+          <w:p>
+            <w:pPr>
+              <w:jc w:val="left"/>
+            </w:pPr>
+            <w:r>
+              <w:rPr>
+                <w:rFonts w:ascii="TimeNewRoman" w:hAnsi="TimeNewRoman"/>
+                <w:sz w:val="30"/>
+              </w:rPr>
+              <w:t>45+29=</w:t>
+            </w:r>
+          </w:p>
+        </w:tc>
+        <w:tc>
+          <w:tcPr>
+            <w:tcW w:type="dxa" w:w="1987"/>
+          </w:tcPr>
+          <w:p>
+            <w:pPr>
+              <w:jc w:val="left"/>
+            </w:pPr>
+            <w:r>
+              <w:rPr>
+                <w:rFonts w:ascii="TimeNewRoman" w:hAnsi="TimeNewRoman"/>
+                <w:sz w:val="30"/>
+              </w:rPr>
+              <w:t>69-53=</w:t>
+            </w:r>
+          </w:p>
+        </w:tc>
+        <w:tc>
+          <w:tcPr>
+            <w:tcW w:type="dxa" w:w="1987"/>
+          </w:tcPr>
+          <w:p>
+            <w:pPr>
+              <w:jc w:val="left"/>
+            </w:pPr>
+            <w:r>
+              <w:rPr>
+                <w:rFonts w:ascii="TimeNewRoman" w:hAnsi="TimeNewRoman"/>
+                <w:sz w:val="30"/>
+              </w:rPr>
+              <w:t>31+66=</w:t>
+            </w:r>
+          </w:p>
+        </w:tc>
+        <w:tc>
+          <w:tcPr>
+            <w:tcW w:type="dxa" w:w="1987"/>
+          </w:tcPr>
+          <w:p>
+            <w:pPr>
+              <w:jc w:val="left"/>
+            </w:pPr>
+            <w:r>
+              <w:rPr>
+                <w:rFonts w:ascii="TimeNewRoman" w:hAnsi="TimeNewRoman"/>
+                <w:sz w:val="30"/>
+              </w:rPr>
+              <w:t>62+16=</w:t>
+            </w:r>
+          </w:p>
+        </w:tc>
+      </w:tr>
+      <w:tr>
+        <w:tc>
+          <w:tcPr>
+            <w:tcW w:type="dxa" w:w="1987"/>
+          </w:tcPr>
+          <w:p>
+            <w:pPr>
+              <w:jc w:val="left"/>
+            </w:pPr>
+            <w:r>
+              <w:rPr>
+                <w:rFonts w:ascii="TimeNewRoman" w:hAnsi="TimeNewRoman"/>
+                <w:sz w:val="30"/>
+              </w:rPr>
+              <w:t>36+15=</w:t>
+            </w:r>
+          </w:p>
+        </w:tc>
+        <w:tc>
+          <w:tcPr>
+            <w:tcW w:type="dxa" w:w="1987"/>
+          </w:tcPr>
+          <w:p>
+            <w:pPr>
+              <w:jc w:val="left"/>
+            </w:pPr>
+            <w:r>
+              <w:rPr>
+                <w:rFonts w:ascii="TimeNewRoman" w:hAnsi="TimeNewRoman"/>
+                <w:sz w:val="30"/>
+              </w:rPr>
+              <w:t>48+14=</w:t>
+            </w:r>
+          </w:p>
+        </w:tc>
+        <w:tc>
+          <w:tcPr>
+            <w:tcW w:type="dxa" w:w="1987"/>
+          </w:tcPr>
+          <w:p>
+            <w:pPr>
+              <w:jc w:val="left"/>
+            </w:pPr>
+            <w:r>
+              <w:rPr>
+                <w:rFonts w:ascii="TimeNewRoman" w:hAnsi="TimeNewRoman"/>
+                <w:sz w:val="30"/>
+              </w:rPr>
+              <w:t>26+61=</w:t>
+            </w:r>
+          </w:p>
+        </w:tc>
+        <w:tc>
+          <w:tcPr>
+            <w:tcW w:type="dxa" w:w="1987"/>
+          </w:tcPr>
+          <w:p>
+            <w:pPr>
+              <w:jc w:val="left"/>
+            </w:pPr>
+            <w:r>
+              <w:rPr>
+                <w:rFonts w:ascii="TimeNewRoman" w:hAnsi="TimeNewRoman"/>
+                <w:sz w:val="30"/>
+              </w:rPr>
+              <w:t>39+36=</w:t>
             </w:r>
           </w:p>
         </w:tc>
@@ -562,7 +736,7 @@
                 <w:rFonts w:ascii="TimeNewRoman" w:hAnsi="TimeNewRoman"/>
                 <w:sz w:val="30"/>
               </w:rPr>
-              <w:t>53-34=</w:t>
+              <w:t>23-6=</w:t>
             </w:r>
           </w:p>
         </w:tc>
@@ -579,7 +753,7 @@
                 <w:rFonts w:ascii="TimeNewRoman" w:hAnsi="TimeNewRoman"/>
                 <w:sz w:val="30"/>
               </w:rPr>
-              <w:t>92-7=</w:t>
+              <w:t>11+68=</w:t>
             </w:r>
           </w:p>
         </w:tc>
@@ -596,7 +770,7 @@
                 <w:rFonts w:ascii="TimeNewRoman" w:hAnsi="TimeNewRoman"/>
                 <w:sz w:val="30"/>
               </w:rPr>
-              <w:t>72-62=</w:t>
+              <w:t>9+77=</w:t>
             </w:r>
           </w:p>
         </w:tc>
@@ -613,7 +787,7 @@
                 <w:rFonts w:ascii="TimeNewRoman" w:hAnsi="TimeNewRoman"/>
                 <w:sz w:val="30"/>
               </w:rPr>
-              <w:t>81+4=</w:t>
+              <w:t>43+10=</w:t>
             </w:r>
           </w:p>
         </w:tc>
@@ -630,7 +804,7 @@
                 <w:rFonts w:ascii="TimeNewRoman" w:hAnsi="TimeNewRoman"/>
                 <w:sz w:val="30"/>
               </w:rPr>
-              <w:t>95-30=</w:t>
+              <w:t>84-2=</w:t>
             </w:r>
           </w:p>
         </w:tc>
@@ -649,7 +823,7 @@
                 <w:rFonts w:ascii="TimeNewRoman" w:hAnsi="TimeNewRoman"/>
                 <w:sz w:val="30"/>
               </w:rPr>
-              <w:t>31-4=</w:t>
+              <w:t>61+0=</w:t>
             </w:r>
           </w:p>
         </w:tc>
@@ -666,7 +840,7 @@
                 <w:rFonts w:ascii="TimeNewRoman" w:hAnsi="TimeNewRoman"/>
                 <w:sz w:val="30"/>
               </w:rPr>
-              <w:t>99-30=</w:t>
+              <w:t>50+6=</w:t>
             </w:r>
           </w:p>
         </w:tc>
@@ -683,7 +857,7 @@
                 <w:rFonts w:ascii="TimeNewRoman" w:hAnsi="TimeNewRoman"/>
                 <w:sz w:val="30"/>
               </w:rPr>
-              <w:t>78-65=</w:t>
+              <w:t>45+49=</w:t>
             </w:r>
           </w:p>
         </w:tc>
@@ -700,7 +874,7 @@
                 <w:rFonts w:ascii="TimeNewRoman" w:hAnsi="TimeNewRoman"/>
                 <w:sz w:val="30"/>
               </w:rPr>
-              <w:t>43+36=</w:t>
+              <w:t>95-68=</w:t>
             </w:r>
           </w:p>
         </w:tc>
@@ -717,7 +891,7 @@
                 <w:rFonts w:ascii="TimeNewRoman" w:hAnsi="TimeNewRoman"/>
                 <w:sz w:val="30"/>
               </w:rPr>
-              <w:t>60+5=</w:t>
+              <w:t>5+57=</w:t>
             </w:r>
           </w:p>
         </w:tc>
@@ -736,7 +910,7 @@
                 <w:rFonts w:ascii="TimeNewRoman" w:hAnsi="TimeNewRoman"/>
                 <w:sz w:val="30"/>
               </w:rPr>
-              <w:t>19+40=</w:t>
+              <w:t>54+27=</w:t>
             </w:r>
           </w:p>
         </w:tc>
@@ -753,7 +927,7 @@
                 <w:rFonts w:ascii="TimeNewRoman" w:hAnsi="TimeNewRoman"/>
                 <w:sz w:val="30"/>
               </w:rPr>
-              <w:t>95-60=</w:t>
+              <w:t>78-32=</w:t>
             </w:r>
           </w:p>
         </w:tc>
@@ -770,7 +944,7 @@
                 <w:rFonts w:ascii="TimeNewRoman" w:hAnsi="TimeNewRoman"/>
                 <w:sz w:val="30"/>
               </w:rPr>
-              <w:t>49+22=</w:t>
+              <w:t>16+10=</w:t>
             </w:r>
           </w:p>
         </w:tc>
@@ -787,7 +961,7 @@
                 <w:rFonts w:ascii="TimeNewRoman" w:hAnsi="TimeNewRoman"/>
                 <w:sz w:val="30"/>
               </w:rPr>
-              <w:t>54+33=</w:t>
+              <w:t>50-14=</w:t>
             </w:r>
           </w:p>
         </w:tc>
@@ -804,7 +978,7 @@
                 <w:rFonts w:ascii="TimeNewRoman" w:hAnsi="TimeNewRoman"/>
                 <w:sz w:val="30"/>
               </w:rPr>
-              <w:t>20+74=</w:t>
+              <w:t>23+73=</w:t>
             </w:r>
           </w:p>
         </w:tc>
@@ -823,7 +997,7 @@
                 <w:rFonts w:ascii="TimeNewRoman" w:hAnsi="TimeNewRoman"/>
                 <w:sz w:val="30"/>
               </w:rPr>
-              <w:t>28+3=</w:t>
+              <w:t>32-22=</w:t>
             </w:r>
           </w:p>
         </w:tc>
@@ -840,7 +1014,7 @@
                 <w:rFonts w:ascii="TimeNewRoman" w:hAnsi="TimeNewRoman"/>
                 <w:sz w:val="30"/>
               </w:rPr>
-              <w:t>18-9=</w:t>
+              <w:t>62-56=</w:t>
             </w:r>
           </w:p>
         </w:tc>
@@ -857,7 +1031,7 @@
                 <w:rFonts w:ascii="TimeNewRoman" w:hAnsi="TimeNewRoman"/>
                 <w:sz w:val="30"/>
               </w:rPr>
-              <w:t>9-0=</w:t>
+              <w:t>56+16=</w:t>
             </w:r>
           </w:p>
         </w:tc>
@@ -874,7 +1048,7 @@
                 <w:rFonts w:ascii="TimeNewRoman" w:hAnsi="TimeNewRoman"/>
                 <w:sz w:val="30"/>
               </w:rPr>
-              <w:t>64+27=</w:t>
+              <w:t>18+41=</w:t>
             </w:r>
           </w:p>
         </w:tc>
@@ -891,7 +1065,7 @@
                 <w:rFonts w:ascii="TimeNewRoman" w:hAnsi="TimeNewRoman"/>
                 <w:sz w:val="30"/>
               </w:rPr>
-              <w:t>96-96=</w:t>
+              <w:t>88-4=</w:t>
             </w:r>
           </w:p>
         </w:tc>
@@ -910,7 +1084,7 @@
                 <w:rFonts w:ascii="TimeNewRoman" w:hAnsi="TimeNewRoman"/>
                 <w:sz w:val="30"/>
               </w:rPr>
-              <w:t>98-90=</w:t>
+              <w:t>51+43=</w:t>
             </w:r>
           </w:p>
         </w:tc>
@@ -927,7 +1101,7 @@
                 <w:rFonts w:ascii="TimeNewRoman" w:hAnsi="TimeNewRoman"/>
                 <w:sz w:val="30"/>
               </w:rPr>
-              <w:t>97-78=</w:t>
+              <w:t>90-73=</w:t>
             </w:r>
           </w:p>
         </w:tc>
@@ -944,7 +1118,7 @@
                 <w:rFonts w:ascii="TimeNewRoman" w:hAnsi="TimeNewRoman"/>
                 <w:sz w:val="30"/>
               </w:rPr>
-              <w:t>52+22=</w:t>
+              <w:t>5+13=</w:t>
             </w:r>
           </w:p>
         </w:tc>
@@ -961,7 +1135,7 @@
                 <w:rFonts w:ascii="TimeNewRoman" w:hAnsi="TimeNewRoman"/>
                 <w:sz w:val="30"/>
               </w:rPr>
-              <w:t>64-12=</w:t>
+              <w:t>89-10=</w:t>
             </w:r>
           </w:p>
         </w:tc>
@@ -978,7 +1152,7 @@
                 <w:rFonts w:ascii="TimeNewRoman" w:hAnsi="TimeNewRoman"/>
                 <w:sz w:val="30"/>
               </w:rPr>
-              <w:t>23+53=</w:t>
+              <w:t>61+5=</w:t>
             </w:r>
           </w:p>
         </w:tc>
@@ -997,7 +1171,7 @@
                 <w:rFonts w:ascii="TimeNewRoman" w:hAnsi="TimeNewRoman"/>
                 <w:sz w:val="30"/>
               </w:rPr>
-              <w:t>50-46=</w:t>
+              <w:t>76-63=</w:t>
             </w:r>
           </w:p>
         </w:tc>
@@ -1014,7 +1188,7 @@
                 <w:rFonts w:ascii="TimeNewRoman" w:hAnsi="TimeNewRoman"/>
                 <w:sz w:val="30"/>
               </w:rPr>
-              <w:t>2+71=</w:t>
+              <w:t>2+64=</w:t>
             </w:r>
           </w:p>
         </w:tc>
@@ -1031,7 +1205,7 @@
                 <w:rFonts w:ascii="TimeNewRoman" w:hAnsi="TimeNewRoman"/>
                 <w:sz w:val="30"/>
               </w:rPr>
-              <w:t>97-20=</w:t>
+              <w:t>76+12=</w:t>
             </w:r>
           </w:p>
         </w:tc>
@@ -1048,7 +1222,7 @@
                 <w:rFonts w:ascii="TimeNewRoman" w:hAnsi="TimeNewRoman"/>
                 <w:sz w:val="30"/>
               </w:rPr>
-              <w:t>56-56=</w:t>
+              <w:t>59+9=</w:t>
             </w:r>
           </w:p>
         </w:tc>
@@ -1065,7 +1239,7 @@
                 <w:rFonts w:ascii="TimeNewRoman" w:hAnsi="TimeNewRoman"/>
                 <w:sz w:val="30"/>
               </w:rPr>
-              <w:t>3+12=</w:t>
+              <w:t>15+13=</w:t>
             </w:r>
           </w:p>
         </w:tc>
@@ -1084,7 +1258,7 @@
                 <w:rFonts w:ascii="TimeNewRoman" w:hAnsi="TimeNewRoman"/>
                 <w:sz w:val="30"/>
               </w:rPr>
-              <w:t>91-25=</w:t>
+              <w:t>34+57=</w:t>
             </w:r>
           </w:p>
         </w:tc>
@@ -1101,7 +1275,7 @@
                 <w:rFonts w:ascii="TimeNewRoman" w:hAnsi="TimeNewRoman"/>
                 <w:sz w:val="30"/>
               </w:rPr>
-              <w:t>95-78=</w:t>
+              <w:t>76-37=</w:t>
             </w:r>
           </w:p>
         </w:tc>
@@ -1118,7 +1292,7 @@
                 <w:rFonts w:ascii="TimeNewRoman" w:hAnsi="TimeNewRoman"/>
                 <w:sz w:val="30"/>
               </w:rPr>
-              <w:t>49-11=</w:t>
+              <w:t>6-1=</w:t>
             </w:r>
           </w:p>
         </w:tc>
@@ -1135,7 +1309,7 @@
                 <w:rFonts w:ascii="TimeNewRoman" w:hAnsi="TimeNewRoman"/>
                 <w:sz w:val="30"/>
               </w:rPr>
-              <w:t>83+2=</w:t>
+              <w:t>70-57=</w:t>
             </w:r>
           </w:p>
         </w:tc>
@@ -1152,7 +1326,7 @@
                 <w:rFonts w:ascii="TimeNewRoman" w:hAnsi="TimeNewRoman"/>
                 <w:sz w:val="30"/>
               </w:rPr>
-              <w:t>28-20=</w:t>
+              <w:t>18+2=</w:t>
             </w:r>
           </w:p>
         </w:tc>
@@ -1171,7 +1345,7 @@
                 <w:rFonts w:ascii="TimeNewRoman" w:hAnsi="TimeNewRoman"/>
                 <w:sz w:val="30"/>
               </w:rPr>
-              <w:t>64-44=</w:t>
+              <w:t>17+24=</w:t>
             </w:r>
           </w:p>
         </w:tc>
@@ -1188,7 +1362,7 @@
                 <w:rFonts w:ascii="TimeNewRoman" w:hAnsi="TimeNewRoman"/>
                 <w:sz w:val="30"/>
               </w:rPr>
-              <w:t>6+24=</w:t>
+              <w:t>24-12=</w:t>
             </w:r>
           </w:p>
         </w:tc>
@@ -1205,7 +1379,7 @@
                 <w:rFonts w:ascii="TimeNewRoman" w:hAnsi="TimeNewRoman"/>
                 <w:sz w:val="30"/>
               </w:rPr>
-              <w:t>6+74=</w:t>
+              <w:t>24+52=</w:t>
             </w:r>
           </w:p>
         </w:tc>
@@ -1222,7 +1396,7 @@
                 <w:rFonts w:ascii="TimeNewRoman" w:hAnsi="TimeNewRoman"/>
                 <w:sz w:val="30"/>
               </w:rPr>
-              <w:t>19+12=</w:t>
+              <w:t>21-7=</w:t>
             </w:r>
           </w:p>
         </w:tc>
@@ -1239,7 +1413,7 @@
                 <w:rFonts w:ascii="TimeNewRoman" w:hAnsi="TimeNewRoman"/>
                 <w:sz w:val="30"/>
               </w:rPr>
-              <w:t>8+67=</w:t>
+              <w:t>55-36=</w:t>
             </w:r>
           </w:p>
         </w:tc>
@@ -1258,7 +1432,7 @@
                 <w:rFonts w:ascii="TimeNewRoman" w:hAnsi="TimeNewRoman"/>
                 <w:sz w:val="30"/>
               </w:rPr>
-              <w:t>99-3=</w:t>
+              <w:t>77+9=</w:t>
             </w:r>
           </w:p>
         </w:tc>
@@ -1275,7 +1449,7 @@
                 <w:rFonts w:ascii="TimeNewRoman" w:hAnsi="TimeNewRoman"/>
                 <w:sz w:val="30"/>
               </w:rPr>
-              <w:t>66-1=</w:t>
+              <w:t>30+9=</w:t>
             </w:r>
           </w:p>
         </w:tc>
@@ -1292,7 +1466,7 @@
                 <w:rFonts w:ascii="TimeNewRoman" w:hAnsi="TimeNewRoman"/>
                 <w:sz w:val="30"/>
               </w:rPr>
-              <w:t>55+21=</w:t>
+              <w:t>15+19=</w:t>
             </w:r>
           </w:p>
         </w:tc>
@@ -1309,7 +1483,7 @@
                 <w:rFonts w:ascii="TimeNewRoman" w:hAnsi="TimeNewRoman"/>
                 <w:sz w:val="30"/>
               </w:rPr>
-              <w:t>78-46=</w:t>
+              <w:t>45+40=</w:t>
             </w:r>
           </w:p>
         </w:tc>
@@ -1326,7 +1500,7 @@
                 <w:rFonts w:ascii="TimeNewRoman" w:hAnsi="TimeNewRoman"/>
                 <w:sz w:val="30"/>
               </w:rPr>
-              <w:t>46-2=</w:t>
+              <w:t>91+4=</w:t>
             </w:r>
           </w:p>
         </w:tc>
@@ -1345,7 +1519,7 @@
                 <w:rFonts w:ascii="TimeNewRoman" w:hAnsi="TimeNewRoman"/>
                 <w:sz w:val="30"/>
               </w:rPr>
-              <w:t>90-10=</w:t>
+              <w:t>34-0=</w:t>
             </w:r>
           </w:p>
         </w:tc>
@@ -1362,7 +1536,7 @@
                 <w:rFonts w:ascii="TimeNewRoman" w:hAnsi="TimeNewRoman"/>
                 <w:sz w:val="30"/>
               </w:rPr>
-              <w:t>21+7=</w:t>
+              <w:t>33+0=</w:t>
             </w:r>
           </w:p>
         </w:tc>
@@ -1379,7 +1553,7 @@
                 <w:rFonts w:ascii="TimeNewRoman" w:hAnsi="TimeNewRoman"/>
                 <w:sz w:val="30"/>
               </w:rPr>
-              <w:t>3+50=</w:t>
+              <w:t>29-24=</w:t>
             </w:r>
           </w:p>
         </w:tc>
@@ -1396,7 +1570,7 @@
                 <w:rFonts w:ascii="TimeNewRoman" w:hAnsi="TimeNewRoman"/>
                 <w:sz w:val="30"/>
               </w:rPr>
-              <w:t>14+26=</w:t>
+              <w:t>1+82=</w:t>
             </w:r>
           </w:p>
         </w:tc>
@@ -1413,7 +1587,7 @@
                 <w:rFonts w:ascii="TimeNewRoman" w:hAnsi="TimeNewRoman"/>
                 <w:sz w:val="30"/>
               </w:rPr>
-              <w:t>86-29=</w:t>
+              <w:t>52-24=</w:t>
             </w:r>
           </w:p>
         </w:tc>
@@ -1432,7 +1606,7 @@
                 <w:rFonts w:ascii="TimeNewRoman" w:hAnsi="TimeNewRoman"/>
                 <w:sz w:val="30"/>
               </w:rPr>
-              <w:t>45+41=</w:t>
+              <w:t>28-13=</w:t>
             </w:r>
           </w:p>
         </w:tc>
@@ -1449,7 +1623,7 @@
                 <w:rFonts w:ascii="TimeNewRoman" w:hAnsi="TimeNewRoman"/>
                 <w:sz w:val="30"/>
               </w:rPr>
-              <w:t>72-7=</w:t>
+              <w:t>97-0=</w:t>
             </w:r>
           </w:p>
         </w:tc>
@@ -1466,7 +1640,7 @@
                 <w:rFonts w:ascii="TimeNewRoman" w:hAnsi="TimeNewRoman"/>
                 <w:sz w:val="30"/>
               </w:rPr>
-              <w:t>18+66=</w:t>
+              <w:t>37-29=</w:t>
             </w:r>
           </w:p>
         </w:tc>
@@ -1483,7 +1657,7 @@
                 <w:rFonts w:ascii="TimeNewRoman" w:hAnsi="TimeNewRoman"/>
                 <w:sz w:val="30"/>
               </w:rPr>
-              <w:t>18+37=</w:t>
+              <w:t>68-53=</w:t>
             </w:r>
           </w:p>
         </w:tc>
@@ -1500,7 +1674,7 @@
                 <w:rFonts w:ascii="TimeNewRoman" w:hAnsi="TimeNewRoman"/>
                 <w:sz w:val="30"/>
               </w:rPr>
-              <w:t>37+25=</w:t>
+              <w:t>24-14=</w:t>
             </w:r>
           </w:p>
         </w:tc>
@@ -1519,7 +1693,7 @@
                 <w:rFonts w:ascii="TimeNewRoman" w:hAnsi="TimeNewRoman"/>
                 <w:sz w:val="30"/>
               </w:rPr>
-              <w:t>96-84=</w:t>
+              <w:t>21+21=</w:t>
             </w:r>
           </w:p>
         </w:tc>
@@ -1536,7 +1710,7 @@
                 <w:rFonts w:ascii="TimeNewRoman" w:hAnsi="TimeNewRoman"/>
                 <w:sz w:val="30"/>
               </w:rPr>
-              <w:t>24+40=</w:t>
+              <w:t>92-55=</w:t>
             </w:r>
           </w:p>
         </w:tc>
@@ -1553,7 +1727,7 @@
                 <w:rFonts w:ascii="TimeNewRoman" w:hAnsi="TimeNewRoman"/>
                 <w:sz w:val="30"/>
               </w:rPr>
-              <w:t>0+92=</w:t>
+              <w:t>97-10=</w:t>
             </w:r>
           </w:p>
         </w:tc>
@@ -1570,7 +1744,7 @@
                 <w:rFonts w:ascii="TimeNewRoman" w:hAnsi="TimeNewRoman"/>
                 <w:sz w:val="30"/>
               </w:rPr>
-              <w:t>78-70=</w:t>
+              <w:t>83-19=</w:t>
             </w:r>
           </w:p>
         </w:tc>
@@ -1587,181 +1761,7 @@
                 <w:rFonts w:ascii="TimeNewRoman" w:hAnsi="TimeNewRoman"/>
                 <w:sz w:val="30"/>
               </w:rPr>
-              <w:t>13-7=</w:t>
-            </w:r>
-          </w:p>
-        </w:tc>
-      </w:tr>
-      <w:tr>
-        <w:tc>
-          <w:tcPr>
-            <w:tcW w:type="dxa" w:w="1987"/>
-          </w:tcPr>
-          <w:p>
-            <w:pPr>
-              <w:jc w:val="left"/>
-            </w:pPr>
-            <w:r>
-              <w:rPr>
-                <w:rFonts w:ascii="TimeNewRoman" w:hAnsi="TimeNewRoman"/>
-                <w:sz w:val="30"/>
-              </w:rPr>
-              <w:t>10+44=</w:t>
-            </w:r>
-          </w:p>
-        </w:tc>
-        <w:tc>
-          <w:tcPr>
-            <w:tcW w:type="dxa" w:w="1987"/>
-          </w:tcPr>
-          <w:p>
-            <w:pPr>
-              <w:jc w:val="left"/>
-            </w:pPr>
-            <w:r>
-              <w:rPr>
-                <w:rFonts w:ascii="TimeNewRoman" w:hAnsi="TimeNewRoman"/>
-                <w:sz w:val="30"/>
-              </w:rPr>
-              <w:t>24+8=</w:t>
-            </w:r>
-          </w:p>
-        </w:tc>
-        <w:tc>
-          <w:tcPr>
-            <w:tcW w:type="dxa" w:w="1987"/>
-          </w:tcPr>
-          <w:p>
-            <w:pPr>
-              <w:jc w:val="left"/>
-            </w:pPr>
-            <w:r>
-              <w:rPr>
-                <w:rFonts w:ascii="TimeNewRoman" w:hAnsi="TimeNewRoman"/>
-                <w:sz w:val="30"/>
-              </w:rPr>
-              <w:t>27+26=</w:t>
-            </w:r>
-          </w:p>
-        </w:tc>
-        <w:tc>
-          <w:tcPr>
-            <w:tcW w:type="dxa" w:w="1987"/>
-          </w:tcPr>
-          <w:p>
-            <w:pPr>
-              <w:jc w:val="left"/>
-            </w:pPr>
-            <w:r>
-              <w:rPr>
-                <w:rFonts w:ascii="TimeNewRoman" w:hAnsi="TimeNewRoman"/>
-                <w:sz w:val="30"/>
-              </w:rPr>
-              <w:t>76-30=</w:t>
-            </w:r>
-          </w:p>
-        </w:tc>
-        <w:tc>
-          <w:tcPr>
-            <w:tcW w:type="dxa" w:w="1987"/>
-          </w:tcPr>
-          <w:p>
-            <w:pPr>
-              <w:jc w:val="left"/>
-            </w:pPr>
-            <w:r>
-              <w:rPr>
-                <w:rFonts w:ascii="TimeNewRoman" w:hAnsi="TimeNewRoman"/>
-                <w:sz w:val="30"/>
-              </w:rPr>
-              <w:t>6+13=</w:t>
-            </w:r>
-          </w:p>
-        </w:tc>
-      </w:tr>
-      <w:tr>
-        <w:tc>
-          <w:tcPr>
-            <w:tcW w:type="dxa" w:w="1987"/>
-          </w:tcPr>
-          <w:p>
-            <w:pPr>
-              <w:jc w:val="left"/>
-            </w:pPr>
-            <w:r>
-              <w:rPr>
-                <w:rFonts w:ascii="TimeNewRoman" w:hAnsi="TimeNewRoman"/>
-                <w:sz w:val="30"/>
-              </w:rPr>
-              <w:t>82-80=</w:t>
-            </w:r>
-          </w:p>
-        </w:tc>
-        <w:tc>
-          <w:tcPr>
-            <w:tcW w:type="dxa" w:w="1987"/>
-          </w:tcPr>
-          <w:p>
-            <w:pPr>
-              <w:jc w:val="left"/>
-            </w:pPr>
-            <w:r>
-              <w:rPr>
-                <w:rFonts w:ascii="TimeNewRoman" w:hAnsi="TimeNewRoman"/>
-                <w:sz w:val="30"/>
-              </w:rPr>
-              <w:t>25+7=</w:t>
-            </w:r>
-          </w:p>
-        </w:tc>
-        <w:tc>
-          <w:tcPr>
-            <w:tcW w:type="dxa" w:w="1987"/>
-          </w:tcPr>
-          <w:p>
-            <w:pPr>
-              <w:jc w:val="left"/>
-            </w:pPr>
-            <w:r>
-              <w:rPr>
-                <w:rFonts w:ascii="TimeNewRoman" w:hAnsi="TimeNewRoman"/>
-                <w:sz w:val="30"/>
-              </w:rPr>
-              <w:t>92-37=</w:t>
-            </w:r>
-          </w:p>
-        </w:tc>
-        <w:tc>
-          <w:tcPr>
-            <w:tcW w:type="dxa" w:w="1987"/>
-          </w:tcPr>
-          <w:p>
-            <w:pPr>
-              <w:jc w:val="left"/>
-            </w:pPr>
-            <w:r>
-              <w:rPr>
-                <w:rFonts w:ascii="TimeNewRoman" w:hAnsi="TimeNewRoman"/>
-                <w:sz w:val="30"/>
-              </w:rPr>
-              <w:t>42+25=</w:t>
-            </w:r>
-          </w:p>
-        </w:tc>
-        <w:tc>
-          <w:tcPr>
-            <w:tcW w:type="dxa" w:w="1987"/>
-          </w:tcPr>
-          <w:p>
-            <w:pPr>
-              <w:jc w:val="left"/>
-            </w:pPr>
-            <w:r>
-              <w:rPr>
-                <w:rFonts w:ascii="TimeNewRoman" w:hAnsi="TimeNewRoman"/>
-                <w:sz w:val="30"/>
-              </w:rPr>
-              <w:t>38+27=</w:t>
+              <w:t>94-30=</w:t>
             </w:r>
           </w:p>
         </w:tc>

--- a/addition_and_subtraction_within_100.docx
+++ b/addition_and_subtraction_within_100.docx
@@ -40,7 +40,7 @@
                 <w:rFonts w:ascii="TimeNewRoman" w:hAnsi="TimeNewRoman"/>
                 <w:sz w:val="30"/>
               </w:rPr>
-              <w:t>38+22=</w:t>
+              <w:t>93-63=</w:t>
             </w:r>
           </w:p>
         </w:tc>
@@ -57,7 +57,7 @@
                 <w:rFonts w:ascii="TimeNewRoman" w:hAnsi="TimeNewRoman"/>
                 <w:sz w:val="30"/>
               </w:rPr>
-              <w:t>46+27=</w:t>
+              <w:t>6+47=</w:t>
             </w:r>
           </w:p>
         </w:tc>
@@ -74,7 +74,7 @@
                 <w:rFonts w:ascii="TimeNewRoman" w:hAnsi="TimeNewRoman"/>
                 <w:sz w:val="30"/>
               </w:rPr>
-              <w:t>2+87=</w:t>
+              <w:t>7+41=</w:t>
             </w:r>
           </w:p>
         </w:tc>
@@ -91,7 +91,7 @@
                 <w:rFonts w:ascii="TimeNewRoman" w:hAnsi="TimeNewRoman"/>
                 <w:sz w:val="30"/>
               </w:rPr>
-              <w:t>24+6=</w:t>
+              <w:t>45+41=</w:t>
             </w:r>
           </w:p>
         </w:tc>
@@ -108,7 +108,7 @@
                 <w:rFonts w:ascii="TimeNewRoman" w:hAnsi="TimeNewRoman"/>
                 <w:sz w:val="30"/>
               </w:rPr>
-              <w:t>53-44=</w:t>
+              <w:t>4+30=</w:t>
             </w:r>
           </w:p>
         </w:tc>
@@ -127,7 +127,7 @@
                 <w:rFonts w:ascii="TimeNewRoman" w:hAnsi="TimeNewRoman"/>
                 <w:sz w:val="30"/>
               </w:rPr>
-              <w:t>38-16=</w:t>
+              <w:t>71+8=</w:t>
             </w:r>
           </w:p>
         </w:tc>
@@ -144,7 +144,7 @@
                 <w:rFonts w:ascii="TimeNewRoman" w:hAnsi="TimeNewRoman"/>
                 <w:sz w:val="30"/>
               </w:rPr>
-              <w:t>19+1=</w:t>
+              <w:t>22+74=</w:t>
             </w:r>
           </w:p>
         </w:tc>
@@ -161,7 +161,7 @@
                 <w:rFonts w:ascii="TimeNewRoman" w:hAnsi="TimeNewRoman"/>
                 <w:sz w:val="30"/>
               </w:rPr>
-              <w:t>51+36=</w:t>
+              <w:t>17+66=</w:t>
             </w:r>
           </w:p>
         </w:tc>
@@ -178,7 +178,7 @@
                 <w:rFonts w:ascii="TimeNewRoman" w:hAnsi="TimeNewRoman"/>
                 <w:sz w:val="30"/>
               </w:rPr>
-              <w:t>37+54=</w:t>
+              <w:t>8-1=</w:t>
             </w:r>
           </w:p>
         </w:tc>
@@ -195,7 +195,7 @@
                 <w:rFonts w:ascii="TimeNewRoman" w:hAnsi="TimeNewRoman"/>
                 <w:sz w:val="30"/>
               </w:rPr>
-              <w:t>55+40=</w:t>
+              <w:t>61-8=</w:t>
             </w:r>
           </w:p>
         </w:tc>
@@ -214,7 +214,7 @@
                 <w:rFonts w:ascii="TimeNewRoman" w:hAnsi="TimeNewRoman"/>
                 <w:sz w:val="30"/>
               </w:rPr>
-              <w:t>42+41=</w:t>
+              <w:t>83+3=</w:t>
             </w:r>
           </w:p>
         </w:tc>
@@ -231,7 +231,7 @@
                 <w:rFonts w:ascii="TimeNewRoman" w:hAnsi="TimeNewRoman"/>
                 <w:sz w:val="30"/>
               </w:rPr>
-              <w:t>26+33=</w:t>
+              <w:t>20+76=</w:t>
             </w:r>
           </w:p>
         </w:tc>
@@ -248,7 +248,7 @@
                 <w:rFonts w:ascii="TimeNewRoman" w:hAnsi="TimeNewRoman"/>
                 <w:sz w:val="30"/>
               </w:rPr>
-              <w:t>7+79=</w:t>
+              <w:t>17+16=</w:t>
             </w:r>
           </w:p>
         </w:tc>
@@ -265,7 +265,7 @@
                 <w:rFonts w:ascii="TimeNewRoman" w:hAnsi="TimeNewRoman"/>
                 <w:sz w:val="30"/>
               </w:rPr>
-              <w:t>88-39=</w:t>
+              <w:t>72-37=</w:t>
             </w:r>
           </w:p>
         </w:tc>
@@ -282,7 +282,7 @@
                 <w:rFonts w:ascii="TimeNewRoman" w:hAnsi="TimeNewRoman"/>
                 <w:sz w:val="30"/>
               </w:rPr>
-              <w:t>55+16=</w:t>
+              <w:t>29+13=</w:t>
             </w:r>
           </w:p>
         </w:tc>
@@ -301,7 +301,7 @@
                 <w:rFonts w:ascii="TimeNewRoman" w:hAnsi="TimeNewRoman"/>
                 <w:sz w:val="30"/>
               </w:rPr>
-              <w:t>0+69=</w:t>
+              <w:t>56-30=</w:t>
             </w:r>
           </w:p>
         </w:tc>
@@ -318,7 +318,7 @@
                 <w:rFonts w:ascii="TimeNewRoman" w:hAnsi="TimeNewRoman"/>
                 <w:sz w:val="30"/>
               </w:rPr>
-              <w:t>72-18=</w:t>
+              <w:t>57-3=</w:t>
             </w:r>
           </w:p>
         </w:tc>
@@ -335,7 +335,7 @@
                 <w:rFonts w:ascii="TimeNewRoman" w:hAnsi="TimeNewRoman"/>
                 <w:sz w:val="30"/>
               </w:rPr>
-              <w:t>31+53=</w:t>
+              <w:t>25+44=</w:t>
             </w:r>
           </w:p>
         </w:tc>
@@ -352,7 +352,7 @@
                 <w:rFonts w:ascii="TimeNewRoman" w:hAnsi="TimeNewRoman"/>
                 <w:sz w:val="30"/>
               </w:rPr>
-              <w:t>24+68=</w:t>
+              <w:t>6+89=</w:t>
             </w:r>
           </w:p>
         </w:tc>
@@ -369,7 +369,7 @@
                 <w:rFonts w:ascii="TimeNewRoman" w:hAnsi="TimeNewRoman"/>
                 <w:sz w:val="30"/>
               </w:rPr>
-              <w:t>0+77=</w:t>
+              <w:t>0+22=</w:t>
             </w:r>
           </w:p>
         </w:tc>
@@ -388,7 +388,7 @@
                 <w:rFonts w:ascii="TimeNewRoman" w:hAnsi="TimeNewRoman"/>
                 <w:sz w:val="30"/>
               </w:rPr>
-              <w:t>53+1=</w:t>
+              <w:t>87-56=</w:t>
             </w:r>
           </w:p>
         </w:tc>
@@ -405,7 +405,7 @@
                 <w:rFonts w:ascii="TimeNewRoman" w:hAnsi="TimeNewRoman"/>
                 <w:sz w:val="30"/>
               </w:rPr>
-              <w:t>61-47=</w:t>
+              <w:t>45+11=</w:t>
             </w:r>
           </w:p>
         </w:tc>
@@ -422,7 +422,7 @@
                 <w:rFonts w:ascii="TimeNewRoman" w:hAnsi="TimeNewRoman"/>
                 <w:sz w:val="30"/>
               </w:rPr>
-              <w:t>1+70=</w:t>
+              <w:t>98-61=</w:t>
             </w:r>
           </w:p>
         </w:tc>
@@ -439,7 +439,7 @@
                 <w:rFonts w:ascii="TimeNewRoman" w:hAnsi="TimeNewRoman"/>
                 <w:sz w:val="30"/>
               </w:rPr>
-              <w:t>34-5=</w:t>
+              <w:t>67+11=</w:t>
             </w:r>
           </w:p>
         </w:tc>
@@ -456,7 +456,7 @@
                 <w:rFonts w:ascii="TimeNewRoman" w:hAnsi="TimeNewRoman"/>
                 <w:sz w:val="30"/>
               </w:rPr>
-              <w:t>27+58=</w:t>
+              <w:t>98-28=</w:t>
             </w:r>
           </w:p>
         </w:tc>
@@ -475,7 +475,7 @@
                 <w:rFonts w:ascii="TimeNewRoman" w:hAnsi="TimeNewRoman"/>
                 <w:sz w:val="30"/>
               </w:rPr>
-              <w:t>59+34=</w:t>
+              <w:t>70-41=</w:t>
             </w:r>
           </w:p>
         </w:tc>
@@ -492,7 +492,7 @@
                 <w:rFonts w:ascii="TimeNewRoman" w:hAnsi="TimeNewRoman"/>
                 <w:sz w:val="30"/>
               </w:rPr>
-              <w:t>44-23=</w:t>
+              <w:t>22+42=</w:t>
             </w:r>
           </w:p>
         </w:tc>
@@ -509,7 +509,7 @@
                 <w:rFonts w:ascii="TimeNewRoman" w:hAnsi="TimeNewRoman"/>
                 <w:sz w:val="30"/>
               </w:rPr>
-              <w:t>26-19=</w:t>
+              <w:t>76+17=</w:t>
             </w:r>
           </w:p>
         </w:tc>
@@ -526,7 +526,7 @@
                 <w:rFonts w:ascii="TimeNewRoman" w:hAnsi="TimeNewRoman"/>
                 <w:sz w:val="30"/>
               </w:rPr>
-              <w:t>64-44=</w:t>
+              <w:t>23+48=</w:t>
             </w:r>
           </w:p>
         </w:tc>
@@ -543,7 +543,7 @@
                 <w:rFonts w:ascii="TimeNewRoman" w:hAnsi="TimeNewRoman"/>
                 <w:sz w:val="30"/>
               </w:rPr>
-              <w:t>53-33=</w:t>
+              <w:t>12+15=</w:t>
             </w:r>
           </w:p>
         </w:tc>
@@ -562,7 +562,7 @@
                 <w:rFonts w:ascii="TimeNewRoman" w:hAnsi="TimeNewRoman"/>
                 <w:sz w:val="30"/>
               </w:rPr>
-              <w:t>86-63=</w:t>
+              <w:t>42+4=</w:t>
             </w:r>
           </w:p>
         </w:tc>
@@ -579,7 +579,7 @@
                 <w:rFonts w:ascii="TimeNewRoman" w:hAnsi="TimeNewRoman"/>
                 <w:sz w:val="30"/>
               </w:rPr>
-              <w:t>45+29=</w:t>
+              <w:t>34-16=</w:t>
             </w:r>
           </w:p>
         </w:tc>
@@ -596,7 +596,7 @@
                 <w:rFonts w:ascii="TimeNewRoman" w:hAnsi="TimeNewRoman"/>
                 <w:sz w:val="30"/>
               </w:rPr>
-              <w:t>69-53=</w:t>
+              <w:t>83-1=</w:t>
             </w:r>
           </w:p>
         </w:tc>
@@ -613,7 +613,7 @@
                 <w:rFonts w:ascii="TimeNewRoman" w:hAnsi="TimeNewRoman"/>
                 <w:sz w:val="30"/>
               </w:rPr>
-              <w:t>31+66=</w:t>
+              <w:t>2+77=</w:t>
             </w:r>
           </w:p>
         </w:tc>
@@ -630,7 +630,7 @@
                 <w:rFonts w:ascii="TimeNewRoman" w:hAnsi="TimeNewRoman"/>
                 <w:sz w:val="30"/>
               </w:rPr>
-              <w:t>62+16=</w:t>
+              <w:t>15+68=</w:t>
             </w:r>
           </w:p>
         </w:tc>
@@ -649,7 +649,7 @@
                 <w:rFonts w:ascii="TimeNewRoman" w:hAnsi="TimeNewRoman"/>
                 <w:sz w:val="30"/>
               </w:rPr>
-              <w:t>36+15=</w:t>
+              <w:t>59+15=</w:t>
             </w:r>
           </w:p>
         </w:tc>
@@ -666,7 +666,7 @@
                 <w:rFonts w:ascii="TimeNewRoman" w:hAnsi="TimeNewRoman"/>
                 <w:sz w:val="30"/>
               </w:rPr>
-              <w:t>48+14=</w:t>
+              <w:t>92-8=</w:t>
             </w:r>
           </w:p>
         </w:tc>
@@ -683,7 +683,7 @@
                 <w:rFonts w:ascii="TimeNewRoman" w:hAnsi="TimeNewRoman"/>
                 <w:sz w:val="30"/>
               </w:rPr>
-              <w:t>26+61=</w:t>
+              <w:t>4+93=</w:t>
             </w:r>
           </w:p>
         </w:tc>
@@ -700,7 +700,7 @@
                 <w:rFonts w:ascii="TimeNewRoman" w:hAnsi="TimeNewRoman"/>
                 <w:sz w:val="30"/>
               </w:rPr>
-              <w:t>39+36=</w:t>
+              <w:t>92-73=</w:t>
             </w:r>
           </w:p>
         </w:tc>
@@ -717,7 +717,7 @@
                 <w:rFonts w:ascii="TimeNewRoman" w:hAnsi="TimeNewRoman"/>
                 <w:sz w:val="30"/>
               </w:rPr>
-              <w:t>25-20=</w:t>
+              <w:t>42+52=</w:t>
             </w:r>
           </w:p>
         </w:tc>
@@ -736,7 +736,7 @@
                 <w:rFonts w:ascii="TimeNewRoman" w:hAnsi="TimeNewRoman"/>
                 <w:sz w:val="30"/>
               </w:rPr>
-              <w:t>23-6=</w:t>
+              <w:t>48-12=</w:t>
             </w:r>
           </w:p>
         </w:tc>
@@ -753,7 +753,7 @@
                 <w:rFonts w:ascii="TimeNewRoman" w:hAnsi="TimeNewRoman"/>
                 <w:sz w:val="30"/>
               </w:rPr>
-              <w:t>11+68=</w:t>
+              <w:t>43+2=</w:t>
             </w:r>
           </w:p>
         </w:tc>
@@ -770,7 +770,7 @@
                 <w:rFonts w:ascii="TimeNewRoman" w:hAnsi="TimeNewRoman"/>
                 <w:sz w:val="30"/>
               </w:rPr>
-              <w:t>9+77=</w:t>
+              <w:t>45+11=</w:t>
             </w:r>
           </w:p>
         </w:tc>
@@ -787,7 +787,7 @@
                 <w:rFonts w:ascii="TimeNewRoman" w:hAnsi="TimeNewRoman"/>
                 <w:sz w:val="30"/>
               </w:rPr>
-              <w:t>43+10=</w:t>
+              <w:t>97-47=</w:t>
             </w:r>
           </w:p>
         </w:tc>
@@ -804,7 +804,7 @@
                 <w:rFonts w:ascii="TimeNewRoman" w:hAnsi="TimeNewRoman"/>
                 <w:sz w:val="30"/>
               </w:rPr>
-              <w:t>84-2=</w:t>
+              <w:t>31-16=</w:t>
             </w:r>
           </w:p>
         </w:tc>
@@ -823,7 +823,7 @@
                 <w:rFonts w:ascii="TimeNewRoman" w:hAnsi="TimeNewRoman"/>
                 <w:sz w:val="30"/>
               </w:rPr>
-              <w:t>61+0=</w:t>
+              <w:t>95-30=</w:t>
             </w:r>
           </w:p>
         </w:tc>
@@ -840,7 +840,7 @@
                 <w:rFonts w:ascii="TimeNewRoman" w:hAnsi="TimeNewRoman"/>
                 <w:sz w:val="30"/>
               </w:rPr>
-              <w:t>50+6=</w:t>
+              <w:t>85-8=</w:t>
             </w:r>
           </w:p>
         </w:tc>
@@ -857,7 +857,7 @@
                 <w:rFonts w:ascii="TimeNewRoman" w:hAnsi="TimeNewRoman"/>
                 <w:sz w:val="30"/>
               </w:rPr>
-              <w:t>45+49=</w:t>
+              <w:t>76-15=</w:t>
             </w:r>
           </w:p>
         </w:tc>
@@ -874,7 +874,7 @@
                 <w:rFonts w:ascii="TimeNewRoman" w:hAnsi="TimeNewRoman"/>
                 <w:sz w:val="30"/>
               </w:rPr>
-              <w:t>95-68=</w:t>
+              <w:t>28-19=</w:t>
             </w:r>
           </w:p>
         </w:tc>
@@ -891,7 +891,7 @@
                 <w:rFonts w:ascii="TimeNewRoman" w:hAnsi="TimeNewRoman"/>
                 <w:sz w:val="30"/>
               </w:rPr>
-              <w:t>5+57=</w:t>
+              <w:t>10+43=</w:t>
             </w:r>
           </w:p>
         </w:tc>
@@ -910,7 +910,7 @@
                 <w:rFonts w:ascii="TimeNewRoman" w:hAnsi="TimeNewRoman"/>
                 <w:sz w:val="30"/>
               </w:rPr>
-              <w:t>54+27=</w:t>
+              <w:t>31-29=</w:t>
             </w:r>
           </w:p>
         </w:tc>
@@ -927,7 +927,7 @@
                 <w:rFonts w:ascii="TimeNewRoman" w:hAnsi="TimeNewRoman"/>
                 <w:sz w:val="30"/>
               </w:rPr>
-              <w:t>78-32=</w:t>
+              <w:t>37-22=</w:t>
             </w:r>
           </w:p>
         </w:tc>
@@ -944,7 +944,7 @@
                 <w:rFonts w:ascii="TimeNewRoman" w:hAnsi="TimeNewRoman"/>
                 <w:sz w:val="30"/>
               </w:rPr>
-              <w:t>16+10=</w:t>
+              <w:t>94-32=</w:t>
             </w:r>
           </w:p>
         </w:tc>
@@ -961,7 +961,7 @@
                 <w:rFonts w:ascii="TimeNewRoman" w:hAnsi="TimeNewRoman"/>
                 <w:sz w:val="30"/>
               </w:rPr>
-              <w:t>50-14=</w:t>
+              <w:t>96-76=</w:t>
             </w:r>
           </w:p>
         </w:tc>
@@ -978,7 +978,7 @@
                 <w:rFonts w:ascii="TimeNewRoman" w:hAnsi="TimeNewRoman"/>
                 <w:sz w:val="30"/>
               </w:rPr>
-              <w:t>23+73=</w:t>
+              <w:t>64+29=</w:t>
             </w:r>
           </w:p>
         </w:tc>
@@ -997,7 +997,7 @@
                 <w:rFonts w:ascii="TimeNewRoman" w:hAnsi="TimeNewRoman"/>
                 <w:sz w:val="30"/>
               </w:rPr>
-              <w:t>32-22=</w:t>
+              <w:t>60+37=</w:t>
             </w:r>
           </w:p>
         </w:tc>
@@ -1014,7 +1014,7 @@
                 <w:rFonts w:ascii="TimeNewRoman" w:hAnsi="TimeNewRoman"/>
                 <w:sz w:val="30"/>
               </w:rPr>
-              <w:t>62-56=</w:t>
+              <w:t>92-38=</w:t>
             </w:r>
           </w:p>
         </w:tc>
@@ -1031,7 +1031,7 @@
                 <w:rFonts w:ascii="TimeNewRoman" w:hAnsi="TimeNewRoman"/>
                 <w:sz w:val="30"/>
               </w:rPr>
-              <w:t>56+16=</w:t>
+              <w:t>91-19=</w:t>
             </w:r>
           </w:p>
         </w:tc>
@@ -1048,7 +1048,7 @@
                 <w:rFonts w:ascii="TimeNewRoman" w:hAnsi="TimeNewRoman"/>
                 <w:sz w:val="30"/>
               </w:rPr>
-              <w:t>18+41=</w:t>
+              <w:t>68+30=</w:t>
             </w:r>
           </w:p>
         </w:tc>
@@ -1065,7 +1065,7 @@
                 <w:rFonts w:ascii="TimeNewRoman" w:hAnsi="TimeNewRoman"/>
                 <w:sz w:val="30"/>
               </w:rPr>
-              <w:t>88-4=</w:t>
+              <w:t>44+15=</w:t>
             </w:r>
           </w:p>
         </w:tc>
@@ -1084,7 +1084,7 @@
                 <w:rFonts w:ascii="TimeNewRoman" w:hAnsi="TimeNewRoman"/>
                 <w:sz w:val="30"/>
               </w:rPr>
-              <w:t>51+43=</w:t>
+              <w:t>1+52=</w:t>
             </w:r>
           </w:p>
         </w:tc>
@@ -1101,7 +1101,7 @@
                 <w:rFonts w:ascii="TimeNewRoman" w:hAnsi="TimeNewRoman"/>
                 <w:sz w:val="30"/>
               </w:rPr>
-              <w:t>90-73=</w:t>
+              <w:t>15+30=</w:t>
             </w:r>
           </w:p>
         </w:tc>
@@ -1118,7 +1118,7 @@
                 <w:rFonts w:ascii="TimeNewRoman" w:hAnsi="TimeNewRoman"/>
                 <w:sz w:val="30"/>
               </w:rPr>
-              <w:t>5+13=</w:t>
+              <w:t>75-55=</w:t>
             </w:r>
           </w:p>
         </w:tc>
@@ -1135,7 +1135,7 @@
                 <w:rFonts w:ascii="TimeNewRoman" w:hAnsi="TimeNewRoman"/>
                 <w:sz w:val="30"/>
               </w:rPr>
-              <w:t>89-10=</w:t>
+              <w:t>73-40=</w:t>
             </w:r>
           </w:p>
         </w:tc>
@@ -1152,7 +1152,7 @@
                 <w:rFonts w:ascii="TimeNewRoman" w:hAnsi="TimeNewRoman"/>
                 <w:sz w:val="30"/>
               </w:rPr>
-              <w:t>61+5=</w:t>
+              <w:t>86+7=</w:t>
             </w:r>
           </w:p>
         </w:tc>
@@ -1171,7 +1171,7 @@
                 <w:rFonts w:ascii="TimeNewRoman" w:hAnsi="TimeNewRoman"/>
                 <w:sz w:val="30"/>
               </w:rPr>
-              <w:t>76-63=</w:t>
+              <w:t>53-48=</w:t>
             </w:r>
           </w:p>
         </w:tc>
@@ -1188,7 +1188,7 @@
                 <w:rFonts w:ascii="TimeNewRoman" w:hAnsi="TimeNewRoman"/>
                 <w:sz w:val="30"/>
               </w:rPr>
-              <w:t>2+64=</w:t>
+              <w:t>19+47=</w:t>
             </w:r>
           </w:p>
         </w:tc>
@@ -1205,7 +1205,7 @@
                 <w:rFonts w:ascii="TimeNewRoman" w:hAnsi="TimeNewRoman"/>
                 <w:sz w:val="30"/>
               </w:rPr>
-              <w:t>76+12=</w:t>
+              <w:t>77-11=</w:t>
             </w:r>
           </w:p>
         </w:tc>
@@ -1222,7 +1222,7 @@
                 <w:rFonts w:ascii="TimeNewRoman" w:hAnsi="TimeNewRoman"/>
                 <w:sz w:val="30"/>
               </w:rPr>
-              <w:t>59+9=</w:t>
+              <w:t>12-6=</w:t>
             </w:r>
           </w:p>
         </w:tc>
@@ -1239,7 +1239,7 @@
                 <w:rFonts w:ascii="TimeNewRoman" w:hAnsi="TimeNewRoman"/>
                 <w:sz w:val="30"/>
               </w:rPr>
-              <w:t>15+13=</w:t>
+              <w:t>0+97=</w:t>
             </w:r>
           </w:p>
         </w:tc>
@@ -1258,7 +1258,7 @@
                 <w:rFonts w:ascii="TimeNewRoman" w:hAnsi="TimeNewRoman"/>
                 <w:sz w:val="30"/>
               </w:rPr>
-              <w:t>34+57=</w:t>
+              <w:t>35+26=</w:t>
             </w:r>
           </w:p>
         </w:tc>
@@ -1275,7 +1275,7 @@
                 <w:rFonts w:ascii="TimeNewRoman" w:hAnsi="TimeNewRoman"/>
                 <w:sz w:val="30"/>
               </w:rPr>
-              <w:t>76-37=</w:t>
+              <w:t>98-90=</w:t>
             </w:r>
           </w:p>
         </w:tc>
@@ -1292,7 +1292,7 @@
                 <w:rFonts w:ascii="TimeNewRoman" w:hAnsi="TimeNewRoman"/>
                 <w:sz w:val="30"/>
               </w:rPr>
-              <w:t>6-1=</w:t>
+              <w:t>76-26=</w:t>
             </w:r>
           </w:p>
         </w:tc>
@@ -1309,7 +1309,7 @@
                 <w:rFonts w:ascii="TimeNewRoman" w:hAnsi="TimeNewRoman"/>
                 <w:sz w:val="30"/>
               </w:rPr>
-              <w:t>70-57=</w:t>
+              <w:t>11-6=</w:t>
             </w:r>
           </w:p>
         </w:tc>
@@ -1326,7 +1326,7 @@
                 <w:rFonts w:ascii="TimeNewRoman" w:hAnsi="TimeNewRoman"/>
                 <w:sz w:val="30"/>
               </w:rPr>
-              <w:t>18+2=</w:t>
+              <w:t>74-70=</w:t>
             </w:r>
           </w:p>
         </w:tc>
@@ -1345,7 +1345,7 @@
                 <w:rFonts w:ascii="TimeNewRoman" w:hAnsi="TimeNewRoman"/>
                 <w:sz w:val="30"/>
               </w:rPr>
-              <w:t>17+24=</w:t>
+              <w:t>89-27=</w:t>
             </w:r>
           </w:p>
         </w:tc>
@@ -1362,7 +1362,7 @@
                 <w:rFonts w:ascii="TimeNewRoman" w:hAnsi="TimeNewRoman"/>
                 <w:sz w:val="30"/>
               </w:rPr>
-              <w:t>24-12=</w:t>
+              <w:t>23-0=</w:t>
             </w:r>
           </w:p>
         </w:tc>
@@ -1379,7 +1379,7 @@
                 <w:rFonts w:ascii="TimeNewRoman" w:hAnsi="TimeNewRoman"/>
                 <w:sz w:val="30"/>
               </w:rPr>
-              <w:t>24+52=</w:t>
+              <w:t>57-0=</w:t>
             </w:r>
           </w:p>
         </w:tc>
@@ -1396,7 +1396,7 @@
                 <w:rFonts w:ascii="TimeNewRoman" w:hAnsi="TimeNewRoman"/>
                 <w:sz w:val="30"/>
               </w:rPr>
-              <w:t>21-7=</w:t>
+              <w:t>32-5=</w:t>
             </w:r>
           </w:p>
         </w:tc>
@@ -1413,7 +1413,7 @@
                 <w:rFonts w:ascii="TimeNewRoman" w:hAnsi="TimeNewRoman"/>
                 <w:sz w:val="30"/>
               </w:rPr>
-              <w:t>55-36=</w:t>
+              <w:t>89-8=</w:t>
             </w:r>
           </w:p>
         </w:tc>
@@ -1432,7 +1432,7 @@
                 <w:rFonts w:ascii="TimeNewRoman" w:hAnsi="TimeNewRoman"/>
                 <w:sz w:val="30"/>
               </w:rPr>
-              <w:t>77+9=</w:t>
+              <w:t>31-16=</w:t>
             </w:r>
           </w:p>
         </w:tc>
@@ -1449,7 +1449,7 @@
                 <w:rFonts w:ascii="TimeNewRoman" w:hAnsi="TimeNewRoman"/>
                 <w:sz w:val="30"/>
               </w:rPr>
-              <w:t>30+9=</w:t>
+              <w:t>21+61=</w:t>
             </w:r>
           </w:p>
         </w:tc>
@@ -1466,7 +1466,7 @@
                 <w:rFonts w:ascii="TimeNewRoman" w:hAnsi="TimeNewRoman"/>
                 <w:sz w:val="30"/>
               </w:rPr>
-              <w:t>15+19=</w:t>
+              <w:t>91-64=</w:t>
             </w:r>
           </w:p>
         </w:tc>
@@ -1483,7 +1483,7 @@
                 <w:rFonts w:ascii="TimeNewRoman" w:hAnsi="TimeNewRoman"/>
                 <w:sz w:val="30"/>
               </w:rPr>
-              <w:t>45+40=</w:t>
+              <w:t>17+54=</w:t>
             </w:r>
           </w:p>
         </w:tc>
@@ -1500,7 +1500,7 @@
                 <w:rFonts w:ascii="TimeNewRoman" w:hAnsi="TimeNewRoman"/>
                 <w:sz w:val="30"/>
               </w:rPr>
-              <w:t>91+4=</w:t>
+              <w:t>49+2=</w:t>
             </w:r>
           </w:p>
         </w:tc>
@@ -1519,7 +1519,7 @@
                 <w:rFonts w:ascii="TimeNewRoman" w:hAnsi="TimeNewRoman"/>
                 <w:sz w:val="30"/>
               </w:rPr>
-              <w:t>34-0=</w:t>
+              <w:t>45+31=</w:t>
             </w:r>
           </w:p>
         </w:tc>
@@ -1536,7 +1536,7 @@
                 <w:rFonts w:ascii="TimeNewRoman" w:hAnsi="TimeNewRoman"/>
                 <w:sz w:val="30"/>
               </w:rPr>
-              <w:t>33+0=</w:t>
+              <w:t>68-4=</w:t>
             </w:r>
           </w:p>
         </w:tc>
@@ -1553,7 +1553,7 @@
                 <w:rFonts w:ascii="TimeNewRoman" w:hAnsi="TimeNewRoman"/>
                 <w:sz w:val="30"/>
               </w:rPr>
-              <w:t>29-24=</w:t>
+              <w:t>94-36=</w:t>
             </w:r>
           </w:p>
         </w:tc>
@@ -1570,7 +1570,7 @@
                 <w:rFonts w:ascii="TimeNewRoman" w:hAnsi="TimeNewRoman"/>
                 <w:sz w:val="30"/>
               </w:rPr>
-              <w:t>1+82=</w:t>
+              <w:t>76-5=</w:t>
             </w:r>
           </w:p>
         </w:tc>
@@ -1587,7 +1587,7 @@
                 <w:rFonts w:ascii="TimeNewRoman" w:hAnsi="TimeNewRoman"/>
                 <w:sz w:val="30"/>
               </w:rPr>
-              <w:t>52-24=</w:t>
+              <w:t>41+6=</w:t>
             </w:r>
           </w:p>
         </w:tc>
@@ -1606,7 +1606,7 @@
                 <w:rFonts w:ascii="TimeNewRoman" w:hAnsi="TimeNewRoman"/>
                 <w:sz w:val="30"/>
               </w:rPr>
-              <w:t>28-13=</w:t>
+              <w:t>96-95=</w:t>
             </w:r>
           </w:p>
         </w:tc>
@@ -1623,7 +1623,7 @@
                 <w:rFonts w:ascii="TimeNewRoman" w:hAnsi="TimeNewRoman"/>
                 <w:sz w:val="30"/>
               </w:rPr>
-              <w:t>97-0=</w:t>
+              <w:t>20+6=</w:t>
             </w:r>
           </w:p>
         </w:tc>
@@ -1640,7 +1640,7 @@
                 <w:rFonts w:ascii="TimeNewRoman" w:hAnsi="TimeNewRoman"/>
                 <w:sz w:val="30"/>
               </w:rPr>
-              <w:t>37-29=</w:t>
+              <w:t>18-9=</w:t>
             </w:r>
           </w:p>
         </w:tc>
@@ -1657,7 +1657,7 @@
                 <w:rFonts w:ascii="TimeNewRoman" w:hAnsi="TimeNewRoman"/>
                 <w:sz w:val="30"/>
               </w:rPr>
-              <w:t>68-53=</w:t>
+              <w:t>37+3=</w:t>
             </w:r>
           </w:p>
         </w:tc>
@@ -1674,7 +1674,7 @@
                 <w:rFonts w:ascii="TimeNewRoman" w:hAnsi="TimeNewRoman"/>
                 <w:sz w:val="30"/>
               </w:rPr>
-              <w:t>24-14=</w:t>
+              <w:t>0+83=</w:t>
             </w:r>
           </w:p>
         </w:tc>
@@ -1693,7 +1693,7 @@
                 <w:rFonts w:ascii="TimeNewRoman" w:hAnsi="TimeNewRoman"/>
                 <w:sz w:val="30"/>
               </w:rPr>
-              <w:t>21+21=</w:t>
+              <w:t>88+10=</w:t>
             </w:r>
           </w:p>
         </w:tc>
@@ -1710,7 +1710,7 @@
                 <w:rFonts w:ascii="TimeNewRoman" w:hAnsi="TimeNewRoman"/>
                 <w:sz w:val="30"/>
               </w:rPr>
-              <w:t>92-55=</w:t>
+              <w:t>75-61=</w:t>
             </w:r>
           </w:p>
         </w:tc>
@@ -1727,7 +1727,7 @@
                 <w:rFonts w:ascii="TimeNewRoman" w:hAnsi="TimeNewRoman"/>
                 <w:sz w:val="30"/>
               </w:rPr>
-              <w:t>97-10=</w:t>
+              <w:t>68-28=</w:t>
             </w:r>
           </w:p>
         </w:tc>
@@ -1744,7 +1744,7 @@
                 <w:rFonts w:ascii="TimeNewRoman" w:hAnsi="TimeNewRoman"/>
                 <w:sz w:val="30"/>
               </w:rPr>
-              <w:t>83-19=</w:t>
+              <w:t>52+40=</w:t>
             </w:r>
           </w:p>
         </w:tc>
@@ -1761,7 +1761,7 @@
                 <w:rFonts w:ascii="TimeNewRoman" w:hAnsi="TimeNewRoman"/>
                 <w:sz w:val="30"/>
               </w:rPr>
-              <w:t>94-30=</w:t>
+              <w:t>66+21=</w:t>
             </w:r>
           </w:p>
         </w:tc>

--- a/addition_and_subtraction_within_100.docx
+++ b/addition_and_subtraction_within_100.docx
@@ -11,7 +11,7 @@
           <w:rFonts w:ascii="Arial" w:hAnsi="Arial"/>
           <w:sz w:val="30"/>
         </w:rPr>
-        <w:t>2026-10-01 Thursday</w:t>
+        <w:t>2026-10-02 Friday</w:t>
       </w:r>
     </w:p>
     <w:tbl>
@@ -40,776 +40,10 @@
                 <w:rFonts w:ascii="TimeNewRoman" w:hAnsi="TimeNewRoman"/>
                 <w:sz w:val="30"/>
               </w:rPr>
-              <w:t>93-63=</w:t>
+              <w:t>33-24=</w:t>
             </w:r>
           </w:p>
         </w:tc>
-        <w:tc>
-          <w:tcPr>
-            <w:tcW w:type="dxa" w:w="1987"/>
-          </w:tcPr>
-          <w:p>
-            <w:pPr>
-              <w:jc w:val="left"/>
-            </w:pPr>
-            <w:r>
-              <w:rPr>
-                <w:rFonts w:ascii="TimeNewRoman" w:hAnsi="TimeNewRoman"/>
-                <w:sz w:val="30"/>
-              </w:rPr>
-              <w:t>6+47=</w:t>
-            </w:r>
-          </w:p>
-        </w:tc>
-        <w:tc>
-          <w:tcPr>
-            <w:tcW w:type="dxa" w:w="1987"/>
-          </w:tcPr>
-          <w:p>
-            <w:pPr>
-              <w:jc w:val="left"/>
-            </w:pPr>
-            <w:r>
-              <w:rPr>
-                <w:rFonts w:ascii="TimeNewRoman" w:hAnsi="TimeNewRoman"/>
-                <w:sz w:val="30"/>
-              </w:rPr>
-              <w:t>7+41=</w:t>
-            </w:r>
-          </w:p>
-        </w:tc>
-        <w:tc>
-          <w:tcPr>
-            <w:tcW w:type="dxa" w:w="1987"/>
-          </w:tcPr>
-          <w:p>
-            <w:pPr>
-              <w:jc w:val="left"/>
-            </w:pPr>
-            <w:r>
-              <w:rPr>
-                <w:rFonts w:ascii="TimeNewRoman" w:hAnsi="TimeNewRoman"/>
-                <w:sz w:val="30"/>
-              </w:rPr>
-              <w:t>45+41=</w:t>
-            </w:r>
-          </w:p>
-        </w:tc>
-        <w:tc>
-          <w:tcPr>
-            <w:tcW w:type="dxa" w:w="1987"/>
-          </w:tcPr>
-          <w:p>
-            <w:pPr>
-              <w:jc w:val="left"/>
-            </w:pPr>
-            <w:r>
-              <w:rPr>
-                <w:rFonts w:ascii="TimeNewRoman" w:hAnsi="TimeNewRoman"/>
-                <w:sz w:val="30"/>
-              </w:rPr>
-              <w:t>4+30=</w:t>
-            </w:r>
-          </w:p>
-        </w:tc>
-      </w:tr>
-      <w:tr>
-        <w:tc>
-          <w:tcPr>
-            <w:tcW w:type="dxa" w:w="1987"/>
-          </w:tcPr>
-          <w:p>
-            <w:pPr>
-              <w:jc w:val="left"/>
-            </w:pPr>
-            <w:r>
-              <w:rPr>
-                <w:rFonts w:ascii="TimeNewRoman" w:hAnsi="TimeNewRoman"/>
-                <w:sz w:val="30"/>
-              </w:rPr>
-              <w:t>71+8=</w:t>
-            </w:r>
-          </w:p>
-        </w:tc>
-        <w:tc>
-          <w:tcPr>
-            <w:tcW w:type="dxa" w:w="1987"/>
-          </w:tcPr>
-          <w:p>
-            <w:pPr>
-              <w:jc w:val="left"/>
-            </w:pPr>
-            <w:r>
-              <w:rPr>
-                <w:rFonts w:ascii="TimeNewRoman" w:hAnsi="TimeNewRoman"/>
-                <w:sz w:val="30"/>
-              </w:rPr>
-              <w:t>22+74=</w:t>
-            </w:r>
-          </w:p>
-        </w:tc>
-        <w:tc>
-          <w:tcPr>
-            <w:tcW w:type="dxa" w:w="1987"/>
-          </w:tcPr>
-          <w:p>
-            <w:pPr>
-              <w:jc w:val="left"/>
-            </w:pPr>
-            <w:r>
-              <w:rPr>
-                <w:rFonts w:ascii="TimeNewRoman" w:hAnsi="TimeNewRoman"/>
-                <w:sz w:val="30"/>
-              </w:rPr>
-              <w:t>17+66=</w:t>
-            </w:r>
-          </w:p>
-        </w:tc>
-        <w:tc>
-          <w:tcPr>
-            <w:tcW w:type="dxa" w:w="1987"/>
-          </w:tcPr>
-          <w:p>
-            <w:pPr>
-              <w:jc w:val="left"/>
-            </w:pPr>
-            <w:r>
-              <w:rPr>
-                <w:rFonts w:ascii="TimeNewRoman" w:hAnsi="TimeNewRoman"/>
-                <w:sz w:val="30"/>
-              </w:rPr>
-              <w:t>8-1=</w:t>
-            </w:r>
-          </w:p>
-        </w:tc>
-        <w:tc>
-          <w:tcPr>
-            <w:tcW w:type="dxa" w:w="1987"/>
-          </w:tcPr>
-          <w:p>
-            <w:pPr>
-              <w:jc w:val="left"/>
-            </w:pPr>
-            <w:r>
-              <w:rPr>
-                <w:rFonts w:ascii="TimeNewRoman" w:hAnsi="TimeNewRoman"/>
-                <w:sz w:val="30"/>
-              </w:rPr>
-              <w:t>61-8=</w:t>
-            </w:r>
-          </w:p>
-        </w:tc>
-      </w:tr>
-      <w:tr>
-        <w:tc>
-          <w:tcPr>
-            <w:tcW w:type="dxa" w:w="1987"/>
-          </w:tcPr>
-          <w:p>
-            <w:pPr>
-              <w:jc w:val="left"/>
-            </w:pPr>
-            <w:r>
-              <w:rPr>
-                <w:rFonts w:ascii="TimeNewRoman" w:hAnsi="TimeNewRoman"/>
-                <w:sz w:val="30"/>
-              </w:rPr>
-              <w:t>83+3=</w:t>
-            </w:r>
-          </w:p>
-        </w:tc>
-        <w:tc>
-          <w:tcPr>
-            <w:tcW w:type="dxa" w:w="1987"/>
-          </w:tcPr>
-          <w:p>
-            <w:pPr>
-              <w:jc w:val="left"/>
-            </w:pPr>
-            <w:r>
-              <w:rPr>
-                <w:rFonts w:ascii="TimeNewRoman" w:hAnsi="TimeNewRoman"/>
-                <w:sz w:val="30"/>
-              </w:rPr>
-              <w:t>20+76=</w:t>
-            </w:r>
-          </w:p>
-        </w:tc>
-        <w:tc>
-          <w:tcPr>
-            <w:tcW w:type="dxa" w:w="1987"/>
-          </w:tcPr>
-          <w:p>
-            <w:pPr>
-              <w:jc w:val="left"/>
-            </w:pPr>
-            <w:r>
-              <w:rPr>
-                <w:rFonts w:ascii="TimeNewRoman" w:hAnsi="TimeNewRoman"/>
-                <w:sz w:val="30"/>
-              </w:rPr>
-              <w:t>17+16=</w:t>
-            </w:r>
-          </w:p>
-        </w:tc>
-        <w:tc>
-          <w:tcPr>
-            <w:tcW w:type="dxa" w:w="1987"/>
-          </w:tcPr>
-          <w:p>
-            <w:pPr>
-              <w:jc w:val="left"/>
-            </w:pPr>
-            <w:r>
-              <w:rPr>
-                <w:rFonts w:ascii="TimeNewRoman" w:hAnsi="TimeNewRoman"/>
-                <w:sz w:val="30"/>
-              </w:rPr>
-              <w:t>72-37=</w:t>
-            </w:r>
-          </w:p>
-        </w:tc>
-        <w:tc>
-          <w:tcPr>
-            <w:tcW w:type="dxa" w:w="1987"/>
-          </w:tcPr>
-          <w:p>
-            <w:pPr>
-              <w:jc w:val="left"/>
-            </w:pPr>
-            <w:r>
-              <w:rPr>
-                <w:rFonts w:ascii="TimeNewRoman" w:hAnsi="TimeNewRoman"/>
-                <w:sz w:val="30"/>
-              </w:rPr>
-              <w:t>29+13=</w:t>
-            </w:r>
-          </w:p>
-        </w:tc>
-      </w:tr>
-      <w:tr>
-        <w:tc>
-          <w:tcPr>
-            <w:tcW w:type="dxa" w:w="1987"/>
-          </w:tcPr>
-          <w:p>
-            <w:pPr>
-              <w:jc w:val="left"/>
-            </w:pPr>
-            <w:r>
-              <w:rPr>
-                <w:rFonts w:ascii="TimeNewRoman" w:hAnsi="TimeNewRoman"/>
-                <w:sz w:val="30"/>
-              </w:rPr>
-              <w:t>56-30=</w:t>
-            </w:r>
-          </w:p>
-        </w:tc>
-        <w:tc>
-          <w:tcPr>
-            <w:tcW w:type="dxa" w:w="1987"/>
-          </w:tcPr>
-          <w:p>
-            <w:pPr>
-              <w:jc w:val="left"/>
-            </w:pPr>
-            <w:r>
-              <w:rPr>
-                <w:rFonts w:ascii="TimeNewRoman" w:hAnsi="TimeNewRoman"/>
-                <w:sz w:val="30"/>
-              </w:rPr>
-              <w:t>57-3=</w:t>
-            </w:r>
-          </w:p>
-        </w:tc>
-        <w:tc>
-          <w:tcPr>
-            <w:tcW w:type="dxa" w:w="1987"/>
-          </w:tcPr>
-          <w:p>
-            <w:pPr>
-              <w:jc w:val="left"/>
-            </w:pPr>
-            <w:r>
-              <w:rPr>
-                <w:rFonts w:ascii="TimeNewRoman" w:hAnsi="TimeNewRoman"/>
-                <w:sz w:val="30"/>
-              </w:rPr>
-              <w:t>25+44=</w:t>
-            </w:r>
-          </w:p>
-        </w:tc>
-        <w:tc>
-          <w:tcPr>
-            <w:tcW w:type="dxa" w:w="1987"/>
-          </w:tcPr>
-          <w:p>
-            <w:pPr>
-              <w:jc w:val="left"/>
-            </w:pPr>
-            <w:r>
-              <w:rPr>
-                <w:rFonts w:ascii="TimeNewRoman" w:hAnsi="TimeNewRoman"/>
-                <w:sz w:val="30"/>
-              </w:rPr>
-              <w:t>6+89=</w:t>
-            </w:r>
-          </w:p>
-        </w:tc>
-        <w:tc>
-          <w:tcPr>
-            <w:tcW w:type="dxa" w:w="1987"/>
-          </w:tcPr>
-          <w:p>
-            <w:pPr>
-              <w:jc w:val="left"/>
-            </w:pPr>
-            <w:r>
-              <w:rPr>
-                <w:rFonts w:ascii="TimeNewRoman" w:hAnsi="TimeNewRoman"/>
-                <w:sz w:val="30"/>
-              </w:rPr>
-              <w:t>0+22=</w:t>
-            </w:r>
-          </w:p>
-        </w:tc>
-      </w:tr>
-      <w:tr>
-        <w:tc>
-          <w:tcPr>
-            <w:tcW w:type="dxa" w:w="1987"/>
-          </w:tcPr>
-          <w:p>
-            <w:pPr>
-              <w:jc w:val="left"/>
-            </w:pPr>
-            <w:r>
-              <w:rPr>
-                <w:rFonts w:ascii="TimeNewRoman" w:hAnsi="TimeNewRoman"/>
-                <w:sz w:val="30"/>
-              </w:rPr>
-              <w:t>87-56=</w:t>
-            </w:r>
-          </w:p>
-        </w:tc>
-        <w:tc>
-          <w:tcPr>
-            <w:tcW w:type="dxa" w:w="1987"/>
-          </w:tcPr>
-          <w:p>
-            <w:pPr>
-              <w:jc w:val="left"/>
-            </w:pPr>
-            <w:r>
-              <w:rPr>
-                <w:rFonts w:ascii="TimeNewRoman" w:hAnsi="TimeNewRoman"/>
-                <w:sz w:val="30"/>
-              </w:rPr>
-              <w:t>45+11=</w:t>
-            </w:r>
-          </w:p>
-        </w:tc>
-        <w:tc>
-          <w:tcPr>
-            <w:tcW w:type="dxa" w:w="1987"/>
-          </w:tcPr>
-          <w:p>
-            <w:pPr>
-              <w:jc w:val="left"/>
-            </w:pPr>
-            <w:r>
-              <w:rPr>
-                <w:rFonts w:ascii="TimeNewRoman" w:hAnsi="TimeNewRoman"/>
-                <w:sz w:val="30"/>
-              </w:rPr>
-              <w:t>98-61=</w:t>
-            </w:r>
-          </w:p>
-        </w:tc>
-        <w:tc>
-          <w:tcPr>
-            <w:tcW w:type="dxa" w:w="1987"/>
-          </w:tcPr>
-          <w:p>
-            <w:pPr>
-              <w:jc w:val="left"/>
-            </w:pPr>
-            <w:r>
-              <w:rPr>
-                <w:rFonts w:ascii="TimeNewRoman" w:hAnsi="TimeNewRoman"/>
-                <w:sz w:val="30"/>
-              </w:rPr>
-              <w:t>67+11=</w:t>
-            </w:r>
-          </w:p>
-        </w:tc>
-        <w:tc>
-          <w:tcPr>
-            <w:tcW w:type="dxa" w:w="1987"/>
-          </w:tcPr>
-          <w:p>
-            <w:pPr>
-              <w:jc w:val="left"/>
-            </w:pPr>
-            <w:r>
-              <w:rPr>
-                <w:rFonts w:ascii="TimeNewRoman" w:hAnsi="TimeNewRoman"/>
-                <w:sz w:val="30"/>
-              </w:rPr>
-              <w:t>98-28=</w:t>
-            </w:r>
-          </w:p>
-        </w:tc>
-      </w:tr>
-      <w:tr>
-        <w:tc>
-          <w:tcPr>
-            <w:tcW w:type="dxa" w:w="1987"/>
-          </w:tcPr>
-          <w:p>
-            <w:pPr>
-              <w:jc w:val="left"/>
-            </w:pPr>
-            <w:r>
-              <w:rPr>
-                <w:rFonts w:ascii="TimeNewRoman" w:hAnsi="TimeNewRoman"/>
-                <w:sz w:val="30"/>
-              </w:rPr>
-              <w:t>70-41=</w:t>
-            </w:r>
-          </w:p>
-        </w:tc>
-        <w:tc>
-          <w:tcPr>
-            <w:tcW w:type="dxa" w:w="1987"/>
-          </w:tcPr>
-          <w:p>
-            <w:pPr>
-              <w:jc w:val="left"/>
-            </w:pPr>
-            <w:r>
-              <w:rPr>
-                <w:rFonts w:ascii="TimeNewRoman" w:hAnsi="TimeNewRoman"/>
-                <w:sz w:val="30"/>
-              </w:rPr>
-              <w:t>22+42=</w:t>
-            </w:r>
-          </w:p>
-        </w:tc>
-        <w:tc>
-          <w:tcPr>
-            <w:tcW w:type="dxa" w:w="1987"/>
-          </w:tcPr>
-          <w:p>
-            <w:pPr>
-              <w:jc w:val="left"/>
-            </w:pPr>
-            <w:r>
-              <w:rPr>
-                <w:rFonts w:ascii="TimeNewRoman" w:hAnsi="TimeNewRoman"/>
-                <w:sz w:val="30"/>
-              </w:rPr>
-              <w:t>76+17=</w:t>
-            </w:r>
-          </w:p>
-        </w:tc>
-        <w:tc>
-          <w:tcPr>
-            <w:tcW w:type="dxa" w:w="1987"/>
-          </w:tcPr>
-          <w:p>
-            <w:pPr>
-              <w:jc w:val="left"/>
-            </w:pPr>
-            <w:r>
-              <w:rPr>
-                <w:rFonts w:ascii="TimeNewRoman" w:hAnsi="TimeNewRoman"/>
-                <w:sz w:val="30"/>
-              </w:rPr>
-              <w:t>23+48=</w:t>
-            </w:r>
-          </w:p>
-        </w:tc>
-        <w:tc>
-          <w:tcPr>
-            <w:tcW w:type="dxa" w:w="1987"/>
-          </w:tcPr>
-          <w:p>
-            <w:pPr>
-              <w:jc w:val="left"/>
-            </w:pPr>
-            <w:r>
-              <w:rPr>
-                <w:rFonts w:ascii="TimeNewRoman" w:hAnsi="TimeNewRoman"/>
-                <w:sz w:val="30"/>
-              </w:rPr>
-              <w:t>12+15=</w:t>
-            </w:r>
-          </w:p>
-        </w:tc>
-      </w:tr>
-      <w:tr>
-        <w:tc>
-          <w:tcPr>
-            <w:tcW w:type="dxa" w:w="1987"/>
-          </w:tcPr>
-          <w:p>
-            <w:pPr>
-              <w:jc w:val="left"/>
-            </w:pPr>
-            <w:r>
-              <w:rPr>
-                <w:rFonts w:ascii="TimeNewRoman" w:hAnsi="TimeNewRoman"/>
-                <w:sz w:val="30"/>
-              </w:rPr>
-              <w:t>42+4=</w:t>
-            </w:r>
-          </w:p>
-        </w:tc>
-        <w:tc>
-          <w:tcPr>
-            <w:tcW w:type="dxa" w:w="1987"/>
-          </w:tcPr>
-          <w:p>
-            <w:pPr>
-              <w:jc w:val="left"/>
-            </w:pPr>
-            <w:r>
-              <w:rPr>
-                <w:rFonts w:ascii="TimeNewRoman" w:hAnsi="TimeNewRoman"/>
-                <w:sz w:val="30"/>
-              </w:rPr>
-              <w:t>34-16=</w:t>
-            </w:r>
-          </w:p>
-        </w:tc>
-        <w:tc>
-          <w:tcPr>
-            <w:tcW w:type="dxa" w:w="1987"/>
-          </w:tcPr>
-          <w:p>
-            <w:pPr>
-              <w:jc w:val="left"/>
-            </w:pPr>
-            <w:r>
-              <w:rPr>
-                <w:rFonts w:ascii="TimeNewRoman" w:hAnsi="TimeNewRoman"/>
-                <w:sz w:val="30"/>
-              </w:rPr>
-              <w:t>83-1=</w:t>
-            </w:r>
-          </w:p>
-        </w:tc>
-        <w:tc>
-          <w:tcPr>
-            <w:tcW w:type="dxa" w:w="1987"/>
-          </w:tcPr>
-          <w:p>
-            <w:pPr>
-              <w:jc w:val="left"/>
-            </w:pPr>
-            <w:r>
-              <w:rPr>
-                <w:rFonts w:ascii="TimeNewRoman" w:hAnsi="TimeNewRoman"/>
-                <w:sz w:val="30"/>
-              </w:rPr>
-              <w:t>2+77=</w:t>
-            </w:r>
-          </w:p>
-        </w:tc>
-        <w:tc>
-          <w:tcPr>
-            <w:tcW w:type="dxa" w:w="1987"/>
-          </w:tcPr>
-          <w:p>
-            <w:pPr>
-              <w:jc w:val="left"/>
-            </w:pPr>
-            <w:r>
-              <w:rPr>
-                <w:rFonts w:ascii="TimeNewRoman" w:hAnsi="TimeNewRoman"/>
-                <w:sz w:val="30"/>
-              </w:rPr>
-              <w:t>15+68=</w:t>
-            </w:r>
-          </w:p>
-        </w:tc>
-      </w:tr>
-      <w:tr>
-        <w:tc>
-          <w:tcPr>
-            <w:tcW w:type="dxa" w:w="1987"/>
-          </w:tcPr>
-          <w:p>
-            <w:pPr>
-              <w:jc w:val="left"/>
-            </w:pPr>
-            <w:r>
-              <w:rPr>
-                <w:rFonts w:ascii="TimeNewRoman" w:hAnsi="TimeNewRoman"/>
-                <w:sz w:val="30"/>
-              </w:rPr>
-              <w:t>59+15=</w:t>
-            </w:r>
-          </w:p>
-        </w:tc>
-        <w:tc>
-          <w:tcPr>
-            <w:tcW w:type="dxa" w:w="1987"/>
-          </w:tcPr>
-          <w:p>
-            <w:pPr>
-              <w:jc w:val="left"/>
-            </w:pPr>
-            <w:r>
-              <w:rPr>
-                <w:rFonts w:ascii="TimeNewRoman" w:hAnsi="TimeNewRoman"/>
-                <w:sz w:val="30"/>
-              </w:rPr>
-              <w:t>92-8=</w:t>
-            </w:r>
-          </w:p>
-        </w:tc>
-        <w:tc>
-          <w:tcPr>
-            <w:tcW w:type="dxa" w:w="1987"/>
-          </w:tcPr>
-          <w:p>
-            <w:pPr>
-              <w:jc w:val="left"/>
-            </w:pPr>
-            <w:r>
-              <w:rPr>
-                <w:rFonts w:ascii="TimeNewRoman" w:hAnsi="TimeNewRoman"/>
-                <w:sz w:val="30"/>
-              </w:rPr>
-              <w:t>4+93=</w:t>
-            </w:r>
-          </w:p>
-        </w:tc>
-        <w:tc>
-          <w:tcPr>
-            <w:tcW w:type="dxa" w:w="1987"/>
-          </w:tcPr>
-          <w:p>
-            <w:pPr>
-              <w:jc w:val="left"/>
-            </w:pPr>
-            <w:r>
-              <w:rPr>
-                <w:rFonts w:ascii="TimeNewRoman" w:hAnsi="TimeNewRoman"/>
-                <w:sz w:val="30"/>
-              </w:rPr>
-              <w:t>92-73=</w:t>
-            </w:r>
-          </w:p>
-        </w:tc>
-        <w:tc>
-          <w:tcPr>
-            <w:tcW w:type="dxa" w:w="1987"/>
-          </w:tcPr>
-          <w:p>
-            <w:pPr>
-              <w:jc w:val="left"/>
-            </w:pPr>
-            <w:r>
-              <w:rPr>
-                <w:rFonts w:ascii="TimeNewRoman" w:hAnsi="TimeNewRoman"/>
-                <w:sz w:val="30"/>
-              </w:rPr>
-              <w:t>42+52=</w:t>
-            </w:r>
-          </w:p>
-        </w:tc>
-      </w:tr>
-      <w:tr>
-        <w:tc>
-          <w:tcPr>
-            <w:tcW w:type="dxa" w:w="1987"/>
-          </w:tcPr>
-          <w:p>
-            <w:pPr>
-              <w:jc w:val="left"/>
-            </w:pPr>
-            <w:r>
-              <w:rPr>
-                <w:rFonts w:ascii="TimeNewRoman" w:hAnsi="TimeNewRoman"/>
-                <w:sz w:val="30"/>
-              </w:rPr>
-              <w:t>48-12=</w:t>
-            </w:r>
-          </w:p>
-        </w:tc>
-        <w:tc>
-          <w:tcPr>
-            <w:tcW w:type="dxa" w:w="1987"/>
-          </w:tcPr>
-          <w:p>
-            <w:pPr>
-              <w:jc w:val="left"/>
-            </w:pPr>
-            <w:r>
-              <w:rPr>
-                <w:rFonts w:ascii="TimeNewRoman" w:hAnsi="TimeNewRoman"/>
-                <w:sz w:val="30"/>
-              </w:rPr>
-              <w:t>43+2=</w:t>
-            </w:r>
-          </w:p>
-        </w:tc>
-        <w:tc>
-          <w:tcPr>
-            <w:tcW w:type="dxa" w:w="1987"/>
-          </w:tcPr>
-          <w:p>
-            <w:pPr>
-              <w:jc w:val="left"/>
-            </w:pPr>
-            <w:r>
-              <w:rPr>
-                <w:rFonts w:ascii="TimeNewRoman" w:hAnsi="TimeNewRoman"/>
-                <w:sz w:val="30"/>
-              </w:rPr>
-              <w:t>45+11=</w:t>
-            </w:r>
-          </w:p>
-        </w:tc>
-        <w:tc>
-          <w:tcPr>
-            <w:tcW w:type="dxa" w:w="1987"/>
-          </w:tcPr>
-          <w:p>
-            <w:pPr>
-              <w:jc w:val="left"/>
-            </w:pPr>
-            <w:r>
-              <w:rPr>
-                <w:rFonts w:ascii="TimeNewRoman" w:hAnsi="TimeNewRoman"/>
-                <w:sz w:val="30"/>
-              </w:rPr>
-              <w:t>97-47=</w:t>
-            </w:r>
-          </w:p>
-        </w:tc>
-        <w:tc>
-          <w:tcPr>
-            <w:tcW w:type="dxa" w:w="1987"/>
-          </w:tcPr>
-          <w:p>
-            <w:pPr>
-              <w:jc w:val="left"/>
-            </w:pPr>
-            <w:r>
-              <w:rPr>
-                <w:rFonts w:ascii="TimeNewRoman" w:hAnsi="TimeNewRoman"/>
-                <w:sz w:val="30"/>
-              </w:rPr>
-              <w:t>31-16=</w:t>
-            </w:r>
-          </w:p>
-        </w:tc>
-      </w:tr>
-      <w:tr>
         <w:tc>
           <w:tcPr>
             <w:tcW w:type="dxa" w:w="1987"/>
@@ -840,7 +74,7 @@
                 <w:rFonts w:ascii="TimeNewRoman" w:hAnsi="TimeNewRoman"/>
                 <w:sz w:val="30"/>
               </w:rPr>
-              <w:t>85-8=</w:t>
+              <w:t>30+37=</w:t>
             </w:r>
           </w:p>
         </w:tc>
@@ -857,7 +91,7 @@
                 <w:rFonts w:ascii="TimeNewRoman" w:hAnsi="TimeNewRoman"/>
                 <w:sz w:val="30"/>
               </w:rPr>
-              <w:t>76-15=</w:t>
+              <w:t>30+65=</w:t>
             </w:r>
           </w:p>
         </w:tc>
@@ -874,24 +108,7 @@
                 <w:rFonts w:ascii="TimeNewRoman" w:hAnsi="TimeNewRoman"/>
                 <w:sz w:val="30"/>
               </w:rPr>
-              <w:t>28-19=</w:t>
-            </w:r>
-          </w:p>
-        </w:tc>
-        <w:tc>
-          <w:tcPr>
-            <w:tcW w:type="dxa" w:w="1987"/>
-          </w:tcPr>
-          <w:p>
-            <w:pPr>
-              <w:jc w:val="left"/>
-            </w:pPr>
-            <w:r>
-              <w:rPr>
-                <w:rFonts w:ascii="TimeNewRoman" w:hAnsi="TimeNewRoman"/>
-                <w:sz w:val="30"/>
-              </w:rPr>
-              <w:t>10+43=</w:t>
+              <w:t>16-12=</w:t>
             </w:r>
           </w:p>
         </w:tc>
@@ -910,7 +127,7 @@
                 <w:rFonts w:ascii="TimeNewRoman" w:hAnsi="TimeNewRoman"/>
                 <w:sz w:val="30"/>
               </w:rPr>
-              <w:t>31-29=</w:t>
+              <w:t>5+59=</w:t>
             </w:r>
           </w:p>
         </w:tc>
@@ -927,7 +144,7 @@
                 <w:rFonts w:ascii="TimeNewRoman" w:hAnsi="TimeNewRoman"/>
                 <w:sz w:val="30"/>
               </w:rPr>
-              <w:t>37-22=</w:t>
+              <w:t>4+64=</w:t>
             </w:r>
           </w:p>
         </w:tc>
@@ -944,7 +161,7 @@
                 <w:rFonts w:ascii="TimeNewRoman" w:hAnsi="TimeNewRoman"/>
                 <w:sz w:val="30"/>
               </w:rPr>
-              <w:t>94-32=</w:t>
+              <w:t>56-12=</w:t>
             </w:r>
           </w:p>
         </w:tc>
@@ -961,7 +178,7 @@
                 <w:rFonts w:ascii="TimeNewRoman" w:hAnsi="TimeNewRoman"/>
                 <w:sz w:val="30"/>
               </w:rPr>
-              <w:t>96-76=</w:t>
+              <w:t>98-69=</w:t>
             </w:r>
           </w:p>
         </w:tc>
@@ -978,7 +195,7 @@
                 <w:rFonts w:ascii="TimeNewRoman" w:hAnsi="TimeNewRoman"/>
                 <w:sz w:val="30"/>
               </w:rPr>
-              <w:t>64+29=</w:t>
+              <w:t>39+17=</w:t>
             </w:r>
           </w:p>
         </w:tc>
@@ -997,7 +214,7 @@
                 <w:rFonts w:ascii="TimeNewRoman" w:hAnsi="TimeNewRoman"/>
                 <w:sz w:val="30"/>
               </w:rPr>
-              <w:t>60+37=</w:t>
+              <w:t>99-60=</w:t>
             </w:r>
           </w:p>
         </w:tc>
@@ -1014,7 +231,7 @@
                 <w:rFonts w:ascii="TimeNewRoman" w:hAnsi="TimeNewRoman"/>
                 <w:sz w:val="30"/>
               </w:rPr>
-              <w:t>92-38=</w:t>
+              <w:t>22+27=</w:t>
             </w:r>
           </w:p>
         </w:tc>
@@ -1031,7 +248,7 @@
                 <w:rFonts w:ascii="TimeNewRoman" w:hAnsi="TimeNewRoman"/>
                 <w:sz w:val="30"/>
               </w:rPr>
-              <w:t>91-19=</w:t>
+              <w:t>12+36=</w:t>
             </w:r>
           </w:p>
         </w:tc>
@@ -1048,7 +265,7 @@
                 <w:rFonts w:ascii="TimeNewRoman" w:hAnsi="TimeNewRoman"/>
                 <w:sz w:val="30"/>
               </w:rPr>
-              <w:t>68+30=</w:t>
+              <w:t>78-31=</w:t>
             </w:r>
           </w:p>
         </w:tc>
@@ -1065,7 +282,7 @@
                 <w:rFonts w:ascii="TimeNewRoman" w:hAnsi="TimeNewRoman"/>
                 <w:sz w:val="30"/>
               </w:rPr>
-              <w:t>44+15=</w:t>
+              <w:t>18+36=</w:t>
             </w:r>
           </w:p>
         </w:tc>
@@ -1084,7 +301,7 @@
                 <w:rFonts w:ascii="TimeNewRoman" w:hAnsi="TimeNewRoman"/>
                 <w:sz w:val="30"/>
               </w:rPr>
-              <w:t>1+52=</w:t>
+              <w:t>44-4=</w:t>
             </w:r>
           </w:p>
         </w:tc>
@@ -1101,7 +318,7 @@
                 <w:rFonts w:ascii="TimeNewRoman" w:hAnsi="TimeNewRoman"/>
                 <w:sz w:val="30"/>
               </w:rPr>
-              <w:t>15+30=</w:t>
+              <w:t>11-7=</w:t>
             </w:r>
           </w:p>
         </w:tc>
@@ -1118,7 +335,7 @@
                 <w:rFonts w:ascii="TimeNewRoman" w:hAnsi="TimeNewRoman"/>
                 <w:sz w:val="30"/>
               </w:rPr>
-              <w:t>75-55=</w:t>
+              <w:t>5+55=</w:t>
             </w:r>
           </w:p>
         </w:tc>
@@ -1135,7 +352,7 @@
                 <w:rFonts w:ascii="TimeNewRoman" w:hAnsi="TimeNewRoman"/>
                 <w:sz w:val="30"/>
               </w:rPr>
-              <w:t>73-40=</w:t>
+              <w:t>49+0=</w:t>
             </w:r>
           </w:p>
         </w:tc>
@@ -1152,7 +369,7 @@
                 <w:rFonts w:ascii="TimeNewRoman" w:hAnsi="TimeNewRoman"/>
                 <w:sz w:val="30"/>
               </w:rPr>
-              <w:t>86+7=</w:t>
+              <w:t>19+30=</w:t>
             </w:r>
           </w:p>
         </w:tc>
@@ -1171,7 +388,7 @@
                 <w:rFonts w:ascii="TimeNewRoman" w:hAnsi="TimeNewRoman"/>
                 <w:sz w:val="30"/>
               </w:rPr>
-              <w:t>53-48=</w:t>
+              <w:t>3+32=</w:t>
             </w:r>
           </w:p>
         </w:tc>
@@ -1188,7 +405,7 @@
                 <w:rFonts w:ascii="TimeNewRoman" w:hAnsi="TimeNewRoman"/>
                 <w:sz w:val="30"/>
               </w:rPr>
-              <w:t>19+47=</w:t>
+              <w:t>37+44=</w:t>
             </w:r>
           </w:p>
         </w:tc>
@@ -1205,7 +422,7 @@
                 <w:rFonts w:ascii="TimeNewRoman" w:hAnsi="TimeNewRoman"/>
                 <w:sz w:val="30"/>
               </w:rPr>
-              <w:t>77-11=</w:t>
+              <w:t>93-19=</w:t>
             </w:r>
           </w:p>
         </w:tc>
@@ -1222,7 +439,7 @@
                 <w:rFonts w:ascii="TimeNewRoman" w:hAnsi="TimeNewRoman"/>
                 <w:sz w:val="30"/>
               </w:rPr>
-              <w:t>12-6=</w:t>
+              <w:t>20+37=</w:t>
             </w:r>
           </w:p>
         </w:tc>
@@ -1239,7 +456,7 @@
                 <w:rFonts w:ascii="TimeNewRoman" w:hAnsi="TimeNewRoman"/>
                 <w:sz w:val="30"/>
               </w:rPr>
-              <w:t>0+97=</w:t>
+              <w:t>1+58=</w:t>
             </w:r>
           </w:p>
         </w:tc>
@@ -1258,7 +475,7 @@
                 <w:rFonts w:ascii="TimeNewRoman" w:hAnsi="TimeNewRoman"/>
                 <w:sz w:val="30"/>
               </w:rPr>
-              <w:t>35+26=</w:t>
+              <w:t>89-37=</w:t>
             </w:r>
           </w:p>
         </w:tc>
@@ -1275,7 +492,7 @@
                 <w:rFonts w:ascii="TimeNewRoman" w:hAnsi="TimeNewRoman"/>
                 <w:sz w:val="30"/>
               </w:rPr>
-              <w:t>98-90=</w:t>
+              <w:t>52-38=</w:t>
             </w:r>
           </w:p>
         </w:tc>
@@ -1292,7 +509,7 @@
                 <w:rFonts w:ascii="TimeNewRoman" w:hAnsi="TimeNewRoman"/>
                 <w:sz w:val="30"/>
               </w:rPr>
-              <w:t>76-26=</w:t>
+              <w:t>26+19=</w:t>
             </w:r>
           </w:p>
         </w:tc>
@@ -1309,7 +526,7 @@
                 <w:rFonts w:ascii="TimeNewRoman" w:hAnsi="TimeNewRoman"/>
                 <w:sz w:val="30"/>
               </w:rPr>
-              <w:t>11-6=</w:t>
+              <w:t>38+12=</w:t>
             </w:r>
           </w:p>
         </w:tc>
@@ -1326,7 +543,7 @@
                 <w:rFonts w:ascii="TimeNewRoman" w:hAnsi="TimeNewRoman"/>
                 <w:sz w:val="30"/>
               </w:rPr>
-              <w:t>74-70=</w:t>
+              <w:t>37-32=</w:t>
             </w:r>
           </w:p>
         </w:tc>
@@ -1345,7 +562,7 @@
                 <w:rFonts w:ascii="TimeNewRoman" w:hAnsi="TimeNewRoman"/>
                 <w:sz w:val="30"/>
               </w:rPr>
-              <w:t>89-27=</w:t>
+              <w:t>53+25=</w:t>
             </w:r>
           </w:p>
         </w:tc>
@@ -1362,7 +579,7 @@
                 <w:rFonts w:ascii="TimeNewRoman" w:hAnsi="TimeNewRoman"/>
                 <w:sz w:val="30"/>
               </w:rPr>
-              <w:t>23-0=</w:t>
+              <w:t>38+22=</w:t>
             </w:r>
           </w:p>
         </w:tc>
@@ -1379,7 +596,7 @@
                 <w:rFonts w:ascii="TimeNewRoman" w:hAnsi="TimeNewRoman"/>
                 <w:sz w:val="30"/>
               </w:rPr>
-              <w:t>57-0=</w:t>
+              <w:t>22+77=</w:t>
             </w:r>
           </w:p>
         </w:tc>
@@ -1396,7 +613,7 @@
                 <w:rFonts w:ascii="TimeNewRoman" w:hAnsi="TimeNewRoman"/>
                 <w:sz w:val="30"/>
               </w:rPr>
-              <w:t>32-5=</w:t>
+              <w:t>35-30=</w:t>
             </w:r>
           </w:p>
         </w:tc>
@@ -1413,7 +630,7 @@
                 <w:rFonts w:ascii="TimeNewRoman" w:hAnsi="TimeNewRoman"/>
                 <w:sz w:val="30"/>
               </w:rPr>
-              <w:t>89-8=</w:t>
+              <w:t>13+81=</w:t>
             </w:r>
           </w:p>
         </w:tc>
@@ -1432,7 +649,7 @@
                 <w:rFonts w:ascii="TimeNewRoman" w:hAnsi="TimeNewRoman"/>
                 <w:sz w:val="30"/>
               </w:rPr>
-              <w:t>31-16=</w:t>
+              <w:t>66-45=</w:t>
             </w:r>
           </w:p>
         </w:tc>
@@ -1449,7 +666,7 @@
                 <w:rFonts w:ascii="TimeNewRoman" w:hAnsi="TimeNewRoman"/>
                 <w:sz w:val="30"/>
               </w:rPr>
-              <w:t>21+61=</w:t>
+              <w:t>74-28=</w:t>
             </w:r>
           </w:p>
         </w:tc>
@@ -1466,7 +683,7 @@
                 <w:rFonts w:ascii="TimeNewRoman" w:hAnsi="TimeNewRoman"/>
                 <w:sz w:val="30"/>
               </w:rPr>
-              <w:t>91-64=</w:t>
+              <w:t>70-3=</w:t>
             </w:r>
           </w:p>
         </w:tc>
@@ -1483,7 +700,7 @@
                 <w:rFonts w:ascii="TimeNewRoman" w:hAnsi="TimeNewRoman"/>
                 <w:sz w:val="30"/>
               </w:rPr>
-              <w:t>17+54=</w:t>
+              <w:t>13+21=</w:t>
             </w:r>
           </w:p>
         </w:tc>
@@ -1500,7 +717,7 @@
                 <w:rFonts w:ascii="TimeNewRoman" w:hAnsi="TimeNewRoman"/>
                 <w:sz w:val="30"/>
               </w:rPr>
-              <w:t>49+2=</w:t>
+              <w:t>5+86=</w:t>
             </w:r>
           </w:p>
         </w:tc>
@@ -1519,7 +736,7 @@
                 <w:rFonts w:ascii="TimeNewRoman" w:hAnsi="TimeNewRoman"/>
                 <w:sz w:val="30"/>
               </w:rPr>
-              <w:t>45+31=</w:t>
+              <w:t>54-47=</w:t>
             </w:r>
           </w:p>
         </w:tc>
@@ -1536,7 +753,7 @@
                 <w:rFonts w:ascii="TimeNewRoman" w:hAnsi="TimeNewRoman"/>
                 <w:sz w:val="30"/>
               </w:rPr>
-              <w:t>68-4=</w:t>
+              <w:t>61-3=</w:t>
             </w:r>
           </w:p>
         </w:tc>
@@ -1553,7 +770,7 @@
                 <w:rFonts w:ascii="TimeNewRoman" w:hAnsi="TimeNewRoman"/>
                 <w:sz w:val="30"/>
               </w:rPr>
-              <w:t>94-36=</w:t>
+              <w:t>61-8=</w:t>
             </w:r>
           </w:p>
         </w:tc>
@@ -1570,7 +787,7 @@
                 <w:rFonts w:ascii="TimeNewRoman" w:hAnsi="TimeNewRoman"/>
                 <w:sz w:val="30"/>
               </w:rPr>
-              <w:t>76-5=</w:t>
+              <w:t>22-3=</w:t>
             </w:r>
           </w:p>
         </w:tc>
@@ -1587,7 +804,7 @@
                 <w:rFonts w:ascii="TimeNewRoman" w:hAnsi="TimeNewRoman"/>
                 <w:sz w:val="30"/>
               </w:rPr>
-              <w:t>41+6=</w:t>
+              <w:t>69+15=</w:t>
             </w:r>
           </w:p>
         </w:tc>
@@ -1606,7 +823,7 @@
                 <w:rFonts w:ascii="TimeNewRoman" w:hAnsi="TimeNewRoman"/>
                 <w:sz w:val="30"/>
               </w:rPr>
-              <w:t>96-95=</w:t>
+              <w:t>50+0=</w:t>
             </w:r>
           </w:p>
         </w:tc>
@@ -1623,7 +840,7 @@
                 <w:rFonts w:ascii="TimeNewRoman" w:hAnsi="TimeNewRoman"/>
                 <w:sz w:val="30"/>
               </w:rPr>
-              <w:t>20+6=</w:t>
+              <w:t>64+32=</w:t>
             </w:r>
           </w:p>
         </w:tc>
@@ -1640,7 +857,7 @@
                 <w:rFonts w:ascii="TimeNewRoman" w:hAnsi="TimeNewRoman"/>
                 <w:sz w:val="30"/>
               </w:rPr>
-              <w:t>18-9=</w:t>
+              <w:t>26+21=</w:t>
             </w:r>
           </w:p>
         </w:tc>
@@ -1657,7 +874,7 @@
                 <w:rFonts w:ascii="TimeNewRoman" w:hAnsi="TimeNewRoman"/>
                 <w:sz w:val="30"/>
               </w:rPr>
-              <w:t>37+3=</w:t>
+              <w:t>42-0=</w:t>
             </w:r>
           </w:p>
         </w:tc>
@@ -1674,7 +891,7 @@
                 <w:rFonts w:ascii="TimeNewRoman" w:hAnsi="TimeNewRoman"/>
                 <w:sz w:val="30"/>
               </w:rPr>
-              <w:t>0+83=</w:t>
+              <w:t>0+34=</w:t>
             </w:r>
           </w:p>
         </w:tc>
@@ -1693,7 +910,7 @@
                 <w:rFonts w:ascii="TimeNewRoman" w:hAnsi="TimeNewRoman"/>
                 <w:sz w:val="30"/>
               </w:rPr>
-              <w:t>88+10=</w:t>
+              <w:t>18+48=</w:t>
             </w:r>
           </w:p>
         </w:tc>
@@ -1710,7 +927,7 @@
                 <w:rFonts w:ascii="TimeNewRoman" w:hAnsi="TimeNewRoman"/>
                 <w:sz w:val="30"/>
               </w:rPr>
-              <w:t>75-61=</w:t>
+              <w:t>73-5=</w:t>
             </w:r>
           </w:p>
         </w:tc>
@@ -1727,7 +944,7 @@
                 <w:rFonts w:ascii="TimeNewRoman" w:hAnsi="TimeNewRoman"/>
                 <w:sz w:val="30"/>
               </w:rPr>
-              <w:t>68-28=</w:t>
+              <w:t>41-39=</w:t>
             </w:r>
           </w:p>
         </w:tc>
@@ -1744,7 +961,7 @@
                 <w:rFonts w:ascii="TimeNewRoman" w:hAnsi="TimeNewRoman"/>
                 <w:sz w:val="30"/>
               </w:rPr>
-              <w:t>52+40=</w:t>
+              <w:t>19+13=</w:t>
             </w:r>
           </w:p>
         </w:tc>
@@ -1761,7 +978,790 @@
                 <w:rFonts w:ascii="TimeNewRoman" w:hAnsi="TimeNewRoman"/>
                 <w:sz w:val="30"/>
               </w:rPr>
-              <w:t>66+21=</w:t>
+              <w:t>99-62=</w:t>
+            </w:r>
+          </w:p>
+        </w:tc>
+      </w:tr>
+      <w:tr>
+        <w:tc>
+          <w:tcPr>
+            <w:tcW w:type="dxa" w:w="1987"/>
+          </w:tcPr>
+          <w:p>
+            <w:pPr>
+              <w:jc w:val="left"/>
+            </w:pPr>
+            <w:r>
+              <w:rPr>
+                <w:rFonts w:ascii="TimeNewRoman" w:hAnsi="TimeNewRoman"/>
+                <w:sz w:val="30"/>
+              </w:rPr>
+              <w:t>43+50=</w:t>
+            </w:r>
+          </w:p>
+        </w:tc>
+        <w:tc>
+          <w:tcPr>
+            <w:tcW w:type="dxa" w:w="1987"/>
+          </w:tcPr>
+          <w:p>
+            <w:pPr>
+              <w:jc w:val="left"/>
+            </w:pPr>
+            <w:r>
+              <w:rPr>
+                <w:rFonts w:ascii="TimeNewRoman" w:hAnsi="TimeNewRoman"/>
+                <w:sz w:val="30"/>
+              </w:rPr>
+              <w:t>50-24=</w:t>
+            </w:r>
+          </w:p>
+        </w:tc>
+        <w:tc>
+          <w:tcPr>
+            <w:tcW w:type="dxa" w:w="1987"/>
+          </w:tcPr>
+          <w:p>
+            <w:pPr>
+              <w:jc w:val="left"/>
+            </w:pPr>
+            <w:r>
+              <w:rPr>
+                <w:rFonts w:ascii="TimeNewRoman" w:hAnsi="TimeNewRoman"/>
+                <w:sz w:val="30"/>
+              </w:rPr>
+              <w:t>21-14=</w:t>
+            </w:r>
+          </w:p>
+        </w:tc>
+        <w:tc>
+          <w:tcPr>
+            <w:tcW w:type="dxa" w:w="1987"/>
+          </w:tcPr>
+          <w:p>
+            <w:pPr>
+              <w:jc w:val="left"/>
+            </w:pPr>
+            <w:r>
+              <w:rPr>
+                <w:rFonts w:ascii="TimeNewRoman" w:hAnsi="TimeNewRoman"/>
+                <w:sz w:val="30"/>
+              </w:rPr>
+              <w:t>67+14=</w:t>
+            </w:r>
+          </w:p>
+        </w:tc>
+        <w:tc>
+          <w:tcPr>
+            <w:tcW w:type="dxa" w:w="1987"/>
+          </w:tcPr>
+          <w:p>
+            <w:pPr>
+              <w:jc w:val="left"/>
+            </w:pPr>
+            <w:r>
+              <w:rPr>
+                <w:rFonts w:ascii="TimeNewRoman" w:hAnsi="TimeNewRoman"/>
+                <w:sz w:val="30"/>
+              </w:rPr>
+              <w:t>93-4=</w:t>
+            </w:r>
+          </w:p>
+        </w:tc>
+      </w:tr>
+      <w:tr>
+        <w:tc>
+          <w:tcPr>
+            <w:tcW w:type="dxa" w:w="1987"/>
+          </w:tcPr>
+          <w:p>
+            <w:pPr>
+              <w:jc w:val="left"/>
+            </w:pPr>
+            <w:r>
+              <w:rPr>
+                <w:rFonts w:ascii="TimeNewRoman" w:hAnsi="TimeNewRoman"/>
+                <w:sz w:val="30"/>
+              </w:rPr>
+              <w:t>90-18=</w:t>
+            </w:r>
+          </w:p>
+        </w:tc>
+        <w:tc>
+          <w:tcPr>
+            <w:tcW w:type="dxa" w:w="1987"/>
+          </w:tcPr>
+          <w:p>
+            <w:pPr>
+              <w:jc w:val="left"/>
+            </w:pPr>
+            <w:r>
+              <w:rPr>
+                <w:rFonts w:ascii="TimeNewRoman" w:hAnsi="TimeNewRoman"/>
+                <w:sz w:val="30"/>
+              </w:rPr>
+              <w:t>45-29=</w:t>
+            </w:r>
+          </w:p>
+        </w:tc>
+        <w:tc>
+          <w:tcPr>
+            <w:tcW w:type="dxa" w:w="1987"/>
+          </w:tcPr>
+          <w:p>
+            <w:pPr>
+              <w:jc w:val="left"/>
+            </w:pPr>
+            <w:r>
+              <w:rPr>
+                <w:rFonts w:ascii="TimeNewRoman" w:hAnsi="TimeNewRoman"/>
+                <w:sz w:val="30"/>
+              </w:rPr>
+              <w:t>55-13=</w:t>
+            </w:r>
+          </w:p>
+        </w:tc>
+        <w:tc>
+          <w:tcPr>
+            <w:tcW w:type="dxa" w:w="1987"/>
+          </w:tcPr>
+          <w:p>
+            <w:pPr>
+              <w:jc w:val="left"/>
+            </w:pPr>
+            <w:r>
+              <w:rPr>
+                <w:rFonts w:ascii="TimeNewRoman" w:hAnsi="TimeNewRoman"/>
+                <w:sz w:val="30"/>
+              </w:rPr>
+              <w:t>17+56=</w:t>
+            </w:r>
+          </w:p>
+        </w:tc>
+        <w:tc>
+          <w:tcPr>
+            <w:tcW w:type="dxa" w:w="1987"/>
+          </w:tcPr>
+          <w:p>
+            <w:pPr>
+              <w:jc w:val="left"/>
+            </w:pPr>
+            <w:r>
+              <w:rPr>
+                <w:rFonts w:ascii="TimeNewRoman" w:hAnsi="TimeNewRoman"/>
+                <w:sz w:val="30"/>
+              </w:rPr>
+              <w:t>28+45=</w:t>
+            </w:r>
+          </w:p>
+        </w:tc>
+      </w:tr>
+      <w:tr>
+        <w:tc>
+          <w:tcPr>
+            <w:tcW w:type="dxa" w:w="1987"/>
+          </w:tcPr>
+          <w:p>
+            <w:pPr>
+              <w:jc w:val="left"/>
+            </w:pPr>
+            <w:r>
+              <w:rPr>
+                <w:rFonts w:ascii="TimeNewRoman" w:hAnsi="TimeNewRoman"/>
+                <w:sz w:val="30"/>
+              </w:rPr>
+              <w:t>22+13=</w:t>
+            </w:r>
+          </w:p>
+        </w:tc>
+        <w:tc>
+          <w:tcPr>
+            <w:tcW w:type="dxa" w:w="1987"/>
+          </w:tcPr>
+          <w:p>
+            <w:pPr>
+              <w:jc w:val="left"/>
+            </w:pPr>
+            <w:r>
+              <w:rPr>
+                <w:rFonts w:ascii="TimeNewRoman" w:hAnsi="TimeNewRoman"/>
+                <w:sz w:val="30"/>
+              </w:rPr>
+              <w:t>20+21=</w:t>
+            </w:r>
+          </w:p>
+        </w:tc>
+        <w:tc>
+          <w:tcPr>
+            <w:tcW w:type="dxa" w:w="1987"/>
+          </w:tcPr>
+          <w:p>
+            <w:pPr>
+              <w:jc w:val="left"/>
+            </w:pPr>
+            <w:r>
+              <w:rPr>
+                <w:rFonts w:ascii="TimeNewRoman" w:hAnsi="TimeNewRoman"/>
+                <w:sz w:val="30"/>
+              </w:rPr>
+              <w:t>73-35=</w:t>
+            </w:r>
+          </w:p>
+        </w:tc>
+        <w:tc>
+          <w:tcPr>
+            <w:tcW w:type="dxa" w:w="1987"/>
+          </w:tcPr>
+          <w:p>
+            <w:pPr>
+              <w:jc w:val="left"/>
+            </w:pPr>
+            <w:r>
+              <w:rPr>
+                <w:rFonts w:ascii="TimeNewRoman" w:hAnsi="TimeNewRoman"/>
+                <w:sz w:val="30"/>
+              </w:rPr>
+              <w:t>28+47=</w:t>
+            </w:r>
+          </w:p>
+        </w:tc>
+        <w:tc>
+          <w:tcPr>
+            <w:tcW w:type="dxa" w:w="1987"/>
+          </w:tcPr>
+          <w:p>
+            <w:pPr>
+              <w:jc w:val="left"/>
+            </w:pPr>
+            <w:r>
+              <w:rPr>
+                <w:rFonts w:ascii="TimeNewRoman" w:hAnsi="TimeNewRoman"/>
+                <w:sz w:val="30"/>
+              </w:rPr>
+              <w:t>64-61=</w:t>
+            </w:r>
+          </w:p>
+        </w:tc>
+      </w:tr>
+      <w:tr>
+        <w:tc>
+          <w:tcPr>
+            <w:tcW w:type="dxa" w:w="1987"/>
+          </w:tcPr>
+          <w:p>
+            <w:pPr>
+              <w:jc w:val="left"/>
+            </w:pPr>
+            <w:r>
+              <w:rPr>
+                <w:rFonts w:ascii="TimeNewRoman" w:hAnsi="TimeNewRoman"/>
+                <w:sz w:val="30"/>
+              </w:rPr>
+              <w:t>14+63=</w:t>
+            </w:r>
+          </w:p>
+        </w:tc>
+        <w:tc>
+          <w:tcPr>
+            <w:tcW w:type="dxa" w:w="1987"/>
+          </w:tcPr>
+          <w:p>
+            <w:pPr>
+              <w:jc w:val="left"/>
+            </w:pPr>
+            <w:r>
+              <w:rPr>
+                <w:rFonts w:ascii="TimeNewRoman" w:hAnsi="TimeNewRoman"/>
+                <w:sz w:val="30"/>
+              </w:rPr>
+              <w:t>61+4=</w:t>
+            </w:r>
+          </w:p>
+        </w:tc>
+        <w:tc>
+          <w:tcPr>
+            <w:tcW w:type="dxa" w:w="1987"/>
+          </w:tcPr>
+          <w:p>
+            <w:pPr>
+              <w:jc w:val="left"/>
+            </w:pPr>
+            <w:r>
+              <w:rPr>
+                <w:rFonts w:ascii="TimeNewRoman" w:hAnsi="TimeNewRoman"/>
+                <w:sz w:val="30"/>
+              </w:rPr>
+              <w:t>79-57=</w:t>
+            </w:r>
+          </w:p>
+        </w:tc>
+        <w:tc>
+          <w:tcPr>
+            <w:tcW w:type="dxa" w:w="1987"/>
+          </w:tcPr>
+          <w:p>
+            <w:pPr>
+              <w:jc w:val="left"/>
+            </w:pPr>
+            <w:r>
+              <w:rPr>
+                <w:rFonts w:ascii="TimeNewRoman" w:hAnsi="TimeNewRoman"/>
+                <w:sz w:val="30"/>
+              </w:rPr>
+              <w:t>15+43=</w:t>
+            </w:r>
+          </w:p>
+        </w:tc>
+        <w:tc>
+          <w:tcPr>
+            <w:tcW w:type="dxa" w:w="1987"/>
+          </w:tcPr>
+          <w:p>
+            <w:pPr>
+              <w:jc w:val="left"/>
+            </w:pPr>
+            <w:r>
+              <w:rPr>
+                <w:rFonts w:ascii="TimeNewRoman" w:hAnsi="TimeNewRoman"/>
+                <w:sz w:val="30"/>
+              </w:rPr>
+              <w:t>79-24=</w:t>
+            </w:r>
+          </w:p>
+        </w:tc>
+      </w:tr>
+      <w:tr>
+        <w:tc>
+          <w:tcPr>
+            <w:tcW w:type="dxa" w:w="1987"/>
+          </w:tcPr>
+          <w:p>
+            <w:pPr>
+              <w:jc w:val="left"/>
+            </w:pPr>
+            <w:r>
+              <w:rPr>
+                <w:rFonts w:ascii="TimeNewRoman" w:hAnsi="TimeNewRoman"/>
+                <w:sz w:val="30"/>
+              </w:rPr>
+              <w:t>38-13=</w:t>
+            </w:r>
+          </w:p>
+        </w:tc>
+        <w:tc>
+          <w:tcPr>
+            <w:tcW w:type="dxa" w:w="1987"/>
+          </w:tcPr>
+          <w:p>
+            <w:pPr>
+              <w:jc w:val="left"/>
+            </w:pPr>
+            <w:r>
+              <w:rPr>
+                <w:rFonts w:ascii="TimeNewRoman" w:hAnsi="TimeNewRoman"/>
+                <w:sz w:val="30"/>
+              </w:rPr>
+              <w:t>51-27=</w:t>
+            </w:r>
+          </w:p>
+        </w:tc>
+        <w:tc>
+          <w:tcPr>
+            <w:tcW w:type="dxa" w:w="1987"/>
+          </w:tcPr>
+          <w:p>
+            <w:pPr>
+              <w:jc w:val="left"/>
+            </w:pPr>
+            <w:r>
+              <w:rPr>
+                <w:rFonts w:ascii="TimeNewRoman" w:hAnsi="TimeNewRoman"/>
+                <w:sz w:val="30"/>
+              </w:rPr>
+              <w:t>11+20=</w:t>
+            </w:r>
+          </w:p>
+        </w:tc>
+        <w:tc>
+          <w:tcPr>
+            <w:tcW w:type="dxa" w:w="1987"/>
+          </w:tcPr>
+          <w:p>
+            <w:pPr>
+              <w:jc w:val="left"/>
+            </w:pPr>
+            <w:r>
+              <w:rPr>
+                <w:rFonts w:ascii="TimeNewRoman" w:hAnsi="TimeNewRoman"/>
+                <w:sz w:val="30"/>
+              </w:rPr>
+              <w:t>38-21=</w:t>
+            </w:r>
+          </w:p>
+        </w:tc>
+        <w:tc>
+          <w:tcPr>
+            <w:tcW w:type="dxa" w:w="1987"/>
+          </w:tcPr>
+          <w:p>
+            <w:pPr>
+              <w:jc w:val="left"/>
+            </w:pPr>
+            <w:r>
+              <w:rPr>
+                <w:rFonts w:ascii="TimeNewRoman" w:hAnsi="TimeNewRoman"/>
+                <w:sz w:val="30"/>
+              </w:rPr>
+              <w:t>82-21=</w:t>
+            </w:r>
+          </w:p>
+        </w:tc>
+      </w:tr>
+      <w:tr>
+        <w:tc>
+          <w:tcPr>
+            <w:tcW w:type="dxa" w:w="1987"/>
+          </w:tcPr>
+          <w:p>
+            <w:pPr>
+              <w:jc w:val="left"/>
+            </w:pPr>
+            <w:r>
+              <w:rPr>
+                <w:rFonts w:ascii="TimeNewRoman" w:hAnsi="TimeNewRoman"/>
+                <w:sz w:val="30"/>
+              </w:rPr>
+              <w:t>73-7=</w:t>
+            </w:r>
+          </w:p>
+        </w:tc>
+        <w:tc>
+          <w:tcPr>
+            <w:tcW w:type="dxa" w:w="1987"/>
+          </w:tcPr>
+          <w:p>
+            <w:pPr>
+              <w:jc w:val="left"/>
+            </w:pPr>
+            <w:r>
+              <w:rPr>
+                <w:rFonts w:ascii="TimeNewRoman" w:hAnsi="TimeNewRoman"/>
+                <w:sz w:val="30"/>
+              </w:rPr>
+              <w:t>26+45=</w:t>
+            </w:r>
+          </w:p>
+        </w:tc>
+        <w:tc>
+          <w:tcPr>
+            <w:tcW w:type="dxa" w:w="1987"/>
+          </w:tcPr>
+          <w:p>
+            <w:pPr>
+              <w:jc w:val="left"/>
+            </w:pPr>
+            <w:r>
+              <w:rPr>
+                <w:rFonts w:ascii="TimeNewRoman" w:hAnsi="TimeNewRoman"/>
+                <w:sz w:val="30"/>
+              </w:rPr>
+              <w:t>49+16=</w:t>
+            </w:r>
+          </w:p>
+        </w:tc>
+        <w:tc>
+          <w:tcPr>
+            <w:tcW w:type="dxa" w:w="1987"/>
+          </w:tcPr>
+          <w:p>
+            <w:pPr>
+              <w:jc w:val="left"/>
+            </w:pPr>
+            <w:r>
+              <w:rPr>
+                <w:rFonts w:ascii="TimeNewRoman" w:hAnsi="TimeNewRoman"/>
+                <w:sz w:val="30"/>
+              </w:rPr>
+              <w:t>83-0=</w:t>
+            </w:r>
+          </w:p>
+        </w:tc>
+        <w:tc>
+          <w:tcPr>
+            <w:tcW w:type="dxa" w:w="1987"/>
+          </w:tcPr>
+          <w:p>
+            <w:pPr>
+              <w:jc w:val="left"/>
+            </w:pPr>
+            <w:r>
+              <w:rPr>
+                <w:rFonts w:ascii="TimeNewRoman" w:hAnsi="TimeNewRoman"/>
+                <w:sz w:val="30"/>
+              </w:rPr>
+              <w:t>94-74=</w:t>
+            </w:r>
+          </w:p>
+        </w:tc>
+      </w:tr>
+      <w:tr>
+        <w:tc>
+          <w:tcPr>
+            <w:tcW w:type="dxa" w:w="1987"/>
+          </w:tcPr>
+          <w:p>
+            <w:pPr>
+              <w:jc w:val="left"/>
+            </w:pPr>
+            <w:r>
+              <w:rPr>
+                <w:rFonts w:ascii="TimeNewRoman" w:hAnsi="TimeNewRoman"/>
+                <w:sz w:val="30"/>
+              </w:rPr>
+              <w:t>87-18=</w:t>
+            </w:r>
+          </w:p>
+        </w:tc>
+        <w:tc>
+          <w:tcPr>
+            <w:tcW w:type="dxa" w:w="1987"/>
+          </w:tcPr>
+          <w:p>
+            <w:pPr>
+              <w:jc w:val="left"/>
+            </w:pPr>
+            <w:r>
+              <w:rPr>
+                <w:rFonts w:ascii="TimeNewRoman" w:hAnsi="TimeNewRoman"/>
+                <w:sz w:val="30"/>
+              </w:rPr>
+              <w:t>64-23=</w:t>
+            </w:r>
+          </w:p>
+        </w:tc>
+        <w:tc>
+          <w:tcPr>
+            <w:tcW w:type="dxa" w:w="1987"/>
+          </w:tcPr>
+          <w:p>
+            <w:pPr>
+              <w:jc w:val="left"/>
+            </w:pPr>
+            <w:r>
+              <w:rPr>
+                <w:rFonts w:ascii="TimeNewRoman" w:hAnsi="TimeNewRoman"/>
+                <w:sz w:val="30"/>
+              </w:rPr>
+              <w:t>43+36=</w:t>
+            </w:r>
+          </w:p>
+        </w:tc>
+        <w:tc>
+          <w:tcPr>
+            <w:tcW w:type="dxa" w:w="1987"/>
+          </w:tcPr>
+          <w:p>
+            <w:pPr>
+              <w:jc w:val="left"/>
+            </w:pPr>
+            <w:r>
+              <w:rPr>
+                <w:rFonts w:ascii="TimeNewRoman" w:hAnsi="TimeNewRoman"/>
+                <w:sz w:val="30"/>
+              </w:rPr>
+              <w:t>95-40=</w:t>
+            </w:r>
+          </w:p>
+        </w:tc>
+        <w:tc>
+          <w:tcPr>
+            <w:tcW w:type="dxa" w:w="1987"/>
+          </w:tcPr>
+          <w:p>
+            <w:pPr>
+              <w:jc w:val="left"/>
+            </w:pPr>
+            <w:r>
+              <w:rPr>
+                <w:rFonts w:ascii="TimeNewRoman" w:hAnsi="TimeNewRoman"/>
+                <w:sz w:val="30"/>
+              </w:rPr>
+              <w:t>52+4=</w:t>
+            </w:r>
+          </w:p>
+        </w:tc>
+      </w:tr>
+      <w:tr>
+        <w:tc>
+          <w:tcPr>
+            <w:tcW w:type="dxa" w:w="1987"/>
+          </w:tcPr>
+          <w:p>
+            <w:pPr>
+              <w:jc w:val="left"/>
+            </w:pPr>
+            <w:r>
+              <w:rPr>
+                <w:rFonts w:ascii="TimeNewRoman" w:hAnsi="TimeNewRoman"/>
+                <w:sz w:val="30"/>
+              </w:rPr>
+              <w:t>53-23=</w:t>
+            </w:r>
+          </w:p>
+        </w:tc>
+        <w:tc>
+          <w:tcPr>
+            <w:tcW w:type="dxa" w:w="1987"/>
+          </w:tcPr>
+          <w:p>
+            <w:pPr>
+              <w:jc w:val="left"/>
+            </w:pPr>
+            <w:r>
+              <w:rPr>
+                <w:rFonts w:ascii="TimeNewRoman" w:hAnsi="TimeNewRoman"/>
+                <w:sz w:val="30"/>
+              </w:rPr>
+              <w:t>75+24=</w:t>
+            </w:r>
+          </w:p>
+        </w:tc>
+        <w:tc>
+          <w:tcPr>
+            <w:tcW w:type="dxa" w:w="1987"/>
+          </w:tcPr>
+          <w:p>
+            <w:pPr>
+              <w:jc w:val="left"/>
+            </w:pPr>
+            <w:r>
+              <w:rPr>
+                <w:rFonts w:ascii="TimeNewRoman" w:hAnsi="TimeNewRoman"/>
+                <w:sz w:val="30"/>
+              </w:rPr>
+              <w:t>3+70=</w:t>
+            </w:r>
+          </w:p>
+        </w:tc>
+        <w:tc>
+          <w:tcPr>
+            <w:tcW w:type="dxa" w:w="1987"/>
+          </w:tcPr>
+          <w:p>
+            <w:pPr>
+              <w:jc w:val="left"/>
+            </w:pPr>
+            <w:r>
+              <w:rPr>
+                <w:rFonts w:ascii="TimeNewRoman" w:hAnsi="TimeNewRoman"/>
+                <w:sz w:val="30"/>
+              </w:rPr>
+              <w:t>5+31=</w:t>
+            </w:r>
+          </w:p>
+        </w:tc>
+        <w:tc>
+          <w:tcPr>
+            <w:tcW w:type="dxa" w:w="1987"/>
+          </w:tcPr>
+          <w:p>
+            <w:pPr>
+              <w:jc w:val="left"/>
+            </w:pPr>
+            <w:r>
+              <w:rPr>
+                <w:rFonts w:ascii="TimeNewRoman" w:hAnsi="TimeNewRoman"/>
+                <w:sz w:val="30"/>
+              </w:rPr>
+              <w:t>67-54=</w:t>
+            </w:r>
+          </w:p>
+        </w:tc>
+      </w:tr>
+      <w:tr>
+        <w:tc>
+          <w:tcPr>
+            <w:tcW w:type="dxa" w:w="1987"/>
+          </w:tcPr>
+          <w:p>
+            <w:pPr>
+              <w:jc w:val="left"/>
+            </w:pPr>
+            <w:r>
+              <w:rPr>
+                <w:rFonts w:ascii="TimeNewRoman" w:hAnsi="TimeNewRoman"/>
+                <w:sz w:val="30"/>
+              </w:rPr>
+              <w:t>16+40=</w:t>
+            </w:r>
+          </w:p>
+        </w:tc>
+        <w:tc>
+          <w:tcPr>
+            <w:tcW w:type="dxa" w:w="1987"/>
+          </w:tcPr>
+          <w:p>
+            <w:pPr>
+              <w:jc w:val="left"/>
+            </w:pPr>
+            <w:r>
+              <w:rPr>
+                <w:rFonts w:ascii="TimeNewRoman" w:hAnsi="TimeNewRoman"/>
+                <w:sz w:val="30"/>
+              </w:rPr>
+              <w:t>73+24=</w:t>
+            </w:r>
+          </w:p>
+        </w:tc>
+        <w:tc>
+          <w:tcPr>
+            <w:tcW w:type="dxa" w:w="1987"/>
+          </w:tcPr>
+          <w:p>
+            <w:pPr>
+              <w:jc w:val="left"/>
+            </w:pPr>
+            <w:r>
+              <w:rPr>
+                <w:rFonts w:ascii="TimeNewRoman" w:hAnsi="TimeNewRoman"/>
+                <w:sz w:val="30"/>
+              </w:rPr>
+              <w:t>17+76=</w:t>
+            </w:r>
+          </w:p>
+        </w:tc>
+        <w:tc>
+          <w:tcPr>
+            <w:tcW w:type="dxa" w:w="1987"/>
+          </w:tcPr>
+          <w:p>
+            <w:pPr>
+              <w:jc w:val="left"/>
+            </w:pPr>
+            <w:r>
+              <w:rPr>
+                <w:rFonts w:ascii="TimeNewRoman" w:hAnsi="TimeNewRoman"/>
+                <w:sz w:val="30"/>
+              </w:rPr>
+              <w:t>72-32=</w:t>
+            </w:r>
+          </w:p>
+        </w:tc>
+        <w:tc>
+          <w:tcPr>
+            <w:tcW w:type="dxa" w:w="1987"/>
+          </w:tcPr>
+          <w:p>
+            <w:pPr>
+              <w:jc w:val="left"/>
+            </w:pPr>
+            <w:r>
+              <w:rPr>
+                <w:rFonts w:ascii="TimeNewRoman" w:hAnsi="TimeNewRoman"/>
+                <w:sz w:val="30"/>
+              </w:rPr>
+              <w:t>80-70=</w:t>
             </w:r>
           </w:p>
         </w:tc>

--- a/addition_and_subtraction_within_100.docx
+++ b/addition_and_subtraction_within_100.docx
@@ -40,7 +40,7 @@
                 <w:rFonts w:ascii="TimeNewRoman" w:hAnsi="TimeNewRoman"/>
                 <w:sz w:val="30"/>
               </w:rPr>
-              <w:t>33-24=</w:t>
+              <w:t>47-9=</w:t>
             </w:r>
           </w:p>
         </w:tc>
@@ -57,7 +57,7 @@
                 <w:rFonts w:ascii="TimeNewRoman" w:hAnsi="TimeNewRoman"/>
                 <w:sz w:val="30"/>
               </w:rPr>
-              <w:t>95-30=</w:t>
+              <w:t>61+22=</w:t>
             </w:r>
           </w:p>
         </w:tc>
@@ -74,7 +74,7 @@
                 <w:rFonts w:ascii="TimeNewRoman" w:hAnsi="TimeNewRoman"/>
                 <w:sz w:val="30"/>
               </w:rPr>
-              <w:t>30+37=</w:t>
+              <w:t>53+45=</w:t>
             </w:r>
           </w:p>
         </w:tc>
@@ -91,7 +91,7 @@
                 <w:rFonts w:ascii="TimeNewRoman" w:hAnsi="TimeNewRoman"/>
                 <w:sz w:val="30"/>
               </w:rPr>
-              <w:t>30+65=</w:t>
+              <w:t>23+32=</w:t>
             </w:r>
           </w:p>
         </w:tc>
@@ -108,7 +108,7 @@
                 <w:rFonts w:ascii="TimeNewRoman" w:hAnsi="TimeNewRoman"/>
                 <w:sz w:val="30"/>
               </w:rPr>
-              <w:t>16-12=</w:t>
+              <w:t>46+52=</w:t>
             </w:r>
           </w:p>
         </w:tc>
@@ -127,7 +127,7 @@
                 <w:rFonts w:ascii="TimeNewRoman" w:hAnsi="TimeNewRoman"/>
                 <w:sz w:val="30"/>
               </w:rPr>
-              <w:t>5+59=</w:t>
+              <w:t>64-24=</w:t>
             </w:r>
           </w:p>
         </w:tc>
@@ -144,7 +144,7 @@
                 <w:rFonts w:ascii="TimeNewRoman" w:hAnsi="TimeNewRoman"/>
                 <w:sz w:val="30"/>
               </w:rPr>
-              <w:t>4+64=</w:t>
+              <w:t>3+21=</w:t>
             </w:r>
           </w:p>
         </w:tc>
@@ -161,7 +161,408 @@
                 <w:rFonts w:ascii="TimeNewRoman" w:hAnsi="TimeNewRoman"/>
                 <w:sz w:val="30"/>
               </w:rPr>
-              <w:t>56-12=</w:t>
+              <w:t>75-71=</w:t>
+            </w:r>
+          </w:p>
+        </w:tc>
+        <w:tc>
+          <w:tcPr>
+            <w:tcW w:type="dxa" w:w="1987"/>
+          </w:tcPr>
+          <w:p>
+            <w:pPr>
+              <w:jc w:val="left"/>
+            </w:pPr>
+            <w:r>
+              <w:rPr>
+                <w:rFonts w:ascii="TimeNewRoman" w:hAnsi="TimeNewRoman"/>
+                <w:sz w:val="30"/>
+              </w:rPr>
+              <w:t>72+21=</w:t>
+            </w:r>
+          </w:p>
+        </w:tc>
+        <w:tc>
+          <w:tcPr>
+            <w:tcW w:type="dxa" w:w="1987"/>
+          </w:tcPr>
+          <w:p>
+            <w:pPr>
+              <w:jc w:val="left"/>
+            </w:pPr>
+            <w:r>
+              <w:rPr>
+                <w:rFonts w:ascii="TimeNewRoman" w:hAnsi="TimeNewRoman"/>
+                <w:sz w:val="30"/>
+              </w:rPr>
+              <w:t>18+33=</w:t>
+            </w:r>
+          </w:p>
+        </w:tc>
+      </w:tr>
+      <w:tr>
+        <w:tc>
+          <w:tcPr>
+            <w:tcW w:type="dxa" w:w="1987"/>
+          </w:tcPr>
+          <w:p>
+            <w:pPr>
+              <w:jc w:val="left"/>
+            </w:pPr>
+            <w:r>
+              <w:rPr>
+                <w:rFonts w:ascii="TimeNewRoman" w:hAnsi="TimeNewRoman"/>
+                <w:sz w:val="30"/>
+              </w:rPr>
+              <w:t>89-65=</w:t>
+            </w:r>
+          </w:p>
+        </w:tc>
+        <w:tc>
+          <w:tcPr>
+            <w:tcW w:type="dxa" w:w="1987"/>
+          </w:tcPr>
+          <w:p>
+            <w:pPr>
+              <w:jc w:val="left"/>
+            </w:pPr>
+            <w:r>
+              <w:rPr>
+                <w:rFonts w:ascii="TimeNewRoman" w:hAnsi="TimeNewRoman"/>
+                <w:sz w:val="30"/>
+              </w:rPr>
+              <w:t>12+35=</w:t>
+            </w:r>
+          </w:p>
+        </w:tc>
+        <w:tc>
+          <w:tcPr>
+            <w:tcW w:type="dxa" w:w="1987"/>
+          </w:tcPr>
+          <w:p>
+            <w:pPr>
+              <w:jc w:val="left"/>
+            </w:pPr>
+            <w:r>
+              <w:rPr>
+                <w:rFonts w:ascii="TimeNewRoman" w:hAnsi="TimeNewRoman"/>
+                <w:sz w:val="30"/>
+              </w:rPr>
+              <w:t>68-32=</w:t>
+            </w:r>
+          </w:p>
+        </w:tc>
+        <w:tc>
+          <w:tcPr>
+            <w:tcW w:type="dxa" w:w="1987"/>
+          </w:tcPr>
+          <w:p>
+            <w:pPr>
+              <w:jc w:val="left"/>
+            </w:pPr>
+            <w:r>
+              <w:rPr>
+                <w:rFonts w:ascii="TimeNewRoman" w:hAnsi="TimeNewRoman"/>
+                <w:sz w:val="30"/>
+              </w:rPr>
+              <w:t>48-42=</w:t>
+            </w:r>
+          </w:p>
+        </w:tc>
+        <w:tc>
+          <w:tcPr>
+            <w:tcW w:type="dxa" w:w="1987"/>
+          </w:tcPr>
+          <w:p>
+            <w:pPr>
+              <w:jc w:val="left"/>
+            </w:pPr>
+            <w:r>
+              <w:rPr>
+                <w:rFonts w:ascii="TimeNewRoman" w:hAnsi="TimeNewRoman"/>
+                <w:sz w:val="30"/>
+              </w:rPr>
+              <w:t>78-2=</w:t>
+            </w:r>
+          </w:p>
+        </w:tc>
+      </w:tr>
+      <w:tr>
+        <w:tc>
+          <w:tcPr>
+            <w:tcW w:type="dxa" w:w="1987"/>
+          </w:tcPr>
+          <w:p>
+            <w:pPr>
+              <w:jc w:val="left"/>
+            </w:pPr>
+            <w:r>
+              <w:rPr>
+                <w:rFonts w:ascii="TimeNewRoman" w:hAnsi="TimeNewRoman"/>
+                <w:sz w:val="30"/>
+              </w:rPr>
+              <w:t>26+21=</w:t>
+            </w:r>
+          </w:p>
+        </w:tc>
+        <w:tc>
+          <w:tcPr>
+            <w:tcW w:type="dxa" w:w="1987"/>
+          </w:tcPr>
+          <w:p>
+            <w:pPr>
+              <w:jc w:val="left"/>
+            </w:pPr>
+            <w:r>
+              <w:rPr>
+                <w:rFonts w:ascii="TimeNewRoman" w:hAnsi="TimeNewRoman"/>
+                <w:sz w:val="30"/>
+              </w:rPr>
+              <w:t>26+61=</w:t>
+            </w:r>
+          </w:p>
+        </w:tc>
+        <w:tc>
+          <w:tcPr>
+            <w:tcW w:type="dxa" w:w="1987"/>
+          </w:tcPr>
+          <w:p>
+            <w:pPr>
+              <w:jc w:val="left"/>
+            </w:pPr>
+            <w:r>
+              <w:rPr>
+                <w:rFonts w:ascii="TimeNewRoman" w:hAnsi="TimeNewRoman"/>
+                <w:sz w:val="30"/>
+              </w:rPr>
+              <w:t>48-46=</w:t>
+            </w:r>
+          </w:p>
+        </w:tc>
+        <w:tc>
+          <w:tcPr>
+            <w:tcW w:type="dxa" w:w="1987"/>
+          </w:tcPr>
+          <w:p>
+            <w:pPr>
+              <w:jc w:val="left"/>
+            </w:pPr>
+            <w:r>
+              <w:rPr>
+                <w:rFonts w:ascii="TimeNewRoman" w:hAnsi="TimeNewRoman"/>
+                <w:sz w:val="30"/>
+              </w:rPr>
+              <w:t>22-8=</w:t>
+            </w:r>
+          </w:p>
+        </w:tc>
+        <w:tc>
+          <w:tcPr>
+            <w:tcW w:type="dxa" w:w="1987"/>
+          </w:tcPr>
+          <w:p>
+            <w:pPr>
+              <w:jc w:val="left"/>
+            </w:pPr>
+            <w:r>
+              <w:rPr>
+                <w:rFonts w:ascii="TimeNewRoman" w:hAnsi="TimeNewRoman"/>
+                <w:sz w:val="30"/>
+              </w:rPr>
+              <w:t>39+35=</w:t>
+            </w:r>
+          </w:p>
+        </w:tc>
+      </w:tr>
+      <w:tr>
+        <w:tc>
+          <w:tcPr>
+            <w:tcW w:type="dxa" w:w="1987"/>
+          </w:tcPr>
+          <w:p>
+            <w:pPr>
+              <w:jc w:val="left"/>
+            </w:pPr>
+            <w:r>
+              <w:rPr>
+                <w:rFonts w:ascii="TimeNewRoman" w:hAnsi="TimeNewRoman"/>
+                <w:sz w:val="30"/>
+              </w:rPr>
+              <w:t>44-32=</w:t>
+            </w:r>
+          </w:p>
+        </w:tc>
+        <w:tc>
+          <w:tcPr>
+            <w:tcW w:type="dxa" w:w="1987"/>
+          </w:tcPr>
+          <w:p>
+            <w:pPr>
+              <w:jc w:val="left"/>
+            </w:pPr>
+            <w:r>
+              <w:rPr>
+                <w:rFonts w:ascii="TimeNewRoman" w:hAnsi="TimeNewRoman"/>
+                <w:sz w:val="30"/>
+              </w:rPr>
+              <w:t>24-22=</w:t>
+            </w:r>
+          </w:p>
+        </w:tc>
+        <w:tc>
+          <w:tcPr>
+            <w:tcW w:type="dxa" w:w="1987"/>
+          </w:tcPr>
+          <w:p>
+            <w:pPr>
+              <w:jc w:val="left"/>
+            </w:pPr>
+            <w:r>
+              <w:rPr>
+                <w:rFonts w:ascii="TimeNewRoman" w:hAnsi="TimeNewRoman"/>
+                <w:sz w:val="30"/>
+              </w:rPr>
+              <w:t>29-24=</w:t>
+            </w:r>
+          </w:p>
+        </w:tc>
+        <w:tc>
+          <w:tcPr>
+            <w:tcW w:type="dxa" w:w="1987"/>
+          </w:tcPr>
+          <w:p>
+            <w:pPr>
+              <w:jc w:val="left"/>
+            </w:pPr>
+            <w:r>
+              <w:rPr>
+                <w:rFonts w:ascii="TimeNewRoman" w:hAnsi="TimeNewRoman"/>
+                <w:sz w:val="30"/>
+              </w:rPr>
+              <w:t>53-19=</w:t>
+            </w:r>
+          </w:p>
+        </w:tc>
+        <w:tc>
+          <w:tcPr>
+            <w:tcW w:type="dxa" w:w="1987"/>
+          </w:tcPr>
+          <w:p>
+            <w:pPr>
+              <w:jc w:val="left"/>
+            </w:pPr>
+            <w:r>
+              <w:rPr>
+                <w:rFonts w:ascii="TimeNewRoman" w:hAnsi="TimeNewRoman"/>
+                <w:sz w:val="30"/>
+              </w:rPr>
+              <w:t>18+75=</w:t>
+            </w:r>
+          </w:p>
+        </w:tc>
+      </w:tr>
+      <w:tr>
+        <w:tc>
+          <w:tcPr>
+            <w:tcW w:type="dxa" w:w="1987"/>
+          </w:tcPr>
+          <w:p>
+            <w:pPr>
+              <w:jc w:val="left"/>
+            </w:pPr>
+            <w:r>
+              <w:rPr>
+                <w:rFonts w:ascii="TimeNewRoman" w:hAnsi="TimeNewRoman"/>
+                <w:sz w:val="30"/>
+              </w:rPr>
+              <w:t>4+39=</w:t>
+            </w:r>
+          </w:p>
+        </w:tc>
+        <w:tc>
+          <w:tcPr>
+            <w:tcW w:type="dxa" w:w="1987"/>
+          </w:tcPr>
+          <w:p>
+            <w:pPr>
+              <w:jc w:val="left"/>
+            </w:pPr>
+            <w:r>
+              <w:rPr>
+                <w:rFonts w:ascii="TimeNewRoman" w:hAnsi="TimeNewRoman"/>
+                <w:sz w:val="30"/>
+              </w:rPr>
+              <w:t>43+28=</w:t>
+            </w:r>
+          </w:p>
+        </w:tc>
+        <w:tc>
+          <w:tcPr>
+            <w:tcW w:type="dxa" w:w="1987"/>
+          </w:tcPr>
+          <w:p>
+            <w:pPr>
+              <w:jc w:val="left"/>
+            </w:pPr>
+            <w:r>
+              <w:rPr>
+                <w:rFonts w:ascii="TimeNewRoman" w:hAnsi="TimeNewRoman"/>
+                <w:sz w:val="30"/>
+              </w:rPr>
+              <w:t>43+5=</w:t>
+            </w:r>
+          </w:p>
+        </w:tc>
+        <w:tc>
+          <w:tcPr>
+            <w:tcW w:type="dxa" w:w="1987"/>
+          </w:tcPr>
+          <w:p>
+            <w:pPr>
+              <w:jc w:val="left"/>
+            </w:pPr>
+            <w:r>
+              <w:rPr>
+                <w:rFonts w:ascii="TimeNewRoman" w:hAnsi="TimeNewRoman"/>
+                <w:sz w:val="30"/>
+              </w:rPr>
+              <w:t>49+32=</w:t>
+            </w:r>
+          </w:p>
+        </w:tc>
+        <w:tc>
+          <w:tcPr>
+            <w:tcW w:type="dxa" w:w="1987"/>
+          </w:tcPr>
+          <w:p>
+            <w:pPr>
+              <w:jc w:val="left"/>
+            </w:pPr>
+            <w:r>
+              <w:rPr>
+                <w:rFonts w:ascii="TimeNewRoman" w:hAnsi="TimeNewRoman"/>
+                <w:sz w:val="30"/>
+              </w:rPr>
+              <w:t>8+79=</w:t>
+            </w:r>
+          </w:p>
+        </w:tc>
+      </w:tr>
+      <w:tr>
+        <w:tc>
+          <w:tcPr>
+            <w:tcW w:type="dxa" w:w="1987"/>
+          </w:tcPr>
+          <w:p>
+            <w:pPr>
+              <w:jc w:val="left"/>
+            </w:pPr>
+            <w:r>
+              <w:rPr>
+                <w:rFonts w:ascii="TimeNewRoman" w:hAnsi="TimeNewRoman"/>
+                <w:sz w:val="30"/>
+              </w:rPr>
+              <w:t>68+12=</w:t>
             </w:r>
           </w:p>
         </w:tc>
@@ -195,7 +596,41 @@
                 <w:rFonts w:ascii="TimeNewRoman" w:hAnsi="TimeNewRoman"/>
                 <w:sz w:val="30"/>
               </w:rPr>
-              <w:t>39+17=</w:t>
+              <w:t>46-21=</w:t>
+            </w:r>
+          </w:p>
+        </w:tc>
+        <w:tc>
+          <w:tcPr>
+            <w:tcW w:type="dxa" w:w="1987"/>
+          </w:tcPr>
+          <w:p>
+            <w:pPr>
+              <w:jc w:val="left"/>
+            </w:pPr>
+            <w:r>
+              <w:rPr>
+                <w:rFonts w:ascii="TimeNewRoman" w:hAnsi="TimeNewRoman"/>
+                <w:sz w:val="30"/>
+              </w:rPr>
+              <w:t>80+0=</w:t>
+            </w:r>
+          </w:p>
+        </w:tc>
+        <w:tc>
+          <w:tcPr>
+            <w:tcW w:type="dxa" w:w="1987"/>
+          </w:tcPr>
+          <w:p>
+            <w:pPr>
+              <w:jc w:val="left"/>
+            </w:pPr>
+            <w:r>
+              <w:rPr>
+                <w:rFonts w:ascii="TimeNewRoman" w:hAnsi="TimeNewRoman"/>
+                <w:sz w:val="30"/>
+              </w:rPr>
+              <w:t>38+41=</w:t>
             </w:r>
           </w:p>
         </w:tc>
@@ -214,7 +649,7 @@
                 <w:rFonts w:ascii="TimeNewRoman" w:hAnsi="TimeNewRoman"/>
                 <w:sz w:val="30"/>
               </w:rPr>
-              <w:t>99-60=</w:t>
+              <w:t>26+61=</w:t>
             </w:r>
           </w:p>
         </w:tc>
@@ -231,7 +666,7 @@
                 <w:rFonts w:ascii="TimeNewRoman" w:hAnsi="TimeNewRoman"/>
                 <w:sz w:val="30"/>
               </w:rPr>
-              <w:t>22+27=</w:t>
+              <w:t>57-27=</w:t>
             </w:r>
           </w:p>
         </w:tc>
@@ -248,7 +683,7 @@
                 <w:rFonts w:ascii="TimeNewRoman" w:hAnsi="TimeNewRoman"/>
                 <w:sz w:val="30"/>
               </w:rPr>
-              <w:t>12+36=</w:t>
+              <w:t>30+62=</w:t>
             </w:r>
           </w:p>
         </w:tc>
@@ -265,7 +700,7 @@
                 <w:rFonts w:ascii="TimeNewRoman" w:hAnsi="TimeNewRoman"/>
                 <w:sz w:val="30"/>
               </w:rPr>
-              <w:t>78-31=</w:t>
+              <w:t>32+9=</w:t>
             </w:r>
           </w:p>
         </w:tc>
@@ -282,7 +717,7 @@
                 <w:rFonts w:ascii="TimeNewRoman" w:hAnsi="TimeNewRoman"/>
                 <w:sz w:val="30"/>
               </w:rPr>
-              <w:t>18+36=</w:t>
+              <w:t>28-10=</w:t>
             </w:r>
           </w:p>
         </w:tc>
@@ -301,7 +736,7 @@
                 <w:rFonts w:ascii="TimeNewRoman" w:hAnsi="TimeNewRoman"/>
                 <w:sz w:val="30"/>
               </w:rPr>
-              <w:t>44-4=</w:t>
+              <w:t>55-15=</w:t>
             </w:r>
           </w:p>
         </w:tc>
@@ -318,7 +753,7 @@
                 <w:rFonts w:ascii="TimeNewRoman" w:hAnsi="TimeNewRoman"/>
                 <w:sz w:val="30"/>
               </w:rPr>
-              <w:t>11-7=</w:t>
+              <w:t>6+41=</w:t>
             </w:r>
           </w:p>
         </w:tc>
@@ -335,7 +770,7 @@
                 <w:rFonts w:ascii="TimeNewRoman" w:hAnsi="TimeNewRoman"/>
                 <w:sz w:val="30"/>
               </w:rPr>
-              <w:t>5+55=</w:t>
+              <w:t>97-30=</w:t>
             </w:r>
           </w:p>
         </w:tc>
@@ -352,7 +787,7 @@
                 <w:rFonts w:ascii="TimeNewRoman" w:hAnsi="TimeNewRoman"/>
                 <w:sz w:val="30"/>
               </w:rPr>
-              <w:t>49+0=</w:t>
+              <w:t>14+40=</w:t>
             </w:r>
           </w:p>
         </w:tc>
@@ -369,7 +804,7 @@
                 <w:rFonts w:ascii="TimeNewRoman" w:hAnsi="TimeNewRoman"/>
                 <w:sz w:val="30"/>
               </w:rPr>
-              <w:t>19+30=</w:t>
+              <w:t>80-42=</w:t>
             </w:r>
           </w:p>
         </w:tc>
@@ -388,7 +823,7 @@
                 <w:rFonts w:ascii="TimeNewRoman" w:hAnsi="TimeNewRoman"/>
                 <w:sz w:val="30"/>
               </w:rPr>
-              <w:t>3+32=</w:t>
+              <w:t>34+40=</w:t>
             </w:r>
           </w:p>
         </w:tc>
@@ -405,7 +840,7 @@
                 <w:rFonts w:ascii="TimeNewRoman" w:hAnsi="TimeNewRoman"/>
                 <w:sz w:val="30"/>
               </w:rPr>
-              <w:t>37+44=</w:t>
+              <w:t>57-37=</w:t>
             </w:r>
           </w:p>
         </w:tc>
@@ -422,7 +857,7 @@
                 <w:rFonts w:ascii="TimeNewRoman" w:hAnsi="TimeNewRoman"/>
                 <w:sz w:val="30"/>
               </w:rPr>
-              <w:t>93-19=</w:t>
+              <w:t>65-33=</w:t>
             </w:r>
           </w:p>
         </w:tc>
@@ -439,7 +874,7 @@
                 <w:rFonts w:ascii="TimeNewRoman" w:hAnsi="TimeNewRoman"/>
                 <w:sz w:val="30"/>
               </w:rPr>
-              <w:t>20+37=</w:t>
+              <w:t>51-33=</w:t>
             </w:r>
           </w:p>
         </w:tc>
@@ -456,7 +891,7 @@
                 <w:rFonts w:ascii="TimeNewRoman" w:hAnsi="TimeNewRoman"/>
                 <w:sz w:val="30"/>
               </w:rPr>
-              <w:t>1+58=</w:t>
+              <w:t>60+10=</w:t>
             </w:r>
           </w:p>
         </w:tc>
@@ -475,7 +910,7 @@
                 <w:rFonts w:ascii="TimeNewRoman" w:hAnsi="TimeNewRoman"/>
                 <w:sz w:val="30"/>
               </w:rPr>
-              <w:t>89-37=</w:t>
+              <w:t>75+22=</w:t>
             </w:r>
           </w:p>
         </w:tc>
@@ -492,7 +927,7 @@
                 <w:rFonts w:ascii="TimeNewRoman" w:hAnsi="TimeNewRoman"/>
                 <w:sz w:val="30"/>
               </w:rPr>
-              <w:t>52-38=</w:t>
+              <w:t>95-48=</w:t>
             </w:r>
           </w:p>
         </w:tc>
@@ -509,7 +944,7 @@
                 <w:rFonts w:ascii="TimeNewRoman" w:hAnsi="TimeNewRoman"/>
                 <w:sz w:val="30"/>
               </w:rPr>
-              <w:t>26+19=</w:t>
+              <w:t>34-9=</w:t>
             </w:r>
           </w:p>
         </w:tc>
@@ -526,7 +961,7 @@
                 <w:rFonts w:ascii="TimeNewRoman" w:hAnsi="TimeNewRoman"/>
                 <w:sz w:val="30"/>
               </w:rPr>
-              <w:t>38+12=</w:t>
+              <w:t>74+17=</w:t>
             </w:r>
           </w:p>
         </w:tc>
@@ -543,7 +978,7 @@
                 <w:rFonts w:ascii="TimeNewRoman" w:hAnsi="TimeNewRoman"/>
                 <w:sz w:val="30"/>
               </w:rPr>
-              <w:t>37-32=</w:t>
+              <w:t>82-49=</w:t>
             </w:r>
           </w:p>
         </w:tc>
@@ -562,7 +997,7 @@
                 <w:rFonts w:ascii="TimeNewRoman" w:hAnsi="TimeNewRoman"/>
                 <w:sz w:val="30"/>
               </w:rPr>
-              <w:t>53+25=</w:t>
+              <w:t>22+57=</w:t>
             </w:r>
           </w:p>
         </w:tc>
@@ -579,7 +1014,7 @@
                 <w:rFonts w:ascii="TimeNewRoman" w:hAnsi="TimeNewRoman"/>
                 <w:sz w:val="30"/>
               </w:rPr>
-              <w:t>38+22=</w:t>
+              <w:t>29+28=</w:t>
             </w:r>
           </w:p>
         </w:tc>
@@ -596,7 +1031,7 @@
                 <w:rFonts w:ascii="TimeNewRoman" w:hAnsi="TimeNewRoman"/>
                 <w:sz w:val="30"/>
               </w:rPr>
-              <w:t>22+77=</w:t>
+              <w:t>55-37=</w:t>
             </w:r>
           </w:p>
         </w:tc>
@@ -613,7 +1048,7 @@
                 <w:rFonts w:ascii="TimeNewRoman" w:hAnsi="TimeNewRoman"/>
                 <w:sz w:val="30"/>
               </w:rPr>
-              <w:t>35-30=</w:t>
+              <w:t>35+62=</w:t>
             </w:r>
           </w:p>
         </w:tc>
@@ -630,7 +1065,7 @@
                 <w:rFonts w:ascii="TimeNewRoman" w:hAnsi="TimeNewRoman"/>
                 <w:sz w:val="30"/>
               </w:rPr>
-              <w:t>13+81=</w:t>
+              <w:t>39-25=</w:t>
             </w:r>
           </w:p>
         </w:tc>
@@ -649,7 +1084,7 @@
                 <w:rFonts w:ascii="TimeNewRoman" w:hAnsi="TimeNewRoman"/>
                 <w:sz w:val="30"/>
               </w:rPr>
-              <w:t>66-45=</w:t>
+              <w:t>64+5=</w:t>
             </w:r>
           </w:p>
         </w:tc>
@@ -666,7 +1101,7 @@
                 <w:rFonts w:ascii="TimeNewRoman" w:hAnsi="TimeNewRoman"/>
                 <w:sz w:val="30"/>
               </w:rPr>
-              <w:t>74-28=</w:t>
+              <w:t>93+1=</w:t>
             </w:r>
           </w:p>
         </w:tc>
@@ -683,7 +1118,7 @@
                 <w:rFonts w:ascii="TimeNewRoman" w:hAnsi="TimeNewRoman"/>
                 <w:sz w:val="30"/>
               </w:rPr>
-              <w:t>70-3=</w:t>
+              <w:t>30+0=</w:t>
             </w:r>
           </w:p>
         </w:tc>
@@ -700,7 +1135,7 @@
                 <w:rFonts w:ascii="TimeNewRoman" w:hAnsi="TimeNewRoman"/>
                 <w:sz w:val="30"/>
               </w:rPr>
-              <w:t>13+21=</w:t>
+              <w:t>36-23=</w:t>
             </w:r>
           </w:p>
         </w:tc>
@@ -717,7 +1152,7 @@
                 <w:rFonts w:ascii="TimeNewRoman" w:hAnsi="TimeNewRoman"/>
                 <w:sz w:val="30"/>
               </w:rPr>
-              <w:t>5+86=</w:t>
+              <w:t>9+15=</w:t>
             </w:r>
           </w:p>
         </w:tc>
@@ -736,7 +1171,7 @@
                 <w:rFonts w:ascii="TimeNewRoman" w:hAnsi="TimeNewRoman"/>
                 <w:sz w:val="30"/>
               </w:rPr>
-              <w:t>54-47=</w:t>
+              <w:t>12+11=</w:t>
             </w:r>
           </w:p>
         </w:tc>
@@ -753,7 +1188,7 @@
                 <w:rFonts w:ascii="TimeNewRoman" w:hAnsi="TimeNewRoman"/>
                 <w:sz w:val="30"/>
               </w:rPr>
-              <w:t>61-3=</w:t>
+              <w:t>63+4=</w:t>
             </w:r>
           </w:p>
         </w:tc>
@@ -770,7 +1205,7 @@
                 <w:rFonts w:ascii="TimeNewRoman" w:hAnsi="TimeNewRoman"/>
                 <w:sz w:val="30"/>
               </w:rPr>
-              <w:t>61-8=</w:t>
+              <w:t>90-7=</w:t>
             </w:r>
           </w:p>
         </w:tc>
@@ -787,7 +1222,7 @@
                 <w:rFonts w:ascii="TimeNewRoman" w:hAnsi="TimeNewRoman"/>
                 <w:sz w:val="30"/>
               </w:rPr>
-              <w:t>22-3=</w:t>
+              <w:t>22-11=</w:t>
             </w:r>
           </w:p>
         </w:tc>
@@ -804,7 +1239,7 @@
                 <w:rFonts w:ascii="TimeNewRoman" w:hAnsi="TimeNewRoman"/>
                 <w:sz w:val="30"/>
               </w:rPr>
-              <w:t>69+15=</w:t>
+              <w:t>11+34=</w:t>
             </w:r>
           </w:p>
         </w:tc>
@@ -823,7 +1258,7 @@
                 <w:rFonts w:ascii="TimeNewRoman" w:hAnsi="TimeNewRoman"/>
                 <w:sz w:val="30"/>
               </w:rPr>
-              <w:t>50+0=</w:t>
+              <w:t>44+14=</w:t>
             </w:r>
           </w:p>
         </w:tc>
@@ -840,7 +1275,7 @@
                 <w:rFonts w:ascii="TimeNewRoman" w:hAnsi="TimeNewRoman"/>
                 <w:sz w:val="30"/>
               </w:rPr>
-              <w:t>64+32=</w:t>
+              <w:t>63-12=</w:t>
             </w:r>
           </w:p>
         </w:tc>
@@ -857,7 +1292,7 @@
                 <w:rFonts w:ascii="TimeNewRoman" w:hAnsi="TimeNewRoman"/>
                 <w:sz w:val="30"/>
               </w:rPr>
-              <w:t>26+21=</w:t>
+              <w:t>62+22=</w:t>
             </w:r>
           </w:p>
         </w:tc>
@@ -874,7 +1309,7 @@
                 <w:rFonts w:ascii="TimeNewRoman" w:hAnsi="TimeNewRoman"/>
                 <w:sz w:val="30"/>
               </w:rPr>
-              <w:t>42-0=</w:t>
+              <w:t>19-16=</w:t>
             </w:r>
           </w:p>
         </w:tc>
@@ -891,7 +1326,7 @@
                 <w:rFonts w:ascii="TimeNewRoman" w:hAnsi="TimeNewRoman"/>
                 <w:sz w:val="30"/>
               </w:rPr>
-              <w:t>0+34=</w:t>
+              <w:t>35-25=</w:t>
             </w:r>
           </w:p>
         </w:tc>
@@ -910,7 +1345,7 @@
                 <w:rFonts w:ascii="TimeNewRoman" w:hAnsi="TimeNewRoman"/>
                 <w:sz w:val="30"/>
               </w:rPr>
-              <w:t>18+48=</w:t>
+              <w:t>5+33=</w:t>
             </w:r>
           </w:p>
         </w:tc>
@@ -927,7 +1362,7 @@
                 <w:rFonts w:ascii="TimeNewRoman" w:hAnsi="TimeNewRoman"/>
                 <w:sz w:val="30"/>
               </w:rPr>
-              <w:t>73-5=</w:t>
+              <w:t>13+6=</w:t>
             </w:r>
           </w:p>
         </w:tc>
@@ -944,7 +1379,7 @@
                 <w:rFonts w:ascii="TimeNewRoman" w:hAnsi="TimeNewRoman"/>
                 <w:sz w:val="30"/>
               </w:rPr>
-              <w:t>41-39=</w:t>
+              <w:t>95-69=</w:t>
             </w:r>
           </w:p>
         </w:tc>
@@ -961,7 +1396,7 @@
                 <w:rFonts w:ascii="TimeNewRoman" w:hAnsi="TimeNewRoman"/>
                 <w:sz w:val="30"/>
               </w:rPr>
-              <w:t>19+13=</w:t>
+              <w:t>53-49=</w:t>
             </w:r>
           </w:p>
         </w:tc>
@@ -978,7 +1413,7 @@
                 <w:rFonts w:ascii="TimeNewRoman" w:hAnsi="TimeNewRoman"/>
                 <w:sz w:val="30"/>
               </w:rPr>
-              <w:t>99-62=</w:t>
+              <w:t>26+32=</w:t>
             </w:r>
           </w:p>
         </w:tc>
@@ -997,7 +1432,7 @@
                 <w:rFonts w:ascii="TimeNewRoman" w:hAnsi="TimeNewRoman"/>
                 <w:sz w:val="30"/>
               </w:rPr>
-              <w:t>43+50=</w:t>
+              <w:t>61-34=</w:t>
             </w:r>
           </w:p>
         </w:tc>
@@ -1014,7 +1449,7 @@
                 <w:rFonts w:ascii="TimeNewRoman" w:hAnsi="TimeNewRoman"/>
                 <w:sz w:val="30"/>
               </w:rPr>
-              <w:t>50-24=</w:t>
+              <w:t>80-40=</w:t>
             </w:r>
           </w:p>
         </w:tc>
@@ -1031,7 +1466,7 @@
                 <w:rFonts w:ascii="TimeNewRoman" w:hAnsi="TimeNewRoman"/>
                 <w:sz w:val="30"/>
               </w:rPr>
-              <w:t>21-14=</w:t>
+              <w:t>18+59=</w:t>
             </w:r>
           </w:p>
         </w:tc>
@@ -1048,7 +1483,7 @@
                 <w:rFonts w:ascii="TimeNewRoman" w:hAnsi="TimeNewRoman"/>
                 <w:sz w:val="30"/>
               </w:rPr>
-              <w:t>67+14=</w:t>
+              <w:t>62-42=</w:t>
             </w:r>
           </w:p>
         </w:tc>
@@ -1065,7 +1500,7 @@
                 <w:rFonts w:ascii="TimeNewRoman" w:hAnsi="TimeNewRoman"/>
                 <w:sz w:val="30"/>
               </w:rPr>
-              <w:t>93-4=</w:t>
+              <w:t>93-6=</w:t>
             </w:r>
           </w:p>
         </w:tc>
@@ -1084,7 +1519,7 @@
                 <w:rFonts w:ascii="TimeNewRoman" w:hAnsi="TimeNewRoman"/>
                 <w:sz w:val="30"/>
               </w:rPr>
-              <w:t>90-18=</w:t>
+              <w:t>23+51=</w:t>
             </w:r>
           </w:p>
         </w:tc>
@@ -1101,7 +1536,7 @@
                 <w:rFonts w:ascii="TimeNewRoman" w:hAnsi="TimeNewRoman"/>
                 <w:sz w:val="30"/>
               </w:rPr>
-              <w:t>45-29=</w:t>
+              <w:t>67-31=</w:t>
             </w:r>
           </w:p>
         </w:tc>
@@ -1118,7 +1553,7 @@
                 <w:rFonts w:ascii="TimeNewRoman" w:hAnsi="TimeNewRoman"/>
                 <w:sz w:val="30"/>
               </w:rPr>
-              <w:t>55-13=</w:t>
+              <w:t>17+25=</w:t>
             </w:r>
           </w:p>
         </w:tc>
@@ -1135,7 +1570,7 @@
                 <w:rFonts w:ascii="TimeNewRoman" w:hAnsi="TimeNewRoman"/>
                 <w:sz w:val="30"/>
               </w:rPr>
-              <w:t>17+56=</w:t>
+              <w:t>10+86=</w:t>
             </w:r>
           </w:p>
         </w:tc>
@@ -1152,7 +1587,7 @@
                 <w:rFonts w:ascii="TimeNewRoman" w:hAnsi="TimeNewRoman"/>
                 <w:sz w:val="30"/>
               </w:rPr>
-              <w:t>28+45=</w:t>
+              <w:t>30+0=</w:t>
             </w:r>
           </w:p>
         </w:tc>
@@ -1171,7 +1606,7 @@
                 <w:rFonts w:ascii="TimeNewRoman" w:hAnsi="TimeNewRoman"/>
                 <w:sz w:val="30"/>
               </w:rPr>
-              <w:t>22+13=</w:t>
+              <w:t>3-3=</w:t>
             </w:r>
           </w:p>
         </w:tc>
@@ -1188,7 +1623,7 @@
                 <w:rFonts w:ascii="TimeNewRoman" w:hAnsi="TimeNewRoman"/>
                 <w:sz w:val="30"/>
               </w:rPr>
-              <w:t>20+21=</w:t>
+              <w:t>65+16=</w:t>
             </w:r>
           </w:p>
         </w:tc>
@@ -1205,7 +1640,7 @@
                 <w:rFonts w:ascii="TimeNewRoman" w:hAnsi="TimeNewRoman"/>
                 <w:sz w:val="30"/>
               </w:rPr>
-              <w:t>73-35=</w:t>
+              <w:t>47+5=</w:t>
             </w:r>
           </w:p>
         </w:tc>
@@ -1222,7 +1657,7 @@
                 <w:rFonts w:ascii="TimeNewRoman" w:hAnsi="TimeNewRoman"/>
                 <w:sz w:val="30"/>
               </w:rPr>
-              <w:t>28+47=</w:t>
+              <w:t>34+65=</w:t>
             </w:r>
           </w:p>
         </w:tc>
@@ -1239,7 +1674,7 @@
                 <w:rFonts w:ascii="TimeNewRoman" w:hAnsi="TimeNewRoman"/>
                 <w:sz w:val="30"/>
               </w:rPr>
-              <w:t>64-61=</w:t>
+              <w:t>53-23=</w:t>
             </w:r>
           </w:p>
         </w:tc>
@@ -1258,7 +1693,7 @@
                 <w:rFonts w:ascii="TimeNewRoman" w:hAnsi="TimeNewRoman"/>
                 <w:sz w:val="30"/>
               </w:rPr>
-              <w:t>14+63=</w:t>
+              <w:t>69-65=</w:t>
             </w:r>
           </w:p>
         </w:tc>
@@ -1275,7 +1710,7 @@
                 <w:rFonts w:ascii="TimeNewRoman" w:hAnsi="TimeNewRoman"/>
                 <w:sz w:val="30"/>
               </w:rPr>
-              <w:t>61+4=</w:t>
+              <w:t>15-3=</w:t>
             </w:r>
           </w:p>
         </w:tc>
@@ -1292,7 +1727,7 @@
                 <w:rFonts w:ascii="TimeNewRoman" w:hAnsi="TimeNewRoman"/>
                 <w:sz w:val="30"/>
               </w:rPr>
-              <w:t>79-57=</w:t>
+              <w:t>52+27=</w:t>
             </w:r>
           </w:p>
         </w:tc>
@@ -1309,7 +1744,7 @@
                 <w:rFonts w:ascii="TimeNewRoman" w:hAnsi="TimeNewRoman"/>
                 <w:sz w:val="30"/>
               </w:rPr>
-              <w:t>15+43=</w:t>
+              <w:t>40-21=</w:t>
             </w:r>
           </w:p>
         </w:tc>
@@ -1326,442 +1761,7 @@
                 <w:rFonts w:ascii="TimeNewRoman" w:hAnsi="TimeNewRoman"/>
                 <w:sz w:val="30"/>
               </w:rPr>
-              <w:t>79-24=</w:t>
-            </w:r>
-          </w:p>
-        </w:tc>
-      </w:tr>
-      <w:tr>
-        <w:tc>
-          <w:tcPr>
-            <w:tcW w:type="dxa" w:w="1987"/>
-          </w:tcPr>
-          <w:p>
-            <w:pPr>
-              <w:jc w:val="left"/>
-            </w:pPr>
-            <w:r>
-              <w:rPr>
-                <w:rFonts w:ascii="TimeNewRoman" w:hAnsi="TimeNewRoman"/>
-                <w:sz w:val="30"/>
-              </w:rPr>
-              <w:t>38-13=</w:t>
-            </w:r>
-          </w:p>
-        </w:tc>
-        <w:tc>
-          <w:tcPr>
-            <w:tcW w:type="dxa" w:w="1987"/>
-          </w:tcPr>
-          <w:p>
-            <w:pPr>
-              <w:jc w:val="left"/>
-            </w:pPr>
-            <w:r>
-              <w:rPr>
-                <w:rFonts w:ascii="TimeNewRoman" w:hAnsi="TimeNewRoman"/>
-                <w:sz w:val="30"/>
-              </w:rPr>
-              <w:t>51-27=</w:t>
-            </w:r>
-          </w:p>
-        </w:tc>
-        <w:tc>
-          <w:tcPr>
-            <w:tcW w:type="dxa" w:w="1987"/>
-          </w:tcPr>
-          <w:p>
-            <w:pPr>
-              <w:jc w:val="left"/>
-            </w:pPr>
-            <w:r>
-              <w:rPr>
-                <w:rFonts w:ascii="TimeNewRoman" w:hAnsi="TimeNewRoman"/>
-                <w:sz w:val="30"/>
-              </w:rPr>
-              <w:t>11+20=</w:t>
-            </w:r>
-          </w:p>
-        </w:tc>
-        <w:tc>
-          <w:tcPr>
-            <w:tcW w:type="dxa" w:w="1987"/>
-          </w:tcPr>
-          <w:p>
-            <w:pPr>
-              <w:jc w:val="left"/>
-            </w:pPr>
-            <w:r>
-              <w:rPr>
-                <w:rFonts w:ascii="TimeNewRoman" w:hAnsi="TimeNewRoman"/>
-                <w:sz w:val="30"/>
-              </w:rPr>
-              <w:t>38-21=</w:t>
-            </w:r>
-          </w:p>
-        </w:tc>
-        <w:tc>
-          <w:tcPr>
-            <w:tcW w:type="dxa" w:w="1987"/>
-          </w:tcPr>
-          <w:p>
-            <w:pPr>
-              <w:jc w:val="left"/>
-            </w:pPr>
-            <w:r>
-              <w:rPr>
-                <w:rFonts w:ascii="TimeNewRoman" w:hAnsi="TimeNewRoman"/>
-                <w:sz w:val="30"/>
-              </w:rPr>
-              <w:t>82-21=</w:t>
-            </w:r>
-          </w:p>
-        </w:tc>
-      </w:tr>
-      <w:tr>
-        <w:tc>
-          <w:tcPr>
-            <w:tcW w:type="dxa" w:w="1987"/>
-          </w:tcPr>
-          <w:p>
-            <w:pPr>
-              <w:jc w:val="left"/>
-            </w:pPr>
-            <w:r>
-              <w:rPr>
-                <w:rFonts w:ascii="TimeNewRoman" w:hAnsi="TimeNewRoman"/>
-                <w:sz w:val="30"/>
-              </w:rPr>
-              <w:t>73-7=</w:t>
-            </w:r>
-          </w:p>
-        </w:tc>
-        <w:tc>
-          <w:tcPr>
-            <w:tcW w:type="dxa" w:w="1987"/>
-          </w:tcPr>
-          <w:p>
-            <w:pPr>
-              <w:jc w:val="left"/>
-            </w:pPr>
-            <w:r>
-              <w:rPr>
-                <w:rFonts w:ascii="TimeNewRoman" w:hAnsi="TimeNewRoman"/>
-                <w:sz w:val="30"/>
-              </w:rPr>
-              <w:t>26+45=</w:t>
-            </w:r>
-          </w:p>
-        </w:tc>
-        <w:tc>
-          <w:tcPr>
-            <w:tcW w:type="dxa" w:w="1987"/>
-          </w:tcPr>
-          <w:p>
-            <w:pPr>
-              <w:jc w:val="left"/>
-            </w:pPr>
-            <w:r>
-              <w:rPr>
-                <w:rFonts w:ascii="TimeNewRoman" w:hAnsi="TimeNewRoman"/>
-                <w:sz w:val="30"/>
-              </w:rPr>
-              <w:t>49+16=</w:t>
-            </w:r>
-          </w:p>
-        </w:tc>
-        <w:tc>
-          <w:tcPr>
-            <w:tcW w:type="dxa" w:w="1987"/>
-          </w:tcPr>
-          <w:p>
-            <w:pPr>
-              <w:jc w:val="left"/>
-            </w:pPr>
-            <w:r>
-              <w:rPr>
-                <w:rFonts w:ascii="TimeNewRoman" w:hAnsi="TimeNewRoman"/>
-                <w:sz w:val="30"/>
-              </w:rPr>
-              <w:t>83-0=</w:t>
-            </w:r>
-          </w:p>
-        </w:tc>
-        <w:tc>
-          <w:tcPr>
-            <w:tcW w:type="dxa" w:w="1987"/>
-          </w:tcPr>
-          <w:p>
-            <w:pPr>
-              <w:jc w:val="left"/>
-            </w:pPr>
-            <w:r>
-              <w:rPr>
-                <w:rFonts w:ascii="TimeNewRoman" w:hAnsi="TimeNewRoman"/>
-                <w:sz w:val="30"/>
-              </w:rPr>
-              <w:t>94-74=</w:t>
-            </w:r>
-          </w:p>
-        </w:tc>
-      </w:tr>
-      <w:tr>
-        <w:tc>
-          <w:tcPr>
-            <w:tcW w:type="dxa" w:w="1987"/>
-          </w:tcPr>
-          <w:p>
-            <w:pPr>
-              <w:jc w:val="left"/>
-            </w:pPr>
-            <w:r>
-              <w:rPr>
-                <w:rFonts w:ascii="TimeNewRoman" w:hAnsi="TimeNewRoman"/>
-                <w:sz w:val="30"/>
-              </w:rPr>
-              <w:t>87-18=</w:t>
-            </w:r>
-          </w:p>
-        </w:tc>
-        <w:tc>
-          <w:tcPr>
-            <w:tcW w:type="dxa" w:w="1987"/>
-          </w:tcPr>
-          <w:p>
-            <w:pPr>
-              <w:jc w:val="left"/>
-            </w:pPr>
-            <w:r>
-              <w:rPr>
-                <w:rFonts w:ascii="TimeNewRoman" w:hAnsi="TimeNewRoman"/>
-                <w:sz w:val="30"/>
-              </w:rPr>
-              <w:t>64-23=</w:t>
-            </w:r>
-          </w:p>
-        </w:tc>
-        <w:tc>
-          <w:tcPr>
-            <w:tcW w:type="dxa" w:w="1987"/>
-          </w:tcPr>
-          <w:p>
-            <w:pPr>
-              <w:jc w:val="left"/>
-            </w:pPr>
-            <w:r>
-              <w:rPr>
-                <w:rFonts w:ascii="TimeNewRoman" w:hAnsi="TimeNewRoman"/>
-                <w:sz w:val="30"/>
-              </w:rPr>
-              <w:t>43+36=</w:t>
-            </w:r>
-          </w:p>
-        </w:tc>
-        <w:tc>
-          <w:tcPr>
-            <w:tcW w:type="dxa" w:w="1987"/>
-          </w:tcPr>
-          <w:p>
-            <w:pPr>
-              <w:jc w:val="left"/>
-            </w:pPr>
-            <w:r>
-              <w:rPr>
-                <w:rFonts w:ascii="TimeNewRoman" w:hAnsi="TimeNewRoman"/>
-                <w:sz w:val="30"/>
-              </w:rPr>
-              <w:t>95-40=</w:t>
-            </w:r>
-          </w:p>
-        </w:tc>
-        <w:tc>
-          <w:tcPr>
-            <w:tcW w:type="dxa" w:w="1987"/>
-          </w:tcPr>
-          <w:p>
-            <w:pPr>
-              <w:jc w:val="left"/>
-            </w:pPr>
-            <w:r>
-              <w:rPr>
-                <w:rFonts w:ascii="TimeNewRoman" w:hAnsi="TimeNewRoman"/>
-                <w:sz w:val="30"/>
-              </w:rPr>
-              <w:t>52+4=</w:t>
-            </w:r>
-          </w:p>
-        </w:tc>
-      </w:tr>
-      <w:tr>
-        <w:tc>
-          <w:tcPr>
-            <w:tcW w:type="dxa" w:w="1987"/>
-          </w:tcPr>
-          <w:p>
-            <w:pPr>
-              <w:jc w:val="left"/>
-            </w:pPr>
-            <w:r>
-              <w:rPr>
-                <w:rFonts w:ascii="TimeNewRoman" w:hAnsi="TimeNewRoman"/>
-                <w:sz w:val="30"/>
-              </w:rPr>
-              <w:t>53-23=</w:t>
-            </w:r>
-          </w:p>
-        </w:tc>
-        <w:tc>
-          <w:tcPr>
-            <w:tcW w:type="dxa" w:w="1987"/>
-          </w:tcPr>
-          <w:p>
-            <w:pPr>
-              <w:jc w:val="left"/>
-            </w:pPr>
-            <w:r>
-              <w:rPr>
-                <w:rFonts w:ascii="TimeNewRoman" w:hAnsi="TimeNewRoman"/>
-                <w:sz w:val="30"/>
-              </w:rPr>
-              <w:t>75+24=</w:t>
-            </w:r>
-          </w:p>
-        </w:tc>
-        <w:tc>
-          <w:tcPr>
-            <w:tcW w:type="dxa" w:w="1987"/>
-          </w:tcPr>
-          <w:p>
-            <w:pPr>
-              <w:jc w:val="left"/>
-            </w:pPr>
-            <w:r>
-              <w:rPr>
-                <w:rFonts w:ascii="TimeNewRoman" w:hAnsi="TimeNewRoman"/>
-                <w:sz w:val="30"/>
-              </w:rPr>
-              <w:t>3+70=</w:t>
-            </w:r>
-          </w:p>
-        </w:tc>
-        <w:tc>
-          <w:tcPr>
-            <w:tcW w:type="dxa" w:w="1987"/>
-          </w:tcPr>
-          <w:p>
-            <w:pPr>
-              <w:jc w:val="left"/>
-            </w:pPr>
-            <w:r>
-              <w:rPr>
-                <w:rFonts w:ascii="TimeNewRoman" w:hAnsi="TimeNewRoman"/>
-                <w:sz w:val="30"/>
-              </w:rPr>
-              <w:t>5+31=</w:t>
-            </w:r>
-          </w:p>
-        </w:tc>
-        <w:tc>
-          <w:tcPr>
-            <w:tcW w:type="dxa" w:w="1987"/>
-          </w:tcPr>
-          <w:p>
-            <w:pPr>
-              <w:jc w:val="left"/>
-            </w:pPr>
-            <w:r>
-              <w:rPr>
-                <w:rFonts w:ascii="TimeNewRoman" w:hAnsi="TimeNewRoman"/>
-                <w:sz w:val="30"/>
-              </w:rPr>
-              <w:t>67-54=</w:t>
-            </w:r>
-          </w:p>
-        </w:tc>
-      </w:tr>
-      <w:tr>
-        <w:tc>
-          <w:tcPr>
-            <w:tcW w:type="dxa" w:w="1987"/>
-          </w:tcPr>
-          <w:p>
-            <w:pPr>
-              <w:jc w:val="left"/>
-            </w:pPr>
-            <w:r>
-              <w:rPr>
-                <w:rFonts w:ascii="TimeNewRoman" w:hAnsi="TimeNewRoman"/>
-                <w:sz w:val="30"/>
-              </w:rPr>
-              <w:t>16+40=</w:t>
-            </w:r>
-          </w:p>
-        </w:tc>
-        <w:tc>
-          <w:tcPr>
-            <w:tcW w:type="dxa" w:w="1987"/>
-          </w:tcPr>
-          <w:p>
-            <w:pPr>
-              <w:jc w:val="left"/>
-            </w:pPr>
-            <w:r>
-              <w:rPr>
-                <w:rFonts w:ascii="TimeNewRoman" w:hAnsi="TimeNewRoman"/>
-                <w:sz w:val="30"/>
-              </w:rPr>
-              <w:t>73+24=</w:t>
-            </w:r>
-          </w:p>
-        </w:tc>
-        <w:tc>
-          <w:tcPr>
-            <w:tcW w:type="dxa" w:w="1987"/>
-          </w:tcPr>
-          <w:p>
-            <w:pPr>
-              <w:jc w:val="left"/>
-            </w:pPr>
-            <w:r>
-              <w:rPr>
-                <w:rFonts w:ascii="TimeNewRoman" w:hAnsi="TimeNewRoman"/>
-                <w:sz w:val="30"/>
-              </w:rPr>
-              <w:t>17+76=</w:t>
-            </w:r>
-          </w:p>
-        </w:tc>
-        <w:tc>
-          <w:tcPr>
-            <w:tcW w:type="dxa" w:w="1987"/>
-          </w:tcPr>
-          <w:p>
-            <w:pPr>
-              <w:jc w:val="left"/>
-            </w:pPr>
-            <w:r>
-              <w:rPr>
-                <w:rFonts w:ascii="TimeNewRoman" w:hAnsi="TimeNewRoman"/>
-                <w:sz w:val="30"/>
-              </w:rPr>
-              <w:t>72-32=</w:t>
-            </w:r>
-          </w:p>
-        </w:tc>
-        <w:tc>
-          <w:tcPr>
-            <w:tcW w:type="dxa" w:w="1987"/>
-          </w:tcPr>
-          <w:p>
-            <w:pPr>
-              <w:jc w:val="left"/>
-            </w:pPr>
-            <w:r>
-              <w:rPr>
-                <w:rFonts w:ascii="TimeNewRoman" w:hAnsi="TimeNewRoman"/>
-                <w:sz w:val="30"/>
-              </w:rPr>
-              <w:t>80-70=</w:t>
+              <w:t>36-16=</w:t>
             </w:r>
           </w:p>
         </w:tc>

--- a/addition_and_subtraction_within_100.docx
+++ b/addition_and_subtraction_within_100.docx
@@ -11,7 +11,7 @@
           <w:rFonts w:ascii="Arial" w:hAnsi="Arial"/>
           <w:sz w:val="30"/>
         </w:rPr>
-        <w:t>2026-10-02 Friday</w:t>
+        <w:t>2026-10-03 Saturday</w:t>
       </w:r>
     </w:p>
     <w:tbl>
@@ -40,7 +40,7 @@
                 <w:rFonts w:ascii="TimeNewRoman" w:hAnsi="TimeNewRoman"/>
                 <w:sz w:val="30"/>
               </w:rPr>
-              <w:t>47-9=</w:t>
+              <w:t>63+18=</w:t>
             </w:r>
           </w:p>
         </w:tc>
@@ -57,7 +57,111 @@
                 <w:rFonts w:ascii="TimeNewRoman" w:hAnsi="TimeNewRoman"/>
                 <w:sz w:val="30"/>
               </w:rPr>
-              <w:t>61+22=</w:t>
+              <w:t>32-22=</w:t>
+            </w:r>
+          </w:p>
+        </w:tc>
+        <w:tc>
+          <w:tcPr>
+            <w:tcW w:type="dxa" w:w="1987"/>
+          </w:tcPr>
+          <w:p>
+            <w:pPr>
+              <w:jc w:val="left"/>
+            </w:pPr>
+            <w:r>
+              <w:rPr>
+                <w:rFonts w:ascii="TimeNewRoman" w:hAnsi="TimeNewRoman"/>
+                <w:sz w:val="30"/>
+              </w:rPr>
+              <w:t>59-19=</w:t>
+            </w:r>
+          </w:p>
+        </w:tc>
+        <w:tc>
+          <w:tcPr>
+            <w:tcW w:type="dxa" w:w="1987"/>
+          </w:tcPr>
+          <w:p>
+            <w:pPr>
+              <w:jc w:val="left"/>
+            </w:pPr>
+            <w:r>
+              <w:rPr>
+                <w:rFonts w:ascii="TimeNewRoman" w:hAnsi="TimeNewRoman"/>
+                <w:sz w:val="30"/>
+              </w:rPr>
+              <w:t>11+10=</w:t>
+            </w:r>
+          </w:p>
+        </w:tc>
+        <w:tc>
+          <w:tcPr>
+            <w:tcW w:type="dxa" w:w="1987"/>
+          </w:tcPr>
+          <w:p>
+            <w:pPr>
+              <w:jc w:val="left"/>
+            </w:pPr>
+            <w:r>
+              <w:rPr>
+                <w:rFonts w:ascii="TimeNewRoman" w:hAnsi="TimeNewRoman"/>
+                <w:sz w:val="30"/>
+              </w:rPr>
+              <w:t>36-20=</w:t>
+            </w:r>
+          </w:p>
+        </w:tc>
+      </w:tr>
+      <w:tr>
+        <w:tc>
+          <w:tcPr>
+            <w:tcW w:type="dxa" w:w="1987"/>
+          </w:tcPr>
+          <w:p>
+            <w:pPr>
+              <w:jc w:val="left"/>
+            </w:pPr>
+            <w:r>
+              <w:rPr>
+                <w:rFonts w:ascii="TimeNewRoman" w:hAnsi="TimeNewRoman"/>
+                <w:sz w:val="30"/>
+              </w:rPr>
+              <w:t>96-6=</w:t>
+            </w:r>
+          </w:p>
+        </w:tc>
+        <w:tc>
+          <w:tcPr>
+            <w:tcW w:type="dxa" w:w="1987"/>
+          </w:tcPr>
+          <w:p>
+            <w:pPr>
+              <w:jc w:val="left"/>
+            </w:pPr>
+            <w:r>
+              <w:rPr>
+                <w:rFonts w:ascii="TimeNewRoman" w:hAnsi="TimeNewRoman"/>
+                <w:sz w:val="30"/>
+              </w:rPr>
+              <w:t>4+45=</w:t>
+            </w:r>
+          </w:p>
+        </w:tc>
+        <w:tc>
+          <w:tcPr>
+            <w:tcW w:type="dxa" w:w="1987"/>
+          </w:tcPr>
+          <w:p>
+            <w:pPr>
+              <w:jc w:val="left"/>
+            </w:pPr>
+            <w:r>
+              <w:rPr>
+                <w:rFonts w:ascii="TimeNewRoman" w:hAnsi="TimeNewRoman"/>
+                <w:sz w:val="30"/>
+              </w:rPr>
+              <w:t>86-46=</w:t>
             </w:r>
           </w:p>
         </w:tc>
@@ -91,24 +195,7 @@
                 <w:rFonts w:ascii="TimeNewRoman" w:hAnsi="TimeNewRoman"/>
                 <w:sz w:val="30"/>
               </w:rPr>
-              <w:t>23+32=</w:t>
-            </w:r>
-          </w:p>
-        </w:tc>
-        <w:tc>
-          <w:tcPr>
-            <w:tcW w:type="dxa" w:w="1987"/>
-          </w:tcPr>
-          <w:p>
-            <w:pPr>
-              <w:jc w:val="left"/>
-            </w:pPr>
-            <w:r>
-              <w:rPr>
-                <w:rFonts w:ascii="TimeNewRoman" w:hAnsi="TimeNewRoman"/>
-                <w:sz w:val="30"/>
-              </w:rPr>
-              <w:t>46+52=</w:t>
+              <w:t>61+5=</w:t>
             </w:r>
           </w:p>
         </w:tc>
@@ -127,7 +214,7 @@
                 <w:rFonts w:ascii="TimeNewRoman" w:hAnsi="TimeNewRoman"/>
                 <w:sz w:val="30"/>
               </w:rPr>
-              <w:t>64-24=</w:t>
+              <w:t>46-26=</w:t>
             </w:r>
           </w:p>
         </w:tc>
@@ -144,7 +231,7 @@
                 <w:rFonts w:ascii="TimeNewRoman" w:hAnsi="TimeNewRoman"/>
                 <w:sz w:val="30"/>
               </w:rPr>
-              <w:t>3+21=</w:t>
+              <w:t>77-67=</w:t>
             </w:r>
           </w:p>
         </w:tc>
@@ -161,7 +248,7 @@
                 <w:rFonts w:ascii="TimeNewRoman" w:hAnsi="TimeNewRoman"/>
                 <w:sz w:val="30"/>
               </w:rPr>
-              <w:t>75-71=</w:t>
+              <w:t>16+72=</w:t>
             </w:r>
           </w:p>
         </w:tc>
@@ -178,7 +265,7 @@
                 <w:rFonts w:ascii="TimeNewRoman" w:hAnsi="TimeNewRoman"/>
                 <w:sz w:val="30"/>
               </w:rPr>
-              <w:t>72+21=</w:t>
+              <w:t>54+9=</w:t>
             </w:r>
           </w:p>
         </w:tc>
@@ -195,7 +282,7 @@
                 <w:rFonts w:ascii="TimeNewRoman" w:hAnsi="TimeNewRoman"/>
                 <w:sz w:val="30"/>
               </w:rPr>
-              <w:t>18+33=</w:t>
+              <w:t>75-10=</w:t>
             </w:r>
           </w:p>
         </w:tc>
@@ -214,7 +301,7 @@
                 <w:rFonts w:ascii="TimeNewRoman" w:hAnsi="TimeNewRoman"/>
                 <w:sz w:val="30"/>
               </w:rPr>
-              <w:t>89-65=</w:t>
+              <w:t>15-13=</w:t>
             </w:r>
           </w:p>
         </w:tc>
@@ -231,7 +318,7 @@
                 <w:rFonts w:ascii="TimeNewRoman" w:hAnsi="TimeNewRoman"/>
                 <w:sz w:val="30"/>
               </w:rPr>
-              <w:t>12+35=</w:t>
+              <w:t>78-61=</w:t>
             </w:r>
           </w:p>
         </w:tc>
@@ -248,10 +335,46 @@
                 <w:rFonts w:ascii="TimeNewRoman" w:hAnsi="TimeNewRoman"/>
                 <w:sz w:val="30"/>
               </w:rPr>
-              <w:t>68-32=</w:t>
+              <w:t>53+17=</w:t>
             </w:r>
           </w:p>
         </w:tc>
+        <w:tc>
+          <w:tcPr>
+            <w:tcW w:type="dxa" w:w="1987"/>
+          </w:tcPr>
+          <w:p>
+            <w:pPr>
+              <w:jc w:val="left"/>
+            </w:pPr>
+            <w:r>
+              <w:rPr>
+                <w:rFonts w:ascii="TimeNewRoman" w:hAnsi="TimeNewRoman"/>
+                <w:sz w:val="30"/>
+              </w:rPr>
+              <w:t>22+47=</w:t>
+            </w:r>
+          </w:p>
+        </w:tc>
+        <w:tc>
+          <w:tcPr>
+            <w:tcW w:type="dxa" w:w="1987"/>
+          </w:tcPr>
+          <w:p>
+            <w:pPr>
+              <w:jc w:val="left"/>
+            </w:pPr>
+            <w:r>
+              <w:rPr>
+                <w:rFonts w:ascii="TimeNewRoman" w:hAnsi="TimeNewRoman"/>
+                <w:sz w:val="30"/>
+              </w:rPr>
+              <w:t>36+35=</w:t>
+            </w:r>
+          </w:p>
+        </w:tc>
+      </w:tr>
+      <w:tr>
         <w:tc>
           <w:tcPr>
             <w:tcW w:type="dxa" w:w="1987"/>
@@ -282,7 +405,58 @@
                 <w:rFonts w:ascii="TimeNewRoman" w:hAnsi="TimeNewRoman"/>
                 <w:sz w:val="30"/>
               </w:rPr>
-              <w:t>78-2=</w:t>
+              <w:t>79-40=</w:t>
+            </w:r>
+          </w:p>
+        </w:tc>
+        <w:tc>
+          <w:tcPr>
+            <w:tcW w:type="dxa" w:w="1987"/>
+          </w:tcPr>
+          <w:p>
+            <w:pPr>
+              <w:jc w:val="left"/>
+            </w:pPr>
+            <w:r>
+              <w:rPr>
+                <w:rFonts w:ascii="TimeNewRoman" w:hAnsi="TimeNewRoman"/>
+                <w:sz w:val="30"/>
+              </w:rPr>
+              <w:t>60-15=</w:t>
+            </w:r>
+          </w:p>
+        </w:tc>
+        <w:tc>
+          <w:tcPr>
+            <w:tcW w:type="dxa" w:w="1987"/>
+          </w:tcPr>
+          <w:p>
+            <w:pPr>
+              <w:jc w:val="left"/>
+            </w:pPr>
+            <w:r>
+              <w:rPr>
+                <w:rFonts w:ascii="TimeNewRoman" w:hAnsi="TimeNewRoman"/>
+                <w:sz w:val="30"/>
+              </w:rPr>
+              <w:t>66-21=</w:t>
+            </w:r>
+          </w:p>
+        </w:tc>
+        <w:tc>
+          <w:tcPr>
+            <w:tcW w:type="dxa" w:w="1987"/>
+          </w:tcPr>
+          <w:p>
+            <w:pPr>
+              <w:jc w:val="left"/>
+            </w:pPr>
+            <w:r>
+              <w:rPr>
+                <w:rFonts w:ascii="TimeNewRoman" w:hAnsi="TimeNewRoman"/>
+                <w:sz w:val="30"/>
+              </w:rPr>
+              <w:t>71-2=</w:t>
             </w:r>
           </w:p>
         </w:tc>
@@ -301,7 +475,7 @@
                 <w:rFonts w:ascii="TimeNewRoman" w:hAnsi="TimeNewRoman"/>
                 <w:sz w:val="30"/>
               </w:rPr>
-              <w:t>26+21=</w:t>
+              <w:t>23+52=</w:t>
             </w:r>
           </w:p>
         </w:tc>
@@ -318,7 +492,7 @@
                 <w:rFonts w:ascii="TimeNewRoman" w:hAnsi="TimeNewRoman"/>
                 <w:sz w:val="30"/>
               </w:rPr>
-              <w:t>26+61=</w:t>
+              <w:t>3+70=</w:t>
             </w:r>
           </w:p>
         </w:tc>
@@ -335,7 +509,7 @@
                 <w:rFonts w:ascii="TimeNewRoman" w:hAnsi="TimeNewRoman"/>
                 <w:sz w:val="30"/>
               </w:rPr>
-              <w:t>48-46=</w:t>
+              <w:t>66+26=</w:t>
             </w:r>
           </w:p>
         </w:tc>
@@ -352,7 +526,7 @@
                 <w:rFonts w:ascii="TimeNewRoman" w:hAnsi="TimeNewRoman"/>
                 <w:sz w:val="30"/>
               </w:rPr>
-              <w:t>22-8=</w:t>
+              <w:t>65+0=</w:t>
             </w:r>
           </w:p>
         </w:tc>
@@ -369,7 +543,7 @@
                 <w:rFonts w:ascii="TimeNewRoman" w:hAnsi="TimeNewRoman"/>
                 <w:sz w:val="30"/>
               </w:rPr>
-              <w:t>39+35=</w:t>
+              <w:t>58-7=</w:t>
             </w:r>
           </w:p>
         </w:tc>
@@ -388,7 +562,7 @@
                 <w:rFonts w:ascii="TimeNewRoman" w:hAnsi="TimeNewRoman"/>
                 <w:sz w:val="30"/>
               </w:rPr>
-              <w:t>44-32=</w:t>
+              <w:t>94-39=</w:t>
             </w:r>
           </w:p>
         </w:tc>
@@ -405,7 +579,7 @@
                 <w:rFonts w:ascii="TimeNewRoman" w:hAnsi="TimeNewRoman"/>
                 <w:sz w:val="30"/>
               </w:rPr>
-              <w:t>24-22=</w:t>
+              <w:t>35+10=</w:t>
             </w:r>
           </w:p>
         </w:tc>
@@ -422,7 +596,7 @@
                 <w:rFonts w:ascii="TimeNewRoman" w:hAnsi="TimeNewRoman"/>
                 <w:sz w:val="30"/>
               </w:rPr>
-              <w:t>29-24=</w:t>
+              <w:t>73+7=</w:t>
             </w:r>
           </w:p>
         </w:tc>
@@ -439,7 +613,7 @@
                 <w:rFonts w:ascii="TimeNewRoman" w:hAnsi="TimeNewRoman"/>
                 <w:sz w:val="30"/>
               </w:rPr>
-              <w:t>53-19=</w:t>
+              <w:t>92-69=</w:t>
             </w:r>
           </w:p>
         </w:tc>
@@ -456,7 +630,7 @@
                 <w:rFonts w:ascii="TimeNewRoman" w:hAnsi="TimeNewRoman"/>
                 <w:sz w:val="30"/>
               </w:rPr>
-              <w:t>18+75=</w:t>
+              <w:t>74-1=</w:t>
             </w:r>
           </w:p>
         </w:tc>
@@ -475,7 +649,7 @@
                 <w:rFonts w:ascii="TimeNewRoman" w:hAnsi="TimeNewRoman"/>
                 <w:sz w:val="30"/>
               </w:rPr>
-              <w:t>4+39=</w:t>
+              <w:t>33-24=</w:t>
             </w:r>
           </w:p>
         </w:tc>
@@ -492,7 +666,7 @@
                 <w:rFonts w:ascii="TimeNewRoman" w:hAnsi="TimeNewRoman"/>
                 <w:sz w:val="30"/>
               </w:rPr>
-              <w:t>43+28=</w:t>
+              <w:t>5+87=</w:t>
             </w:r>
           </w:p>
         </w:tc>
@@ -509,7 +683,7 @@
                 <w:rFonts w:ascii="TimeNewRoman" w:hAnsi="TimeNewRoman"/>
                 <w:sz w:val="30"/>
               </w:rPr>
-              <w:t>43+5=</w:t>
+              <w:t>2+62=</w:t>
             </w:r>
           </w:p>
         </w:tc>
@@ -526,7 +700,7 @@
                 <w:rFonts w:ascii="TimeNewRoman" w:hAnsi="TimeNewRoman"/>
                 <w:sz w:val="30"/>
               </w:rPr>
-              <w:t>49+32=</w:t>
+              <w:t>66+0=</w:t>
             </w:r>
           </w:p>
         </w:tc>
@@ -543,7 +717,7 @@
                 <w:rFonts w:ascii="TimeNewRoman" w:hAnsi="TimeNewRoman"/>
                 <w:sz w:val="30"/>
               </w:rPr>
-              <w:t>8+79=</w:t>
+              <w:t>42+40=</w:t>
             </w:r>
           </w:p>
         </w:tc>
@@ -562,7 +736,7 @@
                 <w:rFonts w:ascii="TimeNewRoman" w:hAnsi="TimeNewRoman"/>
                 <w:sz w:val="30"/>
               </w:rPr>
-              <w:t>68+12=</w:t>
+              <w:t>63+3=</w:t>
             </w:r>
           </w:p>
         </w:tc>
@@ -579,7 +753,7 @@
                 <w:rFonts w:ascii="TimeNewRoman" w:hAnsi="TimeNewRoman"/>
                 <w:sz w:val="30"/>
               </w:rPr>
-              <w:t>98-69=</w:t>
+              <w:t>97-16=</w:t>
             </w:r>
           </w:p>
         </w:tc>
@@ -596,7 +770,7 @@
                 <w:rFonts w:ascii="TimeNewRoman" w:hAnsi="TimeNewRoman"/>
                 <w:sz w:val="30"/>
               </w:rPr>
-              <w:t>46-21=</w:t>
+              <w:t>14+43=</w:t>
             </w:r>
           </w:p>
         </w:tc>
@@ -613,7 +787,7 @@
                 <w:rFonts w:ascii="TimeNewRoman" w:hAnsi="TimeNewRoman"/>
                 <w:sz w:val="30"/>
               </w:rPr>
-              <w:t>80+0=</w:t>
+              <w:t>71-40=</w:t>
             </w:r>
           </w:p>
         </w:tc>
@@ -630,7 +804,7 @@
                 <w:rFonts w:ascii="TimeNewRoman" w:hAnsi="TimeNewRoman"/>
                 <w:sz w:val="30"/>
               </w:rPr>
-              <w:t>38+41=</w:t>
+              <w:t>99-33=</w:t>
             </w:r>
           </w:p>
         </w:tc>
@@ -649,7 +823,7 @@
                 <w:rFonts w:ascii="TimeNewRoman" w:hAnsi="TimeNewRoman"/>
                 <w:sz w:val="30"/>
               </w:rPr>
-              <w:t>26+61=</w:t>
+              <w:t>71-19=</w:t>
             </w:r>
           </w:p>
         </w:tc>
@@ -666,7 +840,7 @@
                 <w:rFonts w:ascii="TimeNewRoman" w:hAnsi="TimeNewRoman"/>
                 <w:sz w:val="30"/>
               </w:rPr>
-              <w:t>57-27=</w:t>
+              <w:t>62-48=</w:t>
             </w:r>
           </w:p>
         </w:tc>
@@ -683,7 +857,7 @@
                 <w:rFonts w:ascii="TimeNewRoman" w:hAnsi="TimeNewRoman"/>
                 <w:sz w:val="30"/>
               </w:rPr>
-              <w:t>30+62=</w:t>
+              <w:t>83-17=</w:t>
             </w:r>
           </w:p>
         </w:tc>
@@ -700,7 +874,7 @@
                 <w:rFonts w:ascii="TimeNewRoman" w:hAnsi="TimeNewRoman"/>
                 <w:sz w:val="30"/>
               </w:rPr>
-              <w:t>32+9=</w:t>
+              <w:t>22+46=</w:t>
             </w:r>
           </w:p>
         </w:tc>
@@ -717,7 +891,7 @@
                 <w:rFonts w:ascii="TimeNewRoman" w:hAnsi="TimeNewRoman"/>
                 <w:sz w:val="30"/>
               </w:rPr>
-              <w:t>28-10=</w:t>
+              <w:t>40-11=</w:t>
             </w:r>
           </w:p>
         </w:tc>
@@ -736,7 +910,7 @@
                 <w:rFonts w:ascii="TimeNewRoman" w:hAnsi="TimeNewRoman"/>
                 <w:sz w:val="30"/>
               </w:rPr>
-              <w:t>55-15=</w:t>
+              <w:t>20+21=</w:t>
             </w:r>
           </w:p>
         </w:tc>
@@ -753,7 +927,7 @@
                 <w:rFonts w:ascii="TimeNewRoman" w:hAnsi="TimeNewRoman"/>
                 <w:sz w:val="30"/>
               </w:rPr>
-              <w:t>6+41=</w:t>
+              <w:t>81-40=</w:t>
             </w:r>
           </w:p>
         </w:tc>
@@ -770,7 +944,7 @@
                 <w:rFonts w:ascii="TimeNewRoman" w:hAnsi="TimeNewRoman"/>
                 <w:sz w:val="30"/>
               </w:rPr>
-              <w:t>97-30=</w:t>
+              <w:t>18-14=</w:t>
             </w:r>
           </w:p>
         </w:tc>
@@ -787,7 +961,7 @@
                 <w:rFonts w:ascii="TimeNewRoman" w:hAnsi="TimeNewRoman"/>
                 <w:sz w:val="30"/>
               </w:rPr>
-              <w:t>14+40=</w:t>
+              <w:t>21-10=</w:t>
             </w:r>
           </w:p>
         </w:tc>
@@ -804,7 +978,7 @@
                 <w:rFonts w:ascii="TimeNewRoman" w:hAnsi="TimeNewRoman"/>
                 <w:sz w:val="30"/>
               </w:rPr>
-              <w:t>80-42=</w:t>
+              <w:t>17+24=</w:t>
             </w:r>
           </w:p>
         </w:tc>
@@ -823,7 +997,7 @@
                 <w:rFonts w:ascii="TimeNewRoman" w:hAnsi="TimeNewRoman"/>
                 <w:sz w:val="30"/>
               </w:rPr>
-              <w:t>34+40=</w:t>
+              <w:t>87-39=</w:t>
             </w:r>
           </w:p>
         </w:tc>
@@ -840,7 +1014,7 @@
                 <w:rFonts w:ascii="TimeNewRoman" w:hAnsi="TimeNewRoman"/>
                 <w:sz w:val="30"/>
               </w:rPr>
-              <w:t>57-37=</w:t>
+              <w:t>65-37=</w:t>
             </w:r>
           </w:p>
         </w:tc>
@@ -857,7 +1031,7 @@
                 <w:rFonts w:ascii="TimeNewRoman" w:hAnsi="TimeNewRoman"/>
                 <w:sz w:val="30"/>
               </w:rPr>
-              <w:t>65-33=</w:t>
+              <w:t>34-3=</w:t>
             </w:r>
           </w:p>
         </w:tc>
@@ -874,7 +1048,7 @@
                 <w:rFonts w:ascii="TimeNewRoman" w:hAnsi="TimeNewRoman"/>
                 <w:sz w:val="30"/>
               </w:rPr>
-              <w:t>51-33=</w:t>
+              <w:t>77-73=</w:t>
             </w:r>
           </w:p>
         </w:tc>
@@ -891,7 +1065,7 @@
                 <w:rFonts w:ascii="TimeNewRoman" w:hAnsi="TimeNewRoman"/>
                 <w:sz w:val="30"/>
               </w:rPr>
-              <w:t>60+10=</w:t>
+              <w:t>28-7=</w:t>
             </w:r>
           </w:p>
         </w:tc>
@@ -910,7 +1084,7 @@
                 <w:rFonts w:ascii="TimeNewRoman" w:hAnsi="TimeNewRoman"/>
                 <w:sz w:val="30"/>
               </w:rPr>
-              <w:t>75+22=</w:t>
+              <w:t>90-63=</w:t>
             </w:r>
           </w:p>
         </w:tc>
@@ -927,7 +1101,7 @@
                 <w:rFonts w:ascii="TimeNewRoman" w:hAnsi="TimeNewRoman"/>
                 <w:sz w:val="30"/>
               </w:rPr>
-              <w:t>95-48=</w:t>
+              <w:t>23+27=</w:t>
             </w:r>
           </w:p>
         </w:tc>
@@ -944,7 +1118,7 @@
                 <w:rFonts w:ascii="TimeNewRoman" w:hAnsi="TimeNewRoman"/>
                 <w:sz w:val="30"/>
               </w:rPr>
-              <w:t>34-9=</w:t>
+              <w:t>52-11=</w:t>
             </w:r>
           </w:p>
         </w:tc>
@@ -961,7 +1135,7 @@
                 <w:rFonts w:ascii="TimeNewRoman" w:hAnsi="TimeNewRoman"/>
                 <w:sz w:val="30"/>
               </w:rPr>
-              <w:t>74+17=</w:t>
+              <w:t>54+18=</w:t>
             </w:r>
           </w:p>
         </w:tc>
@@ -978,7 +1152,7 @@
                 <w:rFonts w:ascii="TimeNewRoman" w:hAnsi="TimeNewRoman"/>
                 <w:sz w:val="30"/>
               </w:rPr>
-              <w:t>82-49=</w:t>
+              <w:t>64+28=</w:t>
             </w:r>
           </w:p>
         </w:tc>
@@ -997,7 +1171,7 @@
                 <w:rFonts w:ascii="TimeNewRoman" w:hAnsi="TimeNewRoman"/>
                 <w:sz w:val="30"/>
               </w:rPr>
-              <w:t>22+57=</w:t>
+              <w:t>14+83=</w:t>
             </w:r>
           </w:p>
         </w:tc>
@@ -1014,7 +1188,7 @@
                 <w:rFonts w:ascii="TimeNewRoman" w:hAnsi="TimeNewRoman"/>
                 <w:sz w:val="30"/>
               </w:rPr>
-              <w:t>29+28=</w:t>
+              <w:t>87-54=</w:t>
             </w:r>
           </w:p>
         </w:tc>
@@ -1031,7 +1205,7 @@
                 <w:rFonts w:ascii="TimeNewRoman" w:hAnsi="TimeNewRoman"/>
                 <w:sz w:val="30"/>
               </w:rPr>
-              <w:t>55-37=</w:t>
+              <w:t>36+44=</w:t>
             </w:r>
           </w:p>
         </w:tc>
@@ -1048,7 +1222,7 @@
                 <w:rFonts w:ascii="TimeNewRoman" w:hAnsi="TimeNewRoman"/>
                 <w:sz w:val="30"/>
               </w:rPr>
-              <w:t>35+62=</w:t>
+              <w:t>42-28=</w:t>
             </w:r>
           </w:p>
         </w:tc>
@@ -1065,7 +1239,7 @@
                 <w:rFonts w:ascii="TimeNewRoman" w:hAnsi="TimeNewRoman"/>
                 <w:sz w:val="30"/>
               </w:rPr>
-              <w:t>39-25=</w:t>
+              <w:t>63+16=</w:t>
             </w:r>
           </w:p>
         </w:tc>
@@ -1084,7 +1258,7 @@
                 <w:rFonts w:ascii="TimeNewRoman" w:hAnsi="TimeNewRoman"/>
                 <w:sz w:val="30"/>
               </w:rPr>
-              <w:t>64+5=</w:t>
+              <w:t>82-21=</w:t>
             </w:r>
           </w:p>
         </w:tc>
@@ -1101,7 +1275,7 @@
                 <w:rFonts w:ascii="TimeNewRoman" w:hAnsi="TimeNewRoman"/>
                 <w:sz w:val="30"/>
               </w:rPr>
-              <w:t>93+1=</w:t>
+              <w:t>75-24=</w:t>
             </w:r>
           </w:p>
         </w:tc>
@@ -1118,7 +1292,7 @@
                 <w:rFonts w:ascii="TimeNewRoman" w:hAnsi="TimeNewRoman"/>
                 <w:sz w:val="30"/>
               </w:rPr>
-              <w:t>30+0=</w:t>
+              <w:t>9+9=</w:t>
             </w:r>
           </w:p>
         </w:tc>
@@ -1135,7 +1309,7 @@
                 <w:rFonts w:ascii="TimeNewRoman" w:hAnsi="TimeNewRoman"/>
                 <w:sz w:val="30"/>
               </w:rPr>
-              <w:t>36-23=</w:t>
+              <w:t>23+24=</w:t>
             </w:r>
           </w:p>
         </w:tc>
@@ -1152,7 +1326,7 @@
                 <w:rFonts w:ascii="TimeNewRoman" w:hAnsi="TimeNewRoman"/>
                 <w:sz w:val="30"/>
               </w:rPr>
-              <w:t>9+15=</w:t>
+              <w:t>82-7=</w:t>
             </w:r>
           </w:p>
         </w:tc>
@@ -1171,7 +1345,7 @@
                 <w:rFonts w:ascii="TimeNewRoman" w:hAnsi="TimeNewRoman"/>
                 <w:sz w:val="30"/>
               </w:rPr>
-              <w:t>12+11=</w:t>
+              <w:t>42-30=</w:t>
             </w:r>
           </w:p>
         </w:tc>
@@ -1188,7 +1362,7 @@
                 <w:rFonts w:ascii="TimeNewRoman" w:hAnsi="TimeNewRoman"/>
                 <w:sz w:val="30"/>
               </w:rPr>
-              <w:t>63+4=</w:t>
+              <w:t>68-59=</w:t>
             </w:r>
           </w:p>
         </w:tc>
@@ -1205,7 +1379,7 @@
                 <w:rFonts w:ascii="TimeNewRoman" w:hAnsi="TimeNewRoman"/>
                 <w:sz w:val="30"/>
               </w:rPr>
-              <w:t>90-7=</w:t>
+              <w:t>94-87=</w:t>
             </w:r>
           </w:p>
         </w:tc>
@@ -1222,7 +1396,7 @@
                 <w:rFonts w:ascii="TimeNewRoman" w:hAnsi="TimeNewRoman"/>
                 <w:sz w:val="30"/>
               </w:rPr>
-              <w:t>22-11=</w:t>
+              <w:t>19+62=</w:t>
             </w:r>
           </w:p>
         </w:tc>
@@ -1239,7 +1413,7 @@
                 <w:rFonts w:ascii="TimeNewRoman" w:hAnsi="TimeNewRoman"/>
                 <w:sz w:val="30"/>
               </w:rPr>
-              <w:t>11+34=</w:t>
+              <w:t>59+24=</w:t>
             </w:r>
           </w:p>
         </w:tc>
@@ -1258,7 +1432,7 @@
                 <w:rFonts w:ascii="TimeNewRoman" w:hAnsi="TimeNewRoman"/>
                 <w:sz w:val="30"/>
               </w:rPr>
-              <w:t>44+14=</w:t>
+              <w:t>60-45=</w:t>
             </w:r>
           </w:p>
         </w:tc>
@@ -1275,7 +1449,7 @@
                 <w:rFonts w:ascii="TimeNewRoman" w:hAnsi="TimeNewRoman"/>
                 <w:sz w:val="30"/>
               </w:rPr>
-              <w:t>63-12=</w:t>
+              <w:t>13-3=</w:t>
             </w:r>
           </w:p>
         </w:tc>
@@ -1292,7 +1466,7 @@
                 <w:rFonts w:ascii="TimeNewRoman" w:hAnsi="TimeNewRoman"/>
                 <w:sz w:val="30"/>
               </w:rPr>
-              <w:t>62+22=</w:t>
+              <w:t>80-28=</w:t>
             </w:r>
           </w:p>
         </w:tc>
@@ -1309,7 +1483,7 @@
                 <w:rFonts w:ascii="TimeNewRoman" w:hAnsi="TimeNewRoman"/>
                 <w:sz w:val="30"/>
               </w:rPr>
-              <w:t>19-16=</w:t>
+              <w:t>95-94=</w:t>
             </w:r>
           </w:p>
         </w:tc>
@@ -1326,7 +1500,7 @@
                 <w:rFonts w:ascii="TimeNewRoman" w:hAnsi="TimeNewRoman"/>
                 <w:sz w:val="30"/>
               </w:rPr>
-              <w:t>35-25=</w:t>
+              <w:t>84-78=</w:t>
             </w:r>
           </w:p>
         </w:tc>
@@ -1345,7 +1519,7 @@
                 <w:rFonts w:ascii="TimeNewRoman" w:hAnsi="TimeNewRoman"/>
                 <w:sz w:val="30"/>
               </w:rPr>
-              <w:t>5+33=</w:t>
+              <w:t>5+70=</w:t>
             </w:r>
           </w:p>
         </w:tc>
@@ -1362,7 +1536,7 @@
                 <w:rFonts w:ascii="TimeNewRoman" w:hAnsi="TimeNewRoman"/>
                 <w:sz w:val="30"/>
               </w:rPr>
-              <w:t>13+6=</w:t>
+              <w:t>52-41=</w:t>
             </w:r>
           </w:p>
         </w:tc>
@@ -1379,7 +1553,7 @@
                 <w:rFonts w:ascii="TimeNewRoman" w:hAnsi="TimeNewRoman"/>
                 <w:sz w:val="30"/>
               </w:rPr>
-              <w:t>95-69=</w:t>
+              <w:t>31+36=</w:t>
             </w:r>
           </w:p>
         </w:tc>
@@ -1396,7 +1570,7 @@
                 <w:rFonts w:ascii="TimeNewRoman" w:hAnsi="TimeNewRoman"/>
                 <w:sz w:val="30"/>
               </w:rPr>
-              <w:t>53-49=</w:t>
+              <w:t>22-20=</w:t>
             </w:r>
           </w:p>
         </w:tc>
@@ -1413,7 +1587,7 @@
                 <w:rFonts w:ascii="TimeNewRoman" w:hAnsi="TimeNewRoman"/>
                 <w:sz w:val="30"/>
               </w:rPr>
-              <w:t>26+32=</w:t>
+              <w:t>32+7=</w:t>
             </w:r>
           </w:p>
         </w:tc>
@@ -1432,7 +1606,7 @@
                 <w:rFonts w:ascii="TimeNewRoman" w:hAnsi="TimeNewRoman"/>
                 <w:sz w:val="30"/>
               </w:rPr>
-              <w:t>61-34=</w:t>
+              <w:t>3+46=</w:t>
             </w:r>
           </w:p>
         </w:tc>
@@ -1449,7 +1623,7 @@
                 <w:rFonts w:ascii="TimeNewRoman" w:hAnsi="TimeNewRoman"/>
                 <w:sz w:val="30"/>
               </w:rPr>
-              <w:t>80-40=</w:t>
+              <w:t>28+36=</w:t>
             </w:r>
           </w:p>
         </w:tc>
@@ -1466,7 +1640,7 @@
                 <w:rFonts w:ascii="TimeNewRoman" w:hAnsi="TimeNewRoman"/>
                 <w:sz w:val="30"/>
               </w:rPr>
-              <w:t>18+59=</w:t>
+              <w:t>56-41=</w:t>
             </w:r>
           </w:p>
         </w:tc>
@@ -1483,7 +1657,7 @@
                 <w:rFonts w:ascii="TimeNewRoman" w:hAnsi="TimeNewRoman"/>
                 <w:sz w:val="30"/>
               </w:rPr>
-              <w:t>62-42=</w:t>
+              <w:t>80-76=</w:t>
             </w:r>
           </w:p>
         </w:tc>
@@ -1500,7 +1674,7 @@
                 <w:rFonts w:ascii="TimeNewRoman" w:hAnsi="TimeNewRoman"/>
                 <w:sz w:val="30"/>
               </w:rPr>
-              <w:t>93-6=</w:t>
+              <w:t>22-7=</w:t>
             </w:r>
           </w:p>
         </w:tc>
@@ -1519,7 +1693,7 @@
                 <w:rFonts w:ascii="TimeNewRoman" w:hAnsi="TimeNewRoman"/>
                 <w:sz w:val="30"/>
               </w:rPr>
-              <w:t>23+51=</w:t>
+              <w:t>77-46=</w:t>
             </w:r>
           </w:p>
         </w:tc>
@@ -1536,7 +1710,7 @@
                 <w:rFonts w:ascii="TimeNewRoman" w:hAnsi="TimeNewRoman"/>
                 <w:sz w:val="30"/>
               </w:rPr>
-              <w:t>67-31=</w:t>
+              <w:t>76-0=</w:t>
             </w:r>
           </w:p>
         </w:tc>
@@ -1553,7 +1727,7 @@
                 <w:rFonts w:ascii="TimeNewRoman" w:hAnsi="TimeNewRoman"/>
                 <w:sz w:val="30"/>
               </w:rPr>
-              <w:t>17+25=</w:t>
+              <w:t>34+31=</w:t>
             </w:r>
           </w:p>
         </w:tc>
@@ -1570,7 +1744,7 @@
                 <w:rFonts w:ascii="TimeNewRoman" w:hAnsi="TimeNewRoman"/>
                 <w:sz w:val="30"/>
               </w:rPr>
-              <w:t>10+86=</w:t>
+              <w:t>79+17=</w:t>
             </w:r>
           </w:p>
         </w:tc>
@@ -1587,181 +1761,7 @@
                 <w:rFonts w:ascii="TimeNewRoman" w:hAnsi="TimeNewRoman"/>
                 <w:sz w:val="30"/>
               </w:rPr>
-              <w:t>30+0=</w:t>
-            </w:r>
-          </w:p>
-        </w:tc>
-      </w:tr>
-      <w:tr>
-        <w:tc>
-          <w:tcPr>
-            <w:tcW w:type="dxa" w:w="1987"/>
-          </w:tcPr>
-          <w:p>
-            <w:pPr>
-              <w:jc w:val="left"/>
-            </w:pPr>
-            <w:r>
-              <w:rPr>
-                <w:rFonts w:ascii="TimeNewRoman" w:hAnsi="TimeNewRoman"/>
-                <w:sz w:val="30"/>
-              </w:rPr>
-              <w:t>3-3=</w:t>
-            </w:r>
-          </w:p>
-        </w:tc>
-        <w:tc>
-          <w:tcPr>
-            <w:tcW w:type="dxa" w:w="1987"/>
-          </w:tcPr>
-          <w:p>
-            <w:pPr>
-              <w:jc w:val="left"/>
-            </w:pPr>
-            <w:r>
-              <w:rPr>
-                <w:rFonts w:ascii="TimeNewRoman" w:hAnsi="TimeNewRoman"/>
-                <w:sz w:val="30"/>
-              </w:rPr>
-              <w:t>65+16=</w:t>
-            </w:r>
-          </w:p>
-        </w:tc>
-        <w:tc>
-          <w:tcPr>
-            <w:tcW w:type="dxa" w:w="1987"/>
-          </w:tcPr>
-          <w:p>
-            <w:pPr>
-              <w:jc w:val="left"/>
-            </w:pPr>
-            <w:r>
-              <w:rPr>
-                <w:rFonts w:ascii="TimeNewRoman" w:hAnsi="TimeNewRoman"/>
-                <w:sz w:val="30"/>
-              </w:rPr>
-              <w:t>47+5=</w:t>
-            </w:r>
-          </w:p>
-        </w:tc>
-        <w:tc>
-          <w:tcPr>
-            <w:tcW w:type="dxa" w:w="1987"/>
-          </w:tcPr>
-          <w:p>
-            <w:pPr>
-              <w:jc w:val="left"/>
-            </w:pPr>
-            <w:r>
-              <w:rPr>
-                <w:rFonts w:ascii="TimeNewRoman" w:hAnsi="TimeNewRoman"/>
-                <w:sz w:val="30"/>
-              </w:rPr>
-              <w:t>34+65=</w:t>
-            </w:r>
-          </w:p>
-        </w:tc>
-        <w:tc>
-          <w:tcPr>
-            <w:tcW w:type="dxa" w:w="1987"/>
-          </w:tcPr>
-          <w:p>
-            <w:pPr>
-              <w:jc w:val="left"/>
-            </w:pPr>
-            <w:r>
-              <w:rPr>
-                <w:rFonts w:ascii="TimeNewRoman" w:hAnsi="TimeNewRoman"/>
-                <w:sz w:val="30"/>
-              </w:rPr>
-              <w:t>53-23=</w:t>
-            </w:r>
-          </w:p>
-        </w:tc>
-      </w:tr>
-      <w:tr>
-        <w:tc>
-          <w:tcPr>
-            <w:tcW w:type="dxa" w:w="1987"/>
-          </w:tcPr>
-          <w:p>
-            <w:pPr>
-              <w:jc w:val="left"/>
-            </w:pPr>
-            <w:r>
-              <w:rPr>
-                <w:rFonts w:ascii="TimeNewRoman" w:hAnsi="TimeNewRoman"/>
-                <w:sz w:val="30"/>
-              </w:rPr>
-              <w:t>69-65=</w:t>
-            </w:r>
-          </w:p>
-        </w:tc>
-        <w:tc>
-          <w:tcPr>
-            <w:tcW w:type="dxa" w:w="1987"/>
-          </w:tcPr>
-          <w:p>
-            <w:pPr>
-              <w:jc w:val="left"/>
-            </w:pPr>
-            <w:r>
-              <w:rPr>
-                <w:rFonts w:ascii="TimeNewRoman" w:hAnsi="TimeNewRoman"/>
-                <w:sz w:val="30"/>
-              </w:rPr>
-              <w:t>15-3=</w:t>
-            </w:r>
-          </w:p>
-        </w:tc>
-        <w:tc>
-          <w:tcPr>
-            <w:tcW w:type="dxa" w:w="1987"/>
-          </w:tcPr>
-          <w:p>
-            <w:pPr>
-              <w:jc w:val="left"/>
-            </w:pPr>
-            <w:r>
-              <w:rPr>
-                <w:rFonts w:ascii="TimeNewRoman" w:hAnsi="TimeNewRoman"/>
-                <w:sz w:val="30"/>
-              </w:rPr>
-              <w:t>52+27=</w:t>
-            </w:r>
-          </w:p>
-        </w:tc>
-        <w:tc>
-          <w:tcPr>
-            <w:tcW w:type="dxa" w:w="1987"/>
-          </w:tcPr>
-          <w:p>
-            <w:pPr>
-              <w:jc w:val="left"/>
-            </w:pPr>
-            <w:r>
-              <w:rPr>
-                <w:rFonts w:ascii="TimeNewRoman" w:hAnsi="TimeNewRoman"/>
-                <w:sz w:val="30"/>
-              </w:rPr>
-              <w:t>40-21=</w:t>
-            </w:r>
-          </w:p>
-        </w:tc>
-        <w:tc>
-          <w:tcPr>
-            <w:tcW w:type="dxa" w:w="1987"/>
-          </w:tcPr>
-          <w:p>
-            <w:pPr>
-              <w:jc w:val="left"/>
-            </w:pPr>
-            <w:r>
-              <w:rPr>
-                <w:rFonts w:ascii="TimeNewRoman" w:hAnsi="TimeNewRoman"/>
-                <w:sz w:val="30"/>
-              </w:rPr>
-              <w:t>36-16=</w:t>
+              <w:t>26+52=</w:t>
             </w:r>
           </w:p>
         </w:tc>

--- a/addition_and_subtraction_within_100.docx
+++ b/addition_and_subtraction_within_100.docx
@@ -40,7 +40,7 @@
                 <w:rFonts w:ascii="TimeNewRoman" w:hAnsi="TimeNewRoman"/>
                 <w:sz w:val="30"/>
               </w:rPr>
-              <w:t>63+18=</w:t>
+              <w:t>3+5=</w:t>
             </w:r>
           </w:p>
         </w:tc>
@@ -57,7 +57,7 @@
                 <w:rFonts w:ascii="TimeNewRoman" w:hAnsi="TimeNewRoman"/>
                 <w:sz w:val="30"/>
               </w:rPr>
-              <w:t>32-22=</w:t>
+              <w:t>1+17=</w:t>
             </w:r>
           </w:p>
         </w:tc>
@@ -74,7 +74,7 @@
                 <w:rFonts w:ascii="TimeNewRoman" w:hAnsi="TimeNewRoman"/>
                 <w:sz w:val="30"/>
               </w:rPr>
-              <w:t>59-19=</w:t>
+              <w:t>92-47=</w:t>
             </w:r>
           </w:p>
         </w:tc>
@@ -91,7 +91,7 @@
                 <w:rFonts w:ascii="TimeNewRoman" w:hAnsi="TimeNewRoman"/>
                 <w:sz w:val="30"/>
               </w:rPr>
-              <w:t>11+10=</w:t>
+              <w:t>2+75=</w:t>
             </w:r>
           </w:p>
         </w:tc>
@@ -108,7 +108,7 @@
                 <w:rFonts w:ascii="TimeNewRoman" w:hAnsi="TimeNewRoman"/>
                 <w:sz w:val="30"/>
               </w:rPr>
-              <w:t>36-20=</w:t>
+              <w:t>13+30=</w:t>
             </w:r>
           </w:p>
         </w:tc>
@@ -127,7 +127,7 @@
                 <w:rFonts w:ascii="TimeNewRoman" w:hAnsi="TimeNewRoman"/>
                 <w:sz w:val="30"/>
               </w:rPr>
-              <w:t>96-6=</w:t>
+              <w:t>8+11=</w:t>
             </w:r>
           </w:p>
         </w:tc>
@@ -144,7 +144,7 @@
                 <w:rFonts w:ascii="TimeNewRoman" w:hAnsi="TimeNewRoman"/>
                 <w:sz w:val="30"/>
               </w:rPr>
-              <w:t>4+45=</w:t>
+              <w:t>20+45=</w:t>
             </w:r>
           </w:p>
         </w:tc>
@@ -161,7 +161,7 @@
                 <w:rFonts w:ascii="TimeNewRoman" w:hAnsi="TimeNewRoman"/>
                 <w:sz w:val="30"/>
               </w:rPr>
-              <w:t>86-46=</w:t>
+              <w:t>49+15=</w:t>
             </w:r>
           </w:p>
         </w:tc>
@@ -178,7 +178,7 @@
                 <w:rFonts w:ascii="TimeNewRoman" w:hAnsi="TimeNewRoman"/>
                 <w:sz w:val="30"/>
               </w:rPr>
-              <w:t>53+45=</w:t>
+              <w:t>54+2=</w:t>
             </w:r>
           </w:p>
         </w:tc>
@@ -195,7 +195,7 @@
                 <w:rFonts w:ascii="TimeNewRoman" w:hAnsi="TimeNewRoman"/>
                 <w:sz w:val="30"/>
               </w:rPr>
-              <w:t>61+5=</w:t>
+              <w:t>65-5=</w:t>
             </w:r>
           </w:p>
         </w:tc>
@@ -214,7 +214,7 @@
                 <w:rFonts w:ascii="TimeNewRoman" w:hAnsi="TimeNewRoman"/>
                 <w:sz w:val="30"/>
               </w:rPr>
-              <w:t>46-26=</w:t>
+              <w:t>83-53=</w:t>
             </w:r>
           </w:p>
         </w:tc>
@@ -231,7 +231,7 @@
                 <w:rFonts w:ascii="TimeNewRoman" w:hAnsi="TimeNewRoman"/>
                 <w:sz w:val="30"/>
               </w:rPr>
-              <w:t>77-67=</w:t>
+              <w:t>27+15=</w:t>
             </w:r>
           </w:p>
         </w:tc>
@@ -248,7 +248,7 @@
                 <w:rFonts w:ascii="TimeNewRoman" w:hAnsi="TimeNewRoman"/>
                 <w:sz w:val="30"/>
               </w:rPr>
-              <w:t>16+72=</w:t>
+              <w:t>66+25=</w:t>
             </w:r>
           </w:p>
         </w:tc>
@@ -265,7 +265,7 @@
                 <w:rFonts w:ascii="TimeNewRoman" w:hAnsi="TimeNewRoman"/>
                 <w:sz w:val="30"/>
               </w:rPr>
-              <w:t>54+9=</w:t>
+              <w:t>8+80=</w:t>
             </w:r>
           </w:p>
         </w:tc>
@@ -282,7 +282,7 @@
                 <w:rFonts w:ascii="TimeNewRoman" w:hAnsi="TimeNewRoman"/>
                 <w:sz w:val="30"/>
               </w:rPr>
-              <w:t>75-10=</w:t>
+              <w:t>43-37=</w:t>
             </w:r>
           </w:p>
         </w:tc>
@@ -301,7 +301,7 @@
                 <w:rFonts w:ascii="TimeNewRoman" w:hAnsi="TimeNewRoman"/>
                 <w:sz w:val="30"/>
               </w:rPr>
-              <w:t>15-13=</w:t>
+              <w:t>61-14=</w:t>
             </w:r>
           </w:p>
         </w:tc>
@@ -318,7 +318,7 @@
                 <w:rFonts w:ascii="TimeNewRoman" w:hAnsi="TimeNewRoman"/>
                 <w:sz w:val="30"/>
               </w:rPr>
-              <w:t>78-61=</w:t>
+              <w:t>95-9=</w:t>
             </w:r>
           </w:p>
         </w:tc>
@@ -335,7 +335,7 @@
                 <w:rFonts w:ascii="TimeNewRoman" w:hAnsi="TimeNewRoman"/>
                 <w:sz w:val="30"/>
               </w:rPr>
-              <w:t>53+17=</w:t>
+              <w:t>86-16=</w:t>
             </w:r>
           </w:p>
         </w:tc>
@@ -352,7 +352,7 @@
                 <w:rFonts w:ascii="TimeNewRoman" w:hAnsi="TimeNewRoman"/>
                 <w:sz w:val="30"/>
               </w:rPr>
-              <w:t>22+47=</w:t>
+              <w:t>22+7=</w:t>
             </w:r>
           </w:p>
         </w:tc>
@@ -369,7 +369,7 @@
                 <w:rFonts w:ascii="TimeNewRoman" w:hAnsi="TimeNewRoman"/>
                 <w:sz w:val="30"/>
               </w:rPr>
-              <w:t>36+35=</w:t>
+              <w:t>26+73=</w:t>
             </w:r>
           </w:p>
         </w:tc>
@@ -388,7 +388,7 @@
                 <w:rFonts w:ascii="TimeNewRoman" w:hAnsi="TimeNewRoman"/>
                 <w:sz w:val="30"/>
               </w:rPr>
-              <w:t>48-42=</w:t>
+              <w:t>44+32=</w:t>
             </w:r>
           </w:p>
         </w:tc>
@@ -405,7 +405,7 @@
                 <w:rFonts w:ascii="TimeNewRoman" w:hAnsi="TimeNewRoman"/>
                 <w:sz w:val="30"/>
               </w:rPr>
-              <w:t>79-40=</w:t>
+              <w:t>83+10=</w:t>
             </w:r>
           </w:p>
         </w:tc>
@@ -422,7 +422,7 @@
                 <w:rFonts w:ascii="TimeNewRoman" w:hAnsi="TimeNewRoman"/>
                 <w:sz w:val="30"/>
               </w:rPr>
-              <w:t>60-15=</w:t>
+              <w:t>80+15=</w:t>
             </w:r>
           </w:p>
         </w:tc>
@@ -439,7 +439,7 @@
                 <w:rFonts w:ascii="TimeNewRoman" w:hAnsi="TimeNewRoman"/>
                 <w:sz w:val="30"/>
               </w:rPr>
-              <w:t>66-21=</w:t>
+              <w:t>4+72=</w:t>
             </w:r>
           </w:p>
         </w:tc>
@@ -456,7 +456,7 @@
                 <w:rFonts w:ascii="TimeNewRoman" w:hAnsi="TimeNewRoman"/>
                 <w:sz w:val="30"/>
               </w:rPr>
-              <w:t>71-2=</w:t>
+              <w:t>98-84=</w:t>
             </w:r>
           </w:p>
         </w:tc>
@@ -475,7 +475,7 @@
                 <w:rFonts w:ascii="TimeNewRoman" w:hAnsi="TimeNewRoman"/>
                 <w:sz w:val="30"/>
               </w:rPr>
-              <w:t>23+52=</w:t>
+              <w:t>36+23=</w:t>
             </w:r>
           </w:p>
         </w:tc>
@@ -492,7 +492,7 @@
                 <w:rFonts w:ascii="TimeNewRoman" w:hAnsi="TimeNewRoman"/>
                 <w:sz w:val="30"/>
               </w:rPr>
-              <w:t>3+70=</w:t>
+              <w:t>40+33=</w:t>
             </w:r>
           </w:p>
         </w:tc>
@@ -509,7 +509,7 @@
                 <w:rFonts w:ascii="TimeNewRoman" w:hAnsi="TimeNewRoman"/>
                 <w:sz w:val="30"/>
               </w:rPr>
-              <w:t>66+26=</w:t>
+              <w:t>57+14=</w:t>
             </w:r>
           </w:p>
         </w:tc>
@@ -526,7 +526,7 @@
                 <w:rFonts w:ascii="TimeNewRoman" w:hAnsi="TimeNewRoman"/>
                 <w:sz w:val="30"/>
               </w:rPr>
-              <w:t>65+0=</w:t>
+              <w:t>51-1=</w:t>
             </w:r>
           </w:p>
         </w:tc>
@@ -543,7 +543,7 @@
                 <w:rFonts w:ascii="TimeNewRoman" w:hAnsi="TimeNewRoman"/>
                 <w:sz w:val="30"/>
               </w:rPr>
-              <w:t>58-7=</w:t>
+              <w:t>35+11=</w:t>
             </w:r>
           </w:p>
         </w:tc>
@@ -562,7 +562,7 @@
                 <w:rFonts w:ascii="TimeNewRoman" w:hAnsi="TimeNewRoman"/>
                 <w:sz w:val="30"/>
               </w:rPr>
-              <w:t>94-39=</w:t>
+              <w:t>2+78=</w:t>
             </w:r>
           </w:p>
         </w:tc>
@@ -579,7 +579,7 @@
                 <w:rFonts w:ascii="TimeNewRoman" w:hAnsi="TimeNewRoman"/>
                 <w:sz w:val="30"/>
               </w:rPr>
-              <w:t>35+10=</w:t>
+              <w:t>98-50=</w:t>
             </w:r>
           </w:p>
         </w:tc>
@@ -596,7 +596,7 @@
                 <w:rFonts w:ascii="TimeNewRoman" w:hAnsi="TimeNewRoman"/>
                 <w:sz w:val="30"/>
               </w:rPr>
-              <w:t>73+7=</w:t>
+              <w:t>22-0=</w:t>
             </w:r>
           </w:p>
         </w:tc>
@@ -613,7 +613,7 @@
                 <w:rFonts w:ascii="TimeNewRoman" w:hAnsi="TimeNewRoman"/>
                 <w:sz w:val="30"/>
               </w:rPr>
-              <w:t>92-69=</w:t>
+              <w:t>54+20=</w:t>
             </w:r>
           </w:p>
         </w:tc>
@@ -630,7 +630,7 @@
                 <w:rFonts w:ascii="TimeNewRoman" w:hAnsi="TimeNewRoman"/>
                 <w:sz w:val="30"/>
               </w:rPr>
-              <w:t>74-1=</w:t>
+              <w:t>22+12=</w:t>
             </w:r>
           </w:p>
         </w:tc>
@@ -649,7 +649,7 @@
                 <w:rFonts w:ascii="TimeNewRoman" w:hAnsi="TimeNewRoman"/>
                 <w:sz w:val="30"/>
               </w:rPr>
-              <w:t>33-24=</w:t>
+              <w:t>41+19=</w:t>
             </w:r>
           </w:p>
         </w:tc>
@@ -666,7 +666,7 @@
                 <w:rFonts w:ascii="TimeNewRoman" w:hAnsi="TimeNewRoman"/>
                 <w:sz w:val="30"/>
               </w:rPr>
-              <w:t>5+87=</w:t>
+              <w:t>90-37=</w:t>
             </w:r>
           </w:p>
         </w:tc>
@@ -683,7 +683,7 @@
                 <w:rFonts w:ascii="TimeNewRoman" w:hAnsi="TimeNewRoman"/>
                 <w:sz w:val="30"/>
               </w:rPr>
-              <w:t>2+62=</w:t>
+              <w:t>49+2=</w:t>
             </w:r>
           </w:p>
         </w:tc>
@@ -700,7 +700,7 @@
                 <w:rFonts w:ascii="TimeNewRoman" w:hAnsi="TimeNewRoman"/>
                 <w:sz w:val="30"/>
               </w:rPr>
-              <w:t>66+0=</w:t>
+              <w:t>67-55=</w:t>
             </w:r>
           </w:p>
         </w:tc>
@@ -717,7 +717,7 @@
                 <w:rFonts w:ascii="TimeNewRoman" w:hAnsi="TimeNewRoman"/>
                 <w:sz w:val="30"/>
               </w:rPr>
-              <w:t>42+40=</w:t>
+              <w:t>96-45=</w:t>
             </w:r>
           </w:p>
         </w:tc>
@@ -736,7 +736,7 @@
                 <w:rFonts w:ascii="TimeNewRoman" w:hAnsi="TimeNewRoman"/>
                 <w:sz w:val="30"/>
               </w:rPr>
-              <w:t>63+3=</w:t>
+              <w:t>24+36=</w:t>
             </w:r>
           </w:p>
         </w:tc>
@@ -753,7 +753,7 @@
                 <w:rFonts w:ascii="TimeNewRoman" w:hAnsi="TimeNewRoman"/>
                 <w:sz w:val="30"/>
               </w:rPr>
-              <w:t>97-16=</w:t>
+              <w:t>71-59=</w:t>
             </w:r>
           </w:p>
         </w:tc>
@@ -770,7 +770,7 @@
                 <w:rFonts w:ascii="TimeNewRoman" w:hAnsi="TimeNewRoman"/>
                 <w:sz w:val="30"/>
               </w:rPr>
-              <w:t>14+43=</w:t>
+              <w:t>78-54=</w:t>
             </w:r>
           </w:p>
         </w:tc>
@@ -787,7 +787,7 @@
                 <w:rFonts w:ascii="TimeNewRoman" w:hAnsi="TimeNewRoman"/>
                 <w:sz w:val="30"/>
               </w:rPr>
-              <w:t>71-40=</w:t>
+              <w:t>2+50=</w:t>
             </w:r>
           </w:p>
         </w:tc>
@@ -804,7 +804,7 @@
                 <w:rFonts w:ascii="TimeNewRoman" w:hAnsi="TimeNewRoman"/>
                 <w:sz w:val="30"/>
               </w:rPr>
-              <w:t>99-33=</w:t>
+              <w:t>12+50=</w:t>
             </w:r>
           </w:p>
         </w:tc>
@@ -823,7 +823,7 @@
                 <w:rFonts w:ascii="TimeNewRoman" w:hAnsi="TimeNewRoman"/>
                 <w:sz w:val="30"/>
               </w:rPr>
-              <w:t>71-19=</w:t>
+              <w:t>28+20=</w:t>
             </w:r>
           </w:p>
         </w:tc>
@@ -840,7 +840,7 @@
                 <w:rFonts w:ascii="TimeNewRoman" w:hAnsi="TimeNewRoman"/>
                 <w:sz w:val="30"/>
               </w:rPr>
-              <w:t>62-48=</w:t>
+              <w:t>12+72=</w:t>
             </w:r>
           </w:p>
         </w:tc>
@@ -857,7 +857,7 @@
                 <w:rFonts w:ascii="TimeNewRoman" w:hAnsi="TimeNewRoman"/>
                 <w:sz w:val="30"/>
               </w:rPr>
-              <w:t>83-17=</w:t>
+              <w:t>77-20=</w:t>
             </w:r>
           </w:p>
         </w:tc>
@@ -874,7 +874,7 @@
                 <w:rFonts w:ascii="TimeNewRoman" w:hAnsi="TimeNewRoman"/>
                 <w:sz w:val="30"/>
               </w:rPr>
-              <w:t>22+46=</w:t>
+              <w:t>41+31=</w:t>
             </w:r>
           </w:p>
         </w:tc>
@@ -891,7 +891,7 @@
                 <w:rFonts w:ascii="TimeNewRoman" w:hAnsi="TimeNewRoman"/>
                 <w:sz w:val="30"/>
               </w:rPr>
-              <w:t>40-11=</w:t>
+              <w:t>48+7=</w:t>
             </w:r>
           </w:p>
         </w:tc>
@@ -910,7 +910,7 @@
                 <w:rFonts w:ascii="TimeNewRoman" w:hAnsi="TimeNewRoman"/>
                 <w:sz w:val="30"/>
               </w:rPr>
-              <w:t>20+21=</w:t>
+              <w:t>65-36=</w:t>
             </w:r>
           </w:p>
         </w:tc>
@@ -927,7 +927,7 @@
                 <w:rFonts w:ascii="TimeNewRoman" w:hAnsi="TimeNewRoman"/>
                 <w:sz w:val="30"/>
               </w:rPr>
-              <w:t>81-40=</w:t>
+              <w:t>24+61=</w:t>
             </w:r>
           </w:p>
         </w:tc>
@@ -944,7 +944,7 @@
                 <w:rFonts w:ascii="TimeNewRoman" w:hAnsi="TimeNewRoman"/>
                 <w:sz w:val="30"/>
               </w:rPr>
-              <w:t>18-14=</w:t>
+              <w:t>9+29=</w:t>
             </w:r>
           </w:p>
         </w:tc>
@@ -961,7 +961,7 @@
                 <w:rFonts w:ascii="TimeNewRoman" w:hAnsi="TimeNewRoman"/>
                 <w:sz w:val="30"/>
               </w:rPr>
-              <w:t>21-10=</w:t>
+              <w:t>31-7=</w:t>
             </w:r>
           </w:p>
         </w:tc>
@@ -978,7 +978,7 @@
                 <w:rFonts w:ascii="TimeNewRoman" w:hAnsi="TimeNewRoman"/>
                 <w:sz w:val="30"/>
               </w:rPr>
-              <w:t>17+24=</w:t>
+              <w:t>31+26=</w:t>
             </w:r>
           </w:p>
         </w:tc>
@@ -997,7 +997,7 @@
                 <w:rFonts w:ascii="TimeNewRoman" w:hAnsi="TimeNewRoman"/>
                 <w:sz w:val="30"/>
               </w:rPr>
-              <w:t>87-39=</w:t>
+              <w:t>88-53=</w:t>
             </w:r>
           </w:p>
         </w:tc>
@@ -1014,7 +1014,7 @@
                 <w:rFonts w:ascii="TimeNewRoman" w:hAnsi="TimeNewRoman"/>
                 <w:sz w:val="30"/>
               </w:rPr>
-              <w:t>65-37=</w:t>
+              <w:t>35+60=</w:t>
             </w:r>
           </w:p>
         </w:tc>
@@ -1031,7 +1031,7 @@
                 <w:rFonts w:ascii="TimeNewRoman" w:hAnsi="TimeNewRoman"/>
                 <w:sz w:val="30"/>
               </w:rPr>
-              <w:t>34-3=</w:t>
+              <w:t>77-56=</w:t>
             </w:r>
           </w:p>
         </w:tc>
@@ -1048,7 +1048,7 @@
                 <w:rFonts w:ascii="TimeNewRoman" w:hAnsi="TimeNewRoman"/>
                 <w:sz w:val="30"/>
               </w:rPr>
-              <w:t>77-73=</w:t>
+              <w:t>1+25=</w:t>
             </w:r>
           </w:p>
         </w:tc>
@@ -1065,7 +1065,7 @@
                 <w:rFonts w:ascii="TimeNewRoman" w:hAnsi="TimeNewRoman"/>
                 <w:sz w:val="30"/>
               </w:rPr>
-              <w:t>28-7=</w:t>
+              <w:t>63-18=</w:t>
             </w:r>
           </w:p>
         </w:tc>
@@ -1084,7 +1084,7 @@
                 <w:rFonts w:ascii="TimeNewRoman" w:hAnsi="TimeNewRoman"/>
                 <w:sz w:val="30"/>
               </w:rPr>
-              <w:t>90-63=</w:t>
+              <w:t>11+60=</w:t>
             </w:r>
           </w:p>
         </w:tc>
@@ -1101,7 +1101,7 @@
                 <w:rFonts w:ascii="TimeNewRoman" w:hAnsi="TimeNewRoman"/>
                 <w:sz w:val="30"/>
               </w:rPr>
-              <w:t>23+27=</w:t>
+              <w:t>5+55=</w:t>
             </w:r>
           </w:p>
         </w:tc>
@@ -1118,7 +1118,7 @@
                 <w:rFonts w:ascii="TimeNewRoman" w:hAnsi="TimeNewRoman"/>
                 <w:sz w:val="30"/>
               </w:rPr>
-              <w:t>52-11=</w:t>
+              <w:t>63+28=</w:t>
             </w:r>
           </w:p>
         </w:tc>
@@ -1135,7 +1135,7 @@
                 <w:rFonts w:ascii="TimeNewRoman" w:hAnsi="TimeNewRoman"/>
                 <w:sz w:val="30"/>
               </w:rPr>
-              <w:t>54+18=</w:t>
+              <w:t>5+14=</w:t>
             </w:r>
           </w:p>
         </w:tc>
@@ -1152,7 +1152,7 @@
                 <w:rFonts w:ascii="TimeNewRoman" w:hAnsi="TimeNewRoman"/>
                 <w:sz w:val="30"/>
               </w:rPr>
-              <w:t>64+28=</w:t>
+              <w:t>21-0=</w:t>
             </w:r>
           </w:p>
         </w:tc>
@@ -1171,94 +1171,7 @@
                 <w:rFonts w:ascii="TimeNewRoman" w:hAnsi="TimeNewRoman"/>
                 <w:sz w:val="30"/>
               </w:rPr>
-              <w:t>14+83=</w:t>
-            </w:r>
-          </w:p>
-        </w:tc>
-        <w:tc>
-          <w:tcPr>
-            <w:tcW w:type="dxa" w:w="1987"/>
-          </w:tcPr>
-          <w:p>
-            <w:pPr>
-              <w:jc w:val="left"/>
-            </w:pPr>
-            <w:r>
-              <w:rPr>
-                <w:rFonts w:ascii="TimeNewRoman" w:hAnsi="TimeNewRoman"/>
-                <w:sz w:val="30"/>
-              </w:rPr>
-              <w:t>87-54=</w:t>
-            </w:r>
-          </w:p>
-        </w:tc>
-        <w:tc>
-          <w:tcPr>
-            <w:tcW w:type="dxa" w:w="1987"/>
-          </w:tcPr>
-          <w:p>
-            <w:pPr>
-              <w:jc w:val="left"/>
-            </w:pPr>
-            <w:r>
-              <w:rPr>
-                <w:rFonts w:ascii="TimeNewRoman" w:hAnsi="TimeNewRoman"/>
-                <w:sz w:val="30"/>
-              </w:rPr>
-              <w:t>36+44=</w:t>
-            </w:r>
-          </w:p>
-        </w:tc>
-        <w:tc>
-          <w:tcPr>
-            <w:tcW w:type="dxa" w:w="1987"/>
-          </w:tcPr>
-          <w:p>
-            <w:pPr>
-              <w:jc w:val="left"/>
-            </w:pPr>
-            <w:r>
-              <w:rPr>
-                <w:rFonts w:ascii="TimeNewRoman" w:hAnsi="TimeNewRoman"/>
-                <w:sz w:val="30"/>
-              </w:rPr>
-              <w:t>42-28=</w:t>
-            </w:r>
-          </w:p>
-        </w:tc>
-        <w:tc>
-          <w:tcPr>
-            <w:tcW w:type="dxa" w:w="1987"/>
-          </w:tcPr>
-          <w:p>
-            <w:pPr>
-              <w:jc w:val="left"/>
-            </w:pPr>
-            <w:r>
-              <w:rPr>
-                <w:rFonts w:ascii="TimeNewRoman" w:hAnsi="TimeNewRoman"/>
-                <w:sz w:val="30"/>
-              </w:rPr>
-              <w:t>63+16=</w:t>
-            </w:r>
-          </w:p>
-        </w:tc>
-      </w:tr>
-      <w:tr>
-        <w:tc>
-          <w:tcPr>
-            <w:tcW w:type="dxa" w:w="1987"/>
-          </w:tcPr>
-          <w:p>
-            <w:pPr>
-              <w:jc w:val="left"/>
-            </w:pPr>
-            <w:r>
-              <w:rPr>
-                <w:rFonts w:ascii="TimeNewRoman" w:hAnsi="TimeNewRoman"/>
-                <w:sz w:val="30"/>
-              </w:rPr>
-              <w:t>82-21=</w:t>
+              <w:t>87-75=</w:t>
             </w:r>
           </w:p>
         </w:tc>
@@ -1292,7 +1205,7 @@
                 <w:rFonts w:ascii="TimeNewRoman" w:hAnsi="TimeNewRoman"/>
                 <w:sz w:val="30"/>
               </w:rPr>
-              <w:t>9+9=</w:t>
+              <w:t>18+75=</w:t>
             </w:r>
           </w:p>
         </w:tc>
@@ -1309,7 +1222,7 @@
                 <w:rFonts w:ascii="TimeNewRoman" w:hAnsi="TimeNewRoman"/>
                 <w:sz w:val="30"/>
               </w:rPr>
-              <w:t>23+24=</w:t>
+              <w:t>37+33=</w:t>
             </w:r>
           </w:p>
         </w:tc>
@@ -1326,7 +1239,7 @@
                 <w:rFonts w:ascii="TimeNewRoman" w:hAnsi="TimeNewRoman"/>
                 <w:sz w:val="30"/>
               </w:rPr>
-              <w:t>82-7=</w:t>
+              <w:t>27+67=</w:t>
             </w:r>
           </w:p>
         </w:tc>
@@ -1345,7 +1258,7 @@
                 <w:rFonts w:ascii="TimeNewRoman" w:hAnsi="TimeNewRoman"/>
                 <w:sz w:val="30"/>
               </w:rPr>
-              <w:t>42-30=</w:t>
+              <w:t>60-20=</w:t>
             </w:r>
           </w:p>
         </w:tc>
@@ -1362,7 +1275,7 @@
                 <w:rFonts w:ascii="TimeNewRoman" w:hAnsi="TimeNewRoman"/>
                 <w:sz w:val="30"/>
               </w:rPr>
-              <w:t>68-59=</w:t>
+              <w:t>86-19=</w:t>
             </w:r>
           </w:p>
         </w:tc>
@@ -1379,7 +1292,7 @@
                 <w:rFonts w:ascii="TimeNewRoman" w:hAnsi="TimeNewRoman"/>
                 <w:sz w:val="30"/>
               </w:rPr>
-              <w:t>94-87=</w:t>
+              <w:t>35-18=</w:t>
             </w:r>
           </w:p>
         </w:tc>
@@ -1396,7 +1309,7 @@
                 <w:rFonts w:ascii="TimeNewRoman" w:hAnsi="TimeNewRoman"/>
                 <w:sz w:val="30"/>
               </w:rPr>
-              <w:t>19+62=</w:t>
+              <w:t>18-8=</w:t>
             </w:r>
           </w:p>
         </w:tc>
@@ -1413,7 +1326,7 @@
                 <w:rFonts w:ascii="TimeNewRoman" w:hAnsi="TimeNewRoman"/>
                 <w:sz w:val="30"/>
               </w:rPr>
-              <w:t>59+24=</w:t>
+              <w:t>67-46=</w:t>
             </w:r>
           </w:p>
         </w:tc>
@@ -1432,7 +1345,7 @@
                 <w:rFonts w:ascii="TimeNewRoman" w:hAnsi="TimeNewRoman"/>
                 <w:sz w:val="30"/>
               </w:rPr>
-              <w:t>60-45=</w:t>
+              <w:t>71-12=</w:t>
             </w:r>
           </w:p>
         </w:tc>
@@ -1449,7 +1362,7 @@
                 <w:rFonts w:ascii="TimeNewRoman" w:hAnsi="TimeNewRoman"/>
                 <w:sz w:val="30"/>
               </w:rPr>
-              <w:t>13-3=</w:t>
+              <w:t>6+28=</w:t>
             </w:r>
           </w:p>
         </w:tc>
@@ -1466,7 +1379,7 @@
                 <w:rFonts w:ascii="TimeNewRoman" w:hAnsi="TimeNewRoman"/>
                 <w:sz w:val="30"/>
               </w:rPr>
-              <w:t>80-28=</w:t>
+              <w:t>9+59=</w:t>
             </w:r>
           </w:p>
         </w:tc>
@@ -1483,7 +1396,7 @@
                 <w:rFonts w:ascii="TimeNewRoman" w:hAnsi="TimeNewRoman"/>
                 <w:sz w:val="30"/>
               </w:rPr>
-              <w:t>95-94=</w:t>
+              <w:t>28+5=</w:t>
             </w:r>
           </w:p>
         </w:tc>
@@ -1500,7 +1413,7 @@
                 <w:rFonts w:ascii="TimeNewRoman" w:hAnsi="TimeNewRoman"/>
                 <w:sz w:val="30"/>
               </w:rPr>
-              <w:t>84-78=</w:t>
+              <w:t>96-43=</w:t>
             </w:r>
           </w:p>
         </w:tc>
@@ -1519,7 +1432,7 @@
                 <w:rFonts w:ascii="TimeNewRoman" w:hAnsi="TimeNewRoman"/>
                 <w:sz w:val="30"/>
               </w:rPr>
-              <w:t>5+70=</w:t>
+              <w:t>12+65=</w:t>
             </w:r>
           </w:p>
         </w:tc>
@@ -1536,7 +1449,7 @@
                 <w:rFonts w:ascii="TimeNewRoman" w:hAnsi="TimeNewRoman"/>
                 <w:sz w:val="30"/>
               </w:rPr>
-              <w:t>52-41=</w:t>
+              <w:t>26-13=</w:t>
             </w:r>
           </w:p>
         </w:tc>
@@ -1553,7 +1466,7 @@
                 <w:rFonts w:ascii="TimeNewRoman" w:hAnsi="TimeNewRoman"/>
                 <w:sz w:val="30"/>
               </w:rPr>
-              <w:t>31+36=</w:t>
+              <w:t>51+9=</w:t>
             </w:r>
           </w:p>
         </w:tc>
@@ -1570,7 +1483,7 @@
                 <w:rFonts w:ascii="TimeNewRoman" w:hAnsi="TimeNewRoman"/>
                 <w:sz w:val="30"/>
               </w:rPr>
-              <w:t>22-20=</w:t>
+              <w:t>70-66=</w:t>
             </w:r>
           </w:p>
         </w:tc>
@@ -1587,7 +1500,7 @@
                 <w:rFonts w:ascii="TimeNewRoman" w:hAnsi="TimeNewRoman"/>
                 <w:sz w:val="30"/>
               </w:rPr>
-              <w:t>32+7=</w:t>
+              <w:t>57-45=</w:t>
             </w:r>
           </w:p>
         </w:tc>
@@ -1606,7 +1519,7 @@
                 <w:rFonts w:ascii="TimeNewRoman" w:hAnsi="TimeNewRoman"/>
                 <w:sz w:val="30"/>
               </w:rPr>
-              <w:t>3+46=</w:t>
+              <w:t>98-29=</w:t>
             </w:r>
           </w:p>
         </w:tc>
@@ -1623,7 +1536,7 @@
                 <w:rFonts w:ascii="TimeNewRoman" w:hAnsi="TimeNewRoman"/>
                 <w:sz w:val="30"/>
               </w:rPr>
-              <w:t>28+36=</w:t>
+              <w:t>62-25=</w:t>
             </w:r>
           </w:p>
         </w:tc>
@@ -1640,7 +1553,7 @@
                 <w:rFonts w:ascii="TimeNewRoman" w:hAnsi="TimeNewRoman"/>
                 <w:sz w:val="30"/>
               </w:rPr>
-              <w:t>56-41=</w:t>
+              <w:t>76-51=</w:t>
             </w:r>
           </w:p>
         </w:tc>
@@ -1657,7 +1570,7 @@
                 <w:rFonts w:ascii="TimeNewRoman" w:hAnsi="TimeNewRoman"/>
                 <w:sz w:val="30"/>
               </w:rPr>
-              <w:t>80-76=</w:t>
+              <w:t>61-53=</w:t>
             </w:r>
           </w:p>
         </w:tc>
@@ -1674,7 +1587,7 @@
                 <w:rFonts w:ascii="TimeNewRoman" w:hAnsi="TimeNewRoman"/>
                 <w:sz w:val="30"/>
               </w:rPr>
-              <w:t>22-7=</w:t>
+              <w:t>18+66=</w:t>
             </w:r>
           </w:p>
         </w:tc>
@@ -1693,7 +1606,7 @@
                 <w:rFonts w:ascii="TimeNewRoman" w:hAnsi="TimeNewRoman"/>
                 <w:sz w:val="30"/>
               </w:rPr>
-              <w:t>77-46=</w:t>
+              <w:t>58-33=</w:t>
             </w:r>
           </w:p>
         </w:tc>
@@ -1710,7 +1623,7 @@
                 <w:rFonts w:ascii="TimeNewRoman" w:hAnsi="TimeNewRoman"/>
                 <w:sz w:val="30"/>
               </w:rPr>
-              <w:t>76-0=</w:t>
+              <w:t>67+18=</w:t>
             </w:r>
           </w:p>
         </w:tc>
@@ -1727,7 +1640,7 @@
                 <w:rFonts w:ascii="TimeNewRoman" w:hAnsi="TimeNewRoman"/>
                 <w:sz w:val="30"/>
               </w:rPr>
-              <w:t>34+31=</w:t>
+              <w:t>74-6=</w:t>
             </w:r>
           </w:p>
         </w:tc>
@@ -1744,7 +1657,7 @@
                 <w:rFonts w:ascii="TimeNewRoman" w:hAnsi="TimeNewRoman"/>
                 <w:sz w:val="30"/>
               </w:rPr>
-              <w:t>79+17=</w:t>
+              <w:t>43+49=</w:t>
             </w:r>
           </w:p>
         </w:tc>
@@ -1761,7 +1674,94 @@
                 <w:rFonts w:ascii="TimeNewRoman" w:hAnsi="TimeNewRoman"/>
                 <w:sz w:val="30"/>
               </w:rPr>
-              <w:t>26+52=</w:t>
+              <w:t>79-6=</w:t>
+            </w:r>
+          </w:p>
+        </w:tc>
+      </w:tr>
+      <w:tr>
+        <w:tc>
+          <w:tcPr>
+            <w:tcW w:type="dxa" w:w="1987"/>
+          </w:tcPr>
+          <w:p>
+            <w:pPr>
+              <w:jc w:val="left"/>
+            </w:pPr>
+            <w:r>
+              <w:rPr>
+                <w:rFonts w:ascii="TimeNewRoman" w:hAnsi="TimeNewRoman"/>
+                <w:sz w:val="30"/>
+              </w:rPr>
+              <w:t>68+7=</w:t>
+            </w:r>
+          </w:p>
+        </w:tc>
+        <w:tc>
+          <w:tcPr>
+            <w:tcW w:type="dxa" w:w="1987"/>
+          </w:tcPr>
+          <w:p>
+            <w:pPr>
+              <w:jc w:val="left"/>
+            </w:pPr>
+            <w:r>
+              <w:rPr>
+                <w:rFonts w:ascii="TimeNewRoman" w:hAnsi="TimeNewRoman"/>
+                <w:sz w:val="30"/>
+              </w:rPr>
+              <w:t>99-84=</w:t>
+            </w:r>
+          </w:p>
+        </w:tc>
+        <w:tc>
+          <w:tcPr>
+            <w:tcW w:type="dxa" w:w="1987"/>
+          </w:tcPr>
+          <w:p>
+            <w:pPr>
+              <w:jc w:val="left"/>
+            </w:pPr>
+            <w:r>
+              <w:rPr>
+                <w:rFonts w:ascii="TimeNewRoman" w:hAnsi="TimeNewRoman"/>
+                <w:sz w:val="30"/>
+              </w:rPr>
+              <w:t>26+3=</w:t>
+            </w:r>
+          </w:p>
+        </w:tc>
+        <w:tc>
+          <w:tcPr>
+            <w:tcW w:type="dxa" w:w="1987"/>
+          </w:tcPr>
+          <w:p>
+            <w:pPr>
+              <w:jc w:val="left"/>
+            </w:pPr>
+            <w:r>
+              <w:rPr>
+                <w:rFonts w:ascii="TimeNewRoman" w:hAnsi="TimeNewRoman"/>
+                <w:sz w:val="30"/>
+              </w:rPr>
+              <w:t>42+29=</w:t>
+            </w:r>
+          </w:p>
+        </w:tc>
+        <w:tc>
+          <w:tcPr>
+            <w:tcW w:type="dxa" w:w="1987"/>
+          </w:tcPr>
+          <w:p>
+            <w:pPr>
+              <w:jc w:val="left"/>
+            </w:pPr>
+            <w:r>
+              <w:rPr>
+                <w:rFonts w:ascii="TimeNewRoman" w:hAnsi="TimeNewRoman"/>
+                <w:sz w:val="30"/>
+              </w:rPr>
+              <w:t>0+95=</w:t>
             </w:r>
           </w:p>
         </w:tc>

--- a/addition_and_subtraction_within_100.docx
+++ b/addition_and_subtraction_within_100.docx
@@ -11,7 +11,7 @@
           <w:rFonts w:ascii="Arial" w:hAnsi="Arial"/>
           <w:sz w:val="30"/>
         </w:rPr>
-        <w:t>2026-10-03 Saturday</w:t>
+        <w:t>2026-10-04 Sunday</w:t>
       </w:r>
     </w:p>
     <w:tbl>
@@ -40,7 +40,7 @@
                 <w:rFonts w:ascii="TimeNewRoman" w:hAnsi="TimeNewRoman"/>
                 <w:sz w:val="30"/>
               </w:rPr>
-              <w:t>3+5=</w:t>
+              <w:t>19+54=</w:t>
             </w:r>
           </w:p>
         </w:tc>
@@ -57,7 +57,7 @@
                 <w:rFonts w:ascii="TimeNewRoman" w:hAnsi="TimeNewRoman"/>
                 <w:sz w:val="30"/>
               </w:rPr>
-              <w:t>1+17=</w:t>
+              <w:t>95-56=</w:t>
             </w:r>
           </w:p>
         </w:tc>
@@ -74,7 +74,7 @@
                 <w:rFonts w:ascii="TimeNewRoman" w:hAnsi="TimeNewRoman"/>
                 <w:sz w:val="30"/>
               </w:rPr>
-              <w:t>92-47=</w:t>
+              <w:t>63+8=</w:t>
             </w:r>
           </w:p>
         </w:tc>
@@ -91,7 +91,7 @@
                 <w:rFonts w:ascii="TimeNewRoman" w:hAnsi="TimeNewRoman"/>
                 <w:sz w:val="30"/>
               </w:rPr>
-              <w:t>2+75=</w:t>
+              <w:t>61+17=</w:t>
             </w:r>
           </w:p>
         </w:tc>
@@ -108,7 +108,7 @@
                 <w:rFonts w:ascii="TimeNewRoman" w:hAnsi="TimeNewRoman"/>
                 <w:sz w:val="30"/>
               </w:rPr>
-              <w:t>13+30=</w:t>
+              <w:t>38+49=</w:t>
             </w:r>
           </w:p>
         </w:tc>
@@ -127,7 +127,7 @@
                 <w:rFonts w:ascii="TimeNewRoman" w:hAnsi="TimeNewRoman"/>
                 <w:sz w:val="30"/>
               </w:rPr>
-              <w:t>8+11=</w:t>
+              <w:t>88-81=</w:t>
             </w:r>
           </w:p>
         </w:tc>
@@ -144,7 +144,7 @@
                 <w:rFonts w:ascii="TimeNewRoman" w:hAnsi="TimeNewRoman"/>
                 <w:sz w:val="30"/>
               </w:rPr>
-              <w:t>20+45=</w:t>
+              <w:t>30-21=</w:t>
             </w:r>
           </w:p>
         </w:tc>
@@ -161,7 +161,7 @@
                 <w:rFonts w:ascii="TimeNewRoman" w:hAnsi="TimeNewRoman"/>
                 <w:sz w:val="30"/>
               </w:rPr>
-              <w:t>49+15=</w:t>
+              <w:t>33-14=</w:t>
             </w:r>
           </w:p>
         </w:tc>
@@ -178,7 +178,7 @@
                 <w:rFonts w:ascii="TimeNewRoman" w:hAnsi="TimeNewRoman"/>
                 <w:sz w:val="30"/>
               </w:rPr>
-              <w:t>54+2=</w:t>
+              <w:t>15+6=</w:t>
             </w:r>
           </w:p>
         </w:tc>
@@ -195,7 +195,7 @@
                 <w:rFonts w:ascii="TimeNewRoman" w:hAnsi="TimeNewRoman"/>
                 <w:sz w:val="30"/>
               </w:rPr>
-              <w:t>65-5=</w:t>
+              <w:t>76-21=</w:t>
             </w:r>
           </w:p>
         </w:tc>
@@ -214,7 +214,7 @@
                 <w:rFonts w:ascii="TimeNewRoman" w:hAnsi="TimeNewRoman"/>
                 <w:sz w:val="30"/>
               </w:rPr>
-              <w:t>83-53=</w:t>
+              <w:t>6+45=</w:t>
             </w:r>
           </w:p>
         </w:tc>
@@ -231,7 +231,7 @@
                 <w:rFonts w:ascii="TimeNewRoman" w:hAnsi="TimeNewRoman"/>
                 <w:sz w:val="30"/>
               </w:rPr>
-              <w:t>27+15=</w:t>
+              <w:t>63-35=</w:t>
             </w:r>
           </w:p>
         </w:tc>
@@ -248,7 +248,7 @@
                 <w:rFonts w:ascii="TimeNewRoman" w:hAnsi="TimeNewRoman"/>
                 <w:sz w:val="30"/>
               </w:rPr>
-              <w:t>66+25=</w:t>
+              <w:t>58+36=</w:t>
             </w:r>
           </w:p>
         </w:tc>
@@ -265,7 +265,7 @@
                 <w:rFonts w:ascii="TimeNewRoman" w:hAnsi="TimeNewRoman"/>
                 <w:sz w:val="30"/>
               </w:rPr>
-              <w:t>8+80=</w:t>
+              <w:t>68-30=</w:t>
             </w:r>
           </w:p>
         </w:tc>
@@ -282,7 +282,7 @@
                 <w:rFonts w:ascii="TimeNewRoman" w:hAnsi="TimeNewRoman"/>
                 <w:sz w:val="30"/>
               </w:rPr>
-              <w:t>43-37=</w:t>
+              <w:t>35+44=</w:t>
             </w:r>
           </w:p>
         </w:tc>
@@ -301,7 +301,7 @@
                 <w:rFonts w:ascii="TimeNewRoman" w:hAnsi="TimeNewRoman"/>
                 <w:sz w:val="30"/>
               </w:rPr>
-              <w:t>61-14=</w:t>
+              <w:t>86-35=</w:t>
             </w:r>
           </w:p>
         </w:tc>
@@ -318,7 +318,7 @@
                 <w:rFonts w:ascii="TimeNewRoman" w:hAnsi="TimeNewRoman"/>
                 <w:sz w:val="30"/>
               </w:rPr>
-              <w:t>95-9=</w:t>
+              <w:t>35+47=</w:t>
             </w:r>
           </w:p>
         </w:tc>
@@ -335,7 +335,7 @@
                 <w:rFonts w:ascii="TimeNewRoman" w:hAnsi="TimeNewRoman"/>
                 <w:sz w:val="30"/>
               </w:rPr>
-              <w:t>86-16=</w:t>
+              <w:t>68-47=</w:t>
             </w:r>
           </w:p>
         </w:tc>
@@ -352,7 +352,7 @@
                 <w:rFonts w:ascii="TimeNewRoman" w:hAnsi="TimeNewRoman"/>
                 <w:sz w:val="30"/>
               </w:rPr>
-              <w:t>22+7=</w:t>
+              <w:t>39-20=</w:t>
             </w:r>
           </w:p>
         </w:tc>
@@ -369,7 +369,7 @@
                 <w:rFonts w:ascii="TimeNewRoman" w:hAnsi="TimeNewRoman"/>
                 <w:sz w:val="30"/>
               </w:rPr>
-              <w:t>26+73=</w:t>
+              <w:t>97-32=</w:t>
             </w:r>
           </w:p>
         </w:tc>
@@ -388,7 +388,7 @@
                 <w:rFonts w:ascii="TimeNewRoman" w:hAnsi="TimeNewRoman"/>
                 <w:sz w:val="30"/>
               </w:rPr>
-              <w:t>44+32=</w:t>
+              <w:t>89-35=</w:t>
             </w:r>
           </w:p>
         </w:tc>
@@ -405,7 +405,7 @@
                 <w:rFonts w:ascii="TimeNewRoman" w:hAnsi="TimeNewRoman"/>
                 <w:sz w:val="30"/>
               </w:rPr>
-              <w:t>83+10=</w:t>
+              <w:t>73+17=</w:t>
             </w:r>
           </w:p>
         </w:tc>
@@ -422,7 +422,7 @@
                 <w:rFonts w:ascii="TimeNewRoman" w:hAnsi="TimeNewRoman"/>
                 <w:sz w:val="30"/>
               </w:rPr>
-              <w:t>80+15=</w:t>
+              <w:t>52+33=</w:t>
             </w:r>
           </w:p>
         </w:tc>
@@ -439,7 +439,7 @@
                 <w:rFonts w:ascii="TimeNewRoman" w:hAnsi="TimeNewRoman"/>
                 <w:sz w:val="30"/>
               </w:rPr>
-              <w:t>4+72=</w:t>
+              <w:t>74-44=</w:t>
             </w:r>
           </w:p>
         </w:tc>
@@ -456,7 +456,7 @@
                 <w:rFonts w:ascii="TimeNewRoman" w:hAnsi="TimeNewRoman"/>
                 <w:sz w:val="30"/>
               </w:rPr>
-              <w:t>98-84=</w:t>
+              <w:t>8+79=</w:t>
             </w:r>
           </w:p>
         </w:tc>
@@ -475,7 +475,7 @@
                 <w:rFonts w:ascii="TimeNewRoman" w:hAnsi="TimeNewRoman"/>
                 <w:sz w:val="30"/>
               </w:rPr>
-              <w:t>36+23=</w:t>
+              <w:t>49-36=</w:t>
             </w:r>
           </w:p>
         </w:tc>
@@ -492,7 +492,7 @@
                 <w:rFonts w:ascii="TimeNewRoman" w:hAnsi="TimeNewRoman"/>
                 <w:sz w:val="30"/>
               </w:rPr>
-              <w:t>40+33=</w:t>
+              <w:t>40+37=</w:t>
             </w:r>
           </w:p>
         </w:tc>
@@ -509,7 +509,7 @@
                 <w:rFonts w:ascii="TimeNewRoman" w:hAnsi="TimeNewRoman"/>
                 <w:sz w:val="30"/>
               </w:rPr>
-              <w:t>57+14=</w:t>
+              <w:t>51+31=</w:t>
             </w:r>
           </w:p>
         </w:tc>
@@ -526,7 +526,7 @@
                 <w:rFonts w:ascii="TimeNewRoman" w:hAnsi="TimeNewRoman"/>
                 <w:sz w:val="30"/>
               </w:rPr>
-              <w:t>51-1=</w:t>
+              <w:t>74-38=</w:t>
             </w:r>
           </w:p>
         </w:tc>
@@ -543,7 +543,7 @@
                 <w:rFonts w:ascii="TimeNewRoman" w:hAnsi="TimeNewRoman"/>
                 <w:sz w:val="30"/>
               </w:rPr>
-              <w:t>35+11=</w:t>
+              <w:t>98-28=</w:t>
             </w:r>
           </w:p>
         </w:tc>
@@ -562,7 +562,7 @@
                 <w:rFonts w:ascii="TimeNewRoman" w:hAnsi="TimeNewRoman"/>
                 <w:sz w:val="30"/>
               </w:rPr>
-              <w:t>2+78=</w:t>
+              <w:t>46+40=</w:t>
             </w:r>
           </w:p>
         </w:tc>
@@ -579,7 +579,7 @@
                 <w:rFonts w:ascii="TimeNewRoman" w:hAnsi="TimeNewRoman"/>
                 <w:sz w:val="30"/>
               </w:rPr>
-              <w:t>98-50=</w:t>
+              <w:t>10+41=</w:t>
             </w:r>
           </w:p>
         </w:tc>
@@ -596,7 +596,7 @@
                 <w:rFonts w:ascii="TimeNewRoman" w:hAnsi="TimeNewRoman"/>
                 <w:sz w:val="30"/>
               </w:rPr>
-              <w:t>22-0=</w:t>
+              <w:t>11-11=</w:t>
             </w:r>
           </w:p>
         </w:tc>
@@ -613,7 +613,7 @@
                 <w:rFonts w:ascii="TimeNewRoman" w:hAnsi="TimeNewRoman"/>
                 <w:sz w:val="30"/>
               </w:rPr>
-              <w:t>54+20=</w:t>
+              <w:t>29-1=</w:t>
             </w:r>
           </w:p>
         </w:tc>
@@ -630,7 +630,7 @@
                 <w:rFonts w:ascii="TimeNewRoman" w:hAnsi="TimeNewRoman"/>
                 <w:sz w:val="30"/>
               </w:rPr>
-              <w:t>22+12=</w:t>
+              <w:t>99-66=</w:t>
             </w:r>
           </w:p>
         </w:tc>
@@ -649,7 +649,7 @@
                 <w:rFonts w:ascii="TimeNewRoman" w:hAnsi="TimeNewRoman"/>
                 <w:sz w:val="30"/>
               </w:rPr>
-              <w:t>41+19=</w:t>
+              <w:t>66-28=</w:t>
             </w:r>
           </w:p>
         </w:tc>
@@ -666,7 +666,7 @@
                 <w:rFonts w:ascii="TimeNewRoman" w:hAnsi="TimeNewRoman"/>
                 <w:sz w:val="30"/>
               </w:rPr>
-              <w:t>90-37=</w:t>
+              <w:t>36-22=</w:t>
             </w:r>
           </w:p>
         </w:tc>
@@ -683,7 +683,7 @@
                 <w:rFonts w:ascii="TimeNewRoman" w:hAnsi="TimeNewRoman"/>
                 <w:sz w:val="30"/>
               </w:rPr>
-              <w:t>49+2=</w:t>
+              <w:t>50+12=</w:t>
             </w:r>
           </w:p>
         </w:tc>
@@ -700,7 +700,7 @@
                 <w:rFonts w:ascii="TimeNewRoman" w:hAnsi="TimeNewRoman"/>
                 <w:sz w:val="30"/>
               </w:rPr>
-              <w:t>67-55=</w:t>
+              <w:t>34+8=</w:t>
             </w:r>
           </w:p>
         </w:tc>
@@ -717,7 +717,7 @@
                 <w:rFonts w:ascii="TimeNewRoman" w:hAnsi="TimeNewRoman"/>
                 <w:sz w:val="30"/>
               </w:rPr>
-              <w:t>96-45=</w:t>
+              <w:t>27+32=</w:t>
             </w:r>
           </w:p>
         </w:tc>
@@ -736,7 +736,7 @@
                 <w:rFonts w:ascii="TimeNewRoman" w:hAnsi="TimeNewRoman"/>
                 <w:sz w:val="30"/>
               </w:rPr>
-              <w:t>24+36=</w:t>
+              <w:t>75-67=</w:t>
             </w:r>
           </w:p>
         </w:tc>
@@ -753,7 +753,7 @@
                 <w:rFonts w:ascii="TimeNewRoman" w:hAnsi="TimeNewRoman"/>
                 <w:sz w:val="30"/>
               </w:rPr>
-              <w:t>71-59=</w:t>
+              <w:t>70+19=</w:t>
             </w:r>
           </w:p>
         </w:tc>
@@ -770,7 +770,7 @@
                 <w:rFonts w:ascii="TimeNewRoman" w:hAnsi="TimeNewRoman"/>
                 <w:sz w:val="30"/>
               </w:rPr>
-              <w:t>78-54=</w:t>
+              <w:t>79-13=</w:t>
             </w:r>
           </w:p>
         </w:tc>
@@ -787,7 +787,7 @@
                 <w:rFonts w:ascii="TimeNewRoman" w:hAnsi="TimeNewRoman"/>
                 <w:sz w:val="30"/>
               </w:rPr>
-              <w:t>2+50=</w:t>
+              <w:t>26+23=</w:t>
             </w:r>
           </w:p>
         </w:tc>
@@ -804,7 +804,7 @@
                 <w:rFonts w:ascii="TimeNewRoman" w:hAnsi="TimeNewRoman"/>
                 <w:sz w:val="30"/>
               </w:rPr>
-              <w:t>12+50=</w:t>
+              <w:t>83-83=</w:t>
             </w:r>
           </w:p>
         </w:tc>
@@ -823,7 +823,7 @@
                 <w:rFonts w:ascii="TimeNewRoman" w:hAnsi="TimeNewRoman"/>
                 <w:sz w:val="30"/>
               </w:rPr>
-              <w:t>28+20=</w:t>
+              <w:t>96-17=</w:t>
             </w:r>
           </w:p>
         </w:tc>
@@ -840,7 +840,7 @@
                 <w:rFonts w:ascii="TimeNewRoman" w:hAnsi="TimeNewRoman"/>
                 <w:sz w:val="30"/>
               </w:rPr>
-              <w:t>12+72=</w:t>
+              <w:t>98-28=</w:t>
             </w:r>
           </w:p>
         </w:tc>
@@ -857,7 +857,7 @@
                 <w:rFonts w:ascii="TimeNewRoman" w:hAnsi="TimeNewRoman"/>
                 <w:sz w:val="30"/>
               </w:rPr>
-              <w:t>77-20=</w:t>
+              <w:t>38+27=</w:t>
             </w:r>
           </w:p>
         </w:tc>
@@ -874,7 +874,7 @@
                 <w:rFonts w:ascii="TimeNewRoman" w:hAnsi="TimeNewRoman"/>
                 <w:sz w:val="30"/>
               </w:rPr>
-              <w:t>41+31=</w:t>
+              <w:t>50-42=</w:t>
             </w:r>
           </w:p>
         </w:tc>
@@ -891,7 +891,7 @@
                 <w:rFonts w:ascii="TimeNewRoman" w:hAnsi="TimeNewRoman"/>
                 <w:sz w:val="30"/>
               </w:rPr>
-              <w:t>48+7=</w:t>
+              <w:t>79+16=</w:t>
             </w:r>
           </w:p>
         </w:tc>
@@ -910,7 +910,7 @@
                 <w:rFonts w:ascii="TimeNewRoman" w:hAnsi="TimeNewRoman"/>
                 <w:sz w:val="30"/>
               </w:rPr>
-              <w:t>65-36=</w:t>
+              <w:t>57-30=</w:t>
             </w:r>
           </w:p>
         </w:tc>
@@ -927,7 +927,7 @@
                 <w:rFonts w:ascii="TimeNewRoman" w:hAnsi="TimeNewRoman"/>
                 <w:sz w:val="30"/>
               </w:rPr>
-              <w:t>24+61=</w:t>
+              <w:t>38+10=</w:t>
             </w:r>
           </w:p>
         </w:tc>
@@ -944,7 +944,7 @@
                 <w:rFonts w:ascii="TimeNewRoman" w:hAnsi="TimeNewRoman"/>
                 <w:sz w:val="30"/>
               </w:rPr>
-              <w:t>9+29=</w:t>
+              <w:t>44+44=</w:t>
             </w:r>
           </w:p>
         </w:tc>
@@ -961,7 +961,7 @@
                 <w:rFonts w:ascii="TimeNewRoman" w:hAnsi="TimeNewRoman"/>
                 <w:sz w:val="30"/>
               </w:rPr>
-              <w:t>31-7=</w:t>
+              <w:t>64-8=</w:t>
             </w:r>
           </w:p>
         </w:tc>
@@ -978,7 +978,7 @@
                 <w:rFonts w:ascii="TimeNewRoman" w:hAnsi="TimeNewRoman"/>
                 <w:sz w:val="30"/>
               </w:rPr>
-              <w:t>31+26=</w:t>
+              <w:t>74+16=</w:t>
             </w:r>
           </w:p>
         </w:tc>
@@ -997,7 +997,7 @@
                 <w:rFonts w:ascii="TimeNewRoman" w:hAnsi="TimeNewRoman"/>
                 <w:sz w:val="30"/>
               </w:rPr>
-              <w:t>88-53=</w:t>
+              <w:t>3+44=</w:t>
             </w:r>
           </w:p>
         </w:tc>
@@ -1014,7 +1014,7 @@
                 <w:rFonts w:ascii="TimeNewRoman" w:hAnsi="TimeNewRoman"/>
                 <w:sz w:val="30"/>
               </w:rPr>
-              <w:t>35+60=</w:t>
+              <w:t>34-33=</w:t>
             </w:r>
           </w:p>
         </w:tc>
@@ -1031,7 +1031,7 @@
                 <w:rFonts w:ascii="TimeNewRoman" w:hAnsi="TimeNewRoman"/>
                 <w:sz w:val="30"/>
               </w:rPr>
-              <w:t>77-56=</w:t>
+              <w:t>65-2=</w:t>
             </w:r>
           </w:p>
         </w:tc>
@@ -1048,7 +1048,7 @@
                 <w:rFonts w:ascii="TimeNewRoman" w:hAnsi="TimeNewRoman"/>
                 <w:sz w:val="30"/>
               </w:rPr>
-              <w:t>1+25=</w:t>
+              <w:t>80-47=</w:t>
             </w:r>
           </w:p>
         </w:tc>
@@ -1065,7 +1065,7 @@
                 <w:rFonts w:ascii="TimeNewRoman" w:hAnsi="TimeNewRoman"/>
                 <w:sz w:val="30"/>
               </w:rPr>
-              <w:t>63-18=</w:t>
+              <w:t>55+24=</w:t>
             </w:r>
           </w:p>
         </w:tc>
@@ -1084,7 +1084,7 @@
                 <w:rFonts w:ascii="TimeNewRoman" w:hAnsi="TimeNewRoman"/>
                 <w:sz w:val="30"/>
               </w:rPr>
-              <w:t>11+60=</w:t>
+              <w:t>8+69=</w:t>
             </w:r>
           </w:p>
         </w:tc>
@@ -1101,7 +1101,7 @@
                 <w:rFonts w:ascii="TimeNewRoman" w:hAnsi="TimeNewRoman"/>
                 <w:sz w:val="30"/>
               </w:rPr>
-              <w:t>5+55=</w:t>
+              <w:t>57-26=</w:t>
             </w:r>
           </w:p>
         </w:tc>
@@ -1118,7 +1118,7 @@
                 <w:rFonts w:ascii="TimeNewRoman" w:hAnsi="TimeNewRoman"/>
                 <w:sz w:val="30"/>
               </w:rPr>
-              <w:t>63+28=</w:t>
+              <w:t>13+79=</w:t>
             </w:r>
           </w:p>
         </w:tc>
@@ -1135,7 +1135,7 @@
                 <w:rFonts w:ascii="TimeNewRoman" w:hAnsi="TimeNewRoman"/>
                 <w:sz w:val="30"/>
               </w:rPr>
-              <w:t>5+14=</w:t>
+              <w:t>1+93=</w:t>
             </w:r>
           </w:p>
         </w:tc>
@@ -1152,7 +1152,7 @@
                 <w:rFonts w:ascii="TimeNewRoman" w:hAnsi="TimeNewRoman"/>
                 <w:sz w:val="30"/>
               </w:rPr>
-              <w:t>21-0=</w:t>
+              <w:t>14+22=</w:t>
             </w:r>
           </w:p>
         </w:tc>
@@ -1171,7 +1171,7 @@
                 <w:rFonts w:ascii="TimeNewRoman" w:hAnsi="TimeNewRoman"/>
                 <w:sz w:val="30"/>
               </w:rPr>
-              <w:t>87-75=</w:t>
+              <w:t>7+3=</w:t>
             </w:r>
           </w:p>
         </w:tc>
@@ -1188,7 +1188,7 @@
                 <w:rFonts w:ascii="TimeNewRoman" w:hAnsi="TimeNewRoman"/>
                 <w:sz w:val="30"/>
               </w:rPr>
-              <w:t>75-24=</w:t>
+              <w:t>57-15=</w:t>
             </w:r>
           </w:p>
         </w:tc>
@@ -1205,7 +1205,7 @@
                 <w:rFonts w:ascii="TimeNewRoman" w:hAnsi="TimeNewRoman"/>
                 <w:sz w:val="30"/>
               </w:rPr>
-              <w:t>18+75=</w:t>
+              <w:t>94-47=</w:t>
             </w:r>
           </w:p>
         </w:tc>
@@ -1222,7 +1222,7 @@
                 <w:rFonts w:ascii="TimeNewRoman" w:hAnsi="TimeNewRoman"/>
                 <w:sz w:val="30"/>
               </w:rPr>
-              <w:t>37+33=</w:t>
+              <w:t>54+35=</w:t>
             </w:r>
           </w:p>
         </w:tc>
@@ -1239,7 +1239,7 @@
                 <w:rFonts w:ascii="TimeNewRoman" w:hAnsi="TimeNewRoman"/>
                 <w:sz w:val="30"/>
               </w:rPr>
-              <w:t>27+67=</w:t>
+              <w:t>25+68=</w:t>
             </w:r>
           </w:p>
         </w:tc>
@@ -1258,7 +1258,7 @@
                 <w:rFonts w:ascii="TimeNewRoman" w:hAnsi="TimeNewRoman"/>
                 <w:sz w:val="30"/>
               </w:rPr>
-              <w:t>60-20=</w:t>
+              <w:t>68-31=</w:t>
             </w:r>
           </w:p>
         </w:tc>
@@ -1275,7 +1275,7 @@
                 <w:rFonts w:ascii="TimeNewRoman" w:hAnsi="TimeNewRoman"/>
                 <w:sz w:val="30"/>
               </w:rPr>
-              <w:t>86-19=</w:t>
+              <w:t>15+70=</w:t>
             </w:r>
           </w:p>
         </w:tc>
@@ -1292,7 +1292,7 @@
                 <w:rFonts w:ascii="TimeNewRoman" w:hAnsi="TimeNewRoman"/>
                 <w:sz w:val="30"/>
               </w:rPr>
-              <w:t>35-18=</w:t>
+              <w:t>95-16=</w:t>
             </w:r>
           </w:p>
         </w:tc>
@@ -1309,7 +1309,7 @@
                 <w:rFonts w:ascii="TimeNewRoman" w:hAnsi="TimeNewRoman"/>
                 <w:sz w:val="30"/>
               </w:rPr>
-              <w:t>18-8=</w:t>
+              <w:t>53+27=</w:t>
             </w:r>
           </w:p>
         </w:tc>
@@ -1326,7 +1326,7 @@
                 <w:rFonts w:ascii="TimeNewRoman" w:hAnsi="TimeNewRoman"/>
                 <w:sz w:val="30"/>
               </w:rPr>
-              <w:t>67-46=</w:t>
+              <w:t>4+44=</w:t>
             </w:r>
           </w:p>
         </w:tc>
@@ -1345,7 +1345,7 @@
                 <w:rFonts w:ascii="TimeNewRoman" w:hAnsi="TimeNewRoman"/>
                 <w:sz w:val="30"/>
               </w:rPr>
-              <w:t>71-12=</w:t>
+              <w:t>59+24=</w:t>
             </w:r>
           </w:p>
         </w:tc>
@@ -1362,7 +1362,7 @@
                 <w:rFonts w:ascii="TimeNewRoman" w:hAnsi="TimeNewRoman"/>
                 <w:sz w:val="30"/>
               </w:rPr>
-              <w:t>6+28=</w:t>
+              <w:t>9+53=</w:t>
             </w:r>
           </w:p>
         </w:tc>
@@ -1379,7 +1379,7 @@
                 <w:rFonts w:ascii="TimeNewRoman" w:hAnsi="TimeNewRoman"/>
                 <w:sz w:val="30"/>
               </w:rPr>
-              <w:t>9+59=</w:t>
+              <w:t>37+21=</w:t>
             </w:r>
           </w:p>
         </w:tc>
@@ -1396,7 +1396,7 @@
                 <w:rFonts w:ascii="TimeNewRoman" w:hAnsi="TimeNewRoman"/>
                 <w:sz w:val="30"/>
               </w:rPr>
-              <w:t>28+5=</w:t>
+              <w:t>48+27=</w:t>
             </w:r>
           </w:p>
         </w:tc>
@@ -1413,7 +1413,7 @@
                 <w:rFonts w:ascii="TimeNewRoman" w:hAnsi="TimeNewRoman"/>
                 <w:sz w:val="30"/>
               </w:rPr>
-              <w:t>96-43=</w:t>
+              <w:t>1+3=</w:t>
             </w:r>
           </w:p>
         </w:tc>
@@ -1432,7 +1432,7 @@
                 <w:rFonts w:ascii="TimeNewRoman" w:hAnsi="TimeNewRoman"/>
                 <w:sz w:val="30"/>
               </w:rPr>
-              <w:t>12+65=</w:t>
+              <w:t>24+15=</w:t>
             </w:r>
           </w:p>
         </w:tc>
@@ -1449,7 +1449,7 @@
                 <w:rFonts w:ascii="TimeNewRoman" w:hAnsi="TimeNewRoman"/>
                 <w:sz w:val="30"/>
               </w:rPr>
-              <w:t>26-13=</w:t>
+              <w:t>3+70=</w:t>
             </w:r>
           </w:p>
         </w:tc>
@@ -1466,7 +1466,7 @@
                 <w:rFonts w:ascii="TimeNewRoman" w:hAnsi="TimeNewRoman"/>
                 <w:sz w:val="30"/>
               </w:rPr>
-              <w:t>51+9=</w:t>
+              <w:t>20+51=</w:t>
             </w:r>
           </w:p>
         </w:tc>
@@ -1483,7 +1483,7 @@
                 <w:rFonts w:ascii="TimeNewRoman" w:hAnsi="TimeNewRoman"/>
                 <w:sz w:val="30"/>
               </w:rPr>
-              <w:t>70-66=</w:t>
+              <w:t>87-45=</w:t>
             </w:r>
           </w:p>
         </w:tc>
@@ -1500,7 +1500,7 @@
                 <w:rFonts w:ascii="TimeNewRoman" w:hAnsi="TimeNewRoman"/>
                 <w:sz w:val="30"/>
               </w:rPr>
-              <w:t>57-45=</w:t>
+              <w:t>24+41=</w:t>
             </w:r>
           </w:p>
         </w:tc>
@@ -1519,7 +1519,7 @@
                 <w:rFonts w:ascii="TimeNewRoman" w:hAnsi="TimeNewRoman"/>
                 <w:sz w:val="30"/>
               </w:rPr>
-              <w:t>98-29=</w:t>
+              <w:t>82-51=</w:t>
             </w:r>
           </w:p>
         </w:tc>
@@ -1536,7 +1536,7 @@
                 <w:rFonts w:ascii="TimeNewRoman" w:hAnsi="TimeNewRoman"/>
                 <w:sz w:val="30"/>
               </w:rPr>
-              <w:t>62-25=</w:t>
+              <w:t>65-34=</w:t>
             </w:r>
           </w:p>
         </w:tc>
@@ -1553,7 +1553,7 @@
                 <w:rFonts w:ascii="TimeNewRoman" w:hAnsi="TimeNewRoman"/>
                 <w:sz w:val="30"/>
               </w:rPr>
-              <w:t>76-51=</w:t>
+              <w:t>59+19=</w:t>
             </w:r>
           </w:p>
         </w:tc>
@@ -1570,7 +1570,7 @@
                 <w:rFonts w:ascii="TimeNewRoman" w:hAnsi="TimeNewRoman"/>
                 <w:sz w:val="30"/>
               </w:rPr>
-              <w:t>61-53=</w:t>
+              <w:t>70-67=</w:t>
             </w:r>
           </w:p>
         </w:tc>
@@ -1587,7 +1587,7 @@
                 <w:rFonts w:ascii="TimeNewRoman" w:hAnsi="TimeNewRoman"/>
                 <w:sz w:val="30"/>
               </w:rPr>
-              <w:t>18+66=</w:t>
+              <w:t>84-48=</w:t>
             </w:r>
           </w:p>
         </w:tc>
@@ -1606,7 +1606,7 @@
                 <w:rFonts w:ascii="TimeNewRoman" w:hAnsi="TimeNewRoman"/>
                 <w:sz w:val="30"/>
               </w:rPr>
-              <w:t>58-33=</w:t>
+              <w:t>83-69=</w:t>
             </w:r>
           </w:p>
         </w:tc>
@@ -1623,7 +1623,7 @@
                 <w:rFonts w:ascii="TimeNewRoman" w:hAnsi="TimeNewRoman"/>
                 <w:sz w:val="30"/>
               </w:rPr>
-              <w:t>67+18=</w:t>
+              <w:t>27-26=</w:t>
             </w:r>
           </w:p>
         </w:tc>
@@ -1640,7 +1640,7 @@
                 <w:rFonts w:ascii="TimeNewRoman" w:hAnsi="TimeNewRoman"/>
                 <w:sz w:val="30"/>
               </w:rPr>
-              <w:t>74-6=</w:t>
+              <w:t>30+47=</w:t>
             </w:r>
           </w:p>
         </w:tc>
@@ -1657,7 +1657,7 @@
                 <w:rFonts w:ascii="TimeNewRoman" w:hAnsi="TimeNewRoman"/>
                 <w:sz w:val="30"/>
               </w:rPr>
-              <w:t>43+49=</w:t>
+              <w:t>53+0=</w:t>
             </w:r>
           </w:p>
         </w:tc>
@@ -1674,7 +1674,7 @@
                 <w:rFonts w:ascii="TimeNewRoman" w:hAnsi="TimeNewRoman"/>
                 <w:sz w:val="30"/>
               </w:rPr>
-              <w:t>79-6=</w:t>
+              <w:t>3+32=</w:t>
             </w:r>
           </w:p>
         </w:tc>
@@ -1693,7 +1693,7 @@
                 <w:rFonts w:ascii="TimeNewRoman" w:hAnsi="TimeNewRoman"/>
                 <w:sz w:val="30"/>
               </w:rPr>
-              <w:t>68+7=</w:t>
+              <w:t>30+38=</w:t>
             </w:r>
           </w:p>
         </w:tc>
@@ -1710,7 +1710,7 @@
                 <w:rFonts w:ascii="TimeNewRoman" w:hAnsi="TimeNewRoman"/>
                 <w:sz w:val="30"/>
               </w:rPr>
-              <w:t>99-84=</w:t>
+              <w:t>12+18=</w:t>
             </w:r>
           </w:p>
         </w:tc>
@@ -1727,7 +1727,7 @@
                 <w:rFonts w:ascii="TimeNewRoman" w:hAnsi="TimeNewRoman"/>
                 <w:sz w:val="30"/>
               </w:rPr>
-              <w:t>26+3=</w:t>
+              <w:t>25-16=</w:t>
             </w:r>
           </w:p>
         </w:tc>
@@ -1744,7 +1744,7 @@
                 <w:rFonts w:ascii="TimeNewRoman" w:hAnsi="TimeNewRoman"/>
                 <w:sz w:val="30"/>
               </w:rPr>
-              <w:t>42+29=</w:t>
+              <w:t>8+73=</w:t>
             </w:r>
           </w:p>
         </w:tc>
@@ -1761,7 +1761,7 @@
                 <w:rFonts w:ascii="TimeNewRoman" w:hAnsi="TimeNewRoman"/>
                 <w:sz w:val="30"/>
               </w:rPr>
-              <w:t>0+95=</w:t>
+              <w:t>98-64=</w:t>
             </w:r>
           </w:p>
         </w:tc>

--- a/addition_and_subtraction_within_100.docx
+++ b/addition_and_subtraction_within_100.docx
@@ -40,7 +40,7 @@
                 <w:rFonts w:ascii="TimeNewRoman" w:hAnsi="TimeNewRoman"/>
                 <w:sz w:val="30"/>
               </w:rPr>
-              <w:t>19+54=</w:t>
+              <w:t>64+26=</w:t>
             </w:r>
           </w:p>
         </w:tc>
@@ -57,7 +57,7 @@
                 <w:rFonts w:ascii="TimeNewRoman" w:hAnsi="TimeNewRoman"/>
                 <w:sz w:val="30"/>
               </w:rPr>
-              <w:t>95-56=</w:t>
+              <w:t>58+19=</w:t>
             </w:r>
           </w:p>
         </w:tc>
@@ -74,7 +74,7 @@
                 <w:rFonts w:ascii="TimeNewRoman" w:hAnsi="TimeNewRoman"/>
                 <w:sz w:val="30"/>
               </w:rPr>
-              <w:t>63+8=</w:t>
+              <w:t>97-29=</w:t>
             </w:r>
           </w:p>
         </w:tc>
@@ -91,7 +91,7 @@
                 <w:rFonts w:ascii="TimeNewRoman" w:hAnsi="TimeNewRoman"/>
                 <w:sz w:val="30"/>
               </w:rPr>
-              <w:t>61+17=</w:t>
+              <w:t>21+55=</w:t>
             </w:r>
           </w:p>
         </w:tc>
@@ -108,7 +108,7 @@
                 <w:rFonts w:ascii="TimeNewRoman" w:hAnsi="TimeNewRoman"/>
                 <w:sz w:val="30"/>
               </w:rPr>
-              <w:t>38+49=</w:t>
+              <w:t>99-93=</w:t>
             </w:r>
           </w:p>
         </w:tc>
@@ -127,7 +127,7 @@
                 <w:rFonts w:ascii="TimeNewRoman" w:hAnsi="TimeNewRoman"/>
                 <w:sz w:val="30"/>
               </w:rPr>
-              <w:t>88-81=</w:t>
+              <w:t>8-4=</w:t>
             </w:r>
           </w:p>
         </w:tc>
@@ -144,7 +144,7 @@
                 <w:rFonts w:ascii="TimeNewRoman" w:hAnsi="TimeNewRoman"/>
                 <w:sz w:val="30"/>
               </w:rPr>
-              <w:t>30-21=</w:t>
+              <w:t>27+23=</w:t>
             </w:r>
           </w:p>
         </w:tc>
@@ -161,7 +161,7 @@
                 <w:rFonts w:ascii="TimeNewRoman" w:hAnsi="TimeNewRoman"/>
                 <w:sz w:val="30"/>
               </w:rPr>
-              <w:t>33-14=</w:t>
+              <w:t>46-17=</w:t>
             </w:r>
           </w:p>
         </w:tc>
@@ -178,7 +178,7 @@
                 <w:rFonts w:ascii="TimeNewRoman" w:hAnsi="TimeNewRoman"/>
                 <w:sz w:val="30"/>
               </w:rPr>
-              <w:t>15+6=</w:t>
+              <w:t>12+56=</w:t>
             </w:r>
           </w:p>
         </w:tc>
@@ -195,7 +195,7 @@
                 <w:rFonts w:ascii="TimeNewRoman" w:hAnsi="TimeNewRoman"/>
                 <w:sz w:val="30"/>
               </w:rPr>
-              <w:t>76-21=</w:t>
+              <w:t>87-38=</w:t>
             </w:r>
           </w:p>
         </w:tc>
@@ -214,7 +214,7 @@
                 <w:rFonts w:ascii="TimeNewRoman" w:hAnsi="TimeNewRoman"/>
                 <w:sz w:val="30"/>
               </w:rPr>
-              <w:t>6+45=</w:t>
+              <w:t>55-53=</w:t>
             </w:r>
           </w:p>
         </w:tc>
@@ -231,7 +231,7 @@
                 <w:rFonts w:ascii="TimeNewRoman" w:hAnsi="TimeNewRoman"/>
                 <w:sz w:val="30"/>
               </w:rPr>
-              <w:t>63-35=</w:t>
+              <w:t>48+14=</w:t>
             </w:r>
           </w:p>
         </w:tc>
@@ -248,7 +248,7 @@
                 <w:rFonts w:ascii="TimeNewRoman" w:hAnsi="TimeNewRoman"/>
                 <w:sz w:val="30"/>
               </w:rPr>
-              <w:t>58+36=</w:t>
+              <w:t>96-56=</w:t>
             </w:r>
           </w:p>
         </w:tc>
@@ -265,7 +265,7 @@
                 <w:rFonts w:ascii="TimeNewRoman" w:hAnsi="TimeNewRoman"/>
                 <w:sz w:val="30"/>
               </w:rPr>
-              <w:t>68-30=</w:t>
+              <w:t>8+66=</w:t>
             </w:r>
           </w:p>
         </w:tc>
@@ -282,7 +282,7 @@
                 <w:rFonts w:ascii="TimeNewRoman" w:hAnsi="TimeNewRoman"/>
                 <w:sz w:val="30"/>
               </w:rPr>
-              <w:t>35+44=</w:t>
+              <w:t>85-14=</w:t>
             </w:r>
           </w:p>
         </w:tc>
@@ -301,7 +301,7 @@
                 <w:rFonts w:ascii="TimeNewRoman" w:hAnsi="TimeNewRoman"/>
                 <w:sz w:val="30"/>
               </w:rPr>
-              <w:t>86-35=</w:t>
+              <w:t>44-17=</w:t>
             </w:r>
           </w:p>
         </w:tc>
@@ -318,7 +318,7 @@
                 <w:rFonts w:ascii="TimeNewRoman" w:hAnsi="TimeNewRoman"/>
                 <w:sz w:val="30"/>
               </w:rPr>
-              <w:t>35+47=</w:t>
+              <w:t>20+17=</w:t>
             </w:r>
           </w:p>
         </w:tc>
@@ -335,7 +335,7 @@
                 <w:rFonts w:ascii="TimeNewRoman" w:hAnsi="TimeNewRoman"/>
                 <w:sz w:val="30"/>
               </w:rPr>
-              <w:t>68-47=</w:t>
+              <w:t>74-65=</w:t>
             </w:r>
           </w:p>
         </w:tc>
@@ -352,7 +352,7 @@
                 <w:rFonts w:ascii="TimeNewRoman" w:hAnsi="TimeNewRoman"/>
                 <w:sz w:val="30"/>
               </w:rPr>
-              <w:t>39-20=</w:t>
+              <w:t>59+0=</w:t>
             </w:r>
           </w:p>
         </w:tc>
@@ -369,7 +369,7 @@
                 <w:rFonts w:ascii="TimeNewRoman" w:hAnsi="TimeNewRoman"/>
                 <w:sz w:val="30"/>
               </w:rPr>
-              <w:t>97-32=</w:t>
+              <w:t>41-1=</w:t>
             </w:r>
           </w:p>
         </w:tc>
@@ -388,7 +388,7 @@
                 <w:rFonts w:ascii="TimeNewRoman" w:hAnsi="TimeNewRoman"/>
                 <w:sz w:val="30"/>
               </w:rPr>
-              <w:t>89-35=</w:t>
+              <w:t>76-75=</w:t>
             </w:r>
           </w:p>
         </w:tc>
@@ -405,7 +405,7 @@
                 <w:rFonts w:ascii="TimeNewRoman" w:hAnsi="TimeNewRoman"/>
                 <w:sz w:val="30"/>
               </w:rPr>
-              <w:t>73+17=</w:t>
+              <w:t>33+29=</w:t>
             </w:r>
           </w:p>
         </w:tc>
@@ -422,7 +422,7 @@
                 <w:rFonts w:ascii="TimeNewRoman" w:hAnsi="TimeNewRoman"/>
                 <w:sz w:val="30"/>
               </w:rPr>
-              <w:t>52+33=</w:t>
+              <w:t>59-18=</w:t>
             </w:r>
           </w:p>
         </w:tc>
@@ -439,7 +439,7 @@
                 <w:rFonts w:ascii="TimeNewRoman" w:hAnsi="TimeNewRoman"/>
                 <w:sz w:val="30"/>
               </w:rPr>
-              <w:t>74-44=</w:t>
+              <w:t>58+41=</w:t>
             </w:r>
           </w:p>
         </w:tc>
@@ -456,7 +456,7 @@
                 <w:rFonts w:ascii="TimeNewRoman" w:hAnsi="TimeNewRoman"/>
                 <w:sz w:val="30"/>
               </w:rPr>
-              <w:t>8+79=</w:t>
+              <w:t>72-22=</w:t>
             </w:r>
           </w:p>
         </w:tc>
@@ -475,7 +475,7 @@
                 <w:rFonts w:ascii="TimeNewRoman" w:hAnsi="TimeNewRoman"/>
                 <w:sz w:val="30"/>
               </w:rPr>
-              <w:t>49-36=</w:t>
+              <w:t>84-57=</w:t>
             </w:r>
           </w:p>
         </w:tc>
@@ -492,7 +492,7 @@
                 <w:rFonts w:ascii="TimeNewRoman" w:hAnsi="TimeNewRoman"/>
                 <w:sz w:val="30"/>
               </w:rPr>
-              <w:t>40+37=</w:t>
+              <w:t>80-79=</w:t>
             </w:r>
           </w:p>
         </w:tc>
@@ -509,7 +509,7 @@
                 <w:rFonts w:ascii="TimeNewRoman" w:hAnsi="TimeNewRoman"/>
                 <w:sz w:val="30"/>
               </w:rPr>
-              <w:t>51+31=</w:t>
+              <w:t>69-1=</w:t>
             </w:r>
           </w:p>
         </w:tc>
@@ -526,7 +526,7 @@
                 <w:rFonts w:ascii="TimeNewRoman" w:hAnsi="TimeNewRoman"/>
                 <w:sz w:val="30"/>
               </w:rPr>
-              <w:t>74-38=</w:t>
+              <w:t>36-19=</w:t>
             </w:r>
           </w:p>
         </w:tc>
@@ -543,7 +543,7 @@
                 <w:rFonts w:ascii="TimeNewRoman" w:hAnsi="TimeNewRoman"/>
                 <w:sz w:val="30"/>
               </w:rPr>
-              <w:t>98-28=</w:t>
+              <w:t>30+35=</w:t>
             </w:r>
           </w:p>
         </w:tc>
@@ -562,7 +562,7 @@
                 <w:rFonts w:ascii="TimeNewRoman" w:hAnsi="TimeNewRoman"/>
                 <w:sz w:val="30"/>
               </w:rPr>
-              <w:t>46+40=</w:t>
+              <w:t>98-51=</w:t>
             </w:r>
           </w:p>
         </w:tc>
@@ -579,7 +579,7 @@
                 <w:rFonts w:ascii="TimeNewRoman" w:hAnsi="TimeNewRoman"/>
                 <w:sz w:val="30"/>
               </w:rPr>
-              <w:t>10+41=</w:t>
+              <w:t>23+72=</w:t>
             </w:r>
           </w:p>
         </w:tc>
@@ -596,7 +596,7 @@
                 <w:rFonts w:ascii="TimeNewRoman" w:hAnsi="TimeNewRoman"/>
                 <w:sz w:val="30"/>
               </w:rPr>
-              <w:t>11-11=</w:t>
+              <w:t>82-38=</w:t>
             </w:r>
           </w:p>
         </w:tc>
@@ -613,7 +613,7 @@
                 <w:rFonts w:ascii="TimeNewRoman" w:hAnsi="TimeNewRoman"/>
                 <w:sz w:val="30"/>
               </w:rPr>
-              <w:t>29-1=</w:t>
+              <w:t>94+0=</w:t>
             </w:r>
           </w:p>
         </w:tc>
@@ -630,7 +630,7 @@
                 <w:rFonts w:ascii="TimeNewRoman" w:hAnsi="TimeNewRoman"/>
                 <w:sz w:val="30"/>
               </w:rPr>
-              <w:t>99-66=</w:t>
+              <w:t>2+48=</w:t>
             </w:r>
           </w:p>
         </w:tc>
@@ -649,7 +649,7 @@
                 <w:rFonts w:ascii="TimeNewRoman" w:hAnsi="TimeNewRoman"/>
                 <w:sz w:val="30"/>
               </w:rPr>
-              <w:t>66-28=</w:t>
+              <w:t>97-52=</w:t>
             </w:r>
           </w:p>
         </w:tc>
@@ -666,7 +666,7 @@
                 <w:rFonts w:ascii="TimeNewRoman" w:hAnsi="TimeNewRoman"/>
                 <w:sz w:val="30"/>
               </w:rPr>
-              <w:t>36-22=</w:t>
+              <w:t>78-46=</w:t>
             </w:r>
           </w:p>
         </w:tc>
@@ -683,7 +683,7 @@
                 <w:rFonts w:ascii="TimeNewRoman" w:hAnsi="TimeNewRoman"/>
                 <w:sz w:val="30"/>
               </w:rPr>
-              <w:t>50+12=</w:t>
+              <w:t>49-44=</w:t>
             </w:r>
           </w:p>
         </w:tc>
@@ -700,7 +700,7 @@
                 <w:rFonts w:ascii="TimeNewRoman" w:hAnsi="TimeNewRoman"/>
                 <w:sz w:val="30"/>
               </w:rPr>
-              <w:t>34+8=</w:t>
+              <w:t>90+9=</w:t>
             </w:r>
           </w:p>
         </w:tc>
@@ -717,7 +717,7 @@
                 <w:rFonts w:ascii="TimeNewRoman" w:hAnsi="TimeNewRoman"/>
                 <w:sz w:val="30"/>
               </w:rPr>
-              <w:t>27+32=</w:t>
+              <w:t>97-10=</w:t>
             </w:r>
           </w:p>
         </w:tc>
@@ -736,7 +736,7 @@
                 <w:rFonts w:ascii="TimeNewRoman" w:hAnsi="TimeNewRoman"/>
                 <w:sz w:val="30"/>
               </w:rPr>
-              <w:t>75-67=</w:t>
+              <w:t>76+10=</w:t>
             </w:r>
           </w:p>
         </w:tc>
@@ -753,7 +753,7 @@
                 <w:rFonts w:ascii="TimeNewRoman" w:hAnsi="TimeNewRoman"/>
                 <w:sz w:val="30"/>
               </w:rPr>
-              <w:t>70+19=</w:t>
+              <w:t>53-41=</w:t>
             </w:r>
           </w:p>
         </w:tc>
@@ -770,7 +770,7 @@
                 <w:rFonts w:ascii="TimeNewRoman" w:hAnsi="TimeNewRoman"/>
                 <w:sz w:val="30"/>
               </w:rPr>
-              <w:t>79-13=</w:t>
+              <w:t>29+56=</w:t>
             </w:r>
           </w:p>
         </w:tc>
@@ -787,7 +787,7 @@
                 <w:rFonts w:ascii="TimeNewRoman" w:hAnsi="TimeNewRoman"/>
                 <w:sz w:val="30"/>
               </w:rPr>
-              <w:t>26+23=</w:t>
+              <w:t>34+5=</w:t>
             </w:r>
           </w:p>
         </w:tc>
@@ -804,7 +804,7 @@
                 <w:rFonts w:ascii="TimeNewRoman" w:hAnsi="TimeNewRoman"/>
                 <w:sz w:val="30"/>
               </w:rPr>
-              <w:t>83-83=</w:t>
+              <w:t>46+14=</w:t>
             </w:r>
           </w:p>
         </w:tc>
@@ -823,7 +823,7 @@
                 <w:rFonts w:ascii="TimeNewRoman" w:hAnsi="TimeNewRoman"/>
                 <w:sz w:val="30"/>
               </w:rPr>
-              <w:t>96-17=</w:t>
+              <w:t>66-24=</w:t>
             </w:r>
           </w:p>
         </w:tc>
@@ -840,7 +840,7 @@
                 <w:rFonts w:ascii="TimeNewRoman" w:hAnsi="TimeNewRoman"/>
                 <w:sz w:val="30"/>
               </w:rPr>
-              <w:t>98-28=</w:t>
+              <w:t>86-23=</w:t>
             </w:r>
           </w:p>
         </w:tc>
@@ -857,7 +857,7 @@
                 <w:rFonts w:ascii="TimeNewRoman" w:hAnsi="TimeNewRoman"/>
                 <w:sz w:val="30"/>
               </w:rPr>
-              <w:t>38+27=</w:t>
+              <w:t>83-1=</w:t>
             </w:r>
           </w:p>
         </w:tc>
@@ -874,7 +874,7 @@
                 <w:rFonts w:ascii="TimeNewRoman" w:hAnsi="TimeNewRoman"/>
                 <w:sz w:val="30"/>
               </w:rPr>
-              <w:t>50-42=</w:t>
+              <w:t>45+34=</w:t>
             </w:r>
           </w:p>
         </w:tc>
@@ -891,7 +891,7 @@
                 <w:rFonts w:ascii="TimeNewRoman" w:hAnsi="TimeNewRoman"/>
                 <w:sz w:val="30"/>
               </w:rPr>
-              <w:t>79+16=</w:t>
+              <w:t>0+35=</w:t>
             </w:r>
           </w:p>
         </w:tc>
@@ -910,7 +910,7 @@
                 <w:rFonts w:ascii="TimeNewRoman" w:hAnsi="TimeNewRoman"/>
                 <w:sz w:val="30"/>
               </w:rPr>
-              <w:t>57-30=</w:t>
+              <w:t>65-54=</w:t>
             </w:r>
           </w:p>
         </w:tc>
@@ -927,7 +927,7 @@
                 <w:rFonts w:ascii="TimeNewRoman" w:hAnsi="TimeNewRoman"/>
                 <w:sz w:val="30"/>
               </w:rPr>
-              <w:t>38+10=</w:t>
+              <w:t>6+10=</w:t>
             </w:r>
           </w:p>
         </w:tc>
@@ -944,7 +944,7 @@
                 <w:rFonts w:ascii="TimeNewRoman" w:hAnsi="TimeNewRoman"/>
                 <w:sz w:val="30"/>
               </w:rPr>
-              <w:t>44+44=</w:t>
+              <w:t>26+52=</w:t>
             </w:r>
           </w:p>
         </w:tc>
@@ -961,7 +961,7 @@
                 <w:rFonts w:ascii="TimeNewRoman" w:hAnsi="TimeNewRoman"/>
                 <w:sz w:val="30"/>
               </w:rPr>
-              <w:t>64-8=</w:t>
+              <w:t>46-32=</w:t>
             </w:r>
           </w:p>
         </w:tc>
@@ -978,7 +978,7 @@
                 <w:rFonts w:ascii="TimeNewRoman" w:hAnsi="TimeNewRoman"/>
                 <w:sz w:val="30"/>
               </w:rPr>
-              <w:t>74+16=</w:t>
+              <w:t>16+19=</w:t>
             </w:r>
           </w:p>
         </w:tc>
@@ -997,7 +997,7 @@
                 <w:rFonts w:ascii="TimeNewRoman" w:hAnsi="TimeNewRoman"/>
                 <w:sz w:val="30"/>
               </w:rPr>
-              <w:t>3+44=</w:t>
+              <w:t>85-18=</w:t>
             </w:r>
           </w:p>
         </w:tc>
@@ -1014,7 +1014,7 @@
                 <w:rFonts w:ascii="TimeNewRoman" w:hAnsi="TimeNewRoman"/>
                 <w:sz w:val="30"/>
               </w:rPr>
-              <w:t>34-33=</w:t>
+              <w:t>91-48=</w:t>
             </w:r>
           </w:p>
         </w:tc>
@@ -1031,7 +1031,7 @@
                 <w:rFonts w:ascii="TimeNewRoman" w:hAnsi="TimeNewRoman"/>
                 <w:sz w:val="30"/>
               </w:rPr>
-              <w:t>65-2=</w:t>
+              <w:t>63-58=</w:t>
             </w:r>
           </w:p>
         </w:tc>
@@ -1048,7 +1048,7 @@
                 <w:rFonts w:ascii="TimeNewRoman" w:hAnsi="TimeNewRoman"/>
                 <w:sz w:val="30"/>
               </w:rPr>
-              <w:t>80-47=</w:t>
+              <w:t>51+46=</w:t>
             </w:r>
           </w:p>
         </w:tc>
@@ -1065,7 +1065,7 @@
                 <w:rFonts w:ascii="TimeNewRoman" w:hAnsi="TimeNewRoman"/>
                 <w:sz w:val="30"/>
               </w:rPr>
-              <w:t>55+24=</w:t>
+              <w:t>63+3=</w:t>
             </w:r>
           </w:p>
         </w:tc>
@@ -1084,7 +1084,7 @@
                 <w:rFonts w:ascii="TimeNewRoman" w:hAnsi="TimeNewRoman"/>
                 <w:sz w:val="30"/>
               </w:rPr>
-              <w:t>8+69=</w:t>
+              <w:t>2+59=</w:t>
             </w:r>
           </w:p>
         </w:tc>
@@ -1101,7 +1101,7 @@
                 <w:rFonts w:ascii="TimeNewRoman" w:hAnsi="TimeNewRoman"/>
                 <w:sz w:val="30"/>
               </w:rPr>
-              <w:t>57-26=</w:t>
+              <w:t>89-3=</w:t>
             </w:r>
           </w:p>
         </w:tc>
@@ -1118,7 +1118,7 @@
                 <w:rFonts w:ascii="TimeNewRoman" w:hAnsi="TimeNewRoman"/>
                 <w:sz w:val="30"/>
               </w:rPr>
-              <w:t>13+79=</w:t>
+              <w:t>80-63=</w:t>
             </w:r>
           </w:p>
         </w:tc>
@@ -1135,7 +1135,7 @@
                 <w:rFonts w:ascii="TimeNewRoman" w:hAnsi="TimeNewRoman"/>
                 <w:sz w:val="30"/>
               </w:rPr>
-              <w:t>1+93=</w:t>
+              <w:t>5+47=</w:t>
             </w:r>
           </w:p>
         </w:tc>
@@ -1152,7 +1152,7 @@
                 <w:rFonts w:ascii="TimeNewRoman" w:hAnsi="TimeNewRoman"/>
                 <w:sz w:val="30"/>
               </w:rPr>
-              <w:t>14+22=</w:t>
+              <w:t>33-23=</w:t>
             </w:r>
           </w:p>
         </w:tc>
@@ -1171,7 +1171,7 @@
                 <w:rFonts w:ascii="TimeNewRoman" w:hAnsi="TimeNewRoman"/>
                 <w:sz w:val="30"/>
               </w:rPr>
-              <w:t>7+3=</w:t>
+              <w:t>29+58=</w:t>
             </w:r>
           </w:p>
         </w:tc>
@@ -1188,7 +1188,7 @@
                 <w:rFonts w:ascii="TimeNewRoman" w:hAnsi="TimeNewRoman"/>
                 <w:sz w:val="30"/>
               </w:rPr>
-              <w:t>57-15=</w:t>
+              <w:t>29+18=</w:t>
             </w:r>
           </w:p>
         </w:tc>
@@ -1205,7 +1205,7 @@
                 <w:rFonts w:ascii="TimeNewRoman" w:hAnsi="TimeNewRoman"/>
                 <w:sz w:val="30"/>
               </w:rPr>
-              <w:t>94-47=</w:t>
+              <w:t>65-48=</w:t>
             </w:r>
           </w:p>
         </w:tc>
@@ -1222,7 +1222,7 @@
                 <w:rFonts w:ascii="TimeNewRoman" w:hAnsi="TimeNewRoman"/>
                 <w:sz w:val="30"/>
               </w:rPr>
-              <w:t>54+35=</w:t>
+              <w:t>62-13=</w:t>
             </w:r>
           </w:p>
         </w:tc>
@@ -1239,7 +1239,7 @@
                 <w:rFonts w:ascii="TimeNewRoman" w:hAnsi="TimeNewRoman"/>
                 <w:sz w:val="30"/>
               </w:rPr>
-              <w:t>25+68=</w:t>
+              <w:t>64-20=</w:t>
             </w:r>
           </w:p>
         </w:tc>
@@ -1258,7 +1258,7 @@
                 <w:rFonts w:ascii="TimeNewRoman" w:hAnsi="TimeNewRoman"/>
                 <w:sz w:val="30"/>
               </w:rPr>
-              <w:t>68-31=</w:t>
+              <w:t>97-51=</w:t>
             </w:r>
           </w:p>
         </w:tc>
@@ -1275,7 +1275,7 @@
                 <w:rFonts w:ascii="TimeNewRoman" w:hAnsi="TimeNewRoman"/>
                 <w:sz w:val="30"/>
               </w:rPr>
-              <w:t>15+70=</w:t>
+              <w:t>10+67=</w:t>
             </w:r>
           </w:p>
         </w:tc>
@@ -1292,7 +1292,7 @@
                 <w:rFonts w:ascii="TimeNewRoman" w:hAnsi="TimeNewRoman"/>
                 <w:sz w:val="30"/>
               </w:rPr>
-              <w:t>95-16=</w:t>
+              <w:t>64-41=</w:t>
             </w:r>
           </w:p>
         </w:tc>
@@ -1309,7 +1309,7 @@
                 <w:rFonts w:ascii="TimeNewRoman" w:hAnsi="TimeNewRoman"/>
                 <w:sz w:val="30"/>
               </w:rPr>
-              <w:t>53+27=</w:t>
+              <w:t>81-24=</w:t>
             </w:r>
           </w:p>
         </w:tc>
@@ -1326,7 +1326,7 @@
                 <w:rFonts w:ascii="TimeNewRoman" w:hAnsi="TimeNewRoman"/>
                 <w:sz w:val="30"/>
               </w:rPr>
-              <w:t>4+44=</w:t>
+              <w:t>39+5=</w:t>
             </w:r>
           </w:p>
         </w:tc>
@@ -1345,7 +1345,7 @@
                 <w:rFonts w:ascii="TimeNewRoman" w:hAnsi="TimeNewRoman"/>
                 <w:sz w:val="30"/>
               </w:rPr>
-              <w:t>59+24=</w:t>
+              <w:t>98-39=</w:t>
             </w:r>
           </w:p>
         </w:tc>
@@ -1362,7 +1362,7 @@
                 <w:rFonts w:ascii="TimeNewRoman" w:hAnsi="TimeNewRoman"/>
                 <w:sz w:val="30"/>
               </w:rPr>
-              <w:t>9+53=</w:t>
+              <w:t>91-7=</w:t>
             </w:r>
           </w:p>
         </w:tc>
@@ -1379,7 +1379,7 @@
                 <w:rFonts w:ascii="TimeNewRoman" w:hAnsi="TimeNewRoman"/>
                 <w:sz w:val="30"/>
               </w:rPr>
-              <w:t>37+21=</w:t>
+              <w:t>26-12=</w:t>
             </w:r>
           </w:p>
         </w:tc>
@@ -1396,7 +1396,7 @@
                 <w:rFonts w:ascii="TimeNewRoman" w:hAnsi="TimeNewRoman"/>
                 <w:sz w:val="30"/>
               </w:rPr>
-              <w:t>48+27=</w:t>
+              <w:t>62+1=</w:t>
             </w:r>
           </w:p>
         </w:tc>
@@ -1413,7 +1413,7 @@
                 <w:rFonts w:ascii="TimeNewRoman" w:hAnsi="TimeNewRoman"/>
                 <w:sz w:val="30"/>
               </w:rPr>
-              <w:t>1+3=</w:t>
+              <w:t>70+29=</w:t>
             </w:r>
           </w:p>
         </w:tc>
@@ -1432,7 +1432,7 @@
                 <w:rFonts w:ascii="TimeNewRoman" w:hAnsi="TimeNewRoman"/>
                 <w:sz w:val="30"/>
               </w:rPr>
-              <w:t>24+15=</w:t>
+              <w:t>98-57=</w:t>
             </w:r>
           </w:p>
         </w:tc>
@@ -1449,7 +1449,7 @@
                 <w:rFonts w:ascii="TimeNewRoman" w:hAnsi="TimeNewRoman"/>
                 <w:sz w:val="30"/>
               </w:rPr>
-              <w:t>3+70=</w:t>
+              <w:t>2+78=</w:t>
             </w:r>
           </w:p>
         </w:tc>
@@ -1466,7 +1466,7 @@
                 <w:rFonts w:ascii="TimeNewRoman" w:hAnsi="TimeNewRoman"/>
                 <w:sz w:val="30"/>
               </w:rPr>
-              <w:t>20+51=</w:t>
+              <w:t>31+41=</w:t>
             </w:r>
           </w:p>
         </w:tc>
@@ -1483,7 +1483,7 @@
                 <w:rFonts w:ascii="TimeNewRoman" w:hAnsi="TimeNewRoman"/>
                 <w:sz w:val="30"/>
               </w:rPr>
-              <w:t>87-45=</w:t>
+              <w:t>29+41=</w:t>
             </w:r>
           </w:p>
         </w:tc>
@@ -1500,7 +1500,7 @@
                 <w:rFonts w:ascii="TimeNewRoman" w:hAnsi="TimeNewRoman"/>
                 <w:sz w:val="30"/>
               </w:rPr>
-              <w:t>24+41=</w:t>
+              <w:t>51-45=</w:t>
             </w:r>
           </w:p>
         </w:tc>
@@ -1519,7 +1519,7 @@
                 <w:rFonts w:ascii="TimeNewRoman" w:hAnsi="TimeNewRoman"/>
                 <w:sz w:val="30"/>
               </w:rPr>
-              <w:t>82-51=</w:t>
+              <w:t>63-59=</w:t>
             </w:r>
           </w:p>
         </w:tc>
@@ -1536,7 +1536,7 @@
                 <w:rFonts w:ascii="TimeNewRoman" w:hAnsi="TimeNewRoman"/>
                 <w:sz w:val="30"/>
               </w:rPr>
-              <w:t>65-34=</w:t>
+              <w:t>7+58=</w:t>
             </w:r>
           </w:p>
         </w:tc>
@@ -1553,7 +1553,7 @@
                 <w:rFonts w:ascii="TimeNewRoman" w:hAnsi="TimeNewRoman"/>
                 <w:sz w:val="30"/>
               </w:rPr>
-              <w:t>59+19=</w:t>
+              <w:t>97-11=</w:t>
             </w:r>
           </w:p>
         </w:tc>
@@ -1570,7 +1570,7 @@
                 <w:rFonts w:ascii="TimeNewRoman" w:hAnsi="TimeNewRoman"/>
                 <w:sz w:val="30"/>
               </w:rPr>
-              <w:t>70-67=</w:t>
+              <w:t>52-9=</w:t>
             </w:r>
           </w:p>
         </w:tc>
@@ -1587,7 +1587,7 @@
                 <w:rFonts w:ascii="TimeNewRoman" w:hAnsi="TimeNewRoman"/>
                 <w:sz w:val="30"/>
               </w:rPr>
-              <w:t>84-48=</w:t>
+              <w:t>15+48=</w:t>
             </w:r>
           </w:p>
         </w:tc>
@@ -1606,7 +1606,7 @@
                 <w:rFonts w:ascii="TimeNewRoman" w:hAnsi="TimeNewRoman"/>
                 <w:sz w:val="30"/>
               </w:rPr>
-              <w:t>83-69=</w:t>
+              <w:t>7+28=</w:t>
             </w:r>
           </w:p>
         </w:tc>
@@ -1623,7 +1623,7 @@
                 <w:rFonts w:ascii="TimeNewRoman" w:hAnsi="TimeNewRoman"/>
                 <w:sz w:val="30"/>
               </w:rPr>
-              <w:t>27-26=</w:t>
+              <w:t>40-35=</w:t>
             </w:r>
           </w:p>
         </w:tc>
@@ -1640,7 +1640,7 @@
                 <w:rFonts w:ascii="TimeNewRoman" w:hAnsi="TimeNewRoman"/>
                 <w:sz w:val="30"/>
               </w:rPr>
-              <w:t>30+47=</w:t>
+              <w:t>84-19=</w:t>
             </w:r>
           </w:p>
         </w:tc>
@@ -1657,7 +1657,7 @@
                 <w:rFonts w:ascii="TimeNewRoman" w:hAnsi="TimeNewRoman"/>
                 <w:sz w:val="30"/>
               </w:rPr>
-              <w:t>53+0=</w:t>
+              <w:t>57-32=</w:t>
             </w:r>
           </w:p>
         </w:tc>
@@ -1674,7 +1674,7 @@
                 <w:rFonts w:ascii="TimeNewRoman" w:hAnsi="TimeNewRoman"/>
                 <w:sz w:val="30"/>
               </w:rPr>
-              <w:t>3+32=</w:t>
+              <w:t>61-52=</w:t>
             </w:r>
           </w:p>
         </w:tc>
@@ -1693,7 +1693,7 @@
                 <w:rFonts w:ascii="TimeNewRoman" w:hAnsi="TimeNewRoman"/>
                 <w:sz w:val="30"/>
               </w:rPr>
-              <w:t>30+38=</w:t>
+              <w:t>29+49=</w:t>
             </w:r>
           </w:p>
         </w:tc>
@@ -1710,7 +1710,7 @@
                 <w:rFonts w:ascii="TimeNewRoman" w:hAnsi="TimeNewRoman"/>
                 <w:sz w:val="30"/>
               </w:rPr>
-              <w:t>12+18=</w:t>
+              <w:t>49+47=</w:t>
             </w:r>
           </w:p>
         </w:tc>
@@ -1727,7 +1727,7 @@
                 <w:rFonts w:ascii="TimeNewRoman" w:hAnsi="TimeNewRoman"/>
                 <w:sz w:val="30"/>
               </w:rPr>
-              <w:t>25-16=</w:t>
+              <w:t>67-25=</w:t>
             </w:r>
           </w:p>
         </w:tc>
@@ -1744,7 +1744,7 @@
                 <w:rFonts w:ascii="TimeNewRoman" w:hAnsi="TimeNewRoman"/>
                 <w:sz w:val="30"/>
               </w:rPr>
-              <w:t>8+73=</w:t>
+              <w:t>33+8=</w:t>
             </w:r>
           </w:p>
         </w:tc>
@@ -1761,7 +1761,7 @@
                 <w:rFonts w:ascii="TimeNewRoman" w:hAnsi="TimeNewRoman"/>
                 <w:sz w:val="30"/>
               </w:rPr>
-              <w:t>98-64=</w:t>
+              <w:t>75-45=</w:t>
             </w:r>
           </w:p>
         </w:tc>

--- a/addition_and_subtraction_within_100.docx
+++ b/addition_and_subtraction_within_100.docx
@@ -11,7 +11,7 @@
           <w:rFonts w:ascii="Arial" w:hAnsi="Arial"/>
           <w:sz w:val="30"/>
         </w:rPr>
-        <w:t>2026-10-04 Sunday</w:t>
+        <w:t>2026-10-05 Monday</w:t>
       </w:r>
     </w:p>
     <w:tbl>
@@ -40,7 +40,7 @@
                 <w:rFonts w:ascii="TimeNewRoman" w:hAnsi="TimeNewRoman"/>
                 <w:sz w:val="30"/>
               </w:rPr>
-              <w:t>64+26=</w:t>
+              <w:t>49-47=</w:t>
             </w:r>
           </w:p>
         </w:tc>
@@ -57,7 +57,7 @@
                 <w:rFonts w:ascii="TimeNewRoman" w:hAnsi="TimeNewRoman"/>
                 <w:sz w:val="30"/>
               </w:rPr>
-              <w:t>58+19=</w:t>
+              <w:t>5+65=</w:t>
             </w:r>
           </w:p>
         </w:tc>
@@ -74,7 +74,7 @@
                 <w:rFonts w:ascii="TimeNewRoman" w:hAnsi="TimeNewRoman"/>
                 <w:sz w:val="30"/>
               </w:rPr>
-              <w:t>97-29=</w:t>
+              <w:t>72-3=</w:t>
             </w:r>
           </w:p>
         </w:tc>
@@ -91,7 +91,7 @@
                 <w:rFonts w:ascii="TimeNewRoman" w:hAnsi="TimeNewRoman"/>
                 <w:sz w:val="30"/>
               </w:rPr>
-              <w:t>21+55=</w:t>
+              <w:t>3+16=</w:t>
             </w:r>
           </w:p>
         </w:tc>
@@ -108,7 +108,7 @@
                 <w:rFonts w:ascii="TimeNewRoman" w:hAnsi="TimeNewRoman"/>
                 <w:sz w:val="30"/>
               </w:rPr>
-              <w:t>99-93=</w:t>
+              <w:t>43+32=</w:t>
             </w:r>
           </w:p>
         </w:tc>
@@ -127,7 +127,7 @@
                 <w:rFonts w:ascii="TimeNewRoman" w:hAnsi="TimeNewRoman"/>
                 <w:sz w:val="30"/>
               </w:rPr>
-              <w:t>8-4=</w:t>
+              <w:t>81-24=</w:t>
             </w:r>
           </w:p>
         </w:tc>
@@ -144,7 +144,7 @@
                 <w:rFonts w:ascii="TimeNewRoman" w:hAnsi="TimeNewRoman"/>
                 <w:sz w:val="30"/>
               </w:rPr>
-              <w:t>27+23=</w:t>
+              <w:t>96-39=</w:t>
             </w:r>
           </w:p>
         </w:tc>
@@ -161,7 +161,599 @@
                 <w:rFonts w:ascii="TimeNewRoman" w:hAnsi="TimeNewRoman"/>
                 <w:sz w:val="30"/>
               </w:rPr>
-              <w:t>46-17=</w:t>
+              <w:t>69+20=</w:t>
+            </w:r>
+          </w:p>
+        </w:tc>
+        <w:tc>
+          <w:tcPr>
+            <w:tcW w:type="dxa" w:w="1987"/>
+          </w:tcPr>
+          <w:p>
+            <w:pPr>
+              <w:jc w:val="left"/>
+            </w:pPr>
+            <w:r>
+              <w:rPr>
+                <w:rFonts w:ascii="TimeNewRoman" w:hAnsi="TimeNewRoman"/>
+                <w:sz w:val="30"/>
+              </w:rPr>
+              <w:t>70-35=</w:t>
+            </w:r>
+          </w:p>
+        </w:tc>
+        <w:tc>
+          <w:tcPr>
+            <w:tcW w:type="dxa" w:w="1987"/>
+          </w:tcPr>
+          <w:p>
+            <w:pPr>
+              <w:jc w:val="left"/>
+            </w:pPr>
+            <w:r>
+              <w:rPr>
+                <w:rFonts w:ascii="TimeNewRoman" w:hAnsi="TimeNewRoman"/>
+                <w:sz w:val="30"/>
+              </w:rPr>
+              <w:t>27+59=</w:t>
+            </w:r>
+          </w:p>
+        </w:tc>
+      </w:tr>
+      <w:tr>
+        <w:tc>
+          <w:tcPr>
+            <w:tcW w:type="dxa" w:w="1987"/>
+          </w:tcPr>
+          <w:p>
+            <w:pPr>
+              <w:jc w:val="left"/>
+            </w:pPr>
+            <w:r>
+              <w:rPr>
+                <w:rFonts w:ascii="TimeNewRoman" w:hAnsi="TimeNewRoman"/>
+                <w:sz w:val="30"/>
+              </w:rPr>
+              <w:t>1+31=</w:t>
+            </w:r>
+          </w:p>
+        </w:tc>
+        <w:tc>
+          <w:tcPr>
+            <w:tcW w:type="dxa" w:w="1987"/>
+          </w:tcPr>
+          <w:p>
+            <w:pPr>
+              <w:jc w:val="left"/>
+            </w:pPr>
+            <w:r>
+              <w:rPr>
+                <w:rFonts w:ascii="TimeNewRoman" w:hAnsi="TimeNewRoman"/>
+                <w:sz w:val="30"/>
+              </w:rPr>
+              <w:t>74+0=</w:t>
+            </w:r>
+          </w:p>
+        </w:tc>
+        <w:tc>
+          <w:tcPr>
+            <w:tcW w:type="dxa" w:w="1987"/>
+          </w:tcPr>
+          <w:p>
+            <w:pPr>
+              <w:jc w:val="left"/>
+            </w:pPr>
+            <w:r>
+              <w:rPr>
+                <w:rFonts w:ascii="TimeNewRoman" w:hAnsi="TimeNewRoman"/>
+                <w:sz w:val="30"/>
+              </w:rPr>
+              <w:t>35+3=</w:t>
+            </w:r>
+          </w:p>
+        </w:tc>
+        <w:tc>
+          <w:tcPr>
+            <w:tcW w:type="dxa" w:w="1987"/>
+          </w:tcPr>
+          <w:p>
+            <w:pPr>
+              <w:jc w:val="left"/>
+            </w:pPr>
+            <w:r>
+              <w:rPr>
+                <w:rFonts w:ascii="TimeNewRoman" w:hAnsi="TimeNewRoman"/>
+                <w:sz w:val="30"/>
+              </w:rPr>
+              <w:t>70-33=</w:t>
+            </w:r>
+          </w:p>
+        </w:tc>
+        <w:tc>
+          <w:tcPr>
+            <w:tcW w:type="dxa" w:w="1987"/>
+          </w:tcPr>
+          <w:p>
+            <w:pPr>
+              <w:jc w:val="left"/>
+            </w:pPr>
+            <w:r>
+              <w:rPr>
+                <w:rFonts w:ascii="TimeNewRoman" w:hAnsi="TimeNewRoman"/>
+                <w:sz w:val="30"/>
+              </w:rPr>
+              <w:t>4+69=</w:t>
+            </w:r>
+          </w:p>
+        </w:tc>
+      </w:tr>
+      <w:tr>
+        <w:tc>
+          <w:tcPr>
+            <w:tcW w:type="dxa" w:w="1987"/>
+          </w:tcPr>
+          <w:p>
+            <w:pPr>
+              <w:jc w:val="left"/>
+            </w:pPr>
+            <w:r>
+              <w:rPr>
+                <w:rFonts w:ascii="TimeNewRoman" w:hAnsi="TimeNewRoman"/>
+                <w:sz w:val="30"/>
+              </w:rPr>
+              <w:t>63-54=</w:t>
+            </w:r>
+          </w:p>
+        </w:tc>
+        <w:tc>
+          <w:tcPr>
+            <w:tcW w:type="dxa" w:w="1987"/>
+          </w:tcPr>
+          <w:p>
+            <w:pPr>
+              <w:jc w:val="left"/>
+            </w:pPr>
+            <w:r>
+              <w:rPr>
+                <w:rFonts w:ascii="TimeNewRoman" w:hAnsi="TimeNewRoman"/>
+                <w:sz w:val="30"/>
+              </w:rPr>
+              <w:t>74-54=</w:t>
+            </w:r>
+          </w:p>
+        </w:tc>
+        <w:tc>
+          <w:tcPr>
+            <w:tcW w:type="dxa" w:w="1987"/>
+          </w:tcPr>
+          <w:p>
+            <w:pPr>
+              <w:jc w:val="left"/>
+            </w:pPr>
+            <w:r>
+              <w:rPr>
+                <w:rFonts w:ascii="TimeNewRoman" w:hAnsi="TimeNewRoman"/>
+                <w:sz w:val="30"/>
+              </w:rPr>
+              <w:t>77-63=</w:t>
+            </w:r>
+          </w:p>
+        </w:tc>
+        <w:tc>
+          <w:tcPr>
+            <w:tcW w:type="dxa" w:w="1987"/>
+          </w:tcPr>
+          <w:p>
+            <w:pPr>
+              <w:jc w:val="left"/>
+            </w:pPr>
+            <w:r>
+              <w:rPr>
+                <w:rFonts w:ascii="TimeNewRoman" w:hAnsi="TimeNewRoman"/>
+                <w:sz w:val="30"/>
+              </w:rPr>
+              <w:t>46-6=</w:t>
+            </w:r>
+          </w:p>
+        </w:tc>
+        <w:tc>
+          <w:tcPr>
+            <w:tcW w:type="dxa" w:w="1987"/>
+          </w:tcPr>
+          <w:p>
+            <w:pPr>
+              <w:jc w:val="left"/>
+            </w:pPr>
+            <w:r>
+              <w:rPr>
+                <w:rFonts w:ascii="TimeNewRoman" w:hAnsi="TimeNewRoman"/>
+                <w:sz w:val="30"/>
+              </w:rPr>
+              <w:t>43-40=</w:t>
+            </w:r>
+          </w:p>
+        </w:tc>
+      </w:tr>
+      <w:tr>
+        <w:tc>
+          <w:tcPr>
+            <w:tcW w:type="dxa" w:w="1987"/>
+          </w:tcPr>
+          <w:p>
+            <w:pPr>
+              <w:jc w:val="left"/>
+            </w:pPr>
+            <w:r>
+              <w:rPr>
+                <w:rFonts w:ascii="TimeNewRoman" w:hAnsi="TimeNewRoman"/>
+                <w:sz w:val="30"/>
+              </w:rPr>
+              <w:t>8+66=</w:t>
+            </w:r>
+          </w:p>
+        </w:tc>
+        <w:tc>
+          <w:tcPr>
+            <w:tcW w:type="dxa" w:w="1987"/>
+          </w:tcPr>
+          <w:p>
+            <w:pPr>
+              <w:jc w:val="left"/>
+            </w:pPr>
+            <w:r>
+              <w:rPr>
+                <w:rFonts w:ascii="TimeNewRoman" w:hAnsi="TimeNewRoman"/>
+                <w:sz w:val="30"/>
+              </w:rPr>
+              <w:t>76-49=</w:t>
+            </w:r>
+          </w:p>
+        </w:tc>
+        <w:tc>
+          <w:tcPr>
+            <w:tcW w:type="dxa" w:w="1987"/>
+          </w:tcPr>
+          <w:p>
+            <w:pPr>
+              <w:jc w:val="left"/>
+            </w:pPr>
+            <w:r>
+              <w:rPr>
+                <w:rFonts w:ascii="TimeNewRoman" w:hAnsi="TimeNewRoman"/>
+                <w:sz w:val="30"/>
+              </w:rPr>
+              <w:t>71-49=</w:t>
+            </w:r>
+     